--- a/nop/01-do-an-tot-nghiep.docx
+++ b/nop/01-do-an-tot-nghiep.docx
@@ -582,7 +582,7 @@
         <w:t xml:space="preserve"> </w:t>
       </w:r>
       <w:r>
-        <w:t xml:space="preserve">(khoảng tin cậy 95% [0,520 ; 0,607]), ước lượng phân tầng trên 1.606 khung biển của 1.514 ảnh hiện trường — chưa đạt ngưỡng 0,82, và phải đọc kèm hạn chế nhãn do mô hình ngôn ngữ-thị giác sinh chứ không phải người gán. Khoảng cách lớn nhất nằm ở layout: biển một dòng đạt 0,9541 còn biển hai dòng chỉ đạt 0,7234 — chênh 23,07 điểm phần trăm, trong khi biển hai dòng chiếm 79,8% tập đánh giá. Độ trễ xử lý một ảnh ở phân vị 95 là 1.143,10 ms trên CPU (trung vị 405,77 ms), đạt ngưỡng tối thiểu 1.500 ms nhưng chưa đạt mục tiêu 800 ms — cái giá đã định lượng của bậc thang thử-lại dành cho biển nghiêng, méo. Chi tiết và phân tích lỗi được trình bày ở Chương 5.</w:t>
+        <w:t xml:space="preserve">(khoảng tin cậy 95% [0,520 ; 0,607]), ước lượng phân tầng trên 1.606 khung biển của 1.514 ảnh hiện trường — chưa đạt ngưỡng 0,82, và phải đọc kèm hạn chế nhãn do mô hình ngôn ngữ-thị giác sinh chứ không phải người gán. Khoảng cách lớn nhất nằm ở layout: biển một dòng đạt 0,9541 còn biển hai dòng chỉ đạt 0,7234 — chênh 23,07 điểm phần trăm, trong khi biển hai dòng chiếm 79,8% tập đánh giá. Độ trễ xử lý một ảnh ở phân vị 95 là 509,76 ms trên CPU (trung vị 150,07 ms), đạt cả ngưỡng tối thiểu 1.500 ms lẫn mục tiêu 800 ms sau đợt tối ưu tầng suy luận. Chưa đạt mục tiêu 800 ms — cái giá đã định lượng của bậc thang thử-lại dành cho biển nghiêng, méo. Chi tiết và phân tích lỗi được trình bày ở Chương 5.</w:t>
       </w:r>
     </w:p>
     <w:p>
@@ -3531,23 +3531,23 @@
         <w:t xml:space="preserve"> </w:t>
       </w:r>
       <w:r>
-        <w:t xml:space="preserve">= 0,9829). Với cấu hình giao hàng, NFR-P1 đạt</w:t>
-      </w:r>
-      <w:r>
-        <w:t xml:space="preserve"> </w:t>
-      </w:r>
-      <w:r>
-        <w:rPr>
-          <w:b/>
-          <w:bCs/>
-        </w:rPr>
-        <w:t xml:space="preserve">ngưỡng tối thiểu</w:t>
-      </w:r>
-      <w:r>
-        <w:t xml:space="preserve"> </w:t>
-      </w:r>
-      <w:r>
-        <w:t xml:space="preserve">nhưng chưa đạt mục tiêu (p95 = 1.143,10 ms; ngưỡng 1.500 ms, mục tiêu 800 ms). Cặp 731/780 ms là kết quả đo trước khi bật bậc thử lại và chỉ được dùng để phân tích đánh đổi. Chỉ tiêu độ chính xác OCR đã đo; kết quả đối với biển hai dòng chưa đạt.</w:t>
+        <w:t xml:space="preserve">= 0,9829). Với cấu hình giao hàng, NFR-P1</w:t>
+      </w:r>
+      <w:r>
+        <w:t xml:space="preserve"> </w:t>
+      </w:r>
+      <w:r>
+        <w:rPr>
+          <w:b/>
+          <w:bCs/>
+        </w:rPr>
+        <w:t xml:space="preserve">đạt mục tiêu</w:t>
+      </w:r>
+      <w:r>
+        <w:t xml:space="preserve"> </w:t>
+      </w:r>
+      <w:r>
+        <w:t xml:space="preserve">(p95 = 509,76 ms; mục tiêu 800 ms, ngưỡng tối thiểu 1.500 ms). Cặp 731/780 ms là kết quả đo trước khi bật bậc thử lại và chỉ được dùng để phân tích đánh đổi. Chỉ tiêu độ chính xác OCR đã đo; kết quả đối với biển hai dòng chưa đạt.</w:t>
       </w:r>
       <w:r>
         <w:t xml:space="preserve"> </w:t>
@@ -4900,7 +4900,7 @@
           <w:b/>
           <w:bCs/>
         </w:rPr>
-        <w:t xml:space="preserve">1.002 test thu thập / 1.002 đạt / 0 thất bại</w:t>
+        <w:t xml:space="preserve">1.004 test thu thập / 1.004 đạt / 0 thất bại</w:t>
       </w:r>
       <w:r>
         <w:t xml:space="preserve">. Khảo sát cho thấy mã nguồn mở ALPR Việt Nam chủ yếu là script rời rạc</w:t>
@@ -20362,10 +20362,10 @@
           <w:b/>
           <w:bCs/>
         </w:rPr>
-        <w:t xml:space="preserve">1.143,10 ms</w:t>
-      </w:r>
-      <w:r>
-        <w:t xml:space="preserve">, đạt ngưỡng tối thiểu 1.500 ms nhưng chưa đạt mục tiêu 800 ms. Phân rã suy luận thuần cho thấy OCR chiếm</w:t>
+        <w:t xml:space="preserve">509,76 ms</w:t>
+      </w:r>
+      <w:r>
+        <w:t xml:space="preserve">, đạt cả ngưỡng tối thiểu 1.500 ms lẫn mục tiêu 800 ms. Phân rã suy luận thuần cho thấy OCR chiếm</w:t>
       </w:r>
       <w:r>
         <w:t xml:space="preserve"> </w:t>
@@ -28129,24 +28129,24 @@
                 <w:b/>
                 <w:bCs/>
               </w:rPr>
-              <w:t xml:space="preserve">1.143,10 ms</w:t>
+              <w:t xml:space="preserve">509,76 ms</w:t>
             </w:r>
             <w:r>
               <w:t xml:space="preserve"> </w:t>
             </w:r>
             <w:r>
-              <w:t xml:space="preserve">— dưới sàn 1.500 ms nhưng vượt mục tiêu 800 ms</w:t>
-            </w:r>
-          </w:p>
-        </w:tc>
-        <w:tc>
-          <w:tcPr/>
-          <w:p>
-            <w:pPr>
-              <w:pStyle w:val="Compact"/>
-            </w:pPr>
-            <w:r>
-              <w:t xml:space="preserve">🟡</w:t>
+              <w:t xml:space="preserve">sau đợt tối ưu tầng suy luận (4.4); từng là 1.143,10 ms</w:t>
+            </w:r>
+          </w:p>
+        </w:tc>
+        <w:tc>
+          <w:tcPr/>
+          <w:p>
+            <w:pPr>
+              <w:pStyle w:val="Compact"/>
+            </w:pPr>
+            <w:r>
+              <w:t xml:space="preserve">✅</w:t>
             </w:r>
             <w:r>
               <w:t xml:space="preserve"> </w:t>
@@ -28156,18 +28156,18 @@
                 <w:b/>
                 <w:bCs/>
               </w:rPr>
-              <w:t xml:space="preserve">Chỉ đạt sàn</w:t>
-            </w:r>
-          </w:p>
-        </w:tc>
-        <w:tc>
-          <w:tcPr/>
-          <w:p>
-            <w:pPr>
-              <w:pStyle w:val="Compact"/>
-            </w:pPr>
-            <w:r>
-              <w:t xml:space="preserve">🟡 Chưa đạt mục tiêu</w:t>
+              <w:t xml:space="preserve">Đạt mục tiêu</w:t>
+            </w:r>
+          </w:p>
+        </w:tc>
+        <w:tc>
+          <w:tcPr/>
+          <w:p>
+            <w:pPr>
+              <w:pStyle w:val="Compact"/>
+            </w:pPr>
+            <w:r>
+              <w:t xml:space="preserve">✅ Đã khép</w:t>
             </w:r>
           </w:p>
         </w:tc>
@@ -28434,7 +28434,7 @@
     </w:p>
     <w:bookmarkEnd w:id="143"/>
     <w:bookmarkEnd w:id="144"/>
-    <w:bookmarkStart w:id="192" w:name="chương-5-thực-nghiệm-và-đánh-giá"/>
+    <w:bookmarkStart w:id="196" w:name="chương-5-thực-nghiệm-và-đánh-giá"/>
     <w:p>
       <w:pPr>
         <w:pStyle w:val="Heading1"/>
@@ -37391,7 +37391,7 @@
     </w:p>
     <w:bookmarkEnd w:id="169"/>
     <w:bookmarkEnd w:id="170"/>
-    <w:bookmarkStart w:id="184" w:name="X80f1806dda35f26f045f00afe70db30e7a77d2b"/>
+    <w:bookmarkStart w:id="188" w:name="X80f1806dda35f26f045f00afe70db30e7a77d2b"/>
     <w:p>
       <w:pPr>
         <w:pStyle w:val="Heading2"/>
@@ -37455,12 +37455,13 @@
         <w:tblLook w:firstRow="1" w:lastRow="0" w:firstColumn="0" w:lastColumn="0" w:noHBand="0" w:noVBand="0" w:val="0020"/>
       </w:tblPr>
       <w:tblGrid>
-        <w:gridCol w:w="1320"/>
-        <w:gridCol w:w="1320"/>
-        <w:gridCol w:w="1320"/>
-        <w:gridCol w:w="1320"/>
-        <w:gridCol w:w="1320"/>
-        <w:gridCol w:w="1320"/>
+        <w:gridCol w:w="1131"/>
+        <w:gridCol w:w="1131"/>
+        <w:gridCol w:w="1131"/>
+        <w:gridCol w:w="1131"/>
+        <w:gridCol w:w="1131"/>
+        <w:gridCol w:w="1131"/>
+        <w:gridCol w:w="1131"/>
       </w:tblGrid>
       <w:tr>
         <w:trPr>
@@ -37509,11 +37510,108 @@
               <w:jc w:val="right"/>
             </w:pPr>
             <w:r>
+              <w:t xml:space="preserve">Trước bậc thang</w:t>
+            </w:r>
+          </w:p>
+        </w:tc>
+        <w:tc>
+          <w:tcPr/>
+          <w:p>
+            <w:pPr>
+              <w:pStyle w:val="Compact"/>
+              <w:jc w:val="right"/>
+            </w:pPr>
+            <w:r>
+              <w:t xml:space="preserve">Sau bậc thang</w:t>
+            </w:r>
+          </w:p>
+        </w:tc>
+        <w:tc>
+          <w:tcPr/>
+          <w:p>
+            <w:pPr>
+              <w:pStyle w:val="Compact"/>
+              <w:jc w:val="right"/>
+            </w:pPr>
+            <w:r>
               <w:rPr>
                 <w:b/>
                 <w:bCs/>
               </w:rPr>
-              <w:t xml:space="preserve">Trước bậc thang</w:t>
+              <w:t xml:space="preserve">Cấu hình giao hàng</w:t>
+            </w:r>
+          </w:p>
+        </w:tc>
+        <w:tc>
+          <w:tcPr/>
+          <w:p>
+            <w:pPr>
+              <w:pStyle w:val="Compact"/>
+              <w:jc w:val="center"/>
+            </w:pPr>
+            <w:r>
+              <w:t xml:space="preserve">Kết quả</w:t>
+            </w:r>
+          </w:p>
+        </w:tc>
+      </w:tr>
+      <w:tr>
+        <w:tc>
+          <w:tcPr/>
+          <w:p>
+            <w:pPr>
+              <w:pStyle w:val="Compact"/>
+            </w:pPr>
+            <w:r>
+              <w:t xml:space="preserve">p50 (ms)</w:t>
+            </w:r>
+          </w:p>
+        </w:tc>
+        <w:tc>
+          <w:tcPr/>
+          <w:p>
+            <w:pPr>
+              <w:pStyle w:val="Compact"/>
+              <w:jc w:val="right"/>
+            </w:pPr>
+            <w:r>
+              <w:t xml:space="preserve">—</w:t>
+            </w:r>
+          </w:p>
+        </w:tc>
+        <w:tc>
+          <w:tcPr/>
+          <w:p>
+            <w:pPr>
+              <w:pStyle w:val="Compact"/>
+              <w:jc w:val="right"/>
+            </w:pPr>
+            <w:r>
+              <w:t xml:space="preserve">—</w:t>
+            </w:r>
+          </w:p>
+        </w:tc>
+        <w:tc>
+          <w:tcPr/>
+          <w:p>
+            <w:pPr>
+              <w:pStyle w:val="Compact"/>
+              <w:jc w:val="right"/>
+            </w:pPr>
+            <w:r>
+              <w:t xml:space="preserve">414,67</w:t>
+            </w:r>
+          </w:p>
+        </w:tc>
+        <w:tc>
+          <w:tcPr/>
+          <w:p>
+            <w:pPr>
+              <w:pStyle w:val="Compact"/>
+              <w:jc w:val="right"/>
+            </w:pPr>
+            <w:r>
+              <w:t xml:space="preserve">405,77</w:t>
             </w:r>
           </w:p>
         </w:tc>
@@ -37529,7 +37627,7 @@
                 <w:b/>
                 <w:bCs/>
               </w:rPr>
-              <w:t xml:space="preserve">Cấu hình giao hàng</w:t>
+              <w:t xml:space="preserve">150,07</w:t>
             </w:r>
           </w:p>
         </w:tc>
@@ -37541,7 +37639,7 @@
               <w:jc w:val="center"/>
             </w:pPr>
             <w:r>
-              <w:t xml:space="preserve">Kết quả</w:t>
+              <w:t xml:space="preserve">n/a</w:t>
             </w:r>
           </w:p>
         </w:tc>
@@ -37554,55 +37652,83 @@
               <w:pStyle w:val="Compact"/>
             </w:pPr>
             <w:r>
-              <w:t xml:space="preserve">p50 (ms)</w:t>
-            </w:r>
-          </w:p>
-        </w:tc>
-        <w:tc>
-          <w:tcPr/>
-          <w:p>
-            <w:pPr>
-              <w:pStyle w:val="Compact"/>
-              <w:jc w:val="right"/>
-            </w:pPr>
-            <w:r>
-              <w:t xml:space="preserve">—</w:t>
-            </w:r>
-          </w:p>
-        </w:tc>
-        <w:tc>
-          <w:tcPr/>
-          <w:p>
-            <w:pPr>
-              <w:pStyle w:val="Compact"/>
-              <w:jc w:val="right"/>
-            </w:pPr>
-            <w:r>
-              <w:t xml:space="preserve">—</w:t>
-            </w:r>
-          </w:p>
-        </w:tc>
-        <w:tc>
-          <w:tcPr/>
-          <w:p>
-            <w:pPr>
-              <w:pStyle w:val="Compact"/>
-              <w:jc w:val="right"/>
-            </w:pPr>
-            <w:r>
-              <w:t xml:space="preserve">414,67</w:t>
-            </w:r>
-          </w:p>
-        </w:tc>
-        <w:tc>
-          <w:tcPr/>
-          <w:p>
-            <w:pPr>
-              <w:pStyle w:val="Compact"/>
-              <w:jc w:val="right"/>
-            </w:pPr>
-            <w:r>
-              <w:t xml:space="preserve">405,77</w:t>
+              <w:rPr>
+                <w:b/>
+                <w:bCs/>
+              </w:rPr>
+              <w:t xml:space="preserve">p95 (ms)</w:t>
+            </w:r>
+          </w:p>
+        </w:tc>
+        <w:tc>
+          <w:tcPr/>
+          <w:p>
+            <w:pPr>
+              <w:pStyle w:val="Compact"/>
+              <w:jc w:val="right"/>
+            </w:pPr>
+            <w:r>
+              <w:rPr>
+                <w:b/>
+                <w:bCs/>
+              </w:rPr>
+              <w:t xml:space="preserve">≤ 1500</w:t>
+            </w:r>
+          </w:p>
+        </w:tc>
+        <w:tc>
+          <w:tcPr/>
+          <w:p>
+            <w:pPr>
+              <w:pStyle w:val="Compact"/>
+              <w:jc w:val="right"/>
+            </w:pPr>
+            <w:r>
+              <w:rPr>
+                <w:b/>
+                <w:bCs/>
+              </w:rPr>
+              <w:t xml:space="preserve">≤ 800</w:t>
+            </w:r>
+          </w:p>
+        </w:tc>
+        <w:tc>
+          <w:tcPr/>
+          <w:p>
+            <w:pPr>
+              <w:pStyle w:val="Compact"/>
+              <w:jc w:val="right"/>
+            </w:pPr>
+            <w:r>
+              <w:t xml:space="preserve">731,15</w:t>
+            </w:r>
+          </w:p>
+        </w:tc>
+        <w:tc>
+          <w:tcPr/>
+          <w:p>
+            <w:pPr>
+              <w:pStyle w:val="Compact"/>
+              <w:jc w:val="right"/>
+            </w:pPr>
+            <w:r>
+              <w:t xml:space="preserve">1.143,10</w:t>
+            </w:r>
+          </w:p>
+        </w:tc>
+        <w:tc>
+          <w:tcPr/>
+          <w:p>
+            <w:pPr>
+              <w:pStyle w:val="Compact"/>
+              <w:jc w:val="right"/>
+            </w:pPr>
+            <w:r>
+              <w:rPr>
+                <w:b/>
+                <w:bCs/>
+              </w:rPr>
+              <w:t xml:space="preserve">509,76</w:t>
             </w:r>
           </w:p>
         </w:tc>
@@ -37614,7 +37740,11 @@
               <w:jc w:val="center"/>
             </w:pPr>
             <w:r>
-              <w:t xml:space="preserve">n/a</w:t>
+              <w:rPr>
+                <w:b/>
+                <w:bCs/>
+              </w:rPr>
+              <w:t xml:space="preserve">✅</w:t>
             </w:r>
           </w:p>
         </w:tc>
@@ -37627,11 +37757,144 @@
               <w:pStyle w:val="Compact"/>
             </w:pPr>
             <w:r>
+              <w:t xml:space="preserve">p99 (ms)</w:t>
+            </w:r>
+          </w:p>
+        </w:tc>
+        <w:tc>
+          <w:tcPr/>
+          <w:p>
+            <w:pPr>
+              <w:pStyle w:val="Compact"/>
+              <w:jc w:val="right"/>
+            </w:pPr>
+            <w:r>
+              <w:t xml:space="preserve">—</w:t>
+            </w:r>
+          </w:p>
+        </w:tc>
+        <w:tc>
+          <w:tcPr/>
+          <w:p>
+            <w:pPr>
+              <w:pStyle w:val="Compact"/>
+              <w:jc w:val="right"/>
+            </w:pPr>
+            <w:r>
+              <w:t xml:space="preserve">—</w:t>
+            </w:r>
+          </w:p>
+        </w:tc>
+        <w:tc>
+          <w:tcPr/>
+          <w:p>
+            <w:pPr>
+              <w:pStyle w:val="Compact"/>
+              <w:jc w:val="right"/>
+            </w:pPr>
+            <w:r>
+              <w:t xml:space="preserve">947,83</w:t>
+            </w:r>
+          </w:p>
+        </w:tc>
+        <w:tc>
+          <w:tcPr/>
+          <w:p>
+            <w:pPr>
+              <w:pStyle w:val="Compact"/>
+              <w:jc w:val="right"/>
+            </w:pPr>
+            <w:r>
+              <w:t xml:space="preserve">1.420,07</w:t>
+            </w:r>
+          </w:p>
+        </w:tc>
+        <w:tc>
+          <w:tcPr/>
+          <w:p>
+            <w:pPr>
+              <w:pStyle w:val="Compact"/>
+              <w:jc w:val="right"/>
+            </w:pPr>
+            <w:r>
               <w:rPr>
                 <w:b/>
                 <w:bCs/>
               </w:rPr>
-              <w:t xml:space="preserve">p95 (ms)</w:t>
+              <w:t xml:space="preserve">1.124,13</w:t>
+            </w:r>
+          </w:p>
+        </w:tc>
+        <w:tc>
+          <w:tcPr/>
+          <w:p>
+            <w:pPr>
+              <w:pStyle w:val="Compact"/>
+              <w:jc w:val="center"/>
+            </w:pPr>
+            <w:r>
+              <w:t xml:space="preserve">n/a</w:t>
+            </w:r>
+          </w:p>
+        </w:tc>
+      </w:tr>
+      <w:tr>
+        <w:tc>
+          <w:tcPr/>
+          <w:p>
+            <w:pPr>
+              <w:pStyle w:val="Compact"/>
+            </w:pPr>
+            <w:r>
+              <w:t xml:space="preserve">Trung bình (ms)</w:t>
+            </w:r>
+          </w:p>
+        </w:tc>
+        <w:tc>
+          <w:tcPr/>
+          <w:p>
+            <w:pPr>
+              <w:pStyle w:val="Compact"/>
+              <w:jc w:val="right"/>
+            </w:pPr>
+            <w:r>
+              <w:t xml:space="preserve">—</w:t>
+            </w:r>
+          </w:p>
+        </w:tc>
+        <w:tc>
+          <w:tcPr/>
+          <w:p>
+            <w:pPr>
+              <w:pStyle w:val="Compact"/>
+              <w:jc w:val="right"/>
+            </w:pPr>
+            <w:r>
+              <w:t xml:space="preserve">—</w:t>
+            </w:r>
+          </w:p>
+        </w:tc>
+        <w:tc>
+          <w:tcPr/>
+          <w:p>
+            <w:pPr>
+              <w:pStyle w:val="Compact"/>
+              <w:jc w:val="right"/>
+            </w:pPr>
+            <w:r>
+              <w:t xml:space="preserve">400,74</w:t>
+            </w:r>
+          </w:p>
+        </w:tc>
+        <w:tc>
+          <w:tcPr/>
+          <w:p>
+            <w:pPr>
+              <w:pStyle w:val="Compact"/>
+              <w:jc w:val="right"/>
+            </w:pPr>
+            <w:r>
+              <w:t xml:space="preserve">447,38</w:t>
             </w:r>
           </w:p>
         </w:tc>
@@ -37647,7 +37910,80 @@
                 <w:b/>
                 <w:bCs/>
               </w:rPr>
-              <w:t xml:space="preserve">≤ 1500</w:t>
+              <w:t xml:space="preserve">222,34</w:t>
+            </w:r>
+          </w:p>
+        </w:tc>
+        <w:tc>
+          <w:tcPr/>
+          <w:p>
+            <w:pPr>
+              <w:pStyle w:val="Compact"/>
+              <w:jc w:val="center"/>
+            </w:pPr>
+            <w:r>
+              <w:t xml:space="preserve">n/a</w:t>
+            </w:r>
+          </w:p>
+        </w:tc>
+      </w:tr>
+      <w:tr>
+        <w:tc>
+          <w:tcPr/>
+          <w:p>
+            <w:pPr>
+              <w:pStyle w:val="Compact"/>
+            </w:pPr>
+            <w:r>
+              <w:t xml:space="preserve">Nhanh nhất (ms)</w:t>
+            </w:r>
+          </w:p>
+        </w:tc>
+        <w:tc>
+          <w:tcPr/>
+          <w:p>
+            <w:pPr>
+              <w:pStyle w:val="Compact"/>
+              <w:jc w:val="right"/>
+            </w:pPr>
+            <w:r>
+              <w:t xml:space="preserve">—</w:t>
+            </w:r>
+          </w:p>
+        </w:tc>
+        <w:tc>
+          <w:tcPr/>
+          <w:p>
+            <w:pPr>
+              <w:pStyle w:val="Compact"/>
+              <w:jc w:val="right"/>
+            </w:pPr>
+            <w:r>
+              <w:t xml:space="preserve">—</w:t>
+            </w:r>
+          </w:p>
+        </w:tc>
+        <w:tc>
+          <w:tcPr/>
+          <w:p>
+            <w:pPr>
+              <w:pStyle w:val="Compact"/>
+              <w:jc w:val="right"/>
+            </w:pPr>
+            <w:r>
+              <w:t xml:space="preserve">—</w:t>
+            </w:r>
+          </w:p>
+        </w:tc>
+        <w:tc>
+          <w:tcPr/>
+          <w:p>
+            <w:pPr>
+              <w:pStyle w:val="Compact"/>
+              <w:jc w:val="right"/>
+            </w:pPr>
+            <w:r>
+              <w:t xml:space="preserve">—</w:t>
             </w:r>
           </w:p>
         </w:tc>
@@ -37663,7 +37999,165 @@
                 <w:b/>
                 <w:bCs/>
               </w:rPr>
-              <w:t xml:space="preserve">≤ 800</w:t>
+              <w:t xml:space="preserve">74,25</w:t>
+            </w:r>
+          </w:p>
+        </w:tc>
+        <w:tc>
+          <w:tcPr/>
+          <w:p>
+            <w:pPr>
+              <w:pStyle w:val="Compact"/>
+              <w:jc w:val="center"/>
+            </w:pPr>
+            <w:r>
+              <w:t xml:space="preserve">n/a</w:t>
+            </w:r>
+          </w:p>
+        </w:tc>
+      </w:tr>
+      <w:tr>
+        <w:tc>
+          <w:tcPr/>
+          <w:p>
+            <w:pPr>
+              <w:pStyle w:val="Compact"/>
+            </w:pPr>
+            <w:r>
+              <w:t xml:space="preserve">Số ảnh đo</w:t>
+            </w:r>
+          </w:p>
+        </w:tc>
+        <w:tc>
+          <w:tcPr/>
+          <w:p>
+            <w:pPr>
+              <w:pStyle w:val="Compact"/>
+              <w:jc w:val="right"/>
+            </w:pPr>
+            <w:r>
+              <w:t xml:space="preserve">—</w:t>
+            </w:r>
+          </w:p>
+        </w:tc>
+        <w:tc>
+          <w:tcPr/>
+          <w:p>
+            <w:pPr>
+              <w:pStyle w:val="Compact"/>
+              <w:jc w:val="right"/>
+            </w:pPr>
+            <w:r>
+              <w:t xml:space="preserve">—</w:t>
+            </w:r>
+          </w:p>
+        </w:tc>
+        <w:tc>
+          <w:tcPr/>
+          <w:p>
+            <w:pPr>
+              <w:pStyle w:val="Compact"/>
+              <w:jc w:val="right"/>
+            </w:pPr>
+            <w:r>
+              <w:t xml:space="preserve">100</w:t>
+            </w:r>
+          </w:p>
+        </w:tc>
+        <w:tc>
+          <w:tcPr/>
+          <w:p>
+            <w:pPr>
+              <w:pStyle w:val="Compact"/>
+              <w:jc w:val="right"/>
+            </w:pPr>
+            <w:r>
+              <w:t xml:space="preserve">100</w:t>
+            </w:r>
+          </w:p>
+        </w:tc>
+        <w:tc>
+          <w:tcPr/>
+          <w:p>
+            <w:pPr>
+              <w:pStyle w:val="Compact"/>
+              <w:jc w:val="right"/>
+            </w:pPr>
+            <w:r>
+              <w:t xml:space="preserve">100</w:t>
+            </w:r>
+          </w:p>
+        </w:tc>
+        <w:tc>
+          <w:tcPr/>
+          <w:p>
+            <w:pPr>
+              <w:pStyle w:val="Compact"/>
+              <w:jc w:val="center"/>
+            </w:pPr>
+            <w:r>
+              <w:t xml:space="preserve">n/a</w:t>
+            </w:r>
+          </w:p>
+        </w:tc>
+      </w:tr>
+      <w:tr>
+        <w:tc>
+          <w:tcPr/>
+          <w:p>
+            <w:pPr>
+              <w:pStyle w:val="Compact"/>
+            </w:pPr>
+            <w:r>
+              <w:t xml:space="preserve">Bội số so với sàn / mục tiêu</w:t>
+            </w:r>
+          </w:p>
+        </w:tc>
+        <w:tc>
+          <w:tcPr/>
+          <w:p>
+            <w:pPr>
+              <w:pStyle w:val="Compact"/>
+              <w:jc w:val="right"/>
+            </w:pPr>
+            <w:r>
+              <w:t xml:space="preserve">—</w:t>
+            </w:r>
+          </w:p>
+        </w:tc>
+        <w:tc>
+          <w:tcPr/>
+          <w:p>
+            <w:pPr>
+              <w:pStyle w:val="Compact"/>
+              <w:jc w:val="right"/>
+            </w:pPr>
+            <w:r>
+              <w:t xml:space="preserve">—</w:t>
+            </w:r>
+          </w:p>
+        </w:tc>
+        <w:tc>
+          <w:tcPr/>
+          <w:p>
+            <w:pPr>
+              <w:pStyle w:val="Compact"/>
+              <w:jc w:val="right"/>
+            </w:pPr>
+            <w:r>
+              <w:t xml:space="preserve">0,49× / 0,91×</w:t>
+            </w:r>
+          </w:p>
+        </w:tc>
+        <w:tc>
+          <w:tcPr/>
+          <w:p>
+            <w:pPr>
+              <w:pStyle w:val="Compact"/>
+              <w:jc w:val="right"/>
+            </w:pPr>
+            <w:r>
+              <w:t xml:space="preserve">0,76× / 1,43×</w:t>
             </w:r>
           </w:p>
         </w:tc>
@@ -37679,339 +38173,7 @@
                 <w:b/>
                 <w:bCs/>
               </w:rPr>
-              <w:t xml:space="preserve">731,15</w:t>
-            </w:r>
-          </w:p>
-        </w:tc>
-        <w:tc>
-          <w:tcPr/>
-          <w:p>
-            <w:pPr>
-              <w:pStyle w:val="Compact"/>
-              <w:jc w:val="right"/>
-            </w:pPr>
-            <w:r>
-              <w:rPr>
-                <w:b/>
-                <w:bCs/>
-              </w:rPr>
-              <w:t xml:space="preserve">1.143,10</w:t>
-            </w:r>
-          </w:p>
-        </w:tc>
-        <w:tc>
-          <w:tcPr/>
-          <w:p>
-            <w:pPr>
-              <w:pStyle w:val="Compact"/>
-              <w:jc w:val="center"/>
-            </w:pPr>
-            <w:r>
-              <w:rPr>
-                <w:b/>
-                <w:bCs/>
-              </w:rPr>
-              <w:t xml:space="preserve">🟡</w:t>
-            </w:r>
-          </w:p>
-        </w:tc>
-      </w:tr>
-      <w:tr>
-        <w:tc>
-          <w:tcPr/>
-          <w:p>
-            <w:pPr>
-              <w:pStyle w:val="Compact"/>
-            </w:pPr>
-            <w:r>
-              <w:t xml:space="preserve">p99 (ms)</w:t>
-            </w:r>
-          </w:p>
-        </w:tc>
-        <w:tc>
-          <w:tcPr/>
-          <w:p>
-            <w:pPr>
-              <w:pStyle w:val="Compact"/>
-              <w:jc w:val="right"/>
-            </w:pPr>
-            <w:r>
-              <w:t xml:space="preserve">—</w:t>
-            </w:r>
-          </w:p>
-        </w:tc>
-        <w:tc>
-          <w:tcPr/>
-          <w:p>
-            <w:pPr>
-              <w:pStyle w:val="Compact"/>
-              <w:jc w:val="right"/>
-            </w:pPr>
-            <w:r>
-              <w:t xml:space="preserve">—</w:t>
-            </w:r>
-          </w:p>
-        </w:tc>
-        <w:tc>
-          <w:tcPr/>
-          <w:p>
-            <w:pPr>
-              <w:pStyle w:val="Compact"/>
-              <w:jc w:val="right"/>
-            </w:pPr>
-            <w:r>
-              <w:t xml:space="preserve">947,83</w:t>
-            </w:r>
-          </w:p>
-        </w:tc>
-        <w:tc>
-          <w:tcPr/>
-          <w:p>
-            <w:pPr>
-              <w:pStyle w:val="Compact"/>
-              <w:jc w:val="right"/>
-            </w:pPr>
-            <w:r>
-              <w:t xml:space="preserve">1.420,07</w:t>
-            </w:r>
-          </w:p>
-        </w:tc>
-        <w:tc>
-          <w:tcPr/>
-          <w:p>
-            <w:pPr>
-              <w:pStyle w:val="Compact"/>
-              <w:jc w:val="center"/>
-            </w:pPr>
-            <w:r>
-              <w:t xml:space="preserve">n/a</w:t>
-            </w:r>
-          </w:p>
-        </w:tc>
-      </w:tr>
-      <w:tr>
-        <w:tc>
-          <w:tcPr/>
-          <w:p>
-            <w:pPr>
-              <w:pStyle w:val="Compact"/>
-            </w:pPr>
-            <w:r>
-              <w:t xml:space="preserve">Trung bình (ms)</w:t>
-            </w:r>
-          </w:p>
-        </w:tc>
-        <w:tc>
-          <w:tcPr/>
-          <w:p>
-            <w:pPr>
-              <w:pStyle w:val="Compact"/>
-              <w:jc w:val="right"/>
-            </w:pPr>
-            <w:r>
-              <w:t xml:space="preserve">—</w:t>
-            </w:r>
-          </w:p>
-        </w:tc>
-        <w:tc>
-          <w:tcPr/>
-          <w:p>
-            <w:pPr>
-              <w:pStyle w:val="Compact"/>
-              <w:jc w:val="right"/>
-            </w:pPr>
-            <w:r>
-              <w:t xml:space="preserve">—</w:t>
-            </w:r>
-          </w:p>
-        </w:tc>
-        <w:tc>
-          <w:tcPr/>
-          <w:p>
-            <w:pPr>
-              <w:pStyle w:val="Compact"/>
-              <w:jc w:val="right"/>
-            </w:pPr>
-            <w:r>
-              <w:t xml:space="preserve">400,74</w:t>
-            </w:r>
-          </w:p>
-        </w:tc>
-        <w:tc>
-          <w:tcPr/>
-          <w:p>
-            <w:pPr>
-              <w:pStyle w:val="Compact"/>
-              <w:jc w:val="right"/>
-            </w:pPr>
-            <w:r>
-              <w:t xml:space="preserve">447,38</w:t>
-            </w:r>
-          </w:p>
-        </w:tc>
-        <w:tc>
-          <w:tcPr/>
-          <w:p>
-            <w:pPr>
-              <w:pStyle w:val="Compact"/>
-              <w:jc w:val="center"/>
-            </w:pPr>
-            <w:r>
-              <w:t xml:space="preserve">n/a</w:t>
-            </w:r>
-          </w:p>
-        </w:tc>
-      </w:tr>
-      <w:tr>
-        <w:tc>
-          <w:tcPr/>
-          <w:p>
-            <w:pPr>
-              <w:pStyle w:val="Compact"/>
-            </w:pPr>
-            <w:r>
-              <w:t xml:space="preserve">Số ảnh đo</w:t>
-            </w:r>
-          </w:p>
-        </w:tc>
-        <w:tc>
-          <w:tcPr/>
-          <w:p>
-            <w:pPr>
-              <w:pStyle w:val="Compact"/>
-              <w:jc w:val="right"/>
-            </w:pPr>
-            <w:r>
-              <w:t xml:space="preserve">—</w:t>
-            </w:r>
-          </w:p>
-        </w:tc>
-        <w:tc>
-          <w:tcPr/>
-          <w:p>
-            <w:pPr>
-              <w:pStyle w:val="Compact"/>
-              <w:jc w:val="right"/>
-            </w:pPr>
-            <w:r>
-              <w:t xml:space="preserve">—</w:t>
-            </w:r>
-          </w:p>
-        </w:tc>
-        <w:tc>
-          <w:tcPr/>
-          <w:p>
-            <w:pPr>
-              <w:pStyle w:val="Compact"/>
-              <w:jc w:val="right"/>
-            </w:pPr>
-            <w:r>
-              <w:t xml:space="preserve">100</w:t>
-            </w:r>
-          </w:p>
-        </w:tc>
-        <w:tc>
-          <w:tcPr/>
-          <w:p>
-            <w:pPr>
-              <w:pStyle w:val="Compact"/>
-              <w:jc w:val="right"/>
-            </w:pPr>
-            <w:r>
-              <w:t xml:space="preserve">100</w:t>
-            </w:r>
-          </w:p>
-        </w:tc>
-        <w:tc>
-          <w:tcPr/>
-          <w:p>
-            <w:pPr>
-              <w:pStyle w:val="Compact"/>
-              <w:jc w:val="center"/>
-            </w:pPr>
-            <w:r>
-              <w:t xml:space="preserve">n/a</w:t>
-            </w:r>
-          </w:p>
-        </w:tc>
-      </w:tr>
-      <w:tr>
-        <w:tc>
-          <w:tcPr/>
-          <w:p>
-            <w:pPr>
-              <w:pStyle w:val="Compact"/>
-            </w:pPr>
-            <w:r>
-              <w:t xml:space="preserve">Bội số so với sàn / mục tiêu</w:t>
-            </w:r>
-          </w:p>
-        </w:tc>
-        <w:tc>
-          <w:tcPr/>
-          <w:p>
-            <w:pPr>
-              <w:pStyle w:val="Compact"/>
-              <w:jc w:val="right"/>
-            </w:pPr>
-            <w:r>
-              <w:t xml:space="preserve">—</w:t>
-            </w:r>
-          </w:p>
-        </w:tc>
-        <w:tc>
-          <w:tcPr/>
-          <w:p>
-            <w:pPr>
-              <w:pStyle w:val="Compact"/>
-              <w:jc w:val="right"/>
-            </w:pPr>
-            <w:r>
-              <w:t xml:space="preserve">—</w:t>
-            </w:r>
-          </w:p>
-        </w:tc>
-        <w:tc>
-          <w:tcPr/>
-          <w:p>
-            <w:pPr>
-              <w:pStyle w:val="Compact"/>
-              <w:jc w:val="right"/>
-            </w:pPr>
-            <w:r>
-              <w:t xml:space="preserve">0,49× / 0,91×</w:t>
-            </w:r>
-          </w:p>
-        </w:tc>
-        <w:tc>
-          <w:tcPr/>
-          <w:p>
-            <w:pPr>
-              <w:pStyle w:val="Compact"/>
-              <w:jc w:val="right"/>
-            </w:pPr>
-            <w:r>
-              <w:rPr>
-                <w:b/>
-                <w:bCs/>
-              </w:rPr>
-              <w:t xml:space="preserve">0,76×</w:t>
-            </w:r>
-            <w:r>
-              <w:t xml:space="preserve"> </w:t>
-            </w:r>
-            <w:r>
-              <w:t xml:space="preserve">/</w:t>
-            </w:r>
-            <w:r>
-              <w:t xml:space="preserve"> </w:t>
-            </w:r>
-            <w:r>
-              <w:rPr>
-                <w:b/>
-                <w:bCs/>
-              </w:rPr>
-              <w:t xml:space="preserve">1,43×</w:t>
+              <w:t xml:space="preserve">0,34× / 0,64×</w:t>
             </w:r>
           </w:p>
         </w:tc>
@@ -38038,23 +38200,251 @@
           <w:b/>
           <w:bCs/>
         </w:rPr>
-        <w:t xml:space="preserve">NFR-P1 đạt ngưỡng tối thiểu nhưng không đạt mục tiêu</w:t>
-      </w:r>
-      <w:r>
-        <w:t xml:space="preserve">, và đây là</w:t>
-      </w:r>
-      <w:r>
-        <w:t xml:space="preserve"> </w:t>
-      </w:r>
-      <w:r>
-        <w:rPr>
-          <w:b/>
-          <w:bCs/>
-        </w:rPr>
-        <w:t xml:space="preserve">thoái lui có chủ ý và đã định lượng</w:t>
-      </w:r>
-      <w:r>
-        <w:t xml:space="preserve">: tắt hẳn bậc thang thử lại đưa p95 về</w:t>
+        <w:t xml:space="preserve">NFR-P1 đạt mục tiêu.</w:t>
+      </w:r>
+      <w:r>
+        <w:t xml:space="preserve"> </w:t>
+      </w:r>
+      <w:r>
+        <w:t xml:space="preserve">p95 =</w:t>
+      </w:r>
+      <w:r>
+        <w:t xml:space="preserve"> </w:t>
+      </w:r>
+      <w:r>
+        <w:rPr>
+          <w:b/>
+          <w:bCs/>
+        </w:rPr>
+        <w:t xml:space="preserve">509,76 ms</w:t>
+      </w:r>
+      <w:r>
+        <w:t xml:space="preserve">, dưới mục tiêu 800 ms với biên</w:t>
+      </w:r>
+      <w:r>
+        <w:t xml:space="preserve"> </w:t>
+      </w:r>
+      <w:r>
+        <w:rPr>
+          <w:b/>
+          <w:bCs/>
+        </w:rPr>
+        <w:t xml:space="preserve">290 ms</w:t>
+      </w:r>
+      <w:r>
+        <w:t xml:space="preserve">, và chỉ bằng</w:t>
+      </w:r>
+      <w:r>
+        <w:t xml:space="preserve"> </w:t>
+      </w:r>
+      <w:r>
+        <w:rPr>
+          <w:b/>
+          <w:bCs/>
+        </w:rPr>
+        <w:t xml:space="preserve">0,34×</w:t>
+      </w:r>
+      <w:r>
+        <w:t xml:space="preserve"> </w:t>
+      </w:r>
+      <w:r>
+        <w:t xml:space="preserve">ngưỡng tối thiểu. Đây là lần đầu chỉ tiêu này vượt mục tiêu chứ không chỉ đạt sàn.</w:t>
+      </w:r>
+    </w:p>
+    <w:p>
+      <w:pPr>
+        <w:pStyle w:val="BodyText"/>
+      </w:pPr>
+      <w:r>
+        <w:t xml:space="preserve">Cột thứ tư kể phần còn lại của câu chuyện, và nó là một chuỗi hai bước ngược chiều nhau.</w:t>
+      </w:r>
+      <w:r>
+        <w:t xml:space="preserve"> </w:t>
+      </w:r>
+      <w:r>
+        <w:rPr>
+          <w:b/>
+          <w:bCs/>
+        </w:rPr>
+        <w:t xml:space="preserve">Bước lùi:</w:t>
+      </w:r>
+      <w:r>
+        <w:t xml:space="preserve"> </w:t>
+      </w:r>
+      <w:r>
+        <w:t xml:space="preserve">bậc thang thử lại (5.5.7) đẩy p95 từ 731,15 lên 1.143,10 ms — thoái lui</w:t>
+      </w:r>
+      <w:r>
+        <w:t xml:space="preserve"> </w:t>
+      </w:r>
+      <w:r>
+        <w:rPr>
+          <w:b/>
+          <w:bCs/>
+        </w:rPr>
+        <w:t xml:space="preserve">có chủ ý và đã định lượng</w:t>
+      </w:r>
+      <w:r>
+        <w:t xml:space="preserve">, đổi 412 ms ở đuôi lấy 34 biển đọc đúng thêm; trung vị gần như không đổi vì bậc thang chỉ chạy sau khi đọc hỏng.</w:t>
+      </w:r>
+      <w:r>
+        <w:t xml:space="preserve"> </w:t>
+      </w:r>
+      <w:r>
+        <w:rPr>
+          <w:b/>
+          <w:bCs/>
+        </w:rPr>
+        <w:t xml:space="preserve">Bước tiến:</w:t>
+      </w:r>
+      <w:r>
+        <w:t xml:space="preserve"> </w:t>
+      </w:r>
+      <w:r>
+        <w:t xml:space="preserve">đợt tối ưu tầng suy luận (4.4) đưa p95 xuống 509,76 ms, tức</w:t>
+      </w:r>
+      <w:r>
+        <w:t xml:space="preserve"> </w:t>
+      </w:r>
+      <w:r>
+        <w:rPr>
+          <w:b/>
+          <w:bCs/>
+        </w:rPr>
+        <w:t xml:space="preserve">thấp hơn cả mốc 731,15 ms trước khi có bậc thang</w:t>
+      </w:r>
+      <w:r>
+        <w:t xml:space="preserve"> </w:t>
+      </w:r>
+      <w:r>
+        <w:t xml:space="preserve">— hệ thống nay vừa giữ 34 biển ấy vừa nhanh hơn điểm xuất phát.</w:t>
+      </w:r>
+    </w:p>
+    <w:p>
+      <w:pPr>
+        <w:pStyle w:val="BodyText"/>
+      </w:pPr>
+      <w:r>
+        <w:t xml:space="preserve">Ba can thiệp làm nên bước tiến đó đều nằm ở tầng chạy, không đụng trọng số:</w:t>
+      </w:r>
+      <w:r>
+        <w:t xml:space="preserve"> </w:t>
+      </w:r>
+      <w:r>
+        <w:rPr>
+          <w:rStyle w:val="VerbatimChar"/>
+        </w:rPr>
+        <w:t xml:space="preserve">torch.inference_mode()</w:t>
+      </w:r>
+      <w:r>
+        <w:t xml:space="preserve"> </w:t>
+      </w:r>
+      <w:r>
+        <w:t xml:space="preserve">bỏ chi phí ghi sổ đồ thị đạo hàm, ghim số luồng cho torch và OpenCV để tránh tranh khoá, và truyền</w:t>
+      </w:r>
+      <w:r>
+        <w:t xml:space="preserve"> </w:t>
+      </w:r>
+      <w:r>
+        <w:rPr>
+          <w:rStyle w:val="VerbatimChar"/>
+        </w:rPr>
+        <w:t xml:space="preserve">cpu_threads</w:t>
+      </w:r>
+      <w:r>
+        <w:t xml:space="preserve"> </w:t>
+      </w:r>
+      <w:r>
+        <w:t xml:space="preserve">xuống PaddleOCR.</w:t>
+      </w:r>
+      <w:r>
+        <w:t xml:space="preserve"> </w:t>
+      </w:r>
+      <w:r>
+        <w:rPr>
+          <w:b/>
+          <w:bCs/>
+        </w:rPr>
+        <w:t xml:space="preserve">Không chỉ số độ chính xác nào đổi</w:t>
+      </w:r>
+      <w:r>
+        <w:t xml:space="preserve"> </w:t>
+      </w:r>
+      <w:r>
+        <w:t xml:space="preserve">— A4, A5, A6, mAP và bảng nhầm lẫn giữ nguyên, vì ba can thiệp ấy chỉ đổi cách tính toán được lập lịch chứ không đổi phép tính.</w:t>
+      </w:r>
+    </w:p>
+    <w:p>
+      <w:pPr>
+        <w:pStyle w:val="BlockText"/>
+      </w:pPr>
+      <w:r>
+        <w:rPr>
+          <w:b/>
+          <w:bCs/>
+        </w:rPr>
+        <w:t xml:space="preserve">Về con số "sub-100 ms".</w:t>
+      </w:r>
+      <w:r>
+        <w:t xml:space="preserve"> </w:t>
+      </w:r>
+      <w:r>
+        <w:t xml:space="preserve">Ảnh nhanh nhất trong lượt đo đạt</w:t>
+      </w:r>
+      <w:r>
+        <w:t xml:space="preserve"> </w:t>
+      </w:r>
+      <w:r>
+        <w:rPr>
+          <w:b/>
+          <w:bCs/>
+        </w:rPr>
+        <w:t xml:space="preserve">74,25 ms</w:t>
+      </w:r>
+      <w:r>
+        <w:t xml:space="preserve">, và một biển một dòng sạch có thể xuống dưới 100 ms. Nhưng đó là</w:t>
+      </w:r>
+      <w:r>
+        <w:t xml:space="preserve"> </w:t>
+      </w:r>
+      <w:r>
+        <w:rPr>
+          <w:b/>
+          <w:bCs/>
+        </w:rPr>
+        <w:t xml:space="preserve">cận dưới của một mẫu</w:t>
+      </w:r>
+      <w:r>
+        <w:t xml:space="preserve">, không phải chỉ số của hệ thống; số dùng để đối chiếu chỉ tiêu là trung vị 150,07 ms và p95 509,76 ms. Tương tự,</w:t>
+      </w:r>
+      <w:r>
+        <w:t xml:space="preserve"> </w:t>
+      </w:r>
+      <w:r>
+        <w:rPr>
+          <w:b/>
+          <w:bCs/>
+        </w:rPr>
+        <w:t xml:space="preserve">không được lấy 1/độ_trễ làm thông lượng</w:t>
+      </w:r>
+      <w:r>
+        <w:t xml:space="preserve">: nghịch đảo của 81 ms là 12 khung/giây, trong khi thông lượng thật đo qua giao diện lập trình với hàng đợi một khe là</w:t>
+      </w:r>
+      <w:r>
+        <w:t xml:space="preserve"> </w:t>
+      </w:r>
+      <w:r>
+        <w:rPr>
+          <w:b/>
+          <w:bCs/>
+        </w:rPr>
+        <w:t xml:space="preserve">5,63 khung/giây</w:t>
+      </w:r>
+      <w:r>
+        <w:t xml:space="preserve"> </w:t>
+      </w:r>
+      <w:r>
+        <w:t xml:space="preserve">(5.6.4). Hai đại lượng đo hai thứ khác nhau.g**: tắt hẳn bậc thang thử lại đưa p95 về</w:t>
       </w:r>
       <w:r>
         <w:t xml:space="preserve"> </w:t>
@@ -38318,19 +38708,19 @@
                 <w:b/>
                 <w:bCs/>
               </w:rPr>
-              <w:t xml:space="preserve">2,83</w:t>
-            </w:r>
-          </w:p>
-        </w:tc>
-        <w:tc>
-          <w:tcPr/>
-          <w:p>
-            <w:pPr>
-              <w:pStyle w:val="Compact"/>
-              <w:jc w:val="right"/>
-            </w:pPr>
-            <w:r>
-              <w:t xml:space="preserve">0,06</w:t>
+              <w:t xml:space="preserve">1,78</w:t>
+            </w:r>
+          </w:p>
+        </w:tc>
+        <w:tc>
+          <w:tcPr/>
+          <w:p>
+            <w:pPr>
+              <w:pStyle w:val="Compact"/>
+              <w:jc w:val="right"/>
+            </w:pPr>
+            <w:r>
+              <w:t xml:space="preserve">0,04</w:t>
             </w:r>
           </w:p>
         </w:tc>
@@ -38346,7 +38736,7 @@
                 <w:b/>
                 <w:bCs/>
               </w:rPr>
-              <w:t xml:space="preserve">1,7%</w:t>
+              <w:t xml:space="preserve">1,2%</w:t>
             </w:r>
           </w:p>
         </w:tc>
@@ -38387,19 +38777,19 @@
                 <w:b/>
                 <w:bCs/>
               </w:rPr>
-              <w:t xml:space="preserve">57,27</w:t>
-            </w:r>
-          </w:p>
-        </w:tc>
-        <w:tc>
-          <w:tcPr/>
-          <w:p>
-            <w:pPr>
-              <w:pStyle w:val="Compact"/>
-              <w:jc w:val="right"/>
-            </w:pPr>
-            <w:r>
-              <w:t xml:space="preserve">0,38</w:t>
+              <w:t xml:space="preserve">55,66</w:t>
+            </w:r>
+          </w:p>
+        </w:tc>
+        <w:tc>
+          <w:tcPr/>
+          <w:p>
+            <w:pPr>
+              <w:pStyle w:val="Compact"/>
+              <w:jc w:val="right"/>
+            </w:pPr>
+            <w:r>
+              <w:t xml:space="preserve">0,37</w:t>
             </w:r>
           </w:p>
         </w:tc>
@@ -38415,7 +38805,7 @@
                 <w:b/>
                 <w:bCs/>
               </w:rPr>
-              <w:t xml:space="preserve">34,0%</w:t>
+              <w:t xml:space="preserve">38,0%</w:t>
             </w:r>
           </w:p>
         </w:tc>
@@ -38533,19 +38923,19 @@
                 <w:b/>
                 <w:bCs/>
               </w:rPr>
-              <w:t xml:space="preserve">108,28</w:t>
-            </w:r>
-          </w:p>
-        </w:tc>
-        <w:tc>
-          <w:tcPr/>
-          <w:p>
-            <w:pPr>
-              <w:pStyle w:val="Compact"/>
-              <w:jc w:val="right"/>
-            </w:pPr>
-            <w:r>
-              <w:t xml:space="preserve">0,90</w:t>
+              <w:t xml:space="preserve">89,16</w:t>
+            </w:r>
+          </w:p>
+        </w:tc>
+        <w:tc>
+          <w:tcPr/>
+          <w:p>
+            <w:pPr>
+              <w:pStyle w:val="Compact"/>
+              <w:jc w:val="right"/>
+            </w:pPr>
+            <w:r>
+              <w:t xml:space="preserve">0,74</w:t>
             </w:r>
           </w:p>
         </w:tc>
@@ -38561,7 +38951,7 @@
                 <w:b/>
                 <w:bCs/>
               </w:rPr>
-              <w:t xml:space="preserve">64,3%</w:t>
+              <w:t xml:space="preserve">60,8%</w:t>
             </w:r>
           </w:p>
         </w:tc>
@@ -38740,19 +39130,19 @@
                 <w:b/>
                 <w:bCs/>
               </w:rPr>
-              <w:t xml:space="preserve">168,41</w:t>
-            </w:r>
-          </w:p>
-        </w:tc>
-        <w:tc>
-          <w:tcPr/>
-          <w:p>
-            <w:pPr>
-              <w:pStyle w:val="Compact"/>
-              <w:jc w:val="right"/>
-            </w:pPr>
-            <w:r>
-              <w:t xml:space="preserve">0,47</w:t>
+              <w:t xml:space="preserve">146,63</w:t>
+            </w:r>
+          </w:p>
+        </w:tc>
+        <w:tc>
+          <w:tcPr/>
+          <w:p>
+            <w:pPr>
+              <w:pStyle w:val="Compact"/>
+              <w:jc w:val="right"/>
+            </w:pPr>
+            <w:r>
+              <w:t xml:space="preserve">0,36</w:t>
             </w:r>
           </w:p>
         </w:tc>
@@ -38805,10 +39195,10 @@
           <w:b/>
           <w:bCs/>
         </w:rPr>
-        <w:t xml:space="preserve">168,41 ms/biển</w:t>
-      </w:r>
-      <w:r>
-        <w:t xml:space="preserve">, nhỏ hơn cả ước lượng ban đầu. Sai lệch</w:t>
+        <w:t xml:space="preserve">146,63 ms/biển</w:t>
+      </w:r>
+      <w:r>
+        <w:t xml:space="preserve">, chỉ bằng 0,36 lần ước lượng ban đầu 405 ms. Sai lệch</w:t>
       </w:r>
       <w:r>
         <w:t xml:space="preserve"> </w:t>
@@ -38840,7 +39230,7 @@
         <w:t xml:space="preserve"> </w:t>
       </w:r>
       <w:r>
-        <w:t xml:space="preserve">64,3% so với 34,0% của bộ phát hiện,</w:t>
+        <w:t xml:space="preserve">60,8% so với 38,0% của bộ phát hiện,</w:t>
       </w:r>
       <w:r>
         <w:t xml:space="preserve"> </w:t>
@@ -39627,7 +40017,83 @@
         <w:t xml:space="preserve"> </w:t>
       </w:r>
       <w:r>
-        <w:t xml:space="preserve">— xác nhận lập luận Amdahl ở 5.6.2 bằng số đo. Nhóm thực hiện</w:t>
+        <w:t xml:space="preserve">— xác nhận lập luận Amdahl ở 5.6.2 bằng số đo.</w:t>
+      </w:r>
+      <w:r>
+        <w:t xml:space="preserve"> </w:t>
+      </w:r>
+      <w:r>
+        <w:rPr>
+          <w:i/>
+          <w:iCs/>
+        </w:rPr>
+        <w:t xml:space="preserve">(Cặp số này đo</w:t>
+      </w:r>
+      <w:r>
+        <w:rPr>
+          <w:i/>
+          <w:iCs/>
+        </w:rPr>
+        <w:t xml:space="preserve"> </w:t>
+      </w:r>
+      <w:r>
+        <w:rPr>
+          <w:b/>
+          <w:bCs/>
+          <w:i/>
+          <w:iCs/>
+        </w:rPr>
+        <w:t xml:space="preserve">trước</w:t>
+      </w:r>
+      <w:r>
+        <w:rPr>
+          <w:i/>
+          <w:iCs/>
+        </w:rPr>
+        <w:t xml:space="preserve"> </w:t>
+      </w:r>
+      <w:r>
+        <w:rPr>
+          <w:i/>
+          <w:iCs/>
+        </w:rPr>
+        <w:t xml:space="preserve">đợt tối ưu tầng suy luận ở 4.4, khi mốc PyTorch còn là 5,257 FPS; mốc hiện hành là 5,63 FPS. Phép so sánh giữa ba nền tảng vẫn có giá trị vì cả ba đo cùng điều kiện, nhưng</w:t>
+      </w:r>
+      <w:r>
+        <w:rPr>
+          <w:i/>
+          <w:iCs/>
+        </w:rPr>
+        <w:t xml:space="preserve"> </w:t>
+      </w:r>
+      <w:r>
+        <w:rPr>
+          <w:b/>
+          <w:bCs/>
+          <w:i/>
+          <w:iCs/>
+        </w:rPr>
+        <w:t xml:space="preserve">không được ghép 6,310 FPS với mốc mới</w:t>
+      </w:r>
+      <w:r>
+        <w:rPr>
+          <w:i/>
+          <w:iCs/>
+        </w:rPr>
+        <w:t xml:space="preserve"> </w:t>
+      </w:r>
+      <w:r>
+        <w:rPr>
+          <w:i/>
+          <w:iCs/>
+        </w:rPr>
+        <w:t xml:space="preserve">— muốn có tỷ lệ cập nhật thì phải đo lại cả ba.)</w:t>
+      </w:r>
+      <w:r>
+        <w:t xml:space="preserve"> </w:t>
+      </w:r>
+      <w:r>
+        <w:t xml:space="preserve">Nhóm thực hiện</w:t>
       </w:r>
       <w:r>
         <w:t xml:space="preserve"> </w:t>
@@ -39784,13 +40250,68 @@
           <w:b/>
           <w:bCs/>
         </w:rPr>
-        <w:t xml:space="preserve">NFR-P2 đạt: 5,257 FPS</w:t>
-      </w:r>
-      <w:r>
-        <w:t xml:space="preserve"> </w:t>
-      </w:r>
-      <w:r>
-        <w:t xml:space="preserve">(sàn 3, mục tiêu 5) — vượt cả mục tiêu, không chỉ sàn. Giao diện thời gian thực dùng</w:t>
+        <w:t xml:space="preserve">NFR-P2 đạt: 5,63 FPS</w:t>
+      </w:r>
+      <w:r>
+        <w:t xml:space="preserve"> </w:t>
+      </w:r>
+      <w:r>
+        <w:t xml:space="preserve">(sàn 3, mục tiêu 5) — vượt cả mục tiêu, không chỉ sàn. Con số này đo</w:t>
+      </w:r>
+      <w:r>
+        <w:t xml:space="preserve"> </w:t>
+      </w:r>
+      <w:r>
+        <w:rPr>
+          <w:b/>
+          <w:bCs/>
+        </w:rPr>
+        <w:t xml:space="preserve">sau đợt tối ưu tầng suy luận</w:t>
+      </w:r>
+      <w:r>
+        <w:t xml:space="preserve"> </w:t>
+      </w:r>
+      <w:r>
+        <w:t xml:space="preserve">(4.4); trước đó là 5,257 FPS. Trong 60,0 giây, camera ảo 30 khung/giây chào</w:t>
+      </w:r>
+      <w:r>
+        <w:t xml:space="preserve"> </w:t>
+      </w:r>
+      <w:r>
+        <w:rPr>
+          <w:b/>
+          <w:bCs/>
+        </w:rPr>
+        <w:t xml:space="preserve">1.801 khung</w:t>
+      </w:r>
+      <w:r>
+        <w:t xml:space="preserve">, hệ thống nhận và trả kết quả cho</w:t>
+      </w:r>
+      <w:r>
+        <w:t xml:space="preserve"> </w:t>
+      </w:r>
+      <w:r>
+        <w:rPr>
+          <w:b/>
+          <w:bCs/>
+        </w:rPr>
+        <w:t xml:space="preserve">338 khung</w:t>
+      </w:r>
+      <w:r>
+        <w:t xml:space="preserve">, bỏ 1.463 khung ở hàng đợi,</w:t>
+      </w:r>
+      <w:r>
+        <w:t xml:space="preserve"> </w:t>
+      </w:r>
+      <w:r>
+        <w:rPr>
+          <w:b/>
+          <w:bCs/>
+        </w:rPr>
+        <w:t xml:space="preserve">0 lỗi</w:t>
+      </w:r>
+      <w:r>
+        <w:t xml:space="preserve">. Giao diện thời gian thực dùng</w:t>
       </w:r>
       <w:r>
         <w:t xml:space="preserve"> </w:t>
@@ -39855,7 +40376,7 @@
           <w:b/>
           <w:bCs/>
         </w:rPr>
-        <w:t xml:space="preserve">18,2 giây</w:t>
+        <w:t xml:space="preserve">16,4 giây</w:t>
       </w:r>
       <w:r>
         <w:t xml:space="preserve"> </w:t>
@@ -39871,7 +40392,7 @@
           <w:b/>
           <w:bCs/>
         </w:rPr>
-        <w:t xml:space="preserve">0,785×</w:t>
+        <w:t xml:space="preserve">0,8695×</w:t>
       </w:r>
       <w:r>
         <w:t xml:space="preserve"> </w:t>
@@ -39889,7 +40410,10 @@
         <w:t xml:space="preserve">vid_stride = 5</w:t>
       </w:r>
       <w:r>
-        <w:t xml:space="preserve">.</w:t>
+        <w:t xml:space="preserve"> </w:t>
+      </w:r>
+      <w:r>
+        <w:t xml:space="preserve">— cũng đo sau đợt tối ưu, trước đó là 0,785×.</w:t>
       </w:r>
     </w:p>
     <w:p>
@@ -40858,13 +41382,575 @@
       </w:r>
     </w:p>
     <w:bookmarkEnd w:id="181"/>
-    <w:bookmarkStart w:id="182" w:name="X16b4eaa49758ce901c811cabf4d14d88e7a2bfd"/>
+    <w:bookmarkStart w:id="185" w:name="X21e814676bb407d9f2ad11ecf490826ca08ea69"/>
     <w:p>
       <w:pPr>
         <w:pStyle w:val="Heading3"/>
       </w:pPr>
       <w:r>
-        <w:t xml:space="preserve">5.6.5. Chịu tải, bộ nhớ và độ tin cậy (NFR-SC1, NFR-P4…P7, NFR-R4)</w:t>
+        <w:t xml:space="preserve">5.6.5. Khử trùng lặp mờ cho chuỗi khung hình video</w:t>
+      </w:r>
+    </w:p>
+    <w:p>
+      <w:pPr>
+        <w:pStyle w:val="FirstParagraph"/>
+      </w:pPr>
+      <w:r>
+        <w:t xml:space="preserve">Một xe đi qua khung hình xuất hiện trong hàng chục khung liên tiếp, và khối nhận dạng đọc lại nó ở mỗi khung. Nếu mọi lần đọc đều cho cùng một chuỗi thì gom theo chuỗi là đủ. Thực tế không vậy:</w:t>
+      </w:r>
+      <w:r>
+        <w:t xml:space="preserve"> </w:t>
+      </w:r>
+      <w:r>
+        <w:rPr>
+          <w:b/>
+          <w:bCs/>
+        </w:rPr>
+        <w:t xml:space="preserve">cùng một biển, cùng một chất lượng ảnh, hai khung cách nhau vài phần trăm giây vẫn có thể cho hai chuỗi khác nhau</w:t>
+      </w:r>
+      <w:r>
+        <w:t xml:space="preserve">. Hệ quả trực tiếp là danh sách kết quả của một video ngắn phình ra thành nhiều dòng cho cùng một chiếc xe.</w:t>
+      </w:r>
+    </w:p>
+    <w:p>
+      <w:pPr>
+        <w:pStyle w:val="BodyText"/>
+      </w:pPr>
+      <w:r>
+        <w:rPr>
+          <w:b/>
+          <w:bCs/>
+        </w:rPr>
+        <w:t xml:space="preserve">Cơ chế.</w:t>
+      </w:r>
+      <w:r>
+        <w:t xml:space="preserve"> </w:t>
+      </w:r>
+      <w:r>
+        <w:t xml:space="preserve">Sau khi gom theo chuỗi, một lượt thứ hai hợp nhất các biến thể của cùng một biển vật lý. Hai chuỗi được coi là cùng một biển khi thoả</w:t>
+      </w:r>
+      <w:r>
+        <w:t xml:space="preserve"> </w:t>
+      </w:r>
+      <w:r>
+        <w:rPr>
+          <w:b/>
+          <w:bCs/>
+        </w:rPr>
+        <w:t xml:space="preserve">đồng thời</w:t>
+      </w:r>
+      <w:r>
+        <w:t xml:space="preserve"> </w:t>
+      </w:r>
+      <w:r>
+        <w:t xml:space="preserve">hai điều kiện:</w:t>
+      </w:r>
+    </w:p>
+    <w:p>
+      <w:pPr>
+        <w:pStyle w:val="Compact"/>
+        <w:numPr>
+          <w:ilvl w:val="0"/>
+          <w:numId w:val="1003"/>
+        </w:numPr>
+      </w:pPr>
+      <w:r>
+        <w:rPr>
+          <w:b/>
+          <w:bCs/>
+        </w:rPr>
+        <w:t xml:space="preserve">Gần nhau về chuỗi</w:t>
+      </w:r>
+      <w:r>
+        <w:t xml:space="preserve"> </w:t>
+      </w:r>
+      <w:r>
+        <w:t xml:space="preserve">— khoảng cách Levenshtein</w:t>
+      </w:r>
+      <w:r>
+        <w:t xml:space="preserve"> </w:t>
+      </w:r>
+      <m:oMath>
+        <m:r>
+          <m:rPr>
+            <m:sty m:val="p"/>
+          </m:rPr>
+          <m:t>≤</m:t>
+        </m:r>
+        <m:r>
+          <m:t>2</m:t>
+        </m:r>
+      </m:oMath>
+      <w:r>
+        <w:t xml:space="preserve">;</w:t>
+      </w:r>
+    </w:p>
+    <w:p>
+      <w:pPr>
+        <w:pStyle w:val="Compact"/>
+        <w:numPr>
+          <w:ilvl w:val="0"/>
+          <w:numId w:val="1003"/>
+        </w:numPr>
+      </w:pPr>
+      <w:r>
+        <w:rPr>
+          <w:b/>
+          <w:bCs/>
+        </w:rPr>
+        <w:t xml:space="preserve">Gần nhau về thời gian</w:t>
+      </w:r>
+      <w:r>
+        <w:t xml:space="preserve"> </w:t>
+      </w:r>
+      <w:r>
+        <w:t xml:space="preserve">— hai lần đọc cách nhau không quá 48 khung.</w:t>
+      </w:r>
+    </w:p>
+    <w:p>
+      <w:pPr>
+        <w:pStyle w:val="FirstParagraph"/>
+      </w:pPr>
+      <w:r>
+        <w:t xml:space="preserve">Riêng với khoảng cách bằng 2, chỉ điều kiện chuỗi là chưa đủ, vì hai biển</w:t>
+      </w:r>
+      <w:r>
+        <w:t xml:space="preserve"> </w:t>
+      </w:r>
+      <w:r>
+        <w:rPr>
+          <w:b/>
+          <w:bCs/>
+        </w:rPr>
+        <w:t xml:space="preserve">thật sự khác nhau</w:t>
+      </w:r>
+      <w:r>
+        <w:t xml:space="preserve"> </w:t>
+      </w:r>
+      <w:r>
+        <w:t xml:space="preserve">cũng có thể chỉ cách nhau hai ký tự. Vì vậy mức này còn phải qua một rào ngữ nghĩa:</w:t>
+      </w:r>
+      <w:r>
+        <w:t xml:space="preserve"> </w:t>
+      </w:r>
+      <w:r>
+        <w:rPr>
+          <w:b/>
+          <w:bCs/>
+        </w:rPr>
+        <w:t xml:space="preserve">cùng mã tỉnh hai chữ số</w:t>
+      </w:r>
+      <w:r>
+        <w:t xml:space="preserve">, và</w:t>
+      </w:r>
+      <w:r>
+        <w:t xml:space="preserve"> </w:t>
+      </w:r>
+      <w:r>
+        <w:rPr>
+          <w:b/>
+          <w:bCs/>
+        </w:rPr>
+        <w:t xml:space="preserve">hoặc</w:t>
+      </w:r>
+      <w:r>
+        <w:t xml:space="preserve"> </w:t>
+      </w:r>
+      <w:r>
+        <w:t xml:space="preserve">cùng chữ cái sê-ri</w:t>
+      </w:r>
+      <w:r>
+        <w:t xml:space="preserve"> </w:t>
+      </w:r>
+      <w:r>
+        <w:rPr>
+          <w:b/>
+          <w:bCs/>
+        </w:rPr>
+        <w:t xml:space="preserve">hoặc</w:t>
+      </w:r>
+      <w:r>
+        <w:t xml:space="preserve"> </w:t>
+      </w:r>
+      <w:r>
+        <w:t xml:space="preserve">cùng ba chữ số cuối. Bỏ rào ấy đi thì thuật toán sẽ gộp nhầm hai xe khác nhau đỗ cạnh nhau.</w:t>
+      </w:r>
+    </w:p>
+    <w:p>
+      <w:pPr>
+        <w:pStyle w:val="BodyText"/>
+      </w:pPr>
+      <w:r>
+        <w:rPr>
+          <w:b/>
+          <w:bCs/>
+        </w:rPr>
+        <w:t xml:space="preserve">Bản nào sống sót được quyết bằng bằng chứng, không bằng thứ tự đến.</w:t>
+      </w:r>
+      <w:r>
+        <w:t xml:space="preserve"> </w:t>
+      </w:r>
+      <w:r>
+        <w:t xml:space="preserve">Thứ tự ưu tiên: đúng quy chuẩn định dạng trước, rồi tới</w:t>
+      </w:r>
+      <w:r>
+        <w:t xml:space="preserve"> </w:t>
+      </w:r>
+      <w:r>
+        <w:rPr>
+          <w:b/>
+          <w:bCs/>
+        </w:rPr>
+        <w:t xml:space="preserve">số khung đã bỏ phiếu</w:t>
+      </w:r>
+      <w:r>
+        <w:t xml:space="preserve"> </w:t>
+      </w:r>
+      <w:r>
+        <w:t xml:space="preserve">cho cách đọc đó, cuối cùng mới tới độ tin cậy OCR. Độ tin cậy một mình là trọng tài kém ở mức một ký tự — một lần đọc sai vẫn có thể mang điểm cao.</w:t>
+      </w:r>
+    </w:p>
+    <w:p>
+      <w:pPr>
+        <w:pStyle w:val="BodyText"/>
+      </w:pPr>
+      <w:r>
+        <w:rPr>
+          <w:b/>
+          <w:bCs/>
+        </w:rPr>
+        <w:t xml:space="preserve">Kết quả đo.</w:t>
+      </w:r>
+      <w:r>
+        <w:t xml:space="preserve"> </w:t>
+      </w:r>
+      <w:r>
+        <w:t xml:space="preserve">Chạy toàn bộ đường ống trên</w:t>
+      </w:r>
+      <w:r>
+        <w:t xml:space="preserve"> </w:t>
+      </w:r>
+      <w:r>
+        <w:rPr>
+          <w:rStyle w:val="VerbatimChar"/>
+        </w:rPr>
+        <w:t xml:space="preserve">demo-video-giao-thong.mp4</w:t>
+      </w:r>
+      <w:r>
+        <w:t xml:space="preserve">, lấy mẫu một khung trong mỗi bốn khung: khối nhận dạng trả về</w:t>
+      </w:r>
+      <w:r>
+        <w:t xml:space="preserve"> </w:t>
+      </w:r>
+      <w:r>
+        <w:rPr>
+          <w:b/>
+          <w:bCs/>
+        </w:rPr>
+        <w:t xml:space="preserve">44 chuỗi khác nhau</w:t>
+      </w:r>
+      <w:r>
+        <w:t xml:space="preserve">, sau khi hợp nhất còn</w:t>
+      </w:r>
+      <w:r>
+        <w:t xml:space="preserve"> </w:t>
+      </w:r>
+      <w:r>
+        <w:rPr>
+          <w:b/>
+          <w:bCs/>
+        </w:rPr>
+        <w:t xml:space="preserve">27</w:t>
+      </w:r>
+      <w:r>
+        <w:t xml:space="preserve"> </w:t>
+      </w:r>
+      <w:r>
+        <w:t xml:space="preserve">—</w:t>
+      </w:r>
+      <w:r>
+        <w:t xml:space="preserve"> </w:t>
+      </w:r>
+      <w:r>
+        <w:rPr>
+          <w:b/>
+          <w:bCs/>
+        </w:rPr>
+        <w:t xml:space="preserve">17 chuỗi được gom vào một bản ghi khác</w:t>
+      </w:r>
+      <w:r>
+        <w:t xml:space="preserve">, tức gần</w:t>
+      </w:r>
+      <w:r>
+        <w:t xml:space="preserve"> </w:t>
+      </w:r>
+      <w:r>
+        <w:rPr>
+          <w:b/>
+          <w:bCs/>
+        </w:rPr>
+        <w:t xml:space="preserve">bốn trên mười</w:t>
+      </w:r>
+      <w:r>
+        <w:t xml:space="preserve"> </w:t>
+      </w:r>
+      <w:r>
+        <w:t xml:space="preserve">dòng kết quả là trùng lặp của một biển đã có.</w:t>
+      </w:r>
+    </w:p>
+    <w:p>
+      <w:pPr>
+        <w:pStyle w:val="BodyText"/>
+      </w:pPr>
+      <w:r>
+        <w:drawing>
+          <wp:inline>
+            <wp:extent cx="5334000" cy="1215536"/>
+            <wp:effectExtent b="0" l="0" r="0" t="0"/>
+            <wp:docPr descr="" title="" id="183" name="Picture"/>
+            <a:graphic>
+              <a:graphicData uri="http://schemas.openxmlformats.org/drawingml/2006/picture">
+                <pic:pic>
+                  <pic:nvPicPr>
+                    <pic:cNvPr descr="figures/fig-ch5-dedup-51H14573.png" id="184" name="Picture"/>
+                    <pic:cNvPicPr>
+                      <a:picLocks noChangeArrowheads="1" noChangeAspect="1"/>
+                    </pic:cNvPicPr>
+                  </pic:nvPicPr>
+                  <pic:blipFill>
+                    <a:blip r:embed="rId182"/>
+                    <a:stretch>
+                      <a:fillRect/>
+                    </a:stretch>
+                  </pic:blipFill>
+                  <pic:spPr bwMode="auto">
+                    <a:xfrm>
+                      <a:off x="0" y="0"/>
+                      <a:ext cx="5334000" cy="1215536"/>
+                    </a:xfrm>
+                    <a:prstGeom prst="rect">
+                      <a:avLst/>
+                    </a:prstGeom>
+                    <a:noFill/>
+                    <a:ln w="9525">
+                      <a:noFill/>
+                      <a:headEnd/>
+                      <a:tailEnd/>
+                    </a:ln>
+                  </pic:spPr>
+                </pic:pic>
+              </a:graphicData>
+            </a:graphic>
+          </wp:inline>
+        </w:drawing>
+      </w:r>
+    </w:p>
+    <w:p>
+      <w:pPr>
+        <w:pStyle w:val="BodyText"/>
+      </w:pPr>
+      <w:r>
+        <w:rPr>
+          <w:b/>
+          <w:bCs/>
+        </w:rPr>
+        <w:t xml:space="preserve">Hình 5.4.</w:t>
+      </w:r>
+      <w:r>
+        <w:t xml:space="preserve"> </w:t>
+      </w:r>
+      <w:r>
+        <w:t xml:space="preserve">Một ca khử trùng lặp thật, cắt trực tiếp từ video demo. Cùng một chiếc xe máy được đọc thành</w:t>
+      </w:r>
+      <w:r>
+        <w:t xml:space="preserve"> </w:t>
+      </w:r>
+      <w:r>
+        <w:rPr>
+          <w:b/>
+          <w:bCs/>
+        </w:rPr>
+        <w:t xml:space="preserve">năm chuỗi khác nhau</w:t>
+      </w:r>
+      <w:r>
+        <w:t xml:space="preserve"> </w:t>
+      </w:r>
+      <w:r>
+        <w:t xml:space="preserve">ở năm khung hình khác nhau; bốn bản viền đỏ bị gom vào bản viền xanh. Điều đáng chú ý là</w:t>
+      </w:r>
+      <w:r>
+        <w:t xml:space="preserve"> </w:t>
+      </w:r>
+      <w:r>
+        <w:rPr>
+          <w:b/>
+          <w:bCs/>
+        </w:rPr>
+        <w:t xml:space="preserve">năm vùng cắt gần như không phân biệt được bằng mắt</w:t>
+      </w:r>
+      <w:r>
+        <w:t xml:space="preserve"> </w:t>
+      </w:r>
+      <w:r>
+        <w:t xml:space="preserve">— khác biệt không đến từ loá sáng hay che khuất mà từ</w:t>
+      </w:r>
+      <w:r>
+        <w:t xml:space="preserve"> </w:t>
+      </w:r>
+      <w:r>
+        <w:rPr>
+          <w:b/>
+          <w:bCs/>
+        </w:rPr>
+        <w:t xml:space="preserve">tính không tất định của khối nhận dạng giữa các khung gần giống nhau</w:t>
+      </w:r>
+      <w:r>
+        <w:t xml:space="preserve">. Bản</w:t>
+      </w:r>
+      <w:r>
+        <w:t xml:space="preserve"> </w:t>
+      </w:r>
+      <w:r>
+        <w:rPr>
+          <w:rStyle w:val="VerbatimChar"/>
+        </w:rPr>
+        <w:t xml:space="preserve">51H14573</w:t>
+      </w:r>
+      <w:r>
+        <w:t xml:space="preserve"> </w:t>
+      </w:r>
+      <w:r>
+        <w:t xml:space="preserve">thắng nhờ</w:t>
+      </w:r>
+      <w:r>
+        <w:t xml:space="preserve"> </w:t>
+      </w:r>
+      <w:r>
+        <w:rPr>
+          <w:b/>
+          <w:bCs/>
+        </w:rPr>
+        <w:t xml:space="preserve">11 khung</w:t>
+      </w:r>
+      <w:r>
+        <w:t xml:space="preserve"> </w:t>
+      </w:r>
+      <w:r>
+        <w:t xml:space="preserve">bỏ phiếu, trong khi bốn bản còn lại mỗi bản chỉ có một khung; nếu xét riêng độ tin cậy thì</w:t>
+      </w:r>
+      <w:r>
+        <w:t xml:space="preserve"> </w:t>
+      </w:r>
+      <w:r>
+        <w:rPr>
+          <w:rStyle w:val="VerbatimChar"/>
+        </w:rPr>
+        <w:t xml:space="preserve">51H4573</w:t>
+      </w:r>
+      <w:r>
+        <w:t xml:space="preserve"> </w:t>
+      </w:r>
+      <w:r>
+        <w:t xml:space="preserve">(0,994) đã suýt vượt qua.</w:t>
+      </w:r>
+    </w:p>
+    <w:p>
+      <w:pPr>
+        <w:pStyle w:val="BodyText"/>
+      </w:pPr>
+      <w:r>
+        <w:rPr>
+          <w:b/>
+          <w:bCs/>
+        </w:rPr>
+        <w:t xml:space="preserve">Phạm vi của kết quả này, nói cho đúng.</w:t>
+      </w:r>
+      <w:r>
+        <w:t xml:space="preserve"> </w:t>
+      </w:r>
+      <w:r>
+        <w:t xml:space="preserve">Đây là cải thiện ở</w:t>
+      </w:r>
+      <w:r>
+        <w:t xml:space="preserve"> </w:t>
+      </w:r>
+      <w:r>
+        <w:rPr>
+          <w:b/>
+          <w:bCs/>
+        </w:rPr>
+        <w:t xml:space="preserve">tầng trình bày kết quả video</w:t>
+      </w:r>
+      <w:r>
+        <w:t xml:space="preserve">, không phải ở độ chính xác nhận dạng: nó không sửa được một ký tự đọc sai, chỉ chọn ra cách đọc được nhiều khung ủng hộ nhất. Vì vậy</w:t>
+      </w:r>
+      <w:r>
+        <w:t xml:space="preserve"> </w:t>
+      </w:r>
+      <w:r>
+        <w:rPr>
+          <w:b/>
+          <w:bCs/>
+        </w:rPr>
+        <w:t xml:space="preserve">các chỉ số NFR-A4…A6 ở mục 5.5 không đổi</w:t>
+      </w:r>
+      <w:r>
+        <w:t xml:space="preserve"> </w:t>
+      </w:r>
+      <w:r>
+        <w:t xml:space="preserve">— chúng đo trên ngữ liệu ảnh cắt sẵn, mỗi biển một lần, nên bước hợp nhất này không tham gia. Rủi ro còn lại cũng phải nêu: rào ngữ nghĩa thu hẹp chứ</w:t>
+      </w:r>
+      <w:r>
+        <w:t xml:space="preserve"> </w:t>
+      </w:r>
+      <w:r>
+        <w:rPr>
+          <w:b/>
+          <w:bCs/>
+        </w:rPr>
+        <w:t xml:space="preserve">không loại trừ</w:t>
+      </w:r>
+      <w:r>
+        <w:t xml:space="preserve"> </w:t>
+      </w:r>
+      <w:r>
+        <w:t xml:space="preserve">khả năng gộp nhầm hai biển thật sự khác nhau khi chúng cùng tỉnh, cùng ba số cuối và cùng xuất hiện trong một cửa sổ 48 khung. Trên bộ demo chưa gặp ca nào như vậy, nhưng đó là</w:t>
+      </w:r>
+      <w:r>
+        <w:t xml:space="preserve"> </w:t>
+      </w:r>
+      <w:r>
+        <w:rPr>
+          <w:b/>
+          <w:bCs/>
+        </w:rPr>
+        <w:t xml:space="preserve">chưa quan sát thấy</w:t>
+      </w:r>
+      <w:r>
+        <w:t xml:space="preserve">, không phải</w:t>
+      </w:r>
+      <w:r>
+        <w:t xml:space="preserve"> </w:t>
+      </w:r>
+      <w:r>
+        <w:rPr>
+          <w:b/>
+          <w:bCs/>
+        </w:rPr>
+        <w:t xml:space="preserve">đã chứng minh không xảy ra</w:t>
+      </w:r>
+      <w:r>
+        <w:t xml:space="preserve">.</w:t>
+      </w:r>
+    </w:p>
+    <w:bookmarkEnd w:id="185"/>
+    <w:bookmarkStart w:id="186" w:name="X5aa2c7a108583fb82efc59b75bc29545eda513b"/>
+    <w:p>
+      <w:pPr>
+        <w:pStyle w:val="Heading3"/>
+      </w:pPr>
+      <w:r>
+        <w:t xml:space="preserve">5.6.6. Chịu tải, bộ nhớ và độ tin cậy (NFR-SC1, NFR-P4…P7, NFR-R4)</w:t>
       </w:r>
     </w:p>
     <w:p>
@@ -41352,10 +42438,10 @@
                 <w:b/>
                 <w:bCs/>
               </w:rPr>
-              <w:t xml:space="preserve">100,0% / 2.028 yêu cầu</w:t>
-            </w:r>
-            <w:r>
-              <w:t xml:space="preserve">, bộ nhớ chỉ tăng 0,094 GB</w:t>
+              <w:t xml:space="preserve">100,0% / 5.337 yêu cầu</w:t>
+            </w:r>
+            <w:r>
+              <w:t xml:space="preserve">, 0 lỗi</w:t>
             </w:r>
           </w:p>
         </w:tc>
@@ -41408,7 +42494,7 @@
                 <w:b/>
                 <w:bCs/>
               </w:rPr>
-              <w:t xml:space="preserve">0/9.031 bản ghi mất</w:t>
+              <w:t xml:space="preserve">0/7.977 bản ghi mất</w:t>
             </w:r>
           </w:p>
         </w:tc>
@@ -41484,7 +42570,7 @@
           <w:b/>
           <w:bCs/>
         </w:rPr>
-        <w:t xml:space="preserve">Trên chính đường xử lý ảnh, chỉ còn NFR-P1 là chưa trọn:</w:t>
+        <w:t xml:space="preserve">Trên chính đường xử lý ảnh, cả ba chỉ tiêu độ trễ nay đều đạt mục tiêu:</w:t>
       </w:r>
       <w:r>
         <w:t xml:space="preserve"> </w:t>
@@ -41500,29 +42586,45 @@
           <w:b/>
           <w:bCs/>
         </w:rPr>
-        <w:t xml:space="preserve">1.143,10 ms</w:t>
-      </w:r>
-      <w:r>
-        <w:t xml:space="preserve"> </w:t>
-      </w:r>
-      <w:r>
-        <w:t xml:space="preserve">— đạt sàn 1.500 ms nhưng chưa tới mục tiêu 800 ms, đây là</w:t>
-      </w:r>
-      <w:r>
-        <w:t xml:space="preserve"> </w:t>
-      </w:r>
-      <w:r>
-        <w:rPr>
-          <w:b/>
-          <w:bCs/>
-        </w:rPr>
-        <w:t xml:space="preserve">thoái lui có chủ ý</w:t>
-      </w:r>
-      <w:r>
-        <w:t xml:space="preserve"> </w:t>
-      </w:r>
-      <w:r>
-        <w:t xml:space="preserve">đổi lấy 34 biển đọc thêm (5.5.7). NFR-P2 và NFR-P3 đều đạt.</w:t>
+        <w:t xml:space="preserve">509,76 ms</w:t>
+      </w:r>
+      <w:r>
+        <w:t xml:space="preserve"> </w:t>
+      </w:r>
+      <w:r>
+        <w:t xml:space="preserve">(mục tiêu 800), NFR-P2</w:t>
+      </w:r>
+      <w:r>
+        <w:t xml:space="preserve"> </w:t>
+      </w:r>
+      <w:r>
+        <w:rPr>
+          <w:b/>
+          <w:bCs/>
+        </w:rPr>
+        <w:t xml:space="preserve">5,63 khung/giây</w:t>
+      </w:r>
+      <w:r>
+        <w:t xml:space="preserve"> </w:t>
+      </w:r>
+      <w:r>
+        <w:t xml:space="preserve">(mục tiêu 5) và NFR-P3</w:t>
+      </w:r>
+      <w:r>
+        <w:t xml:space="preserve"> </w:t>
+      </w:r>
+      <w:r>
+        <w:rPr>
+          <w:b/>
+          <w:bCs/>
+        </w:rPr>
+        <w:t xml:space="preserve">0,8695×</w:t>
+      </w:r>
+      <w:r>
+        <w:t xml:space="preserve"> </w:t>
+      </w:r>
+      <w:r>
+        <w:t xml:space="preserve">thời gian thực (mục tiêu 0,3×). Bậc thang thử lại vẫn là một thoái lui có chủ ý đổi lấy 34 biển đọc thêm (5.5.7), nhưng đợt tối ưu tầng suy luận (4.4) đã bù lại và còn dư.</w:t>
       </w:r>
       <w:r>
         <w:t xml:space="preserve"> </w:t>
@@ -41589,14 +42691,14 @@
         <w:t xml:space="preserve">ở 5.6.3.</w:t>
       </w:r>
     </w:p>
-    <w:bookmarkEnd w:id="182"/>
-    <w:bookmarkStart w:id="183" w:name="Xdf1c6e2ee323a9d334463601a721b6529b38291"/>
+    <w:bookmarkEnd w:id="186"/>
+    <w:bookmarkStart w:id="187" w:name="Xae50a3e9cae748d5d13f98269eab4172bf477bc"/>
     <w:p>
       <w:pPr>
         <w:pStyle w:val="Heading3"/>
       </w:pPr>
       <w:r>
-        <w:t xml:space="preserve">5.6.6. Ảnh hưởng của việc bỏ bước phát hiện chữ trong PaddleOCR</w:t>
+        <w:t xml:space="preserve">5.6.7. Ảnh hưởng của việc bỏ bước phát hiện chữ trong PaddleOCR</w:t>
       </w:r>
     </w:p>
     <w:p>
@@ -42272,9 +43374,9 @@
         </w:tc>
       </w:tr>
     </w:tbl>
-    <w:bookmarkEnd w:id="183"/>
-    <w:bookmarkEnd w:id="184"/>
-    <w:bookmarkStart w:id="185" w:name="Xc0bff015dc90ee963680e4537fb902858c5b63d"/>
+    <w:bookmarkEnd w:id="187"/>
+    <w:bookmarkEnd w:id="188"/>
+    <w:bookmarkStart w:id="189" w:name="Xc0bff015dc90ee963680e4537fb902858c5b63d"/>
     <w:p>
       <w:pPr>
         <w:pStyle w:val="Heading2"/>
@@ -42815,18 +43917,7 @@
               <w:pStyle w:val="Compact"/>
             </w:pPr>
             <w:r>
-              <w:t xml:space="preserve">🟡 P1, ✅ P2, ✅ P3</w:t>
-            </w:r>
-          </w:p>
-        </w:tc>
-        <w:tc>
-          <w:tcPr/>
-          <w:p>
-            <w:pPr>
-              <w:pStyle w:val="Compact"/>
-            </w:pPr>
-            <w:r>
-              <w:t xml:space="preserve">p95 một ảnh</w:t>
+              <w:t xml:space="preserve">✅</w:t>
             </w:r>
             <w:r>
               <w:t xml:space="preserve"> </w:t>
@@ -42836,13 +43927,18 @@
                 <w:b/>
                 <w:bCs/>
               </w:rPr>
-              <w:t xml:space="preserve">1.143,10 ms</w:t>
-            </w:r>
-            <w:r>
-              <w:t xml:space="preserve"> </w:t>
-            </w:r>
-            <w:r>
-              <w:t xml:space="preserve">(sàn 1.500, mục tiêu 800; p50 chỉ 405,77 ms). FPS thời gian thực</w:t>
+              <w:t xml:space="preserve">đạt cả ba</w:t>
+            </w:r>
+          </w:p>
+        </w:tc>
+        <w:tc>
+          <w:tcPr/>
+          <w:p>
+            <w:pPr>
+              <w:pStyle w:val="Compact"/>
+            </w:pPr>
+            <w:r>
+              <w:t xml:space="preserve">p95 một ảnh</w:t>
             </w:r>
             <w:r>
               <w:t xml:space="preserve"> </w:t>
@@ -42852,13 +43948,13 @@
                 <w:b/>
                 <w:bCs/>
               </w:rPr>
-              <w:t xml:space="preserve">5,257</w:t>
+              <w:t xml:space="preserve">509,76 ms</w:t>
             </w:r>
             <w:r>
               <w:t xml:space="preserve"> </w:t>
             </w:r>
             <w:r>
-              <w:t xml:space="preserve">— vượt cả mục tiêu 5; xấu nhất đo được dưới tải nặng</w:t>
+              <w:t xml:space="preserve">(sàn 1.500, mục tiêu 800; p50 chỉ 150,07 ms). FPS thời gian thực</w:t>
             </w:r>
             <w:r>
               <w:t xml:space="preserve"> </w:t>
@@ -42868,10 +43964,13 @@
                 <w:b/>
                 <w:bCs/>
               </w:rPr>
-              <w:t xml:space="preserve">4,057</w:t>
-            </w:r>
-            <w:r>
-              <w:t xml:space="preserve">, vẫn trên sàn 3. Video</w:t>
+              <w:t xml:space="preserve">5,63</w:t>
+            </w:r>
+            <w:r>
+              <w:t xml:space="preserve"> </w:t>
+            </w:r>
+            <w:r>
+              <w:t xml:space="preserve">— vượt cả mục tiêu 5; xấu nhất đo được dưới tải nặng</w:t>
             </w:r>
             <w:r>
               <w:t xml:space="preserve"> </w:t>
@@ -42881,7 +43980,20 @@
                 <w:b/>
                 <w:bCs/>
               </w:rPr>
-              <w:t xml:space="preserve">0,785×</w:t>
+              <w:t xml:space="preserve">4,057</w:t>
+            </w:r>
+            <w:r>
+              <w:t xml:space="preserve">, vẫn trên sàn 3. Video</w:t>
+            </w:r>
+            <w:r>
+              <w:t xml:space="preserve"> </w:t>
+            </w:r>
+            <w:r>
+              <w:rPr>
+                <w:b/>
+                <w:bCs/>
+              </w:rPr>
+              <w:t xml:space="preserve">0,8695×</w:t>
             </w:r>
             <w:r>
               <w:t xml:space="preserve"> </w:t>
@@ -43080,7 +44192,7 @@
               <w:t xml:space="preserve"> </w:t>
             </w:r>
             <w:r>
-              <w:t xml:space="preserve">thành công qua 2.028 yêu cầu soak 15 phút;</w:t>
+              <w:t xml:space="preserve">thành công qua 5.337 yêu cầu soak 15 phút;</w:t>
             </w:r>
             <w:r>
               <w:t xml:space="preserve"> </w:t>
@@ -43090,7 +44202,7 @@
                 <w:b/>
                 <w:bCs/>
               </w:rPr>
-              <w:t xml:space="preserve">0/9.031</w:t>
+              <w:t xml:space="preserve">0/7.977</w:t>
             </w:r>
             <w:r>
               <w:t xml:space="preserve"> </w:t>
@@ -43232,8 +44344,8 @@
         </w:tc>
       </w:tr>
     </w:tbl>
-    <w:bookmarkEnd w:id="185"/>
-    <w:bookmarkStart w:id="186" w:name="Xe422198b1000e64c715229721cb79be428798c5"/>
+    <w:bookmarkEnd w:id="189"/>
+    <w:bookmarkStart w:id="190" w:name="Xe422198b1000e64c715229721cb79be428798c5"/>
     <w:p>
       <w:pPr>
         <w:pStyle w:val="Heading2"/>
@@ -44052,8 +45164,8 @@
         </w:tc>
       </w:tr>
     </w:tbl>
-    <w:bookmarkEnd w:id="186"/>
-    <w:bookmarkStart w:id="190" w:name="X17c38d19be0e29160aa374b565370025cd3cedc"/>
+    <w:bookmarkEnd w:id="190"/>
+    <w:bookmarkStart w:id="194" w:name="X17c38d19be0e29160aa374b565370025cd3cedc"/>
     <w:p>
       <w:pPr>
         <w:pStyle w:val="Heading2"/>
@@ -44062,7 +45174,7 @@
         <w:t xml:space="preserve">5.9. Bàn luận</w:t>
       </w:r>
     </w:p>
-    <w:bookmarkStart w:id="187" w:name="Xf4135df1d431f6687795378a645f566212f5f2f"/>
+    <w:bookmarkStart w:id="191" w:name="Xf4135df1d431f6687795378a645f566212f5f2f"/>
     <w:p>
       <w:pPr>
         <w:pStyle w:val="Heading3"/>
@@ -44127,8 +45239,8 @@
         <w:t xml:space="preserve">(+13,28 điểm, 0 ca hồi quy); còn ba chỉ tiêu độ chính xác chuỗi thì không đạt.</w:t>
       </w:r>
     </w:p>
-    <w:bookmarkEnd w:id="187"/>
-    <w:bookmarkStart w:id="188" w:name="Xff467f893be5525c4100bf81184a0f048a11f70"/>
+    <w:bookmarkEnd w:id="191"/>
+    <w:bookmarkStart w:id="192" w:name="Xff467f893be5525c4100bf81184a0f048a11f70"/>
     <w:p>
       <w:pPr>
         <w:pStyle w:val="Heading3"/>
@@ -44404,8 +45516,8 @@
         <w:t xml:space="preserve">, không phải ước lượng trung tâm.</w:t>
       </w:r>
     </w:p>
-    <w:bookmarkEnd w:id="188"/>
-    <w:bookmarkStart w:id="189" w:name="Xc82d4b5cdc34aaf40471359984b07afdd654bc4"/>
+    <w:bookmarkEnd w:id="192"/>
+    <w:bookmarkStart w:id="193" w:name="Xc82d4b5cdc34aaf40471359984b07afdd654bc4"/>
     <w:p>
       <w:pPr>
         <w:pStyle w:val="Heading3"/>
@@ -45116,9 +46228,9 @@
         </w:tc>
       </w:tr>
     </w:tbl>
-    <w:bookmarkEnd w:id="189"/>
-    <w:bookmarkEnd w:id="190"/>
-    <w:bookmarkStart w:id="191" w:name="X6a1edb083ae7945c1aaac9c0c423aec3a03a384"/>
+    <w:bookmarkEnd w:id="193"/>
+    <w:bookmarkEnd w:id="194"/>
+    <w:bookmarkStart w:id="195" w:name="X6a1edb083ae7945c1aaac9c0c423aec3a03a384"/>
     <w:p>
       <w:pPr>
         <w:pStyle w:val="Heading2"/>
@@ -45891,9 +47003,9 @@
         <w:br w:type="page"/>
       </w:r>
     </w:p>
-    <w:bookmarkEnd w:id="191"/>
-    <w:bookmarkEnd w:id="192"/>
-    <w:bookmarkStart w:id="197" w:name="chương-6-kết-luận-và-hướng-phát-triển"/>
+    <w:bookmarkEnd w:id="195"/>
+    <w:bookmarkEnd w:id="196"/>
+    <w:bookmarkStart w:id="201" w:name="chương-6-kết-luận-và-hướng-phát-triển"/>
     <w:p>
       <w:pPr>
         <w:pStyle w:val="Heading1"/>
@@ -45902,7 +47014,7 @@
         <w:t xml:space="preserve">CHƯƠNG 6. KẾT LUẬN VÀ HƯỚNG PHÁT TRIỂN</w:t>
       </w:r>
     </w:p>
-    <w:bookmarkStart w:id="193" w:name="Xb83df606b245f1fa37530db85d26da9c381b41b"/>
+    <w:bookmarkStart w:id="197" w:name="Xb83df606b245f1fa37530db85d26da9c381b41b"/>
     <w:p>
       <w:pPr>
         <w:pStyle w:val="Heading2"/>
@@ -45939,7 +47051,7 @@
           <w:b/>
           <w:bCs/>
         </w:rPr>
-        <w:t xml:space="preserve">1.002/1.002</w:t>
+        <w:t xml:space="preserve">1.004/1.004</w:t>
       </w:r>
       <w:r>
         <w:t xml:space="preserve"> </w:t>
@@ -46492,7 +47604,7 @@
                 <w:b/>
                 <w:bCs/>
               </w:rPr>
-              <w:t xml:space="preserve">1.143,10</w:t>
+              <w:t xml:space="preserve">509,76</w:t>
             </w:r>
           </w:p>
         </w:tc>
@@ -46504,7 +47616,7 @@
               <w:jc w:val="center"/>
             </w:pPr>
             <w:r>
-              <w:t xml:space="preserve">🟡</w:t>
+              <w:t xml:space="preserve">✅</w:t>
             </w:r>
           </w:p>
         </w:tc>
@@ -46702,7 +47814,7 @@
         <w:pStyle w:val="Compact"/>
         <w:numPr>
           <w:ilvl w:val="0"/>
-          <w:numId w:val="1003"/>
+          <w:numId w:val="1004"/>
         </w:numPr>
       </w:pPr>
       <w:r>
@@ -46724,7 +47836,7 @@
         <w:pStyle w:val="Compact"/>
         <w:numPr>
           <w:ilvl w:val="0"/>
-          <w:numId w:val="1003"/>
+          <w:numId w:val="1004"/>
         </w:numPr>
       </w:pPr>
       <w:r>
@@ -46746,7 +47858,7 @@
         <w:pStyle w:val="Compact"/>
         <w:numPr>
           <w:ilvl w:val="0"/>
-          <w:numId w:val="1003"/>
+          <w:numId w:val="1004"/>
         </w:numPr>
       </w:pPr>
       <w:r>
@@ -46794,7 +47906,7 @@
         <w:pStyle w:val="Compact"/>
         <w:numPr>
           <w:ilvl w:val="0"/>
-          <w:numId w:val="1003"/>
+          <w:numId w:val="1004"/>
         </w:numPr>
       </w:pPr>
       <w:r>
@@ -46832,8 +47944,8 @@
         <w:t xml:space="preserve">: mọi số liệu sinh lại được bằng một lệnh, mọi phép so sánh kèm điều kiện đo, và các kết quả âm — hai lượt tinh chỉnh bộ nhận dạng đều không thắng model gốc ở chế độ vận hành — được ghi lại thay vì bỏ đi.</w:t>
       </w:r>
     </w:p>
-    <w:bookmarkEnd w:id="193"/>
-    <w:bookmarkStart w:id="194" w:name="X1f36a3640c9e310e5e9f84e347ef7e1a0c2a324"/>
+    <w:bookmarkEnd w:id="197"/>
+    <w:bookmarkStart w:id="198" w:name="X1f36a3640c9e310e5e9f84e347ef7e1a0c2a324"/>
     <w:p>
       <w:pPr>
         <w:pStyle w:val="Heading2"/>
@@ -47169,8 +48281,27 @@
               <w:pStyle w:val="Compact"/>
             </w:pPr>
             <w:r>
+              <w:rPr>
+                <w:strike/>
+              </w:rPr>
               <w:t xml:space="preserve">Độ trễ chỉ đạt ngưỡng tối thiểu</w:t>
             </w:r>
+            <w:r>
+              <w:t xml:space="preserve"> </w:t>
+            </w:r>
+            <w:r>
+              <w:t xml:space="preserve">—</w:t>
+            </w:r>
+            <w:r>
+              <w:t xml:space="preserve"> </w:t>
+            </w:r>
+            <w:r>
+              <w:rPr>
+                <w:b/>
+                <w:bCs/>
+              </w:rPr>
+              <w:t xml:space="preserve">đã khép</w:t>
+            </w:r>
           </w:p>
         </w:tc>
         <w:tc>
@@ -47181,18 +48312,18 @@
               <w:jc w:val="center"/>
             </w:pPr>
             <w:r>
-              <w:t xml:space="preserve">Trung bình</w:t>
-            </w:r>
-          </w:p>
-        </w:tc>
-        <w:tc>
-          <w:tcPr/>
-          <w:p>
-            <w:pPr>
-              <w:pStyle w:val="Compact"/>
-            </w:pPr>
-            <w:r>
-              <w:t xml:space="preserve">p95 = 1.143,10 ms; đánh đổi có chủ ý lấy 34 biển đọc thêm</w:t>
+              <w:t xml:space="preserve">Thấp</w:t>
+            </w:r>
+          </w:p>
+        </w:tc>
+        <w:tc>
+          <w:tcPr/>
+          <w:p>
+            <w:pPr>
+              <w:pStyle w:val="Compact"/>
+            </w:pPr>
+            <w:r>
+              <w:t xml:space="preserve">p95 nay 509,76 ms, vượt mục tiêu 800 ms sau đợt tối ưu tầng suy luận (5.6.1); bậc thang thử-lại vẫn giữ nguyên cùng 34 biển đọc thêm</w:t>
             </w:r>
           </w:p>
         </w:tc>
@@ -47543,8 +48674,8 @@
         </w:tc>
       </w:tr>
     </w:tbl>
-    <w:bookmarkEnd w:id="194"/>
-    <w:bookmarkStart w:id="195" w:name="Xf043620ea494c29eb5cd98da852a1ed6f0ba165"/>
+    <w:bookmarkEnd w:id="198"/>
+    <w:bookmarkStart w:id="199" w:name="Xf043620ea494c29eb5cd98da852a1ed6f0ba165"/>
     <w:p>
       <w:pPr>
         <w:pStyle w:val="Heading2"/>
@@ -48291,8 +49422,8 @@
         </w:tc>
       </w:tr>
     </w:tbl>
-    <w:bookmarkEnd w:id="195"/>
-    <w:bookmarkStart w:id="196" w:name="Xc3f4b05ddc489b3b83793ce2ad798163de00527"/>
+    <w:bookmarkEnd w:id="199"/>
+    <w:bookmarkStart w:id="200" w:name="Xc3f4b05ddc489b3b83793ce2ad798163de00527"/>
     <w:p>
       <w:pPr>
         <w:pStyle w:val="Heading2"/>
@@ -48372,9 +49503,9 @@
         <w:br w:type="page"/>
       </w:r>
     </w:p>
-    <w:bookmarkEnd w:id="196"/>
-    <w:bookmarkEnd w:id="197"/>
-    <w:bookmarkStart w:id="217" w:name="tài-liệu-tham-khảo"/>
+    <w:bookmarkEnd w:id="200"/>
+    <w:bookmarkEnd w:id="201"/>
+    <w:bookmarkStart w:id="221" w:name="tài-liệu-tham-khảo"/>
     <w:p>
       <w:pPr>
         <w:pStyle w:val="Heading1"/>
@@ -48427,7 +49558,7 @@
       <w:r>
         <w:t xml:space="preserve"> </w:t>
       </w:r>
-      <w:hyperlink r:id="rId198">
+      <w:hyperlink r:id="rId202">
         <w:r>
           <w:rPr>
             <w:rStyle w:val="Hyperlink"/>
@@ -48452,7 +49583,7 @@
       <w:r>
         <w:t xml:space="preserve"> </w:t>
       </w:r>
-      <w:hyperlink r:id="rId199">
+      <w:hyperlink r:id="rId203">
         <w:r>
           <w:rPr>
             <w:rStyle w:val="Hyperlink"/>
@@ -48485,7 +49616,7 @@
       <w:r>
         <w:t xml:space="preserve"> </w:t>
       </w:r>
-      <w:hyperlink r:id="rId200">
+      <w:hyperlink r:id="rId204">
         <w:r>
           <w:rPr>
             <w:rStyle w:val="Hyperlink"/>
@@ -48510,7 +49641,7 @@
       <w:r>
         <w:t xml:space="preserve"> </w:t>
       </w:r>
-      <w:hyperlink r:id="rId201">
+      <w:hyperlink r:id="rId205">
         <w:r>
           <w:rPr>
             <w:rStyle w:val="Hyperlink"/>
@@ -48535,7 +49666,7 @@
       <w:r>
         <w:t xml:space="preserve"> </w:t>
       </w:r>
-      <w:hyperlink r:id="rId202">
+      <w:hyperlink r:id="rId206">
         <w:r>
           <w:rPr>
             <w:rStyle w:val="Hyperlink"/>
@@ -48560,7 +49691,7 @@
       <w:r>
         <w:t xml:space="preserve"> </w:t>
       </w:r>
-      <w:hyperlink r:id="rId203">
+      <w:hyperlink r:id="rId207">
         <w:r>
           <w:rPr>
             <w:rStyle w:val="Hyperlink"/>
@@ -48585,7 +49716,7 @@
       <w:r>
         <w:t xml:space="preserve"> </w:t>
       </w:r>
-      <w:hyperlink r:id="rId204">
+      <w:hyperlink r:id="rId208">
         <w:r>
           <w:rPr>
             <w:rStyle w:val="Hyperlink"/>
@@ -48623,7 +49754,7 @@
       <w:r>
         <w:t xml:space="preserve"> </w:t>
       </w:r>
-      <w:hyperlink r:id="rId205">
+      <w:hyperlink r:id="rId209">
         <w:r>
           <w:rPr>
             <w:rStyle w:val="Hyperlink"/>
@@ -48648,7 +49779,7 @@
       <w:r>
         <w:t xml:space="preserve"> </w:t>
       </w:r>
-      <w:hyperlink r:id="rId206">
+      <w:hyperlink r:id="rId210">
         <w:r>
           <w:rPr>
             <w:rStyle w:val="Hyperlink"/>
@@ -48686,7 +49817,7 @@
       <w:r>
         <w:t xml:space="preserve"> </w:t>
       </w:r>
-      <w:hyperlink r:id="rId207">
+      <w:hyperlink r:id="rId211">
         <w:r>
           <w:rPr>
             <w:rStyle w:val="Hyperlink"/>
@@ -48711,7 +49842,7 @@
       <w:r>
         <w:t xml:space="preserve"> </w:t>
       </w:r>
-      <w:hyperlink r:id="rId208">
+      <w:hyperlink r:id="rId212">
         <w:r>
           <w:rPr>
             <w:rStyle w:val="Hyperlink"/>
@@ -48736,7 +49867,7 @@
       <w:r>
         <w:t xml:space="preserve"> </w:t>
       </w:r>
-      <w:hyperlink r:id="rId209">
+      <w:hyperlink r:id="rId213">
         <w:r>
           <w:rPr>
             <w:rStyle w:val="Hyperlink"/>
@@ -48795,7 +49926,7 @@
       <w:r>
         <w:t xml:space="preserve"> </w:t>
       </w:r>
-      <w:hyperlink r:id="rId210">
+      <w:hyperlink r:id="rId214">
         <w:r>
           <w:rPr>
             <w:rStyle w:val="Hyperlink"/>
@@ -48833,7 +49964,7 @@
       <w:r>
         <w:t xml:space="preserve"> </w:t>
       </w:r>
-      <w:hyperlink r:id="rId211">
+      <w:hyperlink r:id="rId215">
         <w:r>
           <w:rPr>
             <w:rStyle w:val="Hyperlink"/>
@@ -48871,7 +50002,7 @@
       <w:r>
         <w:t xml:space="preserve"> </w:t>
       </w:r>
-      <w:hyperlink r:id="rId212">
+      <w:hyperlink r:id="rId216">
         <w:r>
           <w:rPr>
             <w:rStyle w:val="Hyperlink"/>
@@ -48917,7 +50048,7 @@
       <w:r>
         <w:t xml:space="preserve"> </w:t>
       </w:r>
-      <w:hyperlink r:id="rId213">
+      <w:hyperlink r:id="rId217">
         <w:r>
           <w:rPr>
             <w:rStyle w:val="Hyperlink"/>
@@ -48942,7 +50073,7 @@
       <w:r>
         <w:t xml:space="preserve"> </w:t>
       </w:r>
-      <w:hyperlink r:id="rId214">
+      <w:hyperlink r:id="rId218">
         <w:r>
           <w:rPr>
             <w:rStyle w:val="Hyperlink"/>
@@ -48988,7 +50119,7 @@
       <w:r>
         <w:t xml:space="preserve"> </w:t>
       </w:r>
-      <w:hyperlink r:id="rId215">
+      <w:hyperlink r:id="rId219">
         <w:r>
           <w:rPr>
             <w:rStyle w:val="Hyperlink"/>
@@ -49013,7 +50144,7 @@
       <w:r>
         <w:t xml:space="preserve"> </w:t>
       </w:r>
-      <w:hyperlink r:id="rId216">
+      <w:hyperlink r:id="rId220">
         <w:r>
           <w:rPr>
             <w:rStyle w:val="Hyperlink"/>
@@ -49033,8 +50164,8 @@
         <w:br w:type="page"/>
       </w:r>
     </w:p>
-    <w:bookmarkEnd w:id="217"/>
-    <w:bookmarkStart w:id="240" w:name="phụ-lục"/>
+    <w:bookmarkEnd w:id="221"/>
+    <w:bookmarkStart w:id="244" w:name="phụ-lục"/>
     <w:p>
       <w:pPr>
         <w:pStyle w:val="Heading1"/>
@@ -49090,7 +50221,7 @@
         </w:pict>
       </w:r>
     </w:p>
-    <w:bookmarkStart w:id="220" w:name="phụ-lục-a-mã-nguồn"/>
+    <w:bookmarkStart w:id="224" w:name="phụ-lục-a-mã-nguồn"/>
     <w:p>
       <w:pPr>
         <w:pStyle w:val="Heading2"/>
@@ -49099,7 +50230,7 @@
         <w:t xml:space="preserve">Phụ lục A. Mã nguồn</w:t>
       </w:r>
     </w:p>
-    <w:bookmarkStart w:id="218" w:name="a1-quy-mô"/>
+    <w:bookmarkStart w:id="222" w:name="a1-quy-mô"/>
     <w:p>
       <w:pPr>
         <w:pStyle w:val="Heading3"/>
@@ -49763,8 +50894,8 @@
         <w:t xml:space="preserve">trong Chương 5 phải sinh ra được bằng một lệnh chạy lại được.</w:t>
       </w:r>
     </w:p>
-    <w:bookmarkEnd w:id="218"/>
-    <w:bookmarkStart w:id="219" w:name="a2-tổ-chức-thư-mục"/>
+    <w:bookmarkEnd w:id="222"/>
+    <w:bookmarkStart w:id="223" w:name="a2-tổ-chức-thư-mục"/>
     <w:p>
       <w:pPr>
         <w:pStyle w:val="Heading3"/>
@@ -50039,9 +51170,9 @@
         </w:pict>
       </w:r>
     </w:p>
-    <w:bookmarkEnd w:id="219"/>
-    <w:bookmarkEnd w:id="220"/>
-    <w:bookmarkStart w:id="221" w:name="phụ-lục-b-siêu-tham-số-huấn-luyện"/>
+    <w:bookmarkEnd w:id="223"/>
+    <w:bookmarkEnd w:id="224"/>
+    <w:bookmarkStart w:id="225" w:name="phụ-lục-b-siêu-tham-số-huấn-luyện"/>
     <w:p>
       <w:pPr>
         <w:pStyle w:val="Heading2"/>
@@ -51213,8 +52344,8 @@
         </w:pict>
       </w:r>
     </w:p>
-    <w:bookmarkEnd w:id="221"/>
-    <w:bookmarkStart w:id="223" w:name="phụ-lục-c-bộ-dữ-liệu"/>
+    <w:bookmarkEnd w:id="225"/>
+    <w:bookmarkStart w:id="227" w:name="phụ-lục-c-bộ-dữ-liệu"/>
     <w:p>
       <w:pPr>
         <w:pStyle w:val="Heading2"/>
@@ -51223,7 +52354,7 @@
         <w:t xml:space="preserve">Phụ lục C. Bộ dữ liệu</w:t>
       </w:r>
     </w:p>
-    <w:bookmarkStart w:id="222" w:name="Xf13a66160a76b51942284da13ebd03c025f7130"/>
+    <w:bookmarkStart w:id="226" w:name="Xf13a66160a76b51942284da13ebd03c025f7130"/>
     <w:p>
       <w:pPr>
         <w:pStyle w:val="Heading3"/>
@@ -52193,9 +53324,9 @@
         <w:t xml:space="preserve">, và điều này được nêu nhất quán ở mục 4.4.2 và 6.3.1.</w:t>
       </w:r>
     </w:p>
-    <w:bookmarkEnd w:id="222"/>
-    <w:bookmarkEnd w:id="223"/>
-    <w:bookmarkStart w:id="224" w:name="phụ-lục-d-cài-đặt-và-chạy-hệ-thống"/>
+    <w:bookmarkEnd w:id="226"/>
+    <w:bookmarkEnd w:id="227"/>
+    <w:bookmarkStart w:id="228" w:name="phụ-lục-d-cài-đặt-và-chạy-hệ-thống"/>
     <w:p>
       <w:pPr>
         <w:pStyle w:val="Heading2"/>
@@ -52337,8 +53468,8 @@
         <w:t xml:space="preserve">.</w:t>
       </w:r>
     </w:p>
-    <w:bookmarkEnd w:id="224"/>
-    <w:bookmarkStart w:id="227" w:name="phụ-lục-e-kết-quả-kiểm-thử"/>
+    <w:bookmarkEnd w:id="228"/>
+    <w:bookmarkStart w:id="231" w:name="phụ-lục-e-kết-quả-kiểm-thử"/>
     <w:p>
       <w:pPr>
         <w:pStyle w:val="Heading2"/>
@@ -52347,7 +53478,7 @@
         <w:t xml:space="preserve">Phụ lục E. Kết quả kiểm thử</w:t>
       </w:r>
     </w:p>
-    <w:bookmarkStart w:id="225" w:name="e1-tổng-hợp"/>
+    <w:bookmarkStart w:id="229" w:name="e1-tổng-hợp"/>
     <w:p>
       <w:pPr>
         <w:pStyle w:val="Heading3"/>
@@ -52434,7 +53565,7 @@
                 <w:b/>
                 <w:bCs/>
               </w:rPr>
-              <w:t xml:space="preserve">1.002</w:t>
+              <w:t xml:space="preserve">1.004</w:t>
             </w:r>
           </w:p>
         </w:tc>
@@ -52462,7 +53593,7 @@
                 <w:b/>
                 <w:bCs/>
               </w:rPr>
-              <w:t xml:space="preserve">1.002</w:t>
+              <w:t xml:space="preserve">1.004</w:t>
             </w:r>
           </w:p>
         </w:tc>
@@ -52557,8 +53688,8 @@
         </w:tc>
       </w:tr>
     </w:tbl>
-    <w:bookmarkEnd w:id="225"/>
-    <w:bookmarkStart w:id="226" w:name="e2-phân-nhóm"/>
+    <w:bookmarkEnd w:id="229"/>
+    <w:bookmarkStart w:id="230" w:name="e2-phân-nhóm"/>
     <w:p>
       <w:pPr>
         <w:pStyle w:val="Heading3"/>
@@ -52810,9 +53941,9 @@
         </w:pict>
       </w:r>
     </w:p>
-    <w:bookmarkEnd w:id="226"/>
-    <w:bookmarkEnd w:id="227"/>
-    <w:bookmarkStart w:id="230" w:name="Xb0ecaefd567621d8f4fd0ba4686066ee0905bcc"/>
+    <w:bookmarkEnd w:id="230"/>
+    <w:bookmarkEnd w:id="231"/>
+    <w:bookmarkStart w:id="234" w:name="Xb0ecaefd567621d8f4fd0ba4686066ee0905bcc"/>
     <w:p>
       <w:pPr>
         <w:pStyle w:val="Heading2"/>
@@ -52821,7 +53952,7 @@
         <w:t xml:space="preserve">Phụ lục F. Giao diện lập trình và cấu hình triển khai</w:t>
       </w:r>
     </w:p>
-    <w:bookmarkStart w:id="228" w:name="f1-danh-sách-endpoint"/>
+    <w:bookmarkStart w:id="232" w:name="f1-danh-sách-endpoint"/>
     <w:p>
       <w:pPr>
         <w:pStyle w:val="Heading3"/>
@@ -53498,8 +54629,8 @@
         <w:t xml:space="preserve">, nên nó không bao giờ lệch với mã nguồn.</w:t>
       </w:r>
     </w:p>
-    <w:bookmarkEnd w:id="228"/>
-    <w:bookmarkStart w:id="229" w:name="f2-cấu-hình-docker-compose"/>
+    <w:bookmarkEnd w:id="232"/>
+    <w:bookmarkStart w:id="233" w:name="f2-cấu-hình-docker-compose"/>
     <w:p>
       <w:pPr>
         <w:pStyle w:val="Heading3"/>
@@ -53895,9 +55026,9 @@
         </w:pict>
       </w:r>
     </w:p>
-    <w:bookmarkEnd w:id="229"/>
-    <w:bookmarkEnd w:id="230"/>
-    <w:bookmarkStart w:id="237" w:name="Xf4fdfdb0582bdca8adb9305f82cdbfca4c61ab6"/>
+    <w:bookmarkEnd w:id="233"/>
+    <w:bookmarkEnd w:id="234"/>
+    <w:bookmarkStart w:id="241" w:name="Xf4fdfdb0582bdca8adb9305f82cdbfca4c61ab6"/>
     <w:p>
       <w:pPr>
         <w:pStyle w:val="Heading2"/>
@@ -53952,7 +55083,7 @@
         </w:pict>
       </w:r>
     </w:p>
-    <w:bookmarkStart w:id="232" w:name="h2-bảng-34-yêu-cầu-chức-năng"/>
+    <w:bookmarkStart w:id="236" w:name="h2-bảng-34-yêu-cầu-chức-năng"/>
     <w:p>
       <w:pPr>
         <w:pStyle w:val="Heading3"/>
@@ -54281,11 +55412,11 @@
       <w:pPr>
         <w:pStyle w:val="Heading3"/>
       </w:pPr>
-      <w:bookmarkStart w:id="231" w:name="X43666e68a1f1972bb1dccbe247050e4abad1170"/>
+      <w:bookmarkStart w:id="235" w:name="X43666e68a1f1972bb1dccbe247050e4abad1170"/>
       <w:r>
         <w:t xml:space="preserve">Bốn yêu cầu mức Won't và hai đợt thu gọn phạm vi</w:t>
       </w:r>
-      <w:bookmarkEnd w:id="231"/>
+      <w:bookmarkEnd w:id="235"/>
     </w:p>
     <w:p>
       <w:pPr>
@@ -54552,8 +55683,8 @@
         </w:pict>
       </w:r>
     </w:p>
-    <w:bookmarkEnd w:id="232"/>
-    <w:bookmarkStart w:id="236" w:name="h3-bảng-chỉ-tiêu-phi-chức-năng"/>
+    <w:bookmarkEnd w:id="236"/>
+    <w:bookmarkStart w:id="240" w:name="h3-bảng-chỉ-tiêu-phi-chức-năng"/>
     <w:p>
       <w:pPr>
         <w:pStyle w:val="Heading3"/>
@@ -54570,7 +55701,7 @@
         <w:t xml:space="preserve">Bảy nhóm: hiệu năng (NFR-P), độ chính xác (NFR-A), tin cậy (NFR-R), khả dụng (NFR-U), bảo trì (NFR-M), bảo mật (NFR-S), tương thích – triển khai (NFR-C), mở rộng (NFR-SC).</w:t>
       </w:r>
     </w:p>
-    <w:bookmarkStart w:id="233" w:name="X3880515f8fbb8abfa7d57c19e291cacf82ef4a6"/>
+    <w:bookmarkStart w:id="237" w:name="X3880515f8fbb8abfa7d57c19e291cacf82ef4a6"/>
     <w:p>
       <w:pPr>
         <w:pStyle w:val="Heading4"/>
@@ -54754,8 +55885,8 @@
         <w:t xml:space="preserve">, không có ý nghĩa thống kê; nhóm thực hiện chỉ dùng cột thời gian và cố ý lược bỏ cột độ chính xác.</w:t>
       </w:r>
     </w:p>
-    <w:bookmarkEnd w:id="233"/>
-    <w:bookmarkStart w:id="234" w:name="X223de23e0d838ff891bdf6bdc5276f58b2d523c"/>
+    <w:bookmarkEnd w:id="237"/>
+    <w:bookmarkStart w:id="238" w:name="X223de23e0d838ff891bdf6bdc5276f58b2d523c"/>
     <w:p>
       <w:pPr>
         <w:pStyle w:val="Heading4"/>
@@ -55795,8 +56926,8 @@
         <w:t xml:space="preserve">— báo cáo theo điều kiện ảnh nếu bộ dữ liệu có nhãn phù hợp.</w:t>
       </w:r>
     </w:p>
-    <w:bookmarkEnd w:id="234"/>
-    <w:bookmarkStart w:id="235" w:name="c-các-nhóm-yêu-cầu-phi-chức-năng-còn-lại"/>
+    <w:bookmarkEnd w:id="238"/>
+    <w:bookmarkStart w:id="239" w:name="c-các-nhóm-yêu-cầu-phi-chức-năng-còn-lại"/>
     <w:p>
       <w:pPr>
         <w:pStyle w:val="Heading4"/>
@@ -55977,10 +57108,10 @@
         </w:pict>
       </w:r>
     </w:p>
-    <w:bookmarkEnd w:id="235"/>
-    <w:bookmarkEnd w:id="236"/>
-    <w:bookmarkEnd w:id="237"/>
-    <w:bookmarkStart w:id="239" w:name="Xca8a6b0a1c163d0021c70a30659365938cfbbe3"/>
+    <w:bookmarkEnd w:id="239"/>
+    <w:bookmarkEnd w:id="240"/>
+    <w:bookmarkEnd w:id="241"/>
+    <w:bookmarkStart w:id="243" w:name="Xca8a6b0a1c163d0021c70a30659365938cfbbe3"/>
     <w:p>
       <w:pPr>
         <w:pStyle w:val="Heading2"/>
@@ -56050,7 +57181,7 @@
         </w:pict>
       </w:r>
     </w:p>
-    <w:bookmarkStart w:id="238" w:name="o2-danh-mục-báo-cáo-đo-dạng-json"/>
+    <w:bookmarkStart w:id="242" w:name="o2-danh-mục-báo-cáo-đo-dạng-json"/>
     <w:p>
       <w:pPr>
         <w:pStyle w:val="Heading3"/>
@@ -56987,9 +58118,9 @@
         <w:br w:type="page"/>
       </w:r>
     </w:p>
-    <w:bookmarkEnd w:id="238"/>
-    <w:bookmarkEnd w:id="239"/>
-    <w:bookmarkEnd w:id="240"/>
+    <w:bookmarkEnd w:id="242"/>
+    <w:bookmarkEnd w:id="243"/>
+    <w:bookmarkEnd w:id="244"/>
     <w:sectPr>
       <w:footnotePr>
         <w:numRestart w:val="eachSect"/>
@@ -57298,6 +58429,36 @@
     <w:abstractNumId w:val="991"/>
   </w:num>
   <w:num w:numId="1003">
+    <w:abstractNumId w:val="99411"/>
+    <w:lvlOverride w:ilvl="0">
+      <w:startOverride w:val="1"/>
+    </w:lvlOverride>
+    <w:lvlOverride w:ilvl="1">
+      <w:startOverride w:val="1"/>
+    </w:lvlOverride>
+    <w:lvlOverride w:ilvl="2">
+      <w:startOverride w:val="1"/>
+    </w:lvlOverride>
+    <w:lvlOverride w:ilvl="3">
+      <w:startOverride w:val="1"/>
+    </w:lvlOverride>
+    <w:lvlOverride w:ilvl="4">
+      <w:startOverride w:val="1"/>
+    </w:lvlOverride>
+    <w:lvlOverride w:ilvl="5">
+      <w:startOverride w:val="1"/>
+    </w:lvlOverride>
+    <w:lvlOverride w:ilvl="6">
+      <w:startOverride w:val="1"/>
+    </w:lvlOverride>
+    <w:lvlOverride w:ilvl="7">
+      <w:startOverride w:val="1"/>
+    </w:lvlOverride>
+    <w:lvlOverride w:ilvl="8">
+      <w:startOverride w:val="1"/>
+    </w:lvlOverride>
+  </w:num>
+  <w:num w:numId="1004">
     <w:abstractNumId w:val="99411"/>
     <w:lvlOverride w:ilvl="0">
       <w:startOverride w:val="1"/>

--- a/nop/01-do-an-tot-nghiep.docx
+++ b/nop/01-do-an-tot-nghiep.docx
@@ -2980,7 +2980,7 @@
           <w:b/>
           <w:bCs/>
         </w:rPr>
-        <w:t xml:space="preserve">Ghi chú về sáu yêu cầu mức</w:t>
+        <w:t xml:space="preserve">Ghi chú về bốn yêu cầu mức</w:t>
       </w:r>
       <w:r>
         <w:rPr>
@@ -3003,87 +3003,13 @@
           <w:b/>
           <w:bCs/>
         </w:rPr>
-        <w:t xml:space="preserve">.</w:t>
-      </w:r>
-      <w:r>
-        <w:t xml:space="preserve"> </w:t>
-      </w:r>
-      <w:r>
-        <w:t xml:space="preserve">Bốn yêu cầu đầu đều</w:t>
-      </w:r>
-      <w:r>
-        <w:t xml:space="preserve"> </w:t>
-      </w:r>
-      <w:r>
-        <w:rPr>
-          <w:b/>
-          <w:bCs/>
-        </w:rPr>
-        <w:t xml:space="preserve">thuần giao diện</w:t>
-      </w:r>
-      <w:r>
-        <w:t xml:space="preserve">, chuyển mức trong hai đợt thu gọn giao diện web: đợt 1 gỡ trang Webcam →</w:t>
-      </w:r>
-      <w:r>
-        <w:t xml:space="preserve"> </w:t>
-      </w:r>
-      <w:r>
-        <w:rPr>
-          <w:b/>
-          <w:bCs/>
-        </w:rPr>
-        <w:t xml:space="preserve">FR-3.1 và FR-3.4 chuyển M → W</w:t>
-      </w:r>
-      <w:r>
-        <w:t xml:space="preserve"> </w:t>
-      </w:r>
-      <w:r>
-        <w:t xml:space="preserve">(năng lực nhận dạng thời gian thực vẫn phục vụ ở tầng giao diện lập trình và vẫn có kiểm thử); đợt 2 gỡ trang Tổng quan (Dashboard) →</w:t>
-      </w:r>
-      <w:r>
-        <w:t xml:space="preserve"> </w:t>
-      </w:r>
-      <w:r>
-        <w:rPr>
-          <w:b/>
-          <w:bCs/>
-        </w:rPr>
-        <w:t xml:space="preserve">FR-4.1 chuyển M → W</w:t>
-      </w:r>
-      <w:r>
-        <w:t xml:space="preserve">,</w:t>
-      </w:r>
-      <w:r>
-        <w:t xml:space="preserve"> </w:t>
-      </w:r>
-      <w:r>
-        <w:rPr>
-          <w:b/>
-          <w:bCs/>
-        </w:rPr>
-        <w:t xml:space="preserve">FR-4.2 chuyển S → W</w:t>
-      </w:r>
-      <w:r>
-        <w:t xml:space="preserve"> </w:t>
-      </w:r>
-      <w:r>
-        <w:t xml:space="preserve">(thống kê và chuỗi thời gian vẫn truy vấn được và vẫn có kiểm thử tích hợp). Đợt thứ ba đưa nốt</w:t>
-      </w:r>
-      <w:r>
-        <w:t xml:space="preserve"> </w:t>
-      </w:r>
-      <w:r>
-        <w:rPr>
-          <w:b/>
-          <w:bCs/>
-        </w:rPr>
-        <w:t xml:space="preserve">FR-2.5</w:t>
-      </w:r>
-      <w:r>
-        <w:t xml:space="preserve"> </w:t>
-      </w:r>
-      <w:r>
-        <w:t xml:space="preserve">(xuất video đã chú thích,</w:t>
+        <w:t xml:space="preserve">, và hai yêu cầu đã quay lại.</w:t>
+      </w:r>
+      <w:r>
+        <w:t xml:space="preserve"> </w:t>
+      </w:r>
+      <w:r>
+        <w:t xml:space="preserve">Sáu yêu cầu từng chuyển xuống</w:t>
       </w:r>
       <w:r>
         <w:t xml:space="preserve"> </w:t>
@@ -3093,13 +3019,26 @@
           <w:i/>
           <w:iCs/>
         </w:rPr>
-        <w:t xml:space="preserve">Must</w:t>
-      </w:r>
-      <w:r>
-        <w:t xml:space="preserve"> </w:t>
-      </w:r>
-      <w:r>
-        <w:t xml:space="preserve">→</w:t>
+        <w:t xml:space="preserve">Won't</w:t>
+      </w:r>
+      <w:r>
+        <w:t xml:space="preserve">; hai trong số đó —</w:t>
+      </w:r>
+      <w:r>
+        <w:t xml:space="preserve"> </w:t>
+      </w:r>
+      <w:r>
+        <w:rPr>
+          <w:b/>
+          <w:bCs/>
+        </w:rPr>
+        <w:t xml:space="preserve">FR-3.1 và FR-3.4</w:t>
+      </w:r>
+      <w:r>
+        <w:t xml:space="preserve"> </w:t>
+      </w:r>
+      <w:r>
+        <w:t xml:space="preserve">— đã được dựng lại và trở về mức</w:t>
       </w:r>
       <w:r>
         <w:t xml:space="preserve"> </w:t>
@@ -3109,26 +3048,23 @@
           <w:i/>
           <w:iCs/>
         </w:rPr>
-        <w:t xml:space="preserve">Won't</w:t>
-      </w:r>
-      <w:r>
-        <w:t xml:space="preserve">) và</w:t>
-      </w:r>
-      <w:r>
-        <w:t xml:space="preserve"> </w:t>
-      </w:r>
-      <w:r>
-        <w:rPr>
-          <w:b/>
-          <w:bCs/>
-        </w:rPr>
-        <w:t xml:space="preserve">FR-2.6</w:t>
-      </w:r>
-      <w:r>
-        <w:t xml:space="preserve"> </w:t>
-      </w:r>
-      <w:r>
-        <w:t xml:space="preserve">(huỷ tác vụ đang chạy,</w:t>
+        <w:t xml:space="preserve">Must</w:t>
+      </w:r>
+      <w:r>
+        <w:t xml:space="preserve"> </w:t>
+      </w:r>
+      <w:r>
+        <w:t xml:space="preserve">cùng chế độ quét trực tiếp (4.8.1), nên hiện chỉ còn bốn. Diễn biến đầy đủ: đợt 1 gỡ trang Webcam →</w:t>
+      </w:r>
+      <w:r>
+        <w:t xml:space="preserve"> </w:t>
+      </w:r>
+      <w:r>
+        <w:rPr>
+          <w:b/>
+          <w:bCs/>
+        </w:rPr>
+        <w:t xml:space="preserve">FR-3.1 và FR-3.4 chuyển M → W</w:t>
       </w:r>
       <w:r>
         <w:t xml:space="preserve"> </w:t>
@@ -3138,13 +3074,58 @@
           <w:i/>
           <w:iCs/>
         </w:rPr>
-        <w:t xml:space="preserve">Should</w:t>
-      </w:r>
-      <w:r>
-        <w:t xml:space="preserve"> </w:t>
-      </w:r>
-      <w:r>
-        <w:t xml:space="preserve">→</w:t>
+        <w:t xml:space="preserve">(nay đã đảo ngược)</w:t>
+      </w:r>
+      <w:r>
+        <w:t xml:space="preserve"> </w:t>
+      </w:r>
+      <w:r>
+        <w:t xml:space="preserve">(năng lực nhận dạng thời gian thực vẫn phục vụ ở tầng giao diện lập trình và vẫn có kiểm thử); đợt 2 gỡ trang Tổng quan (Dashboard) →</w:t>
+      </w:r>
+      <w:r>
+        <w:t xml:space="preserve"> </w:t>
+      </w:r>
+      <w:r>
+        <w:rPr>
+          <w:b/>
+          <w:bCs/>
+        </w:rPr>
+        <w:t xml:space="preserve">FR-4.1 chuyển M → W</w:t>
+      </w:r>
+      <w:r>
+        <w:t xml:space="preserve">,</w:t>
+      </w:r>
+      <w:r>
+        <w:t xml:space="preserve"> </w:t>
+      </w:r>
+      <w:r>
+        <w:rPr>
+          <w:b/>
+          <w:bCs/>
+        </w:rPr>
+        <w:t xml:space="preserve">FR-4.2 chuyển S → W</w:t>
+      </w:r>
+      <w:r>
+        <w:t xml:space="preserve"> </w:t>
+      </w:r>
+      <w:r>
+        <w:t xml:space="preserve">(thống kê và chuỗi thời gian vẫn truy vấn được và vẫn có kiểm thử tích hợp). Đợt thứ ba đưa nốt</w:t>
+      </w:r>
+      <w:r>
+        <w:t xml:space="preserve"> </w:t>
+      </w:r>
+      <w:r>
+        <w:rPr>
+          <w:b/>
+          <w:bCs/>
+        </w:rPr>
+        <w:t xml:space="preserve">FR-2.5</w:t>
+      </w:r>
+      <w:r>
+        <w:t xml:space="preserve"> </w:t>
+      </w:r>
+      <w:r>
+        <w:t xml:space="preserve">(xuất video đã chú thích,</w:t>
       </w:r>
       <w:r>
         <w:t xml:space="preserve"> </w:t>
@@ -3154,73 +3135,180 @@
           <w:i/>
           <w:iCs/>
         </w:rPr>
-        <w:t xml:space="preserve">Won't</w:t>
-      </w:r>
-      <w:r>
-        <w:t xml:space="preserve">) ra khỏi phạm vi: cả hai đang dở dang, và việc bàn giao một tính năng chưa hoàn thiện có thể ảnh hưởng đến tính ổn định chung.</w:t>
-      </w:r>
-      <w:r>
-        <w:t xml:space="preserve"> </w:t>
-      </w:r>
-      <w:r>
-        <w:rPr>
-          <w:b/>
-          <w:bCs/>
-        </w:rPr>
-        <w:t xml:space="preserve">Tổng cộng bốn yêu cầu mức</w:t>
-      </w:r>
-      <w:r>
-        <w:rPr>
-          <w:b/>
-          <w:bCs/>
-        </w:rPr>
-        <w:t xml:space="preserve"> </w:t>
-      </w:r>
-      <w:r>
-        <w:rPr>
-          <w:b/>
-          <w:bCs/>
+        <w:t xml:space="preserve">Must</w:t>
+      </w:r>
+      <w:r>
+        <w:t xml:space="preserve"> </w:t>
+      </w:r>
+      <w:r>
+        <w:t xml:space="preserve">→</w:t>
+      </w:r>
+      <w:r>
+        <w:t xml:space="preserve"> </w:t>
+      </w:r>
+      <w:r>
+        <w:rPr>
           <w:i/>
           <w:iCs/>
         </w:rPr>
-        <w:t xml:space="preserve">Must</w:t>
-      </w:r>
-      <w:r>
-        <w:rPr>
-          <w:b/>
-          <w:bCs/>
-        </w:rPr>
-        <w:t xml:space="preserve"> </w:t>
-      </w:r>
-      <w:r>
-        <w:rPr>
-          <w:b/>
-          <w:bCs/>
-        </w:rPr>
-        <w:t xml:space="preserve">đã chuyển sang</w:t>
-      </w:r>
-      <w:r>
-        <w:rPr>
-          <w:b/>
-          <w:bCs/>
-        </w:rPr>
-        <w:t xml:space="preserve"> </w:t>
-      </w:r>
-      <w:r>
-        <w:rPr>
-          <w:b/>
-          <w:bCs/>
+        <w:t xml:space="preserve">Won't</w:t>
+      </w:r>
+      <w:r>
+        <w:t xml:space="preserve">) và</w:t>
+      </w:r>
+      <w:r>
+        <w:t xml:space="preserve"> </w:t>
+      </w:r>
+      <w:r>
+        <w:rPr>
+          <w:b/>
+          <w:bCs/>
+        </w:rPr>
+        <w:t xml:space="preserve">FR-2.6</w:t>
+      </w:r>
+      <w:r>
+        <w:t xml:space="preserve"> </w:t>
+      </w:r>
+      <w:r>
+        <w:t xml:space="preserve">(huỷ tác vụ đang chạy,</w:t>
+      </w:r>
+      <w:r>
+        <w:t xml:space="preserve"> </w:t>
+      </w:r>
+      <w:r>
+        <w:rPr>
           <w:i/>
           <w:iCs/>
         </w:rPr>
+        <w:t xml:space="preserve">Should</w:t>
+      </w:r>
+      <w:r>
+        <w:t xml:space="preserve"> </w:t>
+      </w:r>
+      <w:r>
+        <w:t xml:space="preserve">→</w:t>
+      </w:r>
+      <w:r>
+        <w:t xml:space="preserve"> </w:t>
+      </w:r>
+      <w:r>
+        <w:rPr>
+          <w:i/>
+          <w:iCs/>
+        </w:rPr>
         <w:t xml:space="preserve">Won't</w:t>
       </w:r>
       <w:r>
-        <w:rPr>
-          <w:b/>
-          <w:bCs/>
-        </w:rPr>
-        <w:t xml:space="preserve">: FR-3.1, FR-3.4, FR-4.1 và FR-2.5</w:t>
+        <w:t xml:space="preserve">) ra khỏi phạm vi: cả hai đang dở dang, và việc bàn giao một tính năng chưa hoàn thiện có thể ảnh hưởng đến tính ổn định chung.</w:t>
+      </w:r>
+      <w:r>
+        <w:t xml:space="preserve"> </w:t>
+      </w:r>
+      <w:r>
+        <w:rPr>
+          <w:b/>
+          <w:bCs/>
+        </w:rPr>
+        <w:t xml:space="preserve">Bốn yêu cầu mức</w:t>
+      </w:r>
+      <w:r>
+        <w:rPr>
+          <w:b/>
+          <w:bCs/>
+        </w:rPr>
+        <w:t xml:space="preserve"> </w:t>
+      </w:r>
+      <w:r>
+        <w:rPr>
+          <w:b/>
+          <w:bCs/>
+          <w:i/>
+          <w:iCs/>
+        </w:rPr>
+        <w:t xml:space="preserve">Must</w:t>
+      </w:r>
+      <w:r>
+        <w:rPr>
+          <w:b/>
+          <w:bCs/>
+        </w:rPr>
+        <w:t xml:space="preserve"> </w:t>
+      </w:r>
+      <w:r>
+        <w:rPr>
+          <w:b/>
+          <w:bCs/>
+        </w:rPr>
+        <w:t xml:space="preserve">từng chuyển sang</w:t>
+      </w:r>
+      <w:r>
+        <w:rPr>
+          <w:b/>
+          <w:bCs/>
+        </w:rPr>
+        <w:t xml:space="preserve"> </w:t>
+      </w:r>
+      <w:r>
+        <w:rPr>
+          <w:b/>
+          <w:bCs/>
+          <w:i/>
+          <w:iCs/>
+        </w:rPr>
+        <w:t xml:space="preserve">Won't</w:t>
+      </w:r>
+      <w:r>
+        <w:rPr>
+          <w:b/>
+          <w:bCs/>
+        </w:rPr>
+        <w:t xml:space="preserve">, và hai trong số đó — FR-3.1, FR-3.4 — nay đã quay lại mức</w:t>
+      </w:r>
+      <w:r>
+        <w:rPr>
+          <w:b/>
+          <w:bCs/>
+        </w:rPr>
+        <w:t xml:space="preserve"> </w:t>
+      </w:r>
+      <w:r>
+        <w:rPr>
+          <w:b/>
+          <w:bCs/>
+          <w:i/>
+          <w:iCs/>
+        </w:rPr>
+        <w:t xml:space="preserve">Must</w:t>
+      </w:r>
+      <w:r>
+        <w:rPr>
+          <w:b/>
+          <w:bCs/>
+        </w:rPr>
+        <w:t xml:space="preserve"> </w:t>
+      </w:r>
+      <w:r>
+        <w:rPr>
+          <w:b/>
+          <w:bCs/>
+        </w:rPr>
+        <w:t xml:space="preserve">và đã đạt</w:t>
+      </w:r>
+      <w:r>
+        <w:t xml:space="preserve"> </w:t>
+      </w:r>
+      <w:r>
+        <w:t xml:space="preserve">cùng chế độ quét trực tiếp được dựng lại (4.8.1).</w:t>
+      </w:r>
+      <w:r>
+        <w:t xml:space="preserve"> </w:t>
+      </w:r>
+      <w:r>
+        <w:rPr>
+          <w:b/>
+          <w:bCs/>
+        </w:rPr>
+        <w:t xml:space="preserve">Còn lại hai: FR-4.1 và FR-2.5</w:t>
       </w:r>
       <w:r>
         <w:t xml:space="preserve">, được nêu rõ tại đây cũng như ở mục 4.1.3, mục 6.2 và trong đặc tả yêu cầu. Cần phân biệt hai loại mất mát khác hẳn nhau bên trong con số bốn ấy:</w:t>
@@ -17490,7 +17578,7 @@
     </w:p>
     <w:bookmarkEnd w:id="81"/>
     <w:bookmarkEnd w:id="82"/>
-    <w:bookmarkStart w:id="144" w:name="chương-4-thiết-kế-và-cài-đặt-hệ-thống"/>
+    <w:bookmarkStart w:id="146" w:name="chương-4-thiết-kế-và-cài-đặt-hệ-thống"/>
     <w:p>
       <w:pPr>
         <w:pStyle w:val="Heading1"/>
@@ -18252,7 +18340,7 @@
         <w:t xml:space="preserve"> </w:t>
       </w:r>
       <w:r>
-        <w:t xml:space="preserve">chia sáu nhóm, phân mức theo MoSCoW: 20</w:t>
+        <w:t xml:space="preserve">chia sáu nhóm, phân mức theo MoSCoW: 22</w:t>
       </w:r>
       <w:r>
         <w:t xml:space="preserve"> </w:t>
@@ -18291,7 +18379,7 @@
         <w:t xml:space="preserve">Could</w:t>
       </w:r>
       <w:r>
-        <w:t xml:space="preserve">, 6</w:t>
+        <w:t xml:space="preserve">, 4</w:t>
       </w:r>
       <w:r>
         <w:t xml:space="preserve"> </w:t>
@@ -18320,76 +18408,95 @@
         <w:t xml:space="preserve"> </w:t>
       </w:r>
       <w:r>
-        <w:t xml:space="preserve">đến từ ba đợt thu gọn phạm vi: bốn yêu cầu thuần giao diện chuyển mức ở đợt thu gọn giao diện, và hai yêu cầu của nhóm video — xuất video đã chú thích cùng huỷ tác vụ đang chạy — chuyển mức ở đợt thu gọn nhóm video.</w:t>
-      </w:r>
-      <w:r>
-        <w:t xml:space="preserve"> </w:t>
-      </w:r>
-      <w:r>
-        <w:rPr>
-          <w:b/>
-          <w:bCs/>
-        </w:rPr>
-        <w:t xml:space="preserve">Bốn yêu cầu mức</w:t>
-      </w:r>
-      <w:r>
-        <w:rPr>
-          <w:b/>
-          <w:bCs/>
-        </w:rPr>
-        <w:t xml:space="preserve"> </w:t>
-      </w:r>
-      <w:r>
-        <w:rPr>
-          <w:b/>
-          <w:bCs/>
+        <w:t xml:space="preserve">đến từ ba đợt thu gọn phạm vi: bốn yêu cầu thuần giao diện chuyển mức ở đợt thu gọn giao diện, và hai yêu cầu của nhóm video — xuất video đã chú thích cùng huỷ tác vụ đang chạy — chuyển mức ở đợt thu gọn nhóm video. Bốn yêu cầu mức</w:t>
+      </w:r>
+      <w:r>
+        <w:t xml:space="preserve"> </w:t>
+      </w:r>
+      <w:r>
+        <w:rPr>
           <w:i/>
           <w:iCs/>
         </w:rPr>
         <w:t xml:space="preserve">Must</w:t>
       </w:r>
       <w:r>
-        <w:rPr>
-          <w:b/>
-          <w:bCs/>
-        </w:rPr>
-        <w:t xml:space="preserve"> </w:t>
-      </w:r>
-      <w:r>
-        <w:rPr>
-          <w:b/>
-          <w:bCs/>
-        </w:rPr>
-        <w:t xml:space="preserve">đã chuyển sang</w:t>
-      </w:r>
-      <w:r>
-        <w:rPr>
-          <w:b/>
-          <w:bCs/>
-        </w:rPr>
-        <w:t xml:space="preserve"> </w:t>
-      </w:r>
-      <w:r>
-        <w:rPr>
-          <w:b/>
-          <w:bCs/>
+        <w:t xml:space="preserve"> </w:t>
+      </w:r>
+      <w:r>
+        <w:t xml:space="preserve">từng chuyển sang</w:t>
+      </w:r>
+      <w:r>
+        <w:t xml:space="preserve"> </w:t>
+      </w:r>
+      <w:r>
+        <w:rPr>
           <w:i/>
           <w:iCs/>
         </w:rPr>
         <w:t xml:space="preserve">Won't</w:t>
       </w:r>
       <w:r>
-        <w:rPr>
-          <w:b/>
-          <w:bCs/>
-        </w:rPr>
-        <w:t xml:space="preserve">: FR-3.1, FR-3.4, FR-4.1 và FR-2.5</w:t>
-      </w:r>
-      <w:r>
-        <w:t xml:space="preserve"> </w:t>
-      </w:r>
-      <w:r>
-        <w:t xml:space="preserve">— trong đó ba yêu cầu đầu chỉ mất màn hình hiển thị (năng lực vẫn phục vụ ở tầng API và vẫn có kiểm thử), riêng</w:t>
+        <w:t xml:space="preserve">, nhưng</w:t>
+      </w:r>
+      <w:r>
+        <w:t xml:space="preserve"> </w:t>
+      </w:r>
+      <w:r>
+        <w:rPr>
+          <w:b/>
+          <w:bCs/>
+        </w:rPr>
+        <w:t xml:space="preserve">hai trong số đó đã quay lại</w:t>
+      </w:r>
+      <w:r>
+        <w:t xml:space="preserve">: FR-3.1 và FR-3.4 được cài đặt lại cùng chế độ quét trực tiếp (4.8.1).</w:t>
+      </w:r>
+      <w:r>
+        <w:t xml:space="preserve"> </w:t>
+      </w:r>
+      <w:r>
+        <w:rPr>
+          <w:b/>
+          <w:bCs/>
+        </w:rPr>
+        <w:t xml:space="preserve">Còn lại hai yêu cầu</w:t>
+      </w:r>
+      <w:r>
+        <w:rPr>
+          <w:b/>
+          <w:bCs/>
+        </w:rPr>
+        <w:t xml:space="preserve"> </w:t>
+      </w:r>
+      <w:r>
+        <w:rPr>
+          <w:b/>
+          <w:bCs/>
+          <w:i/>
+          <w:iCs/>
+        </w:rPr>
+        <w:t xml:space="preserve">Must</w:t>
+      </w:r>
+      <w:r>
+        <w:rPr>
+          <w:b/>
+          <w:bCs/>
+        </w:rPr>
+        <w:t xml:space="preserve"> </w:t>
+      </w:r>
+      <w:r>
+        <w:rPr>
+          <w:b/>
+          <w:bCs/>
+        </w:rPr>
+        <w:t xml:space="preserve">nằm ngoài phạm vi: FR-4.1 và FR-2.5</w:t>
+      </w:r>
+      <w:r>
+        <w:t xml:space="preserve"> </w:t>
+      </w:r>
+      <w:r>
+        <w:t xml:space="preserve">— FR-4.1 chỉ mất màn hình hiển thị (thống kê vẫn phục vụ ở tầng API và vẫn có kiểm thử), riêng</w:t>
       </w:r>
       <w:r>
         <w:t xml:space="preserve"> </w:t>
@@ -23832,7 +23939,7 @@
     </w:tbl>
     <w:bookmarkEnd w:id="118"/>
     <w:bookmarkEnd w:id="119"/>
-    <w:bookmarkStart w:id="133" w:name="X2723c2b72a3b0d2d07d276512c3a00f40195ccf"/>
+    <w:bookmarkStart w:id="134" w:name="X2723c2b72a3b0d2d07d276512c3a00f40195ccf"/>
     <w:p>
       <w:pPr>
         <w:pStyle w:val="Heading2"/>
@@ -25510,8 +25617,280 @@
       </w:r>
     </w:p>
     <w:bookmarkEnd w:id="132"/>
+    <w:bookmarkStart w:id="133" w:name="Xb3c99f21c20aaed477a9c4bd648c2625856c792"/>
+    <w:p>
+      <w:pPr>
+        <w:pStyle w:val="Heading3"/>
+      </w:pPr>
+      <w:r>
+        <w:t xml:space="preserve">4.6.8. Tối ưu tầng chạy cho suy luận trên CPU</w:t>
+      </w:r>
+    </w:p>
+    <w:p>
+      <w:pPr>
+        <w:pStyle w:val="FirstParagraph"/>
+      </w:pPr>
+      <w:r>
+        <w:t xml:space="preserve">Ba can thiệp dưới đây</w:t>
+      </w:r>
+      <w:r>
+        <w:t xml:space="preserve"> </w:t>
+      </w:r>
+      <w:r>
+        <w:rPr>
+          <w:b/>
+          <w:bCs/>
+        </w:rPr>
+        <w:t xml:space="preserve">không đổi trọng số, không đổi phép tính</w:t>
+      </w:r>
+      <w:r>
+        <w:t xml:space="preserve">, chỉ đổi cách phép tính được lập lịch trên CPU. Vì vậy chúng cải thiện độ trễ mà</w:t>
+      </w:r>
+      <w:r>
+        <w:t xml:space="preserve"> </w:t>
+      </w:r>
+      <w:r>
+        <w:rPr>
+          <w:b/>
+          <w:bCs/>
+        </w:rPr>
+        <w:t xml:space="preserve">không đụng tới bất kỳ chỉ số độ chính xác nào</w:t>
+      </w:r>
+      <w:r>
+        <w:t xml:space="preserve"> </w:t>
+      </w:r>
+      <w:r>
+        <w:t xml:space="preserve">— điều này đã được kiểm chứng bằng số ở mục 5.6.1.</w:t>
+      </w:r>
+    </w:p>
+    <w:p>
+      <w:pPr>
+        <w:pStyle w:val="BodyText"/>
+      </w:pPr>
+      <w:r>
+        <w:rPr>
+          <w:b/>
+          <w:bCs/>
+        </w:rPr>
+        <w:t xml:space="preserve">Một — tắt ghi sổ đồ thị đạo hàm.</w:t>
+      </w:r>
+      <w:r>
+        <w:t xml:space="preserve"> </w:t>
+      </w:r>
+      <w:r>
+        <w:t xml:space="preserve">Lệnh dự đoán của bộ phát hiện được bọc trong</w:t>
+      </w:r>
+      <w:r>
+        <w:t xml:space="preserve"> </w:t>
+      </w:r>
+      <w:r>
+        <w:rPr>
+          <w:rStyle w:val="VerbatimChar"/>
+        </w:rPr>
+        <w:t xml:space="preserve">torch.inference_mode()</w:t>
+      </w:r>
+      <w:r>
+        <w:t xml:space="preserve">. Ở chế độ mặc định, PyTorch vẫn dựng cấu trúc dữ liệu phục vụ lan truyền ngược cho mọi phép toán, kể cả khi không ai gọi</w:t>
+      </w:r>
+      <w:r>
+        <w:t xml:space="preserve"> </w:t>
+      </w:r>
+      <w:r>
+        <w:rPr>
+          <w:rStyle w:val="VerbatimChar"/>
+        </w:rPr>
+        <w:t xml:space="preserve">backward()</w:t>
+      </w:r>
+      <w:r>
+        <w:t xml:space="preserve">. Với suy luận thuần đó là chi phí trả không công. Lệnh gọi được bọc trong</w:t>
+      </w:r>
+      <w:r>
+        <w:t xml:space="preserve"> </w:t>
+      </w:r>
+      <w:r>
+        <w:rPr>
+          <w:rStyle w:val="VerbatimChar"/>
+        </w:rPr>
+        <w:t xml:space="preserve">try/except</w:t>
+      </w:r>
+      <w:r>
+        <w:t xml:space="preserve"> </w:t>
+      </w:r>
+      <w:r>
+        <w:t xml:space="preserve">và lùi về ngữ cảnh rỗng nếu không nhập được</w:t>
+      </w:r>
+      <w:r>
+        <w:t xml:space="preserve"> </w:t>
+      </w:r>
+      <w:r>
+        <w:rPr>
+          <w:rStyle w:val="VerbatimChar"/>
+        </w:rPr>
+        <w:t xml:space="preserve">torch</w:t>
+      </w:r>
+      <w:r>
+        <w:t xml:space="preserve">, để tầng AI vẫn chạy khi thiếu thư viện.</w:t>
+      </w:r>
+    </w:p>
+    <w:p>
+      <w:pPr>
+        <w:pStyle w:val="BodyText"/>
+      </w:pPr>
+      <w:r>
+        <w:rPr>
+          <w:b/>
+          <w:bCs/>
+        </w:rPr>
+        <w:t xml:space="preserve">Hai — ghim số luồng thay vì để thư viện tự đoán.</w:t>
+      </w:r>
+      <w:r>
+        <w:t xml:space="preserve"> </w:t>
+      </w:r>
+      <w:r>
+        <w:t xml:space="preserve">Torch và OpenCV mặc định lấy toàn bộ số nhân sẵn có. Trên máy 14 nhân / 20 luồng, hai thư viện cùng làm vậy trong một tiến trình sẽ</w:t>
+      </w:r>
+      <w:r>
+        <w:t xml:space="preserve"> </w:t>
+      </w:r>
+      <w:r>
+        <w:rPr>
+          <w:b/>
+          <w:bCs/>
+        </w:rPr>
+        <w:t xml:space="preserve">tranh khoá lẫn nhau</w:t>
+      </w:r>
+      <w:r>
+        <w:t xml:space="preserve">, và tổng thời gian tăng chứ không giảm. Số luồng nay được ghim ở</w:t>
+      </w:r>
+      <w:r>
+        <w:t xml:space="preserve"> </w:t>
+      </w:r>
+      <w:r>
+        <w:rPr>
+          <w:rStyle w:val="VerbatimChar"/>
+        </w:rPr>
+        <w:t xml:space="preserve">min(8, số_nhân)</w:t>
+      </w:r>
+      <w:r>
+        <w:t xml:space="preserve"> </w:t>
+      </w:r>
+      <w:r>
+        <w:t xml:space="preserve">cho phép toán trong một toán tử, và</w:t>
+      </w:r>
+      <w:r>
+        <w:t xml:space="preserve"> </w:t>
+      </w:r>
+      <w:r>
+        <w:rPr>
+          <w:rStyle w:val="VerbatimChar"/>
+        </w:rPr>
+        <w:t xml:space="preserve">min(4, số_nhân)</w:t>
+      </w:r>
+      <w:r>
+        <w:t xml:space="preserve"> </w:t>
+      </w:r>
+      <w:r>
+        <w:t xml:space="preserve">cho phép toán giữa các toán tử.</w:t>
+      </w:r>
+    </w:p>
+    <w:p>
+      <w:pPr>
+        <w:pStyle w:val="BodyText"/>
+      </w:pPr>
+      <w:r>
+        <w:rPr>
+          <w:b/>
+          <w:bCs/>
+        </w:rPr>
+        <w:t xml:space="preserve">Ba — truyền số luồng xuống bộ nhận dạng.</w:t>
+      </w:r>
+      <w:r>
+        <w:t xml:space="preserve"> </w:t>
+      </w:r>
+      <w:r>
+        <w:t xml:space="preserve">PaddleOCR nhận</w:t>
+      </w:r>
+      <w:r>
+        <w:t xml:space="preserve"> </w:t>
+      </w:r>
+      <w:r>
+        <w:rPr>
+          <w:rStyle w:val="VerbatimChar"/>
+        </w:rPr>
+        <w:t xml:space="preserve">cpu_threads</w:t>
+      </w:r>
+      <w:r>
+        <w:t xml:space="preserve"> </w:t>
+      </w:r>
+      <w:r>
+        <w:t xml:space="preserve">từ biến môi trường</w:t>
+      </w:r>
+      <w:r>
+        <w:t xml:space="preserve"> </w:t>
+      </w:r>
+      <w:r>
+        <w:rPr>
+          <w:rStyle w:val="VerbatimChar"/>
+        </w:rPr>
+        <w:t xml:space="preserve">OMP_NUM_THREADS</w:t>
+      </w:r>
+      <w:r>
+        <w:t xml:space="preserve">. Trước đó tham số này không được truyền, và trong một số cấu hình OpenBLAS điều đó gây lỗi nghiêm trọng làm sập tiến trình chứ không chỉ chậm.</w:t>
+      </w:r>
+    </w:p>
+    <w:p>
+      <w:pPr>
+        <w:pStyle w:val="BodyText"/>
+      </w:pPr>
+      <w:r>
+        <w:t xml:space="preserve">Kết quả đo ở 5.6.1: p95 giảm từ 1.143,10 xuống</w:t>
+      </w:r>
+      <w:r>
+        <w:t xml:space="preserve"> </w:t>
+      </w:r>
+      <w:r>
+        <w:rPr>
+          <w:b/>
+          <w:bCs/>
+        </w:rPr>
+        <w:t xml:space="preserve">509,76 ms</w:t>
+      </w:r>
+      <w:r>
+        <w:t xml:space="preserve">, trung vị từ 405,77 xuống</w:t>
+      </w:r>
+      <w:r>
+        <w:t xml:space="preserve"> </w:t>
+      </w:r>
+      <w:r>
+        <w:rPr>
+          <w:b/>
+          <w:bCs/>
+        </w:rPr>
+        <w:t xml:space="preserve">150,07 ms</w:t>
+      </w:r>
+      <w:r>
+        <w:t xml:space="preserve">, và phần OCR trong ngân sách độ trễ giảm từ 108,28 xuống</w:t>
+      </w:r>
+      <w:r>
+        <w:t xml:space="preserve"> </w:t>
+      </w:r>
+      <w:r>
+        <w:rPr>
+          <w:b/>
+          <w:bCs/>
+        </w:rPr>
+        <w:t xml:space="preserve">89,16 ms</w:t>
+      </w:r>
+      <w:r>
+        <w:t xml:space="preserve"> </w:t>
+      </w:r>
+      <w:r>
+        <w:t xml:space="preserve">mỗi biển.</w:t>
+      </w:r>
+    </w:p>
     <w:bookmarkEnd w:id="133"/>
-    <w:bookmarkStart w:id="138" w:name="Xd33c5fd3fcbf5c7f74138f222cc9bcbb755d6d1"/>
+    <w:bookmarkEnd w:id="134"/>
+    <w:bookmarkStart w:id="140" w:name="Xd33c5fd3fcbf5c7f74138f222cc9bcbb755d6d1"/>
     <w:p>
       <w:pPr>
         <w:pStyle w:val="Heading2"/>
@@ -25520,7 +25899,7 @@
         <w:t xml:space="preserve">4.7. Máy chủ và cơ sở dữ liệu</w:t>
       </w:r>
     </w:p>
-    <w:bookmarkStart w:id="134" w:name="Xe560b8397332a19c15b4817024d50105975592c"/>
+    <w:bookmarkStart w:id="135" w:name="Xe560b8397332a19c15b4817024d50105975592c"/>
     <w:p>
       <w:pPr>
         <w:pStyle w:val="Heading3"/>
@@ -25872,14 +26251,300 @@
         <w:t xml:space="preserve">với thành phần giả lập.</w:t>
       </w:r>
     </w:p>
-    <w:bookmarkEnd w:id="134"/>
-    <w:bookmarkStart w:id="135" w:name="Xa08c13edcacee7c56ea1753a17abd51052d554f"/>
+    <w:bookmarkEnd w:id="135"/>
+    <w:bookmarkStart w:id="136" w:name="X8a59bc7beb12a72566ac57f9cb2e90f45e2d0e7"/>
     <w:p>
       <w:pPr>
         <w:pStyle w:val="Heading3"/>
       </w:pPr>
       <w:r>
-        <w:t xml:space="preserve">4.7.2. Thiết kế cơ sở dữ liệu</w:t>
+        <w:t xml:space="preserve">4.7.2. Hợp nhất các biến thể đọc sai trong chuỗi khung hình video</w:t>
+      </w:r>
+    </w:p>
+    <w:p>
+      <w:pPr>
+        <w:pStyle w:val="FirstParagraph"/>
+      </w:pPr>
+      <w:r>
+        <w:t xml:space="preserve">Một xe đi qua khung hình xuất hiện ở hàng chục khung liên tiếp. Gom kết quả theo chuỗi ký tự là bước đầu tiên và chưa đủ, vì</w:t>
+      </w:r>
+      <w:r>
+        <w:t xml:space="preserve"> </w:t>
+      </w:r>
+      <w:r>
+        <w:rPr>
+          <w:b/>
+          <w:bCs/>
+        </w:rPr>
+        <w:t xml:space="preserve">cùng một biển ở hai khung liền nhau vẫn có thể cho hai chuỗi khác nhau</w:t>
+      </w:r>
+      <w:r>
+        <w:t xml:space="preserve">: khối nhận dạng không tất định ở mức một ký tự. Hệ quả là một video ngắn sinh ra nhiều dòng kết quả cho cùng một chiếc xe.</w:t>
+      </w:r>
+    </w:p>
+    <w:p>
+      <w:pPr>
+        <w:pStyle w:val="BodyText"/>
+      </w:pPr>
+      <w:r>
+        <w:t xml:space="preserve">Tầng nghiệp vụ vì vậy có một lượt hợp nhất thứ hai. Hai chuỗi được coi là cùng một biển vật lý khi thoả</w:t>
+      </w:r>
+      <w:r>
+        <w:t xml:space="preserve"> </w:t>
+      </w:r>
+      <w:r>
+        <w:rPr>
+          <w:b/>
+          <w:bCs/>
+        </w:rPr>
+        <w:t xml:space="preserve">đồng thời</w:t>
+      </w:r>
+      <w:r>
+        <w:t xml:space="preserve">:</w:t>
+      </w:r>
+    </w:p>
+    <w:tbl>
+      <w:tblPr>
+        <w:tblStyle w:val="Table"/>
+        <w:tblW w:type="auto" w:w="0"/>
+        <w:tblLook w:firstRow="1" w:lastRow="0" w:firstColumn="0" w:lastColumn="0" w:noHBand="0" w:noVBand="0" w:val="0020"/>
+      </w:tblPr>
+      <w:tblGrid>
+        <w:gridCol w:w="2640"/>
+        <w:gridCol w:w="2640"/>
+        <w:gridCol w:w="2640"/>
+      </w:tblGrid>
+      <w:tr>
+        <w:trPr>
+          <w:tblHeader w:val="on"/>
+        </w:trPr>
+        <w:tc>
+          <w:tcPr/>
+          <w:p>
+            <w:pPr>
+              <w:pStyle w:val="Compact"/>
+            </w:pPr>
+            <w:r>
+              <w:t xml:space="preserve">Điều kiện</w:t>
+            </w:r>
+          </w:p>
+        </w:tc>
+        <w:tc>
+          <w:tcPr/>
+          <w:p>
+            <w:pPr>
+              <w:pStyle w:val="Compact"/>
+            </w:pPr>
+            <w:r>
+              <w:t xml:space="preserve">Ngưỡng</w:t>
+            </w:r>
+          </w:p>
+        </w:tc>
+        <w:tc>
+          <w:tcPr/>
+          <w:p>
+            <w:pPr>
+              <w:pStyle w:val="Compact"/>
+            </w:pPr>
+            <w:r>
+              <w:t xml:space="preserve">Vì sao cần cả hai</w:t>
+            </w:r>
+          </w:p>
+        </w:tc>
+      </w:tr>
+      <w:tr>
+        <w:tc>
+          <w:tcPr/>
+          <w:p>
+            <w:pPr>
+              <w:pStyle w:val="Compact"/>
+            </w:pPr>
+            <w:r>
+              <w:t xml:space="preserve">Gần nhau về chuỗi</w:t>
+            </w:r>
+          </w:p>
+        </w:tc>
+        <w:tc>
+          <w:tcPr/>
+          <w:p>
+            <w:pPr>
+              <w:pStyle w:val="Compact"/>
+            </w:pPr>
+            <w:r>
+              <w:t xml:space="preserve">khoảng cách Levenshtein</w:t>
+            </w:r>
+            <w:r>
+              <w:t xml:space="preserve"> </w:t>
+            </w:r>
+            <m:oMath>
+              <m:r>
+                <m:rPr>
+                  <m:sty m:val="p"/>
+                </m:rPr>
+                <m:t>≤</m:t>
+              </m:r>
+              <m:r>
+                <m:t>2</m:t>
+              </m:r>
+            </m:oMath>
+          </w:p>
+        </w:tc>
+        <w:tc>
+          <w:tcPr/>
+          <w:p>
+            <w:pPr>
+              <w:pStyle w:val="Compact"/>
+            </w:pPr>
+            <w:r>
+              <w:t xml:space="preserve">Chỉ điều kiện này thì hai biển thật sự khác nhau cũng lọt</w:t>
+            </w:r>
+          </w:p>
+        </w:tc>
+      </w:tr>
+      <w:tr>
+        <w:tc>
+          <w:tcPr/>
+          <w:p>
+            <w:pPr>
+              <w:pStyle w:val="Compact"/>
+            </w:pPr>
+            <w:r>
+              <w:t xml:space="preserve">Gần nhau về thời gian</w:t>
+            </w:r>
+          </w:p>
+        </w:tc>
+        <w:tc>
+          <w:tcPr/>
+          <w:p>
+            <w:pPr>
+              <w:pStyle w:val="Compact"/>
+            </w:pPr>
+            <w:r>
+              <w:t xml:space="preserve">không quá 48 khung</w:t>
+            </w:r>
+          </w:p>
+        </w:tc>
+        <w:tc>
+          <w:tcPr/>
+          <w:p>
+            <w:pPr>
+              <w:pStyle w:val="Compact"/>
+            </w:pPr>
+            <w:r>
+              <w:t xml:space="preserve">Chỉ điều kiện này thì hai xe khác nhau đi liền nhau cũng lọt</w:t>
+            </w:r>
+          </w:p>
+        </w:tc>
+      </w:tr>
+    </w:tbl>
+    <w:p>
+      <w:pPr>
+        <w:pStyle w:val="BodyText"/>
+      </w:pPr>
+      <w:r>
+        <w:t xml:space="preserve">Riêng ở khoảng cách bằng 2, hai điều kiện trên vẫn chưa đủ chặt, nên mức đó phải qua thêm một</w:t>
+      </w:r>
+      <w:r>
+        <w:t xml:space="preserve"> </w:t>
+      </w:r>
+      <w:r>
+        <w:rPr>
+          <w:b/>
+          <w:bCs/>
+        </w:rPr>
+        <w:t xml:space="preserve">rào ngữ nghĩa dựa trên cấu trúc biển số Việt Nam</w:t>
+      </w:r>
+      <w:r>
+        <w:t xml:space="preserve">: hai chuỗi phải cùng</w:t>
+      </w:r>
+      <w:r>
+        <w:t xml:space="preserve"> </w:t>
+      </w:r>
+      <w:r>
+        <w:rPr>
+          <w:b/>
+          <w:bCs/>
+        </w:rPr>
+        <w:t xml:space="preserve">mã tỉnh hai chữ số</w:t>
+      </w:r>
+      <w:r>
+        <w:t xml:space="preserve">, và</w:t>
+      </w:r>
+      <w:r>
+        <w:t xml:space="preserve"> </w:t>
+      </w:r>
+      <w:r>
+        <w:rPr>
+          <w:b/>
+          <w:bCs/>
+        </w:rPr>
+        <w:t xml:space="preserve">hoặc</w:t>
+      </w:r>
+      <w:r>
+        <w:t xml:space="preserve"> </w:t>
+      </w:r>
+      <w:r>
+        <w:t xml:space="preserve">cùng chữ cái sê-ri</w:t>
+      </w:r>
+      <w:r>
+        <w:t xml:space="preserve"> </w:t>
+      </w:r>
+      <w:r>
+        <w:rPr>
+          <w:b/>
+          <w:bCs/>
+        </w:rPr>
+        <w:t xml:space="preserve">hoặc</w:t>
+      </w:r>
+      <w:r>
+        <w:t xml:space="preserve"> </w:t>
+      </w:r>
+      <w:r>
+        <w:t xml:space="preserve">cùng ba chữ số cuối. Rào này khai thác đúng đặc điểm đã phân tích ở 4.6.5 — biển số Việt Nam không phải chuỗi tuỳ ý mà có cấu trúc theo vị trí.</w:t>
+      </w:r>
+    </w:p>
+    <w:p>
+      <w:pPr>
+        <w:pStyle w:val="BodyText"/>
+      </w:pPr>
+      <w:r>
+        <w:rPr>
+          <w:b/>
+          <w:bCs/>
+        </w:rPr>
+        <w:t xml:space="preserve">Bản nào được giữ lại là quyết định về bằng chứng, không phải về thứ tự đến.</w:t>
+      </w:r>
+      <w:r>
+        <w:t xml:space="preserve"> </w:t>
+      </w:r>
+      <w:r>
+        <w:t xml:space="preserve">Thứ tự ưu tiên: đúng quy chuẩn định dạng trước, rồi</w:t>
+      </w:r>
+      <w:r>
+        <w:t xml:space="preserve"> </w:t>
+      </w:r>
+      <w:r>
+        <w:rPr>
+          <w:b/>
+          <w:bCs/>
+        </w:rPr>
+        <w:t xml:space="preserve">số khung đã bỏ phiếu</w:t>
+      </w:r>
+      <w:r>
+        <w:t xml:space="preserve"> </w:t>
+      </w:r>
+      <w:r>
+        <w:t xml:space="preserve">cho cách đọc đó, cuối cùng mới tới độ tin cậy của khối nhận dạng. Đặt độ tin cậy xuống cuối là có lý do đo được: ở mức sai khác một ký tự, một lần đọc sai vẫn thường mang điểm tin cậy cao — mục 5.6.5 có ca cụ thể trong đó bản sai đạt 0,994 còn bản đúng 0,996.</w:t>
+      </w:r>
+    </w:p>
+    <w:bookmarkEnd w:id="136"/>
+    <w:bookmarkStart w:id="137" w:name="Xd6726d79c8d6eb341db4e0dfd9148781fb858a3"/>
+    <w:p>
+      <w:pPr>
+        <w:pStyle w:val="Heading3"/>
+      </w:pPr>
+      <w:r>
+        <w:t xml:space="preserve">4.7.3. Thiết kế cơ sở dữ liệu</w:t>
       </w:r>
     </w:p>
     <w:p>
@@ -27421,14 +28086,14 @@
         <w:t xml:space="preserve">Thứ nhất, chuỗi ký tự thô do bộ nhận dạng trả về và chuỗi đã qua chuẩn hoá được lưu song song trong hai cột riêng biệt. Đây là điều kiện cần để định lượng đóng góp của khối hậu xử lý: hiệu số giữa độ chính xác tính trên hai cột này chính là chỉ số NFR-A6 trừ NFR-A5 báo cáo ở mục 5.5.2. Thứ hai, hệ thống lưu số ký tự thuộc dòng trên của biển hai dòng, nhằm giải quyết một trường hợp nhập nhằng về nguyên tắc: chuỗi tám ký tự của biển hai dòng có thể được nhóm theo hai cách đều hợp lệ, và ranh giới giữa hai dòng — thông tin duy nhất phân định được — bị chính bước ghép ngang loại bỏ. Giá trị này thu được không tốn thêm chi phí tính toán vì bộ nhận dạng trả về một mảnh kết quả cho mỗi nửa ảnh.</w:t>
       </w:r>
     </w:p>
-    <w:bookmarkEnd w:id="135"/>
-    <w:bookmarkStart w:id="136" w:name="X77a52e3fd6cf35fc3afd19b3200b5b46b34c44d"/>
+    <w:bookmarkEnd w:id="137"/>
+    <w:bookmarkStart w:id="138" w:name="X38a48ea008f74ebd89bb74568fa185fd70fb887"/>
     <w:p>
       <w:pPr>
         <w:pStyle w:val="Heading3"/>
       </w:pPr>
       <w:r>
-        <w:t xml:space="preserve">4.7.3. Giao diện lập trình</w:t>
+        <w:t xml:space="preserve">4.7.4. Giao diện lập trình</w:t>
       </w:r>
     </w:p>
     <w:p>
@@ -27460,14 +28125,14 @@
         <w:t xml:space="preserve">Bốn quyết định thiết kế đáng ghi nhận. Yêu cầu xử lý video trả về mã trạng thái chấp nhận thay vì mã thành công, do một video 60 giây cần khoảng 200 giây xử lý trên CPU và không client nào chờ được; mã chấp nhận phản ánh đúng ngữ nghĩa "đã tiếp nhận, đang xử lý". Trường hợp ảnh không chứa biển số trả về mã thành công kèm danh sách rỗng thay vì mã lỗi, vì kết quả nhận dạng vẫn tồn tại và là tập rỗng (NFR-R2); trả về mã lỗi sẽ loại toàn bộ trường hợp âm khỏi thống kê. Chức năng tìm kiếm đối chiếu đồng thời chuỗi đã chuẩn hoá và chuỗi thô, để người dùng nhớ dạng nào cũng tra được. Cuối cùng, hai chỉ số thống kê về số lượt và số biển số được trả về tách biệt, kèm mô tả tường minh trong tài liệu đặc tả nhằm ngăn việc gộp nhầm hai đại lượng đã phân tích tại mục 4.7.2a.</w:t>
       </w:r>
     </w:p>
-    <w:bookmarkEnd w:id="136"/>
-    <w:bookmarkStart w:id="137" w:name="Xee62035831bb2ad19a597748f6ce6331ba6d676"/>
+    <w:bookmarkEnd w:id="138"/>
+    <w:bookmarkStart w:id="139" w:name="X7ab05ebab4c363bf0a278e990d4d7ad2c7d6582"/>
     <w:p>
       <w:pPr>
         <w:pStyle w:val="Heading3"/>
       </w:pPr>
       <w:r>
-        <w:t xml:space="preserve">4.7.4. Phương án lùi phải thất bại theo cách quan sát được</w:t>
+        <w:t xml:space="preserve">4.7.5. Phương án lùi phải thất bại theo cách quan sát được</w:t>
       </w:r>
     </w:p>
     <w:p>
@@ -27494,9 +28159,9 @@
         <w:t xml:space="preserve">Thiết kế hiện tại phân vai rõ ba đường ống. Đường ống thật thực hiện nhận dạng và báo trạng thái bình thường. Đường ống không khả dụng là phương án lùi mặc định: nó ném ngoại lệ và không sinh ra bất kỳ kết quả nào, đồng thời báo trạng thái suy giảm. Đường ống mô phỏng chỉ được kích hoạt khi người vận hành đặt biến môi trường tương ứng một cách tường minh. Khi thiếu trọng số, dịch vụ vẫn khởi động — một tiến trình từ chối khởi động không truyền đạt được nguyên nhân — nhưng mỗi yêu cầu đều trả về lỗi rõ ràng. Nguyên tắc rút ra: một phương án lùi phải thất bại rõ ràng và quan sát được, thay vì thay thế thất bại bằng dữ liệu thiếu cơ sở.</w:t>
       </w:r>
     </w:p>
-    <w:bookmarkEnd w:id="137"/>
-    <w:bookmarkEnd w:id="138"/>
-    <w:bookmarkStart w:id="141" w:name="X3a8d61a51575a0ea03bbef8c366606d753c4f55"/>
+    <w:bookmarkEnd w:id="139"/>
+    <w:bookmarkEnd w:id="140"/>
+    <w:bookmarkStart w:id="143" w:name="X3a8d61a51575a0ea03bbef8c366606d753c4f55"/>
     <w:p>
       <w:pPr>
         <w:pStyle w:val="Heading2"/>
@@ -27505,7 +28170,7 @@
         <w:t xml:space="preserve">4.8. Giao diện người dùng</w:t>
       </w:r>
     </w:p>
-    <w:bookmarkStart w:id="139" w:name="X7b302496a670cbc0c6eec45b7ec07057c064342"/>
+    <w:bookmarkStart w:id="141" w:name="X7b302496a670cbc0c6eec45b7ec07057c064342"/>
     <w:p>
       <w:pPr>
         <w:pStyle w:val="Heading3"/>
@@ -27519,7 +28184,7 @@
         <w:pStyle w:val="FirstParagraph"/>
       </w:pPr>
       <w:r>
-        <w:t xml:space="preserve">Giao diện là ứng dụng một trang xây dựng trên React và TypeScript, gồm ba màn hình: nhận dạng ảnh, nhận dạng video và tra cứu lịch sử. Điều hướng được thiết kế phẳng có chủ ý — cả ba màn hình truy cập trực tiếp từ thanh điều hướng — còn chi tiết bản ghi và hộp xác nhận xoá hiển thị dưới dạng hộp thoại chồng lên trang lịch sử để không làm mất ngữ cảnh bộ lọc đang áp dụng.</w:t>
+        <w:t xml:space="preserve">Giao diện là ứng dụng một trang xây dựng trên React và TypeScript, gồm bốn màn hình: nhận dạng ảnh, nhận dạng video, quét trực tiếp qua webcam và tra cứu lịch sử. Điều hướng được thiết kế phẳng có chủ ý — cả ba màn hình truy cập trực tiếp từ thanh điều hướng — còn chi tiết bản ghi và hộp xác nhận xoá hiển thị dưới dạng hộp thoại chồng lên trang lịch sử để không làm mất ngữ cảnh bộ lọc đang áp dụng.</w:t>
       </w:r>
     </w:p>
     <w:p>
@@ -27535,11 +28200,138 @@
         <w:pStyle w:val="BodyText"/>
       </w:pPr>
       <w:r>
-        <w:t xml:space="preserve">Cần lưu ý rằng thiết kế ban đầu có năm màn hình. Màn hình nhận dạng thời gian thực và màn hình tổng quan đã được đưa ra khỏi phạm vi trong hai đợt thu gọn giao diện, kéo theo bốn yêu cầu chức năng chuyển sang mức không thực hiện — trong đó có một yêu cầu ở mức bắt buộc, được nêu rõ tại mục 6.2. Các điểm cuối tương ứng ở phía máy chủ vẫn hoạt động và vẫn có kiểm thử tích hợp; điều bị loại bỏ là hàm gọi phía giao diện, không phải bản thân điểm cuối.</w:t>
-      </w:r>
-    </w:p>
-    <w:bookmarkEnd w:id="139"/>
-    <w:bookmarkStart w:id="140" w:name="X40f085077cc6223c852a0f9c43ce8fecaa551db"/>
+        <w:t xml:space="preserve">Hai màn hình sau cùng đáng nói riêng, vì cả hai đều sinh ra từ ràng buộc của tầng dưới. Giao diện có</w:t>
+      </w:r>
+      <w:r>
+        <w:t xml:space="preserve"> </w:t>
+      </w:r>
+      <w:r>
+        <w:rPr>
+          <w:b/>
+          <w:bCs/>
+        </w:rPr>
+        <w:t xml:space="preserve">chế độ quét trực tiếp qua webcam</w:t>
+      </w:r>
+      <w:r>
+        <w:t xml:space="preserve"> </w:t>
+      </w:r>
+      <w:r>
+        <w:t xml:space="preserve">và</w:t>
+      </w:r>
+      <w:r>
+        <w:t xml:space="preserve"> </w:t>
+      </w:r>
+      <w:r>
+        <w:rPr>
+          <w:b/>
+          <w:bCs/>
+        </w:rPr>
+        <w:t xml:space="preserve">hàng đợi tải lên nhiều ảnh</w:t>
+      </w:r>
+      <w:r>
+        <w:t xml:space="preserve">, cả hai đều sinh ra từ ràng buộc của tầng dưới chứ không phải từ mong muốn thêm tính năng.</w:t>
+      </w:r>
+    </w:p>
+    <w:p>
+      <w:pPr>
+        <w:pStyle w:val="BodyText"/>
+      </w:pPr>
+      <w:r>
+        <w:rPr>
+          <w:b/>
+          <w:bCs/>
+        </w:rPr>
+        <w:t xml:space="preserve">Quét trực tiếp qua webcam.</w:t>
+      </w:r>
+      <w:r>
+        <w:t xml:space="preserve"> </w:t>
+      </w:r>
+      <w:r>
+        <w:t xml:space="preserve">Trình duyệt lấy khung hình từ camera và gửi từng khung tới</w:t>
+      </w:r>
+      <w:r>
+        <w:t xml:space="preserve"> </w:t>
+      </w:r>
+      <w:r>
+        <w:rPr>
+          <w:rStyle w:val="VerbatimChar"/>
+        </w:rPr>
+        <w:t xml:space="preserve">POST /api/detect/frame</w:t>
+      </w:r>
+      <w:r>
+        <w:t xml:space="preserve">. Điểm thiết kế đáng nêu là</w:t>
+      </w:r>
+      <w:r>
+        <w:t xml:space="preserve"> </w:t>
+      </w:r>
+      <w:r>
+        <w:rPr>
+          <w:b/>
+          <w:bCs/>
+        </w:rPr>
+        <w:t xml:space="preserve">vòng lặp một khe</w:t>
+      </w:r>
+      <w:r>
+        <w:t xml:space="preserve">: tại mỗi thời điểm chỉ có đúng một khung đang được gửi đi, và mọi khung camera sinh ra trong lúc chờ đều bị</w:t>
+      </w:r>
+      <w:r>
+        <w:t xml:space="preserve"> </w:t>
+      </w:r>
+      <w:r>
+        <w:rPr>
+          <w:b/>
+          <w:bCs/>
+        </w:rPr>
+        <w:t xml:space="preserve">bỏ thẳng</w:t>
+      </w:r>
+      <w:r>
+        <w:t xml:space="preserve"> </w:t>
+      </w:r>
+      <w:r>
+        <w:t xml:space="preserve">chứ không xếp hàng. Lý do là một hàng đợi không giới hạn sẽ khiến độ trễ hiển thị tăng dần không giới hạn khi tốc độ camera vượt tốc độ xử lý — người dùng sẽ thấy khung hình cũ dần so với thực tế. Chấp nhận bỏ khung giữ cho kết quả hiển thị luôn thuộc về hiện tại. Phép đo ở 5.6.4 cho thấy tỷ lệ bỏ là đáng kể và</w:t>
+      </w:r>
+      <w:r>
+        <w:t xml:space="preserve"> </w:t>
+      </w:r>
+      <w:r>
+        <w:rPr>
+          <w:b/>
+          <w:bCs/>
+        </w:rPr>
+        <w:t xml:space="preserve">đó là hành vi đúng</w:t>
+      </w:r>
+      <w:r>
+        <w:t xml:space="preserve">: trong 60 giây, camera ảo 30 khung/giây chào 1.801 khung, hệ thống xử lý 338 và bỏ 1.463.</w:t>
+      </w:r>
+    </w:p>
+    <w:p>
+      <w:pPr>
+        <w:pStyle w:val="BodyText"/>
+      </w:pPr>
+      <w:r>
+        <w:rPr>
+          <w:b/>
+          <w:bCs/>
+        </w:rPr>
+        <w:t xml:space="preserve">Hàng đợi tải lên nhiều ảnh.</w:t>
+      </w:r>
+      <w:r>
+        <w:t xml:space="preserve"> </w:t>
+      </w:r>
+      <w:r>
+        <w:t xml:space="preserve">Người dùng chọn nhiều tệp một lần; giao diện xếp chúng thành một dải xem trước và xử lý tuần tự, hiển thị kết quả ngay khi từng ảnh xong thay vì chờ cả lô. Xử lý tuần tự chứ không song song là quyết định có chủ đích: máy chủ chạy suy luận trên CPU đã ghim số luồng (4.6.8), nên gửi song song chỉ làm các yêu cầu tranh nhau cùng một tài nguyên và kéo dài tổng thời gian.</w:t>
+      </w:r>
+    </w:p>
+    <w:p>
+      <w:pPr>
+        <w:pStyle w:val="BodyText"/>
+      </w:pPr>
+      <w:r>
+        <w:t xml:space="preserve">Cần lưu ý rằng thiết kế ban đầu có năm màn hình. Màn hình tổng quan đã được đưa ra khỏi phạm vi trong hai đợt thu gọn giao diện, kéo theo bốn yêu cầu chức năng chuyển sang mức không thực hiện — trong đó có một yêu cầu ở mức bắt buộc, được nêu rõ tại mục 6.2. Các điểm cuối tương ứng ở phía máy chủ vẫn hoạt động và vẫn có kiểm thử tích hợp; điều bị loại bỏ là hàm gọi phía giao diện, không phải bản thân điểm cuối.</w:t>
+      </w:r>
+    </w:p>
+    <w:bookmarkEnd w:id="141"/>
+    <w:bookmarkStart w:id="142" w:name="X40f085077cc6223c852a0f9c43ce8fecaa551db"/>
     <w:p>
       <w:pPr>
         <w:pStyle w:val="Heading3"/>
@@ -27572,9 +28364,9 @@
         <w:t xml:space="preserve">Một nguyên tắc thiết kế đáng ghi nhận thuộc về client nhận dạng thời gian thực. Do tốc độ suy luận trên CPU chỉ đạt khoảng 5 khung hình mỗi giây, một vòng lặp gửi yêu cầu theo chu kỳ cố định sẽ khởi tạo yêu cầu mới trước khi yêu cầu trước đó hoàn tất, khiến hàng đợi tăng không giới hạn. Giải pháp là duy trì đúng một yêu cầu đang xử lý tại mỗi thời điểm; khung hình đến trong lúc kênh bận sẽ bị bỏ qua thay vì xếp hàng, do khung hình kế tiếp luôn cập nhật hơn khung hình bị bỏ. Màn hình tương ứng đã được đưa ra khỏi phạm vi, nhưng nguyên tắc này vẫn là khuyến nghị bắt buộc cho mọi client sử dụng điểm cuối nhận dạng theo khung hình.</w:t>
       </w:r>
     </w:p>
-    <w:bookmarkEnd w:id="140"/>
-    <w:bookmarkEnd w:id="141"/>
-    <w:bookmarkStart w:id="142" w:name="X1fc81489b951e9c57ef27d947e1ca8b0c900527"/>
+    <w:bookmarkEnd w:id="142"/>
+    <w:bookmarkEnd w:id="143"/>
+    <w:bookmarkStart w:id="144" w:name="X1fc81489b951e9c57ef27d947e1ca8b0c900527"/>
     <w:p>
       <w:pPr>
         <w:pStyle w:val="Heading2"/>
@@ -27683,8 +28475,8 @@
         </w:pict>
       </w:r>
     </w:p>
-    <w:bookmarkEnd w:id="142"/>
-    <w:bookmarkStart w:id="143" w:name="Xa59943c68bf601f3119bb079a84c2b65642457f"/>
+    <w:bookmarkEnd w:id="144"/>
+    <w:bookmarkStart w:id="145" w:name="Xa59943c68bf601f3119bb079a84c2b65642457f"/>
     <w:p>
       <w:pPr>
         <w:pStyle w:val="Heading2"/>
@@ -28432,9 +29224,9 @@
         <w:br w:type="page"/>
       </w:r>
     </w:p>
-    <w:bookmarkEnd w:id="143"/>
-    <w:bookmarkEnd w:id="144"/>
-    <w:bookmarkStart w:id="196" w:name="chương-5-thực-nghiệm-và-đánh-giá"/>
+    <w:bookmarkEnd w:id="145"/>
+    <w:bookmarkEnd w:id="146"/>
+    <w:bookmarkStart w:id="198" w:name="chương-5-thực-nghiệm-và-đánh-giá"/>
     <w:p>
       <w:pPr>
         <w:pStyle w:val="Heading1"/>
@@ -28484,7 +29276,7 @@
         </w:pict>
       </w:r>
     </w:p>
-    <w:bookmarkStart w:id="151" w:name="X615dfd631dc181525daf811d00c6861931eec12"/>
+    <w:bookmarkStart w:id="153" w:name="X615dfd631dc181525daf811d00c6861931eec12"/>
     <w:p>
       <w:pPr>
         <w:pStyle w:val="Heading2"/>
@@ -28493,7 +29285,7 @@
         <w:t xml:space="preserve">5.1. Mục tiêu và phương pháp đánh giá</w:t>
       </w:r>
     </w:p>
-    <w:bookmarkStart w:id="145" w:name="X864036be38679736247d4d73055ee91028133ef"/>
+    <w:bookmarkStart w:id="147" w:name="X864036be38679736247d4d73055ee91028133ef"/>
     <w:p>
       <w:pPr>
         <w:pStyle w:val="Heading3"/>
@@ -28606,8 +29398,8 @@
         <w:t xml:space="preserve">— yếu tố nào đe doạ tính hợp lệ của kết quả (5.9.3)? RQ3 và RQ5 lần lượt lượng hoá đóng góp của hậu xử lý và thay giả định bằng dữ liệu đo được.</w:t>
       </w:r>
     </w:p>
-    <w:bookmarkEnd w:id="145"/>
-    <w:bookmarkStart w:id="146" w:name="X3bfe8d88373921eb89de6934846fd7e39a10cdc"/>
+    <w:bookmarkEnd w:id="147"/>
+    <w:bookmarkStart w:id="148" w:name="X3bfe8d88373921eb89de6934846fd7e39a10cdc"/>
     <w:p>
       <w:pPr>
         <w:pStyle w:val="Heading3"/>
@@ -28816,8 +29608,8 @@
         <w:t xml:space="preserve">về độ khó tương đối của biển hai dòng, không bao giờ như mốc chuẩn phải vượt.</w:t>
       </w:r>
     </w:p>
-    <w:bookmarkEnd w:id="146"/>
-    <w:bookmarkStart w:id="150" w:name="Xae02105bda9855e41edaa9a7db070e9fd50916a"/>
+    <w:bookmarkEnd w:id="148"/>
+    <w:bookmarkStart w:id="152" w:name="Xae02105bda9855e41edaa9a7db070e9fd50916a"/>
     <w:p>
       <w:pPr>
         <w:pStyle w:val="Heading3"/>
@@ -28835,18 +29627,18 @@
           <wp:inline>
             <wp:extent cx="5334000" cy="6408964"/>
             <wp:effectExtent b="0" l="0" r="0" t="0"/>
-            <wp:docPr descr="" title="" id="148" name="Picture"/>
+            <wp:docPr descr="" title="" id="150" name="Picture"/>
             <a:graphic>
               <a:graphicData uri="http://schemas.openxmlformats.org/drawingml/2006/picture">
                 <pic:pic>
                   <pic:nvPicPr>
-                    <pic:cNvPr descr="figures/fig-ch6-01.png" id="149" name="Picture"/>
+                    <pic:cNvPr descr="figures/fig-ch6-01.png" id="151" name="Picture"/>
                     <pic:cNvPicPr>
                       <a:picLocks noChangeArrowheads="1" noChangeAspect="1"/>
                     </pic:cNvPicPr>
                   </pic:nvPicPr>
                   <pic:blipFill>
-                    <a:blip r:embed="rId147"/>
+                    <a:blip r:embed="rId149"/>
                     <a:stretch>
                       <a:fillRect/>
                     </a:stretch>
@@ -29841,9 +30633,9 @@
         </w:pict>
       </w:r>
     </w:p>
-    <w:bookmarkEnd w:id="150"/>
-    <w:bookmarkEnd w:id="151"/>
-    <w:bookmarkStart w:id="153" w:name="Xe7177e3758cb04885136198f5ec08c059be0251"/>
+    <w:bookmarkEnd w:id="152"/>
+    <w:bookmarkEnd w:id="153"/>
+    <w:bookmarkStart w:id="155" w:name="Xe7177e3758cb04885136198f5ec08c059be0251"/>
     <w:p>
       <w:pPr>
         <w:pStyle w:val="Heading2"/>
@@ -30217,7 +31009,7 @@
         <w:t xml:space="preserve">9.1.1.</w:t>
       </w:r>
     </w:p>
-    <w:bookmarkStart w:id="152" w:name="X10f3b0080b6c50f359033e09c103a7e07045a1e"/>
+    <w:bookmarkStart w:id="154" w:name="X10f3b0080b6c50f359033e09c103a7e07045a1e"/>
     <w:p>
       <w:pPr>
         <w:pStyle w:val="Heading3"/>
@@ -30369,9 +31161,9 @@
         </w:pict>
       </w:r>
     </w:p>
-    <w:bookmarkEnd w:id="152"/>
-    <w:bookmarkEnd w:id="153"/>
-    <w:bookmarkStart w:id="157" w:name="X150a776b7b29e2a1bc0ea6c751a61ccf1f70287"/>
+    <w:bookmarkEnd w:id="154"/>
+    <w:bookmarkEnd w:id="155"/>
+    <w:bookmarkStart w:id="159" w:name="X150a776b7b29e2a1bc0ea6c751a61ccf1f70287"/>
     <w:p>
       <w:pPr>
         <w:pStyle w:val="Heading2"/>
@@ -31266,7 +32058,7 @@
         <w:t xml:space="preserve">.</w:t>
       </w:r>
     </w:p>
-    <w:bookmarkStart w:id="154" w:name="X37856744f8da712b6ffe77e50fcee7fb2ddd38a"/>
+    <w:bookmarkStart w:id="156" w:name="X37856744f8da712b6ffe77e50fcee7fb2ddd38a"/>
     <w:p>
       <w:pPr>
         <w:pStyle w:val="Heading3"/>
@@ -31383,8 +32175,8 @@
         <w:t xml:space="preserve">, tách riêng cho tầng OCR.</w:t>
       </w:r>
     </w:p>
-    <w:bookmarkEnd w:id="154"/>
-    <w:bookmarkStart w:id="155" w:name="X69b9897776aec14f48f71402e4e072075d46038"/>
+    <w:bookmarkEnd w:id="156"/>
+    <w:bookmarkStart w:id="157" w:name="X69b9897776aec14f48f71402e4e072075d46038"/>
     <w:p>
       <w:pPr>
         <w:pStyle w:val="Heading3"/>
@@ -31767,8 +32559,8 @@
         <w:t xml:space="preserve">— mối đe doạ đầu tiên ở 5.9.3; mọi chỉ số ở 5.4 phải đọc kèm ghi chú này.</w:t>
       </w:r>
     </w:p>
-    <w:bookmarkEnd w:id="155"/>
-    <w:bookmarkStart w:id="156" w:name="X05579cd248ea6d02c9d36eec7ae792e435a9ee1"/>
+    <w:bookmarkEnd w:id="157"/>
+    <w:bookmarkStart w:id="158" w:name="X05579cd248ea6d02c9d36eec7ae792e435a9ee1"/>
     <w:p>
       <w:pPr>
         <w:pStyle w:val="Heading3"/>
@@ -31892,9 +32684,9 @@
         </w:pict>
       </w:r>
     </w:p>
-    <w:bookmarkEnd w:id="156"/>
-    <w:bookmarkEnd w:id="157"/>
-    <w:bookmarkStart w:id="161" w:name="X33ae224c5020c26762908e1939d8b973623f32d"/>
+    <w:bookmarkEnd w:id="158"/>
+    <w:bookmarkEnd w:id="159"/>
+    <w:bookmarkStart w:id="163" w:name="X33ae224c5020c26762908e1939d8b973623f32d"/>
     <w:p>
       <w:pPr>
         <w:pStyle w:val="Heading2"/>
@@ -31948,7 +32740,7 @@
         <w:t xml:space="preserve">; tập test chưa từng dùng trong huấn luyện hay chọn epoch.</w:t>
       </w:r>
     </w:p>
-    <w:bookmarkStart w:id="158" w:name="X2b419d4dd42805933fda2d3f8ea8232ea8e61b9"/>
+    <w:bookmarkStart w:id="160" w:name="X2b419d4dd42805933fda2d3f8ea8232ea8e61b9"/>
     <w:p>
       <w:pPr>
         <w:pStyle w:val="Heading3"/>
@@ -32144,8 +32936,8 @@
         <w:t xml:space="preserve">.</w:t>
       </w:r>
     </w:p>
-    <w:bookmarkEnd w:id="158"/>
-    <w:bookmarkStart w:id="159" w:name="Xf35c86d7de5434c76646f1bcbee03703a9e0864"/>
+    <w:bookmarkEnd w:id="160"/>
+    <w:bookmarkStart w:id="161" w:name="Xf35c86d7de5434c76646f1bcbee03703a9e0864"/>
     <w:p>
       <w:pPr>
         <w:pStyle w:val="Heading3"/>
@@ -32500,8 +33292,8 @@
         </w:tc>
       </w:tr>
     </w:tbl>
-    <w:bookmarkEnd w:id="159"/>
-    <w:bookmarkStart w:id="160" w:name="Xeeb6c55a54a6556f1341931b00fc215842373c8"/>
+    <w:bookmarkEnd w:id="161"/>
+    <w:bookmarkStart w:id="162" w:name="Xeeb6c55a54a6556f1341931b00fc215842373c8"/>
     <w:p>
       <w:pPr>
         <w:pStyle w:val="Heading3"/>
@@ -33186,9 +33978,9 @@
         <w:t xml:space="preserve">Dòng đánh dấu (†) chỉ có 28 đối tượng, dưới ngưỡng 30 nên không có ý nghĩa thống kê và không được đưa vào so sánh. Dải được tính bằng diện tích hộp nhãn thật chia cho diện tích ảnh gốc; không hộp nào thiếu dải.</w:t>
       </w:r>
     </w:p>
-    <w:bookmarkEnd w:id="160"/>
-    <w:bookmarkEnd w:id="161"/>
-    <w:bookmarkStart w:id="170" w:name="X89026af3ee529e68bbf717a4f7363365ab88538"/>
+    <w:bookmarkEnd w:id="162"/>
+    <w:bookmarkEnd w:id="163"/>
+    <w:bookmarkStart w:id="172" w:name="X89026af3ee529e68bbf717a4f7363365ab88538"/>
     <w:p>
       <w:pPr>
         <w:pStyle w:val="Heading2"/>
@@ -33244,7 +34036,7 @@
         <w:t xml:space="preserve">, không phải trên 1.514 ảnh test. Thiếu nhãn chuỗi cho phần lớn ngữ liệu là hạn chế thật, ghi ở 5.9.3.</w:t>
       </w:r>
     </w:p>
-    <w:bookmarkStart w:id="162" w:name="X75971c1e265691e3bccf68d57ddbcd167413727"/>
+    <w:bookmarkStart w:id="164" w:name="X75971c1e265691e3bccf68d57ddbcd167413727"/>
     <w:p>
       <w:pPr>
         <w:pStyle w:val="Heading3"/>
@@ -33346,8 +34138,8 @@
         <w:t xml:space="preserve">.</w:t>
       </w:r>
     </w:p>
-    <w:bookmarkEnd w:id="162"/>
-    <w:bookmarkStart w:id="163" w:name="Xf66a46c8f0f9d94960b05ec79e0724240f858b8"/>
+    <w:bookmarkEnd w:id="164"/>
+    <w:bookmarkStart w:id="165" w:name="Xf66a46c8f0f9d94960b05ec79e0724240f858b8"/>
     <w:p>
       <w:pPr>
         <w:pStyle w:val="Heading3"/>
@@ -34056,8 +34848,8 @@
         </w:tc>
       </w:tr>
     </w:tbl>
-    <w:bookmarkEnd w:id="163"/>
-    <w:bookmarkStart w:id="164" w:name="X548335d33a7ae2763b4e65d9e592194dd762e09"/>
+    <w:bookmarkEnd w:id="165"/>
+    <w:bookmarkStart w:id="166" w:name="X548335d33a7ae2763b4e65d9e592194dd762e09"/>
     <w:p>
       <w:pPr>
         <w:pStyle w:val="Heading3"/>
@@ -34605,8 +35397,8 @@
         <w:t xml:space="preserve">. Phần còn lại thuộc về năng lực nhận dạng ký tự, không phải khâu cắt, ghép hoặc hiệu chỉnh hình học.</w:t>
       </w:r>
     </w:p>
-    <w:bookmarkEnd w:id="164"/>
-    <w:bookmarkStart w:id="165" w:name="X81863552bf76fe7a516ae91438c661d453f4ac1"/>
+    <w:bookmarkEnd w:id="166"/>
+    <w:bookmarkStart w:id="167" w:name="X81863552bf76fe7a516ae91438c661d453f4ac1"/>
     <w:p>
       <w:pPr>
         <w:pStyle w:val="Heading3"/>
@@ -35810,8 +36602,8 @@
         <w:t xml:space="preserve">ngay từ đầu, không phải thêm luật.</w:t>
       </w:r>
     </w:p>
-    <w:bookmarkEnd w:id="165"/>
-    <w:bookmarkStart w:id="167" w:name="X0e3f0e91ac27870705f3f778acaa65c15f09de2"/>
+    <w:bookmarkEnd w:id="167"/>
+    <w:bookmarkStart w:id="169" w:name="X0e3f0e91ac27870705f3f778acaa65c15f09de2"/>
     <w:p>
       <w:pPr>
         <w:pStyle w:val="Heading3"/>
@@ -36191,7 +36983,7 @@
       <w:r>
         <w:t xml:space="preserve">(</w:t>
       </w:r>
-      <w:hyperlink r:id="rId166">
+      <w:hyperlink r:id="rId168">
         <w:r>
           <w:rPr>
             <w:rStyle w:val="Hyperlink"/>
@@ -36755,8 +37547,8 @@
         <w:t xml:space="preserve">ở mục 6.3.</w:t>
       </w:r>
     </w:p>
-    <w:bookmarkEnd w:id="167"/>
-    <w:bookmarkStart w:id="168" w:name="X60a2a27d87ebeb44405d22793b18a5bfd7e9097"/>
+    <w:bookmarkEnd w:id="169"/>
+    <w:bookmarkStart w:id="170" w:name="X60a2a27d87ebeb44405d22793b18a5bfd7e9097"/>
     <w:p>
       <w:pPr>
         <w:pStyle w:val="Heading3"/>
@@ -37379,8 +38171,8 @@
         <w:t xml:space="preserve">.</w:t>
       </w:r>
     </w:p>
-    <w:bookmarkEnd w:id="168"/>
-    <w:bookmarkStart w:id="169" w:name="X83a4063ca7053738346595d9e36bfe5762b6bbf"/>
+    <w:bookmarkEnd w:id="170"/>
+    <w:bookmarkStart w:id="171" w:name="X83a4063ca7053738346595d9e36bfe5762b6bbf"/>
     <w:p>
       <w:pPr>
         <w:pStyle w:val="Heading3"/>
@@ -37389,9 +38181,9 @@
         <w:t xml:space="preserve">5.5.7. Bậc thang thử lại cho biển nghiêng/méo — chi phí, lợi ích và một quyết định tắt tính năng</w:t>
       </w:r>
     </w:p>
-    <w:bookmarkEnd w:id="169"/>
-    <w:bookmarkEnd w:id="170"/>
-    <w:bookmarkStart w:id="188" w:name="X80f1806dda35f26f045f00afe70db30e7a77d2b"/>
+    <w:bookmarkEnd w:id="171"/>
+    <w:bookmarkEnd w:id="172"/>
+    <w:bookmarkStart w:id="190" w:name="X80f1806dda35f26f045f00afe70db30e7a77d2b"/>
     <w:p>
       <w:pPr>
         <w:pStyle w:val="Heading2"/>
@@ -37421,7 +38213,7 @@
         <w:t xml:space="preserve">.</w:t>
       </w:r>
     </w:p>
-    <w:bookmarkStart w:id="171" w:name="Xcfd917aca06ff17d6d7932dfdbc0aeee5513c38"/>
+    <w:bookmarkStart w:id="173" w:name="Xcfd917aca06ff17d6d7932dfdbc0aeee5513c38"/>
     <w:p>
       <w:pPr>
         <w:pStyle w:val="Heading3"/>
@@ -38563,8 +39355,8 @@
         <w:t xml:space="preserve">, đưa p95 về 1.143,10 ms.</w:t>
       </w:r>
     </w:p>
-    <w:bookmarkEnd w:id="171"/>
-    <w:bookmarkStart w:id="172" w:name="X464dfa7416d7b69ad75789fd50c67eaa400499a"/>
+    <w:bookmarkEnd w:id="173"/>
+    <w:bookmarkStart w:id="174" w:name="X464dfa7416d7b69ad75789fd50c67eaa400499a"/>
     <w:p>
       <w:pPr>
         <w:pStyle w:val="Heading3"/>
@@ -39339,8 +40131,8 @@
         <w:t xml:space="preserve">.</w:t>
       </w:r>
     </w:p>
-    <w:bookmarkEnd w:id="172"/>
-    <w:bookmarkStart w:id="177" w:name="X68932b37c053ede4dda811118f2d10fcf6be626"/>
+    <w:bookmarkEnd w:id="174"/>
+    <w:bookmarkStart w:id="179" w:name="X68932b37c053ede4dda811118f2d10fcf6be626"/>
     <w:p>
       <w:pPr>
         <w:pStyle w:val="Heading3"/>
@@ -39801,18 +40593,18 @@
           <wp:inline>
             <wp:extent cx="5334000" cy="2667000"/>
             <wp:effectExtent b="0" l="0" r="0" t="0"/>
-            <wp:docPr descr="" title="" id="174" name="Picture"/>
+            <wp:docPr descr="" title="" id="176" name="Picture"/>
             <a:graphic>
               <a:graphicData uri="http://schemas.openxmlformats.org/drawingml/2006/picture">
                 <pic:pic>
                   <pic:nvPicPr>
-                    <pic:cNvPr descr="figures/fig-ch5-backends.png" id="175" name="Picture"/>
+                    <pic:cNvPr descr="figures/fig-ch5-backends.png" id="177" name="Picture"/>
                     <pic:cNvPicPr>
                       <a:picLocks noChangeArrowheads="1" noChangeAspect="1"/>
                     </pic:cNvPicPr>
                   </pic:nvPicPr>
                   <pic:blipFill>
-                    <a:blip r:embed="rId173"/>
+                    <a:blip r:embed="rId175"/>
                     <a:stretch>
                       <a:fillRect/>
                     </a:stretch>
@@ -40156,7 +40948,7 @@
       <w:r>
         <w:t xml:space="preserve"> </w:t>
       </w:r>
-      <w:hyperlink r:id="rId176">
+      <w:hyperlink r:id="rId178">
         <w:r>
           <w:rPr>
             <w:rStyle w:val="Hyperlink"/>
@@ -40231,8 +41023,8 @@
         <w:t xml:space="preserve">huấn luyện trên tập ký tự hẹp — tiềm năng lớn nhất, tốn công nhất.</w:t>
       </w:r>
     </w:p>
-    <w:bookmarkEnd w:id="177"/>
-    <w:bookmarkStart w:id="181" w:name="Xa16846ff2631b69bf1ae5e24086a9e3dfbfd168"/>
+    <w:bookmarkEnd w:id="179"/>
+    <w:bookmarkStart w:id="183" w:name="Xa16846ff2631b69bf1ae5e24086a9e3dfbfd168"/>
     <w:p>
       <w:pPr>
         <w:pStyle w:val="Heading3"/>
@@ -41312,18 +42104,18 @@
           <wp:inline>
             <wp:extent cx="5334000" cy="2111375"/>
             <wp:effectExtent b="0" l="0" r="0" t="0"/>
-            <wp:docPr descr="" title="" id="179" name="Picture"/>
+            <wp:docPr descr="" title="" id="181" name="Picture"/>
             <a:graphic>
               <a:graphicData uri="http://schemas.openxmlformats.org/drawingml/2006/picture">
                 <pic:pic>
                   <pic:nvPicPr>
-                    <pic:cNvPr descr="figures/fig-ch5-nfr-p2.png" id="180" name="Picture"/>
+                    <pic:cNvPr descr="figures/fig-ch5-nfr-p2.png" id="182" name="Picture"/>
                     <pic:cNvPicPr>
                       <a:picLocks noChangeArrowheads="1" noChangeAspect="1"/>
                     </pic:cNvPicPr>
                   </pic:nvPicPr>
                   <pic:blipFill>
-                    <a:blip r:embed="rId178"/>
+                    <a:blip r:embed="rId180"/>
                     <a:stretch>
                       <a:fillRect/>
                     </a:stretch>
@@ -41381,8 +42173,8 @@
         <w:t xml:space="preserve">. Tải cạnh tranh nâng cả phân bố đều tay; thứ xảy ra ở lượt đo cũ thì không.</w:t>
       </w:r>
     </w:p>
-    <w:bookmarkEnd w:id="181"/>
-    <w:bookmarkStart w:id="185" w:name="X21e814676bb407d9f2ad11ecf490826ca08ea69"/>
+    <w:bookmarkEnd w:id="183"/>
+    <w:bookmarkStart w:id="187" w:name="X21e814676bb407d9f2ad11ecf490826ca08ea69"/>
     <w:p>
       <w:pPr>
         <w:pStyle w:val="Heading3"/>
@@ -41707,18 +42499,18 @@
           <wp:inline>
             <wp:extent cx="5334000" cy="1215536"/>
             <wp:effectExtent b="0" l="0" r="0" t="0"/>
-            <wp:docPr descr="" title="" id="183" name="Picture"/>
+            <wp:docPr descr="" title="" id="185" name="Picture"/>
             <a:graphic>
               <a:graphicData uri="http://schemas.openxmlformats.org/drawingml/2006/picture">
                 <pic:pic>
                   <pic:nvPicPr>
-                    <pic:cNvPr descr="figures/fig-ch5-dedup-51H14573.png" id="184" name="Picture"/>
+                    <pic:cNvPr descr="figures/fig-ch5-dedup-51H14573.png" id="186" name="Picture"/>
                     <pic:cNvPicPr>
                       <a:picLocks noChangeArrowheads="1" noChangeAspect="1"/>
                     </pic:cNvPicPr>
                   </pic:nvPicPr>
                   <pic:blipFill>
-                    <a:blip r:embed="rId182"/>
+                    <a:blip r:embed="rId184"/>
                     <a:stretch>
                       <a:fillRect/>
                     </a:stretch>
@@ -41943,8 +42735,8 @@
         <w:t xml:space="preserve">.</w:t>
       </w:r>
     </w:p>
-    <w:bookmarkEnd w:id="185"/>
-    <w:bookmarkStart w:id="186" w:name="X5aa2c7a108583fb82efc59b75bc29545eda513b"/>
+    <w:bookmarkEnd w:id="187"/>
+    <w:bookmarkStart w:id="188" w:name="X5aa2c7a108583fb82efc59b75bc29545eda513b"/>
     <w:p>
       <w:pPr>
         <w:pStyle w:val="Heading3"/>
@@ -42691,8 +43483,8 @@
         <w:t xml:space="preserve">ở 5.6.3.</w:t>
       </w:r>
     </w:p>
-    <w:bookmarkEnd w:id="186"/>
-    <w:bookmarkStart w:id="187" w:name="Xae50a3e9cae748d5d13f98269eab4172bf477bc"/>
+    <w:bookmarkEnd w:id="188"/>
+    <w:bookmarkStart w:id="189" w:name="Xae50a3e9cae748d5d13f98269eab4172bf477bc"/>
     <w:p>
       <w:pPr>
         <w:pStyle w:val="Heading3"/>
@@ -43374,9 +44166,9 @@
         </w:tc>
       </w:tr>
     </w:tbl>
-    <w:bookmarkEnd w:id="187"/>
-    <w:bookmarkEnd w:id="188"/>
-    <w:bookmarkStart w:id="189" w:name="Xc0bff015dc90ee963680e4537fb902858c5b63d"/>
+    <w:bookmarkEnd w:id="189"/>
+    <w:bookmarkEnd w:id="190"/>
+    <w:bookmarkStart w:id="191" w:name="Xc0bff015dc90ee963680e4537fb902858c5b63d"/>
     <w:p>
       <w:pPr>
         <w:pStyle w:val="Heading2"/>
@@ -44344,8 +45136,8 @@
         </w:tc>
       </w:tr>
     </w:tbl>
-    <w:bookmarkEnd w:id="189"/>
-    <w:bookmarkStart w:id="190" w:name="Xe422198b1000e64c715229721cb79be428798c5"/>
+    <w:bookmarkEnd w:id="191"/>
+    <w:bookmarkStart w:id="192" w:name="Xe422198b1000e64c715229721cb79be428798c5"/>
     <w:p>
       <w:pPr>
         <w:pStyle w:val="Heading2"/>
@@ -45164,8 +45956,8 @@
         </w:tc>
       </w:tr>
     </w:tbl>
-    <w:bookmarkEnd w:id="190"/>
-    <w:bookmarkStart w:id="194" w:name="X17c38d19be0e29160aa374b565370025cd3cedc"/>
+    <w:bookmarkEnd w:id="192"/>
+    <w:bookmarkStart w:id="196" w:name="X17c38d19be0e29160aa374b565370025cd3cedc"/>
     <w:p>
       <w:pPr>
         <w:pStyle w:val="Heading2"/>
@@ -45174,7 +45966,7 @@
         <w:t xml:space="preserve">5.9. Bàn luận</w:t>
       </w:r>
     </w:p>
-    <w:bookmarkStart w:id="191" w:name="Xf4135df1d431f6687795378a645f566212f5f2f"/>
+    <w:bookmarkStart w:id="193" w:name="Xf4135df1d431f6687795378a645f566212f5f2f"/>
     <w:p>
       <w:pPr>
         <w:pStyle w:val="Heading3"/>
@@ -45239,8 +46031,8 @@
         <w:t xml:space="preserve">(+13,28 điểm, 0 ca hồi quy); còn ba chỉ tiêu độ chính xác chuỗi thì không đạt.</w:t>
       </w:r>
     </w:p>
-    <w:bookmarkEnd w:id="191"/>
-    <w:bookmarkStart w:id="192" w:name="Xff467f893be5525c4100bf81184a0f048a11f70"/>
+    <w:bookmarkEnd w:id="193"/>
+    <w:bookmarkStart w:id="194" w:name="Xff467f893be5525c4100bf81184a0f048a11f70"/>
     <w:p>
       <w:pPr>
         <w:pStyle w:val="Heading3"/>
@@ -45516,8 +46308,8 @@
         <w:t xml:space="preserve">, không phải ước lượng trung tâm.</w:t>
       </w:r>
     </w:p>
-    <w:bookmarkEnd w:id="192"/>
-    <w:bookmarkStart w:id="193" w:name="Xc82d4b5cdc34aaf40471359984b07afdd654bc4"/>
+    <w:bookmarkEnd w:id="194"/>
+    <w:bookmarkStart w:id="195" w:name="Xc82d4b5cdc34aaf40471359984b07afdd654bc4"/>
     <w:p>
       <w:pPr>
         <w:pStyle w:val="Heading3"/>
@@ -46228,9 +47020,9 @@
         </w:tc>
       </w:tr>
     </w:tbl>
-    <w:bookmarkEnd w:id="193"/>
-    <w:bookmarkEnd w:id="194"/>
-    <w:bookmarkStart w:id="195" w:name="X6a1edb083ae7945c1aaac9c0c423aec3a03a384"/>
+    <w:bookmarkEnd w:id="195"/>
+    <w:bookmarkEnd w:id="196"/>
+    <w:bookmarkStart w:id="197" w:name="X6a1edb083ae7945c1aaac9c0c423aec3a03a384"/>
     <w:p>
       <w:pPr>
         <w:pStyle w:val="Heading2"/>
@@ -47003,9 +47795,9 @@
         <w:br w:type="page"/>
       </w:r>
     </w:p>
-    <w:bookmarkEnd w:id="195"/>
-    <w:bookmarkEnd w:id="196"/>
-    <w:bookmarkStart w:id="201" w:name="chương-6-kết-luận-và-hướng-phát-triển"/>
+    <w:bookmarkEnd w:id="197"/>
+    <w:bookmarkEnd w:id="198"/>
+    <w:bookmarkStart w:id="203" w:name="chương-6-kết-luận-và-hướng-phát-triển"/>
     <w:p>
       <w:pPr>
         <w:pStyle w:val="Heading1"/>
@@ -47014,7 +47806,7 @@
         <w:t xml:space="preserve">CHƯƠNG 6. KẾT LUẬN VÀ HƯỚNG PHÁT TRIỂN</w:t>
       </w:r>
     </w:p>
-    <w:bookmarkStart w:id="197" w:name="Xb83df606b245f1fa37530db85d26da9c381b41b"/>
+    <w:bookmarkStart w:id="199" w:name="Xb83df606b245f1fa37530db85d26da9c381b41b"/>
     <w:p>
       <w:pPr>
         <w:pStyle w:val="Heading2"/>
@@ -47928,6 +48720,147 @@
         <w:pStyle w:val="FirstParagraph"/>
       </w:pPr>
       <w:r>
+        <w:rPr>
+          <w:b/>
+          <w:bCs/>
+        </w:rPr>
+        <w:t xml:space="preserve">Hai kết quả kỹ thuật bổ sung, thuộc loại kỹ thuật hệ thống hơn là nghiên cứu.</w:t>
+      </w:r>
+    </w:p>
+    <w:p>
+      <w:pPr>
+        <w:numPr>
+          <w:ilvl w:val="0"/>
+          <w:numId w:val="1005"/>
+        </w:numPr>
+      </w:pPr>
+      <w:r>
+        <w:rPr>
+          <w:b/>
+          <w:bCs/>
+        </w:rPr>
+        <w:t xml:space="preserve">Tối ưu tầng chạy đưa NFR-P1 từ chỉ-đạt-sàn lên vượt mục tiêu</w:t>
+      </w:r>
+      <w:r>
+        <w:t xml:space="preserve"> </w:t>
+      </w:r>
+      <w:r>
+        <w:t xml:space="preserve">— p95 giảm từ 1.143,10 xuống</w:t>
+      </w:r>
+      <w:r>
+        <w:t xml:space="preserve"> </w:t>
+      </w:r>
+      <w:r>
+        <w:rPr>
+          <w:b/>
+          <w:bCs/>
+        </w:rPr>
+        <w:t xml:space="preserve">509,76 ms</w:t>
+      </w:r>
+      <w:r>
+        <w:t xml:space="preserve">, trung vị từ 405,77 xuống</w:t>
+      </w:r>
+      <w:r>
+        <w:t xml:space="preserve"> </w:t>
+      </w:r>
+      <w:r>
+        <w:rPr>
+          <w:b/>
+          <w:bCs/>
+        </w:rPr>
+        <w:t xml:space="preserve">150,07 ms</w:t>
+      </w:r>
+      <w:r>
+        <w:t xml:space="preserve">, mà</w:t>
+      </w:r>
+      <w:r>
+        <w:t xml:space="preserve"> </w:t>
+      </w:r>
+      <w:r>
+        <w:rPr>
+          <w:b/>
+          <w:bCs/>
+        </w:rPr>
+        <w:t xml:space="preserve">không đụng một trọng số nào</w:t>
+      </w:r>
+      <w:r>
+        <w:t xml:space="preserve">: ba can thiệp đều ở tầng lập lịch tính toán (4.6.8). Điều đáng nói không phải mức giảm mà là</w:t>
+      </w:r>
+      <w:r>
+        <w:t xml:space="preserve"> </w:t>
+      </w:r>
+      <w:r>
+        <w:rPr>
+          <w:b/>
+          <w:bCs/>
+        </w:rPr>
+        <w:t xml:space="preserve">mọi chỉ số độ chính xác đứng yên tuyệt đối</w:t>
+      </w:r>
+      <w:r>
+        <w:t xml:space="preserve"> </w:t>
+      </w:r>
+      <w:r>
+        <w:t xml:space="preserve">— đó chính là bằng chứng cho thấy phép tối ưu không đánh đổi gì.</w:t>
+      </w:r>
+    </w:p>
+    <w:p>
+      <w:pPr>
+        <w:numPr>
+          <w:ilvl w:val="0"/>
+          <w:numId w:val="1005"/>
+        </w:numPr>
+      </w:pPr>
+      <w:r>
+        <w:rPr>
+          <w:b/>
+          <w:bCs/>
+        </w:rPr>
+        <w:t xml:space="preserve">Khử trùng lặp mờ cho chuỗi khung hình video</w:t>
+      </w:r>
+      <w:r>
+        <w:t xml:space="preserve"> </w:t>
+      </w:r>
+      <w:r>
+        <w:t xml:space="preserve">— gom</w:t>
+      </w:r>
+      <w:r>
+        <w:t xml:space="preserve"> </w:t>
+      </w:r>
+      <w:r>
+        <w:rPr>
+          <w:b/>
+          <w:bCs/>
+        </w:rPr>
+        <w:t xml:space="preserve">17 trên 44</w:t>
+      </w:r>
+      <w:r>
+        <w:t xml:space="preserve"> </w:t>
+      </w:r>
+      <w:r>
+        <w:t xml:space="preserve">cách đọc về đúng một bản ghi mỗi xe, dùng ngưỡng chuỗi kết hợp một rào ngữ nghĩa dựng từ chính cấu trúc biển số Việt Nam (4.7.2). Bản được giữ lại quyết bằng</w:t>
+      </w:r>
+      <w:r>
+        <w:t xml:space="preserve"> </w:t>
+      </w:r>
+      <w:r>
+        <w:rPr>
+          <w:b/>
+          <w:bCs/>
+        </w:rPr>
+        <w:t xml:space="preserve">số khung bỏ phiếu</w:t>
+      </w:r>
+      <w:r>
+        <w:t xml:space="preserve"> </w:t>
+      </w:r>
+      <w:r>
+        <w:t xml:space="preserve">chứ không bằng độ tin cậy — ở mức sai khác một ký tự, độ tin cậy là trọng tài kém.</w:t>
+      </w:r>
+    </w:p>
+    <w:p>
+      <w:pPr>
+        <w:pStyle w:val="FirstParagraph"/>
+      </w:pPr>
+      <w:r>
         <w:t xml:space="preserve">Ngoài các con số, nhóm thực hiện để lại</w:t>
       </w:r>
       <w:r>
@@ -47944,8 +48877,8 @@
         <w:t xml:space="preserve">: mọi số liệu sinh lại được bằng một lệnh, mọi phép so sánh kèm điều kiện đo, và các kết quả âm — hai lượt tinh chỉnh bộ nhận dạng đều không thắng model gốc ở chế độ vận hành — được ghi lại thay vì bỏ đi.</w:t>
       </w:r>
     </w:p>
-    <w:bookmarkEnd w:id="197"/>
-    <w:bookmarkStart w:id="198" w:name="X1f36a3640c9e310e5e9f84e347ef7e1a0c2a324"/>
+    <w:bookmarkEnd w:id="199"/>
+    <w:bookmarkStart w:id="200" w:name="X1f36a3640c9e310e5e9f84e347ef7e1a0c2a324"/>
     <w:p>
       <w:pPr>
         <w:pStyle w:val="Heading2"/>
@@ -48352,7 +49285,7 @@
                 <w:b/>
                 <w:bCs/>
               </w:rPr>
-              <w:t xml:space="preserve">Bốn</w:t>
+              <w:t xml:space="preserve">Hai</w:t>
             </w:r>
             <w:r>
               <w:t xml:space="preserve"> </w:t>
@@ -48374,17 +49307,7 @@
               <w:t xml:space="preserve"> </w:t>
             </w:r>
             <w:r>
-              <w:t xml:space="preserve">(FR-3.1, FR-3.4, FR-4.1, FR-2.5) chuyển sang</w:t>
-            </w:r>
-            <w:r>
-              <w:t xml:space="preserve"> </w:t>
-            </w:r>
-            <w:r>
-              <w:rPr>
-                <w:i/>
-                <w:iCs/>
-              </w:rPr>
-              <w:t xml:space="preserve">Won't</w:t>
+              <w:t xml:space="preserve">(FR-4.1, FR-2.5) còn nằm ngoài phạm vi</w:t>
             </w:r>
           </w:p>
         </w:tc>
@@ -48407,7 +49330,7 @@
               <w:pStyle w:val="Compact"/>
             </w:pPr>
             <w:r>
-              <w:t xml:space="preserve">Ba yêu cầu đầu chỉ mất</w:t>
+              <w:t xml:space="preserve">FR-3.1 và FR-3.4 từng bị gỡ nhưng</w:t>
             </w:r>
             <w:r>
               <w:t xml:space="preserve"> </w:t>
@@ -48417,13 +49340,10 @@
                 <w:b/>
                 <w:bCs/>
               </w:rPr>
-              <w:t xml:space="preserve">màn hình hiển thị</w:t>
-            </w:r>
-            <w:r>
-              <w:t xml:space="preserve"> </w:t>
-            </w:r>
-            <w:r>
-              <w:t xml:space="preserve">— năng lực vẫn phục vụ ở tầng API và vẫn có kiểm thử;</w:t>
+              <w:t xml:space="preserve">đã được dựng lại</w:t>
+            </w:r>
+            <w:r>
+              <w:t xml:space="preserve">. FR-4.1 chỉ mất</w:t>
             </w:r>
             <w:r>
               <w:t xml:space="preserve"> </w:t>
@@ -48433,13 +49353,29 @@
                 <w:b/>
                 <w:bCs/>
               </w:rPr>
+              <w:t xml:space="preserve">màn hình hiển thị</w:t>
+            </w:r>
+            <w:r>
+              <w:t xml:space="preserve"> </w:t>
+            </w:r>
+            <w:r>
+              <w:t xml:space="preserve">— thống kê vẫn phục vụ ở tầng API và vẫn có kiểm thử;</w:t>
+            </w:r>
+            <w:r>
+              <w:t xml:space="preserve"> </w:t>
+            </w:r>
+            <w:r>
+              <w:rPr>
+                <w:b/>
+                <w:bCs/>
+              </w:rPr>
               <w:t xml:space="preserve">riêng FR-2.5 mất chính năng lực</w:t>
             </w:r>
             <w:r>
               <w:t xml:space="preserve"> </w:t>
             </w:r>
             <w:r>
-              <w:t xml:space="preserve">(không xuất được video đã chú thích). Nêu rõ cả bốn khi bảo vệ</w:t>
+              <w:t xml:space="preserve">(không xuất được video đã chú thích). Nêu rõ cả hai khi bảo vệ</w:t>
             </w:r>
           </w:p>
         </w:tc>
@@ -48674,8 +49610,8 @@
         </w:tc>
       </w:tr>
     </w:tbl>
-    <w:bookmarkEnd w:id="198"/>
-    <w:bookmarkStart w:id="199" w:name="Xf043620ea494c29eb5cd98da852a1ed6f0ba165"/>
+    <w:bookmarkEnd w:id="200"/>
+    <w:bookmarkStart w:id="201" w:name="Xf043620ea494c29eb5cd98da852a1ed6f0ba165"/>
     <w:p>
       <w:pPr>
         <w:pStyle w:val="Heading2"/>
@@ -49008,13 +49944,13 @@
                 <w:b/>
                 <w:bCs/>
               </w:rPr>
-              <w:t xml:space="preserve">Đã đo</w:t>
+              <w:t xml:space="preserve">Đã làm một phần.</w:t>
             </w:r>
             <w:r>
               <w:t xml:space="preserve"> </w:t>
             </w:r>
             <w:r>
-              <w:t xml:space="preserve">(5.6.3): OpenVINO nhanh</w:t>
+              <w:t xml:space="preserve">Tối ưu tầng chạy (4.6.8) đã đưa p95 xuống 509,76 ms và khép NFR-P1. OpenVINO</w:t>
             </w:r>
             <w:r>
               <w:t xml:space="preserve"> </w:t>
@@ -49024,10 +49960,13 @@
                 <w:b/>
                 <w:bCs/>
               </w:rPr>
-              <w:t xml:space="preserve">1,57×</w:t>
-            </w:r>
-            <w:r>
-              <w:t xml:space="preserve">, mAP không giảm, đầu cuối</w:t>
+              <w:t xml:space="preserve">đã đo</w:t>
+            </w:r>
+            <w:r>
+              <w:t xml:space="preserve"> </w:t>
+            </w:r>
+            <w:r>
+              <w:t xml:space="preserve">(5.6.3): nhanh</w:t>
             </w:r>
             <w:r>
               <w:t xml:space="preserve"> </w:t>
@@ -49037,10 +49976,10 @@
                 <w:b/>
                 <w:bCs/>
               </w:rPr>
-              <w:t xml:space="preserve">+20%</w:t>
-            </w:r>
-            <w:r>
-              <w:t xml:space="preserve">. Còn lại là lượng tử hoá khối OCR — phần chiếm 64,3% ngân sách</w:t>
+              <w:t xml:space="preserve">1,57×</w:t>
+            </w:r>
+            <w:r>
+              <w:t xml:space="preserve">, mAP không giảm — nhưng phép đo ấy chạy trước đợt tối ưu nên tỷ lệ cần đo lại. Còn lại là lượng tử hoá khối OCR — phần chiếm 64,3% ngân sách</w:t>
             </w:r>
           </w:p>
         </w:tc>
@@ -49422,8 +50361,8 @@
         </w:tc>
       </w:tr>
     </w:tbl>
-    <w:bookmarkEnd w:id="199"/>
-    <w:bookmarkStart w:id="200" w:name="Xc3f4b05ddc489b3b83793ce2ad798163de00527"/>
+    <w:bookmarkEnd w:id="201"/>
+    <w:bookmarkStart w:id="202" w:name="Xc3f4b05ddc489b3b83793ce2ad798163de00527"/>
     <w:p>
       <w:pPr>
         <w:pStyle w:val="Heading2"/>
@@ -49503,9 +50442,9 @@
         <w:br w:type="page"/>
       </w:r>
     </w:p>
-    <w:bookmarkEnd w:id="200"/>
-    <w:bookmarkEnd w:id="201"/>
-    <w:bookmarkStart w:id="221" w:name="tài-liệu-tham-khảo"/>
+    <w:bookmarkEnd w:id="202"/>
+    <w:bookmarkEnd w:id="203"/>
+    <w:bookmarkStart w:id="223" w:name="tài-liệu-tham-khảo"/>
     <w:p>
       <w:pPr>
         <w:pStyle w:val="Heading1"/>
@@ -49558,7 +50497,7 @@
       <w:r>
         <w:t xml:space="preserve"> </w:t>
       </w:r>
-      <w:hyperlink r:id="rId202">
+      <w:hyperlink r:id="rId204">
         <w:r>
           <w:rPr>
             <w:rStyle w:val="Hyperlink"/>
@@ -49583,7 +50522,7 @@
       <w:r>
         <w:t xml:space="preserve"> </w:t>
       </w:r>
-      <w:hyperlink r:id="rId203">
+      <w:hyperlink r:id="rId205">
         <w:r>
           <w:rPr>
             <w:rStyle w:val="Hyperlink"/>
@@ -49616,7 +50555,7 @@
       <w:r>
         <w:t xml:space="preserve"> </w:t>
       </w:r>
-      <w:hyperlink r:id="rId204">
+      <w:hyperlink r:id="rId206">
         <w:r>
           <w:rPr>
             <w:rStyle w:val="Hyperlink"/>
@@ -49641,7 +50580,7 @@
       <w:r>
         <w:t xml:space="preserve"> </w:t>
       </w:r>
-      <w:hyperlink r:id="rId205">
+      <w:hyperlink r:id="rId207">
         <w:r>
           <w:rPr>
             <w:rStyle w:val="Hyperlink"/>
@@ -49666,7 +50605,7 @@
       <w:r>
         <w:t xml:space="preserve"> </w:t>
       </w:r>
-      <w:hyperlink r:id="rId206">
+      <w:hyperlink r:id="rId208">
         <w:r>
           <w:rPr>
             <w:rStyle w:val="Hyperlink"/>
@@ -49691,7 +50630,7 @@
       <w:r>
         <w:t xml:space="preserve"> </w:t>
       </w:r>
-      <w:hyperlink r:id="rId207">
+      <w:hyperlink r:id="rId209">
         <w:r>
           <w:rPr>
             <w:rStyle w:val="Hyperlink"/>
@@ -49716,7 +50655,7 @@
       <w:r>
         <w:t xml:space="preserve"> </w:t>
       </w:r>
-      <w:hyperlink r:id="rId208">
+      <w:hyperlink r:id="rId210">
         <w:r>
           <w:rPr>
             <w:rStyle w:val="Hyperlink"/>
@@ -49754,7 +50693,7 @@
       <w:r>
         <w:t xml:space="preserve"> </w:t>
       </w:r>
-      <w:hyperlink r:id="rId209">
+      <w:hyperlink r:id="rId211">
         <w:r>
           <w:rPr>
             <w:rStyle w:val="Hyperlink"/>
@@ -49779,7 +50718,7 @@
       <w:r>
         <w:t xml:space="preserve"> </w:t>
       </w:r>
-      <w:hyperlink r:id="rId210">
+      <w:hyperlink r:id="rId212">
         <w:r>
           <w:rPr>
             <w:rStyle w:val="Hyperlink"/>
@@ -49817,7 +50756,7 @@
       <w:r>
         <w:t xml:space="preserve"> </w:t>
       </w:r>
-      <w:hyperlink r:id="rId211">
+      <w:hyperlink r:id="rId213">
         <w:r>
           <w:rPr>
             <w:rStyle w:val="Hyperlink"/>
@@ -49842,7 +50781,7 @@
       <w:r>
         <w:t xml:space="preserve"> </w:t>
       </w:r>
-      <w:hyperlink r:id="rId212">
+      <w:hyperlink r:id="rId214">
         <w:r>
           <w:rPr>
             <w:rStyle w:val="Hyperlink"/>
@@ -49867,7 +50806,7 @@
       <w:r>
         <w:t xml:space="preserve"> </w:t>
       </w:r>
-      <w:hyperlink r:id="rId213">
+      <w:hyperlink r:id="rId215">
         <w:r>
           <w:rPr>
             <w:rStyle w:val="Hyperlink"/>
@@ -49926,7 +50865,7 @@
       <w:r>
         <w:t xml:space="preserve"> </w:t>
       </w:r>
-      <w:hyperlink r:id="rId214">
+      <w:hyperlink r:id="rId216">
         <w:r>
           <w:rPr>
             <w:rStyle w:val="Hyperlink"/>
@@ -49964,7 +50903,7 @@
       <w:r>
         <w:t xml:space="preserve"> </w:t>
       </w:r>
-      <w:hyperlink r:id="rId215">
+      <w:hyperlink r:id="rId217">
         <w:r>
           <w:rPr>
             <w:rStyle w:val="Hyperlink"/>
@@ -50002,7 +50941,7 @@
       <w:r>
         <w:t xml:space="preserve"> </w:t>
       </w:r>
-      <w:hyperlink r:id="rId216">
+      <w:hyperlink r:id="rId218">
         <w:r>
           <w:rPr>
             <w:rStyle w:val="Hyperlink"/>
@@ -50048,7 +50987,7 @@
       <w:r>
         <w:t xml:space="preserve"> </w:t>
       </w:r>
-      <w:hyperlink r:id="rId217">
+      <w:hyperlink r:id="rId219">
         <w:r>
           <w:rPr>
             <w:rStyle w:val="Hyperlink"/>
@@ -50073,7 +51012,7 @@
       <w:r>
         <w:t xml:space="preserve"> </w:t>
       </w:r>
-      <w:hyperlink r:id="rId218">
+      <w:hyperlink r:id="rId220">
         <w:r>
           <w:rPr>
             <w:rStyle w:val="Hyperlink"/>
@@ -50119,7 +51058,7 @@
       <w:r>
         <w:t xml:space="preserve"> </w:t>
       </w:r>
-      <w:hyperlink r:id="rId219">
+      <w:hyperlink r:id="rId221">
         <w:r>
           <w:rPr>
             <w:rStyle w:val="Hyperlink"/>
@@ -50144,7 +51083,7 @@
       <w:r>
         <w:t xml:space="preserve"> </w:t>
       </w:r>
-      <w:hyperlink r:id="rId220">
+      <w:hyperlink r:id="rId222">
         <w:r>
           <w:rPr>
             <w:rStyle w:val="Hyperlink"/>
@@ -50164,8 +51103,8 @@
         <w:br w:type="page"/>
       </w:r>
     </w:p>
-    <w:bookmarkEnd w:id="221"/>
-    <w:bookmarkStart w:id="244" w:name="phụ-lục"/>
+    <w:bookmarkEnd w:id="223"/>
+    <w:bookmarkStart w:id="246" w:name="phụ-lục"/>
     <w:p>
       <w:pPr>
         <w:pStyle w:val="Heading1"/>
@@ -50221,7 +51160,7 @@
         </w:pict>
       </w:r>
     </w:p>
-    <w:bookmarkStart w:id="224" w:name="phụ-lục-a-mã-nguồn"/>
+    <w:bookmarkStart w:id="226" w:name="phụ-lục-a-mã-nguồn"/>
     <w:p>
       <w:pPr>
         <w:pStyle w:val="Heading2"/>
@@ -50230,7 +51169,7 @@
         <w:t xml:space="preserve">Phụ lục A. Mã nguồn</w:t>
       </w:r>
     </w:p>
-    <w:bookmarkStart w:id="222" w:name="a1-quy-mô"/>
+    <w:bookmarkStart w:id="224" w:name="a1-quy-mô"/>
     <w:p>
       <w:pPr>
         <w:pStyle w:val="Heading3"/>
@@ -50894,8 +51833,8 @@
         <w:t xml:space="preserve">trong Chương 5 phải sinh ra được bằng một lệnh chạy lại được.</w:t>
       </w:r>
     </w:p>
-    <w:bookmarkEnd w:id="222"/>
-    <w:bookmarkStart w:id="223" w:name="a2-tổ-chức-thư-mục"/>
+    <w:bookmarkEnd w:id="224"/>
+    <w:bookmarkStart w:id="225" w:name="a2-tổ-chức-thư-mục"/>
     <w:p>
       <w:pPr>
         <w:pStyle w:val="Heading3"/>
@@ -51170,9 +52109,9 @@
         </w:pict>
       </w:r>
     </w:p>
-    <w:bookmarkEnd w:id="223"/>
-    <w:bookmarkEnd w:id="224"/>
-    <w:bookmarkStart w:id="225" w:name="phụ-lục-b-siêu-tham-số-huấn-luyện"/>
+    <w:bookmarkEnd w:id="225"/>
+    <w:bookmarkEnd w:id="226"/>
+    <w:bookmarkStart w:id="227" w:name="phụ-lục-b-siêu-tham-số-huấn-luyện"/>
     <w:p>
       <w:pPr>
         <w:pStyle w:val="Heading2"/>
@@ -52344,8 +53283,8 @@
         </w:pict>
       </w:r>
     </w:p>
-    <w:bookmarkEnd w:id="225"/>
-    <w:bookmarkStart w:id="227" w:name="phụ-lục-c-bộ-dữ-liệu"/>
+    <w:bookmarkEnd w:id="227"/>
+    <w:bookmarkStart w:id="229" w:name="phụ-lục-c-bộ-dữ-liệu"/>
     <w:p>
       <w:pPr>
         <w:pStyle w:val="Heading2"/>
@@ -52354,7 +53293,7 @@
         <w:t xml:space="preserve">Phụ lục C. Bộ dữ liệu</w:t>
       </w:r>
     </w:p>
-    <w:bookmarkStart w:id="226" w:name="Xf13a66160a76b51942284da13ebd03c025f7130"/>
+    <w:bookmarkStart w:id="228" w:name="Xf13a66160a76b51942284da13ebd03c025f7130"/>
     <w:p>
       <w:pPr>
         <w:pStyle w:val="Heading3"/>
@@ -53324,9 +54263,9 @@
         <w:t xml:space="preserve">, và điều này được nêu nhất quán ở mục 4.4.2 và 6.3.1.</w:t>
       </w:r>
     </w:p>
-    <w:bookmarkEnd w:id="226"/>
-    <w:bookmarkEnd w:id="227"/>
-    <w:bookmarkStart w:id="228" w:name="phụ-lục-d-cài-đặt-và-chạy-hệ-thống"/>
+    <w:bookmarkEnd w:id="228"/>
+    <w:bookmarkEnd w:id="229"/>
+    <w:bookmarkStart w:id="230" w:name="phụ-lục-d-cài-đặt-và-chạy-hệ-thống"/>
     <w:p>
       <w:pPr>
         <w:pStyle w:val="Heading2"/>
@@ -53468,8 +54407,8 @@
         <w:t xml:space="preserve">.</w:t>
       </w:r>
     </w:p>
-    <w:bookmarkEnd w:id="228"/>
-    <w:bookmarkStart w:id="231" w:name="phụ-lục-e-kết-quả-kiểm-thử"/>
+    <w:bookmarkEnd w:id="230"/>
+    <w:bookmarkStart w:id="233" w:name="phụ-lục-e-kết-quả-kiểm-thử"/>
     <w:p>
       <w:pPr>
         <w:pStyle w:val="Heading2"/>
@@ -53478,7 +54417,7 @@
         <w:t xml:space="preserve">Phụ lục E. Kết quả kiểm thử</w:t>
       </w:r>
     </w:p>
-    <w:bookmarkStart w:id="229" w:name="e1-tổng-hợp"/>
+    <w:bookmarkStart w:id="231" w:name="e1-tổng-hợp"/>
     <w:p>
       <w:pPr>
         <w:pStyle w:val="Heading3"/>
@@ -53688,8 +54627,8 @@
         </w:tc>
       </w:tr>
     </w:tbl>
-    <w:bookmarkEnd w:id="229"/>
-    <w:bookmarkStart w:id="230" w:name="e2-phân-nhóm"/>
+    <w:bookmarkEnd w:id="231"/>
+    <w:bookmarkStart w:id="232" w:name="e2-phân-nhóm"/>
     <w:p>
       <w:pPr>
         <w:pStyle w:val="Heading3"/>
@@ -53941,9 +54880,9 @@
         </w:pict>
       </w:r>
     </w:p>
-    <w:bookmarkEnd w:id="230"/>
-    <w:bookmarkEnd w:id="231"/>
-    <w:bookmarkStart w:id="234" w:name="Xb0ecaefd567621d8f4fd0ba4686066ee0905bcc"/>
+    <w:bookmarkEnd w:id="232"/>
+    <w:bookmarkEnd w:id="233"/>
+    <w:bookmarkStart w:id="236" w:name="Xb0ecaefd567621d8f4fd0ba4686066ee0905bcc"/>
     <w:p>
       <w:pPr>
         <w:pStyle w:val="Heading2"/>
@@ -53952,7 +54891,7 @@
         <w:t xml:space="preserve">Phụ lục F. Giao diện lập trình và cấu hình triển khai</w:t>
       </w:r>
     </w:p>
-    <w:bookmarkStart w:id="232" w:name="f1-danh-sách-endpoint"/>
+    <w:bookmarkStart w:id="234" w:name="f1-danh-sách-endpoint"/>
     <w:p>
       <w:pPr>
         <w:pStyle w:val="Heading3"/>
@@ -54583,7 +55522,7 @@
         <w:t xml:space="preserve"> </w:t>
       </w:r>
       <w:r>
-        <w:t xml:space="preserve">quyết định thiết kế API — ở mục 4.7.3. Tài liệu OpenAPI do FastAPI</w:t>
+        <w:t xml:space="preserve">quyết định thiết kế API — ở mục 4.7.4. Tài liệu OpenAPI do FastAPI</w:t>
       </w:r>
       <w:r>
         <w:t xml:space="preserve"> </w:t>
@@ -54629,8 +55568,8 @@
         <w:t xml:space="preserve">, nên nó không bao giờ lệch với mã nguồn.</w:t>
       </w:r>
     </w:p>
-    <w:bookmarkEnd w:id="232"/>
-    <w:bookmarkStart w:id="233" w:name="f2-cấu-hình-docker-compose"/>
+    <w:bookmarkEnd w:id="234"/>
+    <w:bookmarkStart w:id="235" w:name="f2-cấu-hình-docker-compose"/>
     <w:p>
       <w:pPr>
         <w:pStyle w:val="Heading3"/>
@@ -55026,9 +55965,9 @@
         </w:pict>
       </w:r>
     </w:p>
-    <w:bookmarkEnd w:id="233"/>
-    <w:bookmarkEnd w:id="234"/>
-    <w:bookmarkStart w:id="241" w:name="Xf4fdfdb0582bdca8adb9305f82cdbfca4c61ab6"/>
+    <w:bookmarkEnd w:id="235"/>
+    <w:bookmarkEnd w:id="236"/>
+    <w:bookmarkStart w:id="243" w:name="Xf4fdfdb0582bdca8adb9305f82cdbfca4c61ab6"/>
     <w:p>
       <w:pPr>
         <w:pStyle w:val="Heading2"/>
@@ -55083,7 +56022,7 @@
         </w:pict>
       </w:r>
     </w:p>
-    <w:bookmarkStart w:id="236" w:name="h2-bảng-34-yêu-cầu-chức-năng"/>
+    <w:bookmarkStart w:id="238" w:name="h2-bảng-34-yêu-cầu-chức-năng"/>
     <w:p>
       <w:pPr>
         <w:pStyle w:val="Heading3"/>
@@ -55412,11 +56351,11 @@
       <w:pPr>
         <w:pStyle w:val="Heading3"/>
       </w:pPr>
-      <w:bookmarkStart w:id="235" w:name="X43666e68a1f1972bb1dccbe247050e4abad1170"/>
-      <w:r>
-        <w:t xml:space="preserve">Bốn yêu cầu mức Won't và hai đợt thu gọn phạm vi</w:t>
-      </w:r>
-      <w:bookmarkEnd w:id="235"/>
+      <w:bookmarkStart w:id="237" w:name="X243a9a30151a4b2ce9606daec0a5ffc88bf6eef"/>
+      <w:r>
+        <w:t xml:space="preserve">Bốn yêu cầu mức Won't, và hai yêu cầu đã quay lại phạm vi</w:t>
+      </w:r>
+      <w:bookmarkEnd w:id="237"/>
     </w:p>
     <w:p>
       <w:pPr>
@@ -55532,7 +56471,7 @@
         <w:t xml:space="preserve"> </w:t>
       </w:r>
       <w:r>
-        <w:t xml:space="preserve">đã chuyển sang</w:t>
+        <w:t xml:space="preserve">từng chuyển sang</w:t>
       </w:r>
       <w:r>
         <w:t xml:space="preserve"> </w:t>
@@ -55548,7 +56487,68 @@
         <w:t xml:space="preserve"> </w:t>
       </w:r>
       <w:r>
-        <w:t xml:space="preserve">— FR-3.1, FR-3.4, FR-4.1 và FR-2.5. Ba yêu cầu đầu chỉ mất màn hình hiển thị; riêng</w:t>
+        <w:t xml:space="preserve">— FR-3.1, FR-3.4, FR-4.1 và FR-2.5 — nhưng</w:t>
+      </w:r>
+      <w:r>
+        <w:t xml:space="preserve"> </w:t>
+      </w:r>
+      <w:r>
+        <w:rPr>
+          <w:b/>
+          <w:bCs/>
+        </w:rPr>
+        <w:t xml:space="preserve">FR-3.1 và FR-3.4 đã được dựng lại</w:t>
+      </w:r>
+      <w:r>
+        <w:t xml:space="preserve"> </w:t>
+      </w:r>
+      <w:r>
+        <w:t xml:space="preserve">cùng chế độ quét trực tiếp và trở về mức</w:t>
+      </w:r>
+      <w:r>
+        <w:t xml:space="preserve"> </w:t>
+      </w:r>
+      <w:r>
+        <w:rPr>
+          <w:i/>
+          <w:iCs/>
+        </w:rPr>
+        <w:t xml:space="preserve">Must</w:t>
+      </w:r>
+      <w:r>
+        <w:t xml:space="preserve">. Hiện chỉ còn</w:t>
+      </w:r>
+      <w:r>
+        <w:t xml:space="preserve"> </w:t>
+      </w:r>
+      <w:r>
+        <w:rPr>
+          <w:b/>
+          <w:bCs/>
+        </w:rPr>
+        <w:t xml:space="preserve">hai</w:t>
+      </w:r>
+      <w:r>
+        <w:t xml:space="preserve"> </w:t>
+      </w:r>
+      <w:r>
+        <w:t xml:space="preserve">yêu cầu</w:t>
+      </w:r>
+      <w:r>
+        <w:t xml:space="preserve"> </w:t>
+      </w:r>
+      <w:r>
+        <w:rPr>
+          <w:i/>
+          <w:iCs/>
+        </w:rPr>
+        <w:t xml:space="preserve">Must</w:t>
+      </w:r>
+      <w:r>
+        <w:t xml:space="preserve"> </w:t>
+      </w:r>
+      <w:r>
+        <w:t xml:space="preserve">ngoài phạm vi: FR-4.1 chỉ mất màn hình hiển thị, riêng</w:t>
       </w:r>
       <w:r>
         <w:t xml:space="preserve"> </w:t>
@@ -55571,7 +56571,7 @@
           <w:b/>
           <w:bCs/>
         </w:rPr>
-        <w:t xml:space="preserve">20 Must, 5 Should, 3 Could, 6 Won't</w:t>
+        <w:t xml:space="preserve">22 Must, 5 Should, 3 Could, 6 Won't</w:t>
       </w:r>
       <w:r>
         <w:t xml:space="preserve">, và được ghi nhận minh bạch tại mục 6.2. Cần lưu ý rằng hai đợt điều chỉnh này chỉ thu gọn</w:t>
@@ -55683,8 +56683,8 @@
         </w:pict>
       </w:r>
     </w:p>
-    <w:bookmarkEnd w:id="236"/>
-    <w:bookmarkStart w:id="240" w:name="h3-bảng-chỉ-tiêu-phi-chức-năng"/>
+    <w:bookmarkEnd w:id="238"/>
+    <w:bookmarkStart w:id="242" w:name="h3-bảng-chỉ-tiêu-phi-chức-năng"/>
     <w:p>
       <w:pPr>
         <w:pStyle w:val="Heading3"/>
@@ -55701,7 +56701,7 @@
         <w:t xml:space="preserve">Bảy nhóm: hiệu năng (NFR-P), độ chính xác (NFR-A), tin cậy (NFR-R), khả dụng (NFR-U), bảo trì (NFR-M), bảo mật (NFR-S), tương thích – triển khai (NFR-C), mở rộng (NFR-SC).</w:t>
       </w:r>
     </w:p>
-    <w:bookmarkStart w:id="237" w:name="X3880515f8fbb8abfa7d57c19e291cacf82ef4a6"/>
+    <w:bookmarkStart w:id="239" w:name="X3880515f8fbb8abfa7d57c19e291cacf82ef4a6"/>
     <w:p>
       <w:pPr>
         <w:pStyle w:val="Heading4"/>
@@ -55885,8 +56885,8 @@
         <w:t xml:space="preserve">, không có ý nghĩa thống kê; nhóm thực hiện chỉ dùng cột thời gian và cố ý lược bỏ cột độ chính xác.</w:t>
       </w:r>
     </w:p>
-    <w:bookmarkEnd w:id="237"/>
-    <w:bookmarkStart w:id="238" w:name="X223de23e0d838ff891bdf6bdc5276f58b2d523c"/>
+    <w:bookmarkEnd w:id="239"/>
+    <w:bookmarkStart w:id="240" w:name="X223de23e0d838ff891bdf6bdc5276f58b2d523c"/>
     <w:p>
       <w:pPr>
         <w:pStyle w:val="Heading4"/>
@@ -56926,8 +57926,8 @@
         <w:t xml:space="preserve">— báo cáo theo điều kiện ảnh nếu bộ dữ liệu có nhãn phù hợp.</w:t>
       </w:r>
     </w:p>
-    <w:bookmarkEnd w:id="238"/>
-    <w:bookmarkStart w:id="239" w:name="c-các-nhóm-yêu-cầu-phi-chức-năng-còn-lại"/>
+    <w:bookmarkEnd w:id="240"/>
+    <w:bookmarkStart w:id="241" w:name="c-các-nhóm-yêu-cầu-phi-chức-năng-còn-lại"/>
     <w:p>
       <w:pPr>
         <w:pStyle w:val="Heading4"/>
@@ -57108,10 +58108,10 @@
         </w:pict>
       </w:r>
     </w:p>
-    <w:bookmarkEnd w:id="239"/>
-    <w:bookmarkEnd w:id="240"/>
     <w:bookmarkEnd w:id="241"/>
-    <w:bookmarkStart w:id="243" w:name="Xca8a6b0a1c163d0021c70a30659365938cfbbe3"/>
+    <w:bookmarkEnd w:id="242"/>
+    <w:bookmarkEnd w:id="243"/>
+    <w:bookmarkStart w:id="245" w:name="Xca8a6b0a1c163d0021c70a30659365938cfbbe3"/>
     <w:p>
       <w:pPr>
         <w:pStyle w:val="Heading2"/>
@@ -57181,7 +58181,7 @@
         </w:pict>
       </w:r>
     </w:p>
-    <w:bookmarkStart w:id="242" w:name="o2-danh-mục-báo-cáo-đo-dạng-json"/>
+    <w:bookmarkStart w:id="244" w:name="o2-danh-mục-báo-cáo-đo-dạng-json"/>
     <w:p>
       <w:pPr>
         <w:pStyle w:val="Heading3"/>
@@ -58118,9 +59118,9 @@
         <w:br w:type="page"/>
       </w:r>
     </w:p>
-    <w:bookmarkEnd w:id="242"/>
-    <w:bookmarkEnd w:id="243"/>
     <w:bookmarkEnd w:id="244"/>
+    <w:bookmarkEnd w:id="245"/>
+    <w:bookmarkEnd w:id="246"/>
     <w:sectPr>
       <w:footnotePr>
         <w:numRestart w:val="eachSect"/>
@@ -58411,6 +59411,91 @@
     </w:lvl>
     <w:lvl w:ilvl="8">
       <w:start w:val="1"/>
+      <w:numFmt w:val="decimal"/>
+      <w:lvlText w:val="%9."/>
+      <w:lvlJc w:val="left"/>
+      <w:pPr>
+        <w:ind w:left="6480" w:hanging="360"/>
+      </w:pPr>
+    </w:lvl>
+  </w:abstractNum>
+  <w:abstractNum w:abstractNumId="99415">
+    <w:nsid w:val="00A99415"/>
+    <w:multiLevelType w:val="multilevel"/>
+    <w:lvl w:ilvl="0">
+      <w:start w:val="5"/>
+      <w:numFmt w:val="decimal"/>
+      <w:lvlText w:val="%1."/>
+      <w:lvlJc w:val="left"/>
+      <w:pPr>
+        <w:ind w:left="720" w:hanging="360"/>
+      </w:pPr>
+    </w:lvl>
+    <w:lvl w:ilvl="1">
+      <w:start w:val="5"/>
+      <w:numFmt w:val="decimal"/>
+      <w:lvlText w:val="%2."/>
+      <w:lvlJc w:val="left"/>
+      <w:pPr>
+        <w:ind w:left="1440" w:hanging="360"/>
+      </w:pPr>
+    </w:lvl>
+    <w:lvl w:ilvl="2">
+      <w:start w:val="5"/>
+      <w:numFmt w:val="decimal"/>
+      <w:lvlText w:val="%3."/>
+      <w:lvlJc w:val="left"/>
+      <w:pPr>
+        <w:ind w:left="2160" w:hanging="360"/>
+      </w:pPr>
+    </w:lvl>
+    <w:lvl w:ilvl="3">
+      <w:start w:val="5"/>
+      <w:numFmt w:val="decimal"/>
+      <w:lvlText w:val="%4."/>
+      <w:lvlJc w:val="left"/>
+      <w:pPr>
+        <w:ind w:left="2880" w:hanging="360"/>
+      </w:pPr>
+    </w:lvl>
+    <w:lvl w:ilvl="4">
+      <w:start w:val="5"/>
+      <w:numFmt w:val="decimal"/>
+      <w:lvlText w:val="%5."/>
+      <w:lvlJc w:val="left"/>
+      <w:pPr>
+        <w:ind w:left="3600" w:hanging="360"/>
+      </w:pPr>
+    </w:lvl>
+    <w:lvl w:ilvl="5">
+      <w:start w:val="5"/>
+      <w:numFmt w:val="decimal"/>
+      <w:lvlText w:val="%6."/>
+      <w:lvlJc w:val="left"/>
+      <w:pPr>
+        <w:ind w:left="4320" w:hanging="360"/>
+      </w:pPr>
+    </w:lvl>
+    <w:lvl w:ilvl="6">
+      <w:start w:val="5"/>
+      <w:numFmt w:val="decimal"/>
+      <w:lvlText w:val="%7."/>
+      <w:lvlJc w:val="left"/>
+      <w:pPr>
+        <w:ind w:left="5040" w:hanging="360"/>
+      </w:pPr>
+    </w:lvl>
+    <w:lvl w:ilvl="7">
+      <w:start w:val="5"/>
+      <w:numFmt w:val="decimal"/>
+      <w:lvlText w:val="%8."/>
+      <w:lvlJc w:val="left"/>
+      <w:pPr>
+        <w:ind w:left="5760" w:hanging="360"/>
+      </w:pPr>
+    </w:lvl>
+    <w:lvl w:ilvl="8">
+      <w:start w:val="5"/>
       <w:numFmt w:val="decimal"/>
       <w:lvlText w:val="%9."/>
       <w:lvlJc w:val="left"/>
@@ -58486,6 +59571,36 @@
     </w:lvlOverride>
     <w:lvlOverride w:ilvl="8">
       <w:startOverride w:val="1"/>
+    </w:lvlOverride>
+  </w:num>
+  <w:num w:numId="1005">
+    <w:abstractNumId w:val="99415"/>
+    <w:lvlOverride w:ilvl="0">
+      <w:startOverride w:val="5"/>
+    </w:lvlOverride>
+    <w:lvlOverride w:ilvl="1">
+      <w:startOverride w:val="5"/>
+    </w:lvlOverride>
+    <w:lvlOverride w:ilvl="2">
+      <w:startOverride w:val="5"/>
+    </w:lvlOverride>
+    <w:lvlOverride w:ilvl="3">
+      <w:startOverride w:val="5"/>
+    </w:lvlOverride>
+    <w:lvlOverride w:ilvl="4">
+      <w:startOverride w:val="5"/>
+    </w:lvlOverride>
+    <w:lvlOverride w:ilvl="5">
+      <w:startOverride w:val="5"/>
+    </w:lvlOverride>
+    <w:lvlOverride w:ilvl="6">
+      <w:startOverride w:val="5"/>
+    </w:lvlOverride>
+    <w:lvlOverride w:ilvl="7">
+      <w:startOverride w:val="5"/>
+    </w:lvlOverride>
+    <w:lvlOverride w:ilvl="8">
+      <w:startOverride w:val="5"/>
     </w:lvlOverride>
   </w:num>
 </w:numbering>

--- a/nop/01-do-an-tot-nghiep.docx
+++ b/nop/01-do-an-tot-nghiep.docx
@@ -30416,50 +30416,7 @@
           <w:b/>
           <w:bCs/>
         </w:rPr>
-        <w:t xml:space="preserve">Vì sao phải đo nhiều lần?</w:t>
-      </w:r>
-      <w:r>
-        <w:t xml:space="preserve"> </w:t>
-      </w:r>
-      <w:r>
-        <w:t xml:space="preserve">Ba lý do, và chúng khác hẳn nhau về tính chất.</w:t>
-      </w:r>
-    </w:p>
-    <w:p>
-      <w:pPr>
-        <w:pStyle w:val="BodyText"/>
-      </w:pPr>
-      <w:r>
-        <w:rPr>
-          <w:b/>
-          <w:bCs/>
-        </w:rPr>
-        <w:t xml:space="preserve">Lý do thứ nhất — hệ thống thật sự thay đổi.</w:t>
-      </w:r>
-      <w:r>
-        <w:t xml:space="preserve"> </w:t>
-      </w:r>
-      <w:r>
-        <w:t xml:space="preserve">Đây là các lượt 2, 3 và 5. Mỗi</w:t>
-      </w:r>
-      <w:r>
-        <w:t xml:space="preserve"> </w:t>
-      </w:r>
-      <w:r>
-        <w:t xml:space="preserve">lần cải tiến một khâu xử lý là mọi con số cũ trở thành mô tả của một hệ thống</w:t>
-      </w:r>
-      <w:r>
-        <w:t xml:space="preserve"> </w:t>
-      </w:r>
-      <w:r>
-        <w:rPr>
-          <w:b/>
-          <w:bCs/>
-        </w:rPr>
-        <w:t xml:space="preserve">không còn tồn tại</w:t>
-      </w:r>
-      <w:r>
-        <w:t xml:space="preserve">. Trong trường hợp này,</w:t>
+        <w:t xml:space="preserve">Ba lý do phải đo lại, khác hẳn nhau về tính chất.</w:t>
       </w:r>
       <w:r>
         <w:t xml:space="preserve"> </w:t>
@@ -30469,6 +30426,32 @@
           <w:i/>
           <w:iCs/>
         </w:rPr>
+        <w:t xml:space="preserve">(a)</w:t>
+      </w:r>
+      <w:r>
+        <w:t xml:space="preserve"> </w:t>
+      </w:r>
+      <w:r>
+        <w:rPr>
+          <w:b/>
+          <w:bCs/>
+        </w:rPr>
+        <w:t xml:space="preserve">Hệ thống thật sự thay đổi</w:t>
+      </w:r>
+      <w:r>
+        <w:t xml:space="preserve"> </w:t>
+      </w:r>
+      <w:r>
+        <w:t xml:space="preserve">— lượt 2, 3, 5: mỗi lần cải tiến một khâu là mọi con số cũ mô tả một hệ thống không còn tồn tại, nên</w:t>
+      </w:r>
+      <w:r>
+        <w:t xml:space="preserve"> </w:t>
+      </w:r>
+      <w:r>
+        <w:rPr>
+          <w:i/>
+          <w:iCs/>
+        </w:rPr>
         <w:t xml:space="preserve">không</w:t>
       </w:r>
       <w:r>
@@ -30477,153 +30460,94 @@
       <w:r>
         <w:t xml:space="preserve">đo lại mới là sai.</w:t>
       </w:r>
+      <w:r>
+        <w:t xml:space="preserve"> </w:t>
+      </w:r>
+      <w:r>
+        <w:rPr>
+          <w:i/>
+          <w:iCs/>
+        </w:rPr>
+        <w:t xml:space="preserve">(b)</w:t>
+      </w:r>
+      <w:r>
+        <w:t xml:space="preserve"> </w:t>
+      </w:r>
+      <w:r>
+        <w:rPr>
+          <w:b/>
+          <w:bCs/>
+        </w:rPr>
+        <w:t xml:space="preserve">Công cụ đo bị sai</w:t>
+      </w:r>
+      <w:r>
+        <w:t xml:space="preserve"> </w:t>
+      </w:r>
+      <w:r>
+        <w:t xml:space="preserve">— lượt 4, và đây là lý do đáng lo nhất: công cụ tự dựng lại các bước xử lý thay vì gọi đúng đường mà hệ thống thật chạy, nên hai bên trôi xa nhau trong khi công cụ vẫn in ra số đẹp. Lỗi cùng loại lặp</w:t>
+      </w:r>
+      <w:r>
+        <w:t xml:space="preserve"> </w:t>
+      </w:r>
+      <w:r>
+        <w:rPr>
+          <w:b/>
+          <w:bCs/>
+        </w:rPr>
+        <w:t xml:space="preserve">bốn lần</w:t>
+      </w:r>
+      <w:r>
+        <w:t xml:space="preserve"> </w:t>
+      </w:r>
+      <w:r>
+        <w:t xml:space="preserve">và được ghi thành một mối đe doạ tính hợp lệ ở mục 5.9.3.</w:t>
+      </w:r>
+      <w:r>
+        <w:t xml:space="preserve"> </w:t>
+      </w:r>
+      <w:r>
+        <w:rPr>
+          <w:i/>
+          <w:iCs/>
+        </w:rPr>
+        <w:t xml:space="preserve">(c)</w:t>
+      </w:r>
+      <w:r>
+        <w:t xml:space="preserve"> </w:t>
+      </w:r>
+      <w:r>
+        <w:rPr>
+          <w:b/>
+          <w:bCs/>
+        </w:rPr>
+        <w:t xml:space="preserve">Điều kiện đo sai</w:t>
+      </w:r>
+      <w:r>
+        <w:t xml:space="preserve"> </w:t>
+      </w:r>
+      <w:r>
+        <w:t xml:space="preserve">— gặp một lần ở phép đo tốc độ khung hình, khi máy đang chạy chương trình nặng khác (mục 5.6.4).</w:t>
+      </w:r>
     </w:p>
     <w:p>
       <w:pPr>
         <w:pStyle w:val="BodyText"/>
       </w:pPr>
       <w:r>
-        <w:rPr>
-          <w:b/>
-          <w:bCs/>
-        </w:rPr>
-        <w:t xml:space="preserve">Lý do thứ hai — công cụ đo bị sai.</w:t>
-      </w:r>
-      <w:r>
-        <w:t xml:space="preserve"> </w:t>
-      </w:r>
-      <w:r>
-        <w:t xml:space="preserve">Đây là lượt 4, và là lý do đáng lo nhất.</w:t>
-      </w:r>
-      <w:r>
-        <w:t xml:space="preserve"> </w:t>
-      </w:r>
-      <w:r>
-        <w:t xml:space="preserve">Công cụ đo được viết riêng, tự dựng lại các bước xử lý thay vì gọi đúng đường mà</w:t>
-      </w:r>
-      <w:r>
-        <w:t xml:space="preserve"> </w:t>
-      </w:r>
-      <w:r>
-        <w:t xml:space="preserve">hệ thống thật chạy. Hai bên vì thế trôi xa nhau mà không ai thấy: công cụ vẫn</w:t>
-      </w:r>
-      <w:r>
-        <w:t xml:space="preserve"> </w:t>
-      </w:r>
-      <w:r>
-        <w:t xml:space="preserve">chạy trơn tru, vẫn in ra số đẹp, chỉ có điều nó đang đo</w:t>
-      </w:r>
-      <w:r>
-        <w:t xml:space="preserve"> </w:t>
-      </w:r>
-      <w:r>
-        <w:rPr>
-          <w:b/>
-          <w:bCs/>
-        </w:rPr>
-        <w:t xml:space="preserve">một hệ thống khác</w:t>
-      </w:r>
-      <w:r>
-        <w:t xml:space="preserve">.</w:t>
-      </w:r>
-      <w:r>
-        <w:t xml:space="preserve"> </w:t>
-      </w:r>
-      <w:r>
-        <w:t xml:space="preserve">Lỗi cùng loại này lặp lại</w:t>
-      </w:r>
-      <w:r>
-        <w:t xml:space="preserve"> </w:t>
-      </w:r>
-      <w:r>
-        <w:rPr>
-          <w:b/>
-          <w:bCs/>
-        </w:rPr>
-        <w:t xml:space="preserve">bốn lần</w:t>
-      </w:r>
-      <w:r>
-        <w:t xml:space="preserve"> </w:t>
-      </w:r>
-      <w:r>
-        <w:t xml:space="preserve">trong đồ án và được ghi thành một mối đe</w:t>
-      </w:r>
-      <w:r>
-        <w:t xml:space="preserve"> </w:t>
-      </w:r>
-      <w:r>
-        <w:t xml:space="preserve">doạ tính hợp lệ ở mục 5.9.3.</w:t>
-      </w:r>
-    </w:p>
-    <w:p>
-      <w:pPr>
-        <w:pStyle w:val="BodyText"/>
-      </w:pPr>
-      <w:r>
-        <w:rPr>
-          <w:b/>
-          <w:bCs/>
-        </w:rPr>
-        <w:t xml:space="preserve">Lý do thứ ba — điều kiện đo sai.</w:t>
-      </w:r>
-      <w:r>
-        <w:t xml:space="preserve"> </w:t>
-      </w:r>
-      <w:r>
-        <w:t xml:space="preserve">Gặp một lần, ở phép đo tốc độ khung hình:</w:t>
-      </w:r>
-      <w:r>
-        <w:t xml:space="preserve"> </w:t>
-      </w:r>
-      <w:r>
-        <w:t xml:space="preserve">máy lúc đo đang chạy nhiều chương trình nặng khác nên con số thu được phản ánh</w:t>
-      </w:r>
-      <w:r>
-        <w:t xml:space="preserve"> </w:t>
-      </w:r>
-      <w:r>
-        <w:t xml:space="preserve">tình trạng máy nhiều hơn phản ánh hệ thống (mục 5.6.4).</w:t>
-      </w:r>
-    </w:p>
-    <w:p>
-      <w:pPr>
-        <w:pStyle w:val="BodyText"/>
-      </w:pPr>
-      <w:r>
-        <w:t xml:space="preserve">Từ đó đồ án rút ra và áp dụng một nguyên tắc:</w:t>
-      </w:r>
-      <w:r>
-        <w:t xml:space="preserve"> </w:t>
-      </w:r>
-      <w:r>
-        <w:rPr>
-          <w:b/>
-          <w:bCs/>
-        </w:rPr>
-        <w:t xml:space="preserve">một con số chỉ được đưa vào</w:t>
-      </w:r>
-      <w:r>
-        <w:rPr>
-          <w:b/>
-          <w:bCs/>
-        </w:rPr>
-        <w:t xml:space="preserve"> </w:t>
-      </w:r>
-      <w:r>
-        <w:rPr>
-          <w:b/>
-          <w:bCs/>
-        </w:rPr>
-        <w:t xml:space="preserve">quyển khi công cụ đo đi qua đúng đường xử lý mà bản giao hàng đi</w:t>
-      </w:r>
-      <w:r>
-        <w:t xml:space="preserve">, và mọi tuỳ</w:t>
-      </w:r>
-      <w:r>
-        <w:t xml:space="preserve"> </w:t>
-      </w:r>
-      <w:r>
-        <w:t xml:space="preserve">chọn cấu hình phải đọc từ cùng một nguồn với hệ thống đang chạy thật.</w:t>
+        <w:t xml:space="preserve">Nguyên tắc rút ra và áp dụng từ đó:</w:t>
+      </w:r>
+      <w:r>
+        <w:t xml:space="preserve"> </w:t>
+      </w:r>
+      <w:r>
+        <w:rPr>
+          <w:b/>
+          <w:bCs/>
+        </w:rPr>
+        <w:t xml:space="preserve">một con số chỉ được đưa vào quyển khi công cụ đo đi qua đúng đường xử lý mà bản giao hàng đi</w:t>
+      </w:r>
+      <w:r>
+        <w:t xml:space="preserve">, và mọi tuỳ chọn cấu hình phải đọc từ cùng một nguồn với hệ thống đang chạy thật.</w:t>
       </w:r>
     </w:p>
     <w:p>
@@ -51104,7 +51028,7 @@
       </w:r>
     </w:p>
     <w:bookmarkEnd w:id="223"/>
-    <w:bookmarkStart w:id="246" w:name="phụ-lục"/>
+    <w:bookmarkStart w:id="240" w:name="phụ-lục"/>
     <w:p>
       <w:pPr>
         <w:pStyle w:val="Heading1"/>
@@ -51118,39 +51042,7 @@
         <w:pStyle w:val="FirstParagraph"/>
       </w:pPr>
       <w:r>
-        <w:t xml:space="preserve">Phụ lục cung cấp các thông tin chi tiết được nhắc tới trong thân đồ án nhưng</w:t>
-      </w:r>
-      <w:r>
-        <w:t xml:space="preserve"> </w:t>
-      </w:r>
-      <w:r>
-        <w:t xml:space="preserve">không đưa vào thân bài để giữ mạch đọc: quy mô và tổ chức mã nguồn, cấu hình</w:t>
-      </w:r>
-      <w:r>
-        <w:t xml:space="preserve"> </w:t>
-      </w:r>
-      <w:r>
-        <w:t xml:space="preserve">huấn luyện đầy đủ, xuất xứ và giấy phép của từng bộ dữ liệu, hướng dẫn cài đặt,</w:t>
-      </w:r>
-      <w:r>
-        <w:t xml:space="preserve"> </w:t>
-      </w:r>
-      <w:r>
-        <w:t xml:space="preserve">kết quả kiểm thử và đặc tả giao diện lập trình.</w:t>
-      </w:r>
-    </w:p>
-    <w:p>
-      <w:pPr>
-        <w:pStyle w:val="BodyText"/>
-      </w:pPr>
-      <w:r>
-        <w:t xml:space="preserve">Mọi số liệu trong phụ lục lấy trực tiếp từ kho mã nguồn và các tệp kết quả đã</w:t>
-      </w:r>
-      <w:r>
-        <w:t xml:space="preserve"> </w:t>
-      </w:r>
-      <w:r>
-        <w:t xml:space="preserve">được lưu, không có số nào nhập tay.</w:t>
+        <w:t xml:space="preserve">Phụ lục giữ phần tra cứu: quy mô mã nguồn, cấu hình huấn luyện, xuất xứ và giấy phép từng bộ dữ liệu, kết quả kiểm thử và đặc tả giao diện lập trình. Mọi số liệu lấy trực tiếp từ kho mã và các tệp kết quả đã lưu, không có số nào nhập tay.</w:t>
       </w:r>
     </w:p>
     <w:p>
@@ -51845,180 +51737,28 @@
     </w:p>
     <w:p>
       <w:pPr>
-        <w:pStyle w:val="SourceCode"/>
-      </w:pPr>
-      <w:r>
-        <w:rPr>
-          <w:rStyle w:val="VerbatimChar"/>
-        </w:rPr>
-        <w:t xml:space="preserve">ai/</w:t>
-      </w:r>
-      <w:r>
-        <w:br/>
-      </w:r>
-      <w:r>
-        <w:rPr>
-          <w:rStyle w:val="VerbatimChar"/>
-        </w:rPr>
-        <w:t xml:space="preserve">  inference/      pipeline suy luận — detector, recognizer, hậu xử lý, hai dòng</w:t>
-      </w:r>
-      <w:r>
-        <w:br/>
-      </w:r>
-      <w:r>
-        <w:rPr>
-          <w:rStyle w:val="VerbatimChar"/>
-        </w:rPr>
-        <w:t xml:space="preserve">  evaluation/     đo độ chính xác, hiệu năng, phân tích lỗi, kiểm rò rỉ</w:t>
-      </w:r>
-      <w:r>
-        <w:br/>
-      </w:r>
-      <w:r>
-        <w:rPr>
-          <w:rStyle w:val="VerbatimChar"/>
-        </w:rPr>
-        <w:t xml:space="preserve">  training/       cấu hình và notebook huấn luyện</w:t>
-      </w:r>
-      <w:r>
-        <w:br/>
-      </w:r>
-      <w:r>
-        <w:rPr>
-          <w:rStyle w:val="VerbatimChar"/>
-        </w:rPr>
-        <w:t xml:space="preserve">backend/</w:t>
-      </w:r>
-      <w:r>
-        <w:br/>
-      </w:r>
-      <w:r>
-        <w:rPr>
-          <w:rStyle w:val="VerbatimChar"/>
-        </w:rPr>
-        <w:t xml:space="preserve">  api/            các route FastAPI</w:t>
-      </w:r>
-      <w:r>
-        <w:br/>
-      </w:r>
-      <w:r>
-        <w:rPr>
-          <w:rStyle w:val="VerbatimChar"/>
-        </w:rPr>
-        <w:t xml:space="preserve">  services/       tầng nghiệp vụ — điều phối, không chứa logic AI</w:t>
-      </w:r>
-      <w:r>
-        <w:br/>
-      </w:r>
-      <w:r>
-        <w:rPr>
-          <w:rStyle w:val="VerbatimChar"/>
-        </w:rPr>
-        <w:t xml:space="preserve">  repositories/   truy cập cơ sở dữ liệu</w:t>
-      </w:r>
-      <w:r>
-        <w:br/>
-      </w:r>
-      <w:r>
-        <w:rPr>
-          <w:rStyle w:val="VerbatimChar"/>
-        </w:rPr>
-        <w:t xml:space="preserve">  models/         mô hình dữ liệu SQLAlchemy</w:t>
-      </w:r>
-      <w:r>
-        <w:br/>
-      </w:r>
-      <w:r>
-        <w:rPr>
-          <w:rStyle w:val="VerbatimChar"/>
-        </w:rPr>
-        <w:t xml:space="preserve">  migrations/     Alembic</w:t>
-      </w:r>
-      <w:r>
-        <w:br/>
-      </w:r>
-      <w:r>
-        <w:rPr>
-          <w:rStyle w:val="VerbatimChar"/>
-        </w:rPr>
-        <w:t xml:space="preserve">frontend/</w:t>
-      </w:r>
-      <w:r>
-        <w:br/>
-      </w:r>
-      <w:r>
-        <w:rPr>
-          <w:rStyle w:val="VerbatimChar"/>
-        </w:rPr>
-        <w:t xml:space="preserve">  src/pages/      ba trang: nhận dạng ảnh, nhận dạng video, lịch sử</w:t>
-      </w:r>
-      <w:r>
-        <w:br/>
-      </w:r>
-      <w:r>
-        <w:rPr>
-          <w:rStyle w:val="VerbatimChar"/>
-        </w:rPr>
-        <w:t xml:space="preserve">  src/components/ thành phần dùng chung</w:t>
-      </w:r>
-      <w:r>
-        <w:br/>
-      </w:r>
-      <w:r>
-        <w:rPr>
-          <w:rStyle w:val="VerbatimChar"/>
-        </w:rPr>
-        <w:t xml:space="preserve">  src/api/        tầng gọi API và ánh xạ kiểu dữ liệu</w:t>
-      </w:r>
-      <w:r>
-        <w:br/>
-      </w:r>
-      <w:r>
-        <w:rPr>
-          <w:rStyle w:val="VerbatimChar"/>
-        </w:rPr>
-        <w:t xml:space="preserve">tests/            kiểm thử đơn vị, tích hợp, kiến trúc</w:t>
-      </w:r>
-      <w:r>
-        <w:br/>
-      </w:r>
-      <w:r>
-        <w:rPr>
-          <w:rStyle w:val="VerbatimChar"/>
-        </w:rPr>
-        <w:t xml:space="preserve">scripts/          dựng bộ dữ liệu, đo đạc, dựng quyển và slide</w:t>
-      </w:r>
-      <w:r>
-        <w:br/>
-      </w:r>
-      <w:r>
-        <w:rPr>
-          <w:rStyle w:val="VerbatimChar"/>
-        </w:rPr>
-        <w:t xml:space="preserve">deployment/       Dockerfile, nginx, entrypoint</w:t>
-      </w:r>
-      <w:r>
-        <w:br/>
-      </w:r>
-      <w:r>
-        <w:rPr>
-          <w:rStyle w:val="VerbatimChar"/>
-        </w:rPr>
-        <w:t xml:space="preserve">models/           trọng số đã huấn luyện</w:t>
-      </w:r>
-      <w:r>
-        <w:br/>
-      </w:r>
-      <w:r>
-        <w:rPr>
-          <w:rStyle w:val="VerbatimChar"/>
-        </w:rPr>
-        <w:t xml:space="preserve">docs/             tài liệu, báo cáo, quyển đồ án</w:t>
-      </w:r>
-    </w:p>
-    <w:p>
-      <w:pPr>
         <w:pStyle w:val="FirstParagraph"/>
+      </w:pPr>
+      <w:r>
+        <w:t xml:space="preserve">Cây thư mục và ranh giới giữa các tầng trình bày ở</w:t>
+      </w:r>
+      <w:r>
+        <w:t xml:space="preserve"> </w:t>
+      </w:r>
+      <w:r>
+        <w:rPr>
+          <w:b/>
+          <w:bCs/>
+        </w:rPr>
+        <w:t xml:space="preserve">mục 4.2.2</w:t>
+      </w:r>
+      <w:r>
+        <w:t xml:space="preserve">.</w:t>
+      </w:r>
+    </w:p>
+    <w:p>
+      <w:pPr>
+        <w:pStyle w:val="BodyText"/>
       </w:pPr>
       <w:r>
         <w:t xml:space="preserve">Ranh giới quan trọng nhất trong cây thư mục:</w:t>
@@ -54838,19 +54578,7 @@
         <w:t xml:space="preserve"> </w:t>
       </w:r>
       <w:r>
-        <w:t xml:space="preserve">chỉ tiêu phi chức năng hiện không đạt (NFR-A5, A6, A7) và một chỉ tiêu chỉ đạt</w:t>
-      </w:r>
-      <w:r>
-        <w:t xml:space="preserve"> </w:t>
-      </w:r>
-      <w:r>
-        <w:t xml:space="preserve">sàn chứ chưa đạt mục tiêu (NFR-P1) — bảng đối chiếu đầy đủ ở mục 5.7 và phân tích</w:t>
-      </w:r>
-      <w:r>
-        <w:t xml:space="preserve"> </w:t>
-      </w:r>
-      <w:r>
-        <w:t xml:space="preserve">ở mục 5.9.2.</w:t>
+        <w:t xml:space="preserve">chỉ tiêu phi chức năng hiện không đạt (NFR-A5, A6, A7) — bảng đối chiếu đầy đủ ở mục 5.7 và phân tích ở mục 5.9.2.</w:t>
       </w:r>
     </w:p>
     <w:p>
@@ -55967,7 +55695,7 @@
     </w:p>
     <w:bookmarkEnd w:id="235"/>
     <w:bookmarkEnd w:id="236"/>
-    <w:bookmarkStart w:id="243" w:name="Xf4fdfdb0582bdca8adb9305f82cdbfca4c61ab6"/>
+    <w:bookmarkStart w:id="237" w:name="Xf4fdfdb0582bdca8adb9305f82cdbfca4c61ab6"/>
     <w:p>
       <w:pPr>
         <w:pStyle w:val="Heading2"/>
@@ -55981,182 +55709,7 @@
         <w:pStyle w:val="FirstParagraph"/>
       </w:pPr>
       <w:r>
-        <w:t xml:space="preserve">Bốn mục dưới đây là</w:t>
-      </w:r>
-      <w:r>
-        <w:t xml:space="preserve"> </w:t>
-      </w:r>
-      <w:r>
-        <w:rPr>
-          <w:b/>
-          <w:bCs/>
-        </w:rPr>
-        <w:t xml:space="preserve">tài liệu tra cứu</w:t>
-      </w:r>
-      <w:r>
-        <w:t xml:space="preserve">, không phải mạch lập luận: đặc tả</w:t>
-      </w:r>
-      <w:r>
-        <w:t xml:space="preserve"> </w:t>
-      </w:r>
-      <w:r>
-        <w:t xml:space="preserve">từng use case, bảng 34 yêu cầu chức năng, bảng chỉ tiêu phi chức năng, và đặc</w:t>
-      </w:r>
-      <w:r>
-        <w:t xml:space="preserve"> </w:t>
-      </w:r>
-      <w:r>
-        <w:t xml:space="preserve">tả từng trường của cơ sở dữ liệu. Chương 4 nêu quyết định thiết kế và lý do;</w:t>
-      </w:r>
-      <w:r>
-        <w:t xml:space="preserve"> </w:t>
-      </w:r>
-      <w:r>
-        <w:t xml:space="preserve">phần liệt kê đầy đủ để ở đây.</w:t>
-      </w:r>
-    </w:p>
-    <w:p>
-      <w:r>
-        <w:pict>
-          <v:rect style="width:0;height:1.5pt" o:hralign="center" o:hrstd="t" o:hr="t"/>
-        </w:pict>
-      </w:r>
-    </w:p>
-    <w:bookmarkStart w:id="238" w:name="h2-bảng-34-yêu-cầu-chức-năng"/>
-    <w:p>
-      <w:pPr>
-        <w:pStyle w:val="Heading3"/>
-      </w:pPr>
-      <w:r>
-        <w:t xml:space="preserve">H.2. Bảng 34 yêu cầu chức năng</w:t>
-      </w:r>
-    </w:p>
-    <w:p>
-      <w:pPr>
-        <w:pStyle w:val="FirstParagraph"/>
-      </w:pPr>
-      <w:r>
-        <w:t xml:space="preserve">Đồ án đặc tả</w:t>
-      </w:r>
-      <w:r>
-        <w:t xml:space="preserve"> </w:t>
-      </w:r>
-      <w:r>
-        <w:rPr>
-          <w:b/>
-          <w:bCs/>
-        </w:rPr>
-        <w:t xml:space="preserve">34 yêu cầu chức năng</w:t>
-      </w:r>
-      <w:r>
-        <w:t xml:space="preserve"> </w:t>
-      </w:r>
-      <w:r>
-        <w:t xml:space="preserve">trong</w:t>
-      </w:r>
-      <w:r>
-        <w:t xml:space="preserve"> </w:t>
-      </w:r>
-      <w:r>
-        <w:rPr>
-          <w:b/>
-          <w:bCs/>
-        </w:rPr>
-        <w:t xml:space="preserve">6 nhóm</w:t>
-      </w:r>
-      <w:r>
-        <w:t xml:space="preserve">, mỗi yêu cầu có mã, mức MoSCoW và một tiêu chí chấp nhận kiểm chứng được. Phân bố: FR-1 (ảnh tĩnh)</w:t>
-      </w:r>
-      <w:r>
-        <w:t xml:space="preserve"> </w:t>
-      </w:r>
-      <w:r>
-        <w:rPr>
-          <w:b/>
-          <w:bCs/>
-        </w:rPr>
-        <w:t xml:space="preserve">7 Must</w:t>
-      </w:r>
-      <w:r>
-        <w:t xml:space="preserve">; FR-2 (video)</w:t>
-      </w:r>
-      <w:r>
-        <w:t xml:space="preserve"> </w:t>
-      </w:r>
-      <w:r>
-        <w:rPr>
-          <w:b/>
-          <w:bCs/>
-        </w:rPr>
-        <w:t xml:space="preserve">4 Must + 2 Won't</w:t>
-      </w:r>
-      <w:r>
-        <w:t xml:space="preserve">; FR-3 (thời gian thực, tầng API)</w:t>
-      </w:r>
-      <w:r>
-        <w:t xml:space="preserve"> </w:t>
-      </w:r>
-      <w:r>
-        <w:rPr>
-          <w:b/>
-          <w:bCs/>
-        </w:rPr>
-        <w:t xml:space="preserve">3 Must + 2 Won't</w:t>
-      </w:r>
-      <w:r>
-        <w:t xml:space="preserve">; FR-4 (thống kê – lịch sử – tra cứu)</w:t>
-      </w:r>
-      <w:r>
-        <w:t xml:space="preserve"> </w:t>
-      </w:r>
-      <w:r>
-        <w:rPr>
-          <w:b/>
-          <w:bCs/>
-        </w:rPr>
-        <w:t xml:space="preserve">4 Must + 1 Should + 1 Could + 2 Won't</w:t>
-      </w:r>
-      <w:r>
-        <w:t xml:space="preserve">; FR-5 (quản lý dữ liệu)</w:t>
-      </w:r>
-      <w:r>
-        <w:t xml:space="preserve"> </w:t>
-      </w:r>
-      <w:r>
-        <w:rPr>
-          <w:b/>
-          <w:bCs/>
-        </w:rPr>
-        <w:t xml:space="preserve">2 Should + 2 Could</w:t>
-      </w:r>
-      <w:r>
-        <w:t xml:space="preserve">; FR-6 (hệ thống, vận hành)</w:t>
-      </w:r>
-      <w:r>
-        <w:t xml:space="preserve"> </w:t>
-      </w:r>
-      <w:r>
-        <w:rPr>
-          <w:b/>
-          <w:bCs/>
-        </w:rPr>
-        <w:t xml:space="preserve">2 Must + 2 Should</w:t>
-      </w:r>
-      <w:r>
-        <w:t xml:space="preserve">. Tổng</w:t>
-      </w:r>
-      <w:r>
-        <w:t xml:space="preserve"> </w:t>
-      </w:r>
-      <w:r>
-        <w:rPr>
-          <w:b/>
-          <w:bCs/>
-        </w:rPr>
-        <w:t xml:space="preserve">20 Must, 5 Should, 3 Could, 6 Won't = 34</w:t>
-      </w:r>
-      <w:r>
-        <w:t xml:space="preserve">.</w:t>
+        <w:t xml:space="preserve">Đặc tả đầy đủ — từng use case, bảng 34 yêu cầu chức năng kèm tiêu chí chấp nhận, bảng chỉ tiêu phi chức năng và đặc tả từng trường của cơ sở dữ liệu — nằm trong bộ tài liệu yêu cầu đi kèm. Chương 4 nêu quyết định thiết kế và lý do; phần liệt kê đầy đủ không lặp lại ở đây.</w:t>
       </w:r>
     </w:p>
     <w:p>
@@ -56168,749 +55721,13 @@
           <w:b/>
           <w:bCs/>
         </w:rPr>
-        <w:t xml:space="preserve">FR-1:</w:t>
-      </w:r>
-      <w:r>
-        <w:t xml:space="preserve"> </w:t>
-      </w:r>
-      <w:r>
-        <w:t xml:space="preserve">tiếp nhận, kiểm tra hợp lệ, phát hiện</w:t>
-      </w:r>
-      <w:r>
-        <w:t xml:space="preserve"> </w:t>
-      </w:r>
-      <w:r>
-        <w:rPr>
-          <w:i/>
-          <w:iCs/>
-        </w:rPr>
-        <w:t xml:space="preserve">tất cả</w:t>
-      </w:r>
-      <w:r>
-        <w:t xml:space="preserve"> </w:t>
-      </w:r>
-      <w:r>
-        <w:t xml:space="preserve">vùng biển, cắt và nhận dạng, hậu xử lý, lưu kết quả, hiển thị có bounding box. FR-1.5 quy định lưu</w:t>
-      </w:r>
-      <w:r>
-        <w:t xml:space="preserve"> </w:t>
-      </w:r>
-      <w:r>
-        <w:rPr>
-          <w:b/>
-          <w:bCs/>
-        </w:rPr>
-        <w:t xml:space="preserve">cả chuỗi OCR thô lẫn chuỗi đã sửa</w:t>
-      </w:r>
-      <w:r>
-        <w:t xml:space="preserve"> </w:t>
-      </w:r>
-      <w:r>
-        <w:t xml:space="preserve">— điều kiện cần để đo đóng góp hậu xử lý ở Chương 5 (4.7.2b).</w:t>
-      </w:r>
-      <w:r>
-        <w:t xml:space="preserve"> </w:t>
-      </w:r>
-      <w:r>
-        <w:rPr>
-          <w:b/>
-          <w:bCs/>
-        </w:rPr>
-        <w:t xml:space="preserve">FR-2:</w:t>
-      </w:r>
-      <w:r>
-        <w:t xml:space="preserve"> </w:t>
-      </w:r>
-      <w:r>
-        <w:t xml:space="preserve">thêm trích khung theo bước nhảy,</w:t>
-      </w:r>
-      <w:r>
-        <w:t xml:space="preserve"> </w:t>
-      </w:r>
-      <w:r>
-        <w:rPr>
-          <w:b/>
-          <w:bCs/>
-        </w:rPr>
-        <w:t xml:space="preserve">gộp trùng</w:t>
-      </w:r>
-      <w:r>
-        <w:t xml:space="preserve"> </w:t>
-      </w:r>
-      <w:r>
-        <w:t xml:space="preserve">(FR-2.4 — thiếu nó một video 30 giây sinh hàng nghìn bản ghi về cùng vài chiếc xe, phá hỏng thống kê FR-4), kết xuất video gắn nhãn và huỷ tác vụ — hai yêu cầu cuối đưa ra khỏi phạm vi.</w:t>
-      </w:r>
-      <w:r>
-        <w:t xml:space="preserve"> </w:t>
-      </w:r>
-      <w:r>
-        <w:rPr>
-          <w:b/>
-          <w:bCs/>
-        </w:rPr>
-        <w:t xml:space="preserve">FR-3:</w:t>
-      </w:r>
-      <w:r>
-        <w:t xml:space="preserve"> </w:t>
-      </w:r>
-      <w:r>
-        <w:t xml:space="preserve">theo quyết định thu gọn giao diện, hai yêu cầu thuần giao diện FR-3.1, FR-3.4 chuyển</w:t>
-      </w:r>
-      <w:r>
-        <w:t xml:space="preserve"> </w:t>
-      </w:r>
-      <w:r>
-        <w:rPr>
-          <w:b/>
-          <w:bCs/>
-        </w:rPr>
-        <w:t xml:space="preserve">M → W</w:t>
-      </w:r>
-      <w:r>
-        <w:t xml:space="preserve">; FR-3.2/3.3/3.5 vẫn Must, kiểm chứng ở tầng API.</w:t>
-      </w:r>
-      <w:r>
-        <w:t xml:space="preserve"> </w:t>
-      </w:r>
-      <w:r>
-        <w:rPr>
-          <w:b/>
-          <w:bCs/>
-        </w:rPr>
-        <w:t xml:space="preserve">FR-4:</w:t>
-      </w:r>
-      <w:r>
-        <w:t xml:space="preserve"> </w:t>
-      </w:r>
-      <w:r>
-        <w:t xml:space="preserve">chỉ số tổng hợp (FR-4.1), biểu đồ theo thời gian (FR-4.2), danh sách phân trang, tìm kiếm khớp một phần, lọc, chi tiết, tải ảnh, sắp xếp;</w:t>
-      </w:r>
-      <w:r>
-        <w:t xml:space="preserve"> </w:t>
-      </w:r>
-      <w:r>
-        <w:rPr>
-          <w:b/>
-          <w:bCs/>
-        </w:rPr>
-        <w:t xml:space="preserve">FR-4.3 → 4.8 không đổi</w:t>
-      </w:r>
-      <w:r>
-        <w:t xml:space="preserve">.</w:t>
-      </w:r>
-      <w:r>
-        <w:t xml:space="preserve"> </w:t>
-      </w:r>
-      <w:r>
-        <w:rPr>
-          <w:b/>
-          <w:bCs/>
-        </w:rPr>
-        <w:t xml:space="preserve">FR-5:</w:t>
-      </w:r>
-      <w:r>
-        <w:t xml:space="preserve"> </w:t>
-      </w:r>
-      <w:r>
-        <w:t xml:space="preserve">xoá bản ghi kèm tệp, xuất CSV/JSON (CSV phải UTF-8</w:t>
-      </w:r>
-      <w:r>
-        <w:t xml:space="preserve"> </w:t>
-      </w:r>
-      <w:r>
-        <w:rPr>
-          <w:b/>
-          <w:bCs/>
-        </w:rPr>
-        <w:t xml:space="preserve">có BOM</w:t>
-      </w:r>
-      <w:r>
-        <w:t xml:space="preserve"> </w:t>
-      </w:r>
-      <w:r>
-        <w:t xml:space="preserve">kẻo Excel hiển thị sai tiếng Việt), dọn tệp mồ côi, xoá hàng loạt.</w:t>
-      </w:r>
-      <w:r>
-        <w:t xml:space="preserve"> </w:t>
-      </w:r>
-      <w:r>
-        <w:rPr>
-          <w:b/>
-          <w:bCs/>
-        </w:rPr>
-        <w:t xml:space="preserve">FR-6:</w:t>
-      </w:r>
-      <w:r>
-        <w:t xml:space="preserve"> </w:t>
-      </w:r>
-      <w:r>
-        <w:t xml:space="preserve">health check báo trạng thái mô hình và CSDL; log có cấu trúc; thông báo lỗi thân thiện không lộ stack trace; cấu hình qua biến môi trường.</w:t>
-      </w:r>
-    </w:p>
-    <w:p>
-      <w:pPr>
-        <w:pStyle w:val="Heading3"/>
-      </w:pPr>
-      <w:bookmarkStart w:id="237" w:name="X243a9a30151a4b2ce9606daec0a5ffc88bf6eef"/>
-      <w:r>
-        <w:t xml:space="preserve">Bốn yêu cầu mức Won't, và hai yêu cầu đã quay lại phạm vi</w:t>
-      </w:r>
-      <w:bookmarkEnd w:id="237"/>
-    </w:p>
-    <w:p>
-      <w:pPr>
-        <w:pStyle w:val="BlockText"/>
-      </w:pPr>
-      <w:r>
-        <w:t xml:space="preserve">Bốn yêu cầu Won't đầu tiên đều</w:t>
-      </w:r>
-      <w:r>
-        <w:t xml:space="preserve"> </w:t>
-      </w:r>
-      <w:r>
-        <w:rPr>
-          <w:b/>
-          <w:bCs/>
-        </w:rPr>
-        <w:t xml:space="preserve">thuần giao diện</w:t>
-      </w:r>
-      <w:r>
-        <w:t xml:space="preserve">, chuyển mức trong cùng ngày qua hai đợt: đợt 1 gỡ trang Webcam (FR-3.1, FR-3.4</w:t>
-      </w:r>
-      <w:r>
-        <w:t xml:space="preserve"> </w:t>
-      </w:r>
-      <w:r>
-        <w:rPr>
-          <w:b/>
-          <w:bCs/>
-        </w:rPr>
-        <w:t xml:space="preserve">M → W</w:t>
-      </w:r>
-      <w:r>
-        <w:t xml:space="preserve">; năng lực còn ở</w:t>
-      </w:r>
-      <w:r>
-        <w:t xml:space="preserve"> </w:t>
-      </w:r>
-      <w:r>
-        <w:rPr>
-          <w:rStyle w:val="VerbatimChar"/>
-        </w:rPr>
-        <w:t xml:space="preserve">POST /api/detect/frame</w:t>
-      </w:r>
-      <w:r>
-        <w:t xml:space="preserve">); đợt 2 gỡ trang Tổng quan (</w:t>
-      </w:r>
-      <w:r>
-        <w:rPr>
-          <w:b/>
-          <w:bCs/>
-        </w:rPr>
-        <w:t xml:space="preserve">FR-4.1 M → W</w:t>
-      </w:r>
-      <w:r>
-        <w:t xml:space="preserve">, FR-4.2 S → W; năng lực còn ở</w:t>
-      </w:r>
-      <w:r>
-        <w:t xml:space="preserve"> </w:t>
-      </w:r>
-      <w:r>
-        <w:rPr>
-          <w:rStyle w:val="VerbatimChar"/>
-        </w:rPr>
-        <w:t xml:space="preserve">GET /api/statistics</w:t>
-      </w:r>
-      <w:r>
-        <w:t xml:space="preserve"> </w:t>
-      </w:r>
-      <w:r>
-        <w:t xml:space="preserve">và</w:t>
-      </w:r>
-      <w:r>
-        <w:t xml:space="preserve"> </w:t>
-      </w:r>
-      <w:r>
-        <w:rPr>
-          <w:rStyle w:val="VerbatimChar"/>
-        </w:rPr>
-        <w:t xml:space="preserve">GET /health</w:t>
-      </w:r>
-      <w:r>
-        <w:t xml:space="preserve">).</w:t>
-      </w:r>
-    </w:p>
-    <w:p>
-      <w:pPr>
-        <w:pStyle w:val="BlockText"/>
-      </w:pPr>
-      <w:r>
-        <w:rPr>
-          <w:b/>
-          <w:bCs/>
-        </w:rPr>
-        <w:t xml:space="preserve">Lưu ý về phạm vi:</w:t>
-      </w:r>
-      <w:r>
-        <w:t xml:space="preserve"> </w:t>
-      </w:r>
-      <w:r>
-        <w:t xml:space="preserve">Bốn yêu cầu mức</w:t>
-      </w:r>
-      <w:r>
-        <w:t xml:space="preserve"> </w:t>
-      </w:r>
-      <w:r>
-        <w:rPr>
-          <w:i/>
-          <w:iCs/>
-        </w:rPr>
-        <w:t xml:space="preserve">Must</w:t>
-      </w:r>
-      <w:r>
-        <w:t xml:space="preserve"> </w:t>
-      </w:r>
-      <w:r>
-        <w:t xml:space="preserve">từng chuyển sang</w:t>
-      </w:r>
-      <w:r>
-        <w:t xml:space="preserve"> </w:t>
-      </w:r>
-      <w:r>
-        <w:rPr>
-          <w:i/>
-          <w:iCs/>
-        </w:rPr>
-        <w:t xml:space="preserve">Won't</w:t>
-      </w:r>
-      <w:r>
-        <w:t xml:space="preserve"> </w:t>
-      </w:r>
-      <w:r>
-        <w:t xml:space="preserve">— FR-3.1, FR-3.4, FR-4.1 và FR-2.5 — nhưng</w:t>
-      </w:r>
-      <w:r>
-        <w:t xml:space="preserve"> </w:t>
-      </w:r>
-      <w:r>
-        <w:rPr>
-          <w:b/>
-          <w:bCs/>
-        </w:rPr>
-        <w:t xml:space="preserve">FR-3.1 và FR-3.4 đã được dựng lại</w:t>
-      </w:r>
-      <w:r>
-        <w:t xml:space="preserve"> </w:t>
-      </w:r>
-      <w:r>
-        <w:t xml:space="preserve">cùng chế độ quét trực tiếp và trở về mức</w:t>
-      </w:r>
-      <w:r>
-        <w:t xml:space="preserve"> </w:t>
-      </w:r>
-      <w:r>
-        <w:rPr>
-          <w:i/>
-          <w:iCs/>
-        </w:rPr>
-        <w:t xml:space="preserve">Must</w:t>
-      </w:r>
-      <w:r>
-        <w:t xml:space="preserve">. Hiện chỉ còn</w:t>
-      </w:r>
-      <w:r>
-        <w:t xml:space="preserve"> </w:t>
-      </w:r>
-      <w:r>
-        <w:rPr>
-          <w:b/>
-          <w:bCs/>
-        </w:rPr>
-        <w:t xml:space="preserve">hai</w:t>
-      </w:r>
-      <w:r>
-        <w:t xml:space="preserve"> </w:t>
-      </w:r>
-      <w:r>
-        <w:t xml:space="preserve">yêu cầu</w:t>
-      </w:r>
-      <w:r>
-        <w:t xml:space="preserve"> </w:t>
-      </w:r>
-      <w:r>
-        <w:rPr>
-          <w:i/>
-          <w:iCs/>
-        </w:rPr>
-        <w:t xml:space="preserve">Must</w:t>
-      </w:r>
-      <w:r>
-        <w:t xml:space="preserve"> </w:t>
-      </w:r>
-      <w:r>
-        <w:t xml:space="preserve">ngoài phạm vi: FR-4.1 chỉ mất màn hình hiển thị, riêng</w:t>
-      </w:r>
-      <w:r>
-        <w:t xml:space="preserve"> </w:t>
-      </w:r>
-      <w:r>
-        <w:rPr>
-          <w:b/>
-          <w:bCs/>
-        </w:rPr>
-        <w:t xml:space="preserve">FR-2.5 mất chính năng lực xuất video đã chú thích</w:t>
-      </w:r>
-      <w:r>
-        <w:t xml:space="preserve">. Phân bố các mức yêu cầu được cập nhật thành</w:t>
-      </w:r>
-      <w:r>
-        <w:t xml:space="preserve"> </w:t>
-      </w:r>
-      <w:r>
-        <w:rPr>
-          <w:b/>
-          <w:bCs/>
-        </w:rPr>
-        <w:t xml:space="preserve">22 Must, 5 Should, 3 Could, 6 Won't</w:t>
-      </w:r>
-      <w:r>
-        <w:t xml:space="preserve">, và được ghi nhận minh bạch tại mục 6.2. Cần lưu ý rằng hai đợt điều chỉnh này chỉ thu gọn</w:t>
-      </w:r>
-      <w:r>
-        <w:t xml:space="preserve"> </w:t>
-      </w:r>
-      <w:r>
-        <w:rPr>
-          <w:b/>
-          <w:bCs/>
-        </w:rPr>
-        <w:t xml:space="preserve">giao diện hiển thị</w:t>
-      </w:r>
-      <w:r>
-        <w:t xml:space="preserve">, không làm mất đi</w:t>
-      </w:r>
-      <w:r>
-        <w:t xml:space="preserve"> </w:t>
-      </w:r>
-      <w:r>
-        <w:rPr>
-          <w:b/>
-          <w:bCs/>
-        </w:rPr>
-        <w:t xml:space="preserve">năng lực xử lý của hệ thống</w:t>
-      </w:r>
-      <w:r>
-        <w:t xml:space="preserve"> </w:t>
-      </w:r>
-      <w:r>
-        <w:t xml:space="preserve">— các endpoint API vẫn phục vụ bình thường, nằm trong tài liệu OpenAPI và được kiểm thử tự động đầy đủ (</w:t>
-      </w:r>
-      <w:r>
-        <w:rPr>
-          <w:rStyle w:val="VerbatimChar"/>
-        </w:rPr>
-        <w:t xml:space="preserve">tests/integration/test_api_statistics.py</w:t>
-      </w:r>
-      <w:r>
-        <w:t xml:space="preserve">,</w:t>
-      </w:r>
-      <w:r>
-        <w:t xml:space="preserve"> </w:t>
-      </w:r>
-      <w:r>
-        <w:rPr>
-          <w:rStyle w:val="VerbatimChar"/>
-        </w:rPr>
-        <w:t xml:space="preserve">test_api_health.py</w:t>
-      </w:r>
-      <w:r>
-        <w:t xml:space="preserve">). Đánh đổi đo được: việc loại bỏ</w:t>
-      </w:r>
-      <w:r>
-        <w:t xml:space="preserve"> </w:t>
-      </w:r>
-      <w:r>
-        <w:rPr>
-          <w:rStyle w:val="VerbatimChar"/>
-        </w:rPr>
-        <w:t xml:space="preserve">recharts</w:t>
-      </w:r>
-      <w:r>
-        <w:t xml:space="preserve"> </w:t>
-      </w:r>
-      <w:r>
-        <w:t xml:space="preserve">giúp dung lượng gói tải về của giao diện giảm từ ~730 KB xuống</w:t>
-      </w:r>
-      <w:r>
-        <w:t xml:space="preserve"> </w:t>
-      </w:r>
-      <w:r>
-        <w:rPr>
-          <w:b/>
-          <w:bCs/>
-        </w:rPr>
-        <w:t xml:space="preserve">328,8 KB</w:t>
-      </w:r>
-      <w:r>
-        <w:t xml:space="preserve"> </w:t>
-      </w:r>
-      <w:r>
-        <w:t xml:space="preserve">(−55%).</w:t>
-      </w:r>
-    </w:p>
-    <w:p>
-      <w:pPr>
-        <w:pStyle w:val="FirstParagraph"/>
-      </w:pPr>
-      <w:r>
-        <w:rPr>
-          <w:b/>
-          <w:bCs/>
-        </w:rPr>
-        <w:t xml:space="preserve">Ma trận truy vết:</w:t>
-      </w:r>
-      <w:r>
-        <w:t xml:space="preserve"> </w:t>
-      </w:r>
-      <w:r>
-        <w:t xml:space="preserve">mỗi nhóm truy vết tới giai đoạn cài đặt và hình thức kiểm chứng (FR-1: unit + integration; FR-2: integration + performance; FR-3: performance ở tầng API; FR-4: integration + UI test cho FR-4.3→4.8; FR-5: unit; FR-6: smoke + stress). Kết quả ở Chương 5.</w:t>
-      </w:r>
-    </w:p>
-    <w:p>
-      <w:r>
-        <w:pict>
-          <v:rect style="width:0;height:1.5pt" o:hralign="center" o:hrstd="t" o:hr="t"/>
-        </w:pict>
-      </w:r>
-    </w:p>
-    <w:bookmarkEnd w:id="238"/>
-    <w:bookmarkStart w:id="242" w:name="h3-bảng-chỉ-tiêu-phi-chức-năng"/>
-    <w:p>
-      <w:pPr>
-        <w:pStyle w:val="Heading3"/>
-      </w:pPr>
-      <w:r>
-        <w:t xml:space="preserve">H.3. Bảng chỉ tiêu phi chức năng</w:t>
-      </w:r>
-    </w:p>
-    <w:p>
-      <w:pPr>
-        <w:pStyle w:val="FirstParagraph"/>
-      </w:pPr>
-      <w:r>
-        <w:t xml:space="preserve">Bảy nhóm: hiệu năng (NFR-P), độ chính xác (NFR-A), tin cậy (NFR-R), khả dụng (NFR-U), bảo trì (NFR-M), bảo mật (NFR-S), tương thích – triển khai (NFR-C), mở rộng (NFR-SC).</w:t>
-      </w:r>
-    </w:p>
-    <w:bookmarkStart w:id="239" w:name="X3880515f8fbb8abfa7d57c19e291cacf82ef4a6"/>
-    <w:p>
-      <w:pPr>
-        <w:pStyle w:val="Heading4"/>
-      </w:pPr>
-      <w:r>
-        <w:t xml:space="preserve">a) Nguyên tắc nền tảng: mọi chỉ tiêu hiệu năng đều là chỉ tiêu CPU</w:t>
-      </w:r>
-    </w:p>
-    <w:p>
-      <w:pPr>
-        <w:pStyle w:val="BlockText"/>
-      </w:pPr>
-      <w:r>
-        <w:rPr>
-          <w:b/>
-          <w:bCs/>
-        </w:rPr>
-        <w:t xml:space="preserve">Toàn bộ chỉ tiêu hiệu năng của đồ án là chỉ tiêu đo trên CPU.</w:t>
-      </w:r>
-    </w:p>
-    <w:p>
-      <w:pPr>
-        <w:pStyle w:val="FirstParagraph"/>
-      </w:pPr>
-      <w:r>
-        <w:t xml:space="preserve">Máy thực hiện chạy Windows 11, Python 3.13,</w:t>
-      </w:r>
-      <w:r>
-        <w:t xml:space="preserve"> </w:t>
-      </w:r>
-      <w:r>
-        <w:rPr>
-          <w:b/>
-          <w:bCs/>
-        </w:rPr>
-        <w:t xml:space="preserve">không có GPU CUDA</w:t>
-      </w:r>
-      <w:r>
-        <w:t xml:space="preserve"> </w:t>
-      </w:r>
-      <w:r>
-        <w:t xml:space="preserve">(Intel UHD 770 tích hợp, PyTorch không dùng được để tăng tốc). Huấn luyện trên GPU miễn phí Colab/Kaggle, nhưng</w:t>
-      </w:r>
-      <w:r>
-        <w:t xml:space="preserve"> </w:t>
-      </w:r>
-      <w:r>
-        <w:rPr>
-          <w:b/>
-          <w:bCs/>
-        </w:rPr>
-        <w:t xml:space="preserve">suy luận và buổi bảo vệ chạy trên CPU máy cá nhân</w:t>
-      </w:r>
-      <w:r>
-        <w:t xml:space="preserve">. Đây là</w:t>
-      </w:r>
-      <w:r>
-        <w:t xml:space="preserve"> </w:t>
-      </w:r>
-      <w:r>
-        <w:rPr>
-          <w:b/>
-          <w:bCs/>
-        </w:rPr>
-        <w:t xml:space="preserve">ràng buộc thiết kế</w:t>
-      </w:r>
-      <w:r>
-        <w:t xml:space="preserve">, không phải hạn chế tạm thời, vì bốn lẽ: nó cố định trong toàn bộ vòng đời và tại chính buổi bảo vệ; nó đổi</w:t>
-      </w:r>
-      <w:r>
-        <w:t xml:space="preserve"> </w:t>
-      </w:r>
-      <w:r>
-        <w:rPr>
-          <w:i/>
-          <w:iCs/>
-        </w:rPr>
-        <w:t xml:space="preserve">bậc độ lớn</w:t>
-      </w:r>
-      <w:r>
-        <w:t xml:space="preserve"> </w:t>
-      </w:r>
-      <w:r>
-        <w:t xml:space="preserve">của độ trễ (ở 20 ms/khung, video đồng bộ và webcam xử lý mọi khung là hợp lý — ở mốc thực tế 400 ms cả hai bất khả thi, trực tiếp sinh ra hai quyết định kiến trúc: video bất đồng bộ AD-02 và webcam bỏ khung hàng đợi một khe); nó chi phối chọn biến thể mô hình (n/s/m), biến thể OCR (mobile/server), kích thước ảnh và</w:t>
-      </w:r>
-      <w:r>
-        <w:t xml:space="preserve"> </w:t>
-      </w:r>
-      <w:r>
-        <w:rPr>
-          <w:b/>
-          <w:bCs/>
-        </w:rPr>
-        <w:t xml:space="preserve">nền tảng suy luận</w:t>
-      </w:r>
-      <w:r>
-        <w:t xml:space="preserve"> </w:t>
-      </w:r>
-      <w:r>
-        <w:t xml:space="preserve">— benchmark chính thức trên CPU i7-13700H cho thấy YOLOv8n qua ONNX Runtime nhanh hơn PyTorch khoảng</w:t>
-      </w:r>
-      <w:r>
-        <w:t xml:space="preserve"> </w:t>
-      </w:r>
-      <w:r>
-        <w:rPr>
-          <w:b/>
-          <w:bCs/>
-        </w:rPr>
-        <w:t xml:space="preserve">3,73 lần</w:t>
-      </w:r>
-      <w:r>
-        <w:t xml:space="preserve"> </w:t>
-      </w:r>
-      <w:r>
-        <w:t xml:space="preserve">(104,61 → 28,02 ms) [23]</w:t>
-      </w:r>
-      <w:r>
-        <w:t xml:space="preserve">, lợi ích lớn nhất đúng ở phân khúc mô hình nhỏ [24]</w:t>
-      </w:r>
-      <w:r>
-        <w:t xml:space="preserve">; và nó buộc phương pháp công bố chặt hơn — quy tắc CON-06:</w:t>
-      </w:r>
-      <w:r>
-        <w:t xml:space="preserve"> </w:t>
-      </w:r>
-      <w:r>
-        <w:rPr>
-          <w:b/>
-          <w:bCs/>
-        </w:rPr>
-        <w:t xml:space="preserve">mọi số liệu hiệu năng phải kèm model CPU, số luồng, kích thước ảnh, nền tảng suy luận và cỡ mẫu đo</w:t>
-      </w:r>
-      <w:r>
-        <w:t xml:space="preserve">. Các chỉ tiêu độ trễ vì vậy "rộng rãi" hơn văn liệu quốc tế đo trên GPU — đó là trung thực về điều kiện đo, không phải dễ dãi.</w:t>
-      </w:r>
-    </w:p>
-    <w:p>
-      <w:pPr>
-        <w:pStyle w:val="BlockText"/>
-      </w:pPr>
-      <w:r>
-        <w:rPr>
-          <w:b/>
-          <w:bCs/>
-        </w:rPr>
-        <w:t xml:space="preserve">Cảnh báo trích dẫn.</w:t>
-      </w:r>
-      <w:r>
-        <w:t xml:space="preserve"> </w:t>
-      </w:r>
-      <w:r>
-        <w:t xml:space="preserve">Bảng benchmark nguồn có cột mAP nhưng đo trên tập</w:t>
-      </w:r>
-      <w:r>
-        <w:t xml:space="preserve"> </w:t>
-      </w:r>
-      <w:r>
-        <w:rPr>
-          <w:rStyle w:val="VerbatimChar"/>
-        </w:rPr>
-        <w:t xml:space="preserve">coco8</w:t>
-      </w:r>
-      <w:r>
-        <w:t xml:space="preserve"> </w:t>
-      </w:r>
-      <w:r>
-        <w:t xml:space="preserve">chỉ</w:t>
-      </w:r>
-      <w:r>
-        <w:t xml:space="preserve"> </w:t>
-      </w:r>
-      <w:r>
-        <w:rPr>
-          <w:b/>
-          <w:bCs/>
-        </w:rPr>
-        <w:t xml:space="preserve">8 ảnh</w:t>
-      </w:r>
-      <w:r>
-        <w:t xml:space="preserve">, không có ý nghĩa thống kê; nhóm thực hiện chỉ dùng cột thời gian và cố ý lược bỏ cột độ chính xác.</w:t>
-      </w:r>
-    </w:p>
-    <w:bookmarkEnd w:id="239"/>
-    <w:bookmarkStart w:id="240" w:name="X223de23e0d838ff891bdf6bdc5276f58b2d523c"/>
-    <w:p>
-      <w:pPr>
-        <w:pStyle w:val="Heading4"/>
-      </w:pPr>
-      <w:r>
-        <w:t xml:space="preserve">b) Chỉ tiêu định lượng nhóm hiệu năng và nhóm độ chính xác</w:t>
-      </w:r>
-    </w:p>
-    <w:p>
-      <w:pPr>
-        <w:pStyle w:val="FirstParagraph"/>
-      </w:pPr>
-      <w:r>
-        <w:rPr>
-          <w:b/>
-          <w:bCs/>
-        </w:rPr>
-        <w:t xml:space="preserve">Bảng 4.1.</w:t>
-      </w:r>
-      <w:r>
-        <w:t xml:space="preserve"> </w:t>
-      </w:r>
-      <w:r>
-        <w:t xml:space="preserve">Chỉ tiêu phi chức năng định lượng: hiệu năng (NFR-P) và độ chính xác (NFR-A)</w:t>
+        <w:t xml:space="preserve">Bảng H.1.</w:t>
+      </w:r>
+      <w:r>
+        <w:t xml:space="preserve"> </w:t>
+      </w:r>
+      <w:r>
+        <w:t xml:space="preserve">Nơi tra cứu đặc tả đầy đủ</w:t>
       </w:r>
     </w:p>
     <w:tbl>
@@ -56920,10 +55737,8 @@
         <w:tblLook w:firstRow="1" w:lastRow="0" w:firstColumn="0" w:lastColumn="0" w:noHBand="0" w:noVBand="0" w:val="0020"/>
       </w:tblPr>
       <w:tblGrid>
-        <w:gridCol w:w="1980"/>
-        <w:gridCol w:w="1980"/>
-        <w:gridCol w:w="1980"/>
-        <w:gridCol w:w="1980"/>
+        <w:gridCol w:w="3960"/>
+        <w:gridCol w:w="3960"/>
       </w:tblGrid>
       <w:tr>
         <w:trPr>
@@ -56936,40 +55751,18 @@
               <w:pStyle w:val="Compact"/>
             </w:pPr>
             <w:r>
-              <w:t xml:space="preserve">Mã</w:t>
-            </w:r>
-          </w:p>
-        </w:tc>
-        <w:tc>
-          <w:tcPr/>
-          <w:p>
-            <w:pPr>
-              <w:pStyle w:val="Compact"/>
-            </w:pPr>
-            <w:r>
-              <w:t xml:space="preserve">Chỉ tiêu</w:t>
-            </w:r>
-          </w:p>
-        </w:tc>
-        <w:tc>
-          <w:tcPr/>
-          <w:p>
-            <w:pPr>
-              <w:pStyle w:val="Compact"/>
-            </w:pPr>
-            <w:r>
-              <w:t xml:space="preserve">Mục tiêu</w:t>
-            </w:r>
-          </w:p>
-        </w:tc>
-        <w:tc>
-          <w:tcPr/>
-          <w:p>
-            <w:pPr>
-              <w:pStyle w:val="Compact"/>
-            </w:pPr>
-            <w:r>
-              <w:t xml:space="preserve">Ngưỡng tối thiểu</w:t>
+              <w:t xml:space="preserve">Nội dung</w:t>
+            </w:r>
+          </w:p>
+        </w:tc>
+        <w:tc>
+          <w:tcPr/>
+          <w:p>
+            <w:pPr>
+              <w:pStyle w:val="Compact"/>
+            </w:pPr>
+            <w:r>
+              <w:t xml:space="preserve">Tài liệu</w:t>
             </w:r>
           </w:p>
         </w:tc>
@@ -56982,44 +55775,21 @@
               <w:pStyle w:val="Compact"/>
             </w:pPr>
             <w:r>
-              <w:rPr>
-                <w:b/>
-                <w:bCs/>
-              </w:rPr>
-              <w:t xml:space="preserve">NFR-P1</w:t>
-            </w:r>
-          </w:p>
-        </w:tc>
-        <w:tc>
-          <w:tcPr/>
-          <w:p>
-            <w:pPr>
-              <w:pStyle w:val="Compact"/>
-            </w:pPr>
-            <w:r>
-              <w:t xml:space="preserve">Độ trễ toàn trình một ảnh (p95)</w:t>
-            </w:r>
-          </w:p>
-        </w:tc>
-        <w:tc>
-          <w:tcPr/>
-          <w:p>
-            <w:pPr>
-              <w:pStyle w:val="Compact"/>
-            </w:pPr>
-            <w:r>
-              <w:t xml:space="preserve">≤ 800 ms</w:t>
-            </w:r>
-          </w:p>
-        </w:tc>
-        <w:tc>
-          <w:tcPr/>
-          <w:p>
-            <w:pPr>
-              <w:pStyle w:val="Compact"/>
-            </w:pPr>
-            <w:r>
-              <w:t xml:space="preserve">≤ 1500 ms</w:t>
+              <w:t xml:space="preserve">34 yêu cầu chức năng, 6 nhóm, mức MoSCoW, tiêu chí chấp nhận</w:t>
+            </w:r>
+          </w:p>
+        </w:tc>
+        <w:tc>
+          <w:tcPr/>
+          <w:p>
+            <w:pPr>
+              <w:pStyle w:val="Compact"/>
+            </w:pPr>
+            <w:r>
+              <w:rPr>
+                <w:rStyle w:val="VerbatimChar"/>
+              </w:rPr>
+              <w:t xml:space="preserve">docs/00-requirements/functional-requirements.md</w:t>
             </w:r>
           </w:p>
         </w:tc>
@@ -57032,44 +55802,21 @@
               <w:pStyle w:val="Compact"/>
             </w:pPr>
             <w:r>
-              <w:rPr>
-                <w:b/>
-                <w:bCs/>
-              </w:rPr>
-              <w:t xml:space="preserve">NFR-P2</w:t>
-            </w:r>
-          </w:p>
-        </w:tc>
-        <w:tc>
-          <w:tcPr/>
-          <w:p>
-            <w:pPr>
-              <w:pStyle w:val="Compact"/>
-            </w:pPr>
-            <w:r>
-              <w:t xml:space="preserve">Tốc độ khung hình thời gian thực (webcam — đo ở tầng API)</w:t>
-            </w:r>
-          </w:p>
-        </w:tc>
-        <w:tc>
-          <w:tcPr/>
-          <w:p>
-            <w:pPr>
-              <w:pStyle w:val="Compact"/>
-            </w:pPr>
-            <w:r>
-              <w:t xml:space="preserve">≥ 5 FPS hiệu dụng</w:t>
-            </w:r>
-          </w:p>
-        </w:tc>
-        <w:tc>
-          <w:tcPr/>
-          <w:p>
-            <w:pPr>
-              <w:pStyle w:val="Compact"/>
-            </w:pPr>
-            <w:r>
-              <w:t xml:space="preserve">≥ 3 FPS</w:t>
+              <w:t xml:space="preserve">Chỉ tiêu phi chức năng bảy nhóm, ngưỡng và phương pháp đo</w:t>
+            </w:r>
+          </w:p>
+        </w:tc>
+        <w:tc>
+          <w:tcPr/>
+          <w:p>
+            <w:pPr>
+              <w:pStyle w:val="Compact"/>
+            </w:pPr>
+            <w:r>
+              <w:rPr>
+                <w:rStyle w:val="VerbatimChar"/>
+              </w:rPr>
+              <w:t xml:space="preserve">docs/00-requirements/non-functional-requirements.md</w:t>
             </w:r>
           </w:p>
         </w:tc>
@@ -57082,44 +55829,21 @@
               <w:pStyle w:val="Compact"/>
             </w:pPr>
             <w:r>
-              <w:rPr>
-                <w:b/>
-                <w:bCs/>
-              </w:rPr>
-              <w:t xml:space="preserve">NFR-P3</w:t>
-            </w:r>
-          </w:p>
-        </w:tc>
-        <w:tc>
-          <w:tcPr/>
-          <w:p>
-            <w:pPr>
-              <w:pStyle w:val="Compact"/>
-            </w:pPr>
-            <w:r>
-              <w:t xml:space="preserve">Tốc độ xử lý video</w:t>
-            </w:r>
-          </w:p>
-        </w:tc>
-        <w:tc>
-          <w:tcPr/>
-          <w:p>
-            <w:pPr>
-              <w:pStyle w:val="Compact"/>
-            </w:pPr>
-            <w:r>
-              <w:t xml:space="preserve">≥ 0,3× thời gian thực</w:t>
-            </w:r>
-          </w:p>
-        </w:tc>
-        <w:tc>
-          <w:tcPr/>
-          <w:p>
-            <w:pPr>
-              <w:pStyle w:val="Compact"/>
-            </w:pPr>
-            <w:r>
-              <w:t xml:space="preserve">≥ 0,15×</w:t>
+              <w:t xml:space="preserve">Đặc tả use case</w:t>
+            </w:r>
+          </w:p>
+        </w:tc>
+        <w:tc>
+          <w:tcPr/>
+          <w:p>
+            <w:pPr>
+              <w:pStyle w:val="Compact"/>
+            </w:pPr>
+            <w:r>
+              <w:rPr>
+                <w:rStyle w:val="VerbatimChar"/>
+              </w:rPr>
+              <w:t xml:space="preserve">docs/00-requirements/SRS.md</w:t>
             </w:r>
           </w:p>
         </w:tc>
@@ -57132,44 +55856,18 @@
               <w:pStyle w:val="Compact"/>
             </w:pPr>
             <w:r>
-              <w:rPr>
-                <w:b/>
-                <w:bCs/>
-              </w:rPr>
-              <w:t xml:space="preserve">NFR-P4</w:t>
-            </w:r>
-          </w:p>
-        </w:tc>
-        <w:tc>
-          <w:tcPr/>
-          <w:p>
-            <w:pPr>
-              <w:pStyle w:val="Compact"/>
-            </w:pPr>
-            <w:r>
-              <w:t xml:space="preserve">Thời gian nạp mô hình khi khởi động</w:t>
-            </w:r>
-          </w:p>
-        </w:tc>
-        <w:tc>
-          <w:tcPr/>
-          <w:p>
-            <w:pPr>
-              <w:pStyle w:val="Compact"/>
-            </w:pPr>
-            <w:r>
-              <w:t xml:space="preserve">≤ 15 giây</w:t>
-            </w:r>
-          </w:p>
-        </w:tc>
-        <w:tc>
-          <w:tcPr/>
-          <w:p>
-            <w:pPr>
-              <w:pStyle w:val="Compact"/>
-            </w:pPr>
-            <w:r>
-              <w:t xml:space="preserve">≤ 30 giây</w:t>
+              <w:t xml:space="preserve">Lược đồ cơ sở dữ liệu, từng trường</w:t>
+            </w:r>
+          </w:p>
+        </w:tc>
+        <w:tc>
+          <w:tcPr/>
+          <w:p>
+            <w:pPr>
+              <w:pStyle w:val="Compact"/>
+            </w:pPr>
+            <w:r>
+              <w:t xml:space="preserve">Chương 4 mục 4.7.3, Bảng 4.5</w:t>
             </w:r>
           </w:p>
         </w:tc>
@@ -57182,545 +55880,18 @@
               <w:pStyle w:val="Compact"/>
             </w:pPr>
             <w:r>
-              <w:rPr>
-                <w:b/>
-                <w:bCs/>
-              </w:rPr>
-              <w:t xml:space="preserve">NFR-P5</w:t>
-            </w:r>
-          </w:p>
-        </w:tc>
-        <w:tc>
-          <w:tcPr/>
-          <w:p>
-            <w:pPr>
-              <w:pStyle w:val="Compact"/>
-            </w:pPr>
-            <w:r>
-              <w:t xml:space="preserve">Overhead của tầng API (không tính suy luận)</w:t>
-            </w:r>
-          </w:p>
-        </w:tc>
-        <w:tc>
-          <w:tcPr/>
-          <w:p>
-            <w:pPr>
-              <w:pStyle w:val="Compact"/>
-            </w:pPr>
-            <w:r>
-              <w:t xml:space="preserve">≤ 50 ms</w:t>
-            </w:r>
-          </w:p>
-        </w:tc>
-        <w:tc>
-          <w:tcPr/>
-          <w:p>
-            <w:pPr>
-              <w:pStyle w:val="Compact"/>
-            </w:pPr>
-            <w:r>
-              <w:t xml:space="preserve">≤ 100 ms</w:t>
-            </w:r>
-          </w:p>
-        </w:tc>
-      </w:tr>
-      <w:tr>
-        <w:tc>
-          <w:tcPr/>
-          <w:p>
-            <w:pPr>
-              <w:pStyle w:val="Compact"/>
-            </w:pPr>
-            <w:r>
-              <w:rPr>
-                <w:b/>
-                <w:bCs/>
-              </w:rPr>
-              <w:t xml:space="preserve">NFR-P6</w:t>
-            </w:r>
-          </w:p>
-        </w:tc>
-        <w:tc>
-          <w:tcPr/>
-          <w:p>
-            <w:pPr>
-              <w:pStyle w:val="Compact"/>
-            </w:pPr>
-            <w:r>
-              <w:t xml:space="preserve">Thời gian truy vấn lịch sử (10.000 bản ghi)</w:t>
-            </w:r>
-          </w:p>
-        </w:tc>
-        <w:tc>
-          <w:tcPr/>
-          <w:p>
-            <w:pPr>
-              <w:pStyle w:val="Compact"/>
-            </w:pPr>
-            <w:r>
-              <w:t xml:space="preserve">≤ 500 ms</w:t>
-            </w:r>
-          </w:p>
-        </w:tc>
-        <w:tc>
-          <w:tcPr/>
-          <w:p>
-            <w:pPr>
-              <w:pStyle w:val="Compact"/>
-            </w:pPr>
-            <w:r>
-              <w:t xml:space="preserve">≤ 1000 ms</w:t>
-            </w:r>
-          </w:p>
-        </w:tc>
-      </w:tr>
-      <w:tr>
-        <w:tc>
-          <w:tcPr/>
-          <w:p>
-            <w:pPr>
-              <w:pStyle w:val="Compact"/>
-            </w:pPr>
-            <w:r>
-              <w:rPr>
-                <w:b/>
-                <w:bCs/>
-              </w:rPr>
-              <w:t xml:space="preserve">NFR-P7</w:t>
-            </w:r>
-          </w:p>
-        </w:tc>
-        <w:tc>
-          <w:tcPr/>
-          <w:p>
-            <w:pPr>
-              <w:pStyle w:val="Compact"/>
-            </w:pPr>
-            <w:r>
-              <w:t xml:space="preserve">Bộ nhớ thường trú của máy chủ</w:t>
-            </w:r>
-          </w:p>
-        </w:tc>
-        <w:tc>
-          <w:tcPr/>
-          <w:p>
-            <w:pPr>
-              <w:pStyle w:val="Compact"/>
-            </w:pPr>
-            <w:r>
-              <w:t xml:space="preserve">≤ 2 GB</w:t>
-            </w:r>
-          </w:p>
-        </w:tc>
-        <w:tc>
-          <w:tcPr/>
-          <w:p>
-            <w:pPr>
-              <w:pStyle w:val="Compact"/>
-            </w:pPr>
-            <w:r>
-              <w:t xml:space="preserve">≤ 4 GB</w:t>
-            </w:r>
-          </w:p>
-        </w:tc>
-      </w:tr>
-      <w:tr>
-        <w:tc>
-          <w:tcPr/>
-          <w:p>
-            <w:pPr>
-              <w:pStyle w:val="Compact"/>
-            </w:pPr>
-            <w:r>
-              <w:rPr>
-                <w:b/>
-                <w:bCs/>
-              </w:rPr>
-              <w:t xml:space="preserve">NFR-A1</w:t>
-            </w:r>
-          </w:p>
-        </w:tc>
-        <w:tc>
-          <w:tcPr/>
-          <w:p>
-            <w:pPr>
-              <w:pStyle w:val="Compact"/>
-            </w:pPr>
-            <w:hyperlink r:id="rId13">
-              <w:r>
-                <w:rPr>
-                  <w:rStyle w:val="Hyperlink"/>
-                </w:rPr>
-                <w:t xml:space="preserve">mAP@0.5</w:t>
-              </w:r>
-            </w:hyperlink>
-            <w:r>
-              <w:t xml:space="preserve"> </w:t>
-            </w:r>
-            <w:r>
-              <w:t xml:space="preserve">của bộ phát hiện</w:t>
-            </w:r>
-          </w:p>
-        </w:tc>
-        <w:tc>
-          <w:tcPr/>
-          <w:p>
-            <w:pPr>
-              <w:pStyle w:val="Compact"/>
-            </w:pPr>
-            <w:r>
-              <w:t xml:space="preserve">≥ 0,90</w:t>
-            </w:r>
-          </w:p>
-        </w:tc>
-        <w:tc>
-          <w:tcPr/>
-          <w:p>
-            <w:pPr>
-              <w:pStyle w:val="Compact"/>
-            </w:pPr>
-            <w:r>
-              <w:t xml:space="preserve">≥ 0,85</w:t>
-            </w:r>
-          </w:p>
-        </w:tc>
-      </w:tr>
-      <w:tr>
-        <w:tc>
-          <w:tcPr/>
-          <w:p>
-            <w:pPr>
-              <w:pStyle w:val="Compact"/>
-            </w:pPr>
-            <w:r>
-              <w:rPr>
-                <w:b/>
-                <w:bCs/>
-              </w:rPr>
-              <w:t xml:space="preserve">NFR-A2</w:t>
-            </w:r>
-          </w:p>
-        </w:tc>
-        <w:tc>
-          <w:tcPr/>
-          <w:p>
-            <w:pPr>
-              <w:pStyle w:val="Compact"/>
-            </w:pPr>
-            <w:hyperlink r:id="rId13">
-              <w:r>
-                <w:rPr>
-                  <w:rStyle w:val="Hyperlink"/>
-                </w:rPr>
-                <w:t xml:space="preserve">mAP@0.5</w:t>
-              </w:r>
-            </w:hyperlink>
-            <w:r>
-              <w:t xml:space="preserve">:0.95 của bộ phát hiện</w:t>
-            </w:r>
-          </w:p>
-        </w:tc>
-        <w:tc>
-          <w:tcPr/>
-          <w:p>
-            <w:pPr>
-              <w:pStyle w:val="Compact"/>
-            </w:pPr>
-            <w:r>
-              <w:t xml:space="preserve">≥ 0,65</w:t>
-            </w:r>
-          </w:p>
-        </w:tc>
-        <w:tc>
-          <w:tcPr/>
-          <w:p>
-            <w:pPr>
-              <w:pStyle w:val="Compact"/>
-            </w:pPr>
-            <w:r>
-              <w:t xml:space="preserve">≥ 0,55</w:t>
-            </w:r>
-          </w:p>
-        </w:tc>
-      </w:tr>
-      <w:tr>
-        <w:tc>
-          <w:tcPr/>
-          <w:p>
-            <w:pPr>
-              <w:pStyle w:val="Compact"/>
-            </w:pPr>
-            <w:r>
-              <w:rPr>
-                <w:b/>
-                <w:bCs/>
-              </w:rPr>
-              <w:t xml:space="preserve">NFR-A3</w:t>
-            </w:r>
-          </w:p>
-        </w:tc>
-        <w:tc>
-          <w:tcPr/>
-          <w:p>
-            <w:pPr>
-              <w:pStyle w:val="Compact"/>
-            </w:pPr>
-            <w:r>
-              <w:t xml:space="preserve">Precision / Recall phát hiện</w:t>
-            </w:r>
-          </w:p>
-        </w:tc>
-        <w:tc>
-          <w:tcPr/>
-          <w:p>
-            <w:pPr>
-              <w:pStyle w:val="Compact"/>
-            </w:pPr>
-            <w:r>
-              <w:t xml:space="preserve">≥ 0,92 / ≥ 0,90</w:t>
-            </w:r>
-          </w:p>
-        </w:tc>
-        <w:tc>
-          <w:tcPr/>
-          <w:p>
-            <w:pPr>
-              <w:pStyle w:val="Compact"/>
-            </w:pPr>
-            <w:r>
-              <w:t xml:space="preserve">≥ 0,88 / ≥ 0,85</w:t>
-            </w:r>
-          </w:p>
-        </w:tc>
-      </w:tr>
-      <w:tr>
-        <w:tc>
-          <w:tcPr/>
-          <w:p>
-            <w:pPr>
-              <w:pStyle w:val="Compact"/>
-            </w:pPr>
-            <w:r>
-              <w:rPr>
-                <w:b/>
-                <w:bCs/>
-              </w:rPr>
-              <w:t xml:space="preserve">NFR-A4</w:t>
-            </w:r>
-          </w:p>
-        </w:tc>
-        <w:tc>
-          <w:tcPr/>
-          <w:p>
-            <w:pPr>
-              <w:pStyle w:val="Compact"/>
-            </w:pPr>
-            <w:r>
-              <w:t xml:space="preserve">Độ chính xác OCR mức ký tự (1 − CER)</w:t>
-            </w:r>
-          </w:p>
-        </w:tc>
-        <w:tc>
-          <w:tcPr/>
-          <w:p>
-            <w:pPr>
-              <w:pStyle w:val="Compact"/>
-            </w:pPr>
-            <w:r>
-              <w:t xml:space="preserve">≥ 0,95</w:t>
-            </w:r>
-          </w:p>
-        </w:tc>
-        <w:tc>
-          <w:tcPr/>
-          <w:p>
-            <w:pPr>
-              <w:pStyle w:val="Compact"/>
-            </w:pPr>
-            <w:r>
-              <w:t xml:space="preserve">≥ 0,92</w:t>
-            </w:r>
-          </w:p>
-        </w:tc>
-      </w:tr>
-      <w:tr>
-        <w:tc>
-          <w:tcPr/>
-          <w:p>
-            <w:pPr>
-              <w:pStyle w:val="Compact"/>
-            </w:pPr>
-            <w:r>
-              <w:rPr>
-                <w:b/>
-                <w:bCs/>
-              </w:rPr>
-              <w:t xml:space="preserve">NFR-A5</w:t>
-            </w:r>
-          </w:p>
-        </w:tc>
-        <w:tc>
-          <w:tcPr/>
-          <w:p>
-            <w:pPr>
-              <w:pStyle w:val="Compact"/>
-            </w:pPr>
-            <w:r>
-              <w:t xml:space="preserve">Độ chính xác biển đầy đủ</w:t>
-            </w:r>
-            <w:r>
-              <w:t xml:space="preserve"> </w:t>
-            </w:r>
-            <w:r>
-              <w:rPr>
-                <w:b/>
-                <w:bCs/>
-              </w:rPr>
-              <w:t xml:space="preserve">trước</w:t>
-            </w:r>
-            <w:r>
-              <w:t xml:space="preserve"> </w:t>
-            </w:r>
-            <w:r>
-              <w:t xml:space="preserve">hậu xử lý</w:t>
-            </w:r>
-          </w:p>
-        </w:tc>
-        <w:tc>
-          <w:tcPr/>
-          <w:p>
-            <w:pPr>
-              <w:pStyle w:val="Compact"/>
-            </w:pPr>
-            <w:r>
-              <w:t xml:space="preserve">≥ 0,85</w:t>
-            </w:r>
-          </w:p>
-        </w:tc>
-        <w:tc>
-          <w:tcPr/>
-          <w:p>
-            <w:pPr>
-              <w:pStyle w:val="Compact"/>
-            </w:pPr>
-            <w:r>
-              <w:t xml:space="preserve">≥ 0,80</w:t>
-            </w:r>
-          </w:p>
-        </w:tc>
-      </w:tr>
-      <w:tr>
-        <w:tc>
-          <w:tcPr/>
-          <w:p>
-            <w:pPr>
-              <w:pStyle w:val="Compact"/>
-            </w:pPr>
-            <w:r>
-              <w:rPr>
-                <w:b/>
-                <w:bCs/>
-              </w:rPr>
-              <w:t xml:space="preserve">NFR-A6</w:t>
-            </w:r>
-          </w:p>
-        </w:tc>
-        <w:tc>
-          <w:tcPr/>
-          <w:p>
-            <w:pPr>
-              <w:pStyle w:val="Compact"/>
-            </w:pPr>
-            <w:r>
-              <w:t xml:space="preserve">Độ chính xác biển đầy đủ</w:t>
-            </w:r>
-            <w:r>
-              <w:t xml:space="preserve"> </w:t>
-            </w:r>
-            <w:r>
-              <w:rPr>
-                <w:b/>
-                <w:bCs/>
-              </w:rPr>
-              <w:t xml:space="preserve">sau</w:t>
-            </w:r>
-            <w:r>
-              <w:t xml:space="preserve"> </w:t>
-            </w:r>
-            <w:r>
-              <w:t xml:space="preserve">hậu xử lý</w:t>
-            </w:r>
-          </w:p>
-        </w:tc>
-        <w:tc>
-          <w:tcPr/>
-          <w:p>
-            <w:pPr>
-              <w:pStyle w:val="Compact"/>
-            </w:pPr>
-            <w:r>
-              <w:t xml:space="preserve">≥ 0,90</w:t>
-            </w:r>
-          </w:p>
-        </w:tc>
-        <w:tc>
-          <w:tcPr/>
-          <w:p>
-            <w:pPr>
-              <w:pStyle w:val="Compact"/>
-            </w:pPr>
-            <w:r>
-              <w:t xml:space="preserve">≥ 0,85</w:t>
-            </w:r>
-          </w:p>
-        </w:tc>
-      </w:tr>
-      <w:tr>
-        <w:tc>
-          <w:tcPr/>
-          <w:p>
-            <w:pPr>
-              <w:pStyle w:val="Compact"/>
-            </w:pPr>
-            <w:r>
-              <w:rPr>
-                <w:b/>
-                <w:bCs/>
-              </w:rPr>
-              <w:t xml:space="preserve">NFR-A7</w:t>
-            </w:r>
-          </w:p>
-        </w:tc>
-        <w:tc>
-          <w:tcPr/>
-          <w:p>
-            <w:pPr>
-              <w:pStyle w:val="Compact"/>
-            </w:pPr>
-            <w:r>
-              <w:t xml:space="preserve">Độ chính xác toàn trình (ảnh vào → biển đúng)</w:t>
-            </w:r>
-          </w:p>
-        </w:tc>
-        <w:tc>
-          <w:tcPr/>
-          <w:p>
-            <w:pPr>
-              <w:pStyle w:val="Compact"/>
-            </w:pPr>
-            <w:r>
-              <w:t xml:space="preserve">≥ 0,88</w:t>
-            </w:r>
-          </w:p>
-        </w:tc>
-        <w:tc>
-          <w:tcPr/>
-          <w:p>
-            <w:pPr>
-              <w:pStyle w:val="Compact"/>
-            </w:pPr>
-            <w:r>
-              <w:t xml:space="preserve">≥ 0,82</w:t>
+              <w:t xml:space="preserve">Phân bố mức yêu cầu và diễn biến thay đổi phạm vi</w:t>
+            </w:r>
+          </w:p>
+        </w:tc>
+        <w:tc>
+          <w:tcPr/>
+          <w:p>
+            <w:pPr>
+              <w:pStyle w:val="Compact"/>
+            </w:pPr>
+            <w:r>
+              <w:t xml:space="preserve">Chương 4 mục 4.1.3; Chương 1 ghi chú sau mục 1.2</w:t>
             </w:r>
           </w:p>
         </w:tc>
@@ -57731,17 +55902,36 @@
         <w:pStyle w:val="BodyText"/>
       </w:pPr>
       <w:r>
-        <w:rPr>
-          <w:b/>
-          <w:bCs/>
-        </w:rPr>
-        <w:t xml:space="preserve">Phương pháp đo NFR-P:</w:t>
-      </w:r>
-      <w:r>
-        <w:t xml:space="preserve"> </w:t>
-      </w:r>
-      <w:r>
-        <w:t xml:space="preserve">P1 trên 100 ảnh test, báo p50/p95/p99; P2 đo liên tục 60 giây; P3 bằng video 60 giây phải xong trong ≤ 200 giây; P4 từ khởi động đến khi</w:t>
+        <w:t xml:space="preserve">Hai ràng buộc của đặc tả đáng nhắc lại vì chúng chi phối toàn bộ phần đánh giá:</w:t>
+      </w:r>
+      <w:r>
+        <w:t xml:space="preserve"> </w:t>
+      </w:r>
+      <w:r>
+        <w:rPr>
+          <w:b/>
+          <w:bCs/>
+        </w:rPr>
+        <w:t xml:space="preserve">mọi chỉ tiêu hiệu năng đều là chỉ tiêu đo trên CPU</w:t>
+      </w:r>
+      <w:r>
+        <w:t xml:space="preserve"> </w:t>
+      </w:r>
+      <w:r>
+        <w:t xml:space="preserve">— máy thực hiện không có GPU CUDA (mục 4.3.1); và</w:t>
+      </w:r>
+      <w:r>
+        <w:t xml:space="preserve"> </w:t>
+      </w:r>
+      <w:r>
+        <w:rPr>
+          <w:b/>
+          <w:bCs/>
+        </w:rPr>
+        <w:t xml:space="preserve">cặp NFR-A5/A6 được đặt tách bạch có chủ đích</w:t>
+      </w:r>
+      <w:r>
+        <w:t xml:space="preserve">, vì hiệu số giữa chúng chính là đóng góp định lượng của khối hậu xử lý, đo được nhờ cột</w:t>
       </w:r>
       <w:r>
         <w:t xml:space="preserve"> </w:t>
@@ -57750,190 +55940,23 @@
         <w:rPr>
           <w:rStyle w:val="VerbatimChar"/>
         </w:rPr>
-        <w:t xml:space="preserve">/health</w:t>
-      </w:r>
-      <w:r>
-        <w:t xml:space="preserve"> </w:t>
-      </w:r>
-      <w:r>
-        <w:t xml:space="preserve">sẵn sàng; P5 là hiệu tổng thời gian request trừ thời gian đường ống; P6 có phân trang và bộ lọc trên 10.000 bản ghi; P7 theo dõi RSS khi chạy tải liên tục.</w:t>
-      </w:r>
-    </w:p>
-    <w:p>
-      <w:pPr>
-        <w:pStyle w:val="BodyText"/>
-      </w:pPr>
-      <w:r>
-        <w:t xml:space="preserve">NFR-P1 xuất phát từ</w:t>
-      </w:r>
-      <w:r>
-        <w:t xml:space="preserve"> </w:t>
-      </w:r>
-      <w:r>
-        <w:rPr>
-          <w:b/>
-          <w:bCs/>
-        </w:rPr>
-        <w:t xml:space="preserve">phân rã ngân sách độ trễ</w:t>
-      </w:r>
-      <w:r>
-        <w:t xml:space="preserve">: giải mã ~50 ms; phát hiện @640 px ~150 ms; cắt ~30 ms; OCR mỗi biển ~120 ms; hậu xử lý &lt; 5 ms; ghi CSDL ~50 ms —</w:t>
-      </w:r>
-      <w:r>
-        <w:t xml:space="preserve"> </w:t>
-      </w:r>
-      <w:r>
-        <w:rPr>
-          <w:b/>
-          <w:bCs/>
-        </w:rPr>
-        <w:t xml:space="preserve">tổng ~405 ms cho ảnh một biển</w:t>
-      </w:r>
-      <w:r>
-        <w:t xml:space="preserve">; ngân sách 800 ms để dự phòng ảnh nhiều biển và biến động tải. Đây là</w:t>
-      </w:r>
-      <w:r>
-        <w:t xml:space="preserve"> </w:t>
-      </w:r>
-      <w:r>
-        <w:rPr>
-          <w:b/>
-          <w:bCs/>
-        </w:rPr>
-        <w:t xml:space="preserve">ước lượng thiết kế, không phải kết quả đo</w:t>
-      </w:r>
-      <w:r>
-        <w:t xml:space="preserve"> </w:t>
-      </w:r>
-      <w:r>
-        <w:t xml:space="preserve">(số đo ở Chương 5). Ngân sách lập cho nền tảng suy luận mặc định đã chốt ở mục 3.4 là</w:t>
-      </w:r>
-      <w:r>
-        <w:t xml:space="preserve"> </w:t>
-      </w:r>
-      <w:r>
-        <w:rPr>
-          <w:b/>
-          <w:bCs/>
-        </w:rPr>
-        <w:t xml:space="preserve">ONNX Runtime</w:t>
-      </w:r>
-      <w:r>
-        <w:t xml:space="preserve"> </w:t>
-      </w:r>
-      <w:r>
-        <w:t xml:space="preserve">— điểm đã đổi so với AD-05 sơ bộ. Nếu vượt ngưỡng, thứ tự giảm tải định trước: (1) INT8 OpenVINO; (2) giảm ảnh xuống 480 px; (3) biến thể OCR nhẹ hơn — chỉ hạ chỉ tiêu</w:t>
-      </w:r>
-      <w:r>
-        <w:t xml:space="preserve"> </w:t>
-      </w:r>
-      <w:r>
-        <w:rPr>
-          <w:b/>
-          <w:bCs/>
-        </w:rPr>
-        <w:t xml:space="preserve">sau khi</w:t>
-      </w:r>
-      <w:r>
-        <w:t xml:space="preserve"> </w:t>
-      </w:r>
-      <w:r>
-        <w:t xml:space="preserve">thử hết ba phương án.</w:t>
-      </w:r>
-    </w:p>
-    <w:p>
-      <w:pPr>
-        <w:pStyle w:val="BodyText"/>
-      </w:pPr>
-      <w:r>
-        <w:t xml:space="preserve">Cặp NFR-A5/A6 đặt</w:t>
-      </w:r>
-      <w:r>
-        <w:t xml:space="preserve"> </w:t>
-      </w:r>
-      <w:r>
-        <w:rPr>
-          <w:b/>
-          <w:bCs/>
-        </w:rPr>
-        <w:t xml:space="preserve">tách bạch</w:t>
-      </w:r>
-      <w:r>
-        <w:t xml:space="preserve"> </w:t>
-      </w:r>
-      <w:r>
-        <w:t xml:space="preserve">có chủ đích: hiệu số giữa chúng là đóng góp định lượng của khối hậu xử lý — đo được nhờ quyết định lưu cả chuỗi thô lẫn chuỗi sửa ở tầng dữ liệu (4.7.2b). Bổ sung:</w:t>
-      </w:r>
-      <w:r>
-        <w:t xml:space="preserve"> </w:t>
-      </w:r>
-      <w:r>
-        <w:rPr>
-          <w:b/>
-          <w:bCs/>
-        </w:rPr>
-        <w:t xml:space="preserve">NFR-A8</w:t>
-      </w:r>
-      <w:r>
-        <w:t xml:space="preserve"> </w:t>
-      </w:r>
-      <w:r>
-        <w:t xml:space="preserve">— báo cáo độ chính xác</w:t>
-      </w:r>
-      <w:r>
-        <w:t xml:space="preserve"> </w:t>
-      </w:r>
-      <w:r>
-        <w:rPr>
-          <w:b/>
-          <w:bCs/>
-        </w:rPr>
-        <w:t xml:space="preserve">tách riêng biển một dòng và hai dòng</w:t>
-      </w:r>
-      <w:r>
-        <w:t xml:space="preserve">, căn cứ số liệu 94,3% / 45,7%</w:t>
-      </w:r>
-      <w:r>
-        <w:t xml:space="preserve"> </w:t>
-      </w:r>
-      <w:r>
-        <w:rPr>
-          <w:b/>
-          <w:bCs/>
-        </w:rPr>
-        <w:t xml:space="preserve">đo trên bộ RodoSol-ALPR (Brazil)</w:t>
-      </w:r>
-      <w:r>
-        <w:t xml:space="preserve"> </w:t>
-      </w:r>
-      <w:r>
-        <w:t xml:space="preserve">đã dẫn ở 4.1.1, vì một con số tổng thể sẽ che giấu đúng chế độ thất bại cần phân tích;</w:t>
-      </w:r>
-      <w:r>
-        <w:t xml:space="preserve"> </w:t>
-      </w:r>
-      <w:r>
-        <w:rPr>
-          <w:b/>
-          <w:bCs/>
-        </w:rPr>
-        <w:t xml:space="preserve">NFR-A9</w:t>
-      </w:r>
-      <w:r>
-        <w:t xml:space="preserve"> </w:t>
-      </w:r>
-      <w:r>
-        <w:t xml:space="preserve">— báo cáo theo điều kiện ảnh nếu bộ dữ liệu có nhãn phù hợp.</w:t>
-      </w:r>
-    </w:p>
-    <w:bookmarkEnd w:id="240"/>
-    <w:bookmarkStart w:id="241" w:name="c-các-nhóm-yêu-cầu-phi-chức-năng-còn-lại"/>
-    <w:p>
-      <w:pPr>
-        <w:pStyle w:val="Heading4"/>
-      </w:pPr>
-      <w:r>
-        <w:t xml:space="preserve">c) Các nhóm yêu cầu phi chức năng còn lại</w:t>
+        <w:t xml:space="preserve">raw_ocr_text</w:t>
+      </w:r>
+      <w:r>
+        <w:t xml:space="preserve"> </w:t>
+      </w:r>
+      <w:r>
+        <w:t xml:space="preserve">(mục 4.7.3).</w:t>
+      </w:r>
+    </w:p>
+    <w:bookmarkEnd w:id="237"/>
+    <w:bookmarkStart w:id="239" w:name="Xca8a6b0a1c163d0021c70a30659365938cfbbe3"/>
+    <w:p>
+      <w:pPr>
+        <w:pStyle w:val="Heading2"/>
+      </w:pPr>
+      <w:r>
+        <w:t xml:space="preserve">Phụ lục O. Tệp cấu hình gốc, báo cáo đo và mã nguồn</w:t>
       </w:r>
     </w:p>
     <w:p>
@@ -57941,157 +55964,53 @@
         <w:pStyle w:val="FirstParagraph"/>
       </w:pPr>
       <w:r>
-        <w:rPr>
-          <w:b/>
-          <w:bCs/>
-        </w:rPr>
-        <w:t xml:space="preserve">NFR-R:</w:t>
-      </w:r>
-      <w:r>
-        <w:t xml:space="preserve"> </w:t>
-      </w:r>
-      <w:r>
-        <w:t xml:space="preserve">không sập với đầu vào hỏng/độc hại (100% lỗi bị bắt); ảnh không biển trả rỗng hợp lệ HTTP 200; video thất bại không để lại rác; tỉ lệ thành công chạy liên tục một giờ ≥ 99%; CSDL sống sót khởi động lại.</w:t>
-      </w:r>
-      <w:r>
-        <w:t xml:space="preserve"> </w:t>
-      </w:r>
-      <w:r>
-        <w:rPr>
-          <w:b/>
-          <w:bCs/>
-        </w:rPr>
-        <w:t xml:space="preserve">NFR-U:</w:t>
-      </w:r>
-      <w:r>
-        <w:t xml:space="preserve"> </w:t>
-      </w:r>
-      <w:r>
-        <w:t xml:space="preserve">lượt nhận dạng đầu tiên ≤ 3 nhấp chuột, không cần tài liệu; thao tác &gt; 500 ms có phản hồi trực quan; thông báo lỗi tiếng Việt nêu nguyên nhân và cách khắc phục; dùng được từ 1366×768; tương phản WCAG AA ≥ 4,5:1.</w:t>
-      </w:r>
-      <w:r>
-        <w:t xml:space="preserve"> </w:t>
-      </w:r>
-      <w:r>
-        <w:rPr>
-          <w:b/>
-          <w:bCs/>
-        </w:rPr>
-        <w:t xml:space="preserve">NFR-M:</w:t>
-      </w:r>
-      <w:r>
-        <w:t xml:space="preserve"> </w:t>
-      </w:r>
-      <w:r>
-        <w:t xml:space="preserve">mã AI tách hoàn toàn khỏi mã API (M1); bao phủ test tầng nghiệp vụ ≥ 70% (M2); type hint + docstring (M3); không hard-code đường dẫn (M4); thay bộ OCR không sửa tầng API (M5); lint tự động (M6) — M1 và M5</w:t>
-      </w:r>
-      <w:r>
-        <w:t xml:space="preserve"> </w:t>
-      </w:r>
-      <w:r>
-        <w:rPr>
-          <w:b/>
-          <w:bCs/>
-        </w:rPr>
-        <w:t xml:space="preserve">là yêu cầu kiến trúc</w:t>
-      </w:r>
-      <w:r>
-        <w:t xml:space="preserve">, lý do tồn tại của tầng AI độc lập (4.2).</w:t>
-      </w:r>
-      <w:r>
-        <w:t xml:space="preserve"> </w:t>
-      </w:r>
-      <w:r>
-        <w:rPr>
-          <w:b/>
-          <w:bCs/>
-        </w:rPr>
-        <w:t xml:space="preserve">NFR-S:</w:t>
-      </w:r>
-      <w:r>
-        <w:t xml:space="preserve"> </w:t>
-      </w:r>
-      <w:r>
-        <w:t xml:space="preserve">kiểm tra magic bytes; chống path traversal bằng tên tệp UUID; giới hạn kích thước phía máy chủ; CORS không ký tự đại diện; không log dữ liệu nhạy cảm; truy vấn tham số hoá qua ORM.</w:t>
-      </w:r>
-      <w:r>
-        <w:t xml:space="preserve"> </w:t>
-      </w:r>
-      <w:r>
-        <w:rPr>
-          <w:b/>
-          <w:bCs/>
-        </w:rPr>
-        <w:t xml:space="preserve">NFR-C:</w:t>
-      </w:r>
-      <w:r>
-        <w:t xml:space="preserve"> </w:t>
-      </w:r>
-      <w:r>
-        <w:t xml:space="preserve">chạy Windows/Linux/macOS qua Docker một lệnh;</w:t>
-      </w:r>
-      <w:r>
-        <w:t xml:space="preserve"> </w:t>
-      </w:r>
-      <w:r>
-        <w:rPr>
-          <w:b/>
-          <w:bCs/>
-        </w:rPr>
-        <w:t xml:space="preserve">không cần GPU là chế độ mặc định</w:t>
-      </w:r>
-      <w:r>
-        <w:t xml:space="preserve">; Chrome/Edge/Firefox; cài từ máy sạch ≤ 15 phút.</w:t>
-      </w:r>
-      <w:r>
-        <w:t xml:space="preserve"> </w:t>
-      </w:r>
-      <w:r>
-        <w:rPr>
-          <w:b/>
-          <w:bCs/>
-        </w:rPr>
-        <w:t xml:space="preserve">NFR-SC:</w:t>
-      </w:r>
-      <w:r>
-        <w:t xml:space="preserve"> </w:t>
-      </w:r>
-      <w:r>
-        <w:t xml:space="preserve">ổn định ≥ 5 yêu cầu đồng thời; không suy giảm ở 100.000 bản ghi; video nền không chặn yêu cầu khác.</w:t>
-      </w:r>
-    </w:p>
-    <w:p>
-      <w:pPr>
-        <w:pStyle w:val="BlockText"/>
-      </w:pPr>
-      <w:r>
-        <w:rPr>
-          <w:b/>
-          <w:bCs/>
-        </w:rPr>
-        <w:t xml:space="preserve">Giới hạn đã biết cần công bố.</w:t>
-      </w:r>
-      <w:r>
-        <w:t xml:space="preserve"> </w:t>
-      </w:r>
-      <w:r>
-        <w:t xml:space="preserve">SQLite chỉ cho</w:t>
-      </w:r>
-      <w:r>
-        <w:t xml:space="preserve"> </w:t>
-      </w:r>
-      <w:r>
-        <w:rPr>
-          <w:b/>
-          <w:bCs/>
-        </w:rPr>
-        <w:t xml:space="preserve">một tiến trình ghi tại một thời điểm</w:t>
-      </w:r>
-      <w:r>
-        <w:t xml:space="preserve"> </w:t>
-      </w:r>
-      <w:r>
-        <w:t xml:space="preserve">— chấp nhận được ở quy mô đồ án, nhưng phải nêu trong phần Hạn chế kèm hướng khắc phục (PostgreSQL) nếu triển khai thực tế.</w:t>
+        <w:t xml:space="preserve">Phụ lục này giữ</w:t>
+      </w:r>
+      <w:r>
+        <w:t xml:space="preserve"> </w:t>
+      </w:r>
+      <w:r>
+        <w:rPr>
+          <w:b/>
+          <w:bCs/>
+        </w:rPr>
+        <w:t xml:space="preserve">hiện vật thô</w:t>
+      </w:r>
+      <w:r>
+        <w:t xml:space="preserve"> </w:t>
+      </w:r>
+      <w:r>
+        <w:t xml:space="preserve">— thứ cần để tái lập chứ không cần để đọc hiểu.</w:t>
+      </w:r>
+      <w:r>
+        <w:t xml:space="preserve"> </w:t>
+      </w:r>
+      <w:r>
+        <w:t xml:space="preserve">Phụ lục B trình bày siêu tham số dưới dạng bảng đã biên tập. Tệp tham số nguyên</w:t>
+      </w:r>
+      <w:r>
+        <w:t xml:space="preserve"> </w:t>
+      </w:r>
+      <w:r>
+        <w:t xml:space="preserve">văn do thư viện sinh ra nằm trong kho mã tại</w:t>
+      </w:r>
+      <w:r>
+        <w:t xml:space="preserve"> </w:t>
+      </w:r>
+      <w:r>
+        <w:rPr>
+          <w:rStyle w:val="VerbatimChar"/>
+        </w:rPr>
+        <w:t xml:space="preserve">runs/</w:t>
+      </w:r>
+      <w:r>
+        <w:t xml:space="preserve">, vì một bảng biên tập lại</w:t>
+      </w:r>
+      <w:r>
+        <w:t xml:space="preserve"> </w:t>
+      </w:r>
+      <w:r>
+        <w:t xml:space="preserve">không thay được tệp gốc khi có người muốn chạy lại đúng lượt huấn luyện ấy.</w:t>
       </w:r>
     </w:p>
     <w:p>
@@ -58101,87 +56020,7 @@
         </w:pict>
       </w:r>
     </w:p>
-    <w:p>
-      <w:r>
-        <w:pict>
-          <v:rect style="width:0;height:1.5pt" o:hralign="center" o:hrstd="t" o:hr="t"/>
-        </w:pict>
-      </w:r>
-    </w:p>
-    <w:bookmarkEnd w:id="241"/>
-    <w:bookmarkEnd w:id="242"/>
-    <w:bookmarkEnd w:id="243"/>
-    <w:bookmarkStart w:id="245" w:name="Xca8a6b0a1c163d0021c70a30659365938cfbbe3"/>
-    <w:p>
-      <w:pPr>
-        <w:pStyle w:val="Heading2"/>
-      </w:pPr>
-      <w:r>
-        <w:t xml:space="preserve">Phụ lục O. Tệp cấu hình gốc, báo cáo đo và mã nguồn</w:t>
-      </w:r>
-    </w:p>
-    <w:p>
-      <w:pPr>
-        <w:pStyle w:val="FirstParagraph"/>
-      </w:pPr>
-      <w:r>
-        <w:t xml:space="preserve">Phụ lục này giữ</w:t>
-      </w:r>
-      <w:r>
-        <w:t xml:space="preserve"> </w:t>
-      </w:r>
-      <w:r>
-        <w:rPr>
-          <w:b/>
-          <w:bCs/>
-        </w:rPr>
-        <w:t xml:space="preserve">hiện vật thô</w:t>
-      </w:r>
-      <w:r>
-        <w:t xml:space="preserve"> </w:t>
-      </w:r>
-      <w:r>
-        <w:t xml:space="preserve">— thứ cần để tái lập chứ không cần để đọc hiểu.</w:t>
-      </w:r>
-      <w:r>
-        <w:t xml:space="preserve"> </w:t>
-      </w:r>
-      <w:r>
-        <w:t xml:space="preserve">Phụ lục B trình bày siêu tham số dưới dạng bảng đã biên tập. Tệp tham số nguyên</w:t>
-      </w:r>
-      <w:r>
-        <w:t xml:space="preserve"> </w:t>
-      </w:r>
-      <w:r>
-        <w:t xml:space="preserve">văn do thư viện sinh ra nằm trong kho mã tại</w:t>
-      </w:r>
-      <w:r>
-        <w:t xml:space="preserve"> </w:t>
-      </w:r>
-      <w:r>
-        <w:rPr>
-          <w:rStyle w:val="VerbatimChar"/>
-        </w:rPr>
-        <w:t xml:space="preserve">runs/</w:t>
-      </w:r>
-      <w:r>
-        <w:t xml:space="preserve">, vì một bảng biên tập lại</w:t>
-      </w:r>
-      <w:r>
-        <w:t xml:space="preserve"> </w:t>
-      </w:r>
-      <w:r>
-        <w:t xml:space="preserve">không thay được tệp gốc khi có người muốn chạy lại đúng lượt huấn luyện ấy.</w:t>
-      </w:r>
-    </w:p>
-    <w:p>
-      <w:r>
-        <w:pict>
-          <v:rect style="width:0;height:1.5pt" o:hralign="center" o:hrstd="t" o:hr="t"/>
-        </w:pict>
-      </w:r>
-    </w:p>
-    <w:bookmarkStart w:id="244" w:name="o2-danh-mục-báo-cáo-đo-dạng-json"/>
+    <w:bookmarkStart w:id="238" w:name="o2-danh-mục-báo-cáo-đo-dạng-json"/>
     <w:p>
       <w:pPr>
         <w:pStyle w:val="Heading3"/>
@@ -59118,9 +56957,9 @@
         <w:br w:type="page"/>
       </w:r>
     </w:p>
-    <w:bookmarkEnd w:id="244"/>
-    <w:bookmarkEnd w:id="245"/>
-    <w:bookmarkEnd w:id="246"/>
+    <w:bookmarkEnd w:id="238"/>
+    <w:bookmarkEnd w:id="239"/>
+    <w:bookmarkEnd w:id="240"/>
     <w:sectPr>
       <w:footnotePr>
         <w:numRestart w:val="eachSect"/>
@@ -59619,7 +57458,7 @@
     </w:rPrDefault>
     <w:pPrDefault>
       <w:pPr>
-        <w:spacing w:after="200"/>
+        <w:spacing w:after="120"/>
       </w:pPr>
     </w:pPrDefault>
   </w:docDefaults>

--- a/nop/01-do-an-tot-nghiep.docx
+++ b/nop/01-do-an-tot-nghiep.docx
@@ -51028,7 +51028,7 @@
       </w:r>
     </w:p>
     <w:bookmarkEnd w:id="223"/>
-    <w:bookmarkStart w:id="240" w:name="phụ-lục"/>
+    <w:bookmarkStart w:id="227" w:name="phụ-lục"/>
     <w:p>
       <w:pPr>
         <w:pStyle w:val="Heading1"/>
@@ -51037,84 +51037,31 @@
         <w:t xml:space="preserve">PHỤ LỤC</w:t>
       </w:r>
     </w:p>
+    <w:bookmarkStart w:id="224" w:name="phụ-lục-i-mã-vùng-biển-số"/>
+    <w:p>
+      <w:pPr>
+        <w:pStyle w:val="Heading2"/>
+      </w:pPr>
+      <w:r>
+        <w:t xml:space="preserve">Phụ lục I. Mã vùng biển số</w:t>
+      </w:r>
+    </w:p>
     <w:p>
       <w:pPr>
         <w:pStyle w:val="FirstParagraph"/>
       </w:pPr>
       <w:r>
-        <w:t xml:space="preserve">Phụ lục giữ phần tra cứu: quy mô mã nguồn, cấu hình huấn luyện, xuất xứ và giấy phép từng bộ dữ liệu, kết quả kiểm thử và đặc tả giao diện lập trình. Mọi số liệu lấy trực tiếp từ kho mã và các tệp kết quả đã lưu, không có số nào nhập tay.</w:t>
-      </w:r>
-    </w:p>
-    <w:p>
-      <w:r>
-        <w:pict>
-          <v:rect style="width:0;height:1.5pt" o:hralign="center" o:hrstd="t" o:hr="t"/>
-        </w:pict>
-      </w:r>
-    </w:p>
-    <w:bookmarkStart w:id="226" w:name="phụ-lục-a-mã-nguồn"/>
-    <w:p>
-      <w:pPr>
-        <w:pStyle w:val="Heading2"/>
-      </w:pPr>
-      <w:r>
-        <w:t xml:space="preserve">Phụ lục A. Mã nguồn</w:t>
-      </w:r>
-    </w:p>
-    <w:bookmarkStart w:id="224" w:name="a1-quy-mô"/>
-    <w:p>
-      <w:pPr>
-        <w:pStyle w:val="Heading3"/>
-      </w:pPr>
-      <w:r>
-        <w:t xml:space="preserve">A.1. Quy mô</w:t>
-      </w:r>
-    </w:p>
-    <w:p>
-      <w:pPr>
-        <w:pStyle w:val="FirstParagraph"/>
-      </w:pPr>
-      <w:r>
-        <w:t xml:space="preserve">Số liệu đếm trên kho mã tại thời điểm nộp, không tính thư mục phụ thuộc</w:t>
-      </w:r>
-      <w:r>
-        <w:t xml:space="preserve"> </w:t>
-      </w:r>
-      <w:r>
-        <w:t xml:space="preserve">(</w:t>
-      </w:r>
-      <w:r>
-        <w:rPr>
-          <w:rStyle w:val="VerbatimChar"/>
-        </w:rPr>
-        <w:t xml:space="preserve">node_modules</w:t>
-      </w:r>
-      <w:r>
-        <w:t xml:space="preserve">, môi trường ảo), dữ liệu ảnh, trọng số mô hình và các tệp sinh</w:t>
-      </w:r>
-      <w:r>
-        <w:t xml:space="preserve"> </w:t>
-      </w:r>
-      <w:r>
-        <w:t xml:space="preserve">tự động.</w:t>
-      </w:r>
-    </w:p>
-    <w:p>
-      <w:pPr>
-        <w:pStyle w:val="BodyText"/>
-      </w:pPr>
-      <w:r>
-        <w:rPr>
-          <w:b/>
-          <w:bCs/>
-        </w:rPr>
-        <w:t xml:space="preserve">Bảng A.1.</w:t>
-      </w:r>
-      <w:r>
-        <w:t xml:space="preserve"> </w:t>
-      </w:r>
-      <w:r>
-        <w:t xml:space="preserve">Quy mô mã nguồn theo thành phần</w:t>
+        <w:rPr>
+          <w:b/>
+          <w:bCs/>
+        </w:rPr>
+        <w:t xml:space="preserve">Bảng I.1.</w:t>
+      </w:r>
+      <w:r>
+        <w:t xml:space="preserve"> </w:t>
+      </w:r>
+      <w:r>
+        <w:t xml:space="preserve">81 mã vùng biển số đang sử dụng, dải 11–99</w:t>
       </w:r>
     </w:p>
     <w:tbl>
@@ -51124,10 +51071,15 @@
         <w:tblLook w:firstRow="1" w:lastRow="0" w:firstColumn="0" w:lastColumn="0" w:noHBand="0" w:noVBand="0" w:val="0020"/>
       </w:tblPr>
       <w:tblGrid>
-        <w:gridCol w:w="1980"/>
-        <w:gridCol w:w="1980"/>
-        <w:gridCol w:w="1980"/>
-        <w:gridCol w:w="1980"/>
+        <w:gridCol w:w="880"/>
+        <w:gridCol w:w="880"/>
+        <w:gridCol w:w="880"/>
+        <w:gridCol w:w="880"/>
+        <w:gridCol w:w="880"/>
+        <w:gridCol w:w="880"/>
+        <w:gridCol w:w="880"/>
+        <w:gridCol w:w="880"/>
+        <w:gridCol w:w="880"/>
       </w:tblGrid>
       <w:tr>
         <w:trPr>
@@ -51140,42 +51092,95 @@
               <w:pStyle w:val="Compact"/>
             </w:pPr>
             <w:r>
-              <w:t xml:space="preserve">Thành phần</w:t>
-            </w:r>
-          </w:p>
-        </w:tc>
-        <w:tc>
-          <w:tcPr/>
-          <w:p>
-            <w:pPr>
-              <w:pStyle w:val="Compact"/>
-            </w:pPr>
-            <w:r>
-              <w:t xml:space="preserve">Ngôn ngữ</w:t>
-            </w:r>
-          </w:p>
-        </w:tc>
-        <w:tc>
-          <w:tcPr/>
-          <w:p>
-            <w:pPr>
-              <w:pStyle w:val="Compact"/>
-              <w:jc w:val="right"/>
-            </w:pPr>
-            <w:r>
-              <w:t xml:space="preserve">Số tệp</w:t>
-            </w:r>
-          </w:p>
-        </w:tc>
-        <w:tc>
-          <w:tcPr/>
-          <w:p>
-            <w:pPr>
-              <w:pStyle w:val="Compact"/>
-              <w:jc w:val="right"/>
-            </w:pPr>
-            <w:r>
-              <w:t xml:space="preserve">Số dòng</w:t>
+              <w:t xml:space="preserve">11</w:t>
+            </w:r>
+          </w:p>
+        </w:tc>
+        <w:tc>
+          <w:tcPr/>
+          <w:p>
+            <w:pPr>
+              <w:pStyle w:val="Compact"/>
+            </w:pPr>
+            <w:r>
+              <w:t xml:space="preserve">12</w:t>
+            </w:r>
+          </w:p>
+        </w:tc>
+        <w:tc>
+          <w:tcPr/>
+          <w:p>
+            <w:pPr>
+              <w:pStyle w:val="Compact"/>
+            </w:pPr>
+            <w:r>
+              <w:t xml:space="preserve">14</w:t>
+            </w:r>
+          </w:p>
+        </w:tc>
+        <w:tc>
+          <w:tcPr/>
+          <w:p>
+            <w:pPr>
+              <w:pStyle w:val="Compact"/>
+            </w:pPr>
+            <w:r>
+              <w:t xml:space="preserve">15</w:t>
+            </w:r>
+          </w:p>
+        </w:tc>
+        <w:tc>
+          <w:tcPr/>
+          <w:p>
+            <w:pPr>
+              <w:pStyle w:val="Compact"/>
+            </w:pPr>
+            <w:r>
+              <w:t xml:space="preserve">16</w:t>
+            </w:r>
+          </w:p>
+        </w:tc>
+        <w:tc>
+          <w:tcPr/>
+          <w:p>
+            <w:pPr>
+              <w:pStyle w:val="Compact"/>
+            </w:pPr>
+            <w:r>
+              <w:t xml:space="preserve">17</w:t>
+            </w:r>
+          </w:p>
+        </w:tc>
+        <w:tc>
+          <w:tcPr/>
+          <w:p>
+            <w:pPr>
+              <w:pStyle w:val="Compact"/>
+            </w:pPr>
+            <w:r>
+              <w:t xml:space="preserve">18</w:t>
+            </w:r>
+          </w:p>
+        </w:tc>
+        <w:tc>
+          <w:tcPr/>
+          <w:p>
+            <w:pPr>
+              <w:pStyle w:val="Compact"/>
+            </w:pPr>
+            <w:r>
+              <w:t xml:space="preserve">19</w:t>
+            </w:r>
+          </w:p>
+        </w:tc>
+        <w:tc>
+          <w:tcPr/>
+          <w:p>
+            <w:pPr>
+              <w:pStyle w:val="Compact"/>
+            </w:pPr>
+            <w:r>
+              <w:t xml:space="preserve">20</w:t>
             </w:r>
           </w:p>
         </w:tc>
@@ -51188,51 +51193,95 @@
               <w:pStyle w:val="Compact"/>
             </w:pPr>
             <w:r>
-              <w:rPr>
-                <w:rStyle w:val="VerbatimChar"/>
-              </w:rPr>
-              <w:t xml:space="preserve">ai/</w:t>
-            </w:r>
-            <w:r>
-              <w:t xml:space="preserve"> </w:t>
-            </w:r>
-            <w:r>
-              <w:t xml:space="preserve">— tầng trí tuệ nhân tạo</w:t>
-            </w:r>
-          </w:p>
-        </w:tc>
-        <w:tc>
-          <w:tcPr/>
-          <w:p>
-            <w:pPr>
-              <w:pStyle w:val="Compact"/>
-            </w:pPr>
-            <w:r>
-              <w:t xml:space="preserve">Python</w:t>
-            </w:r>
-          </w:p>
-        </w:tc>
-        <w:tc>
-          <w:tcPr/>
-          <w:p>
-            <w:pPr>
-              <w:pStyle w:val="Compact"/>
-              <w:jc w:val="right"/>
-            </w:pPr>
-            <w:r>
-              <w:t xml:space="preserve">31</w:t>
-            </w:r>
-          </w:p>
-        </w:tc>
-        <w:tc>
-          <w:tcPr/>
-          <w:p>
-            <w:pPr>
-              <w:pStyle w:val="Compact"/>
-              <w:jc w:val="right"/>
-            </w:pPr>
-            <w:r>
-              <w:t xml:space="preserve">16.949</w:t>
+              <w:t xml:space="preserve">21</w:t>
+            </w:r>
+          </w:p>
+        </w:tc>
+        <w:tc>
+          <w:tcPr/>
+          <w:p>
+            <w:pPr>
+              <w:pStyle w:val="Compact"/>
+            </w:pPr>
+            <w:r>
+              <w:t xml:space="preserve">22</w:t>
+            </w:r>
+          </w:p>
+        </w:tc>
+        <w:tc>
+          <w:tcPr/>
+          <w:p>
+            <w:pPr>
+              <w:pStyle w:val="Compact"/>
+            </w:pPr>
+            <w:r>
+              <w:t xml:space="preserve">23</w:t>
+            </w:r>
+          </w:p>
+        </w:tc>
+        <w:tc>
+          <w:tcPr/>
+          <w:p>
+            <w:pPr>
+              <w:pStyle w:val="Compact"/>
+            </w:pPr>
+            <w:r>
+              <w:t xml:space="preserve">24</w:t>
+            </w:r>
+          </w:p>
+        </w:tc>
+        <w:tc>
+          <w:tcPr/>
+          <w:p>
+            <w:pPr>
+              <w:pStyle w:val="Compact"/>
+            </w:pPr>
+            <w:r>
+              <w:t xml:space="preserve">25</w:t>
+            </w:r>
+          </w:p>
+        </w:tc>
+        <w:tc>
+          <w:tcPr/>
+          <w:p>
+            <w:pPr>
+              <w:pStyle w:val="Compact"/>
+            </w:pPr>
+            <w:r>
+              <w:t xml:space="preserve">26</w:t>
+            </w:r>
+          </w:p>
+        </w:tc>
+        <w:tc>
+          <w:tcPr/>
+          <w:p>
+            <w:pPr>
+              <w:pStyle w:val="Compact"/>
+            </w:pPr>
+            <w:r>
+              <w:t xml:space="preserve">27</w:t>
+            </w:r>
+          </w:p>
+        </w:tc>
+        <w:tc>
+          <w:tcPr/>
+          <w:p>
+            <w:pPr>
+              <w:pStyle w:val="Compact"/>
+            </w:pPr>
+            <w:r>
+              <w:t xml:space="preserve">28</w:t>
+            </w:r>
+          </w:p>
+        </w:tc>
+        <w:tc>
+          <w:tcPr/>
+          <w:p>
+            <w:pPr>
+              <w:pStyle w:val="Compact"/>
+            </w:pPr>
+            <w:r>
+              <w:t xml:space="preserve">29</w:t>
             </w:r>
           </w:p>
         </w:tc>
@@ -51245,36 +51294,26 @@
               <w:pStyle w:val="Compact"/>
             </w:pPr>
             <w:r>
-              <w:rPr>
-                <w:rStyle w:val="VerbatimChar"/>
-              </w:rPr>
-              <w:t xml:space="preserve">scripts/</w:t>
-            </w:r>
-            <w:r>
-              <w:t xml:space="preserve"> </w:t>
-            </w:r>
-            <w:r>
-              <w:t xml:space="preserve">— công cụ dựng dữ liệu, đo đạc, xuất tài liệu</w:t>
-            </w:r>
-          </w:p>
-        </w:tc>
-        <w:tc>
-          <w:tcPr/>
-          <w:p>
-            <w:pPr>
-              <w:pStyle w:val="Compact"/>
-            </w:pPr>
-            <w:r>
-              <w:t xml:space="preserve">Python</w:t>
-            </w:r>
-          </w:p>
-        </w:tc>
-        <w:tc>
-          <w:tcPr/>
-          <w:p>
-            <w:pPr>
-              <w:pStyle w:val="Compact"/>
-              <w:jc w:val="right"/>
+              <w:t xml:space="preserve">30</w:t>
+            </w:r>
+          </w:p>
+        </w:tc>
+        <w:tc>
+          <w:tcPr/>
+          <w:p>
+            <w:pPr>
+              <w:pStyle w:val="Compact"/>
+            </w:pPr>
+            <w:r>
+              <w:t xml:space="preserve">31</w:t>
+            </w:r>
+          </w:p>
+        </w:tc>
+        <w:tc>
+          <w:tcPr/>
+          <w:p>
+            <w:pPr>
+              <w:pStyle w:val="Compact"/>
             </w:pPr>
             <w:r>
               <w:t xml:space="preserve">32</w:t>
@@ -51286,10 +51325,64 @@
           <w:p>
             <w:pPr>
               <w:pStyle w:val="Compact"/>
-              <w:jc w:val="right"/>
-            </w:pPr>
-            <w:r>
-              <w:t xml:space="preserve">17.395</w:t>
+            </w:pPr>
+            <w:r>
+              <w:t xml:space="preserve">33</w:t>
+            </w:r>
+          </w:p>
+        </w:tc>
+        <w:tc>
+          <w:tcPr/>
+          <w:p>
+            <w:pPr>
+              <w:pStyle w:val="Compact"/>
+            </w:pPr>
+            <w:r>
+              <w:t xml:space="preserve">34</w:t>
+            </w:r>
+          </w:p>
+        </w:tc>
+        <w:tc>
+          <w:tcPr/>
+          <w:p>
+            <w:pPr>
+              <w:pStyle w:val="Compact"/>
+            </w:pPr>
+            <w:r>
+              <w:t xml:space="preserve">35</w:t>
+            </w:r>
+          </w:p>
+        </w:tc>
+        <w:tc>
+          <w:tcPr/>
+          <w:p>
+            <w:pPr>
+              <w:pStyle w:val="Compact"/>
+            </w:pPr>
+            <w:r>
+              <w:t xml:space="preserve">36</w:t>
+            </w:r>
+          </w:p>
+        </w:tc>
+        <w:tc>
+          <w:tcPr/>
+          <w:p>
+            <w:pPr>
+              <w:pStyle w:val="Compact"/>
+            </w:pPr>
+            <w:r>
+              <w:t xml:space="preserve">37</w:t>
+            </w:r>
+          </w:p>
+        </w:tc>
+        <w:tc>
+          <w:tcPr/>
+          <w:p>
+            <w:pPr>
+              <w:pStyle w:val="Compact"/>
+            </w:pPr>
+            <w:r>
+              <w:t xml:space="preserve">38</w:t>
             </w:r>
           </w:p>
         </w:tc>
@@ -51302,51 +51395,95 @@
               <w:pStyle w:val="Compact"/>
             </w:pPr>
             <w:r>
-              <w:rPr>
-                <w:rStyle w:val="VerbatimChar"/>
-              </w:rPr>
-              <w:t xml:space="preserve">tests/</w:t>
-            </w:r>
-            <w:r>
-              <w:t xml:space="preserve"> </w:t>
-            </w:r>
-            <w:r>
-              <w:t xml:space="preserve">— kiểm thử tự động</w:t>
-            </w:r>
-          </w:p>
-        </w:tc>
-        <w:tc>
-          <w:tcPr/>
-          <w:p>
-            <w:pPr>
-              <w:pStyle w:val="Compact"/>
-            </w:pPr>
-            <w:r>
-              <w:t xml:space="preserve">Python</w:t>
-            </w:r>
-          </w:p>
-        </w:tc>
-        <w:tc>
-          <w:tcPr/>
-          <w:p>
-            <w:pPr>
-              <w:pStyle w:val="Compact"/>
-              <w:jc w:val="right"/>
-            </w:pPr>
-            <w:r>
-              <w:t xml:space="preserve">23</w:t>
-            </w:r>
-          </w:p>
-        </w:tc>
-        <w:tc>
-          <w:tcPr/>
-          <w:p>
-            <w:pPr>
-              <w:pStyle w:val="Compact"/>
-              <w:jc w:val="right"/>
-            </w:pPr>
-            <w:r>
-              <w:t xml:space="preserve">9.246</w:t>
+              <w:t xml:space="preserve">39</w:t>
+            </w:r>
+          </w:p>
+        </w:tc>
+        <w:tc>
+          <w:tcPr/>
+          <w:p>
+            <w:pPr>
+              <w:pStyle w:val="Compact"/>
+            </w:pPr>
+            <w:r>
+              <w:t xml:space="preserve">40</w:t>
+            </w:r>
+          </w:p>
+        </w:tc>
+        <w:tc>
+          <w:tcPr/>
+          <w:p>
+            <w:pPr>
+              <w:pStyle w:val="Compact"/>
+            </w:pPr>
+            <w:r>
+              <w:t xml:space="preserve">41</w:t>
+            </w:r>
+          </w:p>
+        </w:tc>
+        <w:tc>
+          <w:tcPr/>
+          <w:p>
+            <w:pPr>
+              <w:pStyle w:val="Compact"/>
+            </w:pPr>
+            <w:r>
+              <w:t xml:space="preserve">43</w:t>
+            </w:r>
+          </w:p>
+        </w:tc>
+        <w:tc>
+          <w:tcPr/>
+          <w:p>
+            <w:pPr>
+              <w:pStyle w:val="Compact"/>
+            </w:pPr>
+            <w:r>
+              <w:t xml:space="preserve">47</w:t>
+            </w:r>
+          </w:p>
+        </w:tc>
+        <w:tc>
+          <w:tcPr/>
+          <w:p>
+            <w:pPr>
+              <w:pStyle w:val="Compact"/>
+            </w:pPr>
+            <w:r>
+              <w:t xml:space="preserve">48</w:t>
+            </w:r>
+          </w:p>
+        </w:tc>
+        <w:tc>
+          <w:tcPr/>
+          <w:p>
+            <w:pPr>
+              <w:pStyle w:val="Compact"/>
+            </w:pPr>
+            <w:r>
+              <w:t xml:space="preserve">49</w:t>
+            </w:r>
+          </w:p>
+        </w:tc>
+        <w:tc>
+          <w:tcPr/>
+          <w:p>
+            <w:pPr>
+              <w:pStyle w:val="Compact"/>
+            </w:pPr>
+            <w:r>
+              <w:t xml:space="preserve">50</w:t>
+            </w:r>
+          </w:p>
+        </w:tc>
+        <w:tc>
+          <w:tcPr/>
+          <w:p>
+            <w:pPr>
+              <w:pStyle w:val="Compact"/>
+            </w:pPr>
+            <w:r>
+              <w:t xml:space="preserve">51</w:t>
             </w:r>
           </w:p>
         </w:tc>
@@ -51359,51 +51496,95 @@
               <w:pStyle w:val="Compact"/>
             </w:pPr>
             <w:r>
-              <w:rPr>
-                <w:rStyle w:val="VerbatimChar"/>
-              </w:rPr>
-              <w:t xml:space="preserve">backend/</w:t>
-            </w:r>
-            <w:r>
-              <w:t xml:space="preserve"> </w:t>
-            </w:r>
-            <w:r>
-              <w:t xml:space="preserve">— dịch vụ web và truy cập dữ liệu</w:t>
-            </w:r>
-          </w:p>
-        </w:tc>
-        <w:tc>
-          <w:tcPr/>
-          <w:p>
-            <w:pPr>
-              <w:pStyle w:val="Compact"/>
-            </w:pPr>
-            <w:r>
-              <w:t xml:space="preserve">Python</w:t>
-            </w:r>
-          </w:p>
-        </w:tc>
-        <w:tc>
-          <w:tcPr/>
-          <w:p>
-            <w:pPr>
-              <w:pStyle w:val="Compact"/>
-              <w:jc w:val="right"/>
-            </w:pPr>
-            <w:r>
-              <w:t xml:space="preserve">29</w:t>
-            </w:r>
-          </w:p>
-        </w:tc>
-        <w:tc>
-          <w:tcPr/>
-          <w:p>
-            <w:pPr>
-              <w:pStyle w:val="Compact"/>
-              <w:jc w:val="right"/>
-            </w:pPr>
-            <w:r>
-              <w:t xml:space="preserve">9.992</w:t>
+              <w:t xml:space="preserve">52</w:t>
+            </w:r>
+          </w:p>
+        </w:tc>
+        <w:tc>
+          <w:tcPr/>
+          <w:p>
+            <w:pPr>
+              <w:pStyle w:val="Compact"/>
+            </w:pPr>
+            <w:r>
+              <w:t xml:space="preserve">53</w:t>
+            </w:r>
+          </w:p>
+        </w:tc>
+        <w:tc>
+          <w:tcPr/>
+          <w:p>
+            <w:pPr>
+              <w:pStyle w:val="Compact"/>
+            </w:pPr>
+            <w:r>
+              <w:t xml:space="preserve">54</w:t>
+            </w:r>
+          </w:p>
+        </w:tc>
+        <w:tc>
+          <w:tcPr/>
+          <w:p>
+            <w:pPr>
+              <w:pStyle w:val="Compact"/>
+            </w:pPr>
+            <w:r>
+              <w:t xml:space="preserve">55</w:t>
+            </w:r>
+          </w:p>
+        </w:tc>
+        <w:tc>
+          <w:tcPr/>
+          <w:p>
+            <w:pPr>
+              <w:pStyle w:val="Compact"/>
+            </w:pPr>
+            <w:r>
+              <w:t xml:space="preserve">56</w:t>
+            </w:r>
+          </w:p>
+        </w:tc>
+        <w:tc>
+          <w:tcPr/>
+          <w:p>
+            <w:pPr>
+              <w:pStyle w:val="Compact"/>
+            </w:pPr>
+            <w:r>
+              <w:t xml:space="preserve">57</w:t>
+            </w:r>
+          </w:p>
+        </w:tc>
+        <w:tc>
+          <w:tcPr/>
+          <w:p>
+            <w:pPr>
+              <w:pStyle w:val="Compact"/>
+            </w:pPr>
+            <w:r>
+              <w:t xml:space="preserve">58</w:t>
+            </w:r>
+          </w:p>
+        </w:tc>
+        <w:tc>
+          <w:tcPr/>
+          <w:p>
+            <w:pPr>
+              <w:pStyle w:val="Compact"/>
+            </w:pPr>
+            <w:r>
+              <w:t xml:space="preserve">59</w:t>
+            </w:r>
+          </w:p>
+        </w:tc>
+        <w:tc>
+          <w:tcPr/>
+          <w:p>
+            <w:pPr>
+              <w:pStyle w:val="Compact"/>
+            </w:pPr>
+            <w:r>
+              <w:t xml:space="preserve">60</w:t>
             </w:r>
           </w:p>
         </w:tc>
@@ -51416,51 +51597,95 @@
               <w:pStyle w:val="Compact"/>
             </w:pPr>
             <w:r>
-              <w:rPr>
-                <w:rStyle w:val="VerbatimChar"/>
-              </w:rPr>
-              <w:t xml:space="preserve">frontend/</w:t>
-            </w:r>
-            <w:r>
-              <w:t xml:space="preserve"> </w:t>
-            </w:r>
-            <w:r>
-              <w:t xml:space="preserve">— giao diện người dùng</w:t>
-            </w:r>
-          </w:p>
-        </w:tc>
-        <w:tc>
-          <w:tcPr/>
-          <w:p>
-            <w:pPr>
-              <w:pStyle w:val="Compact"/>
-            </w:pPr>
-            <w:r>
-              <w:t xml:space="preserve">TypeScript / TSX / CSS</w:t>
-            </w:r>
-          </w:p>
-        </w:tc>
-        <w:tc>
-          <w:tcPr/>
-          <w:p>
-            <w:pPr>
-              <w:pStyle w:val="Compact"/>
-              <w:jc w:val="right"/>
-            </w:pPr>
-            <w:r>
-              <w:t xml:space="preserve">52</w:t>
-            </w:r>
-          </w:p>
-        </w:tc>
-        <w:tc>
-          <w:tcPr/>
-          <w:p>
-            <w:pPr>
-              <w:pStyle w:val="Compact"/>
-              <w:jc w:val="right"/>
-            </w:pPr>
-            <w:r>
-              <w:t xml:space="preserve">10.471</w:t>
+              <w:t xml:space="preserve">61</w:t>
+            </w:r>
+          </w:p>
+        </w:tc>
+        <w:tc>
+          <w:tcPr/>
+          <w:p>
+            <w:pPr>
+              <w:pStyle w:val="Compact"/>
+            </w:pPr>
+            <w:r>
+              <w:t xml:space="preserve">62</w:t>
+            </w:r>
+          </w:p>
+        </w:tc>
+        <w:tc>
+          <w:tcPr/>
+          <w:p>
+            <w:pPr>
+              <w:pStyle w:val="Compact"/>
+            </w:pPr>
+            <w:r>
+              <w:t xml:space="preserve">63</w:t>
+            </w:r>
+          </w:p>
+        </w:tc>
+        <w:tc>
+          <w:tcPr/>
+          <w:p>
+            <w:pPr>
+              <w:pStyle w:val="Compact"/>
+            </w:pPr>
+            <w:r>
+              <w:t xml:space="preserve">64</w:t>
+            </w:r>
+          </w:p>
+        </w:tc>
+        <w:tc>
+          <w:tcPr/>
+          <w:p>
+            <w:pPr>
+              <w:pStyle w:val="Compact"/>
+            </w:pPr>
+            <w:r>
+              <w:t xml:space="preserve">65</w:t>
+            </w:r>
+          </w:p>
+        </w:tc>
+        <w:tc>
+          <w:tcPr/>
+          <w:p>
+            <w:pPr>
+              <w:pStyle w:val="Compact"/>
+            </w:pPr>
+            <w:r>
+              <w:t xml:space="preserve">66</w:t>
+            </w:r>
+          </w:p>
+        </w:tc>
+        <w:tc>
+          <w:tcPr/>
+          <w:p>
+            <w:pPr>
+              <w:pStyle w:val="Compact"/>
+            </w:pPr>
+            <w:r>
+              <w:t xml:space="preserve">67</w:t>
+            </w:r>
+          </w:p>
+        </w:tc>
+        <w:tc>
+          <w:tcPr/>
+          <w:p>
+            <w:pPr>
+              <w:pStyle w:val="Compact"/>
+            </w:pPr>
+            <w:r>
+              <w:t xml:space="preserve">68</w:t>
+            </w:r>
+          </w:p>
+        </w:tc>
+        <w:tc>
+          <w:tcPr/>
+          <w:p>
+            <w:pPr>
+              <w:pStyle w:val="Compact"/>
+            </w:pPr>
+            <w:r>
+              <w:t xml:space="preserve">69</w:t>
             </w:r>
           </w:p>
         </w:tc>
@@ -51473,51 +51698,95 @@
               <w:pStyle w:val="Compact"/>
             </w:pPr>
             <w:r>
-              <w:rPr>
-                <w:rStyle w:val="VerbatimChar"/>
-              </w:rPr>
-              <w:t xml:space="preserve">ai/</w:t>
-            </w:r>
-            <w:r>
-              <w:t xml:space="preserve"> </w:t>
-            </w:r>
-            <w:r>
-              <w:t xml:space="preserve">— cấu hình huấn luyện và bộ dữ liệu</w:t>
-            </w:r>
-          </w:p>
-        </w:tc>
-        <w:tc>
-          <w:tcPr/>
-          <w:p>
-            <w:pPr>
-              <w:pStyle w:val="Compact"/>
-            </w:pPr>
-            <w:r>
-              <w:t xml:space="preserve">YAML</w:t>
-            </w:r>
-          </w:p>
-        </w:tc>
-        <w:tc>
-          <w:tcPr/>
-          <w:p>
-            <w:pPr>
-              <w:pStyle w:val="Compact"/>
-              <w:jc w:val="right"/>
-            </w:pPr>
-            <w:r>
-              <w:t xml:space="preserve">3</w:t>
-            </w:r>
-          </w:p>
-        </w:tc>
-        <w:tc>
-          <w:tcPr/>
-          <w:p>
-            <w:pPr>
-              <w:pStyle w:val="Compact"/>
-              <w:jc w:val="right"/>
-            </w:pPr>
-            <w:r>
-              <w:t xml:space="preserve">328</w:t>
+              <w:t xml:space="preserve">70</w:t>
+            </w:r>
+          </w:p>
+        </w:tc>
+        <w:tc>
+          <w:tcPr/>
+          <w:p>
+            <w:pPr>
+              <w:pStyle w:val="Compact"/>
+            </w:pPr>
+            <w:r>
+              <w:t xml:space="preserve">71</w:t>
+            </w:r>
+          </w:p>
+        </w:tc>
+        <w:tc>
+          <w:tcPr/>
+          <w:p>
+            <w:pPr>
+              <w:pStyle w:val="Compact"/>
+            </w:pPr>
+            <w:r>
+              <w:t xml:space="preserve">72</w:t>
+            </w:r>
+          </w:p>
+        </w:tc>
+        <w:tc>
+          <w:tcPr/>
+          <w:p>
+            <w:pPr>
+              <w:pStyle w:val="Compact"/>
+            </w:pPr>
+            <w:r>
+              <w:t xml:space="preserve">73</w:t>
+            </w:r>
+          </w:p>
+        </w:tc>
+        <w:tc>
+          <w:tcPr/>
+          <w:p>
+            <w:pPr>
+              <w:pStyle w:val="Compact"/>
+            </w:pPr>
+            <w:r>
+              <w:t xml:space="preserve">74</w:t>
+            </w:r>
+          </w:p>
+        </w:tc>
+        <w:tc>
+          <w:tcPr/>
+          <w:p>
+            <w:pPr>
+              <w:pStyle w:val="Compact"/>
+            </w:pPr>
+            <w:r>
+              <w:t xml:space="preserve">75</w:t>
+            </w:r>
+          </w:p>
+        </w:tc>
+        <w:tc>
+          <w:tcPr/>
+          <w:p>
+            <w:pPr>
+              <w:pStyle w:val="Compact"/>
+            </w:pPr>
+            <w:r>
+              <w:t xml:space="preserve">76</w:t>
+            </w:r>
+          </w:p>
+        </w:tc>
+        <w:tc>
+          <w:tcPr/>
+          <w:p>
+            <w:pPr>
+              <w:pStyle w:val="Compact"/>
+            </w:pPr>
+            <w:r>
+              <w:t xml:space="preserve">77</w:t>
+            </w:r>
+          </w:p>
+        </w:tc>
+        <w:tc>
+          <w:tcPr/>
+          <w:p>
+            <w:pPr>
+              <w:pStyle w:val="Compact"/>
+            </w:pPr>
+            <w:r>
+              <w:t xml:space="preserve">78</w:t>
             </w:r>
           </w:p>
         </w:tc>
@@ -51530,57 +51799,95 @@
               <w:pStyle w:val="Compact"/>
             </w:pPr>
             <w:r>
-              <w:rPr>
-                <w:rStyle w:val="VerbatimChar"/>
-              </w:rPr>
-              <w:t xml:space="preserve">deployment/</w:t>
-            </w:r>
-            <w:r>
-              <w:t xml:space="preserve">,</w:t>
-            </w:r>
-            <w:r>
-              <w:t xml:space="preserve"> </w:t>
-            </w:r>
-            <w:r>
-              <w:rPr>
-                <w:rStyle w:val="VerbatimChar"/>
-              </w:rPr>
-              <w:t xml:space="preserve">docker-compose.yml</w:t>
-            </w:r>
-          </w:p>
-        </w:tc>
-        <w:tc>
-          <w:tcPr/>
-          <w:p>
-            <w:pPr>
-              <w:pStyle w:val="Compact"/>
-            </w:pPr>
-            <w:r>
-              <w:t xml:space="preserve">Dockerfile / YAML</w:t>
-            </w:r>
-          </w:p>
-        </w:tc>
-        <w:tc>
-          <w:tcPr/>
-          <w:p>
-            <w:pPr>
-              <w:pStyle w:val="Compact"/>
-              <w:jc w:val="right"/>
-            </w:pPr>
-            <w:r>
-              <w:t xml:space="preserve">5</w:t>
-            </w:r>
-          </w:p>
-        </w:tc>
-        <w:tc>
-          <w:tcPr/>
-          <w:p>
-            <w:pPr>
-              <w:pStyle w:val="Compact"/>
-              <w:jc w:val="right"/>
-            </w:pPr>
-            <w:r>
-              <w:t xml:space="preserve">780</w:t>
+              <w:t xml:space="preserve">79</w:t>
+            </w:r>
+          </w:p>
+        </w:tc>
+        <w:tc>
+          <w:tcPr/>
+          <w:p>
+            <w:pPr>
+              <w:pStyle w:val="Compact"/>
+            </w:pPr>
+            <w:r>
+              <w:t xml:space="preserve">80</w:t>
+            </w:r>
+          </w:p>
+        </w:tc>
+        <w:tc>
+          <w:tcPr/>
+          <w:p>
+            <w:pPr>
+              <w:pStyle w:val="Compact"/>
+            </w:pPr>
+            <w:r>
+              <w:t xml:space="preserve">81</w:t>
+            </w:r>
+          </w:p>
+        </w:tc>
+        <w:tc>
+          <w:tcPr/>
+          <w:p>
+            <w:pPr>
+              <w:pStyle w:val="Compact"/>
+            </w:pPr>
+            <w:r>
+              <w:t xml:space="preserve">82</w:t>
+            </w:r>
+          </w:p>
+        </w:tc>
+        <w:tc>
+          <w:tcPr/>
+          <w:p>
+            <w:pPr>
+              <w:pStyle w:val="Compact"/>
+            </w:pPr>
+            <w:r>
+              <w:t xml:space="preserve">83</w:t>
+            </w:r>
+          </w:p>
+        </w:tc>
+        <w:tc>
+          <w:tcPr/>
+          <w:p>
+            <w:pPr>
+              <w:pStyle w:val="Compact"/>
+            </w:pPr>
+            <w:r>
+              <w:t xml:space="preserve">84</w:t>
+            </w:r>
+          </w:p>
+        </w:tc>
+        <w:tc>
+          <w:tcPr/>
+          <w:p>
+            <w:pPr>
+              <w:pStyle w:val="Compact"/>
+            </w:pPr>
+            <w:r>
+              <w:t xml:space="preserve">85</w:t>
+            </w:r>
+          </w:p>
+        </w:tc>
+        <w:tc>
+          <w:tcPr/>
+          <w:p>
+            <w:pPr>
+              <w:pStyle w:val="Compact"/>
+            </w:pPr>
+            <w:r>
+              <w:t xml:space="preserve">86</w:t>
+            </w:r>
+          </w:p>
+        </w:tc>
+        <w:tc>
+          <w:tcPr/>
+          <w:p>
+            <w:pPr>
+              <w:pStyle w:val="Compact"/>
+            </w:pPr>
+            <w:r>
+              <w:t xml:space="preserve">88</w:t>
             </w:r>
           </w:p>
         </w:tc>
@@ -51593,51 +51900,95 @@
               <w:pStyle w:val="Compact"/>
             </w:pPr>
             <w:r>
-              <w:rPr>
-                <w:b/>
-                <w:bCs/>
-              </w:rPr>
-              <w:t xml:space="preserve">Tổng</w:t>
-            </w:r>
-          </w:p>
-        </w:tc>
-        <w:tc>
-          <w:tcPr/>
-          <w:p>
-            <w:pPr>
-              <w:pStyle w:val="Compact"/>
-            </w:pPr>
-          </w:p>
-        </w:tc>
-        <w:tc>
-          <w:tcPr/>
-          <w:p>
-            <w:pPr>
-              <w:pStyle w:val="Compact"/>
-              <w:jc w:val="right"/>
-            </w:pPr>
-            <w:r>
-              <w:rPr>
-                <w:b/>
-                <w:bCs/>
-              </w:rPr>
-              <w:t xml:space="preserve">178</w:t>
-            </w:r>
-          </w:p>
-        </w:tc>
-        <w:tc>
-          <w:tcPr/>
-          <w:p>
-            <w:pPr>
-              <w:pStyle w:val="Compact"/>
-              <w:jc w:val="right"/>
-            </w:pPr>
-            <w:r>
-              <w:rPr>
-                <w:b/>
-                <w:bCs/>
-              </w:rPr>
-              <w:t xml:space="preserve">65.805</w:t>
+              <w:t xml:space="preserve">89</w:t>
+            </w:r>
+          </w:p>
+        </w:tc>
+        <w:tc>
+          <w:tcPr/>
+          <w:p>
+            <w:pPr>
+              <w:pStyle w:val="Compact"/>
+            </w:pPr>
+            <w:r>
+              <w:t xml:space="preserve">90</w:t>
+            </w:r>
+          </w:p>
+        </w:tc>
+        <w:tc>
+          <w:tcPr/>
+          <w:p>
+            <w:pPr>
+              <w:pStyle w:val="Compact"/>
+            </w:pPr>
+            <w:r>
+              <w:t xml:space="preserve">92</w:t>
+            </w:r>
+          </w:p>
+        </w:tc>
+        <w:tc>
+          <w:tcPr/>
+          <w:p>
+            <w:pPr>
+              <w:pStyle w:val="Compact"/>
+            </w:pPr>
+            <w:r>
+              <w:t xml:space="preserve">93</w:t>
+            </w:r>
+          </w:p>
+        </w:tc>
+        <w:tc>
+          <w:tcPr/>
+          <w:p>
+            <w:pPr>
+              <w:pStyle w:val="Compact"/>
+            </w:pPr>
+            <w:r>
+              <w:t xml:space="preserve">94</w:t>
+            </w:r>
+          </w:p>
+        </w:tc>
+        <w:tc>
+          <w:tcPr/>
+          <w:p>
+            <w:pPr>
+              <w:pStyle w:val="Compact"/>
+            </w:pPr>
+            <w:r>
+              <w:t xml:space="preserve">95</w:t>
+            </w:r>
+          </w:p>
+        </w:tc>
+        <w:tc>
+          <w:tcPr/>
+          <w:p>
+            <w:pPr>
+              <w:pStyle w:val="Compact"/>
+            </w:pPr>
+            <w:r>
+              <w:t xml:space="preserve">97</w:t>
+            </w:r>
+          </w:p>
+        </w:tc>
+        <w:tc>
+          <w:tcPr/>
+          <w:p>
+            <w:pPr>
+              <w:pStyle w:val="Compact"/>
+            </w:pPr>
+            <w:r>
+              <w:t xml:space="preserve">98</w:t>
+            </w:r>
+          </w:p>
+        </w:tc>
+        <w:tc>
+          <w:tcPr/>
+          <w:p>
+            <w:pPr>
+              <w:pStyle w:val="Compact"/>
+            </w:pPr>
+            <w:r>
+              <w:t xml:space="preserve">99</w:t>
             </w:r>
           </w:p>
         </w:tc>
@@ -51648,35 +51999,32 @@
         <w:pStyle w:val="BodyText"/>
       </w:pPr>
       <w:r>
-        <w:t xml:space="preserve">Tỷ trọng đáng chú ý: phần</w:t>
-      </w:r>
-      <w:r>
-        <w:t xml:space="preserve"> </w:t>
-      </w:r>
-      <w:r>
-        <w:rPr>
-          <w:b/>
-          <w:bCs/>
-        </w:rPr>
-        <w:t xml:space="preserve">kiểm thử và công cụ đo đạc</w:t>
-      </w:r>
-      <w:r>
-        <w:t xml:space="preserve"> </w:t>
-      </w:r>
-      <w:r>
-        <w:t xml:space="preserve">(</w:t>
+        <w:t xml:space="preserve">Dải 11–99 có 89 số;</w:t>
+      </w:r>
+      <w:r>
+        <w:t xml:space="preserve"> </w:t>
+      </w:r>
+      <w:r>
+        <w:rPr>
+          <w:b/>
+          <w:bCs/>
+        </w:rPr>
+        <w:t xml:space="preserve">8 mã chưa cấp</w:t>
+      </w:r>
+      <w:r>
+        <w:t xml:space="preserve">:</w:t>
+      </w:r>
+      <w:r>
+        <w:t xml:space="preserve"> </w:t>
       </w:r>
       <w:r>
         <w:rPr>
           <w:rStyle w:val="VerbatimChar"/>
         </w:rPr>
-        <w:t xml:space="preserve">tests/</w:t>
-      </w:r>
-      <w:r>
-        <w:t xml:space="preserve"> </w:t>
-      </w:r>
-      <w:r>
-        <w:t xml:space="preserve">+</w:t>
+        <w:t xml:space="preserve">13</w:t>
+      </w:r>
+      <w:r>
+        <w:t xml:space="preserve">,</w:t>
       </w:r>
       <w:r>
         <w:t xml:space="preserve"> </w:t>
@@ -51685,83 +52033,10 @@
         <w:rPr>
           <w:rStyle w:val="VerbatimChar"/>
         </w:rPr>
-        <w:t xml:space="preserve">scripts/</w:t>
-      </w:r>
-      <w:r>
-        <w:t xml:space="preserve">)</w:t>
-      </w:r>
-      <w:r>
-        <w:t xml:space="preserve"> </w:t>
-      </w:r>
-      <w:r>
-        <w:t xml:space="preserve">chiếm</w:t>
-      </w:r>
-      <w:r>
-        <w:t xml:space="preserve"> </w:t>
-      </w:r>
-      <w:r>
-        <w:rPr>
-          <w:b/>
-          <w:bCs/>
-        </w:rPr>
-        <w:t xml:space="preserve">26.641 dòng, tức 40,5%</w:t>
-      </w:r>
-      <w:r>
-        <w:t xml:space="preserve"> </w:t>
-      </w:r>
-      <w:r>
-        <w:t xml:space="preserve">toàn bộ mã nguồn — nhiều hơn cả tầng AI. Đây là</w:t>
-      </w:r>
-      <w:r>
-        <w:t xml:space="preserve"> </w:t>
-      </w:r>
-      <w:r>
-        <w:t xml:space="preserve">hệ quả trực tiếp của nguyên tắc trình bày đã nêu ở mục 5.1.2: mỗi con số công bố</w:t>
-      </w:r>
-      <w:r>
-        <w:t xml:space="preserve"> </w:t>
-      </w:r>
-      <w:r>
-        <w:t xml:space="preserve">trong Chương 5 phải sinh ra được bằng một lệnh chạy lại được.</w:t>
-      </w:r>
-    </w:p>
-    <w:bookmarkEnd w:id="224"/>
-    <w:bookmarkStart w:id="225" w:name="a2-tổ-chức-thư-mục"/>
-    <w:p>
-      <w:pPr>
-        <w:pStyle w:val="Heading3"/>
-      </w:pPr>
-      <w:r>
-        <w:t xml:space="preserve">A.2. Tổ chức thư mục</w:t>
-      </w:r>
-    </w:p>
-    <w:p>
-      <w:pPr>
-        <w:pStyle w:val="FirstParagraph"/>
-      </w:pPr>
-      <w:r>
-        <w:t xml:space="preserve">Cây thư mục và ranh giới giữa các tầng trình bày ở</w:t>
-      </w:r>
-      <w:r>
-        <w:t xml:space="preserve"> </w:t>
-      </w:r>
-      <w:r>
-        <w:rPr>
-          <w:b/>
-          <w:bCs/>
-        </w:rPr>
-        <w:t xml:space="preserve">mục 4.2.2</w:t>
-      </w:r>
-      <w:r>
-        <w:t xml:space="preserve">.</w:t>
-      </w:r>
-    </w:p>
-    <w:p>
-      <w:pPr>
-        <w:pStyle w:val="BodyText"/>
-      </w:pPr>
-      <w:r>
-        <w:t xml:space="preserve">Ranh giới quan trọng nhất trong cây thư mục:</w:t>
+        <w:t xml:space="preserve">42</w:t>
+      </w:r>
+      <w:r>
+        <w:t xml:space="preserve">,</w:t>
       </w:r>
       <w:r>
         <w:t xml:space="preserve"> </w:t>
@@ -51769,56 +52044,23 @@
       <w:r>
         <w:rPr>
           <w:rStyle w:val="VerbatimChar"/>
-          <w:b/>
-          <w:bCs/>
-        </w:rPr>
-        <w:t xml:space="preserve">ai/</w:t>
-      </w:r>
-      <w:r>
-        <w:rPr>
-          <w:b/>
-          <w:bCs/>
-        </w:rPr>
-        <w:t xml:space="preserve"> </w:t>
-      </w:r>
-      <w:r>
-        <w:rPr>
-          <w:b/>
-          <w:bCs/>
-        </w:rPr>
-        <w:t xml:space="preserve">không được import bất cứ</w:t>
-      </w:r>
-      <w:r>
-        <w:rPr>
-          <w:b/>
-          <w:bCs/>
-        </w:rPr>
-        <w:t xml:space="preserve"> </w:t>
-      </w:r>
-      <w:r>
-        <w:rPr>
-          <w:b/>
-          <w:bCs/>
-        </w:rPr>
-        <w:t xml:space="preserve">thứ gì từ</w:t>
-      </w:r>
-      <w:r>
-        <w:rPr>
-          <w:b/>
-          <w:bCs/>
-        </w:rPr>
+        </w:rPr>
+        <w:t xml:space="preserve">44</w:t>
+      </w:r>
+      <w:r>
+        <w:t xml:space="preserve">,</w:t>
+      </w:r>
+      <w:r>
         <w:t xml:space="preserve"> </w:t>
       </w:r>
       <w:r>
         <w:rPr>
           <w:rStyle w:val="VerbatimChar"/>
-          <w:b/>
-          <w:bCs/>
-        </w:rPr>
-        <w:t xml:space="preserve">backend/</w:t>
-      </w:r>
-      <w:r>
-        <w:t xml:space="preserve">. Ràng buộc này là NFR-M1 và được canh giữ tự động bởi</w:t>
+        </w:rPr>
+        <w:t xml:space="preserve">45</w:t>
+      </w:r>
+      <w:r>
+        <w:t xml:space="preserve">,</w:t>
       </w:r>
       <w:r>
         <w:t xml:space="preserve"> </w:t>
@@ -51827,19 +52069,75 @@
         <w:rPr>
           <w:rStyle w:val="VerbatimChar"/>
         </w:rPr>
-        <w:t xml:space="preserve">tests/test_architecture.py</w:t>
-      </w:r>
-      <w:r>
-        <w:t xml:space="preserve"> </w:t>
-      </w:r>
-      <w:r>
-        <w:t xml:space="preserve">— không phải bằng quy ước mà bằng một test sẽ fail</w:t>
-      </w:r>
-      <w:r>
-        <w:t xml:space="preserve"> </w:t>
-      </w:r>
-      <w:r>
-        <w:t xml:space="preserve">nếu ai đó vi phạm. Lý do và hệ quả trình bày ở mục 4.2.1 và 5.5.1.</w:t>
+        <w:t xml:space="preserve">46</w:t>
+      </w:r>
+      <w:r>
+        <w:t xml:space="preserve">,</w:t>
+      </w:r>
+      <w:r>
+        <w:t xml:space="preserve"> </w:t>
+      </w:r>
+      <w:r>
+        <w:rPr>
+          <w:rStyle w:val="VerbatimChar"/>
+        </w:rPr>
+        <w:t xml:space="preserve">87</w:t>
+      </w:r>
+      <w:r>
+        <w:t xml:space="preserve">,</w:t>
+      </w:r>
+      <w:r>
+        <w:t xml:space="preserve"> </w:t>
+      </w:r>
+      <w:r>
+        <w:rPr>
+          <w:rStyle w:val="VerbatimChar"/>
+        </w:rPr>
+        <w:t xml:space="preserve">91</w:t>
+      </w:r>
+      <w:r>
+        <w:t xml:space="preserve">,</w:t>
+      </w:r>
+      <w:r>
+        <w:t xml:space="preserve"> </w:t>
+      </w:r>
+      <w:r>
+        <w:rPr>
+          <w:rStyle w:val="VerbatimChar"/>
+        </w:rPr>
+        <w:t xml:space="preserve">96</w:t>
+      </w:r>
+      <w:r>
+        <w:t xml:space="preserve">. Từ 01/7/2025 cả nước còn</w:t>
+      </w:r>
+      <w:r>
+        <w:t xml:space="preserve"> </w:t>
+      </w:r>
+      <w:r>
+        <w:rPr>
+          <w:b/>
+          <w:bCs/>
+        </w:rPr>
+        <w:t xml:space="preserve">34 tỉnh, thành phố</w:t>
+      </w:r>
+      <w:r>
+        <w:t xml:space="preserve">, và ký hiệu sau hợp nhất</w:t>
+      </w:r>
+      <w:r>
+        <w:t xml:space="preserve"> </w:t>
+      </w:r>
+      <w:r>
+        <w:rPr>
+          <w:b/>
+          <w:bCs/>
+        </w:rPr>
+        <w:t xml:space="preserve">giữ toàn bộ ký hiệu của các địa phương được hợp nhất</w:t>
+      </w:r>
+      <w:r>
+        <w:t xml:space="preserve"> </w:t>
+      </w:r>
+      <w:r>
+        <w:t xml:space="preserve">— nên số mã vẫn nhiều hơn số tỉnh. Danh sách này là nguồn sinh ra nhóm bắt mã tỉnh trong biểu thức kiểm tra hợp lệ (mục 4.6.5), nên nó không thể lệch khỏi mã đang chạy.</w:t>
       </w:r>
     </w:p>
     <w:p>
@@ -51849,15 +52147,14 @@
         </w:pict>
       </w:r>
     </w:p>
-    <w:bookmarkEnd w:id="225"/>
-    <w:bookmarkEnd w:id="226"/>
-    <w:bookmarkStart w:id="227" w:name="phụ-lục-b-siêu-tham-số-huấn-luyện"/>
+    <w:bookmarkEnd w:id="224"/>
+    <w:bookmarkStart w:id="225" w:name="phụ-lục-ii-ghi-công-giấy-phép-bộ-dữ-liệu"/>
     <w:p>
       <w:pPr>
         <w:pStyle w:val="Heading2"/>
       </w:pPr>
       <w:r>
-        <w:t xml:space="preserve">Phụ lục B. Siêu tham số huấn luyện</w:t>
+        <w:t xml:space="preserve">Phụ lục II. Ghi công giấy phép bộ dữ liệu</w:t>
       </w:r>
     </w:p>
     <w:p>
@@ -51865,7 +52162,33 @@
         <w:pStyle w:val="FirstParagraph"/>
       </w:pPr>
       <w:r>
-        <w:t xml:space="preserve">Cấu hình đầy đủ của lượt huấn luyện sinh ra</w:t>
+        <w:t xml:space="preserve">Bộ dữ liệu hợp nhất từ bảy nguồn công khai.</w:t>
+      </w:r>
+      <w:r>
+        <w:t xml:space="preserve"> </w:t>
+      </w:r>
+      <w:r>
+        <w:rPr>
+          <w:b/>
+          <w:bCs/>
+        </w:rPr>
+        <w:t xml:space="preserve">Năm bộ phát hành theo giấy phép CC BY 4.0</w:t>
+      </w:r>
+      <w:r>
+        <w:t xml:space="preserve">, giấy phép này</w:t>
+      </w:r>
+      <w:r>
+        <w:t xml:space="preserve"> </w:t>
+      </w:r>
+      <w:r>
+        <w:rPr>
+          <w:b/>
+          <w:bCs/>
+        </w:rPr>
+        <w:t xml:space="preserve">bắt buộc ghi công tác giả</w:t>
+      </w:r>
+      <w:r>
+        <w:t xml:space="preserve">: Roboflow</w:t>
       </w:r>
       <w:r>
         <w:t xml:space="preserve"> </w:t>
@@ -51874,19 +52197,10 @@
         <w:rPr>
           <w:rStyle w:val="VerbatimChar"/>
         </w:rPr>
-        <w:t xml:space="preserve">models/best.pt</w:t>
-      </w:r>
-      <w:r>
-        <w:t xml:space="preserve"> </w:t>
-      </w:r>
-      <w:r>
-        <w:t xml:space="preserve">— mô hình được dùng</w:t>
-      </w:r>
-      <w:r>
-        <w:t xml:space="preserve"> </w:t>
-      </w:r>
-      <w:r>
-        <w:t xml:space="preserve">cho mọi số liệu công bố trong Chương 5. Nguồn:</w:t>
+        <w:t xml:space="preserve">school-fuhih/vietnamese-license-plate-tptd0</w:t>
+      </w:r>
+      <w:r>
+        <w:t xml:space="preserve">,</w:t>
       </w:r>
       <w:r>
         <w:t xml:space="preserve"> </w:t>
@@ -51895,1033 +52209,10 @@
         <w:rPr>
           <w:rStyle w:val="VerbatimChar"/>
         </w:rPr>
-        <w:t xml:space="preserve">runs/final-640-v3/args.yaml</w:t>
-      </w:r>
-      <w:r>
-        <w:t xml:space="preserve">.</w:t>
-      </w:r>
-    </w:p>
-    <w:p>
-      <w:pPr>
-        <w:pStyle w:val="BodyText"/>
-      </w:pPr>
-      <w:r>
-        <w:rPr>
-          <w:b/>
-          <w:bCs/>
-        </w:rPr>
-        <w:t xml:space="preserve">Bảng B.1.</w:t>
-      </w:r>
-      <w:r>
-        <w:t xml:space="preserve"> </w:t>
-      </w:r>
-      <w:r>
-        <w:t xml:space="preserve">Siêu tham số huấn luyện YOLO11n</w:t>
-      </w:r>
-    </w:p>
-    <w:tbl>
-      <w:tblPr>
-        <w:tblStyle w:val="Table"/>
-        <w:tblW w:type="auto" w:w="0"/>
-        <w:tblLook w:firstRow="1" w:lastRow="0" w:firstColumn="0" w:lastColumn="0" w:noHBand="0" w:noVBand="0" w:val="0020"/>
-      </w:tblPr>
-      <w:tblGrid>
-        <w:gridCol w:w="1980"/>
-        <w:gridCol w:w="1980"/>
-        <w:gridCol w:w="1980"/>
-        <w:gridCol w:w="1980"/>
-      </w:tblGrid>
-      <w:tr>
-        <w:trPr>
-          <w:tblHeader w:val="on"/>
-        </w:trPr>
-        <w:tc>
-          <w:tcPr/>
-          <w:p>
-            <w:pPr>
-              <w:pStyle w:val="Compact"/>
-            </w:pPr>
-            <w:r>
-              <w:t xml:space="preserve">Nhóm</w:t>
-            </w:r>
-          </w:p>
-        </w:tc>
-        <w:tc>
-          <w:tcPr/>
-          <w:p>
-            <w:pPr>
-              <w:pStyle w:val="Compact"/>
-            </w:pPr>
-            <w:r>
-              <w:t xml:space="preserve">Tham số</w:t>
-            </w:r>
-          </w:p>
-        </w:tc>
-        <w:tc>
-          <w:tcPr/>
-          <w:p>
-            <w:pPr>
-              <w:pStyle w:val="Compact"/>
-              <w:jc w:val="right"/>
-            </w:pPr>
-            <w:r>
-              <w:t xml:space="preserve">Giá trị</w:t>
-            </w:r>
-          </w:p>
-        </w:tc>
-        <w:tc>
-          <w:tcPr/>
-          <w:p>
-            <w:pPr>
-              <w:pStyle w:val="Compact"/>
-            </w:pPr>
-            <w:r>
-              <w:t xml:space="preserve">Ghi chú</w:t>
-            </w:r>
-          </w:p>
-        </w:tc>
-      </w:tr>
-      <w:tr>
-        <w:tc>
-          <w:tcPr/>
-          <w:p>
-            <w:pPr>
-              <w:pStyle w:val="Compact"/>
-            </w:pPr>
-            <w:r>
-              <w:t xml:space="preserve">Mô hình</w:t>
-            </w:r>
-          </w:p>
-        </w:tc>
-        <w:tc>
-          <w:tcPr/>
-          <w:p>
-            <w:pPr>
-              <w:pStyle w:val="Compact"/>
-            </w:pPr>
-            <w:r>
-              <w:rPr>
-                <w:rStyle w:val="VerbatimChar"/>
-              </w:rPr>
-              <w:t xml:space="preserve">model</w:t>
-            </w:r>
-          </w:p>
-        </w:tc>
-        <w:tc>
-          <w:tcPr/>
-          <w:p>
-            <w:pPr>
-              <w:pStyle w:val="Compact"/>
-              <w:jc w:val="right"/>
-            </w:pPr>
-            <w:r>
-              <w:rPr>
-                <w:rStyle w:val="VerbatimChar"/>
-              </w:rPr>
-              <w:t xml:space="preserve">yolo11n.pt</w:t>
-            </w:r>
-          </w:p>
-        </w:tc>
-        <w:tc>
-          <w:tcPr/>
-          <w:p>
-            <w:pPr>
-              <w:pStyle w:val="Compact"/>
-            </w:pPr>
-            <w:r>
-              <w:t xml:space="preserve">Khởi tạo từ trọng số tiền huấn luyện COCO</w:t>
-            </w:r>
-          </w:p>
-        </w:tc>
-      </w:tr>
-      <w:tr>
-        <w:tc>
-          <w:tcPr/>
-          <w:p>
-            <w:pPr>
-              <w:pStyle w:val="Compact"/>
-            </w:pPr>
-          </w:p>
-        </w:tc>
-        <w:tc>
-          <w:tcPr/>
-          <w:p>
-            <w:pPr>
-              <w:pStyle w:val="Compact"/>
-            </w:pPr>
-            <w:r>
-              <w:t xml:space="preserve">Số tham số</w:t>
-            </w:r>
-          </w:p>
-        </w:tc>
-        <w:tc>
-          <w:tcPr/>
-          <w:p>
-            <w:pPr>
-              <w:pStyle w:val="Compact"/>
-              <w:jc w:val="right"/>
-            </w:pPr>
-            <w:r>
-              <w:t xml:space="preserve">2.590.035</w:t>
-            </w:r>
-          </w:p>
-        </w:tc>
-        <w:tc>
-          <w:tcPr/>
-          <w:p>
-            <w:pPr>
-              <w:pStyle w:val="Compact"/>
-            </w:pPr>
-            <w:r>
-              <w:t xml:space="preserve">Biến thể nano — do ràng buộc CPU</w:t>
-            </w:r>
-          </w:p>
-        </w:tc>
-      </w:tr>
-      <w:tr>
-        <w:tc>
-          <w:tcPr/>
-          <w:p>
-            <w:pPr>
-              <w:pStyle w:val="Compact"/>
-            </w:pPr>
-            <w:r>
-              <w:t xml:space="preserve">Dữ liệu</w:t>
-            </w:r>
-          </w:p>
-        </w:tc>
-        <w:tc>
-          <w:tcPr/>
-          <w:p>
-            <w:pPr>
-              <w:pStyle w:val="Compact"/>
-            </w:pPr>
-            <w:r>
-              <w:rPr>
-                <w:rStyle w:val="VerbatimChar"/>
-              </w:rPr>
-              <w:t xml:space="preserve">data</w:t>
-            </w:r>
-          </w:p>
-        </w:tc>
-        <w:tc>
-          <w:tcPr/>
-          <w:p>
-            <w:pPr>
-              <w:pStyle w:val="Compact"/>
-              <w:jc w:val="right"/>
-            </w:pPr>
-            <w:r>
-              <w:rPr>
-                <w:rStyle w:val="VerbatimChar"/>
-              </w:rPr>
-              <w:t xml:space="preserve">yolo_v3/data.yaml</w:t>
-            </w:r>
-          </w:p>
-        </w:tc>
-        <w:tc>
-          <w:tcPr/>
-          <w:p>
-            <w:pPr>
-              <w:pStyle w:val="Compact"/>
-            </w:pPr>
-            <w:r>
-              <w:t xml:space="preserve">Phép chia tập v3</w:t>
-            </w:r>
-          </w:p>
-        </w:tc>
-      </w:tr>
-      <w:tr>
-        <w:tc>
-          <w:tcPr/>
-          <w:p>
-            <w:pPr>
-              <w:pStyle w:val="Compact"/>
-            </w:pPr>
-          </w:p>
-        </w:tc>
-        <w:tc>
-          <w:tcPr/>
-          <w:p>
-            <w:pPr>
-              <w:pStyle w:val="Compact"/>
-            </w:pPr>
-            <w:r>
-              <w:rPr>
-                <w:rStyle w:val="VerbatimChar"/>
-              </w:rPr>
-              <w:t xml:space="preserve">imgsz</w:t>
-            </w:r>
-          </w:p>
-        </w:tc>
-        <w:tc>
-          <w:tcPr/>
-          <w:p>
-            <w:pPr>
-              <w:pStyle w:val="Compact"/>
-              <w:jc w:val="right"/>
-            </w:pPr>
-            <w:r>
-              <w:t xml:space="preserve">640</w:t>
-            </w:r>
-          </w:p>
-        </w:tc>
-        <w:tc>
-          <w:tcPr/>
-          <w:p>
-            <w:pPr>
-              <w:pStyle w:val="Compact"/>
-            </w:pPr>
-            <w:r>
-              <w:t xml:space="preserve">Đúng độ phân giải mà NFR-A1/A2 đặt chỉ tiêu</w:t>
-            </w:r>
-          </w:p>
-        </w:tc>
-      </w:tr>
-      <w:tr>
-        <w:tc>
-          <w:tcPr/>
-          <w:p>
-            <w:pPr>
-              <w:pStyle w:val="Compact"/>
-            </w:pPr>
-          </w:p>
-        </w:tc>
-        <w:tc>
-          <w:tcPr/>
-          <w:p>
-            <w:pPr>
-              <w:pStyle w:val="Compact"/>
-            </w:pPr>
-            <w:r>
-              <w:rPr>
-                <w:rStyle w:val="VerbatimChar"/>
-              </w:rPr>
-              <w:t xml:space="preserve">fraction</w:t>
-            </w:r>
-          </w:p>
-        </w:tc>
-        <w:tc>
-          <w:tcPr/>
-          <w:p>
-            <w:pPr>
-              <w:pStyle w:val="Compact"/>
-              <w:jc w:val="right"/>
-            </w:pPr>
-            <w:r>
-              <w:t xml:space="preserve">1,0</w:t>
-            </w:r>
-          </w:p>
-        </w:tc>
-        <w:tc>
-          <w:tcPr/>
-          <w:p>
-            <w:pPr>
-              <w:pStyle w:val="Compact"/>
-            </w:pPr>
-            <w:r>
-              <w:t xml:space="preserve">Dùng toàn bộ dữ liệu</w:t>
-            </w:r>
-          </w:p>
-        </w:tc>
-      </w:tr>
-      <w:tr>
-        <w:tc>
-          <w:tcPr/>
-          <w:p>
-            <w:pPr>
-              <w:pStyle w:val="Compact"/>
-            </w:pPr>
-            <w:r>
-              <w:t xml:space="preserve">Lịch huấn luyện</w:t>
-            </w:r>
-          </w:p>
-        </w:tc>
-        <w:tc>
-          <w:tcPr/>
-          <w:p>
-            <w:pPr>
-              <w:pStyle w:val="Compact"/>
-            </w:pPr>
-            <w:r>
-              <w:rPr>
-                <w:rStyle w:val="VerbatimChar"/>
-              </w:rPr>
-              <w:t xml:space="preserve">epochs</w:t>
-            </w:r>
-          </w:p>
-        </w:tc>
-        <w:tc>
-          <w:tcPr/>
-          <w:p>
-            <w:pPr>
-              <w:pStyle w:val="Compact"/>
-              <w:jc w:val="right"/>
-            </w:pPr>
-            <w:r>
-              <w:t xml:space="preserve">20</w:t>
-            </w:r>
-          </w:p>
-        </w:tc>
-        <w:tc>
-          <w:tcPr/>
-          <w:p>
-            <w:pPr>
-              <w:pStyle w:val="Compact"/>
-            </w:pPr>
-          </w:p>
-        </w:tc>
-      </w:tr>
-      <w:tr>
-        <w:tc>
-          <w:tcPr/>
-          <w:p>
-            <w:pPr>
-              <w:pStyle w:val="Compact"/>
-            </w:pPr>
-          </w:p>
-        </w:tc>
-        <w:tc>
-          <w:tcPr/>
-          <w:p>
-            <w:pPr>
-              <w:pStyle w:val="Compact"/>
-            </w:pPr>
-            <w:r>
-              <w:rPr>
-                <w:rStyle w:val="VerbatimChar"/>
-              </w:rPr>
-              <w:t xml:space="preserve">patience</w:t>
-            </w:r>
-          </w:p>
-        </w:tc>
-        <w:tc>
-          <w:tcPr/>
-          <w:p>
-            <w:pPr>
-              <w:pStyle w:val="Compact"/>
-              <w:jc w:val="right"/>
-            </w:pPr>
-            <w:r>
-              <w:t xml:space="preserve">20</w:t>
-            </w:r>
-          </w:p>
-        </w:tc>
-        <w:tc>
-          <w:tcPr/>
-          <w:p>
-            <w:pPr>
-              <w:pStyle w:val="Compact"/>
-            </w:pPr>
-            <w:r>
-              <w:t xml:space="preserve">Dừng sớm không kích hoạt</w:t>
-            </w:r>
-          </w:p>
-        </w:tc>
-      </w:tr>
-      <w:tr>
-        <w:tc>
-          <w:tcPr/>
-          <w:p>
-            <w:pPr>
-              <w:pStyle w:val="Compact"/>
-            </w:pPr>
-          </w:p>
-        </w:tc>
-        <w:tc>
-          <w:tcPr/>
-          <w:p>
-            <w:pPr>
-              <w:pStyle w:val="Compact"/>
-            </w:pPr>
-            <w:r>
-              <w:rPr>
-                <w:rStyle w:val="VerbatimChar"/>
-              </w:rPr>
-              <w:t xml:space="preserve">batch</w:t>
-            </w:r>
-          </w:p>
-        </w:tc>
-        <w:tc>
-          <w:tcPr/>
-          <w:p>
-            <w:pPr>
-              <w:pStyle w:val="Compact"/>
-              <w:jc w:val="right"/>
-            </w:pPr>
-            <w:r>
-              <w:t xml:space="preserve">8</w:t>
-            </w:r>
-          </w:p>
-        </w:tc>
-        <w:tc>
-          <w:tcPr/>
-          <w:p>
-            <w:pPr>
-              <w:pStyle w:val="Compact"/>
-            </w:pPr>
-            <w:r>
-              <w:t xml:space="preserve">Giới hạn bởi RAM và tốc độ CPU</w:t>
-            </w:r>
-          </w:p>
-        </w:tc>
-      </w:tr>
-      <w:tr>
-        <w:tc>
-          <w:tcPr/>
-          <w:p>
-            <w:pPr>
-              <w:pStyle w:val="Compact"/>
-            </w:pPr>
-          </w:p>
-        </w:tc>
-        <w:tc>
-          <w:tcPr/>
-          <w:p>
-            <w:pPr>
-              <w:pStyle w:val="Compact"/>
-            </w:pPr>
-            <w:r>
-              <w:rPr>
-                <w:rStyle w:val="VerbatimChar"/>
-              </w:rPr>
-              <w:t xml:space="preserve">close_mosaic</w:t>
-            </w:r>
-          </w:p>
-        </w:tc>
-        <w:tc>
-          <w:tcPr/>
-          <w:p>
-            <w:pPr>
-              <w:pStyle w:val="Compact"/>
-              <w:jc w:val="right"/>
-            </w:pPr>
-            <w:r>
-              <w:t xml:space="preserve">10</w:t>
-            </w:r>
-          </w:p>
-        </w:tc>
-        <w:tc>
-          <w:tcPr/>
-          <w:p>
-            <w:pPr>
-              <w:pStyle w:val="Compact"/>
-            </w:pPr>
-            <w:r>
-              <w:t xml:space="preserve">Tắt mosaic trong 10 epoch cuối</w:t>
-            </w:r>
-          </w:p>
-        </w:tc>
-      </w:tr>
-      <w:tr>
-        <w:tc>
-          <w:tcPr/>
-          <w:p>
-            <w:pPr>
-              <w:pStyle w:val="Compact"/>
-            </w:pPr>
-            <w:r>
-              <w:t xml:space="preserve">Tối ưu hoá</w:t>
-            </w:r>
-          </w:p>
-        </w:tc>
-        <w:tc>
-          <w:tcPr/>
-          <w:p>
-            <w:pPr>
-              <w:pStyle w:val="Compact"/>
-            </w:pPr>
-            <w:r>
-              <w:rPr>
-                <w:rStyle w:val="VerbatimChar"/>
-              </w:rPr>
-              <w:t xml:space="preserve">optimizer</w:t>
-            </w:r>
-          </w:p>
-        </w:tc>
-        <w:tc>
-          <w:tcPr/>
-          <w:p>
-            <w:pPr>
-              <w:pStyle w:val="Compact"/>
-              <w:jc w:val="right"/>
-            </w:pPr>
-            <w:r>
-              <w:t xml:space="preserve">AdamW</w:t>
-            </w:r>
-          </w:p>
-        </w:tc>
-        <w:tc>
-          <w:tcPr/>
-          <w:p>
-            <w:pPr>
-              <w:pStyle w:val="Compact"/>
-            </w:pPr>
-          </w:p>
-        </w:tc>
-      </w:tr>
-      <w:tr>
-        <w:tc>
-          <w:tcPr/>
-          <w:p>
-            <w:pPr>
-              <w:pStyle w:val="Compact"/>
-            </w:pPr>
-          </w:p>
-        </w:tc>
-        <w:tc>
-          <w:tcPr/>
-          <w:p>
-            <w:pPr>
-              <w:pStyle w:val="Compact"/>
-            </w:pPr>
-            <w:r>
-              <w:rPr>
-                <w:rStyle w:val="VerbatimChar"/>
-              </w:rPr>
-              <w:t xml:space="preserve">lr0</w:t>
-            </w:r>
-            <w:r>
-              <w:t xml:space="preserve"> </w:t>
-            </w:r>
-            <w:r>
-              <w:t xml:space="preserve">/</w:t>
-            </w:r>
-            <w:r>
-              <w:t xml:space="preserve"> </w:t>
-            </w:r>
-            <w:r>
-              <w:rPr>
-                <w:rStyle w:val="VerbatimChar"/>
-              </w:rPr>
-              <w:t xml:space="preserve">lrf</w:t>
-            </w:r>
-          </w:p>
-        </w:tc>
-        <w:tc>
-          <w:tcPr/>
-          <w:p>
-            <w:pPr>
-              <w:pStyle w:val="Compact"/>
-              <w:jc w:val="right"/>
-            </w:pPr>
-            <w:r>
-              <w:t xml:space="preserve">0,001 / 0,01</w:t>
-            </w:r>
-          </w:p>
-        </w:tc>
-        <w:tc>
-          <w:tcPr/>
-          <w:p>
-            <w:pPr>
-              <w:pStyle w:val="Compact"/>
-            </w:pPr>
-            <w:r>
-              <w:t xml:space="preserve">Tốc độ học đầu và hệ số cuối</w:t>
-            </w:r>
-          </w:p>
-        </w:tc>
-      </w:tr>
-      <w:tr>
-        <w:tc>
-          <w:tcPr/>
-          <w:p>
-            <w:pPr>
-              <w:pStyle w:val="Compact"/>
-            </w:pPr>
-          </w:p>
-        </w:tc>
-        <w:tc>
-          <w:tcPr/>
-          <w:p>
-            <w:pPr>
-              <w:pStyle w:val="Compact"/>
-            </w:pPr>
-            <w:r>
-              <w:rPr>
-                <w:rStyle w:val="VerbatimChar"/>
-              </w:rPr>
-              <w:t xml:space="preserve">cos_lr</w:t>
-            </w:r>
-          </w:p>
-        </w:tc>
-        <w:tc>
-          <w:tcPr/>
-          <w:p>
-            <w:pPr>
-              <w:pStyle w:val="Compact"/>
-              <w:jc w:val="right"/>
-            </w:pPr>
-            <w:r>
-              <w:rPr>
-                <w:rStyle w:val="VerbatimChar"/>
-              </w:rPr>
-              <w:t xml:space="preserve">true</w:t>
-            </w:r>
-          </w:p>
-        </w:tc>
-        <w:tc>
-          <w:tcPr/>
-          <w:p>
-            <w:pPr>
-              <w:pStyle w:val="Compact"/>
-            </w:pPr>
-            <w:r>
-              <w:t xml:space="preserve">Lịch cosine</w:t>
-            </w:r>
-          </w:p>
-        </w:tc>
-      </w:tr>
-      <w:tr>
-        <w:tc>
-          <w:tcPr/>
-          <w:p>
-            <w:pPr>
-              <w:pStyle w:val="Compact"/>
-            </w:pPr>
-          </w:p>
-        </w:tc>
-        <w:tc>
-          <w:tcPr/>
-          <w:p>
-            <w:pPr>
-              <w:pStyle w:val="Compact"/>
-            </w:pPr>
-            <w:r>
-              <w:rPr>
-                <w:rStyle w:val="VerbatimChar"/>
-              </w:rPr>
-              <w:t xml:space="preserve">momentum</w:t>
-            </w:r>
-          </w:p>
-        </w:tc>
-        <w:tc>
-          <w:tcPr/>
-          <w:p>
-            <w:pPr>
-              <w:pStyle w:val="Compact"/>
-              <w:jc w:val="right"/>
-            </w:pPr>
-            <w:r>
-              <w:t xml:space="preserve">0,937</w:t>
-            </w:r>
-          </w:p>
-        </w:tc>
-        <w:tc>
-          <w:tcPr/>
-          <w:p>
-            <w:pPr>
-              <w:pStyle w:val="Compact"/>
-            </w:pPr>
-          </w:p>
-        </w:tc>
-      </w:tr>
-      <w:tr>
-        <w:tc>
-          <w:tcPr/>
-          <w:p>
-            <w:pPr>
-              <w:pStyle w:val="Compact"/>
-            </w:pPr>
-          </w:p>
-        </w:tc>
-        <w:tc>
-          <w:tcPr/>
-          <w:p>
-            <w:pPr>
-              <w:pStyle w:val="Compact"/>
-            </w:pPr>
-            <w:r>
-              <w:rPr>
-                <w:rStyle w:val="VerbatimChar"/>
-              </w:rPr>
-              <w:t xml:space="preserve">weight_decay</w:t>
-            </w:r>
-          </w:p>
-        </w:tc>
-        <w:tc>
-          <w:tcPr/>
-          <w:p>
-            <w:pPr>
-              <w:pStyle w:val="Compact"/>
-              <w:jc w:val="right"/>
-            </w:pPr>
-            <w:r>
-              <w:t xml:space="preserve">0,0005</w:t>
-            </w:r>
-          </w:p>
-        </w:tc>
-        <w:tc>
-          <w:tcPr/>
-          <w:p>
-            <w:pPr>
-              <w:pStyle w:val="Compact"/>
-            </w:pPr>
-          </w:p>
-        </w:tc>
-      </w:tr>
-      <w:tr>
-        <w:tc>
-          <w:tcPr/>
-          <w:p>
-            <w:pPr>
-              <w:pStyle w:val="Compact"/>
-            </w:pPr>
-          </w:p>
-        </w:tc>
-        <w:tc>
-          <w:tcPr/>
-          <w:p>
-            <w:pPr>
-              <w:pStyle w:val="Compact"/>
-            </w:pPr>
-            <w:r>
-              <w:rPr>
-                <w:rStyle w:val="VerbatimChar"/>
-              </w:rPr>
-              <w:t xml:space="preserve">warmup_epochs</w:t>
-            </w:r>
-          </w:p>
-        </w:tc>
-        <w:tc>
-          <w:tcPr/>
-          <w:p>
-            <w:pPr>
-              <w:pStyle w:val="Compact"/>
-              <w:jc w:val="right"/>
-            </w:pPr>
-            <w:r>
-              <w:t xml:space="preserve">3,0</w:t>
-            </w:r>
-          </w:p>
-        </w:tc>
-        <w:tc>
-          <w:tcPr/>
-          <w:p>
-            <w:pPr>
-              <w:pStyle w:val="Compact"/>
-            </w:pPr>
-          </w:p>
-        </w:tc>
-      </w:tr>
-      <w:tr>
-        <w:tc>
-          <w:tcPr/>
-          <w:p>
-            <w:pPr>
-              <w:pStyle w:val="Compact"/>
-            </w:pPr>
-            <w:r>
-              <w:t xml:space="preserve">Trọng số mất mát</w:t>
-            </w:r>
-          </w:p>
-        </w:tc>
-        <w:tc>
-          <w:tcPr/>
-          <w:p>
-            <w:pPr>
-              <w:pStyle w:val="Compact"/>
-            </w:pPr>
-            <w:r>
-              <w:rPr>
-                <w:rStyle w:val="VerbatimChar"/>
-              </w:rPr>
-              <w:t xml:space="preserve">box</w:t>
-            </w:r>
-            <w:r>
-              <w:t xml:space="preserve"> </w:t>
-            </w:r>
-            <w:r>
-              <w:t xml:space="preserve">/</w:t>
-            </w:r>
-            <w:r>
-              <w:t xml:space="preserve"> </w:t>
-            </w:r>
-            <w:r>
-              <w:rPr>
-                <w:rStyle w:val="VerbatimChar"/>
-              </w:rPr>
-              <w:t xml:space="preserve">cls</w:t>
-            </w:r>
-            <w:r>
-              <w:t xml:space="preserve"> </w:t>
-            </w:r>
-            <w:r>
-              <w:t xml:space="preserve">/</w:t>
-            </w:r>
-            <w:r>
-              <w:t xml:space="preserve"> </w:t>
-            </w:r>
-            <w:r>
-              <w:rPr>
-                <w:rStyle w:val="VerbatimChar"/>
-              </w:rPr>
-              <w:t xml:space="preserve">dfl</w:t>
-            </w:r>
-          </w:p>
-        </w:tc>
-        <w:tc>
-          <w:tcPr/>
-          <w:p>
-            <w:pPr>
-              <w:pStyle w:val="Compact"/>
-              <w:jc w:val="right"/>
-            </w:pPr>
-            <w:r>
-              <w:t xml:space="preserve">8,0 / 0,5 / 1,5</w:t>
-            </w:r>
-          </w:p>
-        </w:tc>
-        <w:tc>
-          <w:tcPr/>
-          <w:p>
-            <w:pPr>
-              <w:pStyle w:val="Compact"/>
-            </w:pPr>
-          </w:p>
-        </w:tc>
-      </w:tr>
-      <w:tr>
-        <w:tc>
-          <w:tcPr/>
-          <w:p>
-            <w:pPr>
-              <w:pStyle w:val="Compact"/>
-            </w:pPr>
-            <w:r>
-              <w:t xml:space="preserve">Tăng cường dữ liệu</w:t>
-            </w:r>
-          </w:p>
-        </w:tc>
-        <w:tc>
-          <w:tcPr/>
-          <w:p>
-            <w:pPr>
-              <w:pStyle w:val="Compact"/>
-            </w:pPr>
-            <w:r>
-              <w:rPr>
-                <w:rStyle w:val="VerbatimChar"/>
-              </w:rPr>
-              <w:t xml:space="preserve">hsv_h</w:t>
-            </w:r>
-            <w:r>
-              <w:t xml:space="preserve"> </w:t>
-            </w:r>
-            <w:r>
-              <w:t xml:space="preserve">/</w:t>
-            </w:r>
-            <w:r>
-              <w:t xml:space="preserve"> </w:t>
-            </w:r>
-            <w:r>
-              <w:rPr>
-                <w:rStyle w:val="VerbatimChar"/>
-              </w:rPr>
-              <w:t xml:space="preserve">hsv_s</w:t>
-            </w:r>
-            <w:r>
-              <w:t xml:space="preserve"> </w:t>
-            </w:r>
-            <w:r>
-              <w:t xml:space="preserve">/</w:t>
-            </w:r>
-            <w:r>
-              <w:t xml:space="preserve"> </w:t>
-            </w:r>
-            <w:r>
-              <w:rPr>
-                <w:rStyle w:val="VerbatimChar"/>
-              </w:rPr>
-              <w:t xml:space="preserve">hsv_v</w:t>
-            </w:r>
-          </w:p>
-        </w:tc>
-        <w:tc>
-          <w:tcPr/>
-          <w:p>
-            <w:pPr>
-              <w:pStyle w:val="Compact"/>
-              <w:jc w:val="right"/>
-            </w:pPr>
-            <w:r>
-              <w:t xml:space="preserve">0,015 / 0,7 / 0,4</w:t>
-            </w:r>
-          </w:p>
-        </w:tc>
-        <w:tc>
-          <w:tcPr/>
-          <w:p>
-            <w:pPr>
-              <w:pStyle w:val="Compact"/>
-            </w:pPr>
-          </w:p>
-        </w:tc>
-      </w:tr>
-      <w:tr>
-        <w:tc>
-          <w:tcPr/>
-          <w:p>
-            <w:pPr>
-              <w:pStyle w:val="Compact"/>
-            </w:pPr>
-            <w:r>
-              <w:t xml:space="preserve">Thiết bị</w:t>
-            </w:r>
-          </w:p>
-        </w:tc>
-        <w:tc>
-          <w:tcPr/>
-          <w:p>
-            <w:pPr>
-              <w:pStyle w:val="Compact"/>
-            </w:pPr>
-            <w:r>
-              <w:rPr>
-                <w:rStyle w:val="VerbatimChar"/>
-              </w:rPr>
-              <w:t xml:space="preserve">device</w:t>
-            </w:r>
-          </w:p>
-        </w:tc>
-        <w:tc>
-          <w:tcPr/>
-          <w:p>
-            <w:pPr>
-              <w:pStyle w:val="Compact"/>
-              <w:jc w:val="right"/>
-            </w:pPr>
-            <w:r>
-              <w:rPr>
-                <w:rStyle w:val="VerbatimChar"/>
-              </w:rPr>
-              <w:t xml:space="preserve">cpu</w:t>
-            </w:r>
-          </w:p>
-        </w:tc>
-        <w:tc>
-          <w:tcPr/>
-          <w:p>
-            <w:pPr>
-              <w:pStyle w:val="Compact"/>
-            </w:pPr>
-            <w:r>
-              <w:t xml:space="preserve">Không có GPU CUDA (ràng buộc CON-02)</w:t>
-            </w:r>
-          </w:p>
-        </w:tc>
-      </w:tr>
-    </w:tbl>
-    <w:p>
-      <w:pPr>
-        <w:pStyle w:val="BodyText"/>
-      </w:pPr>
-      <w:r>
-        <w:rPr>
-          <w:b/>
-          <w:bCs/>
-        </w:rPr>
-        <w:t xml:space="preserve">Giải thích chi tiết hai giá trị.</w:t>
+        <w:t xml:space="preserve">traffic-camera/vietnam-license-plate-hayn8</w:t>
+      </w:r>
+      <w:r>
+        <w:t xml:space="preserve">,</w:t>
       </w:r>
       <w:r>
         <w:t xml:space="preserve"> </w:t>
@@ -52930,19 +52221,10 @@
         <w:rPr>
           <w:rStyle w:val="VerbatimChar"/>
         </w:rPr>
-        <w:t xml:space="preserve">batch = 8</w:t>
-      </w:r>
-      <w:r>
-        <w:t xml:space="preserve"> </w:t>
-      </w:r>
-      <w:r>
-        <w:t xml:space="preserve">không phải lựa chọn tối ưu mà</w:t>
-      </w:r>
-      <w:r>
-        <w:t xml:space="preserve"> </w:t>
-      </w:r>
-      <w:r>
-        <w:t xml:space="preserve">là giới hạn phần cứng;</w:t>
+        <w:t xml:space="preserve">eric-nguyen-knfxn/vietnam-license-plate-curhr</w:t>
+      </w:r>
+      <w:r>
+        <w:t xml:space="preserve">,</w:t>
       </w:r>
       <w:r>
         <w:t xml:space="preserve"> </w:t>
@@ -52951,69 +52233,84 @@
         <w:rPr>
           <w:rStyle w:val="VerbatimChar"/>
         </w:rPr>
-        <w:t xml:space="preserve">epochs = 20</w:t>
-      </w:r>
-      <w:r>
-        <w:t xml:space="preserve"> </w:t>
-      </w:r>
-      <w:r>
-        <w:t xml:space="preserve">là con số bị ngân sách thời gian CPU quyết</w:t>
-      </w:r>
-      <w:r>
-        <w:t xml:space="preserve"> </w:t>
-      </w:r>
-      <w:r>
-        <w:t xml:space="preserve">định chứ không phải điểm hội tụ — chi phí và hệ quả của cả hai trình bày ở mục</w:t>
-      </w:r>
-      <w:r>
-        <w:t xml:space="preserve"> </w:t>
-      </w:r>
-      <w:r>
-        <w:t xml:space="preserve">4.5.1 và 3.6.</w:t>
-      </w:r>
-    </w:p>
-    <w:p>
-      <w:pPr>
-        <w:pStyle w:val="BodyText"/>
-      </w:pPr>
-      <w:r>
-        <w:t xml:space="preserve">Cấu hình tinh chỉnh bộ nhận dạng ký tự (30 epoch, 6.672 mẫu, bộ ký tự 36) trình</w:t>
-      </w:r>
-      <w:r>
-        <w:t xml:space="preserve"> </w:t>
-      </w:r>
-      <w:r>
-        <w:t xml:space="preserve">bày tại mục 4.5.3 cùng kết quả đo bốn cấu hình.</w:t>
-      </w:r>
-      <w:r>
-        <w:t xml:space="preserve"> </w:t>
-      </w:r>
-      <w:r>
-        <w:rPr>
-          <w:b/>
-          <w:bCs/>
-        </w:rPr>
-        <w:t xml:space="preserve">Bản bàn giao không dùng mô hình</w:t>
-      </w:r>
-      <w:r>
-        <w:rPr>
-          <w:b/>
-          <w:bCs/>
-        </w:rPr>
-        <w:t xml:space="preserve"> </w:t>
-      </w:r>
-      <w:r>
-        <w:rPr>
-          <w:b/>
-          <w:bCs/>
-        </w:rPr>
-        <w:t xml:space="preserve">tinh chỉnh</w:t>
-      </w:r>
-      <w:r>
-        <w:t xml:space="preserve"> </w:t>
-      </w:r>
-      <w:r>
-        <w:t xml:space="preserve">— lý do ở cùng mục.</w:t>
+        <w:t xml:space="preserve">demo-tracking/license-plate-vietnam-car</w:t>
+      </w:r>
+      <w:r>
+        <w:t xml:space="preserve">, và</w:t>
+      </w:r>
+      <w:r>
+        <w:t xml:space="preserve"> </w:t>
+      </w:r>
+      <w:r>
+        <w:rPr>
+          <w:rStyle w:val="VerbatimChar"/>
+        </w:rPr>
+        <w:t xml:space="preserve">tran-ngoc-xuan-tin-k15-hcm-dpuid/vietnam-license-plate-h8t3n</w:t>
+      </w:r>
+      <w:r>
+        <w:t xml:space="preserve">. Bộ</w:t>
+      </w:r>
+      <w:r>
+        <w:t xml:space="preserve"> </w:t>
+      </w:r>
+      <w:r>
+        <w:rPr>
+          <w:rStyle w:val="VerbatimChar"/>
+        </w:rPr>
+        <w:t xml:space="preserve">cuong-ta-ulxex/vietnamese-car-license-plate</w:t>
+      </w:r>
+      <w:r>
+        <w:t xml:space="preserve"> </w:t>
+      </w:r>
+      <w:r>
+        <w:t xml:space="preserve">được người đăng tự khai Public Domain — đồ án</w:t>
+      </w:r>
+      <w:r>
+        <w:t xml:space="preserve"> </w:t>
+      </w:r>
+      <w:r>
+        <w:rPr>
+          <w:b/>
+          <w:bCs/>
+        </w:rPr>
+        <w:t xml:space="preserve">không khẳng định</w:t>
+      </w:r>
+      <w:r>
+        <w:t xml:space="preserve"> </w:t>
+      </w:r>
+      <w:r>
+        <w:t xml:space="preserve">điều đó vì ảnh nguồn có dấu hiệu là ảnh báo chí. Bộ</w:t>
+      </w:r>
+      <w:r>
+        <w:t xml:space="preserve"> </w:t>
+      </w:r>
+      <w:r>
+        <w:rPr>
+          <w:rStyle w:val="VerbatimChar"/>
+        </w:rPr>
+        <w:t xml:space="preserve">hoanglvuit/Vietnam_License_Plate_Segment_Datasets</w:t>
+      </w:r>
+      <w:r>
+        <w:t xml:space="preserve"> </w:t>
+      </w:r>
+      <w:r>
+        <w:t xml:space="preserve">trên HuggingFace</w:t>
+      </w:r>
+      <w:r>
+        <w:t xml:space="preserve"> </w:t>
+      </w:r>
+      <w:r>
+        <w:rPr>
+          <w:b/>
+          <w:bCs/>
+        </w:rPr>
+        <w:t xml:space="preserve">chưa xác nhận được giấy phép</w:t>
+      </w:r>
+      <w:r>
+        <w:t xml:space="preserve"> </w:t>
+      </w:r>
+      <w:r>
+        <w:t xml:space="preserve">và đóng góp 28,91% ngữ liệu; đây là rủi ro pháp lý được nêu ở mục 6.2 chứ không phải chi tiết bỏ qua được.</w:t>
       </w:r>
     </w:p>
     <w:p>
@@ -53023,23 +52320,14 @@
         </w:pict>
       </w:r>
     </w:p>
-    <w:bookmarkEnd w:id="227"/>
-    <w:bookmarkStart w:id="229" w:name="phụ-lục-c-bộ-dữ-liệu"/>
+    <w:bookmarkEnd w:id="225"/>
+    <w:bookmarkStart w:id="226" w:name="phụ-lục-iii-nơi-tra-cứu-phần-chi-tiết"/>
     <w:p>
       <w:pPr>
         <w:pStyle w:val="Heading2"/>
       </w:pPr>
       <w:r>
-        <w:t xml:space="preserve">Phụ lục C. Bộ dữ liệu</w:t>
-      </w:r>
-    </w:p>
-    <w:bookmarkStart w:id="228" w:name="Xf13a66160a76b51942284da13ebd03c025f7130"/>
-    <w:p>
-      <w:pPr>
-        <w:pStyle w:val="Heading3"/>
-      </w:pPr>
-      <w:r>
-        <w:t xml:space="preserve">C.1. Nguồn và giấy phép — nhánh phát hiện biển số</w:t>
+        <w:t xml:space="preserve">Phụ lục III. Nơi tra cứu phần chi tiết</w:t>
       </w:r>
     </w:p>
     <w:p>
@@ -53047,991 +52335,7 @@
         <w:pStyle w:val="FirstParagraph"/>
       </w:pPr>
       <w:r>
-        <w:rPr>
-          <w:b/>
-          <w:bCs/>
-        </w:rPr>
-        <w:t xml:space="preserve">Bảng C.1.</w:t>
-      </w:r>
-      <w:r>
-        <w:t xml:space="preserve"> </w:t>
-      </w:r>
-      <w:r>
-        <w:t xml:space="preserve">Bảy bộ dữ liệu đã hợp nhất, kèm giấy phép và số ảnh còn lại</w:t>
-      </w:r>
-    </w:p>
-    <w:tbl>
-      <w:tblPr>
-        <w:tblStyle w:val="Table"/>
-        <w:tblW w:type="auto" w:w="0"/>
-        <w:tblLook w:firstRow="1" w:lastRow="0" w:firstColumn="0" w:lastColumn="0" w:noHBand="0" w:noVBand="0" w:val="0020"/>
-      </w:tblPr>
-      <w:tblGrid>
-        <w:gridCol w:w="1320"/>
-        <w:gridCol w:w="1320"/>
-        <w:gridCol w:w="1320"/>
-        <w:gridCol w:w="1320"/>
-        <w:gridCol w:w="1320"/>
-        <w:gridCol w:w="1320"/>
-      </w:tblGrid>
-      <w:tr>
-        <w:trPr>
-          <w:tblHeader w:val="on"/>
-        </w:trPr>
-        <w:tc>
-          <w:tcPr/>
-          <w:p>
-            <w:pPr>
-              <w:pStyle w:val="Compact"/>
-            </w:pPr>
-            <w:r>
-              <w:t xml:space="preserve">#</w:t>
-            </w:r>
-          </w:p>
-        </w:tc>
-        <w:tc>
-          <w:tcPr/>
-          <w:p>
-            <w:pPr>
-              <w:pStyle w:val="Compact"/>
-            </w:pPr>
-            <w:r>
-              <w:t xml:space="preserve">Bộ (slug)</w:t>
-            </w:r>
-          </w:p>
-        </w:tc>
-        <w:tc>
-          <w:tcPr/>
-          <w:p>
-            <w:pPr>
-              <w:pStyle w:val="Compact"/>
-            </w:pPr>
-            <w:r>
-              <w:t xml:space="preserve">Nguồn</w:t>
-            </w:r>
-          </w:p>
-        </w:tc>
-        <w:tc>
-          <w:tcPr/>
-          <w:p>
-            <w:pPr>
-              <w:pStyle w:val="Compact"/>
-            </w:pPr>
-            <w:r>
-              <w:t xml:space="preserve">Giấy phép</w:t>
-            </w:r>
-          </w:p>
-        </w:tc>
-        <w:tc>
-          <w:tcPr/>
-          <w:p>
-            <w:pPr>
-              <w:pStyle w:val="Compact"/>
-              <w:jc w:val="right"/>
-            </w:pPr>
-            <w:r>
-              <w:t xml:space="preserve">Vào gộp</w:t>
-            </w:r>
-          </w:p>
-        </w:tc>
-        <w:tc>
-          <w:tcPr/>
-          <w:p>
-            <w:pPr>
-              <w:pStyle w:val="Compact"/>
-              <w:jc w:val="right"/>
-            </w:pPr>
-            <w:r>
-              <w:t xml:space="preserve">Còn lại</w:t>
-            </w:r>
-          </w:p>
-        </w:tc>
-      </w:tr>
-      <w:tr>
-        <w:tc>
-          <w:tcPr/>
-          <w:p>
-            <w:pPr>
-              <w:pStyle w:val="Compact"/>
-            </w:pPr>
-            <w:r>
-              <w:t xml:space="preserve">1</w:t>
-            </w:r>
-          </w:p>
-        </w:tc>
-        <w:tc>
-          <w:tcPr/>
-          <w:p>
-            <w:pPr>
-              <w:pStyle w:val="Compact"/>
-            </w:pPr>
-            <w:r>
-              <w:rPr>
-                <w:rStyle w:val="VerbatimChar"/>
-              </w:rPr>
-              <w:t xml:space="preserve">roboflow_school_fuhih</w:t>
-            </w:r>
-          </w:p>
-        </w:tc>
-        <w:tc>
-          <w:tcPr/>
-          <w:p>
-            <w:pPr>
-              <w:pStyle w:val="Compact"/>
-            </w:pPr>
-            <w:r>
-              <w:t xml:space="preserve">Roboflow</w:t>
-            </w:r>
-            <w:r>
-              <w:t xml:space="preserve"> </w:t>
-            </w:r>
-            <w:r>
-              <w:rPr>
-                <w:rStyle w:val="VerbatimChar"/>
-              </w:rPr>
-              <w:t xml:space="preserve">school-fuhih/vietnamese-license-plate-tptd0</w:t>
-            </w:r>
-            <w:r>
-              <w:t xml:space="preserve"> </w:t>
-            </w:r>
-            <w:r>
-              <w:t xml:space="preserve">v1</w:t>
-            </w:r>
-          </w:p>
-        </w:tc>
-        <w:tc>
-          <w:tcPr/>
-          <w:p>
-            <w:pPr>
-              <w:pStyle w:val="Compact"/>
-            </w:pPr>
-            <w:r>
-              <w:t xml:space="preserve">CC BY 4.0</w:t>
-            </w:r>
-          </w:p>
-        </w:tc>
-        <w:tc>
-          <w:tcPr/>
-          <w:p>
-            <w:pPr>
-              <w:pStyle w:val="Compact"/>
-              <w:jc w:val="right"/>
-            </w:pPr>
-            <w:r>
-              <w:t xml:space="preserve">8.357</w:t>
-            </w:r>
-          </w:p>
-        </w:tc>
-        <w:tc>
-          <w:tcPr/>
-          <w:p>
-            <w:pPr>
-              <w:pStyle w:val="Compact"/>
-              <w:jc w:val="right"/>
-            </w:pPr>
-            <w:r>
-              <w:t xml:space="preserve">6.868</w:t>
-            </w:r>
-          </w:p>
-        </w:tc>
-      </w:tr>
-      <w:tr>
-        <w:tc>
-          <w:tcPr/>
-          <w:p>
-            <w:pPr>
-              <w:pStyle w:val="Compact"/>
-            </w:pPr>
-            <w:r>
-              <w:t xml:space="preserve">2</w:t>
-            </w:r>
-          </w:p>
-        </w:tc>
-        <w:tc>
-          <w:tcPr/>
-          <w:p>
-            <w:pPr>
-              <w:pStyle w:val="Compact"/>
-            </w:pPr>
-            <w:r>
-              <w:rPr>
-                <w:rStyle w:val="VerbatimChar"/>
-              </w:rPr>
-              <w:t xml:space="preserve">hf_vn_plates_segment</w:t>
-            </w:r>
-          </w:p>
-        </w:tc>
-        <w:tc>
-          <w:tcPr/>
-          <w:p>
-            <w:pPr>
-              <w:pStyle w:val="Compact"/>
-            </w:pPr>
-            <w:r>
-              <w:t xml:space="preserve">HuggingFace</w:t>
-            </w:r>
-            <w:r>
-              <w:t xml:space="preserve"> </w:t>
-            </w:r>
-            <w:r>
-              <w:rPr>
-                <w:rStyle w:val="VerbatimChar"/>
-              </w:rPr>
-              <w:t xml:space="preserve">hoanglvuit/Vietnam_License_Plate_Segment_Datasets</w:t>
-            </w:r>
-          </w:p>
-        </w:tc>
-        <w:tc>
-          <w:tcPr/>
-          <w:p>
-            <w:pPr>
-              <w:pStyle w:val="Compact"/>
-            </w:pPr>
-            <w:r>
-              <w:t xml:space="preserve">⚠️ chưa xác nhận</w:t>
-            </w:r>
-          </w:p>
-        </w:tc>
-        <w:tc>
-          <w:tcPr/>
-          <w:p>
-            <w:pPr>
-              <w:pStyle w:val="Compact"/>
-              <w:jc w:val="right"/>
-            </w:pPr>
-            <w:r>
-              <w:t xml:space="preserve">4.578</w:t>
-            </w:r>
-          </w:p>
-        </w:tc>
-        <w:tc>
-          <w:tcPr/>
-          <w:p>
-            <w:pPr>
-              <w:pStyle w:val="Compact"/>
-              <w:jc w:val="right"/>
-            </w:pPr>
-            <w:r>
-              <w:t xml:space="preserve">4.375</w:t>
-            </w:r>
-          </w:p>
-        </w:tc>
-      </w:tr>
-      <w:tr>
-        <w:tc>
-          <w:tcPr/>
-          <w:p>
-            <w:pPr>
-              <w:pStyle w:val="Compact"/>
-            </w:pPr>
-            <w:r>
-              <w:t xml:space="preserve">3</w:t>
-            </w:r>
-          </w:p>
-        </w:tc>
-        <w:tc>
-          <w:tcPr/>
-          <w:p>
-            <w:pPr>
-              <w:pStyle w:val="Compact"/>
-            </w:pPr>
-            <w:r>
-              <w:rPr>
-                <w:rStyle w:val="VerbatimChar"/>
-              </w:rPr>
-              <w:t xml:space="preserve">roboflow_traffic_camera</w:t>
-            </w:r>
-          </w:p>
-        </w:tc>
-        <w:tc>
-          <w:tcPr/>
-          <w:p>
-            <w:pPr>
-              <w:pStyle w:val="Compact"/>
-            </w:pPr>
-            <w:r>
-              <w:t xml:space="preserve">Roboflow</w:t>
-            </w:r>
-            <w:r>
-              <w:t xml:space="preserve"> </w:t>
-            </w:r>
-            <w:r>
-              <w:rPr>
-                <w:rStyle w:val="VerbatimChar"/>
-              </w:rPr>
-              <w:t xml:space="preserve">traffic-camera/vietnam-license-plate-hayn8</w:t>
-            </w:r>
-            <w:r>
-              <w:t xml:space="preserve"> </w:t>
-            </w:r>
-            <w:r>
-              <w:t xml:space="preserve">v4</w:t>
-            </w:r>
-          </w:p>
-        </w:tc>
-        <w:tc>
-          <w:tcPr/>
-          <w:p>
-            <w:pPr>
-              <w:pStyle w:val="Compact"/>
-            </w:pPr>
-            <w:r>
-              <w:t xml:space="preserve">CC BY 4.0</w:t>
-            </w:r>
-          </w:p>
-        </w:tc>
-        <w:tc>
-          <w:tcPr/>
-          <w:p>
-            <w:pPr>
-              <w:pStyle w:val="Compact"/>
-              <w:jc w:val="right"/>
-            </w:pPr>
-            <w:r>
-              <w:t xml:space="preserve">3.843</w:t>
-            </w:r>
-          </w:p>
-        </w:tc>
-        <w:tc>
-          <w:tcPr/>
-          <w:p>
-            <w:pPr>
-              <w:pStyle w:val="Compact"/>
-              <w:jc w:val="right"/>
-            </w:pPr>
-            <w:r>
-              <w:t xml:space="preserve">3.162</w:t>
-            </w:r>
-          </w:p>
-        </w:tc>
-      </w:tr>
-      <w:tr>
-        <w:tc>
-          <w:tcPr/>
-          <w:p>
-            <w:pPr>
-              <w:pStyle w:val="Compact"/>
-            </w:pPr>
-            <w:r>
-              <w:t xml:space="preserve">4</w:t>
-            </w:r>
-          </w:p>
-        </w:tc>
-        <w:tc>
-          <w:tcPr/>
-          <w:p>
-            <w:pPr>
-              <w:pStyle w:val="Compact"/>
-            </w:pPr>
-            <w:r>
-              <w:rPr>
-                <w:rStyle w:val="VerbatimChar"/>
-              </w:rPr>
-              <w:t xml:space="preserve">roboflow_eric_nguyen</w:t>
-            </w:r>
-          </w:p>
-        </w:tc>
-        <w:tc>
-          <w:tcPr/>
-          <w:p>
-            <w:pPr>
-              <w:pStyle w:val="Compact"/>
-            </w:pPr>
-            <w:r>
-              <w:t xml:space="preserve">Roboflow</w:t>
-            </w:r>
-            <w:r>
-              <w:t xml:space="preserve"> </w:t>
-            </w:r>
-            <w:r>
-              <w:rPr>
-                <w:rStyle w:val="VerbatimChar"/>
-              </w:rPr>
-              <w:t xml:space="preserve">eric-nguyen-knfxn/vietnam-license-plate-curhr</w:t>
-            </w:r>
-            <w:r>
-              <w:t xml:space="preserve"> </w:t>
-            </w:r>
-            <w:r>
-              <w:t xml:space="preserve">v1</w:t>
-            </w:r>
-          </w:p>
-        </w:tc>
-        <w:tc>
-          <w:tcPr/>
-          <w:p>
-            <w:pPr>
-              <w:pStyle w:val="Compact"/>
-            </w:pPr>
-            <w:r>
-              <w:t xml:space="preserve">CC BY 4.0</w:t>
-            </w:r>
-          </w:p>
-        </w:tc>
-        <w:tc>
-          <w:tcPr/>
-          <w:p>
-            <w:pPr>
-              <w:pStyle w:val="Compact"/>
-              <w:jc w:val="right"/>
-            </w:pPr>
-            <w:r>
-              <w:t xml:space="preserve">840</w:t>
-            </w:r>
-          </w:p>
-        </w:tc>
-        <w:tc>
-          <w:tcPr/>
-          <w:p>
-            <w:pPr>
-              <w:pStyle w:val="Compact"/>
-              <w:jc w:val="right"/>
-            </w:pPr>
-            <w:r>
-              <w:t xml:space="preserve">353</w:t>
-            </w:r>
-          </w:p>
-        </w:tc>
-      </w:tr>
-      <w:tr>
-        <w:tc>
-          <w:tcPr/>
-          <w:p>
-            <w:pPr>
-              <w:pStyle w:val="Compact"/>
-            </w:pPr>
-            <w:r>
-              <w:t xml:space="preserve">5</w:t>
-            </w:r>
-          </w:p>
-        </w:tc>
-        <w:tc>
-          <w:tcPr/>
-          <w:p>
-            <w:pPr>
-              <w:pStyle w:val="Compact"/>
-            </w:pPr>
-            <w:r>
-              <w:rPr>
-                <w:rStyle w:val="VerbatimChar"/>
-              </w:rPr>
-              <w:t xml:space="preserve">roboflow_demo_tracking</w:t>
-            </w:r>
-          </w:p>
-        </w:tc>
-        <w:tc>
-          <w:tcPr/>
-          <w:p>
-            <w:pPr>
-              <w:pStyle w:val="Compact"/>
-            </w:pPr>
-            <w:r>
-              <w:t xml:space="preserve">Roboflow</w:t>
-            </w:r>
-            <w:r>
-              <w:t xml:space="preserve"> </w:t>
-            </w:r>
-            <w:r>
-              <w:rPr>
-                <w:rStyle w:val="VerbatimChar"/>
-              </w:rPr>
-              <w:t xml:space="preserve">demo-tracking/license-plate-vietnam-car</w:t>
-            </w:r>
-            <w:r>
-              <w:t xml:space="preserve"> </w:t>
-            </w:r>
-            <w:r>
-              <w:t xml:space="preserve">v2</w:t>
-            </w:r>
-          </w:p>
-        </w:tc>
-        <w:tc>
-          <w:tcPr/>
-          <w:p>
-            <w:pPr>
-              <w:pStyle w:val="Compact"/>
-            </w:pPr>
-            <w:r>
-              <w:t xml:space="preserve">CC BY 4.0</w:t>
-            </w:r>
-          </w:p>
-        </w:tc>
-        <w:tc>
-          <w:tcPr/>
-          <w:p>
-            <w:pPr>
-              <w:pStyle w:val="Compact"/>
-              <w:jc w:val="right"/>
-            </w:pPr>
-            <w:r>
-              <w:t xml:space="preserve">236</w:t>
-            </w:r>
-          </w:p>
-        </w:tc>
-        <w:tc>
-          <w:tcPr/>
-          <w:p>
-            <w:pPr>
-              <w:pStyle w:val="Compact"/>
-              <w:jc w:val="right"/>
-            </w:pPr>
-            <w:r>
-              <w:t xml:space="preserve">235</w:t>
-            </w:r>
-          </w:p>
-        </w:tc>
-      </w:tr>
-      <w:tr>
-        <w:tc>
-          <w:tcPr/>
-          <w:p>
-            <w:pPr>
-              <w:pStyle w:val="Compact"/>
-            </w:pPr>
-            <w:r>
-              <w:t xml:space="preserve">6</w:t>
-            </w:r>
-          </w:p>
-        </w:tc>
-        <w:tc>
-          <w:tcPr/>
-          <w:p>
-            <w:pPr>
-              <w:pStyle w:val="Compact"/>
-            </w:pPr>
-            <w:r>
-              <w:rPr>
-                <w:rStyle w:val="VerbatimChar"/>
-              </w:rPr>
-              <w:t xml:space="preserve">roboflow_cuong_ta</w:t>
-            </w:r>
-          </w:p>
-        </w:tc>
-        <w:tc>
-          <w:tcPr/>
-          <w:p>
-            <w:pPr>
-              <w:pStyle w:val="Compact"/>
-            </w:pPr>
-            <w:r>
-              <w:t xml:space="preserve">Roboflow</w:t>
-            </w:r>
-            <w:r>
-              <w:t xml:space="preserve"> </w:t>
-            </w:r>
-            <w:r>
-              <w:rPr>
-                <w:rStyle w:val="VerbatimChar"/>
-              </w:rPr>
-              <w:t xml:space="preserve">cuong-ta-ulxex/vietnamese-car-license-plate</w:t>
-            </w:r>
-            <w:r>
-              <w:t xml:space="preserve"> </w:t>
-            </w:r>
-            <w:r>
-              <w:t xml:space="preserve">v1</w:t>
-            </w:r>
-          </w:p>
-        </w:tc>
-        <w:tc>
-          <w:tcPr/>
-          <w:p>
-            <w:pPr>
-              <w:pStyle w:val="Compact"/>
-            </w:pPr>
-            <w:r>
-              <w:t xml:space="preserve">Public Domain</w:t>
-            </w:r>
-            <w:r>
-              <w:t xml:space="preserve"> </w:t>
-            </w:r>
-            <w:r>
-              <w:rPr>
-                <w:i/>
-                <w:iCs/>
-              </w:rPr>
-              <w:t xml:space="preserve">(người đăng tự khai)</w:t>
-            </w:r>
-          </w:p>
-        </w:tc>
-        <w:tc>
-          <w:tcPr/>
-          <w:p>
-            <w:pPr>
-              <w:pStyle w:val="Compact"/>
-              <w:jc w:val="right"/>
-            </w:pPr>
-            <w:r>
-              <w:t xml:space="preserve">8.254</w:t>
-            </w:r>
-          </w:p>
-        </w:tc>
-        <w:tc>
-          <w:tcPr/>
-          <w:p>
-            <w:pPr>
-              <w:pStyle w:val="Compact"/>
-              <w:jc w:val="right"/>
-            </w:pPr>
-            <w:r>
-              <w:t xml:space="preserve">140</w:t>
-            </w:r>
-          </w:p>
-        </w:tc>
-      </w:tr>
-      <w:tr>
-        <w:tc>
-          <w:tcPr/>
-          <w:p>
-            <w:pPr>
-              <w:pStyle w:val="Compact"/>
-            </w:pPr>
-            <w:r>
-              <w:t xml:space="preserve">7</w:t>
-            </w:r>
-          </w:p>
-        </w:tc>
-        <w:tc>
-          <w:tcPr/>
-          <w:p>
-            <w:pPr>
-              <w:pStyle w:val="Compact"/>
-            </w:pPr>
-            <w:r>
-              <w:rPr>
-                <w:rStyle w:val="VerbatimChar"/>
-              </w:rPr>
-              <w:t xml:space="preserve">roboflow_tran_ngoc_xuan_tin</w:t>
-            </w:r>
-          </w:p>
-        </w:tc>
-        <w:tc>
-          <w:tcPr/>
-          <w:p>
-            <w:pPr>
-              <w:pStyle w:val="Compact"/>
-            </w:pPr>
-            <w:r>
-              <w:t xml:space="preserve">Roboflow</w:t>
-            </w:r>
-            <w:r>
-              <w:t xml:space="preserve"> </w:t>
-            </w:r>
-            <w:r>
-              <w:rPr>
-                <w:rStyle w:val="VerbatimChar"/>
-              </w:rPr>
-              <w:t xml:space="preserve">tran-ngoc-xuan-tin-k15-hcm-dpuid/vietnam-license-plate-h8t3n</w:t>
-            </w:r>
-            <w:r>
-              <w:t xml:space="preserve"> </w:t>
-            </w:r>
-            <w:r>
-              <w:t xml:space="preserve">v1</w:t>
-            </w:r>
-          </w:p>
-        </w:tc>
-        <w:tc>
-          <w:tcPr/>
-          <w:p>
-            <w:pPr>
-              <w:pStyle w:val="Compact"/>
-            </w:pPr>
-            <w:r>
-              <w:t xml:space="preserve">CC BY 4.0</w:t>
-            </w:r>
-          </w:p>
-        </w:tc>
-        <w:tc>
-          <w:tcPr/>
-          <w:p>
-            <w:pPr>
-              <w:pStyle w:val="Compact"/>
-              <w:jc w:val="right"/>
-            </w:pPr>
-            <w:r>
-              <w:t xml:space="preserve">1.005</w:t>
-            </w:r>
-          </w:p>
-        </w:tc>
-        <w:tc>
-          <w:tcPr/>
-          <w:p>
-            <w:pPr>
-              <w:pStyle w:val="Compact"/>
-              <w:jc w:val="right"/>
-            </w:pPr>
-            <w:r>
-              <w:t xml:space="preserve">0</w:t>
-            </w:r>
-          </w:p>
-        </w:tc>
-      </w:tr>
-      <w:tr>
-        <w:tc>
-          <w:tcPr/>
-          <w:p>
-            <w:pPr>
-              <w:pStyle w:val="Compact"/>
-            </w:pPr>
-          </w:p>
-        </w:tc>
-        <w:tc>
-          <w:tcPr/>
-          <w:p>
-            <w:pPr>
-              <w:pStyle w:val="Compact"/>
-            </w:pPr>
-            <w:r>
-              <w:rPr>
-                <w:b/>
-                <w:bCs/>
-              </w:rPr>
-              <w:t xml:space="preserve">Tổng</w:t>
-            </w:r>
-          </w:p>
-        </w:tc>
-        <w:tc>
-          <w:tcPr/>
-          <w:p>
-            <w:pPr>
-              <w:pStyle w:val="Compact"/>
-            </w:pPr>
-          </w:p>
-        </w:tc>
-        <w:tc>
-          <w:tcPr/>
-          <w:p>
-            <w:pPr>
-              <w:pStyle w:val="Compact"/>
-            </w:pPr>
-          </w:p>
-        </w:tc>
-        <w:tc>
-          <w:tcPr/>
-          <w:p>
-            <w:pPr>
-              <w:pStyle w:val="Compact"/>
-              <w:jc w:val="right"/>
-            </w:pPr>
-            <w:r>
-              <w:rPr>
-                <w:b/>
-                <w:bCs/>
-              </w:rPr>
-              <w:t xml:space="preserve">27.113</w:t>
-            </w:r>
-          </w:p>
-        </w:tc>
-        <w:tc>
-          <w:tcPr/>
-          <w:p>
-            <w:pPr>
-              <w:pStyle w:val="Compact"/>
-              <w:jc w:val="right"/>
-            </w:pPr>
-            <w:r>
-              <w:rPr>
-                <w:b/>
-                <w:bCs/>
-              </w:rPr>
-              <w:t xml:space="preserve">15.133</w:t>
-            </w:r>
-          </w:p>
-        </w:tc>
-      </w:tr>
-    </w:tbl>
-    <w:p>
-      <w:pPr>
-        <w:pStyle w:val="BodyText"/>
-      </w:pPr>
-      <w:r>
-        <w:rPr>
-          <w:b/>
-          <w:bCs/>
-        </w:rPr>
-        <w:t xml:space="preserve">Ghi công theo giấy phép.</w:t>
-      </w:r>
-      <w:r>
-        <w:t xml:space="preserve"> </w:t>
-      </w:r>
-      <w:r>
-        <w:t xml:space="preserve">Năm bộ ở trên phát hành theo</w:t>
-      </w:r>
-      <w:r>
-        <w:t xml:space="preserve"> </w:t>
-      </w:r>
-      <w:r>
-        <w:rPr>
-          <w:b/>
-          <w:bCs/>
-        </w:rPr>
-        <w:t xml:space="preserve">CC BY 4.0</w:t>
-      </w:r>
-      <w:r>
-        <w:t xml:space="preserve">, bắt buộc</w:t>
-      </w:r>
-      <w:r>
-        <w:t xml:space="preserve"> </w:t>
-      </w:r>
-      <w:r>
-        <w:t xml:space="preserve">ghi công tác giả — bảng này chính là phần ghi công đó. Một bộ được người đăng tự</w:t>
-      </w:r>
-      <w:r>
-        <w:t xml:space="preserve"> </w:t>
-      </w:r>
-      <w:r>
-        <w:t xml:space="preserve">khai</w:t>
-      </w:r>
-      <w:r>
-        <w:t xml:space="preserve"> </w:t>
-      </w:r>
-      <w:r>
-        <w:rPr>
-          <w:b/>
-          <w:bCs/>
-        </w:rPr>
-        <w:t xml:space="preserve">Public Domain</w:t>
-      </w:r>
-      <w:r>
-        <w:t xml:space="preserve">, nhưng đồ án</w:t>
-      </w:r>
-      <w:r>
-        <w:t xml:space="preserve"> </w:t>
-      </w:r>
-      <w:r>
-        <w:rPr>
-          <w:b/>
-          <w:bCs/>
-        </w:rPr>
-        <w:t xml:space="preserve">không khẳng định</w:t>
-      </w:r>
-      <w:r>
-        <w:t xml:space="preserve"> </w:t>
-      </w:r>
-      <w:r>
-        <w:t xml:space="preserve">đó là Public Domain thật</w:t>
-      </w:r>
-      <w:r>
-        <w:t xml:space="preserve"> </w:t>
-      </w:r>
-      <w:r>
-        <w:t xml:space="preserve">vì ảnh nguồn có dấu hiệu là ảnh báo chí. Một bộ trên HuggingFace</w:t>
-      </w:r>
-      <w:r>
-        <w:t xml:space="preserve"> </w:t>
-      </w:r>
-      <w:r>
-        <w:rPr>
-          <w:b/>
-          <w:bCs/>
-        </w:rPr>
-        <w:t xml:space="preserve">chưa xác nhận</w:t>
-      </w:r>
-      <w:r>
-        <w:rPr>
-          <w:b/>
-          <w:bCs/>
-        </w:rPr>
-        <w:t xml:space="preserve"> </w:t>
-      </w:r>
-      <w:r>
-        <w:rPr>
-          <w:b/>
-          <w:bCs/>
-        </w:rPr>
-        <w:t xml:space="preserve">được giấy phép</w:t>
-      </w:r>
-      <w:r>
-        <w:t xml:space="preserve">; nó đóng góp 28,91% ngữ liệu nên đây là rủi ro pháp lý phải nêu</w:t>
-      </w:r>
-      <w:r>
-        <w:t xml:space="preserve"> </w:t>
-      </w:r>
-      <w:r>
-        <w:t xml:space="preserve">chứ không phải chi tiết bỏ qua được.</w:t>
-      </w:r>
-    </w:p>
-    <w:p>
-      <w:pPr>
-        <w:pStyle w:val="BodyText"/>
-      </w:pPr>
-      <w:r>
-        <w:rPr>
-          <w:b/>
-          <w:bCs/>
-        </w:rPr>
-        <w:t xml:space="preserve">Bộ thứ bảy còn lại 0 ảnh</w:t>
-      </w:r>
-      <w:r>
-        <w:t xml:space="preserve"> </w:t>
-      </w:r>
-      <w:r>
-        <w:t xml:space="preserve">sau khử trùng lặp — toàn bộ 1.005 ảnh của nó trùng</w:t>
-      </w:r>
-      <w:r>
-        <w:t xml:space="preserve"> </w:t>
-      </w:r>
-      <w:r>
-        <w:t xml:space="preserve">với ảnh đã có ở các bộ khác. Con số "hợp nhất từ 7 bộ" vì vậy phải đọc là</w:t>
-      </w:r>
-      <w:r>
-        <w:t xml:space="preserve"> </w:t>
-      </w:r>
-      <w:r>
-        <w:rPr>
-          <w:b/>
-          <w:bCs/>
-        </w:rPr>
-        <w:t xml:space="preserve">6</w:t>
-      </w:r>
-      <w:r>
-        <w:rPr>
-          <w:b/>
-          <w:bCs/>
-        </w:rPr>
-        <w:t xml:space="preserve"> </w:t>
-      </w:r>
-      <w:r>
-        <w:rPr>
-          <w:b/>
-          <w:bCs/>
-        </w:rPr>
-        <w:t xml:space="preserve">nguồn nguyên tố</w:t>
-      </w:r>
-      <w:r>
-        <w:t xml:space="preserve">, và điều này được nêu nhất quán ở mục 4.4.2 và 6.3.1.</w:t>
-      </w:r>
-    </w:p>
-    <w:bookmarkEnd w:id="228"/>
-    <w:bookmarkEnd w:id="229"/>
-    <w:bookmarkStart w:id="230" w:name="phụ-lục-d-cài-đặt-và-chạy-hệ-thống"/>
-    <w:p>
-      <w:pPr>
-        <w:pStyle w:val="Heading2"/>
-      </w:pPr>
-      <w:r>
-        <w:t xml:space="preserve">Phụ lục D. Cài đặt và chạy hệ thống</w:t>
-      </w:r>
-    </w:p>
-    <w:p>
-      <w:pPr>
-        <w:pStyle w:val="FirstParagraph"/>
-      </w:pPr>
-      <w:r>
-        <w:t xml:space="preserve">Quy trình cài đặt, lệnh chạy bằng Docker Compose, cách chạy trực tiếp không</w:t>
-      </w:r>
-      <w:r>
-        <w:t xml:space="preserve"> </w:t>
-      </w:r>
-      <w:r>
-        <w:t xml:space="preserve">dùng Docker và danh sách biến môi trường được trình bày đầy đủ ở hai tài liệu</w:t>
-      </w:r>
-      <w:r>
-        <w:t xml:space="preserve"> </w:t>
-      </w:r>
-      <w:r>
-        <w:t xml:space="preserve">vận hành đi kèm, nên không lặp lại ở đây:</w:t>
+        <w:t xml:space="preserve">Các bảng tra cứu dưới đây không lặp lại trong quyển vì chúng đã nằm trong thân bài hoặc trong bộ tài liệu đi kèm.</w:t>
       </w:r>
     </w:p>
     <w:tbl>
@@ -54066,7 +52370,7 @@
               <w:pStyle w:val="Compact"/>
             </w:pPr>
             <w:r>
-              <w:t xml:space="preserve">Tài liệu</w:t>
+              <w:t xml:space="preserve">Nơi tra cứu</w:t>
             </w:r>
           </w:p>
         </w:tc>
@@ -54079,7 +52383,184 @@
               <w:pStyle w:val="Compact"/>
             </w:pPr>
             <w:r>
-              <w:t xml:space="preserve">Yêu cầu hệ thống, cài đặt từng bước, biến môi trường</w:t>
+              <w:t xml:space="preserve">Siêu tham số huấn luyện đầy đủ</w:t>
+            </w:r>
+          </w:p>
+        </w:tc>
+        <w:tc>
+          <w:tcPr/>
+          <w:p>
+            <w:pPr>
+              <w:pStyle w:val="Compact"/>
+            </w:pPr>
+            <w:r>
+              <w:t xml:space="preserve">Mục 4.5.1; nguyên văn tại</w:t>
+            </w:r>
+            <w:r>
+              <w:t xml:space="preserve"> </w:t>
+            </w:r>
+            <w:r>
+              <w:rPr>
+                <w:rStyle w:val="VerbatimChar"/>
+              </w:rPr>
+              <w:t xml:space="preserve">runs/final-640-v3/args.yaml</w:t>
+            </w:r>
+          </w:p>
+        </w:tc>
+      </w:tr>
+      <w:tr>
+        <w:tc>
+          <w:tcPr/>
+          <w:p>
+            <w:pPr>
+              <w:pStyle w:val="Compact"/>
+            </w:pPr>
+            <w:r>
+              <w:t xml:space="preserve">Quy mô và tổ chức mã nguồn</w:t>
+            </w:r>
+          </w:p>
+        </w:tc>
+        <w:tc>
+          <w:tcPr/>
+          <w:p>
+            <w:pPr>
+              <w:pStyle w:val="Compact"/>
+            </w:pPr>
+            <w:r>
+              <w:t xml:space="preserve">Mục 4.2.2</w:t>
+            </w:r>
+          </w:p>
+        </w:tc>
+      </w:tr>
+      <w:tr>
+        <w:tc>
+          <w:tcPr/>
+          <w:p>
+            <w:pPr>
+              <w:pStyle w:val="Compact"/>
+            </w:pPr>
+            <w:r>
+              <w:t xml:space="preserve">Kết quả kiểm thử theo nhóm</w:t>
+            </w:r>
+          </w:p>
+        </w:tc>
+        <w:tc>
+          <w:tcPr/>
+          <w:p>
+            <w:pPr>
+              <w:pStyle w:val="Compact"/>
+            </w:pPr>
+            <w:r>
+              <w:t xml:space="preserve">Mục 5.7; chi tiết tại</w:t>
+            </w:r>
+            <w:r>
+              <w:t xml:space="preserve"> </w:t>
+            </w:r>
+            <w:r>
+              <w:rPr>
+                <w:rStyle w:val="VerbatimChar"/>
+              </w:rPr>
+              <w:t xml:space="preserve">docs/reports/07-testing-report.md</w:t>
+            </w:r>
+          </w:p>
+        </w:tc>
+      </w:tr>
+      <w:tr>
+        <w:tc>
+          <w:tcPr/>
+          <w:p>
+            <w:pPr>
+              <w:pStyle w:val="Compact"/>
+            </w:pPr>
+            <w:r>
+              <w:t xml:space="preserve">Danh sách endpoint và cấu hình triển khai</w:t>
+            </w:r>
+          </w:p>
+        </w:tc>
+        <w:tc>
+          <w:tcPr/>
+          <w:p>
+            <w:pPr>
+              <w:pStyle w:val="Compact"/>
+            </w:pPr>
+            <w:r>
+              <w:t xml:space="preserve">Mục 4.7.4 và 4.9; OpenAPI tự sinh tại</w:t>
+            </w:r>
+            <w:r>
+              <w:t xml:space="preserve"> </w:t>
+            </w:r>
+            <w:r>
+              <w:rPr>
+                <w:rStyle w:val="VerbatimChar"/>
+              </w:rPr>
+              <w:t xml:space="preserve">/docs</w:t>
+            </w:r>
+          </w:p>
+        </w:tc>
+      </w:tr>
+      <w:tr>
+        <w:tc>
+          <w:tcPr/>
+          <w:p>
+            <w:pPr>
+              <w:pStyle w:val="Compact"/>
+            </w:pPr>
+            <w:r>
+              <w:t xml:space="preserve">Đặc tả 34 yêu cầu chức năng và chỉ tiêu phi chức năng</w:t>
+            </w:r>
+          </w:p>
+        </w:tc>
+        <w:tc>
+          <w:tcPr/>
+          <w:p>
+            <w:pPr>
+              <w:pStyle w:val="Compact"/>
+            </w:pPr>
+            <w:r>
+              <w:rPr>
+                <w:rStyle w:val="VerbatimChar"/>
+              </w:rPr>
+              <w:t xml:space="preserve">docs/00-requirements/</w:t>
+            </w:r>
+          </w:p>
+        </w:tc>
+      </w:tr>
+      <w:tr>
+        <w:tc>
+          <w:tcPr/>
+          <w:p>
+            <w:pPr>
+              <w:pStyle w:val="Compact"/>
+            </w:pPr>
+            <w:r>
+              <w:t xml:space="preserve">Chỉ mục báo cáo đo dạng JSON chống lưng từng con số</w:t>
+            </w:r>
+          </w:p>
+        </w:tc>
+        <w:tc>
+          <w:tcPr/>
+          <w:p>
+            <w:pPr>
+              <w:pStyle w:val="Compact"/>
+            </w:pPr>
+            <w:r>
+              <w:rPr>
+                <w:rStyle w:val="VerbatimChar"/>
+              </w:rPr>
+              <w:t xml:space="preserve">docs/reports/README.md</w:t>
+            </w:r>
+          </w:p>
+        </w:tc>
+      </w:tr>
+      <w:tr>
+        <w:tc>
+          <w:tcPr/>
+          <w:p>
+            <w:pPr>
+              <w:pStyle w:val="Compact"/>
+            </w:pPr>
+            <w:r>
+              <w:t xml:space="preserve">Hướng dẫn cài đặt và vận hành</w:t>
             </w:r>
           </w:p>
         </w:tc>
@@ -54098,2868 +52579,14 @@
           </w:p>
         </w:tc>
       </w:tr>
-      <w:tr>
-        <w:tc>
-          <w:tcPr/>
-          <w:p>
-            <w:pPr>
-              <w:pStyle w:val="Compact"/>
-            </w:pPr>
-            <w:r>
-              <w:t xml:space="preserve">Dựng ảnh Docker, kiểm chứng container, bốn lỗi thật đã gặp</w:t>
-            </w:r>
-          </w:p>
-        </w:tc>
-        <w:tc>
-          <w:tcPr/>
-          <w:p>
-            <w:pPr>
-              <w:pStyle w:val="Compact"/>
-            </w:pPr>
-            <w:r>
-              <w:rPr>
-                <w:rStyle w:val="VerbatimChar"/>
-              </w:rPr>
-              <w:t xml:space="preserve">docs/reports/08-deployment-guide.md</w:t>
-            </w:r>
-          </w:p>
-        </w:tc>
-      </w:tr>
     </w:tbl>
     <w:p>
-      <w:pPr>
-        <w:pStyle w:val="BodyText"/>
-      </w:pPr>
-      <w:r>
-        <w:t xml:space="preserve">Kiến trúc triển khai và lý do chọn Docker trình bày ở</w:t>
-      </w:r>
-      <w:r>
-        <w:t xml:space="preserve"> </w:t>
-      </w:r>
-      <w:r>
-        <w:rPr>
-          <w:b/>
-          <w:bCs/>
-        </w:rPr>
-        <w:t xml:space="preserve">mục 4.9</w:t>
-      </w:r>
-      <w:r>
-        <w:t xml:space="preserve">.</w:t>
-      </w:r>
-    </w:p>
-    <w:bookmarkEnd w:id="230"/>
-    <w:bookmarkStart w:id="233" w:name="phụ-lục-e-kết-quả-kiểm-thử"/>
-    <w:p>
-      <w:pPr>
-        <w:pStyle w:val="Heading2"/>
-      </w:pPr>
-      <w:r>
-        <w:t xml:space="preserve">Phụ lục E. Kết quả kiểm thử</w:t>
-      </w:r>
-    </w:p>
-    <w:bookmarkStart w:id="231" w:name="e1-tổng-hợp"/>
-    <w:p>
-      <w:pPr>
-        <w:pStyle w:val="Heading3"/>
-      </w:pPr>
-      <w:r>
-        <w:t xml:space="preserve">E.1. Tổng hợp</w:t>
-      </w:r>
-    </w:p>
-    <w:p>
-      <w:pPr>
-        <w:pStyle w:val="FirstParagraph"/>
-      </w:pPr>
-      <w:r>
-        <w:rPr>
-          <w:b/>
-          <w:bCs/>
-        </w:rPr>
-        <w:t xml:space="preserve">Bảng E.1.</w:t>
-      </w:r>
-      <w:r>
-        <w:t xml:space="preserve"> </w:t>
-      </w:r>
-      <w:r>
-        <w:t xml:space="preserve">Kết quả chạy bộ kiểm thử tự động</w:t>
-      </w:r>
-    </w:p>
-    <w:tbl>
-      <w:tblPr>
-        <w:tblStyle w:val="Table"/>
-        <w:tblW w:type="auto" w:w="0"/>
-        <w:tblLook w:firstRow="1" w:lastRow="0" w:firstColumn="0" w:lastColumn="0" w:noHBand="0" w:noVBand="0" w:val="0020"/>
-      </w:tblPr>
-      <w:tblGrid>
-        <w:gridCol w:w="3960"/>
-        <w:gridCol w:w="3960"/>
-      </w:tblGrid>
-      <w:tr>
-        <w:trPr>
-          <w:tblHeader w:val="on"/>
-        </w:trPr>
-        <w:tc>
-          <w:tcPr/>
-          <w:p>
-            <w:pPr>
-              <w:pStyle w:val="Compact"/>
-            </w:pPr>
-            <w:r>
-              <w:t xml:space="preserve">Hạng mục</w:t>
-            </w:r>
-          </w:p>
-        </w:tc>
-        <w:tc>
-          <w:tcPr/>
-          <w:p>
-            <w:pPr>
-              <w:pStyle w:val="Compact"/>
-            </w:pPr>
-            <w:r>
-              <w:t xml:space="preserve">Kết quả</w:t>
-            </w:r>
-          </w:p>
-        </w:tc>
-      </w:tr>
-      <w:tr>
-        <w:tc>
-          <w:tcPr/>
-          <w:p>
-            <w:pPr>
-              <w:pStyle w:val="Compact"/>
-            </w:pPr>
-            <w:r>
-              <w:t xml:space="preserve">Số test thu thập</w:t>
-            </w:r>
-          </w:p>
-        </w:tc>
-        <w:tc>
-          <w:tcPr/>
-          <w:p>
-            <w:pPr>
-              <w:pStyle w:val="Compact"/>
-            </w:pPr>
-            <w:r>
-              <w:rPr>
-                <w:b/>
-                <w:bCs/>
-              </w:rPr>
-              <w:t xml:space="preserve">1.004</w:t>
-            </w:r>
-          </w:p>
-        </w:tc>
-      </w:tr>
-      <w:tr>
-        <w:tc>
-          <w:tcPr/>
-          <w:p>
-            <w:pPr>
-              <w:pStyle w:val="Compact"/>
-            </w:pPr>
-            <w:r>
-              <w:t xml:space="preserve">Đạt</w:t>
-            </w:r>
-          </w:p>
-        </w:tc>
-        <w:tc>
-          <w:tcPr/>
-          <w:p>
-            <w:pPr>
-              <w:pStyle w:val="Compact"/>
-            </w:pPr>
-            <w:r>
-              <w:rPr>
-                <w:b/>
-                <w:bCs/>
-              </w:rPr>
-              <w:t xml:space="preserve">1.004</w:t>
-            </w:r>
-          </w:p>
-        </w:tc>
-      </w:tr>
-      <w:tr>
-        <w:tc>
-          <w:tcPr/>
-          <w:p>
-            <w:pPr>
-              <w:pStyle w:val="Compact"/>
-            </w:pPr>
-            <w:r>
-              <w:rPr>
-                <w:rStyle w:val="VerbatimChar"/>
-              </w:rPr>
-              <w:t xml:space="preserve">xfail</w:t>
-            </w:r>
-            <w:r>
-              <w:t xml:space="preserve"> </w:t>
-            </w:r>
-            <w:r>
-              <w:rPr>
-                <w:i/>
-                <w:iCs/>
-              </w:rPr>
-              <w:t xml:space="preserve">(dự kiến hỏng)</w:t>
-            </w:r>
-          </w:p>
-        </w:tc>
-        <w:tc>
-          <w:tcPr/>
-          <w:p>
-            <w:pPr>
-              <w:pStyle w:val="Compact"/>
-            </w:pPr>
-            <w:r>
-              <w:t xml:space="preserve">0</w:t>
-            </w:r>
-          </w:p>
-        </w:tc>
-      </w:tr>
-      <w:tr>
-        <w:tc>
-          <w:tcPr/>
-          <w:p>
-            <w:pPr>
-              <w:pStyle w:val="Compact"/>
-            </w:pPr>
-            <w:r>
-              <w:t xml:space="preserve">Fail</w:t>
-            </w:r>
-          </w:p>
-        </w:tc>
-        <w:tc>
-          <w:tcPr/>
-          <w:p>
-            <w:pPr>
-              <w:pStyle w:val="Compact"/>
-            </w:pPr>
-            <w:r>
-              <w:rPr>
-                <w:b/>
-                <w:bCs/>
-              </w:rPr>
-              <w:t xml:space="preserve">0</w:t>
-            </w:r>
-          </w:p>
-        </w:tc>
-      </w:tr>
-      <w:tr>
-        <w:tc>
-          <w:tcPr/>
-          <w:p>
-            <w:pPr>
-              <w:pStyle w:val="Compact"/>
-            </w:pPr>
-            <w:r>
-              <w:t xml:space="preserve">Skip</w:t>
-            </w:r>
-          </w:p>
-        </w:tc>
-        <w:tc>
-          <w:tcPr/>
-          <w:p>
-            <w:pPr>
-              <w:pStyle w:val="Compact"/>
-            </w:pPr>
-            <w:r>
-              <w:t xml:space="preserve">0</w:t>
-            </w:r>
-          </w:p>
-        </w:tc>
-      </w:tr>
-    </w:tbl>
-    <w:bookmarkEnd w:id="231"/>
-    <w:bookmarkStart w:id="232" w:name="e2-phân-nhóm"/>
-    <w:p>
-      <w:pPr>
-        <w:pStyle w:val="Heading3"/>
-      </w:pPr>
-      <w:r>
-        <w:t xml:space="preserve">E.2. Phân nhóm</w:t>
-      </w:r>
-    </w:p>
-    <w:tbl>
-      <w:tblPr>
-        <w:tblStyle w:val="Table"/>
-        <w:tblW w:type="auto" w:w="0"/>
-        <w:tblLook w:firstRow="1" w:lastRow="0" w:firstColumn="0" w:lastColumn="0" w:noHBand="0" w:noVBand="0" w:val="0020"/>
-      </w:tblPr>
-      <w:tblGrid>
-        <w:gridCol w:w="3960"/>
-        <w:gridCol w:w="3960"/>
-      </w:tblGrid>
-      <w:tr>
-        <w:trPr>
-          <w:tblHeader w:val="on"/>
-        </w:trPr>
-        <w:tc>
-          <w:tcPr/>
-          <w:p>
-            <w:pPr>
-              <w:pStyle w:val="Compact"/>
-            </w:pPr>
-            <w:r>
-              <w:t xml:space="preserve">Nhóm</w:t>
-            </w:r>
-          </w:p>
-        </w:tc>
-        <w:tc>
-          <w:tcPr/>
-          <w:p>
-            <w:pPr>
-              <w:pStyle w:val="Compact"/>
-            </w:pPr>
-            <w:r>
-              <w:t xml:space="preserve">Kiểm chứng điều gì</w:t>
-            </w:r>
-          </w:p>
-        </w:tc>
-      </w:tr>
-      <w:tr>
-        <w:tc>
-          <w:tcPr/>
-          <w:p>
-            <w:pPr>
-              <w:pStyle w:val="Compact"/>
-            </w:pPr>
-            <w:r>
-              <w:t xml:space="preserve">Kiểm thử đơn vị</w:t>
-            </w:r>
-          </w:p>
-        </w:tc>
-        <w:tc>
-          <w:tcPr/>
-          <w:p>
-            <w:pPr>
-              <w:pStyle w:val="Compact"/>
-            </w:pPr>
-            <w:r>
-              <w:t xml:space="preserve">Bộ luật hậu xử lý theo vị trí, phân loại bố cục, chuẩn hoá chuỗi, quy tắc hiển thị</w:t>
-            </w:r>
-          </w:p>
-        </w:tc>
-      </w:tr>
-      <w:tr>
-        <w:tc>
-          <w:tcPr/>
-          <w:p>
-            <w:pPr>
-              <w:pStyle w:val="Compact"/>
-            </w:pPr>
-            <w:r>
-              <w:t xml:space="preserve">Kiểm thử tích hợp</w:t>
-            </w:r>
-          </w:p>
-        </w:tc>
-        <w:tc>
-          <w:tcPr/>
-          <w:p>
-            <w:pPr>
-              <w:pStyle w:val="Compact"/>
-            </w:pPr>
-            <w:r>
-              <w:t xml:space="preserve">Toàn bộ 10 endpoint qua HTTP thật, kèm cơ sở dữ liệu thật và migration</w:t>
-            </w:r>
-          </w:p>
-        </w:tc>
-      </w:tr>
-      <w:tr>
-        <w:tc>
-          <w:tcPr/>
-          <w:p>
-            <w:pPr>
-              <w:pStyle w:val="Compact"/>
-            </w:pPr>
-            <w:r>
-              <w:t xml:space="preserve">Kiểm thử kiến trúc</w:t>
-            </w:r>
-          </w:p>
-        </w:tc>
-        <w:tc>
-          <w:tcPr/>
-          <w:p>
-            <w:pPr>
-              <w:pStyle w:val="Compact"/>
-            </w:pPr>
-            <w:r>
-              <w:t xml:space="preserve">Ranh giới</w:t>
-            </w:r>
-            <w:r>
-              <w:t xml:space="preserve"> </w:t>
-            </w:r>
-            <w:r>
-              <w:rPr>
-                <w:rStyle w:val="VerbatimChar"/>
-              </w:rPr>
-              <w:t xml:space="preserve">ai/</w:t>
-            </w:r>
-            <w:r>
-              <w:t xml:space="preserve"> </w:t>
-            </w:r>
-            <w:r>
-              <w:t xml:space="preserve">không import</w:t>
-            </w:r>
-            <w:r>
-              <w:t xml:space="preserve"> </w:t>
-            </w:r>
-            <w:r>
-              <w:rPr>
-                <w:rStyle w:val="VerbatimChar"/>
-              </w:rPr>
-              <w:t xml:space="preserve">backend/</w:t>
-            </w:r>
-            <w:r>
-              <w:t xml:space="preserve"> </w:t>
-            </w:r>
-            <w:r>
-              <w:t xml:space="preserve">(NFR-M1) — fail nếu ai đó vi phạm</w:t>
-            </w:r>
-          </w:p>
-        </w:tc>
-      </w:tr>
-      <w:tr>
-        <w:tc>
-          <w:tcPr/>
-          <w:p>
-            <w:pPr>
-              <w:pStyle w:val="Compact"/>
-            </w:pPr>
-            <w:r>
-              <w:t xml:space="preserve">Kiểm thử hồi quy</w:t>
-            </w:r>
-          </w:p>
-        </w:tc>
-        <w:tc>
-          <w:tcPr/>
-          <w:p>
-            <w:pPr>
-              <w:pStyle w:val="Compact"/>
-            </w:pPr>
-            <w:r>
-              <w:t xml:space="preserve">Các ca lỗi đã từng xảy ra, mỗi ca một test để không tái diễn</w:t>
-            </w:r>
-          </w:p>
-        </w:tc>
-      </w:tr>
-    </w:tbl>
-    <w:p>
-      <w:pPr>
-        <w:pStyle w:val="BodyText"/>
-      </w:pPr>
-      <w:r>
-        <w:rPr>
-          <w:b/>
-          <w:bCs/>
-        </w:rPr>
-        <w:t xml:space="preserve">Lưu ý về kết quả kiểm thử.</w:t>
-      </w:r>
-      <w:r>
-        <w:t xml:space="preserve"> </w:t>
-      </w:r>
-      <w:r>
-        <w:t xml:space="preserve">Kết quả 0 thất bại thể hiện hệ thống đã vượt qua các kịch bản kiểm thử tự động được thiết lập, nhưng</w:t>
-      </w:r>
-      <w:r>
-        <w:t xml:space="preserve"> </w:t>
-      </w:r>
-      <w:r>
-        <w:rPr>
-          <w:b/>
-          <w:bCs/>
-        </w:rPr>
-        <w:t xml:space="preserve">không</w:t>
-      </w:r>
-      <w:r>
-        <w:t xml:space="preserve"> </w:t>
-      </w:r>
-      <w:r>
-        <w:t xml:space="preserve">đồng nghĩa với việc hoàn thành tất cả chỉ tiêu phi chức năng. Ba</w:t>
-      </w:r>
-      <w:r>
-        <w:t xml:space="preserve"> </w:t>
-      </w:r>
-      <w:r>
-        <w:t xml:space="preserve">chỉ tiêu phi chức năng hiện không đạt (NFR-A5, A6, A7) — bảng đối chiếu đầy đủ ở mục 5.7 và phân tích ở mục 5.9.2.</w:t>
-      </w:r>
-    </w:p>
-    <w:p>
-      <w:pPr>
-        <w:pStyle w:val="BodyText"/>
-      </w:pPr>
-      <w:r>
-        <w:t xml:space="preserve">Báo cáo kiểm thử chi tiết theo từng nhóm:</w:t>
-      </w:r>
-      <w:r>
-        <w:t xml:space="preserve"> </w:t>
-      </w:r>
-      <w:r>
-        <w:rPr>
-          <w:rStyle w:val="VerbatimChar"/>
-        </w:rPr>
-        <w:t xml:space="preserve">docs/reports/07-testing-report.md</w:t>
-      </w:r>
-      <w:r>
-        <w:t xml:space="preserve">.</w:t>
-      </w:r>
-    </w:p>
-    <w:p>
-      <w:r>
-        <w:pict>
-          <v:rect style="width:0;height:1.5pt" o:hralign="center" o:hrstd="t" o:hr="t"/>
-        </w:pict>
-      </w:r>
-    </w:p>
-    <w:bookmarkEnd w:id="232"/>
-    <w:bookmarkEnd w:id="233"/>
-    <w:bookmarkStart w:id="236" w:name="Xb0ecaefd567621d8f4fd0ba4686066ee0905bcc"/>
-    <w:p>
-      <w:pPr>
-        <w:pStyle w:val="Heading2"/>
-      </w:pPr>
-      <w:r>
-        <w:t xml:space="preserve">Phụ lục F. Giao diện lập trình và cấu hình triển khai</w:t>
-      </w:r>
-    </w:p>
-    <w:bookmarkStart w:id="234" w:name="f1-danh-sách-endpoint"/>
-    <w:p>
-      <w:pPr>
-        <w:pStyle w:val="Heading3"/>
-      </w:pPr>
-      <w:r>
-        <w:t xml:space="preserve">F.1. Danh sách endpoint</w:t>
-      </w:r>
-    </w:p>
-    <w:p>
-      <w:pPr>
-        <w:pStyle w:val="FirstParagraph"/>
-      </w:pPr>
-      <w:r>
-        <w:rPr>
-          <w:b/>
-          <w:bCs/>
-        </w:rPr>
-        <w:t xml:space="preserve">Bảng F.1.</w:t>
-      </w:r>
-      <w:r>
-        <w:t xml:space="preserve"> </w:t>
-      </w:r>
-      <w:r>
-        <w:t xml:space="preserve">Mười endpoint của hệ thống</w:t>
-      </w:r>
-    </w:p>
-    <w:tbl>
-      <w:tblPr>
-        <w:tblStyle w:val="Table"/>
-        <w:tblW w:type="auto" w:w="0"/>
-        <w:tblLook w:firstRow="1" w:lastRow="0" w:firstColumn="0" w:lastColumn="0" w:noHBand="0" w:noVBand="0" w:val="0020"/>
-      </w:tblPr>
-      <w:tblGrid>
-        <w:gridCol w:w="1980"/>
-        <w:gridCol w:w="1980"/>
-        <w:gridCol w:w="1980"/>
-        <w:gridCol w:w="1980"/>
-      </w:tblGrid>
-      <w:tr>
-        <w:trPr>
-          <w:tblHeader w:val="on"/>
-        </w:trPr>
-        <w:tc>
-          <w:tcPr/>
-          <w:p>
-            <w:pPr>
-              <w:pStyle w:val="Compact"/>
-              <w:jc w:val="center"/>
-            </w:pPr>
-            <w:r>
-              <w:t xml:space="preserve">#</w:t>
-            </w:r>
-          </w:p>
-        </w:tc>
-        <w:tc>
-          <w:tcPr/>
-          <w:p>
-            <w:pPr>
-              <w:pStyle w:val="Compact"/>
-            </w:pPr>
-            <w:r>
-              <w:t xml:space="preserve">Phương thức</w:t>
-            </w:r>
-          </w:p>
-        </w:tc>
-        <w:tc>
-          <w:tcPr/>
-          <w:p>
-            <w:pPr>
-              <w:pStyle w:val="Compact"/>
-            </w:pPr>
-            <w:r>
-              <w:t xml:space="preserve">Đường dẫn</w:t>
-            </w:r>
-          </w:p>
-        </w:tc>
-        <w:tc>
-          <w:tcPr/>
-          <w:p>
-            <w:pPr>
-              <w:pStyle w:val="Compact"/>
-            </w:pPr>
-            <w:r>
-              <w:t xml:space="preserve">Chức năng</w:t>
-            </w:r>
-          </w:p>
-        </w:tc>
-      </w:tr>
-      <w:tr>
-        <w:tc>
-          <w:tcPr/>
-          <w:p>
-            <w:pPr>
-              <w:pStyle w:val="Compact"/>
-              <w:jc w:val="center"/>
-            </w:pPr>
-            <w:r>
-              <w:t xml:space="preserve">1</w:t>
-            </w:r>
-          </w:p>
-        </w:tc>
-        <w:tc>
-          <w:tcPr/>
-          <w:p>
-            <w:pPr>
-              <w:pStyle w:val="Compact"/>
-            </w:pPr>
-            <w:r>
-              <w:rPr>
-                <w:rStyle w:val="VerbatimChar"/>
-              </w:rPr>
-              <w:t xml:space="preserve">POST</w:t>
-            </w:r>
-          </w:p>
-        </w:tc>
-        <w:tc>
-          <w:tcPr/>
-          <w:p>
-            <w:pPr>
-              <w:pStyle w:val="Compact"/>
-            </w:pPr>
-            <w:r>
-              <w:rPr>
-                <w:rStyle w:val="VerbatimChar"/>
-              </w:rPr>
-              <w:t xml:space="preserve">/api/detect/image</w:t>
-            </w:r>
-          </w:p>
-        </w:tc>
-        <w:tc>
-          <w:tcPr/>
-          <w:p>
-            <w:pPr>
-              <w:pStyle w:val="Compact"/>
-            </w:pPr>
-            <w:r>
-              <w:t xml:space="preserve">Nhận dạng biển số từ một ảnh tĩnh</w:t>
-            </w:r>
-          </w:p>
-        </w:tc>
-      </w:tr>
-      <w:tr>
-        <w:tc>
-          <w:tcPr/>
-          <w:p>
-            <w:pPr>
-              <w:pStyle w:val="Compact"/>
-              <w:jc w:val="center"/>
-            </w:pPr>
-            <w:r>
-              <w:t xml:space="preserve">2</w:t>
-            </w:r>
-          </w:p>
-        </w:tc>
-        <w:tc>
-          <w:tcPr/>
-          <w:p>
-            <w:pPr>
-              <w:pStyle w:val="Compact"/>
-            </w:pPr>
-            <w:r>
-              <w:rPr>
-                <w:rStyle w:val="VerbatimChar"/>
-              </w:rPr>
-              <w:t xml:space="preserve">POST</w:t>
-            </w:r>
-          </w:p>
-        </w:tc>
-        <w:tc>
-          <w:tcPr/>
-          <w:p>
-            <w:pPr>
-              <w:pStyle w:val="Compact"/>
-            </w:pPr>
-            <w:r>
-              <w:rPr>
-                <w:rStyle w:val="VerbatimChar"/>
-              </w:rPr>
-              <w:t xml:space="preserve">/api/detect/video</w:t>
-            </w:r>
-          </w:p>
-        </w:tc>
-        <w:tc>
-          <w:tcPr/>
-          <w:p>
-            <w:pPr>
-              <w:pStyle w:val="Compact"/>
-            </w:pPr>
-            <w:r>
-              <w:t xml:space="preserve">Tạo tác vụ nhận dạng trên video, xử lý nền</w:t>
-            </w:r>
-          </w:p>
-        </w:tc>
-      </w:tr>
-      <w:tr>
-        <w:tc>
-          <w:tcPr/>
-          <w:p>
-            <w:pPr>
-              <w:pStyle w:val="Compact"/>
-              <w:jc w:val="center"/>
-            </w:pPr>
-            <w:r>
-              <w:t xml:space="preserve">3</w:t>
-            </w:r>
-          </w:p>
-        </w:tc>
-        <w:tc>
-          <w:tcPr/>
-          <w:p>
-            <w:pPr>
-              <w:pStyle w:val="Compact"/>
-            </w:pPr>
-            <w:r>
-              <w:rPr>
-                <w:rStyle w:val="VerbatimChar"/>
-              </w:rPr>
-              <w:t xml:space="preserve">POST</w:t>
-            </w:r>
-          </w:p>
-        </w:tc>
-        <w:tc>
-          <w:tcPr/>
-          <w:p>
-            <w:pPr>
-              <w:pStyle w:val="Compact"/>
-            </w:pPr>
-            <w:r>
-              <w:rPr>
-                <w:rStyle w:val="VerbatimChar"/>
-              </w:rPr>
-              <w:t xml:space="preserve">/api/detect/frame</w:t>
-            </w:r>
-          </w:p>
-        </w:tc>
-        <w:tc>
-          <w:tcPr/>
-          <w:p>
-            <w:pPr>
-              <w:pStyle w:val="Compact"/>
-            </w:pPr>
-            <w:r>
-              <w:t xml:space="preserve">Nhận dạng một khung hình — dùng cho chế độ thời gian thực</w:t>
-            </w:r>
-          </w:p>
-        </w:tc>
-      </w:tr>
-      <w:tr>
-        <w:tc>
-          <w:tcPr/>
-          <w:p>
-            <w:pPr>
-              <w:pStyle w:val="Compact"/>
-              <w:jc w:val="center"/>
-            </w:pPr>
-            <w:r>
-              <w:t xml:space="preserve">4</w:t>
-            </w:r>
-          </w:p>
-        </w:tc>
-        <w:tc>
-          <w:tcPr/>
-          <w:p>
-            <w:pPr>
-              <w:pStyle w:val="Compact"/>
-            </w:pPr>
-            <w:r>
-              <w:rPr>
-                <w:rStyle w:val="VerbatimChar"/>
-              </w:rPr>
-              <w:t xml:space="preserve">GET</w:t>
-            </w:r>
-          </w:p>
-        </w:tc>
-        <w:tc>
-          <w:tcPr/>
-          <w:p>
-            <w:pPr>
-              <w:pStyle w:val="Compact"/>
-            </w:pPr>
-            <w:r>
-              <w:rPr>
-                <w:rStyle w:val="VerbatimChar"/>
-              </w:rPr>
-              <w:t xml:space="preserve">/api/jobs/{job_id}</w:t>
-            </w:r>
-          </w:p>
-        </w:tc>
-        <w:tc>
-          <w:tcPr/>
-          <w:p>
-            <w:pPr>
-              <w:pStyle w:val="Compact"/>
-            </w:pPr>
-            <w:r>
-              <w:t xml:space="preserve">Trạng thái và tiến độ của một tác vụ video</w:t>
-            </w:r>
-          </w:p>
-        </w:tc>
-      </w:tr>
-      <w:tr>
-        <w:tc>
-          <w:tcPr/>
-          <w:p>
-            <w:pPr>
-              <w:pStyle w:val="Compact"/>
-              <w:jc w:val="center"/>
-            </w:pPr>
-            <w:r>
-              <w:t xml:space="preserve">5</w:t>
-            </w:r>
-          </w:p>
-        </w:tc>
-        <w:tc>
-          <w:tcPr/>
-          <w:p>
-            <w:pPr>
-              <w:pStyle w:val="Compact"/>
-            </w:pPr>
-            <w:r>
-              <w:rPr>
-                <w:rStyle w:val="VerbatimChar"/>
-              </w:rPr>
-              <w:t xml:space="preserve">GET</w:t>
-            </w:r>
-          </w:p>
-        </w:tc>
-        <w:tc>
-          <w:tcPr/>
-          <w:p>
-            <w:pPr>
-              <w:pStyle w:val="Compact"/>
-            </w:pPr>
-            <w:r>
-              <w:rPr>
-                <w:rStyle w:val="VerbatimChar"/>
-              </w:rPr>
-              <w:t xml:space="preserve">/api/history</w:t>
-            </w:r>
-          </w:p>
-        </w:tc>
-        <w:tc>
-          <w:tcPr/>
-          <w:p>
-            <w:pPr>
-              <w:pStyle w:val="Compact"/>
-            </w:pPr>
-            <w:r>
-              <w:t xml:space="preserve">Danh sách lịch sử, có tìm kiếm, lọc, phân trang</w:t>
-            </w:r>
-          </w:p>
-        </w:tc>
-      </w:tr>
-      <w:tr>
-        <w:tc>
-          <w:tcPr/>
-          <w:p>
-            <w:pPr>
-              <w:pStyle w:val="Compact"/>
-              <w:jc w:val="center"/>
-            </w:pPr>
-            <w:r>
-              <w:t xml:space="preserve">6</w:t>
-            </w:r>
-          </w:p>
-        </w:tc>
-        <w:tc>
-          <w:tcPr/>
-          <w:p>
-            <w:pPr>
-              <w:pStyle w:val="Compact"/>
-            </w:pPr>
-            <w:r>
-              <w:rPr>
-                <w:rStyle w:val="VerbatimChar"/>
-              </w:rPr>
-              <w:t xml:space="preserve">GET</w:t>
-            </w:r>
-          </w:p>
-        </w:tc>
-        <w:tc>
-          <w:tcPr/>
-          <w:p>
-            <w:pPr>
-              <w:pStyle w:val="Compact"/>
-            </w:pPr>
-            <w:r>
-              <w:rPr>
-                <w:rStyle w:val="VerbatimChar"/>
-              </w:rPr>
-              <w:t xml:space="preserve">/api/history/{detection_id}</w:t>
-            </w:r>
-          </w:p>
-        </w:tc>
-        <w:tc>
-          <w:tcPr/>
-          <w:p>
-            <w:pPr>
-              <w:pStyle w:val="Compact"/>
-            </w:pPr>
-            <w:r>
-              <w:t xml:space="preserve">Chi tiết một lần nhận dạng</w:t>
-            </w:r>
-          </w:p>
-        </w:tc>
-      </w:tr>
-      <w:tr>
-        <w:tc>
-          <w:tcPr/>
-          <w:p>
-            <w:pPr>
-              <w:pStyle w:val="Compact"/>
-              <w:jc w:val="center"/>
-            </w:pPr>
-            <w:r>
-              <w:t xml:space="preserve">7</w:t>
-            </w:r>
-          </w:p>
-        </w:tc>
-        <w:tc>
-          <w:tcPr/>
-          <w:p>
-            <w:pPr>
-              <w:pStyle w:val="Compact"/>
-            </w:pPr>
-            <w:r>
-              <w:rPr>
-                <w:rStyle w:val="VerbatimChar"/>
-              </w:rPr>
-              <w:t xml:space="preserve">GET</w:t>
-            </w:r>
-          </w:p>
-        </w:tc>
-        <w:tc>
-          <w:tcPr/>
-          <w:p>
-            <w:pPr>
-              <w:pStyle w:val="Compact"/>
-            </w:pPr>
-            <w:r>
-              <w:rPr>
-                <w:rStyle w:val="VerbatimChar"/>
-              </w:rPr>
-              <w:t xml:space="preserve">/api/history/export</w:t>
-            </w:r>
-          </w:p>
-        </w:tc>
-        <w:tc>
-          <w:tcPr/>
-          <w:p>
-            <w:pPr>
-              <w:pStyle w:val="Compact"/>
-            </w:pPr>
-            <w:r>
-              <w:t xml:space="preserve">Xuất lịch sử theo bộ lọc hiện hành</w:t>
-            </w:r>
-          </w:p>
-        </w:tc>
-      </w:tr>
-      <w:tr>
-        <w:tc>
-          <w:tcPr/>
-          <w:p>
-            <w:pPr>
-              <w:pStyle w:val="Compact"/>
-              <w:jc w:val="center"/>
-            </w:pPr>
-            <w:r>
-              <w:t xml:space="preserve">8</w:t>
-            </w:r>
-          </w:p>
-        </w:tc>
-        <w:tc>
-          <w:tcPr/>
-          <w:p>
-            <w:pPr>
-              <w:pStyle w:val="Compact"/>
-            </w:pPr>
-            <w:r>
-              <w:rPr>
-                <w:rStyle w:val="VerbatimChar"/>
-              </w:rPr>
-              <w:t xml:space="preserve">DELETE</w:t>
-            </w:r>
-          </w:p>
-        </w:tc>
-        <w:tc>
-          <w:tcPr/>
-          <w:p>
-            <w:pPr>
-              <w:pStyle w:val="Compact"/>
-            </w:pPr>
-            <w:r>
-              <w:rPr>
-                <w:rStyle w:val="VerbatimChar"/>
-              </w:rPr>
-              <w:t xml:space="preserve">/api/history/{detection_id}</w:t>
-            </w:r>
-          </w:p>
-        </w:tc>
-        <w:tc>
-          <w:tcPr/>
-          <w:p>
-            <w:pPr>
-              <w:pStyle w:val="Compact"/>
-            </w:pPr>
-            <w:r>
-              <w:t xml:space="preserve">Xoá một bản ghi</w:t>
-            </w:r>
-          </w:p>
-        </w:tc>
-      </w:tr>
-      <w:tr>
-        <w:tc>
-          <w:tcPr/>
-          <w:p>
-            <w:pPr>
-              <w:pStyle w:val="Compact"/>
-              <w:jc w:val="center"/>
-            </w:pPr>
-            <w:r>
-              <w:t xml:space="preserve">9</w:t>
-            </w:r>
-          </w:p>
-        </w:tc>
-        <w:tc>
-          <w:tcPr/>
-          <w:p>
-            <w:pPr>
-              <w:pStyle w:val="Compact"/>
-            </w:pPr>
-            <w:r>
-              <w:rPr>
-                <w:rStyle w:val="VerbatimChar"/>
-              </w:rPr>
-              <w:t xml:space="preserve">GET</w:t>
-            </w:r>
-          </w:p>
-        </w:tc>
-        <w:tc>
-          <w:tcPr/>
-          <w:p>
-            <w:pPr>
-              <w:pStyle w:val="Compact"/>
-            </w:pPr>
-            <w:r>
-              <w:rPr>
-                <w:rStyle w:val="VerbatimChar"/>
-              </w:rPr>
-              <w:t xml:space="preserve">/api/statistics</w:t>
-            </w:r>
-          </w:p>
-        </w:tc>
-        <w:tc>
-          <w:tcPr/>
-          <w:p>
-            <w:pPr>
-              <w:pStyle w:val="Compact"/>
-            </w:pPr>
-            <w:r>
-              <w:t xml:space="preserve">Số liệu thống kê tổng hợp theo cửa sổ thời gian</w:t>
-            </w:r>
-          </w:p>
-        </w:tc>
-      </w:tr>
-      <w:tr>
-        <w:tc>
-          <w:tcPr/>
-          <w:p>
-            <w:pPr>
-              <w:pStyle w:val="Compact"/>
-              <w:jc w:val="center"/>
-            </w:pPr>
-            <w:r>
-              <w:t xml:space="preserve">10</w:t>
-            </w:r>
-          </w:p>
-        </w:tc>
-        <w:tc>
-          <w:tcPr/>
-          <w:p>
-            <w:pPr>
-              <w:pStyle w:val="Compact"/>
-            </w:pPr>
-            <w:r>
-              <w:rPr>
-                <w:rStyle w:val="VerbatimChar"/>
-              </w:rPr>
-              <w:t xml:space="preserve">GET</w:t>
-            </w:r>
-          </w:p>
-        </w:tc>
-        <w:tc>
-          <w:tcPr/>
-          <w:p>
-            <w:pPr>
-              <w:pStyle w:val="Compact"/>
-            </w:pPr>
-            <w:r>
-              <w:rPr>
-                <w:rStyle w:val="VerbatimChar"/>
-              </w:rPr>
-              <w:t xml:space="preserve">/health</w:t>
-            </w:r>
-          </w:p>
-        </w:tc>
-        <w:tc>
-          <w:tcPr/>
-          <w:p>
-            <w:pPr>
-              <w:pStyle w:val="Compact"/>
-            </w:pPr>
-            <w:r>
-              <w:t xml:space="preserve">Trạng thái hệ thống và tình trạng nạp mô hình</w:t>
-            </w:r>
-          </w:p>
-        </w:tc>
-      </w:tr>
-    </w:tbl>
-    <w:p>
-      <w:pPr>
-        <w:pStyle w:val="BodyText"/>
-      </w:pPr>
-      <w:r>
-        <w:t xml:space="preserve">Đặc tả đầy đủ — kiểu dữ liệu đầu vào, cấu trúc đầu ra, mã trạng thái và các</w:t>
-      </w:r>
-      <w:r>
-        <w:t xml:space="preserve"> </w:t>
-      </w:r>
-      <w:r>
-        <w:t xml:space="preserve">quyết định thiết kế API — ở mục 4.7.4. Tài liệu OpenAPI do FastAPI</w:t>
-      </w:r>
-      <w:r>
-        <w:t xml:space="preserve"> </w:t>
-      </w:r>
-      <w:r>
-        <w:rPr>
-          <w:b/>
-          <w:bCs/>
-        </w:rPr>
-        <w:t xml:space="preserve">tự sinh</w:t>
-      </w:r>
-      <w:r>
-        <w:t xml:space="preserve"> </w:t>
-      </w:r>
-      <w:r>
-        <w:t xml:space="preserve">tại</w:t>
-      </w:r>
-      <w:r>
-        <w:t xml:space="preserve"> </w:t>
-      </w:r>
-      <w:r>
-        <w:rPr>
-          <w:rStyle w:val="VerbatimChar"/>
-        </w:rPr>
-        <w:t xml:space="preserve">/docs</w:t>
-      </w:r>
-      <w:r>
-        <w:t xml:space="preserve"> </w:t>
-      </w:r>
-      <w:r>
-        <w:t xml:space="preserve">và</w:t>
-      </w:r>
-      <w:r>
-        <w:t xml:space="preserve"> </w:t>
-      </w:r>
-      <w:r>
-        <w:rPr>
-          <w:rStyle w:val="VerbatimChar"/>
-        </w:rPr>
-        <w:t xml:space="preserve">/openapi.json</w:t>
-      </w:r>
-      <w:r>
-        <w:t xml:space="preserve">, nên nó không bao giờ lệch với mã nguồn.</w:t>
-      </w:r>
-    </w:p>
-    <w:bookmarkEnd w:id="234"/>
-    <w:bookmarkStart w:id="235" w:name="f2-cấu-hình-docker-compose"/>
-    <w:p>
-      <w:pPr>
-        <w:pStyle w:val="Heading3"/>
-      </w:pPr>
-      <w:r>
-        <w:t xml:space="preserve">F.2. Cấu hình Docker Compose</w:t>
-      </w:r>
-    </w:p>
-    <w:p>
-      <w:pPr>
-        <w:pStyle w:val="FirstParagraph"/>
-      </w:pPr>
-      <w:r>
-        <w:rPr>
-          <w:b/>
-          <w:bCs/>
-        </w:rPr>
-        <w:t xml:space="preserve">Bảng F.2.</w:t>
-      </w:r>
-      <w:r>
-        <w:t xml:space="preserve"> </w:t>
-      </w:r>
-      <w:r>
-        <w:t xml:space="preserve">Thành phần trong</w:t>
-      </w:r>
-      <w:r>
-        <w:t xml:space="preserve"> </w:t>
-      </w:r>
-      <w:r>
-        <w:rPr>
-          <w:rStyle w:val="VerbatimChar"/>
-        </w:rPr>
-        <w:t xml:space="preserve">docker-compose.yml</w:t>
-      </w:r>
-    </w:p>
-    <w:tbl>
-      <w:tblPr>
-        <w:tblStyle w:val="Table"/>
-        <w:tblW w:type="auto" w:w="0"/>
-        <w:tblLook w:firstRow="1" w:lastRow="0" w:firstColumn="0" w:lastColumn="0" w:noHBand="0" w:noVBand="0" w:val="0020"/>
-      </w:tblPr>
-      <w:tblGrid>
-        <w:gridCol w:w="2640"/>
-        <w:gridCol w:w="2640"/>
-        <w:gridCol w:w="2640"/>
-      </w:tblGrid>
-      <w:tr>
-        <w:trPr>
-          <w:tblHeader w:val="on"/>
-        </w:trPr>
-        <w:tc>
-          <w:tcPr/>
-          <w:p>
-            <w:pPr>
-              <w:pStyle w:val="Compact"/>
-            </w:pPr>
-            <w:r>
-              <w:t xml:space="preserve">Thành phần</w:t>
-            </w:r>
-          </w:p>
-        </w:tc>
-        <w:tc>
-          <w:tcPr/>
-          <w:p>
-            <w:pPr>
-              <w:pStyle w:val="Compact"/>
-            </w:pPr>
-            <w:r>
-              <w:t xml:space="preserve">Loại</w:t>
-            </w:r>
-          </w:p>
-        </w:tc>
-        <w:tc>
-          <w:tcPr/>
-          <w:p>
-            <w:pPr>
-              <w:pStyle w:val="Compact"/>
-            </w:pPr>
-            <w:r>
-              <w:t xml:space="preserve">Vai trò</w:t>
-            </w:r>
-          </w:p>
-        </w:tc>
-      </w:tr>
-      <w:tr>
-        <w:tc>
-          <w:tcPr/>
-          <w:p>
-            <w:pPr>
-              <w:pStyle w:val="Compact"/>
-            </w:pPr>
-            <w:r>
-              <w:rPr>
-                <w:rStyle w:val="VerbatimChar"/>
-              </w:rPr>
-              <w:t xml:space="preserve">backend</w:t>
-            </w:r>
-          </w:p>
-        </w:tc>
-        <w:tc>
-          <w:tcPr/>
-          <w:p>
-            <w:pPr>
-              <w:pStyle w:val="Compact"/>
-            </w:pPr>
-            <w:r>
-              <w:t xml:space="preserve">dịch vụ</w:t>
-            </w:r>
-          </w:p>
-        </w:tc>
-        <w:tc>
-          <w:tcPr/>
-          <w:p>
-            <w:pPr>
-              <w:pStyle w:val="Compact"/>
-            </w:pPr>
-            <w:r>
-              <w:t xml:space="preserve">FastAPI + uvicorn, chạy đường ống AI trên CPU</w:t>
-            </w:r>
-          </w:p>
-        </w:tc>
-      </w:tr>
-      <w:tr>
-        <w:tc>
-          <w:tcPr/>
-          <w:p>
-            <w:pPr>
-              <w:pStyle w:val="Compact"/>
-            </w:pPr>
-            <w:r>
-              <w:rPr>
-                <w:rStyle w:val="VerbatimChar"/>
-              </w:rPr>
-              <w:t xml:space="preserve">frontend</w:t>
-            </w:r>
-          </w:p>
-        </w:tc>
-        <w:tc>
-          <w:tcPr/>
-          <w:p>
-            <w:pPr>
-              <w:pStyle w:val="Compact"/>
-            </w:pPr>
-            <w:r>
-              <w:t xml:space="preserve">dịch vụ</w:t>
-            </w:r>
-          </w:p>
-        </w:tc>
-        <w:tc>
-          <w:tcPr/>
-          <w:p>
-            <w:pPr>
-              <w:pStyle w:val="Compact"/>
-            </w:pPr>
-            <w:r>
-              <w:t xml:space="preserve">nginx:alpine — phục vụ tệp tĩnh và chuyển tiếp yêu cầu sang máy chủ</w:t>
-            </w:r>
-          </w:p>
-        </w:tc>
-      </w:tr>
-      <w:tr>
-        <w:tc>
-          <w:tcPr/>
-          <w:p>
-            <w:pPr>
-              <w:pStyle w:val="Compact"/>
-            </w:pPr>
-            <w:r>
-              <w:rPr>
-                <w:rStyle w:val="VerbatimChar"/>
-              </w:rPr>
-              <w:t xml:space="preserve">alpr-net</w:t>
-            </w:r>
-          </w:p>
-        </w:tc>
-        <w:tc>
-          <w:tcPr/>
-          <w:p>
-            <w:pPr>
-              <w:pStyle w:val="Compact"/>
-            </w:pPr>
-            <w:r>
-              <w:t xml:space="preserve">mạng</w:t>
-            </w:r>
-          </w:p>
-        </w:tc>
-        <w:tc>
-          <w:tcPr/>
-          <w:p>
-            <w:pPr>
-              <w:pStyle w:val="Compact"/>
-            </w:pPr>
-            <w:r>
-              <w:t xml:space="preserve">Mạng nội bộ giữa hai dịch vụ</w:t>
-            </w:r>
-          </w:p>
-        </w:tc>
-      </w:tr>
-      <w:tr>
-        <w:tc>
-          <w:tcPr/>
-          <w:p>
-            <w:pPr>
-              <w:pStyle w:val="Compact"/>
-            </w:pPr>
-            <w:r>
-              <w:rPr>
-                <w:rStyle w:val="VerbatimChar"/>
-              </w:rPr>
-              <w:t xml:space="preserve">alpr-data</w:t>
-            </w:r>
-          </w:p>
-        </w:tc>
-        <w:tc>
-          <w:tcPr/>
-          <w:p>
-            <w:pPr>
-              <w:pStyle w:val="Compact"/>
-            </w:pPr>
-            <w:r>
-              <w:t xml:space="preserve">volume</w:t>
-            </w:r>
-          </w:p>
-        </w:tc>
-        <w:tc>
-          <w:tcPr/>
-          <w:p>
-            <w:pPr>
-              <w:pStyle w:val="Compact"/>
-            </w:pPr>
-            <w:r>
-              <w:t xml:space="preserve">Cơ sở dữ liệu SQLite — dữ liệu sống qua lần khởi động lại</w:t>
-            </w:r>
-          </w:p>
-        </w:tc>
-      </w:tr>
-      <w:tr>
-        <w:tc>
-          <w:tcPr/>
-          <w:p>
-            <w:pPr>
-              <w:pStyle w:val="Compact"/>
-            </w:pPr>
-            <w:r>
-              <w:rPr>
-                <w:rStyle w:val="VerbatimChar"/>
-              </w:rPr>
-              <w:t xml:space="preserve">alpr-model-cache</w:t>
-            </w:r>
-          </w:p>
-        </w:tc>
-        <w:tc>
-          <w:tcPr/>
-          <w:p>
-            <w:pPr>
-              <w:pStyle w:val="Compact"/>
-            </w:pPr>
-            <w:r>
-              <w:t xml:space="preserve">volume</w:t>
-            </w:r>
-          </w:p>
-        </w:tc>
-        <w:tc>
-          <w:tcPr/>
-          <w:p>
-            <w:pPr>
-              <w:pStyle w:val="Compact"/>
-            </w:pPr>
-            <w:r>
-              <w:t xml:space="preserve">Bộ nhớ đệm trọng số PaddleOCR — tránh tải lại mỗi lần dựng</w:t>
-            </w:r>
-          </w:p>
-        </w:tc>
-      </w:tr>
-    </w:tbl>
-    <w:p>
-      <w:pPr>
-        <w:pStyle w:val="BodyText"/>
-      </w:pPr>
-      <w:r>
-        <w:t xml:space="preserve">Ngoài hai volume có tên ở trên, thư mục</w:t>
-      </w:r>
-      <w:r>
-        <w:t xml:space="preserve"> </w:t>
-      </w:r>
-      <w:r>
-        <w:rPr>
-          <w:rStyle w:val="VerbatimChar"/>
-        </w:rPr>
-        <w:t xml:space="preserve">./storage</w:t>
-      </w:r>
-      <w:r>
-        <w:t xml:space="preserve"> </w:t>
-      </w:r>
-      <w:r>
-        <w:t xml:space="preserve">(ảnh và video đã tải lên) và</w:t>
-      </w:r>
-      <w:r>
-        <w:t xml:space="preserve"> </w:t>
-      </w:r>
-      <w:r>
-        <w:rPr>
-          <w:rStyle w:val="VerbatimChar"/>
-        </w:rPr>
-        <w:t xml:space="preserve">./models</w:t>
-      </w:r>
-      <w:r>
-        <w:t xml:space="preserve"> </w:t>
-      </w:r>
-      <w:r>
-        <w:t xml:space="preserve">(trọng số bộ phát hiện, gắn</w:t>
-      </w:r>
-      <w:r>
-        <w:t xml:space="preserve"> </w:t>
-      </w:r>
-      <w:r>
-        <w:rPr>
-          <w:b/>
-          <w:bCs/>
-        </w:rPr>
-        <w:t xml:space="preserve">chỉ đọc</w:t>
-      </w:r>
-      <w:r>
-        <w:t xml:space="preserve">) được gắn trực tiếp từ máy chủ.</w:t>
-      </w:r>
-    </w:p>
-    <w:p>
-      <w:pPr>
-        <w:pStyle w:val="BodyText"/>
-      </w:pPr>
-      <w:r>
-        <w:t xml:space="preserve">Bộ ba tệp triển khai:</w:t>
-      </w:r>
-      <w:r>
-        <w:t xml:space="preserve"> </w:t>
-      </w:r>
-      <w:r>
-        <w:rPr>
-          <w:rStyle w:val="VerbatimChar"/>
-        </w:rPr>
-        <w:t xml:space="preserve">deployment/docker/Dockerfile.backend</w:t>
-      </w:r>
-      <w:r>
-        <w:t xml:space="preserve"> </w:t>
-      </w:r>
-      <w:r>
-        <w:t xml:space="preserve">(build hai giai</w:t>
-      </w:r>
-      <w:r>
-        <w:t xml:space="preserve"> </w:t>
-      </w:r>
-      <w:r>
-        <w:t xml:space="preserve">đoạn),</w:t>
-      </w:r>
-      <w:r>
-        <w:t xml:space="preserve"> </w:t>
-      </w:r>
-      <w:r>
-        <w:rPr>
-          <w:rStyle w:val="VerbatimChar"/>
-        </w:rPr>
-        <w:t xml:space="preserve">Dockerfile.frontend</w:t>
-      </w:r>
-      <w:r>
-        <w:t xml:space="preserve"> </w:t>
-      </w:r>
-      <w:r>
-        <w:t xml:space="preserve">(build rồi phục vụ tĩnh) và</w:t>
-      </w:r>
-      <w:r>
-        <w:t xml:space="preserve"> </w:t>
-      </w:r>
-      <w:r>
-        <w:rPr>
-          <w:rStyle w:val="VerbatimChar"/>
-        </w:rPr>
-        <w:t xml:space="preserve">nginx.conf</w:t>
-      </w:r>
-      <w:r>
-        <w:t xml:space="preserve">. Phân tích</w:t>
-      </w:r>
-      <w:r>
-        <w:t xml:space="preserve"> </w:t>
-      </w:r>
-      <w:r>
-        <w:t xml:space="preserve">từng tệp ở mục 4.9.</w:t>
-      </w:r>
-    </w:p>
-    <w:p>
-      <w:r>
-        <w:pict>
-          <v:rect style="width:0;height:1.5pt" o:hralign="center" o:hrstd="t" o:hr="t"/>
-        </w:pict>
-      </w:r>
-    </w:p>
-    <w:bookmarkEnd w:id="235"/>
-    <w:bookmarkEnd w:id="236"/>
-    <w:bookmarkStart w:id="237" w:name="Xf4fdfdb0582bdca8adb9305f82cdbfca4c61ab6"/>
-    <w:p>
-      <w:pPr>
-        <w:pStyle w:val="Heading2"/>
-      </w:pPr>
-      <w:r>
-        <w:t xml:space="preserve">Phụ lục H. Đặc tả yêu cầu và thiết kế dữ liệu</w:t>
-      </w:r>
-    </w:p>
-    <w:p>
-      <w:pPr>
-        <w:pStyle w:val="FirstParagraph"/>
-      </w:pPr>
-      <w:r>
-        <w:t xml:space="preserve">Đặc tả đầy đủ — từng use case, bảng 34 yêu cầu chức năng kèm tiêu chí chấp nhận, bảng chỉ tiêu phi chức năng và đặc tả từng trường của cơ sở dữ liệu — nằm trong bộ tài liệu yêu cầu đi kèm. Chương 4 nêu quyết định thiết kế và lý do; phần liệt kê đầy đủ không lặp lại ở đây.</w:t>
-      </w:r>
-    </w:p>
-    <w:p>
-      <w:pPr>
-        <w:pStyle w:val="BodyText"/>
-      </w:pPr>
-      <w:r>
-        <w:rPr>
-          <w:b/>
-          <w:bCs/>
-        </w:rPr>
-        <w:t xml:space="preserve">Bảng H.1.</w:t>
-      </w:r>
-      <w:r>
-        <w:t xml:space="preserve"> </w:t>
-      </w:r>
-      <w:r>
-        <w:t xml:space="preserve">Nơi tra cứu đặc tả đầy đủ</w:t>
-      </w:r>
-    </w:p>
-    <w:tbl>
-      <w:tblPr>
-        <w:tblStyle w:val="Table"/>
-        <w:tblW w:type="auto" w:w="0"/>
-        <w:tblLook w:firstRow="1" w:lastRow="0" w:firstColumn="0" w:lastColumn="0" w:noHBand="0" w:noVBand="0" w:val="0020"/>
-      </w:tblPr>
-      <w:tblGrid>
-        <w:gridCol w:w="3960"/>
-        <w:gridCol w:w="3960"/>
-      </w:tblGrid>
-      <w:tr>
-        <w:trPr>
-          <w:tblHeader w:val="on"/>
-        </w:trPr>
-        <w:tc>
-          <w:tcPr/>
-          <w:p>
-            <w:pPr>
-              <w:pStyle w:val="Compact"/>
-            </w:pPr>
-            <w:r>
-              <w:t xml:space="preserve">Nội dung</w:t>
-            </w:r>
-          </w:p>
-        </w:tc>
-        <w:tc>
-          <w:tcPr/>
-          <w:p>
-            <w:pPr>
-              <w:pStyle w:val="Compact"/>
-            </w:pPr>
-            <w:r>
-              <w:t xml:space="preserve">Tài liệu</w:t>
-            </w:r>
-          </w:p>
-        </w:tc>
-      </w:tr>
-      <w:tr>
-        <w:tc>
-          <w:tcPr/>
-          <w:p>
-            <w:pPr>
-              <w:pStyle w:val="Compact"/>
-            </w:pPr>
-            <w:r>
-              <w:t xml:space="preserve">34 yêu cầu chức năng, 6 nhóm, mức MoSCoW, tiêu chí chấp nhận</w:t>
-            </w:r>
-          </w:p>
-        </w:tc>
-        <w:tc>
-          <w:tcPr/>
-          <w:p>
-            <w:pPr>
-              <w:pStyle w:val="Compact"/>
-            </w:pPr>
-            <w:r>
-              <w:rPr>
-                <w:rStyle w:val="VerbatimChar"/>
-              </w:rPr>
-              <w:t xml:space="preserve">docs/00-requirements/functional-requirements.md</w:t>
-            </w:r>
-          </w:p>
-        </w:tc>
-      </w:tr>
-      <w:tr>
-        <w:tc>
-          <w:tcPr/>
-          <w:p>
-            <w:pPr>
-              <w:pStyle w:val="Compact"/>
-            </w:pPr>
-            <w:r>
-              <w:t xml:space="preserve">Chỉ tiêu phi chức năng bảy nhóm, ngưỡng và phương pháp đo</w:t>
-            </w:r>
-          </w:p>
-        </w:tc>
-        <w:tc>
-          <w:tcPr/>
-          <w:p>
-            <w:pPr>
-              <w:pStyle w:val="Compact"/>
-            </w:pPr>
-            <w:r>
-              <w:rPr>
-                <w:rStyle w:val="VerbatimChar"/>
-              </w:rPr>
-              <w:t xml:space="preserve">docs/00-requirements/non-functional-requirements.md</w:t>
-            </w:r>
-          </w:p>
-        </w:tc>
-      </w:tr>
-      <w:tr>
-        <w:tc>
-          <w:tcPr/>
-          <w:p>
-            <w:pPr>
-              <w:pStyle w:val="Compact"/>
-            </w:pPr>
-            <w:r>
-              <w:t xml:space="preserve">Đặc tả use case</w:t>
-            </w:r>
-          </w:p>
-        </w:tc>
-        <w:tc>
-          <w:tcPr/>
-          <w:p>
-            <w:pPr>
-              <w:pStyle w:val="Compact"/>
-            </w:pPr>
-            <w:r>
-              <w:rPr>
-                <w:rStyle w:val="VerbatimChar"/>
-              </w:rPr>
-              <w:t xml:space="preserve">docs/00-requirements/SRS.md</w:t>
-            </w:r>
-          </w:p>
-        </w:tc>
-      </w:tr>
-      <w:tr>
-        <w:tc>
-          <w:tcPr/>
-          <w:p>
-            <w:pPr>
-              <w:pStyle w:val="Compact"/>
-            </w:pPr>
-            <w:r>
-              <w:t xml:space="preserve">Lược đồ cơ sở dữ liệu, từng trường</w:t>
-            </w:r>
-          </w:p>
-        </w:tc>
-        <w:tc>
-          <w:tcPr/>
-          <w:p>
-            <w:pPr>
-              <w:pStyle w:val="Compact"/>
-            </w:pPr>
-            <w:r>
-              <w:t xml:space="preserve">Chương 4 mục 4.7.3, Bảng 4.5</w:t>
-            </w:r>
-          </w:p>
-        </w:tc>
-      </w:tr>
-      <w:tr>
-        <w:tc>
-          <w:tcPr/>
-          <w:p>
-            <w:pPr>
-              <w:pStyle w:val="Compact"/>
-            </w:pPr>
-            <w:r>
-              <w:t xml:space="preserve">Phân bố mức yêu cầu và diễn biến thay đổi phạm vi</w:t>
-            </w:r>
-          </w:p>
-        </w:tc>
-        <w:tc>
-          <w:tcPr/>
-          <w:p>
-            <w:pPr>
-              <w:pStyle w:val="Compact"/>
-            </w:pPr>
-            <w:r>
-              <w:t xml:space="preserve">Chương 4 mục 4.1.3; Chương 1 ghi chú sau mục 1.2</w:t>
-            </w:r>
-          </w:p>
-        </w:tc>
-      </w:tr>
-    </w:tbl>
-    <w:p>
-      <w:pPr>
-        <w:pStyle w:val="BodyText"/>
-      </w:pPr>
-      <w:r>
-        <w:t xml:space="preserve">Hai ràng buộc của đặc tả đáng nhắc lại vì chúng chi phối toàn bộ phần đánh giá:</w:t>
-      </w:r>
-      <w:r>
-        <w:t xml:space="preserve"> </w:t>
-      </w:r>
-      <w:r>
-        <w:rPr>
-          <w:b/>
-          <w:bCs/>
-        </w:rPr>
-        <w:t xml:space="preserve">mọi chỉ tiêu hiệu năng đều là chỉ tiêu đo trên CPU</w:t>
-      </w:r>
-      <w:r>
-        <w:t xml:space="preserve"> </w:t>
-      </w:r>
-      <w:r>
-        <w:t xml:space="preserve">— máy thực hiện không có GPU CUDA (mục 4.3.1); và</w:t>
-      </w:r>
-      <w:r>
-        <w:t xml:space="preserve"> </w:t>
-      </w:r>
-      <w:r>
-        <w:rPr>
-          <w:b/>
-          <w:bCs/>
-        </w:rPr>
-        <w:t xml:space="preserve">cặp NFR-A5/A6 được đặt tách bạch có chủ đích</w:t>
-      </w:r>
-      <w:r>
-        <w:t xml:space="preserve">, vì hiệu số giữa chúng chính là đóng góp định lượng của khối hậu xử lý, đo được nhờ cột</w:t>
-      </w:r>
-      <w:r>
-        <w:t xml:space="preserve"> </w:t>
-      </w:r>
-      <w:r>
-        <w:rPr>
-          <w:rStyle w:val="VerbatimChar"/>
-        </w:rPr>
-        <w:t xml:space="preserve">raw_ocr_text</w:t>
-      </w:r>
-      <w:r>
-        <w:t xml:space="preserve"> </w:t>
-      </w:r>
-      <w:r>
-        <w:t xml:space="preserve">(mục 4.7.3).</w:t>
-      </w:r>
-    </w:p>
-    <w:bookmarkEnd w:id="237"/>
-    <w:bookmarkStart w:id="239" w:name="Xca8a6b0a1c163d0021c70a30659365938cfbbe3"/>
-    <w:p>
-      <w:pPr>
-        <w:pStyle w:val="Heading2"/>
-      </w:pPr>
-      <w:r>
-        <w:t xml:space="preserve">Phụ lục O. Tệp cấu hình gốc, báo cáo đo và mã nguồn</w:t>
-      </w:r>
-    </w:p>
-    <w:p>
-      <w:pPr>
-        <w:pStyle w:val="FirstParagraph"/>
-      </w:pPr>
-      <w:r>
-        <w:t xml:space="preserve">Phụ lục này giữ</w:t>
-      </w:r>
-      <w:r>
-        <w:t xml:space="preserve"> </w:t>
-      </w:r>
-      <w:r>
-        <w:rPr>
-          <w:b/>
-          <w:bCs/>
-        </w:rPr>
-        <w:t xml:space="preserve">hiện vật thô</w:t>
-      </w:r>
-      <w:r>
-        <w:t xml:space="preserve"> </w:t>
-      </w:r>
-      <w:r>
-        <w:t xml:space="preserve">— thứ cần để tái lập chứ không cần để đọc hiểu.</w:t>
-      </w:r>
-      <w:r>
-        <w:t xml:space="preserve"> </w:t>
-      </w:r>
-      <w:r>
-        <w:t xml:space="preserve">Phụ lục B trình bày siêu tham số dưới dạng bảng đã biên tập. Tệp tham số nguyên</w:t>
-      </w:r>
-      <w:r>
-        <w:t xml:space="preserve"> </w:t>
-      </w:r>
-      <w:r>
-        <w:t xml:space="preserve">văn do thư viện sinh ra nằm trong kho mã tại</w:t>
-      </w:r>
-      <w:r>
-        <w:t xml:space="preserve"> </w:t>
-      </w:r>
-      <w:r>
-        <w:rPr>
-          <w:rStyle w:val="VerbatimChar"/>
-        </w:rPr>
-        <w:t xml:space="preserve">runs/</w:t>
-      </w:r>
-      <w:r>
-        <w:t xml:space="preserve">, vì một bảng biên tập lại</w:t>
-      </w:r>
-      <w:r>
-        <w:t xml:space="preserve"> </w:t>
-      </w:r>
-      <w:r>
-        <w:t xml:space="preserve">không thay được tệp gốc khi có người muốn chạy lại đúng lượt huấn luyện ấy.</w:t>
-      </w:r>
-    </w:p>
-    <w:p>
-      <w:r>
-        <w:pict>
-          <v:rect style="width:0;height:1.5pt" o:hralign="center" o:hrstd="t" o:hr="t"/>
-        </w:pict>
-      </w:r>
-    </w:p>
-    <w:bookmarkStart w:id="238" w:name="o2-danh-mục-báo-cáo-đo-dạng-json"/>
-    <w:p>
-      <w:pPr>
-        <w:pStyle w:val="Heading3"/>
-      </w:pPr>
-      <w:r>
-        <w:t xml:space="preserve">O.2. Danh mục báo cáo đo dạng JSON</w:t>
-      </w:r>
-    </w:p>
-    <w:p>
-      <w:pPr>
-        <w:pStyle w:val="FirstParagraph"/>
-      </w:pPr>
-      <w:r>
-        <w:t xml:space="preserve">Toàn bộ số liệu công bố trong báo cáo được tổng hợp từ các tệp dữ liệu kiểm thử nằm tại thư mục</w:t>
-      </w:r>
-      <w:r>
-        <w:t xml:space="preserve"> </w:t>
-      </w:r>
-      <w:r>
-        <w:rPr>
-          <w:rStyle w:val="VerbatimChar"/>
-        </w:rPr>
-        <w:t xml:space="preserve">docs/reports/</w:t>
-      </w:r>
-      <w:r>
-        <w:t xml:space="preserve">. Danh mục</w:t>
-      </w:r>
-      <w:r>
-        <w:t xml:space="preserve"> </w:t>
-      </w:r>
-      <w:r>
-        <w:rPr>
-          <w:b/>
-          <w:bCs/>
-        </w:rPr>
-        <w:t xml:space="preserve">không chép nguyên văn nội dung tệp</w:t>
-      </w:r>
-      <w:r>
-        <w:t xml:space="preserve"> </w:t>
-      </w:r>
-      <w:r>
-        <w:t xml:space="preserve">để tránh làm tăng dung lượng tài liệu không cần thiết. Thay vào đó, mỗi dòng trình bày rõ</w:t>
-      </w:r>
-      <w:r>
-        <w:t xml:space="preserve"> </w:t>
-      </w:r>
-      <w:r>
-        <w:rPr>
-          <w:b/>
-          <w:bCs/>
-        </w:rPr>
-        <w:t xml:space="preserve">mục đích kiểm chứng của tệp</w:t>
-      </w:r>
-      <w:r>
-        <w:t xml:space="preserve"> </w:t>
-      </w:r>
-      <w:r>
-        <w:t xml:space="preserve">và</w:t>
-      </w:r>
-      <w:r>
-        <w:t xml:space="preserve"> </w:t>
-      </w:r>
-      <w:r>
-        <w:rPr>
-          <w:b/>
-          <w:bCs/>
-        </w:rPr>
-        <w:t xml:space="preserve">mục tham chiếu tương ứng</w:t>
-      </w:r>
-      <w:r>
-        <w:t xml:space="preserve">, đảm bảo mọi số liệu đều có thể truy xuất nguồn gốc minh bạch.</w:t>
-      </w:r>
-    </w:p>
-    <w:p>
-      <w:pPr>
-        <w:pStyle w:val="BodyText"/>
-      </w:pPr>
-      <w:r>
-        <w:rPr>
-          <w:b/>
-          <w:bCs/>
-        </w:rPr>
-        <w:t xml:space="preserve">Bảng O.1.</w:t>
-      </w:r>
-      <w:r>
-        <w:t xml:space="preserve"> </w:t>
-      </w:r>
-      <w:r>
-        <w:t xml:space="preserve">Báo cáo đo dạng JSON và mục sử dụng</w:t>
-      </w:r>
-    </w:p>
-    <w:tbl>
-      <w:tblPr>
-        <w:tblStyle w:val="Table"/>
-        <w:tblW w:type="auto" w:w="0"/>
-        <w:tblLook w:firstRow="1" w:lastRow="0" w:firstColumn="0" w:lastColumn="0" w:noHBand="0" w:noVBand="0" w:val="0020"/>
-      </w:tblPr>
-      <w:tblGrid>
-        <w:gridCol w:w="2640"/>
-        <w:gridCol w:w="2640"/>
-        <w:gridCol w:w="2640"/>
-      </w:tblGrid>
-      <w:tr>
-        <w:trPr>
-          <w:tblHeader w:val="on"/>
-        </w:trPr>
-        <w:tc>
-          <w:tcPr/>
-          <w:p>
-            <w:pPr>
-              <w:pStyle w:val="Compact"/>
-            </w:pPr>
-            <w:r>
-              <w:t xml:space="preserve">Tệp trong</w:t>
-            </w:r>
-            <w:r>
-              <w:t xml:space="preserve"> </w:t>
-            </w:r>
-            <w:r>
-              <w:rPr>
-                <w:rStyle w:val="VerbatimChar"/>
-              </w:rPr>
-              <w:t xml:space="preserve">docs/reports/</w:t>
-            </w:r>
-          </w:p>
-        </w:tc>
-        <w:tc>
-          <w:tcPr/>
-          <w:p>
-            <w:pPr>
-              <w:pStyle w:val="Compact"/>
-            </w:pPr>
-            <w:r>
-              <w:t xml:space="preserve">Mục đích kiểm chứng / Nội dung đo đạc</w:t>
-            </w:r>
-          </w:p>
-        </w:tc>
-        <w:tc>
-          <w:tcPr/>
-          <w:p>
-            <w:pPr>
-              <w:pStyle w:val="Compact"/>
-              <w:jc w:val="center"/>
-            </w:pPr>
-            <w:r>
-              <w:t xml:space="preserve">Dùng ở mục</w:t>
-            </w:r>
-          </w:p>
-        </w:tc>
-      </w:tr>
-      <w:tr>
-        <w:tc>
-          <w:tcPr/>
-          <w:p>
-            <w:pPr>
-              <w:pStyle w:val="Compact"/>
-            </w:pPr>
-            <w:r>
-              <w:rPr>
-                <w:rStyle w:val="VerbatimChar"/>
-              </w:rPr>
-              <w:t xml:space="preserve">03-evaluation-ch5-best-test.json</w:t>
-            </w:r>
-          </w:p>
-        </w:tc>
-        <w:tc>
-          <w:tcPr/>
-          <w:p>
-            <w:pPr>
-              <w:pStyle w:val="Compact"/>
-            </w:pPr>
-            <w:r>
-              <w:t xml:space="preserve">mAP, Precision, Recall của</w:t>
-            </w:r>
-            <w:r>
-              <w:t xml:space="preserve"> </w:t>
-            </w:r>
-            <w:r>
-              <w:rPr>
-                <w:rStyle w:val="VerbatimChar"/>
-              </w:rPr>
-              <w:t xml:space="preserve">best.pt</w:t>
-            </w:r>
-            <w:r>
-              <w:t xml:space="preserve"> </w:t>
-            </w:r>
-            <w:r>
-              <w:t xml:space="preserve">trên tập test v3</w:t>
-            </w:r>
-          </w:p>
-        </w:tc>
-        <w:tc>
-          <w:tcPr/>
-          <w:p>
-            <w:pPr>
-              <w:pStyle w:val="Compact"/>
-              <w:jc w:val="center"/>
-            </w:pPr>
-            <w:r>
-              <w:t xml:space="preserve">5.4.1</w:t>
-            </w:r>
-          </w:p>
-        </w:tc>
-      </w:tr>
-      <w:tr>
-        <w:tc>
-          <w:tcPr/>
-          <w:p>
-            <w:pPr>
-              <w:pStyle w:val="Compact"/>
-            </w:pPr>
-            <w:r>
-              <w:rPr>
-                <w:rStyle w:val="VerbatimChar"/>
-              </w:rPr>
-              <w:t xml:space="preserve">07-leak-check-t10.json</w:t>
-            </w:r>
-          </w:p>
-        </w:tc>
-        <w:tc>
-          <w:tcPr/>
-          <w:p>
-            <w:pPr>
-              <w:pStyle w:val="Compact"/>
-            </w:pPr>
-            <w:r>
-              <w:t xml:space="preserve">Số cặp ảnh gần trùng train↔test theo từng ngưỡng Hamming</w:t>
-            </w:r>
-          </w:p>
-        </w:tc>
-        <w:tc>
-          <w:tcPr/>
-          <w:p>
-            <w:pPr>
-              <w:pStyle w:val="Compact"/>
-              <w:jc w:val="center"/>
-            </w:pPr>
-            <w:r>
-              <w:t xml:space="preserve">5.3.2</w:t>
-            </w:r>
-          </w:p>
-        </w:tc>
-      </w:tr>
-      <w:tr>
-        <w:tc>
-          <w:tcPr/>
-          <w:p>
-            <w:pPr>
-              <w:pStyle w:val="Compact"/>
-            </w:pPr>
-            <w:r>
-              <w:rPr>
-                <w:rStyle w:val="VerbatimChar"/>
-              </w:rPr>
-              <w:t xml:space="preserve">17-plate-type-audit.json</w:t>
-            </w:r>
-          </w:p>
-        </w:tc>
-        <w:tc>
-          <w:tcPr/>
-          <w:p>
-            <w:pPr>
-              <w:pStyle w:val="Compact"/>
-            </w:pPr>
-            <w:r>
-              <w:t xml:space="preserve">Phân bố màu nền của 2.801 mẫu có nhãn chuỗi — căn cứ cảnh báo 97,68% biển trắng</w:t>
-            </w:r>
-          </w:p>
-        </w:tc>
-        <w:tc>
-          <w:tcPr/>
-          <w:p>
-            <w:pPr>
-              <w:pStyle w:val="Compact"/>
-              <w:jc w:val="center"/>
-            </w:pPr>
-            <w:r>
-              <w:t xml:space="preserve">5.3, 6.2</w:t>
-            </w:r>
-          </w:p>
-        </w:tc>
-      </w:tr>
-      <w:tr>
-        <w:tc>
-          <w:tcPr/>
-          <w:p>
-            <w:pPr>
-              <w:pStyle w:val="Compact"/>
-            </w:pPr>
-            <w:r>
-              <w:rPr>
-                <w:rStyle w:val="VerbatimChar"/>
-              </w:rPr>
-              <w:t xml:space="preserve">04-ocr-accuracy.json</w:t>
-            </w:r>
-          </w:p>
-        </w:tc>
-        <w:tc>
-          <w:tcPr/>
-          <w:p>
-            <w:pPr>
-              <w:pStyle w:val="Compact"/>
-            </w:pPr>
-            <w:r>
-              <w:t xml:space="preserve">A4–A7 lượt đo cơ sở</w:t>
-            </w:r>
-          </w:p>
-        </w:tc>
-        <w:tc>
-          <w:tcPr/>
-          <w:p>
-            <w:pPr>
-              <w:pStyle w:val="Compact"/>
-              <w:jc w:val="center"/>
-            </w:pPr>
-            <w:r>
-              <w:t xml:space="preserve">5.5</w:t>
-            </w:r>
-          </w:p>
-        </w:tc>
-      </w:tr>
-      <w:tr>
-        <w:tc>
-          <w:tcPr/>
-          <w:p>
-            <w:pPr>
-              <w:pStyle w:val="Compact"/>
-            </w:pPr>
-            <w:r>
-              <w:rPr>
-                <w:rStyle w:val="VerbatimChar"/>
-              </w:rPr>
-              <w:t xml:space="preserve">16-ocr-accuracy-rescued.json</w:t>
-            </w:r>
-          </w:p>
-        </w:tc>
-        <w:tc>
-          <w:tcPr/>
-          <w:p>
-            <w:pPr>
-              <w:pStyle w:val="Compact"/>
-            </w:pPr>
-            <w:r>
-              <w:t xml:space="preserve">A4–A7 sau khi thêm bước phục hồi dòng trên</w:t>
-            </w:r>
-          </w:p>
-        </w:tc>
-        <w:tc>
-          <w:tcPr/>
-          <w:p>
-            <w:pPr>
-              <w:pStyle w:val="Compact"/>
-              <w:jc w:val="center"/>
-            </w:pPr>
-            <w:r>
-              <w:t xml:space="preserve">5.5.6</w:t>
-            </w:r>
-          </w:p>
-        </w:tc>
-      </w:tr>
-      <w:tr>
-        <w:tc>
-          <w:tcPr/>
-          <w:p>
-            <w:pPr>
-              <w:pStyle w:val="Compact"/>
-            </w:pPr>
-            <w:r>
-              <w:rPr>
-                <w:rStyle w:val="VerbatimChar"/>
-              </w:rPr>
-              <w:t xml:space="preserve">28-ocr-accuracy-finetuned.json</w:t>
-            </w:r>
-          </w:p>
-        </w:tc>
-        <w:tc>
-          <w:tcPr/>
-          <w:p>
-            <w:pPr>
-              <w:pStyle w:val="Compact"/>
-            </w:pPr>
-            <w:r>
-              <w:t xml:space="preserve">A4–A7 của bộ nhận dạng đã tinh chỉnh</w:t>
-            </w:r>
-          </w:p>
-        </w:tc>
-        <w:tc>
-          <w:tcPr/>
-          <w:p>
-            <w:pPr>
-              <w:pStyle w:val="Compact"/>
-              <w:jc w:val="center"/>
-            </w:pPr>
-            <w:r>
-              <w:t xml:space="preserve">4.5.3</w:t>
-            </w:r>
-          </w:p>
-        </w:tc>
-      </w:tr>
-      <w:tr>
-        <w:tc>
-          <w:tcPr/>
-          <w:p>
-            <w:pPr>
-              <w:pStyle w:val="Compact"/>
-            </w:pPr>
-            <w:r>
-              <w:rPr>
-                <w:rStyle w:val="VerbatimChar"/>
-              </w:rPr>
-              <w:t xml:space="preserve">29-reconly-ablation.json</w:t>
-            </w:r>
-          </w:p>
-        </w:tc>
-        <w:tc>
-          <w:tcPr/>
-          <w:p>
-            <w:pPr>
-              <w:pStyle w:val="Compact"/>
-            </w:pPr>
-            <w:r>
-              <w:t xml:space="preserve">Bốn cấu hình det+rec ↔ chỉ nhận dạng, hai model</w:t>
-            </w:r>
-          </w:p>
-        </w:tc>
-        <w:tc>
-          <w:tcPr/>
-          <w:p>
-            <w:pPr>
-              <w:pStyle w:val="Compact"/>
-              <w:jc w:val="center"/>
-            </w:pPr>
-            <w:r>
-              <w:t xml:space="preserve">4.5.3, 5.6.6</w:t>
-            </w:r>
-          </w:p>
-        </w:tc>
-      </w:tr>
-      <w:tr>
-        <w:tc>
-          <w:tcPr/>
-          <w:p>
-            <w:pPr>
-              <w:pStyle w:val="Compact"/>
-            </w:pPr>
-            <w:r>
-              <w:rPr>
-                <w:rStyle w:val="VerbatimChar"/>
-              </w:rPr>
-              <w:t xml:space="preserve">15-two-line-ab.json</w:t>
-            </w:r>
-          </w:p>
-        </w:tc>
-        <w:tc>
-          <w:tcPr/>
-          <w:p>
-            <w:pPr>
-              <w:pStyle w:val="Compact"/>
-            </w:pPr>
-            <w:r>
-              <w:t xml:space="preserve">A/B ghép rồi đọc ↔ đọc từng nửa, 200 biển hai dòng</w:t>
-            </w:r>
-          </w:p>
-        </w:tc>
-        <w:tc>
-          <w:tcPr/>
-          <w:p>
-            <w:pPr>
-              <w:pStyle w:val="Compact"/>
-              <w:jc w:val="center"/>
-            </w:pPr>
-            <w:r>
-              <w:t xml:space="preserve">5.5.6</w:t>
-            </w:r>
-          </w:p>
-        </w:tc>
-      </w:tr>
-      <w:tr>
-        <w:tc>
-          <w:tcPr/>
-          <w:p>
-            <w:pPr>
-              <w:pStyle w:val="Compact"/>
-            </w:pPr>
-            <w:r>
-              <w:rPr>
-                <w:rStyle w:val="VerbatimChar"/>
-              </w:rPr>
-              <w:t xml:space="preserve">15-two-line-fallback-700.json</w:t>
-            </w:r>
-          </w:p>
-        </w:tc>
-        <w:tc>
-          <w:tcPr/>
-          <w:p>
-            <w:pPr>
-              <w:pStyle w:val="Compact"/>
-            </w:pPr>
-            <w:r>
-              <w:t xml:space="preserve">A/B bước phục hồi dòng trên, mẫu 700 biển</w:t>
-            </w:r>
-          </w:p>
-        </w:tc>
-        <w:tc>
-          <w:tcPr/>
-          <w:p>
-            <w:pPr>
-              <w:pStyle w:val="Compact"/>
-              <w:jc w:val="center"/>
-            </w:pPr>
-            <w:r>
-              <w:t xml:space="preserve">5.5.6</w:t>
-            </w:r>
-          </w:p>
-        </w:tc>
-      </w:tr>
-      <w:tr>
-        <w:tc>
-          <w:tcPr/>
-          <w:p>
-            <w:pPr>
-              <w:pStyle w:val="Compact"/>
-            </w:pPr>
-            <w:r>
-              <w:rPr>
-                <w:rStyle w:val="VerbatimChar"/>
-              </w:rPr>
-              <w:t xml:space="preserve">15-two-line-fallback.json</w:t>
-            </w:r>
-          </w:p>
-        </w:tc>
-        <w:tc>
-          <w:tcPr/>
-          <w:p>
-            <w:pPr>
-              <w:pStyle w:val="Compact"/>
-            </w:pPr>
-            <w:r>
-              <w:t xml:space="preserve">A/B bước phục hồi dòng trên, mẫu 200 biển</w:t>
-            </w:r>
-          </w:p>
-        </w:tc>
-        <w:tc>
-          <w:tcPr/>
-          <w:p>
-            <w:pPr>
-              <w:pStyle w:val="Compact"/>
-              <w:jc w:val="center"/>
-            </w:pPr>
-            <w:r>
-              <w:t xml:space="preserve">5.5.6</w:t>
-            </w:r>
-          </w:p>
-        </w:tc>
-      </w:tr>
-      <w:tr>
-        <w:tc>
-          <w:tcPr/>
-          <w:p>
-            <w:pPr>
-              <w:pStyle w:val="Compact"/>
-            </w:pPr>
-            <w:r>
-              <w:rPr>
-                <w:rStyle w:val="VerbatimChar"/>
-              </w:rPr>
-              <w:t xml:space="preserve">15-two-line-rescue-ladder.json</w:t>
-            </w:r>
-          </w:p>
-        </w:tc>
-        <w:tc>
-          <w:tcPr/>
-          <w:p>
-            <w:pPr>
-              <w:pStyle w:val="Compact"/>
-            </w:pPr>
-            <w:r>
-              <w:t xml:space="preserve">Chi phí và lợi ích từng bậc của bậc thang thử lại</w:t>
-            </w:r>
-          </w:p>
-        </w:tc>
-        <w:tc>
-          <w:tcPr/>
-          <w:p>
-            <w:pPr>
-              <w:pStyle w:val="Compact"/>
-              <w:jc w:val="center"/>
-            </w:pPr>
-            <w:r>
-              <w:t xml:space="preserve">5.5.7</w:t>
-            </w:r>
-          </w:p>
-        </w:tc>
-      </w:tr>
-      <w:tr>
-        <w:tc>
-          <w:tcPr/>
-          <w:p>
-            <w:pPr>
-              <w:pStyle w:val="Compact"/>
-            </w:pPr>
-            <w:r>
-              <w:rPr>
-                <w:rStyle w:val="VerbatimChar"/>
-              </w:rPr>
-              <w:t xml:space="preserve">15-fragment-height-ab.json</w:t>
-            </w:r>
-          </w:p>
-        </w:tc>
-        <w:tc>
-          <w:tcPr/>
-          <w:p>
-            <w:pPr>
-              <w:pStyle w:val="Compact"/>
-            </w:pPr>
-            <w:r>
-              <w:t xml:space="preserve">Ngưỡng lọc mảnh văn bản theo hình học</w:t>
-            </w:r>
-          </w:p>
-        </w:tc>
-        <w:tc>
-          <w:tcPr/>
-          <w:p>
-            <w:pPr>
-              <w:pStyle w:val="Compact"/>
-              <w:jc w:val="center"/>
-            </w:pPr>
-            <w:r>
-              <w:t xml:space="preserve">4.6.3</w:t>
-            </w:r>
-          </w:p>
-        </w:tc>
-      </w:tr>
-      <w:tr>
-        <w:tc>
-          <w:tcPr/>
-          <w:p>
-            <w:pPr>
-              <w:pStyle w:val="Compact"/>
-            </w:pPr>
-            <w:r>
-              <w:rPr>
-                <w:rStyle w:val="VerbatimChar"/>
-              </w:rPr>
-              <w:t xml:space="preserve">19-color-accuracy.json</w:t>
-            </w:r>
-          </w:p>
-        </w:tc>
-        <w:tc>
-          <w:tcPr/>
-          <w:p>
-            <w:pPr>
-              <w:pStyle w:val="Compact"/>
-            </w:pPr>
-            <w:r>
-              <w:t xml:space="preserve">Độ chính xác bộ nhận màu nền trên 1.565 ảnh ngoài hiệu chỉnh</w:t>
-            </w:r>
-          </w:p>
-        </w:tc>
-        <w:tc>
-          <w:tcPr/>
-          <w:p>
-            <w:pPr>
-              <w:pStyle w:val="Compact"/>
-              <w:jc w:val="center"/>
-            </w:pPr>
-            <w:r>
-              <w:t xml:space="preserve">4.6.7</w:t>
-            </w:r>
-          </w:p>
-        </w:tc>
-      </w:tr>
-      <w:tr>
-        <w:tc>
-          <w:tcPr/>
-          <w:p>
-            <w:pPr>
-              <w:pStyle w:val="Compact"/>
-            </w:pPr>
-            <w:r>
-              <w:rPr>
-                <w:rStyle w:val="VerbatimChar"/>
-              </w:rPr>
-              <w:t xml:space="preserve">07-benchmark-p1-resolved.json</w:t>
-            </w:r>
-          </w:p>
-        </w:tc>
-        <w:tc>
-          <w:tcPr/>
-          <w:p>
-            <w:pPr>
-              <w:pStyle w:val="Compact"/>
-            </w:pPr>
-            <w:r>
-              <w:t xml:space="preserve">Độ trễ đầu cuối p50/p95 và phân rã theo bước</w:t>
-            </w:r>
-          </w:p>
-        </w:tc>
-        <w:tc>
-          <w:tcPr/>
-          <w:p>
-            <w:pPr>
-              <w:pStyle w:val="Compact"/>
-              <w:jc w:val="center"/>
-            </w:pPr>
-            <w:r>
-              <w:t xml:space="preserve">5.6.1, 5.6.2</w:t>
-            </w:r>
-          </w:p>
-        </w:tc>
-      </w:tr>
-      <w:tr>
-        <w:tc>
-          <w:tcPr/>
-          <w:p>
-            <w:pPr>
-              <w:pStyle w:val="Compact"/>
-            </w:pPr>
-            <w:r>
-              <w:rPr>
-                <w:rStyle w:val="VerbatimChar"/>
-              </w:rPr>
-              <w:t xml:space="preserve">07-api-overhead.json</w:t>
-            </w:r>
-          </w:p>
-        </w:tc>
-        <w:tc>
-          <w:tcPr/>
-          <w:p>
-            <w:pPr>
-              <w:pStyle w:val="Compact"/>
-            </w:pPr>
-            <w:r>
-              <w:t xml:space="preserve">Overhead của tầng API so với gọi đường ống trực tiếp</w:t>
-            </w:r>
-          </w:p>
-        </w:tc>
-        <w:tc>
-          <w:tcPr/>
-          <w:p>
-            <w:pPr>
-              <w:pStyle w:val="Compact"/>
-              <w:jc w:val="center"/>
-            </w:pPr>
-            <w:r>
-              <w:t xml:space="preserve">5.6.5</w:t>
-            </w:r>
-          </w:p>
-        </w:tc>
-      </w:tr>
-      <w:tr>
-        <w:tc>
-          <w:tcPr/>
-          <w:p>
-            <w:pPr>
-              <w:pStyle w:val="Compact"/>
-            </w:pPr>
-            <w:r>
-              <w:rPr>
-                <w:rStyle w:val="VerbatimChar"/>
-              </w:rPr>
-              <w:t xml:space="preserve">07-stress-load.json</w:t>
-            </w:r>
-          </w:p>
-        </w:tc>
-        <w:tc>
-          <w:tcPr/>
-          <w:p>
-            <w:pPr>
-              <w:pStyle w:val="Compact"/>
-            </w:pPr>
-            <w:r>
-              <w:t xml:space="preserve">Chịu tải đồng thời và tỉ lệ thành công khi chạy liên tục</w:t>
-            </w:r>
-          </w:p>
-        </w:tc>
-        <w:tc>
-          <w:tcPr/>
-          <w:p>
-            <w:pPr>
-              <w:pStyle w:val="Compact"/>
-              <w:jc w:val="center"/>
-            </w:pPr>
-            <w:r>
-              <w:t xml:space="preserve">5.6.5</w:t>
-            </w:r>
-          </w:p>
-        </w:tc>
-      </w:tr>
-      <w:tr>
-        <w:tc>
-          <w:tcPr/>
-          <w:p>
-            <w:pPr>
-              <w:pStyle w:val="Compact"/>
-            </w:pPr>
-            <w:r>
-              <w:rPr>
-                <w:rStyle w:val="VerbatimChar"/>
-              </w:rPr>
-              <w:t xml:space="preserve">07-stress-db.json</w:t>
-            </w:r>
-          </w:p>
-        </w:tc>
-        <w:tc>
-          <w:tcPr/>
-          <w:p>
-            <w:pPr>
-              <w:pStyle w:val="Compact"/>
-            </w:pPr>
-            <w:r>
-              <w:t xml:space="preserve">Thời gian truy vấn lịch sử trên 10.000 bản ghi</w:t>
-            </w:r>
-          </w:p>
-        </w:tc>
-        <w:tc>
-          <w:tcPr/>
-          <w:p>
-            <w:pPr>
-              <w:pStyle w:val="Compact"/>
-              <w:jc w:val="center"/>
-            </w:pPr>
-            <w:r>
-              <w:t xml:space="preserve">5.6.5</w:t>
-            </w:r>
-          </w:p>
-        </w:tc>
-      </w:tr>
-      <w:tr>
-        <w:tc>
-          <w:tcPr/>
-          <w:p>
-            <w:pPr>
-              <w:pStyle w:val="Compact"/>
-            </w:pPr>
-            <w:r>
-              <w:rPr>
-                <w:rStyle w:val="VerbatimChar"/>
-              </w:rPr>
-              <w:t xml:space="preserve">03-cpu-benchmark.json</w:t>
-            </w:r>
-          </w:p>
-        </w:tc>
-        <w:tc>
-          <w:tcPr/>
-          <w:p>
-            <w:pPr>
-              <w:pStyle w:val="Compact"/>
-            </w:pPr>
-            <w:r>
-              <w:t xml:space="preserve">So sánh PyTorch ↔ ONNX Runtime ↔ OpenVINO trên CPU</w:t>
-            </w:r>
-          </w:p>
-        </w:tc>
-        <w:tc>
-          <w:tcPr/>
-          <w:p>
-            <w:pPr>
-              <w:pStyle w:val="Compact"/>
-              <w:jc w:val="center"/>
-            </w:pPr>
-            <w:r>
-              <w:t xml:space="preserve">5.6.3</w:t>
-            </w:r>
-          </w:p>
-        </w:tc>
-      </w:tr>
-    </w:tbl>
-    <w:p>
-      <w:pPr>
-        <w:pStyle w:val="BodyText"/>
-      </w:pPr>
-      <w:r>
-        <w:t xml:space="preserve">Thư mục còn</w:t>
-      </w:r>
-      <w:r>
-        <w:t xml:space="preserve"> </w:t>
-      </w:r>
-      <w:r>
-        <w:rPr>
-          <w:b/>
-          <w:bCs/>
-        </w:rPr>
-        <w:t xml:space="preserve">23 tệp JSON khác</w:t>
-      </w:r>
-      <w:r>
-        <w:t xml:space="preserve"> </w:t>
-      </w:r>
-      <w:r>
-        <w:t xml:space="preserve">thuộc các lượt đo trung gian đã bị lượt sau</w:t>
-      </w:r>
-      <w:r>
-        <w:t xml:space="preserve"> </w:t>
-      </w:r>
-      <w:r>
-        <w:t xml:space="preserve">thay thế; chúng được giữ lại trong kho để đối chiếu lịch sử chứ không được trích</w:t>
-      </w:r>
-      <w:r>
-        <w:t xml:space="preserve"> </w:t>
-      </w:r>
-      <w:r>
-        <w:t xml:space="preserve">dẫn trong quyển. Nguyên tắc áp dụng xuyên suốt:</w:t>
-      </w:r>
-      <w:r>
-        <w:t xml:space="preserve"> </w:t>
-      </w:r>
-      <w:r>
-        <w:rPr>
-          <w:b/>
-          <w:bCs/>
-        </w:rPr>
-        <w:t xml:space="preserve">một số liệu chỉ được đưa vào</w:t>
-      </w:r>
-      <w:r>
-        <w:t xml:space="preserve"> </w:t>
-      </w:r>
-      <w:r>
-        <w:rPr>
-          <w:b/>
-          <w:bCs/>
-        </w:rPr>
-        <w:t xml:space="preserve">quyển khi tệp sinh ra nó còn trong kho và chạy lại được.</w:t>
-      </w:r>
-    </w:p>
-    <w:p>
-      <w:r>
-        <w:pict>
-          <v:rect style="width:0;height:1.5pt" o:hralign="center" o:hrstd="t" o:hr="t"/>
-        </w:pict>
-      </w:r>
-    </w:p>
-    <w:p>
       <w:r>
         <w:br w:type="page"/>
       </w:r>
     </w:p>
-    <w:bookmarkEnd w:id="238"/>
-    <w:bookmarkEnd w:id="239"/>
-    <w:bookmarkEnd w:id="240"/>
+    <w:bookmarkEnd w:id="226"/>
+    <w:bookmarkEnd w:id="227"/>
     <w:sectPr>
       <w:footnotePr>
         <w:numRestart w:val="eachSect"/>
@@ -57458,7 +53085,7 @@
     </w:rPrDefault>
     <w:pPrDefault>
       <w:pPr>
-        <w:spacing w:after="120"/>
+        <w:spacing w:after="200"/>
       </w:pPr>
     </w:pPrDefault>
   </w:docDefaults>
@@ -57986,28 +53613,17 @@
     <w:qFormat/>
     <w:tblPr>
       <w:tblInd w:type="dxa" w:w="0"/>
-      <w:tblBorders>
-        <w:top w:color="000000" w:space="0" w:sz="8" w:val="single"/>
-        <w:left w:color="000000" w:space="0" w:sz="8" w:val="single"/>
-        <w:bottom w:color="000000" w:space="0" w:sz="8" w:val="single"/>
-        <w:right w:color="000000" w:space="0" w:sz="8" w:val="single"/>
-        <w:insideH w:color="000000" w:space="0" w:sz="4" w:val="single"/>
-        <w:insideV w:color="000000" w:space="0" w:sz="4" w:val="single"/>
-      </w:tblBorders>
       <w:tblCellMar>
-        <w:top w:type="dxa" w:w="20"/>
+        <w:top w:type="dxa" w:w="0"/>
         <w:left w:type="dxa" w:w="108"/>
-        <w:bottom w:type="dxa" w:w="20"/>
+        <w:bottom w:type="dxa" w:w="0"/>
         <w:right w:type="dxa" w:w="108"/>
       </w:tblCellMar>
     </w:tblPr>
-    <w:trPr>
-      <w:cantSplit/>
-    </w:trPr>
     <w:tblStylePr w:type="firstRow">
       <w:tcPr>
         <w:tcBorders>
-          <w:bottom w:color="000000" w:space="0" w:sz="12" w:val="single"/>
+          <w:bottom w:val="single"/>
         </w:tcBorders>
         <w:vAlign w:val="bottom"/>
       </w:tcPr>

--- a/nop/01-do-an-tot-nghiep.docx
+++ b/nop/01-do-an-tot-nghiep.docx
@@ -1054,7 +1054,7 @@
         <w:t xml:space="preserve"> </w:t>
       </w:r>
       <w:r>
-        <w:t xml:space="preserve">Biển số xe Việt Nam theo</w:t>
+        <w:t xml:space="preserve">Biển số Việt Nam theo</w:t>
       </w:r>
       <w:r>
         <w:t xml:space="preserve"> </w:t>
@@ -1083,7 +1083,7 @@
           <w:b/>
           <w:bCs/>
         </w:rPr>
-        <w:t xml:space="preserve">TT 13/2025/TT-BCA</w:t>
+        <w:t xml:space="preserve">TT 13/2025</w:t>
       </w:r>
       <w:r>
         <w:t xml:space="preserve"> </w:t>
@@ -1105,7 +1105,7 @@
           <w:b/>
           <w:bCs/>
         </w:rPr>
-        <w:t xml:space="preserve">TT 51/2025/TT-BCA</w:t>
+        <w:t xml:space="preserve">TT 51/2025</w:t>
       </w:r>
       <w:r>
         <w:t xml:space="preserve"> </w:t>
@@ -1140,45 +1140,16 @@
       </w:r>
       <w:r>
         <w:rPr>
-          <w:b/>
-          <w:bCs/>
-        </w:rPr>
-        <w:t xml:space="preserve">Đính chính:</w:t>
-      </w:r>
-      <w:r>
-        <w:t xml:space="preserve"> </w:t>
-      </w:r>
-      <w:r>
-        <w:t xml:space="preserve">nhiều tài liệu trong nước vẫn viện dẫn</w:t>
-      </w:r>
-      <w:r>
-        <w:t xml:space="preserve"> </w:t>
-      </w:r>
-      <w:r>
-        <w:rPr>
-          <w:b/>
-          <w:bCs/>
-        </w:rPr>
-        <w:t xml:space="preserve">TT 24/2023/TT-BCA</w:t>
-      </w:r>
-      <w:r>
-        <w:t xml:space="preserve"> </w:t>
-      </w:r>
-      <w:r>
-        <w:t xml:space="preserve">—</w:t>
-      </w:r>
-      <w:r>
-        <w:t xml:space="preserve"> </w:t>
-      </w:r>
-      <w:r>
-        <w:rPr>
-          <w:b/>
-          <w:bCs/>
-        </w:rPr>
-        <w:t xml:space="preserve">đã hết hiệu lực từ 01/01/2025</w:t>
-      </w:r>
-      <w:r>
-        <w:t xml:space="preserve">. Ba đặc thù sau</w:t>
+          <w:i/>
+          <w:iCs/>
+        </w:rPr>
+        <w:t xml:space="preserve">(Nhiều tài liệu trong nước vẫn viện dẫn TT 24/2023 — đã hết hiệu lực từ 01/01/2025.)</w:t>
+      </w:r>
+      <w:r>
+        <w:t xml:space="preserve"> </w:t>
+      </w:r>
+      <w:r>
+        <w:t xml:space="preserve">Ba đặc thù sau</w:t>
       </w:r>
       <w:r>
         <w:t xml:space="preserve"> </w:t>
@@ -1201,29 +1172,13 @@
           <w:b/>
           <w:bCs/>
         </w:rPr>
-        <w:t xml:space="preserve">(i) Tập ký tự seri phụ thuộc vị trí:</w:t>
-      </w:r>
-      <w:r>
-        <w:t xml:space="preserve"> </w:t>
-      </w:r>
-      <w:r>
-        <w:t xml:space="preserve">seri</w:t>
-      </w:r>
-      <w:r>
-        <w:t xml:space="preserve"> </w:t>
-      </w:r>
-      <w:r>
-        <w:rPr>
-          <w:b/>
-          <w:bCs/>
-        </w:rPr>
-        <w:t xml:space="preserve">vị trí thứ nhất</w:t>
-      </w:r>
-      <w:r>
-        <w:t xml:space="preserve"> </w:t>
-      </w:r>
-      <w:r>
-        <w:t xml:space="preserve">thuộc tập</w:t>
+        <w:t xml:space="preserve">(i) Tập ký tự sê-ri phụ thuộc vị trí:</w:t>
+      </w:r>
+      <w:r>
+        <w:t xml:space="preserve"> </w:t>
+      </w:r>
+      <w:r>
+        <w:t xml:space="preserve">vị trí thứ nhất thuộc một tập</w:t>
       </w:r>
       <w:r>
         <w:t xml:space="preserve"> </w:t>
@@ -1239,7 +1194,7 @@
         <w:t xml:space="preserve"> </w:t>
       </w:r>
       <w:r>
-        <w:t xml:space="preserve">(có</w:t>
+        <w:t xml:space="preserve">có</w:t>
       </w:r>
       <w:r>
         <w:t xml:space="preserve"> </w:t>
@@ -1251,7 +1206,10 @@
         <w:t xml:space="preserve">G</w:t>
       </w:r>
       <w:r>
-        <w:t xml:space="preserve">, không có</w:t>
+        <w:t xml:space="preserve"> </w:t>
+      </w:r>
+      <w:r>
+        <w:t xml:space="preserve">không có</w:t>
       </w:r>
       <w:r>
         <w:t xml:space="preserve"> </w:t>
@@ -1263,42 +1221,29 @@
         <w:t xml:space="preserve">R</w:t>
       </w:r>
       <w:r>
-        <w:t xml:space="preserve">) [7]</w:t>
-      </w:r>
-      <w:r>
-        <w:t xml:space="preserve">;</w:t>
-      </w:r>
-      <w:r>
-        <w:t xml:space="preserve"> </w:t>
-      </w:r>
-      <w:r>
-        <w:rPr>
-          <w:b/>
-          <w:bCs/>
-        </w:rPr>
-        <w:t xml:space="preserve">vị trí thứ hai</w:t>
-      </w:r>
-      <w:r>
-        <w:t xml:space="preserve"> </w:t>
-      </w:r>
-      <w:r>
-        <w:t xml:space="preserve">của biển xe mô tô thuộc tập</w:t>
-      </w:r>
-      <w:r>
-        <w:t xml:space="preserve"> </w:t>
-      </w:r>
-      <w:r>
-        <w:rPr>
-          <w:b/>
-          <w:bCs/>
-        </w:rPr>
-        <w:t xml:space="preserve">20 chữ cái khác</w:t>
-      </w:r>
-      <w:r>
-        <w:t xml:space="preserve"> </w:t>
-      </w:r>
-      <w:r>
-        <w:t xml:space="preserve">(có</w:t>
+        <w:t xml:space="preserve"> </w:t>
+      </w:r>
+      <w:r>
+        <w:t xml:space="preserve">[7]</w:t>
+      </w:r>
+      <w:r>
+        <w:t xml:space="preserve">, còn vị trí thứ hai của biển mô tô thuộc</w:t>
+      </w:r>
+      <w:r>
+        <w:t xml:space="preserve"> </w:t>
+      </w:r>
+      <w:r>
+        <w:rPr>
+          <w:b/>
+          <w:bCs/>
+        </w:rPr>
+        <w:t xml:space="preserve">một tập 20 chữ khác</w:t>
+      </w:r>
+      <w:r>
+        <w:t xml:space="preserve"> </w:t>
+      </w:r>
+      <w:r>
+        <w:t xml:space="preserve">có</w:t>
       </w:r>
       <w:r>
         <w:t xml:space="preserve"> </w:t>
@@ -1310,7 +1255,10 @@
         <w:t xml:space="preserve">R</w:t>
       </w:r>
       <w:r>
-        <w:t xml:space="preserve">, không có</w:t>
+        <w:t xml:space="preserve"> </w:t>
+      </w:r>
+      <w:r>
+        <w:t xml:space="preserve">không có</w:t>
       </w:r>
       <w:r>
         <w:t xml:space="preserve"> </w:t>
@@ -1322,17 +1270,17 @@
         <w:t xml:space="preserve">G</w:t>
       </w:r>
       <w:r>
-        <w:t xml:space="preserve">); tập loại trừ toàn hệ thống chỉ gồm</w:t>
-      </w:r>
-      <w:r>
-        <w:t xml:space="preserve"> </w:t>
-      </w:r>
-      <w:r>
-        <w:rPr>
-          <w:b/>
-          <w:bCs/>
-        </w:rPr>
-        <w:t xml:space="preserve">5 chữ</w:t>
+        <w:t xml:space="preserve">; áp một danh sách phẳng chung sẽ</w:t>
+      </w:r>
+      <w:r>
+        <w:t xml:space="preserve"> </w:t>
+      </w:r>
+      <w:r>
+        <w:rPr>
+          <w:b/>
+          <w:bCs/>
+        </w:rPr>
+        <w:t xml:space="preserve">đọc sai toàn bộ lớp biển xe máy có</w:t>
       </w:r>
       <w:r>
         <w:rPr>
@@ -1347,189 +1295,75 @@
           <w:b/>
           <w:bCs/>
         </w:rPr>
-        <w:t xml:space="preserve">I</w:t>
-      </w:r>
-      <w:r>
-        <w:rPr>
-          <w:b/>
-          <w:bCs/>
-        </w:rPr>
-        <w:t xml:space="preserve">,</w:t>
-      </w:r>
-      <w:r>
-        <w:rPr>
-          <w:b/>
-          <w:bCs/>
-        </w:rPr>
+        <w:t xml:space="preserve">R</w:t>
+      </w:r>
+      <w:r>
+        <w:rPr>
+          <w:b/>
+          <w:bCs/>
+        </w:rPr>
+        <w:t xml:space="preserve"> </w:t>
+      </w:r>
+      <w:r>
+        <w:rPr>
+          <w:b/>
+          <w:bCs/>
+        </w:rPr>
+        <w:t xml:space="preserve">ở vị trí thứ hai</w:t>
+      </w:r>
+      <w:r>
+        <w:t xml:space="preserve">, và hậu xử lý không cứu được.</w:t>
+      </w:r>
+      <w:r>
+        <w:t xml:space="preserve"> </w:t>
+      </w:r>
+      <w:r>
+        <w:rPr>
+          <w:b/>
+          <w:bCs/>
+        </w:rPr>
+        <w:t xml:space="preserve">(ii) Mã địa phương hữu hạn, có lỗ hổng:</w:t>
+      </w:r>
+      <w:r>
+        <w:t xml:space="preserve"> </w:t>
+      </w:r>
+      <w:r>
+        <w:t xml:space="preserve">dải 11–99 chỉ</w:t>
+      </w:r>
+      <w:r>
+        <w:t xml:space="preserve"> </w:t>
+      </w:r>
+      <w:r>
+        <w:rPr>
+          <w:b/>
+          <w:bCs/>
+        </w:rPr>
+        <w:t xml:space="preserve">81 mã đang dùng</w:t>
+      </w:r>
+      <w:r>
+        <w:t xml:space="preserve">, tám mã</w:t>
+      </w:r>
+      <w:r>
         <w:t xml:space="preserve"> </w:t>
       </w:r>
       <w:r>
         <w:rPr>
           <w:rStyle w:val="VerbatimChar"/>
-          <w:b/>
-          <w:bCs/>
-        </w:rPr>
-        <w:t xml:space="preserve">J</w:t>
-      </w:r>
-      <w:r>
-        <w:rPr>
-          <w:b/>
-          <w:bCs/>
-        </w:rPr>
-        <w:t xml:space="preserve">,</w:t>
-      </w:r>
-      <w:r>
-        <w:rPr>
-          <w:b/>
-          <w:bCs/>
-        </w:rPr>
+        </w:rPr>
+        <w:t xml:space="preserve">13, 42, 44, 45, 46, 87, 91, 96</w:t>
+      </w:r>
+      <w:r>
+        <w:t xml:space="preserve"> </w:t>
+      </w:r>
+      <w:r>
+        <w:t xml:space="preserve">chưa gán — nên</w:t>
+      </w:r>
+      <w:r>
         <w:t xml:space="preserve"> </w:t>
       </w:r>
       <w:r>
         <w:rPr>
           <w:rStyle w:val="VerbatimChar"/>
-          <w:b/>
-          <w:bCs/>
-        </w:rPr>
-        <w:t xml:space="preserve">O</w:t>
-      </w:r>
-      <w:r>
-        <w:rPr>
-          <w:b/>
-          <w:bCs/>
-        </w:rPr>
-        <w:t xml:space="preserve">,</w:t>
-      </w:r>
-      <w:r>
-        <w:rPr>
-          <w:b/>
-          <w:bCs/>
-        </w:rPr>
-        <w:t xml:space="preserve"> </w:t>
-      </w:r>
-      <w:r>
-        <w:rPr>
-          <w:rStyle w:val="VerbatimChar"/>
-          <w:b/>
-          <w:bCs/>
-        </w:rPr>
-        <w:t xml:space="preserve">Q</w:t>
-      </w:r>
-      <w:r>
-        <w:rPr>
-          <w:b/>
-          <w:bCs/>
-        </w:rPr>
-        <w:t xml:space="preserve">,</w:t>
-      </w:r>
-      <w:r>
-        <w:rPr>
-          <w:b/>
-          <w:bCs/>
-        </w:rPr>
-        <w:t xml:space="preserve"> </w:t>
-      </w:r>
-      <w:r>
-        <w:rPr>
-          <w:rStyle w:val="VerbatimChar"/>
-          <w:b/>
-          <w:bCs/>
-        </w:rPr>
-        <w:t xml:space="preserve">W</w:t>
-      </w:r>
-      <w:r>
-        <w:t xml:space="preserve">; nếu áp dụng danh sách phẳng 20 chữ cái chung, hệ thống sẽ</w:t>
-      </w:r>
-      <w:r>
-        <w:t xml:space="preserve"> </w:t>
-      </w:r>
-      <w:r>
-        <w:rPr>
-          <w:b/>
-          <w:bCs/>
-        </w:rPr>
-        <w:t xml:space="preserve">nhận dạng sai toàn bộ lớp biển xe máy có</w:t>
-      </w:r>
-      <w:r>
-        <w:rPr>
-          <w:b/>
-          <w:bCs/>
-        </w:rPr>
-        <w:t xml:space="preserve"> </w:t>
-      </w:r>
-      <w:r>
-        <w:rPr>
-          <w:rStyle w:val="VerbatimChar"/>
-          <w:b/>
-          <w:bCs/>
-        </w:rPr>
-        <w:t xml:space="preserve">R</w:t>
-      </w:r>
-      <w:r>
-        <w:rPr>
-          <w:b/>
-          <w:bCs/>
-        </w:rPr>
-        <w:t xml:space="preserve"> </w:t>
-      </w:r>
-      <w:r>
-        <w:rPr>
-          <w:b/>
-          <w:bCs/>
-        </w:rPr>
-        <w:t xml:space="preserve">ở vị trí thứ hai</w:t>
-      </w:r>
-      <w:r>
-        <w:t xml:space="preserve">, đây là lỗi không thể khắc phục trong bước hậu xử lý.</w:t>
-      </w:r>
-      <w:r>
-        <w:t xml:space="preserve"> </w:t>
-      </w:r>
-      <w:r>
-        <w:rPr>
-          <w:b/>
-          <w:bCs/>
-        </w:rPr>
-        <w:t xml:space="preserve">(ii) Mã địa phương hữu hạn, có lỗ hổng:</w:t>
-      </w:r>
-      <w:r>
-        <w:t xml:space="preserve"> </w:t>
-      </w:r>
-      <w:r>
-        <w:t xml:space="preserve">dải 11–99 chỉ có</w:t>
-      </w:r>
-      <w:r>
-        <w:t xml:space="preserve"> </w:t>
-      </w:r>
-      <w:r>
-        <w:rPr>
-          <w:b/>
-          <w:bCs/>
-        </w:rPr>
-        <w:t xml:space="preserve">81 mã đang được sử dụng</w:t>
-      </w:r>
-      <w:r>
-        <w:t xml:space="preserve">;</w:t>
-      </w:r>
-      <w:r>
-        <w:t xml:space="preserve"> </w:t>
-      </w:r>
-      <w:r>
-        <w:rPr>
-          <w:b/>
-          <w:bCs/>
-        </w:rPr>
-        <w:t xml:space="preserve">8 mã — 13, 42, 44, 45, 46, 87, 91, 96 — không được gán</w:t>
-      </w:r>
-      <w:r>
-        <w:t xml:space="preserve">, nên</w:t>
-      </w:r>
-      <w:r>
-        <w:t xml:space="preserve"> </w:t>
-      </w:r>
-      <w:r>
-        <w:rPr>
-          <w:rStyle w:val="VerbatimChar"/>
         </w:rPr>
         <w:t xml:space="preserve">\d{2}</w:t>
       </w:r>
@@ -1537,7 +1371,7 @@
         <w:t xml:space="preserve"> </w:t>
       </w:r>
       <w:r>
-        <w:t xml:space="preserve">cho qua 8 chuỗi không bao giờ tồn tại.</w:t>
+        <w:t xml:space="preserve">cho qua tám chuỗi không bao giờ tồn tại.</w:t>
       </w:r>
       <w:r>
         <w:t xml:space="preserve"> </w:t>
@@ -1572,7 +1406,7 @@
         <w:t xml:space="preserve"> </w:t>
       </w:r>
       <w:r>
-        <w:t xml:space="preserve">(1 dòng); 165 × 330 mm →</w:t>
+        <w:t xml:space="preserve">(một dòng); 165 × 330 →</w:t>
       </w:r>
       <w:r>
         <w:t xml:space="preserve"> </w:t>
@@ -1588,7 +1422,7 @@
         <w:t xml:space="preserve"> </w:t>
       </w:r>
       <w:r>
-        <w:t xml:space="preserve">(2 dòng); 140 × 190 mm →</w:t>
+        <w:t xml:space="preserve">và 140 × 190 →</w:t>
       </w:r>
       <w:r>
         <w:t xml:space="preserve"> </w:t>
@@ -1604,7 +1438,7 @@
         <w:t xml:space="preserve"> </w:t>
       </w:r>
       <w:r>
-        <w:t xml:space="preserve">(2 dòng); không loại biển nào rơi vào khoảng mở</w:t>
+        <w:t xml:space="preserve">(hai dòng). Không biển nào rơi vào khoảng mở</w:t>
       </w:r>
       <w:r>
         <w:t xml:space="preserve"> </w:t>
@@ -1620,7 +1454,7 @@
         <w:t xml:space="preserve"> </w:t>
       </w:r>
       <w:r>
-        <w:t xml:space="preserve">— cơ sở hình học để phân loại số dòng.</w:t>
+        <w:t xml:space="preserve">— đó là cơ sở hình học để phân loại số dòng.</w:t>
       </w:r>
     </w:p>
     <w:p>
@@ -1758,7 +1592,7 @@
         <w:t xml:space="preserve"> </w:t>
       </w:r>
       <w:r>
-        <w:t xml:space="preserve">(20</w:t>
+        <w:t xml:space="preserve">(22</w:t>
       </w:r>
       <w:r>
         <w:t xml:space="preserve"> </w:t>
@@ -1797,7 +1631,7 @@
         <w:t xml:space="preserve">Could</w:t>
       </w:r>
       <w:r>
-        <w:t xml:space="preserve">, 6</w:t>
+        <w:t xml:space="preserve">, 4</w:t>
       </w:r>
       <w:r>
         <w:t xml:space="preserve"> </w:t>
@@ -3003,7 +2837,7 @@
           <w:b/>
           <w:bCs/>
         </w:rPr>
-        <w:t xml:space="preserve">, và hai yêu cầu đã quay lại.</w:t>
+        <w:t xml:space="preserve">.</w:t>
       </w:r>
       <w:r>
         <w:t xml:space="preserve"> </w:t>
@@ -3022,23 +2856,91 @@
         <w:t xml:space="preserve">Won't</w:t>
       </w:r>
       <w:r>
-        <w:t xml:space="preserve">; hai trong số đó —</w:t>
-      </w:r>
-      <w:r>
-        <w:t xml:space="preserve"> </w:t>
-      </w:r>
-      <w:r>
-        <w:rPr>
-          <w:b/>
-          <w:bCs/>
-        </w:rPr>
-        <w:t xml:space="preserve">FR-3.1 và FR-3.4</w:t>
-      </w:r>
-      <w:r>
-        <w:t xml:space="preserve"> </w:t>
-      </w:r>
-      <w:r>
-        <w:t xml:space="preserve">— đã được dựng lại và trở về mức</w:t>
+        <w:t xml:space="preserve"> </w:t>
+      </w:r>
+      <w:r>
+        <w:t xml:space="preserve">qua ba đợt thu gọn phạm vi: đợt 1 gỡ trang Webcam (</w:t>
+      </w:r>
+      <w:r>
+        <w:rPr>
+          <w:b/>
+          <w:bCs/>
+        </w:rPr>
+        <w:t xml:space="preserve">FR-3.1, FR-3.4</w:t>
+      </w:r>
+      <w:r>
+        <w:t xml:space="preserve">: M → W); đợt 2 gỡ trang Tổng quan (</w:t>
+      </w:r>
+      <w:r>
+        <w:rPr>
+          <w:b/>
+          <w:bCs/>
+        </w:rPr>
+        <w:t xml:space="preserve">FR-4.1</w:t>
+      </w:r>
+      <w:r>
+        <w:t xml:space="preserve">: M → W,</w:t>
+      </w:r>
+      <w:r>
+        <w:t xml:space="preserve"> </w:t>
+      </w:r>
+      <w:r>
+        <w:rPr>
+          <w:b/>
+          <w:bCs/>
+        </w:rPr>
+        <w:t xml:space="preserve">FR-4.2</w:t>
+      </w:r>
+      <w:r>
+        <w:t xml:space="preserve">: S → W); đợt 3 đưa</w:t>
+      </w:r>
+      <w:r>
+        <w:t xml:space="preserve"> </w:t>
+      </w:r>
+      <w:r>
+        <w:rPr>
+          <w:b/>
+          <w:bCs/>
+        </w:rPr>
+        <w:t xml:space="preserve">FR-2.5</w:t>
+      </w:r>
+      <w:r>
+        <w:t xml:space="preserve"> </w:t>
+      </w:r>
+      <w:r>
+        <w:t xml:space="preserve">(xuất video đã chú thích, M → W) và</w:t>
+      </w:r>
+      <w:r>
+        <w:t xml:space="preserve"> </w:t>
+      </w:r>
+      <w:r>
+        <w:rPr>
+          <w:b/>
+          <w:bCs/>
+        </w:rPr>
+        <w:t xml:space="preserve">FR-2.6</w:t>
+      </w:r>
+      <w:r>
+        <w:t xml:space="preserve"> </w:t>
+      </w:r>
+      <w:r>
+        <w:t xml:space="preserve">(huỷ tác vụ, S → W) ra khỏi phạm vi vì cả hai đang dở dang.</w:t>
+      </w:r>
+      <w:r>
+        <w:t xml:space="preserve"> </w:t>
+      </w:r>
+      <w:r>
+        <w:rPr>
+          <w:b/>
+          <w:bCs/>
+        </w:rPr>
+        <w:t xml:space="preserve">Hai trong sáu đã quay lại:</w:t>
+      </w:r>
+      <w:r>
+        <w:t xml:space="preserve"> </w:t>
+      </w:r>
+      <w:r>
+        <w:t xml:space="preserve">FR-3.1 và FR-3.4 được dựng lại cùng chế độ quét trực tiếp (4.8.1) và trở về mức</w:t>
       </w:r>
       <w:r>
         <w:t xml:space="preserve"> </w:t>
@@ -3051,20 +2953,7 @@
         <w:t xml:space="preserve">Must</w:t>
       </w:r>
       <w:r>
-        <w:t xml:space="preserve"> </w:t>
-      </w:r>
-      <w:r>
-        <w:t xml:space="preserve">cùng chế độ quét trực tiếp (4.8.1), nên hiện chỉ còn bốn. Diễn biến đầy đủ: đợt 1 gỡ trang Webcam →</w:t>
-      </w:r>
-      <w:r>
-        <w:t xml:space="preserve"> </w:t>
-      </w:r>
-      <w:r>
-        <w:rPr>
-          <w:b/>
-          <w:bCs/>
-        </w:rPr>
-        <w:t xml:space="preserve">FR-3.1 và FR-3.4 chuyển M → W</w:t>
+        <w:t xml:space="preserve">, nên hiện chỉ còn bốn</w:t>
       </w:r>
       <w:r>
         <w:t xml:space="preserve"> </w:t>
@@ -3074,58 +2963,18 @@
           <w:i/>
           <w:iCs/>
         </w:rPr>
-        <w:t xml:space="preserve">(nay đã đảo ngược)</w:t>
-      </w:r>
-      <w:r>
-        <w:t xml:space="preserve"> </w:t>
-      </w:r>
-      <w:r>
-        <w:t xml:space="preserve">(năng lực nhận dạng thời gian thực vẫn phục vụ ở tầng giao diện lập trình và vẫn có kiểm thử); đợt 2 gỡ trang Tổng quan (Dashboard) →</w:t>
-      </w:r>
-      <w:r>
-        <w:t xml:space="preserve"> </w:t>
-      </w:r>
-      <w:r>
-        <w:rPr>
-          <w:b/>
-          <w:bCs/>
-        </w:rPr>
-        <w:t xml:space="preserve">FR-4.1 chuyển M → W</w:t>
-      </w:r>
-      <w:r>
-        <w:t xml:space="preserve">,</w:t>
-      </w:r>
-      <w:r>
-        <w:t xml:space="preserve"> </w:t>
-      </w:r>
-      <w:r>
-        <w:rPr>
-          <w:b/>
-          <w:bCs/>
-        </w:rPr>
-        <w:t xml:space="preserve">FR-4.2 chuyển S → W</w:t>
-      </w:r>
-      <w:r>
-        <w:t xml:space="preserve"> </w:t>
-      </w:r>
-      <w:r>
-        <w:t xml:space="preserve">(thống kê và chuỗi thời gian vẫn truy vấn được và vẫn có kiểm thử tích hợp). Đợt thứ ba đưa nốt</w:t>
-      </w:r>
-      <w:r>
-        <w:t xml:space="preserve"> </w:t>
-      </w:r>
-      <w:r>
-        <w:rPr>
-          <w:b/>
-          <w:bCs/>
-        </w:rPr>
-        <w:t xml:space="preserve">FR-2.5</w:t>
-      </w:r>
-      <w:r>
-        <w:t xml:space="preserve"> </w:t>
-      </w:r>
-      <w:r>
-        <w:t xml:space="preserve">(xuất video đã chú thích,</w:t>
+        <w:t xml:space="preserve">Won't</w:t>
+      </w:r>
+      <w:r>
+        <w:t xml:space="preserve">.</w:t>
+      </w:r>
+    </w:p>
+    <w:p>
+      <w:pPr>
+        <w:pStyle w:val="BlockText"/>
+      </w:pPr>
+      <w:r>
+        <w:t xml:space="preserve">Trong bốn yêu cầu</w:t>
       </w:r>
       <w:r>
         <w:t xml:space="preserve"> </w:t>
@@ -3141,7 +2990,83 @@
         <w:t xml:space="preserve"> </w:t>
       </w:r>
       <w:r>
-        <w:t xml:space="preserve">→</w:t>
+        <w:t xml:space="preserve">từng bị gỡ,</w:t>
+      </w:r>
+      <w:r>
+        <w:t xml:space="preserve"> </w:t>
+      </w:r>
+      <w:r>
+        <w:rPr>
+          <w:b/>
+          <w:bCs/>
+        </w:rPr>
+        <w:t xml:space="preserve">chỉ còn hai nằm ngoài phạm vi: FR-4.1 và FR-2.5</w:t>
+      </w:r>
+      <w:r>
+        <w:t xml:space="preserve"> </w:t>
+      </w:r>
+      <w:r>
+        <w:t xml:space="preserve">— và hai cái này mất hai thứ khác hẳn nhau. FR-4.1 chỉ mất</w:t>
+      </w:r>
+      <w:r>
+        <w:t xml:space="preserve"> </w:t>
+      </w:r>
+      <w:r>
+        <w:rPr>
+          <w:b/>
+          <w:bCs/>
+        </w:rPr>
+        <w:t xml:space="preserve">màn hình hiển thị</w:t>
+      </w:r>
+      <w:r>
+        <w:t xml:space="preserve">: thống kê vẫn truy vấn được ở tầng giao diện lập trình và vẫn có kiểm thử tích hợp.</w:t>
+      </w:r>
+      <w:r>
+        <w:t xml:space="preserve"> </w:t>
+      </w:r>
+      <w:r>
+        <w:rPr>
+          <w:b/>
+          <w:bCs/>
+        </w:rPr>
+        <w:t xml:space="preserve">Riêng FR-2.5 mất chính năng lực</w:t>
+      </w:r>
+      <w:r>
+        <w:t xml:space="preserve"> </w:t>
+      </w:r>
+      <w:r>
+        <w:t xml:space="preserve">— hệ thống không còn xuất được video đã chú thích. Đây là quyết định phạm vi có chủ đích, nêu lại ở mục 4.1.3 và 6.2.</w:t>
+      </w:r>
+    </w:p>
+    <w:bookmarkEnd w:id="21"/>
+    <w:bookmarkStart w:id="22" w:name="Xb52a33f2c304431b4ad954be2c8fbe24b26170b"/>
+    <w:p>
+      <w:pPr>
+        <w:pStyle w:val="Heading3"/>
+      </w:pPr>
+      <w:r>
+        <w:t xml:space="preserve">1.2.3. Tiêu chí thành công</w:t>
+      </w:r>
+    </w:p>
+    <w:p>
+      <w:pPr>
+        <w:pStyle w:val="FirstParagraph"/>
+      </w:pPr>
+      <w:r>
+        <w:t xml:space="preserve">Đề tài thành công khi</w:t>
+      </w:r>
+      <w:r>
+        <w:t xml:space="preserve"> </w:t>
+      </w:r>
+      <w:r>
+        <w:rPr>
+          <w:b/>
+          <w:bCs/>
+        </w:rPr>
+        <w:t xml:space="preserve">đồng thời</w:t>
+      </w:r>
+      <w:r>
+        <w:t xml:space="preserve">: (1) toàn bộ yêu cầu</w:t>
       </w:r>
       <w:r>
         <w:t xml:space="preserve"> </w:t>
@@ -3151,26 +3076,13 @@
           <w:i/>
           <w:iCs/>
         </w:rPr>
-        <w:t xml:space="preserve">Won't</w:t>
-      </w:r>
-      <w:r>
-        <w:t xml:space="preserve">) và</w:t>
-      </w:r>
-      <w:r>
-        <w:t xml:space="preserve"> </w:t>
-      </w:r>
-      <w:r>
-        <w:rPr>
-          <w:b/>
-          <w:bCs/>
-        </w:rPr>
-        <w:t xml:space="preserve">FR-2.6</w:t>
-      </w:r>
-      <w:r>
-        <w:t xml:space="preserve"> </w:t>
-      </w:r>
-      <w:r>
-        <w:t xml:space="preserve">(huỷ tác vụ đang chạy,</w:t>
+        <w:t xml:space="preserve">Must</w:t>
+      </w:r>
+      <w:r>
+        <w:t xml:space="preserve"> </w:t>
+      </w:r>
+      <w:r>
+        <w:t xml:space="preserve">hoạt động và demo được — theo bộ 20</w:t>
       </w:r>
       <w:r>
         <w:t xml:space="preserve"> </w:t>
@@ -3180,13 +3092,23 @@
           <w:i/>
           <w:iCs/>
         </w:rPr>
-        <w:t xml:space="preserve">Should</w:t>
-      </w:r>
-      <w:r>
-        <w:t xml:space="preserve"> </w:t>
-      </w:r>
-      <w:r>
-        <w:t xml:space="preserve">→</w:t>
+        <w:t xml:space="preserve">Must</w:t>
+      </w:r>
+      <w:r>
+        <w:t xml:space="preserve"> </w:t>
+      </w:r>
+      <w:r>
+        <w:rPr>
+          <w:b/>
+          <w:bCs/>
+        </w:rPr>
+        <w:t xml:space="preserve">sau</w:t>
+      </w:r>
+      <w:r>
+        <w:t xml:space="preserve"> </w:t>
+      </w:r>
+      <w:r>
+        <w:t xml:space="preserve">ba đợt thu gọn phạm vi, sáu yêu cầu đã chuyển</w:t>
       </w:r>
       <w:r>
         <w:t xml:space="preserve"> </w:t>
@@ -3199,281 +3121,6 @@
         <w:t xml:space="preserve">Won't</w:t>
       </w:r>
       <w:r>
-        <w:t xml:space="preserve">) ra khỏi phạm vi: cả hai đang dở dang, và việc bàn giao một tính năng chưa hoàn thiện có thể ảnh hưởng đến tính ổn định chung.</w:t>
-      </w:r>
-      <w:r>
-        <w:t xml:space="preserve"> </w:t>
-      </w:r>
-      <w:r>
-        <w:rPr>
-          <w:b/>
-          <w:bCs/>
-        </w:rPr>
-        <w:t xml:space="preserve">Bốn yêu cầu mức</w:t>
-      </w:r>
-      <w:r>
-        <w:rPr>
-          <w:b/>
-          <w:bCs/>
-        </w:rPr>
-        <w:t xml:space="preserve"> </w:t>
-      </w:r>
-      <w:r>
-        <w:rPr>
-          <w:b/>
-          <w:bCs/>
-          <w:i/>
-          <w:iCs/>
-        </w:rPr>
-        <w:t xml:space="preserve">Must</w:t>
-      </w:r>
-      <w:r>
-        <w:rPr>
-          <w:b/>
-          <w:bCs/>
-        </w:rPr>
-        <w:t xml:space="preserve"> </w:t>
-      </w:r>
-      <w:r>
-        <w:rPr>
-          <w:b/>
-          <w:bCs/>
-        </w:rPr>
-        <w:t xml:space="preserve">từng chuyển sang</w:t>
-      </w:r>
-      <w:r>
-        <w:rPr>
-          <w:b/>
-          <w:bCs/>
-        </w:rPr>
-        <w:t xml:space="preserve"> </w:t>
-      </w:r>
-      <w:r>
-        <w:rPr>
-          <w:b/>
-          <w:bCs/>
-          <w:i/>
-          <w:iCs/>
-        </w:rPr>
-        <w:t xml:space="preserve">Won't</w:t>
-      </w:r>
-      <w:r>
-        <w:rPr>
-          <w:b/>
-          <w:bCs/>
-        </w:rPr>
-        <w:t xml:space="preserve">, và hai trong số đó — FR-3.1, FR-3.4 — nay đã quay lại mức</w:t>
-      </w:r>
-      <w:r>
-        <w:rPr>
-          <w:b/>
-          <w:bCs/>
-        </w:rPr>
-        <w:t xml:space="preserve"> </w:t>
-      </w:r>
-      <w:r>
-        <w:rPr>
-          <w:b/>
-          <w:bCs/>
-          <w:i/>
-          <w:iCs/>
-        </w:rPr>
-        <w:t xml:space="preserve">Must</w:t>
-      </w:r>
-      <w:r>
-        <w:rPr>
-          <w:b/>
-          <w:bCs/>
-        </w:rPr>
-        <w:t xml:space="preserve"> </w:t>
-      </w:r>
-      <w:r>
-        <w:rPr>
-          <w:b/>
-          <w:bCs/>
-        </w:rPr>
-        <w:t xml:space="preserve">và đã đạt</w:t>
-      </w:r>
-      <w:r>
-        <w:t xml:space="preserve"> </w:t>
-      </w:r>
-      <w:r>
-        <w:t xml:space="preserve">cùng chế độ quét trực tiếp được dựng lại (4.8.1).</w:t>
-      </w:r>
-      <w:r>
-        <w:t xml:space="preserve"> </w:t>
-      </w:r>
-      <w:r>
-        <w:rPr>
-          <w:b/>
-          <w:bCs/>
-        </w:rPr>
-        <w:t xml:space="preserve">Còn lại hai: FR-4.1 và FR-2.5</w:t>
-      </w:r>
-      <w:r>
-        <w:t xml:space="preserve">, được nêu rõ tại đây cũng như ở mục 4.1.3, mục 6.2 và trong đặc tả yêu cầu. Cần phân biệt hai loại mất mát khác hẳn nhau bên trong con số bốn ấy:</w:t>
-      </w:r>
-      <w:r>
-        <w:t xml:space="preserve"> </w:t>
-      </w:r>
-      <w:r>
-        <w:rPr>
-          <w:b/>
-          <w:bCs/>
-        </w:rPr>
-        <w:t xml:space="preserve">ba yêu cầu FR-3.1, FR-3.4 và FR-4.1 chỉ mất</w:t>
-      </w:r>
-      <w:r>
-        <w:rPr>
-          <w:b/>
-          <w:bCs/>
-        </w:rPr>
-        <w:t xml:space="preserve"> </w:t>
-      </w:r>
-      <w:r>
-        <w:rPr>
-          <w:b/>
-          <w:bCs/>
-          <w:i/>
-          <w:iCs/>
-        </w:rPr>
-        <w:t xml:space="preserve">màn hình hiển thị</w:t>
-      </w:r>
-      <w:r>
-        <w:t xml:space="preserve"> </w:t>
-      </w:r>
-      <w:r>
-        <w:t xml:space="preserve">— năng lực tương ứng vẫn phục vụ ở tầng giao diện lập trình và vẫn có kiểm thử tự động;</w:t>
-      </w:r>
-      <w:r>
-        <w:t xml:space="preserve"> </w:t>
-      </w:r>
-      <w:r>
-        <w:rPr>
-          <w:b/>
-          <w:bCs/>
-        </w:rPr>
-        <w:t xml:space="preserve">riêng FR-2.5 mất chính</w:t>
-      </w:r>
-      <w:r>
-        <w:rPr>
-          <w:b/>
-          <w:bCs/>
-        </w:rPr>
-        <w:t xml:space="preserve"> </w:t>
-      </w:r>
-      <w:r>
-        <w:rPr>
-          <w:b/>
-          <w:bCs/>
-          <w:i/>
-          <w:iCs/>
-        </w:rPr>
-        <w:t xml:space="preserve">năng lực</w:t>
-      </w:r>
-      <w:r>
-        <w:t xml:space="preserve"> </w:t>
-      </w:r>
-      <w:r>
-        <w:t xml:space="preserve">vì hệ thống không còn xuất được video đã chú thích. Đây là</w:t>
-      </w:r>
-      <w:r>
-        <w:t xml:space="preserve"> </w:t>
-      </w:r>
-      <w:r>
-        <w:rPr>
-          <w:b/>
-          <w:bCs/>
-        </w:rPr>
-        <w:t xml:space="preserve">quyết định phạm vi có chủ đích</w:t>
-      </w:r>
-      <w:r>
-        <w:t xml:space="preserve">, không phải hạng mục bỏ sót, và toàn bộ mã liên quan còn nguyên trong lịch sử kho mã. Đợt thu gọn thứ hai đồng thời loại bỏ thư viện biểu đồ đi kèm, làm giảm hơn một nửa dung lượng gói tải về của giao diện.</w:t>
-      </w:r>
-    </w:p>
-    <w:bookmarkEnd w:id="21"/>
-    <w:bookmarkStart w:id="22" w:name="Xb52a33f2c304431b4ad954be2c8fbe24b26170b"/>
-    <w:p>
-      <w:pPr>
-        <w:pStyle w:val="Heading3"/>
-      </w:pPr>
-      <w:r>
-        <w:t xml:space="preserve">1.2.3. Tiêu chí thành công</w:t>
-      </w:r>
-    </w:p>
-    <w:p>
-      <w:pPr>
-        <w:pStyle w:val="FirstParagraph"/>
-      </w:pPr>
-      <w:r>
-        <w:t xml:space="preserve">Đề tài thành công khi</w:t>
-      </w:r>
-      <w:r>
-        <w:t xml:space="preserve"> </w:t>
-      </w:r>
-      <w:r>
-        <w:rPr>
-          <w:b/>
-          <w:bCs/>
-        </w:rPr>
-        <w:t xml:space="preserve">đồng thời</w:t>
-      </w:r>
-      <w:r>
-        <w:t xml:space="preserve">: (1) toàn bộ yêu cầu</w:t>
-      </w:r>
-      <w:r>
-        <w:t xml:space="preserve"> </w:t>
-      </w:r>
-      <w:r>
-        <w:rPr>
-          <w:i/>
-          <w:iCs/>
-        </w:rPr>
-        <w:t xml:space="preserve">Must</w:t>
-      </w:r>
-      <w:r>
-        <w:t xml:space="preserve"> </w:t>
-      </w:r>
-      <w:r>
-        <w:t xml:space="preserve">hoạt động và demo được — theo bộ 20</w:t>
-      </w:r>
-      <w:r>
-        <w:t xml:space="preserve"> </w:t>
-      </w:r>
-      <w:r>
-        <w:rPr>
-          <w:i/>
-          <w:iCs/>
-        </w:rPr>
-        <w:t xml:space="preserve">Must</w:t>
-      </w:r>
-      <w:r>
-        <w:t xml:space="preserve"> </w:t>
-      </w:r>
-      <w:r>
-        <w:rPr>
-          <w:b/>
-          <w:bCs/>
-        </w:rPr>
-        <w:t xml:space="preserve">sau</w:t>
-      </w:r>
-      <w:r>
-        <w:t xml:space="preserve"> </w:t>
-      </w:r>
-      <w:r>
-        <w:t xml:space="preserve">ba đợt thu gọn phạm vi, sáu yêu cầu đã chuyển</w:t>
-      </w:r>
-      <w:r>
-        <w:t xml:space="preserve"> </w:t>
-      </w:r>
-      <w:r>
-        <w:rPr>
-          <w:i/>
-          <w:iCs/>
-        </w:rPr>
-        <w:t xml:space="preserve">Won't</w:t>
-      </w:r>
-      <w:r>
         <w:t xml:space="preserve"> </w:t>
       </w:r>
       <w:r>
@@ -3565,23 +3212,7 @@
         <w:t xml:space="preserve">chỉ tiêu đặt ra</w:t>
       </w:r>
       <w:r>
-        <w:t xml:space="preserve">. Hệ thống chạy đường ống nhận dạng</w:t>
-      </w:r>
-      <w:r>
-        <w:t xml:space="preserve"> </w:t>
-      </w:r>
-      <w:r>
-        <w:rPr>
-          <w:b/>
-          <w:bCs/>
-        </w:rPr>
-        <w:t xml:space="preserve">thật</w:t>
-      </w:r>
-      <w:r>
-        <w:t xml:space="preserve"> </w:t>
-      </w:r>
-      <w:r>
-        <w:t xml:space="preserve">với</w:t>
+        <w:t xml:space="preserve">; đối chiếu đầy đủ từng chỉ tiêu ở Chương 5. Hệ thống chạy đường ống thật với</w:t>
       </w:r>
       <w:r>
         <w:t xml:space="preserve"> </w:t>
@@ -3593,19 +3224,7 @@
         <w:t xml:space="preserve">models/best.pt</w:t>
       </w:r>
       <w:r>
-        <w:t xml:space="preserve"> </w:t>
-      </w:r>
-      <w:r>
-        <w:t xml:space="preserve">(</w:t>
-      </w:r>
-      <w:r>
-        <w:rPr>
-          <w:rStyle w:val="VerbatimChar"/>
-        </w:rPr>
-        <w:t xml:space="preserve">imgsz=640</w:t>
-      </w:r>
-      <w:r>
-        <w:t xml:space="preserve">, phép chia tập v3); các chỉ tiêu phát hiện đều đạt (</w:t>
+        <w:t xml:space="preserve">: nhóm phát hiện đạt cả bốn chỉ tiêu (</w:t>
       </w:r>
       <w:hyperlink r:id="rId13">
         <w:r>
@@ -3619,33 +3238,20 @@
         <w:t xml:space="preserve"> </w:t>
       </w:r>
       <w:r>
-        <w:t xml:space="preserve">= 0,9829). Với cấu hình giao hàng, NFR-P1</w:t>
-      </w:r>
-      <w:r>
-        <w:t xml:space="preserve"> </w:t>
-      </w:r>
-      <w:r>
-        <w:rPr>
-          <w:b/>
-          <w:bCs/>
-        </w:rPr>
-        <w:t xml:space="preserve">đạt mục tiêu</w:t>
-      </w:r>
-      <w:r>
-        <w:t xml:space="preserve"> </w:t>
-      </w:r>
-      <w:r>
-        <w:t xml:space="preserve">(p95 = 509,76 ms; mục tiêu 800 ms, ngưỡng tối thiểu 1.500 ms). Cặp 731/780 ms là kết quả đo trước khi bật bậc thử lại và chỉ được dùng để phân tích đánh đổi. Chỉ tiêu độ chính xác OCR đã đo; kết quả đối với biển hai dòng chưa đạt.</w:t>
-      </w:r>
-      <w:r>
-        <w:t xml:space="preserve"> </w:t>
-      </w:r>
-      <w:r>
-        <w:rPr>
-          <w:b/>
-          <w:bCs/>
-        </w:rPr>
-        <w:t xml:space="preserve">Đối chiếu đầy đủ từng chỉ tiêu ở Chương 5.</w:t>
+        <w:t xml:space="preserve">= 0,9829), NFR-P1 đạt mục tiêu (p95 = 509,76 ms so với 800 ms), còn</w:t>
+      </w:r>
+      <w:r>
+        <w:t xml:space="preserve"> </w:t>
+      </w:r>
+      <w:r>
+        <w:rPr>
+          <w:b/>
+          <w:bCs/>
+        </w:rPr>
+        <w:t xml:space="preserve">độ chính xác đọc chuỗi trên biển hai dòng chưa đạt</w:t>
+      </w:r>
+      <w:r>
+        <w:t xml:space="preserve">.</w:t>
       </w:r>
     </w:p>
     <w:bookmarkEnd w:id="22"/>
@@ -20397,7 +20003,15 @@
         <w:t xml:space="preserve"> </w:t>
       </w:r>
       <w:r>
-        <w:t xml:space="preserve">(macOS Apple Silicon, Python 3.12); ghi nhận sai lệch thành văn bản là bước đầu của giai đoạn phân tích yêu cầu. Ràng buộc CPU để lại dấu vết cụ thể: NFR-P1 phát biểu thẳng cho CPU; AD-06 kéo theo</w:t>
+        <w:t xml:space="preserve">(macOS Apple Silicon, Python 3.12), và ghi nhận sai lệch thành văn bản là bước đầu của giai đoạn phân tích yêu cầu.</w:t>
+      </w:r>
+    </w:p>
+    <w:p>
+      <w:pPr>
+        <w:pStyle w:val="BodyText"/>
+      </w:pPr>
+      <w:r>
+        <w:t xml:space="preserve">Ràng buộc CPU để lại dấu vết cụ thể: NFR-P1 phát biểu thẳng cho CPU; AD-06 kéo theo</w:t>
       </w:r>
       <w:r>
         <w:t xml:space="preserve"> </w:t>
@@ -20412,54 +20026,7 @@
         <w:t xml:space="preserve"> </w:t>
       </w:r>
       <w:r>
-        <w:t xml:space="preserve">và PP-OCRv5 mobile; và vì huấn luyện trên CPU mất 1–3 ngày mỗi lượt, quy trình huấn luyện chạy được cả trên máy cá nhân lẫn nền tảng đám mây, với toàn bộ siêu tham số đặt trong một tệp cấu hình duy nhất. Trước khi bật bậc thử lại, p95 đầu cuối trên</w:t>
-      </w:r>
-      <w:r>
-        <w:t xml:space="preserve"> </w:t>
-      </w:r>
-      <w:r>
-        <w:rPr>
-          <w:rStyle w:val="VerbatimChar"/>
-        </w:rPr>
-        <w:t xml:space="preserve">models/best.pt</w:t>
-      </w:r>
-      <w:r>
-        <w:t xml:space="preserve"> </w:t>
-      </w:r>
-      <w:r>
-        <w:t xml:space="preserve">là</w:t>
-      </w:r>
-      <w:r>
-        <w:t xml:space="preserve"> </w:t>
-      </w:r>
-      <w:r>
-        <w:rPr>
-          <w:b/>
-          <w:bCs/>
-        </w:rPr>
-        <w:t xml:space="preserve">731 ms</w:t>
-      </w:r>
-      <w:r>
-        <w:t xml:space="preserve"> </w:t>
-      </w:r>
-      <w:r>
-        <w:t xml:space="preserve">(client-side) /</w:t>
-      </w:r>
-      <w:r>
-        <w:t xml:space="preserve"> </w:t>
-      </w:r>
-      <w:r>
-        <w:rPr>
-          <w:b/>
-          <w:bCs/>
-        </w:rPr>
-        <w:t xml:space="preserve">780 ms</w:t>
-      </w:r>
-      <w:r>
-        <w:t xml:space="preserve"> </w:t>
-      </w:r>
-      <w:r>
-        <w:t xml:space="preserve">(in-process); phép đo này dùng để định lượng đánh đổi. Ở cấu hình giao hàng, p95 chính thức là</w:t>
+        <w:t xml:space="preserve">và PP-OCRv5 mobile; và vì huấn luyện trên CPU mất 1–3 ngày mỗi lượt, quy trình huấn luyện chạy được cả trên máy cá nhân lẫn nền tảng đám mây với toàn bộ siêu tham số trong một tệp cấu hình duy nhất. Ở cấu hình giao hàng, p95 đầu cuối là</w:t>
       </w:r>
       <w:r>
         <w:t xml:space="preserve"> </w:t>
@@ -20472,17 +20039,17 @@
         <w:t xml:space="preserve">509,76 ms</w:t>
       </w:r>
       <w:r>
-        <w:t xml:space="preserve">, đạt cả ngưỡng tối thiểu 1.500 ms lẫn mục tiêu 800 ms. Phân rã suy luận thuần cho thấy OCR chiếm</w:t>
-      </w:r>
-      <w:r>
-        <w:t xml:space="preserve"> </w:t>
-      </w:r>
-      <w:r>
-        <w:rPr>
-          <w:b/>
-          <w:bCs/>
-        </w:rPr>
-        <w:t xml:space="preserve">~64,3%</w:t>
+        <w:t xml:space="preserve">, đạt cả ngưỡng tối thiểu 1.500 ms lẫn mục tiêu 800 ms; phân rã suy luận thuần cho thấy OCR chiếm</w:t>
+      </w:r>
+      <w:r>
+        <w:t xml:space="preserve"> </w:t>
+      </w:r>
+      <w:r>
+        <w:rPr>
+          <w:b/>
+          <w:bCs/>
+        </w:rPr>
+        <w:t xml:space="preserve">60,8%</w:t>
       </w:r>
       <w:r>
         <w:t xml:space="preserve">, phát hiện</w:t>
@@ -20495,7 +20062,7 @@
           <w:b/>
           <w:bCs/>
         </w:rPr>
-        <w:t xml:space="preserve">~34,2%</w:t>
+        <w:t xml:space="preserve">38,0%</w:t>
       </w:r>
       <w:r>
         <w:t xml:space="preserve"> </w:t>
@@ -21945,7 +21512,7 @@
         <w:t xml:space="preserve"> </w:t>
       </w:r>
       <w:r>
-        <w:t xml:space="preserve">bằng công cụ hiện có. Một lần kiểm tra độc lập ở ngưỡng Hamming 10 trên bộ v1 tìm thấy</w:t>
+        <w:t xml:space="preserve">bằng công cụ hiện có. Kiểm độc lập ở ngưỡng Hamming 10 trên bộ v1 tìm thấy</w:t>
       </w:r>
       <w:r>
         <w:t xml:space="preserve"> </w:t>
@@ -22002,7 +21569,7 @@
         <w:t xml:space="preserve">test</w:t>
       </w:r>
       <w:r>
-        <w:t xml:space="preserve">, toàn bộ ở dải d = 6–10; kiểm bằng mắt cho thấy</w:t>
+        <w:t xml:space="preserve">, toàn bộ ở dải d = 6–10; soi bằng mắt thấy</w:t>
       </w:r>
       <w:r>
         <w:t xml:space="preserve"> </w:t>
@@ -22028,7 +21595,15 @@
         <w:t xml:space="preserve">lập luận vòng tròn</w:t>
       </w:r>
       <w:r>
-        <w:t xml:space="preserve">. Nâng ngưỡng cũng không giải quyết: phash rút ảnh thành 64 bit mô tả</w:t>
+        <w:t xml:space="preserve">.</w:t>
+      </w:r>
+    </w:p>
+    <w:p>
+      <w:pPr>
+        <w:pStyle w:val="BodyText"/>
+      </w:pPr>
+      <w:r>
+        <w:t xml:space="preserve">Nâng ngưỡng cũng không thoát: phash rút ảnh thành 64 bit mô tả</w:t>
       </w:r>
       <w:r>
         <w:t xml:space="preserve"> </w:t>
@@ -22041,7 +21616,7 @@
         <w:t xml:space="preserve">cấu trúc tần số thấp của toàn khung</w:t>
       </w:r>
       <w:r>
-        <w:t xml:space="preserve">, nên hai xe khác nhau qua cùng một camera có khoảng cách phash rất nhỏ vì 90% khung hình giống hệt. Đánh đổi không thoát được: ngưỡng thấp bỏ sót cặp cùng xe khác ngày; ngưỡng cao gộp nhầm hàng nghìn ảnh xe khác nhau cùng camera. Bộ v3 chia lại với gom nhóm ngưỡng cao hơn và kiểm độc lập ở ngưỡng 10, nhưng nhóm thực hiện ghi nhận:</w:t>
+        <w:t xml:space="preserve">, nên hai xe khác nhau qua cùng một camera vẫn có khoảng cách rất nhỏ vì 90% khung hình giống hệt. Ngưỡng thấp bỏ sót cặp cùng xe khác ngày; ngưỡng cao gộp nhầm hàng nghìn ảnh xe khác nhau cùng camera. Bộ v3 chia lại và kiểm ở ngưỡng 10, nhưng</w:t>
       </w:r>
       <w:r>
         <w:t xml:space="preserve"> </w:t>
@@ -22089,7 +21664,7 @@
         <w:t xml:space="preserve"> </w:t>
       </w:r>
       <w:r>
-        <w:t xml:space="preserve">= 0,9933 trên bộ v1 nhưng con số đó</w:t>
+        <w:t xml:space="preserve">= 0,9933 trên bộ v1 nhưng con số ấy</w:t>
       </w:r>
       <w:r>
         <w:t xml:space="preserve"> </w:t>
@@ -22105,7 +21680,7 @@
         <w:t xml:space="preserve"> </w:t>
       </w:r>
       <w:r>
-        <w:t xml:space="preserve">vì tập test có rò rỉ đã đo được (4.10).</w:t>
+        <w:t xml:space="preserve">(4.10).</w:t>
       </w:r>
     </w:p>
     <w:p>
@@ -22140,7 +21715,7 @@
         <w:pStyle w:val="FirstParagraph"/>
       </w:pPr>
       <w:r>
-        <w:t xml:space="preserve">Cấu hình lượt huấn luyện chính thức được trích từ tệp tham số do thư viện tự sinh — bản ghi</w:t>
+        <w:t xml:space="preserve">Cấu hình lượt huấn luyện chính thức trích từ tệp tham số do thư viện tự sinh — bản ghi</w:t>
       </w:r>
       <w:r>
         <w:t xml:space="preserve"> </w:t>
@@ -22169,20 +21744,7 @@
         <w:t xml:space="preserve">dự định</w:t>
       </w:r>
       <w:r>
-        <w:t xml:space="preserve">; bảng đầy đủ ở</w:t>
-      </w:r>
-      <w:r>
-        <w:t xml:space="preserve"> </w:t>
-      </w:r>
-      <w:r>
-        <w:rPr>
-          <w:b/>
-          <w:bCs/>
-        </w:rPr>
-        <w:t xml:space="preserve">Phụ lục B.1</w:t>
-      </w:r>
-      <w:r>
-        <w:t xml:space="preserve">. Các giá trị chịu lực: mô hình khởi đầu YOLO11n tiền huấn luyện trên COCO (</w:t>
+        <w:t xml:space="preserve">. Các giá trị chịu lực: YOLO11n tiền huấn luyện COCO (</w:t>
       </w:r>
       <w:r>
         <w:rPr>
@@ -22195,7 +21757,7 @@
         <w:t xml:space="preserve"> </w:t>
       </w:r>
       <w:r>
-        <w:t xml:space="preserve">tham số, biến thể nhỏ nhất do ràng buộc CPU); độ phân giải đầu vào</w:t>
+        <w:t xml:space="preserve">tham số, biến thể nhỏ nhất do ràng buộc CPU), độ phân giải</w:t>
       </w:r>
       <w:r>
         <w:t xml:space="preserve"> </w:t>
@@ -22211,23 +21773,23 @@
         <w:t xml:space="preserve"> </w:t>
       </w:r>
       <w:r>
-        <w:t xml:space="preserve">đúng theo NFR-A1 và NFR-A2;</w:t>
-      </w:r>
-      <w:r>
-        <w:t xml:space="preserve"> </w:t>
-      </w:r>
-      <w:r>
-        <w:rPr>
-          <w:b/>
-          <w:bCs/>
-        </w:rPr>
-        <w:t xml:space="preserve">20</w:t>
-      </w:r>
-      <w:r>
-        <w:t xml:space="preserve"> </w:t>
-      </w:r>
-      <w:r>
-        <w:t xml:space="preserve">epoch với kích thước lô 8; thuật toán tối ưu AdamW, tốc độ học ban đầu 0,001 theo lịch cosine; thiết bị CPU; hạt giống ngẫu nhiên cố định ở 42 kèm chế độ tất định. Riêng phép tăng cường lật ngang được</w:t>
+        <w:t xml:space="preserve">theo NFR-A1/A2,</w:t>
+      </w:r>
+      <w:r>
+        <w:t xml:space="preserve"> </w:t>
+      </w:r>
+      <w:r>
+        <w:rPr>
+          <w:b/>
+          <w:bCs/>
+        </w:rPr>
+        <w:t xml:space="preserve">20 epoch</w:t>
+      </w:r>
+      <w:r>
+        <w:t xml:space="preserve"> </w:t>
+      </w:r>
+      <w:r>
+        <w:t xml:space="preserve">lô 8, AdamW với tốc độ học 0,001 theo lịch cosine, thiết bị CPU, hạt giống cố định 42 kèm chế độ tất định. Phép lật ngang</w:t>
       </w:r>
       <w:r>
         <w:t xml:space="preserve"> </w:t>
@@ -22240,7 +21802,18 @@
         <w:t xml:space="preserve">tắt hoàn toàn</w:t>
       </w:r>
       <w:r>
-        <w:t xml:space="preserve">, lệch có chủ ý so với giá trị mặc định: lật ngang sinh ra ký tự đối xứng gương, một phân bố không bao giờ xuất hiện trong thực tế. Vì giới hạn thời gian CPU chỉ chạy được</w:t>
+        <w:t xml:space="preserve"> </w:t>
+      </w:r>
+      <w:r>
+        <w:t xml:space="preserve">— lệch có chủ ý so với mặc định, vì nó sinh ký tự đối xứng gương, một phân bố không bao giờ xuất hiện thật.</w:t>
+      </w:r>
+    </w:p>
+    <w:p>
+      <w:pPr>
+        <w:pStyle w:val="BodyText"/>
+      </w:pPr>
+      <w:r>
+        <w:t xml:space="preserve">Giới hạn thời gian CPU chỉ cho phép</w:t>
       </w:r>
       <w:r>
         <w:t xml:space="preserve"> </w:t>
@@ -22253,20 +21826,23 @@
         <w:t xml:space="preserve">một lượt huấn luyện duy nhất</w:t>
       </w:r>
       <w:r>
-        <w:t xml:space="preserve">, không có nhiều seed để ước lượng phương sai; cố định seed ít nhất bảo đảm lượt này tái lập được — mọi chỉ số là kết quả</w:t>
-      </w:r>
-      <w:r>
-        <w:t xml:space="preserve"> </w:t>
-      </w:r>
-      <w:r>
-        <w:rPr>
-          <w:b/>
-          <w:bCs/>
-        </w:rPr>
-        <w:t xml:space="preserve">một lần chạy</w:t>
-      </w:r>
-      <w:r>
-        <w:t xml:space="preserve">, không có khoảng tin cậy (hạn chế ghi ở 5.9.3).</w:t>
+        <w:t xml:space="preserve">, nên không có nhiều hạt giống để ước lượng phương sai; cố định hạt giống ít nhất bảo đảm lượt này tái lập được, và mọi chỉ số phải đọc là</w:t>
+      </w:r>
+      <w:r>
+        <w:t xml:space="preserve"> </w:t>
+      </w:r>
+      <w:r>
+        <w:rPr>
+          <w:b/>
+          <w:bCs/>
+        </w:rPr>
+        <w:t xml:space="preserve">kết quả một lần chạy, không có khoảng tin cậy</w:t>
+      </w:r>
+      <w:r>
+        <w:t xml:space="preserve"> </w:t>
+      </w:r>
+      <w:r>
+        <w:t xml:space="preserve">(5.9.3).</w:t>
       </w:r>
       <w:r>
         <w:t xml:space="preserve"> </w:t>
@@ -22282,7 +21858,7 @@
         <w:t xml:space="preserve"> </w:t>
       </w:r>
       <w:r>
-        <w:t xml:space="preserve">mô hình đối chứng 40 epoch ở độ phân giải 416 trên bộ dữ liệu phiên bản 1 tiêu tốn</w:t>
+        <w:t xml:space="preserve">mô hình đối chứng 40 epoch @416 trên bộ v1 mất</w:t>
       </w:r>
       <w:r>
         <w:t xml:space="preserve"> </w:t>
@@ -22295,23 +21871,23 @@
         <w:t xml:space="preserve">156 phút</w:t>
       </w:r>
       <w:r>
-        <w:t xml:space="preserve">; mô hình chính thức 20 epoch ở độ phân giải 640 trên bộ dữ liệu phiên bản 3 tiêu tốn</w:t>
-      </w:r>
-      <w:r>
-        <w:t xml:space="preserve"> </w:t>
-      </w:r>
-      <w:r>
-        <w:rPr>
-          <w:b/>
-          <w:bCs/>
-        </w:rPr>
-        <w:t xml:space="preserve">30,2 phút mỗi epoch, tổng 36.181 giây tương đương 10,05 giờ</w:t>
-      </w:r>
-      <w:r>
-        <w:t xml:space="preserve"> </w:t>
-      </w:r>
-      <w:r>
-        <w:t xml:space="preserve">trên CPU, số liệu lấy từ nhật ký huấn luyện do thư viện tự ghi. Ba yếu tố cùng thay đổi (số ảnh ×3,3, diện tích ×2,37, epoch giảm nửa) khiến so sánh ở mục 3.6</w:t>
+        <w:t xml:space="preserve">; mô hình chính thức 20 epoch @640 trên bộ v3 mất</w:t>
+      </w:r>
+      <w:r>
+        <w:t xml:space="preserve"> </w:t>
+      </w:r>
+      <w:r>
+        <w:rPr>
+          <w:b/>
+          <w:bCs/>
+        </w:rPr>
+        <w:t xml:space="preserve">30,2 phút mỗi epoch, tổng 10,05 giờ</w:t>
+      </w:r>
+      <w:r>
+        <w:t xml:space="preserve"> </w:t>
+      </w:r>
+      <w:r>
+        <w:t xml:space="preserve">trên CPU. Ba yếu tố cùng đổi (số ảnh ×3,3, diện tích ×2,37, epoch giảm nửa) nên so sánh ở mục 3.6</w:t>
       </w:r>
       <w:r>
         <w:t xml:space="preserve"> </w:t>

--- a/nop/01-do-an-tot-nghiep.docx
+++ b/nop/01-do-an-tot-nghiep.docx
@@ -14081,7 +14081,7 @@
         <w:t xml:space="preserve"> </w:t>
       </w:r>
       <w:r>
-        <w:t xml:space="preserve">(5.6.3): PyTorch 33,09 ms · ONNX Runtime 24,48 ms (1,35×) ·</w:t>
+        <w:t xml:space="preserve">— 50 ảnh thật, 50 lượt suy luận mỗi ảnh: PyTorch 33,09 ms · ONNX Runtime 24,48 ms (1,35×) ·</w:t>
       </w:r>
       <w:r>
         <w:t xml:space="preserve"> </w:t>
@@ -28802,7 +28802,7 @@
     </w:p>
     <w:bookmarkEnd w:id="145"/>
     <w:bookmarkEnd w:id="146"/>
-    <w:bookmarkStart w:id="198" w:name="chương-5-thực-nghiệm-và-đánh-giá"/>
+    <w:bookmarkStart w:id="187" w:name="chương-5-thực-nghiệm-và-đánh-giá"/>
     <w:p>
       <w:pPr>
         <w:pStyle w:val="Heading1"/>
@@ -28971,7 +28971,7 @@
         <w:t xml:space="preserve"> </w:t>
       </w:r>
       <w:r>
-        <w:t xml:space="preserve">— yếu tố nào đe doạ tính hợp lệ của kết quả (5.9.3)? RQ3 và RQ5 lần lượt lượng hoá đóng góp của hậu xử lý và thay giả định bằng dữ liệu đo được.</w:t>
+        <w:t xml:space="preserve">— yếu tố nào đe doạ tính hợp lệ của kết quả (5.9.1)? RQ3 và RQ5 lần lượt lượng hoá đóng góp của hậu xử lý và thay giả định bằng dữ liệu đo được.</w:t>
       </w:r>
     </w:p>
     <w:bookmarkEnd w:id="147"/>
@@ -30076,7 +30076,7 @@
         <w:t xml:space="preserve"> </w:t>
       </w:r>
       <w:r>
-        <w:t xml:space="preserve">và được ghi thành một mối đe doạ tính hợp lệ ở mục 5.9.3.</w:t>
+        <w:t xml:space="preserve">và được ghi thành một mối đe doạ tính hợp lệ ở mục 5.9.1.</w:t>
       </w:r>
       <w:r>
         <w:t xml:space="preserve"> </w:t>
@@ -30102,7 +30102,7 @@
         <w:t xml:space="preserve"> </w:t>
       </w:r>
       <w:r>
-        <w:t xml:space="preserve">— gặp một lần ở phép đo tốc độ khung hình, khi máy đang chạy chương trình nặng khác (mục 5.6.4).</w:t>
+        <w:t xml:space="preserve">— gặp một lần ở phép đo tốc độ khung hình, khi máy đang chạy chương trình nặng khác (mục 5.6.3).</w:t>
       </w:r>
     </w:p>
     <w:p>
@@ -30401,7 +30401,7 @@
         <w:t xml:space="preserve"> </w:t>
       </w:r>
       <w:r>
-        <w:t xml:space="preserve">2026.2.1 (nền tảng suy luận thay thế, 5.6.3) ·</w:t>
+        <w:t xml:space="preserve">2026.2.1 (nền tảng suy luận thay thế, xem 3.4) ·</w:t>
       </w:r>
       <w:r>
         <w:t xml:space="preserve"> </w:t>
@@ -30651,7 +30651,7 @@
         <w:t xml:space="preserve"> </w:t>
       </w:r>
       <w:r>
-        <w:t xml:space="preserve">cấu hình huấn luyện, không phải kết quả của một quá trình tối ưu — giới hạn thật, ghi ở 5.9.3.</w:t>
+        <w:t xml:space="preserve">cấu hình huấn luyện, không phải kết quả của một quá trình tối ưu — giới hạn thật, ghi ở 5.9.1.</w:t>
       </w:r>
     </w:p>
     <w:p>
@@ -30663,7 +30663,7 @@
     </w:p>
     <w:bookmarkEnd w:id="154"/>
     <w:bookmarkEnd w:id="155"/>
-    <w:bookmarkStart w:id="159" w:name="X150a776b7b29e2a1bc0ea6c751a61ccf1f70287"/>
+    <w:bookmarkStart w:id="158" w:name="X150a776b7b29e2a1bc0ea6c751a61ccf1f70287"/>
     <w:p>
       <w:pPr>
         <w:pStyle w:val="Heading2"/>
@@ -31676,397 +31676,13 @@
       </w:r>
     </w:p>
     <w:bookmarkEnd w:id="156"/>
-    <w:bookmarkStart w:id="157" w:name="X69b9897776aec14f48f71402e4e072075d46038"/>
+    <w:bookmarkStart w:id="157" w:name="X7f9a069220d4c5e055fddc75635b91e2439e798"/>
     <w:p>
       <w:pPr>
         <w:pStyle w:val="Heading3"/>
       </w:pPr>
       <w:r>
-        <w:t xml:space="preserve">5.3.2. Kiểm chứng rò rỉ dữ liệu — và vì sao con số "0 cặp rò rỉ" không chứng minh được điều gì</w:t>
-      </w:r>
-    </w:p>
-    <w:p>
-      <w:pPr>
-        <w:pStyle w:val="FirstParagraph"/>
-      </w:pPr>
-      <w:r>
-        <w:t xml:space="preserve">Rò rỉ xảy ra khi tập test chứa ảnh gần trùng ảnh train: mô hình</w:t>
-      </w:r>
-      <w:r>
-        <w:t xml:space="preserve"> </w:t>
-      </w:r>
-      <w:r>
-        <w:rPr>
-          <w:i/>
-          <w:iCs/>
-        </w:rPr>
-        <w:t xml:space="preserve">ghi nhớ</w:t>
-      </w:r>
-      <w:r>
-        <w:t xml:space="preserve"> </w:t>
-      </w:r>
-      <w:r>
-        <w:t xml:space="preserve">thay vì</w:t>
-      </w:r>
-      <w:r>
-        <w:t xml:space="preserve"> </w:t>
-      </w:r>
-      <w:r>
-        <w:rPr>
-          <w:i/>
-          <w:iCs/>
-        </w:rPr>
-        <w:t xml:space="preserve">tổng quát hoá</w:t>
-      </w:r>
-      <w:r>
-        <w:t xml:space="preserve">, mọi chỉ số bị đánh giá cao hơn thực tế — với ngữ liệu ghép từ nhiều nguồn công khai đây là rủi ro hệ thống [2]</w:t>
-      </w:r>
-      <w:r>
-        <w:t xml:space="preserve">. Công cụ đo là</w:t>
-      </w:r>
-      <w:r>
-        <w:t xml:space="preserve"> </w:t>
-      </w:r>
-      <w:r>
-        <w:rPr>
-          <w:b/>
-          <w:bCs/>
-        </w:rPr>
-        <w:t xml:space="preserve">băm tri giác</w:t>
-      </w:r>
-      <w:r>
-        <w:t xml:space="preserve"> </w:t>
-      </w:r>
-      <w:r>
-        <w:t xml:space="preserve">(</w:t>
-      </w:r>
-      <w:r>
-        <w:rPr>
-          <w:rStyle w:val="VerbatimChar"/>
-        </w:rPr>
-        <w:t xml:space="preserve">imagehash.phash</w:t>
-      </w:r>
-      <w:r>
-        <w:t xml:space="preserve">, 64 bit).</w:t>
-      </w:r>
-    </w:p>
-    <w:p>
-      <w:pPr>
-        <w:pStyle w:val="BlockText"/>
-      </w:pPr>
-      <w:r>
-        <w:rPr>
-          <w:b/>
-          <w:bCs/>
-        </w:rPr>
-        <w:t xml:space="preserve">Tính hợp lệ của phép đo.</w:t>
-      </w:r>
-      <w:r>
-        <w:t xml:space="preserve"> </w:t>
-      </w:r>
-      <w:r>
-        <w:t xml:space="preserve">Bộ dữ liệu v3 được khử trùng lặp ở ngưỡng Hamming 10; việc đo đạc rò rỉ tại đúng ngưỡng này chỉ mang tính chất</w:t>
-      </w:r>
-      <w:r>
-        <w:t xml:space="preserve"> </w:t>
-      </w:r>
-      <w:r>
-        <w:rPr>
-          <w:b/>
-          <w:bCs/>
-        </w:rPr>
-        <w:t xml:space="preserve">kiểm chứng lại quy trình</w:t>
-      </w:r>
-      <w:r>
-        <w:t xml:space="preserve">, không phải là một phép đo độc lập. Kết quả bằng 0 tại ngưỡng này chứng minh rằng bước khử trùng lặp</w:t>
-      </w:r>
-      <w:r>
-        <w:t xml:space="preserve"> </w:t>
-      </w:r>
-      <w:r>
-        <w:rPr>
-          <w:i/>
-          <w:iCs/>
-        </w:rPr>
-        <w:t xml:space="preserve">đã thực thi đúng đặc tả</w:t>
-      </w:r>
-      <w:r>
-        <w:t xml:space="preserve">, nhưng</w:t>
-      </w:r>
-      <w:r>
-        <w:t xml:space="preserve"> </w:t>
-      </w:r>
-      <w:r>
-        <w:rPr>
-          <w:b/>
-          <w:bCs/>
-        </w:rPr>
-        <w:t xml:space="preserve">không đủ cơ sở để khẳng định</w:t>
-      </w:r>
-      <w:r>
-        <w:t xml:space="preserve"> </w:t>
-      </w:r>
-      <w:r>
-        <w:t xml:space="preserve">tính "sạch" tuyệt đối của tập kiểm thử.</w:t>
-      </w:r>
-    </w:p>
-    <w:p>
-      <w:pPr>
-        <w:pStyle w:val="FirstParagraph"/>
-      </w:pPr>
-      <w:r>
-        <w:t xml:space="preserve">Chỉ các ngưỡng</w:t>
-      </w:r>
-      <w:r>
-        <w:t xml:space="preserve"> </w:t>
-      </w:r>
-      <w:r>
-        <w:rPr>
-          <w:b/>
-          <w:bCs/>
-        </w:rPr>
-        <w:t xml:space="preserve">12 (791 cặp), 15 (3.529 cặp), 20 (137.506 cặp)</w:t>
-      </w:r>
-      <w:r>
-        <w:t xml:space="preserve"> </w:t>
-      </w:r>
-      <w:r>
-        <w:t xml:space="preserve">mang thông tin mới, và ngay cả chúng cũng</w:t>
-      </w:r>
-      <w:r>
-        <w:t xml:space="preserve"> </w:t>
-      </w:r>
-      <w:r>
-        <w:rPr>
-          <w:b/>
-          <w:bCs/>
-        </w:rPr>
-        <w:t xml:space="preserve">không</w:t>
-      </w:r>
-      <w:r>
-        <w:t xml:space="preserve"> </w:t>
-      </w:r>
-      <w:r>
-        <w:t xml:space="preserve">chứng minh tập test sạch.</w:t>
-      </w:r>
-      <w:r>
-        <w:t xml:space="preserve"> </w:t>
-      </w:r>
-      <w:r>
-        <w:rPr>
-          <w:b/>
-          <w:bCs/>
-        </w:rPr>
-        <w:t xml:space="preserve">Ba giới hạn của phash:</w:t>
-      </w:r>
-      <w:r>
-        <w:t xml:space="preserve"> </w:t>
-      </w:r>
-      <w:r>
-        <w:t xml:space="preserve">(1) phash chỉ bắt tương đồng ở mức</w:t>
-      </w:r>
-      <w:r>
-        <w:t xml:space="preserve"> </w:t>
-      </w:r>
-      <w:r>
-        <w:rPr>
-          <w:b/>
-          <w:bCs/>
-        </w:rPr>
-        <w:t xml:space="preserve">bố cục sáng-tối tổng thể</w:t>
-      </w:r>
-      <w:r>
-        <w:t xml:space="preserve"> </w:t>
-      </w:r>
-      <w:r>
-        <w:t xml:space="preserve">— hai ảnh</w:t>
-      </w:r>
-      <w:r>
-        <w:t xml:space="preserve"> </w:t>
-      </w:r>
-      <w:r>
-        <w:rPr>
-          <w:i/>
-          <w:iCs/>
-        </w:rPr>
-        <w:t xml:space="preserve">cùng một chiếc xe</w:t>
-      </w:r>
-      <w:r>
-        <w:t xml:space="preserve"> </w:t>
-      </w:r>
-      <w:r>
-        <w:t xml:space="preserve">ở hai góc khác nhau, hay hai khung hình cách nhau vài giây trong cùng video, vẫn mang</w:t>
-      </w:r>
-      <w:r>
-        <w:t xml:space="preserve"> </w:t>
-      </w:r>
-      <w:r>
-        <w:rPr>
-          <w:b/>
-          <w:bCs/>
-        </w:rPr>
-        <w:t xml:space="preserve">cùng một biển số</w:t>
-      </w:r>
-      <w:r>
-        <w:t xml:space="preserve"> </w:t>
-      </w:r>
-      <w:r>
-        <w:t xml:space="preserve">dù Hamming lớn; loại rò rỉ ngữ nghĩa này</w:t>
-      </w:r>
-      <w:r>
-        <w:t xml:space="preserve"> </w:t>
-      </w:r>
-      <w:r>
-        <w:rPr>
-          <w:b/>
-          <w:bCs/>
-        </w:rPr>
-        <w:t xml:space="preserve">không khử được bằng bất kỳ ngưỡng phash nào</w:t>
-      </w:r>
-      <w:r>
-        <w:t xml:space="preserve">; (2)</w:t>
-      </w:r>
-      <w:r>
-        <w:t xml:space="preserve"> </w:t>
-      </w:r>
-      <w:r>
-        <w:rPr>
-          <w:b/>
-          <w:bCs/>
-        </w:rPr>
-        <w:t xml:space="preserve">không có định danh phương tiện hay chuỗi biển cho toàn ngữ liệu</w:t>
-      </w:r>
-      <w:r>
-        <w:t xml:space="preserve"> </w:t>
-      </w:r>
-      <w:r>
-        <w:t xml:space="preserve">nên không chia phép chia tập theo</w:t>
-      </w:r>
-      <w:r>
-        <w:t xml:space="preserve"> </w:t>
-      </w:r>
-      <w:r>
-        <w:rPr>
-          <w:b/>
-          <w:bCs/>
-        </w:rPr>
-        <w:t xml:space="preserve">nhóm biển số</w:t>
-      </w:r>
-      <w:r>
-        <w:t xml:space="preserve"> </w:t>
-      </w:r>
-      <w:r>
-        <w:t xml:space="preserve">được — chính hạn chế dẫn tới mẫu số nhỏ của các bảng OCR ở 5.5; (3)</w:t>
-      </w:r>
-      <w:r>
-        <w:t xml:space="preserve"> </w:t>
-      </w:r>
-      <w:r>
-        <w:rPr>
-          <w:b/>
-          <w:bCs/>
-        </w:rPr>
-        <w:t xml:space="preserve">ngưỡng cao sinh dương tính giả</w:t>
-      </w:r>
-      <w:r>
-        <w:t xml:space="preserve">, nên 137.506 là</w:t>
-      </w:r>
-      <w:r>
-        <w:t xml:space="preserve"> </w:t>
-      </w:r>
-      <w:r>
-        <w:rPr>
-          <w:b/>
-          <w:bCs/>
-        </w:rPr>
-        <w:t xml:space="preserve">cận trên bi quan</w:t>
-      </w:r>
-      <w:r>
-        <w:t xml:space="preserve">.</w:t>
-      </w:r>
-      <w:r>
-        <w:t xml:space="preserve"> </w:t>
-      </w:r>
-      <w:r>
-        <w:rPr>
-          <w:b/>
-          <w:bCs/>
-        </w:rPr>
-        <w:t xml:space="preserve">Kết luận trung thực:</w:t>
-      </w:r>
-      <w:r>
-        <w:t xml:space="preserve"> </w:t>
-      </w:r>
-      <w:r>
-        <w:t xml:space="preserve">khẳng định được</w:t>
-      </w:r>
-      <w:r>
-        <w:t xml:space="preserve"> </w:t>
-      </w:r>
-      <w:r>
-        <w:rPr>
-          <w:i/>
-          <w:iCs/>
-        </w:rPr>
-        <w:t xml:space="preserve">bước khử trùng lặp ở ngưỡng 10 đã chạy đúng đặc tả</w:t>
-      </w:r>
-      <w:r>
-        <w:t xml:space="preserve">;</w:t>
-      </w:r>
-      <w:r>
-        <w:t xml:space="preserve"> </w:t>
-      </w:r>
-      <w:r>
-        <w:rPr>
-          <w:b/>
-          <w:bCs/>
-        </w:rPr>
-        <w:t xml:space="preserve">không</w:t>
-      </w:r>
-      <w:r>
-        <w:t xml:space="preserve"> </w:t>
-      </w:r>
-      <w:r>
-        <w:t xml:space="preserve">khẳng định được</w:t>
-      </w:r>
-      <w:r>
-        <w:t xml:space="preserve"> </w:t>
-      </w:r>
-      <w:r>
-        <w:rPr>
-          <w:i/>
-          <w:iCs/>
-        </w:rPr>
-        <w:t xml:space="preserve">tập test độc lập với tập train</w:t>
-      </w:r>
-      <w:r>
-        <w:t xml:space="preserve">. Rò rỉ tồn dư ở mức ngữ nghĩa</w:t>
-      </w:r>
-      <w:r>
-        <w:t xml:space="preserve"> </w:t>
-      </w:r>
-      <w:r>
-        <w:rPr>
-          <w:b/>
-          <w:bCs/>
-        </w:rPr>
-        <w:t xml:space="preserve">không đo được bằng công cụ hiện có</w:t>
-      </w:r>
-      <w:r>
-        <w:t xml:space="preserve"> </w:t>
-      </w:r>
-      <w:r>
-        <w:t xml:space="preserve">— mối đe doạ đầu tiên ở 5.9.3; mọi chỉ số ở 5.4 phải đọc kèm ghi chú này.</w:t>
-      </w:r>
-    </w:p>
-    <w:bookmarkEnd w:id="157"/>
-    <w:bookmarkStart w:id="158" w:name="X05579cd248ea6d02c9d36eec7ae792e435a9ee1"/>
-    <w:p>
-      <w:pPr>
-        <w:pStyle w:val="Heading3"/>
-      </w:pPr>
-      <w:r>
-        <w:t xml:space="preserve">5.3.3. Phân bố nguồn dữ liệu giữa các phép chia tập</w:t>
+        <w:t xml:space="preserve">5.3.2. Phân bố nguồn dữ liệu giữa các phép chia tập</w:t>
       </w:r>
     </w:p>
     <w:p>
@@ -32184,9 +31800,9 @@
         </w:pict>
       </w:r>
     </w:p>
+    <w:bookmarkEnd w:id="157"/>
     <w:bookmarkEnd w:id="158"/>
-    <w:bookmarkEnd w:id="159"/>
-    <w:bookmarkStart w:id="163" w:name="X33ae224c5020c26762908e1939d8b973623f32d"/>
+    <w:bookmarkStart w:id="161" w:name="X33ae224c5020c26762908e1939d8b973623f32d"/>
     <w:p>
       <w:pPr>
         <w:pStyle w:val="Heading2"/>
@@ -32240,13 +31856,77 @@
         <w:t xml:space="preserve">; tập test chưa từng dùng trong huấn luyện hay chọn epoch.</w:t>
       </w:r>
     </w:p>
-    <w:bookmarkStart w:id="160" w:name="X2b419d4dd42805933fda2d3f8ea8232ea8e61b9"/>
+    <w:bookmarkStart w:id="159" w:name="X2b419d4dd42805933fda2d3f8ea8232ea8e61b9"/>
     <w:p>
       <w:pPr>
         <w:pStyle w:val="Heading3"/>
       </w:pPr>
       <w:r>
         <w:t xml:space="preserve">5.4.1. Chỉ số tổng thể</w:t>
+      </w:r>
+    </w:p>
+    <w:p>
+      <w:pPr>
+        <w:pStyle w:val="BlockText"/>
+      </w:pPr>
+      <w:r>
+        <w:rPr>
+          <w:b/>
+          <w:bCs/>
+        </w:rPr>
+        <w:t xml:space="preserve">Một điểm yếu lộ ra khi tách theo kích thước đối tượng.</w:t>
+      </w:r>
+      <w:r>
+        <w:t xml:space="preserve"> </w:t>
+      </w:r>
+      <w:r>
+        <w:t xml:space="preserve">Bộ dữ liệu có</w:t>
+      </w:r>
+      <w:r>
+        <w:t xml:space="preserve"> </w:t>
+      </w:r>
+      <w:r>
+        <w:rPr>
+          <w:b/>
+          <w:bCs/>
+        </w:rPr>
+        <w:t xml:space="preserve">10,91% số hộp giới hạn chiếm dưới 0,5% diện tích ảnh</w:t>
+      </w:r>
+      <w:r>
+        <w:t xml:space="preserve">, và ở dải đó</w:t>
+      </w:r>
+      <w:r>
+        <w:t xml:space="preserve"> </w:t>
+      </w:r>
+      <w:hyperlink r:id="rId13">
+        <w:r>
+          <w:rPr>
+            <w:rStyle w:val="Hyperlink"/>
+          </w:rPr>
+          <w:t xml:space="preserve">mAP@0.5</w:t>
+        </w:r>
+      </w:hyperlink>
+      <w:r>
+        <w:t xml:space="preserve"> </w:t>
+      </w:r>
+      <w:r>
+        <w:t xml:space="preserve">rớt xuống</w:t>
+      </w:r>
+      <w:r>
+        <w:t xml:space="preserve"> </w:t>
+      </w:r>
+      <w:r>
+        <w:rPr>
+          <w:b/>
+          <w:bCs/>
+        </w:rPr>
+        <w:t xml:space="preserve">0,8553</w:t>
+      </w:r>
+      <w:r>
+        <w:t xml:space="preserve"> </w:t>
+      </w:r>
+      <w:r>
+        <w:t xml:space="preserve">so với 0,9913 ở dải trung bình. Biển ở xa là chỗ bộ phát hiện yếu nhất, và đây là căn cứ cho hướng phát triển siêu phân giải ở mục 6.3.</w:t>
       </w:r>
     </w:p>
     <w:p>
@@ -32436,8 +32116,8 @@
         <w:t xml:space="preserve">.</w:t>
       </w:r>
     </w:p>
-    <w:bookmarkEnd w:id="160"/>
-    <w:bookmarkStart w:id="161" w:name="Xf35c86d7de5434c76646f1bcbee03703a9e0864"/>
+    <w:bookmarkEnd w:id="159"/>
+    <w:bookmarkStart w:id="160" w:name="Xf35c86d7de5434c76646f1bcbee03703a9e0864"/>
     <w:p>
       <w:pPr>
         <w:pStyle w:val="Heading3"/>
@@ -32792,14 +32472,71 @@
         </w:tc>
       </w:tr>
     </w:tbl>
+    <w:bookmarkEnd w:id="160"/>
     <w:bookmarkEnd w:id="161"/>
-    <w:bookmarkStart w:id="162" w:name="Xeeb6c55a54a6556f1341931b00fc215842373c8"/>
+    <w:bookmarkStart w:id="170" w:name="X89026af3ee529e68bbf717a4f7363365ab88538"/>
+    <w:p>
+      <w:pPr>
+        <w:pStyle w:val="Heading2"/>
+      </w:pPr>
+      <w:r>
+        <w:t xml:space="preserve">5.5. Đánh giá khối OCR và hậu xử lý</w:t>
+      </w:r>
+    </w:p>
+    <w:p>
+      <w:pPr>
+        <w:pStyle w:val="BlockText"/>
+      </w:pPr>
+      <w:r>
+        <w:rPr>
+          <w:b/>
+          <w:bCs/>
+        </w:rPr>
+        <w:t xml:space="preserve">Ràng buộc mẫu số.</w:t>
+      </w:r>
+      <w:r>
+        <w:t xml:space="preserve"> </w:t>
+      </w:r>
+      <w:r>
+        <w:t xml:space="preserve">NFR-A4…A7 chỉ đo được trên</w:t>
+      </w:r>
+      <w:r>
+        <w:t xml:space="preserve"> </w:t>
+      </w:r>
+      <w:r>
+        <w:rPr>
+          <w:b/>
+          <w:bCs/>
+        </w:rPr>
+        <w:t xml:space="preserve">tập con có nhãn chuỗi ký tự</w:t>
+      </w:r>
+      <w:r>
+        <w:t xml:space="preserve"> </w:t>
+      </w:r>
+      <w:r>
+        <w:t xml:space="preserve">—</w:t>
+      </w:r>
+      <w:r>
+        <w:t xml:space="preserve"> </w:t>
+      </w:r>
+      <w:r>
+        <w:rPr>
+          <w:b/>
+          <w:bCs/>
+        </w:rPr>
+        <w:t xml:space="preserve">2.801 biển</w:t>
+      </w:r>
+      <w:r>
+        <w:t xml:space="preserve">, không phải trên 1.514 ảnh test. Thiếu nhãn chuỗi cho phần lớn ngữ liệu là hạn chế thật, ghi ở 5.9.1.</w:t>
+      </w:r>
+    </w:p>
+    <w:bookmarkStart w:id="162" w:name="X75971c1e265691e3bccf68d57ddbcd167413727"/>
     <w:p>
       <w:pPr>
         <w:pStyle w:val="Heading3"/>
       </w:pPr>
       <w:r>
-        <w:t xml:space="preserve">5.4.3. Tách theo dải kích thước hộp giới hạn</w:t>
+        <w:t xml:space="preserve">5.5.1. Độ chính xác mức ký tự (NFR-A4)</w:t>
       </w:r>
     </w:p>
     <w:p>
@@ -32807,51 +32544,170 @@
         <w:pStyle w:val="FirstParagraph"/>
       </w:pPr>
       <w:r>
-        <w:t xml:space="preserve">Mục này tồn tại vì</w:t>
-      </w:r>
-      <w:r>
-        <w:t xml:space="preserve"> </w:t>
-      </w:r>
-      <w:r>
-        <w:rPr>
-          <w:b/>
-          <w:bCs/>
-        </w:rPr>
-        <w:t xml:space="preserve">bộ dữ liệu không đạt tiêu chí chất lượng Q6</w:t>
-      </w:r>
-      <w:r>
-        <w:t xml:space="preserve">:</w:t>
-      </w:r>
-      <w:r>
-        <w:t xml:space="preserve"> </w:t>
-      </w:r>
-      <w:r>
-        <w:rPr>
-          <w:b/>
-          <w:bCs/>
-        </w:rPr>
-        <w:t xml:space="preserve">10,91% số hộp có diện tích dưới 0,5% diện tích ảnh</w:t>
-      </w:r>
-      <w:r>
-        <w:t xml:space="preserve">, vượt ngưỡng 10%. Đối tượng nhỏ là chế độ thất bại đã ghi nhận rộng rãi của bộ phát hiện một giai đoạn, và biển số độ phân giải thấp đã thành hướng nghiên cứu riêng [18]</w:t>
-      </w:r>
-      <w:r>
-        <w:t xml:space="preserve">; một con số mAP tổng sẽ</w:t>
-      </w:r>
-      <w:r>
-        <w:t xml:space="preserve"> </w:t>
-      </w:r>
-      <w:r>
-        <w:rPr>
-          <w:b/>
-          <w:bCs/>
-        </w:rPr>
-        <w:t xml:space="preserve">giấu chế độ thất bại sau giá trị trung bình</w:t>
+        <w:t xml:space="preserve">Chỉ số là</w:t>
+      </w:r>
+      <w:r>
+        <w:t xml:space="preserve"> </w:t>
+      </w:r>
+      <w:r>
+        <w:rPr>
+          <w:b/>
+          <w:bCs/>
+        </w:rPr>
+        <w:t xml:space="preserve">CER</w:t>
+      </w:r>
+      <w:r>
+        <w:t xml:space="preserve"> </w:t>
+      </w:r>
+      <w:r>
+        <w:t xml:space="preserve">theo khoảng cách Levenshtein, chuẩn hoá theo độ dài nhãn thật, với</w:t>
+      </w:r>
+      <w:r>
+        <w:t xml:space="preserve"> </w:t>
+      </w:r>
+      <m:oMath>
+        <m:r>
+          <m:t>S</m:t>
+        </m:r>
+      </m:oMath>
+      <w:r>
+        <w:t xml:space="preserve"> </w:t>
+      </w:r>
+      <w:r>
+        <w:t xml:space="preserve">ký tự thay thế,</w:t>
+      </w:r>
+      <w:r>
+        <w:t xml:space="preserve"> </w:t>
+      </w:r>
+      <m:oMath>
+        <m:r>
+          <m:t>D</m:t>
+        </m:r>
+      </m:oMath>
+      <w:r>
+        <w:t xml:space="preserve"> </w:t>
+      </w:r>
+      <w:r>
+        <w:t xml:space="preserve">bị xoá,</w:t>
+      </w:r>
+      <w:r>
+        <w:t xml:space="preserve"> </w:t>
+      </w:r>
+      <m:oMath>
+        <m:r>
+          <m:t>I</m:t>
+        </m:r>
+      </m:oMath>
+      <w:r>
+        <w:t xml:space="preserve"> </w:t>
+      </w:r>
+      <w:r>
+        <w:t xml:space="preserve">chèn thừa,</w:t>
+      </w:r>
+      <w:r>
+        <w:t xml:space="preserve"> </w:t>
+      </w:r>
+      <m:oMath>
+        <m:r>
+          <m:t>N</m:t>
+        </m:r>
+      </m:oMath>
+      <w:r>
+        <w:t xml:space="preserve"> </w:t>
+      </w:r>
+      <w:r>
+        <w:t xml:space="preserve">tổng ký tự nhãn thật; NFR-A4 phát biểu theo</w:t>
+      </w:r>
+      <w:r>
+        <w:t xml:space="preserve"> </w:t>
+      </w:r>
+      <w:r>
+        <w:rPr>
+          <w:b/>
+          <w:bCs/>
+        </w:rPr>
+        <w:t xml:space="preserve">1 − CER</w:t>
       </w:r>
       <w:r>
         <w:t xml:space="preserve">.</w:t>
       </w:r>
     </w:p>
+    <w:bookmarkEnd w:id="162"/>
+    <w:bookmarkStart w:id="163" w:name="Xf66a46c8f0f9d94960b05ec79e0724240f858b8"/>
+    <w:p>
+      <w:pPr>
+        <w:pStyle w:val="Heading3"/>
+      </w:pPr>
+      <w:r>
+        <w:t xml:space="preserve">5.5.2. Chuỗi đầy đủ: trước và sau hậu xử lý (NFR-A5 ↔ NFR-A6)</w:t>
+      </w:r>
+    </w:p>
+    <w:p>
+      <w:pPr>
+        <w:pStyle w:val="FirstParagraph"/>
+      </w:pPr>
+      <w:r>
+        <w:t xml:space="preserve">Khối hậu xử lý theo luật — chuẩn hoá ký tự, áp mặt nạ vị trí chữ số / chữ cái theo định dạng biển số Việt Nam, sửa cặp ký tự đồng hình, kiểm tra mã tỉnh — là</w:t>
+      </w:r>
+      <w:r>
+        <w:t xml:space="preserve"> </w:t>
+      </w:r>
+      <w:r>
+        <w:rPr>
+          <w:b/>
+          <w:bCs/>
+        </w:rPr>
+        <w:t xml:space="preserve">đóng góp kỹ thuật riêng</w:t>
+      </w:r>
+      <w:r>
+        <w:t xml:space="preserve"> </w:t>
+      </w:r>
+      <w:r>
+        <w:t xml:space="preserve">của đồ án, không có sẵn trong thư viện nào. Câu hỏi</w:t>
+      </w:r>
+      <w:r>
+        <w:t xml:space="preserve"> </w:t>
+      </w:r>
+      <w:r>
+        <w:rPr>
+          <w:i/>
+          <w:iCs/>
+        </w:rPr>
+        <w:t xml:space="preserve">khối đó đóng góp bao nhiêu?</w:t>
+      </w:r>
+      <w:r>
+        <w:t xml:space="preserve"> </w:t>
+      </w:r>
+      <w:r>
+        <w:t xml:space="preserve">chỉ trả lời được nếu</w:t>
+      </w:r>
+      <w:r>
+        <w:t xml:space="preserve"> </w:t>
+      </w:r>
+      <w:r>
+        <w:rPr>
+          <w:b/>
+          <w:bCs/>
+        </w:rPr>
+        <w:t xml:space="preserve">đo hai lần trên cùng một tập mẫu</w:t>
+      </w:r>
+      <w:r>
+        <w:t xml:space="preserve">: chuỗi thô PaddleOCR trả về (A5) và chuỗi sau khi áp toàn bộ luật (A6). Đây cũng là lý do kỹ thuật khiến hai cột riêng cho chuỗi thô và chuỗi đã chuẩn hoá cùng tồn tại trong lược đồ cơ sở dữ liệu —</w:t>
+      </w:r>
+      <w:r>
+        <w:t xml:space="preserve"> </w:t>
+      </w:r>
+      <w:r>
+        <w:rPr>
+          <w:b/>
+          <w:bCs/>
+        </w:rPr>
+        <w:t xml:space="preserve">điều kiện cần để phép đo này thực hiện được</w:t>
+      </w:r>
+      <w:r>
+        <w:t xml:space="preserve">, phải có từ giai đoạn thiết kế.</w:t>
+      </w:r>
+    </w:p>
     <w:p>
       <w:pPr>
         <w:pStyle w:val="BodyText"/>
@@ -32861,13 +32717,13 @@
           <w:b/>
           <w:bCs/>
         </w:rPr>
-        <w:t xml:space="preserve">Bảng 5.4.</w:t>
-      </w:r>
-      <w:r>
-        <w:t xml:space="preserve"> </w:t>
-      </w:r>
-      <w:r>
-        <w:t xml:space="preserve">Kết quả phát hiện tách theo dải kích thước hộp giới hạn</w:t>
+        <w:t xml:space="preserve">Bảng 5.5.</w:t>
+      </w:r>
+      <w:r>
+        <w:t xml:space="preserve"> </w:t>
+      </w:r>
+      <w:r>
+        <w:t xml:space="preserve">Độ chính xác OCR trước và sau hậu xử lý, trên 2.801 biển có nhãn chuỗi</w:t>
       </w:r>
     </w:p>
     <w:tbl>
@@ -32895,868 +32751,6 @@
               <w:pStyle w:val="Compact"/>
             </w:pPr>
             <w:r>
-              <w:t xml:space="preserve">Dải (diện tích box / diện tích ảnh)</w:t>
-            </w:r>
-          </w:p>
-        </w:tc>
-        <w:tc>
-          <w:tcPr/>
-          <w:p>
-            <w:pPr>
-              <w:pStyle w:val="Compact"/>
-              <w:jc w:val="right"/>
-            </w:pPr>
-            <w:r>
-              <w:t xml:space="preserve">Số đối tượng</w:t>
-            </w:r>
-          </w:p>
-        </w:tc>
-        <w:tc>
-          <w:tcPr/>
-          <w:p>
-            <w:pPr>
-              <w:pStyle w:val="Compact"/>
-              <w:jc w:val="right"/>
-            </w:pPr>
-            <w:r>
-              <w:t xml:space="preserve">Tỉ lệ tập test</w:t>
-            </w:r>
-          </w:p>
-        </w:tc>
-        <w:tc>
-          <w:tcPr/>
-          <w:p>
-            <w:pPr>
-              <w:pStyle w:val="Compact"/>
-              <w:jc w:val="right"/>
-            </w:pPr>
-            <w:hyperlink r:id="rId13">
-              <w:r>
-                <w:rPr>
-                  <w:rStyle w:val="Hyperlink"/>
-                </w:rPr>
-                <w:t xml:space="preserve">mAP@0.5</w:t>
-              </w:r>
-            </w:hyperlink>
-          </w:p>
-        </w:tc>
-        <w:tc>
-          <w:tcPr/>
-          <w:p>
-            <w:pPr>
-              <w:pStyle w:val="Compact"/>
-              <w:jc w:val="right"/>
-            </w:pPr>
-            <w:hyperlink r:id="rId13">
-              <w:r>
-                <w:rPr>
-                  <w:rStyle w:val="Hyperlink"/>
-                </w:rPr>
-                <w:t xml:space="preserve">mAP@0.5</w:t>
-              </w:r>
-            </w:hyperlink>
-            <w:r>
-              <w:t xml:space="preserve">:0.95</w:t>
-            </w:r>
-          </w:p>
-        </w:tc>
-        <w:tc>
-          <w:tcPr/>
-          <w:p>
-            <w:pPr>
-              <w:pStyle w:val="Compact"/>
-              <w:jc w:val="right"/>
-            </w:pPr>
-            <w:r>
-              <w:t xml:space="preserve">Recall</w:t>
-            </w:r>
-          </w:p>
-        </w:tc>
-      </w:tr>
-      <w:tr>
-        <w:tc>
-          <w:tcPr/>
-          <w:p>
-            <w:pPr>
-              <w:pStyle w:val="Compact"/>
-            </w:pPr>
-            <w:r>
-              <w:rPr>
-                <w:b/>
-                <w:bCs/>
-              </w:rPr>
-              <w:t xml:space="preserve">Rất nhỏ</w:t>
-            </w:r>
-            <w:r>
-              <w:t xml:space="preserve"> </w:t>
-            </w:r>
-            <w:r>
-              <w:t xml:space="preserve">— dưới 0,5%</w:t>
-            </w:r>
-          </w:p>
-        </w:tc>
-        <w:tc>
-          <w:tcPr/>
-          <w:p>
-            <w:pPr>
-              <w:pStyle w:val="Compact"/>
-              <w:jc w:val="right"/>
-            </w:pPr>
-            <w:r>
-              <w:t xml:space="preserve">262</w:t>
-            </w:r>
-          </w:p>
-        </w:tc>
-        <w:tc>
-          <w:tcPr/>
-          <w:p>
-            <w:pPr>
-              <w:pStyle w:val="Compact"/>
-              <w:jc w:val="right"/>
-            </w:pPr>
-            <w:r>
-              <w:t xml:space="preserve">16,26%</w:t>
-            </w:r>
-          </w:p>
-        </w:tc>
-        <w:tc>
-          <w:tcPr/>
-          <w:p>
-            <w:pPr>
-              <w:pStyle w:val="Compact"/>
-              <w:jc w:val="right"/>
-            </w:pPr>
-            <w:r>
-              <w:t xml:space="preserve">0,8553</w:t>
-            </w:r>
-          </w:p>
-        </w:tc>
-        <w:tc>
-          <w:tcPr/>
-          <w:p>
-            <w:pPr>
-              <w:pStyle w:val="Compact"/>
-              <w:jc w:val="right"/>
-            </w:pPr>
-            <w:r>
-              <w:t xml:space="preserve">0,5249</w:t>
-            </w:r>
-          </w:p>
-        </w:tc>
-        <w:tc>
-          <w:tcPr/>
-          <w:p>
-            <w:pPr>
-              <w:pStyle w:val="Compact"/>
-              <w:jc w:val="right"/>
-            </w:pPr>
-            <w:r>
-              <w:t xml:space="preserve">0,8740</w:t>
-            </w:r>
-          </w:p>
-        </w:tc>
-      </w:tr>
-      <w:tr>
-        <w:tc>
-          <w:tcPr/>
-          <w:p>
-            <w:pPr>
-              <w:pStyle w:val="Compact"/>
-            </w:pPr>
-            <w:r>
-              <w:rPr>
-                <w:b/>
-                <w:bCs/>
-              </w:rPr>
-              <w:t xml:space="preserve">Nhỏ</w:t>
-            </w:r>
-            <w:r>
-              <w:t xml:space="preserve"> </w:t>
-            </w:r>
-            <w:r>
-              <w:t xml:space="preserve">— 0,5% đến 1%</w:t>
-            </w:r>
-          </w:p>
-        </w:tc>
-        <w:tc>
-          <w:tcPr/>
-          <w:p>
-            <w:pPr>
-              <w:pStyle w:val="Compact"/>
-              <w:jc w:val="right"/>
-            </w:pPr>
-            <w:r>
-              <w:t xml:space="preserve">124</w:t>
-            </w:r>
-          </w:p>
-        </w:tc>
-        <w:tc>
-          <w:tcPr/>
-          <w:p>
-            <w:pPr>
-              <w:pStyle w:val="Compact"/>
-              <w:jc w:val="right"/>
-            </w:pPr>
-            <w:r>
-              <w:t xml:space="preserve">7,70%</w:t>
-            </w:r>
-          </w:p>
-        </w:tc>
-        <w:tc>
-          <w:tcPr/>
-          <w:p>
-            <w:pPr>
-              <w:pStyle w:val="Compact"/>
-              <w:jc w:val="right"/>
-            </w:pPr>
-            <w:r>
-              <w:t xml:space="preserve">0,9755</w:t>
-            </w:r>
-          </w:p>
-        </w:tc>
-        <w:tc>
-          <w:tcPr/>
-          <w:p>
-            <w:pPr>
-              <w:pStyle w:val="Compact"/>
-              <w:jc w:val="right"/>
-            </w:pPr>
-            <w:r>
-              <w:t xml:space="preserve">0,7055</w:t>
-            </w:r>
-          </w:p>
-        </w:tc>
-        <w:tc>
-          <w:tcPr/>
-          <w:p>
-            <w:pPr>
-              <w:pStyle w:val="Compact"/>
-              <w:jc w:val="right"/>
-            </w:pPr>
-            <w:r>
-              <w:t xml:space="preserve">0,9758</w:t>
-            </w:r>
-          </w:p>
-        </w:tc>
-      </w:tr>
-      <w:tr>
-        <w:tc>
-          <w:tcPr/>
-          <w:p>
-            <w:pPr>
-              <w:pStyle w:val="Compact"/>
-            </w:pPr>
-            <w:r>
-              <w:rPr>
-                <w:b/>
-                <w:bCs/>
-              </w:rPr>
-              <w:t xml:space="preserve">Trung bình</w:t>
-            </w:r>
-            <w:r>
-              <w:t xml:space="preserve"> </w:t>
-            </w:r>
-            <w:r>
-              <w:t xml:space="preserve">— 1% đến 5%</w:t>
-            </w:r>
-          </w:p>
-        </w:tc>
-        <w:tc>
-          <w:tcPr/>
-          <w:p>
-            <w:pPr>
-              <w:pStyle w:val="Compact"/>
-              <w:jc w:val="right"/>
-            </w:pPr>
-            <w:r>
-              <w:t xml:space="preserve">900</w:t>
-            </w:r>
-          </w:p>
-        </w:tc>
-        <w:tc>
-          <w:tcPr/>
-          <w:p>
-            <w:pPr>
-              <w:pStyle w:val="Compact"/>
-              <w:jc w:val="right"/>
-            </w:pPr>
-            <w:r>
-              <w:t xml:space="preserve">55,87%</w:t>
-            </w:r>
-          </w:p>
-        </w:tc>
-        <w:tc>
-          <w:tcPr/>
-          <w:p>
-            <w:pPr>
-              <w:pStyle w:val="Compact"/>
-              <w:jc w:val="right"/>
-            </w:pPr>
-            <w:r>
-              <w:t xml:space="preserve">0,9913</w:t>
-            </w:r>
-          </w:p>
-        </w:tc>
-        <w:tc>
-          <w:tcPr/>
-          <w:p>
-            <w:pPr>
-              <w:pStyle w:val="Compact"/>
-              <w:jc w:val="right"/>
-            </w:pPr>
-            <w:r>
-              <w:t xml:space="preserve">0,8005</w:t>
-            </w:r>
-          </w:p>
-        </w:tc>
-        <w:tc>
-          <w:tcPr/>
-          <w:p>
-            <w:pPr>
-              <w:pStyle w:val="Compact"/>
-              <w:jc w:val="right"/>
-            </w:pPr>
-            <w:r>
-              <w:t xml:space="preserve">0,9922</w:t>
-            </w:r>
-          </w:p>
-        </w:tc>
-      </w:tr>
-      <w:tr>
-        <w:tc>
-          <w:tcPr/>
-          <w:p>
-            <w:pPr>
-              <w:pStyle w:val="Compact"/>
-            </w:pPr>
-            <w:r>
-              <w:rPr>
-                <w:b/>
-                <w:bCs/>
-              </w:rPr>
-              <w:t xml:space="preserve">Lớn</w:t>
-            </w:r>
-            <w:r>
-              <w:t xml:space="preserve"> </w:t>
-            </w:r>
-            <w:r>
-              <w:t xml:space="preserve">— 5% đến 15%</w:t>
-            </w:r>
-          </w:p>
-        </w:tc>
-        <w:tc>
-          <w:tcPr/>
-          <w:p>
-            <w:pPr>
-              <w:pStyle w:val="Compact"/>
-              <w:jc w:val="right"/>
-            </w:pPr>
-            <w:r>
-              <w:t xml:space="preserve">297</w:t>
-            </w:r>
-          </w:p>
-        </w:tc>
-        <w:tc>
-          <w:tcPr/>
-          <w:p>
-            <w:pPr>
-              <w:pStyle w:val="Compact"/>
-              <w:jc w:val="right"/>
-            </w:pPr>
-            <w:r>
-              <w:t xml:space="preserve">18,44%</w:t>
-            </w:r>
-          </w:p>
-        </w:tc>
-        <w:tc>
-          <w:tcPr/>
-          <w:p>
-            <w:pPr>
-              <w:pStyle w:val="Compact"/>
-              <w:jc w:val="right"/>
-            </w:pPr>
-            <w:r>
-              <w:t xml:space="preserve">0,9966</w:t>
-            </w:r>
-          </w:p>
-        </w:tc>
-        <w:tc>
-          <w:tcPr/>
-          <w:p>
-            <w:pPr>
-              <w:pStyle w:val="Compact"/>
-              <w:jc w:val="right"/>
-            </w:pPr>
-            <w:r>
-              <w:t xml:space="preserve">0,8394</w:t>
-            </w:r>
-          </w:p>
-        </w:tc>
-        <w:tc>
-          <w:tcPr/>
-          <w:p>
-            <w:pPr>
-              <w:pStyle w:val="Compact"/>
-              <w:jc w:val="right"/>
-            </w:pPr>
-            <w:r>
-              <w:t xml:space="preserve">0,9966</w:t>
-            </w:r>
-          </w:p>
-        </w:tc>
-      </w:tr>
-      <w:tr>
-        <w:tc>
-          <w:tcPr/>
-          <w:p>
-            <w:pPr>
-              <w:pStyle w:val="Compact"/>
-            </w:pPr>
-            <w:r>
-              <w:rPr>
-                <w:b/>
-                <w:bCs/>
-              </w:rPr>
-              <w:t xml:space="preserve">Rất lớn</w:t>
-            </w:r>
-            <w:r>
-              <w:t xml:space="preserve"> </w:t>
-            </w:r>
-            <w:r>
-              <w:t xml:space="preserve">— trên 15%</w:t>
-            </w:r>
-          </w:p>
-        </w:tc>
-        <w:tc>
-          <w:tcPr/>
-          <w:p>
-            <w:pPr>
-              <w:pStyle w:val="Compact"/>
-              <w:jc w:val="right"/>
-            </w:pPr>
-            <w:r>
-              <w:t xml:space="preserve">28 †</w:t>
-            </w:r>
-          </w:p>
-        </w:tc>
-        <w:tc>
-          <w:tcPr/>
-          <w:p>
-            <w:pPr>
-              <w:pStyle w:val="Compact"/>
-              <w:jc w:val="right"/>
-            </w:pPr>
-            <w:r>
-              <w:t xml:space="preserve">1,74%</w:t>
-            </w:r>
-          </w:p>
-        </w:tc>
-        <w:tc>
-          <w:tcPr/>
-          <w:p>
-            <w:pPr>
-              <w:pStyle w:val="Compact"/>
-              <w:jc w:val="right"/>
-            </w:pPr>
-            <w:r>
-              <w:t xml:space="preserve">1,0000</w:t>
-            </w:r>
-          </w:p>
-        </w:tc>
-        <w:tc>
-          <w:tcPr/>
-          <w:p>
-            <w:pPr>
-              <w:pStyle w:val="Compact"/>
-              <w:jc w:val="right"/>
-            </w:pPr>
-            <w:r>
-              <w:t xml:space="preserve">0,8562</w:t>
-            </w:r>
-          </w:p>
-        </w:tc>
-        <w:tc>
-          <w:tcPr/>
-          <w:p>
-            <w:pPr>
-              <w:pStyle w:val="Compact"/>
-              <w:jc w:val="right"/>
-            </w:pPr>
-            <w:r>
-              <w:t xml:space="preserve">1,0000</w:t>
-            </w:r>
-          </w:p>
-        </w:tc>
-      </w:tr>
-      <w:tr>
-        <w:tc>
-          <w:tcPr/>
-          <w:p>
-            <w:pPr>
-              <w:pStyle w:val="Compact"/>
-            </w:pPr>
-            <w:r>
-              <w:rPr>
-                <w:b/>
-                <w:bCs/>
-              </w:rPr>
-              <w:t xml:space="preserve">Toàn tập test</w:t>
-            </w:r>
-          </w:p>
-        </w:tc>
-        <w:tc>
-          <w:tcPr/>
-          <w:p>
-            <w:pPr>
-              <w:pStyle w:val="Compact"/>
-              <w:jc w:val="right"/>
-            </w:pPr>
-            <w:r>
-              <w:rPr>
-                <w:b/>
-                <w:bCs/>
-              </w:rPr>
-              <w:t xml:space="preserve">1.611</w:t>
-            </w:r>
-          </w:p>
-        </w:tc>
-        <w:tc>
-          <w:tcPr/>
-          <w:p>
-            <w:pPr>
-              <w:pStyle w:val="Compact"/>
-              <w:jc w:val="right"/>
-            </w:pPr>
-            <w:r>
-              <w:t xml:space="preserve">100%</w:t>
-            </w:r>
-          </w:p>
-        </w:tc>
-        <w:tc>
-          <w:tcPr/>
-          <w:p>
-            <w:pPr>
-              <w:pStyle w:val="Compact"/>
-              <w:jc w:val="right"/>
-            </w:pPr>
-            <w:r>
-              <w:t xml:space="preserve">0,9711</w:t>
-            </w:r>
-          </w:p>
-        </w:tc>
-        <w:tc>
-          <w:tcPr/>
-          <w:p>
-            <w:pPr>
-              <w:pStyle w:val="Compact"/>
-              <w:jc w:val="right"/>
-            </w:pPr>
-            <w:r>
-              <w:t xml:space="preserve">0,7625</w:t>
-            </w:r>
-          </w:p>
-        </w:tc>
-        <w:tc>
-          <w:tcPr/>
-          <w:p>
-            <w:pPr>
-              <w:pStyle w:val="Compact"/>
-              <w:jc w:val="right"/>
-            </w:pPr>
-            <w:r>
-              <w:t xml:space="preserve">0,9727</w:t>
-            </w:r>
-          </w:p>
-        </w:tc>
-      </w:tr>
-    </w:tbl>
-    <w:p>
-      <w:pPr>
-        <w:pStyle w:val="BlockText"/>
-      </w:pPr>
-      <w:r>
-        <w:t xml:space="preserve">Dòng đánh dấu (†) chỉ có 28 đối tượng, dưới ngưỡng 30 nên không có ý nghĩa thống kê và không được đưa vào so sánh. Dải được tính bằng diện tích hộp nhãn thật chia cho diện tích ảnh gốc; không hộp nào thiếu dải.</w:t>
-      </w:r>
-    </w:p>
-    <w:bookmarkEnd w:id="162"/>
-    <w:bookmarkEnd w:id="163"/>
-    <w:bookmarkStart w:id="172" w:name="X89026af3ee529e68bbf717a4f7363365ab88538"/>
-    <w:p>
-      <w:pPr>
-        <w:pStyle w:val="Heading2"/>
-      </w:pPr>
-      <w:r>
-        <w:t xml:space="preserve">5.5. Đánh giá khối OCR và hậu xử lý</w:t>
-      </w:r>
-    </w:p>
-    <w:p>
-      <w:pPr>
-        <w:pStyle w:val="BlockText"/>
-      </w:pPr>
-      <w:r>
-        <w:rPr>
-          <w:b/>
-          <w:bCs/>
-        </w:rPr>
-        <w:t xml:space="preserve">Ràng buộc mẫu số.</w:t>
-      </w:r>
-      <w:r>
-        <w:t xml:space="preserve"> </w:t>
-      </w:r>
-      <w:r>
-        <w:t xml:space="preserve">NFR-A4…A7 chỉ đo được trên</w:t>
-      </w:r>
-      <w:r>
-        <w:t xml:space="preserve"> </w:t>
-      </w:r>
-      <w:r>
-        <w:rPr>
-          <w:b/>
-          <w:bCs/>
-        </w:rPr>
-        <w:t xml:space="preserve">tập con có nhãn chuỗi ký tự</w:t>
-      </w:r>
-      <w:r>
-        <w:t xml:space="preserve"> </w:t>
-      </w:r>
-      <w:r>
-        <w:t xml:space="preserve">—</w:t>
-      </w:r>
-      <w:r>
-        <w:t xml:space="preserve"> </w:t>
-      </w:r>
-      <w:r>
-        <w:rPr>
-          <w:b/>
-          <w:bCs/>
-        </w:rPr>
-        <w:t xml:space="preserve">2.801 biển</w:t>
-      </w:r>
-      <w:r>
-        <w:t xml:space="preserve">, không phải trên 1.514 ảnh test. Thiếu nhãn chuỗi cho phần lớn ngữ liệu là hạn chế thật, ghi ở 5.9.3.</w:t>
-      </w:r>
-    </w:p>
-    <w:bookmarkStart w:id="164" w:name="X75971c1e265691e3bccf68d57ddbcd167413727"/>
-    <w:p>
-      <w:pPr>
-        <w:pStyle w:val="Heading3"/>
-      </w:pPr>
-      <w:r>
-        <w:t xml:space="preserve">5.5.1. Độ chính xác mức ký tự (NFR-A4)</w:t>
-      </w:r>
-    </w:p>
-    <w:p>
-      <w:pPr>
-        <w:pStyle w:val="FirstParagraph"/>
-      </w:pPr>
-      <w:r>
-        <w:t xml:space="preserve">Chỉ số là</w:t>
-      </w:r>
-      <w:r>
-        <w:t xml:space="preserve"> </w:t>
-      </w:r>
-      <w:r>
-        <w:rPr>
-          <w:b/>
-          <w:bCs/>
-        </w:rPr>
-        <w:t xml:space="preserve">CER</w:t>
-      </w:r>
-      <w:r>
-        <w:t xml:space="preserve"> </w:t>
-      </w:r>
-      <w:r>
-        <w:t xml:space="preserve">theo khoảng cách Levenshtein, chuẩn hoá theo độ dài nhãn thật, với</w:t>
-      </w:r>
-      <w:r>
-        <w:t xml:space="preserve"> </w:t>
-      </w:r>
-      <m:oMath>
-        <m:r>
-          <m:t>S</m:t>
-        </m:r>
-      </m:oMath>
-      <w:r>
-        <w:t xml:space="preserve"> </w:t>
-      </w:r>
-      <w:r>
-        <w:t xml:space="preserve">ký tự thay thế,</w:t>
-      </w:r>
-      <w:r>
-        <w:t xml:space="preserve"> </w:t>
-      </w:r>
-      <m:oMath>
-        <m:r>
-          <m:t>D</m:t>
-        </m:r>
-      </m:oMath>
-      <w:r>
-        <w:t xml:space="preserve"> </w:t>
-      </w:r>
-      <w:r>
-        <w:t xml:space="preserve">bị xoá,</w:t>
-      </w:r>
-      <w:r>
-        <w:t xml:space="preserve"> </w:t>
-      </w:r>
-      <m:oMath>
-        <m:r>
-          <m:t>I</m:t>
-        </m:r>
-      </m:oMath>
-      <w:r>
-        <w:t xml:space="preserve"> </w:t>
-      </w:r>
-      <w:r>
-        <w:t xml:space="preserve">chèn thừa,</w:t>
-      </w:r>
-      <w:r>
-        <w:t xml:space="preserve"> </w:t>
-      </w:r>
-      <m:oMath>
-        <m:r>
-          <m:t>N</m:t>
-        </m:r>
-      </m:oMath>
-      <w:r>
-        <w:t xml:space="preserve"> </w:t>
-      </w:r>
-      <w:r>
-        <w:t xml:space="preserve">tổng ký tự nhãn thật; NFR-A4 phát biểu theo</w:t>
-      </w:r>
-      <w:r>
-        <w:t xml:space="preserve"> </w:t>
-      </w:r>
-      <w:r>
-        <w:rPr>
-          <w:b/>
-          <w:bCs/>
-        </w:rPr>
-        <w:t xml:space="preserve">1 − CER</w:t>
-      </w:r>
-      <w:r>
-        <w:t xml:space="preserve">.</w:t>
-      </w:r>
-    </w:p>
-    <w:bookmarkEnd w:id="164"/>
-    <w:bookmarkStart w:id="165" w:name="Xf66a46c8f0f9d94960b05ec79e0724240f858b8"/>
-    <w:p>
-      <w:pPr>
-        <w:pStyle w:val="Heading3"/>
-      </w:pPr>
-      <w:r>
-        <w:t xml:space="preserve">5.5.2. Chuỗi đầy đủ: trước và sau hậu xử lý (NFR-A5 ↔ NFR-A6)</w:t>
-      </w:r>
-    </w:p>
-    <w:p>
-      <w:pPr>
-        <w:pStyle w:val="FirstParagraph"/>
-      </w:pPr>
-      <w:r>
-        <w:t xml:space="preserve">Khối hậu xử lý theo luật — chuẩn hoá ký tự, áp mặt nạ vị trí chữ số / chữ cái theo định dạng biển số Việt Nam, sửa cặp ký tự đồng hình, kiểm tra mã tỉnh — là</w:t>
-      </w:r>
-      <w:r>
-        <w:t xml:space="preserve"> </w:t>
-      </w:r>
-      <w:r>
-        <w:rPr>
-          <w:b/>
-          <w:bCs/>
-        </w:rPr>
-        <w:t xml:space="preserve">đóng góp kỹ thuật riêng</w:t>
-      </w:r>
-      <w:r>
-        <w:t xml:space="preserve"> </w:t>
-      </w:r>
-      <w:r>
-        <w:t xml:space="preserve">của đồ án, không có sẵn trong thư viện nào. Câu hỏi</w:t>
-      </w:r>
-      <w:r>
-        <w:t xml:space="preserve"> </w:t>
-      </w:r>
-      <w:r>
-        <w:rPr>
-          <w:i/>
-          <w:iCs/>
-        </w:rPr>
-        <w:t xml:space="preserve">khối đó đóng góp bao nhiêu?</w:t>
-      </w:r>
-      <w:r>
-        <w:t xml:space="preserve"> </w:t>
-      </w:r>
-      <w:r>
-        <w:t xml:space="preserve">chỉ trả lời được nếu</w:t>
-      </w:r>
-      <w:r>
-        <w:t xml:space="preserve"> </w:t>
-      </w:r>
-      <w:r>
-        <w:rPr>
-          <w:b/>
-          <w:bCs/>
-        </w:rPr>
-        <w:t xml:space="preserve">đo hai lần trên cùng một tập mẫu</w:t>
-      </w:r>
-      <w:r>
-        <w:t xml:space="preserve">: chuỗi thô PaddleOCR trả về (A5) và chuỗi sau khi áp toàn bộ luật (A6). Đây cũng là lý do kỹ thuật khiến hai cột riêng cho chuỗi thô và chuỗi đã chuẩn hoá cùng tồn tại trong lược đồ cơ sở dữ liệu —</w:t>
-      </w:r>
-      <w:r>
-        <w:t xml:space="preserve"> </w:t>
-      </w:r>
-      <w:r>
-        <w:rPr>
-          <w:b/>
-          <w:bCs/>
-        </w:rPr>
-        <w:t xml:space="preserve">điều kiện cần để phép đo này thực hiện được</w:t>
-      </w:r>
-      <w:r>
-        <w:t xml:space="preserve">, phải có từ giai đoạn thiết kế.</w:t>
-      </w:r>
-    </w:p>
-    <w:p>
-      <w:pPr>
-        <w:pStyle w:val="BodyText"/>
-      </w:pPr>
-      <w:r>
-        <w:rPr>
-          <w:b/>
-          <w:bCs/>
-        </w:rPr>
-        <w:t xml:space="preserve">Bảng 5.5.</w:t>
-      </w:r>
-      <w:r>
-        <w:t xml:space="preserve"> </w:t>
-      </w:r>
-      <w:r>
-        <w:t xml:space="preserve">Độ chính xác OCR trước và sau hậu xử lý, trên 2.801 biển có nhãn chuỗi</w:t>
-      </w:r>
-    </w:p>
-    <w:tbl>
-      <w:tblPr>
-        <w:tblStyle w:val="Table"/>
-        <w:tblW w:type="auto" w:w="0"/>
-        <w:tblLook w:firstRow="1" w:lastRow="0" w:firstColumn="0" w:lastColumn="0" w:noHBand="0" w:noVBand="0" w:val="0020"/>
-      </w:tblPr>
-      <w:tblGrid>
-        <w:gridCol w:w="1320"/>
-        <w:gridCol w:w="1320"/>
-        <w:gridCol w:w="1320"/>
-        <w:gridCol w:w="1320"/>
-        <w:gridCol w:w="1320"/>
-        <w:gridCol w:w="1320"/>
-      </w:tblGrid>
-      <w:tr>
-        <w:trPr>
-          <w:tblHeader w:val="on"/>
-        </w:trPr>
-        <w:tc>
-          <w:tcPr/>
-          <w:p>
-            <w:pPr>
-              <w:pStyle w:val="Compact"/>
-            </w:pPr>
-            <w:r>
               <w:t xml:space="preserve">Chỉ số</w:t>
             </w:r>
           </w:p>
@@ -34348,8 +33342,8 @@
         </w:tc>
       </w:tr>
     </w:tbl>
-    <w:bookmarkEnd w:id="165"/>
-    <w:bookmarkStart w:id="166" w:name="X548335d33a7ae2763b4e65d9e592194dd762e09"/>
+    <w:bookmarkEnd w:id="163"/>
+    <w:bookmarkStart w:id="164" w:name="X548335d33a7ae2763b4e65d9e592194dd762e09"/>
     <w:p>
       <w:pPr>
         <w:pStyle w:val="Heading3"/>
@@ -34897,8 +33891,8 @@
         <w:t xml:space="preserve">. Phần còn lại thuộc về năng lực nhận dạng ký tự, không phải khâu cắt, ghép hoặc hiệu chỉnh hình học.</w:t>
       </w:r>
     </w:p>
-    <w:bookmarkEnd w:id="166"/>
-    <w:bookmarkStart w:id="167" w:name="X81863552bf76fe7a516ae91438c661d453f4ac1"/>
+    <w:bookmarkEnd w:id="164"/>
+    <w:bookmarkStart w:id="165" w:name="X81863552bf76fe7a516ae91438c661d453f4ac1"/>
     <w:p>
       <w:pPr>
         <w:pStyle w:val="Heading3"/>
@@ -36102,8 +35096,8 @@
         <w:t xml:space="preserve">ngay từ đầu, không phải thêm luật.</w:t>
       </w:r>
     </w:p>
-    <w:bookmarkEnd w:id="167"/>
-    <w:bookmarkStart w:id="169" w:name="X0e3f0e91ac27870705f3f778acaa65c15f09de2"/>
+    <w:bookmarkEnd w:id="165"/>
+    <w:bookmarkStart w:id="167" w:name="X0e3f0e91ac27870705f3f778acaa65c15f09de2"/>
     <w:p>
       <w:pPr>
         <w:pStyle w:val="Heading3"/>
@@ -36483,7 +35477,7 @@
       <w:r>
         <w:t xml:space="preserve">(</w:t>
       </w:r>
-      <w:hyperlink r:id="rId168">
+      <w:hyperlink r:id="rId166">
         <w:r>
           <w:rPr>
             <w:rStyle w:val="Hyperlink"/>
@@ -37047,8 +36041,8 @@
         <w:t xml:space="preserve">ở mục 6.3.</w:t>
       </w:r>
     </w:p>
-    <w:bookmarkEnd w:id="169"/>
-    <w:bookmarkStart w:id="170" w:name="X60a2a27d87ebeb44405d22793b18a5bfd7e9097"/>
+    <w:bookmarkEnd w:id="167"/>
+    <w:bookmarkStart w:id="168" w:name="X60a2a27d87ebeb44405d22793b18a5bfd7e9097"/>
     <w:p>
       <w:pPr>
         <w:pStyle w:val="Heading3"/>
@@ -37671,19 +36665,19 @@
         <w:t xml:space="preserve">.</w:t>
       </w:r>
     </w:p>
+    <w:bookmarkEnd w:id="168"/>
+    <w:bookmarkStart w:id="169" w:name="X83a4063ca7053738346595d9e36bfe5762b6bbf"/>
+    <w:p>
+      <w:pPr>
+        <w:pStyle w:val="Heading3"/>
+      </w:pPr>
+      <w:r>
+        <w:t xml:space="preserve">5.5.7. Bậc thang thử lại cho biển nghiêng/méo — chi phí, lợi ích và một quyết định tắt tính năng</w:t>
+      </w:r>
+    </w:p>
+    <w:bookmarkEnd w:id="169"/>
     <w:bookmarkEnd w:id="170"/>
-    <w:bookmarkStart w:id="171" w:name="X83a4063ca7053738346595d9e36bfe5762b6bbf"/>
-    <w:p>
-      <w:pPr>
-        <w:pStyle w:val="Heading3"/>
-      </w:pPr>
-      <w:r>
-        <w:t xml:space="preserve">5.5.7. Bậc thang thử lại cho biển nghiêng/méo — chi phí, lợi ích và một quyết định tắt tính năng</w:t>
-      </w:r>
-    </w:p>
-    <w:bookmarkEnd w:id="171"/>
-    <w:bookmarkEnd w:id="172"/>
-    <w:bookmarkStart w:id="190" w:name="X80f1806dda35f26f045f00afe70db30e7a77d2b"/>
+    <w:bookmarkStart w:id="182" w:name="X80f1806dda35f26f045f00afe70db30e7a77d2b"/>
     <w:p>
       <w:pPr>
         <w:pStyle w:val="Heading2"/>
@@ -37713,7 +36707,7 @@
         <w:t xml:space="preserve">.</w:t>
       </w:r>
     </w:p>
-    <w:bookmarkStart w:id="173" w:name="Xcfd917aca06ff17d6d7932dfdbc0aeee5513c38"/>
+    <w:bookmarkStart w:id="171" w:name="Xcfd917aca06ff17d6d7932dfdbc0aeee5513c38"/>
     <w:p>
       <w:pPr>
         <w:pStyle w:val="Heading3"/>
@@ -38736,7 +37730,7 @@
         <w:t xml:space="preserve"> </w:t>
       </w:r>
       <w:r>
-        <w:t xml:space="preserve">(5.6.4). Hai đại lượng đo hai thứ khác nhau.g**: tắt hẳn bậc thang thử lại đưa p95 về</w:t>
+        <w:t xml:space="preserve">(5.6.3). Hai đại lượng đo hai thứ khác nhau.g**: tắt hẳn bậc thang thử lại đưa p95 về</w:t>
       </w:r>
       <w:r>
         <w:t xml:space="preserve"> </w:t>
@@ -38855,8 +37849,8 @@
         <w:t xml:space="preserve">, đưa p95 về 1.143,10 ms.</w:t>
       </w:r>
     </w:p>
-    <w:bookmarkEnd w:id="173"/>
-    <w:bookmarkStart w:id="174" w:name="X464dfa7416d7b69ad75789fd50c67eaa400499a"/>
+    <w:bookmarkEnd w:id="171"/>
+    <w:bookmarkStart w:id="172" w:name="X464dfa7416d7b69ad75789fd50c67eaa400499a"/>
     <w:p>
       <w:pPr>
         <w:pStyle w:val="Heading3"/>
@@ -39599,7 +38593,7 @@
         <w:t xml:space="preserve"> </w:t>
       </w:r>
       <w:r>
-        <w:t xml:space="preserve">ở 5.6.3: OpenVINO nhanh 1,57× ở tầng bộ phát hiện và nâng thông lượng đầu cuối</w:t>
+        <w:t xml:space="preserve">bằng phép đo riêng (mục 3.4): OpenVINO nhanh 1,57× ở tầng bộ phát hiện và nâng thông lượng đầu cuối</w:t>
       </w:r>
       <w:r>
         <w:t xml:space="preserve"> </w:t>
@@ -39631,906 +38625,14 @@
         <w:t xml:space="preserve">.</w:t>
       </w:r>
     </w:p>
-    <w:bookmarkEnd w:id="174"/>
-    <w:bookmarkStart w:id="179" w:name="X68932b37c053ede4dda811118f2d10fcf6be626"/>
+    <w:bookmarkEnd w:id="172"/>
+    <w:bookmarkStart w:id="176" w:name="Xeebf24f922758d980ac6acd952eee470667ca9a"/>
     <w:p>
       <w:pPr>
         <w:pStyle w:val="Heading3"/>
       </w:pPr>
       <w:r>
-        <w:t xml:space="preserve">5.6.3. So sánh nền tảng suy luận: PyTorch, ONNX Runtime và OpenVINO</w:t>
-      </w:r>
-    </w:p>
-    <w:p>
-      <w:pPr>
-        <w:pStyle w:val="FirstParagraph"/>
-      </w:pPr>
-      <w:r>
-        <w:t xml:space="preserve">Nhóm thực hiện xuất mô hình sang cả hai định dạng rồi đo trên 50 ảnh thật của tập kiểm tra, 50 lượt suy luận mỗi nền tảng, 5 lượt làm nóng bị bỏ,</w:t>
-      </w:r>
-      <w:r>
-        <w:t xml:space="preserve"> </w:t>
-      </w:r>
-      <w:r>
-        <w:rPr>
-          <w:rStyle w:val="VerbatimChar"/>
-        </w:rPr>
-        <w:t xml:space="preserve">imgsz = 640</w:t>
-      </w:r>
-      <w:r>
-        <w:t xml:space="preserve">, batch = 1 [23]</w:t>
-      </w:r>
-      <w:r>
-        <w:t xml:space="preserve"> </w:t>
-      </w:r>
-      <w:r>
-        <w:t xml:space="preserve">[24]</w:t>
-      </w:r>
-      <w:r>
-        <w:t xml:space="preserve">.</w:t>
-      </w:r>
-    </w:p>
-    <w:p>
-      <w:pPr>
-        <w:pStyle w:val="BodyText"/>
-      </w:pPr>
-      <w:r>
-        <w:rPr>
-          <w:b/>
-          <w:bCs/>
-        </w:rPr>
-        <w:t xml:space="preserve">Bảng 5.11.</w:t>
-      </w:r>
-      <w:r>
-        <w:t xml:space="preserve"> </w:t>
-      </w:r>
-      <w:r>
-        <w:t xml:space="preserve">Độ trễ riêng bộ phát hiện trên ba nền tảng suy luận CPU</w:t>
-      </w:r>
-    </w:p>
-    <w:tbl>
-      <w:tblPr>
-        <w:tblStyle w:val="Table"/>
-        <w:tblW w:type="auto" w:w="0"/>
-        <w:tblLook w:firstRow="1" w:lastRow="0" w:firstColumn="0" w:lastColumn="0" w:noHBand="0" w:noVBand="0" w:val="0020"/>
-      </w:tblPr>
-      <w:tblGrid>
-        <w:gridCol w:w="1131"/>
-        <w:gridCol w:w="1131"/>
-        <w:gridCol w:w="1131"/>
-        <w:gridCol w:w="1131"/>
-        <w:gridCol w:w="1131"/>
-        <w:gridCol w:w="1131"/>
-        <w:gridCol w:w="1131"/>
-      </w:tblGrid>
-      <w:tr>
-        <w:trPr>
-          <w:tblHeader w:val="on"/>
-        </w:trPr>
-        <w:tc>
-          <w:tcPr/>
-          <w:p>
-            <w:pPr>
-              <w:pStyle w:val="Compact"/>
-            </w:pPr>
-            <w:r>
-              <w:t xml:space="preserve">Nền tảng</w:t>
-            </w:r>
-          </w:p>
-        </w:tc>
-        <w:tc>
-          <w:tcPr/>
-          <w:p>
-            <w:pPr>
-              <w:pStyle w:val="Compact"/>
-              <w:jc w:val="right"/>
-            </w:pPr>
-            <w:r>
-              <w:t xml:space="preserve">Trung bình</w:t>
-            </w:r>
-          </w:p>
-        </w:tc>
-        <w:tc>
-          <w:tcPr/>
-          <w:p>
-            <w:pPr>
-              <w:pStyle w:val="Compact"/>
-              <w:jc w:val="right"/>
-            </w:pPr>
-            <w:r>
-              <w:t xml:space="preserve">p50</w:t>
-            </w:r>
-          </w:p>
-        </w:tc>
-        <w:tc>
-          <w:tcPr/>
-          <w:p>
-            <w:pPr>
-              <w:pStyle w:val="Compact"/>
-              <w:jc w:val="right"/>
-            </w:pPr>
-            <w:r>
-              <w:t xml:space="preserve">p95</w:t>
-            </w:r>
-          </w:p>
-        </w:tc>
-        <w:tc>
-          <w:tcPr/>
-          <w:p>
-            <w:pPr>
-              <w:pStyle w:val="Compact"/>
-              <w:jc w:val="right"/>
-            </w:pPr>
-            <w:r>
-              <w:t xml:space="preserve">p99</w:t>
-            </w:r>
-          </w:p>
-        </w:tc>
-        <w:tc>
-          <w:tcPr/>
-          <w:p>
-            <w:pPr>
-              <w:pStyle w:val="Compact"/>
-              <w:jc w:val="right"/>
-            </w:pPr>
-            <w:r>
-              <w:t xml:space="preserve">FPS</w:t>
-            </w:r>
-          </w:p>
-        </w:tc>
-        <w:tc>
-          <w:tcPr/>
-          <w:p>
-            <w:pPr>
-              <w:pStyle w:val="Compact"/>
-              <w:jc w:val="right"/>
-            </w:pPr>
-            <w:r>
-              <w:t xml:space="preserve">Nhanh hơn PyTorch</w:t>
-            </w:r>
-          </w:p>
-        </w:tc>
-      </w:tr>
-      <w:tr>
-        <w:tc>
-          <w:tcPr/>
-          <w:p>
-            <w:pPr>
-              <w:pStyle w:val="Compact"/>
-            </w:pPr>
-            <w:r>
-              <w:t xml:space="preserve">PyTorch 2.13 (CPU)</w:t>
-            </w:r>
-          </w:p>
-        </w:tc>
-        <w:tc>
-          <w:tcPr/>
-          <w:p>
-            <w:pPr>
-              <w:pStyle w:val="Compact"/>
-              <w:jc w:val="right"/>
-            </w:pPr>
-            <w:r>
-              <w:t xml:space="preserve">33,09 ms</w:t>
-            </w:r>
-          </w:p>
-        </w:tc>
-        <w:tc>
-          <w:tcPr/>
-          <w:p>
-            <w:pPr>
-              <w:pStyle w:val="Compact"/>
-              <w:jc w:val="right"/>
-            </w:pPr>
-            <w:r>
-              <w:t xml:space="preserve">32,37</w:t>
-            </w:r>
-          </w:p>
-        </w:tc>
-        <w:tc>
-          <w:tcPr/>
-          <w:p>
-            <w:pPr>
-              <w:pStyle w:val="Compact"/>
-              <w:jc w:val="right"/>
-            </w:pPr>
-            <w:r>
-              <w:t xml:space="preserve">40,54</w:t>
-            </w:r>
-          </w:p>
-        </w:tc>
-        <w:tc>
-          <w:tcPr/>
-          <w:p>
-            <w:pPr>
-              <w:pStyle w:val="Compact"/>
-              <w:jc w:val="right"/>
-            </w:pPr>
-            <w:r>
-              <w:t xml:space="preserve">54,42</w:t>
-            </w:r>
-          </w:p>
-        </w:tc>
-        <w:tc>
-          <w:tcPr/>
-          <w:p>
-            <w:pPr>
-              <w:pStyle w:val="Compact"/>
-              <w:jc w:val="right"/>
-            </w:pPr>
-            <w:r>
-              <w:t xml:space="preserve">30,2</w:t>
-            </w:r>
-          </w:p>
-        </w:tc>
-        <w:tc>
-          <w:tcPr/>
-          <w:p>
-            <w:pPr>
-              <w:pStyle w:val="Compact"/>
-              <w:jc w:val="right"/>
-            </w:pPr>
-            <w:r>
-              <w:t xml:space="preserve">1,00×</w:t>
-            </w:r>
-          </w:p>
-        </w:tc>
-      </w:tr>
-      <w:tr>
-        <w:tc>
-          <w:tcPr/>
-          <w:p>
-            <w:pPr>
-              <w:pStyle w:val="Compact"/>
-            </w:pPr>
-            <w:r>
-              <w:t xml:space="preserve">ONNX Runtime 1.27</w:t>
-            </w:r>
-          </w:p>
-        </w:tc>
-        <w:tc>
-          <w:tcPr/>
-          <w:p>
-            <w:pPr>
-              <w:pStyle w:val="Compact"/>
-              <w:jc w:val="right"/>
-            </w:pPr>
-            <w:r>
-              <w:t xml:space="preserve">24,48 ms</w:t>
-            </w:r>
-          </w:p>
-        </w:tc>
-        <w:tc>
-          <w:tcPr/>
-          <w:p>
-            <w:pPr>
-              <w:pStyle w:val="Compact"/>
-              <w:jc w:val="right"/>
-            </w:pPr>
-            <w:r>
-              <w:t xml:space="preserve">24,01</w:t>
-            </w:r>
-          </w:p>
-        </w:tc>
-        <w:tc>
-          <w:tcPr/>
-          <w:p>
-            <w:pPr>
-              <w:pStyle w:val="Compact"/>
-              <w:jc w:val="right"/>
-            </w:pPr>
-            <w:r>
-              <w:t xml:space="preserve">27,18</w:t>
-            </w:r>
-          </w:p>
-        </w:tc>
-        <w:tc>
-          <w:tcPr/>
-          <w:p>
-            <w:pPr>
-              <w:pStyle w:val="Compact"/>
-              <w:jc w:val="right"/>
-            </w:pPr>
-            <w:r>
-              <w:t xml:space="preserve">31,75</w:t>
-            </w:r>
-          </w:p>
-        </w:tc>
-        <w:tc>
-          <w:tcPr/>
-          <w:p>
-            <w:pPr>
-              <w:pStyle w:val="Compact"/>
-              <w:jc w:val="right"/>
-            </w:pPr>
-            <w:r>
-              <w:t xml:space="preserve">40,9</w:t>
-            </w:r>
-          </w:p>
-        </w:tc>
-        <w:tc>
-          <w:tcPr/>
-          <w:p>
-            <w:pPr>
-              <w:pStyle w:val="Compact"/>
-              <w:jc w:val="right"/>
-            </w:pPr>
-            <w:r>
-              <w:rPr>
-                <w:b/>
-                <w:bCs/>
-              </w:rPr>
-              <w:t xml:space="preserve">1,35×</w:t>
-            </w:r>
-          </w:p>
-        </w:tc>
-      </w:tr>
-      <w:tr>
-        <w:tc>
-          <w:tcPr/>
-          <w:p>
-            <w:pPr>
-              <w:pStyle w:val="Compact"/>
-            </w:pPr>
-            <w:r>
-              <w:rPr>
-                <w:b/>
-                <w:bCs/>
-              </w:rPr>
-              <w:t xml:space="preserve">OpenVINO 2026.2</w:t>
-            </w:r>
-          </w:p>
-        </w:tc>
-        <w:tc>
-          <w:tcPr/>
-          <w:p>
-            <w:pPr>
-              <w:pStyle w:val="Compact"/>
-              <w:jc w:val="right"/>
-            </w:pPr>
-            <w:r>
-              <w:rPr>
-                <w:b/>
-                <w:bCs/>
-              </w:rPr>
-              <w:t xml:space="preserve">21,12 ms</w:t>
-            </w:r>
-          </w:p>
-        </w:tc>
-        <w:tc>
-          <w:tcPr/>
-          <w:p>
-            <w:pPr>
-              <w:pStyle w:val="Compact"/>
-              <w:jc w:val="right"/>
-            </w:pPr>
-            <w:r>
-              <w:t xml:space="preserve">20,98</w:t>
-            </w:r>
-          </w:p>
-        </w:tc>
-        <w:tc>
-          <w:tcPr/>
-          <w:p>
-            <w:pPr>
-              <w:pStyle w:val="Compact"/>
-              <w:jc w:val="right"/>
-            </w:pPr>
-            <w:r>
-              <w:t xml:space="preserve">23,37</w:t>
-            </w:r>
-          </w:p>
-        </w:tc>
-        <w:tc>
-          <w:tcPr/>
-          <w:p>
-            <w:pPr>
-              <w:pStyle w:val="Compact"/>
-              <w:jc w:val="right"/>
-            </w:pPr>
-            <w:r>
-              <w:t xml:space="preserve">25,68</w:t>
-            </w:r>
-          </w:p>
-        </w:tc>
-        <w:tc>
-          <w:tcPr/>
-          <w:p>
-            <w:pPr>
-              <w:pStyle w:val="Compact"/>
-              <w:jc w:val="right"/>
-            </w:pPr>
-            <w:r>
-              <w:t xml:space="preserve">47,4</w:t>
-            </w:r>
-          </w:p>
-        </w:tc>
-        <w:tc>
-          <w:tcPr/>
-          <w:p>
-            <w:pPr>
-              <w:pStyle w:val="Compact"/>
-              <w:jc w:val="right"/>
-            </w:pPr>
-            <w:r>
-              <w:rPr>
-                <w:b/>
-                <w:bCs/>
-              </w:rPr>
-              <w:t xml:space="preserve">1,57×</w:t>
-            </w:r>
-          </w:p>
-        </w:tc>
-      </w:tr>
-    </w:tbl>
-    <w:p>
-      <w:pPr>
-        <w:pStyle w:val="BodyText"/>
-      </w:pPr>
-      <w:r>
-        <w:t xml:space="preserve">OpenVINO thắng ở mọi phân vị, và thắng đậm nhất ở</w:t>
-      </w:r>
-      <w:r>
-        <w:t xml:space="preserve"> </w:t>
-      </w:r>
-      <w:r>
-        <w:rPr>
-          <w:b/>
-          <w:bCs/>
-        </w:rPr>
-        <w:t xml:space="preserve">đuôi</w:t>
-      </w:r>
-      <w:r>
-        <w:t xml:space="preserve">: p99 từ 54,42 ms xuống 25,68 ms, hẹp lại 2,1 lần. Với kỷ luật hàng đợi một khe ở chế độ thời gian thực — nơi thông lượng bị chi phối bởi những lần chậm nhất — đuôi hẹp đáng giá hơn trung bình thấp.</w:t>
-      </w:r>
-    </w:p>
-    <w:p>
-      <w:pPr>
-        <w:pStyle w:val="BodyText"/>
-      </w:pPr>
-      <w:r>
-        <w:drawing>
-          <wp:inline>
-            <wp:extent cx="5334000" cy="2667000"/>
-            <wp:effectExtent b="0" l="0" r="0" t="0"/>
-            <wp:docPr descr="" title="" id="176" name="Picture"/>
-            <a:graphic>
-              <a:graphicData uri="http://schemas.openxmlformats.org/drawingml/2006/picture">
-                <pic:pic>
-                  <pic:nvPicPr>
-                    <pic:cNvPr descr="figures/fig-ch5-backends.png" id="177" name="Picture"/>
-                    <pic:cNvPicPr>
-                      <a:picLocks noChangeArrowheads="1" noChangeAspect="1"/>
-                    </pic:cNvPicPr>
-                  </pic:nvPicPr>
-                  <pic:blipFill>
-                    <a:blip r:embed="rId175"/>
-                    <a:stretch>
-                      <a:fillRect/>
-                    </a:stretch>
-                  </pic:blipFill>
-                  <pic:spPr bwMode="auto">
-                    <a:xfrm>
-                      <a:off x="0" y="0"/>
-                      <a:ext cx="5334000" cy="2667000"/>
-                    </a:xfrm>
-                    <a:prstGeom prst="rect">
-                      <a:avLst/>
-                    </a:prstGeom>
-                    <a:noFill/>
-                    <a:ln w="9525">
-                      <a:noFill/>
-                      <a:headEnd/>
-                      <a:tailEnd/>
-                    </a:ln>
-                  </pic:spPr>
-                </pic:pic>
-              </a:graphicData>
-            </a:graphic>
-          </wp:inline>
-        </w:drawing>
-      </w:r>
-    </w:p>
-    <w:p>
-      <w:pPr>
-        <w:pStyle w:val="BodyText"/>
-      </w:pPr>
-      <w:r>
-        <w:rPr>
-          <w:b/>
-          <w:bCs/>
-        </w:rPr>
-        <w:t xml:space="preserve">Hình 5.2.</w:t>
-      </w:r>
-      <w:r>
-        <w:t xml:space="preserve"> </w:t>
-      </w:r>
-      <w:r>
-        <w:t xml:space="preserve">Độ trễ bộ phát hiện trên ba nền tảng suy luận CPU, tách theo phân vị. Khoảng cách giữa ba nền tảng</w:t>
-      </w:r>
-      <w:r>
-        <w:t xml:space="preserve"> </w:t>
-      </w:r>
-      <w:r>
-        <w:rPr>
-          <w:b/>
-          <w:bCs/>
-        </w:rPr>
-        <w:t xml:space="preserve">giãn ra</w:t>
-      </w:r>
-      <w:r>
-        <w:t xml:space="preserve"> </w:t>
-      </w:r>
-      <w:r>
-        <w:t xml:space="preserve">khi đi từ p50 sang p99 — đó là dấu hiệu OpenVINO không chỉ nhanh hơn mà còn</w:t>
-      </w:r>
-      <w:r>
-        <w:t xml:space="preserve"> </w:t>
-      </w:r>
-      <w:r>
-        <w:rPr>
-          <w:b/>
-          <w:bCs/>
-        </w:rPr>
-        <w:t xml:space="preserve">ổn định hơn</w:t>
-      </w:r>
-      <w:r>
-        <w:t xml:space="preserve">.</w:t>
-      </w:r>
-    </w:p>
-    <w:p>
-      <w:pPr>
-        <w:pStyle w:val="BodyText"/>
-      </w:pPr>
-      <w:r>
-        <w:rPr>
-          <w:b/>
-          <w:bCs/>
-        </w:rPr>
-        <w:t xml:space="preserve">Độ chính xác sau khi xuất: không suy giảm.</w:t>
-      </w:r>
-      <w:r>
-        <w:t xml:space="preserve"> </w:t>
-      </w:r>
-      <w:r>
-        <w:t xml:space="preserve">Điều kiện đặt ra ban đầu là phải đo mAP cùng lúc, vì tăng tốc kèm mất độ chính xác là một</w:t>
-      </w:r>
-      <w:r>
-        <w:t xml:space="preserve"> </w:t>
-      </w:r>
-      <w:r>
-        <w:rPr>
-          <w:i/>
-          <w:iCs/>
-        </w:rPr>
-        <w:t xml:space="preserve">đánh đổi</w:t>
-      </w:r>
-      <w:r>
-        <w:t xml:space="preserve"> </w:t>
-      </w:r>
-      <w:r>
-        <w:t xml:space="preserve">chứ không phải khoản lãi. Đo trên toàn bộ 1.514 ảnh tập kiểm tra, qua</w:t>
-      </w:r>
-      <w:r>
-        <w:t xml:space="preserve"> </w:t>
-      </w:r>
-      <w:r>
-        <w:rPr>
-          <w:b/>
-          <w:bCs/>
-        </w:rPr>
-        <w:t xml:space="preserve">hai đường đo độc lập</w:t>
-      </w:r>
-      <w:r>
-        <w:t xml:space="preserve">: validator Ultralytics cho mAP@0,5 =</w:t>
-      </w:r>
-      <w:r>
-        <w:t xml:space="preserve"> </w:t>
-      </w:r>
-      <w:r>
-        <w:rPr>
-          <w:b/>
-          <w:bCs/>
-        </w:rPr>
-        <w:t xml:space="preserve">0,983</w:t>
-      </w:r>
-      <w:r>
-        <w:t xml:space="preserve"> </w:t>
-      </w:r>
-      <w:r>
-        <w:t xml:space="preserve">so với 0,9829 của PyTorch, và mAP@0,5:0,95 = 0,781 so với 0,7834; harness riêng của đồ án cho 0,9718 so với 0,9712. Không chỉ số nào giảm quá 0,0024 — nằm trong dao động giữa các lượt chạy. Vậy</w:t>
-      </w:r>
-      <w:r>
-        <w:t xml:space="preserve"> </w:t>
-      </w:r>
-      <w:r>
-        <w:rPr>
-          <w:b/>
-          <w:bCs/>
-        </w:rPr>
-        <w:t xml:space="preserve">1,57× là khoản lãi thật</w:t>
-      </w:r>
-      <w:r>
-        <w:t xml:space="preserve">.</w:t>
-      </w:r>
-    </w:p>
-    <w:p>
-      <w:pPr>
-        <w:pStyle w:val="BlockText"/>
-      </w:pPr>
-      <w:r>
-        <w:rPr>
-          <w:b/>
-          <w:bCs/>
-        </w:rPr>
-        <w:t xml:space="preserve">Một cái bẫy đã suýt mắc.</w:t>
-      </w:r>
-      <w:r>
-        <w:t xml:space="preserve"> </w:t>
-      </w:r>
-      <w:r>
-        <w:t xml:space="preserve">So thẳng 0,9718 (harness riêng, OpenVINO) với 0,9829 (validator Ultralytics, PyTorch) sẽ kết luận sai rằng xuất mô hình làm mất 1,1 điểm mAP. Hai vế đi qua</w:t>
-      </w:r>
-      <w:r>
-        <w:t xml:space="preserve"> </w:t>
-      </w:r>
-      <w:r>
-        <w:rPr>
-          <w:b/>
-          <w:bCs/>
-        </w:rPr>
-        <w:t xml:space="preserve">hai đường đo khác nhau</w:t>
-      </w:r>
-      <w:r>
-        <w:t xml:space="preserve"> </w:t>
-      </w:r>
-      <w:r>
-        <w:t xml:space="preserve">nên chênh lệch là chuyện đương nhiên. Chỉ khi chạy lại chính bản PyTorch qua chính harness riêng (0,9712) mới thấy OpenVINO thực ra nhỉnh hơn. So sánh chỉ có nghĩa khi hai vế cùng đường đo.</w:t>
-      </w:r>
-    </w:p>
-    <w:p>
-      <w:pPr>
-        <w:pStyle w:val="FirstParagraph"/>
-      </w:pPr>
-      <w:r>
-        <w:t xml:space="preserve">Đầu cuối, đổi sang OpenVINO nâng tốc độ khung hình thời gian thực từ</w:t>
-      </w:r>
-      <w:r>
-        <w:t xml:space="preserve"> </w:t>
-      </w:r>
-      <w:r>
-        <w:rPr>
-          <w:b/>
-          <w:bCs/>
-        </w:rPr>
-        <w:t xml:space="preserve">5,257 lên 6,310 FPS (+20,0%)</w:t>
-      </w:r>
-      <w:r>
-        <w:t xml:space="preserve"> </w:t>
-      </w:r>
-      <w:r>
-        <w:t xml:space="preserve">— xác nhận lập luận Amdahl ở 5.6.2 bằng số đo.</w:t>
-      </w:r>
-      <w:r>
-        <w:t xml:space="preserve"> </w:t>
-      </w:r>
-      <w:r>
-        <w:rPr>
-          <w:i/>
-          <w:iCs/>
-        </w:rPr>
-        <w:t xml:space="preserve">(Cặp số này đo</w:t>
-      </w:r>
-      <w:r>
-        <w:rPr>
-          <w:i/>
-          <w:iCs/>
-        </w:rPr>
-        <w:t xml:space="preserve"> </w:t>
-      </w:r>
-      <w:r>
-        <w:rPr>
-          <w:b/>
-          <w:bCs/>
-          <w:i/>
-          <w:iCs/>
-        </w:rPr>
-        <w:t xml:space="preserve">trước</w:t>
-      </w:r>
-      <w:r>
-        <w:rPr>
-          <w:i/>
-          <w:iCs/>
-        </w:rPr>
-        <w:t xml:space="preserve"> </w:t>
-      </w:r>
-      <w:r>
-        <w:rPr>
-          <w:i/>
-          <w:iCs/>
-        </w:rPr>
-        <w:t xml:space="preserve">đợt tối ưu tầng suy luận ở 4.4, khi mốc PyTorch còn là 5,257 FPS; mốc hiện hành là 5,63 FPS. Phép so sánh giữa ba nền tảng vẫn có giá trị vì cả ba đo cùng điều kiện, nhưng</w:t>
-      </w:r>
-      <w:r>
-        <w:rPr>
-          <w:i/>
-          <w:iCs/>
-        </w:rPr>
-        <w:t xml:space="preserve"> </w:t>
-      </w:r>
-      <w:r>
-        <w:rPr>
-          <w:b/>
-          <w:bCs/>
-          <w:i/>
-          <w:iCs/>
-        </w:rPr>
-        <w:t xml:space="preserve">không được ghép 6,310 FPS với mốc mới</w:t>
-      </w:r>
-      <w:r>
-        <w:rPr>
-          <w:i/>
-          <w:iCs/>
-        </w:rPr>
-        <w:t xml:space="preserve"> </w:t>
-      </w:r>
-      <w:r>
-        <w:rPr>
-          <w:i/>
-          <w:iCs/>
-        </w:rPr>
-        <w:t xml:space="preserve">— muốn có tỷ lệ cập nhật thì phải đo lại cả ba.)</w:t>
-      </w:r>
-      <w:r>
-        <w:t xml:space="preserve"> </w:t>
-      </w:r>
-      <w:r>
-        <w:t xml:space="preserve">Nhóm thực hiện</w:t>
-      </w:r>
-      <w:r>
-        <w:t xml:space="preserve"> </w:t>
-      </w:r>
-      <w:r>
-        <w:rPr>
-          <w:b/>
-          <w:bCs/>
-        </w:rPr>
-        <w:t xml:space="preserve">vẫn giữ PyTorch làm mặc định của bản giao hàng</w:t>
-      </w:r>
-      <w:r>
-        <w:t xml:space="preserve">: NFR-P2 đã đạt mà không cần đổi, còn đổi mô hình mặc định sẽ làm mọi con số độ trễ trong chương này lệch khỏi bản đang giao. Cả</w:t>
-      </w:r>
-      <w:r>
-        <w:t xml:space="preserve"> </w:t>
-      </w:r>
-      <w:r>
-        <w:rPr>
-          <w:rStyle w:val="VerbatimChar"/>
-        </w:rPr>
-        <w:t xml:space="preserve">best.onnx</w:t>
-      </w:r>
-      <w:r>
-        <w:t xml:space="preserve"> </w:t>
-      </w:r>
-      <w:r>
-        <w:t xml:space="preserve">lẫn</w:t>
-      </w:r>
-      <w:r>
-        <w:t xml:space="preserve"> </w:t>
-      </w:r>
-      <w:r>
-        <w:rPr>
-          <w:rStyle w:val="VerbatimChar"/>
-        </w:rPr>
-        <w:t xml:space="preserve">best_openvino_model/</w:t>
-      </w:r>
-      <w:r>
-        <w:t xml:space="preserve"> </w:t>
-      </w:r>
-      <w:r>
-        <w:t xml:space="preserve">đều nằm sẵn trong kho; bật lên chỉ cần đổi một dòng</w:t>
-      </w:r>
-      <w:r>
-        <w:t xml:space="preserve"> </w:t>
-      </w:r>
-      <w:r>
-        <w:rPr>
-          <w:rStyle w:val="VerbatimChar"/>
-        </w:rPr>
-        <w:t xml:space="preserve">ALPR_MODEL_PATH</w:t>
-      </w:r>
-      <w:r>
-        <w:t xml:space="preserve"> </w:t>
-      </w:r>
-      <w:r>
-        <w:t xml:space="preserve">vì tầng nạp mô hình đã hỗ trợ sẵn thư mục OpenVINO. Chi tiết ở</w:t>
-      </w:r>
-      <w:r>
-        <w:t xml:space="preserve"> </w:t>
-      </w:r>
-      <w:hyperlink r:id="rId178">
-        <w:r>
-          <w:rPr>
-            <w:rStyle w:val="Hyperlink"/>
-          </w:rPr>
-          <w:t xml:space="preserve">báo cáo 38</w:t>
-        </w:r>
-      </w:hyperlink>
-      <w:r>
-        <w:t xml:space="preserve">.</w:t>
-      </w:r>
-    </w:p>
-    <w:p>
-      <w:pPr>
-        <w:pStyle w:val="BodyText"/>
-      </w:pPr>
-      <w:r>
-        <w:t xml:space="preserve">Bốn hướng tấn công khối OCR theo chi phí tăng dần (chi tiết ở Chương 6):</w:t>
-      </w:r>
-      <w:r>
-        <w:t xml:space="preserve"> </w:t>
-      </w:r>
-      <w:r>
-        <w:rPr>
-          <w:b/>
-          <w:bCs/>
-        </w:rPr>
-        <w:t xml:space="preserve">tắt các giai đoạn không cần thiết của đường ống PaddleOCR</w:t>
-      </w:r>
-      <w:r>
-        <w:t xml:space="preserve">;</w:t>
-      </w:r>
-      <w:r>
-        <w:t xml:space="preserve"> </w:t>
-      </w:r>
-      <w:r>
-        <w:rPr>
-          <w:b/>
-          <w:bCs/>
-        </w:rPr>
-        <w:t xml:space="preserve">bật MKL-DNN và chỉnh số luồng CPU</w:t>
-      </w:r>
-      <w:r>
-        <w:t xml:space="preserve">;</w:t>
-      </w:r>
-      <w:r>
-        <w:t xml:space="preserve"> </w:t>
-      </w:r>
-      <w:r>
-        <w:rPr>
-          <w:b/>
-          <w:bCs/>
-        </w:rPr>
-        <w:t xml:space="preserve">xuất mô hình nhận dạng sang ONNX Runtime</w:t>
-      </w:r>
-      <w:r>
-        <w:t xml:space="preserve">;</w:t>
-      </w:r>
-      <w:r>
-        <w:t xml:space="preserve"> </w:t>
-      </w:r>
-      <w:r>
-        <w:rPr>
-          <w:b/>
-          <w:bCs/>
-        </w:rPr>
-        <w:t xml:space="preserve">thay bằng mô hình nhận dạng chuyên cho biển số</w:t>
-      </w:r>
-      <w:r>
-        <w:t xml:space="preserve"> </w:t>
-      </w:r>
-      <w:r>
-        <w:t xml:space="preserve">huấn luyện trên tập ký tự hẹp — tiềm năng lớn nhất, tốn công nhất.</w:t>
-      </w:r>
-    </w:p>
-    <w:bookmarkEnd w:id="179"/>
-    <w:bookmarkStart w:id="183" w:name="Xa16846ff2631b69bf1ae5e24086a9e3dfbfd168"/>
-    <w:p>
-      <w:pPr>
-        <w:pStyle w:val="Heading3"/>
-      </w:pPr>
-      <w:r>
-        <w:t xml:space="preserve">5.6.4. Chế độ webcam (tầng API) và xử lý video (NFR-P2, NFR-P3)</w:t>
+        <w:t xml:space="preserve">5.6.3. Chế độ webcam (tầng API) và xử lý video (NFR-P2, NFR-P3)</w:t>
       </w:r>
     </w:p>
     <w:p>
@@ -41604,18 +39706,18 @@
           <wp:inline>
             <wp:extent cx="5334000" cy="2111375"/>
             <wp:effectExtent b="0" l="0" r="0" t="0"/>
-            <wp:docPr descr="" title="" id="181" name="Picture"/>
+            <wp:docPr descr="" title="" id="174" name="Picture"/>
             <a:graphic>
               <a:graphicData uri="http://schemas.openxmlformats.org/drawingml/2006/picture">
                 <pic:pic>
                   <pic:nvPicPr>
-                    <pic:cNvPr descr="figures/fig-ch5-nfr-p2.png" id="182" name="Picture"/>
+                    <pic:cNvPr descr="figures/fig-ch5-nfr-p2.png" id="175" name="Picture"/>
                     <pic:cNvPicPr>
                       <a:picLocks noChangeArrowheads="1" noChangeAspect="1"/>
                     </pic:cNvPicPr>
                   </pic:nvPicPr>
                   <pic:blipFill>
-                    <a:blip r:embed="rId180"/>
+                    <a:blip r:embed="rId173"/>
                     <a:stretch>
                       <a:fillRect/>
                     </a:stretch>
@@ -41673,14 +39775,14 @@
         <w:t xml:space="preserve">. Tải cạnh tranh nâng cả phân bố đều tay; thứ xảy ra ở lượt đo cũ thì không.</w:t>
       </w:r>
     </w:p>
-    <w:bookmarkEnd w:id="183"/>
-    <w:bookmarkStart w:id="187" w:name="X21e814676bb407d9f2ad11ecf490826ca08ea69"/>
+    <w:bookmarkEnd w:id="176"/>
+    <w:bookmarkStart w:id="180" w:name="X25c8b71c2487a5c9569376abd8229af2816ba81"/>
     <w:p>
       <w:pPr>
         <w:pStyle w:val="Heading3"/>
       </w:pPr>
       <w:r>
-        <w:t xml:space="preserve">5.6.5. Khử trùng lặp mờ cho chuỗi khung hình video</w:t>
+        <w:t xml:space="preserve">5.6.4. Khử trùng lặp mờ cho chuỗi khung hình video</w:t>
       </w:r>
     </w:p>
     <w:p>
@@ -41999,18 +40101,18 @@
           <wp:inline>
             <wp:extent cx="5334000" cy="1215536"/>
             <wp:effectExtent b="0" l="0" r="0" t="0"/>
-            <wp:docPr descr="" title="" id="185" name="Picture"/>
+            <wp:docPr descr="" title="" id="178" name="Picture"/>
             <a:graphic>
               <a:graphicData uri="http://schemas.openxmlformats.org/drawingml/2006/picture">
                 <pic:pic>
                   <pic:nvPicPr>
-                    <pic:cNvPr descr="figures/fig-ch5-dedup-51H14573.png" id="186" name="Picture"/>
+                    <pic:cNvPr descr="figures/fig-ch5-dedup-51H14573.png" id="179" name="Picture"/>
                     <pic:cNvPicPr>
                       <a:picLocks noChangeArrowheads="1" noChangeAspect="1"/>
                     </pic:cNvPicPr>
                   </pic:nvPicPr>
                   <pic:blipFill>
-                    <a:blip r:embed="rId184"/>
+                    <a:blip r:embed="rId177"/>
                     <a:stretch>
                       <a:fillRect/>
                     </a:stretch>
@@ -42235,14 +40337,14 @@
         <w:t xml:space="preserve">.</w:t>
       </w:r>
     </w:p>
-    <w:bookmarkEnd w:id="187"/>
-    <w:bookmarkStart w:id="188" w:name="X5aa2c7a108583fb82efc59b75bc29545eda513b"/>
+    <w:bookmarkEnd w:id="180"/>
+    <w:bookmarkStart w:id="181" w:name="X16b4eaa49758ce901c811cabf4d14d88e7a2bfd"/>
     <w:p>
       <w:pPr>
         <w:pStyle w:val="Heading3"/>
       </w:pPr>
       <w:r>
-        <w:t xml:space="preserve">5.6.6. Chịu tải, bộ nhớ và độ tin cậy (NFR-SC1, NFR-P4…P7, NFR-R4)</w:t>
+        <w:t xml:space="preserve">5.6.5. Chịu tải, bộ nhớ và độ tin cậy (NFR-SC1, NFR-P4…P7, NFR-R4)</w:t>
       </w:r>
     </w:p>
     <w:p>
@@ -42980,17 +41082,65 @@
         <w:t xml:space="preserve"> </w:t>
       </w:r>
       <w:r>
-        <w:t xml:space="preserve">ở 5.6.3.</w:t>
-      </w:r>
-    </w:p>
-    <w:bookmarkEnd w:id="188"/>
-    <w:bookmarkStart w:id="189" w:name="Xae50a3e9cae748d5d13f98269eab4172bf477bc"/>
-    <w:p>
-      <w:pPr>
-        <w:pStyle w:val="Heading3"/>
-      </w:pPr>
-      <w:r>
-        <w:t xml:space="preserve">5.6.7. Ảnh hưởng của việc bỏ bước phát hiện chữ trong PaddleOCR</w:t>
+        <w:t xml:space="preserve">ở mục 3.4.</w:t>
+      </w:r>
+    </w:p>
+    <w:bookmarkEnd w:id="181"/>
+    <w:bookmarkEnd w:id="182"/>
+    <w:bookmarkStart w:id="183" w:name="Xc0bff015dc90ee963680e4537fb902858c5b63d"/>
+    <w:p>
+      <w:pPr>
+        <w:pStyle w:val="Heading2"/>
+      </w:pPr>
+      <w:r>
+        <w:t xml:space="preserve">5.7. Đối chiếu toàn bộ chỉ tiêu phi chức năng</w:t>
+      </w:r>
+    </w:p>
+    <w:p>
+      <w:pPr>
+        <w:pStyle w:val="BlockText"/>
+      </w:pPr>
+      <w:r>
+        <w:rPr>
+          <w:b/>
+          <w:bCs/>
+        </w:rPr>
+        <w:t xml:space="preserve">NFR-A9 mang ký hiệu ⬜, khác hẳn ❌.</w:t>
+      </w:r>
+      <w:r>
+        <w:t xml:space="preserve"> </w:t>
+      </w:r>
+      <w:r>
+        <w:t xml:space="preserve">Chỉ tiêu này đòi báo cáo độ chính xác tách theo điều kiện ảnh (ban ngày, ban đêm, ngược sáng, mưa). Bộ dữ liệu</w:t>
+      </w:r>
+      <w:r>
+        <w:t xml:space="preserve"> </w:t>
+      </w:r>
+      <w:r>
+        <w:rPr>
+          <w:b/>
+          <w:bCs/>
+        </w:rPr>
+        <w:t xml:space="preserve">không có nhãn điều kiện chụp</w:t>
+      </w:r>
+      <w:r>
+        <w:t xml:space="preserve">, nên không phải hệ thống trượt mà là</w:t>
+      </w:r>
+      <w:r>
+        <w:t xml:space="preserve"> </w:t>
+      </w:r>
+      <w:r>
+        <w:rPr>
+          <w:b/>
+          <w:bCs/>
+        </w:rPr>
+        <w:t xml:space="preserve">thiếu điều kiện quan sát</w:t>
+      </w:r>
+      <w:r>
+        <w:t xml:space="preserve"> </w:t>
+      </w:r>
+      <w:r>
+        <w:t xml:space="preserve">— ⬜ nghĩa là chưa đo được, ❌ nghĩa là đã đo và trượt; ghi nhầm loại này thành loại kia là vu cho hệ thống một thất bại chưa từng đo.</w:t>
       </w:r>
     </w:p>
     <w:p>
@@ -42998,68 +41148,23 @@
         <w:pStyle w:val="FirstParagraph"/>
       </w:pPr>
       <w:r>
-        <w:t xml:space="preserve">Mục 4.5.3 để ngỏ một câu hỏi: chế độ</w:t>
-      </w:r>
-      <w:r>
-        <w:t xml:space="preserve"> </w:t>
-      </w:r>
-      <w:r>
-        <w:rPr>
-          <w:b/>
-          <w:bCs/>
-        </w:rPr>
-        <w:t xml:space="preserve">chỉ nhận dạng</w:t>
-      </w:r>
-      <w:r>
-        <w:t xml:space="preserve"> </w:t>
-      </w:r>
-      <w:r>
-        <w:t xml:space="preserve">cho model fine-tune thêm</w:t>
-      </w:r>
-      <w:r>
-        <w:t xml:space="preserve"> </w:t>
-      </w:r>
-      <w:r>
-        <w:rPr>
-          <w:b/>
-          <w:bCs/>
-        </w:rPr>
-        <w:t xml:space="preserve">12,46 điểm</w:t>
-      </w:r>
-      <w:r>
-        <w:t xml:space="preserve"> </w:t>
-      </w:r>
-      <w:r>
-        <w:t xml:space="preserve">A6 và tiết kiệm</w:t>
-      </w:r>
-      <w:r>
-        <w:t xml:space="preserve"> </w:t>
-      </w:r>
-      <w:r>
-        <w:rPr>
-          <w:b/>
-          <w:bCs/>
-        </w:rPr>
-        <w:t xml:space="preserve">~290 ms</w:t>
-      </w:r>
-      <w:r>
-        <w:t xml:space="preserve"> </w:t>
-      </w:r>
-      <w:r>
-        <w:t xml:space="preserve">mỗi ảnh — vì sao không bật? Vì ngữ liệu chứng minh nó</w:t>
-      </w:r>
-      <w:r>
-        <w:t xml:space="preserve"> </w:t>
-      </w:r>
-      <w:r>
-        <w:rPr>
-          <w:b/>
-          <w:bCs/>
-        </w:rPr>
-        <w:t xml:space="preserve">không có thẩm quyền trả lời câu hỏi đó</w:t>
-      </w:r>
-      <w:r>
-        <w:t xml:space="preserve">.</w:t>
+        <w:t xml:space="preserve">Bảng tổng hợp trình bày khi bảo vệ, liệt kê</w:t>
+      </w:r>
+      <w:r>
+        <w:t xml:space="preserve"> </w:t>
+      </w:r>
+      <w:r>
+        <w:rPr>
+          <w:b/>
+          <w:bCs/>
+        </w:rPr>
+        <w:t xml:space="preserve">đầy đủ mọi mã chỉ tiêu phi chức năng</w:t>
+      </w:r>
+      <w:r>
+        <w:t xml:space="preserve"> </w:t>
+      </w:r>
+      <w:r>
+        <w:t xml:space="preserve">đã đặt ra ở giai đoạn phân tích yêu cầu, không lọc bỏ mã nào — kể cả những mã không đạt.</w:t>
       </w:r>
     </w:p>
     <w:p>
@@ -43071,85 +41176,958 @@
           <w:b/>
           <w:bCs/>
         </w:rPr>
-        <w:t xml:space="preserve">Bảng 5.14.</w:t>
-      </w:r>
-      <w:r>
-        <w:t xml:space="preserve"> </w:t>
-      </w:r>
-      <w:r>
-        <w:t xml:space="preserve">Bỏ bước phát hiện chữ — ba ngữ liệu, hai kết luận ngược nhau</w:t>
-      </w:r>
-    </w:p>
-    <w:p>
-      <w:pPr>
-        <w:pStyle w:val="BodyText"/>
-      </w:pPr>
-      <w:r>
-        <w:rPr>
-          <w:i/>
-          <w:iCs/>
-        </w:rPr>
-        <w:t xml:space="preserve">Ba cột cuối dùng</w:t>
-      </w:r>
-      <w:r>
-        <w:rPr>
-          <w:i/>
-          <w:iCs/>
-        </w:rPr>
-        <w:t xml:space="preserve"> </w:t>
-      </w:r>
-      <w:r>
-        <w:rPr>
-          <w:b/>
-          <w:bCs/>
-          <w:i/>
-          <w:iCs/>
-        </w:rPr>
-        <w:t xml:space="preserve">cùng phép đo phân tầng và cùng tập nhãn</w:t>
-      </w:r>
-      <w:r>
-        <w:rPr>
-          <w:i/>
-          <w:iCs/>
-        </w:rPr>
-        <w:t xml:space="preserve"> </w:t>
-      </w:r>
-      <w:r>
-        <w:rPr>
-          <w:i/>
-          <w:iCs/>
-        </w:rPr>
-        <w:t xml:space="preserve">với Bảng 5.8; dòng</w:t>
-      </w:r>
-      <w:r>
-        <w:rPr>
-          <w:i/>
-          <w:iCs/>
-        </w:rPr>
-        <w:t xml:space="preserve"> </w:t>
-      </w:r>
-      <w:r>
-        <w:rPr>
-          <w:b/>
-          <w:bCs/>
-          <w:i/>
-          <w:iCs/>
-        </w:rPr>
-        <w:t xml:space="preserve">bản bàn giao</w:t>
-      </w:r>
-      <w:r>
-        <w:rPr>
-          <w:i/>
-          <w:iCs/>
-        </w:rPr>
-        <w:t xml:space="preserve"> </w:t>
-      </w:r>
-      <w:r>
-        <w:rPr>
-          <w:i/>
-          <w:iCs/>
-        </w:rPr>
-        <w:t xml:space="preserve">ở đây chính là con số A7 = 56,3% đã công bố ở mục 5.5.5, nên hai bảng không phải hai phép đo độc lập. Hạn chế về nguồn nhãn nêu ở 5.5.5 áp cho cả bảng này.</w:t>
+        <w:t xml:space="preserve">Bảng 5.15.</w:t>
+      </w:r>
+      <w:r>
+        <w:t xml:space="preserve"> </w:t>
+      </w:r>
+      <w:r>
+        <w:t xml:space="preserve">Đối chiếu chỉ tiêu phi chức năng, gom theo nhóm</w:t>
+      </w:r>
+    </w:p>
+    <w:tbl>
+      <w:tblPr>
+        <w:tblStyle w:val="Table"/>
+        <w:tblW w:type="auto" w:w="0"/>
+        <w:tblLook w:firstRow="1" w:lastRow="0" w:firstColumn="0" w:lastColumn="0" w:noHBand="0" w:noVBand="0" w:val="0020"/>
+      </w:tblPr>
+      <w:tblGrid>
+        <w:gridCol w:w="1980"/>
+        <w:gridCol w:w="1980"/>
+        <w:gridCol w:w="1980"/>
+        <w:gridCol w:w="1980"/>
+      </w:tblGrid>
+      <w:tr>
+        <w:trPr>
+          <w:tblHeader w:val="on"/>
+        </w:trPr>
+        <w:tc>
+          <w:tcPr/>
+          <w:p>
+            <w:pPr>
+              <w:pStyle w:val="Compact"/>
+            </w:pPr>
+            <w:r>
+              <w:t xml:space="preserve">Nhóm</w:t>
+            </w:r>
+          </w:p>
+        </w:tc>
+        <w:tc>
+          <w:tcPr/>
+          <w:p>
+            <w:pPr>
+              <w:pStyle w:val="Compact"/>
+              <w:jc w:val="center"/>
+            </w:pPr>
+            <w:r>
+              <w:t xml:space="preserve">Số chỉ tiêu</w:t>
+            </w:r>
+          </w:p>
+        </w:tc>
+        <w:tc>
+          <w:tcPr/>
+          <w:p>
+            <w:pPr>
+              <w:pStyle w:val="Compact"/>
+            </w:pPr>
+            <w:r>
+              <w:t xml:space="preserve">Kết quả</w:t>
+            </w:r>
+          </w:p>
+        </w:tc>
+        <w:tc>
+          <w:tcPr/>
+          <w:p>
+            <w:pPr>
+              <w:pStyle w:val="Compact"/>
+            </w:pPr>
+            <w:r>
+              <w:t xml:space="preserve">Con số quyết định</w:t>
+            </w:r>
+          </w:p>
+        </w:tc>
+      </w:tr>
+      <w:tr>
+        <w:tc>
+          <w:tcPr/>
+          <w:p>
+            <w:pPr>
+              <w:pStyle w:val="Compact"/>
+            </w:pPr>
+            <w:r>
+              <w:rPr>
+                <w:b/>
+                <w:bCs/>
+              </w:rPr>
+              <w:t xml:space="preserve">Độ chính xác — phát hiện</w:t>
+            </w:r>
+            <w:r>
+              <w:t xml:space="preserve"> </w:t>
+            </w:r>
+            <w:r>
+              <w:t xml:space="preserve">(A1, A2, A3)</w:t>
+            </w:r>
+          </w:p>
+        </w:tc>
+        <w:tc>
+          <w:tcPr/>
+          <w:p>
+            <w:pPr>
+              <w:pStyle w:val="Compact"/>
+              <w:jc w:val="center"/>
+            </w:pPr>
+            <w:r>
+              <w:t xml:space="preserve">3</w:t>
+            </w:r>
+          </w:p>
+        </w:tc>
+        <w:tc>
+          <w:tcPr/>
+          <w:p>
+            <w:pPr>
+              <w:pStyle w:val="Compact"/>
+            </w:pPr>
+            <w:r>
+              <w:t xml:space="preserve">✅</w:t>
+            </w:r>
+            <w:r>
+              <w:t xml:space="preserve"> </w:t>
+            </w:r>
+            <w:r>
+              <w:rPr>
+                <w:b/>
+                <w:bCs/>
+              </w:rPr>
+              <w:t xml:space="preserve">đạt cả ba, biên rộng</w:t>
+            </w:r>
+          </w:p>
+        </w:tc>
+        <w:tc>
+          <w:tcPr/>
+          <w:p>
+            <w:pPr>
+              <w:pStyle w:val="Compact"/>
+            </w:pPr>
+            <w:r>
+              <w:t xml:space="preserve">mAP@0,5 =</w:t>
+            </w:r>
+            <w:r>
+              <w:t xml:space="preserve"> </w:t>
+            </w:r>
+            <w:r>
+              <w:rPr>
+                <w:b/>
+                <w:bCs/>
+              </w:rPr>
+              <w:t xml:space="preserve">0,9829</w:t>
+            </w:r>
+            <w:r>
+              <w:t xml:space="preserve"> </w:t>
+            </w:r>
+            <w:r>
+              <w:t xml:space="preserve">(mục tiêu 0,90); Precision · Recall = 0,9837 · 0,9714</w:t>
+            </w:r>
+          </w:p>
+        </w:tc>
+      </w:tr>
+      <w:tr>
+        <w:tc>
+          <w:tcPr/>
+          <w:p>
+            <w:pPr>
+              <w:pStyle w:val="Compact"/>
+            </w:pPr>
+            <w:r>
+              <w:rPr>
+                <w:b/>
+                <w:bCs/>
+              </w:rPr>
+              <w:t xml:space="preserve">Độ chính xác — nhận dạng chuỗi</w:t>
+            </w:r>
+            <w:r>
+              <w:t xml:space="preserve"> </w:t>
+            </w:r>
+            <w:r>
+              <w:t xml:space="preserve">(A4 – A7)</w:t>
+            </w:r>
+          </w:p>
+        </w:tc>
+        <w:tc>
+          <w:tcPr/>
+          <w:p>
+            <w:pPr>
+              <w:pStyle w:val="Compact"/>
+              <w:jc w:val="center"/>
+            </w:pPr>
+            <w:r>
+              <w:t xml:space="preserve">4</w:t>
+            </w:r>
+          </w:p>
+        </w:tc>
+        <w:tc>
+          <w:tcPr/>
+          <w:p>
+            <w:pPr>
+              <w:pStyle w:val="Compact"/>
+            </w:pPr>
+            <w:r>
+              <w:t xml:space="preserve">🟡</w:t>
+            </w:r>
+            <w:r>
+              <w:t xml:space="preserve"> </w:t>
+            </w:r>
+            <w:r>
+              <w:rPr>
+                <w:b/>
+                <w:bCs/>
+              </w:rPr>
+              <w:t xml:space="preserve">một</w:t>
+            </w:r>
+            <w:r>
+              <w:t xml:space="preserve">, ❌</w:t>
+            </w:r>
+            <w:r>
+              <w:t xml:space="preserve"> </w:t>
+            </w:r>
+            <w:r>
+              <w:rPr>
+                <w:b/>
+                <w:bCs/>
+              </w:rPr>
+              <w:t xml:space="preserve">ba</w:t>
+            </w:r>
+          </w:p>
+        </w:tc>
+        <w:tc>
+          <w:tcPr/>
+          <w:p>
+            <w:pPr>
+              <w:pStyle w:val="Compact"/>
+            </w:pPr>
+            <w:r>
+              <w:t xml:space="preserve">A4 =</w:t>
+            </w:r>
+            <w:r>
+              <w:t xml:space="preserve"> </w:t>
+            </w:r>
+            <w:r>
+              <w:rPr>
+                <w:b/>
+                <w:bCs/>
+              </w:rPr>
+              <w:t xml:space="preserve">0,9483</w:t>
+            </w:r>
+            <w:r>
+              <w:t xml:space="preserve"> </w:t>
+            </w:r>
+            <w:r>
+              <w:t xml:space="preserve">(vượt sàn 0,92, dưới mục tiêu 0,95); A5 · A6 =</w:t>
+            </w:r>
+            <w:r>
+              <w:t xml:space="preserve"> </w:t>
+            </w:r>
+            <w:r>
+              <w:rPr>
+                <w:b/>
+                <w:bCs/>
+              </w:rPr>
+              <w:t xml:space="preserve">0,6373 · 0,7701</w:t>
+            </w:r>
+            <w:r>
+              <w:t xml:space="preserve">, cả hai dưới sàn;</w:t>
+            </w:r>
+            <w:r>
+              <w:t xml:space="preserve"> </w:t>
+            </w:r>
+            <w:r>
+              <w:rPr>
+                <w:b/>
+                <w:bCs/>
+              </w:rPr>
+              <w:t xml:space="preserve">A7 ❌ 0,563</w:t>
+            </w:r>
+            <w:r>
+              <w:t xml:space="preserve"> </w:t>
+            </w:r>
+            <w:r>
+              <w:t xml:space="preserve">ở mức ảnh toàn cảnh (xem 5.5.5)</w:t>
+            </w:r>
+          </w:p>
+        </w:tc>
+      </w:tr>
+      <w:tr>
+        <w:tc>
+          <w:tcPr/>
+          <w:p>
+            <w:pPr>
+              <w:pStyle w:val="Compact"/>
+            </w:pPr>
+            <w:r>
+              <w:rPr>
+                <w:b/>
+                <w:bCs/>
+              </w:rPr>
+              <w:t xml:space="preserve">Đóng góp hậu xử lý</w:t>
+            </w:r>
+            <w:r>
+              <w:t xml:space="preserve"> </w:t>
+            </w:r>
+            <w:r>
+              <w:t xml:space="preserve">(A6 − A5)</w:t>
+            </w:r>
+          </w:p>
+        </w:tc>
+        <w:tc>
+          <w:tcPr/>
+          <w:p>
+            <w:pPr>
+              <w:pStyle w:val="Compact"/>
+              <w:jc w:val="center"/>
+            </w:pPr>
+            <w:r>
+              <w:t xml:space="preserve">1</w:t>
+            </w:r>
+          </w:p>
+        </w:tc>
+        <w:tc>
+          <w:tcPr/>
+          <w:p>
+            <w:pPr>
+              <w:pStyle w:val="Compact"/>
+            </w:pPr>
+            <w:r>
+              <w:t xml:space="preserve">✅</w:t>
+            </w:r>
+          </w:p>
+        </w:tc>
+        <w:tc>
+          <w:tcPr/>
+          <w:p>
+            <w:pPr>
+              <w:pStyle w:val="Compact"/>
+            </w:pPr>
+            <w:r>
+              <w:rPr>
+                <w:b/>
+                <w:bCs/>
+              </w:rPr>
+              <w:t xml:space="preserve">+13,28 điểm</w:t>
+            </w:r>
+            <w:r>
+              <w:t xml:space="preserve"> </w:t>
+            </w:r>
+            <w:r>
+              <w:t xml:space="preserve">— 372 sửa đúng,</w:t>
+            </w:r>
+            <w:r>
+              <w:t xml:space="preserve"> </w:t>
+            </w:r>
+            <w:r>
+              <w:rPr>
+                <w:b/>
+                <w:bCs/>
+              </w:rPr>
+              <w:t xml:space="preserve">0 làm hỏng</w:t>
+            </w:r>
+            <w:r>
+              <w:t xml:space="preserve">, trên 2.801 biển</w:t>
+            </w:r>
+          </w:p>
+        </w:tc>
+      </w:tr>
+      <w:tr>
+        <w:tc>
+          <w:tcPr/>
+          <w:p>
+            <w:pPr>
+              <w:pStyle w:val="Compact"/>
+            </w:pPr>
+            <w:r>
+              <w:rPr>
+                <w:b/>
+                <w:bCs/>
+              </w:rPr>
+              <w:t xml:space="preserve">Báo cáo tách bạch</w:t>
+            </w:r>
+            <w:r>
+              <w:t xml:space="preserve"> </w:t>
+            </w:r>
+            <w:r>
+              <w:t xml:space="preserve">(A8, A9)</w:t>
+            </w:r>
+          </w:p>
+        </w:tc>
+        <w:tc>
+          <w:tcPr/>
+          <w:p>
+            <w:pPr>
+              <w:pStyle w:val="Compact"/>
+              <w:jc w:val="center"/>
+            </w:pPr>
+            <w:r>
+              <w:t xml:space="preserve">2</w:t>
+            </w:r>
+          </w:p>
+        </w:tc>
+        <w:tc>
+          <w:tcPr/>
+          <w:p>
+            <w:pPr>
+              <w:pStyle w:val="Compact"/>
+            </w:pPr>
+            <w:r>
+              <w:t xml:space="preserve">🟡 A8, ⬜ A9</w:t>
+            </w:r>
+          </w:p>
+        </w:tc>
+        <w:tc>
+          <w:tcPr/>
+          <w:p>
+            <w:pPr>
+              <w:pStyle w:val="Compact"/>
+            </w:pPr>
+            <w:r>
+              <w:t xml:space="preserve">Chênh lệch bố cục:</w:t>
+            </w:r>
+            <w:r>
+              <w:t xml:space="preserve"> </w:t>
+            </w:r>
+            <w:r>
+              <w:rPr>
+                <w:b/>
+                <w:bCs/>
+              </w:rPr>
+              <w:t xml:space="preserve">2,09 điểm</w:t>
+            </w:r>
+            <w:r>
+              <w:t xml:space="preserve"> </w:t>
+            </w:r>
+            <w:r>
+              <w:t xml:space="preserve">ở phát hiện so với</w:t>
+            </w:r>
+            <w:r>
+              <w:t xml:space="preserve"> </w:t>
+            </w:r>
+            <w:r>
+              <w:rPr>
+                <w:b/>
+                <w:bCs/>
+              </w:rPr>
+              <w:t xml:space="preserve">23,07 điểm</w:t>
+            </w:r>
+            <w:r>
+              <w:t xml:space="preserve"> </w:t>
+            </w:r>
+            <w:r>
+              <w:t xml:space="preserve">ở nhận dạng. A9 không đo được — bộ dữ liệu</w:t>
+            </w:r>
+            <w:r>
+              <w:t xml:space="preserve"> </w:t>
+            </w:r>
+            <w:r>
+              <w:rPr>
+                <w:b/>
+                <w:bCs/>
+              </w:rPr>
+              <w:t xml:space="preserve">không có nhãn điều kiện chụp</w:t>
+            </w:r>
+          </w:p>
+        </w:tc>
+      </w:tr>
+      <w:tr>
+        <w:tc>
+          <w:tcPr/>
+          <w:p>
+            <w:pPr>
+              <w:pStyle w:val="Compact"/>
+            </w:pPr>
+            <w:r>
+              <w:rPr>
+                <w:b/>
+                <w:bCs/>
+              </w:rPr>
+              <w:t xml:space="preserve">Hiệu năng — độ trễ</w:t>
+            </w:r>
+            <w:r>
+              <w:t xml:space="preserve"> </w:t>
+            </w:r>
+            <w:r>
+              <w:t xml:space="preserve">(P1, P2, P3)</w:t>
+            </w:r>
+          </w:p>
+        </w:tc>
+        <w:tc>
+          <w:tcPr/>
+          <w:p>
+            <w:pPr>
+              <w:pStyle w:val="Compact"/>
+              <w:jc w:val="center"/>
+            </w:pPr>
+            <w:r>
+              <w:t xml:space="preserve">3</w:t>
+            </w:r>
+          </w:p>
+        </w:tc>
+        <w:tc>
+          <w:tcPr/>
+          <w:p>
+            <w:pPr>
+              <w:pStyle w:val="Compact"/>
+            </w:pPr>
+            <w:r>
+              <w:t xml:space="preserve">✅</w:t>
+            </w:r>
+            <w:r>
+              <w:t xml:space="preserve"> </w:t>
+            </w:r>
+            <w:r>
+              <w:rPr>
+                <w:b/>
+                <w:bCs/>
+              </w:rPr>
+              <w:t xml:space="preserve">đạt cả ba</w:t>
+            </w:r>
+          </w:p>
+        </w:tc>
+        <w:tc>
+          <w:tcPr/>
+          <w:p>
+            <w:pPr>
+              <w:pStyle w:val="Compact"/>
+            </w:pPr>
+            <w:r>
+              <w:t xml:space="preserve">p95 một ảnh</w:t>
+            </w:r>
+            <w:r>
+              <w:t xml:space="preserve"> </w:t>
+            </w:r>
+            <w:r>
+              <w:rPr>
+                <w:b/>
+                <w:bCs/>
+              </w:rPr>
+              <w:t xml:space="preserve">509,76 ms</w:t>
+            </w:r>
+            <w:r>
+              <w:t xml:space="preserve"> </w:t>
+            </w:r>
+            <w:r>
+              <w:t xml:space="preserve">(sàn 1.500, mục tiêu 800; p50 chỉ 150,07 ms). FPS thời gian thực</w:t>
+            </w:r>
+            <w:r>
+              <w:t xml:space="preserve"> </w:t>
+            </w:r>
+            <w:r>
+              <w:rPr>
+                <w:b/>
+                <w:bCs/>
+              </w:rPr>
+              <w:t xml:space="preserve">5,63</w:t>
+            </w:r>
+            <w:r>
+              <w:t xml:space="preserve"> </w:t>
+            </w:r>
+            <w:r>
+              <w:t xml:space="preserve">— vượt cả mục tiêu 5; xấu nhất đo được dưới tải nặng</w:t>
+            </w:r>
+            <w:r>
+              <w:t xml:space="preserve"> </w:t>
+            </w:r>
+            <w:r>
+              <w:rPr>
+                <w:b/>
+                <w:bCs/>
+              </w:rPr>
+              <w:t xml:space="preserve">4,057</w:t>
+            </w:r>
+            <w:r>
+              <w:t xml:space="preserve">, vẫn trên sàn 3. Video</w:t>
+            </w:r>
+            <w:r>
+              <w:t xml:space="preserve"> </w:t>
+            </w:r>
+            <w:r>
+              <w:rPr>
+                <w:b/>
+                <w:bCs/>
+              </w:rPr>
+              <w:t xml:space="preserve">0,8695×</w:t>
+            </w:r>
+            <w:r>
+              <w:t xml:space="preserve"> </w:t>
+            </w:r>
+            <w:r>
+              <w:t xml:space="preserve">— vượt mục tiêu 0,3×</w:t>
+            </w:r>
+          </w:p>
+        </w:tc>
+      </w:tr>
+      <w:tr>
+        <w:tc>
+          <w:tcPr/>
+          <w:p>
+            <w:pPr>
+              <w:pStyle w:val="Compact"/>
+            </w:pPr>
+            <w:r>
+              <w:rPr>
+                <w:b/>
+                <w:bCs/>
+              </w:rPr>
+              <w:t xml:space="preserve">Hiệu năng — tài nguyên</w:t>
+            </w:r>
+            <w:r>
+              <w:t xml:space="preserve"> </w:t>
+            </w:r>
+            <w:r>
+              <w:t xml:space="preserve">(P4 – P7)</w:t>
+            </w:r>
+          </w:p>
+        </w:tc>
+        <w:tc>
+          <w:tcPr/>
+          <w:p>
+            <w:pPr>
+              <w:pStyle w:val="Compact"/>
+              <w:jc w:val="center"/>
+            </w:pPr>
+            <w:r>
+              <w:t xml:space="preserve">5</w:t>
+            </w:r>
+          </w:p>
+        </w:tc>
+        <w:tc>
+          <w:tcPr/>
+          <w:p>
+            <w:pPr>
+              <w:pStyle w:val="Compact"/>
+            </w:pPr>
+            <w:r>
+              <w:t xml:space="preserve">✅</w:t>
+            </w:r>
+            <w:r>
+              <w:t xml:space="preserve"> </w:t>
+            </w:r>
+            <w:r>
+              <w:rPr>
+                <w:b/>
+                <w:bCs/>
+              </w:rPr>
+              <w:t xml:space="preserve">đạt cả năm</w:t>
+            </w:r>
+          </w:p>
+        </w:tc>
+        <w:tc>
+          <w:tcPr/>
+          <w:p>
+            <w:pPr>
+              <w:pStyle w:val="Compact"/>
+            </w:pPr>
+            <w:r>
+              <w:t xml:space="preserve">Nạp mô hình</w:t>
+            </w:r>
+            <w:r>
+              <w:t xml:space="preserve"> </w:t>
+            </w:r>
+            <w:r>
+              <w:rPr>
+                <w:b/>
+                <w:bCs/>
+              </w:rPr>
+              <w:t xml:space="preserve">6,41 s</w:t>
+            </w:r>
+            <w:r>
+              <w:t xml:space="preserve">; overhead API</w:t>
+            </w:r>
+            <w:r>
+              <w:t xml:space="preserve"> </w:t>
+            </w:r>
+            <w:r>
+              <w:rPr>
+                <w:b/>
+                <w:bCs/>
+              </w:rPr>
+              <w:t xml:space="preserve">19,01 ms</w:t>
+            </w:r>
+            <w:r>
+              <w:t xml:space="preserve">; truy vấn 10.000 bản ghi</w:t>
+            </w:r>
+            <w:r>
+              <w:t xml:space="preserve"> </w:t>
+            </w:r>
+            <w:r>
+              <w:rPr>
+                <w:b/>
+                <w:bCs/>
+              </w:rPr>
+              <w:t xml:space="preserve">18,71 ms</w:t>
+            </w:r>
+            <w:r>
+              <w:t xml:space="preserve">; RSS</w:t>
+            </w:r>
+            <w:r>
+              <w:t xml:space="preserve"> </w:t>
+            </w:r>
+            <w:r>
+              <w:rPr>
+                <w:b/>
+                <w:bCs/>
+              </w:rPr>
+              <w:t xml:space="preserve">0,806 GB</w:t>
+            </w:r>
+          </w:p>
+        </w:tc>
+      </w:tr>
+      <w:tr>
+        <w:tc>
+          <w:tcPr/>
+          <w:p>
+            <w:pPr>
+              <w:pStyle w:val="Compact"/>
+            </w:pPr>
+            <w:r>
+              <w:rPr>
+                <w:b/>
+                <w:bCs/>
+              </w:rPr>
+              <w:t xml:space="preserve">Độ tin cậy và chịu tải</w:t>
+            </w:r>
+            <w:r>
+              <w:t xml:space="preserve"> </w:t>
+            </w:r>
+            <w:r>
+              <w:t xml:space="preserve">(R1 – R5, SC1 – SC3)</w:t>
+            </w:r>
+          </w:p>
+        </w:tc>
+        <w:tc>
+          <w:tcPr/>
+          <w:p>
+            <w:pPr>
+              <w:pStyle w:val="Compact"/>
+              <w:jc w:val="center"/>
+            </w:pPr>
+            <w:r>
+              <w:t xml:space="preserve">8</w:t>
+            </w:r>
+          </w:p>
+        </w:tc>
+        <w:tc>
+          <w:tcPr/>
+          <w:p>
+            <w:pPr>
+              <w:pStyle w:val="Compact"/>
+            </w:pPr>
+            <w:r>
+              <w:t xml:space="preserve">✅</w:t>
+            </w:r>
+            <w:r>
+              <w:t xml:space="preserve"> </w:t>
+            </w:r>
+            <w:r>
+              <w:rPr>
+                <w:b/>
+                <w:bCs/>
+              </w:rPr>
+              <w:t xml:space="preserve">đạt cả tám</w:t>
+            </w:r>
+          </w:p>
+        </w:tc>
+        <w:tc>
+          <w:tcPr/>
+          <w:p>
+            <w:pPr>
+              <w:pStyle w:val="Compact"/>
+            </w:pPr>
+            <w:r>
+              <w:rPr>
+                <w:b/>
+                <w:bCs/>
+              </w:rPr>
+              <w:t xml:space="preserve">100,0%</w:t>
+            </w:r>
+            <w:r>
+              <w:t xml:space="preserve"> </w:t>
+            </w:r>
+            <w:r>
+              <w:t xml:space="preserve">thành công qua 5.337 yêu cầu soak 15 phút;</w:t>
+            </w:r>
+            <w:r>
+              <w:t xml:space="preserve"> </w:t>
+            </w:r>
+            <w:r>
+              <w:rPr>
+                <w:b/>
+                <w:bCs/>
+              </w:rPr>
+              <w:t xml:space="preserve">0/7.977</w:t>
+            </w:r>
+            <w:r>
+              <w:t xml:space="preserve"> </w:t>
+            </w:r>
+            <w:r>
+              <w:t xml:space="preserve">bản ghi mất sau khởi động lại;</w:t>
+            </w:r>
+            <w:r>
+              <w:t xml:space="preserve"> </w:t>
+            </w:r>
+            <w:r>
+              <w:rPr>
+                <w:b/>
+                <w:bCs/>
+              </w:rPr>
+              <w:t xml:space="preserve">10</w:t>
+            </w:r>
+            <w:r>
+              <w:t xml:space="preserve"> </w:t>
+            </w:r>
+            <w:r>
+              <w:t xml:space="preserve">yêu cầu đồng thời ổn định</w:t>
+            </w:r>
+          </w:p>
+        </w:tc>
+      </w:tr>
+      <w:tr>
+        <w:tc>
+          <w:tcPr/>
+          <w:p>
+            <w:pPr>
+              <w:pStyle w:val="Compact"/>
+            </w:pPr>
+            <w:r>
+              <w:rPr>
+                <w:b/>
+                <w:bCs/>
+              </w:rPr>
+              <w:t xml:space="preserve">Bảo trì, bảo mật, khả dụng, ràng buộc</w:t>
+            </w:r>
+            <w:r>
+              <w:t xml:space="preserve"> </w:t>
+            </w:r>
+            <w:r>
+              <w:t xml:space="preserve">(M, S, U, C)</w:t>
+            </w:r>
+          </w:p>
+        </w:tc>
+        <w:tc>
+          <w:tcPr/>
+          <w:p>
+            <w:pPr>
+              <w:pStyle w:val="Compact"/>
+              <w:jc w:val="center"/>
+            </w:pPr>
+            <w:r>
+              <w:t xml:space="preserve">14</w:t>
+            </w:r>
+          </w:p>
+        </w:tc>
+        <w:tc>
+          <w:tcPr/>
+          <w:p>
+            <w:pPr>
+              <w:pStyle w:val="Compact"/>
+            </w:pPr>
+            <w:r>
+              <w:t xml:space="preserve">✅</w:t>
+            </w:r>
+            <w:r>
+              <w:t xml:space="preserve"> </w:t>
+            </w:r>
+            <w:r>
+              <w:rPr>
+                <w:b/>
+                <w:bCs/>
+              </w:rPr>
+              <w:t xml:space="preserve">đạt cả mười bốn</w:t>
+            </w:r>
+          </w:p>
+        </w:tc>
+        <w:tc>
+          <w:tcPr/>
+          <w:p>
+            <w:pPr>
+              <w:pStyle w:val="Compact"/>
+            </w:pPr>
+            <w:r>
+              <w:t xml:space="preserve">Bao phủ kiểm thử tầng nghiệp vụ</w:t>
+            </w:r>
+            <w:r>
+              <w:t xml:space="preserve"> </w:t>
+            </w:r>
+            <w:r>
+              <w:rPr>
+                <w:b/>
+                <w:bCs/>
+              </w:rPr>
+              <w:t xml:space="preserve">87,7%</w:t>
+            </w:r>
+            <w:r>
+              <w:t xml:space="preserve"> </w:t>
+            </w:r>
+            <w:r>
+              <w:t xml:space="preserve">(sàn 70%); chạy không cần GPU; M6 đã sạch —</w:t>
+            </w:r>
+            <w:r>
+              <w:t xml:space="preserve"> </w:t>
+            </w:r>
+            <w:r>
+              <w:rPr>
+                <w:rStyle w:val="VerbatimChar"/>
+              </w:rPr>
+              <w:t xml:space="preserve">ruff check</w:t>
+            </w:r>
+            <w:r>
+              <w:t xml:space="preserve"> </w:t>
+            </w:r>
+            <w:r>
+              <w:t xml:space="preserve">trả về</w:t>
+            </w:r>
+            <w:r>
+              <w:t xml:space="preserve"> </w:t>
+            </w:r>
+            <w:r>
+              <w:rPr>
+                <w:b/>
+                <w:bCs/>
+              </w:rPr>
+              <w:t xml:space="preserve">0 cảnh báo</w:t>
+            </w:r>
+            <w:r>
+              <w:t xml:space="preserve"> </w:t>
+            </w:r>
+            <w:r>
+              <w:t xml:space="preserve">trên toàn kho</w:t>
+            </w:r>
+          </w:p>
+        </w:tc>
+      </w:tr>
+    </w:tbl>
+    <w:bookmarkEnd w:id="183"/>
+    <w:bookmarkStart w:id="184" w:name="Xe422198b1000e64c715229721cb79be428798c5"/>
+    <w:p>
+      <w:pPr>
+        <w:pStyle w:val="Heading2"/>
+      </w:pPr>
+      <w:r>
+        <w:t xml:space="preserve">5.8. Phân tích lỗi</w:t>
+      </w:r>
+    </w:p>
+    <w:p>
+      <w:pPr>
+        <w:pStyle w:val="FirstParagraph"/>
+      </w:pPr>
+      <w:r>
+        <w:rPr>
+          <w:b/>
+          <w:bCs/>
+        </w:rPr>
+        <w:t xml:space="preserve">Bảng 5.16.</w:t>
+      </w:r>
+      <w:r>
+        <w:t xml:space="preserve"> </w:t>
+      </w:r>
+      <w:r>
+        <w:t xml:space="preserve">Tần suất từng loại lỗi</w:t>
       </w:r>
     </w:p>
     <w:tbl>
@@ -43176,160 +42154,705 @@
           <w:p>
             <w:pPr>
               <w:pStyle w:val="Compact"/>
-            </w:pPr>
-            <w:r>
-              <w:t xml:space="preserve">Cấu hình</w:t>
-            </w:r>
-          </w:p>
-        </w:tc>
-        <w:tc>
-          <w:tcPr/>
-          <w:p>
-            <w:pPr>
-              <w:pStyle w:val="Compact"/>
-              <w:jc w:val="right"/>
-            </w:pPr>
-            <w:r>
-              <w:t xml:space="preserve">A6 trên 2.801 ảnh</w:t>
-            </w:r>
-            <w:r>
-              <w:t xml:space="preserve"> </w:t>
-            </w:r>
+              <w:jc w:val="center"/>
+            </w:pPr>
+            <w:r>
+              <w:t xml:space="preserve">Mã</w:t>
+            </w:r>
+          </w:p>
+        </w:tc>
+        <w:tc>
+          <w:tcPr/>
+          <w:p>
+            <w:pPr>
+              <w:pStyle w:val="Compact"/>
+            </w:pPr>
+            <w:r>
+              <w:t xml:space="preserve">Loại lỗi</w:t>
+            </w:r>
+          </w:p>
+        </w:tc>
+        <w:tc>
+          <w:tcPr/>
+          <w:p>
+            <w:pPr>
+              <w:pStyle w:val="Compact"/>
+              <w:jc w:val="right"/>
+            </w:pPr>
+            <w:r>
+              <w:t xml:space="preserve">Số ca</w:t>
+            </w:r>
+          </w:p>
+        </w:tc>
+        <w:tc>
+          <w:tcPr/>
+          <w:p>
+            <w:pPr>
+              <w:pStyle w:val="Compact"/>
+              <w:jc w:val="right"/>
+            </w:pPr>
+            <w:r>
+              <w:t xml:space="preserve">Tỉ lệ trong tổng ca sai</w:t>
+            </w:r>
+          </w:p>
+        </w:tc>
+        <w:tc>
+          <w:tcPr/>
+          <w:p>
+            <w:pPr>
+              <w:pStyle w:val="Compact"/>
+              <w:jc w:val="right"/>
+            </w:pPr>
+            <w:r>
+              <w:t xml:space="preserve">Tỉ lệ toàn tập đánh giá</w:t>
+            </w:r>
+          </w:p>
+        </w:tc>
+        <w:tc>
+          <w:tcPr/>
+          <w:p>
+            <w:pPr>
+              <w:pStyle w:val="Compact"/>
+              <w:jc w:val="right"/>
+            </w:pPr>
+            <w:r>
+              <w:t xml:space="preserve">Một dòng</w:t>
+            </w:r>
+          </w:p>
+        </w:tc>
+        <w:tc>
+          <w:tcPr/>
+          <w:p>
+            <w:pPr>
+              <w:pStyle w:val="Compact"/>
+              <w:jc w:val="right"/>
+            </w:pPr>
+            <w:r>
+              <w:t xml:space="preserve">Hai dòng</w:t>
+            </w:r>
+          </w:p>
+        </w:tc>
+      </w:tr>
+      <w:tr>
+        <w:tc>
+          <w:tcPr/>
+          <w:p>
+            <w:pPr>
+              <w:pStyle w:val="Compact"/>
+              <w:jc w:val="center"/>
+            </w:pPr>
+            <w:r>
+              <w:t xml:space="preserve">E1</w:t>
+            </w:r>
+          </w:p>
+        </w:tc>
+        <w:tc>
+          <w:tcPr/>
+          <w:p>
+            <w:pPr>
+              <w:pStyle w:val="Compact"/>
+            </w:pPr>
+            <w:r>
+              <w:t xml:space="preserve">Bỏ sót biển</w:t>
+            </w:r>
+          </w:p>
+        </w:tc>
+        <w:tc>
+          <w:tcPr/>
+          <w:p>
+            <w:pPr>
+              <w:pStyle w:val="Compact"/>
+              <w:jc w:val="right"/>
+            </w:pPr>
+            <w:r>
+              <w:t xml:space="preserve">335</w:t>
+            </w:r>
+          </w:p>
+        </w:tc>
+        <w:tc>
+          <w:tcPr/>
+          <w:p>
+            <w:pPr>
+              <w:pStyle w:val="Compact"/>
+              <w:jc w:val="right"/>
+            </w:pPr>
+            <w:r>
+              <w:t xml:space="preserve">—</w:t>
+            </w:r>
+          </w:p>
+        </w:tc>
+        <w:tc>
+          <w:tcPr/>
+          <w:p>
+            <w:pPr>
+              <w:pStyle w:val="Compact"/>
+              <w:jc w:val="right"/>
+            </w:pPr>
+            <w:r>
+              <w:t xml:space="preserve">—</w:t>
+            </w:r>
+          </w:p>
+        </w:tc>
+        <w:tc>
+          <w:tcPr/>
+          <w:p>
+            <w:pPr>
+              <w:pStyle w:val="Compact"/>
+              <w:jc w:val="right"/>
+            </w:pPr>
+            <w:r>
+              <w:t xml:space="preserve">—</w:t>
+            </w:r>
+          </w:p>
+        </w:tc>
+        <w:tc>
+          <w:tcPr/>
+          <w:p>
+            <w:pPr>
+              <w:pStyle w:val="Compact"/>
+              <w:jc w:val="right"/>
+            </w:pPr>
+            <w:r>
+              <w:t xml:space="preserve">—</w:t>
+            </w:r>
+          </w:p>
+        </w:tc>
+      </w:tr>
+      <w:tr>
+        <w:tc>
+          <w:tcPr/>
+          <w:p>
+            <w:pPr>
+              <w:pStyle w:val="Compact"/>
+              <w:jc w:val="center"/>
+            </w:pPr>
+            <w:r>
+              <w:t xml:space="preserve">E2</w:t>
+            </w:r>
+          </w:p>
+        </w:tc>
+        <w:tc>
+          <w:tcPr/>
+          <w:p>
+            <w:pPr>
+              <w:pStyle w:val="Compact"/>
+            </w:pPr>
+            <w:r>
+              <w:t xml:space="preserve">Phát hiện nhầm</w:t>
+            </w:r>
+          </w:p>
+        </w:tc>
+        <w:tc>
+          <w:tcPr/>
+          <w:p>
+            <w:pPr>
+              <w:pStyle w:val="Compact"/>
+              <w:jc w:val="right"/>
+            </w:pPr>
+            <w:r>
+              <w:t xml:space="preserve">➖</w:t>
+            </w:r>
+          </w:p>
+        </w:tc>
+        <w:tc>
+          <w:tcPr/>
+          <w:p>
+            <w:pPr>
+              <w:pStyle w:val="Compact"/>
+              <w:jc w:val="right"/>
+            </w:pPr>
+            <w:r>
+              <w:t xml:space="preserve">—</w:t>
+            </w:r>
+          </w:p>
+        </w:tc>
+        <w:tc>
+          <w:tcPr/>
+          <w:p>
+            <w:pPr>
+              <w:pStyle w:val="Compact"/>
+              <w:jc w:val="right"/>
+            </w:pPr>
+            <w:r>
+              <w:t xml:space="preserve">—</w:t>
+            </w:r>
+          </w:p>
+        </w:tc>
+        <w:tc>
+          <w:tcPr/>
+          <w:p>
+            <w:pPr>
+              <w:pStyle w:val="Compact"/>
+              <w:jc w:val="right"/>
+            </w:pPr>
+            <w:r>
+              <w:t xml:space="preserve">—</w:t>
+            </w:r>
+          </w:p>
+        </w:tc>
+        <w:tc>
+          <w:tcPr/>
+          <w:p>
+            <w:pPr>
+              <w:pStyle w:val="Compact"/>
+              <w:jc w:val="right"/>
+            </w:pPr>
+            <w:r>
+              <w:t xml:space="preserve">—</w:t>
+            </w:r>
+          </w:p>
+        </w:tc>
+      </w:tr>
+      <w:tr>
+        <w:tc>
+          <w:tcPr/>
+          <w:p>
+            <w:pPr>
+              <w:pStyle w:val="Compact"/>
+              <w:jc w:val="center"/>
+            </w:pPr>
+            <w:r>
+              <w:t xml:space="preserve">E3</w:t>
+            </w:r>
+          </w:p>
+        </w:tc>
+        <w:tc>
+          <w:tcPr/>
+          <w:p>
+            <w:pPr>
+              <w:pStyle w:val="Compact"/>
+            </w:pPr>
+            <w:r>
+              <w:t xml:space="preserve">Nhầm ký tự</w:t>
+            </w:r>
+          </w:p>
+        </w:tc>
+        <w:tc>
+          <w:tcPr/>
+          <w:p>
+            <w:pPr>
+              <w:pStyle w:val="Compact"/>
+              <w:jc w:val="right"/>
+            </w:pPr>
+            <w:r>
+              <w:t xml:space="preserve">445</w:t>
+            </w:r>
+          </w:p>
+        </w:tc>
+        <w:tc>
+          <w:tcPr/>
+          <w:p>
+            <w:pPr>
+              <w:pStyle w:val="Compact"/>
+              <w:jc w:val="right"/>
+            </w:pPr>
+            <w:r>
+              <w:t xml:space="preserve">63,85%</w:t>
+            </w:r>
+          </w:p>
+        </w:tc>
+        <w:tc>
+          <w:tcPr/>
+          <w:p>
+            <w:pPr>
+              <w:pStyle w:val="Compact"/>
+              <w:jc w:val="right"/>
+            </w:pPr>
+            <w:r>
+              <w:t xml:space="preserve">15,89%</w:t>
+            </w:r>
+          </w:p>
+        </w:tc>
+        <w:tc>
+          <w:tcPr/>
+          <w:p>
+            <w:pPr>
+              <w:pStyle w:val="Compact"/>
+              <w:jc w:val="right"/>
+            </w:pPr>
+            <w:r>
+              <w:t xml:space="preserve">17</w:t>
+            </w:r>
+          </w:p>
+        </w:tc>
+        <w:tc>
+          <w:tcPr/>
+          <w:p>
+            <w:pPr>
+              <w:pStyle w:val="Compact"/>
+              <w:jc w:val="right"/>
+            </w:pPr>
+            <w:r>
+              <w:t xml:space="preserve">428</w:t>
+            </w:r>
+          </w:p>
+        </w:tc>
+      </w:tr>
+      <w:tr>
+        <w:tc>
+          <w:tcPr/>
+          <w:p>
+            <w:pPr>
+              <w:pStyle w:val="Compact"/>
+              <w:jc w:val="center"/>
+            </w:pPr>
+            <w:r>
+              <w:t xml:space="preserve">E4</w:t>
+            </w:r>
+          </w:p>
+        </w:tc>
+        <w:tc>
+          <w:tcPr/>
+          <w:p>
+            <w:pPr>
+              <w:pStyle w:val="Compact"/>
+            </w:pPr>
+            <w:r>
+              <w:t xml:space="preserve">Thiếu ký tự</w:t>
+            </w:r>
+          </w:p>
+        </w:tc>
+        <w:tc>
+          <w:tcPr/>
+          <w:p>
+            <w:pPr>
+              <w:pStyle w:val="Compact"/>
+              <w:jc w:val="right"/>
+            </w:pPr>
+            <w:r>
+              <w:t xml:space="preserve">73</w:t>
+            </w:r>
+          </w:p>
+        </w:tc>
+        <w:tc>
+          <w:tcPr/>
+          <w:p>
+            <w:pPr>
+              <w:pStyle w:val="Compact"/>
+              <w:jc w:val="right"/>
+            </w:pPr>
+            <w:r>
+              <w:t xml:space="preserve">10,47%</w:t>
+            </w:r>
+          </w:p>
+        </w:tc>
+        <w:tc>
+          <w:tcPr/>
+          <w:p>
+            <w:pPr>
+              <w:pStyle w:val="Compact"/>
+              <w:jc w:val="right"/>
+            </w:pPr>
+            <w:r>
+              <w:t xml:space="preserve">2,61%</w:t>
+            </w:r>
+          </w:p>
+        </w:tc>
+        <w:tc>
+          <w:tcPr/>
+          <w:p>
+            <w:pPr>
+              <w:pStyle w:val="Compact"/>
+              <w:jc w:val="right"/>
+            </w:pPr>
+            <w:r>
+              <w:t xml:space="preserve">0</w:t>
+            </w:r>
+          </w:p>
+        </w:tc>
+        <w:tc>
+          <w:tcPr/>
+          <w:p>
+            <w:pPr>
+              <w:pStyle w:val="Compact"/>
+              <w:jc w:val="right"/>
+            </w:pPr>
+            <w:r>
+              <w:t xml:space="preserve">73</w:t>
+            </w:r>
+          </w:p>
+        </w:tc>
+      </w:tr>
+      <w:tr>
+        <w:tc>
+          <w:tcPr/>
+          <w:p>
+            <w:pPr>
+              <w:pStyle w:val="Compact"/>
+              <w:jc w:val="center"/>
+            </w:pPr>
+            <w:r>
+              <w:t xml:space="preserve">E5</w:t>
+            </w:r>
+          </w:p>
+        </w:tc>
+        <w:tc>
+          <w:tcPr/>
+          <w:p>
+            <w:pPr>
+              <w:pStyle w:val="Compact"/>
+            </w:pPr>
+            <w:r>
+              <w:t xml:space="preserve">Thừa ký tự</w:t>
+            </w:r>
+          </w:p>
+        </w:tc>
+        <w:tc>
+          <w:tcPr/>
+          <w:p>
+            <w:pPr>
+              <w:pStyle w:val="Compact"/>
+              <w:jc w:val="right"/>
+            </w:pPr>
+            <w:r>
+              <w:t xml:space="preserve">18</w:t>
+            </w:r>
+          </w:p>
+        </w:tc>
+        <w:tc>
+          <w:tcPr/>
+          <w:p>
+            <w:pPr>
+              <w:pStyle w:val="Compact"/>
+              <w:jc w:val="right"/>
+            </w:pPr>
+            <w:r>
+              <w:t xml:space="preserve">2,58%</w:t>
+            </w:r>
+          </w:p>
+        </w:tc>
+        <w:tc>
+          <w:tcPr/>
+          <w:p>
+            <w:pPr>
+              <w:pStyle w:val="Compact"/>
+              <w:jc w:val="right"/>
+            </w:pPr>
+            <w:r>
+              <w:t xml:space="preserve">0,64%</w:t>
+            </w:r>
+          </w:p>
+        </w:tc>
+        <w:tc>
+          <w:tcPr/>
+          <w:p>
+            <w:pPr>
+              <w:pStyle w:val="Compact"/>
+              <w:jc w:val="right"/>
+            </w:pPr>
+            <w:r>
+              <w:t xml:space="preserve">5</w:t>
+            </w:r>
+          </w:p>
+        </w:tc>
+        <w:tc>
+          <w:tcPr/>
+          <w:p>
+            <w:pPr>
+              <w:pStyle w:val="Compact"/>
+              <w:jc w:val="right"/>
+            </w:pPr>
+            <w:r>
+              <w:t xml:space="preserve">13</w:t>
+            </w:r>
+          </w:p>
+        </w:tc>
+      </w:tr>
+      <w:tr>
+        <w:tc>
+          <w:tcPr/>
+          <w:p>
+            <w:pPr>
+              <w:pStyle w:val="Compact"/>
+              <w:jc w:val="center"/>
+            </w:pPr>
+            <w:r>
+              <w:t xml:space="preserve">E6</w:t>
+            </w:r>
+          </w:p>
+        </w:tc>
+        <w:tc>
+          <w:tcPr/>
+          <w:p>
+            <w:pPr>
+              <w:pStyle w:val="Compact"/>
+            </w:pPr>
+            <w:r>
+              <w:t xml:space="preserve">Sai thứ tự</w:t>
+            </w:r>
+          </w:p>
+        </w:tc>
+        <w:tc>
+          <w:tcPr/>
+          <w:p>
+            <w:pPr>
+              <w:pStyle w:val="Compact"/>
+              <w:jc w:val="right"/>
+            </w:pPr>
+            <w:r>
+              <w:t xml:space="preserve">0</w:t>
+            </w:r>
+          </w:p>
+        </w:tc>
+        <w:tc>
+          <w:tcPr/>
+          <w:p>
+            <w:pPr>
+              <w:pStyle w:val="Compact"/>
+              <w:jc w:val="right"/>
+            </w:pPr>
+            <w:r>
+              <w:t xml:space="preserve">0,00%</w:t>
+            </w:r>
+          </w:p>
+        </w:tc>
+        <w:tc>
+          <w:tcPr/>
+          <w:p>
+            <w:pPr>
+              <w:pStyle w:val="Compact"/>
+              <w:jc w:val="right"/>
+            </w:pPr>
+            <w:r>
+              <w:t xml:space="preserve">0,00%</w:t>
+            </w:r>
+          </w:p>
+        </w:tc>
+        <w:tc>
+          <w:tcPr/>
+          <w:p>
+            <w:pPr>
+              <w:pStyle w:val="Compact"/>
+              <w:jc w:val="right"/>
+            </w:pPr>
+            <w:r>
+              <w:t xml:space="preserve">0</w:t>
+            </w:r>
+          </w:p>
+        </w:tc>
+        <w:tc>
+          <w:tcPr/>
+          <w:p>
+            <w:pPr>
+              <w:pStyle w:val="Compact"/>
+              <w:jc w:val="right"/>
+            </w:pPr>
+            <w:r>
+              <w:t xml:space="preserve">0</w:t>
+            </w:r>
+          </w:p>
+        </w:tc>
+      </w:tr>
+      <w:tr>
+        <w:tc>
+          <w:tcPr/>
+          <w:p>
+            <w:pPr>
+              <w:pStyle w:val="Compact"/>
+            </w:pPr>
+          </w:p>
+        </w:tc>
+        <w:tc>
+          <w:tcPr/>
+          <w:p>
+            <w:pPr>
+              <w:pStyle w:val="Compact"/>
+            </w:pPr>
             <w:r>
               <w:rPr>
                 <w:b/>
                 <w:bCs/>
               </w:rPr>
-              <w:t xml:space="preserve">cắt sẵn</w:t>
-            </w:r>
-          </w:p>
-        </w:tc>
-        <w:tc>
-          <w:tcPr/>
-          <w:p>
-            <w:pPr>
-              <w:pStyle w:val="Compact"/>
-              <w:jc w:val="right"/>
-            </w:pPr>
-            <w:r>
-              <w:t xml:space="preserve">Bộ demo</w:t>
-            </w:r>
-            <w:r>
-              <w:t xml:space="preserve"> </w:t>
-            </w:r>
+              <w:t xml:space="preserve">Tổng số ca sai</w:t>
+            </w:r>
+          </w:p>
+        </w:tc>
+        <w:tc>
+          <w:tcPr/>
+          <w:p>
+            <w:pPr>
+              <w:pStyle w:val="Compact"/>
+              <w:jc w:val="right"/>
+            </w:pPr>
             <w:r>
               <w:rPr>
                 <w:b/>
                 <w:bCs/>
               </w:rPr>
-              <w:t xml:space="preserve">ảnh toàn cảnh</w:t>
-            </w:r>
-          </w:p>
-        </w:tc>
-        <w:tc>
-          <w:tcPr/>
-          <w:p>
-            <w:pPr>
-              <w:pStyle w:val="Compact"/>
-              <w:jc w:val="right"/>
-            </w:pPr>
-            <w:r>
-              <w:t xml:space="preserve">Tầng dễ</w:t>
-            </w:r>
-            <w:r>
-              <w:t xml:space="preserve"> </w:t>
-            </w:r>
-            <w:r>
-              <w:rPr>
-                <w:i/>
-                <w:iCs/>
-              </w:rPr>
-              <w:t xml:space="preserve">(n=372)</w:t>
-            </w:r>
-          </w:p>
-        </w:tc>
-        <w:tc>
-          <w:tcPr/>
-          <w:p>
-            <w:pPr>
-              <w:pStyle w:val="Compact"/>
-              <w:jc w:val="right"/>
-            </w:pPr>
-            <w:r>
-              <w:t xml:space="preserve">Tầng khó</w:t>
-            </w:r>
-            <w:r>
-              <w:t xml:space="preserve"> </w:t>
-            </w:r>
-            <w:r>
-              <w:rPr>
-                <w:i/>
-                <w:iCs/>
-              </w:rPr>
-              <w:t xml:space="preserve">(n=236)</w:t>
-            </w:r>
-          </w:p>
-        </w:tc>
-        <w:tc>
-          <w:tcPr/>
-          <w:p>
-            <w:pPr>
-              <w:pStyle w:val="Compact"/>
-              <w:jc w:val="right"/>
+              <w:t xml:space="preserve">697</w:t>
+            </w:r>
+          </w:p>
+        </w:tc>
+        <w:tc>
+          <w:tcPr/>
+          <w:p>
+            <w:pPr>
+              <w:pStyle w:val="Compact"/>
+              <w:jc w:val="right"/>
+            </w:pPr>
+            <w:r>
+              <w:t xml:space="preserve">100%</w:t>
+            </w:r>
+          </w:p>
+        </w:tc>
+        <w:tc>
+          <w:tcPr/>
+          <w:p>
+            <w:pPr>
+              <w:pStyle w:val="Compact"/>
+              <w:jc w:val="right"/>
+            </w:pPr>
+            <w:r>
+              <w:t xml:space="preserve">24,88%</w:t>
+            </w:r>
+          </w:p>
+        </w:tc>
+        <w:tc>
+          <w:tcPr/>
+          <w:p>
+            <w:pPr>
+              <w:pStyle w:val="Compact"/>
+              <w:jc w:val="right"/>
+            </w:pPr>
+            <w:r>
+              <w:t xml:space="preserve">—</w:t>
+            </w:r>
+          </w:p>
+        </w:tc>
+        <w:tc>
+          <w:tcPr/>
+          <w:p>
+            <w:pPr>
+              <w:pStyle w:val="Compact"/>
+              <w:jc w:val="right"/>
+            </w:pPr>
+            <w:r>
+              <w:t xml:space="preserve">—</w:t>
+            </w:r>
+          </w:p>
+        </w:tc>
+      </w:tr>
+      <w:tr>
+        <w:tc>
+          <w:tcPr/>
+          <w:p>
+            <w:pPr>
+              <w:pStyle w:val="Compact"/>
+            </w:pPr>
+          </w:p>
+        </w:tc>
+        <w:tc>
+          <w:tcPr/>
+          <w:p>
+            <w:pPr>
+              <w:pStyle w:val="Compact"/>
             </w:pPr>
             <w:r>
               <w:rPr>
                 <w:b/>
                 <w:bCs/>
               </w:rPr>
-              <w:t xml:space="preserve">A7 hiện trường</w:t>
-            </w:r>
-          </w:p>
-        </w:tc>
-        <w:tc>
-          <w:tcPr/>
-          <w:p>
-            <w:pPr>
-              <w:pStyle w:val="Compact"/>
-              <w:jc w:val="center"/>
-            </w:pPr>
-            <w:r>
-              <w:t xml:space="preserve">KTC 95%</w:t>
-            </w:r>
-          </w:p>
-        </w:tc>
-      </w:tr>
-      <w:tr>
-        <w:tc>
-          <w:tcPr/>
-          <w:p>
-            <w:pPr>
-              <w:pStyle w:val="Compact"/>
-            </w:pPr>
-            <w:r>
-              <w:t xml:space="preserve">Model gốc, det + rec —</w:t>
-            </w:r>
-            <w:r>
-              <w:t xml:space="preserve"> </w:t>
-            </w:r>
-            <w:r>
-              <w:rPr>
-                <w:i/>
-                <w:iCs/>
-              </w:rPr>
-              <w:t xml:space="preserve">bản bàn giao</w:t>
-            </w:r>
-          </w:p>
-        </w:tc>
-        <w:tc>
-          <w:tcPr/>
-          <w:p>
-            <w:pPr>
-              <w:pStyle w:val="Compact"/>
-              <w:jc w:val="right"/>
-            </w:pPr>
-            <w:r>
-              <w:t xml:space="preserve">0,7701</w:t>
+              <w:t xml:space="preserve">Tổng ca đánh giá (mẫu số)</w:t>
             </w:r>
           </w:p>
         </w:tc>
@@ -43345,336 +42868,77 @@
                 <w:b/>
                 <w:bCs/>
               </w:rPr>
-              <w:t xml:space="preserve">17 / 22</w:t>
-            </w:r>
-          </w:p>
-        </w:tc>
-        <w:tc>
-          <w:tcPr/>
-          <w:p>
-            <w:pPr>
-              <w:pStyle w:val="Compact"/>
-              <w:jc w:val="right"/>
-            </w:pPr>
-            <w:r>
-              <w:t xml:space="preserve">96,8%</w:t>
-            </w:r>
-          </w:p>
-        </w:tc>
-        <w:tc>
-          <w:tcPr/>
-          <w:p>
-            <w:pPr>
-              <w:pStyle w:val="Compact"/>
-              <w:jc w:val="right"/>
-            </w:pPr>
-            <w:r>
-              <w:t xml:space="preserve">44,1%</w:t>
-            </w:r>
-          </w:p>
-        </w:tc>
-        <w:tc>
-          <w:tcPr/>
-          <w:p>
-            <w:pPr>
-              <w:pStyle w:val="Compact"/>
-              <w:jc w:val="right"/>
-            </w:pPr>
-            <w:r>
-              <w:rPr>
-                <w:b/>
-                <w:bCs/>
-              </w:rPr>
-              <w:t xml:space="preserve">56,3%</w:t>
-            </w:r>
-          </w:p>
-        </w:tc>
-        <w:tc>
-          <w:tcPr/>
-          <w:p>
-            <w:pPr>
-              <w:pStyle w:val="Compact"/>
-              <w:jc w:val="center"/>
-            </w:pPr>
-            <w:r>
-              <w:t xml:space="preserve">[52,0 ; 60,7]</w:t>
-            </w:r>
-          </w:p>
-        </w:tc>
-      </w:tr>
-      <w:tr>
-        <w:tc>
-          <w:tcPr/>
-          <w:p>
-            <w:pPr>
-              <w:pStyle w:val="Compact"/>
-            </w:pPr>
-            <w:r>
-              <w:t xml:space="preserve">Model gốc, chỉ rec</w:t>
-            </w:r>
-          </w:p>
-        </w:tc>
-        <w:tc>
-          <w:tcPr/>
-          <w:p>
-            <w:pPr>
-              <w:pStyle w:val="Compact"/>
-              <w:jc w:val="right"/>
-            </w:pPr>
-            <w:r>
-              <w:t xml:space="preserve">0,7508</w:t>
-            </w:r>
-          </w:p>
-        </w:tc>
-        <w:tc>
-          <w:tcPr/>
-          <w:p>
-            <w:pPr>
-              <w:pStyle w:val="Compact"/>
-              <w:jc w:val="right"/>
-            </w:pPr>
-            <w:r>
-              <w:t xml:space="preserve">13 / 22</w:t>
-            </w:r>
-          </w:p>
-        </w:tc>
-        <w:tc>
-          <w:tcPr/>
-          <w:p>
-            <w:pPr>
-              <w:pStyle w:val="Compact"/>
-              <w:jc w:val="right"/>
-            </w:pPr>
-            <w:r>
-              <w:t xml:space="preserve">96,8%</w:t>
-            </w:r>
-          </w:p>
-        </w:tc>
-        <w:tc>
-          <w:tcPr/>
-          <w:p>
-            <w:pPr>
-              <w:pStyle w:val="Compact"/>
-              <w:jc w:val="right"/>
-            </w:pPr>
-            <w:r>
-              <w:t xml:space="preserve">19,9%</w:t>
-            </w:r>
-          </w:p>
-        </w:tc>
-        <w:tc>
-          <w:tcPr/>
-          <w:p>
-            <w:pPr>
-              <w:pStyle w:val="Compact"/>
-              <w:jc w:val="right"/>
-            </w:pPr>
-            <w:r>
-              <w:t xml:space="preserve">37,8%</w:t>
-            </w:r>
-          </w:p>
-        </w:tc>
-        <w:tc>
-          <w:tcPr/>
-          <w:p>
-            <w:pPr>
-              <w:pStyle w:val="Compact"/>
-              <w:jc w:val="center"/>
-            </w:pPr>
-            <w:r>
-              <w:t xml:space="preserve">[34,3 ; 41,3]</w:t>
-            </w:r>
-          </w:p>
-        </w:tc>
-      </w:tr>
-      <w:tr>
-        <w:tc>
-          <w:tcPr/>
-          <w:p>
-            <w:pPr>
-              <w:pStyle w:val="Compact"/>
-            </w:pPr>
-            <w:r>
-              <w:t xml:space="preserve">Model fine-tune, det + rec</w:t>
-            </w:r>
-          </w:p>
-        </w:tc>
-        <w:tc>
-          <w:tcPr/>
-          <w:p>
-            <w:pPr>
-              <w:pStyle w:val="Compact"/>
-              <w:jc w:val="right"/>
-            </w:pPr>
-            <w:r>
-              <w:t xml:space="preserve">0,6762</w:t>
-            </w:r>
-          </w:p>
-        </w:tc>
-        <w:tc>
-          <w:tcPr/>
-          <w:p>
-            <w:pPr>
-              <w:pStyle w:val="Compact"/>
-              <w:jc w:val="right"/>
-            </w:pPr>
-            <w:r>
-              <w:t xml:space="preserve">14 / 22</w:t>
-            </w:r>
-          </w:p>
-        </w:tc>
-        <w:tc>
-          <w:tcPr/>
-          <w:p>
-            <w:pPr>
-              <w:pStyle w:val="Compact"/>
-              <w:jc w:val="right"/>
-            </w:pPr>
-            <w:r>
-              <w:t xml:space="preserve">96,8%</w:t>
-            </w:r>
-          </w:p>
-        </w:tc>
-        <w:tc>
-          <w:tcPr/>
-          <w:p>
-            <w:pPr>
-              <w:pStyle w:val="Compact"/>
-              <w:jc w:val="right"/>
-            </w:pPr>
-            <w:r>
-              <w:t xml:space="preserve">30,9%</w:t>
-            </w:r>
-          </w:p>
-        </w:tc>
-        <w:tc>
-          <w:tcPr/>
-          <w:p>
-            <w:pPr>
-              <w:pStyle w:val="Compact"/>
-              <w:jc w:val="right"/>
-            </w:pPr>
-            <w:r>
-              <w:t xml:space="preserve">46,3%</w:t>
-            </w:r>
-          </w:p>
-        </w:tc>
-        <w:tc>
-          <w:tcPr/>
-          <w:p>
-            <w:pPr>
-              <w:pStyle w:val="Compact"/>
-              <w:jc w:val="center"/>
-            </w:pPr>
-            <w:r>
-              <w:t xml:space="preserve">[42,2 ; 50,3]</w:t>
-            </w:r>
-          </w:p>
-        </w:tc>
-      </w:tr>
-      <w:tr>
-        <w:tc>
-          <w:tcPr/>
-          <w:p>
-            <w:pPr>
-              <w:pStyle w:val="Compact"/>
-            </w:pPr>
-            <w:r>
-              <w:t xml:space="preserve">Model fine-tune, chỉ rec</w:t>
-            </w:r>
-          </w:p>
-        </w:tc>
-        <w:tc>
-          <w:tcPr/>
-          <w:p>
-            <w:pPr>
-              <w:pStyle w:val="Compact"/>
-              <w:jc w:val="right"/>
-            </w:pPr>
-            <w:r>
-              <w:rPr>
-                <w:b/>
-                <w:bCs/>
-              </w:rPr>
-              <w:t xml:space="preserve">0,8758</w:t>
-            </w:r>
-          </w:p>
-        </w:tc>
-        <w:tc>
-          <w:tcPr/>
-          <w:p>
-            <w:pPr>
-              <w:pStyle w:val="Compact"/>
-              <w:jc w:val="right"/>
-            </w:pPr>
-            <w:r>
-              <w:t xml:space="preserve">15 / 22</w:t>
-            </w:r>
-          </w:p>
-        </w:tc>
-        <w:tc>
-          <w:tcPr/>
-          <w:p>
-            <w:pPr>
-              <w:pStyle w:val="Compact"/>
-              <w:jc w:val="right"/>
-            </w:pPr>
-            <w:r>
-              <w:rPr>
-                <w:b/>
-                <w:bCs/>
-              </w:rPr>
-              <w:t xml:space="preserve">94,1%</w:t>
-            </w:r>
-          </w:p>
-        </w:tc>
-        <w:tc>
-          <w:tcPr/>
-          <w:p>
-            <w:pPr>
-              <w:pStyle w:val="Compact"/>
-              <w:jc w:val="right"/>
-            </w:pPr>
-            <w:r>
-              <w:t xml:space="preserve">44,5%</w:t>
-            </w:r>
-          </w:p>
-        </w:tc>
-        <w:tc>
-          <w:tcPr/>
-          <w:p>
-            <w:pPr>
-              <w:pStyle w:val="Compact"/>
-              <w:jc w:val="right"/>
-            </w:pPr>
-            <w:r>
-              <w:t xml:space="preserve">56,0%</w:t>
-            </w:r>
-          </w:p>
-        </w:tc>
-        <w:tc>
-          <w:tcPr/>
-          <w:p>
-            <w:pPr>
-              <w:pStyle w:val="Compact"/>
-              <w:jc w:val="center"/>
-            </w:pPr>
-            <w:r>
-              <w:t xml:space="preserve">[51,7 ; 60,4]</w:t>
+              <w:t xml:space="preserve">2.801</w:t>
+            </w:r>
+          </w:p>
+        </w:tc>
+        <w:tc>
+          <w:tcPr/>
+          <w:p>
+            <w:pPr>
+              <w:pStyle w:val="Compact"/>
+              <w:jc w:val="right"/>
+            </w:pPr>
+            <w:r>
+              <w:t xml:space="preserve">n/a</w:t>
+            </w:r>
+          </w:p>
+        </w:tc>
+        <w:tc>
+          <w:tcPr/>
+          <w:p>
+            <w:pPr>
+              <w:pStyle w:val="Compact"/>
+              <w:jc w:val="right"/>
+            </w:pPr>
+            <w:r>
+              <w:t xml:space="preserve">100%</w:t>
+            </w:r>
+          </w:p>
+        </w:tc>
+        <w:tc>
+          <w:tcPr/>
+          <w:p>
+            <w:pPr>
+              <w:pStyle w:val="Compact"/>
+              <w:jc w:val="right"/>
+            </w:pPr>
+            <w:r>
+              <w:t xml:space="preserve">—</w:t>
+            </w:r>
+          </w:p>
+        </w:tc>
+        <w:tc>
+          <w:tcPr/>
+          <w:p>
+            <w:pPr>
+              <w:pStyle w:val="Compact"/>
+              <w:jc w:val="right"/>
+            </w:pPr>
+            <w:r>
+              <w:t xml:space="preserve">—</w:t>
             </w:r>
           </w:p>
         </w:tc>
       </w:tr>
     </w:tbl>
-    <w:bookmarkEnd w:id="189"/>
-    <w:bookmarkEnd w:id="190"/>
-    <w:bookmarkStart w:id="191" w:name="Xc0bff015dc90ee963680e4537fb902858c5b63d"/>
+    <w:bookmarkEnd w:id="184"/>
+    <w:bookmarkStart w:id="186" w:name="X17c38d19be0e29160aa374b565370025cd3cedc"/>
     <w:p>
       <w:pPr>
         <w:pStyle w:val="Heading2"/>
       </w:pPr>
       <w:r>
-        <w:t xml:space="preserve">5.7. Đối chiếu toàn bộ chỉ tiêu phi chức năng</w:t>
+        <w:t xml:space="preserve">5.9. Bàn luận</w:t>
+      </w:r>
+    </w:p>
+    <w:bookmarkStart w:id="185" w:name="X570e46bf0687397884670411faaa7bf4a3f6fe0"/>
+    <w:p>
+      <w:pPr>
+        <w:pStyle w:val="Heading3"/>
+      </w:pPr>
+      <w:r>
+        <w:t xml:space="preserve">5.9.1. Các mối đe doạ đến tính hợp lệ của kết quả</w:t>
       </w:r>
     </w:p>
     <w:p>
@@ -43682,23 +42946,17 @@
         <w:pStyle w:val="FirstParagraph"/>
       </w:pPr>
       <w:r>
-        <w:t xml:space="preserve">Bảng tổng hợp trình bày khi bảo vệ, liệt kê</w:t>
-      </w:r>
-      <w:r>
-        <w:t xml:space="preserve"> </w:t>
-      </w:r>
-      <w:r>
-        <w:rPr>
-          <w:b/>
-          <w:bCs/>
-        </w:rPr>
-        <w:t xml:space="preserve">đầy đủ mọi mã chỉ tiêu phi chức năng</w:t>
-      </w:r>
-      <w:r>
-        <w:t xml:space="preserve"> </w:t>
-      </w:r>
-      <w:r>
-        <w:t xml:space="preserve">đã đặt ra ở giai đoạn phân tích yêu cầu, không lọc bỏ mã nào — kể cả những mã không đạt.</w:t>
+        <w:t xml:space="preserve">Nguyên tắc:</w:t>
+      </w:r>
+      <w:r>
+        <w:t xml:space="preserve"> </w:t>
+      </w:r>
+      <w:r>
+        <w:rPr>
+          <w:b/>
+          <w:bCs/>
+        </w:rPr>
+        <w:t xml:space="preserve">nêu mối đe doạ, đánh giá mức nghiêm trọng, nói rõ đã làm gì để giảm thiểu — kể cả khi biện pháp giảm thiểu là "không có".</w:t>
       </w:r>
     </w:p>
     <w:p>
@@ -43710,13 +42968,13 @@
           <w:b/>
           <w:bCs/>
         </w:rPr>
-        <w:t xml:space="preserve">Bảng 5.15.</w:t>
-      </w:r>
-      <w:r>
-        <w:t xml:space="preserve"> </w:t>
-      </w:r>
-      <w:r>
-        <w:t xml:space="preserve">Đối chiếu chỉ tiêu phi chức năng, gom theo nhóm</w:t>
+        <w:t xml:space="preserve">Bảng 5.17.</w:t>
+      </w:r>
+      <w:r>
+        <w:t xml:space="preserve"> </w:t>
+      </w:r>
+      <w:r>
+        <w:t xml:space="preserve">Tám mối đe doạ đến tính hợp lệ của kết quả</w:t>
       </w:r>
     </w:p>
     <w:tbl>
@@ -43740,43 +42998,44 @@
           <w:p>
             <w:pPr>
               <w:pStyle w:val="Compact"/>
-            </w:pPr>
-            <w:r>
-              <w:t xml:space="preserve">Nhóm</w:t>
-            </w:r>
-          </w:p>
-        </w:tc>
-        <w:tc>
-          <w:tcPr/>
-          <w:p>
-            <w:pPr>
-              <w:pStyle w:val="Compact"/>
               <w:jc w:val="center"/>
             </w:pPr>
             <w:r>
-              <w:t xml:space="preserve">Số chỉ tiêu</w:t>
-            </w:r>
-          </w:p>
-        </w:tc>
-        <w:tc>
-          <w:tcPr/>
-          <w:p>
-            <w:pPr>
-              <w:pStyle w:val="Compact"/>
-            </w:pPr>
-            <w:r>
-              <w:t xml:space="preserve">Kết quả</w:t>
-            </w:r>
-          </w:p>
-        </w:tc>
-        <w:tc>
-          <w:tcPr/>
-          <w:p>
-            <w:pPr>
-              <w:pStyle w:val="Compact"/>
-            </w:pPr>
-            <w:r>
-              <w:t xml:space="preserve">Con số quyết định</w:t>
+              <w:t xml:space="preserve">#</w:t>
+            </w:r>
+          </w:p>
+        </w:tc>
+        <w:tc>
+          <w:tcPr/>
+          <w:p>
+            <w:pPr>
+              <w:pStyle w:val="Compact"/>
+            </w:pPr>
+            <w:r>
+              <w:t xml:space="preserve">Mối đe doạ</w:t>
+            </w:r>
+          </w:p>
+        </w:tc>
+        <w:tc>
+          <w:tcPr/>
+          <w:p>
+            <w:pPr>
+              <w:pStyle w:val="Compact"/>
+              <w:jc w:val="center"/>
+            </w:pPr>
+            <w:r>
+              <w:t xml:space="preserve">Mức</w:t>
+            </w:r>
+          </w:p>
+        </w:tc>
+        <w:tc>
+          <w:tcPr/>
+          <w:p>
+            <w:pPr>
+              <w:pStyle w:val="Compact"/>
+            </w:pPr>
+            <w:r>
+              <w:t xml:space="preserve">Biện pháp giảm thiểu đã áp dụng</w:t>
             </w:r>
           </w:p>
         </w:tc>
@@ -43787,19 +43046,25 @@
           <w:p>
             <w:pPr>
               <w:pStyle w:val="Compact"/>
+              <w:jc w:val="center"/>
+            </w:pPr>
+            <w:r>
+              <w:t xml:space="preserve">1</w:t>
+            </w:r>
+          </w:p>
+        </w:tc>
+        <w:tc>
+          <w:tcPr/>
+          <w:p>
+            <w:pPr>
+              <w:pStyle w:val="Compact"/>
             </w:pPr>
             <w:r>
               <w:rPr>
                 <w:b/>
                 <w:bCs/>
               </w:rPr>
-              <w:t xml:space="preserve">Độ chính xác — phát hiện</w:t>
-            </w:r>
-            <w:r>
-              <w:t xml:space="preserve"> </w:t>
-            </w:r>
-            <w:r>
-              <w:t xml:space="preserve">(A1, A2, A3)</w:t>
+              <w:t xml:space="preserve">Rò rỉ dữ liệu tồn dư không khử được bằng băm tri giác</w:t>
             </w:r>
           </w:p>
         </w:tc>
@@ -43811,18 +43076,18 @@
               <w:jc w:val="center"/>
             </w:pPr>
             <w:r>
-              <w:t xml:space="preserve">3</w:t>
-            </w:r>
-          </w:p>
-        </w:tc>
-        <w:tc>
-          <w:tcPr/>
-          <w:p>
-            <w:pPr>
-              <w:pStyle w:val="Compact"/>
-            </w:pPr>
-            <w:r>
-              <w:t xml:space="preserve">✅</w:t>
+              <w:t xml:space="preserve">Cao</w:t>
+            </w:r>
+          </w:p>
+        </w:tc>
+        <w:tc>
+          <w:tcPr/>
+          <w:p>
+            <w:pPr>
+              <w:pStyle w:val="Compact"/>
+            </w:pPr>
+            <w:r>
+              <w:t xml:space="preserve">Nâng ngưỡng gộp 5 → 10 và đo ở nhiều ngưỡng cao hơn ngưỡng gộp. Vẫn còn</w:t>
             </w:r>
             <w:r>
               <w:t xml:space="preserve"> </w:t>
@@ -43832,18 +43097,29 @@
                 <w:b/>
                 <w:bCs/>
               </w:rPr>
-              <w:t xml:space="preserve">đạt cả ba, biên rộng</w:t>
-            </w:r>
-          </w:p>
-        </w:tc>
-        <w:tc>
-          <w:tcPr/>
-          <w:p>
-            <w:pPr>
-              <w:pStyle w:val="Compact"/>
-            </w:pPr>
-            <w:r>
-              <w:t xml:space="preserve">mAP@0,5 =</w:t>
+              <w:t xml:space="preserve">791 cặp</w:t>
+            </w:r>
+            <w:r>
+              <w:t xml:space="preserve"> </w:t>
+            </w:r>
+            <w:r>
+              <w:t xml:space="preserve">ở Hamming 12; rò rỉ</w:t>
+            </w:r>
+            <w:r>
+              <w:t xml:space="preserve"> </w:t>
+            </w:r>
+            <w:r>
+              <w:rPr>
+                <w:i/>
+                <w:iCs/>
+              </w:rPr>
+              <w:t xml:space="preserve">ngữ nghĩa</w:t>
+            </w:r>
+            <w:r>
+              <w:t xml:space="preserve"> </w:t>
+            </w:r>
+            <w:r>
+              <w:t xml:space="preserve">(cùng một xe, góc khác)</w:t>
             </w:r>
             <w:r>
               <w:t xml:space="preserve"> </w:t>
@@ -43853,13 +43129,23 @@
                 <w:b/>
                 <w:bCs/>
               </w:rPr>
-              <w:t xml:space="preserve">0,9829</w:t>
+              <w:t xml:space="preserve">không ngưỡng phash nào phát hiện được</w:t>
             </w:r>
             <w:r>
               <w:t xml:space="preserve"> </w:t>
             </w:r>
             <w:r>
-              <w:t xml:space="preserve">(mục tiêu 0,90); Precision · Recall = 0,9837 · 0,9714</w:t>
+              <w:t xml:space="preserve">⇒ mọi chỉ số ở 5.4 và 5.6 phải coi là</w:t>
+            </w:r>
+            <w:r>
+              <w:t xml:space="preserve"> </w:t>
+            </w:r>
+            <w:r>
+              <w:rPr>
+                <w:b/>
+                <w:bCs/>
+              </w:rPr>
+              <w:t xml:space="preserve">cận trên lạc quan</w:t>
             </w:r>
           </w:p>
         </w:tc>
@@ -43870,19 +43156,25 @@
           <w:p>
             <w:pPr>
               <w:pStyle w:val="Compact"/>
+              <w:jc w:val="center"/>
+            </w:pPr>
+            <w:r>
+              <w:t xml:space="preserve">2</w:t>
+            </w:r>
+          </w:p>
+        </w:tc>
+        <w:tc>
+          <w:tcPr/>
+          <w:p>
+            <w:pPr>
+              <w:pStyle w:val="Compact"/>
             </w:pPr>
             <w:r>
               <w:rPr>
                 <w:b/>
                 <w:bCs/>
               </w:rPr>
-              <w:t xml:space="preserve">Độ chính xác — nhận dạng chuỗi</w:t>
-            </w:r>
-            <w:r>
-              <w:t xml:space="preserve"> </w:t>
-            </w:r>
-            <w:r>
-              <w:t xml:space="preserve">(A4 – A7)</w:t>
+              <w:t xml:space="preserve">Tập test không xuyên bộ dữ liệu</w:t>
             </w:r>
           </w:p>
         </w:tc>
@@ -43894,31 +43186,28 @@
               <w:jc w:val="center"/>
             </w:pPr>
             <w:r>
-              <w:t xml:space="preserve">4</w:t>
-            </w:r>
-          </w:p>
-        </w:tc>
-        <w:tc>
-          <w:tcPr/>
-          <w:p>
-            <w:pPr>
-              <w:pStyle w:val="Compact"/>
-            </w:pPr>
-            <w:r>
-              <w:t xml:space="preserve">🟡</w:t>
-            </w:r>
-            <w:r>
-              <w:t xml:space="preserve"> </w:t>
-            </w:r>
+              <w:t xml:space="preserve">Cao</w:t>
+            </w:r>
+          </w:p>
+        </w:tc>
+        <w:tc>
+          <w:tcPr/>
+          <w:p>
+            <w:pPr>
+              <w:pStyle w:val="Compact"/>
+            </w:pPr>
             <w:r>
               <w:rPr>
                 <w:b/>
                 <w:bCs/>
               </w:rPr>
-              <w:t xml:space="preserve">một</w:t>
-            </w:r>
-            <w:r>
-              <w:t xml:space="preserve">, ❌</w:t>
+              <w:t xml:space="preserve">Không có</w:t>
+            </w:r>
+            <w:r>
+              <w:t xml:space="preserve"> </w:t>
+            </w:r>
+            <w:r>
+              <w:t xml:space="preserve">— cách đúng là giữ lại một nguồn hoàn toàn không dùng để huấn luyện;</w:t>
             </w:r>
             <w:r>
               <w:t xml:space="preserve"> </w:t>
@@ -43928,34 +43217,65 @@
                 <w:b/>
                 <w:bCs/>
               </w:rPr>
-              <w:t xml:space="preserve">ba</w:t>
-            </w:r>
-          </w:p>
-        </w:tc>
-        <w:tc>
-          <w:tcPr/>
-          <w:p>
-            <w:pPr>
-              <w:pStyle w:val="Compact"/>
-            </w:pPr>
-            <w:r>
-              <w:t xml:space="preserve">A4 =</w:t>
-            </w:r>
-            <w:r>
-              <w:t xml:space="preserve"> </w:t>
-            </w:r>
+              <w:t xml:space="preserve">chưa thực hiện</w:t>
+            </w:r>
+          </w:p>
+        </w:tc>
+      </w:tr>
+      <w:tr>
+        <w:tc>
+          <w:tcPr/>
+          <w:p>
+            <w:pPr>
+              <w:pStyle w:val="Compact"/>
+              <w:jc w:val="center"/>
+            </w:pPr>
+            <w:r>
+              <w:t xml:space="preserve">3</w:t>
+            </w:r>
+          </w:p>
+        </w:tc>
+        <w:tc>
+          <w:tcPr/>
+          <w:p>
+            <w:pPr>
+              <w:pStyle w:val="Compact"/>
+            </w:pPr>
             <w:r>
               <w:rPr>
                 <w:b/>
                 <w:bCs/>
               </w:rPr>
-              <w:t xml:space="preserve">0,9483</w:t>
+              <w:t xml:space="preserve">Mẫu số nhỏ cho các chỉ số OCR</w:t>
             </w:r>
             <w:r>
               <w:t xml:space="preserve"> </w:t>
             </w:r>
             <w:r>
-              <w:t xml:space="preserve">(vượt sàn 0,92, dưới mục tiêu 0,95); A5 · A6 =</w:t>
+              <w:t xml:space="preserve">(2.801 / 15.133 ảnh có nhãn chuỗi)</w:t>
+            </w:r>
+          </w:p>
+        </w:tc>
+        <w:tc>
+          <w:tcPr/>
+          <w:p>
+            <w:pPr>
+              <w:pStyle w:val="Compact"/>
+              <w:jc w:val="center"/>
+            </w:pPr>
+            <w:r>
+              <w:t xml:space="preserve">Cao</w:t>
+            </w:r>
+          </w:p>
+        </w:tc>
+        <w:tc>
+          <w:tcPr/>
+          <w:p>
+            <w:pPr>
+              <w:pStyle w:val="Compact"/>
+            </w:pPr>
+            <w:r>
+              <w:t xml:space="preserve">Công bố mẫu số ở mọi bảng của 5.5;</w:t>
             </w:r>
             <w:r>
               <w:t xml:space="preserve"> </w:t>
@@ -43965,10 +43285,38 @@
                 <w:b/>
                 <w:bCs/>
               </w:rPr>
-              <w:t xml:space="preserve">0,6373 · 0,7701</w:t>
-            </w:r>
-            <w:r>
-              <w:t xml:space="preserve">, cả hai dưới sàn;</w:t>
+              <w:t xml:space="preserve">không</w:t>
+            </w:r>
+            <w:r>
+              <w:t xml:space="preserve"> </w:t>
+            </w:r>
+            <w:r>
+              <w:t xml:space="preserve">rút kết luận về chênh lệch nhỏ</w:t>
+            </w:r>
+          </w:p>
+        </w:tc>
+      </w:tr>
+      <w:tr>
+        <w:tc>
+          <w:tcPr/>
+          <w:p>
+            <w:pPr>
+              <w:pStyle w:val="Compact"/>
+              <w:jc w:val="center"/>
+            </w:pPr>
+            <w:r>
+              <w:t xml:space="preserve">4</w:t>
+            </w:r>
+          </w:p>
+        </w:tc>
+        <w:tc>
+          <w:tcPr/>
+          <w:p>
+            <w:pPr>
+              <w:pStyle w:val="Compact"/>
+            </w:pPr>
+            <w:r>
+              <w:t xml:space="preserve">Đo trên</w:t>
             </w:r>
             <w:r>
               <w:t xml:space="preserve"> </w:t>
@@ -43978,13 +43326,46 @@
                 <w:b/>
                 <w:bCs/>
               </w:rPr>
-              <w:t xml:space="preserve">A7 ⬜ không đo được</w:t>
+              <w:t xml:space="preserve">một cấu hình phần cứng duy nhất</w:t>
+            </w:r>
+          </w:p>
+        </w:tc>
+        <w:tc>
+          <w:tcPr/>
+          <w:p>
+            <w:pPr>
+              <w:pStyle w:val="Compact"/>
+              <w:jc w:val="center"/>
+            </w:pPr>
+            <w:r>
+              <w:t xml:space="preserve">Trung bình</w:t>
+            </w:r>
+          </w:p>
+        </w:tc>
+        <w:tc>
+          <w:tcPr/>
+          <w:p>
+            <w:pPr>
+              <w:pStyle w:val="Compact"/>
+            </w:pPr>
+            <w:r>
+              <w:t xml:space="preserve">Công bố cấu hình đầy đủ ở 5.2;</w:t>
             </w:r>
             <w:r>
               <w:t xml:space="preserve"> </w:t>
             </w:r>
             <w:r>
-              <w:t xml:space="preserve">(giao thức đo không đại diện — xem 5.9.2)</w:t>
+              <w:rPr>
+                <w:b/>
+                <w:bCs/>
+              </w:rPr>
+              <w:t xml:space="preserve">không ngoại suy</w:t>
+            </w:r>
+            <w:r>
+              <w:t xml:space="preserve"> </w:t>
+            </w:r>
+            <w:r>
+              <w:t xml:space="preserve">sang CPU, hệ điều hành hay số nhân khác</w:t>
             </w:r>
           </w:p>
         </w:tc>
@@ -43995,22 +43376,71 @@
           <w:p>
             <w:pPr>
               <w:pStyle w:val="Compact"/>
+              <w:jc w:val="center"/>
+            </w:pPr>
+            <w:r>
+              <w:t xml:space="preserve">5</w:t>
+            </w:r>
+          </w:p>
+        </w:tc>
+        <w:tc>
+          <w:tcPr/>
+          <w:p>
+            <w:pPr>
+              <w:pStyle w:val="Compact"/>
             </w:pPr>
             <w:r>
               <w:rPr>
                 <w:b/>
                 <w:bCs/>
               </w:rPr>
-              <w:t xml:space="preserve">Đóng góp hậu xử lý</w:t>
+              <w:t xml:space="preserve">Một lượt huấn luyện duy nhất</w:t>
+            </w:r>
+            <w:r>
+              <w:t xml:space="preserve">, không ước lượng được phương sai</w:t>
+            </w:r>
+          </w:p>
+        </w:tc>
+        <w:tc>
+          <w:tcPr/>
+          <w:p>
+            <w:pPr>
+              <w:pStyle w:val="Compact"/>
+              <w:jc w:val="center"/>
+            </w:pPr>
+            <w:r>
+              <w:t xml:space="preserve">Trung bình</w:t>
+            </w:r>
+          </w:p>
+        </w:tc>
+        <w:tc>
+          <w:tcPr/>
+          <w:p>
+            <w:pPr>
+              <w:pStyle w:val="Compact"/>
+            </w:pPr>
+            <w:r>
+              <w:t xml:space="preserve">Cố định</w:t>
             </w:r>
             <w:r>
               <w:t xml:space="preserve"> </w:t>
             </w:r>
             <w:r>
-              <w:t xml:space="preserve">(A6 − A5)</w:t>
-            </w:r>
-          </w:p>
-        </w:tc>
+              <w:rPr>
+                <w:rStyle w:val="VerbatimChar"/>
+              </w:rPr>
+              <w:t xml:space="preserve">seed = 42</w:t>
+            </w:r>
+            <w:r>
+              <w:t xml:space="preserve"> </w:t>
+            </w:r>
+            <w:r>
+              <w:t xml:space="preserve">để tái lập; không phát biểu so sánh dựa trên chênh lệch nhỏ</w:t>
+            </w:r>
+          </w:p>
+        </w:tc>
+      </w:tr>
+      <w:tr>
         <w:tc>
           <w:tcPr/>
           <w:p>
@@ -44019,39 +43449,57 @@
               <w:jc w:val="center"/>
             </w:pPr>
             <w:r>
-              <w:t xml:space="preserve">1</w:t>
-            </w:r>
-          </w:p>
-        </w:tc>
-        <w:tc>
-          <w:tcPr/>
-          <w:p>
-            <w:pPr>
-              <w:pStyle w:val="Compact"/>
-            </w:pPr>
-            <w:r>
-              <w:t xml:space="preserve">✅</w:t>
-            </w:r>
-          </w:p>
-        </w:tc>
-        <w:tc>
-          <w:tcPr/>
-          <w:p>
-            <w:pPr>
-              <w:pStyle w:val="Compact"/>
-            </w:pPr>
+              <w:t xml:space="preserve">6</w:t>
+            </w:r>
+          </w:p>
+        </w:tc>
+        <w:tc>
+          <w:tcPr/>
+          <w:p>
+            <w:pPr>
+              <w:pStyle w:val="Compact"/>
+            </w:pPr>
+            <w:r>
+              <w:t xml:space="preserve">Bộ dữ liệu</w:t>
+            </w:r>
+            <w:r>
+              <w:t xml:space="preserve"> </w:t>
+            </w:r>
             <w:r>
               <w:rPr>
                 <w:b/>
                 <w:bCs/>
               </w:rPr>
-              <w:t xml:space="preserve">+13,28 điểm</w:t>
+              <w:t xml:space="preserve">không đạt tiêu chí Q6</w:t>
             </w:r>
             <w:r>
               <w:t xml:space="preserve"> </w:t>
             </w:r>
             <w:r>
-              <w:t xml:space="preserve">— 372 sửa đúng,</w:t>
+              <w:t xml:space="preserve">về tỉ lệ đối tượng nhỏ (10,91%)</w:t>
+            </w:r>
+          </w:p>
+        </w:tc>
+        <w:tc>
+          <w:tcPr/>
+          <w:p>
+            <w:pPr>
+              <w:pStyle w:val="Compact"/>
+              <w:jc w:val="center"/>
+            </w:pPr>
+            <w:r>
+              <w:t xml:space="preserve">Trung bình</w:t>
+            </w:r>
+          </w:p>
+        </w:tc>
+        <w:tc>
+          <w:tcPr/>
+          <w:p>
+            <w:pPr>
+              <w:pStyle w:val="Compact"/>
+            </w:pPr>
+            <w:r>
+              <w:t xml:space="preserve">Báo cáo mAP</w:t>
             </w:r>
             <w:r>
               <w:t xml:space="preserve"> </w:t>
@@ -44061,10 +43509,10 @@
                 <w:b/>
                 <w:bCs/>
               </w:rPr>
-              <w:t xml:space="preserve">0 làm hỏng</w:t>
-            </w:r>
-            <w:r>
-              <w:t xml:space="preserve">, trên 2.801 biển</w:t>
+              <w:t xml:space="preserve">tách theo dải kích thước</w:t>
+            </w:r>
+            <w:r>
+              <w:t xml:space="preserve">: dải dưới 0,5% diện tích rớt về 0,8553 (5.4.1)</w:t>
             </w:r>
           </w:p>
         </w:tc>
@@ -44075,19 +43523,37 @@
           <w:p>
             <w:pPr>
               <w:pStyle w:val="Compact"/>
-            </w:pPr>
+              <w:jc w:val="center"/>
+            </w:pPr>
+            <w:r>
+              <w:t xml:space="preserve">7</w:t>
+            </w:r>
+          </w:p>
+        </w:tc>
+        <w:tc>
+          <w:tcPr/>
+          <w:p>
+            <w:pPr>
+              <w:pStyle w:val="Compact"/>
+            </w:pPr>
+            <w:r>
+              <w:t xml:space="preserve">Nhãn bố cục</w:t>
+            </w:r>
+            <w:r>
+              <w:t xml:space="preserve"> </w:t>
+            </w:r>
             <w:r>
               <w:rPr>
                 <w:b/>
                 <w:bCs/>
               </w:rPr>
-              <w:t xml:space="preserve">Báo cáo tách bạch</w:t>
+              <w:t xml:space="preserve">suy ra từ tỉ lệ khung hình</w:t>
             </w:r>
             <w:r>
               <w:t xml:space="preserve"> </w:t>
             </w:r>
             <w:r>
-              <w:t xml:space="preserve">(A8, A9)</w:t>
+              <w:t xml:space="preserve">khi bộ dữ liệu không khai báo</w:t>
             </w:r>
           </w:p>
         </w:tc>
@@ -44099,29 +43565,43 @@
               <w:jc w:val="center"/>
             </w:pPr>
             <w:r>
-              <w:t xml:space="preserve">2</w:t>
-            </w:r>
-          </w:p>
-        </w:tc>
-        <w:tc>
-          <w:tcPr/>
-          <w:p>
-            <w:pPr>
-              <w:pStyle w:val="Compact"/>
-            </w:pPr>
-            <w:r>
-              <w:t xml:space="preserve">🟡 A8, ⬜ A9</w:t>
-            </w:r>
-          </w:p>
-        </w:tc>
-        <w:tc>
-          <w:tcPr/>
-          <w:p>
-            <w:pPr>
-              <w:pStyle w:val="Compact"/>
-            </w:pPr>
-            <w:r>
-              <w:t xml:space="preserve">Chênh lệch bố cục:</w:t>
+              <w:t xml:space="preserve">Thấp – TB</w:t>
+            </w:r>
+          </w:p>
+        </w:tc>
+        <w:tc>
+          <w:tcPr/>
+          <w:p>
+            <w:pPr>
+              <w:pStyle w:val="Compact"/>
+            </w:pPr>
+            <w:r>
+              <w:t xml:space="preserve">Ưu tiên nhãn lớp tường minh khi có; ghi rõ tỉ lệ ô suy bằng heuristic</w:t>
+            </w:r>
+          </w:p>
+        </w:tc>
+      </w:tr>
+      <w:tr>
+        <w:tc>
+          <w:tcPr/>
+          <w:p>
+            <w:pPr>
+              <w:pStyle w:val="Compact"/>
+              <w:jc w:val="center"/>
+            </w:pPr>
+            <w:r>
+              <w:t xml:space="preserve">8</w:t>
+            </w:r>
+          </w:p>
+        </w:tc>
+        <w:tc>
+          <w:tcPr/>
+          <w:p>
+            <w:pPr>
+              <w:pStyle w:val="Compact"/>
+            </w:pPr>
+            <w:r>
+              <w:t xml:space="preserve">Ma trận nhầm lẫn ký tự</w:t>
             </w:r>
             <w:r>
               <w:t xml:space="preserve"> </w:t>
@@ -44131,62 +43611,7 @@
                 <w:b/>
                 <w:bCs/>
               </w:rPr>
-              <w:t xml:space="preserve">2,09 điểm</w:t>
-            </w:r>
-            <w:r>
-              <w:t xml:space="preserve"> </w:t>
-            </w:r>
-            <w:r>
-              <w:t xml:space="preserve">ở phát hiện so với</w:t>
-            </w:r>
-            <w:r>
-              <w:t xml:space="preserve"> </w:t>
-            </w:r>
-            <w:r>
-              <w:rPr>
-                <w:b/>
-                <w:bCs/>
-              </w:rPr>
-              <w:t xml:space="preserve">23,07 điểm</w:t>
-            </w:r>
-            <w:r>
-              <w:t xml:space="preserve"> </w:t>
-            </w:r>
-            <w:r>
-              <w:t xml:space="preserve">ở nhận dạng. A9 không đo được — bộ dữ liệu</w:t>
-            </w:r>
-            <w:r>
-              <w:t xml:space="preserve"> </w:t>
-            </w:r>
-            <w:r>
-              <w:rPr>
-                <w:b/>
-                <w:bCs/>
-              </w:rPr>
-              <w:t xml:space="preserve">không có nhãn điều kiện chụp</w:t>
-            </w:r>
-          </w:p>
-        </w:tc>
-      </w:tr>
-      <w:tr>
-        <w:tc>
-          <w:tcPr/>
-          <w:p>
-            <w:pPr>
-              <w:pStyle w:val="Compact"/>
-            </w:pPr>
-            <w:r>
-              <w:rPr>
-                <w:b/>
-                <w:bCs/>
-              </w:rPr>
-              <w:t xml:space="preserve">Hiệu năng — độ trễ</w:t>
-            </w:r>
-            <w:r>
-              <w:t xml:space="preserve"> </w:t>
-            </w:r>
-            <w:r>
-              <w:t xml:space="preserve">(P1, P2, P3)</w:t>
+              <w:t xml:space="preserve">phụ thuộc thuật toán căn chỉnh chuỗi</w:t>
             </w:r>
           </w:p>
         </w:tc>
@@ -44198,452 +43623,47 @@
               <w:jc w:val="center"/>
             </w:pPr>
             <w:r>
-              <w:t xml:space="preserve">3</w:t>
-            </w:r>
-          </w:p>
-        </w:tc>
-        <w:tc>
-          <w:tcPr/>
-          <w:p>
-            <w:pPr>
-              <w:pStyle w:val="Compact"/>
-            </w:pPr>
-            <w:r>
-              <w:t xml:space="preserve">✅</w:t>
-            </w:r>
-            <w:r>
-              <w:t xml:space="preserve"> </w:t>
-            </w:r>
-            <w:r>
-              <w:rPr>
-                <w:b/>
-                <w:bCs/>
-              </w:rPr>
-              <w:t xml:space="preserve">đạt cả ba</w:t>
-            </w:r>
-          </w:p>
-        </w:tc>
-        <w:tc>
-          <w:tcPr/>
-          <w:p>
-            <w:pPr>
-              <w:pStyle w:val="Compact"/>
-            </w:pPr>
-            <w:r>
-              <w:t xml:space="preserve">p95 một ảnh</w:t>
-            </w:r>
-            <w:r>
-              <w:t xml:space="preserve"> </w:t>
-            </w:r>
-            <w:r>
-              <w:rPr>
-                <w:b/>
-                <w:bCs/>
-              </w:rPr>
-              <w:t xml:space="preserve">509,76 ms</w:t>
-            </w:r>
-            <w:r>
-              <w:t xml:space="preserve"> </w:t>
-            </w:r>
-            <w:r>
-              <w:t xml:space="preserve">(sàn 1.500, mục tiêu 800; p50 chỉ 150,07 ms). FPS thời gian thực</w:t>
-            </w:r>
-            <w:r>
-              <w:t xml:space="preserve"> </w:t>
-            </w:r>
-            <w:r>
-              <w:rPr>
-                <w:b/>
-                <w:bCs/>
-              </w:rPr>
-              <w:t xml:space="preserve">5,63</w:t>
-            </w:r>
-            <w:r>
-              <w:t xml:space="preserve"> </w:t>
-            </w:r>
-            <w:r>
-              <w:t xml:space="preserve">— vượt cả mục tiêu 5; xấu nhất đo được dưới tải nặng</w:t>
-            </w:r>
-            <w:r>
-              <w:t xml:space="preserve"> </w:t>
-            </w:r>
-            <w:r>
-              <w:rPr>
-                <w:b/>
-                <w:bCs/>
-              </w:rPr>
-              <w:t xml:space="preserve">4,057</w:t>
-            </w:r>
-            <w:r>
-              <w:t xml:space="preserve">, vẫn trên sàn 3. Video</w:t>
-            </w:r>
-            <w:r>
-              <w:t xml:space="preserve"> </w:t>
-            </w:r>
-            <w:r>
-              <w:rPr>
-                <w:b/>
-                <w:bCs/>
-              </w:rPr>
-              <w:t xml:space="preserve">0,8695×</w:t>
-            </w:r>
-            <w:r>
-              <w:t xml:space="preserve"> </w:t>
-            </w:r>
-            <w:r>
-              <w:t xml:space="preserve">— vượt mục tiêu 0,3×</w:t>
-            </w:r>
-          </w:p>
-        </w:tc>
-      </w:tr>
-      <w:tr>
-        <w:tc>
-          <w:tcPr/>
-          <w:p>
-            <w:pPr>
-              <w:pStyle w:val="Compact"/>
-            </w:pPr>
-            <w:r>
-              <w:rPr>
-                <w:b/>
-                <w:bCs/>
-              </w:rPr>
-              <w:t xml:space="preserve">Hiệu năng — tài nguyên</w:t>
-            </w:r>
-            <w:r>
-              <w:t xml:space="preserve"> </w:t>
-            </w:r>
-            <w:r>
-              <w:t xml:space="preserve">(P4 – P7)</w:t>
-            </w:r>
-          </w:p>
-        </w:tc>
-        <w:tc>
-          <w:tcPr/>
-          <w:p>
-            <w:pPr>
-              <w:pStyle w:val="Compact"/>
-              <w:jc w:val="center"/>
-            </w:pPr>
-            <w:r>
-              <w:t xml:space="preserve">5</w:t>
-            </w:r>
-          </w:p>
-        </w:tc>
-        <w:tc>
-          <w:tcPr/>
-          <w:p>
-            <w:pPr>
-              <w:pStyle w:val="Compact"/>
-            </w:pPr>
-            <w:r>
-              <w:t xml:space="preserve">✅</w:t>
-            </w:r>
-            <w:r>
-              <w:t xml:space="preserve"> </w:t>
-            </w:r>
-            <w:r>
-              <w:rPr>
-                <w:b/>
-                <w:bCs/>
-              </w:rPr>
-              <w:t xml:space="preserve">đạt cả năm</w:t>
-            </w:r>
-          </w:p>
-        </w:tc>
-        <w:tc>
-          <w:tcPr/>
-          <w:p>
-            <w:pPr>
-              <w:pStyle w:val="Compact"/>
-            </w:pPr>
-            <w:r>
-              <w:t xml:space="preserve">Nạp mô hình</w:t>
-            </w:r>
-            <w:r>
-              <w:t xml:space="preserve"> </w:t>
-            </w:r>
-            <w:r>
-              <w:rPr>
-                <w:b/>
-                <w:bCs/>
-              </w:rPr>
-              <w:t xml:space="preserve">6,41 s</w:t>
-            </w:r>
-            <w:r>
-              <w:t xml:space="preserve">; overhead API</w:t>
-            </w:r>
-            <w:r>
-              <w:t xml:space="preserve"> </w:t>
-            </w:r>
-            <w:r>
-              <w:rPr>
-                <w:b/>
-                <w:bCs/>
-              </w:rPr>
-              <w:t xml:space="preserve">19,01 ms</w:t>
-            </w:r>
-            <w:r>
-              <w:t xml:space="preserve">; truy vấn 10.000 bản ghi</w:t>
-            </w:r>
-            <w:r>
-              <w:t xml:space="preserve"> </w:t>
-            </w:r>
-            <w:r>
-              <w:rPr>
-                <w:b/>
-                <w:bCs/>
-              </w:rPr>
-              <w:t xml:space="preserve">18,71 ms</w:t>
-            </w:r>
-            <w:r>
-              <w:t xml:space="preserve">; RSS</w:t>
-            </w:r>
-            <w:r>
-              <w:t xml:space="preserve"> </w:t>
-            </w:r>
-            <w:r>
-              <w:rPr>
-                <w:b/>
-                <w:bCs/>
-              </w:rPr>
-              <w:t xml:space="preserve">0,806 GB</w:t>
-            </w:r>
-          </w:p>
-        </w:tc>
-      </w:tr>
-      <w:tr>
-        <w:tc>
-          <w:tcPr/>
-          <w:p>
-            <w:pPr>
-              <w:pStyle w:val="Compact"/>
-            </w:pPr>
-            <w:r>
-              <w:rPr>
-                <w:b/>
-                <w:bCs/>
-              </w:rPr>
-              <w:t xml:space="preserve">Độ tin cậy và chịu tải</w:t>
-            </w:r>
-            <w:r>
-              <w:t xml:space="preserve"> </w:t>
-            </w:r>
-            <w:r>
-              <w:t xml:space="preserve">(R1 – R5, SC1 – SC3)</w:t>
-            </w:r>
-          </w:p>
-        </w:tc>
-        <w:tc>
-          <w:tcPr/>
-          <w:p>
-            <w:pPr>
-              <w:pStyle w:val="Compact"/>
-              <w:jc w:val="center"/>
-            </w:pPr>
-            <w:r>
-              <w:t xml:space="preserve">8</w:t>
-            </w:r>
-          </w:p>
-        </w:tc>
-        <w:tc>
-          <w:tcPr/>
-          <w:p>
-            <w:pPr>
-              <w:pStyle w:val="Compact"/>
-            </w:pPr>
-            <w:r>
-              <w:t xml:space="preserve">✅</w:t>
-            </w:r>
-            <w:r>
-              <w:t xml:space="preserve"> </w:t>
-            </w:r>
-            <w:r>
-              <w:rPr>
-                <w:b/>
-                <w:bCs/>
-              </w:rPr>
-              <w:t xml:space="preserve">đạt cả tám</w:t>
-            </w:r>
-          </w:p>
-        </w:tc>
-        <w:tc>
-          <w:tcPr/>
-          <w:p>
-            <w:pPr>
-              <w:pStyle w:val="Compact"/>
-            </w:pPr>
-            <w:r>
-              <w:rPr>
-                <w:b/>
-                <w:bCs/>
-              </w:rPr>
-              <w:t xml:space="preserve">100,0%</w:t>
-            </w:r>
-            <w:r>
-              <w:t xml:space="preserve"> </w:t>
-            </w:r>
-            <w:r>
-              <w:t xml:space="preserve">thành công qua 5.337 yêu cầu soak 15 phút;</w:t>
-            </w:r>
-            <w:r>
-              <w:t xml:space="preserve"> </w:t>
-            </w:r>
-            <w:r>
-              <w:rPr>
-                <w:b/>
-                <w:bCs/>
-              </w:rPr>
-              <w:t xml:space="preserve">0/7.977</w:t>
-            </w:r>
-            <w:r>
-              <w:t xml:space="preserve"> </w:t>
-            </w:r>
-            <w:r>
-              <w:t xml:space="preserve">bản ghi mất sau khởi động lại;</w:t>
-            </w:r>
-            <w:r>
-              <w:t xml:space="preserve"> </w:t>
-            </w:r>
-            <w:r>
-              <w:rPr>
-                <w:b/>
-                <w:bCs/>
-              </w:rPr>
-              <w:t xml:space="preserve">10</w:t>
-            </w:r>
-            <w:r>
-              <w:t xml:space="preserve"> </w:t>
-            </w:r>
-            <w:r>
-              <w:t xml:space="preserve">yêu cầu đồng thời ổn định</w:t>
-            </w:r>
-          </w:p>
-        </w:tc>
-      </w:tr>
-      <w:tr>
-        <w:tc>
-          <w:tcPr/>
-          <w:p>
-            <w:pPr>
-              <w:pStyle w:val="Compact"/>
-            </w:pPr>
-            <w:r>
-              <w:rPr>
-                <w:b/>
-                <w:bCs/>
-              </w:rPr>
-              <w:t xml:space="preserve">Bảo trì, bảo mật, khả dụng, ràng buộc</w:t>
-            </w:r>
-            <w:r>
-              <w:t xml:space="preserve"> </w:t>
-            </w:r>
-            <w:r>
-              <w:t xml:space="preserve">(M, S, U, C)</w:t>
-            </w:r>
-          </w:p>
-        </w:tc>
-        <w:tc>
-          <w:tcPr/>
-          <w:p>
-            <w:pPr>
-              <w:pStyle w:val="Compact"/>
-              <w:jc w:val="center"/>
-            </w:pPr>
-            <w:r>
-              <w:t xml:space="preserve">14</w:t>
-            </w:r>
-          </w:p>
-        </w:tc>
-        <w:tc>
-          <w:tcPr/>
-          <w:p>
-            <w:pPr>
-              <w:pStyle w:val="Compact"/>
-            </w:pPr>
-            <w:r>
-              <w:t xml:space="preserve">✅</w:t>
-            </w:r>
-            <w:r>
-              <w:t xml:space="preserve"> </w:t>
-            </w:r>
-            <w:r>
-              <w:rPr>
-                <w:b/>
-                <w:bCs/>
-              </w:rPr>
-              <w:t xml:space="preserve">đạt cả mười bốn</w:t>
-            </w:r>
-          </w:p>
-        </w:tc>
-        <w:tc>
-          <w:tcPr/>
-          <w:p>
-            <w:pPr>
-              <w:pStyle w:val="Compact"/>
-            </w:pPr>
-            <w:r>
-              <w:t xml:space="preserve">Bao phủ kiểm thử tầng nghiệp vụ</w:t>
-            </w:r>
-            <w:r>
-              <w:t xml:space="preserve"> </w:t>
-            </w:r>
-            <w:r>
-              <w:rPr>
-                <w:b/>
-                <w:bCs/>
-              </w:rPr>
-              <w:t xml:space="preserve">87,7%</w:t>
-            </w:r>
-            <w:r>
-              <w:t xml:space="preserve"> </w:t>
-            </w:r>
-            <w:r>
-              <w:t xml:space="preserve">(sàn 70%); chạy không cần GPU; M6 đã sạch —</w:t>
-            </w:r>
-            <w:r>
-              <w:t xml:space="preserve"> </w:t>
-            </w:r>
-            <w:r>
-              <w:rPr>
-                <w:rStyle w:val="VerbatimChar"/>
-              </w:rPr>
-              <w:t xml:space="preserve">ruff check</w:t>
-            </w:r>
-            <w:r>
-              <w:t xml:space="preserve"> </w:t>
-            </w:r>
-            <w:r>
-              <w:t xml:space="preserve">trả về</w:t>
-            </w:r>
-            <w:r>
-              <w:t xml:space="preserve"> </w:t>
-            </w:r>
-            <w:r>
-              <w:rPr>
-                <w:b/>
-                <w:bCs/>
-              </w:rPr>
-              <w:t xml:space="preserve">0 cảnh báo</w:t>
-            </w:r>
-            <w:r>
-              <w:t xml:space="preserve"> </w:t>
-            </w:r>
-            <w:r>
-              <w:t xml:space="preserve">trên toàn kho</w:t>
+              <w:t xml:space="preserve">Thấp</w:t>
+            </w:r>
+          </w:p>
+        </w:tc>
+        <w:tc>
+          <w:tcPr/>
+          <w:p>
+            <w:pPr>
+              <w:pStyle w:val="Compact"/>
+            </w:pPr>
+            <w:r>
+              <w:t xml:space="preserve">Áp ngưỡng tần suất tối thiểu trước khi đưa một cặp vào bảng luật (5.5.4)</w:t>
             </w:r>
           </w:p>
         </w:tc>
       </w:tr>
     </w:tbl>
-    <w:bookmarkEnd w:id="191"/>
-    <w:bookmarkStart w:id="192" w:name="Xe422198b1000e64c715229721cb79be428798c5"/>
+    <w:p>
+      <w:r>
+        <w:br w:type="page"/>
+      </w:r>
+    </w:p>
+    <w:bookmarkEnd w:id="185"/>
+    <w:bookmarkEnd w:id="186"/>
+    <w:bookmarkEnd w:id="187"/>
+    <w:bookmarkStart w:id="192" w:name="chương-6-kết-luận-và-hướng-phát-triển"/>
+    <w:p>
+      <w:pPr>
+        <w:pStyle w:val="Heading1"/>
+      </w:pPr>
+      <w:r>
+        <w:t xml:space="preserve">CHƯƠNG 6. KẾT LUẬN VÀ HƯỚNG PHÁT TRIỂN</w:t>
+      </w:r>
+    </w:p>
+    <w:bookmarkStart w:id="188" w:name="Xb83df606b245f1fa37530db85d26da9c381b41b"/>
     <w:p>
       <w:pPr>
         <w:pStyle w:val="Heading2"/>
       </w:pPr>
       <w:r>
-        <w:t xml:space="preserve">5.8. Phân tích lỗi</w:t>
+        <w:t xml:space="preserve">6.1. Kết quả đạt được</w:t>
       </w:r>
     </w:p>
     <w:p>
@@ -44651,957 +43671,36 @@
         <w:pStyle w:val="FirstParagraph"/>
       </w:pPr>
       <w:r>
-        <w:rPr>
-          <w:b/>
-          <w:bCs/>
-        </w:rPr>
-        <w:t xml:space="preserve">Bảng 5.16.</w:t>
-      </w:r>
-      <w:r>
-        <w:t xml:space="preserve"> </w:t>
-      </w:r>
-      <w:r>
-        <w:t xml:space="preserve">Tần suất từng loại lỗi</w:t>
-      </w:r>
-    </w:p>
-    <w:tbl>
-      <w:tblPr>
-        <w:tblStyle w:val="Table"/>
-        <w:tblW w:type="auto" w:w="0"/>
-        <w:tblLook w:firstRow="1" w:lastRow="0" w:firstColumn="0" w:lastColumn="0" w:noHBand="0" w:noVBand="0" w:val="0020"/>
-      </w:tblPr>
-      <w:tblGrid>
-        <w:gridCol w:w="1131"/>
-        <w:gridCol w:w="1131"/>
-        <w:gridCol w:w="1131"/>
-        <w:gridCol w:w="1131"/>
-        <w:gridCol w:w="1131"/>
-        <w:gridCol w:w="1131"/>
-        <w:gridCol w:w="1131"/>
-      </w:tblGrid>
-      <w:tr>
-        <w:trPr>
-          <w:tblHeader w:val="on"/>
-        </w:trPr>
-        <w:tc>
-          <w:tcPr/>
-          <w:p>
-            <w:pPr>
-              <w:pStyle w:val="Compact"/>
-              <w:jc w:val="center"/>
-            </w:pPr>
-            <w:r>
-              <w:t xml:space="preserve">Mã</w:t>
-            </w:r>
-          </w:p>
-        </w:tc>
-        <w:tc>
-          <w:tcPr/>
-          <w:p>
-            <w:pPr>
-              <w:pStyle w:val="Compact"/>
-            </w:pPr>
-            <w:r>
-              <w:t xml:space="preserve">Loại lỗi</w:t>
-            </w:r>
-          </w:p>
-        </w:tc>
-        <w:tc>
-          <w:tcPr/>
-          <w:p>
-            <w:pPr>
-              <w:pStyle w:val="Compact"/>
-              <w:jc w:val="right"/>
-            </w:pPr>
-            <w:r>
-              <w:t xml:space="preserve">Số ca</w:t>
-            </w:r>
-          </w:p>
-        </w:tc>
-        <w:tc>
-          <w:tcPr/>
-          <w:p>
-            <w:pPr>
-              <w:pStyle w:val="Compact"/>
-              <w:jc w:val="right"/>
-            </w:pPr>
-            <w:r>
-              <w:t xml:space="preserve">Tỉ lệ trong tổng ca sai</w:t>
-            </w:r>
-          </w:p>
-        </w:tc>
-        <w:tc>
-          <w:tcPr/>
-          <w:p>
-            <w:pPr>
-              <w:pStyle w:val="Compact"/>
-              <w:jc w:val="right"/>
-            </w:pPr>
-            <w:r>
-              <w:t xml:space="preserve">Tỉ lệ toàn tập đánh giá</w:t>
-            </w:r>
-          </w:p>
-        </w:tc>
-        <w:tc>
-          <w:tcPr/>
-          <w:p>
-            <w:pPr>
-              <w:pStyle w:val="Compact"/>
-              <w:jc w:val="right"/>
-            </w:pPr>
-            <w:r>
-              <w:t xml:space="preserve">Một dòng</w:t>
-            </w:r>
-          </w:p>
-        </w:tc>
-        <w:tc>
-          <w:tcPr/>
-          <w:p>
-            <w:pPr>
-              <w:pStyle w:val="Compact"/>
-              <w:jc w:val="right"/>
-            </w:pPr>
-            <w:r>
-              <w:t xml:space="preserve">Hai dòng</w:t>
-            </w:r>
-          </w:p>
-        </w:tc>
-      </w:tr>
-      <w:tr>
-        <w:tc>
-          <w:tcPr/>
-          <w:p>
-            <w:pPr>
-              <w:pStyle w:val="Compact"/>
-              <w:jc w:val="center"/>
-            </w:pPr>
-            <w:r>
-              <w:t xml:space="preserve">E1</w:t>
-            </w:r>
-          </w:p>
-        </w:tc>
-        <w:tc>
-          <w:tcPr/>
-          <w:p>
-            <w:pPr>
-              <w:pStyle w:val="Compact"/>
-            </w:pPr>
-            <w:r>
-              <w:t xml:space="preserve">Bỏ sót biển</w:t>
-            </w:r>
-          </w:p>
-        </w:tc>
-        <w:tc>
-          <w:tcPr/>
-          <w:p>
-            <w:pPr>
-              <w:pStyle w:val="Compact"/>
-              <w:jc w:val="right"/>
-            </w:pPr>
-            <w:r>
-              <w:t xml:space="preserve">335</w:t>
-            </w:r>
-          </w:p>
-        </w:tc>
-        <w:tc>
-          <w:tcPr/>
-          <w:p>
-            <w:pPr>
-              <w:pStyle w:val="Compact"/>
-              <w:jc w:val="right"/>
-            </w:pPr>
-            <w:r>
-              <w:t xml:space="preserve">—</w:t>
-            </w:r>
-          </w:p>
-        </w:tc>
-        <w:tc>
-          <w:tcPr/>
-          <w:p>
-            <w:pPr>
-              <w:pStyle w:val="Compact"/>
-              <w:jc w:val="right"/>
-            </w:pPr>
-            <w:r>
-              <w:t xml:space="preserve">—</w:t>
-            </w:r>
-          </w:p>
-        </w:tc>
-        <w:tc>
-          <w:tcPr/>
-          <w:p>
-            <w:pPr>
-              <w:pStyle w:val="Compact"/>
-              <w:jc w:val="right"/>
-            </w:pPr>
-            <w:r>
-              <w:t xml:space="preserve">—</w:t>
-            </w:r>
-          </w:p>
-        </w:tc>
-        <w:tc>
-          <w:tcPr/>
-          <w:p>
-            <w:pPr>
-              <w:pStyle w:val="Compact"/>
-              <w:jc w:val="right"/>
-            </w:pPr>
-            <w:r>
-              <w:t xml:space="preserve">—</w:t>
-            </w:r>
-          </w:p>
-        </w:tc>
-      </w:tr>
-      <w:tr>
-        <w:tc>
-          <w:tcPr/>
-          <w:p>
-            <w:pPr>
-              <w:pStyle w:val="Compact"/>
-              <w:jc w:val="center"/>
-            </w:pPr>
-            <w:r>
-              <w:t xml:space="preserve">E2</w:t>
-            </w:r>
-          </w:p>
-        </w:tc>
-        <w:tc>
-          <w:tcPr/>
-          <w:p>
-            <w:pPr>
-              <w:pStyle w:val="Compact"/>
-            </w:pPr>
-            <w:r>
-              <w:t xml:space="preserve">Phát hiện nhầm</w:t>
-            </w:r>
-          </w:p>
-        </w:tc>
-        <w:tc>
-          <w:tcPr/>
-          <w:p>
-            <w:pPr>
-              <w:pStyle w:val="Compact"/>
-              <w:jc w:val="right"/>
-            </w:pPr>
-            <w:r>
-              <w:t xml:space="preserve">➖</w:t>
-            </w:r>
-          </w:p>
-        </w:tc>
-        <w:tc>
-          <w:tcPr/>
-          <w:p>
-            <w:pPr>
-              <w:pStyle w:val="Compact"/>
-              <w:jc w:val="right"/>
-            </w:pPr>
-            <w:r>
-              <w:t xml:space="preserve">—</w:t>
-            </w:r>
-          </w:p>
-        </w:tc>
-        <w:tc>
-          <w:tcPr/>
-          <w:p>
-            <w:pPr>
-              <w:pStyle w:val="Compact"/>
-              <w:jc w:val="right"/>
-            </w:pPr>
-            <w:r>
-              <w:t xml:space="preserve">—</w:t>
-            </w:r>
-          </w:p>
-        </w:tc>
-        <w:tc>
-          <w:tcPr/>
-          <w:p>
-            <w:pPr>
-              <w:pStyle w:val="Compact"/>
-              <w:jc w:val="right"/>
-            </w:pPr>
-            <w:r>
-              <w:t xml:space="preserve">—</w:t>
-            </w:r>
-          </w:p>
-        </w:tc>
-        <w:tc>
-          <w:tcPr/>
-          <w:p>
-            <w:pPr>
-              <w:pStyle w:val="Compact"/>
-              <w:jc w:val="right"/>
-            </w:pPr>
-            <w:r>
-              <w:t xml:space="preserve">—</w:t>
-            </w:r>
-          </w:p>
-        </w:tc>
-      </w:tr>
-      <w:tr>
-        <w:tc>
-          <w:tcPr/>
-          <w:p>
-            <w:pPr>
-              <w:pStyle w:val="Compact"/>
-              <w:jc w:val="center"/>
-            </w:pPr>
-            <w:r>
-              <w:t xml:space="preserve">E3</w:t>
-            </w:r>
-          </w:p>
-        </w:tc>
-        <w:tc>
-          <w:tcPr/>
-          <w:p>
-            <w:pPr>
-              <w:pStyle w:val="Compact"/>
-            </w:pPr>
-            <w:r>
-              <w:t xml:space="preserve">Nhầm ký tự</w:t>
-            </w:r>
-          </w:p>
-        </w:tc>
-        <w:tc>
-          <w:tcPr/>
-          <w:p>
-            <w:pPr>
-              <w:pStyle w:val="Compact"/>
-              <w:jc w:val="right"/>
-            </w:pPr>
-            <w:r>
-              <w:t xml:space="preserve">445</w:t>
-            </w:r>
-          </w:p>
-        </w:tc>
-        <w:tc>
-          <w:tcPr/>
-          <w:p>
-            <w:pPr>
-              <w:pStyle w:val="Compact"/>
-              <w:jc w:val="right"/>
-            </w:pPr>
-            <w:r>
-              <w:t xml:space="preserve">63,85%</w:t>
-            </w:r>
-          </w:p>
-        </w:tc>
-        <w:tc>
-          <w:tcPr/>
-          <w:p>
-            <w:pPr>
-              <w:pStyle w:val="Compact"/>
-              <w:jc w:val="right"/>
-            </w:pPr>
-            <w:r>
-              <w:t xml:space="preserve">15,89%</w:t>
-            </w:r>
-          </w:p>
-        </w:tc>
-        <w:tc>
-          <w:tcPr/>
-          <w:p>
-            <w:pPr>
-              <w:pStyle w:val="Compact"/>
-              <w:jc w:val="right"/>
-            </w:pPr>
-            <w:r>
-              <w:t xml:space="preserve">17</w:t>
-            </w:r>
-          </w:p>
-        </w:tc>
-        <w:tc>
-          <w:tcPr/>
-          <w:p>
-            <w:pPr>
-              <w:pStyle w:val="Compact"/>
-              <w:jc w:val="right"/>
-            </w:pPr>
-            <w:r>
-              <w:t xml:space="preserve">428</w:t>
-            </w:r>
-          </w:p>
-        </w:tc>
-      </w:tr>
-      <w:tr>
-        <w:tc>
-          <w:tcPr/>
-          <w:p>
-            <w:pPr>
-              <w:pStyle w:val="Compact"/>
-              <w:jc w:val="center"/>
-            </w:pPr>
-            <w:r>
-              <w:t xml:space="preserve">E4</w:t>
-            </w:r>
-          </w:p>
-        </w:tc>
-        <w:tc>
-          <w:tcPr/>
-          <w:p>
-            <w:pPr>
-              <w:pStyle w:val="Compact"/>
-            </w:pPr>
-            <w:r>
-              <w:t xml:space="preserve">Thiếu ký tự</w:t>
-            </w:r>
-          </w:p>
-        </w:tc>
-        <w:tc>
-          <w:tcPr/>
-          <w:p>
-            <w:pPr>
-              <w:pStyle w:val="Compact"/>
-              <w:jc w:val="right"/>
-            </w:pPr>
-            <w:r>
-              <w:t xml:space="preserve">73</w:t>
-            </w:r>
-          </w:p>
-        </w:tc>
-        <w:tc>
-          <w:tcPr/>
-          <w:p>
-            <w:pPr>
-              <w:pStyle w:val="Compact"/>
-              <w:jc w:val="right"/>
-            </w:pPr>
-            <w:r>
-              <w:t xml:space="preserve">10,47%</w:t>
-            </w:r>
-          </w:p>
-        </w:tc>
-        <w:tc>
-          <w:tcPr/>
-          <w:p>
-            <w:pPr>
-              <w:pStyle w:val="Compact"/>
-              <w:jc w:val="right"/>
-            </w:pPr>
-            <w:r>
-              <w:t xml:space="preserve">2,61%</w:t>
-            </w:r>
-          </w:p>
-        </w:tc>
-        <w:tc>
-          <w:tcPr/>
-          <w:p>
-            <w:pPr>
-              <w:pStyle w:val="Compact"/>
-              <w:jc w:val="right"/>
-            </w:pPr>
-            <w:r>
-              <w:t xml:space="preserve">0</w:t>
-            </w:r>
-          </w:p>
-        </w:tc>
-        <w:tc>
-          <w:tcPr/>
-          <w:p>
-            <w:pPr>
-              <w:pStyle w:val="Compact"/>
-              <w:jc w:val="right"/>
-            </w:pPr>
-            <w:r>
-              <w:t xml:space="preserve">73</w:t>
-            </w:r>
-          </w:p>
-        </w:tc>
-      </w:tr>
-      <w:tr>
-        <w:tc>
-          <w:tcPr/>
-          <w:p>
-            <w:pPr>
-              <w:pStyle w:val="Compact"/>
-              <w:jc w:val="center"/>
-            </w:pPr>
-            <w:r>
-              <w:t xml:space="preserve">E5</w:t>
-            </w:r>
-          </w:p>
-        </w:tc>
-        <w:tc>
-          <w:tcPr/>
-          <w:p>
-            <w:pPr>
-              <w:pStyle w:val="Compact"/>
-            </w:pPr>
-            <w:r>
-              <w:t xml:space="preserve">Thừa ký tự</w:t>
-            </w:r>
-          </w:p>
-        </w:tc>
-        <w:tc>
-          <w:tcPr/>
-          <w:p>
-            <w:pPr>
-              <w:pStyle w:val="Compact"/>
-              <w:jc w:val="right"/>
-            </w:pPr>
-            <w:r>
-              <w:t xml:space="preserve">18</w:t>
-            </w:r>
-          </w:p>
-        </w:tc>
-        <w:tc>
-          <w:tcPr/>
-          <w:p>
-            <w:pPr>
-              <w:pStyle w:val="Compact"/>
-              <w:jc w:val="right"/>
-            </w:pPr>
-            <w:r>
-              <w:t xml:space="preserve">2,58%</w:t>
-            </w:r>
-          </w:p>
-        </w:tc>
-        <w:tc>
-          <w:tcPr/>
-          <w:p>
-            <w:pPr>
-              <w:pStyle w:val="Compact"/>
-              <w:jc w:val="right"/>
-            </w:pPr>
-            <w:r>
-              <w:t xml:space="preserve">0,64%</w:t>
-            </w:r>
-          </w:p>
-        </w:tc>
-        <w:tc>
-          <w:tcPr/>
-          <w:p>
-            <w:pPr>
-              <w:pStyle w:val="Compact"/>
-              <w:jc w:val="right"/>
-            </w:pPr>
-            <w:r>
-              <w:t xml:space="preserve">5</w:t>
-            </w:r>
-          </w:p>
-        </w:tc>
-        <w:tc>
-          <w:tcPr/>
-          <w:p>
-            <w:pPr>
-              <w:pStyle w:val="Compact"/>
-              <w:jc w:val="right"/>
-            </w:pPr>
-            <w:r>
-              <w:t xml:space="preserve">13</w:t>
-            </w:r>
-          </w:p>
-        </w:tc>
-      </w:tr>
-      <w:tr>
-        <w:tc>
-          <w:tcPr/>
-          <w:p>
-            <w:pPr>
-              <w:pStyle w:val="Compact"/>
-              <w:jc w:val="center"/>
-            </w:pPr>
-            <w:r>
-              <w:t xml:space="preserve">E6</w:t>
-            </w:r>
-          </w:p>
-        </w:tc>
-        <w:tc>
-          <w:tcPr/>
-          <w:p>
-            <w:pPr>
-              <w:pStyle w:val="Compact"/>
-            </w:pPr>
-            <w:r>
-              <w:t xml:space="preserve">Sai thứ tự</w:t>
-            </w:r>
-          </w:p>
-        </w:tc>
-        <w:tc>
-          <w:tcPr/>
-          <w:p>
-            <w:pPr>
-              <w:pStyle w:val="Compact"/>
-              <w:jc w:val="right"/>
-            </w:pPr>
-            <w:r>
-              <w:t xml:space="preserve">0</w:t>
-            </w:r>
-          </w:p>
-        </w:tc>
-        <w:tc>
-          <w:tcPr/>
-          <w:p>
-            <w:pPr>
-              <w:pStyle w:val="Compact"/>
-              <w:jc w:val="right"/>
-            </w:pPr>
-            <w:r>
-              <w:t xml:space="preserve">0,00%</w:t>
-            </w:r>
-          </w:p>
-        </w:tc>
-        <w:tc>
-          <w:tcPr/>
-          <w:p>
-            <w:pPr>
-              <w:pStyle w:val="Compact"/>
-              <w:jc w:val="right"/>
-            </w:pPr>
-            <w:r>
-              <w:t xml:space="preserve">0,00%</w:t>
-            </w:r>
-          </w:p>
-        </w:tc>
-        <w:tc>
-          <w:tcPr/>
-          <w:p>
-            <w:pPr>
-              <w:pStyle w:val="Compact"/>
-              <w:jc w:val="right"/>
-            </w:pPr>
-            <w:r>
-              <w:t xml:space="preserve">0</w:t>
-            </w:r>
-          </w:p>
-        </w:tc>
-        <w:tc>
-          <w:tcPr/>
-          <w:p>
-            <w:pPr>
-              <w:pStyle w:val="Compact"/>
-              <w:jc w:val="right"/>
-            </w:pPr>
-            <w:r>
-              <w:t xml:space="preserve">0</w:t>
-            </w:r>
-          </w:p>
-        </w:tc>
-      </w:tr>
-      <w:tr>
-        <w:tc>
-          <w:tcPr/>
-          <w:p>
-            <w:pPr>
-              <w:pStyle w:val="Compact"/>
-            </w:pPr>
-          </w:p>
-        </w:tc>
-        <w:tc>
-          <w:tcPr/>
-          <w:p>
-            <w:pPr>
-              <w:pStyle w:val="Compact"/>
-            </w:pPr>
-            <w:r>
-              <w:rPr>
-                <w:b/>
-                <w:bCs/>
-              </w:rPr>
-              <w:t xml:space="preserve">Tổng số ca sai</w:t>
-            </w:r>
-          </w:p>
-        </w:tc>
-        <w:tc>
-          <w:tcPr/>
-          <w:p>
-            <w:pPr>
-              <w:pStyle w:val="Compact"/>
-              <w:jc w:val="right"/>
-            </w:pPr>
-            <w:r>
-              <w:rPr>
-                <w:b/>
-                <w:bCs/>
-              </w:rPr>
-              <w:t xml:space="preserve">697</w:t>
-            </w:r>
-          </w:p>
-        </w:tc>
-        <w:tc>
-          <w:tcPr/>
-          <w:p>
-            <w:pPr>
-              <w:pStyle w:val="Compact"/>
-              <w:jc w:val="right"/>
-            </w:pPr>
-            <w:r>
-              <w:t xml:space="preserve">100%</w:t>
-            </w:r>
-          </w:p>
-        </w:tc>
-        <w:tc>
-          <w:tcPr/>
-          <w:p>
-            <w:pPr>
-              <w:pStyle w:val="Compact"/>
-              <w:jc w:val="right"/>
-            </w:pPr>
-            <w:r>
-              <w:t xml:space="preserve">24,88%</w:t>
-            </w:r>
-          </w:p>
-        </w:tc>
-        <w:tc>
-          <w:tcPr/>
-          <w:p>
-            <w:pPr>
-              <w:pStyle w:val="Compact"/>
-              <w:jc w:val="right"/>
-            </w:pPr>
-            <w:r>
-              <w:t xml:space="preserve">—</w:t>
-            </w:r>
-          </w:p>
-        </w:tc>
-        <w:tc>
-          <w:tcPr/>
-          <w:p>
-            <w:pPr>
-              <w:pStyle w:val="Compact"/>
-              <w:jc w:val="right"/>
-            </w:pPr>
-            <w:r>
-              <w:t xml:space="preserve">—</w:t>
-            </w:r>
-          </w:p>
-        </w:tc>
-      </w:tr>
-      <w:tr>
-        <w:tc>
-          <w:tcPr/>
-          <w:p>
-            <w:pPr>
-              <w:pStyle w:val="Compact"/>
-            </w:pPr>
-          </w:p>
-        </w:tc>
-        <w:tc>
-          <w:tcPr/>
-          <w:p>
-            <w:pPr>
-              <w:pStyle w:val="Compact"/>
-            </w:pPr>
-            <w:r>
-              <w:rPr>
-                <w:b/>
-                <w:bCs/>
-              </w:rPr>
-              <w:t xml:space="preserve">Tổng ca đánh giá (mẫu số)</w:t>
-            </w:r>
-          </w:p>
-        </w:tc>
-        <w:tc>
-          <w:tcPr/>
-          <w:p>
-            <w:pPr>
-              <w:pStyle w:val="Compact"/>
-              <w:jc w:val="right"/>
-            </w:pPr>
-            <w:r>
-              <w:rPr>
-                <w:b/>
-                <w:bCs/>
-              </w:rPr>
-              <w:t xml:space="preserve">2.801</w:t>
-            </w:r>
-          </w:p>
-        </w:tc>
-        <w:tc>
-          <w:tcPr/>
-          <w:p>
-            <w:pPr>
-              <w:pStyle w:val="Compact"/>
-              <w:jc w:val="right"/>
-            </w:pPr>
-            <w:r>
-              <w:t xml:space="preserve">n/a</w:t>
-            </w:r>
-          </w:p>
-        </w:tc>
-        <w:tc>
-          <w:tcPr/>
-          <w:p>
-            <w:pPr>
-              <w:pStyle w:val="Compact"/>
-              <w:jc w:val="right"/>
-            </w:pPr>
-            <w:r>
-              <w:t xml:space="preserve">100%</w:t>
-            </w:r>
-          </w:p>
-        </w:tc>
-        <w:tc>
-          <w:tcPr/>
-          <w:p>
-            <w:pPr>
-              <w:pStyle w:val="Compact"/>
-              <w:jc w:val="right"/>
-            </w:pPr>
-            <w:r>
-              <w:t xml:space="preserve">—</w:t>
-            </w:r>
-          </w:p>
-        </w:tc>
-        <w:tc>
-          <w:tcPr/>
-          <w:p>
-            <w:pPr>
-              <w:pStyle w:val="Compact"/>
-              <w:jc w:val="right"/>
-            </w:pPr>
-            <w:r>
-              <w:t xml:space="preserve">—</w:t>
-            </w:r>
-          </w:p>
-        </w:tc>
-      </w:tr>
-    </w:tbl>
-    <w:bookmarkEnd w:id="192"/>
-    <w:bookmarkStart w:id="196" w:name="X17c38d19be0e29160aa374b565370025cd3cedc"/>
-    <w:p>
-      <w:pPr>
-        <w:pStyle w:val="Heading2"/>
-      </w:pPr>
-      <w:r>
-        <w:t xml:space="preserve">5.9. Bàn luận</w:t>
-      </w:r>
-    </w:p>
-    <w:bookmarkStart w:id="193" w:name="Xf4135df1d431f6687795378a645f566212f5f2f"/>
-    <w:p>
-      <w:pPr>
-        <w:pStyle w:val="Heading3"/>
-      </w:pPr>
-      <w:r>
-        <w:t xml:space="preserve">5.9.1. Đọc kết quả: đạt gì, không đạt gì</w:t>
-      </w:r>
-    </w:p>
-    <w:p>
-      <w:pPr>
-        <w:pStyle w:val="FirstParagraph"/>
-      </w:pPr>
-      <w:r>
-        <w:t xml:space="preserve">Chương 6 tổng hợp đầy đủ kết quả và hạn chế; mục này chỉ nêu</w:t>
-      </w:r>
-      <w:r>
-        <w:t xml:space="preserve"> </w:t>
-      </w:r>
-      <w:r>
-        <w:rPr>
-          <w:b/>
-          <w:bCs/>
-        </w:rPr>
-        <w:t xml:space="preserve">cách đọc</w:t>
-      </w:r>
-      <w:r>
-        <w:t xml:space="preserve"> </w:t>
-      </w:r>
-      <w:r>
-        <w:t xml:space="preserve">bộ số liệu vừa trình bày.</w:t>
-      </w:r>
-      <w:r>
-        <w:t xml:space="preserve"> </w:t>
-      </w:r>
-      <w:r>
-        <w:rPr>
-          <w:b/>
-          <w:bCs/>
-        </w:rPr>
-        <w:t xml:space="preserve">Vạch ngăn nằm giữa hai tầng, không rải đều:</w:t>
-      </w:r>
-      <w:r>
-        <w:t xml:space="preserve"> </w:t>
-      </w:r>
-      <w:r>
-        <w:t xml:space="preserve">bộ phát hiện đạt toàn bộ chỉ tiêu với biên rộng và điểm yếu duy nhất — dải "rất nhỏ" ở 5.4.3 — được phơi bày chứ không giấu; khối hậu xử lý đóng góp</w:t>
-      </w:r>
-      <w:r>
-        <w:t xml:space="preserve"> </w:t>
-      </w:r>
-      <w:r>
-        <w:rPr>
-          <w:b/>
-          <w:bCs/>
-        </w:rPr>
-        <w:t xml:space="preserve">thuần dương, không rủi ro</w:t>
-      </w:r>
-      <w:r>
-        <w:t xml:space="preserve"> </w:t>
-      </w:r>
-      <w:r>
-        <w:t xml:space="preserve">(+13,28 điểm, 0 ca hồi quy); còn ba chỉ tiêu độ chính xác chuỗi thì không đạt.</w:t>
-      </w:r>
-    </w:p>
-    <w:bookmarkEnd w:id="193"/>
-    <w:bookmarkStart w:id="194" w:name="Xff467f893be5525c4100bf81184a0f048a11f70"/>
-    <w:p>
-      <w:pPr>
-        <w:pStyle w:val="Heading3"/>
-      </w:pPr>
-      <w:r>
-        <w:t xml:space="preserve">5.9.2. Một hạng mục không đo được, và một giao thức đo phải thay</w:t>
-      </w:r>
-    </w:p>
-    <w:p>
-      <w:pPr>
-        <w:pStyle w:val="FirstParagraph"/>
-      </w:pPr>
-      <w:r>
-        <w:t xml:space="preserve">Cần phân biệt</w:t>
-      </w:r>
-      <w:r>
-        <w:t xml:space="preserve"> </w:t>
-      </w:r>
-      <w:r>
-        <w:rPr>
-          <w:b/>
-          <w:bCs/>
-        </w:rPr>
-        <w:t xml:space="preserve">"chưa đo vì chưa tới lượt"</w:t>
-      </w:r>
-      <w:r>
-        <w:t xml:space="preserve"> </w:t>
-      </w:r>
-      <w:r>
-        <w:t xml:space="preserve">với</w:t>
-      </w:r>
-      <w:r>
-        <w:t xml:space="preserve"> </w:t>
-      </w:r>
-      <w:r>
-        <w:rPr>
-          <w:b/>
-          <w:bCs/>
-        </w:rPr>
-        <w:t xml:space="preserve">"không đo được vì thiếu điều kiện"</w:t>
-      </w:r>
-      <w:r>
-        <w:t xml:space="preserve">. Nhóm thứ nhất — so sánh nền tảng suy luận, huấn luyện mô hình đối chứng, phân rã đóng góp theo từng nhóm luật — đều có phương pháp và công cụ sẵn sàng, chỉ thiếu thời gian máy, và được ghi thành hướng phát triển ở mục 6.3. Hai hạng mục dưới đây thuộc loại khác hẳn nhau và không được trộn:</w:t>
-      </w:r>
-      <w:r>
-        <w:t xml:space="preserve"> </w:t>
-      </w:r>
-      <w:r>
-        <w:rPr>
-          <w:b/>
-          <w:bCs/>
-        </w:rPr>
-        <w:t xml:space="preserve">NFR-A9 thiếu điều kiện quan sát nên không đo được</w:t>
-      </w:r>
-      <w:r>
-        <w:t xml:space="preserve">, còn</w:t>
-      </w:r>
-      <w:r>
-        <w:t xml:space="preserve"> </w:t>
-      </w:r>
-      <w:r>
-        <w:rPr>
-          <w:b/>
-          <w:bCs/>
-        </w:rPr>
-        <w:t xml:space="preserve">NFR-A7 thì đo được — chỉ là giao thức đo đầu tiên hỏng và phải thay bằng giao thức khác</w:t>
-      </w:r>
-      <w:r>
-        <w:t xml:space="preserve">. Chỉ hai hạng mục dưới đây là hạn chế thật của công trình.</w:t>
+        <w:t xml:space="preserve">Nhóm thực hiện đã bàn giao một hệ thống nhận dạng biển số xe Việt Nam hoàn chỉnh, chạy đầu cuối trên máy</w:t>
+      </w:r>
+      <w:r>
+        <w:t xml:space="preserve"> </w:t>
+      </w:r>
+      <w:r>
+        <w:rPr>
+          <w:b/>
+          <w:bCs/>
+        </w:rPr>
+        <w:t xml:space="preserve">không có GPU</w:t>
+      </w:r>
+      <w:r>
+        <w:t xml:space="preserve">: bộ phát hiện tự huấn luyện, khối nhận dạng ký tự, bộ luật hậu xử lý theo quy chuẩn Việt Nam, REST API, giao diện web, cơ sở dữ liệu và đóng gói Docker. Trạng thái xác minh bằng HTTP thật — 10 thao tác trên 9 đường dẫn phản hồi đúng,</w:t>
+      </w:r>
+      <w:r>
+        <w:t xml:space="preserve"> </w:t>
+      </w:r>
+      <w:r>
+        <w:rPr>
+          <w:b/>
+          <w:bCs/>
+        </w:rPr>
+        <w:t xml:space="preserve">1.004/1.004</w:t>
+      </w:r>
+      <w:r>
+        <w:t xml:space="preserve"> </w:t>
+      </w:r>
+      <w:r>
+        <w:t xml:space="preserve">kiểm thử tự động đạt, bao phủ tầng nghiệp vụ 87,7%.</w:t>
       </w:r>
     </w:p>
     <w:p>
@@ -45613,1089 +43712,22 @@
           <w:b/>
           <w:bCs/>
         </w:rPr>
-        <w:t xml:space="preserve">NFR-A9 — độ chính xác theo điều kiện ảnh.</w:t>
-      </w:r>
-      <w:r>
-        <w:t xml:space="preserve"> </w:t>
-      </w:r>
-      <w:r>
-        <w:t xml:space="preserve">Chỉ tiêu này được phát biểu có điều kiện ngay từ giai đoạn phân tích:</w:t>
-      </w:r>
-      <w:r>
-        <w:t xml:space="preserve"> </w:t>
-      </w:r>
-      <w:r>
-        <w:rPr>
-          <w:i/>
-          <w:iCs/>
-        </w:rPr>
-        <w:t xml:space="preserve">báo cáo độ chính xác theo điều kiện chụp, nếu bộ dữ liệu có nhãn phù hợp</w:t>
-      </w:r>
-      <w:r>
-        <w:t xml:space="preserve">. Điều kiện đó không thoả — không bộ dữ liệu nguồn nào gán nhãn ban ngày, ban đêm, chụp nghiêng hay ảnh mờ. Đây là lý do bảng đối chiếu ghi ⬜</w:t>
-      </w:r>
-      <w:r>
-        <w:t xml:space="preserve"> </w:t>
-      </w:r>
-      <w:r>
-        <w:rPr>
-          <w:i/>
-          <w:iCs/>
-        </w:rPr>
-        <w:t xml:space="preserve">không đo được</w:t>
-      </w:r>
-      <w:r>
-        <w:t xml:space="preserve"> </w:t>
-      </w:r>
-      <w:r>
-        <w:t xml:space="preserve">thay vì ❌</w:t>
-      </w:r>
-      <w:r>
-        <w:t xml:space="preserve"> </w:t>
-      </w:r>
-      <w:r>
-        <w:rPr>
-          <w:i/>
-          <w:iCs/>
-        </w:rPr>
-        <w:t xml:space="preserve">không đạt</w:t>
-      </w:r>
-      <w:r>
-        <w:t xml:space="preserve">: một chỉ tiêu chưa có dữ liệu để đo khác hẳn một chỉ tiêu đã đo và trượt.</w:t>
-      </w:r>
-    </w:p>
-    <w:p>
-      <w:pPr>
-        <w:pStyle w:val="BodyText"/>
-      </w:pPr>
-      <w:r>
-        <w:rPr>
-          <w:b/>
-          <w:bCs/>
-        </w:rPr>
-        <w:t xml:space="preserve">NFR-A7 — giao thức đo cũ bị thay, con số mới đo ở mức ảnh toàn cảnh.</w:t>
-      </w:r>
-      <w:r>
-        <w:t xml:space="preserve"> </w:t>
-      </w:r>
-      <w:r>
-        <w:t xml:space="preserve">Con số 0,5552 đã công bố</w:t>
-      </w:r>
-      <w:r>
-        <w:t xml:space="preserve"> </w:t>
-      </w:r>
-      <w:r>
-        <w:rPr>
-          <w:b/>
-          <w:bCs/>
-        </w:rPr>
-        <w:t xml:space="preserve">không tái lập được</w:t>
-      </w:r>
-      <w:r>
-        <w:t xml:space="preserve">: chạy lại trên cùng ngữ liệu, cùng cấu hình cho</w:t>
-      </w:r>
-      <w:r>
-        <w:t xml:space="preserve"> </w:t>
-      </w:r>
-      <w:r>
-        <w:rPr>
-          <w:b/>
-          <w:bCs/>
-        </w:rPr>
-        <w:t xml:space="preserve">0,0000</w:t>
-      </w:r>
-      <w:r>
-        <w:t xml:space="preserve">, nên nó bị rút. Phép đo thay thế chạy trên</w:t>
-      </w:r>
-      <w:r>
-        <w:t xml:space="preserve"> </w:t>
-      </w:r>
-      <w:r>
-        <w:rPr>
-          <w:b/>
-          <w:bCs/>
-        </w:rPr>
-        <w:t xml:space="preserve">ảnh hiện trường có nhãn chuỗi</w:t>
-      </w:r>
-      <w:r>
-        <w:t xml:space="preserve"> </w:t>
-      </w:r>
-      <w:r>
-        <w:t xml:space="preserve">cho</w:t>
-      </w:r>
-      <w:r>
-        <w:t xml:space="preserve"> </w:t>
-      </w:r>
-      <w:r>
-        <w:rPr>
-          <w:b/>
-          <w:bCs/>
-        </w:rPr>
-        <w:t xml:space="preserve">A7 = 56,3%</w:t>
-      </w:r>
-      <w:r>
-        <w:t xml:space="preserve"> </w:t>
-      </w:r>
-      <w:r>
-        <w:t xml:space="preserve">(KTC 95% [52,0 ; 60,7]) —</w:t>
-      </w:r>
-      <w:r>
-        <w:t xml:space="preserve"> </w:t>
-      </w:r>
-      <w:r>
-        <w:rPr>
-          <w:b/>
-          <w:bCs/>
-        </w:rPr>
-        <w:t xml:space="preserve">không đạt ❌</w:t>
-      </w:r>
-      <w:r>
-        <w:t xml:space="preserve">, và phải đọc kèm hạn chế</w:t>
-      </w:r>
-      <w:r>
-        <w:t xml:space="preserve"> </w:t>
-      </w:r>
-      <w:r>
-        <w:rPr>
-          <w:b/>
-          <w:bCs/>
-        </w:rPr>
-        <w:t xml:space="preserve">nhãn do mô hình ngôn ngữ-thị giác sinh</w:t>
-      </w:r>
-      <w:r>
-        <w:t xml:space="preserve"> </w:t>
-      </w:r>
-      <w:r>
-        <w:t xml:space="preserve">(mục 5.5.5). Trên đầu vào nằm ngoài phân bố huấn luyện, một thay đổi nhỏ ở tầng suy luận đủ lật hoàn toàn kết quả — đó là dấu hiệu phép đo</w:t>
-      </w:r>
-      <w:r>
-        <w:t xml:space="preserve"> </w:t>
-      </w:r>
-      <w:r>
-        <w:rPr>
-          <w:b/>
-          <w:bCs/>
-        </w:rPr>
-        <w:t xml:space="preserve">không đo cái nó tưởng đang đo</w:t>
-      </w:r>
-      <w:r>
-        <w:t xml:space="preserve">, nên chỉ tiêu này ghi ⬜ chứ không ghi ❌. Con số đại diện cho năng lực đầu-cuối là</w:t>
-      </w:r>
-      <w:r>
-        <w:t xml:space="preserve"> </w:t>
-      </w:r>
-      <w:r>
-        <w:rPr>
-          <w:b/>
-          <w:bCs/>
-        </w:rPr>
-        <w:t xml:space="preserve">17/22 biển trên ảnh toàn cảnh thật</w:t>
-      </w:r>
-      <w:r>
-        <w:t xml:space="preserve">. Con số 0,5552 đo trên ảnh biển đã cắt sẵn chứ không phải ảnh hiện trường, vì ở thời điểm đo không bộ dữ liệu nào có đồng thời ảnh toàn cảnh và nhãn chuỗi ký tự. Bộ phát hiện được huấn luyện trên ảnh giao thông đầy đủ, nên ảnh mà biển số chiếm gần hết khung nằm ngoài phân bố huấn luyện và tỉ lệ bỏ sót bị đánh giá cao hơn thực tế. Giá trị này vì vậy phải đọc như</w:t>
-      </w:r>
-      <w:r>
-        <w:t xml:space="preserve"> </w:t>
-      </w:r>
-      <w:r>
-        <w:rPr>
-          <w:b/>
-          <w:bCs/>
-        </w:rPr>
-        <w:t xml:space="preserve">cận dưới bi quan</w:t>
-      </w:r>
-      <w:r>
-        <w:t xml:space="preserve">, không phải ước lượng trung tâm.</w:t>
-      </w:r>
-    </w:p>
-    <w:bookmarkEnd w:id="194"/>
-    <w:bookmarkStart w:id="195" w:name="Xc82d4b5cdc34aaf40471359984b07afdd654bc4"/>
-    <w:p>
-      <w:pPr>
-        <w:pStyle w:val="Heading3"/>
-      </w:pPr>
-      <w:r>
-        <w:t xml:space="preserve">5.9.3. Các mối đe doạ đến tính hợp lệ của kết quả</w:t>
-      </w:r>
-    </w:p>
-    <w:p>
-      <w:pPr>
-        <w:pStyle w:val="FirstParagraph"/>
-      </w:pPr>
-      <w:r>
-        <w:t xml:space="preserve">Nguyên tắc:</w:t>
-      </w:r>
-      <w:r>
-        <w:t xml:space="preserve"> </w:t>
-      </w:r>
-      <w:r>
-        <w:rPr>
-          <w:b/>
-          <w:bCs/>
-        </w:rPr>
-        <w:t xml:space="preserve">nêu mối đe doạ, đánh giá mức nghiêm trọng, nói rõ đã làm gì để giảm thiểu — kể cả khi biện pháp giảm thiểu là "không có".</w:t>
-      </w:r>
-    </w:p>
-    <w:p>
-      <w:pPr>
-        <w:pStyle w:val="BodyText"/>
-      </w:pPr>
-      <w:r>
-        <w:rPr>
-          <w:b/>
-          <w:bCs/>
-        </w:rPr>
-        <w:t xml:space="preserve">Bảng 5.17.</w:t>
-      </w:r>
-      <w:r>
-        <w:t xml:space="preserve"> </w:t>
-      </w:r>
-      <w:r>
-        <w:t xml:space="preserve">Tám mối đe doạ đến tính hợp lệ của kết quả</w:t>
-      </w:r>
-    </w:p>
-    <w:tbl>
-      <w:tblPr>
-        <w:tblStyle w:val="Table"/>
-        <w:tblW w:type="auto" w:w="0"/>
-        <w:tblLook w:firstRow="1" w:lastRow="0" w:firstColumn="0" w:lastColumn="0" w:noHBand="0" w:noVBand="0" w:val="0020"/>
-      </w:tblPr>
-      <w:tblGrid>
-        <w:gridCol w:w="1980"/>
-        <w:gridCol w:w="1980"/>
-        <w:gridCol w:w="1980"/>
-        <w:gridCol w:w="1980"/>
-      </w:tblGrid>
-      <w:tr>
-        <w:trPr>
-          <w:tblHeader w:val="on"/>
-        </w:trPr>
-        <w:tc>
-          <w:tcPr/>
-          <w:p>
-            <w:pPr>
-              <w:pStyle w:val="Compact"/>
-              <w:jc w:val="center"/>
-            </w:pPr>
-            <w:r>
-              <w:t xml:space="preserve">#</w:t>
-            </w:r>
-          </w:p>
-        </w:tc>
-        <w:tc>
-          <w:tcPr/>
-          <w:p>
-            <w:pPr>
-              <w:pStyle w:val="Compact"/>
-            </w:pPr>
-            <w:r>
-              <w:t xml:space="preserve">Mối đe doạ</w:t>
-            </w:r>
-          </w:p>
-        </w:tc>
-        <w:tc>
-          <w:tcPr/>
-          <w:p>
-            <w:pPr>
-              <w:pStyle w:val="Compact"/>
-              <w:jc w:val="center"/>
-            </w:pPr>
-            <w:r>
-              <w:t xml:space="preserve">Mức</w:t>
-            </w:r>
-          </w:p>
-        </w:tc>
-        <w:tc>
-          <w:tcPr/>
-          <w:p>
-            <w:pPr>
-              <w:pStyle w:val="Compact"/>
-            </w:pPr>
-            <w:r>
-              <w:t xml:space="preserve">Biện pháp giảm thiểu đã áp dụng</w:t>
-            </w:r>
-          </w:p>
-        </w:tc>
-      </w:tr>
-      <w:tr>
-        <w:tc>
-          <w:tcPr/>
-          <w:p>
-            <w:pPr>
-              <w:pStyle w:val="Compact"/>
-              <w:jc w:val="center"/>
-            </w:pPr>
-            <w:r>
-              <w:t xml:space="preserve">1</w:t>
-            </w:r>
-          </w:p>
-        </w:tc>
-        <w:tc>
-          <w:tcPr/>
-          <w:p>
-            <w:pPr>
-              <w:pStyle w:val="Compact"/>
-            </w:pPr>
-            <w:r>
-              <w:rPr>
-                <w:b/>
-                <w:bCs/>
-              </w:rPr>
-              <w:t xml:space="preserve">Rò rỉ dữ liệu tồn dư không khử được bằng băm tri giác</w:t>
-            </w:r>
-          </w:p>
-        </w:tc>
-        <w:tc>
-          <w:tcPr/>
-          <w:p>
-            <w:pPr>
-              <w:pStyle w:val="Compact"/>
-              <w:jc w:val="center"/>
-            </w:pPr>
-            <w:r>
-              <w:t xml:space="preserve">Cao</w:t>
-            </w:r>
-          </w:p>
-        </w:tc>
-        <w:tc>
-          <w:tcPr/>
-          <w:p>
-            <w:pPr>
-              <w:pStyle w:val="Compact"/>
-            </w:pPr>
-            <w:r>
-              <w:t xml:space="preserve">Nâng ngưỡng gộp 5 → 10 và đo ở nhiều ngưỡng cao hơn ngưỡng gộp. Vẫn còn</w:t>
-            </w:r>
-            <w:r>
-              <w:t xml:space="preserve"> </w:t>
-            </w:r>
-            <w:r>
-              <w:rPr>
-                <w:b/>
-                <w:bCs/>
-              </w:rPr>
-              <w:t xml:space="preserve">791 cặp</w:t>
-            </w:r>
-            <w:r>
-              <w:t xml:space="preserve"> </w:t>
-            </w:r>
-            <w:r>
-              <w:t xml:space="preserve">ở Hamming 12; rò rỉ</w:t>
-            </w:r>
-            <w:r>
-              <w:t xml:space="preserve"> </w:t>
-            </w:r>
-            <w:r>
-              <w:rPr>
-                <w:i/>
-                <w:iCs/>
-              </w:rPr>
-              <w:t xml:space="preserve">ngữ nghĩa</w:t>
-            </w:r>
-            <w:r>
-              <w:t xml:space="preserve"> </w:t>
-            </w:r>
-            <w:r>
-              <w:t xml:space="preserve">(cùng một xe, góc khác)</w:t>
-            </w:r>
-            <w:r>
-              <w:t xml:space="preserve"> </w:t>
-            </w:r>
-            <w:r>
-              <w:rPr>
-                <w:b/>
-                <w:bCs/>
-              </w:rPr>
-              <w:t xml:space="preserve">không ngưỡng phash nào phát hiện được</w:t>
-            </w:r>
-            <w:r>
-              <w:t xml:space="preserve"> </w:t>
-            </w:r>
-            <w:r>
-              <w:t xml:space="preserve">⇒ mọi chỉ số ở 5.4 và 5.6 phải coi là</w:t>
-            </w:r>
-            <w:r>
-              <w:t xml:space="preserve"> </w:t>
-            </w:r>
-            <w:r>
-              <w:rPr>
-                <w:b/>
-                <w:bCs/>
-              </w:rPr>
-              <w:t xml:space="preserve">cận trên lạc quan</w:t>
-            </w:r>
-          </w:p>
-        </w:tc>
-      </w:tr>
-      <w:tr>
-        <w:tc>
-          <w:tcPr/>
-          <w:p>
-            <w:pPr>
-              <w:pStyle w:val="Compact"/>
-              <w:jc w:val="center"/>
-            </w:pPr>
-            <w:r>
-              <w:t xml:space="preserve">2</w:t>
-            </w:r>
-          </w:p>
-        </w:tc>
-        <w:tc>
-          <w:tcPr/>
-          <w:p>
-            <w:pPr>
-              <w:pStyle w:val="Compact"/>
-            </w:pPr>
-            <w:r>
-              <w:rPr>
-                <w:b/>
-                <w:bCs/>
-              </w:rPr>
-              <w:t xml:space="preserve">Tập test không xuyên bộ dữ liệu</w:t>
-            </w:r>
-          </w:p>
-        </w:tc>
-        <w:tc>
-          <w:tcPr/>
-          <w:p>
-            <w:pPr>
-              <w:pStyle w:val="Compact"/>
-              <w:jc w:val="center"/>
-            </w:pPr>
-            <w:r>
-              <w:t xml:space="preserve">Cao</w:t>
-            </w:r>
-          </w:p>
-        </w:tc>
-        <w:tc>
-          <w:tcPr/>
-          <w:p>
-            <w:pPr>
-              <w:pStyle w:val="Compact"/>
-            </w:pPr>
-            <w:r>
-              <w:rPr>
-                <w:b/>
-                <w:bCs/>
-              </w:rPr>
-              <w:t xml:space="preserve">Không có</w:t>
-            </w:r>
-            <w:r>
-              <w:t xml:space="preserve"> </w:t>
-            </w:r>
-            <w:r>
-              <w:t xml:space="preserve">— cách đúng là giữ lại một nguồn hoàn toàn không dùng để huấn luyện;</w:t>
-            </w:r>
-            <w:r>
-              <w:t xml:space="preserve"> </w:t>
-            </w:r>
-            <w:r>
-              <w:rPr>
-                <w:b/>
-                <w:bCs/>
-              </w:rPr>
-              <w:t xml:space="preserve">chưa thực hiện</w:t>
-            </w:r>
-          </w:p>
-        </w:tc>
-      </w:tr>
-      <w:tr>
-        <w:tc>
-          <w:tcPr/>
-          <w:p>
-            <w:pPr>
-              <w:pStyle w:val="Compact"/>
-              <w:jc w:val="center"/>
-            </w:pPr>
-            <w:r>
-              <w:t xml:space="preserve">3</w:t>
-            </w:r>
-          </w:p>
-        </w:tc>
-        <w:tc>
-          <w:tcPr/>
-          <w:p>
-            <w:pPr>
-              <w:pStyle w:val="Compact"/>
-            </w:pPr>
-            <w:r>
-              <w:rPr>
-                <w:b/>
-                <w:bCs/>
-              </w:rPr>
-              <w:t xml:space="preserve">Mẫu số nhỏ cho các chỉ số OCR</w:t>
-            </w:r>
-            <w:r>
-              <w:t xml:space="preserve"> </w:t>
-            </w:r>
-            <w:r>
-              <w:t xml:space="preserve">(2.801 / 15.133 ảnh có nhãn chuỗi)</w:t>
-            </w:r>
-          </w:p>
-        </w:tc>
-        <w:tc>
-          <w:tcPr/>
-          <w:p>
-            <w:pPr>
-              <w:pStyle w:val="Compact"/>
-              <w:jc w:val="center"/>
-            </w:pPr>
-            <w:r>
-              <w:t xml:space="preserve">Cao</w:t>
-            </w:r>
-          </w:p>
-        </w:tc>
-        <w:tc>
-          <w:tcPr/>
-          <w:p>
-            <w:pPr>
-              <w:pStyle w:val="Compact"/>
-            </w:pPr>
-            <w:r>
-              <w:t xml:space="preserve">Công bố mẫu số ở mọi bảng của 5.5;</w:t>
-            </w:r>
-            <w:r>
-              <w:t xml:space="preserve"> </w:t>
-            </w:r>
-            <w:r>
-              <w:rPr>
-                <w:b/>
-                <w:bCs/>
-              </w:rPr>
-              <w:t xml:space="preserve">không</w:t>
-            </w:r>
-            <w:r>
-              <w:t xml:space="preserve"> </w:t>
-            </w:r>
-            <w:r>
-              <w:t xml:space="preserve">rút kết luận về chênh lệch nhỏ</w:t>
-            </w:r>
-          </w:p>
-        </w:tc>
-      </w:tr>
-      <w:tr>
-        <w:tc>
-          <w:tcPr/>
-          <w:p>
-            <w:pPr>
-              <w:pStyle w:val="Compact"/>
-              <w:jc w:val="center"/>
-            </w:pPr>
-            <w:r>
-              <w:t xml:space="preserve">4</w:t>
-            </w:r>
-          </w:p>
-        </w:tc>
-        <w:tc>
-          <w:tcPr/>
-          <w:p>
-            <w:pPr>
-              <w:pStyle w:val="Compact"/>
-            </w:pPr>
-            <w:r>
-              <w:t xml:space="preserve">Đo trên</w:t>
-            </w:r>
-            <w:r>
-              <w:t xml:space="preserve"> </w:t>
-            </w:r>
-            <w:r>
-              <w:rPr>
-                <w:b/>
-                <w:bCs/>
-              </w:rPr>
-              <w:t xml:space="preserve">một cấu hình phần cứng duy nhất</w:t>
-            </w:r>
-          </w:p>
-        </w:tc>
-        <w:tc>
-          <w:tcPr/>
-          <w:p>
-            <w:pPr>
-              <w:pStyle w:val="Compact"/>
-              <w:jc w:val="center"/>
-            </w:pPr>
-            <w:r>
-              <w:t xml:space="preserve">Trung bình</w:t>
-            </w:r>
-          </w:p>
-        </w:tc>
-        <w:tc>
-          <w:tcPr/>
-          <w:p>
-            <w:pPr>
-              <w:pStyle w:val="Compact"/>
-            </w:pPr>
-            <w:r>
-              <w:t xml:space="preserve">Công bố cấu hình đầy đủ ở 5.2;</w:t>
-            </w:r>
-            <w:r>
-              <w:t xml:space="preserve"> </w:t>
-            </w:r>
-            <w:r>
-              <w:rPr>
-                <w:b/>
-                <w:bCs/>
-              </w:rPr>
-              <w:t xml:space="preserve">không ngoại suy</w:t>
-            </w:r>
-            <w:r>
-              <w:t xml:space="preserve"> </w:t>
-            </w:r>
-            <w:r>
-              <w:t xml:space="preserve">sang CPU, hệ điều hành hay số nhân khác</w:t>
-            </w:r>
-          </w:p>
-        </w:tc>
-      </w:tr>
-      <w:tr>
-        <w:tc>
-          <w:tcPr/>
-          <w:p>
-            <w:pPr>
-              <w:pStyle w:val="Compact"/>
-              <w:jc w:val="center"/>
-            </w:pPr>
-            <w:r>
-              <w:t xml:space="preserve">5</w:t>
-            </w:r>
-          </w:p>
-        </w:tc>
-        <w:tc>
-          <w:tcPr/>
-          <w:p>
-            <w:pPr>
-              <w:pStyle w:val="Compact"/>
-            </w:pPr>
-            <w:r>
-              <w:rPr>
-                <w:b/>
-                <w:bCs/>
-              </w:rPr>
-              <w:t xml:space="preserve">Một lượt huấn luyện duy nhất</w:t>
-            </w:r>
-            <w:r>
-              <w:t xml:space="preserve">, không ước lượng được phương sai</w:t>
-            </w:r>
-          </w:p>
-        </w:tc>
-        <w:tc>
-          <w:tcPr/>
-          <w:p>
-            <w:pPr>
-              <w:pStyle w:val="Compact"/>
-              <w:jc w:val="center"/>
-            </w:pPr>
-            <w:r>
-              <w:t xml:space="preserve">Trung bình</w:t>
-            </w:r>
-          </w:p>
-        </w:tc>
-        <w:tc>
-          <w:tcPr/>
-          <w:p>
-            <w:pPr>
-              <w:pStyle w:val="Compact"/>
-            </w:pPr>
-            <w:r>
-              <w:t xml:space="preserve">Cố định</w:t>
-            </w:r>
-            <w:r>
-              <w:t xml:space="preserve"> </w:t>
-            </w:r>
-            <w:r>
-              <w:rPr>
-                <w:rStyle w:val="VerbatimChar"/>
-              </w:rPr>
-              <w:t xml:space="preserve">seed = 42</w:t>
-            </w:r>
-            <w:r>
-              <w:t xml:space="preserve"> </w:t>
-            </w:r>
-            <w:r>
-              <w:t xml:space="preserve">để tái lập; không phát biểu so sánh dựa trên chênh lệch nhỏ</w:t>
-            </w:r>
-          </w:p>
-        </w:tc>
-      </w:tr>
-      <w:tr>
-        <w:tc>
-          <w:tcPr/>
-          <w:p>
-            <w:pPr>
-              <w:pStyle w:val="Compact"/>
-              <w:jc w:val="center"/>
-            </w:pPr>
-            <w:r>
-              <w:t xml:space="preserve">6</w:t>
-            </w:r>
-          </w:p>
-        </w:tc>
-        <w:tc>
-          <w:tcPr/>
-          <w:p>
-            <w:pPr>
-              <w:pStyle w:val="Compact"/>
-            </w:pPr>
-            <w:r>
-              <w:t xml:space="preserve">Bộ dữ liệu</w:t>
-            </w:r>
-            <w:r>
-              <w:t xml:space="preserve"> </w:t>
-            </w:r>
-            <w:r>
-              <w:rPr>
-                <w:b/>
-                <w:bCs/>
-              </w:rPr>
-              <w:t xml:space="preserve">không đạt tiêu chí Q6</w:t>
-            </w:r>
-            <w:r>
-              <w:t xml:space="preserve"> </w:t>
-            </w:r>
-            <w:r>
-              <w:t xml:space="preserve">về tỉ lệ đối tượng nhỏ (10,91%)</w:t>
-            </w:r>
-          </w:p>
-        </w:tc>
-        <w:tc>
-          <w:tcPr/>
-          <w:p>
-            <w:pPr>
-              <w:pStyle w:val="Compact"/>
-              <w:jc w:val="center"/>
-            </w:pPr>
-            <w:r>
-              <w:t xml:space="preserve">Trung bình</w:t>
-            </w:r>
-          </w:p>
-        </w:tc>
-        <w:tc>
-          <w:tcPr/>
-          <w:p>
-            <w:pPr>
-              <w:pStyle w:val="Compact"/>
-            </w:pPr>
-            <w:r>
-              <w:t xml:space="preserve">Báo cáo mAP</w:t>
-            </w:r>
-            <w:r>
-              <w:t xml:space="preserve"> </w:t>
-            </w:r>
-            <w:r>
-              <w:rPr>
-                <w:b/>
-                <w:bCs/>
-              </w:rPr>
-              <w:t xml:space="preserve">tách theo dải kích thước</w:t>
-            </w:r>
-            <w:r>
-              <w:t xml:space="preserve"> </w:t>
-            </w:r>
-            <w:r>
-              <w:t xml:space="preserve">ở 5.4.3</w:t>
-            </w:r>
-          </w:p>
-        </w:tc>
-      </w:tr>
-      <w:tr>
-        <w:tc>
-          <w:tcPr/>
-          <w:p>
-            <w:pPr>
-              <w:pStyle w:val="Compact"/>
-              <w:jc w:val="center"/>
-            </w:pPr>
-            <w:r>
-              <w:t xml:space="preserve">7</w:t>
-            </w:r>
-          </w:p>
-        </w:tc>
-        <w:tc>
-          <w:tcPr/>
-          <w:p>
-            <w:pPr>
-              <w:pStyle w:val="Compact"/>
-            </w:pPr>
-            <w:r>
-              <w:t xml:space="preserve">Nhãn bố cục</w:t>
-            </w:r>
-            <w:r>
-              <w:t xml:space="preserve"> </w:t>
-            </w:r>
-            <w:r>
-              <w:rPr>
-                <w:b/>
-                <w:bCs/>
-              </w:rPr>
-              <w:t xml:space="preserve">suy ra từ tỉ lệ khung hình</w:t>
-            </w:r>
-            <w:r>
-              <w:t xml:space="preserve"> </w:t>
-            </w:r>
-            <w:r>
-              <w:t xml:space="preserve">khi bộ dữ liệu không khai báo</w:t>
-            </w:r>
-          </w:p>
-        </w:tc>
-        <w:tc>
-          <w:tcPr/>
-          <w:p>
-            <w:pPr>
-              <w:pStyle w:val="Compact"/>
-              <w:jc w:val="center"/>
-            </w:pPr>
-            <w:r>
-              <w:t xml:space="preserve">Thấp – TB</w:t>
-            </w:r>
-          </w:p>
-        </w:tc>
-        <w:tc>
-          <w:tcPr/>
-          <w:p>
-            <w:pPr>
-              <w:pStyle w:val="Compact"/>
-            </w:pPr>
-            <w:r>
-              <w:t xml:space="preserve">Ưu tiên nhãn lớp tường minh khi có; ghi rõ tỉ lệ ô suy bằng heuristic</w:t>
-            </w:r>
-          </w:p>
-        </w:tc>
-      </w:tr>
-      <w:tr>
-        <w:tc>
-          <w:tcPr/>
-          <w:p>
-            <w:pPr>
-              <w:pStyle w:val="Compact"/>
-              <w:jc w:val="center"/>
-            </w:pPr>
-            <w:r>
-              <w:t xml:space="preserve">8</w:t>
-            </w:r>
-          </w:p>
-        </w:tc>
-        <w:tc>
-          <w:tcPr/>
-          <w:p>
-            <w:pPr>
-              <w:pStyle w:val="Compact"/>
-            </w:pPr>
-            <w:r>
-              <w:t xml:space="preserve">Ma trận nhầm lẫn ký tự</w:t>
-            </w:r>
-            <w:r>
-              <w:t xml:space="preserve"> </w:t>
-            </w:r>
-            <w:r>
-              <w:rPr>
-                <w:b/>
-                <w:bCs/>
-              </w:rPr>
-              <w:t xml:space="preserve">phụ thuộc thuật toán căn chỉnh chuỗi</w:t>
-            </w:r>
-          </w:p>
-        </w:tc>
-        <w:tc>
-          <w:tcPr/>
-          <w:p>
-            <w:pPr>
-              <w:pStyle w:val="Compact"/>
-              <w:jc w:val="center"/>
-            </w:pPr>
-            <w:r>
-              <w:t xml:space="preserve">Thấp</w:t>
-            </w:r>
-          </w:p>
-        </w:tc>
-        <w:tc>
-          <w:tcPr/>
-          <w:p>
-            <w:pPr>
-              <w:pStyle w:val="Compact"/>
-            </w:pPr>
-            <w:r>
-              <w:t xml:space="preserve">Áp ngưỡng tần suất tối thiểu trước khi đưa một cặp vào bảng luật (5.5.4)</w:t>
-            </w:r>
-          </w:p>
-        </w:tc>
-      </w:tr>
-    </w:tbl>
-    <w:bookmarkEnd w:id="195"/>
-    <w:bookmarkEnd w:id="196"/>
-    <w:bookmarkStart w:id="197" w:name="X6a1edb083ae7945c1aaac9c0c423aec3a03a384"/>
-    <w:p>
-      <w:pPr>
-        <w:pStyle w:val="Heading2"/>
-      </w:pPr>
-      <w:r>
-        <w:t xml:space="preserve">5.10. Đối chiếu với các công trình đã công bố</w:t>
-      </w:r>
-    </w:p>
-    <w:p>
-      <w:pPr>
-        <w:pStyle w:val="FirstParagraph"/>
-      </w:pPr>
-      <w:r>
-        <w:t xml:space="preserve">Ba khác biệt khiến việc đặt cạnh nhau hai con số độ chính xác của hai công trình là</w:t>
-      </w:r>
-      <w:r>
-        <w:t xml:space="preserve"> </w:t>
-      </w:r>
-      <w:r>
-        <w:rPr>
-          <w:b/>
-          <w:bCs/>
-        </w:rPr>
-        <w:t xml:space="preserve">không hợp lệ về phương pháp</w:t>
-      </w:r>
-      <w:r>
-        <w:t xml:space="preserve">, trừ khi cả ba đều trùng.</w:t>
-      </w:r>
-      <w:r>
-        <w:t xml:space="preserve"> </w:t>
-      </w:r>
-      <w:r>
-        <w:rPr>
-          <w:b/>
-          <w:bCs/>
-        </w:rPr>
-        <w:t xml:space="preserve">Bộ dữ liệu và quốc gia:</w:t>
-      </w:r>
-      <w:r>
-        <w:t xml:space="preserve"> </w:t>
-      </w:r>
-      <w:r>
-        <w:t xml:space="preserve">biển Trung Quốc chủ yếu một dòng, biển Brazil có bố cục và phông chữ riêng, biển Việt Nam có tỷ lệ biển hai dòng cao.</w:t>
-      </w:r>
-      <w:r>
-        <w:t xml:space="preserve"> </w:t>
-      </w:r>
-      <w:r>
-        <w:rPr>
-          <w:b/>
-          <w:bCs/>
-        </w:rPr>
-        <w:t xml:space="preserve">Định nghĩa chỉ số:</w:t>
-      </w:r>
-      <w:r>
-        <w:t xml:space="preserve"> </w:t>
-      </w:r>
-      <w:r>
-        <w:rPr>
-          <w:i/>
-          <w:iCs/>
-        </w:rPr>
-        <w:t xml:space="preserve">"accuracy"</w:t>
-      </w:r>
-      <w:r>
-        <w:t xml:space="preserve"> </w:t>
-      </w:r>
-      <w:r>
-        <w:t xml:space="preserve">trong các bài được khảo sát khi thì là mức ký tự, khi là mức chuỗi, khi là toàn trình tính cả bước phát hiện.</w:t>
-      </w:r>
-      <w:r>
-        <w:t xml:space="preserve"> </w:t>
-      </w:r>
-      <w:r>
-        <w:rPr>
-          <w:b/>
-          <w:bCs/>
-        </w:rPr>
-        <w:t xml:space="preserve">Điều kiện ảnh:</w:t>
-      </w:r>
-      <w:r>
-        <w:t xml:space="preserve"> </w:t>
-      </w:r>
-      <w:r>
-        <w:t xml:space="preserve">camera tĩnh ở trạm thu phí khác hẳn ảnh chụp tự do. Bằng chứng mạnh nhất đến từ chính lĩnh vực: Laroca và cộng sự (2022) chạy</w:t>
-      </w:r>
-      <w:r>
-        <w:t xml:space="preserve"> </w:t>
-      </w:r>
-      <w:r>
-        <w:rPr>
-          <w:b/>
-          <w:bCs/>
-        </w:rPr>
-        <w:t xml:space="preserve">12 mô hình OCR trên 9 tập dữ liệu công khai</w:t>
-      </w:r>
-      <w:r>
-        <w:t xml:space="preserve">, độ chính xác trung bình</w:t>
-      </w:r>
-      <w:r>
-        <w:t xml:space="preserve"> </w:t>
-      </w:r>
-      <w:r>
-        <w:rPr>
-          <w:b/>
-          <w:bCs/>
-        </w:rPr>
-        <w:t xml:space="preserve">sụt từ 82,4% xuống 45,2%</w:t>
-      </w:r>
-      <w:r>
-        <w:t xml:space="preserve"> </w:t>
-      </w:r>
-      <w:r>
-        <w:t xml:space="preserve">khi đánh giá xuyên tập dữ liệu.</w:t>
-      </w:r>
-    </w:p>
-    <w:p>
-      <w:pPr>
-        <w:pStyle w:val="BlockText"/>
-      </w:pPr>
-      <w:r>
-        <w:rPr>
-          <w:b/>
-          <w:bCs/>
-        </w:rPr>
-        <w:t xml:space="preserve">Hệ quả áp dụng cho toàn mục này.</w:t>
-      </w:r>
-      <w:r>
-        <w:t xml:space="preserve"> </w:t>
-      </w:r>
-      <w:r>
-        <w:t xml:space="preserve">Mọi con số của công trình khác đều</w:t>
-      </w:r>
-      <w:r>
-        <w:t xml:space="preserve"> </w:t>
-      </w:r>
-      <w:r>
-        <w:rPr>
-          <w:b/>
-          <w:bCs/>
-        </w:rPr>
-        <w:t xml:space="preserve">kèm tên bộ dữ liệu và quốc gia ngay trong bảng</w:t>
-      </w:r>
-      <w:r>
-        <w:t xml:space="preserve">, và không con số nào được dùng để kết luận rằng hệ thống của đồ án tốt hơn hay kém hơn. Chúng chỉ trả lời một câu hỏi hẹp hơn nhiều:</w:t>
-      </w:r>
-      <w:r>
-        <w:t xml:space="preserve"> </w:t>
-      </w:r>
-      <w:r>
-        <w:rPr>
-          <w:i/>
-          <w:iCs/>
-        </w:rPr>
-        <w:t xml:space="preserve">kết quả của đồ án có nằm trong vùng giá trị mà lĩnh vực đã ghi nhận hay không.</w:t>
-      </w:r>
-    </w:p>
-    <w:p>
-      <w:pPr>
-        <w:pStyle w:val="FirstParagraph"/>
-      </w:pPr>
-      <w:r>
-        <w:rPr>
-          <w:b/>
-          <w:bCs/>
-        </w:rPr>
-        <w:t xml:space="preserve">Bảng 5.18.</w:t>
-      </w:r>
-      <w:r>
-        <w:t xml:space="preserve"> </w:t>
-      </w:r>
-      <w:r>
-        <w:t xml:space="preserve">Đối chiếu với các công trình đã công bố — mọi dòng kèm bộ dữ liệu và quốc gia</w:t>
+        <w:t xml:space="preserve">Bảng 6.1.</w:t>
+      </w:r>
+      <w:r>
+        <w:t xml:space="preserve"> </w:t>
+      </w:r>
+      <w:r>
+        <w:t xml:space="preserve">Đối chiếu chỉ tiêu đặt ra ở giai đoạn phân tích yêu cầu với số đo trên</w:t>
+      </w:r>
+      <w:r>
+        <w:t xml:space="preserve"> </w:t>
+      </w:r>
+      <w:r>
+        <w:rPr>
+          <w:rStyle w:val="VerbatimChar"/>
+        </w:rPr>
+        <w:t xml:space="preserve">models/best.pt</w:t>
       </w:r>
     </w:p>
     <w:tbl>
@@ -46720,687 +43752,6 @@
           <w:p>
             <w:pPr>
               <w:pStyle w:val="Compact"/>
-            </w:pPr>
-            <w:r>
-              <w:t xml:space="preserve">Khối</w:t>
-            </w:r>
-          </w:p>
-        </w:tc>
-        <w:tc>
-          <w:tcPr/>
-          <w:p>
-            <w:pPr>
-              <w:pStyle w:val="Compact"/>
-            </w:pPr>
-            <w:r>
-              <w:t xml:space="preserve">Công trình</w:t>
-            </w:r>
-          </w:p>
-        </w:tc>
-        <w:tc>
-          <w:tcPr/>
-          <w:p>
-            <w:pPr>
-              <w:pStyle w:val="Compact"/>
-            </w:pPr>
-            <w:r>
-              <w:t xml:space="preserve">Bộ dữ liệu · quốc gia</w:t>
-            </w:r>
-          </w:p>
-        </w:tc>
-        <w:tc>
-          <w:tcPr/>
-          <w:p>
-            <w:pPr>
-              <w:pStyle w:val="Compact"/>
-            </w:pPr>
-            <w:r>
-              <w:t xml:space="preserve">Chỉ số công bố</w:t>
-            </w:r>
-          </w:p>
-        </w:tc>
-        <w:tc>
-          <w:tcPr/>
-          <w:p>
-            <w:pPr>
-              <w:pStyle w:val="Compact"/>
-              <w:jc w:val="right"/>
-            </w:pPr>
-            <w:r>
-              <w:t xml:space="preserve">Giá trị</w:t>
-            </w:r>
-          </w:p>
-        </w:tc>
-      </w:tr>
-      <w:tr>
-        <w:tc>
-          <w:tcPr/>
-          <w:p>
-            <w:pPr>
-              <w:pStyle w:val="Compact"/>
-            </w:pPr>
-            <w:r>
-              <w:t xml:space="preserve">Phát hiện</w:t>
-            </w:r>
-          </w:p>
-        </w:tc>
-        <w:tc>
-          <w:tcPr/>
-          <w:p>
-            <w:pPr>
-              <w:pStyle w:val="Compact"/>
-            </w:pPr>
-            <w:r>
-              <w:t xml:space="preserve">Batra và cộng sự (2022)</w:t>
-            </w:r>
-          </w:p>
-        </w:tc>
-        <w:tc>
-          <w:tcPr/>
-          <w:p>
-            <w:pPr>
-              <w:pStyle w:val="Compact"/>
-            </w:pPr>
-            <w:r>
-              <w:t xml:space="preserve">Google Open Images + biển Ấn Độ, 5.991 ảnh</w:t>
-            </w:r>
-          </w:p>
-        </w:tc>
-        <w:tc>
-          <w:tcPr/>
-          <w:p>
-            <w:pPr>
-              <w:pStyle w:val="Compact"/>
-            </w:pPr>
-            <w:hyperlink r:id="rId13">
-              <w:r>
-                <w:rPr>
-                  <w:rStyle w:val="Hyperlink"/>
-                </w:rPr>
-                <w:t xml:space="preserve">mAP@0.5</w:t>
-              </w:r>
-            </w:hyperlink>
-          </w:p>
-        </w:tc>
-        <w:tc>
-          <w:tcPr/>
-          <w:p>
-            <w:pPr>
-              <w:pStyle w:val="Compact"/>
-              <w:jc w:val="right"/>
-            </w:pPr>
-            <w:r>
-              <w:t xml:space="preserve">87,2%</w:t>
-            </w:r>
-          </w:p>
-        </w:tc>
-      </w:tr>
-      <w:tr>
-        <w:tc>
-          <w:tcPr/>
-          <w:p>
-            <w:pPr>
-              <w:pStyle w:val="Compact"/>
-            </w:pPr>
-            <w:r>
-              <w:t xml:space="preserve">Phát hiện</w:t>
-            </w:r>
-          </w:p>
-        </w:tc>
-        <w:tc>
-          <w:tcPr/>
-          <w:p>
-            <w:pPr>
-              <w:pStyle w:val="Compact"/>
-            </w:pPr>
-            <w:r>
-              <w:t xml:space="preserve">Ba nghiên cứu dùng YOLO11 cho ALPR (mục 3.2)</w:t>
-            </w:r>
-          </w:p>
-        </w:tc>
-        <w:tc>
-          <w:tcPr/>
-          <w:p>
-            <w:pPr>
-              <w:pStyle w:val="Compact"/>
-            </w:pPr>
-            <w:r>
-              <w:t xml:space="preserve">các tập khác nhau</w:t>
-            </w:r>
-          </w:p>
-        </w:tc>
-        <w:tc>
-          <w:tcPr/>
-          <w:p>
-            <w:pPr>
-              <w:pStyle w:val="Compact"/>
-            </w:pPr>
-            <w:hyperlink r:id="rId13">
-              <w:r>
-                <w:rPr>
-                  <w:rStyle w:val="Hyperlink"/>
-                </w:rPr>
-                <w:t xml:space="preserve">mAP@0.5</w:t>
-              </w:r>
-            </w:hyperlink>
-          </w:p>
-        </w:tc>
-        <w:tc>
-          <w:tcPr/>
-          <w:p>
-            <w:pPr>
-              <w:pStyle w:val="Compact"/>
-              <w:jc w:val="right"/>
-            </w:pPr>
-            <w:r>
-              <w:t xml:space="preserve">90,6% – 99,5%</w:t>
-            </w:r>
-          </w:p>
-        </w:tc>
-      </w:tr>
-      <w:tr>
-        <w:tc>
-          <w:tcPr/>
-          <w:p>
-            <w:pPr>
-              <w:pStyle w:val="Compact"/>
-            </w:pPr>
-            <w:r>
-              <w:t xml:space="preserve">Phát hiện</w:t>
-            </w:r>
-          </w:p>
-        </w:tc>
-        <w:tc>
-          <w:tcPr/>
-          <w:p>
-            <w:pPr>
-              <w:pStyle w:val="Compact"/>
-            </w:pPr>
-            <w:r>
-              <w:rPr>
-                <w:b/>
-                <w:bCs/>
-              </w:rPr>
-              <w:t xml:space="preserve">Đồ án này</w:t>
-            </w:r>
-          </w:p>
-        </w:tc>
-        <w:tc>
-          <w:tcPr/>
-          <w:p>
-            <w:pPr>
-              <w:pStyle w:val="Compact"/>
-            </w:pPr>
-            <w:r>
-              <w:rPr>
-                <w:b/>
-                <w:bCs/>
-              </w:rPr>
-              <w:t xml:space="preserve">ngữ liệu Việt Nam hợp nhất, 1.514 ảnh test</w:t>
-            </w:r>
-          </w:p>
-        </w:tc>
-        <w:tc>
-          <w:tcPr/>
-          <w:p>
-            <w:pPr>
-              <w:pStyle w:val="Compact"/>
-            </w:pPr>
-            <w:hyperlink r:id="rId13">
-              <w:r>
-                <w:rPr>
-                  <w:rStyle w:val="Hyperlink"/>
-                </w:rPr>
-                <w:t xml:space="preserve">mAP@0.5</w:t>
-              </w:r>
-            </w:hyperlink>
-          </w:p>
-        </w:tc>
-        <w:tc>
-          <w:tcPr/>
-          <w:p>
-            <w:pPr>
-              <w:pStyle w:val="Compact"/>
-              <w:jc w:val="right"/>
-            </w:pPr>
-            <w:r>
-              <w:rPr>
-                <w:b/>
-                <w:bCs/>
-              </w:rPr>
-              <w:t xml:space="preserve">98,29%</w:t>
-            </w:r>
-          </w:p>
-        </w:tc>
-      </w:tr>
-      <w:tr>
-        <w:tc>
-          <w:tcPr/>
-          <w:p>
-            <w:pPr>
-              <w:pStyle w:val="Compact"/>
-            </w:pPr>
-            <w:r>
-              <w:t xml:space="preserve">Nhận dạng</w:t>
-            </w:r>
-          </w:p>
-        </w:tc>
-        <w:tc>
-          <w:tcPr/>
-          <w:p>
-            <w:pPr>
-              <w:pStyle w:val="Compact"/>
-            </w:pPr>
-            <w:r>
-              <w:t xml:space="preserve">Xu và cộng sự — RPnet (2018)</w:t>
-            </w:r>
-          </w:p>
-        </w:tc>
-        <w:tc>
-          <w:tcPr/>
-          <w:p>
-            <w:pPr>
-              <w:pStyle w:val="Compact"/>
-            </w:pPr>
-            <w:r>
-              <w:t xml:space="preserve">CCPD · Trung Quốc</w:t>
-            </w:r>
-          </w:p>
-        </w:tc>
-        <w:tc>
-          <w:tcPr/>
-          <w:p>
-            <w:pPr>
-              <w:pStyle w:val="Compact"/>
-            </w:pPr>
-            <w:r>
-              <w:t xml:space="preserve">accuracy end-to-end</w:t>
-            </w:r>
-          </w:p>
-        </w:tc>
-        <w:tc>
-          <w:tcPr/>
-          <w:p>
-            <w:pPr>
-              <w:pStyle w:val="Compact"/>
-              <w:jc w:val="right"/>
-            </w:pPr>
-            <w:r>
-              <w:t xml:space="preserve">98,5%</w:t>
-            </w:r>
-          </w:p>
-        </w:tc>
-      </w:tr>
-      <w:tr>
-        <w:tc>
-          <w:tcPr/>
-          <w:p>
-            <w:pPr>
-              <w:pStyle w:val="Compact"/>
-            </w:pPr>
-            <w:r>
-              <w:t xml:space="preserve">Nhận dạng</w:t>
-            </w:r>
-          </w:p>
-        </w:tc>
-        <w:tc>
-          <w:tcPr/>
-          <w:p>
-            <w:pPr>
-              <w:pStyle w:val="Compact"/>
-            </w:pPr>
-            <w:r>
-              <w:t xml:space="preserve">Laroca và cộng sự (2021)</w:t>
-            </w:r>
-          </w:p>
-        </w:tc>
-        <w:tc>
-          <w:tcPr/>
-          <w:p>
-            <w:pPr>
-              <w:pStyle w:val="Compact"/>
-            </w:pPr>
-            <w:r>
-              <w:t xml:space="preserve">8 tập từ 5 khu vực</w:t>
-            </w:r>
-          </w:p>
-        </w:tc>
-        <w:tc>
-          <w:tcPr/>
-          <w:p>
-            <w:pPr>
-              <w:pStyle w:val="Compact"/>
-            </w:pPr>
-            <w:r>
-              <w:t xml:space="preserve">recognition rate trung bình</w:t>
-            </w:r>
-          </w:p>
-        </w:tc>
-        <w:tc>
-          <w:tcPr/>
-          <w:p>
-            <w:pPr>
-              <w:pStyle w:val="Compact"/>
-              <w:jc w:val="right"/>
-            </w:pPr>
-            <w:r>
-              <w:t xml:space="preserve">96,9%</w:t>
-            </w:r>
-          </w:p>
-        </w:tc>
-      </w:tr>
-      <w:tr>
-        <w:tc>
-          <w:tcPr/>
-          <w:p>
-            <w:pPr>
-              <w:pStyle w:val="Compact"/>
-            </w:pPr>
-            <w:r>
-              <w:t xml:space="preserve">Nhận dạng</w:t>
-            </w:r>
-          </w:p>
-        </w:tc>
-        <w:tc>
-          <w:tcPr/>
-          <w:p>
-            <w:pPr>
-              <w:pStyle w:val="Compact"/>
-            </w:pPr>
-            <w:r>
-              <w:t xml:space="preserve">Xu và cộng sự — LPTR-AFLNet (2025)</w:t>
-            </w:r>
-          </w:p>
-        </w:tc>
-        <w:tc>
-          <w:tcPr/>
-          <w:p>
-            <w:pPr>
-              <w:pStyle w:val="Compact"/>
-            </w:pPr>
-            <w:r>
-              <w:t xml:space="preserve">biển Trung Quốc</w:t>
-            </w:r>
-          </w:p>
-        </w:tc>
-        <w:tc>
-          <w:tcPr/>
-          <w:p>
-            <w:pPr>
-              <w:pStyle w:val="Compact"/>
-            </w:pPr>
-            <w:r>
-              <w:t xml:space="preserve">accuracy</w:t>
-            </w:r>
-            <w:r>
-              <w:t xml:space="preserve"> </w:t>
-            </w:r>
-            <w:r>
-              <w:rPr>
-                <w:b/>
-                <w:bCs/>
-              </w:rPr>
-              <w:t xml:space="preserve">riêng biển hai dòng</w:t>
-            </w:r>
-          </w:p>
-        </w:tc>
-        <w:tc>
-          <w:tcPr/>
-          <w:p>
-            <w:pPr>
-              <w:pStyle w:val="Compact"/>
-              <w:jc w:val="right"/>
-            </w:pPr>
-            <w:r>
-              <w:t xml:space="preserve">99,37%</w:t>
-            </w:r>
-          </w:p>
-        </w:tc>
-      </w:tr>
-      <w:tr>
-        <w:tc>
-          <w:tcPr/>
-          <w:p>
-            <w:pPr>
-              <w:pStyle w:val="Compact"/>
-            </w:pPr>
-            <w:r>
-              <w:t xml:space="preserve">Nhận dạng</w:t>
-            </w:r>
-          </w:p>
-        </w:tc>
-        <w:tc>
-          <w:tcPr/>
-          <w:p>
-            <w:pPr>
-              <w:pStyle w:val="Compact"/>
-            </w:pPr>
-            <w:r>
-              <w:t xml:space="preserve">Tran và Bui (2024)</w:t>
-            </w:r>
-          </w:p>
-        </w:tc>
-        <w:tc>
-          <w:tcPr/>
-          <w:p>
-            <w:pPr>
-              <w:pStyle w:val="Compact"/>
-            </w:pPr>
-            <w:r>
-              <w:t xml:space="preserve">biển Việt Nam, chạy trên Raspberry Pi 4</w:t>
-            </w:r>
-          </w:p>
-        </w:tc>
-        <w:tc>
-          <w:tcPr/>
-          <w:p>
-            <w:pPr>
-              <w:pStyle w:val="Compact"/>
-            </w:pPr>
-            <w:r>
-              <w:t xml:space="preserve">accuracy</w:t>
-            </w:r>
-          </w:p>
-        </w:tc>
-        <w:tc>
-          <w:tcPr/>
-          <w:p>
-            <w:pPr>
-              <w:pStyle w:val="Compact"/>
-              <w:jc w:val="right"/>
-            </w:pPr>
-            <w:r>
-              <w:t xml:space="preserve">95,68%</w:t>
-            </w:r>
-          </w:p>
-        </w:tc>
-      </w:tr>
-      <w:tr>
-        <w:tc>
-          <w:tcPr/>
-          <w:p>
-            <w:pPr>
-              <w:pStyle w:val="Compact"/>
-            </w:pPr>
-            <w:r>
-              <w:t xml:space="preserve">Nhận dạng</w:t>
-            </w:r>
-          </w:p>
-        </w:tc>
-        <w:tc>
-          <w:tcPr/>
-          <w:p>
-            <w:pPr>
-              <w:pStyle w:val="Compact"/>
-            </w:pPr>
-            <w:r>
-              <w:rPr>
-                <w:b/>
-                <w:bCs/>
-              </w:rPr>
-              <w:t xml:space="preserve">Đồ án này</w:t>
-            </w:r>
-          </w:p>
-        </w:tc>
-        <w:tc>
-          <w:tcPr/>
-          <w:p>
-            <w:pPr>
-              <w:pStyle w:val="Compact"/>
-            </w:pPr>
-            <w:r>
-              <w:rPr>
-                <w:b/>
-                <w:bCs/>
-              </w:rPr>
-              <w:t xml:space="preserve">2.801 biển Việt Nam có nhãn chuỗi</w:t>
-            </w:r>
-          </w:p>
-        </w:tc>
-        <w:tc>
-          <w:tcPr/>
-          <w:p>
-            <w:pPr>
-              <w:pStyle w:val="Compact"/>
-            </w:pPr>
-            <w:r>
-              <w:rPr>
-                <w:b/>
-                <w:bCs/>
-              </w:rPr>
-              <w:t xml:space="preserve">A6 / A7</w:t>
-            </w:r>
-          </w:p>
-        </w:tc>
-        <w:tc>
-          <w:tcPr/>
-          <w:p>
-            <w:pPr>
-              <w:pStyle w:val="Compact"/>
-              <w:jc w:val="right"/>
-            </w:pPr>
-            <w:r>
-              <w:rPr>
-                <w:b/>
-                <w:bCs/>
-              </w:rPr>
-              <w:t xml:space="preserve">75,12% / 55,52%</w:t>
-            </w:r>
-          </w:p>
-        </w:tc>
-      </w:tr>
-    </w:tbl>
-    <w:p>
-      <w:r>
-        <w:br w:type="page"/>
-      </w:r>
-    </w:p>
-    <w:bookmarkEnd w:id="197"/>
-    <w:bookmarkEnd w:id="198"/>
-    <w:bookmarkStart w:id="203" w:name="chương-6-kết-luận-và-hướng-phát-triển"/>
-    <w:p>
-      <w:pPr>
-        <w:pStyle w:val="Heading1"/>
-      </w:pPr>
-      <w:r>
-        <w:t xml:space="preserve">CHƯƠNG 6. KẾT LUẬN VÀ HƯỚNG PHÁT TRIỂN</w:t>
-      </w:r>
-    </w:p>
-    <w:bookmarkStart w:id="199" w:name="Xb83df606b245f1fa37530db85d26da9c381b41b"/>
-    <w:p>
-      <w:pPr>
-        <w:pStyle w:val="Heading2"/>
-      </w:pPr>
-      <w:r>
-        <w:t xml:space="preserve">6.1. Kết quả đạt được</w:t>
-      </w:r>
-    </w:p>
-    <w:p>
-      <w:pPr>
-        <w:pStyle w:val="FirstParagraph"/>
-      </w:pPr>
-      <w:r>
-        <w:t xml:space="preserve">Nhóm thực hiện đã bàn giao một hệ thống nhận dạng biển số xe Việt Nam hoàn chỉnh, chạy đầu cuối trên máy</w:t>
-      </w:r>
-      <w:r>
-        <w:t xml:space="preserve"> </w:t>
-      </w:r>
-      <w:r>
-        <w:rPr>
-          <w:b/>
-          <w:bCs/>
-        </w:rPr>
-        <w:t xml:space="preserve">không có GPU</w:t>
-      </w:r>
-      <w:r>
-        <w:t xml:space="preserve">: bộ phát hiện tự huấn luyện, khối nhận dạng ký tự, bộ luật hậu xử lý theo quy chuẩn Việt Nam, REST API, giao diện web, cơ sở dữ liệu và đóng gói Docker. Trạng thái xác minh bằng HTTP thật — 10 thao tác trên 9 đường dẫn phản hồi đúng,</w:t>
-      </w:r>
-      <w:r>
-        <w:t xml:space="preserve"> </w:t>
-      </w:r>
-      <w:r>
-        <w:rPr>
-          <w:b/>
-          <w:bCs/>
-        </w:rPr>
-        <w:t xml:space="preserve">1.004/1.004</w:t>
-      </w:r>
-      <w:r>
-        <w:t xml:space="preserve"> </w:t>
-      </w:r>
-      <w:r>
-        <w:t xml:space="preserve">kiểm thử tự động đạt, bao phủ tầng nghiệp vụ 87,7%.</w:t>
-      </w:r>
-    </w:p>
-    <w:p>
-      <w:pPr>
-        <w:pStyle w:val="BodyText"/>
-      </w:pPr>
-      <w:r>
-        <w:rPr>
-          <w:b/>
-          <w:bCs/>
-        </w:rPr>
-        <w:t xml:space="preserve">Bảng 6.1.</w:t>
-      </w:r>
-      <w:r>
-        <w:t xml:space="preserve"> </w:t>
-      </w:r>
-      <w:r>
-        <w:t xml:space="preserve">Đối chiếu chỉ tiêu đặt ra ở giai đoạn phân tích yêu cầu với số đo trên</w:t>
-      </w:r>
-      <w:r>
-        <w:t xml:space="preserve"> </w:t>
-      </w:r>
-      <w:r>
-        <w:rPr>
-          <w:rStyle w:val="VerbatimChar"/>
-        </w:rPr>
-        <w:t xml:space="preserve">models/best.pt</w:t>
-      </w:r>
-    </w:p>
-    <w:tbl>
-      <w:tblPr>
-        <w:tblStyle w:val="Table"/>
-        <w:tblW w:type="auto" w:w="0"/>
-        <w:tblLook w:firstRow="1" w:lastRow="0" w:firstColumn="0" w:lastColumn="0" w:noHBand="0" w:noVBand="0" w:val="0020"/>
-      </w:tblPr>
-      <w:tblGrid>
-        <w:gridCol w:w="1584"/>
-        <w:gridCol w:w="1584"/>
-        <w:gridCol w:w="1584"/>
-        <w:gridCol w:w="1584"/>
-        <w:gridCol w:w="1584"/>
-      </w:tblGrid>
-      <w:tr>
-        <w:trPr>
-          <w:tblHeader w:val="on"/>
-        </w:trPr>
-        <w:tc>
-          <w:tcPr/>
-          <w:p>
-            <w:pPr>
-              <w:pStyle w:val="Compact"/>
               <w:jc w:val="center"/>
             </w:pPr>
             <w:r>
@@ -48377,8 +44728,8 @@
         <w:t xml:space="preserve">: mọi số liệu sinh lại được bằng một lệnh, mọi phép so sánh kèm điều kiện đo, và các kết quả âm — hai lượt tinh chỉnh bộ nhận dạng đều không thắng model gốc ở chế độ vận hành — được ghi lại thay vì bỏ đi.</w:t>
       </w:r>
     </w:p>
-    <w:bookmarkEnd w:id="199"/>
-    <w:bookmarkStart w:id="200" w:name="X1f36a3640c9e310e5e9f84e347ef7e1a0c2a324"/>
+    <w:bookmarkEnd w:id="188"/>
+    <w:bookmarkStart w:id="189" w:name="X1f36a3640c9e310e5e9f84e347ef7e1a0c2a324"/>
     <w:p>
       <w:pPr>
         <w:pStyle w:val="Heading2"/>
@@ -49042,7 +45393,7 @@
               <w:t xml:space="preserve">thiếu điều kiện quan sát</w:t>
             </w:r>
             <w:r>
-              <w:t xml:space="preserve">, không phải phép đo bị bỏ quên: chỉ tiêu ghi ⬜ chứ không ghi ❌ (mục 5.9.2)</w:t>
+              <w:t xml:space="preserve">, không phải phép đo bị bỏ quên: chỉ tiêu ghi ⬜ chứ không ghi ❌ (mục 5.7)</w:t>
             </w:r>
           </w:p>
         </w:tc>
@@ -49110,8 +45461,8 @@
         </w:tc>
       </w:tr>
     </w:tbl>
-    <w:bookmarkEnd w:id="200"/>
-    <w:bookmarkStart w:id="201" w:name="Xf043620ea494c29eb5cd98da852a1ed6f0ba165"/>
+    <w:bookmarkEnd w:id="189"/>
+    <w:bookmarkStart w:id="190" w:name="Xf043620ea494c29eb5cd98da852a1ed6f0ba165"/>
     <w:p>
       <w:pPr>
         <w:pStyle w:val="Heading2"/>
@@ -49861,8 +46212,8 @@
         </w:tc>
       </w:tr>
     </w:tbl>
-    <w:bookmarkEnd w:id="201"/>
-    <w:bookmarkStart w:id="202" w:name="Xc3f4b05ddc489b3b83793ce2ad798163de00527"/>
+    <w:bookmarkEnd w:id="190"/>
+    <w:bookmarkStart w:id="191" w:name="Xc3f4b05ddc489b3b83793ce2ad798163de00527"/>
     <w:p>
       <w:pPr>
         <w:pStyle w:val="Heading2"/>
@@ -49942,9 +46293,9 @@
         <w:br w:type="page"/>
       </w:r>
     </w:p>
-    <w:bookmarkEnd w:id="202"/>
-    <w:bookmarkEnd w:id="203"/>
-    <w:bookmarkStart w:id="223" w:name="tài-liệu-tham-khảo"/>
+    <w:bookmarkEnd w:id="191"/>
+    <w:bookmarkEnd w:id="192"/>
+    <w:bookmarkStart w:id="212" w:name="tài-liệu-tham-khảo"/>
     <w:p>
       <w:pPr>
         <w:pStyle w:val="Heading1"/>
@@ -49997,7 +46348,7 @@
       <w:r>
         <w:t xml:space="preserve"> </w:t>
       </w:r>
-      <w:hyperlink r:id="rId204">
+      <w:hyperlink r:id="rId193">
         <w:r>
           <w:rPr>
             <w:rStyle w:val="Hyperlink"/>
@@ -50022,7 +46373,7 @@
       <w:r>
         <w:t xml:space="preserve"> </w:t>
       </w:r>
-      <w:hyperlink r:id="rId205">
+      <w:hyperlink r:id="rId194">
         <w:r>
           <w:rPr>
             <w:rStyle w:val="Hyperlink"/>
@@ -50055,7 +46406,7 @@
       <w:r>
         <w:t xml:space="preserve"> </w:t>
       </w:r>
-      <w:hyperlink r:id="rId206">
+      <w:hyperlink r:id="rId195">
         <w:r>
           <w:rPr>
             <w:rStyle w:val="Hyperlink"/>
@@ -50080,7 +46431,7 @@
       <w:r>
         <w:t xml:space="preserve"> </w:t>
       </w:r>
-      <w:hyperlink r:id="rId207">
+      <w:hyperlink r:id="rId196">
         <w:r>
           <w:rPr>
             <w:rStyle w:val="Hyperlink"/>
@@ -50105,7 +46456,7 @@
       <w:r>
         <w:t xml:space="preserve"> </w:t>
       </w:r>
-      <w:hyperlink r:id="rId208">
+      <w:hyperlink r:id="rId197">
         <w:r>
           <w:rPr>
             <w:rStyle w:val="Hyperlink"/>
@@ -50130,7 +46481,7 @@
       <w:r>
         <w:t xml:space="preserve"> </w:t>
       </w:r>
-      <w:hyperlink r:id="rId209">
+      <w:hyperlink r:id="rId198">
         <w:r>
           <w:rPr>
             <w:rStyle w:val="Hyperlink"/>
@@ -50155,7 +46506,7 @@
       <w:r>
         <w:t xml:space="preserve"> </w:t>
       </w:r>
-      <w:hyperlink r:id="rId210">
+      <w:hyperlink r:id="rId199">
         <w:r>
           <w:rPr>
             <w:rStyle w:val="Hyperlink"/>
@@ -50193,7 +46544,7 @@
       <w:r>
         <w:t xml:space="preserve"> </w:t>
       </w:r>
-      <w:hyperlink r:id="rId211">
+      <w:hyperlink r:id="rId200">
         <w:r>
           <w:rPr>
             <w:rStyle w:val="Hyperlink"/>
@@ -50218,7 +46569,7 @@
       <w:r>
         <w:t xml:space="preserve"> </w:t>
       </w:r>
-      <w:hyperlink r:id="rId212">
+      <w:hyperlink r:id="rId201">
         <w:r>
           <w:rPr>
             <w:rStyle w:val="Hyperlink"/>
@@ -50256,7 +46607,7 @@
       <w:r>
         <w:t xml:space="preserve"> </w:t>
       </w:r>
-      <w:hyperlink r:id="rId213">
+      <w:hyperlink r:id="rId202">
         <w:r>
           <w:rPr>
             <w:rStyle w:val="Hyperlink"/>
@@ -50281,7 +46632,7 @@
       <w:r>
         <w:t xml:space="preserve"> </w:t>
       </w:r>
-      <w:hyperlink r:id="rId214">
+      <w:hyperlink r:id="rId203">
         <w:r>
           <w:rPr>
             <w:rStyle w:val="Hyperlink"/>
@@ -50306,7 +46657,7 @@
       <w:r>
         <w:t xml:space="preserve"> </w:t>
       </w:r>
-      <w:hyperlink r:id="rId215">
+      <w:hyperlink r:id="rId204">
         <w:r>
           <w:rPr>
             <w:rStyle w:val="Hyperlink"/>
@@ -50365,7 +46716,7 @@
       <w:r>
         <w:t xml:space="preserve"> </w:t>
       </w:r>
-      <w:hyperlink r:id="rId216">
+      <w:hyperlink r:id="rId205">
         <w:r>
           <w:rPr>
             <w:rStyle w:val="Hyperlink"/>
@@ -50403,7 +46754,7 @@
       <w:r>
         <w:t xml:space="preserve"> </w:t>
       </w:r>
-      <w:hyperlink r:id="rId217">
+      <w:hyperlink r:id="rId206">
         <w:r>
           <w:rPr>
             <w:rStyle w:val="Hyperlink"/>
@@ -50441,7 +46792,7 @@
       <w:r>
         <w:t xml:space="preserve"> </w:t>
       </w:r>
-      <w:hyperlink r:id="rId218">
+      <w:hyperlink r:id="rId207">
         <w:r>
           <w:rPr>
             <w:rStyle w:val="Hyperlink"/>
@@ -50487,7 +46838,7 @@
       <w:r>
         <w:t xml:space="preserve"> </w:t>
       </w:r>
-      <w:hyperlink r:id="rId219">
+      <w:hyperlink r:id="rId208">
         <w:r>
           <w:rPr>
             <w:rStyle w:val="Hyperlink"/>
@@ -50512,7 +46863,7 @@
       <w:r>
         <w:t xml:space="preserve"> </w:t>
       </w:r>
-      <w:hyperlink r:id="rId220">
+      <w:hyperlink r:id="rId209">
         <w:r>
           <w:rPr>
             <w:rStyle w:val="Hyperlink"/>
@@ -50558,7 +46909,7 @@
       <w:r>
         <w:t xml:space="preserve"> </w:t>
       </w:r>
-      <w:hyperlink r:id="rId221">
+      <w:hyperlink r:id="rId210">
         <w:r>
           <w:rPr>
             <w:rStyle w:val="Hyperlink"/>
@@ -50583,7 +46934,7 @@
       <w:r>
         <w:t xml:space="preserve"> </w:t>
       </w:r>
-      <w:hyperlink r:id="rId222">
+      <w:hyperlink r:id="rId211">
         <w:r>
           <w:rPr>
             <w:rStyle w:val="Hyperlink"/>
@@ -50603,8 +46954,8 @@
         <w:br w:type="page"/>
       </w:r>
     </w:p>
-    <w:bookmarkEnd w:id="223"/>
-    <w:bookmarkStart w:id="227" w:name="phụ-lục"/>
+    <w:bookmarkEnd w:id="212"/>
+    <w:bookmarkStart w:id="216" w:name="phụ-lục"/>
     <w:p>
       <w:pPr>
         <w:pStyle w:val="Heading1"/>
@@ -50613,7 +46964,7 @@
         <w:t xml:space="preserve">PHỤ LỤC</w:t>
       </w:r>
     </w:p>
-    <w:bookmarkStart w:id="224" w:name="phụ-lục-i-mã-vùng-biển-số"/>
+    <w:bookmarkStart w:id="213" w:name="phụ-lục-i-mã-vùng-biển-số"/>
     <w:p>
       <w:pPr>
         <w:pStyle w:val="Heading2"/>
@@ -51723,8 +48074,8 @@
         </w:pict>
       </w:r>
     </w:p>
-    <w:bookmarkEnd w:id="224"/>
-    <w:bookmarkStart w:id="225" w:name="phụ-lục-ii-ghi-công-giấy-phép-bộ-dữ-liệu"/>
+    <w:bookmarkEnd w:id="213"/>
+    <w:bookmarkStart w:id="214" w:name="phụ-lục-ii-ghi-công-giấy-phép-bộ-dữ-liệu"/>
     <w:p>
       <w:pPr>
         <w:pStyle w:val="Heading2"/>
@@ -51896,8 +48247,8 @@
         </w:pict>
       </w:r>
     </w:p>
-    <w:bookmarkEnd w:id="225"/>
-    <w:bookmarkStart w:id="226" w:name="phụ-lục-iii-nơi-tra-cứu-phần-chi-tiết"/>
+    <w:bookmarkEnd w:id="214"/>
+    <w:bookmarkStart w:id="215" w:name="phụ-lục-iii-nơi-tra-cứu-phần-chi-tiết"/>
     <w:p>
       <w:pPr>
         <w:pStyle w:val="Heading2"/>
@@ -52161,8 +48512,8 @@
         <w:br w:type="page"/>
       </w:r>
     </w:p>
-    <w:bookmarkEnd w:id="226"/>
-    <w:bookmarkEnd w:id="227"/>
+    <w:bookmarkEnd w:id="215"/>
+    <w:bookmarkEnd w:id="216"/>
     <w:sectPr>
       <w:footnotePr>
         <w:numRestart w:val="eachSect"/>

--- a/nop/01-do-an-tot-nghiep.docx
+++ b/nop/01-do-an-tot-nghiep.docx
@@ -5206,7 +5206,7 @@
         <w:t xml:space="preserve"> </w:t>
       </w:r>
       <w:r>
-        <w:t xml:space="preserve">(mục 4.5.3), và</w:t>
+        <w:t xml:space="preserve">(mục 5.5), và</w:t>
       </w:r>
       <w:r>
         <w:t xml:space="preserve"> </w:t>
@@ -5454,7 +5454,7 @@
     <w:bookmarkEnd w:id="35"/>
     <w:bookmarkEnd w:id="36"/>
     <w:bookmarkEnd w:id="37"/>
-    <w:bookmarkStart w:id="70" w:name="chương-2-cơ-sở-lý-thuyết"/>
+    <w:bookmarkStart w:id="67" w:name="chương-2-cơ-sở-lý-thuyết"/>
     <w:p>
       <w:pPr>
         <w:pStyle w:val="Heading1"/>
@@ -5642,7 +5642,7 @@
       </w:r>
     </w:p>
     <w:bookmarkEnd w:id="38"/>
-    <w:bookmarkStart w:id="46" w:name="X504ee522ec93316cd1a0ad0a1398e9105ea8b4a"/>
+    <w:bookmarkStart w:id="43" w:name="X504ee522ec93316cd1a0ad0a1398e9105ea8b4a"/>
     <w:p>
       <w:pPr>
         <w:pStyle w:val="Heading2"/>
@@ -5651,609 +5651,47 @@
         <w:t xml:space="preserve">2.2. Quy chuẩn biển số xe Việt Nam</w:t>
       </w:r>
     </w:p>
-    <w:bookmarkStart w:id="39" w:name="X31cf2bea83b05537cd692e7b18e293b97a01afe"/>
+    <w:p>
+      <w:pPr>
+        <w:pStyle w:val="FirstParagraph"/>
+      </w:pPr>
+      <w:r>
+        <w:t xml:space="preserve">Quy chuẩn biển số Việt Nam — bốn văn bản căn cứ, cấu trúc chuỗi ký tự và bảng mã tỉnh — đã trình bày ở</w:t>
+      </w:r>
+      <w:r>
+        <w:t xml:space="preserve"> </w:t>
+      </w:r>
+      <w:r>
+        <w:rPr>
+          <w:b/>
+          <w:bCs/>
+        </w:rPr>
+        <w:t xml:space="preserve">mục 1.1.3(b)</w:t>
+      </w:r>
+      <w:r>
+        <w:t xml:space="preserve">; danh sách 81 mã đang dùng ở</w:t>
+      </w:r>
+      <w:r>
+        <w:t xml:space="preserve"> </w:t>
+      </w:r>
+      <w:r>
+        <w:rPr>
+          <w:b/>
+          <w:bCs/>
+        </w:rPr>
+        <w:t xml:space="preserve">Phụ lục I</w:t>
+      </w:r>
+      <w:r>
+        <w:t xml:space="preserve">. Mục này chỉ khai triển ba đặc điểm mà thiết kế hệ thống dựa trực tiếp vào: tập ký tự sê-ri phụ thuộc vị trí, màu nền, và tỉ lệ khung hình.</w:t>
+      </w:r>
+    </w:p>
+    <w:bookmarkStart w:id="39" w:name="Xcf06f179598b064ff34fdfc876ea650845f60c3"/>
     <w:p>
       <w:pPr>
         <w:pStyle w:val="Heading3"/>
       </w:pPr>
       <w:r>
-        <w:t xml:space="preserve">2.2.1. Căn cứ pháp lý hiện hành</w:t>
-      </w:r>
-    </w:p>
-    <w:p>
-      <w:pPr>
-        <w:pStyle w:val="FirstParagraph"/>
-      </w:pPr>
-      <w:r>
-        <w:rPr>
-          <w:b/>
-          <w:bCs/>
-        </w:rPr>
-        <w:t xml:space="preserve">Ghi chú về hiệu lực văn bản.</w:t>
-      </w:r>
-      <w:r>
-        <w:t xml:space="preserve"> </w:t>
-      </w:r>
-      <w:r>
-        <w:t xml:space="preserve">Nhiều tài liệu, kể cả bài báo 2023 – 2024, vẫn viện dẫn</w:t>
-      </w:r>
-      <w:r>
-        <w:t xml:space="preserve"> </w:t>
-      </w:r>
-      <w:r>
-        <w:rPr>
-          <w:b/>
-          <w:bCs/>
-        </w:rPr>
-        <w:t xml:space="preserve">Thông tư 24/2023/TT-BCA</w:t>
-      </w:r>
-      <w:r>
-        <w:t xml:space="preserve"> </w:t>
-      </w:r>
-      <w:r>
-        <w:t xml:space="preserve">— văn bản này</w:t>
-      </w:r>
-      <w:r>
-        <w:t xml:space="preserve"> </w:t>
-      </w:r>
-      <w:r>
-        <w:rPr>
-          <w:b/>
-          <w:bCs/>
-        </w:rPr>
-        <w:t xml:space="preserve">đã hết hiệu lực từ 01/01/2025</w:t>
-      </w:r>
-      <w:r>
-        <w:t xml:space="preserve">, bị thay bởi TT 79/2024 [3]</w:t>
-      </w:r>
-      <w:r>
-        <w:t xml:space="preserve">; đồ án chỉ nhắc như bối cảnh lịch sử.</w:t>
-      </w:r>
-    </w:p>
-    <w:p>
-      <w:pPr>
-        <w:pStyle w:val="BodyText"/>
-      </w:pPr>
-      <w:r>
-        <w:t xml:space="preserve">Bốn văn bản căn cứ:</w:t>
-      </w:r>
-      <w:r>
-        <w:t xml:space="preserve"> </w:t>
-      </w:r>
-      <w:r>
-        <w:rPr>
-          <w:b/>
-          <w:bCs/>
-        </w:rPr>
-        <w:t xml:space="preserve">TT 79/2024/TT-BCA</w:t>
-      </w:r>
-      <w:r>
-        <w:t xml:space="preserve"> </w:t>
-      </w:r>
-      <w:r>
-        <w:t xml:space="preserve">hiệu lực 01/01/2025, thay TT 24/2023, quy định cấu trúc biển, seri, màu sắc [3]</w:t>
-      </w:r>
-      <w:r>
-        <w:t xml:space="preserve">;</w:t>
-      </w:r>
-      <w:r>
-        <w:t xml:space="preserve"> </w:t>
-      </w:r>
-      <w:r>
-        <w:rPr>
-          <w:b/>
-          <w:bCs/>
-        </w:rPr>
-        <w:t xml:space="preserve">TT 13/2025/TT-BCA</w:t>
-      </w:r>
-      <w:r>
-        <w:t xml:space="preserve"> </w:t>
-      </w:r>
-      <w:r>
-        <w:t xml:space="preserve">sửa đổi TT 79/2024 [4]</w:t>
-      </w:r>
-      <w:r>
-        <w:t xml:space="preserve">;</w:t>
-      </w:r>
-      <w:r>
-        <w:t xml:space="preserve"> </w:t>
-      </w:r>
-      <w:r>
-        <w:rPr>
-          <w:b/>
-          <w:bCs/>
-        </w:rPr>
-        <w:t xml:space="preserve">TT 51/2025/TT-BCA</w:t>
-      </w:r>
-      <w:r>
-        <w:t xml:space="preserve"> </w:t>
-      </w:r>
-      <w:r>
-        <w:t xml:space="preserve">hiệu lực 01/7/2025,</w:t>
-      </w:r>
-      <w:r>
-        <w:t xml:space="preserve"> </w:t>
-      </w:r>
-      <w:r>
-        <w:rPr>
-          <w:b/>
-          <w:bCs/>
-        </w:rPr>
-        <w:t xml:space="preserve">thay toàn bộ Phụ lục mã tỉnh</w:t>
-      </w:r>
-      <w:r>
-        <w:t xml:space="preserve"> </w:t>
-      </w:r>
-      <w:r>
-        <w:t xml:space="preserve">sau sáp nhập còn 34 tỉnh/thành [5]</w:t>
-      </w:r>
-      <w:r>
-        <w:t xml:space="preserve">;</w:t>
-      </w:r>
-      <w:r>
-        <w:t xml:space="preserve"> </w:t>
-      </w:r>
-      <w:r>
-        <w:rPr>
-          <w:b/>
-          <w:bCs/>
-        </w:rPr>
-        <w:t xml:space="preserve">QCVN 08:2024/BCA</w:t>
-      </w:r>
-      <w:r>
-        <w:t xml:space="preserve"> </w:t>
-      </w:r>
-      <w:r>
-        <w:t xml:space="preserve">kèm TT 81/2024/TT-BCA, hiệu lực 01/01/2025, quy chuẩn quốc gia về kết cấu, kích thước, vật liệu [6]</w:t>
-      </w:r>
-      <w:r>
-        <w:t xml:space="preserve">. Biển quân đội thuộc TT 169/2021/TT-BQP [8]</w:t>
-      </w:r>
-      <w:r>
-        <w:t xml:space="preserve">,</w:t>
-      </w:r>
-      <w:r>
-        <w:t xml:space="preserve"> </w:t>
-      </w:r>
-      <w:r>
-        <w:rPr>
-          <w:b/>
-          <w:bCs/>
-        </w:rPr>
-        <w:t xml:space="preserve">ngoài phạm vi</w:t>
-      </w:r>
-      <w:r>
-        <w:t xml:space="preserve"> </w:t>
-      </w:r>
-      <w:r>
-        <w:t xml:space="preserve">TT 79/2024.</w:t>
-      </w:r>
-    </w:p>
-    <w:p>
-      <w:pPr>
-        <w:pStyle w:val="BodyText"/>
-      </w:pPr>
-      <w:r>
-        <w:t xml:space="preserve">TT 79/2024 quy định</w:t>
-      </w:r>
-      <w:r>
-        <w:t xml:space="preserve"> </w:t>
-      </w:r>
-      <w:r>
-        <w:rPr>
-          <w:b/>
-          <w:bCs/>
-        </w:rPr>
-        <w:t xml:space="preserve">nội dung</w:t>
-      </w:r>
-      <w:r>
-        <w:t xml:space="preserve"> </w:t>
-      </w:r>
-      <w:r>
-        <w:t xml:space="preserve">biển — cơ sở biểu thức chính quy; QCVN 08:2024/BCA quy định</w:t>
-      </w:r>
-      <w:r>
-        <w:t xml:space="preserve"> </w:t>
-      </w:r>
-      <w:r>
-        <w:rPr>
-          <w:b/>
-          <w:bCs/>
-        </w:rPr>
-        <w:t xml:space="preserve">hình thức vật lý</w:t>
-      </w:r>
-      <w:r>
-        <w:t xml:space="preserve"> </w:t>
-      </w:r>
-      <w:r>
-        <w:t xml:space="preserve">— cơ sở ngưỡng tỷ lệ khung hình; module chuẩn hoá cần cả hai. Khung pháp lý đổi</w:t>
-      </w:r>
-      <w:r>
-        <w:t xml:space="preserve"> </w:t>
-      </w:r>
-      <w:r>
-        <w:rPr>
-          <w:b/>
-          <w:bCs/>
-        </w:rPr>
-        <w:t xml:space="preserve">ba lần trong hai năm</w:t>
-      </w:r>
-      <w:r>
-        <w:t xml:space="preserve"> </w:t>
-      </w:r>
-      <w:r>
-        <w:t xml:space="preserve">là rủi ro kỹ thuật trực tiếp; hệ quả ở mục 2.2.7.</w:t>
-      </w:r>
-    </w:p>
-    <w:bookmarkEnd w:id="39"/>
-    <w:bookmarkStart w:id="40" w:name="Xb223f50b57c97e4a4ef92be21930e5fa8dd51d1"/>
-    <w:p>
-      <w:pPr>
-        <w:pStyle w:val="Heading3"/>
-      </w:pPr>
-      <w:r>
-        <w:t xml:space="preserve">2.2.2. Cấu trúc biển số ô tô và xe máy</w:t>
-      </w:r>
-    </w:p>
-    <w:p>
-      <w:pPr>
-        <w:pStyle w:val="FirstParagraph"/>
-      </w:pPr>
-      <w:r>
-        <w:rPr>
-          <w:b/>
-          <w:bCs/>
-        </w:rPr>
-        <w:t xml:space="preserve">a) Biển số ô tô</w:t>
-      </w:r>
-      <w:r>
-        <w:t xml:space="preserve"> </w:t>
-      </w:r>
-      <w:r>
-        <w:t xml:space="preserve">trong nước:</w:t>
-      </w:r>
-      <w:r>
-        <w:t xml:space="preserve"> </w:t>
-      </w:r>
-      <w:r>
-        <w:rPr>
-          <w:b/>
-          <w:bCs/>
-        </w:rPr>
-        <w:t xml:space="preserve">8 ký tự chữ–số</w:t>
-      </w:r>
-      <w:r>
-        <w:t xml:space="preserve">, ba thành phần —</w:t>
-      </w:r>
-      <w:r>
-        <w:t xml:space="preserve"> </w:t>
-      </w:r>
-      <w:r>
-        <w:rPr>
-          <w:b/>
-          <w:bCs/>
-        </w:rPr>
-        <w:t xml:space="preserve">mã địa phương</w:t>
-      </w:r>
-      <w:r>
-        <w:t xml:space="preserve"> </w:t>
-      </w:r>
-      <w:r>
-        <w:t xml:space="preserve">2 chữ số trong 81 mã hợp lệ thuộc dải 11 – 99 [5];</w:t>
-      </w:r>
-      <w:r>
-        <w:t xml:space="preserve"> </w:t>
-      </w:r>
-      <w:r>
-        <w:rPr>
-          <w:b/>
-          <w:bCs/>
-        </w:rPr>
-        <w:t xml:space="preserve">seri 1 chữ cái</w:t>
-      </w:r>
-      <w:r>
-        <w:t xml:space="preserve"> </w:t>
-      </w:r>
-      <w:r>
-        <w:t xml:space="preserve">trong 20 chữ với biển trắng và vàng, 11 chữ với biển xanh [7]</w:t>
-      </w:r>
-      <w:r>
-        <w:t xml:space="preserve">;</w:t>
-      </w:r>
-      <w:r>
-        <w:t xml:space="preserve"> </w:t>
-      </w:r>
-      <w:r>
-        <w:rPr>
-          <w:b/>
-          <w:bCs/>
-        </w:rPr>
-        <w:t xml:space="preserve">số thứ tự 5 chữ số</w:t>
-      </w:r>
-      <w:r>
-        <w:t xml:space="preserve">, 000.01 – 999.99 [3] — ví dụ</w:t>
-      </w:r>
-      <w:r>
-        <w:t xml:space="preserve"> </w:t>
-      </w:r>
-      <w:r>
-        <w:rPr>
-          <w:rStyle w:val="VerbatimChar"/>
-        </w:rPr>
-        <w:t xml:space="preserve">30A-123.45</w:t>
-      </w:r>
-      <w:r>
-        <w:t xml:space="preserve">,</w:t>
-      </w:r>
-      <w:r>
-        <w:t xml:space="preserve"> </w:t>
-      </w:r>
-      <w:r>
-        <w:rPr>
-          <w:rStyle w:val="VerbatimChar"/>
-        </w:rPr>
-        <w:t xml:space="preserve">51K-999.99</w:t>
-      </w:r>
-      <w:r>
-        <w:t xml:space="preserve">,</w:t>
-      </w:r>
-      <w:r>
-        <w:t xml:space="preserve"> </w:t>
-      </w:r>
-      <w:r>
-        <w:rPr>
-          <w:rStyle w:val="VerbatimChar"/>
-        </w:rPr>
-        <w:t xml:space="preserve">80B-123.45</w:t>
-      </w:r>
-      <w:r>
-        <w:t xml:space="preserve"> </w:t>
-      </w:r>
-      <w:r>
-        <w:t xml:space="preserve">(Cục CSGT). Trên đường vẫn còn</w:t>
-      </w:r>
-      <w:r>
-        <w:t xml:space="preserve"> </w:t>
-      </w:r>
-      <w:r>
-        <w:rPr>
-          <w:b/>
-          <w:bCs/>
-        </w:rPr>
-        <w:t xml:space="preserve">biển 4 chữ số kiểu cũ</w:t>
-      </w:r>
-      <w:r>
-        <w:t xml:space="preserve"> </w:t>
-      </w:r>
-      <w:r>
-        <w:t xml:space="preserve">(</w:t>
-      </w:r>
-      <w:r>
-        <w:rPr>
-          <w:rStyle w:val="VerbatimChar"/>
-        </w:rPr>
-        <w:t xml:space="preserve">29A-1234</w:t>
-      </w:r>
-      <w:r>
-        <w:t xml:space="preserve">); xe đã đăng ký</w:t>
-      </w:r>
-      <w:r>
-        <w:t xml:space="preserve"> </w:t>
-      </w:r>
-      <w:r>
-        <w:rPr>
-          <w:b/>
-          <w:bCs/>
-        </w:rPr>
-        <w:t xml:space="preserve">không bắt buộc đổi biển</w:t>
-      </w:r>
-      <w:r>
-        <w:t xml:space="preserve"> </w:t>
-      </w:r>
-      <w:r>
-        <w:t xml:space="preserve">[11]</w:t>
-      </w:r>
-      <w:r>
-        <w:t xml:space="preserve"> </w:t>
-      </w:r>
-      <w:r>
-        <w:t xml:space="preserve">nên biểu thức chính quy phải chấp nhận nhóm thứ tự</w:t>
-      </w:r>
-      <w:r>
-        <w:t xml:space="preserve"> </w:t>
-      </w:r>
-      <w:r>
-        <w:rPr>
-          <w:b/>
-          <w:bCs/>
-        </w:rPr>
-        <w:t xml:space="preserve">4 hoặc 5 chữ số</w:t>
-      </w:r>
-      <w:r>
-        <w:t xml:space="preserve">.</w:t>
-      </w:r>
-    </w:p>
-    <w:bookmarkEnd w:id="40"/>
-    <w:bookmarkStart w:id="41" w:name="X9945de51cc58c8248c0c30942fb7672d37b0147"/>
-    <w:p>
-      <w:pPr>
-        <w:pStyle w:val="Heading3"/>
-      </w:pPr>
-      <w:r>
-        <w:t xml:space="preserve">2.2.3. Mã tỉnh, thành phố</w:t>
-      </w:r>
-    </w:p>
-    <w:p>
-      <w:pPr>
-        <w:pStyle w:val="FirstParagraph"/>
-      </w:pPr>
-      <w:r>
-        <w:t xml:space="preserve">Từ 01/7/2025 cả nước còn</w:t>
-      </w:r>
-      <w:r>
-        <w:t xml:space="preserve"> </w:t>
-      </w:r>
-      <w:r>
-        <w:rPr>
-          <w:b/>
-          <w:bCs/>
-        </w:rPr>
-        <w:t xml:space="preserve">34 tỉnh, thành phố</w:t>
-      </w:r>
-      <w:r>
-        <w:t xml:space="preserve">; ký hiệu sau hợp nhất</w:t>
-      </w:r>
-      <w:r>
-        <w:t xml:space="preserve"> </w:t>
-      </w:r>
-      <w:r>
-        <w:rPr>
-          <w:b/>
-          <w:bCs/>
-        </w:rPr>
-        <w:t xml:space="preserve">bao gồm toàn bộ ký hiệu của các địa phương được hợp nhất</w:t>
-      </w:r>
-      <w:r>
-        <w:t xml:space="preserve"> </w:t>
-      </w:r>
-      <w:r>
-        <w:t xml:space="preserve">[11]</w:t>
-      </w:r>
-      <w:r>
-        <w:t xml:space="preserve">, biển cũ không mất giá trị pháp lý. Dải 11 – 99 có</w:t>
-      </w:r>
-      <w:r>
-        <w:t xml:space="preserve"> </w:t>
-      </w:r>
-      <w:r>
-        <w:rPr>
-          <w:b/>
-          <w:bCs/>
-        </w:rPr>
-        <w:t xml:space="preserve">89 số</w:t>
-      </w:r>
-      <w:r>
-        <w:t xml:space="preserve">; theo Phụ lục TT 51/2025 có</w:t>
-      </w:r>
-      <w:r>
-        <w:t xml:space="preserve"> </w:t>
-      </w:r>
-      <w:r>
-        <w:rPr>
-          <w:b/>
-          <w:bCs/>
-        </w:rPr>
-        <w:t xml:space="preserve">81 mã đang dùng</w:t>
-      </w:r>
-      <w:r>
-        <w:t xml:space="preserve"> </w:t>
-      </w:r>
-      <w:r>
-        <w:t xml:space="preserve">(80 mã địa phương + mã 80 của Cục CSGT) và</w:t>
-      </w:r>
-      <w:r>
-        <w:t xml:space="preserve"> </w:t>
-      </w:r>
-      <w:r>
-        <w:rPr>
-          <w:b/>
-          <w:bCs/>
-        </w:rPr>
-        <w:t xml:space="preserve">8 mã không dùng</w:t>
-      </w:r>
-      <w:r>
-        <w:t xml:space="preserve">:</w:t>
-      </w:r>
-      <w:r>
-        <w:t xml:space="preserve"> </w:t>
-      </w:r>
-      <w:r>
-        <w:rPr>
-          <w:b/>
-          <w:bCs/>
-        </w:rPr>
-        <w:t xml:space="preserve">13, 42, 44, 45, 46, 87, 91, 96</w:t>
-      </w:r>
-      <w:r>
-        <w:t xml:space="preserve">. TP. Hồ Chí Minh 13 mã (41; 50 – 59; 61; 72); Hà Nội 6 mã (29; 30 – 33; 40).</w:t>
-      </w:r>
-    </w:p>
-    <w:p>
-      <w:pPr>
-        <w:pStyle w:val="BodyText"/>
-      </w:pPr>
-      <w:r>
-        <w:t xml:space="preserve">Kiểm tra mã tỉnh loại khoảng 9,0% không gian tìm kiếm ở hai ký tự đầu, và quan trọng hơn: biến lỗi OCR hai vị trí đầu từ</w:t>
-      </w:r>
-      <w:r>
-        <w:t xml:space="preserve"> </w:t>
-      </w:r>
-      <w:r>
-        <w:rPr>
-          <w:b/>
-          <w:bCs/>
-        </w:rPr>
-        <w:t xml:space="preserve">sai âm thầm</w:t>
-      </w:r>
-      <w:r>
-        <w:t xml:space="preserve"> </w:t>
-      </w:r>
-      <w:r>
-        <w:t xml:space="preserve">thành</w:t>
-      </w:r>
-      <w:r>
-        <w:t xml:space="preserve"> </w:t>
-      </w:r>
-      <w:r>
-        <w:rPr>
-          <w:b/>
-          <w:bCs/>
-        </w:rPr>
-        <w:t xml:space="preserve">sai phát hiện được</w:t>
-      </w:r>
-      <w:r>
-        <w:t xml:space="preserve"> </w:t>
-      </w:r>
-      <w:r>
-        <w:t xml:space="preserve">— đọc ra</w:t>
-      </w:r>
-      <w:r>
-        <w:t xml:space="preserve"> </w:t>
-      </w:r>
-      <w:r>
-        <w:rPr>
-          <w:rStyle w:val="VerbatimChar"/>
-        </w:rPr>
-        <w:t xml:space="preserve">46A-123.45</w:t>
-      </w:r>
-      <w:r>
-        <w:t xml:space="preserve"> </w:t>
-      </w:r>
-      <w:r>
-        <w:t xml:space="preserve">thì biết ngay mã 46 không tồn tại và hạ cờ hợp lệ. Giả thuyết mã 13 là mã cũ của Hà Bắc</w:t>
-      </w:r>
-      <w:r>
-        <w:t xml:space="preserve"> </w:t>
-      </w:r>
-      <w:r>
-        <w:rPr>
-          <w:b/>
-          <w:bCs/>
-        </w:rPr>
-        <w:t xml:space="preserve">chưa kiểm chứng được nguồn chính thức</w:t>
-      </w:r>
-      <w:r>
-        <w:t xml:space="preserve">, chỉ nêu tham khảo.</w:t>
-      </w:r>
-    </w:p>
-    <w:bookmarkEnd w:id="41"/>
-    <w:bookmarkStart w:id="42" w:name="Xce31340507e485007b519cae476bcb8ae02bdaf"/>
-    <w:p>
-      <w:pPr>
-        <w:pStyle w:val="Heading3"/>
-      </w:pPr>
-      <w:r>
-        <w:t xml:space="preserve">2.2.4. Tập ký tự seri và các chữ cái bị loại trừ</w:t>
+        <w:t xml:space="preserve">2.2.1. Tập ký tự seri và các chữ cái bị loại trừ</w:t>
       </w:r>
     </w:p>
     <w:p>
@@ -6686,14 +6124,14 @@
         </w:tc>
       </w:tr>
     </w:tbl>
-    <w:bookmarkEnd w:id="42"/>
-    <w:bookmarkStart w:id="43" w:name="Xedaa8298f45abb72f5fd89b86999bcf0fded06a"/>
+    <w:bookmarkEnd w:id="39"/>
+    <w:bookmarkStart w:id="40" w:name="X7cca76a6c00863665f1ece198b45930e76a4815"/>
     <w:p>
       <w:pPr>
         <w:pStyle w:val="Heading3"/>
       </w:pPr>
       <w:r>
-        <w:t xml:space="preserve">2.2.5. Màu nền và ý nghĩa</w:t>
+        <w:t xml:space="preserve">2.2.2. Màu nền và ý nghĩa</w:t>
       </w:r>
     </w:p>
     <w:p>
@@ -7076,14 +6514,14 @@
         <w:t xml:space="preserve">, dùng biển thường kèm biểu tượng — không phát hiện được xe điện qua màu biển. Màu nền là tín hiệu phân loại duy nhất còn hợp lệ; nhưng module chuẩn hoá làm việc trên chuỗi ký tự, phân loại theo màu ngoài phạm vi của nó.</w:t>
       </w:r>
     </w:p>
-    <w:bookmarkEnd w:id="43"/>
-    <w:bookmarkStart w:id="44" w:name="X2a52ff37631cbccf39faef051447574c793430f"/>
+    <w:bookmarkEnd w:id="40"/>
+    <w:bookmarkStart w:id="41" w:name="X318187e524c205ecd0a5aa01da2d44a64b5cf45"/>
     <w:p>
       <w:pPr>
         <w:pStyle w:val="Heading3"/>
       </w:pPr>
       <w:r>
-        <w:t xml:space="preserve">2.2.6. Kích thước vật lý và tỷ lệ khung hình</w:t>
+        <w:t xml:space="preserve">2.2.3. Kích thước vật lý và tỷ lệ khung hình</w:t>
       </w:r>
     </w:p>
     <w:p>
@@ -7531,14 +6969,14 @@
         <w:t xml:space="preserve">; nếu không, người phản biện đối chiếu văn bản hiện hành sẽ kết luận là sai.</w:t>
       </w:r>
     </w:p>
-    <w:bookmarkEnd w:id="44"/>
-    <w:bookmarkStart w:id="45" w:name="X75a1154442ad88b6ca779e654ee6d31eaa916c9"/>
+    <w:bookmarkEnd w:id="41"/>
+    <w:bookmarkStart w:id="42" w:name="X9b4290293470b70b784abd5d33a63d88e05cdbe"/>
     <w:p>
       <w:pPr>
         <w:pStyle w:val="Heading3"/>
       </w:pPr>
       <w:r>
-        <w:t xml:space="preserve">2.2.7. Ý nghĩa đối với thiết kế hệ thống nhận dạng</w:t>
+        <w:t xml:space="preserve">2.2.4. Ý nghĩa đối với thiết kế hệ thống nhận dạng</w:t>
       </w:r>
     </w:p>
     <w:p>
@@ -7740,9 +7178,9 @@
         <w:t xml:space="preserve">, không phải cải thiện lớn về không gian tìm kiếm.</w:t>
       </w:r>
     </w:p>
-    <w:bookmarkEnd w:id="45"/>
-    <w:bookmarkEnd w:id="46"/>
-    <w:bookmarkStart w:id="53" w:name="Xb0509c4b89cd1a55c49548d43dfa3a371309dfc"/>
+    <w:bookmarkEnd w:id="42"/>
+    <w:bookmarkEnd w:id="43"/>
+    <w:bookmarkStart w:id="50" w:name="Xb0509c4b89cd1a55c49548d43dfa3a371309dfc"/>
     <w:p>
       <w:pPr>
         <w:pStyle w:val="Heading2"/>
@@ -7751,7 +7189,7 @@
         <w:t xml:space="preserve">2.3. Cơ sở lý thuyết về phát hiện đối tượng</w:t>
       </w:r>
     </w:p>
-    <w:bookmarkStart w:id="50" w:name="X3544b93b5521cede01a672222be982c5da5ee0b"/>
+    <w:bookmarkStart w:id="47" w:name="X3544b93b5521cede01a672222be982c5da5ee0b"/>
     <w:p>
       <w:pPr>
         <w:pStyle w:val="Heading3"/>
@@ -7806,18 +7244,18 @@
           <wp:inline>
             <wp:extent cx="5334000" cy="1435553"/>
             <wp:effectExtent b="0" l="0" r="0" t="0"/>
-            <wp:docPr descr="" title="" id="48" name="Picture"/>
+            <wp:docPr descr="" title="" id="45" name="Picture"/>
             <a:graphic>
               <a:graphicData uri="http://schemas.openxmlformats.org/drawingml/2006/picture">
                 <pic:pic>
                   <pic:nvPicPr>
-                    <pic:cNvPr descr="figures/fig-ch2-05.png" id="49" name="Picture"/>
+                    <pic:cNvPr descr="figures/fig-ch2-05.png" id="46" name="Picture"/>
                     <pic:cNvPicPr>
                       <a:picLocks noChangeArrowheads="1" noChangeAspect="1"/>
                     </pic:cNvPicPr>
                   </pic:nvPicPr>
                   <pic:blipFill>
-                    <a:blip r:embed="rId47"/>
+                    <a:blip r:embed="rId44"/>
                     <a:stretch>
                       <a:fillRect/>
                     </a:stretch>
@@ -7963,8 +7401,8 @@
         <w:t xml:space="preserve">.</w:t>
       </w:r>
     </w:p>
-    <w:bookmarkEnd w:id="50"/>
-    <w:bookmarkStart w:id="51" w:name="X3dc61e85a041c9382e5f63eacba80e0939748f4"/>
+    <w:bookmarkEnd w:id="47"/>
+    <w:bookmarkStart w:id="48" w:name="X3dc61e85a041c9382e5f63eacba80e0939748f4"/>
     <w:p>
       <w:pPr>
         <w:pStyle w:val="Heading3"/>
@@ -8665,8 +8103,8 @@
         <w:t xml:space="preserve">và luận cứ chọn YOLO11 trình bày ở mục 3.2.</w:t>
       </w:r>
     </w:p>
-    <w:bookmarkEnd w:id="51"/>
-    <w:bookmarkStart w:id="52" w:name="X026840de65bf32be07551a693e20d16f6244048"/>
+    <w:bookmarkEnd w:id="48"/>
+    <w:bookmarkStart w:id="49" w:name="X026840de65bf32be07551a693e20d16f6244048"/>
     <w:p>
       <w:pPr>
         <w:pStyle w:val="Heading3"/>
@@ -10459,9 +9897,9 @@
         <w:t xml:space="preserve">Một số công trình dùng IoU trung bình toàn tập; đây là chỉ số khác mAP nên không so sánh chéo được, và đồ án không dùng.</w:t>
       </w:r>
     </w:p>
-    <w:bookmarkEnd w:id="52"/>
-    <w:bookmarkEnd w:id="53"/>
-    <w:bookmarkStart w:id="64" w:name="X3b57c2622543092b9dcba0f4855aa826ad23e44"/>
+    <w:bookmarkEnd w:id="49"/>
+    <w:bookmarkEnd w:id="50"/>
+    <w:bookmarkStart w:id="61" w:name="X3b57c2622543092b9dcba0f4855aa826ad23e44"/>
     <w:p>
       <w:pPr>
         <w:pStyle w:val="Heading2"/>
@@ -10470,7 +9908,7 @@
         <w:t xml:space="preserve">2.4. Cơ sở lý thuyết về nhận dạng ký tự</w:t>
       </w:r>
     </w:p>
-    <w:bookmarkStart w:id="54" w:name="X84c77b2a1be7c1bd57d07db06269b3a824b8bf7"/>
+    <w:bookmarkStart w:id="51" w:name="X84c77b2a1be7c1bd57d07db06269b3a824b8bf7"/>
     <w:p>
       <w:pPr>
         <w:pStyle w:val="Heading3"/>
@@ -10860,8 +10298,8 @@
         </w:tc>
       </w:tr>
     </w:tbl>
-    <w:bookmarkEnd w:id="54"/>
-    <w:bookmarkStart w:id="58" w:name="X05548c71fff8d19d9ddb566373bd53714057bf0"/>
+    <w:bookmarkEnd w:id="51"/>
+    <w:bookmarkStart w:id="55" w:name="X05548c71fff8d19d9ddb566373bd53714057bf0"/>
     <w:p>
       <w:pPr>
         <w:pStyle w:val="Heading3"/>
@@ -11462,18 +10900,18 @@
           <wp:inline>
             <wp:extent cx="5334000" cy="2884362"/>
             <wp:effectExtent b="0" l="0" r="0" t="0"/>
-            <wp:docPr descr="" title="" id="56" name="Picture"/>
+            <wp:docPr descr="" title="" id="53" name="Picture"/>
             <a:graphic>
               <a:graphicData uri="http://schemas.openxmlformats.org/drawingml/2006/picture">
                 <pic:pic>
                   <pic:nvPicPr>
-                    <pic:cNvPr descr="figures/fig-ch2-crnn-ctc.png" id="57" name="Picture"/>
+                    <pic:cNvPr descr="figures/fig-ch2-crnn-ctc.png" id="54" name="Picture"/>
                     <pic:cNvPicPr>
                       <a:picLocks noChangeArrowheads="1" noChangeAspect="1"/>
                     </pic:cNvPicPr>
                   </pic:nvPicPr>
                   <pic:blipFill>
-                    <a:blip r:embed="rId55"/>
+                    <a:blip r:embed="rId52"/>
                     <a:stretch>
                       <a:fillRect/>
                     </a:stretch>
@@ -11543,8 +10981,8 @@
         <w:t xml:space="preserve">một chuỗi vector — nhờ đó bài toán đọc ảnh trở thành bài toán đọc chuỗi.</w:t>
       </w:r>
     </w:p>
-    <w:bookmarkEnd w:id="58"/>
-    <w:bookmarkStart w:id="62" w:name="X90db8aae343b9ac5d8b074d902a40061ac2a5f1"/>
+    <w:bookmarkEnd w:id="55"/>
+    <w:bookmarkStart w:id="59" w:name="X90db8aae343b9ac5d8b074d902a40061ac2a5f1"/>
     <w:p>
       <w:pPr>
         <w:pStyle w:val="Heading3"/>
@@ -11586,18 +11024,18 @@
           <wp:inline>
             <wp:extent cx="5334000" cy="632732"/>
             <wp:effectExtent b="0" l="0" r="0" t="0"/>
-            <wp:docPr descr="" title="" id="60" name="Picture"/>
+            <wp:docPr descr="" title="" id="57" name="Picture"/>
             <a:graphic>
               <a:graphicData uri="http://schemas.openxmlformats.org/drawingml/2006/picture">
                 <pic:pic>
                   <pic:nvPicPr>
-                    <pic:cNvPr descr="figures/fig-ch2-07.png" id="61" name="Picture"/>
+                    <pic:cNvPr descr="figures/fig-ch2-07.png" id="58" name="Picture"/>
                     <pic:cNvPicPr>
                       <a:picLocks noChangeArrowheads="1" noChangeAspect="1"/>
                     </pic:cNvPicPr>
                   </pic:nvPicPr>
                   <pic:blipFill>
-                    <a:blip r:embed="rId59"/>
+                    <a:blip r:embed="rId56"/>
                     <a:stretch>
                       <a:fillRect/>
                     </a:stretch>
@@ -12085,8 +11523,8 @@
         <w:t xml:space="preserve">, không chứng minh điều gì về biển hai dòng Việt Nam.</w:t>
       </w:r>
     </w:p>
-    <w:bookmarkEnd w:id="62"/>
-    <w:bookmarkStart w:id="63" w:name="X2056697f7d1cb151f94bac25d65ee215b413db8"/>
+    <w:bookmarkEnd w:id="59"/>
+    <w:bookmarkStart w:id="60" w:name="X2056697f7d1cb151f94bac25d65ee215b413db8"/>
     <w:p>
       <w:pPr>
         <w:pStyle w:val="Heading3"/>
@@ -12745,117 +12183,117 @@
         <w:t xml:space="preserve">; giá trị ở Chương 5.</w:t>
       </w:r>
     </w:p>
+    <w:bookmarkEnd w:id="60"/>
+    <w:bookmarkEnd w:id="61"/>
+    <w:bookmarkStart w:id="66" w:name="X433805c7645b98ab65ccaee2bea6de58007170b"/>
+    <w:p>
+      <w:pPr>
+        <w:pStyle w:val="Heading2"/>
+      </w:pPr>
+      <w:r>
+        <w:t xml:space="preserve">2.5. Các công trình liên quan</w:t>
+      </w:r>
+    </w:p>
+    <w:bookmarkStart w:id="62" w:name="Xcafd560625b86f8c7fd780011e95df453ac4d3a"/>
+    <w:p>
+      <w:pPr>
+        <w:pStyle w:val="Heading3"/>
+      </w:pPr>
+      <w:r>
+        <w:t xml:space="preserve">2.5.1. Công trình quốc tế tiêu biểu</w:t>
+      </w:r>
+    </w:p>
+    <w:p>
+      <w:pPr>
+        <w:pStyle w:val="FirstParagraph"/>
+      </w:pPr>
+      <w:r>
+        <w:t xml:space="preserve">Nhiều công trình quốc tế gần đây (2018-2026) tập trung vào nhận dạng đầu cuối bằng học sâu, cải thiện độ phân giải thấp và sử dụng siêu mô hình ngôn ngữ lớn để khắc phục hạn chế của các hệ thống cũ. Tuy nhiên, ít nghiên cứu nào bóc tách số liệu cho riêng biển hai dòng phức tạp giống như ở Việt Nam.</w:t>
+      </w:r>
+    </w:p>
+    <w:bookmarkEnd w:id="62"/>
+    <w:bookmarkStart w:id="63" w:name="Xdcdaba5d17eb6019f138df7f0cfc9e0215fa299"/>
+    <w:p>
+      <w:pPr>
+        <w:pStyle w:val="Heading3"/>
+      </w:pPr>
+      <w:r>
+        <w:t xml:space="preserve">2.5.2. Công trình về biển số Việt Nam</w:t>
+      </w:r>
+    </w:p>
+    <w:p>
+      <w:pPr>
+        <w:pStyle w:val="FirstParagraph"/>
+      </w:pPr>
+      <w:r>
+        <w:t xml:space="preserve">Nghiên cứu ALPR cho biển Việt Nam chủ yếu công bố tại hội nghị, tạp chí khu vực,</w:t>
+      </w:r>
+      <w:r>
+        <w:t xml:space="preserve"> </w:t>
+      </w:r>
+      <w:r>
+        <w:rPr>
+          <w:b/>
+          <w:bCs/>
+        </w:rPr>
+        <w:t xml:space="preserve">không xuất hiện trên các benchmark quốc tế lớn</w:t>
+      </w:r>
+      <w:r>
+        <w:t xml:space="preserve">, phần lớn đánh giá trên tập tự thu thập không công khai — so sánh công bằng gần như bất khả thi.</w:t>
+      </w:r>
+    </w:p>
     <w:bookmarkEnd w:id="63"/>
+    <w:bookmarkStart w:id="64" w:name="X793baa8b8b60194c62f469473e6e6c13ff092a4"/>
+    <w:p>
+      <w:pPr>
+        <w:pStyle w:val="Heading3"/>
+      </w:pPr>
+      <w:r>
+        <w:t xml:space="preserve">2.5.3. Các bộ dữ liệu chuẩn trong lĩnh vực</w:t>
+      </w:r>
+    </w:p>
+    <w:p>
+      <w:pPr>
+        <w:pStyle w:val="FirstParagraph"/>
+      </w:pPr>
+      <w:r>
+        <w:t xml:space="preserve">Khảo sát đối chiếu</w:t>
+      </w:r>
+      <w:r>
+        <w:t xml:space="preserve"> </w:t>
+      </w:r>
+      <w:r>
+        <w:rPr>
+          <w:b/>
+          <w:bCs/>
+        </w:rPr>
+        <w:t xml:space="preserve">chín bộ dữ liệu chuẩn</w:t>
+      </w:r>
+      <w:r>
+        <w:t xml:space="preserve"> </w:t>
+      </w:r>
+      <w:r>
+        <w:t xml:space="preserve">của lĩnh vực theo quy mô, đặc điểm và</w:t>
+      </w:r>
+      <w:r>
+        <w:t xml:space="preserve"> </w:t>
+      </w:r>
+      <w:r>
+        <w:rPr>
+          <w:b/>
+          <w:bCs/>
+        </w:rPr>
+        <w:t xml:space="preserve">giấy phép sử dụng</w:t>
+      </w:r>
+      <w:r>
+        <w:t xml:space="preserve"> </w:t>
+      </w:r>
+      <w:r>
+        <w:t xml:space="preserve">— cột giấy phép quyết định bộ nào dùng được cho đồ án này.</w:t>
+      </w:r>
+    </w:p>
     <w:bookmarkEnd w:id="64"/>
-    <w:bookmarkStart w:id="69" w:name="X433805c7645b98ab65ccaee2bea6de58007170b"/>
-    <w:p>
-      <w:pPr>
-        <w:pStyle w:val="Heading2"/>
-      </w:pPr>
-      <w:r>
-        <w:t xml:space="preserve">2.5. Các công trình liên quan</w:t>
-      </w:r>
-    </w:p>
-    <w:bookmarkStart w:id="65" w:name="Xcafd560625b86f8c7fd780011e95df453ac4d3a"/>
-    <w:p>
-      <w:pPr>
-        <w:pStyle w:val="Heading3"/>
-      </w:pPr>
-      <w:r>
-        <w:t xml:space="preserve">2.5.1. Công trình quốc tế tiêu biểu</w:t>
-      </w:r>
-    </w:p>
-    <w:p>
-      <w:pPr>
-        <w:pStyle w:val="FirstParagraph"/>
-      </w:pPr>
-      <w:r>
-        <w:t xml:space="preserve">Nhiều công trình quốc tế gần đây (2018-2026) tập trung vào nhận dạng đầu cuối bằng học sâu, cải thiện độ phân giải thấp và sử dụng siêu mô hình ngôn ngữ lớn để khắc phục hạn chế của các hệ thống cũ. Tuy nhiên, ít nghiên cứu nào bóc tách số liệu cho riêng biển hai dòng phức tạp giống như ở Việt Nam.</w:t>
-      </w:r>
-    </w:p>
-    <w:bookmarkEnd w:id="65"/>
-    <w:bookmarkStart w:id="66" w:name="Xdcdaba5d17eb6019f138df7f0cfc9e0215fa299"/>
-    <w:p>
-      <w:pPr>
-        <w:pStyle w:val="Heading3"/>
-      </w:pPr>
-      <w:r>
-        <w:t xml:space="preserve">2.5.2. Công trình về biển số Việt Nam</w:t>
-      </w:r>
-    </w:p>
-    <w:p>
-      <w:pPr>
-        <w:pStyle w:val="FirstParagraph"/>
-      </w:pPr>
-      <w:r>
-        <w:t xml:space="preserve">Nghiên cứu ALPR cho biển Việt Nam chủ yếu công bố tại hội nghị, tạp chí khu vực,</w:t>
-      </w:r>
-      <w:r>
-        <w:t xml:space="preserve"> </w:t>
-      </w:r>
-      <w:r>
-        <w:rPr>
-          <w:b/>
-          <w:bCs/>
-        </w:rPr>
-        <w:t xml:space="preserve">không xuất hiện trên các benchmark quốc tế lớn</w:t>
-      </w:r>
-      <w:r>
-        <w:t xml:space="preserve">, phần lớn đánh giá trên tập tự thu thập không công khai — so sánh công bằng gần như bất khả thi.</w:t>
-      </w:r>
-    </w:p>
-    <w:bookmarkEnd w:id="66"/>
-    <w:bookmarkStart w:id="67" w:name="X793baa8b8b60194c62f469473e6e6c13ff092a4"/>
-    <w:p>
-      <w:pPr>
-        <w:pStyle w:val="Heading3"/>
-      </w:pPr>
-      <w:r>
-        <w:t xml:space="preserve">2.5.3. Các bộ dữ liệu chuẩn trong lĩnh vực</w:t>
-      </w:r>
-    </w:p>
-    <w:p>
-      <w:pPr>
-        <w:pStyle w:val="FirstParagraph"/>
-      </w:pPr>
-      <w:r>
-        <w:t xml:space="preserve">Khảo sát đối chiếu</w:t>
-      </w:r>
-      <w:r>
-        <w:t xml:space="preserve"> </w:t>
-      </w:r>
-      <w:r>
-        <w:rPr>
-          <w:b/>
-          <w:bCs/>
-        </w:rPr>
-        <w:t xml:space="preserve">chín bộ dữ liệu chuẩn</w:t>
-      </w:r>
-      <w:r>
-        <w:t xml:space="preserve"> </w:t>
-      </w:r>
-      <w:r>
-        <w:t xml:space="preserve">của lĩnh vực theo quy mô, đặc điểm và</w:t>
-      </w:r>
-      <w:r>
-        <w:t xml:space="preserve"> </w:t>
-      </w:r>
-      <w:r>
-        <w:rPr>
-          <w:b/>
-          <w:bCs/>
-        </w:rPr>
-        <w:t xml:space="preserve">giấy phép sử dụng</w:t>
-      </w:r>
-      <w:r>
-        <w:t xml:space="preserve"> </w:t>
-      </w:r>
-      <w:r>
-        <w:t xml:space="preserve">— cột giấy phép quyết định bộ nào dùng được cho đồ án này.</w:t>
-      </w:r>
-    </w:p>
-    <w:bookmarkEnd w:id="67"/>
-    <w:bookmarkStart w:id="68" w:name="X6f86383661c07099cd643dfc00f699085c75d97"/>
+    <w:bookmarkStart w:id="65" w:name="X6f86383661c07099cd643dfc00f699085c75d97"/>
     <w:p>
       <w:pPr>
         <w:pStyle w:val="Heading3"/>
@@ -13327,10 +12765,10 @@
         <w:br w:type="page"/>
       </w:r>
     </w:p>
-    <w:bookmarkEnd w:id="68"/>
-    <w:bookmarkEnd w:id="69"/>
-    <w:bookmarkEnd w:id="70"/>
-    <w:bookmarkStart w:id="82" w:name="X122731ce55b7de1cf1ab1758a2a1be22565e72b"/>
+    <w:bookmarkEnd w:id="65"/>
+    <w:bookmarkEnd w:id="66"/>
+    <w:bookmarkEnd w:id="67"/>
+    <w:bookmarkStart w:id="78" w:name="X122731ce55b7de1cf1ab1758a2a1be22565e72b"/>
     <w:p>
       <w:pPr>
         <w:pStyle w:val="Heading1"/>
@@ -13339,7 +12777,7 @@
         <w:t xml:space="preserve">CHƯƠNG 3. KHẢO SÁT CÔNG NGHỆ VÀ LỰA CHỌN MÔ HÌNH</w:t>
       </w:r>
     </w:p>
-    <w:bookmarkStart w:id="73" w:name="X5ef0f83cb669d2b19d3e2c053ad10fe645da821"/>
+    <w:bookmarkStart w:id="69" w:name="X5ef0f83cb669d2b19d3e2c053ad10fe645da821"/>
     <w:p>
       <w:pPr>
         <w:pStyle w:val="Heading2"/>
@@ -13350,6 +12788,53 @@
     </w:p>
     <w:p>
       <w:pPr>
+        <w:pStyle w:val="BlockText"/>
+      </w:pPr>
+      <w:r>
+        <w:rPr>
+          <w:b/>
+          <w:bCs/>
+        </w:rPr>
+        <w:t xml:space="preserve">Một nguyên tắc chi phối toàn chương.</w:t>
+      </w:r>
+      <w:r>
+        <w:t xml:space="preserve"> </w:t>
+      </w:r>
+      <w:r>
+        <w:t xml:space="preserve">Mọi bảng dưới đây phân biệt rõ hai loại bằng chứng:</w:t>
+      </w:r>
+      <w:r>
+        <w:t xml:space="preserve"> </w:t>
+      </w:r>
+      <w:r>
+        <w:rPr>
+          <w:b/>
+          <w:bCs/>
+        </w:rPr>
+        <w:t xml:space="preserve">số tự đo trên máy thực nghiệm</w:t>
+      </w:r>
+      <w:r>
+        <w:t xml:space="preserve"> </w:t>
+      </w:r>
+      <w:r>
+        <w:t xml:space="preserve">và</w:t>
+      </w:r>
+      <w:r>
+        <w:t xml:space="preserve"> </w:t>
+      </w:r>
+      <w:r>
+        <w:rPr>
+          <w:b/>
+          <w:bCs/>
+        </w:rPr>
+        <w:t xml:space="preserve">số trích từ tài liệu của người khác</w:t>
+      </w:r>
+      <w:r>
+        <w:t xml:space="preserve">. Loại thứ hai luôn kèm tên bộ dữ liệu và quốc gia, vì một con số đo trên ngữ liệu khác không nói được điều gì chắc chắn về ngữ liệu này. Chỗ nào chưa đo thì ghi thẳng là chưa đo, chứ không mượn số của người khác làm kết luận cho đồ án.</w:t>
+      </w:r>
+    </w:p>
+    <w:p>
+      <w:pPr>
         <w:pStyle w:val="FirstParagraph"/>
       </w:pPr>
       <w:r>
@@ -13369,7 +12854,7 @@
         <w:t xml:space="preserve">. Khi bằng chứng không đủ phân định, mục này nói rõ là không đủ.</w:t>
       </w:r>
     </w:p>
-    <w:bookmarkStart w:id="71" w:name="Xc7dcaa984b1153a4ace9dc28dd51643c2005f02"/>
+    <w:bookmarkStart w:id="68" w:name="Xc7dcaa984b1153a4ace9dc28dd51643c2005f02"/>
     <w:p>
       <w:pPr>
         <w:pStyle w:val="Heading3"/>
@@ -13639,20 +13124,24 @@
               <w:t xml:space="preserve">không chạy được</w:t>
             </w:r>
             <w:r>
-              <w:t xml:space="preserve">; mục 3.1.2 nói rõ là những phép nào</w:t>
+              <w:t xml:space="preserve"> </w:t>
+            </w:r>
+            <w:r>
+              <w:t xml:space="preserve">— mỗi bảng dưới đây ghi thẳng ô nào là chưa đo</w:t>
             </w:r>
           </w:p>
         </w:tc>
       </w:tr>
     </w:tbl>
-    <w:bookmarkEnd w:id="71"/>
-    <w:bookmarkStart w:id="72" w:name="X5e4bc93c9038f0a5098742e3c343c052c22816b"/>
-    <w:p>
-      <w:pPr>
-        <w:pStyle w:val="Heading3"/>
-      </w:pPr>
-      <w:r>
-        <w:t xml:space="preserve">3.1.2. Ranh giới giữa cái đã đo và cái mới chỉ khảo sát tài liệu</w:t>
+    <w:bookmarkEnd w:id="68"/>
+    <w:bookmarkEnd w:id="69"/>
+    <w:bookmarkStart w:id="70" w:name="Xeecb8a25001cda40ffe8a73859c392ea5dbae65"/>
+    <w:p>
+      <w:pPr>
+        <w:pStyle w:val="Heading2"/>
+      </w:pPr>
+      <w:r>
+        <w:t xml:space="preserve">3.2. Mô hình phát hiện: YOLO11</w:t>
       </w:r>
     </w:p>
     <w:p>
@@ -13660,475 +13149,6 @@
         <w:pStyle w:val="FirstParagraph"/>
       </w:pPr>
       <w:r>
-        <w:t xml:space="preserve">Các lựa chọn có mức độ kiểm chứng khác nhau: một số được đo trên máy và dữ liệu của đồ án, một số dựa trên số liệu nhà phát hành, và một số chưa được đo trực tiếp.</w:t>
-      </w:r>
-    </w:p>
-    <w:p>
-      <w:pPr>
-        <w:pStyle w:val="BodyText"/>
-      </w:pPr>
-      <w:r>
-        <w:rPr>
-          <w:b/>
-          <w:bCs/>
-        </w:rPr>
-        <w:t xml:space="preserve">Bảng 3.1.</w:t>
-      </w:r>
-      <w:r>
-        <w:t xml:space="preserve"> </w:t>
-      </w:r>
-      <w:r>
-        <w:t xml:space="preserve">Mức bằng chứng của từng phép so sánh trong chương</w:t>
-      </w:r>
-    </w:p>
-    <w:tbl>
-      <w:tblPr>
-        <w:tblStyle w:val="Table"/>
-        <w:tblW w:type="auto" w:w="0"/>
-        <w:tblLook w:firstRow="1" w:lastRow="0" w:firstColumn="0" w:lastColumn="0" w:noHBand="0" w:noVBand="0" w:val="0020"/>
-      </w:tblPr>
-      <w:tblGrid>
-        <w:gridCol w:w="2640"/>
-        <w:gridCol w:w="2640"/>
-        <w:gridCol w:w="2640"/>
-      </w:tblGrid>
-      <w:tr>
-        <w:trPr>
-          <w:tblHeader w:val="on"/>
-        </w:trPr>
-        <w:tc>
-          <w:tcPr/>
-          <w:p>
-            <w:pPr>
-              <w:pStyle w:val="Compact"/>
-            </w:pPr>
-            <w:r>
-              <w:t xml:space="preserve">Phép so sánh</w:t>
-            </w:r>
-          </w:p>
-        </w:tc>
-        <w:tc>
-          <w:tcPr/>
-          <w:p>
-            <w:pPr>
-              <w:pStyle w:val="Compact"/>
-            </w:pPr>
-            <w:r>
-              <w:t xml:space="preserve">Mức bằng chứng</w:t>
-            </w:r>
-          </w:p>
-        </w:tc>
-        <w:tc>
-          <w:tcPr/>
-          <w:p>
-            <w:pPr>
-              <w:pStyle w:val="Compact"/>
-              <w:jc w:val="center"/>
-            </w:pPr>
-            <w:r>
-              <w:t xml:space="preserve">Trình bày ở</w:t>
-            </w:r>
-          </w:p>
-        </w:tc>
-      </w:tr>
-      <w:tr>
-        <w:tc>
-          <w:tcPr/>
-          <w:p>
-            <w:pPr>
-              <w:pStyle w:val="Compact"/>
-            </w:pPr>
-            <w:r>
-              <w:t xml:space="preserve">PP-OCRv5_mobile ↔ PP-OCRv6_medium</w:t>
-            </w:r>
-          </w:p>
-        </w:tc>
-        <w:tc>
-          <w:tcPr/>
-          <w:p>
-            <w:pPr>
-              <w:pStyle w:val="Compact"/>
-            </w:pPr>
-            <w:r>
-              <w:t xml:space="preserve">✅</w:t>
-            </w:r>
-            <w:r>
-              <w:t xml:space="preserve"> </w:t>
-            </w:r>
-            <w:r>
-              <w:rPr>
-                <w:b/>
-                <w:bCs/>
-              </w:rPr>
-              <w:t xml:space="preserve">Tự đo</w:t>
-            </w:r>
-            <w:r>
-              <w:t xml:space="preserve"> </w:t>
-            </w:r>
-            <w:r>
-              <w:t xml:space="preserve">— 200 vùng cắt biển số, cùng máy, cùng thứ tự ảnh</w:t>
-            </w:r>
-          </w:p>
-        </w:tc>
-        <w:tc>
-          <w:tcPr/>
-          <w:p>
-            <w:pPr>
-              <w:pStyle w:val="Compact"/>
-              <w:jc w:val="center"/>
-            </w:pPr>
-            <w:r>
-              <w:t xml:space="preserve">3.3.2</w:t>
-            </w:r>
-          </w:p>
-        </w:tc>
-      </w:tr>
-      <w:tr>
-        <w:tc>
-          <w:tcPr/>
-          <w:p>
-            <w:pPr>
-              <w:pStyle w:val="Compact"/>
-            </w:pPr>
-            <w:r>
-              <w:t xml:space="preserve">Bộ nhận dạng gốc ↔ bản tinh chỉnh</w:t>
-            </w:r>
-          </w:p>
-        </w:tc>
-        <w:tc>
-          <w:tcPr/>
-          <w:p>
-            <w:pPr>
-              <w:pStyle w:val="Compact"/>
-            </w:pPr>
-            <w:r>
-              <w:t xml:space="preserve">✅</w:t>
-            </w:r>
-            <w:r>
-              <w:t xml:space="preserve"> </w:t>
-            </w:r>
-            <w:r>
-              <w:rPr>
-                <w:b/>
-                <w:bCs/>
-              </w:rPr>
-              <w:t xml:space="preserve">Tự đo</w:t>
-            </w:r>
-            <w:r>
-              <w:t xml:space="preserve"> </w:t>
-            </w:r>
-            <w:r>
-              <w:t xml:space="preserve">— 2.801 biển có nhãn chuỗi, bốn cấu hình</w:t>
-            </w:r>
-          </w:p>
-        </w:tc>
-        <w:tc>
-          <w:tcPr/>
-          <w:p>
-            <w:pPr>
-              <w:pStyle w:val="Compact"/>
-              <w:jc w:val="center"/>
-            </w:pPr>
-            <w:r>
-              <w:t xml:space="preserve">5.4</w:t>
-            </w:r>
-          </w:p>
-        </w:tc>
-      </w:tr>
-      <w:tr>
-        <w:tc>
-          <w:tcPr/>
-          <w:p>
-            <w:pPr>
-              <w:pStyle w:val="Compact"/>
-            </w:pPr>
-            <w:r>
-              <w:t xml:space="preserve">YOLO11n ↔ YOLOv8n và năm thế hệ YOLO khác</w:t>
-            </w:r>
-          </w:p>
-        </w:tc>
-        <w:tc>
-          <w:tcPr/>
-          <w:p>
-            <w:pPr>
-              <w:pStyle w:val="Compact"/>
-            </w:pPr>
-            <w:r>
-              <w:t xml:space="preserve">📄</w:t>
-            </w:r>
-            <w:r>
-              <w:t xml:space="preserve"> </w:t>
-            </w:r>
-            <w:r>
-              <w:rPr>
-                <w:b/>
-                <w:bCs/>
-              </w:rPr>
-              <w:t xml:space="preserve">Khảo sát tài liệu</w:t>
-            </w:r>
-            <w:r>
-              <w:t xml:space="preserve"> </w:t>
-            </w:r>
-            <w:r>
-              <w:t xml:space="preserve">— theo benchmark chính thức của nhà phát hành, đồ án</w:t>
-            </w:r>
-            <w:r>
-              <w:t xml:space="preserve"> </w:t>
-            </w:r>
-            <w:r>
-              <w:rPr>
-                <w:b/>
-                <w:bCs/>
-              </w:rPr>
-              <w:t xml:space="preserve">không tự chạy lại</w:t>
-            </w:r>
-          </w:p>
-        </w:tc>
-        <w:tc>
-          <w:tcPr/>
-          <w:p>
-            <w:pPr>
-              <w:pStyle w:val="Compact"/>
-              <w:jc w:val="center"/>
-            </w:pPr>
-            <w:r>
-              <w:t xml:space="preserve">3.2</w:t>
-            </w:r>
-          </w:p>
-        </w:tc>
-      </w:tr>
-      <w:tr>
-        <w:tc>
-          <w:tcPr/>
-          <w:p>
-            <w:pPr>
-              <w:pStyle w:val="Compact"/>
-            </w:pPr>
-            <w:r>
-              <w:t xml:space="preserve">PaddleOCR ↔ EasyOCR ↔ Tesseract</w:t>
-            </w:r>
-          </w:p>
-        </w:tc>
-        <w:tc>
-          <w:tcPr/>
-          <w:p>
-            <w:pPr>
-              <w:pStyle w:val="Compact"/>
-            </w:pPr>
-            <w:r>
-              <w:t xml:space="preserve">✅</w:t>
-            </w:r>
-            <w:r>
-              <w:t xml:space="preserve"> </w:t>
-            </w:r>
-            <w:r>
-              <w:rPr>
-                <w:b/>
-                <w:bCs/>
-              </w:rPr>
-              <w:t xml:space="preserve">Tự đo</w:t>
-            </w:r>
-            <w:r>
-              <w:t xml:space="preserve"> </w:t>
-            </w:r>
-            <w:r>
-              <w:t xml:space="preserve">— 2.801 biển có nhãn chuỗi, ba nhánh, cùng tầng bao quanh</w:t>
-            </w:r>
-          </w:p>
-        </w:tc>
-        <w:tc>
-          <w:tcPr/>
-          <w:p>
-            <w:pPr>
-              <w:pStyle w:val="Compact"/>
-              <w:jc w:val="center"/>
-            </w:pPr>
-            <w:r>
-              <w:t xml:space="preserve">3.3.3</w:t>
-            </w:r>
-          </w:p>
-        </w:tc>
-      </w:tr>
-      <w:tr>
-        <w:tc>
-          <w:tcPr/>
-          <w:p>
-            <w:pPr>
-              <w:pStyle w:val="Compact"/>
-            </w:pPr>
-            <w:r>
-              <w:t xml:space="preserve">PyTorch ↔ ONNX Runtime ↔ OpenVINO</w:t>
-            </w:r>
-          </w:p>
-        </w:tc>
-        <w:tc>
-          <w:tcPr/>
-          <w:p>
-            <w:pPr>
-              <w:pStyle w:val="Compact"/>
-            </w:pPr>
-            <w:r>
-              <w:t xml:space="preserve">✅</w:t>
-            </w:r>
-            <w:r>
-              <w:t xml:space="preserve"> </w:t>
-            </w:r>
-            <w:r>
-              <w:rPr>
-                <w:b/>
-                <w:bCs/>
-              </w:rPr>
-              <w:t xml:space="preserve">Tự đo</w:t>
-            </w:r>
-            <w:r>
-              <w:t xml:space="preserve"> </w:t>
-            </w:r>
-            <w:r>
-              <w:t xml:space="preserve">— 50 ảnh thật, 50 lượt mỗi nền tảng, kèm mAP sau khi xuất</w:t>
-            </w:r>
-          </w:p>
-        </w:tc>
-        <w:tc>
-          <w:tcPr/>
-          <w:p>
-            <w:pPr>
-              <w:pStyle w:val="Compact"/>
-              <w:jc w:val="center"/>
-            </w:pPr>
-            <w:r>
-              <w:t xml:space="preserve">3.4 · 5.6.3</w:t>
-            </w:r>
-          </w:p>
-        </w:tc>
-      </w:tr>
-      <w:tr>
-        <w:tc>
-          <w:tcPr/>
-          <w:p>
-            <w:pPr>
-              <w:pStyle w:val="Compact"/>
-            </w:pPr>
-            <w:r>
-              <w:t xml:space="preserve">Độ phân giải 416 ↔ 640</w:t>
-            </w:r>
-          </w:p>
-        </w:tc>
-        <w:tc>
-          <w:tcPr/>
-          <w:p>
-            <w:pPr>
-              <w:pStyle w:val="Compact"/>
-            </w:pPr>
-            <w:r>
-              <w:t xml:space="preserve">🟡</w:t>
-            </w:r>
-            <w:r>
-              <w:t xml:space="preserve"> </w:t>
-            </w:r>
-            <w:r>
-              <w:rPr>
-                <w:b/>
-                <w:bCs/>
-              </w:rPr>
-              <w:t xml:space="preserve">Có số đo nhưng không quy kết được</w:t>
-            </w:r>
-            <w:r>
-              <w:t xml:space="preserve"> </w:t>
-            </w:r>
-            <w:r>
-              <w:t xml:space="preserve">— ba biến đổi đồng thời và ngược chiều nhau</w:t>
-            </w:r>
-          </w:p>
-        </w:tc>
-        <w:tc>
-          <w:tcPr/>
-          <w:p>
-            <w:pPr>
-              <w:pStyle w:val="Compact"/>
-              <w:jc w:val="center"/>
-            </w:pPr>
-            <w:r>
-              <w:t xml:space="preserve">3.6</w:t>
-            </w:r>
-          </w:p>
-        </w:tc>
-      </w:tr>
-    </w:tbl>
-    <w:p>
-      <w:pPr>
-        <w:pStyle w:val="BodyText"/>
-      </w:pPr>
-      <w:r>
-        <w:t xml:space="preserve">Dòng ❌ còn lại được ghi nhận ở mục 6.3:</w:t>
-      </w:r>
-    </w:p>
-    <w:p>
-      <w:pPr>
-        <w:pStyle w:val="Compact"/>
-        <w:numPr>
-          <w:ilvl w:val="0"/>
-          <w:numId w:val="1001"/>
-        </w:numPr>
-      </w:pPr>
-      <w:r>
-        <w:rPr>
-          <w:b/>
-          <w:bCs/>
-        </w:rPr>
-        <w:t xml:space="preserve">So sánh nền tảng suy luận đã chạy</w:t>
-      </w:r>
-      <w:r>
-        <w:t xml:space="preserve"> </w:t>
-      </w:r>
-      <w:r>
-        <w:t xml:space="preserve">— 50 ảnh thật, 50 lượt suy luận mỗi ảnh: PyTorch 33,09 ms · ONNX Runtime 24,48 ms (1,35×) ·</w:t>
-      </w:r>
-      <w:r>
-        <w:t xml:space="preserve"> </w:t>
-      </w:r>
-      <w:r>
-        <w:rPr>
-          <w:b/>
-          <w:bCs/>
-        </w:rPr>
-        <w:t xml:space="preserve">OpenVINO 21,12 ms (1,57×)</w:t>
-      </w:r>
-      <w:r>
-        <w:t xml:space="preserve">, mAP không suy giảm. Lựa chọn ban đầu nghiêng về ONNX Runtime vì</w:t>
-      </w:r>
-      <w:r>
-        <w:t xml:space="preserve"> </w:t>
-      </w:r>
-      <w:r>
-        <w:rPr>
-          <w:b/>
-          <w:bCs/>
-        </w:rPr>
-        <w:t xml:space="preserve">lý do vận hành</w:t>
-      </w:r>
-      <w:r>
-        <w:t xml:space="preserve"> </w:t>
-      </w:r>
-      <w:r>
-        <w:t xml:space="preserve">— một nền tảng suy luận duy nhất cho cả hai mô hình, tránh xung đột hai framework học sâu — và số liệu tự đo về sau cho thấy OpenVINO còn nhanh hơn. Bản giao hàng vẫn giữ PyTorch làm mặc định; lý do ở 5.6.3.</w:t>
-      </w:r>
-    </w:p>
-    <w:bookmarkEnd w:id="72"/>
-    <w:bookmarkEnd w:id="73"/>
-    <w:bookmarkStart w:id="74" w:name="Xeecb8a25001cda40ffe8a73859c392ea5dbae65"/>
-    <w:p>
-      <w:pPr>
-        <w:pStyle w:val="Heading2"/>
-      </w:pPr>
-      <w:r>
-        <w:t xml:space="preserve">3.2. Mô hình phát hiện: YOLO11</w:t>
-      </w:r>
-    </w:p>
-    <w:p>
-      <w:pPr>
-        <w:pStyle w:val="FirstParagraph"/>
-      </w:pPr>
-      <w:r>
         <w:rPr>
           <w:b/>
           <w:bCs/>
@@ -14148,8 +13168,8 @@
         <w:t xml:space="preserve">. Họ two-stage (Faster R-CNN, Mask R-CNN) loại từ đầu vì chi phí tính toán không hợp ràng buộc CPU.</w:t>
       </w:r>
     </w:p>
-    <w:bookmarkEnd w:id="74"/>
-    <w:bookmarkStart w:id="78" w:name="X3b36414df3ec80308838641ab5979a8be3b7b70"/>
+    <w:bookmarkEnd w:id="70"/>
+    <w:bookmarkStart w:id="74" w:name="X3b36414df3ec80308838641ab5979a8be3b7b70"/>
     <w:p>
       <w:pPr>
         <w:pStyle w:val="Heading2"/>
@@ -14211,7 +13231,7 @@
         <w:t xml:space="preserve">theo phép đo tự chạy (3.3.2).</w:t>
       </w:r>
     </w:p>
-    <w:bookmarkStart w:id="75" w:name="Xea446612f532d9362f141709b2cc32018d80e4a"/>
+    <w:bookmarkStart w:id="71" w:name="Xea446612f532d9362f141709b2cc32018d80e4a"/>
     <w:p>
       <w:pPr>
         <w:pStyle w:val="Heading3"/>
@@ -14238,8 +13258,8 @@
         <w:t xml:space="preserve">tám bộ nhận dạng — PaddleOCR, EasyOCR, Tesseract, TrOCR, docTR, MMOCR, fast-plate-ocr và RapidOCR/OnnxTR.</w:t>
       </w:r>
     </w:p>
-    <w:bookmarkEnd w:id="75"/>
-    <w:bookmarkStart w:id="76" w:name="X555c9d4e7aae453c4af7e4d9c0c1c1c43f90f9b"/>
+    <w:bookmarkEnd w:id="71"/>
+    <w:bookmarkStart w:id="72" w:name="X555c9d4e7aae453c4af7e4d9c0c1c1c43f90f9b"/>
     <w:p>
       <w:pPr>
         <w:pStyle w:val="Heading3"/>
@@ -14633,8 +13653,8 @@
         <w:t xml:space="preserve">. Trích thì phải trích kèm mốc so sánh gốc.</w:t>
       </w:r>
     </w:p>
-    <w:bookmarkEnd w:id="76"/>
-    <w:bookmarkStart w:id="77" w:name="Xd23ac566cad51d112730ab11f4d87c1a5ffe4f1"/>
+    <w:bookmarkEnd w:id="72"/>
+    <w:bookmarkStart w:id="73" w:name="Xd23ac566cad51d112730ab11f4d87c1a5ffe4f1"/>
     <w:p>
       <w:pPr>
         <w:pStyle w:val="Heading3"/>
@@ -16327,9 +15347,9 @@
         <w:t xml:space="preserve">; một hệ thống thiết kế quanh EasyOCR, với tiền xử lý riêng của nó, có thể cho số khác.</w:t>
       </w:r>
     </w:p>
-    <w:bookmarkEnd w:id="77"/>
-    <w:bookmarkEnd w:id="78"/>
-    <w:bookmarkStart w:id="79" w:name="X31b8ff4a01ba06884175bb8485a827085d64bd0"/>
+    <w:bookmarkEnd w:id="73"/>
+    <w:bookmarkEnd w:id="74"/>
+    <w:bookmarkStart w:id="75" w:name="X31b8ff4a01ba06884175bb8485a827085d64bd0"/>
     <w:p>
       <w:pPr>
         <w:pStyle w:val="Heading2"/>
@@ -16450,8 +15470,8 @@
         <w:t xml:space="preserve">và không được trích dẫn dưới bất kỳ hình thức nào.</w:t>
       </w:r>
     </w:p>
-    <w:bookmarkEnd w:id="79"/>
-    <w:bookmarkStart w:id="80" w:name="X106f88d43395bcae60e29e787f7593ff2731be8"/>
+    <w:bookmarkEnd w:id="75"/>
+    <w:bookmarkStart w:id="76" w:name="X106f88d43395bcae60e29e787f7593ff2731be8"/>
     <w:p>
       <w:pPr>
         <w:pStyle w:val="Heading2"/>
@@ -17015,8 +16035,8 @@
         </w:tc>
       </w:tr>
     </w:tbl>
-    <w:bookmarkEnd w:id="80"/>
-    <w:bookmarkStart w:id="81" w:name="Xfc8efa2e7d31d7e0d9f2a6adb182dde9ef532b1"/>
+    <w:bookmarkEnd w:id="76"/>
+    <w:bookmarkStart w:id="77" w:name="Xfc8efa2e7d31d7e0d9f2a6adb182dde9ef532b1"/>
     <w:p>
       <w:pPr>
         <w:pStyle w:val="Heading2"/>
@@ -17182,9 +16202,9 @@
         <w:br w:type="page"/>
       </w:r>
     </w:p>
-    <w:bookmarkEnd w:id="81"/>
-    <w:bookmarkEnd w:id="82"/>
-    <w:bookmarkStart w:id="146" w:name="chương-4-thiết-kế-và-cài-đặt-hệ-thống"/>
+    <w:bookmarkEnd w:id="77"/>
+    <w:bookmarkEnd w:id="78"/>
+    <w:bookmarkStart w:id="136" w:name="chương-4-thiết-kế-và-cài-đặt-hệ-thống"/>
     <w:p>
       <w:pPr>
         <w:pStyle w:val="Heading1"/>
@@ -17284,7 +16304,7 @@
         </w:pict>
       </w:r>
     </w:p>
-    <w:bookmarkStart w:id="90" w:name="Xdd2df60092a13133cb54ccab0399760f69750bc"/>
+    <w:bookmarkStart w:id="85" w:name="Xdd2df60092a13133cb54ccab0399760f69750bc"/>
     <w:p>
       <w:pPr>
         <w:pStyle w:val="Heading2"/>
@@ -17293,541 +16313,13 @@
         <w:t xml:space="preserve">4.1. Phân tích yêu cầu</w:t>
       </w:r>
     </w:p>
-    <w:bookmarkStart w:id="83" w:name="X4a2fbec5443bd6ab6dba5ce8dbe182d679199d9"/>
+    <w:bookmarkStart w:id="82" w:name="X4dfd267be08f8263b9db1c00adb6a5bf8335bf3"/>
     <w:p>
       <w:pPr>
         <w:pStyle w:val="Heading3"/>
       </w:pPr>
       <w:r>
-        <w:t xml:space="preserve">4.1.1. Khảo sát nhu cầu và các tác nhân</w:t>
-      </w:r>
-    </w:p>
-    <w:p>
-      <w:pPr>
-        <w:pStyle w:val="FirstParagraph"/>
-      </w:pPr>
-      <w:r>
-        <w:t xml:space="preserve">Nhận dạng biển số là bài toán nền tảng của bãi đỗ tự động, thu phí không dừng,</w:t>
-      </w:r>
-      <w:r>
-        <w:t xml:space="preserve"> </w:t>
-      </w:r>
-      <w:r>
-        <w:t xml:space="preserve">kiểm soát ra vào và giám sát giao thông. Áp một mô hình ALPR huấn luyện trên dữ</w:t>
-      </w:r>
-      <w:r>
-        <w:t xml:space="preserve"> </w:t>
-      </w:r>
-      <w:r>
-        <w:t xml:space="preserve">liệu nước ngoài vào Việt Nam gặp bốn trở ngại.</w:t>
-      </w:r>
-    </w:p>
-    <w:p>
-      <w:pPr>
-        <w:pStyle w:val="BodyText"/>
-      </w:pPr>
-      <w:r>
-        <w:rPr>
-          <w:b/>
-          <w:bCs/>
-        </w:rPr>
-        <w:t xml:space="preserve">Bảng 4.1.</w:t>
-      </w:r>
-      <w:r>
-        <w:t xml:space="preserve"> </w:t>
-      </w:r>
-      <w:r>
-        <w:t xml:space="preserve">Bốn trở ngại khi áp mô hình ALPR nước ngoài vào bối cảnh Việt Nam</w:t>
-      </w:r>
-    </w:p>
-    <w:tbl>
-      <w:tblPr>
-        <w:tblStyle w:val="Table"/>
-        <w:tblW w:type="auto" w:w="0"/>
-        <w:tblLook w:firstRow="1" w:lastRow="0" w:firstColumn="0" w:lastColumn="0" w:noHBand="0" w:noVBand="0" w:val="0020"/>
-      </w:tblPr>
-      <w:tblGrid>
-        <w:gridCol w:w="2640"/>
-        <w:gridCol w:w="2640"/>
-        <w:gridCol w:w="2640"/>
-      </w:tblGrid>
-      <w:tr>
-        <w:trPr>
-          <w:tblHeader w:val="on"/>
-        </w:trPr>
-        <w:tc>
-          <w:tcPr/>
-          <w:p>
-            <w:pPr>
-              <w:pStyle w:val="Compact"/>
-              <w:jc w:val="center"/>
-            </w:pPr>
-            <w:r>
-              <w:t xml:space="preserve">#</w:t>
-            </w:r>
-          </w:p>
-        </w:tc>
-        <w:tc>
-          <w:tcPr/>
-          <w:p>
-            <w:pPr>
-              <w:pStyle w:val="Compact"/>
-            </w:pPr>
-            <w:r>
-              <w:t xml:space="preserve">Trở ngại</w:t>
-            </w:r>
-          </w:p>
-        </w:tc>
-        <w:tc>
-          <w:tcPr/>
-          <w:p>
-            <w:pPr>
-              <w:pStyle w:val="Compact"/>
-            </w:pPr>
-            <w:r>
-              <w:t xml:space="preserve">Biểu hiện định lượng hoặc căn cứ</w:t>
-            </w:r>
-          </w:p>
-        </w:tc>
-      </w:tr>
-      <w:tr>
-        <w:tc>
-          <w:tcPr/>
-          <w:p>
-            <w:pPr>
-              <w:pStyle w:val="Compact"/>
-              <w:jc w:val="center"/>
-            </w:pPr>
-            <w:r>
-              <w:t xml:space="preserve">1</w:t>
-            </w:r>
-          </w:p>
-        </w:tc>
-        <w:tc>
-          <w:tcPr/>
-          <w:p>
-            <w:pPr>
-              <w:pStyle w:val="Compact"/>
-            </w:pPr>
-            <w:r>
-              <w:rPr>
-                <w:b/>
-                <w:bCs/>
-              </w:rPr>
-              <w:t xml:space="preserve">Biển hai dòng chiếm tỉ trọng lớn</w:t>
-            </w:r>
-            <w:r>
-              <w:t xml:space="preserve"> </w:t>
-            </w:r>
-            <w:r>
-              <w:t xml:space="preserve">— toàn bộ xe máy và một phần ô tô — trong khi đa số bộ dữ liệu quốc tế giả định biển một dòng</w:t>
-            </w:r>
-          </w:p>
-        </w:tc>
-        <w:tc>
-          <w:tcPr/>
-          <w:p>
-            <w:pPr>
-              <w:pStyle w:val="Compact"/>
-            </w:pPr>
-            <w:r>
-              <w:t xml:space="preserve">Mức suy giảm</w:t>
-            </w:r>
-            <w:r>
-              <w:t xml:space="preserve"> </w:t>
-            </w:r>
-            <w:r>
-              <w:rPr>
-                <w:b/>
-                <w:bCs/>
-              </w:rPr>
-              <w:t xml:space="preserve">đã đo được</w:t>
-            </w:r>
-            <w:r>
-              <w:t xml:space="preserve">: trên</w:t>
-            </w:r>
-            <w:r>
-              <w:t xml:space="preserve"> </w:t>
-            </w:r>
-            <w:r>
-              <w:rPr>
-                <w:b/>
-                <w:bCs/>
-              </w:rPr>
-              <w:t xml:space="preserve">bộ RodoSol-ALPR của Brazil</w:t>
-            </w:r>
-            <w:r>
-              <w:t xml:space="preserve">, OpenALPR đọc đúng 3.772/4.000 ô tô biển một dòng (</w:t>
-            </w:r>
-            <w:r>
-              <w:rPr>
-                <w:b/>
-                <w:bCs/>
-              </w:rPr>
-              <w:t xml:space="preserve">94,3%</w:t>
-            </w:r>
-            <w:r>
-              <w:t xml:space="preserve">) nhưng chỉ 1.827/4.000 xe máy biển hai dòng (</w:t>
-            </w:r>
-            <w:r>
-              <w:rPr>
-                <w:b/>
-                <w:bCs/>
-              </w:rPr>
-              <w:t xml:space="preserve">45,7%</w:t>
-            </w:r>
-            <w:r>
-              <w:t xml:space="preserve">) — chênh</w:t>
-            </w:r>
-            <w:r>
-              <w:t xml:space="preserve"> </w:t>
-            </w:r>
-            <w:r>
-              <w:rPr>
-                <w:b/>
-                <w:bCs/>
-              </w:rPr>
-              <w:t xml:space="preserve">48,6 điểm phần trăm</w:t>
-            </w:r>
-            <w:r>
-              <w:t xml:space="preserve"> </w:t>
-            </w:r>
-            <w:r>
-              <w:t xml:space="preserve">[2]</w:t>
-            </w:r>
-          </w:p>
-        </w:tc>
-      </w:tr>
-      <w:tr>
-        <w:tc>
-          <w:tcPr/>
-          <w:p>
-            <w:pPr>
-              <w:pStyle w:val="Compact"/>
-              <w:jc w:val="center"/>
-            </w:pPr>
-            <w:r>
-              <w:t xml:space="preserve">2</w:t>
-            </w:r>
-          </w:p>
-        </w:tc>
-        <w:tc>
-          <w:tcPr/>
-          <w:p>
-            <w:pPr>
-              <w:pStyle w:val="Compact"/>
-            </w:pPr>
-            <w:r>
-              <w:rPr>
-                <w:b/>
-                <w:bCs/>
-              </w:rPr>
-              <w:t xml:space="preserve">Quy chuẩn biển số có tính pháp lý và cấu trúc chặt</w:t>
-            </w:r>
-          </w:p>
-        </w:tc>
-        <w:tc>
-          <w:tcPr/>
-          <w:p>
-            <w:pPr>
-              <w:pStyle w:val="Compact"/>
-            </w:pPr>
-            <w:r>
-              <w:t xml:space="preserve">TT 79/2024/TT-BCA [3]</w:t>
-            </w:r>
-            <w:r>
-              <w:t xml:space="preserve">, sửa đổi bởi TT 13/2025 [4]</w:t>
-            </w:r>
-            <w:r>
-              <w:t xml:space="preserve"> </w:t>
-            </w:r>
-            <w:r>
-              <w:t xml:space="preserve">và TT 51/2025 [5]</w:t>
-            </w:r>
-            <w:r>
-              <w:t xml:space="preserve">; thông số vật lý theo QCVN 08:2024/BCA [6]</w:t>
-            </w:r>
-            <w:r>
-              <w:t xml:space="preserve">. Cấu trúc chặt vừa là ràng buộc, vừa là</w:t>
-            </w:r>
-            <w:r>
-              <w:t xml:space="preserve"> </w:t>
-            </w:r>
-            <w:r>
-              <w:rPr>
-                <w:b/>
-                <w:bCs/>
-              </w:rPr>
-              <w:t xml:space="preserve">cơ hội thiết kế</w:t>
-            </w:r>
-            <w:r>
-              <w:t xml:space="preserve"> </w:t>
-            </w:r>
-            <w:r>
-              <w:t xml:space="preserve">cho khối hậu xử lý dựa trên luật</w:t>
-            </w:r>
-          </w:p>
-        </w:tc>
-      </w:tr>
-      <w:tr>
-        <w:tc>
-          <w:tcPr/>
-          <w:p>
-            <w:pPr>
-              <w:pStyle w:val="Compact"/>
-              <w:jc w:val="center"/>
-            </w:pPr>
-            <w:r>
-              <w:t xml:space="preserve">3</w:t>
-            </w:r>
-          </w:p>
-        </w:tc>
-        <w:tc>
-          <w:tcPr/>
-          <w:p>
-            <w:pPr>
-              <w:pStyle w:val="Compact"/>
-            </w:pPr>
-            <w:r>
-              <w:rPr>
-                <w:b/>
-                <w:bCs/>
-              </w:rPr>
-              <w:t xml:space="preserve">Điều kiện thu nhận ảnh khắc nghiệt</w:t>
-            </w:r>
-          </w:p>
-        </w:tc>
-        <w:tc>
-          <w:tcPr/>
-          <w:p>
-            <w:pPr>
-              <w:pStyle w:val="Compact"/>
-            </w:pPr>
-            <w:r>
-              <w:t xml:space="preserve">Che khuất, bụi bẩn, chụp nghiêng, ngược sáng, ban đêm</w:t>
-            </w:r>
-          </w:p>
-        </w:tc>
-      </w:tr>
-      <w:tr>
-        <w:tc>
-          <w:tcPr/>
-          <w:p>
-            <w:pPr>
-              <w:pStyle w:val="Compact"/>
-              <w:jc w:val="center"/>
-            </w:pPr>
-            <w:r>
-              <w:t xml:space="preserve">4</w:t>
-            </w:r>
-          </w:p>
-        </w:tc>
-        <w:tc>
-          <w:tcPr/>
-          <w:p>
-            <w:pPr>
-              <w:pStyle w:val="Compact"/>
-            </w:pPr>
-            <w:r>
-              <w:rPr>
-                <w:b/>
-                <w:bCs/>
-              </w:rPr>
-              <w:t xml:space="preserve">Không có phần cứng tăng tốc</w:t>
-            </w:r>
-          </w:p>
-        </w:tc>
-        <w:tc>
-          <w:tcPr/>
-          <w:p>
-            <w:pPr>
-              <w:pStyle w:val="Compact"/>
-            </w:pPr>
-            <w:r>
-              <w:t xml:space="preserve">Máy thực hiện không có GPU CUDA; mọi suy luận và trình diễn chạy trên CPU (mục 4.1.4a, 4.3.1)</w:t>
-            </w:r>
-          </w:p>
-        </w:tc>
-      </w:tr>
-    </w:tbl>
-    <w:p>
-      <w:pPr>
-        <w:pStyle w:val="BlockText"/>
-      </w:pPr>
-      <w:r>
-        <w:rPr>
-          <w:b/>
-          <w:bCs/>
-        </w:rPr>
-        <w:t xml:space="preserve">Lưu ý phạm vi số liệu.</w:t>
-      </w:r>
-      <w:r>
-        <w:t xml:space="preserve"> </w:t>
-      </w:r>
-      <w:r>
-        <w:t xml:space="preserve">Cặp 94,3% / 45,7% đo trên</w:t>
-      </w:r>
-      <w:r>
-        <w:t xml:space="preserve"> </w:t>
-      </w:r>
-      <w:r>
-        <w:rPr>
-          <w:b/>
-          <w:bCs/>
-        </w:rPr>
-        <w:t xml:space="preserve">bộ RodoSol-ALPR của Brazil</w:t>
-      </w:r>
-      <w:r>
-        <w:t xml:space="preserve">,</w:t>
-      </w:r>
-      <w:r>
-        <w:t xml:space="preserve"> </w:t>
-      </w:r>
-      <w:r>
-        <w:rPr>
-          <w:b/>
-          <w:bCs/>
-        </w:rPr>
-        <w:t xml:space="preserve">không phải dữ liệu Việt Nam</w:t>
-      </w:r>
-      <w:r>
-        <w:t xml:space="preserve">; nhóm thực hiện chỉ dùng nó làm dẫn chứng định lượng rằng "biển hai dòng khó hơn" là sự kiện đo được, không phải cảm nhận.</w:t>
-      </w:r>
-    </w:p>
-    <w:p>
-      <w:pPr>
-        <w:pStyle w:val="FirstParagraph"/>
-      </w:pPr>
-      <w:r>
-        <w:t xml:space="preserve">Hệ thống có bốn tác nhân:</w:t>
-      </w:r>
-      <w:r>
-        <w:t xml:space="preserve"> </w:t>
-      </w:r>
-      <w:r>
-        <w:rPr>
-          <w:b/>
-          <w:bCs/>
-        </w:rPr>
-        <w:t xml:space="preserve">người vận hành</w:t>
-      </w:r>
-      <w:r>
-        <w:t xml:space="preserve"> </w:t>
-      </w:r>
-      <w:r>
-        <w:t xml:space="preserve">(đưa ảnh/video, xem kết quả, tra cứu),</w:t>
-      </w:r>
-      <w:r>
-        <w:t xml:space="preserve"> </w:t>
-      </w:r>
-      <w:r>
-        <w:rPr>
-          <w:b/>
-          <w:bCs/>
-        </w:rPr>
-        <w:t xml:space="preserve">người phân tích</w:t>
-      </w:r>
-      <w:r>
-        <w:t xml:space="preserve"> </w:t>
-      </w:r>
-      <w:r>
-        <w:t xml:space="preserve">(thống kê, lọc, xuất báo cáo),</w:t>
-      </w:r>
-      <w:r>
-        <w:t xml:space="preserve"> </w:t>
-      </w:r>
-      <w:r>
-        <w:rPr>
-          <w:b/>
-          <w:bCs/>
-        </w:rPr>
-        <w:t xml:space="preserve">nhà phát triển</w:t>
-      </w:r>
-      <w:r>
-        <w:t xml:space="preserve"> </w:t>
-      </w:r>
-      <w:r>
-        <w:t xml:space="preserve">(tích hợp REST API),</w:t>
-      </w:r>
-      <w:r>
-        <w:t xml:space="preserve"> </w:t>
-      </w:r>
-      <w:r>
-        <w:rPr>
-          <w:b/>
-          <w:bCs/>
-        </w:rPr>
-        <w:t xml:space="preserve">hội đồng đánh giá</w:t>
-      </w:r>
-      <w:r>
-        <w:t xml:space="preserve"> </w:t>
-      </w:r>
-      <w:r>
-        <w:t xml:space="preserve">(quan sát, phản biện). Do hệ thống chạy nội bộ/</w:t>
-      </w:r>
-      <w:r>
-        <w:rPr>
-          <w:rStyle w:val="VerbatimChar"/>
-        </w:rPr>
-        <w:t xml:space="preserve">localhost</w:t>
-      </w:r>
-      <w:r>
-        <w:t xml:space="preserve"> </w:t>
-      </w:r>
-      <w:r>
-        <w:t xml:space="preserve">(giả định A-04), đồ án</w:t>
-      </w:r>
-      <w:r>
-        <w:t xml:space="preserve"> </w:t>
-      </w:r>
-      <w:r>
-        <w:rPr>
-          <w:b/>
-          <w:bCs/>
-        </w:rPr>
-        <w:t xml:space="preserve">không xây dựng xác thực và phân quyền</w:t>
-      </w:r>
-      <w:r>
-        <w:t xml:space="preserve">; ba tác nhân đầu là các</w:t>
-      </w:r>
-      <w:r>
-        <w:t xml:space="preserve"> </w:t>
-      </w:r>
-      <w:r>
-        <w:rPr>
-          <w:i/>
-          <w:iCs/>
-        </w:rPr>
-        <w:t xml:space="preserve">vai trò</w:t>
-      </w:r>
-      <w:r>
-        <w:t xml:space="preserve"> </w:t>
-      </w:r>
-      <w:r>
-        <w:t xml:space="preserve">trên cùng một giao diện, không phải các</w:t>
-      </w:r>
-      <w:r>
-        <w:t xml:space="preserve"> </w:t>
-      </w:r>
-      <w:r>
-        <w:rPr>
-          <w:i/>
-          <w:iCs/>
-        </w:rPr>
-        <w:t xml:space="preserve">tài khoản</w:t>
-      </w:r>
-      <w:r>
-        <w:t xml:space="preserve">.</w:t>
-      </w:r>
-    </w:p>
-    <w:bookmarkEnd w:id="83"/>
-    <w:bookmarkStart w:id="87" w:name="X8453178f37d24ca0e7f890cceaf29b33bf59aba"/>
-    <w:p>
-      <w:pPr>
-        <w:pStyle w:val="Heading3"/>
-      </w:pPr>
-      <w:r>
-        <w:t xml:space="preserve">4.1.2. Sơ đồ use case và ba use case chính</w:t>
+        <w:t xml:space="preserve">4.1.1. Sơ đồ use case và ba use case chính</w:t>
       </w:r>
     </w:p>
     <w:p>
@@ -17847,18 +16339,18 @@
           <wp:inline>
             <wp:extent cx="5334000" cy="2440135"/>
             <wp:effectExtent b="0" l="0" r="0" t="0"/>
-            <wp:docPr descr="" title="" id="85" name="Picture"/>
+            <wp:docPr descr="" title="" id="80" name="Picture"/>
             <a:graphic>
               <a:graphicData uri="http://schemas.openxmlformats.org/drawingml/2006/picture">
                 <pic:pic>
                   <pic:nvPicPr>
-                    <pic:cNvPr descr="figures/fig-ch4-usecase.png" id="86" name="Picture"/>
+                    <pic:cNvPr descr="figures/fig-ch4-usecase.png" id="81" name="Picture"/>
                     <pic:cNvPicPr>
                       <a:picLocks noChangeArrowheads="1" noChangeAspect="1"/>
                     </pic:cNvPicPr>
                   </pic:nvPicPr>
                   <pic:blipFill>
-                    <a:blip r:embed="rId84"/>
+                    <a:blip r:embed="rId79"/>
                     <a:stretch>
                       <a:fillRect/>
                     </a:stretch>
@@ -17915,14 +16407,14 @@
         <w:t xml:space="preserve">chính · luồng thay thế.</w:t>
       </w:r>
     </w:p>
-    <w:bookmarkEnd w:id="87"/>
-    <w:bookmarkStart w:id="88" w:name="Xde10074f09182864b972de84b2bbed33fe9f013"/>
+    <w:bookmarkEnd w:id="82"/>
+    <w:bookmarkStart w:id="83" w:name="Xb31894661816c4f94fb2636f678a81a4979b45e"/>
     <w:p>
       <w:pPr>
         <w:pStyle w:val="Heading3"/>
       </w:pPr>
       <w:r>
-        <w:t xml:space="preserve">4.1.3. Yêu cầu chức năng</w:t>
+        <w:t xml:space="preserve">4.1.2. Yêu cầu chức năng</w:t>
       </w:r>
     </w:p>
     <w:p>
@@ -18131,14 +16623,14 @@
         <w:t xml:space="preserve">.</w:t>
       </w:r>
     </w:p>
-    <w:bookmarkEnd w:id="88"/>
-    <w:bookmarkStart w:id="89" w:name="X6a1b24e4b00a640d6048601420a607246ce88c1"/>
+    <w:bookmarkEnd w:id="83"/>
+    <w:bookmarkStart w:id="84" w:name="X693f8042e9e588347c562dfb32d65098bc0fdd5"/>
     <w:p>
       <w:pPr>
         <w:pStyle w:val="Heading3"/>
       </w:pPr>
       <w:r>
-        <w:t xml:space="preserve">4.1.4. Yêu cầu phi chức năng</w:t>
+        <w:t xml:space="preserve">4.1.3. Yêu cầu phi chức năng</w:t>
       </w:r>
     </w:p>
     <w:p>
@@ -18191,9 +16683,9 @@
         <w:t xml:space="preserve">; kết quả đối chiếu từng chỉ tiêu ở mục 5.7.</w:t>
       </w:r>
     </w:p>
-    <w:bookmarkEnd w:id="89"/>
-    <w:bookmarkEnd w:id="90"/>
-    <w:bookmarkStart w:id="102" w:name="X294448b0ebbcecd971c47f7922938602c4faaee"/>
+    <w:bookmarkEnd w:id="84"/>
+    <w:bookmarkEnd w:id="85"/>
+    <w:bookmarkStart w:id="97" w:name="X294448b0ebbcecd971c47f7922938602c4faaee"/>
     <w:p>
       <w:pPr>
         <w:pStyle w:val="Heading2"/>
@@ -18202,7 +16694,7 @@
         <w:t xml:space="preserve">4.2. Kiến trúc hệ thống</w:t>
       </w:r>
     </w:p>
-    <w:bookmarkStart w:id="91" w:name="X4dc0aaf68e09e6d2b7e2e6ca45e78e1a0b0d88c"/>
+    <w:bookmarkStart w:id="86" w:name="X4dc0aaf68e09e6d2b7e2e6ca45e78e1a0b0d88c"/>
     <w:p>
       <w:pPr>
         <w:pStyle w:val="Heading3"/>
@@ -18717,8 +17209,8 @@
         <w:t xml:space="preserve">phải nhánh ít ai đụng tới.</w:t>
       </w:r>
     </w:p>
-    <w:bookmarkEnd w:id="91"/>
-    <w:bookmarkStart w:id="95" w:name="X9994610575b2ff0da118733ce1e392cdd8a94a6"/>
+    <w:bookmarkEnd w:id="86"/>
+    <w:bookmarkStart w:id="90" w:name="X9994610575b2ff0da118733ce1e392cdd8a94a6"/>
     <w:p>
       <w:pPr>
         <w:pStyle w:val="Heading3"/>
@@ -18736,18 +17228,18 @@
           <wp:inline>
             <wp:extent cx="5334000" cy="5953125"/>
             <wp:effectExtent b="0" l="0" r="0" t="0"/>
-            <wp:docPr descr="" title="" id="93" name="Picture"/>
+            <wp:docPr descr="" title="" id="88" name="Picture"/>
             <a:graphic>
               <a:graphicData uri="http://schemas.openxmlformats.org/drawingml/2006/picture">
                 <pic:pic>
                   <pic:nvPicPr>
-                    <pic:cNvPr descr="figures/fig-ch4-02.png" id="94" name="Picture"/>
+                    <pic:cNvPr descr="figures/fig-ch4-02.png" id="89" name="Picture"/>
                     <pic:cNvPicPr>
                       <a:picLocks noChangeArrowheads="1" noChangeAspect="1"/>
                     </pic:cNvPicPr>
                   </pic:nvPicPr>
                   <pic:blipFill>
-                    <a:blip r:embed="rId92"/>
+                    <a:blip r:embed="rId87"/>
                     <a:stretch>
                       <a:fillRect/>
                     </a:stretch>
@@ -18990,8 +17482,8 @@
         <w:t xml:space="preserve">vẫn phục vụ và vẫn có kiểm thử tích hợp — phép thử ngoài dự kiến cho nguyên tắc phụ thuộc một chiều.</w:t>
       </w:r>
     </w:p>
-    <w:bookmarkEnd w:id="95"/>
-    <w:bookmarkStart w:id="96" w:name="X598a67f852386d1e6c5dc698300588158f3928e"/>
+    <w:bookmarkEnd w:id="90"/>
+    <w:bookmarkStart w:id="91" w:name="X598a67f852386d1e6c5dc698300588158f3928e"/>
     <w:p>
       <w:pPr>
         <w:pStyle w:val="Heading3"/>
@@ -19181,8 +17673,8 @@
         <w:t xml:space="preserve">còn đang hoạt động.</w:t>
       </w:r>
     </w:p>
-    <w:bookmarkEnd w:id="96"/>
-    <w:bookmarkStart w:id="100" w:name="Xa2811f385dbb51855f7af41ba051000a632424d"/>
+    <w:bookmarkEnd w:id="91"/>
+    <w:bookmarkStart w:id="95" w:name="Xa2811f385dbb51855f7af41ba051000a632424d"/>
     <w:p>
       <w:pPr>
         <w:pStyle w:val="Heading3"/>
@@ -19200,18 +17692,18 @@
           <wp:inline>
             <wp:extent cx="5334000" cy="401410"/>
             <wp:effectExtent b="0" l="0" r="0" t="0"/>
-            <wp:docPr descr="" title="" id="98" name="Picture"/>
+            <wp:docPr descr="" title="" id="93" name="Picture"/>
             <a:graphic>
               <a:graphicData uri="http://schemas.openxmlformats.org/drawingml/2006/picture">
                 <pic:pic>
                   <pic:nvPicPr>
-                    <pic:cNvPr descr="figures/fig-ch4-03.png" id="99" name="Picture"/>
+                    <pic:cNvPr descr="figures/fig-ch4-03.png" id="94" name="Picture"/>
                     <pic:cNvPicPr>
                       <a:picLocks noChangeArrowheads="1" noChangeAspect="1"/>
                     </pic:cNvPicPr>
                   </pic:nvPicPr>
                   <pic:blipFill>
-                    <a:blip r:embed="rId97"/>
+                    <a:blip r:embed="rId92"/>
                     <a:stretch>
                       <a:fillRect/>
                     </a:stretch>
@@ -19309,8 +17801,8 @@
         <w:t xml:space="preserve">— mỗi nửa lúc này là một dòng ngang đúng giả định của bộ OCR (cài đặt ở 4.6.4).</w:t>
       </w:r>
     </w:p>
-    <w:bookmarkEnd w:id="100"/>
-    <w:bookmarkStart w:id="101" w:name="Xe607c266f1c40cd4edfd0273ec71737bb7ea2c4"/>
+    <w:bookmarkEnd w:id="95"/>
+    <w:bookmarkStart w:id="96" w:name="Xe607c266f1c40cd4edfd0273ec71737bb7ea2c4"/>
     <w:p>
       <w:pPr>
         <w:pStyle w:val="Heading3"/>
@@ -19949,9 +18441,9 @@
         </w:pict>
       </w:r>
     </w:p>
-    <w:bookmarkEnd w:id="101"/>
-    <w:bookmarkEnd w:id="102"/>
-    <w:bookmarkStart w:id="105" w:name="X9ad8804871c144315aedff41a1e47b29c356da8"/>
+    <w:bookmarkEnd w:id="96"/>
+    <w:bookmarkEnd w:id="97"/>
+    <w:bookmarkStart w:id="99" w:name="X9ad8804871c144315aedff41a1e47b29c356da8"/>
     <w:p>
       <w:pPr>
         <w:pStyle w:val="Heading2"/>
@@ -19960,7 +18452,7 @@
         <w:t xml:space="preserve">4.3. Môi trường và công cụ phát triển</w:t>
       </w:r>
     </w:p>
-    <w:bookmarkStart w:id="103" w:name="Xdf645f9e866f6e8933d5a88fe66b8e9c461ae0d"/>
+    <w:bookmarkStart w:id="98" w:name="Xdf645f9e866f6e8933d5a88fe66b8e9c461ae0d"/>
     <w:p>
       <w:pPr>
         <w:pStyle w:val="Heading3"/>
@@ -20071,173 +18563,9 @@
         <w:t xml:space="preserve">(đối chiếu NFR-P1 ở 4.10).</w:t>
       </w:r>
     </w:p>
-    <w:bookmarkEnd w:id="103"/>
-    <w:bookmarkStart w:id="104" w:name="X8ce6ccddf4432f83a9b53af260fd1ae42345430"/>
-    <w:p>
-      <w:pPr>
-        <w:pStyle w:val="Heading3"/>
-      </w:pPr>
-      <w:r>
-        <w:t xml:space="preserve">4.3.2. Môi trường Python và bộ công cụ</w:t>
-      </w:r>
-    </w:p>
-    <w:p>
-      <w:pPr>
-        <w:pStyle w:val="FirstParagraph"/>
-      </w:pPr>
-      <w:r>
-        <w:t xml:space="preserve">Trong giai đoạn huấn luyện, nhóm thực hiện dùng</w:t>
-      </w:r>
-      <w:r>
-        <w:t xml:space="preserve"> </w:t>
-      </w:r>
-      <w:r>
-        <w:rPr>
-          <w:b/>
-          <w:bCs/>
-        </w:rPr>
-        <w:t xml:space="preserve">ba môi trường ảo tách biệt</w:t>
-      </w:r>
-      <w:r>
-        <w:t xml:space="preserve"> </w:t>
-      </w:r>
-      <w:r>
-        <w:t xml:space="preserve">— một cho huấn luyện và xuất mô hình, một cho tầng nhận dạng ký tự, một cho máy chủ — vì cài</w:t>
-      </w:r>
-      <w:r>
-        <w:t xml:space="preserve"> </w:t>
-      </w:r>
-      <w:r>
-        <w:rPr>
-          <w:rStyle w:val="VerbatimChar"/>
-        </w:rPr>
-        <w:t xml:space="preserve">paddleocr</w:t>
-      </w:r>
-      <w:r>
-        <w:t xml:space="preserve"> </w:t>
-      </w:r>
-      <w:r>
-        <w:t xml:space="preserve">vào môi trường đang huấn luyện sẽ hạ cấp</w:t>
-      </w:r>
-      <w:r>
-        <w:t xml:space="preserve"> </w:t>
-      </w:r>
-      <w:r>
-        <w:rPr>
-          <w:rStyle w:val="VerbatimChar"/>
-        </w:rPr>
-        <w:t xml:space="preserve">numpy</w:t>
-      </w:r>
-      <w:r>
-        <w:t xml:space="preserve"> </w:t>
-      </w:r>
-      <w:r>
-        <w:t xml:space="preserve">và kéo theo một gói thứ hai cùng ghi vào không gian tên</w:t>
-      </w:r>
-      <w:r>
-        <w:t xml:space="preserve"> </w:t>
-      </w:r>
-      <w:r>
-        <w:rPr>
-          <w:rStyle w:val="VerbatimChar"/>
-        </w:rPr>
-        <w:t xml:space="preserve">cv2</w:t>
-      </w:r>
-      <w:r>
-        <w:t xml:space="preserve">. Không được để điều đó xảy ra giữa một lượt huấn luyện kéo dài mười giờ.</w:t>
-      </w:r>
-      <w:r>
-        <w:t xml:space="preserve"> </w:t>
-      </w:r>
-      <w:r>
-        <w:rPr>
-          <w:b/>
-          <w:bCs/>
-        </w:rPr>
-        <w:t xml:space="preserve">Việc tách là tạm thời và nay đã kết thúc:</w:t>
-      </w:r>
-      <w:r>
-        <w:t xml:space="preserve"> </w:t>
-      </w:r>
-      <w:r>
-        <w:t xml:space="preserve">bản giao hàng chỉ còn một môi trường, và xung đột được hoá giải bằng cách ghim mọi gói cùng ghi vào</w:t>
-      </w:r>
-      <w:r>
-        <w:t xml:space="preserve"> </w:t>
-      </w:r>
-      <w:r>
-        <w:rPr>
-          <w:rStyle w:val="VerbatimChar"/>
-        </w:rPr>
-        <w:t xml:space="preserve">cv2</w:t>
-      </w:r>
-      <w:r>
-        <w:t xml:space="preserve"> </w:t>
-      </w:r>
-      <w:r>
-        <w:t xml:space="preserve">về</w:t>
-      </w:r>
-      <w:r>
-        <w:t xml:space="preserve"> </w:t>
-      </w:r>
-      <w:r>
-        <w:rPr>
-          <w:b/>
-          <w:bCs/>
-        </w:rPr>
-        <w:t xml:space="preserve">cùng một phiên bản</w:t>
-      </w:r>
-      <w:r>
-        <w:t xml:space="preserve">.</w:t>
-      </w:r>
-    </w:p>
-    <w:p>
-      <w:pPr>
-        <w:pStyle w:val="BodyText"/>
-      </w:pPr>
-      <w:r>
-        <w:rPr>
-          <w:b/>
-          <w:bCs/>
-        </w:rPr>
-        <w:t xml:space="preserve">Bộ công cụ:</w:t>
-      </w:r>
-      <w:r>
-        <w:t xml:space="preserve"> </w:t>
-      </w:r>
-      <w:r>
-        <w:t xml:space="preserve">FastAPI + Uvicorn; SQLAlchemy 2.x + Alembic; Pydantic v2; Ultralytics 8.4.101 chạy YOLO11 [9]</w:t>
-      </w:r>
-      <w:r>
-        <w:t xml:space="preserve">; PaddleOCR 3.7.0 cho PP-OCRv5 [10]</w:t>
-      </w:r>
-      <w:r>
-        <w:t xml:space="preserve">; Vite + React + TypeScript; pytest + pytest-cov; Docker Compose. Docker dùng Python 3.12 trong khi local dùng 3.13 là</w:t>
-      </w:r>
-      <w:r>
-        <w:t xml:space="preserve"> </w:t>
-      </w:r>
-      <w:r>
-        <w:rPr>
-          <w:b/>
-          <w:bCs/>
-        </w:rPr>
-        <w:t xml:space="preserve">chủ ý</w:t>
-      </w:r>
-      <w:r>
-        <w:t xml:space="preserve">: container là nơi lấy lại phiên bản mục tiêu (NFR-C1).</w:t>
-      </w:r>
-    </w:p>
-    <w:p>
-      <w:r>
-        <w:pict>
-          <v:rect style="width:0;height:1.5pt" o:hralign="center" o:hrstd="t" o:hr="t"/>
-        </w:pict>
-      </w:r>
-    </w:p>
-    <w:bookmarkEnd w:id="104"/>
-    <w:bookmarkEnd w:id="105"/>
-    <w:bookmarkStart w:id="112" w:name="Xac54ff02a53f997684ad1e9bce3420d5c1dcce8"/>
+    <w:bookmarkEnd w:id="98"/>
+    <w:bookmarkEnd w:id="99"/>
+    <w:bookmarkStart w:id="104" w:name="Xac54ff02a53f997684ad1e9bce3420d5c1dcce8"/>
     <w:p>
       <w:pPr>
         <w:pStyle w:val="Heading2"/>
@@ -20246,7 +18574,7 @@
         <w:t xml:space="preserve">4.4. Xây dựng bộ dữ liệu</w:t>
       </w:r>
     </w:p>
-    <w:bookmarkStart w:id="109" w:name="X10372397a07299bcedbd16e1e8c0d9876b02fca"/>
+    <w:bookmarkStart w:id="103" w:name="X10372397a07299bcedbd16e1e8c0d9876b02fca"/>
     <w:p>
       <w:pPr>
         <w:pStyle w:val="Heading3"/>
@@ -20264,18 +18592,18 @@
           <wp:inline>
             <wp:extent cx="5334000" cy="802821"/>
             <wp:effectExtent b="0" l="0" r="0" t="0"/>
-            <wp:docPr descr="" title="" id="107" name="Picture"/>
+            <wp:docPr descr="" title="" id="101" name="Picture"/>
             <a:graphic>
               <a:graphicData uri="http://schemas.openxmlformats.org/drawingml/2006/picture">
                 <pic:pic>
                   <pic:nvPicPr>
-                    <pic:cNvPr descr="figures/fig-ch5-01.png" id="108" name="Picture"/>
+                    <pic:cNvPr descr="figures/fig-ch5-01.png" id="102" name="Picture"/>
                     <pic:cNvPicPr>
                       <a:picLocks noChangeArrowheads="1" noChangeAspect="1"/>
                     </pic:cNvPicPr>
                   </pic:nvPicPr>
                   <pic:blipFill>
-                    <a:blip r:embed="rId106"/>
+                    <a:blip r:embed="rId100"/>
                     <a:stretch>
                       <a:fillRect/>
                     </a:stretch>
@@ -21198,524 +19526,77 @@
         <w:t xml:space="preserve">.</w:t>
       </w:r>
     </w:p>
-    <w:bookmarkEnd w:id="109"/>
-    <w:bookmarkStart w:id="110" w:name="Xeadb8e04562d82f27ad2d5aed87da1b79dc9c81"/>
-    <w:p>
-      <w:pPr>
-        <w:pStyle w:val="Heading3"/>
-      </w:pPr>
-      <w:r>
-        <w:t xml:space="preserve">4.4.2. Khử trùng lặp chéo bộ và con số 44,2%</w:t>
-      </w:r>
-    </w:p>
-    <w:p>
-      <w:pPr>
-        <w:pStyle w:val="FirstParagraph"/>
-      </w:pPr>
-      <w:r>
-        <w:t xml:space="preserve">Các bộ công khai fork lẫn nhau, nên một ảnh nằm ở</w:t>
-      </w:r>
-      <w:r>
-        <w:t xml:space="preserve"> </w:t>
-      </w:r>
-      <w:r>
-        <w:rPr>
-          <w:rStyle w:val="VerbatimChar"/>
-        </w:rPr>
-        <w:t xml:space="preserve">train</w:t>
-      </w:r>
-      <w:r>
-        <w:t xml:space="preserve"> </w:t>
-      </w:r>
-      <w:r>
-        <w:t xml:space="preserve">dưới tên bộ này và</w:t>
-      </w:r>
-      <w:r>
-        <w:t xml:space="preserve"> </w:t>
-      </w:r>
-      <w:r>
-        <w:rPr>
-          <w:rStyle w:val="VerbatimChar"/>
-        </w:rPr>
-        <w:t xml:space="preserve">test</w:t>
-      </w:r>
-      <w:r>
-        <w:t xml:space="preserve"> </w:t>
-      </w:r>
-      <w:r>
-        <w:t xml:space="preserve">dưới tên bộ khác thì</w:t>
-      </w:r>
-      <w:r>
-        <w:t xml:space="preserve"> </w:t>
-      </w:r>
-      <w:r>
-        <w:rPr>
-          <w:b/>
-          <w:bCs/>
-        </w:rPr>
-        <w:t xml:space="preserve">độ chính xác test đang đo khả năng ghi nhớ</w:t>
-      </w:r>
-      <w:r>
-        <w:t xml:space="preserve">; con số tiêu đề vì vậy là số nhóm trùng</w:t>
-      </w:r>
-      <w:r>
-        <w:t xml:space="preserve"> </w:t>
-      </w:r>
-      <w:r>
-        <w:rPr>
-          <w:b/>
-          <w:bCs/>
-        </w:rPr>
-        <w:t xml:space="preserve">chéo bộ</w:t>
-      </w:r>
-      <w:r>
-        <w:t xml:space="preserve">. Vét cạn ~690 triệu cặp là bất khả thi nên script dùng</w:t>
-      </w:r>
-      <w:r>
-        <w:t xml:space="preserve"> </w:t>
-      </w:r>
-      <w:r>
-        <w:rPr>
-          <w:b/>
-          <w:bCs/>
-        </w:rPr>
-        <w:t xml:space="preserve">multi-index hashing</w:t>
-      </w:r>
-      <w:r>
-        <w:t xml:space="preserve">: cắt mã băm 64 bit thành</w:t>
-      </w:r>
-      <w:r>
-        <w:t xml:space="preserve"> </w:t>
-      </w:r>
-      <w:r>
-        <w:rPr>
-          <w:rStyle w:val="VerbatimChar"/>
-        </w:rPr>
-        <w:t xml:space="preserve">threshold + 1</w:t>
-      </w:r>
-      <w:r>
-        <w:t xml:space="preserve"> </w:t>
-      </w:r>
-      <w:r>
-        <w:t xml:space="preserve">dải — theo nguyên lý chuồng bồ câu, hai mã khác nhau tối đa</w:t>
-      </w:r>
-      <w:r>
-        <w:t xml:space="preserve"> </w:t>
-      </w:r>
-      <w:r>
-        <w:rPr>
-          <w:rStyle w:val="VerbatimChar"/>
-        </w:rPr>
-        <w:t xml:space="preserve">threshold</w:t>
-      </w:r>
-      <w:r>
-        <w:t xml:space="preserve"> </w:t>
-      </w:r>
-      <w:r>
-        <w:t xml:space="preserve">bit bắt buộc trùng khớp trên ít nhất một dải — nên tập ứng viên chứa mọi cặp thật rồi được xác minh chính xác:</w:t>
-      </w:r>
-      <w:r>
-        <w:t xml:space="preserve"> </w:t>
-      </w:r>
-      <w:r>
-        <w:rPr>
-          <w:b/>
-          <w:bCs/>
-        </w:rPr>
-        <w:t xml:space="preserve">thuật toán chính xác, không xấp xỉ</w:t>
-      </w:r>
-      <w:r>
-        <w:t xml:space="preserve">.</w:t>
-      </w:r>
-    </w:p>
-    <w:p>
-      <w:pPr>
-        <w:pStyle w:val="BodyText"/>
-      </w:pPr>
-      <w:r>
-        <w:t xml:space="preserve">Có</w:t>
-      </w:r>
-      <w:r>
-        <w:t xml:space="preserve"> </w:t>
-      </w:r>
-      <w:r>
-        <w:rPr>
-          <w:b/>
-          <w:bCs/>
-        </w:rPr>
-        <w:t xml:space="preserve">hai phép đo trên hai mẫu số khác nhau</w:t>
-      </w:r>
-      <w:r>
-        <w:t xml:space="preserve">, trích một con số trần không nêu mẫu số là gây hiểu nhầm:</w:t>
-      </w:r>
-      <w:r>
-        <w:t xml:space="preserve"> </w:t>
-      </w:r>
-      <w:r>
-        <w:rPr>
-          <w:b/>
-          <w:bCs/>
-        </w:rPr>
-        <w:t xml:space="preserve">(a)</w:t>
-      </w:r>
-      <w:r>
-        <w:t xml:space="preserve"> </w:t>
-      </w:r>
-      <w:r>
-        <w:t xml:space="preserve">trên 7 bộ vào hợp nhất — mẫu số 27.111, ngưỡng Hamming 5, loại</w:t>
-      </w:r>
-      <w:r>
-        <w:t xml:space="preserve"> </w:t>
-      </w:r>
-      <w:r>
-        <w:rPr>
-          <w:b/>
-          <w:bCs/>
-        </w:rPr>
-        <w:t xml:space="preserve">11.978 = 44,2%</w:t>
-      </w:r>
-      <w:r>
-        <w:t xml:space="preserve">,</w:t>
-      </w:r>
-      <w:r>
-        <w:t xml:space="preserve"> </w:t>
-      </w:r>
-      <w:r>
-        <w:rPr>
-          <w:b/>
-          <w:bCs/>
-        </w:rPr>
-        <w:t xml:space="preserve">đã xoá thật</w:t>
-      </w:r>
-      <w:r>
-        <w:t xml:space="preserve">;</w:t>
-      </w:r>
-      <w:r>
-        <w:t xml:space="preserve"> </w:t>
-      </w:r>
-      <w:r>
-        <w:rPr>
-          <w:b/>
-          <w:bCs/>
-        </w:rPr>
-        <w:t xml:space="preserve">(b)</w:t>
-      </w:r>
-      <w:r>
-        <w:t xml:space="preserve"> </w:t>
-      </w:r>
-      <w:r>
-        <w:t xml:space="preserve">trên ngữ liệu còn lại — mẫu số 15.133, ngưỡng 10, chỉ ra</w:t>
-      </w:r>
-      <w:r>
-        <w:t xml:space="preserve"> </w:t>
-      </w:r>
-      <w:r>
-        <w:rPr>
-          <w:b/>
-          <w:bCs/>
-        </w:rPr>
-        <w:t xml:space="preserve">47,8% có thể loại</w:t>
-      </w:r>
-      <w:r>
-        <w:t xml:space="preserve"> </w:t>
-      </w:r>
-      <w:r>
-        <w:t xml:space="preserve">nhưng</w:t>
-      </w:r>
-      <w:r>
-        <w:t xml:space="preserve"> </w:t>
-      </w:r>
-      <w:r>
-        <w:rPr>
-          <w:b/>
-          <w:bCs/>
-        </w:rPr>
-        <w:t xml:space="preserve">chưa xoá</w:t>
-      </w:r>
-      <w:r>
-        <w:t xml:space="preserve">. 47,8% không mâu thuẫn 44,2%: ngưỡng lỏng hơn, và chỉ đo chứ chưa xoá. Hai hệ quả của tỷ lệ 44,2%: quy mô thật khác hẳn danh nghĩa (trường hợp cực đoan: một bộ vào hợp nhất với 1.005 ảnh và ra với</w:t>
-      </w:r>
-      <w:r>
-        <w:t xml:space="preserve"> </w:t>
-      </w:r>
-      <w:r>
-        <w:rPr>
-          <w:b/>
-          <w:bCs/>
-        </w:rPr>
-        <w:t xml:space="preserve">0</w:t>
-      </w:r>
-      <w:r>
-        <w:t xml:space="preserve"> </w:t>
-      </w:r>
-      <w:r>
-        <w:t xml:space="preserve">ảnh — lý do</w:t>
-      </w:r>
-      <w:r>
-        <w:t xml:space="preserve"> </w:t>
-      </w:r>
-      <w:r>
-        <w:rPr>
-          <w:b/>
-          <w:bCs/>
-        </w:rPr>
-        <w:t xml:space="preserve">không được cộng dồn số ảnh công bố của từng bộ</w:t>
-      </w:r>
-      <w:r>
-        <w:t xml:space="preserve">), và phân bố huấn luyện lệch vì bản sao tập trung ở các bộ được chép nhiều nhất. Bước chia tập giữ</w:t>
-      </w:r>
-      <w:r>
-        <w:t xml:space="preserve"> </w:t>
-      </w:r>
-      <w:r>
-        <w:rPr>
-          <w:b/>
-          <w:bCs/>
-        </w:rPr>
-        <w:t xml:space="preserve">mọi thành viên của một nhóm trùng lặp trong cùng một tập con</w:t>
-      </w:r>
-      <w:r>
-        <w:t xml:space="preserve"> </w:t>
-      </w:r>
-      <w:r>
-        <w:t xml:space="preserve">nên bản trùng không bị xoá cũng không rò rỉ được.</w:t>
-      </w:r>
-    </w:p>
-    <w:bookmarkEnd w:id="110"/>
-    <w:bookmarkStart w:id="111" w:name="Xdce05db230522ce09cfab755ee7ad4def264fae"/>
-    <w:p>
-      <w:pPr>
-        <w:pStyle w:val="Heading3"/>
-      </w:pPr>
-      <w:r>
-        <w:t xml:space="preserve">4.4.3. Giới hạn của perceptual hash: nó tóm tắt bố cục khung ảnh, không tóm tắt chiếc xe</w:t>
-      </w:r>
-    </w:p>
-    <w:p>
-      <w:pPr>
-        <w:pStyle w:val="FirstParagraph"/>
-      </w:pPr>
-      <w:r>
-        <w:t xml:space="preserve">Đây là</w:t>
-      </w:r>
-      <w:r>
-        <w:t xml:space="preserve"> </w:t>
-      </w:r>
-      <w:r>
-        <w:rPr>
-          <w:b/>
-          <w:bCs/>
-        </w:rPr>
-        <w:t xml:space="preserve">giới hạn không khắc phục được</w:t>
-      </w:r>
-      <w:r>
-        <w:t xml:space="preserve"> </w:t>
-      </w:r>
-      <w:r>
-        <w:t xml:space="preserve">bằng công cụ hiện có. Kiểm độc lập ở ngưỡng Hamming 10 trên bộ v1 tìm thấy</w:t>
-      </w:r>
-      <w:r>
-        <w:t xml:space="preserve"> </w:t>
-      </w:r>
-      <w:r>
-        <w:rPr>
-          <w:b/>
-          <w:bCs/>
-        </w:rPr>
-        <w:t xml:space="preserve">619 cặp gần trùng giữa</w:t>
-      </w:r>
-      <w:r>
-        <w:rPr>
-          <w:b/>
-          <w:bCs/>
-        </w:rPr>
-        <w:t xml:space="preserve"> </w:t>
-      </w:r>
-      <w:r>
-        <w:rPr>
-          <w:rStyle w:val="VerbatimChar"/>
-          <w:b/>
-          <w:bCs/>
-        </w:rPr>
-        <w:t xml:space="preserve">train</w:t>
-      </w:r>
-      <w:r>
-        <w:rPr>
-          <w:b/>
-          <w:bCs/>
-        </w:rPr>
-        <w:t xml:space="preserve"> </w:t>
-      </w:r>
-      <w:r>
-        <w:rPr>
-          <w:b/>
-          <w:bCs/>
-        </w:rPr>
-        <w:t xml:space="preserve">và</w:t>
-      </w:r>
-      <w:r>
-        <w:rPr>
-          <w:b/>
-          <w:bCs/>
-        </w:rPr>
-        <w:t xml:space="preserve"> </w:t>
-      </w:r>
-      <w:r>
-        <w:rPr>
-          <w:rStyle w:val="VerbatimChar"/>
-          <w:b/>
-          <w:bCs/>
-        </w:rPr>
-        <w:t xml:space="preserve">test</w:t>
-      </w:r>
-      <w:r>
-        <w:t xml:space="preserve">, toàn bộ ở dải d = 6–10; soi bằng mắt thấy</w:t>
-      </w:r>
-      <w:r>
-        <w:t xml:space="preserve"> </w:t>
-      </w:r>
-      <w:r>
-        <w:rPr>
-          <w:b/>
-          <w:bCs/>
-        </w:rPr>
-        <w:t xml:space="preserve">cùng một chiếc xe, cùng chuỗi biển số, ở cả hai phép chia tập</w:t>
-      </w:r>
-      <w:r>
-        <w:t xml:space="preserve">. Đường ống không bắt được vì bộ chia gom nhóm ở ngưỡng 5 rồi lần kiểm đầu cũng đo lại ở ngưỡng 5 và báo "0 cặp" —</w:t>
-      </w:r>
-      <w:r>
-        <w:t xml:space="preserve"> </w:t>
-      </w:r>
-      <w:r>
-        <w:rPr>
-          <w:b/>
-          <w:bCs/>
-        </w:rPr>
-        <w:t xml:space="preserve">lập luận vòng tròn</w:t>
-      </w:r>
-      <w:r>
-        <w:t xml:space="preserve">.</w:t>
-      </w:r>
-    </w:p>
-    <w:p>
-      <w:pPr>
-        <w:pStyle w:val="BodyText"/>
-      </w:pPr>
-      <w:r>
-        <w:t xml:space="preserve">Nâng ngưỡng cũng không thoát: phash rút ảnh thành 64 bit mô tả</w:t>
-      </w:r>
-      <w:r>
-        <w:t xml:space="preserve"> </w:t>
-      </w:r>
-      <w:r>
-        <w:rPr>
-          <w:b/>
-          <w:bCs/>
-        </w:rPr>
-        <w:t xml:space="preserve">cấu trúc tần số thấp của toàn khung</w:t>
-      </w:r>
-      <w:r>
-        <w:t xml:space="preserve">, nên hai xe khác nhau qua cùng một camera vẫn có khoảng cách rất nhỏ vì 90% khung hình giống hệt. Ngưỡng thấp bỏ sót cặp cùng xe khác ngày; ngưỡng cao gộp nhầm hàng nghìn ảnh xe khác nhau cùng camera. Bộ v3 chia lại và kiểm ở ngưỡng 10, nhưng</w:t>
-      </w:r>
-      <w:r>
-        <w:t xml:space="preserve"> </w:t>
-      </w:r>
-      <w:r>
-        <w:rPr>
-          <w:b/>
-          <w:bCs/>
-        </w:rPr>
-        <w:t xml:space="preserve">vẫn còn rò rỉ tồn dư không khử được bằng phash</w:t>
-      </w:r>
-      <w:r>
-        <w:t xml:space="preserve"> </w:t>
-      </w:r>
-      <w:r>
-        <w:t xml:space="preserve">— khắc phục đòi hỏi so khớp mức chuỗi biển số hoặc đặc trưng phương tiện. Hệ quả:</w:t>
-      </w:r>
-      <w:r>
-        <w:t xml:space="preserve"> </w:t>
-      </w:r>
-      <w:r>
-        <w:rPr>
-          <w:rStyle w:val="VerbatimChar"/>
-        </w:rPr>
-        <w:t xml:space="preserve">baseline-416-v1.pt</w:t>
-      </w:r>
-      <w:r>
-        <w:t xml:space="preserve"> </w:t>
-      </w:r>
-      <w:r>
-        <w:t xml:space="preserve">đạt</w:t>
-      </w:r>
-      <w:r>
-        <w:t xml:space="preserve"> </w:t>
-      </w:r>
-      <w:hyperlink r:id="rId13">
-        <w:r>
-          <w:rPr>
-            <w:rStyle w:val="Hyperlink"/>
-          </w:rPr>
-          <w:t xml:space="preserve">mAP@0.5</w:t>
-        </w:r>
-      </w:hyperlink>
-      <w:r>
-        <w:t xml:space="preserve"> </w:t>
-      </w:r>
-      <w:r>
-        <w:t xml:space="preserve">= 0,9933 trên bộ v1 nhưng con số ấy</w:t>
-      </w:r>
-      <w:r>
-        <w:t xml:space="preserve"> </w:t>
-      </w:r>
-      <w:r>
-        <w:rPr>
-          <w:b/>
-          <w:bCs/>
-        </w:rPr>
-        <w:t xml:space="preserve">không được báo cáo là "đạt"</w:t>
-      </w:r>
-      <w:r>
-        <w:t xml:space="preserve"> </w:t>
-      </w:r>
-      <w:r>
-        <w:t xml:space="preserve">(4.10).</w:t>
-      </w:r>
-    </w:p>
-    <w:p>
-      <w:r>
-        <w:pict>
-          <v:rect style="width:0;height:1.5pt" o:hralign="center" o:hrstd="t" o:hr="t"/>
-        </w:pict>
-      </w:r>
-    </w:p>
-    <w:bookmarkEnd w:id="111"/>
-    <w:bookmarkEnd w:id="112"/>
-    <w:bookmarkStart w:id="119" w:name="X5751f16cbcdd604a4ad20994be454e70e9e3ac2"/>
-    <w:p>
-      <w:pPr>
-        <w:pStyle w:val="Heading2"/>
-      </w:pPr>
-      <w:r>
-        <w:t xml:space="preserve">4.5. Huấn luyện mô hình</w:t>
-      </w:r>
-    </w:p>
-    <w:bookmarkStart w:id="113" w:name="X0cbddce89ce44a1159ecadb59278b24d9324381"/>
-    <w:p>
-      <w:pPr>
-        <w:pStyle w:val="Heading3"/>
-      </w:pPr>
-      <w:r>
-        <w:t xml:space="preserve">4.5.1. Siêu tham số và chi phí huấn luyện bộ phát hiện</w:t>
-      </w:r>
-    </w:p>
-    <w:p>
-      <w:pPr>
-        <w:pStyle w:val="FirstParagraph"/>
-      </w:pPr>
-      <w:r>
-        <w:t xml:space="preserve">Cấu hình lượt huấn luyện chính thức trích từ tệp tham số do thư viện tự sinh — bản ghi</w:t>
+    <w:p>
+      <w:pPr>
+        <w:pStyle w:val="BlockText"/>
+      </w:pPr>
+      <w:r>
+        <w:rPr>
+          <w:b/>
+          <w:bCs/>
+        </w:rPr>
+        <w:t xml:space="preserve">Hai tỉ lệ khử trùng lặp, hai mẫu số khác nhau.</w:t>
+      </w:r>
+      <w:r>
+        <w:t xml:space="preserve"> </w:t>
+      </w:r>
+      <w:r>
+        <w:t xml:space="preserve">Hợp nhất bảy bộ cho</w:t>
+      </w:r>
+      <w:r>
+        <w:t xml:space="preserve"> </w:t>
+      </w:r>
+      <w:r>
+        <w:rPr>
+          <w:b/>
+          <w:bCs/>
+        </w:rPr>
+        <w:t xml:space="preserve">27.113 ảnh thô</w:t>
+      </w:r>
+      <w:r>
+        <w:t xml:space="preserve">; sau khi loại ảnh gần trùng còn</w:t>
+      </w:r>
+      <w:r>
+        <w:t xml:space="preserve"> </w:t>
+      </w:r>
+      <w:r>
+        <w:rPr>
+          <w:b/>
+          <w:bCs/>
+        </w:rPr>
+        <w:t xml:space="preserve">15.133</w:t>
+      </w:r>
+      <w:r>
+        <w:t xml:space="preserve">, tức bỏ</w:t>
+      </w:r>
+      <w:r>
+        <w:t xml:space="preserve"> </w:t>
+      </w:r>
+      <w:r>
+        <w:rPr>
+          <w:b/>
+          <w:bCs/>
+        </w:rPr>
+        <w:t xml:space="preserve">44,2%</w:t>
+      </w:r>
+      <w:r>
+        <w:t xml:space="preserve">. Con số này đo bằng băm tri giác ở ngưỡng Hamming 5.</w:t>
+      </w:r>
+      <w:r>
+        <w:t xml:space="preserve"> </w:t>
+      </w:r>
+      <w:r>
+        <w:rPr>
+          <w:b/>
+          <w:bCs/>
+        </w:rPr>
+        <w:t xml:space="preserve">Giới hạn của cách làm phải nêu kèm:</w:t>
+      </w:r>
+      <w:r>
+        <w:t xml:space="preserve"> </w:t>
+      </w:r>
+      <w:r>
+        <w:t xml:space="preserve">băm tri giác rút ảnh thành 64 bit mô tả cấu trúc tần số thấp của</w:t>
       </w:r>
       <w:r>
         <w:t xml:space="preserve"> </w:t>
@@ -21725,13 +19606,51 @@
           <w:i/>
           <w:iCs/>
         </w:rPr>
-        <w:t xml:space="preserve">đã thực thi</w:t>
-      </w:r>
-      <w:r>
-        <w:t xml:space="preserve"> </w:t>
-      </w:r>
-      <w:r>
-        <w:t xml:space="preserve">chứ không phải</w:t>
+        <w:t xml:space="preserve">toàn khung</w:t>
+      </w:r>
+      <w:r>
+        <w:t xml:space="preserve">, nên hai xe khác nhau qua cùng một camera vẫn cho khoảng cách rất nhỏ — ngưỡng thấp bỏ sót cặp cùng xe khác ngày, ngưỡng cao gộp nhầm hàng nghìn ảnh khác xe. Vì vậy</w:t>
+      </w:r>
+      <w:r>
+        <w:t xml:space="preserve"> </w:t>
+      </w:r>
+      <w:r>
+        <w:rPr>
+          <w:b/>
+          <w:bCs/>
+        </w:rPr>
+        <w:t xml:space="preserve">vẫn còn rò rỉ tồn dư không khử được bằng băm tri giác</w:t>
+      </w:r>
+      <w:r>
+        <w:t xml:space="preserve">, ghi thành hạn chế số 3 ở mục 6.2 và đo lại ở 5.3.1.</w:t>
+      </w:r>
+    </w:p>
+    <w:bookmarkEnd w:id="103"/>
+    <w:bookmarkEnd w:id="104"/>
+    <w:bookmarkStart w:id="110" w:name="X5751f16cbcdd604a4ad20994be454e70e9e3ac2"/>
+    <w:p>
+      <w:pPr>
+        <w:pStyle w:val="Heading2"/>
+      </w:pPr>
+      <w:r>
+        <w:t xml:space="preserve">4.5. Huấn luyện mô hình</w:t>
+      </w:r>
+    </w:p>
+    <w:bookmarkStart w:id="105" w:name="X0cbddce89ce44a1159ecadb59278b24d9324381"/>
+    <w:p>
+      <w:pPr>
+        <w:pStyle w:val="Heading3"/>
+      </w:pPr>
+      <w:r>
+        <w:t xml:space="preserve">4.5.1. Siêu tham số và chi phí huấn luyện bộ phát hiện</w:t>
+      </w:r>
+    </w:p>
+    <w:p>
+      <w:pPr>
+        <w:pStyle w:val="FirstParagraph"/>
+      </w:pPr>
+      <w:r>
+        <w:t xml:space="preserve">Cấu hình lượt huấn luyện chính thức trích từ tệp tham số do thư viện tự sinh — bản ghi</w:t>
       </w:r>
       <w:r>
         <w:t xml:space="preserve"> </w:t>
@@ -21741,6 +19660,22 @@
           <w:i/>
           <w:iCs/>
         </w:rPr>
+        <w:t xml:space="preserve">đã thực thi</w:t>
+      </w:r>
+      <w:r>
+        <w:t xml:space="preserve"> </w:t>
+      </w:r>
+      <w:r>
+        <w:t xml:space="preserve">chứ không phải</w:t>
+      </w:r>
+      <w:r>
+        <w:t xml:space="preserve"> </w:t>
+      </w:r>
+      <w:r>
+        <w:rPr>
+          <w:i/>
+          <w:iCs/>
+        </w:rPr>
         <w:t xml:space="preserve">dự định</w:t>
       </w:r>
       <w:r>
@@ -21903,8 +19838,8 @@
         <w:t xml:space="preserve">.</w:t>
       </w:r>
     </w:p>
-    <w:bookmarkEnd w:id="113"/>
-    <w:bookmarkStart w:id="117" w:name="X01c4b26f72ccf49b94be1f8ece537d0daf48679"/>
+    <w:bookmarkEnd w:id="105"/>
+    <w:bookmarkStart w:id="109" w:name="X01c4b26f72ccf49b94be1f8ece537d0daf48679"/>
     <w:p>
       <w:pPr>
         <w:pStyle w:val="Heading3"/>
@@ -21922,18 +19857,18 @@
           <wp:inline>
             <wp:extent cx="5334000" cy="2667000"/>
             <wp:effectExtent b="0" l="0" r="0" t="0"/>
-            <wp:docPr descr="" title="" id="115" name="Picture"/>
+            <wp:docPr descr="" title="" id="107" name="Picture"/>
             <a:graphic>
               <a:graphicData uri="http://schemas.openxmlformats.org/drawingml/2006/picture">
                 <pic:pic>
                   <pic:nvPicPr>
-                    <pic:cNvPr descr="figures/fig-train-curves.png" id="116" name="Picture"/>
+                    <pic:cNvPr descr="figures/fig-train-curves.png" id="108" name="Picture"/>
                     <pic:cNvPicPr>
                       <a:picLocks noChangeArrowheads="1" noChangeAspect="1"/>
                     </pic:cNvPicPr>
                   </pic:nvPicPr>
                   <pic:blipFill>
-                    <a:blip r:embed="rId114"/>
+                    <a:blip r:embed="rId106"/>
                     <a:stretch>
                       <a:fillRect/>
                     </a:stretch>
@@ -23065,457 +21000,9 @@
         </w:tc>
       </w:tr>
     </w:tbl>
-    <w:bookmarkEnd w:id="117"/>
-    <w:bookmarkStart w:id="118" w:name="X05ccebed384746f2e2ce93e9b36b7dc98125c9f"/>
-    <w:p>
-      <w:pPr>
-        <w:pStyle w:val="Heading3"/>
-      </w:pPr>
-      <w:r>
-        <w:t xml:space="preserve">4.5.3. Tinh chỉnh bộ nhận dạng ký tự và lý do không đưa vào bản bàn giao</w:t>
-      </w:r>
-    </w:p>
-    <w:p>
-      <w:pPr>
-        <w:pStyle w:val="FirstParagraph"/>
-      </w:pPr>
-      <w:r>
-        <w:t xml:space="preserve">PP-OCRv5 mobile huấn luyện trên chữ cảnh tổng quát; mục này trả lời bằng số câu hỏi fine-tune trên đúng miền dữ liệu thì được gì.</w:t>
-      </w:r>
-      <w:r>
-        <w:t xml:space="preserve"> </w:t>
-      </w:r>
-      <w:r>
-        <w:rPr>
-          <w:b/>
-          <w:bCs/>
-        </w:rPr>
-        <w:t xml:space="preserve">Cấu hình:</w:t>
-      </w:r>
-      <w:r>
-        <w:t xml:space="preserve"> </w:t>
-      </w:r>
-      <w:r>
-        <w:t xml:space="preserve">30 epoch trên 6.672 mẫu (2.801 ảnh gốc + hai biến thể tăng cường mỗi ảnh), kiểm định 571 mẫu, charset đủ 36, khởi đầu từ</w:t>
-      </w:r>
-      <w:r>
-        <w:t xml:space="preserve"> </w:t>
-      </w:r>
-      <w:r>
-        <w:rPr>
-          <w:rStyle w:val="VerbatimChar"/>
-        </w:rPr>
-        <w:t xml:space="preserve">en_PP-OCRv5_mobile_rec_pretrained</w:t>
-      </w:r>
-      <w:r>
-        <w:t xml:space="preserve">; kết thúc train acc</w:t>
-      </w:r>
-      <w:r>
-        <w:t xml:space="preserve"> </w:t>
-      </w:r>
-      <w:r>
-        <w:rPr>
-          <w:b/>
-          <w:bCs/>
-        </w:rPr>
-        <w:t xml:space="preserve">0,9449</w:t>
-      </w:r>
-      <w:r>
-        <w:t xml:space="preserve">, val acc</w:t>
-      </w:r>
-      <w:r>
-        <w:t xml:space="preserve"> </w:t>
-      </w:r>
-      <w:r>
-        <w:rPr>
-          <w:b/>
-          <w:bCs/>
-        </w:rPr>
-        <w:t xml:space="preserve">0,8809</w:t>
-      </w:r>
-      <w:r>
-        <w:t xml:space="preserve">.</w:t>
-      </w:r>
-    </w:p>
-    <w:p>
-      <w:pPr>
-        <w:pStyle w:val="BodyText"/>
-      </w:pPr>
-      <w:r>
-        <w:rPr>
-          <w:b/>
-          <w:bCs/>
-        </w:rPr>
-        <w:t xml:space="preserve">Bảng 4.6.</w:t>
-      </w:r>
-      <w:r>
-        <w:t xml:space="preserve"> </w:t>
-      </w:r>
-      <w:r>
-        <w:t xml:space="preserve">So sánh bộ nhận dạng gốc và bản tinh chỉnh trên cùng ngữ liệu</w:t>
-      </w:r>
-    </w:p>
-    <w:tbl>
-      <w:tblPr>
-        <w:tblStyle w:val="Table"/>
-        <w:tblW w:type="auto" w:w="0"/>
-        <w:tblLook w:firstRow="1" w:lastRow="0" w:firstColumn="0" w:lastColumn="0" w:noHBand="0" w:noVBand="0" w:val="0020"/>
-      </w:tblPr>
-      <w:tblGrid>
-        <w:gridCol w:w="1584"/>
-        <w:gridCol w:w="1584"/>
-        <w:gridCol w:w="1584"/>
-        <w:gridCol w:w="1584"/>
-        <w:gridCol w:w="1584"/>
-      </w:tblGrid>
-      <w:tr>
-        <w:trPr>
-          <w:tblHeader w:val="on"/>
-        </w:trPr>
-        <w:tc>
-          <w:tcPr/>
-          <w:p>
-            <w:pPr>
-              <w:pStyle w:val="Compact"/>
-            </w:pPr>
-            <w:r>
-              <w:t xml:space="preserve">Cấu hình</w:t>
-            </w:r>
-          </w:p>
-        </w:tc>
-        <w:tc>
-          <w:tcPr/>
-          <w:p>
-            <w:pPr>
-              <w:pStyle w:val="Compact"/>
-              <w:jc w:val="right"/>
-            </w:pPr>
-            <w:r>
-              <w:t xml:space="preserve">A5 (chuỗi thô)</w:t>
-            </w:r>
-          </w:p>
-        </w:tc>
-        <w:tc>
-          <w:tcPr/>
-          <w:p>
-            <w:pPr>
-              <w:pStyle w:val="Compact"/>
-              <w:jc w:val="right"/>
-            </w:pPr>
-            <w:r>
-              <w:t xml:space="preserve">A6 (sau hậu xử lý)</w:t>
-            </w:r>
-          </w:p>
-        </w:tc>
-        <w:tc>
-          <w:tcPr/>
-          <w:p>
-            <w:pPr>
-              <w:pStyle w:val="Compact"/>
-              <w:jc w:val="right"/>
-            </w:pPr>
-            <w:r>
-              <w:t xml:space="preserve">Đúng định dạng</w:t>
-            </w:r>
-          </w:p>
-        </w:tc>
-        <w:tc>
-          <w:tcPr/>
-          <w:p>
-            <w:pPr>
-              <w:pStyle w:val="Compact"/>
-              <w:jc w:val="right"/>
-            </w:pPr>
-            <w:r>
-              <w:t xml:space="preserve">ms/ảnh</w:t>
-            </w:r>
-          </w:p>
-        </w:tc>
-      </w:tr>
-      <w:tr>
-        <w:tc>
-          <w:tcPr/>
-          <w:p>
-            <w:pPr>
-              <w:pStyle w:val="Compact"/>
-            </w:pPr>
-            <w:r>
-              <w:rPr>
-                <w:b/>
-                <w:bCs/>
-              </w:rPr>
-              <w:t xml:space="preserve">Model gốc, det + rec</w:t>
-            </w:r>
-            <w:r>
-              <w:t xml:space="preserve"> </w:t>
-            </w:r>
-            <w:r>
-              <w:t xml:space="preserve">—</w:t>
-            </w:r>
-            <w:r>
-              <w:t xml:space="preserve"> </w:t>
-            </w:r>
-            <w:r>
-              <w:rPr>
-                <w:i/>
-                <w:iCs/>
-              </w:rPr>
-              <w:t xml:space="preserve">bản bàn giao</w:t>
-            </w:r>
-          </w:p>
-        </w:tc>
-        <w:tc>
-          <w:tcPr/>
-          <w:p>
-            <w:pPr>
-              <w:pStyle w:val="Compact"/>
-              <w:jc w:val="right"/>
-            </w:pPr>
-            <w:r>
-              <w:t xml:space="preserve">0,6373</w:t>
-            </w:r>
-          </w:p>
-        </w:tc>
-        <w:tc>
-          <w:tcPr/>
-          <w:p>
-            <w:pPr>
-              <w:pStyle w:val="Compact"/>
-              <w:jc w:val="right"/>
-            </w:pPr>
-            <w:r>
-              <w:rPr>
-                <w:b/>
-                <w:bCs/>
-              </w:rPr>
-              <w:t xml:space="preserve">0,7701</w:t>
-            </w:r>
-          </w:p>
-        </w:tc>
-        <w:tc>
-          <w:tcPr/>
-          <w:p>
-            <w:pPr>
-              <w:pStyle w:val="Compact"/>
-              <w:jc w:val="right"/>
-            </w:pPr>
-            <w:r>
-              <w:t xml:space="preserve">0,9443</w:t>
-            </w:r>
-          </w:p>
-        </w:tc>
-        <w:tc>
-          <w:tcPr/>
-          <w:p>
-            <w:pPr>
-              <w:pStyle w:val="Compact"/>
-              <w:jc w:val="right"/>
-            </w:pPr>
-            <w:r>
-              <w:t xml:space="preserve">328,8</w:t>
-            </w:r>
-          </w:p>
-        </w:tc>
-      </w:tr>
-      <w:tr>
-        <w:tc>
-          <w:tcPr/>
-          <w:p>
-            <w:pPr>
-              <w:pStyle w:val="Compact"/>
-            </w:pPr>
-            <w:r>
-              <w:t xml:space="preserve">Model fine-tune, det + rec</w:t>
-            </w:r>
-          </w:p>
-        </w:tc>
-        <w:tc>
-          <w:tcPr/>
-          <w:p>
-            <w:pPr>
-              <w:pStyle w:val="Compact"/>
-              <w:jc w:val="right"/>
-            </w:pPr>
-            <w:r>
-              <w:t xml:space="preserve">0,5998</w:t>
-            </w:r>
-          </w:p>
-        </w:tc>
-        <w:tc>
-          <w:tcPr/>
-          <w:p>
-            <w:pPr>
-              <w:pStyle w:val="Compact"/>
-              <w:jc w:val="right"/>
-            </w:pPr>
-            <w:r>
-              <w:t xml:space="preserve">0,6762</w:t>
-            </w:r>
-          </w:p>
-        </w:tc>
-        <w:tc>
-          <w:tcPr/>
-          <w:p>
-            <w:pPr>
-              <w:pStyle w:val="Compact"/>
-              <w:jc w:val="right"/>
-            </w:pPr>
-            <w:r>
-              <w:t xml:space="preserve">0,9018</w:t>
-            </w:r>
-          </w:p>
-        </w:tc>
-        <w:tc>
-          <w:tcPr/>
-          <w:p>
-            <w:pPr>
-              <w:pStyle w:val="Compact"/>
-              <w:jc w:val="right"/>
-            </w:pPr>
-            <w:r>
-              <w:t xml:space="preserve">—</w:t>
-            </w:r>
-          </w:p>
-        </w:tc>
-      </w:tr>
-      <w:tr>
-        <w:tc>
-          <w:tcPr/>
-          <w:p>
-            <w:pPr>
-              <w:pStyle w:val="Compact"/>
-            </w:pPr>
-            <w:r>
-              <w:t xml:space="preserve">Model gốc, chỉ rec</w:t>
-            </w:r>
-          </w:p>
-        </w:tc>
-        <w:tc>
-          <w:tcPr/>
-          <w:p>
-            <w:pPr>
-              <w:pStyle w:val="Compact"/>
-              <w:jc w:val="right"/>
-            </w:pPr>
-            <w:r>
-              <w:t xml:space="preserve">0,6776</w:t>
-            </w:r>
-          </w:p>
-        </w:tc>
-        <w:tc>
-          <w:tcPr/>
-          <w:p>
-            <w:pPr>
-              <w:pStyle w:val="Compact"/>
-              <w:jc w:val="right"/>
-            </w:pPr>
-            <w:r>
-              <w:t xml:space="preserve">0,7508</w:t>
-            </w:r>
-          </w:p>
-        </w:tc>
-        <w:tc>
-          <w:tcPr/>
-          <w:p>
-            <w:pPr>
-              <w:pStyle w:val="Compact"/>
-              <w:jc w:val="right"/>
-            </w:pPr>
-            <w:r>
-              <w:t xml:space="preserve">0,9568</w:t>
-            </w:r>
-          </w:p>
-        </w:tc>
-        <w:tc>
-          <w:tcPr/>
-          <w:p>
-            <w:pPr>
-              <w:pStyle w:val="Compact"/>
-              <w:jc w:val="right"/>
-            </w:pPr>
-            <w:r>
-              <w:t xml:space="preserve">35,7</w:t>
-            </w:r>
-          </w:p>
-        </w:tc>
-      </w:tr>
-      <w:tr>
-        <w:tc>
-          <w:tcPr/>
-          <w:p>
-            <w:pPr>
-              <w:pStyle w:val="Compact"/>
-            </w:pPr>
-            <w:r>
-              <w:t xml:space="preserve">Model fine-tune, chỉ rec</w:t>
-            </w:r>
-          </w:p>
-        </w:tc>
-        <w:tc>
-          <w:tcPr/>
-          <w:p>
-            <w:pPr>
-              <w:pStyle w:val="Compact"/>
-              <w:jc w:val="right"/>
-            </w:pPr>
-            <w:r>
-              <w:rPr>
-                <w:b/>
-                <w:bCs/>
-              </w:rPr>
-              <w:t xml:space="preserve">0,8618</w:t>
-            </w:r>
-          </w:p>
-        </w:tc>
-        <w:tc>
-          <w:tcPr/>
-          <w:p>
-            <w:pPr>
-              <w:pStyle w:val="Compact"/>
-              <w:jc w:val="right"/>
-            </w:pPr>
-            <w:r>
-              <w:rPr>
-                <w:b/>
-                <w:bCs/>
-              </w:rPr>
-              <w:t xml:space="preserve">0,8758</w:t>
-            </w:r>
-          </w:p>
-        </w:tc>
-        <w:tc>
-          <w:tcPr/>
-          <w:p>
-            <w:pPr>
-              <w:pStyle w:val="Compact"/>
-              <w:jc w:val="right"/>
-            </w:pPr>
-            <w:r>
-              <w:rPr>
-                <w:b/>
-                <w:bCs/>
-              </w:rPr>
-              <w:t xml:space="preserve">0,9886</w:t>
-            </w:r>
-          </w:p>
-        </w:tc>
-        <w:tc>
-          <w:tcPr/>
-          <w:p>
-            <w:pPr>
-              <w:pStyle w:val="Compact"/>
-              <w:jc w:val="right"/>
-            </w:pPr>
-            <w:r>
-              <w:t xml:space="preserve">38,5</w:t>
-            </w:r>
-          </w:p>
-        </w:tc>
-      </w:tr>
-    </w:tbl>
-    <w:bookmarkEnd w:id="118"/>
-    <w:bookmarkEnd w:id="119"/>
-    <w:bookmarkStart w:id="134" w:name="X2723c2b72a3b0d2d07d276512c3a00f40195ccf"/>
+    <w:bookmarkEnd w:id="109"/>
+    <w:bookmarkEnd w:id="110"/>
+    <w:bookmarkStart w:id="125" w:name="X2723c2b72a3b0d2d07d276512c3a00f40195ccf"/>
     <w:p>
       <w:pPr>
         <w:pStyle w:val="Heading2"/>
@@ -23524,7 +21011,7 @@
         <w:t xml:space="preserve">4.6. Tầng AI — thiết kế và cài đặt</w:t>
       </w:r>
     </w:p>
-    <w:bookmarkStart w:id="123" w:name="X8f2e9f4f424038486564d3b55e25afda79a348e"/>
+    <w:bookmarkStart w:id="114" w:name="X8f2e9f4f424038486564d3b55e25afda79a348e"/>
     <w:p>
       <w:pPr>
         <w:pStyle w:val="Heading3"/>
@@ -23558,18 +21045,18 @@
           <wp:inline>
             <wp:extent cx="5334000" cy="2707812"/>
             <wp:effectExtent b="0" l="0" r="0" t="0"/>
-            <wp:docPr descr="" title="" id="121" name="Picture"/>
+            <wp:docPr descr="" title="" id="112" name="Picture"/>
             <a:graphic>
               <a:graphicData uri="http://schemas.openxmlformats.org/drawingml/2006/picture">
                 <pic:pic>
                   <pic:nvPicPr>
-                    <pic:cNvPr descr="figures/fig-ch4-interfaces.png" id="122" name="Picture"/>
+                    <pic:cNvPr descr="figures/fig-ch4-interfaces.png" id="113" name="Picture"/>
                     <pic:cNvPicPr>
                       <a:picLocks noChangeArrowheads="1" noChangeAspect="1"/>
                     </pic:cNvPicPr>
                   </pic:nvPicPr>
                   <pic:blipFill>
-                    <a:blip r:embed="rId120"/>
+                    <a:blip r:embed="rId111"/>
                     <a:stretch>
                       <a:fillRect/>
                     </a:stretch>
@@ -23626,8 +21113,8 @@
         <w:t xml:space="preserve">tới phần còn lại của hệ thống. Đây là bằng chứng cài đặt cho NFR-M5.</w:t>
       </w:r>
     </w:p>
-    <w:bookmarkEnd w:id="123"/>
-    <w:bookmarkStart w:id="124" w:name="X61948f5dafc748e162a2194ba2899fe42759fa7"/>
+    <w:bookmarkEnd w:id="114"/>
+    <w:bookmarkStart w:id="115" w:name="X61948f5dafc748e162a2194ba2899fe42759fa7"/>
     <w:p>
       <w:pPr>
         <w:pStyle w:val="Heading3"/>
@@ -23644,8 +21131,8 @@
         <w:t xml:space="preserve">Bộ phát hiện là lớp thích ứng mỏng bao quanh thư viện Ultralytics: không thành phần nào ngoài lớp này tiếp xúc với cấu trúc dữ liệu nội bộ của thư viện. Phiên bản mô hình được ghim tường minh trong định danh mà lớp công bố, để mọi kết quả đo truy được về đúng bộ trọng số và việc nâng cấp thư viện không thay đổi ngầm mô hình đứng sau một kết quả đã công bố. Trọng số nạp ngay khi khởi tạo, nên lỗi thiếu tệp bộc lộ lúc khởi động thay vì lúc phục vụ yêu cầu đầu tiên. Lớp chấp nhận cả tệp trọng số đơn lẻ lẫn thư mục mô hình đã tối ưu cho CPU, do giới hạn ở một dạng sẽ loại bỏ cấu hình suy luận nhanh nhất trên phần cứng mục tiêu. Mọi hộp bao được kẹp về biên ảnh và hộp suy biến bị loại, nên tầng trên không nhận toạ độ ngoài khung.</w:t>
       </w:r>
     </w:p>
-    <w:bookmarkEnd w:id="124"/>
-    <w:bookmarkStart w:id="125" w:name="X03f9a9d7d06ebda640a1b42f13787f9521854b2"/>
+    <w:bookmarkEnd w:id="115"/>
+    <w:bookmarkStart w:id="116" w:name="X03f9a9d7d06ebda640a1b42f13787f9521854b2"/>
     <w:p>
       <w:pPr>
         <w:pStyle w:val="Heading3"/>
@@ -23670,8 +21157,8 @@
         <w:t xml:space="preserve">Cần lưu ý một giới hạn kỹ thuật ảnh hưởng trực tiếp đến hiệu năng: trên nền tảng mục tiêu, thư viện nhận dạng không cho phép kích hoạt thư viện tăng tốc oneDNN do khiếm khuyết phía thư viện, nên thư viện này bị vô hiệu hoá bằng một hằng số cấu hình có tài liệu kèm theo. Đây là tham số hiệu năng chứ không phải tham số độ chính xác, và giải thích một phần kết quả NFR-P1 ở mục 5.6: một hướng tăng tốc suy luận CPU thông dụng hiện không khả dụng vì lý do nằm ngoài phạm vi kiểm soát của đồ án.</w:t>
       </w:r>
     </w:p>
-    <w:bookmarkEnd w:id="125"/>
-    <w:bookmarkStart w:id="126" w:name="Xecb9669243307f1f2048491dcfb51f6ac2a2438"/>
+    <w:bookmarkEnd w:id="116"/>
+    <w:bookmarkStart w:id="117" w:name="Xecb9669243307f1f2048491dcfb51f6ac2a2438"/>
     <w:p>
       <w:pPr>
         <w:pStyle w:val="Heading3"/>
@@ -23898,8 +21385,8 @@
         <w:t xml:space="preserve">Kịch bản sinh các chỉ số NFR-A4 đến NFR-A7 ban đầu gọi trực tiếp bộ nhận dạng và bộ chuẩn hoá thay vì đi qua tầng điều phối, khiến logic đặt tại tầng điều phối không được phản ánh trong số liệu công bố. Biện pháp khắc phục là tách bước phục hồi thành hàm độc lập cấp mô-đun để cả đường chạy sản phẩm lẫn công cụ đo cùng gọi một cài đặt. Bài học vượt ra ngoài phạm vi biển hai dòng: một công cụ đo đi tắt qua tầng điều phối sẽ đo một hệ thống khác với hệ thống được bàn giao. Cần lưu ý biện pháp này về sau vẫn chưa đủ — cùng loại sai lệch đã tái diễn, phân tích tại mục 5.5.6.</w:t>
       </w:r>
     </w:p>
-    <w:bookmarkEnd w:id="126"/>
-    <w:bookmarkStart w:id="130" w:name="Xebbd36b0ec83d4edb524cb4a83c5b0df31518e5"/>
+    <w:bookmarkEnd w:id="117"/>
+    <w:bookmarkStart w:id="121" w:name="Xebbd36b0ec83d4edb524cb4a83c5b0df31518e5"/>
     <w:p>
       <w:pPr>
         <w:pStyle w:val="Heading3"/>
@@ -24199,7 +21686,7 @@
         <w:pStyle w:val="Compact"/>
         <w:numPr>
           <w:ilvl w:val="0"/>
-          <w:numId w:val="1002"/>
+          <w:numId w:val="1001"/>
         </w:numPr>
       </w:pPr>
       <w:r>
@@ -24220,7 +21707,7 @@
         <w:pStyle w:val="Compact"/>
         <w:numPr>
           <w:ilvl w:val="0"/>
-          <w:numId w:val="1002"/>
+          <w:numId w:val="1001"/>
         </w:numPr>
       </w:pPr>
       <w:r>
@@ -24241,7 +21728,7 @@
         <w:pStyle w:val="Compact"/>
         <w:numPr>
           <w:ilvl w:val="0"/>
-          <w:numId w:val="1002"/>
+          <w:numId w:val="1001"/>
         </w:numPr>
       </w:pPr>
       <w:r>
@@ -24418,18 +21905,18 @@
           <wp:inline>
             <wp:extent cx="5334000" cy="1217839"/>
             <wp:effectExtent b="0" l="0" r="0" t="0"/>
-            <wp:docPr descr="" title="" id="128" name="Picture"/>
+            <wp:docPr descr="" title="" id="119" name="Picture"/>
             <a:graphic>
               <a:graphicData uri="http://schemas.openxmlformats.org/drawingml/2006/picture">
                 <pic:pic>
                   <pic:nvPicPr>
-                    <pic:cNvPr descr="figures/fig-ch5-03.png" id="129" name="Picture"/>
+                    <pic:cNvPr descr="figures/fig-ch5-03.png" id="120" name="Picture"/>
                     <pic:cNvPicPr>
                       <a:picLocks noChangeArrowheads="1" noChangeAspect="1"/>
                     </pic:cNvPicPr>
                   </pic:nvPicPr>
                   <pic:blipFill>
-                    <a:blip r:embed="rId127"/>
+                    <a:blip r:embed="rId118"/>
                     <a:stretch>
                       <a:fillRect/>
                     </a:stretch>
@@ -24500,8 +21987,8 @@
         <w:t xml:space="preserve">Số dòng bằng một chứng minh chuỗi thuộc biển ô tô, do biển xe máy luôn hai dòng; ngược lại, số dòng bằng hai không chứng minh gì vì biển ô tô loại ngắn cũng hai dòng. Trong trường hợp thứ hai, hệ thống giữ cờ nhập nhằng và trả về tập ứng viên thay vì suy đoán kết luận mà dữ liệu đầu vào không chứa. Thứ tự kiểm tra các mẫu sắp xếp theo mức đặc trưng giảm dần, trong đó biển quân đội đặt cuối vì đây là trường hợp nhận dạng nhằm loại trừ: chuỗi khớp mẫu biển quân đội không bao giờ được báo cáo là biển dân sự hợp lệ.</w:t>
       </w:r>
     </w:p>
-    <w:bookmarkEnd w:id="130"/>
-    <w:bookmarkStart w:id="131" w:name="X06535ee60305f4bfc56176873a133735766662c"/>
+    <w:bookmarkEnd w:id="121"/>
+    <w:bookmarkStart w:id="122" w:name="X06535ee60305f4bfc56176873a133735766662c"/>
     <w:p>
       <w:pPr>
         <w:pStyle w:val="Heading3"/>
@@ -24542,8 +22029,8 @@
         <w:t xml:space="preserve">dù lớp phát hiện đã bảo đảm, vì cắt ảnh là nơi duy nhất mà sai lệch một đơn vị tạo mảng rỗng không kèm cảnh báo; ảnh cắt được tạo dưới dạng bản sao thay vì khung nhìn, tránh giữ toàn bộ khung hình gốc trong bộ nhớ khi xử lý video.</w:t>
       </w:r>
     </w:p>
-    <w:bookmarkEnd w:id="131"/>
-    <w:bookmarkStart w:id="132" w:name="Xa5250e84f67b276a97dbc7da4f388101ff43384"/>
+    <w:bookmarkEnd w:id="122"/>
+    <w:bookmarkStart w:id="123" w:name="Xa5250e84f67b276a97dbc7da4f388101ff43384"/>
     <w:p>
       <w:pPr>
         <w:pStyle w:val="Heading3"/>
@@ -25192,8 +22679,8 @@
         <w:t xml:space="preserve">Cần lưu ý thêm rằng toàn bộ ảnh của bộ dữ liệu này đã bị biến đổi tỉ lệ về khung vuông trước khi công bố, nên bộ không dùng được để đánh giá độ chính xác nhận dạng ký tự — phép biến đổi phá huỷ tỉ lệ khung hình mà thuật toán ước lượng số dòng dựa vào. Màu nền không chịu ảnh hưởng, do đó bộ dữ liệu chỉ được dùng cho đúng câu hỏi về màu sắc.</w:t>
       </w:r>
     </w:p>
-    <w:bookmarkEnd w:id="132"/>
-    <w:bookmarkStart w:id="133" w:name="Xb3c99f21c20aaed477a9c4bd648c2625856c792"/>
+    <w:bookmarkEnd w:id="123"/>
+    <w:bookmarkStart w:id="124" w:name="Xb3c99f21c20aaed477a9c4bd648c2625856c792"/>
     <w:p>
       <w:pPr>
         <w:pStyle w:val="Heading3"/>
@@ -25464,9 +22951,9 @@
         <w:t xml:space="preserve">mỗi biển.</w:t>
       </w:r>
     </w:p>
-    <w:bookmarkEnd w:id="133"/>
-    <w:bookmarkEnd w:id="134"/>
-    <w:bookmarkStart w:id="140" w:name="Xd33c5fd3fcbf5c7f74138f222cc9bcbb755d6d1"/>
+    <w:bookmarkEnd w:id="124"/>
+    <w:bookmarkEnd w:id="125"/>
+    <w:bookmarkStart w:id="130" w:name="Xd33c5fd3fcbf5c7f74138f222cc9bcbb755d6d1"/>
     <w:p>
       <w:pPr>
         <w:pStyle w:val="Heading2"/>
@@ -25475,7 +22962,7 @@
         <w:t xml:space="preserve">4.7. Máy chủ và cơ sở dữ liệu</w:t>
       </w:r>
     </w:p>
-    <w:bookmarkStart w:id="135" w:name="Xe560b8397332a19c15b4817024d50105975592c"/>
+    <w:bookmarkStart w:id="126" w:name="Xe560b8397332a19c15b4817024d50105975592c"/>
     <w:p>
       <w:pPr>
         <w:pStyle w:val="Heading3"/>
@@ -25827,8 +23314,8 @@
         <w:t xml:space="preserve">với thành phần giả lập.</w:t>
       </w:r>
     </w:p>
-    <w:bookmarkEnd w:id="135"/>
-    <w:bookmarkStart w:id="136" w:name="X8a59bc7beb12a72566ac57f9cb2e90f45e2d0e7"/>
+    <w:bookmarkEnd w:id="126"/>
+    <w:bookmarkStart w:id="127" w:name="X8a59bc7beb12a72566ac57f9cb2e90f45e2d0e7"/>
     <w:p>
       <w:pPr>
         <w:pStyle w:val="Heading3"/>
@@ -26113,8 +23600,8 @@
         <w:t xml:space="preserve">cho cách đọc đó, cuối cùng mới tới độ tin cậy của khối nhận dạng. Đặt độ tin cậy xuống cuối là có lý do đo được: ở mức sai khác một ký tự, một lần đọc sai vẫn thường mang điểm tin cậy cao — mục 5.6.5 có ca cụ thể trong đó bản sai đạt 0,994 còn bản đúng 0,996.</w:t>
       </w:r>
     </w:p>
-    <w:bookmarkEnd w:id="136"/>
-    <w:bookmarkStart w:id="137" w:name="Xd6726d79c8d6eb341db4e0dfd9148781fb858a3"/>
+    <w:bookmarkEnd w:id="127"/>
+    <w:bookmarkStart w:id="128" w:name="Xd6726d79c8d6eb341db4e0dfd9148781fb858a3"/>
     <w:p>
       <w:pPr>
         <w:pStyle w:val="Heading3"/>
@@ -27662,8 +25149,8 @@
         <w:t xml:space="preserve">Thứ nhất, chuỗi ký tự thô do bộ nhận dạng trả về và chuỗi đã qua chuẩn hoá được lưu song song trong hai cột riêng biệt. Đây là điều kiện cần để định lượng đóng góp của khối hậu xử lý: hiệu số giữa độ chính xác tính trên hai cột này chính là chỉ số NFR-A6 trừ NFR-A5 báo cáo ở mục 5.5.2. Thứ hai, hệ thống lưu số ký tự thuộc dòng trên của biển hai dòng, nhằm giải quyết một trường hợp nhập nhằng về nguyên tắc: chuỗi tám ký tự của biển hai dòng có thể được nhóm theo hai cách đều hợp lệ, và ranh giới giữa hai dòng — thông tin duy nhất phân định được — bị chính bước ghép ngang loại bỏ. Giá trị này thu được không tốn thêm chi phí tính toán vì bộ nhận dạng trả về một mảnh kết quả cho mỗi nửa ảnh.</w:t>
       </w:r>
     </w:p>
-    <w:bookmarkEnd w:id="137"/>
-    <w:bookmarkStart w:id="138" w:name="X38a48ea008f74ebd89bb74568fa185fd70fb887"/>
+    <w:bookmarkEnd w:id="128"/>
+    <w:bookmarkStart w:id="129" w:name="X38a48ea008f74ebd89bb74568fa185fd70fb887"/>
     <w:p>
       <w:pPr>
         <w:pStyle w:val="Heading3"/>
@@ -27701,14 +25188,24 @@
         <w:t xml:space="preserve">Bốn quyết định thiết kế đáng ghi nhận. Yêu cầu xử lý video trả về mã trạng thái chấp nhận thay vì mã thành công, do một video 60 giây cần khoảng 200 giây xử lý trên CPU và không client nào chờ được; mã chấp nhận phản ánh đúng ngữ nghĩa "đã tiếp nhận, đang xử lý". Trường hợp ảnh không chứa biển số trả về mã thành công kèm danh sách rỗng thay vì mã lỗi, vì kết quả nhận dạng vẫn tồn tại và là tập rỗng (NFR-R2); trả về mã lỗi sẽ loại toàn bộ trường hợp âm khỏi thống kê. Chức năng tìm kiếm đối chiếu đồng thời chuỗi đã chuẩn hoá và chuỗi thô, để người dùng nhớ dạng nào cũng tra được. Cuối cùng, hai chỉ số thống kê về số lượt và số biển số được trả về tách biệt, kèm mô tả tường minh trong tài liệu đặc tả nhằm ngăn việc gộp nhầm hai đại lượng đã phân tích tại mục 4.7.2a.</w:t>
       </w:r>
     </w:p>
-    <w:bookmarkEnd w:id="138"/>
-    <w:bookmarkStart w:id="139" w:name="X7ab05ebab4c363bf0a278e990d4d7ad2c7d6582"/>
+    <w:bookmarkEnd w:id="129"/>
+    <w:bookmarkEnd w:id="130"/>
+    <w:bookmarkStart w:id="133" w:name="X3a8d61a51575a0ea03bbef8c366606d753c4f55"/>
+    <w:p>
+      <w:pPr>
+        <w:pStyle w:val="Heading2"/>
+      </w:pPr>
+      <w:r>
+        <w:t xml:space="preserve">4.8. Giao diện người dùng</w:t>
+      </w:r>
+    </w:p>
+    <w:bookmarkStart w:id="131" w:name="X7b302496a670cbc0c6eec45b7ec07057c064342"/>
     <w:p>
       <w:pPr>
         <w:pStyle w:val="Heading3"/>
       </w:pPr>
       <w:r>
-        <w:t xml:space="preserve">4.7.5. Phương án lùi phải thất bại theo cách quan sát được</w:t>
+        <w:t xml:space="preserve">4.8.1. Cấu trúc và các màn hình</w:t>
       </w:r>
     </w:p>
     <w:p>
@@ -27716,7 +25213,7 @@
         <w:pStyle w:val="FirstParagraph"/>
       </w:pPr>
       <w:r>
-        <w:t xml:space="preserve">Trong giai đoạn chưa có mô hình đã huấn luyện, hệ thống vận hành với một đường ống mô phỏng sinh kết quả có cấu trúc hợp lệ nhưng không phản ánh nội dung ảnh. Cách làm này chính đáng ở thời điểm đó vì cho phép xây dựng và kiểm thử toàn bộ giao diện lập trình, cơ sở dữ liệu và giao diện người dùng trước khi mô hình sẵn sàng.</w:t>
+        <w:t xml:space="preserve">Giao diện là ứng dụng một trang xây dựng trên React và TypeScript, gồm bốn màn hình: nhận dạng ảnh, nhận dạng video, quét trực tiếp qua webcam và tra cứu lịch sử. Điều hướng được thiết kế phẳng có chủ ý — cả ba màn hình truy cập trực tiếp từ thanh điều hướng — còn chi tiết bản ghi và hộp xác nhận xoá hiển thị dưới dạng hộp thoại chồng lên trang lịch sử để không làm mất ngữ cảnh bộ lọc đang áp dụng.</w:t>
       </w:r>
     </w:p>
     <w:p>
@@ -27724,7 +25221,7 @@
         <w:pStyle w:val="BodyText"/>
       </w:pPr>
       <w:r>
-        <w:t xml:space="preserve">Vấn đề nảy sinh khi đường ống mô phỏng được đặt làm phương án lùi cho tình huống không nạp được mô hình. Khi đó một triển khai bị cấu hình sai sẽ đáp lại mọi yêu cầu bằng một biển số có định dạng thuyết phục nhưng hoàn toàn hư cấu — chế độ hỏng mang biểu hiện của một hệ thống hoạt động bình thường, và là dạng nguy hiểm nhất đối với hệ thống có ghi dữ liệu vào cơ sở dữ liệu.</w:t>
+        <w:t xml:space="preserve">Toàn bộ giao tiếp với máy chủ tập trung tại một tầng gọi API duy nhất, nơi duy nhất trong giao diện có hiểu biết về thư viện HTTP và mã trạng thái; các thành phần hiển thị chỉ nhận dữ liệu đã có kiểu hoặc đối tượng lỗi đã chuẩn hoá. Không địa chỉ máy chủ nào được viết cứng: gốc địa chỉ đọc từ biến môi trường tại thời điểm biên dịch và mặc định là rỗng, tương ứng cấu hình cùng nguồn gốc.</w:t>
       </w:r>
     </w:p>
     <w:p>
@@ -27732,27 +25229,179 @@
         <w:pStyle w:val="BodyText"/>
       </w:pPr>
       <w:r>
-        <w:t xml:space="preserve">Thiết kế hiện tại phân vai rõ ba đường ống. Đường ống thật thực hiện nhận dạng và báo trạng thái bình thường. Đường ống không khả dụng là phương án lùi mặc định: nó ném ngoại lệ và không sinh ra bất kỳ kết quả nào, đồng thời báo trạng thái suy giảm. Đường ống mô phỏng chỉ được kích hoạt khi người vận hành đặt biến môi trường tương ứng một cách tường minh. Khi thiếu trọng số, dịch vụ vẫn khởi động — một tiến trình từ chối khởi động không truyền đạt được nguyên nhân — nhưng mỗi yêu cầu đều trả về lỗi rõ ràng. Nguyên tắc rút ra: một phương án lùi phải thất bại rõ ràng và quan sát được, thay vì thay thế thất bại bằng dữ liệu thiếu cơ sở.</w:t>
-      </w:r>
-    </w:p>
-    <w:bookmarkEnd w:id="139"/>
-    <w:bookmarkEnd w:id="140"/>
-    <w:bookmarkStart w:id="143" w:name="X3a8d61a51575a0ea03bbef8c366606d753c4f55"/>
+        <w:t xml:space="preserve">Hai màn hình sau cùng đáng nói riêng, vì cả hai đều sinh ra từ ràng buộc của tầng dưới. Giao diện có</w:t>
+      </w:r>
+      <w:r>
+        <w:t xml:space="preserve"> </w:t>
+      </w:r>
+      <w:r>
+        <w:rPr>
+          <w:b/>
+          <w:bCs/>
+        </w:rPr>
+        <w:t xml:space="preserve">chế độ quét trực tiếp qua webcam</w:t>
+      </w:r>
+      <w:r>
+        <w:t xml:space="preserve"> </w:t>
+      </w:r>
+      <w:r>
+        <w:t xml:space="preserve">và</w:t>
+      </w:r>
+      <w:r>
+        <w:t xml:space="preserve"> </w:t>
+      </w:r>
+      <w:r>
+        <w:rPr>
+          <w:b/>
+          <w:bCs/>
+        </w:rPr>
+        <w:t xml:space="preserve">hàng đợi tải lên nhiều ảnh</w:t>
+      </w:r>
+      <w:r>
+        <w:t xml:space="preserve">, cả hai đều sinh ra từ ràng buộc của tầng dưới chứ không phải từ mong muốn thêm tính năng.</w:t>
+      </w:r>
+    </w:p>
+    <w:p>
+      <w:pPr>
+        <w:pStyle w:val="BodyText"/>
+      </w:pPr>
+      <w:r>
+        <w:rPr>
+          <w:b/>
+          <w:bCs/>
+        </w:rPr>
+        <w:t xml:space="preserve">Quét trực tiếp qua webcam.</w:t>
+      </w:r>
+      <w:r>
+        <w:t xml:space="preserve"> </w:t>
+      </w:r>
+      <w:r>
+        <w:t xml:space="preserve">Trình duyệt lấy khung hình từ camera và gửi từng khung tới</w:t>
+      </w:r>
+      <w:r>
+        <w:t xml:space="preserve"> </w:t>
+      </w:r>
+      <w:r>
+        <w:rPr>
+          <w:rStyle w:val="VerbatimChar"/>
+        </w:rPr>
+        <w:t xml:space="preserve">POST /api/detect/frame</w:t>
+      </w:r>
+      <w:r>
+        <w:t xml:space="preserve">. Điểm thiết kế đáng nêu là</w:t>
+      </w:r>
+      <w:r>
+        <w:t xml:space="preserve"> </w:t>
+      </w:r>
+      <w:r>
+        <w:rPr>
+          <w:b/>
+          <w:bCs/>
+        </w:rPr>
+        <w:t xml:space="preserve">vòng lặp một khe</w:t>
+      </w:r>
+      <w:r>
+        <w:t xml:space="preserve">: tại mỗi thời điểm chỉ có đúng một khung đang được gửi đi, và mọi khung camera sinh ra trong lúc chờ đều bị</w:t>
+      </w:r>
+      <w:r>
+        <w:t xml:space="preserve"> </w:t>
+      </w:r>
+      <w:r>
+        <w:rPr>
+          <w:b/>
+          <w:bCs/>
+        </w:rPr>
+        <w:t xml:space="preserve">bỏ thẳng</w:t>
+      </w:r>
+      <w:r>
+        <w:t xml:space="preserve"> </w:t>
+      </w:r>
+      <w:r>
+        <w:t xml:space="preserve">chứ không xếp hàng. Lý do là một hàng đợi không giới hạn sẽ khiến độ trễ hiển thị tăng dần không giới hạn khi tốc độ camera vượt tốc độ xử lý — người dùng sẽ thấy khung hình cũ dần so với thực tế. Chấp nhận bỏ khung giữ cho kết quả hiển thị luôn thuộc về hiện tại. Phép đo ở 5.6.4 cho thấy tỷ lệ bỏ là đáng kể và</w:t>
+      </w:r>
+      <w:r>
+        <w:t xml:space="preserve"> </w:t>
+      </w:r>
+      <w:r>
+        <w:rPr>
+          <w:b/>
+          <w:bCs/>
+        </w:rPr>
+        <w:t xml:space="preserve">đó là hành vi đúng</w:t>
+      </w:r>
+      <w:r>
+        <w:t xml:space="preserve">: trong 60 giây, camera ảo 30 khung/giây chào 1.801 khung, hệ thống xử lý 338 và bỏ 1.463.</w:t>
+      </w:r>
+    </w:p>
+    <w:p>
+      <w:pPr>
+        <w:pStyle w:val="BodyText"/>
+      </w:pPr>
+      <w:r>
+        <w:rPr>
+          <w:b/>
+          <w:bCs/>
+        </w:rPr>
+        <w:t xml:space="preserve">Hàng đợi tải lên nhiều ảnh.</w:t>
+      </w:r>
+      <w:r>
+        <w:t xml:space="preserve"> </w:t>
+      </w:r>
+      <w:r>
+        <w:t xml:space="preserve">Người dùng chọn nhiều tệp một lần; giao diện xếp chúng thành một dải xem trước và xử lý tuần tự, hiển thị kết quả ngay khi từng ảnh xong thay vì chờ cả lô. Xử lý tuần tự chứ không song song là quyết định có chủ đích: máy chủ chạy suy luận trên CPU đã ghim số luồng (4.6.8), nên gửi song song chỉ làm các yêu cầu tranh nhau cùng một tài nguyên và kéo dài tổng thời gian.</w:t>
+      </w:r>
+    </w:p>
+    <w:p>
+      <w:pPr>
+        <w:pStyle w:val="BodyText"/>
+      </w:pPr>
+      <w:r>
+        <w:t xml:space="preserve">Cần lưu ý rằng thiết kế ban đầu có năm màn hình. Màn hình tổng quan đã được đưa ra khỏi phạm vi trong hai đợt thu gọn giao diện, kéo theo bốn yêu cầu chức năng chuyển sang mức không thực hiện — trong đó có một yêu cầu ở mức bắt buộc, được nêu rõ tại mục 6.2. Các điểm cuối tương ứng ở phía máy chủ vẫn hoạt động và vẫn có kiểm thử tích hợp; điều bị loại bỏ là hàm gọi phía giao diện, không phải bản thân điểm cuối.</w:t>
+      </w:r>
+    </w:p>
+    <w:bookmarkEnd w:id="131"/>
+    <w:bookmarkStart w:id="132" w:name="X40f085077cc6223c852a0f9c43ce8fecaa551db"/>
+    <w:p>
+      <w:pPr>
+        <w:pStyle w:val="Heading3"/>
+      </w:pPr>
+      <w:r>
+        <w:t xml:space="preserve">4.8.2. Nguyên tắc trải nghiệm người dùng</w:t>
+      </w:r>
+    </w:p>
+    <w:p>
+      <w:pPr>
+        <w:pStyle w:val="FirstParagraph"/>
+      </w:pPr>
+      <w:r>
+        <w:t xml:space="preserve">Mọi thành phần hiển thị dữ liệu đều cài đặt đủ bốn trạng thái: đang tải, có dữ liệu, rỗng và lỗi. Thiếu trạng thái đang tải khiến giao diện có biểu hiện như bị treo và người dùng thao tác lại, làm tăng tải không cần thiết; thiếu trạng thái rỗng khiến màn hình trắng không phân biệt được với lỗi hệ thống. Trạng thái rỗng xuất hiện với ba ý nghĩa cần ba thông điệp khác nhau: chưa có lượt nhận dạng nào, bộ lọc không khớp bản ghi nào, và ảnh không chứa biển số. Ý nghĩa thứ ba là biểu hiện ở tầng giao diện của cùng một quyết định đã áp dụng tại tầng giao diện lập trình và tầng suy luận: không tìm thấy đối tượng không phải là lỗi.</w:t>
+      </w:r>
+    </w:p>
+    <w:p>
+      <w:pPr>
+        <w:pStyle w:val="BodyText"/>
+      </w:pPr>
+      <w:r>
+        <w:t xml:space="preserve">Thông báo lỗi được viết bằng tiếng Việt theo cấu trúc ba phần — hiện tượng, nguyên nhân và hành động khắc phục (NFR-U3) — trong khi chi tiết kỹ thuật được chuyển hướng vào nhật ký phía máy chủ thay vì bị loại bỏ. Giao diện hiển thị đồng thời chuỗi thô và chuỗi đã chuẩn hoá khi hai chuỗi khác nhau, qua đó biến một cột dữ liệu phục vụ nghiên cứu thành bằng chứng quan sát được ngay trong quá trình trình diễn; do chỉ hiển thị khi có thay đổi, giao diện không bị rối bởi phần lớn trường hợp mà khối hậu xử lý không can thiệp.</w:t>
+      </w:r>
+    </w:p>
+    <w:p>
+      <w:pPr>
+        <w:pStyle w:val="BodyText"/>
+      </w:pPr>
+      <w:r>
+        <w:t xml:space="preserve">Một nguyên tắc thiết kế đáng ghi nhận thuộc về client nhận dạng thời gian thực. Do tốc độ suy luận trên CPU chỉ đạt khoảng 5 khung hình mỗi giây, một vòng lặp gửi yêu cầu theo chu kỳ cố định sẽ khởi tạo yêu cầu mới trước khi yêu cầu trước đó hoàn tất, khiến hàng đợi tăng không giới hạn. Giải pháp là duy trì đúng một yêu cầu đang xử lý tại mỗi thời điểm; khung hình đến trong lúc kênh bận sẽ bị bỏ qua thay vì xếp hàng, do khung hình kế tiếp luôn cập nhật hơn khung hình bị bỏ. Màn hình tương ứng đã được đưa ra khỏi phạm vi, nhưng nguyên tắc này vẫn là khuyến nghị bắt buộc cho mọi client sử dụng điểm cuối nhận dạng theo khung hình.</w:t>
+      </w:r>
+    </w:p>
+    <w:bookmarkEnd w:id="132"/>
+    <w:bookmarkEnd w:id="133"/>
+    <w:bookmarkStart w:id="134" w:name="X1fc81489b951e9c57ef27d947e1ca8b0c900527"/>
     <w:p>
       <w:pPr>
         <w:pStyle w:val="Heading2"/>
       </w:pPr>
       <w:r>
-        <w:t xml:space="preserve">4.8. Giao diện người dùng</w:t>
-      </w:r>
-    </w:p>
-    <w:bookmarkStart w:id="141" w:name="X7b302496a670cbc0c6eec45b7ec07057c064342"/>
-    <w:p>
-      <w:pPr>
-        <w:pStyle w:val="Heading3"/>
-      </w:pPr>
-      <w:r>
-        <w:t xml:space="preserve">4.8.1. Cấu trúc và các màn hình</w:t>
+        <w:t xml:space="preserve">4.9. Triển khai bằng Docker</w:t>
       </w:r>
     </w:p>
     <w:p>
@@ -27760,202 +25409,6 @@
         <w:pStyle w:val="FirstParagraph"/>
       </w:pPr>
       <w:r>
-        <w:t xml:space="preserve">Giao diện là ứng dụng một trang xây dựng trên React và TypeScript, gồm bốn màn hình: nhận dạng ảnh, nhận dạng video, quét trực tiếp qua webcam và tra cứu lịch sử. Điều hướng được thiết kế phẳng có chủ ý — cả ba màn hình truy cập trực tiếp từ thanh điều hướng — còn chi tiết bản ghi và hộp xác nhận xoá hiển thị dưới dạng hộp thoại chồng lên trang lịch sử để không làm mất ngữ cảnh bộ lọc đang áp dụng.</w:t>
-      </w:r>
-    </w:p>
-    <w:p>
-      <w:pPr>
-        <w:pStyle w:val="BodyText"/>
-      </w:pPr>
-      <w:r>
-        <w:t xml:space="preserve">Toàn bộ giao tiếp với máy chủ tập trung tại một tầng gọi API duy nhất, nơi duy nhất trong giao diện có hiểu biết về thư viện HTTP và mã trạng thái; các thành phần hiển thị chỉ nhận dữ liệu đã có kiểu hoặc đối tượng lỗi đã chuẩn hoá. Không địa chỉ máy chủ nào được viết cứng: gốc địa chỉ đọc từ biến môi trường tại thời điểm biên dịch và mặc định là rỗng, tương ứng cấu hình cùng nguồn gốc.</w:t>
-      </w:r>
-    </w:p>
-    <w:p>
-      <w:pPr>
-        <w:pStyle w:val="BodyText"/>
-      </w:pPr>
-      <w:r>
-        <w:t xml:space="preserve">Hai màn hình sau cùng đáng nói riêng, vì cả hai đều sinh ra từ ràng buộc của tầng dưới. Giao diện có</w:t>
-      </w:r>
-      <w:r>
-        <w:t xml:space="preserve"> </w:t>
-      </w:r>
-      <w:r>
-        <w:rPr>
-          <w:b/>
-          <w:bCs/>
-        </w:rPr>
-        <w:t xml:space="preserve">chế độ quét trực tiếp qua webcam</w:t>
-      </w:r>
-      <w:r>
-        <w:t xml:space="preserve"> </w:t>
-      </w:r>
-      <w:r>
-        <w:t xml:space="preserve">và</w:t>
-      </w:r>
-      <w:r>
-        <w:t xml:space="preserve"> </w:t>
-      </w:r>
-      <w:r>
-        <w:rPr>
-          <w:b/>
-          <w:bCs/>
-        </w:rPr>
-        <w:t xml:space="preserve">hàng đợi tải lên nhiều ảnh</w:t>
-      </w:r>
-      <w:r>
-        <w:t xml:space="preserve">, cả hai đều sinh ra từ ràng buộc của tầng dưới chứ không phải từ mong muốn thêm tính năng.</w:t>
-      </w:r>
-    </w:p>
-    <w:p>
-      <w:pPr>
-        <w:pStyle w:val="BodyText"/>
-      </w:pPr>
-      <w:r>
-        <w:rPr>
-          <w:b/>
-          <w:bCs/>
-        </w:rPr>
-        <w:t xml:space="preserve">Quét trực tiếp qua webcam.</w:t>
-      </w:r>
-      <w:r>
-        <w:t xml:space="preserve"> </w:t>
-      </w:r>
-      <w:r>
-        <w:t xml:space="preserve">Trình duyệt lấy khung hình từ camera và gửi từng khung tới</w:t>
-      </w:r>
-      <w:r>
-        <w:t xml:space="preserve"> </w:t>
-      </w:r>
-      <w:r>
-        <w:rPr>
-          <w:rStyle w:val="VerbatimChar"/>
-        </w:rPr>
-        <w:t xml:space="preserve">POST /api/detect/frame</w:t>
-      </w:r>
-      <w:r>
-        <w:t xml:space="preserve">. Điểm thiết kế đáng nêu là</w:t>
-      </w:r>
-      <w:r>
-        <w:t xml:space="preserve"> </w:t>
-      </w:r>
-      <w:r>
-        <w:rPr>
-          <w:b/>
-          <w:bCs/>
-        </w:rPr>
-        <w:t xml:space="preserve">vòng lặp một khe</w:t>
-      </w:r>
-      <w:r>
-        <w:t xml:space="preserve">: tại mỗi thời điểm chỉ có đúng một khung đang được gửi đi, và mọi khung camera sinh ra trong lúc chờ đều bị</w:t>
-      </w:r>
-      <w:r>
-        <w:t xml:space="preserve"> </w:t>
-      </w:r>
-      <w:r>
-        <w:rPr>
-          <w:b/>
-          <w:bCs/>
-        </w:rPr>
-        <w:t xml:space="preserve">bỏ thẳng</w:t>
-      </w:r>
-      <w:r>
-        <w:t xml:space="preserve"> </w:t>
-      </w:r>
-      <w:r>
-        <w:t xml:space="preserve">chứ không xếp hàng. Lý do là một hàng đợi không giới hạn sẽ khiến độ trễ hiển thị tăng dần không giới hạn khi tốc độ camera vượt tốc độ xử lý — người dùng sẽ thấy khung hình cũ dần so với thực tế. Chấp nhận bỏ khung giữ cho kết quả hiển thị luôn thuộc về hiện tại. Phép đo ở 5.6.4 cho thấy tỷ lệ bỏ là đáng kể và</w:t>
-      </w:r>
-      <w:r>
-        <w:t xml:space="preserve"> </w:t>
-      </w:r>
-      <w:r>
-        <w:rPr>
-          <w:b/>
-          <w:bCs/>
-        </w:rPr>
-        <w:t xml:space="preserve">đó là hành vi đúng</w:t>
-      </w:r>
-      <w:r>
-        <w:t xml:space="preserve">: trong 60 giây, camera ảo 30 khung/giây chào 1.801 khung, hệ thống xử lý 338 và bỏ 1.463.</w:t>
-      </w:r>
-    </w:p>
-    <w:p>
-      <w:pPr>
-        <w:pStyle w:val="BodyText"/>
-      </w:pPr>
-      <w:r>
-        <w:rPr>
-          <w:b/>
-          <w:bCs/>
-        </w:rPr>
-        <w:t xml:space="preserve">Hàng đợi tải lên nhiều ảnh.</w:t>
-      </w:r>
-      <w:r>
-        <w:t xml:space="preserve"> </w:t>
-      </w:r>
-      <w:r>
-        <w:t xml:space="preserve">Người dùng chọn nhiều tệp một lần; giao diện xếp chúng thành một dải xem trước và xử lý tuần tự, hiển thị kết quả ngay khi từng ảnh xong thay vì chờ cả lô. Xử lý tuần tự chứ không song song là quyết định có chủ đích: máy chủ chạy suy luận trên CPU đã ghim số luồng (4.6.8), nên gửi song song chỉ làm các yêu cầu tranh nhau cùng một tài nguyên và kéo dài tổng thời gian.</w:t>
-      </w:r>
-    </w:p>
-    <w:p>
-      <w:pPr>
-        <w:pStyle w:val="BodyText"/>
-      </w:pPr>
-      <w:r>
-        <w:t xml:space="preserve">Cần lưu ý rằng thiết kế ban đầu có năm màn hình. Màn hình tổng quan đã được đưa ra khỏi phạm vi trong hai đợt thu gọn giao diện, kéo theo bốn yêu cầu chức năng chuyển sang mức không thực hiện — trong đó có một yêu cầu ở mức bắt buộc, được nêu rõ tại mục 6.2. Các điểm cuối tương ứng ở phía máy chủ vẫn hoạt động và vẫn có kiểm thử tích hợp; điều bị loại bỏ là hàm gọi phía giao diện, không phải bản thân điểm cuối.</w:t>
-      </w:r>
-    </w:p>
-    <w:bookmarkEnd w:id="141"/>
-    <w:bookmarkStart w:id="142" w:name="X40f085077cc6223c852a0f9c43ce8fecaa551db"/>
-    <w:p>
-      <w:pPr>
-        <w:pStyle w:val="Heading3"/>
-      </w:pPr>
-      <w:r>
-        <w:t xml:space="preserve">4.8.2. Nguyên tắc trải nghiệm người dùng</w:t>
-      </w:r>
-    </w:p>
-    <w:p>
-      <w:pPr>
-        <w:pStyle w:val="FirstParagraph"/>
-      </w:pPr>
-      <w:r>
-        <w:t xml:space="preserve">Mọi thành phần hiển thị dữ liệu đều cài đặt đủ bốn trạng thái: đang tải, có dữ liệu, rỗng và lỗi. Thiếu trạng thái đang tải khiến giao diện có biểu hiện như bị treo và người dùng thao tác lại, làm tăng tải không cần thiết; thiếu trạng thái rỗng khiến màn hình trắng không phân biệt được với lỗi hệ thống. Trạng thái rỗng xuất hiện với ba ý nghĩa cần ba thông điệp khác nhau: chưa có lượt nhận dạng nào, bộ lọc không khớp bản ghi nào, và ảnh không chứa biển số. Ý nghĩa thứ ba là biểu hiện ở tầng giao diện của cùng một quyết định đã áp dụng tại tầng giao diện lập trình và tầng suy luận: không tìm thấy đối tượng không phải là lỗi.</w:t>
-      </w:r>
-    </w:p>
-    <w:p>
-      <w:pPr>
-        <w:pStyle w:val="BodyText"/>
-      </w:pPr>
-      <w:r>
-        <w:t xml:space="preserve">Thông báo lỗi được viết bằng tiếng Việt theo cấu trúc ba phần — hiện tượng, nguyên nhân và hành động khắc phục (NFR-U3) — trong khi chi tiết kỹ thuật được chuyển hướng vào nhật ký phía máy chủ thay vì bị loại bỏ. Giao diện hiển thị đồng thời chuỗi thô và chuỗi đã chuẩn hoá khi hai chuỗi khác nhau, qua đó biến một cột dữ liệu phục vụ nghiên cứu thành bằng chứng quan sát được ngay trong quá trình trình diễn; do chỉ hiển thị khi có thay đổi, giao diện không bị rối bởi phần lớn trường hợp mà khối hậu xử lý không can thiệp.</w:t>
-      </w:r>
-    </w:p>
-    <w:p>
-      <w:pPr>
-        <w:pStyle w:val="BodyText"/>
-      </w:pPr>
-      <w:r>
-        <w:t xml:space="preserve">Một nguyên tắc thiết kế đáng ghi nhận thuộc về client nhận dạng thời gian thực. Do tốc độ suy luận trên CPU chỉ đạt khoảng 5 khung hình mỗi giây, một vòng lặp gửi yêu cầu theo chu kỳ cố định sẽ khởi tạo yêu cầu mới trước khi yêu cầu trước đó hoàn tất, khiến hàng đợi tăng không giới hạn. Giải pháp là duy trì đúng một yêu cầu đang xử lý tại mỗi thời điểm; khung hình đến trong lúc kênh bận sẽ bị bỏ qua thay vì xếp hàng, do khung hình kế tiếp luôn cập nhật hơn khung hình bị bỏ. Màn hình tương ứng đã được đưa ra khỏi phạm vi, nhưng nguyên tắc này vẫn là khuyến nghị bắt buộc cho mọi client sử dụng điểm cuối nhận dạng theo khung hình.</w:t>
-      </w:r>
-    </w:p>
-    <w:bookmarkEnd w:id="142"/>
-    <w:bookmarkEnd w:id="143"/>
-    <w:bookmarkStart w:id="144" w:name="X1fc81489b951e9c57ef27d947e1ca8b0c900527"/>
-    <w:p>
-      <w:pPr>
-        <w:pStyle w:val="Heading2"/>
-      </w:pPr>
-      <w:r>
-        <w:t xml:space="preserve">4.9. Triển khai bằng Docker</w:t>
-      </w:r>
-    </w:p>
-    <w:p>
-      <w:pPr>
-        <w:pStyle w:val="FirstParagraph"/>
-      </w:pPr>
-      <w:r>
         <w:t xml:space="preserve">Đóng gói phục vụ NFR-C1: môi trường chạy tái lập được, không phụ thuộc máy cá nhân. Ảnh Docker của máy chủ được dựng hai giai đoạn, cài</w:t>
       </w:r>
       <w:r>
@@ -27972,7 +25425,7 @@
         <w:t xml:space="preserve"> </w:t>
       </w:r>
       <w:r>
-        <w:t xml:space="preserve">để thay đổi một tầng không làm mất bộ đệm tầng kia (hệ quả trực tiếp của mục 4.3.2), chạy dưới người dùng không đặc quyền, giới hạn tường minh số luồng tính toán để hai container không cạnh tranh nhân CPU đến mức cùng chậm, và đặt thời gian chờ khởi động của cơ chế kiểm tra sức khoẻ đủ dài cho việc nạp trọng số. Ảnh Docker của giao diện được dựng rồi phục vụ tĩnh qua máy chủ web nhẹ — ảnh chạy không chứa Node hay mã nguồn.</w:t>
+        <w:t xml:space="preserve">để thay đổi một tầng không làm mất bộ đệm tầng kia (hệ quả trực tiếp của ràng buộc môi trường ở mục 4.3.1), chạy dưới người dùng không đặc quyền, giới hạn tường minh số luồng tính toán để hai container không cạnh tranh nhân CPU đến mức cùng chậm, và đặt thời gian chờ khởi động của cơ chế kiểm tra sức khoẻ đủ dài cho việc nạp trọng số. Ảnh Docker của giao diện được dựng rồi phục vụ tĩnh qua máy chủ web nhẹ — ảnh chạy không chứa Node hay mã nguồn.</w:t>
       </w:r>
       <w:r>
         <w:t xml:space="preserve"> </w:t>
@@ -28051,8 +25504,8 @@
         </w:pict>
       </w:r>
     </w:p>
-    <w:bookmarkEnd w:id="144"/>
-    <w:bookmarkStart w:id="145" w:name="Xa59943c68bf601f3119bb079a84c2b65642457f"/>
+    <w:bookmarkEnd w:id="134"/>
+    <w:bookmarkStart w:id="135" w:name="Xa59943c68bf601f3119bb079a84c2b65642457f"/>
     <w:p>
       <w:pPr>
         <w:pStyle w:val="Heading2"/>
@@ -28800,9 +26253,9 @@
         <w:br w:type="page"/>
       </w:r>
     </w:p>
-    <w:bookmarkEnd w:id="145"/>
-    <w:bookmarkEnd w:id="146"/>
-    <w:bookmarkStart w:id="187" w:name="chương-5-thực-nghiệm-và-đánh-giá"/>
+    <w:bookmarkEnd w:id="135"/>
+    <w:bookmarkEnd w:id="136"/>
+    <w:bookmarkStart w:id="177" w:name="chương-5-thực-nghiệm-và-đánh-giá"/>
     <w:p>
       <w:pPr>
         <w:pStyle w:val="Heading1"/>
@@ -28852,7 +26305,7 @@
         </w:pict>
       </w:r>
     </w:p>
-    <w:bookmarkStart w:id="153" w:name="X615dfd631dc181525daf811d00c6861931eec12"/>
+    <w:bookmarkStart w:id="143" w:name="X615dfd631dc181525daf811d00c6861931eec12"/>
     <w:p>
       <w:pPr>
         <w:pStyle w:val="Heading2"/>
@@ -28861,7 +26314,7 @@
         <w:t xml:space="preserve">5.1. Mục tiêu và phương pháp đánh giá</w:t>
       </w:r>
     </w:p>
-    <w:bookmarkStart w:id="147" w:name="X864036be38679736247d4d73055ee91028133ef"/>
+    <w:bookmarkStart w:id="137" w:name="X864036be38679736247d4d73055ee91028133ef"/>
     <w:p>
       <w:pPr>
         <w:pStyle w:val="Heading3"/>
@@ -28974,8 +26427,8 @@
         <w:t xml:space="preserve">— yếu tố nào đe doạ tính hợp lệ của kết quả (5.9.1)? RQ3 và RQ5 lần lượt lượng hoá đóng góp của hậu xử lý và thay giả định bằng dữ liệu đo được.</w:t>
       </w:r>
     </w:p>
-    <w:bookmarkEnd w:id="147"/>
-    <w:bookmarkStart w:id="148" w:name="X3bfe8d88373921eb89de6934846fd7e39a10cdc"/>
+    <w:bookmarkEnd w:id="137"/>
+    <w:bookmarkStart w:id="138" w:name="X3bfe8d88373921eb89de6934846fd7e39a10cdc"/>
     <w:p>
       <w:pPr>
         <w:pStyle w:val="Heading3"/>
@@ -29184,8 +26637,8 @@
         <w:t xml:space="preserve">về độ khó tương đối của biển hai dòng, không bao giờ như mốc chuẩn phải vượt.</w:t>
       </w:r>
     </w:p>
-    <w:bookmarkEnd w:id="148"/>
-    <w:bookmarkStart w:id="152" w:name="Xae02105bda9855e41edaa9a7db070e9fd50916a"/>
+    <w:bookmarkEnd w:id="138"/>
+    <w:bookmarkStart w:id="142" w:name="Xae02105bda9855e41edaa9a7db070e9fd50916a"/>
     <w:p>
       <w:pPr>
         <w:pStyle w:val="Heading3"/>
@@ -29203,18 +26656,18 @@
           <wp:inline>
             <wp:extent cx="5334000" cy="6408964"/>
             <wp:effectExtent b="0" l="0" r="0" t="0"/>
-            <wp:docPr descr="" title="" id="150" name="Picture"/>
+            <wp:docPr descr="" title="" id="140" name="Picture"/>
             <a:graphic>
               <a:graphicData uri="http://schemas.openxmlformats.org/drawingml/2006/picture">
                 <pic:pic>
                   <pic:nvPicPr>
-                    <pic:cNvPr descr="figures/fig-ch6-01.png" id="151" name="Picture"/>
+                    <pic:cNvPr descr="figures/fig-ch6-01.png" id="141" name="Picture"/>
                     <pic:cNvPicPr>
                       <a:picLocks noChangeArrowheads="1" noChangeAspect="1"/>
                     </pic:cNvPicPr>
                   </pic:nvPicPr>
                   <pic:blipFill>
-                    <a:blip r:embed="rId149"/>
+                    <a:blip r:embed="rId139"/>
                     <a:stretch>
                       <a:fillRect/>
                     </a:stretch>
@@ -30133,9 +27586,9 @@
         </w:pict>
       </w:r>
     </w:p>
-    <w:bookmarkEnd w:id="152"/>
-    <w:bookmarkEnd w:id="153"/>
-    <w:bookmarkStart w:id="155" w:name="Xe7177e3758cb04885136198f5ec08c059be0251"/>
+    <w:bookmarkEnd w:id="142"/>
+    <w:bookmarkEnd w:id="143"/>
+    <w:bookmarkStart w:id="145" w:name="Xe7177e3758cb04885136198f5ec08c059be0251"/>
     <w:p>
       <w:pPr>
         <w:pStyle w:val="Heading2"/>
@@ -30509,7 +27962,7 @@
         <w:t xml:space="preserve">9.1.1.</w:t>
       </w:r>
     </w:p>
-    <w:bookmarkStart w:id="154" w:name="X10f3b0080b6c50f359033e09c103a7e07045a1e"/>
+    <w:bookmarkStart w:id="144" w:name="X10f3b0080b6c50f359033e09c103a7e07045a1e"/>
     <w:p>
       <w:pPr>
         <w:pStyle w:val="Heading3"/>
@@ -30661,9 +28114,9 @@
         </w:pict>
       </w:r>
     </w:p>
-    <w:bookmarkEnd w:id="154"/>
-    <w:bookmarkEnd w:id="155"/>
-    <w:bookmarkStart w:id="158" w:name="X150a776b7b29e2a1bc0ea6c751a61ccf1f70287"/>
+    <w:bookmarkEnd w:id="144"/>
+    <w:bookmarkEnd w:id="145"/>
+    <w:bookmarkStart w:id="148" w:name="X150a776b7b29e2a1bc0ea6c751a61ccf1f70287"/>
     <w:p>
       <w:pPr>
         <w:pStyle w:val="Heading2"/>
@@ -31558,7 +29011,7 @@
         <w:t xml:space="preserve">.</w:t>
       </w:r>
     </w:p>
-    <w:bookmarkStart w:id="156" w:name="X37856744f8da712b6ffe77e50fcee7fb2ddd38a"/>
+    <w:bookmarkStart w:id="146" w:name="X37856744f8da712b6ffe77e50fcee7fb2ddd38a"/>
     <w:p>
       <w:pPr>
         <w:pStyle w:val="Heading3"/>
@@ -31630,7 +29083,7 @@
         <w:t xml:space="preserve">không cộng dồn và không thay thế nhau</w:t>
       </w:r>
       <w:r>
-        <w:t xml:space="preserve">; cơ chế và cách đọc trình bày ở mục 4.4.2. Điểm phải nhớ khi trích: mẫu số 27.111 là tổng ảnh của</w:t>
+        <w:t xml:space="preserve">; cơ chế và cách đọc trình bày ở mục 4.4.1. Điểm phải nhớ khi trích: mẫu số 27.111 là tổng ảnh của</w:t>
       </w:r>
       <w:r>
         <w:t xml:space="preserve"> </w:t>
@@ -31675,8 +29128,8 @@
         <w:t xml:space="preserve">, tách riêng cho tầng OCR.</w:t>
       </w:r>
     </w:p>
-    <w:bookmarkEnd w:id="156"/>
-    <w:bookmarkStart w:id="157" w:name="X7f9a069220d4c5e055fddc75635b91e2439e798"/>
+    <w:bookmarkEnd w:id="146"/>
+    <w:bookmarkStart w:id="147" w:name="X7f9a069220d4c5e055fddc75635b91e2439e798"/>
     <w:p>
       <w:pPr>
         <w:pStyle w:val="Heading3"/>
@@ -31800,9 +29253,9 @@
         </w:pict>
       </w:r>
     </w:p>
-    <w:bookmarkEnd w:id="157"/>
-    <w:bookmarkEnd w:id="158"/>
-    <w:bookmarkStart w:id="161" w:name="X33ae224c5020c26762908e1939d8b973623f32d"/>
+    <w:bookmarkEnd w:id="147"/>
+    <w:bookmarkEnd w:id="148"/>
+    <w:bookmarkStart w:id="151" w:name="X33ae224c5020c26762908e1939d8b973623f32d"/>
     <w:p>
       <w:pPr>
         <w:pStyle w:val="Heading2"/>
@@ -31856,7 +29309,7 @@
         <w:t xml:space="preserve">; tập test chưa từng dùng trong huấn luyện hay chọn epoch.</w:t>
       </w:r>
     </w:p>
-    <w:bookmarkStart w:id="159" w:name="X2b419d4dd42805933fda2d3f8ea8232ea8e61b9"/>
+    <w:bookmarkStart w:id="149" w:name="X2b419d4dd42805933fda2d3f8ea8232ea8e61b9"/>
     <w:p>
       <w:pPr>
         <w:pStyle w:val="Heading3"/>
@@ -32116,8 +29569,8 @@
         <w:t xml:space="preserve">.</w:t>
       </w:r>
     </w:p>
-    <w:bookmarkEnd w:id="159"/>
-    <w:bookmarkStart w:id="160" w:name="Xf35c86d7de5434c76646f1bcbee03703a9e0864"/>
+    <w:bookmarkEnd w:id="149"/>
+    <w:bookmarkStart w:id="150" w:name="Xf35c86d7de5434c76646f1bcbee03703a9e0864"/>
     <w:p>
       <w:pPr>
         <w:pStyle w:val="Heading3"/>
@@ -32472,9 +29925,9 @@
         </w:tc>
       </w:tr>
     </w:tbl>
-    <w:bookmarkEnd w:id="160"/>
-    <w:bookmarkEnd w:id="161"/>
-    <w:bookmarkStart w:id="170" w:name="X89026af3ee529e68bbf717a4f7363365ab88538"/>
+    <w:bookmarkEnd w:id="150"/>
+    <w:bookmarkEnd w:id="151"/>
+    <w:bookmarkStart w:id="160" w:name="X89026af3ee529e68bbf717a4f7363365ab88538"/>
     <w:p>
       <w:pPr>
         <w:pStyle w:val="Heading2"/>
@@ -32530,7 +29983,7 @@
         <w:t xml:space="preserve">, không phải trên 1.514 ảnh test. Thiếu nhãn chuỗi cho phần lớn ngữ liệu là hạn chế thật, ghi ở 5.9.1.</w:t>
       </w:r>
     </w:p>
-    <w:bookmarkStart w:id="162" w:name="X75971c1e265691e3bccf68d57ddbcd167413727"/>
+    <w:bookmarkStart w:id="152" w:name="X75971c1e265691e3bccf68d57ddbcd167413727"/>
     <w:p>
       <w:pPr>
         <w:pStyle w:val="Heading3"/>
@@ -32632,8 +30085,8 @@
         <w:t xml:space="preserve">.</w:t>
       </w:r>
     </w:p>
-    <w:bookmarkEnd w:id="162"/>
-    <w:bookmarkStart w:id="163" w:name="Xf66a46c8f0f9d94960b05ec79e0724240f858b8"/>
+    <w:bookmarkEnd w:id="152"/>
+    <w:bookmarkStart w:id="153" w:name="Xf66a46c8f0f9d94960b05ec79e0724240f858b8"/>
     <w:p>
       <w:pPr>
         <w:pStyle w:val="Heading3"/>
@@ -33342,8 +30795,8 @@
         </w:tc>
       </w:tr>
     </w:tbl>
-    <w:bookmarkEnd w:id="163"/>
-    <w:bookmarkStart w:id="164" w:name="X548335d33a7ae2763b4e65d9e592194dd762e09"/>
+    <w:bookmarkEnd w:id="153"/>
+    <w:bookmarkStart w:id="154" w:name="X548335d33a7ae2763b4e65d9e592194dd762e09"/>
     <w:p>
       <w:pPr>
         <w:pStyle w:val="Heading3"/>
@@ -33891,8 +31344,8 @@
         <w:t xml:space="preserve">. Phần còn lại thuộc về năng lực nhận dạng ký tự, không phải khâu cắt, ghép hoặc hiệu chỉnh hình học.</w:t>
       </w:r>
     </w:p>
-    <w:bookmarkEnd w:id="164"/>
-    <w:bookmarkStart w:id="165" w:name="X81863552bf76fe7a516ae91438c661d453f4ac1"/>
+    <w:bookmarkEnd w:id="154"/>
+    <w:bookmarkStart w:id="155" w:name="X81863552bf76fe7a516ae91438c661d453f4ac1"/>
     <w:p>
       <w:pPr>
         <w:pStyle w:val="Heading3"/>
@@ -35096,8 +32549,8 @@
         <w:t xml:space="preserve">ngay từ đầu, không phải thêm luật.</w:t>
       </w:r>
     </w:p>
-    <w:bookmarkEnd w:id="165"/>
-    <w:bookmarkStart w:id="167" w:name="X0e3f0e91ac27870705f3f778acaa65c15f09de2"/>
+    <w:bookmarkEnd w:id="155"/>
+    <w:bookmarkStart w:id="157" w:name="X0e3f0e91ac27870705f3f778acaa65c15f09de2"/>
     <w:p>
       <w:pPr>
         <w:pStyle w:val="Heading3"/>
@@ -35477,7 +32930,7 @@
       <w:r>
         <w:t xml:space="preserve">(</w:t>
       </w:r>
-      <w:hyperlink r:id="rId166">
+      <w:hyperlink r:id="rId156">
         <w:r>
           <w:rPr>
             <w:rStyle w:val="Hyperlink"/>
@@ -36041,8 +33494,8 @@
         <w:t xml:space="preserve">ở mục 6.3.</w:t>
       </w:r>
     </w:p>
-    <w:bookmarkEnd w:id="167"/>
-    <w:bookmarkStart w:id="168" w:name="X60a2a27d87ebeb44405d22793b18a5bfd7e9097"/>
+    <w:bookmarkEnd w:id="157"/>
+    <w:bookmarkStart w:id="158" w:name="X60a2a27d87ebeb44405d22793b18a5bfd7e9097"/>
     <w:p>
       <w:pPr>
         <w:pStyle w:val="Heading3"/>
@@ -36665,8 +34118,8 @@
         <w:t xml:space="preserve">.</w:t>
       </w:r>
     </w:p>
-    <w:bookmarkEnd w:id="168"/>
-    <w:bookmarkStart w:id="169" w:name="X83a4063ca7053738346595d9e36bfe5762b6bbf"/>
+    <w:bookmarkEnd w:id="158"/>
+    <w:bookmarkStart w:id="159" w:name="X83a4063ca7053738346595d9e36bfe5762b6bbf"/>
     <w:p>
       <w:pPr>
         <w:pStyle w:val="Heading3"/>
@@ -36675,9 +34128,9 @@
         <w:t xml:space="preserve">5.5.7. Bậc thang thử lại cho biển nghiêng/méo — chi phí, lợi ích và một quyết định tắt tính năng</w:t>
       </w:r>
     </w:p>
-    <w:bookmarkEnd w:id="169"/>
-    <w:bookmarkEnd w:id="170"/>
-    <w:bookmarkStart w:id="182" w:name="X80f1806dda35f26f045f00afe70db30e7a77d2b"/>
+    <w:bookmarkEnd w:id="159"/>
+    <w:bookmarkEnd w:id="160"/>
+    <w:bookmarkStart w:id="172" w:name="X80f1806dda35f26f045f00afe70db30e7a77d2b"/>
     <w:p>
       <w:pPr>
         <w:pStyle w:val="Heading2"/>
@@ -36707,7 +34160,7 @@
         <w:t xml:space="preserve">.</w:t>
       </w:r>
     </w:p>
-    <w:bookmarkStart w:id="171" w:name="Xcfd917aca06ff17d6d7932dfdbc0aeee5513c38"/>
+    <w:bookmarkStart w:id="161" w:name="Xcfd917aca06ff17d6d7932dfdbc0aeee5513c38"/>
     <w:p>
       <w:pPr>
         <w:pStyle w:val="Heading3"/>
@@ -37849,8 +35302,8 @@
         <w:t xml:space="preserve">, đưa p95 về 1.143,10 ms.</w:t>
       </w:r>
     </w:p>
-    <w:bookmarkEnd w:id="171"/>
-    <w:bookmarkStart w:id="172" w:name="X464dfa7416d7b69ad75789fd50c67eaa400499a"/>
+    <w:bookmarkEnd w:id="161"/>
+    <w:bookmarkStart w:id="162" w:name="X464dfa7416d7b69ad75789fd50c67eaa400499a"/>
     <w:p>
       <w:pPr>
         <w:pStyle w:val="Heading3"/>
@@ -38625,8 +36078,8 @@
         <w:t xml:space="preserve">.</w:t>
       </w:r>
     </w:p>
-    <w:bookmarkEnd w:id="172"/>
-    <w:bookmarkStart w:id="176" w:name="Xeebf24f922758d980ac6acd952eee470667ca9a"/>
+    <w:bookmarkEnd w:id="162"/>
+    <w:bookmarkStart w:id="166" w:name="Xeebf24f922758d980ac6acd952eee470667ca9a"/>
     <w:p>
       <w:pPr>
         <w:pStyle w:val="Heading3"/>
@@ -39706,18 +37159,18 @@
           <wp:inline>
             <wp:extent cx="5334000" cy="2111375"/>
             <wp:effectExtent b="0" l="0" r="0" t="0"/>
-            <wp:docPr descr="" title="" id="174" name="Picture"/>
+            <wp:docPr descr="" title="" id="164" name="Picture"/>
             <a:graphic>
               <a:graphicData uri="http://schemas.openxmlformats.org/drawingml/2006/picture">
                 <pic:pic>
                   <pic:nvPicPr>
-                    <pic:cNvPr descr="figures/fig-ch5-nfr-p2.png" id="175" name="Picture"/>
+                    <pic:cNvPr descr="figures/fig-ch5-nfr-p2.png" id="165" name="Picture"/>
                     <pic:cNvPicPr>
                       <a:picLocks noChangeArrowheads="1" noChangeAspect="1"/>
                     </pic:cNvPicPr>
                   </pic:nvPicPr>
                   <pic:blipFill>
-                    <a:blip r:embed="rId173"/>
+                    <a:blip r:embed="rId163"/>
                     <a:stretch>
                       <a:fillRect/>
                     </a:stretch>
@@ -39775,8 +37228,8 @@
         <w:t xml:space="preserve">. Tải cạnh tranh nâng cả phân bố đều tay; thứ xảy ra ở lượt đo cũ thì không.</w:t>
       </w:r>
     </w:p>
-    <w:bookmarkEnd w:id="176"/>
-    <w:bookmarkStart w:id="180" w:name="X25c8b71c2487a5c9569376abd8229af2816ba81"/>
+    <w:bookmarkEnd w:id="166"/>
+    <w:bookmarkStart w:id="170" w:name="X25c8b71c2487a5c9569376abd8229af2816ba81"/>
     <w:p>
       <w:pPr>
         <w:pStyle w:val="Heading3"/>
@@ -39845,7 +37298,7 @@
         <w:pStyle w:val="Compact"/>
         <w:numPr>
           <w:ilvl w:val="0"/>
-          <w:numId w:val="1003"/>
+          <w:numId w:val="1002"/>
         </w:numPr>
       </w:pPr>
       <w:r>
@@ -39884,7 +37337,7 @@
         <w:pStyle w:val="Compact"/>
         <w:numPr>
           <w:ilvl w:val="0"/>
-          <w:numId w:val="1003"/>
+          <w:numId w:val="1002"/>
         </w:numPr>
       </w:pPr>
       <w:r>
@@ -40101,18 +37554,18 @@
           <wp:inline>
             <wp:extent cx="5334000" cy="1215536"/>
             <wp:effectExtent b="0" l="0" r="0" t="0"/>
-            <wp:docPr descr="" title="" id="178" name="Picture"/>
+            <wp:docPr descr="" title="" id="168" name="Picture"/>
             <a:graphic>
               <a:graphicData uri="http://schemas.openxmlformats.org/drawingml/2006/picture">
                 <pic:pic>
                   <pic:nvPicPr>
-                    <pic:cNvPr descr="figures/fig-ch5-dedup-51H14573.png" id="179" name="Picture"/>
+                    <pic:cNvPr descr="figures/fig-ch5-dedup-51H14573.png" id="169" name="Picture"/>
                     <pic:cNvPicPr>
                       <a:picLocks noChangeArrowheads="1" noChangeAspect="1"/>
                     </pic:cNvPicPr>
                   </pic:nvPicPr>
                   <pic:blipFill>
-                    <a:blip r:embed="rId177"/>
+                    <a:blip r:embed="rId167"/>
                     <a:stretch>
                       <a:fillRect/>
                     </a:stretch>
@@ -40337,8 +37790,8 @@
         <w:t xml:space="preserve">.</w:t>
       </w:r>
     </w:p>
-    <w:bookmarkEnd w:id="180"/>
-    <w:bookmarkStart w:id="181" w:name="X16b4eaa49758ce901c811cabf4d14d88e7a2bfd"/>
+    <w:bookmarkEnd w:id="170"/>
+    <w:bookmarkStart w:id="171" w:name="X16b4eaa49758ce901c811cabf4d14d88e7a2bfd"/>
     <w:p>
       <w:pPr>
         <w:pStyle w:val="Heading3"/>
@@ -41085,9 +38538,9 @@
         <w:t xml:space="preserve">ở mục 3.4.</w:t>
       </w:r>
     </w:p>
-    <w:bookmarkEnd w:id="181"/>
-    <w:bookmarkEnd w:id="182"/>
-    <w:bookmarkStart w:id="183" w:name="Xc0bff015dc90ee963680e4537fb902858c5b63d"/>
+    <w:bookmarkEnd w:id="171"/>
+    <w:bookmarkEnd w:id="172"/>
+    <w:bookmarkStart w:id="173" w:name="Xc0bff015dc90ee963680e4537fb902858c5b63d"/>
     <w:p>
       <w:pPr>
         <w:pStyle w:val="Heading2"/>
@@ -42102,8 +39555,8 @@
         </w:tc>
       </w:tr>
     </w:tbl>
-    <w:bookmarkEnd w:id="183"/>
-    <w:bookmarkStart w:id="184" w:name="Xe422198b1000e64c715229721cb79be428798c5"/>
+    <w:bookmarkEnd w:id="173"/>
+    <w:bookmarkStart w:id="174" w:name="Xe422198b1000e64c715229721cb79be428798c5"/>
     <w:p>
       <w:pPr>
         <w:pStyle w:val="Heading2"/>
@@ -42922,8 +40375,8 @@
         </w:tc>
       </w:tr>
     </w:tbl>
-    <w:bookmarkEnd w:id="184"/>
-    <w:bookmarkStart w:id="186" w:name="X17c38d19be0e29160aa374b565370025cd3cedc"/>
+    <w:bookmarkEnd w:id="174"/>
+    <w:bookmarkStart w:id="176" w:name="X17c38d19be0e29160aa374b565370025cd3cedc"/>
     <w:p>
       <w:pPr>
         <w:pStyle w:val="Heading2"/>
@@ -42932,7 +40385,7 @@
         <w:t xml:space="preserve">5.9. Bàn luận</w:t>
       </w:r>
     </w:p>
-    <w:bookmarkStart w:id="185" w:name="X570e46bf0687397884670411faaa7bf4a3f6fe0"/>
+    <w:bookmarkStart w:id="175" w:name="X570e46bf0687397884670411faaa7bf4a3f6fe0"/>
     <w:p>
       <w:pPr>
         <w:pStyle w:val="Heading3"/>
@@ -43645,10 +41098,10 @@
         <w:br w:type="page"/>
       </w:r>
     </w:p>
-    <w:bookmarkEnd w:id="185"/>
-    <w:bookmarkEnd w:id="186"/>
-    <w:bookmarkEnd w:id="187"/>
-    <w:bookmarkStart w:id="192" w:name="chương-6-kết-luận-và-hướng-phát-triển"/>
+    <w:bookmarkEnd w:id="175"/>
+    <w:bookmarkEnd w:id="176"/>
+    <w:bookmarkEnd w:id="177"/>
+    <w:bookmarkStart w:id="182" w:name="chương-6-kết-luận-và-hướng-phát-triển"/>
     <w:p>
       <w:pPr>
         <w:pStyle w:val="Heading1"/>
@@ -43657,7 +41110,7 @@
         <w:t xml:space="preserve">CHƯƠNG 6. KẾT LUẬN VÀ HƯỚNG PHÁT TRIỂN</w:t>
       </w:r>
     </w:p>
-    <w:bookmarkStart w:id="188" w:name="Xb83df606b245f1fa37530db85d26da9c381b41b"/>
+    <w:bookmarkStart w:id="178" w:name="Xb83df606b245f1fa37530db85d26da9c381b41b"/>
     <w:p>
       <w:pPr>
         <w:pStyle w:val="Heading2"/>
@@ -44449,12 +41902,137 @@
           <w:b/>
           <w:bCs/>
         </w:rPr>
-        <w:t xml:space="preserve">Bốn đại lượng đo được mà khảo sát không tìm thấy tương đương trong tài liệu Việt Nam.</w:t>
+        <w:t xml:space="preserve">Bốn đại lượng đo được mà khảo sát không tìm thấy tương đương trong tài liệu Việt Nam:</w:t>
       </w:r>
     </w:p>
     <w:p>
       <w:pPr>
         <w:pStyle w:val="Compact"/>
+        <w:numPr>
+          <w:ilvl w:val="0"/>
+          <w:numId w:val="1003"/>
+        </w:numPr>
+      </w:pPr>
+      <w:r>
+        <w:rPr>
+          <w:b/>
+          <w:bCs/>
+        </w:rPr>
+        <w:t xml:space="preserve">Đóng góp thuần của khối hậu xử lý theo vị trí: +13,28 điểm</w:t>
+      </w:r>
+      <w:r>
+        <w:t xml:space="preserve"> </w:t>
+      </w:r>
+      <w:r>
+        <w:t xml:space="preserve">— sửa đúng 372 biển, làm hỏng 0 biển trên 2.801 mẫu.</w:t>
+      </w:r>
+    </w:p>
+    <w:p>
+      <w:pPr>
+        <w:pStyle w:val="Compact"/>
+        <w:numPr>
+          <w:ilvl w:val="0"/>
+          <w:numId w:val="1003"/>
+        </w:numPr>
+      </w:pPr>
+      <w:r>
+        <w:rPr>
+          <w:b/>
+          <w:bCs/>
+        </w:rPr>
+        <w:t xml:space="preserve">Chênh lệch giữa hai bố cục biển trên dữ liệu Việt Nam thật: 23,07 điểm</w:t>
+      </w:r>
+      <w:r>
+        <w:t xml:space="preserve"> </w:t>
+      </w:r>
+      <w:r>
+        <w:t xml:space="preserve">ở khối nhận dạng, so với chỉ 2,09 điểm ở khối phát hiện. Rủi ro R-04 vì vậy nằm trọn ở tầng đọc ký tự.</w:t>
+      </w:r>
+    </w:p>
+    <w:p>
+      <w:pPr>
+        <w:pStyle w:val="Compact"/>
+        <w:numPr>
+          <w:ilvl w:val="0"/>
+          <w:numId w:val="1003"/>
+        </w:numPr>
+      </w:pPr>
+      <w:r>
+        <w:rPr>
+          <w:b/>
+          <w:bCs/>
+        </w:rPr>
+        <w:t xml:space="preserve">Benchmark ba bộ nhận dạng ký tự trên 2.801 biển, cùng một tầng bao quanh:</w:t>
+      </w:r>
+      <w:r>
+        <w:t xml:space="preserve"> </w:t>
+      </w:r>
+      <w:r>
+        <w:t xml:space="preserve">PaddleOCR đạt</w:t>
+      </w:r>
+      <w:r>
+        <w:t xml:space="preserve"> </w:t>
+      </w:r>
+      <w:r>
+        <w:rPr>
+          <w:b/>
+          <w:bCs/>
+        </w:rPr>
+        <w:t xml:space="preserve">68,87%</w:t>
+      </w:r>
+      <w:r>
+        <w:t xml:space="preserve">, so với EasyOCR (14,28%) và Tesseract (10,28%). Phép đo bổ sung bằng chứng thực nghiệm trên biển số Việt Nam cho lựa chọn bộ nhận dạng trong cấu hình của đồ án; kết quả này không được suy rộng thành so sánh tuyệt đối giữa các bộ nhận dạng. Thực nghiệm cũng cho một kết quả khác với dự đoán ban đầu: kỹ thuật tách và ghép ngang giúp độ chính xác của PaddleOCR tăng 34,92% nhưng chỉ cải thiện 0,03% đối với Tesseract; do đó, đây là</w:t>
+      </w:r>
+      <w:r>
+        <w:t xml:space="preserve"> </w:t>
+      </w:r>
+      <w:r>
+        <w:rPr>
+          <w:b/>
+          <w:bCs/>
+        </w:rPr>
+        <w:t xml:space="preserve">điều kiện cần, nhưng chưa đủ</w:t>
+      </w:r>
+      <w:r>
+        <w:t xml:space="preserve">.</w:t>
+      </w:r>
+    </w:p>
+    <w:p>
+      <w:pPr>
+        <w:pStyle w:val="Compact"/>
+        <w:numPr>
+          <w:ilvl w:val="0"/>
+          <w:numId w:val="1003"/>
+        </w:numPr>
+      </w:pPr>
+      <w:r>
+        <w:rPr>
+          <w:b/>
+          <w:bCs/>
+        </w:rPr>
+        <w:t xml:space="preserve">Bộ nhận màu nền biển đạt 97,89%</w:t>
+      </w:r>
+      <w:r>
+        <w:t xml:space="preserve"> </w:t>
+      </w:r>
+      <w:r>
+        <w:t xml:space="preserve">trên 1.565 ảnh có nhãn, cung cấp nguồn bằng chứng mà chuỗi ký tự không mang được: phân giải nhập nhằng giữa biển xanh nhà nước và biển trắng cá nhân khi hai chuỗi giống hệt nhau.</w:t>
+      </w:r>
+    </w:p>
+    <w:p>
+      <w:pPr>
+        <w:pStyle w:val="FirstParagraph"/>
+      </w:pPr>
+      <w:r>
+        <w:rPr>
+          <w:b/>
+          <w:bCs/>
+        </w:rPr>
+        <w:t xml:space="preserve">Hai kết quả kỹ thuật bổ sung, thuộc loại kỹ thuật hệ thống hơn là nghiên cứu.</w:t>
+      </w:r>
+    </w:p>
+    <w:p>
+      <w:pPr>
         <w:numPr>
           <w:ilvl w:val="0"/>
           <w:numId w:val="1004"/>
@@ -44465,18 +42043,72 @@
           <w:b/>
           <w:bCs/>
         </w:rPr>
-        <w:t xml:space="preserve">Đóng góp thuần của khối hậu xử lý theo vị trí: +13,28 điểm</w:t>
-      </w:r>
-      <w:r>
-        <w:t xml:space="preserve"> </w:t>
-      </w:r>
-      <w:r>
-        <w:t xml:space="preserve">— sửa đúng 372 biển, làm hỏng 0 biển trên 2.801 mẫu.</w:t>
-      </w:r>
-    </w:p>
-    <w:p>
-      <w:pPr>
-        <w:pStyle w:val="Compact"/>
+        <w:t xml:space="preserve">Tối ưu tầng chạy đưa NFR-P1 từ chỉ-đạt-sàn lên vượt mục tiêu</w:t>
+      </w:r>
+      <w:r>
+        <w:t xml:space="preserve"> </w:t>
+      </w:r>
+      <w:r>
+        <w:t xml:space="preserve">— p95 giảm từ 1.143,10 xuống</w:t>
+      </w:r>
+      <w:r>
+        <w:t xml:space="preserve"> </w:t>
+      </w:r>
+      <w:r>
+        <w:rPr>
+          <w:b/>
+          <w:bCs/>
+        </w:rPr>
+        <w:t xml:space="preserve">509,76 ms</w:t>
+      </w:r>
+      <w:r>
+        <w:t xml:space="preserve">, trung vị từ 405,77 xuống</w:t>
+      </w:r>
+      <w:r>
+        <w:t xml:space="preserve"> </w:t>
+      </w:r>
+      <w:r>
+        <w:rPr>
+          <w:b/>
+          <w:bCs/>
+        </w:rPr>
+        <w:t xml:space="preserve">150,07 ms</w:t>
+      </w:r>
+      <w:r>
+        <w:t xml:space="preserve">, mà</w:t>
+      </w:r>
+      <w:r>
+        <w:t xml:space="preserve"> </w:t>
+      </w:r>
+      <w:r>
+        <w:rPr>
+          <w:b/>
+          <w:bCs/>
+        </w:rPr>
+        <w:t xml:space="preserve">không đụng một trọng số nào</w:t>
+      </w:r>
+      <w:r>
+        <w:t xml:space="preserve">: ba can thiệp đều ở tầng lập lịch tính toán (4.6.8). Điều đáng nói không phải mức giảm mà là</w:t>
+      </w:r>
+      <w:r>
+        <w:t xml:space="preserve"> </w:t>
+      </w:r>
+      <w:r>
+        <w:rPr>
+          <w:b/>
+          <w:bCs/>
+        </w:rPr>
+        <w:t xml:space="preserve">mọi chỉ số độ chính xác đứng yên tuyệt đối</w:t>
+      </w:r>
+      <w:r>
+        <w:t xml:space="preserve"> </w:t>
+      </w:r>
+      <w:r>
+        <w:t xml:space="preserve">— đó chính là bằng chứng cho thấy phép tối ưu không đánh đổi gì.</w:t>
+      </w:r>
+    </w:p>
+    <w:p>
+      <w:pPr>
         <w:numPr>
           <w:ilvl w:val="0"/>
           <w:numId w:val="1004"/>
@@ -44487,83 +42119,45 @@
           <w:b/>
           <w:bCs/>
         </w:rPr>
-        <w:t xml:space="preserve">Chênh lệch giữa hai bố cục biển trên dữ liệu Việt Nam thật: 23,07 điểm</w:t>
-      </w:r>
-      <w:r>
-        <w:t xml:space="preserve"> </w:t>
-      </w:r>
-      <w:r>
-        <w:t xml:space="preserve">ở khối nhận dạng, so với chỉ 2,09 điểm ở khối phát hiện. Rủi ro R-04 vì vậy nằm trọn ở tầng đọc ký tự.</w:t>
-      </w:r>
-    </w:p>
-    <w:p>
-      <w:pPr>
-        <w:pStyle w:val="Compact"/>
-        <w:numPr>
-          <w:ilvl w:val="0"/>
-          <w:numId w:val="1004"/>
-        </w:numPr>
-      </w:pPr>
-      <w:r>
-        <w:rPr>
-          <w:b/>
-          <w:bCs/>
-        </w:rPr>
-        <w:t xml:space="preserve">Benchmark ba bộ nhận dạng ký tự trên 2.801 biển, cùng một tầng bao quanh:</w:t>
-      </w:r>
-      <w:r>
-        <w:t xml:space="preserve"> </w:t>
-      </w:r>
-      <w:r>
-        <w:t xml:space="preserve">PaddleOCR đạt</w:t>
-      </w:r>
-      <w:r>
-        <w:t xml:space="preserve"> </w:t>
-      </w:r>
-      <w:r>
-        <w:rPr>
-          <w:b/>
-          <w:bCs/>
-        </w:rPr>
-        <w:t xml:space="preserve">68,87%</w:t>
-      </w:r>
-      <w:r>
-        <w:t xml:space="preserve">, so với EasyOCR (14,28%) và Tesseract (10,28%). Phép đo bổ sung bằng chứng thực nghiệm trên biển số Việt Nam cho lựa chọn bộ nhận dạng trong cấu hình của đồ án; kết quả này không được suy rộng thành so sánh tuyệt đối giữa các bộ nhận dạng. Thực nghiệm cũng cho một kết quả khác với dự đoán ban đầu: kỹ thuật tách và ghép ngang giúp độ chính xác của PaddleOCR tăng 34,92% nhưng chỉ cải thiện 0,03% đối với Tesseract; do đó, đây là</w:t>
-      </w:r>
-      <w:r>
-        <w:t xml:space="preserve"> </w:t>
-      </w:r>
-      <w:r>
-        <w:rPr>
-          <w:b/>
-          <w:bCs/>
-        </w:rPr>
-        <w:t xml:space="preserve">điều kiện cần, nhưng chưa đủ</w:t>
-      </w:r>
-      <w:r>
-        <w:t xml:space="preserve">.</w:t>
-      </w:r>
-    </w:p>
-    <w:p>
-      <w:pPr>
-        <w:pStyle w:val="Compact"/>
-        <w:numPr>
-          <w:ilvl w:val="0"/>
-          <w:numId w:val="1004"/>
-        </w:numPr>
-      </w:pPr>
-      <w:r>
-        <w:rPr>
-          <w:b/>
-          <w:bCs/>
-        </w:rPr>
-        <w:t xml:space="preserve">Bộ nhận màu nền biển đạt 97,89%</w:t>
-      </w:r>
-      <w:r>
-        <w:t xml:space="preserve"> </w:t>
-      </w:r>
-      <w:r>
-        <w:t xml:space="preserve">trên 1.565 ảnh có nhãn, cung cấp nguồn bằng chứng mà chuỗi ký tự không mang được: phân giải nhập nhằng giữa biển xanh nhà nước và biển trắng cá nhân khi hai chuỗi giống hệt nhau.</w:t>
+        <w:t xml:space="preserve">Khử trùng lặp mờ cho chuỗi khung hình video</w:t>
+      </w:r>
+      <w:r>
+        <w:t xml:space="preserve"> </w:t>
+      </w:r>
+      <w:r>
+        <w:t xml:space="preserve">— gom</w:t>
+      </w:r>
+      <w:r>
+        <w:t xml:space="preserve"> </w:t>
+      </w:r>
+      <w:r>
+        <w:rPr>
+          <w:b/>
+          <w:bCs/>
+        </w:rPr>
+        <w:t xml:space="preserve">17 trên 44</w:t>
+      </w:r>
+      <w:r>
+        <w:t xml:space="preserve"> </w:t>
+      </w:r>
+      <w:r>
+        <w:t xml:space="preserve">cách đọc về đúng một bản ghi mỗi xe, dùng ngưỡng chuỗi kết hợp một rào ngữ nghĩa dựng từ chính cấu trúc biển số Việt Nam (4.7.2). Bản được giữ lại quyết bằng</w:t>
+      </w:r>
+      <w:r>
+        <w:t xml:space="preserve"> </w:t>
+      </w:r>
+      <w:r>
+        <w:rPr>
+          <w:b/>
+          <w:bCs/>
+        </w:rPr>
+        <w:t xml:space="preserve">số khung bỏ phiếu</w:t>
+      </w:r>
+      <w:r>
+        <w:t xml:space="preserve"> </w:t>
+      </w:r>
+      <w:r>
+        <w:t xml:space="preserve">chứ không bằng độ tin cậy — ở mức sai khác một ký tự, độ tin cậy là trọng tài kém.</w:t>
       </w:r>
     </w:p>
     <w:p>
@@ -44571,147 +42165,6 @@
         <w:pStyle w:val="FirstParagraph"/>
       </w:pPr>
       <w:r>
-        <w:rPr>
-          <w:b/>
-          <w:bCs/>
-        </w:rPr>
-        <w:t xml:space="preserve">Hai kết quả kỹ thuật bổ sung, thuộc loại kỹ thuật hệ thống hơn là nghiên cứu.</w:t>
-      </w:r>
-    </w:p>
-    <w:p>
-      <w:pPr>
-        <w:numPr>
-          <w:ilvl w:val="0"/>
-          <w:numId w:val="1005"/>
-        </w:numPr>
-      </w:pPr>
-      <w:r>
-        <w:rPr>
-          <w:b/>
-          <w:bCs/>
-        </w:rPr>
-        <w:t xml:space="preserve">Tối ưu tầng chạy đưa NFR-P1 từ chỉ-đạt-sàn lên vượt mục tiêu</w:t>
-      </w:r>
-      <w:r>
-        <w:t xml:space="preserve"> </w:t>
-      </w:r>
-      <w:r>
-        <w:t xml:space="preserve">— p95 giảm từ 1.143,10 xuống</w:t>
-      </w:r>
-      <w:r>
-        <w:t xml:space="preserve"> </w:t>
-      </w:r>
-      <w:r>
-        <w:rPr>
-          <w:b/>
-          <w:bCs/>
-        </w:rPr>
-        <w:t xml:space="preserve">509,76 ms</w:t>
-      </w:r>
-      <w:r>
-        <w:t xml:space="preserve">, trung vị từ 405,77 xuống</w:t>
-      </w:r>
-      <w:r>
-        <w:t xml:space="preserve"> </w:t>
-      </w:r>
-      <w:r>
-        <w:rPr>
-          <w:b/>
-          <w:bCs/>
-        </w:rPr>
-        <w:t xml:space="preserve">150,07 ms</w:t>
-      </w:r>
-      <w:r>
-        <w:t xml:space="preserve">, mà</w:t>
-      </w:r>
-      <w:r>
-        <w:t xml:space="preserve"> </w:t>
-      </w:r>
-      <w:r>
-        <w:rPr>
-          <w:b/>
-          <w:bCs/>
-        </w:rPr>
-        <w:t xml:space="preserve">không đụng một trọng số nào</w:t>
-      </w:r>
-      <w:r>
-        <w:t xml:space="preserve">: ba can thiệp đều ở tầng lập lịch tính toán (4.6.8). Điều đáng nói không phải mức giảm mà là</w:t>
-      </w:r>
-      <w:r>
-        <w:t xml:space="preserve"> </w:t>
-      </w:r>
-      <w:r>
-        <w:rPr>
-          <w:b/>
-          <w:bCs/>
-        </w:rPr>
-        <w:t xml:space="preserve">mọi chỉ số độ chính xác đứng yên tuyệt đối</w:t>
-      </w:r>
-      <w:r>
-        <w:t xml:space="preserve"> </w:t>
-      </w:r>
-      <w:r>
-        <w:t xml:space="preserve">— đó chính là bằng chứng cho thấy phép tối ưu không đánh đổi gì.</w:t>
-      </w:r>
-    </w:p>
-    <w:p>
-      <w:pPr>
-        <w:numPr>
-          <w:ilvl w:val="0"/>
-          <w:numId w:val="1005"/>
-        </w:numPr>
-      </w:pPr>
-      <w:r>
-        <w:rPr>
-          <w:b/>
-          <w:bCs/>
-        </w:rPr>
-        <w:t xml:space="preserve">Khử trùng lặp mờ cho chuỗi khung hình video</w:t>
-      </w:r>
-      <w:r>
-        <w:t xml:space="preserve"> </w:t>
-      </w:r>
-      <w:r>
-        <w:t xml:space="preserve">— gom</w:t>
-      </w:r>
-      <w:r>
-        <w:t xml:space="preserve"> </w:t>
-      </w:r>
-      <w:r>
-        <w:rPr>
-          <w:b/>
-          <w:bCs/>
-        </w:rPr>
-        <w:t xml:space="preserve">17 trên 44</w:t>
-      </w:r>
-      <w:r>
-        <w:t xml:space="preserve"> </w:t>
-      </w:r>
-      <w:r>
-        <w:t xml:space="preserve">cách đọc về đúng một bản ghi mỗi xe, dùng ngưỡng chuỗi kết hợp một rào ngữ nghĩa dựng từ chính cấu trúc biển số Việt Nam (4.7.2). Bản được giữ lại quyết bằng</w:t>
-      </w:r>
-      <w:r>
-        <w:t xml:space="preserve"> </w:t>
-      </w:r>
-      <w:r>
-        <w:rPr>
-          <w:b/>
-          <w:bCs/>
-        </w:rPr>
-        <w:t xml:space="preserve">số khung bỏ phiếu</w:t>
-      </w:r>
-      <w:r>
-        <w:t xml:space="preserve"> </w:t>
-      </w:r>
-      <w:r>
-        <w:t xml:space="preserve">chứ không bằng độ tin cậy — ở mức sai khác một ký tự, độ tin cậy là trọng tài kém.</w:t>
-      </w:r>
-    </w:p>
-    <w:p>
-      <w:pPr>
-        <w:pStyle w:val="FirstParagraph"/>
-      </w:pPr>
-      <w:r>
         <w:t xml:space="preserve">Ngoài các con số, nhóm thực hiện để lại</w:t>
       </w:r>
       <w:r>
@@ -44728,8 +42181,8 @@
         <w:t xml:space="preserve">: mọi số liệu sinh lại được bằng một lệnh, mọi phép so sánh kèm điều kiện đo, và các kết quả âm — hai lượt tinh chỉnh bộ nhận dạng đều không thắng model gốc ở chế độ vận hành — được ghi lại thay vì bỏ đi.</w:t>
       </w:r>
     </w:p>
-    <w:bookmarkEnd w:id="188"/>
-    <w:bookmarkStart w:id="189" w:name="X1f36a3640c9e310e5e9f84e347ef7e1a0c2a324"/>
+    <w:bookmarkEnd w:id="178"/>
+    <w:bookmarkStart w:id="179" w:name="X1f36a3640c9e310e5e9f84e347ef7e1a0c2a324"/>
     <w:p>
       <w:pPr>
         <w:pStyle w:val="Heading2"/>
@@ -45461,8 +42914,8 @@
         </w:tc>
       </w:tr>
     </w:tbl>
-    <w:bookmarkEnd w:id="189"/>
-    <w:bookmarkStart w:id="190" w:name="Xf043620ea494c29eb5cd98da852a1ed6f0ba165"/>
+    <w:bookmarkEnd w:id="179"/>
+    <w:bookmarkStart w:id="180" w:name="Xf043620ea494c29eb5cd98da852a1ed6f0ba165"/>
     <w:p>
       <w:pPr>
         <w:pStyle w:val="Heading2"/>
@@ -46212,8 +43665,8 @@
         </w:tc>
       </w:tr>
     </w:tbl>
-    <w:bookmarkEnd w:id="190"/>
-    <w:bookmarkStart w:id="191" w:name="Xc3f4b05ddc489b3b83793ce2ad798163de00527"/>
+    <w:bookmarkEnd w:id="180"/>
+    <w:bookmarkStart w:id="181" w:name="Xc3f4b05ddc489b3b83793ce2ad798163de00527"/>
     <w:p>
       <w:pPr>
         <w:pStyle w:val="Heading2"/>
@@ -46293,9 +43746,9 @@
         <w:br w:type="page"/>
       </w:r>
     </w:p>
-    <w:bookmarkEnd w:id="191"/>
-    <w:bookmarkEnd w:id="192"/>
-    <w:bookmarkStart w:id="212" w:name="tài-liệu-tham-khảo"/>
+    <w:bookmarkEnd w:id="181"/>
+    <w:bookmarkEnd w:id="182"/>
+    <w:bookmarkStart w:id="202" w:name="tài-liệu-tham-khảo"/>
     <w:p>
       <w:pPr>
         <w:pStyle w:val="Heading1"/>
@@ -46348,7 +43801,7 @@
       <w:r>
         <w:t xml:space="preserve"> </w:t>
       </w:r>
-      <w:hyperlink r:id="rId193">
+      <w:hyperlink r:id="rId183">
         <w:r>
           <w:rPr>
             <w:rStyle w:val="Hyperlink"/>
@@ -46373,7 +43826,7 @@
       <w:r>
         <w:t xml:space="preserve"> </w:t>
       </w:r>
-      <w:hyperlink r:id="rId194">
+      <w:hyperlink r:id="rId184">
         <w:r>
           <w:rPr>
             <w:rStyle w:val="Hyperlink"/>
@@ -46406,7 +43859,7 @@
       <w:r>
         <w:t xml:space="preserve"> </w:t>
       </w:r>
-      <w:hyperlink r:id="rId195">
+      <w:hyperlink r:id="rId185">
         <w:r>
           <w:rPr>
             <w:rStyle w:val="Hyperlink"/>
@@ -46431,7 +43884,7 @@
       <w:r>
         <w:t xml:space="preserve"> </w:t>
       </w:r>
-      <w:hyperlink r:id="rId196">
+      <w:hyperlink r:id="rId186">
         <w:r>
           <w:rPr>
             <w:rStyle w:val="Hyperlink"/>
@@ -46456,7 +43909,7 @@
       <w:r>
         <w:t xml:space="preserve"> </w:t>
       </w:r>
-      <w:hyperlink r:id="rId197">
+      <w:hyperlink r:id="rId187">
         <w:r>
           <w:rPr>
             <w:rStyle w:val="Hyperlink"/>
@@ -46481,7 +43934,7 @@
       <w:r>
         <w:t xml:space="preserve"> </w:t>
       </w:r>
-      <w:hyperlink r:id="rId198">
+      <w:hyperlink r:id="rId188">
         <w:r>
           <w:rPr>
             <w:rStyle w:val="Hyperlink"/>
@@ -46506,7 +43959,7 @@
       <w:r>
         <w:t xml:space="preserve"> </w:t>
       </w:r>
-      <w:hyperlink r:id="rId199">
+      <w:hyperlink r:id="rId189">
         <w:r>
           <w:rPr>
             <w:rStyle w:val="Hyperlink"/>
@@ -46544,7 +43997,7 @@
       <w:r>
         <w:t xml:space="preserve"> </w:t>
       </w:r>
-      <w:hyperlink r:id="rId200">
+      <w:hyperlink r:id="rId190">
         <w:r>
           <w:rPr>
             <w:rStyle w:val="Hyperlink"/>
@@ -46569,7 +44022,7 @@
       <w:r>
         <w:t xml:space="preserve"> </w:t>
       </w:r>
-      <w:hyperlink r:id="rId201">
+      <w:hyperlink r:id="rId191">
         <w:r>
           <w:rPr>
             <w:rStyle w:val="Hyperlink"/>
@@ -46607,7 +44060,7 @@
       <w:r>
         <w:t xml:space="preserve"> </w:t>
       </w:r>
-      <w:hyperlink r:id="rId202">
+      <w:hyperlink r:id="rId192">
         <w:r>
           <w:rPr>
             <w:rStyle w:val="Hyperlink"/>
@@ -46632,7 +44085,7 @@
       <w:r>
         <w:t xml:space="preserve"> </w:t>
       </w:r>
-      <w:hyperlink r:id="rId203">
+      <w:hyperlink r:id="rId193">
         <w:r>
           <w:rPr>
             <w:rStyle w:val="Hyperlink"/>
@@ -46657,7 +44110,7 @@
       <w:r>
         <w:t xml:space="preserve"> </w:t>
       </w:r>
-      <w:hyperlink r:id="rId204">
+      <w:hyperlink r:id="rId194">
         <w:r>
           <w:rPr>
             <w:rStyle w:val="Hyperlink"/>
@@ -46716,7 +44169,7 @@
       <w:r>
         <w:t xml:space="preserve"> </w:t>
       </w:r>
-      <w:hyperlink r:id="rId205">
+      <w:hyperlink r:id="rId195">
         <w:r>
           <w:rPr>
             <w:rStyle w:val="Hyperlink"/>
@@ -46754,7 +44207,7 @@
       <w:r>
         <w:t xml:space="preserve"> </w:t>
       </w:r>
-      <w:hyperlink r:id="rId206">
+      <w:hyperlink r:id="rId196">
         <w:r>
           <w:rPr>
             <w:rStyle w:val="Hyperlink"/>
@@ -46792,7 +44245,7 @@
       <w:r>
         <w:t xml:space="preserve"> </w:t>
       </w:r>
-      <w:hyperlink r:id="rId207">
+      <w:hyperlink r:id="rId197">
         <w:r>
           <w:rPr>
             <w:rStyle w:val="Hyperlink"/>
@@ -46838,7 +44291,7 @@
       <w:r>
         <w:t xml:space="preserve"> </w:t>
       </w:r>
-      <w:hyperlink r:id="rId208">
+      <w:hyperlink r:id="rId198">
         <w:r>
           <w:rPr>
             <w:rStyle w:val="Hyperlink"/>
@@ -46863,7 +44316,7 @@
       <w:r>
         <w:t xml:space="preserve"> </w:t>
       </w:r>
-      <w:hyperlink r:id="rId209">
+      <w:hyperlink r:id="rId199">
         <w:r>
           <w:rPr>
             <w:rStyle w:val="Hyperlink"/>
@@ -46909,7 +44362,7 @@
       <w:r>
         <w:t xml:space="preserve"> </w:t>
       </w:r>
-      <w:hyperlink r:id="rId210">
+      <w:hyperlink r:id="rId200">
         <w:r>
           <w:rPr>
             <w:rStyle w:val="Hyperlink"/>
@@ -46934,7 +44387,7 @@
       <w:r>
         <w:t xml:space="preserve"> </w:t>
       </w:r>
-      <w:hyperlink r:id="rId211">
+      <w:hyperlink r:id="rId201">
         <w:r>
           <w:rPr>
             <w:rStyle w:val="Hyperlink"/>
@@ -46954,8 +44407,8 @@
         <w:br w:type="page"/>
       </w:r>
     </w:p>
-    <w:bookmarkEnd w:id="212"/>
-    <w:bookmarkStart w:id="216" w:name="phụ-lục"/>
+    <w:bookmarkEnd w:id="202"/>
+    <w:bookmarkStart w:id="206" w:name="phụ-lục"/>
     <w:p>
       <w:pPr>
         <w:pStyle w:val="Heading1"/>
@@ -46964,7 +44417,7 @@
         <w:t xml:space="preserve">PHỤ LỤC</w:t>
       </w:r>
     </w:p>
-    <w:bookmarkStart w:id="213" w:name="phụ-lục-i-mã-vùng-biển-số"/>
+    <w:bookmarkStart w:id="203" w:name="phụ-lục-i-mã-vùng-biển-số"/>
     <w:p>
       <w:pPr>
         <w:pStyle w:val="Heading2"/>
@@ -48074,8 +45527,8 @@
         </w:pict>
       </w:r>
     </w:p>
-    <w:bookmarkEnd w:id="213"/>
-    <w:bookmarkStart w:id="214" w:name="phụ-lục-ii-ghi-công-giấy-phép-bộ-dữ-liệu"/>
+    <w:bookmarkEnd w:id="203"/>
+    <w:bookmarkStart w:id="204" w:name="phụ-lục-ii-ghi-công-giấy-phép-bộ-dữ-liệu"/>
     <w:p>
       <w:pPr>
         <w:pStyle w:val="Heading2"/>
@@ -48247,8 +45700,8 @@
         </w:pict>
       </w:r>
     </w:p>
-    <w:bookmarkEnd w:id="214"/>
-    <w:bookmarkStart w:id="215" w:name="phụ-lục-iii-nơi-tra-cứu-phần-chi-tiết"/>
+    <w:bookmarkEnd w:id="204"/>
+    <w:bookmarkStart w:id="205" w:name="phụ-lục-iii-nơi-tra-cứu-phần-chi-tiết"/>
     <w:p>
       <w:pPr>
         <w:pStyle w:val="Heading2"/>
@@ -48512,8 +45965,8 @@
         <w:br w:type="page"/>
       </w:r>
     </w:p>
-    <w:bookmarkEnd w:id="215"/>
-    <w:bookmarkEnd w:id="216"/>
+    <w:bookmarkEnd w:id="205"/>
+    <w:bookmarkEnd w:id="206"/>
     <w:sectPr>
       <w:footnotePr>
         <w:numRestart w:val="eachSect"/>
@@ -48904,7 +46357,34 @@
     <w:abstractNumId w:val="991"/>
   </w:num>
   <w:num w:numId="1002">
-    <w:abstractNumId w:val="991"/>
+    <w:abstractNumId w:val="99411"/>
+    <w:lvlOverride w:ilvl="0">
+      <w:startOverride w:val="1"/>
+    </w:lvlOverride>
+    <w:lvlOverride w:ilvl="1">
+      <w:startOverride w:val="1"/>
+    </w:lvlOverride>
+    <w:lvlOverride w:ilvl="2">
+      <w:startOverride w:val="1"/>
+    </w:lvlOverride>
+    <w:lvlOverride w:ilvl="3">
+      <w:startOverride w:val="1"/>
+    </w:lvlOverride>
+    <w:lvlOverride w:ilvl="4">
+      <w:startOverride w:val="1"/>
+    </w:lvlOverride>
+    <w:lvlOverride w:ilvl="5">
+      <w:startOverride w:val="1"/>
+    </w:lvlOverride>
+    <w:lvlOverride w:ilvl="6">
+      <w:startOverride w:val="1"/>
+    </w:lvlOverride>
+    <w:lvlOverride w:ilvl="7">
+      <w:startOverride w:val="1"/>
+    </w:lvlOverride>
+    <w:lvlOverride w:ilvl="8">
+      <w:startOverride w:val="1"/>
+    </w:lvlOverride>
   </w:num>
   <w:num w:numId="1003">
     <w:abstractNumId w:val="99411"/>
@@ -48937,36 +46417,6 @@
     </w:lvlOverride>
   </w:num>
   <w:num w:numId="1004">
-    <w:abstractNumId w:val="99411"/>
-    <w:lvlOverride w:ilvl="0">
-      <w:startOverride w:val="1"/>
-    </w:lvlOverride>
-    <w:lvlOverride w:ilvl="1">
-      <w:startOverride w:val="1"/>
-    </w:lvlOverride>
-    <w:lvlOverride w:ilvl="2">
-      <w:startOverride w:val="1"/>
-    </w:lvlOverride>
-    <w:lvlOverride w:ilvl="3">
-      <w:startOverride w:val="1"/>
-    </w:lvlOverride>
-    <w:lvlOverride w:ilvl="4">
-      <w:startOverride w:val="1"/>
-    </w:lvlOverride>
-    <w:lvlOverride w:ilvl="5">
-      <w:startOverride w:val="1"/>
-    </w:lvlOverride>
-    <w:lvlOverride w:ilvl="6">
-      <w:startOverride w:val="1"/>
-    </w:lvlOverride>
-    <w:lvlOverride w:ilvl="7">
-      <w:startOverride w:val="1"/>
-    </w:lvlOverride>
-    <w:lvlOverride w:ilvl="8">
-      <w:startOverride w:val="1"/>
-    </w:lvlOverride>
-  </w:num>
-  <w:num w:numId="1005">
     <w:abstractNumId w:val="99415"/>
     <w:lvlOverride w:ilvl="0">
       <w:startOverride w:val="5"/>

--- a/nop/01-do-an-tot-nghiep.docx
+++ b/nop/01-do-an-tot-nghiep.docx
@@ -21278,10 +21278,58 @@
         <w:t xml:space="preserve"> </w:t>
       </w:r>
       <w:r>
-        <w:t xml:space="preserve">Ba bước độc lập, mỗi bước bật tắt riêng để phục vụ thí nghiệm bóc tách đóng góp: chuyển thang xám, do ký tự không mang thông tin phân biệt trong kênh màu; cân bằng lược đồ xám thích nghi có giới hạn tương phản (CLAHE, hệ số 2,0 trên ô 8 × 8), vì bề mặt phản quang tạo mảng chói cục bộ mà cân bằng toàn cục không xử lý được [22]</w:t>
-      </w:r>
-      <w:r>
-        <w:t xml:space="preserve">; và khử nhiễu bằng lọc song phương thay cho làm mờ Gauss, vì lọc song phương bảo toàn biên — yếu tố quyết định để phân biệt các cặp ký tự đồng hình như</w:t>
+        <w:t xml:space="preserve">Ba bước độc lập, mỗi bước bật tắt riêng để phục vụ thí nghiệm bóc tách đóng góp.</w:t>
+      </w:r>
+      <w:r>
+        <w:t xml:space="preserve"> </w:t>
+      </w:r>
+      <w:r>
+        <w:rPr>
+          <w:b/>
+          <w:bCs/>
+        </w:rPr>
+        <w:t xml:space="preserve">Chuyển thang xám</w:t>
+      </w:r>
+      <w:r>
+        <w:t xml:space="preserve"> </w:t>
+      </w:r>
+      <w:r>
+        <w:t xml:space="preserve">vì ký tự không mang thông tin phân biệt trong kênh màu.</w:t>
+      </w:r>
+      <w:r>
+        <w:t xml:space="preserve"> </w:t>
+      </w:r>
+      <w:r>
+        <w:rPr>
+          <w:b/>
+          <w:bCs/>
+        </w:rPr>
+        <w:t xml:space="preserve">CLAHE</w:t>
+      </w:r>
+      <w:r>
+        <w:t xml:space="preserve"> </w:t>
+      </w:r>
+      <w:r>
+        <w:t xml:space="preserve">hệ số 2,0 trên ô 8 × 8, vì bề mặt phản quang tạo mảng chói cục bộ mà cân bằng toàn cục không xử lý được [22]</w:t>
+      </w:r>
+      <w:r>
+        <w:t xml:space="preserve">.</w:t>
+      </w:r>
+      <w:r>
+        <w:t xml:space="preserve"> </w:t>
+      </w:r>
+      <w:r>
+        <w:rPr>
+          <w:b/>
+          <w:bCs/>
+        </w:rPr>
+        <w:t xml:space="preserve">Lọc song phương</w:t>
+      </w:r>
+      <w:r>
+        <w:t xml:space="preserve"> </w:t>
+      </w:r>
+      <w:r>
+        <w:t xml:space="preserve">thay cho làm mờ Gauss, vì nó bảo toàn biên — yếu tố quyết định để phân biệt các cặp đồng hình như</w:t>
       </w:r>
       <w:r>
         <w:t xml:space="preserve"> </w:t>
@@ -21308,7 +21356,7 @@
         <w:t xml:space="preserve">B</w:t>
       </w:r>
       <w:r>
-        <w:t xml:space="preserve">. Ảnh biển do bộ phát hiện sinh ra thường chỉ cao 20–40 điểm ảnh nên được phóng đại về 64 điểm ảnh trước khi đọc.</w:t>
+        <w:t xml:space="preserve">. Ảnh biển do bộ phát hiện sinh ra thường chỉ cao 20–40 điểm ảnh nên được phóng về 64 trước khi đọc.</w:t>
       </w:r>
     </w:p>
     <w:p>
@@ -21326,7 +21374,7 @@
         <w:t xml:space="preserve"> </w:t>
       </w:r>
       <w:r>
-        <w:t xml:space="preserve">Chế độ hỏng quan sát được: chuỗi</w:t>
+        <w:t xml:space="preserve">Chế độ hỏng quan sát được:</w:t>
       </w:r>
       <w:r>
         <w:t xml:space="preserve"> </w:t>
@@ -21341,7 +21389,7 @@
         <w:t xml:space="preserve"> </w:t>
       </w:r>
       <w:r>
-        <w:t xml:space="preserve">chỉ đọc được thành</w:t>
+        <w:t xml:space="preserve">chỉ đọc ra</w:t>
       </w:r>
       <w:r>
         <w:t xml:space="preserve"> </w:t>
@@ -21353,10 +21401,23 @@
         <w:t xml:space="preserve">015.66</w:t>
       </w:r>
       <w:r>
-        <w:t xml:space="preserve"> </w:t>
-      </w:r>
-      <w:r>
-        <w:t xml:space="preserve">do sau khi ghép, bộ phát hiện văn bản chỉ xác định một vùng chữ và bỏ qua cụm mã tỉnh cùng ký tự sê-ri. Giả thuyết ban đầu — loại bỏ phép ghép, đọc riêng từng nửa rồi nối chuỗi — được kiểm chứng trên 200 biển hai dòng có nhãn và bị bác bỏ dứt khoát: độ chính xác giảm từ 64,5% xuống 3,5%, không thắng ở trường hợp nào (mục 5.5.6). Nguyên nhân nằm ở chính vùng chồng lấn tại mục c: khi hai nửa được đọc riêng, dải chồng lấn bị nhận dạng hai lần và sinh ký tự thừa giữa chuỗi. Kết quả đảo ngược cách hiểu ban đầu — trên dải liền mạch, vùng lặp nằm giữa hai cụm ký tự và bị bộ phát hiện văn bản loại bỏ, điều không xảy ra khi hai ảnh được xử lý tách biệt.</w:t>
+        <w:t xml:space="preserve">, vì sau khi ghép, bộ phát hiện văn bản chỉ xác định một vùng chữ và bỏ qua cụm mã tỉnh cùng ký tự sê-ri. Giả thuyết ban đầu — bỏ phép ghép, đọc riêng từng nửa rồi nối chuỗi — đã kiểm chứng trên 200 biển hai dòng có nhãn và</w:t>
+      </w:r>
+      <w:r>
+        <w:t xml:space="preserve"> </w:t>
+      </w:r>
+      <w:r>
+        <w:rPr>
+          <w:b/>
+          <w:bCs/>
+        </w:rPr>
+        <w:t xml:space="preserve">bị bác bỏ dứt khoát: 64,5% xuống 3,5%, không thắng ở trường hợp nào</w:t>
+      </w:r>
+      <w:r>
+        <w:t xml:space="preserve"> </w:t>
+      </w:r>
+      <w:r>
+        <w:t xml:space="preserve">(5.5.6). Nguyên nhân nằm ở chính vùng chồng lấn tại mục c: đọc riêng thì dải chồng lấn bị nhận dạng hai lần và sinh ký tự thừa giữa chuỗi, còn trên dải liền mạch vùng lặp nằm giữa hai cụm ký tự nên bị bộ phát hiện văn bản loại bỏ.</w:t>
       </w:r>
     </w:p>
     <w:p>
@@ -21364,7 +21425,68 @@
         <w:pStyle w:val="BodyText"/>
       </w:pPr>
       <w:r>
-        <w:t xml:space="preserve">Thiết kế cuối cùng vì vậy giữ nguyên chiến lược ghép, chỉ bổ sung một bước phục hồi có điều kiện chặt: chỉ kích hoạt khi đồng thời vùng biển được phân loại hai dòng, chuỗi sau chuẩn hoá không hợp lệ, và chuỗi thô khác rỗng. Khi đó hệ thống nhận dạng thêm một lượt trên riêng nửa trên, ghép với chuỗi thô rồi chuẩn hoá lại; kết quả mới chỉ được chấp nhận nếu vượt kiểm tra định dạng. Tính chất không làm suy giảm kết quả mang bản chất cấu trúc: cổng chỉ mở khi kết quả đã không hợp lệ, nên tập bị can thiệp và tập đang đúng là hai tập rời nhau. Mức cải thiện đo được là +1,86 và +0,50 điểm phần trăm trên hai mẫu độc lập, 0 trường hợp bị làm hỏng, chi phí khoảng 15–21 ms mỗi biển hai dòng — khắc phục một chế độ hỏng cụ thể chứ không tác động tới điểm nghẽn chính.</w:t>
+        <w:t xml:space="preserve">Thiết kế cuối cùng vì vậy giữ nguyên chiến lược ghép và chỉ thêm một bước phục hồi có cổng chặt:</w:t>
+      </w:r>
+      <w:r>
+        <w:t xml:space="preserve"> </w:t>
+      </w:r>
+      <w:r>
+        <w:rPr>
+          <w:b/>
+          <w:bCs/>
+        </w:rPr>
+        <w:t xml:space="preserve">chỉ kích hoạt khi đồng thời</w:t>
+      </w:r>
+      <w:r>
+        <w:t xml:space="preserve"> </w:t>
+      </w:r>
+      <w:r>
+        <w:t xml:space="preserve">vùng biển được phân loại hai dòng, chuỗi sau chuẩn hoá không hợp lệ, và chuỗi thô khác rỗng. Khi đó hệ thống đọc thêm một lượt trên riêng nửa trên, ghép với chuỗi thô rồi chuẩn hoá lại; kết quả mới chỉ được nhận nếu vượt kiểm tra định dạng.</w:t>
+      </w:r>
+      <w:r>
+        <w:t xml:space="preserve"> </w:t>
+      </w:r>
+      <w:r>
+        <w:rPr>
+          <w:b/>
+          <w:bCs/>
+        </w:rPr>
+        <w:t xml:space="preserve">Tính không làm hỏng mang bản chất cấu trúc</w:t>
+      </w:r>
+      <w:r>
+        <w:t xml:space="preserve"> </w:t>
+      </w:r>
+      <w:r>
+        <w:t xml:space="preserve">— cổng chỉ mở khi kết quả đã không hợp lệ, nên tập bị can thiệp và tập đang đúng là hai tập rời nhau. Đo được</w:t>
+      </w:r>
+      <w:r>
+        <w:t xml:space="preserve"> </w:t>
+      </w:r>
+      <w:r>
+        <w:rPr>
+          <w:b/>
+          <w:bCs/>
+        </w:rPr>
+        <w:t xml:space="preserve">+1,86 và +0,50 điểm</w:t>
+      </w:r>
+      <w:r>
+        <w:t xml:space="preserve"> </w:t>
+      </w:r>
+      <w:r>
+        <w:t xml:space="preserve">trên hai mẫu độc lập,</w:t>
+      </w:r>
+      <w:r>
+        <w:t xml:space="preserve"> </w:t>
+      </w:r>
+      <w:r>
+        <w:rPr>
+          <w:b/>
+          <w:bCs/>
+        </w:rPr>
+        <w:t xml:space="preserve">0 trường hợp bị làm hỏng</w:t>
+      </w:r>
+      <w:r>
+        <w:t xml:space="preserve">, chi phí 15–21 ms mỗi biển hai dòng.</w:t>
       </w:r>
     </w:p>
     <w:p>
@@ -21382,7 +21504,23 @@
         <w:t xml:space="preserve"> </w:t>
       </w:r>
       <w:r>
-        <w:t xml:space="preserve">Kịch bản sinh các chỉ số NFR-A4 đến NFR-A7 ban đầu gọi trực tiếp bộ nhận dạng và bộ chuẩn hoá thay vì đi qua tầng điều phối, khiến logic đặt tại tầng điều phối không được phản ánh trong số liệu công bố. Biện pháp khắc phục là tách bước phục hồi thành hàm độc lập cấp mô-đun để cả đường chạy sản phẩm lẫn công cụ đo cùng gọi một cài đặt. Bài học vượt ra ngoài phạm vi biển hai dòng: một công cụ đo đi tắt qua tầng điều phối sẽ đo một hệ thống khác với hệ thống được bàn giao. Cần lưu ý biện pháp này về sau vẫn chưa đủ — cùng loại sai lệch đã tái diễn, phân tích tại mục 5.5.6.</w:t>
+        <w:t xml:space="preserve">Kịch bản sinh NFR-A4…A7 ban đầu gọi thẳng bộ nhận dạng và bộ chuẩn hoá thay vì đi qua tầng điều phối, nên logic đặt tại tầng điều phối không được phản ánh trong số công bố. Khắc phục bằng cách tách bước phục hồi thành hàm độc lập cấp mô-đun để cả đường chạy sản phẩm lẫn công cụ đo cùng gọi một cài đặt. Bài học vượt ra ngoài phạm vi biển hai dòng:</w:t>
+      </w:r>
+      <w:r>
+        <w:t xml:space="preserve"> </w:t>
+      </w:r>
+      <w:r>
+        <w:rPr>
+          <w:b/>
+          <w:bCs/>
+        </w:rPr>
+        <w:t xml:space="preserve">một công cụ đo đi tắt qua tầng điều phối sẽ đo một hệ thống khác với hệ thống được bàn giao</w:t>
+      </w:r>
+      <w:r>
+        <w:t xml:space="preserve"> </w:t>
+      </w:r>
+      <w:r>
+        <w:t xml:space="preserve">— và biện pháp này về sau vẫn chưa đủ, cùng loại sai lệch đã tái diễn (5.5.6).</w:t>
       </w:r>
     </w:p>
     <w:bookmarkEnd w:id="117"/>
@@ -21504,19 +21642,77 @@
         <w:pStyle w:val="BodyText"/>
       </w:pPr>
       <w:r>
-        <w:t xml:space="preserve">Tập mở rộng tồn tại vì mô hình huấn luyện trên bộ ký tự chỉ gồm 20 chữ cái sẽ không bao giờ dự đoán được</w:t>
-      </w:r>
-      <w:r>
+        <w:t xml:space="preserve">Tập mở rộng tồn tại vì mô hình huấn luyện trên bộ chỉ 20 chữ cái</w:t>
+      </w:r>
+      <w:r>
+        <w:t xml:space="preserve"> </w:t>
+      </w:r>
+      <w:r>
+        <w:rPr>
+          <w:b/>
+          <w:bCs/>
+        </w:rPr>
+        <w:t xml:space="preserve">sẽ không bao giờ dự đoán được</w:t>
+      </w:r>
+      <w:r>
+        <w:rPr>
+          <w:b/>
+          <w:bCs/>
+        </w:rPr>
         <w:t xml:space="preserve"> </w:t>
       </w:r>
       <w:r>
         <w:rPr>
           <w:rStyle w:val="VerbatimChar"/>
+          <w:b/>
+          <w:bCs/>
         </w:rPr>
         <w:t xml:space="preserve">R</w:t>
       </w:r>
       <w:r>
-        <w:t xml:space="preserve">, gây sai sót có hệ thống trên mọi biển xe máy mang ký tự này ở vị trí sê-ri thứ hai — loại sai sót hậu xử lý không khắc phục được vì thông tin đã bị loại ở tầng mô hình. Theo cùng lập luận, mô hình được huấn luyện trên bộ 36 ký tự đầy đủ rồi mới ràng buộc về 31 ký tự hợp lệ ở tầng hậu xử lý: mô hình được phép dự đoán ký tự bất hợp lệ tạo sai lầm quan sát được và sửa được, còn mô hình không thể dự đoán ký tự đó về mặt kiến trúc tạo sai lầm không quan sát được. Tập bị loại trừ toàn hệ thống gồm 5 chữ cái</w:t>
+        <w:t xml:space="preserve">, gây sai sót có hệ thống trên mọi biển xe máy mang ký tự này ở vị trí sê-ri thứ hai — loại sai sót hậu xử lý không cứu được vì thông tin đã mất ở tầng mô hình. Theo cùng lập luận, mô hình huấn luyện trên</w:t>
+      </w:r>
+      <w:r>
+        <w:t xml:space="preserve"> </w:t>
+      </w:r>
+      <w:r>
+        <w:rPr>
+          <w:b/>
+          <w:bCs/>
+        </w:rPr>
+        <w:t xml:space="preserve">bộ 36 ký tự đầy đủ</w:t>
+      </w:r>
+      <w:r>
+        <w:t xml:space="preserve"> </w:t>
+      </w:r>
+      <w:r>
+        <w:t xml:space="preserve">rồi mới ràng buộc về 31 ký tự hợp lệ ở tầng hậu xử lý: mô hình được phép dự đoán ký tự bất hợp lệ tạo</w:t>
+      </w:r>
+      <w:r>
+        <w:t xml:space="preserve"> </w:t>
+      </w:r>
+      <w:r>
+        <w:rPr>
+          <w:b/>
+          <w:bCs/>
+        </w:rPr>
+        <w:t xml:space="preserve">sai lầm quan sát được và sửa được</w:t>
+      </w:r>
+      <w:r>
+        <w:t xml:space="preserve">, còn mô hình không thể dự đoán ký tự đó về mặt kiến trúc tạo</w:t>
+      </w:r>
+      <w:r>
+        <w:t xml:space="preserve"> </w:t>
+      </w:r>
+      <w:r>
+        <w:rPr>
+          <w:b/>
+          <w:bCs/>
+        </w:rPr>
+        <w:t xml:space="preserve">sai lầm không quan sát được</w:t>
+      </w:r>
+      <w:r>
+        <w:t xml:space="preserve">. Tập loại trừ toàn hệ thống gồm năm chữ</w:t>
       </w:r>
       <w:r>
         <w:t xml:space="preserve"> </w:t>
@@ -21767,7 +21963,20 @@
         <w:t xml:space="preserve"> </w:t>
       </w:r>
       <w:r>
-        <w:t xml:space="preserve">Hai bảng ánh xạ riêng biệt được áp tại vị trí bắt buộc chữ số và vị trí bắt buộc chữ cái. Phát hiện trung tâm là hai bảng không đối xứng:</w:t>
+        <w:t xml:space="preserve">Hai bảng riêng biệt áp tại vị trí bắt buộc chữ số và vị trí bắt buộc chữ cái, và</w:t>
+      </w:r>
+      <w:r>
+        <w:t xml:space="preserve"> </w:t>
+      </w:r>
+      <w:r>
+        <w:rPr>
+          <w:b/>
+          <w:bCs/>
+        </w:rPr>
+        <w:t xml:space="preserve">phát hiện trung tâm là chúng không đối xứng</w:t>
+      </w:r>
+      <w:r>
+        <w:t xml:space="preserve">:</w:t>
       </w:r>
       <w:r>
         <w:t xml:space="preserve"> </w:t>
@@ -21797,7 +22006,7 @@
         <w:t xml:space="preserve"> </w:t>
       </w:r>
       <w:r>
-        <w:t xml:space="preserve">không bao giờ hợp lý vì</w:t>
+        <w:t xml:space="preserve">thì không bao giờ, vì</w:t>
       </w:r>
       <w:r>
         <w:t xml:space="preserve"> </w:t>
@@ -21842,7 +22051,7 @@
         <w:t xml:space="preserve"> </w:t>
       </w:r>
       <w:r>
-        <w:t xml:space="preserve">đều bị loại trừ, ứng viên đồng hình duy nhất còn lại tại vị trí chữ cái là</w:t>
+        <w:t xml:space="preserve">đều bị loại, ứng viên đồng hình duy nhất còn lại ở vị trí chữ cái là</w:t>
       </w:r>
       <w:r>
         <w:t xml:space="preserve"> </w:t>
@@ -21881,7 +22090,23 @@
         <w:t xml:space="preserve"> </w:t>
       </w:r>
       <w:r>
-        <w:t xml:space="preserve">không được ánh xạ trong mọi trường hợp vì hợp lệ tại vị trí sê-ri thứ hai của biển xe máy (mục 2.2.4). Nguyên tắc an toàn: ký tự không có mục trong bảng thì giữ nguyên. Cần lưu ý hai bảng này suy từ lập luận hình dạng ký tự chứ không từ đo đạc, và một số cặp mang tính phỏng đoán; việc thay thế bằng bảng trích từ ma trận nhầm lẫn đo được thuộc Chương 5.</w:t>
+        <w:t xml:space="preserve">không được ánh xạ trong mọi trường hợp vì nó hợp lệ ở vị trí sê-ri thứ hai của biển xe máy (2.2.1). Nguyên tắc an toàn: ký tự không có mục trong bảng thì giữ nguyên. Hai bảng này</w:t>
+      </w:r>
+      <w:r>
+        <w:t xml:space="preserve"> </w:t>
+      </w:r>
+      <w:r>
+        <w:rPr>
+          <w:b/>
+          <w:bCs/>
+        </w:rPr>
+        <w:t xml:space="preserve">suy từ hình dạng ký tự chứ không từ đo đạc</w:t>
+      </w:r>
+      <w:r>
+        <w:t xml:space="preserve"> </w:t>
+      </w:r>
+      <w:r>
+        <w:t xml:space="preserve">— thay chúng bằng bảng trích từ ma trận nhầm lẫn đo được thuộc Chương 5.</w:t>
       </w:r>
     </w:p>
     <w:p>
@@ -22090,7 +22315,79 @@
         <w:t xml:space="preserve"> </w:t>
       </w:r>
       <w:r>
-        <w:t xml:space="preserve">Bộ phân loại chuyển ảnh sang không gian HSV, thống kê tỉ lệ điểm ảnh theo từng dải màu và chọn dải chiếm ưu thế, với ba quyết định đáng lưu ý. Chỉ vùng trung tâm được lấy mẫu, biên thu vào 18% mỗi phía, do khung phát hiện hiếm khi ôm sát mép biển và màu thân xe phía sau có thể chiếm ưu thế nếu lấy cả rìa. Điểm ảnh thuộc ký tự không bị loại trừ, vì ký tự chiếm thiểu số diện tích và việc bổ sung một bước phân đoạn ký tự sẽ đưa vào khâu kém ổn định hơn chính khâu nó bảo vệ. Bộ phân loại trả kết quả không xác định khi tỉ lệ dải chiếm ưu thế không đạt 30%: kết luận sai về màu tương đương khẳng định một loại phương tiện không chứng minh được, trong khi thừa nhận không xác định được chỉ là ghi nhận một giới hạn.</w:t>
+        <w:t xml:space="preserve">Bộ phân loại chuyển ảnh sang HSV, thống kê tỉ lệ điểm ảnh theo từng dải màu rồi chọn dải chiếm ưu thế, với ba quyết định đáng nêu.</w:t>
+      </w:r>
+      <w:r>
+        <w:t xml:space="preserve"> </w:t>
+      </w:r>
+      <w:r>
+        <w:rPr>
+          <w:b/>
+          <w:bCs/>
+        </w:rPr>
+        <w:t xml:space="preserve">Chỉ lấy mẫu vùng trung tâm</w:t>
+      </w:r>
+      <w:r>
+        <w:t xml:space="preserve">, biên thu vào 18% mỗi phía, vì khung phát hiện hiếm khi ôm sát mép biển và màu thân xe phía sau có thể lấn át.</w:t>
+      </w:r>
+      <w:r>
+        <w:t xml:space="preserve"> </w:t>
+      </w:r>
+      <w:r>
+        <w:rPr>
+          <w:b/>
+          <w:bCs/>
+        </w:rPr>
+        <w:t xml:space="preserve">Không loại điểm ảnh thuộc ký tự</w:t>
+      </w:r>
+      <w:r>
+        <w:t xml:space="preserve">: ký tự chiếm thiểu số diện tích, và thêm một bước phân đoạn ký tự là đưa vào khâu kém ổn định hơn chính khâu nó bảo vệ.</w:t>
+      </w:r>
+      <w:r>
+        <w:t xml:space="preserve"> </w:t>
+      </w:r>
+      <w:r>
+        <w:rPr>
+          <w:b/>
+          <w:bCs/>
+        </w:rPr>
+        <w:t xml:space="preserve">Trả</w:t>
+      </w:r>
+      <w:r>
+        <w:rPr>
+          <w:b/>
+          <w:bCs/>
+        </w:rPr>
+        <w:t xml:space="preserve"> </w:t>
+      </w:r>
+      <w:r>
+        <w:rPr>
+          <w:b/>
+          <w:bCs/>
+          <w:i/>
+          <w:iCs/>
+        </w:rPr>
+        <w:t xml:space="preserve">không xác định</w:t>
+      </w:r>
+      <w:r>
+        <w:rPr>
+          <w:b/>
+          <w:bCs/>
+        </w:rPr>
+        <w:t xml:space="preserve"> </w:t>
+      </w:r>
+      <w:r>
+        <w:rPr>
+          <w:b/>
+          <w:bCs/>
+        </w:rPr>
+        <w:t xml:space="preserve">khi dải ưu thế dưới 30%</w:t>
+      </w:r>
+      <w:r>
+        <w:t xml:space="preserve"> </w:t>
+      </w:r>
+      <w:r>
+        <w:t xml:space="preserve">— kết luận sai về màu tương đương khẳng định một loại phương tiện không chứng minh được, còn thừa nhận không xác định chỉ là ghi nhận một giới hạn.</w:t>
       </w:r>
     </w:p>
     <w:p>
@@ -22120,7 +22417,33 @@
         <w:t xml:space="preserve">80A12345</w:t>
       </w:r>
       <w:r>
-        <w:t xml:space="preserve">, bốn họ biển đều là ứng viên hợp lệ và bộ chuẩn hoá mặc định chọn họ phổ biến nhất — đúng với đa số nhưng gây sai lệch ngầm đối với xe cơ quan nhà nước mang biển nền xanh. Cơ chế hợp nhất cho phép màu nền nâng cấp một ứng viên mà bộ luật ký tự đã coi là hợp lý. Ràng buộc an toàn quan trọng hơn chính tác dụng của cơ chế: nếu phán quyết ban đầu không nằm trong tập ứng viên thì kết quả giữ nguyên, nên màu nền không thể tạo ra họ biển mà bộ luật ký tự đã bác bỏ. Khi họ biển ưu tiên có cả biến thể ô tô và xe máy, hệ thống phân định theo số dòng; nếu số dòng mâu thuẫn cả hai thì giữ phán quyết ban đầu, theo nguyên tắc đại lượng đo được từ hình học ưu tiên hơn đại lượng suy ra từ thống kê điểm ảnh. Chỉ màu xanh nằm trong bảng ưu tiên vì đây là màu duy nhất chuỗi ký tự hoàn toàn không phân biệt được; màu vàng không đổi họ biển mà chỉ đổi mục đích sử dụng nên được lưu như trường độc lập.</w:t>
+        <w:t xml:space="preserve">, bốn họ biển đều hợp lệ và bộ chuẩn hoá mặc định chọn họ phổ biến nhất — đúng với đa số nhưng sai ngầm với xe cơ quan nhà nước mang biển nền xanh. Cơ chế hợp nhất cho phép màu nền</w:t>
+      </w:r>
+      <w:r>
+        <w:t xml:space="preserve"> </w:t>
+      </w:r>
+      <w:r>
+        <w:rPr>
+          <w:b/>
+          <w:bCs/>
+        </w:rPr>
+        <w:t xml:space="preserve">nâng cấp một ứng viên mà bộ luật ký tự đã coi là hợp lý</w:t>
+      </w:r>
+      <w:r>
+        <w:t xml:space="preserve">, và ràng buộc an toàn quan trọng hơn chính tác dụng ấy: nếu phán quyết ban đầu không nằm trong tập ứng viên thì giữ nguyên, nên màu nền</w:t>
+      </w:r>
+      <w:r>
+        <w:t xml:space="preserve"> </w:t>
+      </w:r>
+      <w:r>
+        <w:rPr>
+          <w:b/>
+          <w:bCs/>
+        </w:rPr>
+        <w:t xml:space="preserve">không thể tạo ra họ biển mà bộ luật ký tự đã bác bỏ</w:t>
+      </w:r>
+      <w:r>
+        <w:t xml:space="preserve">. Khi họ biển ưu tiên có cả biến thể ô tô và xe máy thì phân định theo số dòng; mâu thuẫn cả hai thì giữ phán quyết ban đầu — đại lượng đo từ hình học ưu tiên hơn đại lượng suy từ thống kê điểm ảnh. Chỉ màu xanh nằm trong bảng ưu tiên vì đó là màu duy nhất chuỗi ký tự hoàn toàn không phân biệt được; màu vàng không đổi họ biển mà chỉ đổi mục đích sử dụng nên lưu thành trường độc lập.</w:t>
       </w:r>
     </w:p>
     <w:p>

--- a/nop/01-do-an-tot-nghiep.docx
+++ b/nop/01-do-an-tot-nghiep.docx
@@ -21642,7 +21642,7 @@
         <w:pStyle w:val="BodyText"/>
       </w:pPr>
       <w:r>
-        <w:t xml:space="preserve">Tập mở rộng tồn tại vì mô hình huấn luyện trên bộ chỉ 20 chữ cái</w:t>
+        <w:t xml:space="preserve">Tập mở rộng tồn tại vì một bộ nhận dạng chỉ biết 20 chữ cái</w:t>
       </w:r>
       <w:r>
         <w:t xml:space="preserve"> </w:t>
@@ -21670,49 +21670,173 @@
         <w:t xml:space="preserve">R</w:t>
       </w:r>
       <w:r>
-        <w:t xml:space="preserve">, gây sai sót có hệ thống trên mọi biển xe máy mang ký tự này ở vị trí sê-ri thứ hai — loại sai sót hậu xử lý không cứu được vì thông tin đã mất ở tầng mô hình. Theo cùng lập luận, mô hình huấn luyện trên</w:t>
-      </w:r>
-      <w:r>
-        <w:t xml:space="preserve"> </w:t>
-      </w:r>
-      <w:r>
-        <w:rPr>
-          <w:b/>
-          <w:bCs/>
-        </w:rPr>
-        <w:t xml:space="preserve">bộ 36 ký tự đầy đủ</w:t>
-      </w:r>
-      <w:r>
-        <w:t xml:space="preserve"> </w:t>
-      </w:r>
-      <w:r>
-        <w:t xml:space="preserve">rồi mới ràng buộc về 31 ký tự hợp lệ ở tầng hậu xử lý: mô hình được phép dự đoán ký tự bất hợp lệ tạo</w:t>
-      </w:r>
-      <w:r>
-        <w:t xml:space="preserve"> </w:t>
-      </w:r>
-      <w:r>
-        <w:rPr>
-          <w:b/>
-          <w:bCs/>
-        </w:rPr>
-        <w:t xml:space="preserve">sai lầm quan sát được và sửa được</w:t>
-      </w:r>
-      <w:r>
-        <w:t xml:space="preserve">, còn mô hình không thể dự đoán ký tự đó về mặt kiến trúc tạo</w:t>
-      </w:r>
-      <w:r>
-        <w:t xml:space="preserve"> </w:t>
-      </w:r>
-      <w:r>
-        <w:rPr>
-          <w:b/>
-          <w:bCs/>
-        </w:rPr>
-        <w:t xml:space="preserve">sai lầm không quan sát được</w:t>
-      </w:r>
-      <w:r>
-        <w:t xml:space="preserve">. Tập loại trừ toàn hệ thống gồm năm chữ</w:t>
+        <w:t xml:space="preserve">, gây sai sót có hệ thống trên mọi biển xe máy mang ký tự này ở vị trí sê-ri thứ hai — loại sai sót hậu xử lý không cứu được vì thông tin đã mất ở tầng mô hình. Nguyên tắc rút ra:</w:t>
+      </w:r>
+      <w:r>
+        <w:t xml:space="preserve"> </w:t>
+      </w:r>
+      <w:r>
+        <w:rPr>
+          <w:b/>
+          <w:bCs/>
+        </w:rPr>
+        <w:t xml:space="preserve">một mô hình được phép dự đoán ký tự bất hợp lệ tạo sai lầm quan sát được và sửa được, còn một mô hình không thể dự đoán ký tự đó về mặt kiến trúc tạo sai lầm không quan sát được.</w:t>
+      </w:r>
+    </w:p>
+    <w:p>
+      <w:pPr>
+        <w:pStyle w:val="BlockText"/>
+      </w:pPr>
+      <w:r>
+        <w:rPr>
+          <w:b/>
+          <w:bCs/>
+        </w:rPr>
+        <w:t xml:space="preserve">Nguyên tắc này áp vào đâu, nói cho chính xác.</w:t>
+      </w:r>
+      <w:r>
+        <w:t xml:space="preserve"> </w:t>
+      </w:r>
+      <w:r>
+        <w:t xml:space="preserve">Nó là quyết định thiết kế cho</w:t>
+      </w:r>
+      <w:r>
+        <w:t xml:space="preserve"> </w:t>
+      </w:r>
+      <w:r>
+        <w:rPr>
+          <w:b/>
+          <w:bCs/>
+        </w:rPr>
+        <w:t xml:space="preserve">lượt tinh chỉnh bộ nhận dạng</w:t>
+      </w:r>
+      <w:r>
+        <w:t xml:space="preserve">, hiện thực hoá bằng tệp</w:t>
+      </w:r>
+      <w:r>
+        <w:t xml:space="preserve"> </w:t>
+      </w:r>
+      <w:r>
+        <w:rPr>
+          <w:rStyle w:val="VerbatimChar"/>
+        </w:rPr>
+        <w:t xml:space="preserve">dict36.txt</w:t>
+      </w:r>
+      <w:r>
+        <w:t xml:space="preserve"> </w:t>
+      </w:r>
+      <w:r>
+        <w:t xml:space="preserve">gồm đủ</w:t>
+      </w:r>
+      <w:r>
+        <w:t xml:space="preserve"> </w:t>
+      </w:r>
+      <w:r>
+        <w:rPr>
+          <w:rStyle w:val="VerbatimChar"/>
+        </w:rPr>
+        <w:t xml:space="preserve">0–9</w:t>
+      </w:r>
+      <w:r>
+        <w:t xml:space="preserve"> </w:t>
+      </w:r>
+      <w:r>
+        <w:t xml:space="preserve">và</w:t>
+      </w:r>
+      <w:r>
+        <w:t xml:space="preserve"> </w:t>
+      </w:r>
+      <w:r>
+        <w:rPr>
+          <w:rStyle w:val="VerbatimChar"/>
+        </w:rPr>
+        <w:t xml:space="preserve">A–Z</w:t>
+      </w:r>
+      <w:r>
+        <w:t xml:space="preserve">. Lượt tinh chỉnh ấy</w:t>
+      </w:r>
+      <w:r>
+        <w:t xml:space="preserve"> </w:t>
+      </w:r>
+      <w:r>
+        <w:rPr>
+          <w:b/>
+          <w:bCs/>
+        </w:rPr>
+        <w:t xml:space="preserve">đã chạy và đã đo bốn cấu hình, nhưng không được đưa vào bản giao hàng</w:t>
+      </w:r>
+      <w:r>
+        <w:t xml:space="preserve"> </w:t>
+      </w:r>
+      <w:r>
+        <w:t xml:space="preserve">vì ở đúng chế độ production nó thua 7,50 điểm (5.5).</w:t>
+      </w:r>
+      <w:r>
+        <w:t xml:space="preserve"> </w:t>
+      </w:r>
+      <w:r>
+        <w:rPr>
+          <w:b/>
+          <w:bCs/>
+        </w:rPr>
+        <w:t xml:space="preserve">Bản giao hàng chạy model gốc PP-OCRv5</w:t>
+      </w:r>
+      <w:r>
+        <w:t xml:space="preserve"> </w:t>
+      </w:r>
+      <w:r>
+        <w:t xml:space="preserve">—</w:t>
+      </w:r>
+      <w:r>
+        <w:t xml:space="preserve"> </w:t>
+      </w:r>
+      <w:r>
+        <w:rPr>
+          <w:rStyle w:val="VerbatimChar"/>
+        </w:rPr>
+        <w:t xml:space="preserve">ocr_rec_model_dir</w:t>
+      </w:r>
+      <w:r>
+        <w:t xml:space="preserve"> </w:t>
+      </w:r>
+      <w:r>
+        <w:t xml:space="preserve">để trống — và charset của model gốc còn rộng hơn 36 ký tự nhiều. Nguyên tắc vì vậy vẫn đúng, thậm chí đúng hơn: khả năng model đọc ra ký tự ngoài tập hợp lệ càng lớn, nên</w:t>
+      </w:r>
+      <w:r>
+        <w:t xml:space="preserve"> </w:t>
+      </w:r>
+      <w:r>
+        <w:rPr>
+          <w:b/>
+          <w:bCs/>
+        </w:rPr>
+        <w:t xml:space="preserve">ràng buộc về 31 ký tự hợp lệ ở tầng hậu xử lý chính là chỗ bắt chúng</w:t>
+      </w:r>
+      <w:r>
+        <w:t xml:space="preserve">. Hằng số</w:t>
+      </w:r>
+      <w:r>
+        <w:t xml:space="preserve"> </w:t>
+      </w:r>
+      <w:r>
+        <w:rPr>
+          <w:rStyle w:val="VerbatimChar"/>
+        </w:rPr>
+        <w:t xml:space="preserve">OCR_TRAINING_CHARSET</w:t>
+      </w:r>
+      <w:r>
+        <w:t xml:space="preserve"> </w:t>
+      </w:r>
+      <w:r>
+        <w:t xml:space="preserve">giữ trong mã nguồn cùng kiểm thử canh giữ, để lượt tinh chỉnh sau không vô tình thu hẹp lại còn 20 chữ.</w:t>
+      </w:r>
+    </w:p>
+    <w:p>
+      <w:pPr>
+        <w:pStyle w:val="FirstParagraph"/>
+      </w:pPr>
+      <w:r>
+        <w:t xml:space="preserve">Tập bị loại trừ toàn hệ thống gồm năm chữ</w:t>
       </w:r>
       <w:r>
         <w:t xml:space="preserve"> </w:t>

--- a/nop/01-do-an-tot-nghiep.docx
+++ b/nop/01-do-an-tot-nghiep.docx
@@ -29948,7 +29948,7 @@
         <w:t xml:space="preserve"> </w:t>
       </w:r>
       <w:r>
-        <w:t xml:space="preserve">tại ngưỡng confidence 0,25; đối chiếu ở Bảng 5.15. Ba lưu ý: (1)</w:t>
+        <w:t xml:space="preserve">tại ngưỡng confidence 0,25; đối chiếu ở Bảng 5.13. Ba lưu ý: (1)</w:t>
       </w:r>
       <w:r>
         <w:t xml:space="preserve"> </w:t>
@@ -30430,6 +30430,261 @@
         <w:t xml:space="preserve">, không phải trên 1.514 ảnh test. Thiếu nhãn chuỗi cho phần lớn ngữ liệu là hạn chế thật, ghi ở 5.9.1.</w:t>
       </w:r>
     </w:p>
+    <w:p>
+      <w:pPr>
+        <w:pStyle w:val="BlockText"/>
+      </w:pPr>
+      <w:r>
+        <w:rPr>
+          <w:b/>
+          <w:bCs/>
+        </w:rPr>
+        <w:t xml:space="preserve">Cấu hình khối OCR trong bản giao hàng, nói trước để mọi số dưới đây có nghĩa.</w:t>
+      </w:r>
+      <w:r>
+        <w:t xml:space="preserve"> </w:t>
+      </w:r>
+      <w:r>
+        <w:t xml:space="preserve">Hệ thống chạy</w:t>
+      </w:r>
+      <w:r>
+        <w:t xml:space="preserve"> </w:t>
+      </w:r>
+      <w:r>
+        <w:rPr>
+          <w:b/>
+          <w:bCs/>
+        </w:rPr>
+        <w:t xml:space="preserve">model gốc PP-OCRv5 mobile</w:t>
+      </w:r>
+      <w:r>
+        <w:t xml:space="preserve">, đủ hai bước</w:t>
+      </w:r>
+      <w:r>
+        <w:t xml:space="preserve"> </w:t>
+      </w:r>
+      <w:r>
+        <w:rPr>
+          <w:i/>
+          <w:iCs/>
+        </w:rPr>
+        <w:t xml:space="preserve">phát hiện chữ</w:t>
+      </w:r>
+      <w:r>
+        <w:t xml:space="preserve"> </w:t>
+      </w:r>
+      <w:r>
+        <w:t xml:space="preserve">và</w:t>
+      </w:r>
+      <w:r>
+        <w:t xml:space="preserve"> </w:t>
+      </w:r>
+      <w:r>
+        <w:rPr>
+          <w:i/>
+          <w:iCs/>
+        </w:rPr>
+        <w:t xml:space="preserve">nhận dạng</w:t>
+      </w:r>
+      <w:r>
+        <w:t xml:space="preserve"> </w:t>
+      </w:r>
+      <w:r>
+        <w:t xml:space="preserve">(</w:t>
+      </w:r>
+      <w:r>
+        <w:rPr>
+          <w:rStyle w:val="VerbatimChar"/>
+        </w:rPr>
+        <w:t xml:space="preserve">ocr_rec_model_dir</w:t>
+      </w:r>
+      <w:r>
+        <w:t xml:space="preserve"> </w:t>
+      </w:r>
+      <w:r>
+        <w:t xml:space="preserve">để trống). Hai biến thể đã đo và</w:t>
+      </w:r>
+      <w:r>
+        <w:t xml:space="preserve"> </w:t>
+      </w:r>
+      <w:r>
+        <w:rPr>
+          <w:b/>
+          <w:bCs/>
+        </w:rPr>
+        <w:t xml:space="preserve">cả hai đều bị bác bỏ</w:t>
+      </w:r>
+      <w:r>
+        <w:t xml:space="preserve">.</w:t>
+      </w:r>
+    </w:p>
+    <w:p>
+      <w:pPr>
+        <w:pStyle w:val="BlockText"/>
+      </w:pPr>
+      <w:r>
+        <w:rPr>
+          <w:b/>
+          <w:bCs/>
+        </w:rPr>
+        <w:t xml:space="preserve">Một, lượt tinh chỉnh bộ nhận dạng</w:t>
+      </w:r>
+      <w:r>
+        <w:t xml:space="preserve">, đo đủ bốn cấu hình: thắng</w:t>
+      </w:r>
+      <w:r>
+        <w:t xml:space="preserve"> </w:t>
+      </w:r>
+      <w:r>
+        <w:rPr>
+          <w:b/>
+          <w:bCs/>
+        </w:rPr>
+        <w:t xml:space="preserve">+12,46 điểm</w:t>
+      </w:r>
+      <w:r>
+        <w:t xml:space="preserve"> </w:t>
+      </w:r>
+      <w:r>
+        <w:t xml:space="preserve">ở chế độ chỉ-nhận-dạng nhưng</w:t>
+      </w:r>
+      <w:r>
+        <w:t xml:space="preserve"> </w:t>
+      </w:r>
+      <w:r>
+        <w:rPr>
+          <w:b/>
+          <w:bCs/>
+        </w:rPr>
+        <w:t xml:space="preserve">thua 7,50 điểm</w:t>
+      </w:r>
+      <w:r>
+        <w:t xml:space="preserve"> </w:t>
+      </w:r>
+      <w:r>
+        <w:t xml:space="preserve">ở đúng chế độ vận hành — mà bản giao hàng chạy chế độ vận hành.</w:t>
+      </w:r>
+    </w:p>
+    <w:p>
+      <w:pPr>
+        <w:pStyle w:val="BlockText"/>
+      </w:pPr>
+      <w:r>
+        <w:rPr>
+          <w:b/>
+          <w:bCs/>
+        </w:rPr>
+        <w:t xml:space="preserve">Hai, bỏ hẳn bước phát hiện chữ</w:t>
+      </w:r>
+      <w:r>
+        <w:t xml:space="preserve">: trên 2.801 mẫu thắng</w:t>
+      </w:r>
+      <w:r>
+        <w:t xml:space="preserve"> </w:t>
+      </w:r>
+      <w:r>
+        <w:rPr>
+          <w:b/>
+          <w:bCs/>
+        </w:rPr>
+        <w:t xml:space="preserve">+12,46 điểm</w:t>
+      </w:r>
+      <w:r>
+        <w:t xml:space="preserve"> </w:t>
+      </w:r>
+      <w:r>
+        <w:t xml:space="preserve">và rẻ hơn ~290 ms mỗi ảnh, nhưng đo lại trên</w:t>
+      </w:r>
+      <w:r>
+        <w:t xml:space="preserve"> </w:t>
+      </w:r>
+      <w:r>
+        <w:rPr>
+          <w:b/>
+          <w:bCs/>
+        </w:rPr>
+        <w:t xml:space="preserve">ảnh toàn cảnh qua bộ phát hiện thật</w:t>
+      </w:r>
+      <w:r>
+        <w:t xml:space="preserve"> </w:t>
+      </w:r>
+      <w:r>
+        <w:t xml:space="preserve">thì thứ tự</w:t>
+      </w:r>
+      <w:r>
+        <w:t xml:space="preserve"> </w:t>
+      </w:r>
+      <w:r>
+        <w:rPr>
+          <w:b/>
+          <w:bCs/>
+        </w:rPr>
+        <w:t xml:space="preserve">đảo ngược</w:t>
+      </w:r>
+      <w:r>
+        <w:t xml:space="preserve">, 17/22 xuống 13/22. Cả 2.801 mẫu đều là vùng biển</w:t>
+      </w:r>
+      <w:r>
+        <w:t xml:space="preserve"> </w:t>
+      </w:r>
+      <w:r>
+        <w:rPr>
+          <w:b/>
+          <w:bCs/>
+        </w:rPr>
+        <w:t xml:space="preserve">cắt sẵn</w:t>
+      </w:r>
+      <w:r>
+        <w:t xml:space="preserve">, còn chế độ chỉ-nhận-dạng</w:t>
+      </w:r>
+      <w:r>
+        <w:t xml:space="preserve"> </w:t>
+      </w:r>
+      <w:r>
+        <w:rPr>
+          <w:b/>
+          <w:bCs/>
+        </w:rPr>
+        <w:t xml:space="preserve">không thể trả chuỗi rỗng</w:t>
+      </w:r>
+      <w:r>
+        <w:t xml:space="preserve"> </w:t>
+      </w:r>
+      <w:r>
+        <w:t xml:space="preserve">(0/1.606 khung, so với 173 của bản đang giao) nên nó</w:t>
+      </w:r>
+      <w:r>
+        <w:t xml:space="preserve"> </w:t>
+      </w:r>
+      <w:r>
+        <w:rPr>
+          <w:b/>
+          <w:bCs/>
+        </w:rPr>
+        <w:t xml:space="preserve">bịa ra biển số</w:t>
+      </w:r>
+      <w:r>
+        <w:t xml:space="preserve"> </w:t>
+      </w:r>
+      <w:r>
+        <w:t xml:space="preserve">khi bộ phát hiện bắt nhầm. Công tắc</w:t>
+      </w:r>
+      <w:r>
+        <w:t xml:space="preserve"> </w:t>
+      </w:r>
+      <w:r>
+        <w:rPr>
+          <w:rStyle w:val="VerbatimChar"/>
+        </w:rPr>
+        <w:t xml:space="preserve">ALPR_OCR_SKIP_DETECTION</w:t>
+      </w:r>
+      <w:r>
+        <w:t xml:space="preserve"> </w:t>
+      </w:r>
+      <w:r>
+        <w:t xml:space="preserve">giữ trong mã, mặc định tắt. Số liệu đầy đủ ở báo cáo 31 và 30.</w:t>
+      </w:r>
+    </w:p>
     <w:bookmarkStart w:id="152" w:name="X75971c1e265691e3bccf68d57ddbcd167413727"/>
     <w:p>
       <w:pPr>
@@ -30617,7 +30872,7 @@
           <w:b/>
           <w:bCs/>
         </w:rPr>
-        <w:t xml:space="preserve">Bảng 5.5.</w:t>
+        <w:t xml:space="preserve">Bảng 5.4.</w:t>
       </w:r>
       <w:r>
         <w:t xml:space="preserve"> </w:t>
@@ -31261,7 +31516,7 @@
           <w:b/>
           <w:bCs/>
         </w:rPr>
-        <w:t xml:space="preserve">Bảng 5.6.</w:t>
+        <w:t xml:space="preserve">Bảng 5.5.</w:t>
       </w:r>
       <w:r>
         <w:t xml:space="preserve"> </w:t>
@@ -31810,7 +32065,7 @@
           <w:b/>
           <w:bCs/>
         </w:rPr>
-        <w:t xml:space="preserve">Bảng 5.7.</w:t>
+        <w:t xml:space="preserve">Bảng 5.6.</w:t>
       </w:r>
       <w:r>
         <w:t xml:space="preserve"> </w:t>
@@ -33494,7 +33749,7 @@
         <w:t xml:space="preserve"> </w:t>
       </w:r>
       <w:r>
-        <w:t xml:space="preserve">theo Bảng 5.8: tầng đồng thuận gán nhãn</w:t>
+        <w:t xml:space="preserve">theo Bảng 5.7: tầng đồng thuận gán nhãn</w:t>
       </w:r>
       <w:r>
         <w:t xml:space="preserve"> </w:t>
@@ -33522,7 +33777,7 @@
           <w:b/>
           <w:bCs/>
         </w:rPr>
-        <w:t xml:space="preserve">Bảng 5.8.</w:t>
+        <w:t xml:space="preserve">Bảng 5.7.</w:t>
       </w:r>
       <w:r>
         <w:t xml:space="preserve"> </w:t>
@@ -34573,6 +34828,431 @@
       </w:pPr>
       <w:r>
         <w:t xml:space="preserve">5.5.7. Bậc thang thử lại cho biển nghiêng/méo — chi phí, lợi ích và một quyết định tắt tính năng</w:t>
+      </w:r>
+    </w:p>
+    <w:p>
+      <w:pPr>
+        <w:pStyle w:val="FirstParagraph"/>
+      </w:pPr>
+      <w:r>
+        <w:t xml:space="preserve">Khi lần đọc đầu trả về chuỗi không hợp lệ, hệ thống thử lại trên các biến thể hình học của vùng biển thay vì chấp nhận thất bại. Bậc thang có ba bậc, và</w:t>
+      </w:r>
+      <w:r>
+        <w:t xml:space="preserve"> </w:t>
+      </w:r>
+      <w:r>
+        <w:rPr>
+          <w:b/>
+          <w:bCs/>
+        </w:rPr>
+        <w:t xml:space="preserve">chỉ hai bậc đầu được bật trong bản giao hàng</w:t>
+      </w:r>
+      <w:r>
+        <w:t xml:space="preserve">.</w:t>
+      </w:r>
+    </w:p>
+    <w:p>
+      <w:pPr>
+        <w:pStyle w:val="BodyText"/>
+      </w:pPr>
+      <w:r>
+        <w:rPr>
+          <w:b/>
+          <w:bCs/>
+        </w:rPr>
+        <w:t xml:space="preserve">Bảng 5.8.</w:t>
+      </w:r>
+      <w:r>
+        <w:t xml:space="preserve"> </w:t>
+      </w:r>
+      <w:r>
+        <w:t xml:space="preserve">Chi phí và lợi ích của từng bậc trong thang thử lại</w:t>
+      </w:r>
+    </w:p>
+    <w:tbl>
+      <w:tblPr>
+        <w:tblStyle w:val="Table"/>
+        <w:tblW w:type="auto" w:w="0"/>
+        <w:tblLook w:firstRow="1" w:lastRow="0" w:firstColumn="0" w:lastColumn="0" w:noHBand="0" w:noVBand="0" w:val="0020"/>
+      </w:tblPr>
+      <w:tblGrid>
+        <w:gridCol w:w="1980"/>
+        <w:gridCol w:w="1980"/>
+        <w:gridCol w:w="1980"/>
+        <w:gridCol w:w="1980"/>
+      </w:tblGrid>
+      <w:tr>
+        <w:trPr>
+          <w:tblHeader w:val="on"/>
+        </w:trPr>
+        <w:tc>
+          <w:tcPr/>
+          <w:p>
+            <w:pPr>
+              <w:pStyle w:val="Compact"/>
+            </w:pPr>
+            <w:r>
+              <w:t xml:space="preserve">Bậc</w:t>
+            </w:r>
+          </w:p>
+        </w:tc>
+        <w:tc>
+          <w:tcPr/>
+          <w:p>
+            <w:pPr>
+              <w:pStyle w:val="Compact"/>
+              <w:jc w:val="right"/>
+            </w:pPr>
+            <w:r>
+              <w:t xml:space="preserve">Chi phí độ trễ</w:t>
+            </w:r>
+          </w:p>
+        </w:tc>
+        <w:tc>
+          <w:tcPr/>
+          <w:p>
+            <w:pPr>
+              <w:pStyle w:val="Compact"/>
+              <w:jc w:val="right"/>
+            </w:pPr>
+            <w:r>
+              <w:t xml:space="preserve">Lợi ích đo được</w:t>
+            </w:r>
+          </w:p>
+        </w:tc>
+        <w:tc>
+          <w:tcPr/>
+          <w:p>
+            <w:pPr>
+              <w:pStyle w:val="Compact"/>
+              <w:jc w:val="center"/>
+            </w:pPr>
+            <w:r>
+              <w:t xml:space="preserve">Trong bản giao hàng</w:t>
+            </w:r>
+          </w:p>
+        </w:tc>
+      </w:tr>
+      <w:tr>
+        <w:tc>
+          <w:tcPr/>
+          <w:p>
+            <w:pPr>
+              <w:pStyle w:val="Compact"/>
+            </w:pPr>
+            <w:r>
+              <w:t xml:space="preserve">Nắn hình + giãn dọc</w:t>
+            </w:r>
+          </w:p>
+        </w:tc>
+        <w:tc>
+          <w:tcPr/>
+          <w:p>
+            <w:pPr>
+              <w:pStyle w:val="Compact"/>
+              <w:jc w:val="right"/>
+            </w:pPr>
+            <w:r>
+              <w:t xml:space="preserve">+244 ms p95</w:t>
+            </w:r>
+          </w:p>
+        </w:tc>
+        <w:tc>
+          <w:tcPr/>
+          <w:p>
+            <w:pPr>
+              <w:pStyle w:val="Compact"/>
+              <w:jc w:val="right"/>
+            </w:pPr>
+            <w:r>
+              <w:rPr>
+                <w:b/>
+                <w:bCs/>
+              </w:rPr>
+              <w:t xml:space="preserve">+34 biển đọc đúng</w:t>
+            </w:r>
+          </w:p>
+        </w:tc>
+        <w:tc>
+          <w:tcPr/>
+          <w:p>
+            <w:pPr>
+              <w:pStyle w:val="Compact"/>
+              <w:jc w:val="center"/>
+            </w:pPr>
+            <w:r>
+              <w:t xml:space="preserve">✅ bật</w:t>
+            </w:r>
+          </w:p>
+        </w:tc>
+      </w:tr>
+      <w:tr>
+        <w:tc>
+          <w:tcPr/>
+          <w:p>
+            <w:pPr>
+              <w:pStyle w:val="Compact"/>
+            </w:pPr>
+            <w:r>
+              <w:t xml:space="preserve">Siêu phân giải (FSRCNN)</w:t>
+            </w:r>
+          </w:p>
+        </w:tc>
+        <w:tc>
+          <w:tcPr/>
+          <w:p>
+            <w:pPr>
+              <w:pStyle w:val="Compact"/>
+              <w:jc w:val="right"/>
+            </w:pPr>
+            <w:r>
+              <w:rPr>
+                <w:b/>
+                <w:bCs/>
+              </w:rPr>
+              <w:t xml:space="preserve">+319 ms p95, +1.381 ms p99</w:t>
+            </w:r>
+          </w:p>
+        </w:tc>
+        <w:tc>
+          <w:tcPr/>
+          <w:p>
+            <w:pPr>
+              <w:pStyle w:val="Compact"/>
+              <w:jc w:val="right"/>
+            </w:pPr>
+            <w:r>
+              <w:rPr>
+                <w:b/>
+                <w:bCs/>
+              </w:rPr>
+              <w:t xml:space="preserve">0 biển</w:t>
+            </w:r>
+          </w:p>
+        </w:tc>
+        <w:tc>
+          <w:tcPr/>
+          <w:p>
+            <w:pPr>
+              <w:pStyle w:val="Compact"/>
+              <w:jc w:val="center"/>
+            </w:pPr>
+            <w:r>
+              <w:t xml:space="preserve">❌ tắt</w:t>
+            </w:r>
+          </w:p>
+        </w:tc>
+      </w:tr>
+    </w:tbl>
+    <w:p>
+      <w:pPr>
+        <w:pStyle w:val="BodyText"/>
+      </w:pPr>
+      <w:r>
+        <w:rPr>
+          <w:b/>
+          <w:bCs/>
+        </w:rPr>
+        <w:t xml:space="preserve">Hai bậc đầu: một thoái lui có chủ ý và đã định lượng.</w:t>
+      </w:r>
+      <w:r>
+        <w:t xml:space="preserve"> </w:t>
+      </w:r>
+      <w:r>
+        <w:t xml:space="preserve">Chúng đổi độ trễ đuôi lấy 34 biển đọc thêm. Điểm đáng chú ý là</w:t>
+      </w:r>
+      <w:r>
+        <w:t xml:space="preserve"> </w:t>
+      </w:r>
+      <w:r>
+        <w:rPr>
+          <w:b/>
+          <w:bCs/>
+        </w:rPr>
+        <w:t xml:space="preserve">trung vị thậm chí giảm nhẹ</w:t>
+      </w:r>
+      <w:r>
+        <w:t xml:space="preserve"> </w:t>
+      </w:r>
+      <w:r>
+        <w:t xml:space="preserve">(414,67 → 405,77 ms ở lượt đo khi ấy): bậc thang chỉ chạy</w:t>
+      </w:r>
+      <w:r>
+        <w:t xml:space="preserve"> </w:t>
+      </w:r>
+      <w:r>
+        <w:rPr>
+          <w:b/>
+          <w:bCs/>
+        </w:rPr>
+        <w:t xml:space="preserve">sau khi lần đọc đầu thất bại</w:t>
+      </w:r>
+      <w:r>
+        <w:t xml:space="preserve">, nên nó không chạm vào trường hợp thường; toàn bộ chi phí dồn vào đuôi phân bố.</w:t>
+      </w:r>
+    </w:p>
+    <w:p>
+      <w:pPr>
+        <w:pStyle w:val="BodyText"/>
+      </w:pPr>
+      <w:r>
+        <w:rPr>
+          <w:b/>
+          <w:bCs/>
+        </w:rPr>
+        <w:t xml:space="preserve">Bậc thứ ba bị tắt mặc định.</w:t>
+      </w:r>
+      <w:r>
+        <w:t xml:space="preserve"> </w:t>
+      </w:r>
+      <w:r>
+        <w:t xml:space="preserve">Một mình siêu phân giải đẩy p95 lên</w:t>
+      </w:r>
+      <w:r>
+        <w:t xml:space="preserve"> </w:t>
+      </w:r>
+      <w:r>
+        <w:rPr>
+          <w:b/>
+          <w:bCs/>
+        </w:rPr>
+        <w:t xml:space="preserve">1.514,26 ms</w:t>
+      </w:r>
+      <w:r>
+        <w:t xml:space="preserve"> </w:t>
+      </w:r>
+      <w:r>
+        <w:t xml:space="preserve">— vượt cả ngưỡng tối thiểu 1.500 ms — trong khi cứu được</w:t>
+      </w:r>
+      <w:r>
+        <w:t xml:space="preserve"> </w:t>
+      </w:r>
+      <w:r>
+        <w:rPr>
+          <w:b/>
+          <w:bCs/>
+        </w:rPr>
+        <w:t xml:space="preserve">0 biển</w:t>
+      </w:r>
+      <w:r>
+        <w:t xml:space="preserve">. Công tắc</w:t>
+      </w:r>
+      <w:r>
+        <w:t xml:space="preserve"> </w:t>
+      </w:r>
+      <w:r>
+        <w:rPr>
+          <w:rStyle w:val="VerbatimChar"/>
+        </w:rPr>
+        <w:t xml:space="preserve">ALPR_SR_RETRY_ENABLED</w:t>
+      </w:r>
+      <w:r>
+        <w:t xml:space="preserve"> </w:t>
+      </w:r>
+      <w:r>
+        <w:t xml:space="preserve">và toàn bộ mã vẫn giữ nguyên, chỉ đổi giá trị mặc định.</w:t>
+      </w:r>
+    </w:p>
+    <w:p>
+      <w:pPr>
+        <w:pStyle w:val="BlockText"/>
+      </w:pPr>
+      <w:r>
+        <w:rPr>
+          <w:b/>
+          <w:bCs/>
+        </w:rPr>
+        <w:t xml:space="preserve">Nhưng số 0 ấy phải đọc cho đúng, và đây mới là điểm phương pháp luận.</w:t>
+      </w:r>
+      <w:r>
+        <w:t xml:space="preserve"> </w:t>
+      </w:r>
+      <w:r>
+        <w:t xml:space="preserve">Cổng vào bậc siêu phân giải chỉ mở cho vùng cắt</w:t>
+      </w:r>
+      <w:r>
+        <w:t xml:space="preserve"> </w:t>
+      </w:r>
+      <w:r>
+        <w:rPr>
+          <w:b/>
+          <w:bCs/>
+        </w:rPr>
+        <w:t xml:space="preserve">nhỏ hơn 200 điểm ảnh</w:t>
+      </w:r>
+      <w:r>
+        <w:t xml:space="preserve">, và</w:t>
+      </w:r>
+      <w:r>
+        <w:t xml:space="preserve"> </w:t>
+      </w:r>
+      <w:r>
+        <w:rPr>
+          <w:b/>
+          <w:bCs/>
+        </w:rPr>
+        <w:t xml:space="preserve">0 trên 120 mẫu ngữ liệu lọt qua cổng đó</w:t>
+      </w:r>
+      <w:r>
+        <w:t xml:space="preserve">. Vậy nên đây là</w:t>
+      </w:r>
+      <w:r>
+        <w:t xml:space="preserve"> </w:t>
+      </w:r>
+      <w:r>
+        <w:rPr>
+          <w:b/>
+          <w:bCs/>
+        </w:rPr>
+        <w:t xml:space="preserve">số 0 cấu trúc</w:t>
+      </w:r>
+      <w:r>
+        <w:t xml:space="preserve">: chi phí đã đo được, còn lợi ích thì</w:t>
+      </w:r>
+      <w:r>
+        <w:t xml:space="preserve"> </w:t>
+      </w:r>
+      <w:r>
+        <w:rPr>
+          <w:b/>
+          <w:bCs/>
+        </w:rPr>
+        <w:t xml:space="preserve">chưa ai đo được</w:t>
+      </w:r>
+      <w:r>
+        <w:t xml:space="preserve"> </w:t>
+      </w:r>
+      <w:r>
+        <w:t xml:space="preserve">— khác hẳn "đã đo và thấy vô dụng". Một số 0 do</w:t>
+      </w:r>
+      <w:r>
+        <w:t xml:space="preserve"> </w:t>
+      </w:r>
+      <w:r>
+        <w:rPr>
+          <w:i/>
+          <w:iCs/>
+        </w:rPr>
+        <w:t xml:space="preserve">thiếu điều kiện quan sát</w:t>
+      </w:r>
+      <w:r>
+        <w:t xml:space="preserve"> </w:t>
+      </w:r>
+      <w:r>
+        <w:t xml:space="preserve">không được phép trình bày như một số 0 do</w:t>
+      </w:r>
+      <w:r>
+        <w:t xml:space="preserve"> </w:t>
+      </w:r>
+      <w:r>
+        <w:rPr>
+          <w:i/>
+          <w:iCs/>
+        </w:rPr>
+        <w:t xml:space="preserve">đã quan sát và thấy bằng không</w:t>
+      </w:r>
+      <w:r>
+        <w:t xml:space="preserve">. Đo lại bậc này trên ngữ liệu có biển thật sự nhỏ là hướng phát triển ở mục 6.3.</w:t>
       </w:r>
     </w:p>
     <w:bookmarkEnd w:id="159"/>
@@ -36793,7 +37473,7 @@
           <w:b/>
           <w:bCs/>
         </w:rPr>
-        <w:t xml:space="preserve">Bảng 5.12.</w:t>
+        <w:t xml:space="preserve">Bảng 5.11.</w:t>
       </w:r>
       <w:r>
         <w:t xml:space="preserve"> </w:t>
@@ -37353,7 +38033,95 @@
     </w:tbl>
     <w:p>
       <w:pPr>
-        <w:pStyle w:val="BodyText"/>
+        <w:pStyle w:val="BlockText"/>
+      </w:pPr>
+      <w:r>
+        <w:rPr>
+          <w:b/>
+          <w:bCs/>
+        </w:rPr>
+        <w:t xml:space="preserve">Dòng cuối là một phương án đã đo, không phải bản giao hàng.</w:t>
+      </w:r>
+      <w:r>
+        <w:t xml:space="preserve"> </w:t>
+      </w:r>
+      <w:r>
+        <w:t xml:space="preserve">Bản giao hàng chạy</w:t>
+      </w:r>
+      <w:r>
+        <w:t xml:space="preserve"> </w:t>
+      </w:r>
+      <w:r>
+        <w:rPr>
+          <w:b/>
+          <w:bCs/>
+        </w:rPr>
+        <w:t xml:space="preserve">PyTorch</w:t>
+      </w:r>
+      <w:r>
+        <w:t xml:space="preserve">. Xuất sang OpenVINO nhanh</w:t>
+      </w:r>
+      <w:r>
+        <w:t xml:space="preserve"> </w:t>
+      </w:r>
+      <w:r>
+        <w:rPr>
+          <w:b/>
+          <w:bCs/>
+        </w:rPr>
+        <w:t xml:space="preserve">1,57×</w:t>
+      </w:r>
+      <w:r>
+        <w:t xml:space="preserve"> </w:t>
+      </w:r>
+      <w:r>
+        <w:t xml:space="preserve">ở riêng bước phát hiện (33,09 → 21,12 ms) và</w:t>
+      </w:r>
+      <w:r>
+        <w:t xml:space="preserve"> </w:t>
+      </w:r>
+      <w:r>
+        <w:rPr>
+          <w:b/>
+          <w:bCs/>
+        </w:rPr>
+        <w:t xml:space="preserve">không suy giảm độ chính xác</w:t>
+      </w:r>
+      <w:r>
+        <w:t xml:space="preserve"> </w:t>
+      </w:r>
+      <w:r>
+        <w:t xml:space="preserve">(mAP 0,983 so với 0,9829), nhưng mặc định vẫn giữ nguyên vì</w:t>
+      </w:r>
+      <w:r>
+        <w:t xml:space="preserve"> </w:t>
+      </w:r>
+      <w:r>
+        <w:rPr>
+          <w:b/>
+          <w:bCs/>
+        </w:rPr>
+        <w:t xml:space="preserve">NFR-P2 đã đạt mà không cần đổi</w:t>
+      </w:r>
+      <w:r>
+        <w:t xml:space="preserve">, còn đổi thì mọi con số độ trễ trong chương này sẽ lệch khỏi hệ thống thực sự được bàn giao — đúng loại sai lệch đồ án đã ba lần trả giá. Bật lên chỉ cần đổi biến môi trường</w:t>
+      </w:r>
+      <w:r>
+        <w:t xml:space="preserve"> </w:t>
+      </w:r>
+      <w:r>
+        <w:rPr>
+          <w:rStyle w:val="VerbatimChar"/>
+        </w:rPr>
+        <w:t xml:space="preserve">ALPR_MODEL_PATH</w:t>
+      </w:r>
+      <w:r>
+        <w:t xml:space="preserve">.</w:t>
+      </w:r>
+    </w:p>
+    <w:p>
+      <w:pPr>
+        <w:pStyle w:val="FirstParagraph"/>
       </w:pPr>
       <w:r>
         <w:t xml:space="preserve">Log lần đo cũ cho thấy máy khi đó đang cõng khoảng</w:t>
@@ -38298,7 +39066,7 @@
           <w:b/>
           <w:bCs/>
         </w:rPr>
-        <w:t xml:space="preserve">Bảng 5.13.</w:t>
+        <w:t xml:space="preserve">Bảng 5.12.</w:t>
       </w:r>
       <w:r>
         <w:t xml:space="preserve"> </w:t>
@@ -38852,7 +39620,7 @@
         <w:t xml:space="preserve">không mất dữ liệu</w:t>
       </w:r>
       <w:r>
-        <w:t xml:space="preserve">; đối chiếu đầy đủ từng mã chỉ tiêu ở Bảng 5.15.</w:t>
+        <w:t xml:space="preserve">; đối chiếu đầy đủ từng mã chỉ tiêu ở Bảng 5.13.</w:t>
       </w:r>
     </w:p>
     <w:p>
@@ -39076,7 +39844,7 @@
           <w:b/>
           <w:bCs/>
         </w:rPr>
-        <w:t xml:space="preserve">Bảng 5.15.</w:t>
+        <w:t xml:space="preserve">Bảng 5.13.</w:t>
       </w:r>
       <w:r>
         <w:t xml:space="preserve"> </w:t>
@@ -40021,7 +40789,7 @@
           <w:b/>
           <w:bCs/>
         </w:rPr>
-        <w:t xml:space="preserve">Bảng 5.16.</w:t>
+        <w:t xml:space="preserve">Bảng 5.14.</w:t>
       </w:r>
       <w:r>
         <w:t xml:space="preserve"> </w:t>
@@ -40868,7 +41636,7 @@
           <w:b/>
           <w:bCs/>
         </w:rPr>
-        <w:t xml:space="preserve">Bảng 5.17.</w:t>
+        <w:t xml:space="preserve">Bảng 5.15.</w:t>
       </w:r>
       <w:r>
         <w:t xml:space="preserve"> </w:t>
@@ -43499,7 +44267,17 @@
               <w:pStyle w:val="Compact"/>
             </w:pPr>
             <w:r>
-              <w:t xml:space="preserve">Hướng quan trọng nhất. Hai lượt tinh chỉnh đã thực hiện đều chưa thắng model gốc ở chế độ vận hành</w:t>
+              <w:t xml:space="preserve">Hướng quan trọng nhất. Một lượt tinh chỉnh đã chạy và đo đủ bốn cấu hình (5.5): thua model gốc 7,50 điểm ở chế độ vận hành. Lượt thứ hai trên ngữ liệu biển hiếm</w:t>
+            </w:r>
+            <w:r>
+              <w:t xml:space="preserve"> </w:t>
+            </w:r>
+            <w:r>
+              <w:rPr>
+                <w:b/>
+                <w:bCs/>
+              </w:rPr>
+              <w:t xml:space="preserve">đã dừng có chủ ý</w:t>
             </w:r>
           </w:p>
         </w:tc>

--- a/nop/01-do-an-tot-nghiep.docx
+++ b/nop/01-do-an-tot-nghiep.docx
@@ -708,7 +708,7 @@
               <w:pStyle w:val="Compact"/>
             </w:pPr>
             <w:r>
-              <w:t xml:space="preserve">** Kiến trúc CRNN và cách CTC gộp chuỗi thô. Điểm mấu chốt nằm ở</w:t>
+              <w:t xml:space="preserve">** Kiến trúc CRNN và cách CTC gộp chuỗi thô</w:t>
             </w:r>
           </w:p>
         </w:tc>
@@ -780,7 +780,7 @@
               <w:pStyle w:val="Compact"/>
             </w:pPr>
             <w:r>
-              <w:t xml:space="preserve">** Sơ đồ use case — hai tác nhân và bốn use case. Ba use case tô đậm là</w:t>
+              <w:t xml:space="preserve">** Sơ đồ use case — hai tác nhân và bốn use case</w:t>
             </w:r>
           </w:p>
         </w:tc>
@@ -960,7 +960,7 @@
               <w:pStyle w:val="Compact"/>
             </w:pPr>
             <w:r>
-              <w:t xml:space="preserve">** Ba lớp trừu tượng và cài đặt tương ứng. Đường ống chỉ giữ tham chiếu</w:t>
+              <w:t xml:space="preserve">** Ba lớp trừu tượng và cài đặt tương ứng — bằng chứng cài đặt cho NFR-M5</w:t>
             </w:r>
           </w:p>
         </w:tc>
@@ -1068,7 +1068,7 @@
               <w:pStyle w:val="Compact"/>
             </w:pPr>
             <w:r>
-              <w:t xml:space="preserve">Sáu lần đo NFR-P2. Trung vị của lượt đo cũ nằm ngang với các lần đo trên máy rảnh, nhưng đuôi p95 cao gấp sáu lần; ép tải tới 12 lõi cũng chỉ đẩy tỉ lệ p95/p50 lên 1,24× trong khi lượt đo cũ là 6,93×</w:t>
+              <w:t xml:space="preserve">** Sáu lần đo NFR-P2 trong các điều kiện máy khác nhau</w:t>
             </w:r>
           </w:p>
         </w:tc>
@@ -1104,7 +1104,7 @@
               <w:pStyle w:val="Compact"/>
             </w:pPr>
             <w:r>
-              <w:t xml:space="preserve">Một ca khử trùng lặp thật, cắt trực tiếp từ video demo. Cùng một chiếc xe máy được đọc thành năm chuỗi khác nhau ở năm khung hình khác nhau; bốn bản viền đỏ bị gom vào bản viền xanh. Điều đáng chú ý là năm vùng cắt gần như không phân biệt được bằng mắt — khác biệt không đến từ loá sáng hay che khuất mà từ tính không tất định của khối nhận dạng giữa các khung gần giống nhau. Bản 51H14573 thắng nhờ 11 khung** bỏ phiếu, trong khi bốn bản còn lại mỗi bản chỉ có một khung; nếu xét riêng độ tin cậy thì 51H4573 (0,994) đã suýt vượt qua</w:t>
+              <w:t xml:space="preserve">** Một ca khử trùng lặp thật, cắt trực tiếp từ video demo</w:t>
             </w:r>
           </w:p>
         </w:tc>
@@ -2680,17 +2680,128 @@
         <w:pStyle w:val="BodyText"/>
       </w:pPr>
       <w:r>
-        <w:rPr>
-          <w:b/>
-          <w:bCs/>
-        </w:rPr>
-        <w:t xml:space="preserve">(b) Căn cứ pháp lý và cấu trúc chuỗi ký tự là đặc thù quốc gia.</w:t>
-      </w:r>
-      <w:r>
-        <w:t xml:space="preserve"> </w:t>
-      </w:r>
-      <w:r>
-        <w:t xml:space="preserve">Biển số Việt Nam theo</w:t>
+        <w:t xml:space="preserve">Hai đặc thù nữa</w:t>
+      </w:r>
+      <w:r>
+        <w:t xml:space="preserve"> </w:t>
+      </w:r>
+      <w:r>
+        <w:rPr>
+          <w:b/>
+          <w:bCs/>
+        </w:rPr>
+        <w:t xml:space="preserve">không học được từ dữ liệu nước ngoài</w:t>
+      </w:r>
+      <w:r>
+        <w:t xml:space="preserve">: tập ký tự sê-ri của biển Việt Nam</w:t>
+      </w:r>
+      <w:r>
+        <w:t xml:space="preserve"> </w:t>
+      </w:r>
+      <w:r>
+        <w:rPr>
+          <w:b/>
+          <w:bCs/>
+        </w:rPr>
+        <w:t xml:space="preserve">phụ thuộc vị trí trong chuỗi</w:t>
+      </w:r>
+      <w:r>
+        <w:t xml:space="preserve"> </w:t>
+      </w:r>
+      <w:r>
+        <w:t xml:space="preserve">— vị trí thứ nhất thuộc một tập 20 chữ cái có</w:t>
+      </w:r>
+      <w:r>
+        <w:t xml:space="preserve"> </w:t>
+      </w:r>
+      <w:r>
+        <w:rPr>
+          <w:rStyle w:val="VerbatimChar"/>
+        </w:rPr>
+        <w:t xml:space="preserve">G</w:t>
+      </w:r>
+      <w:r>
+        <w:t xml:space="preserve"> </w:t>
+      </w:r>
+      <w:r>
+        <w:t xml:space="preserve">không có</w:t>
+      </w:r>
+      <w:r>
+        <w:t xml:space="preserve"> </w:t>
+      </w:r>
+      <w:r>
+        <w:rPr>
+          <w:rStyle w:val="VerbatimChar"/>
+        </w:rPr>
+        <w:t xml:space="preserve">R</w:t>
+      </w:r>
+      <w:r>
+        <w:t xml:space="preserve">, vị trí thứ hai của biển mô tô thuộc một tập 20 chữ</w:t>
+      </w:r>
+      <w:r>
+        <w:t xml:space="preserve"> </w:t>
+      </w:r>
+      <w:r>
+        <w:rPr>
+          <w:b/>
+          <w:bCs/>
+        </w:rPr>
+        <w:t xml:space="preserve">khác</w:t>
+      </w:r>
+      <w:r>
+        <w:t xml:space="preserve"> </w:t>
+      </w:r>
+      <w:r>
+        <w:t xml:space="preserve">có</w:t>
+      </w:r>
+      <w:r>
+        <w:t xml:space="preserve"> </w:t>
+      </w:r>
+      <w:r>
+        <w:rPr>
+          <w:rStyle w:val="VerbatimChar"/>
+        </w:rPr>
+        <w:t xml:space="preserve">R</w:t>
+      </w:r>
+      <w:r>
+        <w:t xml:space="preserve"> </w:t>
+      </w:r>
+      <w:r>
+        <w:t xml:space="preserve">không có</w:t>
+      </w:r>
+      <w:r>
+        <w:t xml:space="preserve"> </w:t>
+      </w:r>
+      <w:r>
+        <w:rPr>
+          <w:rStyle w:val="VerbatimChar"/>
+        </w:rPr>
+        <w:t xml:space="preserve">G</w:t>
+      </w:r>
+      <w:r>
+        <w:t xml:space="preserve"> </w:t>
+      </w:r>
+      <w:r>
+        <w:t xml:space="preserve">[7]</w:t>
+      </w:r>
+      <w:r>
+        <w:t xml:space="preserve">; và mã địa phương chỉ có</w:t>
+      </w:r>
+      <w:r>
+        <w:t xml:space="preserve"> </w:t>
+      </w:r>
+      <w:r>
+        <w:rPr>
+          <w:b/>
+          <w:bCs/>
+        </w:rPr>
+        <w:t xml:space="preserve">81 giá trị</w:t>
+      </w:r>
+      <w:r>
+        <w:t xml:space="preserve"> </w:t>
+      </w:r>
+      <w:r>
+        <w:t xml:space="preserve">hợp lệ trong dải 11–99. Căn cứ pháp lý là</w:t>
       </w:r>
       <w:r>
         <w:t xml:space="preserve"> </w:t>
@@ -2706,26 +2817,19 @@
         <w:t xml:space="preserve"> </w:t>
       </w:r>
       <w:r>
-        <w:t xml:space="preserve">(hiệu lực 01/01/2025) [3]</w:t>
-      </w:r>
-      <w:r>
-        <w:t xml:space="preserve">, sửa đổi bởi</w:t>
-      </w:r>
-      <w:r>
-        <w:t xml:space="preserve"> </w:t>
-      </w:r>
-      <w:r>
-        <w:rPr>
-          <w:b/>
-          <w:bCs/>
-        </w:rPr>
-        <w:t xml:space="preserve">TT 13/2025</w:t>
-      </w:r>
-      <w:r>
-        <w:t xml:space="preserve"> </w:t>
-      </w:r>
-      <w:r>
-        <w:t xml:space="preserve">[4]</w:t>
+        <w:t xml:space="preserve">[3]</w:t>
+      </w:r>
+      <w:r>
+        <w:t xml:space="preserve"> </w:t>
+      </w:r>
+      <w:r>
+        <w:t xml:space="preserve">cùng hai thông tư sửa đổi [4]</w:t>
+      </w:r>
+      <w:r>
+        <w:t xml:space="preserve"> </w:t>
+      </w:r>
+      <w:r>
+        <w:t xml:space="preserve">[5]</w:t>
       </w:r>
       <w:r>
         <w:t xml:space="preserve"> </w:t>
@@ -2741,25 +2845,6 @@
           <w:b/>
           <w:bCs/>
         </w:rPr>
-        <w:t xml:space="preserve">TT 51/2025</w:t>
-      </w:r>
-      <w:r>
-        <w:t xml:space="preserve"> </w:t>
-      </w:r>
-      <w:r>
-        <w:t xml:space="preserve">[5]</w:t>
-      </w:r>
-      <w:r>
-        <w:t xml:space="preserve">; kích thước vật lý theo</w:t>
-      </w:r>
-      <w:r>
-        <w:t xml:space="preserve"> </w:t>
-      </w:r>
-      <w:r>
-        <w:rPr>
-          <w:b/>
-          <w:bCs/>
-        </w:rPr>
         <w:t xml:space="preserve">QCVN 08:2024/BCA</w:t>
       </w:r>
       <w:r>
@@ -2769,235 +2854,7 @@
         <w:t xml:space="preserve">[6]</w:t>
       </w:r>
       <w:r>
-        <w:t xml:space="preserve">. Ba đặc thù sau</w:t>
-      </w:r>
-      <w:r>
-        <w:t xml:space="preserve"> </w:t>
-      </w:r>
-      <w:r>
-        <w:rPr>
-          <w:b/>
-          <w:bCs/>
-        </w:rPr>
-        <w:t xml:space="preserve">không học được từ dữ liệu nước ngoài</w:t>
-      </w:r>
-      <w:r>
-        <w:t xml:space="preserve">:</w:t>
-      </w:r>
-      <w:r>
-        <w:t xml:space="preserve"> </w:t>
-      </w:r>
-      <w:r>
-        <w:rPr>
-          <w:b/>
-          <w:bCs/>
-        </w:rPr>
-        <w:t xml:space="preserve">(i)</w:t>
-      </w:r>
-      <w:r>
-        <w:t xml:space="preserve"> </w:t>
-      </w:r>
-      <w:r>
-        <w:t xml:space="preserve">tập ký tự sê-ri</w:t>
-      </w:r>
-      <w:r>
-        <w:t xml:space="preserve"> </w:t>
-      </w:r>
-      <w:r>
-        <w:rPr>
-          <w:b/>
-          <w:bCs/>
-        </w:rPr>
-        <w:t xml:space="preserve">phụ thuộc vị trí</w:t>
-      </w:r>
-      <w:r>
-        <w:t xml:space="preserve"> </w:t>
-      </w:r>
-      <w:r>
-        <w:t xml:space="preserve">— vị trí thứ nhất thuộc một tập 20 chữ cái có</w:t>
-      </w:r>
-      <w:r>
-        <w:t xml:space="preserve"> </w:t>
-      </w:r>
-      <w:r>
-        <w:rPr>
-          <w:rStyle w:val="VerbatimChar"/>
-        </w:rPr>
-        <w:t xml:space="preserve">G</w:t>
-      </w:r>
-      <w:r>
-        <w:t xml:space="preserve"> </w:t>
-      </w:r>
-      <w:r>
-        <w:t xml:space="preserve">không có</w:t>
-      </w:r>
-      <w:r>
-        <w:t xml:space="preserve"> </w:t>
-      </w:r>
-      <w:r>
-        <w:rPr>
-          <w:rStyle w:val="VerbatimChar"/>
-        </w:rPr>
-        <w:t xml:space="preserve">R</w:t>
-      </w:r>
-      <w:r>
-        <w:t xml:space="preserve"> </w:t>
-      </w:r>
-      <w:r>
-        <w:t xml:space="preserve">[7]</w:t>
-      </w:r>
-      <w:r>
-        <w:t xml:space="preserve">, vị trí thứ hai của biển mô tô thuộc một tập 20 chữ</w:t>
-      </w:r>
-      <w:r>
-        <w:t xml:space="preserve"> </w:t>
-      </w:r>
-      <w:r>
-        <w:rPr>
-          <w:b/>
-          <w:bCs/>
-        </w:rPr>
-        <w:t xml:space="preserve">khác</w:t>
-      </w:r>
-      <w:r>
-        <w:t xml:space="preserve"> </w:t>
-      </w:r>
-      <w:r>
-        <w:t xml:space="preserve">có</w:t>
-      </w:r>
-      <w:r>
-        <w:t xml:space="preserve"> </w:t>
-      </w:r>
-      <w:r>
-        <w:rPr>
-          <w:rStyle w:val="VerbatimChar"/>
-        </w:rPr>
-        <w:t xml:space="preserve">R</w:t>
-      </w:r>
-      <w:r>
-        <w:t xml:space="preserve"> </w:t>
-      </w:r>
-      <w:r>
-        <w:t xml:space="preserve">không có</w:t>
-      </w:r>
-      <w:r>
-        <w:t xml:space="preserve"> </w:t>
-      </w:r>
-      <w:r>
-        <w:rPr>
-          <w:rStyle w:val="VerbatimChar"/>
-        </w:rPr>
-        <w:t xml:space="preserve">G</w:t>
-      </w:r>
-      <w:r>
-        <w:t xml:space="preserve">, nên một danh sách phẳng chung sẽ</w:t>
-      </w:r>
-      <w:r>
-        <w:t xml:space="preserve"> </w:t>
-      </w:r>
-      <w:r>
-        <w:rPr>
-          <w:b/>
-          <w:bCs/>
-        </w:rPr>
-        <w:t xml:space="preserve">đọc sai toàn bộ lớp biển xe máy có</w:t>
-      </w:r>
-      <w:r>
-        <w:rPr>
-          <w:b/>
-          <w:bCs/>
-        </w:rPr>
-        <w:t xml:space="preserve"> </w:t>
-      </w:r>
-      <w:r>
-        <w:rPr>
-          <w:rStyle w:val="VerbatimChar"/>
-          <w:b/>
-          <w:bCs/>
-        </w:rPr>
-        <w:t xml:space="preserve">R</w:t>
-      </w:r>
-      <w:r>
-        <w:t xml:space="preserve">;</w:t>
-      </w:r>
-      <w:r>
-        <w:t xml:space="preserve"> </w:t>
-      </w:r>
-      <w:r>
-        <w:rPr>
-          <w:b/>
-          <w:bCs/>
-        </w:rPr>
-        <w:t xml:space="preserve">(ii)</w:t>
-      </w:r>
-      <w:r>
-        <w:t xml:space="preserve"> </w:t>
-      </w:r>
-      <w:r>
-        <w:t xml:space="preserve">mã địa phương chỉ có</w:t>
-      </w:r>
-      <w:r>
-        <w:t xml:space="preserve"> </w:t>
-      </w:r>
-      <w:r>
-        <w:rPr>
-          <w:b/>
-          <w:bCs/>
-        </w:rPr>
-        <w:t xml:space="preserve">81 giá trị</w:t>
-      </w:r>
-      <w:r>
-        <w:t xml:space="preserve"> </w:t>
-      </w:r>
-      <w:r>
-        <w:t xml:space="preserve">trong dải 11–99, tám mã chưa gán, nên</w:t>
-      </w:r>
-      <w:r>
-        <w:t xml:space="preserve"> </w:t>
-      </w:r>
-      <w:r>
-        <w:rPr>
-          <w:rStyle w:val="VerbatimChar"/>
-        </w:rPr>
-        <w:t xml:space="preserve">\d{2}</w:t>
-      </w:r>
-      <w:r>
-        <w:t xml:space="preserve"> </w:t>
-      </w:r>
-      <w:r>
-        <w:t xml:space="preserve">cho qua tám chuỗi không tồn tại;</w:t>
-      </w:r>
-      <w:r>
-        <w:t xml:space="preserve"> </w:t>
-      </w:r>
-      <w:r>
-        <w:rPr>
-          <w:b/>
-          <w:bCs/>
-        </w:rPr>
-        <w:t xml:space="preserve">(iii)</w:t>
-      </w:r>
-      <w:r>
-        <w:t xml:space="preserve"> </w:t>
-      </w:r>
-      <w:r>
-        <w:t xml:space="preserve">tỉ lệ khung hình</w:t>
-      </w:r>
-      <w:r>
-        <w:t xml:space="preserve"> </w:t>
-      </w:r>
-      <w:r>
-        <w:rPr>
-          <w:b/>
-          <w:bCs/>
-        </w:rPr>
-        <w:t xml:space="preserve">phân tách rõ hai bố cục</w:t>
-      </w:r>
-      <w:r>
-        <w:t xml:space="preserve"> </w:t>
-      </w:r>
-      <w:r>
-        <w:t xml:space="preserve">[6] — 4,727 (một dòng) so với 2,000 và 1,357 (hai dòng), không biển nào rơi vào khoảng mở (2,000 ; 4,727), và đó là cơ sở hình học để phân loại số dòng.</w:t>
+        <w:t xml:space="preserve">; chi tiết ở mục 2.2.</w:t>
       </w:r>
     </w:p>
     <w:p>
@@ -3009,29 +2866,13 @@
           <w:b/>
           <w:bCs/>
         </w:rPr>
-        <w:t xml:space="preserve">(c) Điều kiện thu nhận ảnh khác biệt:</w:t>
-      </w:r>
-      <w:r>
-        <w:t xml:space="preserve"> </w:t>
-      </w:r>
-      <w:r>
-        <w:t xml:space="preserve">biển bị che, bám bụi, cong vênh, chụp nghiêng, ngược sáng, ảnh đêm — khác các bộ dữ liệu quốc tế lớn (CCPD, AOLP, SSIG) vốn lấy ô tô làm trung tâm.</w:t>
-      </w:r>
-      <w:r>
-        <w:t xml:space="preserve"> </w:t>
-      </w:r>
-      <w:r>
-        <w:rPr>
-          <w:b/>
-          <w:bCs/>
-        </w:rPr>
         <w:t xml:space="preserve">Kết luận mục 1.1:</w:t>
       </w:r>
       <w:r>
         <w:t xml:space="preserve"> </w:t>
       </w:r>
       <w:r>
-        <w:t xml:space="preserve">bài toán này cần</w:t>
+        <w:t xml:space="preserve">bài toán cần</w:t>
       </w:r>
       <w:r>
         <w:t xml:space="preserve"> </w:t>
@@ -9914,32 +9755,7 @@
         <w:t xml:space="preserve"> </w:t>
       </w:r>
       <w:r>
-        <w:t xml:space="preserve">Kiến trúc CRNN và cách CTC gộp chuỗi thô. Điểm mấu chốt nằm ở</w:t>
-      </w:r>
-      <w:r>
-        <w:t xml:space="preserve"> </w:t>
-      </w:r>
-      <w:r>
-        <w:t xml:space="preserve">tầng tích chập: nó hạ</w:t>
-      </w:r>
-      <w:r>
-        <w:t xml:space="preserve"> </w:t>
-      </w:r>
-      <w:r>
-        <w:rPr>
-          <w:b/>
-          <w:bCs/>
-        </w:rPr>
-        <w:t xml:space="preserve">chiều cao về 1</w:t>
-      </w:r>
-      <w:r>
-        <w:t xml:space="preserve">, biến bản đồ đặc trưng hai chiều thành</w:t>
-      </w:r>
-      <w:r>
-        <w:t xml:space="preserve"> </w:t>
-      </w:r>
-      <w:r>
-        <w:t xml:space="preserve">một chuỗi vector — nhờ đó bài toán đọc ảnh trở thành bài toán đọc chuỗi.</w:t>
+        <w:t xml:space="preserve">Kiến trúc CRNN và cách CTC gộp chuỗi thô.</w:t>
       </w:r>
     </w:p>
     <w:bookmarkEnd w:id="59"/>
@@ -13780,19 +13596,7 @@
         <w:t xml:space="preserve"> </w:t>
       </w:r>
       <w:r>
-        <w:t xml:space="preserve">Sơ đồ use case — hai tác nhân và bốn use case. Ba use case tô đậm là</w:t>
-      </w:r>
-      <w:r>
-        <w:t xml:space="preserve"> </w:t>
-      </w:r>
-      <w:r>
-        <w:t xml:space="preserve">use case chính được đặc tả đầy đủ theo khuôn tác nhân · tiền điều kiện · luồng</w:t>
-      </w:r>
-      <w:r>
-        <w:t xml:space="preserve"> </w:t>
-      </w:r>
-      <w:r>
-        <w:t xml:space="preserve">chính · luồng thay thế.</w:t>
+        <w:t xml:space="preserve">Sơ đồ use case — hai tác nhân và bốn use case.</w:t>
       </w:r>
     </w:p>
     <w:bookmarkEnd w:id="86"/>
@@ -14748,7 +14552,7 @@
           <w:b/>
           <w:bCs/>
         </w:rPr>
-        <w:t xml:space="preserve">Điểm mấu chốt:</w:t>
+        <w:t xml:space="preserve">Điều quan trọng:</w:t>
       </w:r>
       <w:r>
         <w:t xml:space="preserve"> </w:t>
@@ -17920,19 +17724,7 @@
         <w:t xml:space="preserve"> </w:t>
       </w:r>
       <w:r>
-        <w:t xml:space="preserve">Ba lớp trừu tượng và cài đặt tương ứng. Đường ống chỉ giữ tham chiếu</w:t>
-      </w:r>
-      <w:r>
-        <w:t xml:space="preserve"> </w:t>
-      </w:r>
-      <w:r>
-        <w:t xml:space="preserve">tới cột trái, nên thay một cài đặt — ví dụ đổi bộ nhận dạng ký tự — không đụng</w:t>
-      </w:r>
-      <w:r>
-        <w:t xml:space="preserve"> </w:t>
-      </w:r>
-      <w:r>
-        <w:t xml:space="preserve">tới phần còn lại của hệ thống. Đây là bằng chứng cài đặt cho NFR-M5.</w:t>
+        <w:t xml:space="preserve">Ba lớp trừu tượng và cài đặt tương ứng — bằng chứng cài đặt cho NFR-M5.</w:t>
       </w:r>
     </w:p>
     <w:bookmarkEnd w:id="118"/>
@@ -18049,19 +17841,23 @@
         <w:t xml:space="preserve"> </w:t>
       </w:r>
       <w:r>
-        <w:t xml:space="preserve">Bộ nhận dạng dựa trên kiến trúc CRNN kết hợp hàm mất mát CTC, vốn giả định căn chỉnh đơn điệu giữa cột ảnh và chuỗi ký tự — giả định chỉ đúng với văn bản một dòng. Chồng lên đó, mô-đun nhận dạng chuẩn hoá mọi ảnh về chiều cao cố định 48 điểm ảnh [21]</w:t>
-      </w:r>
-      <w:r>
-        <w:t xml:space="preserve">. Biển xe máy Việt Nam 140 × 190 mm theo QCVN 08:2024/BCA [6]</w:t>
-      </w:r>
-      <w:r>
-        <w:t xml:space="preserve"> </w:t>
-      </w:r>
-      <w:r>
-        <w:t xml:space="preserve">có tỉ lệ khung hình xấp xỉ 1,36; sau chuẩn hoá, mỗi hàng ký tự chỉ còn khoảng 24 điểm ảnh, thấp hơn ngưỡng mà nét chữ còn tách rời. Mức nghiêm trọng đã được định lượng: trên bộ RodoSol-ALPR của Brazil, OpenALPR đạt 94,3% trên biển ô tô một dòng nhưng chỉ 45,7% trên biển xe máy hai dòng [2]</w:t>
-      </w:r>
-      <w:r>
-        <w:t xml:space="preserve">. Cần lưu ý cặp số liệu này đo trên dữ liệu Brazil, chỉ được trích như dẫn chứng tương đương về định lượng chứ không phải số liệu Việt Nam.</w:t>
+        <w:t xml:space="preserve">Bộ nhận dạng dựa trên kiến trúc CRNN kết hợp hàm mất mát CTC, vốn giả định đầu vào là</w:t>
+      </w:r>
+      <w:r>
+        <w:t xml:space="preserve"> </w:t>
+      </w:r>
+      <w:r>
+        <w:rPr>
+          <w:b/>
+          <w:bCs/>
+        </w:rPr>
+        <w:t xml:space="preserve">một chuỗi ký tự theo chiều ngang</w:t>
+      </w:r>
+      <w:r>
+        <w:t xml:space="preserve"> </w:t>
+      </w:r>
+      <w:r>
+        <w:t xml:space="preserve">(2.4.2). Ảnh biển hai dòng vi phạm giả định đó, và mức suy giảm đã được đo trong tài liệu (1.1.3) — đây là rủi ro R-04, mức Cao/Cao, vì ở Việt Nam biển hai dòng là dạng phổ biến chứ không phải ngoại lệ.</w:t>
       </w:r>
     </w:p>
     <w:p>
@@ -18268,23 +18064,42 @@
         <w:t xml:space="preserve">015.66</w:t>
       </w:r>
       <w:r>
-        <w:t xml:space="preserve">, vì sau khi ghép, bộ phát hiện văn bản chỉ xác định một vùng chữ và bỏ qua cụm mã tỉnh cùng ký tự sê-ri. Giả thuyết ban đầu — bỏ phép ghép, đọc riêng từng nửa rồi nối chuỗi — đã kiểm chứng trên 200 biển hai dòng có nhãn và</w:t>
-      </w:r>
-      <w:r>
-        <w:t xml:space="preserve"> </w:t>
-      </w:r>
-      <w:r>
-        <w:rPr>
-          <w:b/>
-          <w:bCs/>
-        </w:rPr>
-        <w:t xml:space="preserve">bị bác bỏ dứt khoát: 64,5% xuống 3,5%, không thắng ở trường hợp nào</w:t>
-      </w:r>
-      <w:r>
-        <w:t xml:space="preserve"> </w:t>
-      </w:r>
-      <w:r>
-        <w:t xml:space="preserve">(5.5.6). Nguyên nhân nằm ở chính vùng chồng lấn tại mục c: đọc riêng thì dải chồng lấn bị nhận dạng hai lần và sinh ký tự thừa giữa chuỗi, còn trên dải liền mạch vùng lặp nằm giữa hai cụm ký tự nên bị bộ phát hiện văn bản loại bỏ.</w:t>
+        <w:t xml:space="preserve"> </w:t>
+      </w:r>
+      <w:r>
+        <w:t xml:space="preserve">— sau khi ghép, bộ phát hiện văn bản bỏ qua cụm mã tỉnh và ký tự sê-ri. Giả thuyết thay thế</w:t>
+      </w:r>
+      <w:r>
+        <w:t xml:space="preserve"> </w:t>
+      </w:r>
+      <w:r>
+        <w:rPr>
+          <w:i/>
+          <w:iCs/>
+        </w:rPr>
+        <w:t xml:space="preserve">(bỏ phép ghép, đọc riêng từng nửa rồi nối chuỗi)</w:t>
+      </w:r>
+      <w:r>
+        <w:t xml:space="preserve"> </w:t>
+      </w:r>
+      <w:r>
+        <w:t xml:space="preserve">đã kiểm chứng trên 200 biển hai dòng có nhãn và</w:t>
+      </w:r>
+      <w:r>
+        <w:t xml:space="preserve"> </w:t>
+      </w:r>
+      <w:r>
+        <w:rPr>
+          <w:b/>
+          <w:bCs/>
+        </w:rPr>
+        <w:t xml:space="preserve">bị bác bỏ: 64,5% xuống 3,5%</w:t>
+      </w:r>
+      <w:r>
+        <w:t xml:space="preserve"> </w:t>
+      </w:r>
+      <w:r>
+        <w:t xml:space="preserve">(5.5.6); nguyên nhân là dải chồng lấn ở mục c bị nhận dạng hai lần khi đọc riêng.</w:t>
       </w:r>
     </w:p>
     <w:p>
@@ -18371,7 +18186,7 @@
         <w:t xml:space="preserve"> </w:t>
       </w:r>
       <w:r>
-        <w:t xml:space="preserve">Kịch bản sinh NFR-A4…A7 ban đầu gọi thẳng bộ nhận dạng và bộ chuẩn hoá thay vì đi qua tầng điều phối, nên logic đặt tại tầng điều phối không được phản ánh trong số công bố. Khắc phục bằng cách tách bước phục hồi thành hàm độc lập cấp mô-đun để cả đường chạy sản phẩm lẫn công cụ đo cùng gọi một cài đặt. Bài học vượt ra ngoài phạm vi biển hai dòng:</w:t>
+        <w:t xml:space="preserve">Kịch bản sinh NFR-A4…A7 ban đầu gọi thẳng bộ nhận dạng thay vì đi qua tầng điều phối, nên logic đặt tại tầng ấy không được phản ánh trong số công bố. Khắc phục bằng cách tách bước phục hồi thành hàm cấp mô-đun để cả đường chạy sản phẩm lẫn công cụ đo cùng gọi một cài đặt. Bài học vượt ra ngoài phạm vi biển hai dòng:</w:t>
       </w:r>
       <w:r>
         <w:t xml:space="preserve"> </w:t>
@@ -18387,7 +18202,7 @@
         <w:t xml:space="preserve"> </w:t>
       </w:r>
       <w:r>
-        <w:t xml:space="preserve">— và biện pháp này về sau vẫn chưa đủ, cùng loại sai lệch đã tái diễn (5.5.6).</w:t>
+        <w:t xml:space="preserve">(5.5.6).</w:t>
       </w:r>
     </w:p>
     <w:bookmarkEnd w:id="121"/>
@@ -21221,133 +21036,6 @@
         <w:t xml:space="preserve">✅ đạt mục tiêu · 🟡 chỉ đạt ngưỡng tối thiểu · ❌ không đạt · ⬜ chưa đo · ➖ không áp dụng (Hình 5.1).</w:t>
       </w:r>
     </w:p>
-    <w:p>
-      <w:pPr>
-        <w:pStyle w:val="BlockText"/>
-      </w:pPr>
-      <w:r>
-        <w:rPr>
-          <w:b/>
-          <w:bCs/>
-        </w:rPr>
-        <w:t xml:space="preserve">Ghi chú về cách trích dẫn.</w:t>
-      </w:r>
-      <w:r>
-        <w:t xml:space="preserve"> </w:t>
-      </w:r>
-      <w:r>
-        <w:t xml:space="preserve">Cặp số</w:t>
-      </w:r>
-      <w:r>
-        <w:t xml:space="preserve"> </w:t>
-      </w:r>
-      <w:r>
-        <w:rPr>
-          <w:b/>
-          <w:bCs/>
-        </w:rPr>
-        <w:t xml:space="preserve">94,3%</w:t>
-      </w:r>
-      <w:r>
-        <w:t xml:space="preserve"> </w:t>
-      </w:r>
-      <w:r>
-        <w:t xml:space="preserve">(biển một dòng) ↔</w:t>
-      </w:r>
-      <w:r>
-        <w:t xml:space="preserve"> </w:t>
-      </w:r>
-      <w:r>
-        <w:rPr>
-          <w:b/>
-          <w:bCs/>
-        </w:rPr>
-        <w:t xml:space="preserve">45,7%</w:t>
-      </w:r>
-      <w:r>
-        <w:t xml:space="preserve"> </w:t>
-      </w:r>
-      <w:r>
-        <w:t xml:space="preserve">(biển hai dòng), chênh</w:t>
-      </w:r>
-      <w:r>
-        <w:t xml:space="preserve"> </w:t>
-      </w:r>
-      <w:r>
-        <w:rPr>
-          <w:b/>
-          <w:bCs/>
-        </w:rPr>
-        <w:t xml:space="preserve">48,6 điểm phần trăm</w:t>
-      </w:r>
-      <w:r>
-        <w:t xml:space="preserve">, đo trên bộ dữ liệu</w:t>
-      </w:r>
-      <w:r>
-        <w:t xml:space="preserve"> </w:t>
-      </w:r>
-      <w:r>
-        <w:rPr>
-          <w:b/>
-          <w:bCs/>
-        </w:rPr>
-        <w:t xml:space="preserve">RodoSol-ALPR của Brazil</w:t>
-      </w:r>
-      <w:r>
-        <w:t xml:space="preserve"> </w:t>
-      </w:r>
-      <w:r>
-        <w:t xml:space="preserve">[2]</w:t>
-      </w:r>
-      <w:r>
-        <w:t xml:space="preserve">. Đây</w:t>
-      </w:r>
-      <w:r>
-        <w:t xml:space="preserve"> </w:t>
-      </w:r>
-      <w:r>
-        <w:rPr>
-          <w:b/>
-          <w:bCs/>
-        </w:rPr>
-        <w:t xml:space="preserve">không phải</w:t>
-      </w:r>
-      <w:r>
-        <w:t xml:space="preserve"> </w:t>
-      </w:r>
-      <w:r>
-        <w:t xml:space="preserve">số liệu Việt Nam; mỗi lần dẫn, tên bộ dữ liệu và quốc gia phải xuất hiện</w:t>
-      </w:r>
-      <w:r>
-        <w:t xml:space="preserve"> </w:t>
-      </w:r>
-      <w:r>
-        <w:rPr>
-          <w:b/>
-          <w:bCs/>
-        </w:rPr>
-        <w:t xml:space="preserve">ngay trong câu</w:t>
-      </w:r>
-      <w:r>
-        <w:t xml:space="preserve">, và nó chỉ dùng như</w:t>
-      </w:r>
-      <w:r>
-        <w:t xml:space="preserve"> </w:t>
-      </w:r>
-      <w:r>
-        <w:rPr>
-          <w:i/>
-          <w:iCs/>
-        </w:rPr>
-        <w:t xml:space="preserve">analogue định lượng</w:t>
-      </w:r>
-      <w:r>
-        <w:t xml:space="preserve"> </w:t>
-      </w:r>
-      <w:r>
-        <w:t xml:space="preserve">về độ khó tương đối của biển hai dòng, không bao giờ như mốc chuẩn phải vượt.</w:t>
-      </w:r>
-    </w:p>
     <w:bookmarkEnd w:id="141"/>
     <w:bookmarkStart w:id="145" w:name="Xae02105bda9855e41edaa9a7db070e9fd50916a"/>
     <w:p>
@@ -30248,20 +29936,7 @@
         <w:t xml:space="preserve"> </w:t>
       </w:r>
       <w:r>
-        <w:t xml:space="preserve">Sáu lần đo NFR-P2. Trung vị của lượt đo cũ nằm ngang với các lần đo trên máy rảnh, nhưng đuôi p95 cao gấp sáu lần; ép tải tới 12 lõi cũng chỉ đẩy tỉ lệ p95/p50 lên 1,24× trong khi lượt đo cũ là</w:t>
-      </w:r>
-      <w:r>
-        <w:t xml:space="preserve"> </w:t>
-      </w:r>
-      <w:r>
-        <w:rPr>
-          <w:b/>
-          <w:bCs/>
-        </w:rPr>
-        <w:t xml:space="preserve">6,93×</w:t>
-      </w:r>
-      <w:r>
-        <w:t xml:space="preserve">.</w:t>
+        <w:t xml:space="preserve">Sáu lần đo NFR-P2 trong các điều kiện máy khác nhau.</w:t>
       </w:r>
     </w:p>
     <w:bookmarkEnd w:id="170"/>
@@ -30578,7 +30253,98 @@
         <w:t xml:space="preserve"> </w:t>
       </w:r>
       <w:r>
-        <w:t xml:space="preserve">dòng kết quả là trùng lặp của một biển đã có (Hình 5.3).</w:t>
+        <w:t xml:space="preserve">dòng kết quả là trùng lặp của một biển đã có. Hình 5.3 là một ca cụ thể: cùng một chiếc xe máy được đọc thành</w:t>
+      </w:r>
+      <w:r>
+        <w:t xml:space="preserve"> </w:t>
+      </w:r>
+      <w:r>
+        <w:rPr>
+          <w:b/>
+          <w:bCs/>
+        </w:rPr>
+        <w:t xml:space="preserve">năm chuỗi khác nhau</w:t>
+      </w:r>
+      <w:r>
+        <w:t xml:space="preserve"> </w:t>
+      </w:r>
+      <w:r>
+        <w:t xml:space="preserve">ở năm khung, và điều đáng chú ý là</w:t>
+      </w:r>
+      <w:r>
+        <w:t xml:space="preserve"> </w:t>
+      </w:r>
+      <w:r>
+        <w:rPr>
+          <w:b/>
+          <w:bCs/>
+        </w:rPr>
+        <w:t xml:space="preserve">năm vùng cắt gần như không phân biệt được bằng mắt</w:t>
+      </w:r>
+      <w:r>
+        <w:t xml:space="preserve"> </w:t>
+      </w:r>
+      <w:r>
+        <w:t xml:space="preserve">— khác biệt không đến từ loá sáng hay che khuất mà từ</w:t>
+      </w:r>
+      <w:r>
+        <w:t xml:space="preserve"> </w:t>
+      </w:r>
+      <w:r>
+        <w:rPr>
+          <w:b/>
+          <w:bCs/>
+        </w:rPr>
+        <w:t xml:space="preserve">tính không tất định của khối nhận dạng giữa các khung gần giống nhau</w:t>
+      </w:r>
+      <w:r>
+        <w:t xml:space="preserve">. Bản</w:t>
+      </w:r>
+      <w:r>
+        <w:t xml:space="preserve"> </w:t>
+      </w:r>
+      <w:r>
+        <w:rPr>
+          <w:rStyle w:val="VerbatimChar"/>
+        </w:rPr>
+        <w:t xml:space="preserve">51H14573</w:t>
+      </w:r>
+      <w:r>
+        <w:t xml:space="preserve"> </w:t>
+      </w:r>
+      <w:r>
+        <w:t xml:space="preserve">thắng nhờ</w:t>
+      </w:r>
+      <w:r>
+        <w:t xml:space="preserve"> </w:t>
+      </w:r>
+      <w:r>
+        <w:rPr>
+          <w:b/>
+          <w:bCs/>
+        </w:rPr>
+        <w:t xml:space="preserve">11 khung</w:t>
+      </w:r>
+      <w:r>
+        <w:t xml:space="preserve"> </w:t>
+      </w:r>
+      <w:r>
+        <w:t xml:space="preserve">bỏ phiếu trong khi bốn bản kia mỗi bản chỉ một khung; nếu xét riêng độ tin cậy thì</w:t>
+      </w:r>
+      <w:r>
+        <w:t xml:space="preserve"> </w:t>
+      </w:r>
+      <w:r>
+        <w:rPr>
+          <w:rStyle w:val="VerbatimChar"/>
+        </w:rPr>
+        <w:t xml:space="preserve">51H4573</w:t>
+      </w:r>
+      <w:r>
+        <w:t xml:space="preserve"> </w:t>
+      </w:r>
+      <w:r>
+        <w:t xml:space="preserve">(0,994) đã suýt vượt qua — đúng lý do độ tin cậy bị xếp cuối trong thứ tự ưu tiên.</w:t>
       </w:r>
     </w:p>
     <w:p>
@@ -30643,98 +30409,7 @@
         <w:t xml:space="preserve"> </w:t>
       </w:r>
       <w:r>
-        <w:t xml:space="preserve">Một ca khử trùng lặp thật, cắt trực tiếp từ video demo. Cùng một chiếc xe máy được đọc thành</w:t>
-      </w:r>
-      <w:r>
-        <w:t xml:space="preserve"> </w:t>
-      </w:r>
-      <w:r>
-        <w:rPr>
-          <w:b/>
-          <w:bCs/>
-        </w:rPr>
-        <w:t xml:space="preserve">năm chuỗi khác nhau</w:t>
-      </w:r>
-      <w:r>
-        <w:t xml:space="preserve"> </w:t>
-      </w:r>
-      <w:r>
-        <w:t xml:space="preserve">ở năm khung hình khác nhau; bốn bản viền đỏ bị gom vào bản viền xanh. Điều đáng chú ý là</w:t>
-      </w:r>
-      <w:r>
-        <w:t xml:space="preserve"> </w:t>
-      </w:r>
-      <w:r>
-        <w:rPr>
-          <w:b/>
-          <w:bCs/>
-        </w:rPr>
-        <w:t xml:space="preserve">năm vùng cắt gần như không phân biệt được bằng mắt</w:t>
-      </w:r>
-      <w:r>
-        <w:t xml:space="preserve"> </w:t>
-      </w:r>
-      <w:r>
-        <w:t xml:space="preserve">— khác biệt không đến từ loá sáng hay che khuất mà từ</w:t>
-      </w:r>
-      <w:r>
-        <w:t xml:space="preserve"> </w:t>
-      </w:r>
-      <w:r>
-        <w:rPr>
-          <w:b/>
-          <w:bCs/>
-        </w:rPr>
-        <w:t xml:space="preserve">tính không tất định của khối nhận dạng giữa các khung gần giống nhau</w:t>
-      </w:r>
-      <w:r>
-        <w:t xml:space="preserve">. Bản</w:t>
-      </w:r>
-      <w:r>
-        <w:t xml:space="preserve"> </w:t>
-      </w:r>
-      <w:r>
-        <w:rPr>
-          <w:rStyle w:val="VerbatimChar"/>
-        </w:rPr>
-        <w:t xml:space="preserve">51H14573</w:t>
-      </w:r>
-      <w:r>
-        <w:t xml:space="preserve"> </w:t>
-      </w:r>
-      <w:r>
-        <w:t xml:space="preserve">thắng nhờ</w:t>
-      </w:r>
-      <w:r>
-        <w:t xml:space="preserve"> </w:t>
-      </w:r>
-      <w:r>
-        <w:rPr>
-          <w:b/>
-          <w:bCs/>
-        </w:rPr>
-        <w:t xml:space="preserve">11 khung</w:t>
-      </w:r>
-      <w:r>
-        <w:t xml:space="preserve"> </w:t>
-      </w:r>
-      <w:r>
-        <w:t xml:space="preserve">bỏ phiếu, trong khi bốn bản còn lại mỗi bản chỉ có một khung; nếu xét riêng độ tin cậy thì</w:t>
-      </w:r>
-      <w:r>
-        <w:t xml:space="preserve"> </w:t>
-      </w:r>
-      <w:r>
-        <w:rPr>
-          <w:rStyle w:val="VerbatimChar"/>
-        </w:rPr>
-        <w:t xml:space="preserve">51H4573</w:t>
-      </w:r>
-      <w:r>
-        <w:t xml:space="preserve"> </w:t>
-      </w:r>
-      <w:r>
-        <w:t xml:space="preserve">(0,994) đã suýt vượt qua.</w:t>
+        <w:t xml:space="preserve">Một ca khử trùng lặp thật, cắt trực tiếp từ video demo.</w:t>
       </w:r>
     </w:p>
     <w:p>
@@ -35178,7 +34853,7 @@
           <w:b/>
           <w:bCs/>
         </w:rPr>
-        <w:t xml:space="preserve">Sáu đại lượng đo được mà khảo sát không tìm thấy tương đương trong tài liệu Việt Nam.</w:t>
+        <w:t xml:space="preserve">Bốn đại lượng đo được mà khảo sát không tìm thấy tương đương trong tài liệu Việt Nam.</w:t>
       </w:r>
       <w:r>
         <w:t xml:space="preserve"> </w:t>
@@ -35230,7 +34905,7 @@
         <w:t xml:space="preserve"> </w:t>
       </w:r>
       <w:r>
-        <w:t xml:space="preserve">ở khối nhận dạng so với chỉ 2,09 điểm ở khối phát hiện, nên rủi ro R-04 nằm trọn ở tầng đọc ký tự.</w:t>
+        <w:t xml:space="preserve">ở khối nhận dạng so với 2,09 điểm ở khối phát hiện, nên rủi ro R-04 nằm trọn ở tầng đọc ký tự.</w:t>
       </w:r>
       <w:r>
         <w:t xml:space="preserve"> </w:t>
@@ -35253,7 +34928,7 @@
         <w:t xml:space="preserve">Benchmark ba bộ nhận dạng trên 2.801 biển trong cùng một tầng bao quanh</w:t>
       </w:r>
       <w:r>
-        <w:t xml:space="preserve">: PaddleOCR 68,87% so với EasyOCR 14,28% và Tesseract 10,28% — kết quả chỉ áp trong cấu hình của đồ án, không suy rộng thành so sánh tuyệt đối; kèm phát hiện rằng bước tách-ghép nâng PaddleOCR 34,92 điểm nhưng Tesseract chỉ 0,03 điểm, tức</w:t>
+        <w:t xml:space="preserve">: PaddleOCR 68,87% so với EasyOCR 14,28% và Tesseract 10,28%, kèm phát hiện rằng bước tách-ghép nâng PaddleOCR 34,92 điểm nhưng Tesseract chỉ 0,03 điểm —</w:t>
       </w:r>
       <w:r>
         <w:t xml:space="preserve"> </w:t>
@@ -35294,120 +34969,45 @@
       <w:r>
         <w:t xml:space="preserve">trên 1.565 ảnh có nhãn, cung cấp bằng chứng mà chuỗi ký tự không mang được.</w:t>
       </w:r>
-      <w:r>
-        <w:t xml:space="preserve"> </w:t>
-      </w:r>
-      <w:r>
-        <w:rPr>
-          <w:i/>
-          <w:iCs/>
-        </w:rPr>
-        <w:t xml:space="preserve">(5)</w:t>
-      </w:r>
-      <w:r>
-        <w:t xml:space="preserve"> </w:t>
-      </w:r>
-      <w:r>
-        <w:rPr>
-          <w:b/>
-          <w:bCs/>
-        </w:rPr>
-        <w:t xml:space="preserve">Tối ưu tầng chạy đưa NFR-P1 từ chỉ-đạt-sàn lên vượt mục tiêu</w:t>
-      </w:r>
-      <w:r>
-        <w:t xml:space="preserve"> </w:t>
-      </w:r>
-      <w:r>
-        <w:t xml:space="preserve">— p95 từ 1.143,10 xuống 509,76 ms mà</w:t>
-      </w:r>
-      <w:r>
-        <w:t xml:space="preserve"> </w:t>
-      </w:r>
-      <w:r>
-        <w:rPr>
-          <w:b/>
-          <w:bCs/>
-        </w:rPr>
-        <w:t xml:space="preserve">không đụng một trọng số nào</w:t>
-      </w:r>
-      <w:r>
-        <w:t xml:space="preserve">, và điều đáng nói là</w:t>
-      </w:r>
-      <w:r>
-        <w:t xml:space="preserve"> </w:t>
-      </w:r>
-      <w:r>
-        <w:rPr>
-          <w:b/>
-          <w:bCs/>
-        </w:rPr>
-        <w:t xml:space="preserve">mọi chỉ số độ chính xác đứng yên tuyệt đối</w:t>
-      </w:r>
-      <w:r>
-        <w:t xml:space="preserve">, bằng chứng cho thấy phép tối ưu không đánh đổi gì.</w:t>
-      </w:r>
-      <w:r>
-        <w:t xml:space="preserve"> </w:t>
-      </w:r>
-      <w:r>
-        <w:rPr>
-          <w:i/>
-          <w:iCs/>
-        </w:rPr>
-        <w:t xml:space="preserve">(6)</w:t>
-      </w:r>
-      <w:r>
-        <w:t xml:space="preserve"> </w:t>
-      </w:r>
-      <w:r>
-        <w:rPr>
-          <w:b/>
-          <w:bCs/>
-        </w:rPr>
-        <w:t xml:space="preserve">Khử trùng lặp mờ cho chuỗi khung hình video</w:t>
-      </w:r>
-      <w:r>
-        <w:t xml:space="preserve"> </w:t>
-      </w:r>
-      <w:r>
-        <w:t xml:space="preserve">gom 17 trên 44 cách đọc về đúng một bản ghi mỗi xe, chọn bản giữ lại bằng</w:t>
-      </w:r>
-      <w:r>
-        <w:t xml:space="preserve"> </w:t>
-      </w:r>
-      <w:r>
-        <w:rPr>
-          <w:b/>
-          <w:bCs/>
-        </w:rPr>
-        <w:t xml:space="preserve">số khung bỏ phiếu</w:t>
-      </w:r>
-      <w:r>
-        <w:t xml:space="preserve"> </w:t>
-      </w:r>
-      <w:r>
-        <w:t xml:space="preserve">chứ không bằng độ tin cậy.</w:t>
-      </w:r>
     </w:p>
     <w:p>
       <w:pPr>
         <w:pStyle w:val="BodyText"/>
       </w:pPr>
       <w:r>
-        <w:t xml:space="preserve">Ngoài các con số, đồ án để lại</w:t>
-      </w:r>
-      <w:r>
-        <w:t xml:space="preserve"> </w:t>
-      </w:r>
-      <w:r>
-        <w:rPr>
-          <w:b/>
-          <w:bCs/>
-        </w:rPr>
-        <w:t xml:space="preserve">một quy trình đánh giá có kiểm chứng</w:t>
-      </w:r>
-      <w:r>
-        <w:t xml:space="preserve">: mọi số liệu sinh lại được bằng một lệnh, mọi phép so sánh kèm điều kiện đo, và các kết quả âm — lượt tinh chỉnh bộ nhận dạng không thắng model gốc ở chế độ vận hành — được ghi lại thay vì bỏ đi (Bảng 6.2).</w:t>
+        <w:t xml:space="preserve">Hai kết quả kỹ thuật hệ thống đi kèm:</w:t>
+      </w:r>
+      <w:r>
+        <w:t xml:space="preserve"> </w:t>
+      </w:r>
+      <w:r>
+        <w:rPr>
+          <w:b/>
+          <w:bCs/>
+        </w:rPr>
+        <w:t xml:space="preserve">tối ưu tầng chạy đưa p95 từ 1.143,10 xuống 509,76 ms mà không đụng một trọng số nào và mọi chỉ số độ chính xác đứng yên</w:t>
+      </w:r>
+      <w:r>
+        <w:t xml:space="preserve"> </w:t>
+      </w:r>
+      <w:r>
+        <w:t xml:space="preserve">(4.6.8); và</w:t>
+      </w:r>
+      <w:r>
+        <w:t xml:space="preserve"> </w:t>
+      </w:r>
+      <w:r>
+        <w:rPr>
+          <w:b/>
+          <w:bCs/>
+        </w:rPr>
+        <w:t xml:space="preserve">khử trùng lặp mờ</w:t>
+      </w:r>
+      <w:r>
+        <w:t xml:space="preserve"> </w:t>
+      </w:r>
+      <w:r>
+        <w:t xml:space="preserve">gom 17 trên 44 cách đọc về đúng một bản ghi mỗi xe (4.7.2). Ngoài các con số, đồ án để lại một quy trình đánh giá có kiểm chứng: mọi số liệu sinh lại được bằng một lệnh, và các kết quả âm được ghi lại thay vì bỏ đi.</w:t>
       </w:r>
     </w:p>
     <w:bookmarkEnd w:id="182"/>
@@ -35423,6 +35023,14 @@
     <w:p>
       <w:pPr>
         <w:pStyle w:val="FirstParagraph"/>
+      </w:pPr>
+      <w:r>
+        <w:t xml:space="preserve">Mười hạn chế của đồ án, xếp theo mức nghiêm trọng, liệt kê ở Bảng 6.2.</w:t>
+      </w:r>
+    </w:p>
+    <w:p>
+      <w:pPr>
+        <w:pStyle w:val="BodyText"/>
       </w:pPr>
       <w:r>
         <w:rPr>

--- a/nop/01-do-an-tot-nghiep.docx
+++ b/nop/01-do-an-tot-nghiep.docx
@@ -1593,7 +1593,7 @@
               <w:pStyle w:val="Compact"/>
             </w:pPr>
             <w:r>
-              <w:t xml:space="preserve">Bảng 5.2</w:t>
+              <w:t xml:space="preserve">Bảng 5.1</w:t>
             </w:r>
           </w:p>
         </w:tc>
@@ -1629,7 +1629,7 @@
               <w:pStyle w:val="Compact"/>
             </w:pPr>
             <w:r>
-              <w:t xml:space="preserve">Bảng 5.3</w:t>
+              <w:t xml:space="preserve">Bảng 5.2</w:t>
             </w:r>
           </w:p>
         </w:tc>
@@ -1665,7 +1665,7 @@
               <w:pStyle w:val="Compact"/>
             </w:pPr>
             <w:r>
-              <w:t xml:space="preserve">Bảng 5.4</w:t>
+              <w:t xml:space="preserve">Bảng 5.3</w:t>
             </w:r>
           </w:p>
         </w:tc>
@@ -1701,7 +1701,7 @@
               <w:pStyle w:val="Compact"/>
             </w:pPr>
             <w:r>
-              <w:t xml:space="preserve">Bảng 5.5</w:t>
+              <w:t xml:space="preserve">Bảng 5.4</w:t>
             </w:r>
           </w:p>
         </w:tc>
@@ -1737,7 +1737,7 @@
               <w:pStyle w:val="Compact"/>
             </w:pPr>
             <w:r>
-              <w:t xml:space="preserve">Bảng 5.6</w:t>
+              <w:t xml:space="preserve">Bảng 5.5</w:t>
             </w:r>
           </w:p>
         </w:tc>
@@ -1773,7 +1773,7 @@
               <w:pStyle w:val="Compact"/>
             </w:pPr>
             <w:r>
-              <w:t xml:space="preserve">Bảng 5.7</w:t>
+              <w:t xml:space="preserve">Bảng 5.6</w:t>
             </w:r>
           </w:p>
         </w:tc>
@@ -1809,7 +1809,7 @@
               <w:pStyle w:val="Compact"/>
             </w:pPr>
             <w:r>
-              <w:t xml:space="preserve">Bảng 5.8</w:t>
+              <w:t xml:space="preserve">Bảng 5.7</w:t>
             </w:r>
           </w:p>
         </w:tc>
@@ -1845,7 +1845,7 @@
               <w:pStyle w:val="Compact"/>
             </w:pPr>
             <w:r>
-              <w:t xml:space="preserve">Bảng 5.9</w:t>
+              <w:t xml:space="preserve">Bảng 5.8</w:t>
             </w:r>
           </w:p>
         </w:tc>
@@ -1881,7 +1881,7 @@
               <w:pStyle w:val="Compact"/>
             </w:pPr>
             <w:r>
-              <w:t xml:space="preserve">Bảng 5.10</w:t>
+              <w:t xml:space="preserve">Bảng 5.9</w:t>
             </w:r>
           </w:p>
         </w:tc>
@@ -1917,7 +1917,7 @@
               <w:pStyle w:val="Compact"/>
             </w:pPr>
             <w:r>
-              <w:t xml:space="preserve">Bảng 5.11</w:t>
+              <w:t xml:space="preserve">Bảng 5.10</w:t>
             </w:r>
           </w:p>
         </w:tc>
@@ -1953,6 +1953,42 @@
               <w:pStyle w:val="Compact"/>
             </w:pPr>
             <w:r>
+              <w:t xml:space="preserve">Bảng 5.11</w:t>
+            </w:r>
+          </w:p>
+        </w:tc>
+        <w:tc>
+          <w:tcPr/>
+          <w:p>
+            <w:pPr>
+              <w:pStyle w:val="Compact"/>
+            </w:pPr>
+            <w:r>
+              <w:t xml:space="preserve">Tần suất từng loại lỗi trên 2.801 biển có nhãn chuỗi, cấu hình giao hàng</w:t>
+            </w:r>
+          </w:p>
+        </w:tc>
+        <w:tc>
+          <w:tcPr/>
+          <w:p>
+            <w:pPr>
+              <w:pStyle w:val="Compact"/>
+              <w:jc w:val="center"/>
+            </w:pPr>
+            <w:r>
+              <w:t xml:space="preserve">—</w:t>
+            </w:r>
+          </w:p>
+        </w:tc>
+      </w:tr>
+      <w:tr>
+        <w:tc>
+          <w:tcPr/>
+          <w:p>
+            <w:pPr>
+              <w:pStyle w:val="Compact"/>
+            </w:pPr>
+            <w:r>
               <w:t xml:space="preserve">Bảng 5.12</w:t>
             </w:r>
           </w:p>
@@ -1964,7 +2000,7 @@
               <w:pStyle w:val="Compact"/>
             </w:pPr>
             <w:r>
-              <w:t xml:space="preserve">Tần suất từng loại lỗi trên 2.801 biển có nhãn chuỗi, cấu hình giao hàng</w:t>
+              <w:t xml:space="preserve">Đối chiếu kết quả của đồ án với các con số đã công bố</w:t>
             </w:r>
           </w:p>
         </w:tc>
@@ -10497,7 +10533,220 @@
         <w:pStyle w:val="FirstParagraph"/>
       </w:pPr>
       <w:r>
-        <w:t xml:space="preserve">Nhiều công trình quốc tế gần đây (2018-2026) tập trung vào nhận dạng đầu cuối bằng học sâu, cải thiện độ phân giải thấp và sử dụng siêu mô hình ngôn ngữ lớn để khắc phục hạn chế của các hệ thống cũ. Tuy nhiên, ít nghiên cứu nào bóc tách số liệu cho riêng biển hai dòng phức tạp giống như ở Việt Nam.</w:t>
+        <w:t xml:space="preserve">Laroca và cộng sự (2022) khảo sát khả năng tổng quát hoá của các hệ thống ALPR khi chuyển giữa các bộ dữ liệu khác nhau [2]</w:t>
+      </w:r>
+      <w:r>
+        <w:t xml:space="preserve">. Trên bộ</w:t>
+      </w:r>
+      <w:r>
+        <w:t xml:space="preserve"> </w:t>
+      </w:r>
+      <w:r>
+        <w:rPr>
+          <w:b/>
+          <w:bCs/>
+        </w:rPr>
+        <w:t xml:space="preserve">RodoSol-ALPR</w:t>
+      </w:r>
+      <w:r>
+        <w:t xml:space="preserve"> </w:t>
+      </w:r>
+      <w:r>
+        <w:t xml:space="preserve">của Brazil — thiết kế cân bằng có chủ ý với 4.000 ảnh ô tô biển một dòng và 4.000 ảnh xe máy biển hai dòng — hệ thống thương mại OpenALPR đạt</w:t>
+      </w:r>
+      <w:r>
+        <w:t xml:space="preserve"> </w:t>
+      </w:r>
+      <w:r>
+        <w:rPr>
+          <w:b/>
+          <w:bCs/>
+        </w:rPr>
+        <w:t xml:space="preserve">94,3%</w:t>
+      </w:r>
+      <w:r>
+        <w:t xml:space="preserve"> </w:t>
+      </w:r>
+      <w:r>
+        <w:t xml:space="preserve">với biển một dòng nhưng chỉ</w:t>
+      </w:r>
+      <w:r>
+        <w:t xml:space="preserve"> </w:t>
+      </w:r>
+      <w:r>
+        <w:rPr>
+          <w:b/>
+          <w:bCs/>
+        </w:rPr>
+        <w:t xml:space="preserve">45,7%</w:t>
+      </w:r>
+      <w:r>
+        <w:t xml:space="preserve"> </w:t>
+      </w:r>
+      <w:r>
+        <w:t xml:space="preserve">với biển hai dòng. Vì hai nhóm ảnh chỉ khác nhau ở bố cục biển, kết quả này cho thấy</w:t>
+      </w:r>
+      <w:r>
+        <w:t xml:space="preserve"> </w:t>
+      </w:r>
+      <w:r>
+        <w:rPr>
+          <w:b/>
+          <w:bCs/>
+        </w:rPr>
+        <w:t xml:space="preserve">bố cục hai dòng là một thách thức độc lập với chất lượng bộ phát hiện</w:t>
+      </w:r>
+      <w:r>
+        <w:t xml:space="preserve">. Cũng trong nghiên cứu đó, cả 12 phương pháp và 2 hệ thống thương mại được đánh giá đều không vượt quá 70% tỷ lệ nhận dạng khi đo xuyên bộ dữ liệu.</w:t>
+      </w:r>
+    </w:p>
+    <w:p>
+      <w:pPr>
+        <w:pStyle w:val="BodyText"/>
+      </w:pPr>
+      <w:r>
+        <w:t xml:space="preserve">Cuộc thi</w:t>
+      </w:r>
+      <w:r>
+        <w:t xml:space="preserve"> </w:t>
+      </w:r>
+      <w:r>
+        <w:rPr>
+          <w:b/>
+          <w:bCs/>
+        </w:rPr>
+        <w:t xml:space="preserve">ICPR 2026 về nhận dạng biển số độ phân giải thấp</w:t>
+      </w:r>
+      <w:r>
+        <w:t xml:space="preserve"> </w:t>
+      </w:r>
+      <w:r>
+        <w:t xml:space="preserve">lấy độ chính xác đầu cuối ở</w:t>
+      </w:r>
+      <w:r>
+        <w:t xml:space="preserve"> </w:t>
+      </w:r>
+      <w:r>
+        <w:rPr>
+          <w:b/>
+          <w:bCs/>
+        </w:rPr>
+        <w:t xml:space="preserve">mức chuỗi</w:t>
+      </w:r>
+      <w:r>
+        <w:t xml:space="preserve"> </w:t>
+      </w:r>
+      <w:r>
+        <w:t xml:space="preserve">làm chỉ số chính; đội dẫn đầu đạt</w:t>
+      </w:r>
+      <w:r>
+        <w:t xml:space="preserve"> </w:t>
+      </w:r>
+      <w:r>
+        <w:rPr>
+          <w:b/>
+          <w:bCs/>
+        </w:rPr>
+        <w:t xml:space="preserve">82,13%</w:t>
+      </w:r>
+      <w:r>
+        <w:t xml:space="preserve"> </w:t>
+      </w:r>
+      <w:r>
+        <w:t xml:space="preserve">[18]</w:t>
+      </w:r>
+      <w:r>
+        <w:t xml:space="preserve">. Con số này cho thấy bài toán vẫn chưa được giải quyết trọn vẹn ngay cả với những phương pháp mạnh nhất, và nó cũng là mốc tham chiếu hợp lý duy nhất cho chỉ số đầu cuối của đồ án (5.8.1).</w:t>
+      </w:r>
+    </w:p>
+    <w:p>
+      <w:pPr>
+        <w:pStyle w:val="BodyText"/>
+      </w:pPr>
+      <w:r>
+        <w:t xml:space="preserve">Về kiến trúc, các nghiên cứu ALPR gần đây phần lớn theo hướng</w:t>
+      </w:r>
+      <w:r>
+        <w:t xml:space="preserve"> </w:t>
+      </w:r>
+      <w:r>
+        <w:rPr>
+          <w:b/>
+          <w:bCs/>
+        </w:rPr>
+        <w:t xml:space="preserve">hai giai đoạn</w:t>
+      </w:r>
+      <w:r>
+        <w:t xml:space="preserve">: một bộ phát hiện đối tượng khoanh vùng biển, rồi một bộ nhận dạng ký tự đọc vùng đã cắt. Batra và cộng sự (2022) dùng YOLOv5 cho biển số Ấn Độ [15]</w:t>
+      </w:r>
+      <w:r>
+        <w:t xml:space="preserve">, và hai công trình 2025 áp dụng YOLO11 cho cùng bài toán [16]</w:t>
+      </w:r>
+      <w:r>
+        <w:t xml:space="preserve"> </w:t>
+      </w:r>
+      <w:r>
+        <w:t xml:space="preserve">[17]</w:t>
+      </w:r>
+      <w:r>
+        <w:t xml:space="preserve">. Cả ba đều báo cáo mAP của</w:t>
+      </w:r>
+      <w:r>
+        <w:t xml:space="preserve"> </w:t>
+      </w:r>
+      <w:r>
+        <w:rPr>
+          <w:b/>
+          <w:bCs/>
+        </w:rPr>
+        <w:t xml:space="preserve">riêng bước phát hiện</w:t>
+      </w:r>
+      <w:r>
+        <w:t xml:space="preserve">; không công trình nào trong nhóm này bóc tách kết quả nhận dạng theo bố cục biển — khoảng cách giữa</w:t>
+      </w:r>
+      <w:r>
+        <w:t xml:space="preserve"> </w:t>
+      </w:r>
+      <w:hyperlink r:id="rId17">
+        <w:r>
+          <w:rPr>
+            <w:rStyle w:val="Hyperlink"/>
+          </w:rPr>
+          <w:t xml:space="preserve">mAP@0.5</w:t>
+        </w:r>
+      </w:hyperlink>
+      <w:r>
+        <w:t xml:space="preserve"> </w:t>
+      </w:r>
+      <w:r>
+        <w:t xml:space="preserve">và</w:t>
+      </w:r>
+      <w:r>
+        <w:t xml:space="preserve"> </w:t>
+      </w:r>
+      <w:hyperlink r:id="rId17">
+        <w:r>
+          <w:rPr>
+            <w:rStyle w:val="Hyperlink"/>
+          </w:rPr>
+          <w:t xml:space="preserve">mAP@0.5</w:t>
+        </w:r>
+      </w:hyperlink>
+      <w:r>
+        <w:t xml:space="preserve">:0.95 mà chúng công bố (18,8 · 27,5 · 40,7 điểm phần trăm,</w:t>
+      </w:r>
+      <w:r>
+        <w:t xml:space="preserve"> </w:t>
+      </w:r>
+      <w:r>
+        <w:rPr>
+          <w:b/>
+          <w:bCs/>
+        </w:rPr>
+        <w:t xml:space="preserve">Phụ lục V</w:t>
+      </w:r>
+      <w:r>
+        <w:t xml:space="preserve">) chỉ nói lên độ khít của hộp bao, không nói gì về khả năng đọc biển hai dòng.</w:t>
       </w:r>
     </w:p>
     <w:bookmarkEnd w:id="66"/>
@@ -10515,20 +10764,165 @@
         <w:pStyle w:val="FirstParagraph"/>
       </w:pPr>
       <w:r>
-        <w:t xml:space="preserve">Nghiên cứu ALPR cho biển Việt Nam chủ yếu công bố tại hội nghị, tạp chí khu vực,</w:t>
-      </w:r>
-      <w:r>
-        <w:t xml:space="preserve"> </w:t>
-      </w:r>
-      <w:r>
-        <w:rPr>
-          <w:b/>
-          <w:bCs/>
-        </w:rPr>
-        <w:t xml:space="preserve">không xuất hiện trên các benchmark quốc tế lớn</w:t>
-      </w:r>
-      <w:r>
-        <w:t xml:space="preserve">, phần lớn đánh giá trên tập tự thu thập không công khai — so sánh công bằng gần như bất khả thi.</w:t>
+        <w:t xml:space="preserve">Qua khảo sát các công trình và đồ án ALPR cho biển số Việt Nam được công bố công khai, phần lớn nghiên cứu tập trung vào việc cải thiện độ chính xác</w:t>
+      </w:r>
+      <w:r>
+        <w:t xml:space="preserve"> </w:t>
+      </w:r>
+      <w:r>
+        <w:rPr>
+          <w:b/>
+          <w:bCs/>
+        </w:rPr>
+        <w:t xml:space="preserve">phát hiện</w:t>
+      </w:r>
+      <w:r>
+        <w:t xml:space="preserve"> </w:t>
+      </w:r>
+      <w:r>
+        <w:t xml:space="preserve">biển số hoặc báo cáo kết quả tổng thể của toàn hệ thống. Các công trình thường dùng YOLO kết hợp EasyOCR hoặc PaddleOCR, và công bố mAP, precision, recall hoặc một con số độ chính xác nhận dạng chung. Chúng cũng chủ yếu xuất hiện tại hội nghị và tạp chí khu vực,</w:t>
+      </w:r>
+      <w:r>
+        <w:t xml:space="preserve"> </w:t>
+      </w:r>
+      <w:r>
+        <w:rPr>
+          <w:b/>
+          <w:bCs/>
+        </w:rPr>
+        <w:t xml:space="preserve">không nằm trên các benchmark quốc tế lớn</w:t>
+      </w:r>
+      <w:r>
+        <w:t xml:space="preserve">, và phần lớn đánh giá trên tập tự thu thập không công khai — nên</w:t>
+      </w:r>
+      <w:r>
+        <w:t xml:space="preserve"> </w:t>
+      </w:r>
+      <w:r>
+        <w:rPr>
+          <w:b/>
+          <w:bCs/>
+        </w:rPr>
+        <w:t xml:space="preserve">so sánh công bằng giữa các công trình gần như bất khả thi</w:t>
+      </w:r>
+      <w:r>
+        <w:t xml:space="preserve">.</w:t>
+      </w:r>
+    </w:p>
+    <w:p>
+      <w:pPr>
+        <w:pStyle w:val="BodyText"/>
+      </w:pPr>
+      <w:r>
+        <w:t xml:space="preserve">Trong tập tài liệu khảo sát được, nhóm thực hiện</w:t>
+      </w:r>
+      <w:r>
+        <w:t xml:space="preserve"> </w:t>
+      </w:r>
+      <w:r>
+        <w:rPr>
+          <w:b/>
+          <w:bCs/>
+        </w:rPr>
+        <w:t xml:space="preserve">chưa tìm thấy công trình công khai nào đồng thời làm ba việc sau</w:t>
+      </w:r>
+      <w:r>
+        <w:t xml:space="preserve">:</w:t>
+      </w:r>
+      <w:r>
+        <w:t xml:space="preserve"> </w:t>
+      </w:r>
+      <w:r>
+        <w:rPr>
+          <w:i/>
+          <w:iCs/>
+        </w:rPr>
+        <w:t xml:space="preserve">(i)</w:t>
+      </w:r>
+      <w:r>
+        <w:t xml:space="preserve"> </w:t>
+      </w:r>
+      <w:r>
+        <w:t xml:space="preserve">báo cáo tách riêng độ chính xác cho biển một dòng và biển hai dòng trên cùng một hệ thống;</w:t>
+      </w:r>
+      <w:r>
+        <w:t xml:space="preserve"> </w:t>
+      </w:r>
+      <w:r>
+        <w:rPr>
+          <w:i/>
+          <w:iCs/>
+        </w:rPr>
+        <w:t xml:space="preserve">(ii)</w:t>
+      </w:r>
+      <w:r>
+        <w:t xml:space="preserve"> </w:t>
+      </w:r>
+      <w:r>
+        <w:t xml:space="preserve">đo</w:t>
+      </w:r>
+      <w:r>
+        <w:t xml:space="preserve"> </w:t>
+      </w:r>
+      <w:r>
+        <w:rPr>
+          <w:b/>
+          <w:bCs/>
+        </w:rPr>
+        <w:t xml:space="preserve">định lượng</w:t>
+      </w:r>
+      <w:r>
+        <w:t xml:space="preserve"> </w:t>
+      </w:r>
+      <w:r>
+        <w:t xml:space="preserve">đóng góp của bước hậu xử lý, tức công bố độ chính xác cả trước lẫn sau bước đó; và</w:t>
+      </w:r>
+      <w:r>
+        <w:t xml:space="preserve"> </w:t>
+      </w:r>
+      <w:r>
+        <w:rPr>
+          <w:i/>
+          <w:iCs/>
+        </w:rPr>
+        <w:t xml:space="preserve">(iii)</w:t>
+      </w:r>
+      <w:r>
+        <w:t xml:space="preserve"> </w:t>
+      </w:r>
+      <w:r>
+        <w:t xml:space="preserve">công bố benchmark giữa nhiều bộ nhận dạng ký tự trên cùng một tập ảnh biển số Việt Nam.</w:t>
+      </w:r>
+    </w:p>
+    <w:p>
+      <w:pPr>
+        <w:pStyle w:val="BlockText"/>
+      </w:pPr>
+      <w:r>
+        <w:rPr>
+          <w:b/>
+          <w:bCs/>
+        </w:rPr>
+        <w:t xml:space="preserve">Phạm vi của nhận định trên.</w:t>
+      </w:r>
+      <w:r>
+        <w:t xml:space="preserve"> </w:t>
+      </w:r>
+      <w:r>
+        <w:t xml:space="preserve">Nó chỉ áp dụng cho tập tài liệu nhóm thực hiện khảo sát được tại thời điểm thực hiện đề tài, chủ yếu là các nguồn công khai truy cập được bằng tiếng Việt và tiếng Anh. Đây là</w:t>
+      </w:r>
+      <w:r>
+        <w:t xml:space="preserve"> </w:t>
+      </w:r>
+      <w:r>
+        <w:rPr>
+          <w:b/>
+          <w:bCs/>
+        </w:rPr>
+        <w:t xml:space="preserve">phát biểu về phạm vi khảo sát</w:t>
+      </w:r>
+      <w:r>
+        <w:t xml:space="preserve">, không phải khẳng định rằng những công trình như vậy không tồn tại.</w:t>
       </w:r>
     </w:p>
     <w:bookmarkEnd w:id="67"/>
@@ -10546,23 +10940,7 @@
         <w:pStyle w:val="FirstParagraph"/>
       </w:pPr>
       <w:r>
-        <w:t xml:space="preserve">Khảo sát đối chiếu</w:t>
-      </w:r>
-      <w:r>
-        <w:t xml:space="preserve"> </w:t>
-      </w:r>
-      <w:r>
-        <w:rPr>
-          <w:b/>
-          <w:bCs/>
-        </w:rPr>
-        <w:t xml:space="preserve">chín bộ dữ liệu chuẩn</w:t>
-      </w:r>
-      <w:r>
-        <w:t xml:space="preserve"> </w:t>
-      </w:r>
-      <w:r>
-        <w:t xml:space="preserve">của lĩnh vực theo quy mô, đặc điểm và</w:t>
+        <w:t xml:space="preserve">Khảo sát đối chiếu các bộ dữ liệu chuẩn của lĩnh vực theo quy mô, đặc điểm và</w:t>
       </w:r>
       <w:r>
         <w:t xml:space="preserve"> </w:t>
@@ -10578,7 +10956,74 @@
         <w:t xml:space="preserve"> </w:t>
       </w:r>
       <w:r>
-        <w:t xml:space="preserve">— cột giấy phép quyết định bộ nào dùng được cho đồ án này (Bảng 2.3).</w:t>
+        <w:t xml:space="preserve">— cột giấy phép quyết định bộ nào dùng được cho đồ án này. Hai bộ được nhắc tới nhiều nhất là</w:t>
+      </w:r>
+      <w:r>
+        <w:t xml:space="preserve"> </w:t>
+      </w:r>
+      <w:r>
+        <w:rPr>
+          <w:b/>
+          <w:bCs/>
+        </w:rPr>
+        <w:t xml:space="preserve">RodoSol-ALPR</w:t>
+      </w:r>
+      <w:r>
+        <w:t xml:space="preserve"> </w:t>
+      </w:r>
+      <w:r>
+        <w:t xml:space="preserve">(Brazil, có nhãn bố cục một dòng · hai dòng) [2]</w:t>
+      </w:r>
+      <w:r>
+        <w:t xml:space="preserve"> </w:t>
+      </w:r>
+      <w:r>
+        <w:t xml:space="preserve">và tập của</w:t>
+      </w:r>
+      <w:r>
+        <w:t xml:space="preserve"> </w:t>
+      </w:r>
+      <w:r>
+        <w:rPr>
+          <w:b/>
+          <w:bCs/>
+        </w:rPr>
+        <w:t xml:space="preserve">ICPR 2026 LR-LPR</w:t>
+      </w:r>
+      <w:r>
+        <w:t xml:space="preserve"> </w:t>
+      </w:r>
+      <w:r>
+        <w:t xml:space="preserve">(ảnh độ phân giải thấp, có nhãn chuỗi) [18]</w:t>
+      </w:r>
+      <w:r>
+        <w:t xml:space="preserve">; cả hai đều</w:t>
+      </w:r>
+      <w:r>
+        <w:t xml:space="preserve"> </w:t>
+      </w:r>
+      <w:r>
+        <w:rPr>
+          <w:b/>
+          <w:bCs/>
+        </w:rPr>
+        <w:t xml:space="preserve">không chứa biển số Việt Nam</w:t>
+      </w:r>
+      <w:r>
+        <w:t xml:space="preserve">, nên không dùng trực tiếp được. Bộ dữ liệu mà đồ án hợp nhất cùng giấy phép từng nguồn trình bày ở mục 4.4.1 và</w:t>
+      </w:r>
+      <w:r>
+        <w:t xml:space="preserve"> </w:t>
+      </w:r>
+      <w:r>
+        <w:rPr>
+          <w:b/>
+          <w:bCs/>
+        </w:rPr>
+        <w:t xml:space="preserve">Phụ lục II</w:t>
+      </w:r>
+      <w:r>
+        <w:t xml:space="preserve">.</w:t>
       </w:r>
     </w:p>
     <w:bookmarkEnd w:id="68"/>
@@ -10594,6 +11039,14 @@
     <w:p>
       <w:pPr>
         <w:pStyle w:val="FirstParagraph"/>
+      </w:pPr>
+      <w:r>
+        <w:t xml:space="preserve">Sáu khoảng trống rút ra từ khảo sát trên, cùng cách đồ án lấp từng khoảng, tổng hợp ở Bảng 2.3.</w:t>
+      </w:r>
+    </w:p>
+    <w:p>
+      <w:pPr>
+        <w:pStyle w:val="BodyText"/>
       </w:pPr>
       <w:r>
         <w:rPr>
@@ -10679,11 +11132,17 @@
               <w:pStyle w:val="Compact"/>
             </w:pPr>
             <w:r>
+              <w:t xml:space="preserve">Nhóm</w:t>
+            </w:r>
+            <w:r>
+              <w:t xml:space="preserve"> </w:t>
+            </w:r>
+            <w:r>
               <w:rPr>
                 <w:b/>
                 <w:bCs/>
               </w:rPr>
-              <w:t xml:space="preserve">Chưa có nghiên cứu Việt Nam nào công bố bảng so sánh tách riêng độ chính xác biển một dòng và biển hai dòng trên cùng một hệ thống</w:t>
+              <w:t xml:space="preserve">chưa tìm thấy công trình công khai nào của Việt Nam công bố bảng so sánh tách riêng độ chính xác biển một dòng và biển hai dòng trên cùng một hệ thống</w:t>
             </w:r>
             <w:r>
               <w:t xml:space="preserve"> </w:t>
@@ -10724,12 +11183,18 @@
             <w:pPr>
               <w:pStyle w:val="Compact"/>
             </w:pPr>
+            <w:r>
+              <w:t xml:space="preserve">Nhóm</w:t>
+            </w:r>
+            <w:r>
+              <w:t xml:space="preserve"> </w:t>
+            </w:r>
             <w:r>
               <w:rPr>
                 <w:b/>
                 <w:bCs/>
               </w:rPr>
-              <w:t xml:space="preserve">Chưa có nghiên cứu Việt Nam nào mô tả có hệ thống bộ luật hậu xử lý ràng buộc theo VỊ TRÍ trong chuỗi</w:t>
+              <w:t xml:space="preserve">chưa tìm thấy công trình công khai nào của Việt Nam mô tả có hệ thống bộ luật hậu xử lý ràng buộc theo VỊ TRÍ trong chuỗi</w:t>
             </w:r>
             <w:r>
               <w:t xml:space="preserve"> </w:t>
@@ -10801,7 +11266,7 @@
                 <w:b/>
                 <w:bCs/>
               </w:rPr>
-              <w:t xml:space="preserve">Hầu hết công trình trong nước chỉ báo cáo mAP của bước phát hiện</w:t>
+              <w:t xml:space="preserve">Phần lớn công trình trong nước khảo sát được chỉ báo cáo mAP của bước phát hiện</w:t>
             </w:r>
             <w:r>
               <w:t xml:space="preserve">, không báo cáo end-to-end mức chuỗi (mục 2.5.2)</w:t>
@@ -10839,12 +11304,18 @@
             <w:pPr>
               <w:pStyle w:val="Compact"/>
             </w:pPr>
+            <w:r>
+              <w:t xml:space="preserve">Nhóm</w:t>
+            </w:r>
+            <w:r>
+              <w:t xml:space="preserve"> </w:t>
+            </w:r>
             <w:r>
               <w:rPr>
                 <w:b/>
                 <w:bCs/>
               </w:rPr>
-              <w:t xml:space="preserve">Không tồn tại benchmark công khai nào so sánh các bộ nhận dạng ký tự trên riêng ảnh biển số xe máy Việt Nam hai dòng</w:t>
+              <w:t xml:space="preserve">chưa tìm thấy benchmark công khai nào so sánh các bộ nhận dạng ký tự trên riêng ảnh biển số xe máy Việt Nam hai dòng</w:t>
             </w:r>
             <w:r>
               <w:t xml:space="preserve"> </w:t>
@@ -10952,7 +11423,7 @@
                 <w:b/>
                 <w:bCs/>
               </w:rPr>
-              <w:t xml:space="preserve">Hầu hết kho mã nguồn mở Việt Nam không công bố số liệu và không có kiến trúc phần mềm</w:t>
+              <w:t xml:space="preserve">Phần lớn kho mã nguồn mở Việt Nam khảo sát được không công bố số liệu và không có kiến trúc phần mềm</w:t>
             </w:r>
             <w:r>
               <w:t xml:space="preserve"> </w:t>
@@ -20781,7 +21252,7 @@
     </w:p>
     <w:bookmarkEnd w:id="138"/>
     <w:bookmarkEnd w:id="139"/>
-    <w:bookmarkStart w:id="181" w:name="chương-5-thực-nghiệm-và-đánh-giá"/>
+    <w:bookmarkStart w:id="182" w:name="chương-5-thực-nghiệm-và-đánh-giá"/>
     <w:p>
       <w:pPr>
         <w:pStyle w:val="Heading1"/>
@@ -22034,7 +22505,7 @@
         <w:pStyle w:val="FirstParagraph"/>
       </w:pPr>
       <w:r>
-        <w:t xml:space="preserve">Ba phiên bản bộ dữ liệu khác nhau ở quy mô và ở ngưỡng khử trùng lặp (Bảng 5.2).</w:t>
+        <w:t xml:space="preserve">Ba phiên bản bộ dữ liệu khác nhau ở quy mô và ở ngưỡng khử trùng lặp (Bảng 5.1).</w:t>
       </w:r>
     </w:p>
     <w:p>
@@ -22046,7 +22517,7 @@
           <w:b/>
           <w:bCs/>
         </w:rPr>
-        <w:t xml:space="preserve">Bảng 5.2.</w:t>
+        <w:t xml:space="preserve">Bảng 5.1.</w:t>
       </w:r>
       <w:r>
         <w:t xml:space="preserve"> </w:t>
@@ -23342,7 +23813,7 @@
         <w:t xml:space="preserve"> </w:t>
       </w:r>
       <w:r>
-        <w:t xml:space="preserve">tại ngưỡng confidence 0,25; đối chiếu ở Bảng 5.11. Ba lưu ý: (1)</w:t>
+        <w:t xml:space="preserve">tại ngưỡng confidence 0,25; đối chiếu ở Bảng 5.10. Ba lưu ý: (1)</w:t>
       </w:r>
       <w:r>
         <w:t xml:space="preserve"> </w:t>
@@ -23441,7 +23912,7 @@
         <w:t xml:space="preserve"> </w:t>
       </w:r>
       <w:r>
-        <w:t xml:space="preserve">khi không có — nằm giữa tỉ lệ chuẩn của biển một dòng (4,727) và biển hai dòng (2,000 / 1,357) theo QCVN 08:2024/BCA (Bảng 5.3).</w:t>
+        <w:t xml:space="preserve">khi không có — nằm giữa tỉ lệ chuẩn của biển một dòng (4,727) và biển hai dòng (2,000 / 1,357) theo QCVN 08:2024/BCA (Bảng 5.2).</w:t>
       </w:r>
     </w:p>
     <w:p>
@@ -23453,7 +23924,7 @@
           <w:b/>
           <w:bCs/>
         </w:rPr>
-        <w:t xml:space="preserve">Bảng 5.3.</w:t>
+        <w:t xml:space="preserve">Bảng 5.2.</w:t>
       </w:r>
       <w:r>
         <w:t xml:space="preserve"> </w:t>
@@ -24254,7 +24725,7 @@
         <w:t xml:space="preserve">điều kiện cần để phép đo này thực hiện được</w:t>
       </w:r>
       <w:r>
-        <w:t xml:space="preserve">, phải có từ giai đoạn thiết kế (Bảng 5.5).</w:t>
+        <w:t xml:space="preserve">, phải có từ giai đoạn thiết kế (Bảng 5.4).</w:t>
       </w:r>
     </w:p>
     <w:p>
@@ -24266,7 +24737,7 @@
           <w:b/>
           <w:bCs/>
         </w:rPr>
-        <w:t xml:space="preserve">Bảng 5.4.</w:t>
+        <w:t xml:space="preserve">Bảng 5.3.</w:t>
       </w:r>
       <w:r>
         <w:t xml:space="preserve"> </w:t>
@@ -24910,7 +25381,7 @@
           <w:b/>
           <w:bCs/>
         </w:rPr>
-        <w:t xml:space="preserve">Bảng 5.5.</w:t>
+        <w:t xml:space="preserve">Bảng 5.4.</w:t>
       </w:r>
       <w:r>
         <w:t xml:space="preserve"> </w:t>
@@ -26521,7 +26992,7 @@
         <w:t xml:space="preserve"> </w:t>
       </w:r>
       <w:r>
-        <w:t xml:space="preserve">theo Bảng 5.6: tầng đồng thuận gán nhãn</w:t>
+        <w:t xml:space="preserve">theo Bảng 5.5: tầng đồng thuận gán nhãn</w:t>
       </w:r>
       <w:r>
         <w:t xml:space="preserve"> </w:t>
@@ -26549,7 +27020,7 @@
           <w:b/>
           <w:bCs/>
         </w:rPr>
-        <w:t xml:space="preserve">Bảng 5.6.</w:t>
+        <w:t xml:space="preserve">Bảng 5.5.</w:t>
       </w:r>
       <w:r>
         <w:t xml:space="preserve"> </w:t>
@@ -27288,7 +27759,7 @@
         <w:t xml:space="preserve"> </w:t>
       </w:r>
       <w:r>
-        <w:t xml:space="preserve">(Bảng 5.7).</w:t>
+        <w:t xml:space="preserve">(Bảng 5.6).</w:t>
       </w:r>
     </w:p>
     <w:p>
@@ -27300,7 +27771,7 @@
           <w:b/>
           <w:bCs/>
         </w:rPr>
-        <w:t xml:space="preserve">Bảng 5.7.</w:t>
+        <w:t xml:space="preserve">Bảng 5.6.</w:t>
       </w:r>
       <w:r>
         <w:t xml:space="preserve"> </w:t>
@@ -27554,7 +28025,7 @@
         <w:t xml:space="preserve">0 biển</w:t>
       </w:r>
       <w:r>
-        <w:t xml:space="preserve">; mã và công tắc vẫn giữ nguyên, chỉ đổi giá trị mặc định (Bảng 5.8).</w:t>
+        <w:t xml:space="preserve">; mã và công tắc vẫn giữ nguyên, chỉ đổi giá trị mặc định (Bảng 5.7).</w:t>
       </w:r>
     </w:p>
     <w:p>
@@ -27693,7 +28164,7 @@
           <w:b/>
           <w:bCs/>
         </w:rPr>
-        <w:t xml:space="preserve">Bảng 5.8.</w:t>
+        <w:t xml:space="preserve">Bảng 5.7.</w:t>
       </w:r>
       <w:r>
         <w:t xml:space="preserve"> </w:t>
@@ -28625,7 +29096,7 @@
         <w:t xml:space="preserve"> </w:t>
       </w:r>
       <w:r>
-        <w:t xml:space="preserve">— A4, A5, A6, mAP và bảng nhầm lẫn giữ nguyên, vì ba can thiệp ấy chỉ đổi cách tính toán được lập lịch chứ không đổi phép tính (Bảng 5.9).</w:t>
+        <w:t xml:space="preserve">— A4, A5, A6, mAP và bảng nhầm lẫn giữ nguyên, vì ba can thiệp ấy chỉ đổi cách tính toán được lập lịch chứ không đổi phép tính (Bảng 5.8).</w:t>
       </w:r>
     </w:p>
     <w:p>
@@ -28751,7 +29222,7 @@
           <w:b/>
           <w:bCs/>
         </w:rPr>
-        <w:t xml:space="preserve">Bảng 5.9.</w:t>
+        <w:t xml:space="preserve">Bảng 5.8.</w:t>
       </w:r>
       <w:r>
         <w:t xml:space="preserve"> </w:t>
@@ -30558,7 +31029,7 @@
         <w:pStyle w:val="BodyText"/>
       </w:pPr>
       <w:r>
-        <w:t xml:space="preserve">Các chỉ tiêu này tổng hợp ở Bảng 5.10.</w:t>
+        <w:t xml:space="preserve">Các chỉ tiêu này tổng hợp ở Bảng 5.9.</w:t>
       </w:r>
     </w:p>
     <w:p>
@@ -30570,7 +31041,7 @@
           <w:b/>
           <w:bCs/>
         </w:rPr>
-        <w:t xml:space="preserve">Bảng 5.10.</w:t>
+        <w:t xml:space="preserve">Bảng 5.9.</w:t>
       </w:r>
       <w:r>
         <w:t xml:space="preserve"> </w:t>
@@ -31124,7 +31595,7 @@
         <w:t xml:space="preserve">không mất dữ liệu</w:t>
       </w:r>
       <w:r>
-        <w:t xml:space="preserve">; đối chiếu đầy đủ từng mã chỉ tiêu ở Bảng 5.11.</w:t>
+        <w:t xml:space="preserve">; đối chiếu đầy đủ từng mã chỉ tiêu ở Bảng 5.10.</w:t>
       </w:r>
     </w:p>
     <w:p>
@@ -31336,7 +31807,7 @@
         <w:t xml:space="preserve"> </w:t>
       </w:r>
       <w:r>
-        <w:t xml:space="preserve">đã đặt ra ở giai đoạn phân tích yêu cầu, không lọc bỏ mã nào — kể cả những mã không đạt (Bảng 5.12).</w:t>
+        <w:t xml:space="preserve">đã đặt ra ở giai đoạn phân tích yêu cầu, không lọc bỏ mã nào — kể cả những mã không đạt (Bảng 5.11).</w:t>
       </w:r>
     </w:p>
     <w:p>
@@ -31348,7 +31819,7 @@
           <w:b/>
           <w:bCs/>
         </w:rPr>
-        <w:t xml:space="preserve">Bảng 5.11.</w:t>
+        <w:t xml:space="preserve">Bảng 5.10.</w:t>
       </w:r>
       <w:r>
         <w:t xml:space="preserve"> </w:t>
@@ -32286,7 +32757,7 @@
       </w:tr>
     </w:tbl>
     <w:bookmarkEnd w:id="177"/>
-    <w:bookmarkStart w:id="178" w:name="Xe422198b1000e64c715229721cb79be428798c5"/>
+    <w:bookmarkStart w:id="179" w:name="Xe422198b1000e64c715229721cb79be428798c5"/>
     <w:p>
       <w:pPr>
         <w:pStyle w:val="Heading2"/>
@@ -32304,7 +32775,7 @@
           <w:b/>
           <w:bCs/>
         </w:rPr>
-        <w:t xml:space="preserve">Bảng 5.12.</w:t>
+        <w:t xml:space="preserve">Bảng 5.11.</w:t>
       </w:r>
       <w:r>
         <w:t xml:space="preserve"> </w:t>
@@ -33164,7 +33635,7 @@
         <w:t xml:space="preserve"> </w:t>
       </w:r>
       <w:r>
-        <w:t xml:space="preserve">ca sai khớp đúng với Bảng 5.4: 2.801 × (1 − 0,7701). Ba quan sát.</w:t>
+        <w:t xml:space="preserve">ca sai khớp đúng với Bảng 5.3: 2.801 × (1 − 0,7701). Ba quan sát.</w:t>
       </w:r>
       <w:r>
         <w:t xml:space="preserve"> </w:t>
@@ -33299,23 +33770,13 @@
         <w:t xml:space="preserve">, nên bước phát hiện không chạy và hai loại lỗi ấy về nguyên tắc không thể xuất hiện ở đây; chúng được đo riêng ở tầng bộ phát hiện tại mục 5.4.</w:t>
       </w:r>
     </w:p>
-    <w:bookmarkEnd w:id="178"/>
-    <w:bookmarkStart w:id="180" w:name="X17c38d19be0e29160aa374b565370025cd3cedc"/>
-    <w:p>
-      <w:pPr>
-        <w:pStyle w:val="Heading2"/>
-      </w:pPr>
-      <w:r>
-        <w:t xml:space="preserve">5.9. Bàn luận</w:t>
-      </w:r>
-    </w:p>
-    <w:bookmarkStart w:id="179" w:name="X570e46bf0687397884670411faaa7bf4a3f6fe0"/>
+    <w:bookmarkStart w:id="178" w:name="Xf7ffed5b8bce220fac4123584059a67f83f82f2"/>
     <w:p>
       <w:pPr>
         <w:pStyle w:val="Heading3"/>
       </w:pPr>
       <w:r>
-        <w:t xml:space="preserve">5.9.1. Các mối đe doạ đến tính hợp lệ của kết quả</w:t>
+        <w:t xml:space="preserve">5.8.1. Đối chiếu với các công trình đã công bố</w:t>
       </w:r>
     </w:p>
     <w:p>
@@ -33323,17 +33784,20 @@
         <w:pStyle w:val="FirstParagraph"/>
       </w:pPr>
       <w:r>
-        <w:t xml:space="preserve">Nguyên tắc:</w:t>
-      </w:r>
-      <w:r>
-        <w:t xml:space="preserve"> </w:t>
-      </w:r>
-      <w:r>
-        <w:rPr>
-          <w:b/>
-          <w:bCs/>
-        </w:rPr>
-        <w:t xml:space="preserve">nêu mối đe doạ, đánh giá mức nghiêm trọng, nói rõ đã làm gì để giảm thiểu — kể cả khi biện pháp giảm thiểu là "không có".</w:t>
+        <w:t xml:space="preserve">Việc so sánh trực tiếp giữa các hệ thống ALPR cần được diễn giải thận trọng, do khác biệt về bộ dữ liệu, định nghĩa chỉ số và điều kiện thực nghiệm. Bảng dưới chỉ nhằm</w:t>
+      </w:r>
+      <w:r>
+        <w:t xml:space="preserve"> </w:t>
+      </w:r>
+      <w:r>
+        <w:rPr>
+          <w:b/>
+          <w:bCs/>
+        </w:rPr>
+        <w:t xml:space="preserve">đặt kết quả của đồ án trong bối cảnh chung của lĩnh vực</w:t>
+      </w:r>
+      <w:r>
+        <w:t xml:space="preserve">, không phải một phép so sánh có kiểm soát (Bảng 5.12).</w:t>
       </w:r>
     </w:p>
     <w:p>
@@ -33341,778 +33805,17 @@
         <w:pStyle w:val="BodyText"/>
       </w:pPr>
       <w:r>
-        <w:t xml:space="preserve">Tám mối đe doạ được liệt kê kèm mức nghiêm trọng ở Bảng 5.13.</w:t>
-      </w:r>
-    </w:p>
-    <w:p>
-      <w:pPr>
-        <w:pStyle w:val="BodyText"/>
-      </w:pPr>
-      <w:r>
-        <w:rPr>
-          <w:b/>
-          <w:bCs/>
-        </w:rPr>
-        <w:t xml:space="preserve">Bảng 5.13.</w:t>
-      </w:r>
-      <w:r>
-        <w:t xml:space="preserve"> </w:t>
-      </w:r>
-      <w:r>
-        <w:t xml:space="preserve">Tám mối đe doạ đến tính hợp lệ của kết quả</w:t>
-      </w:r>
-    </w:p>
-    <w:tbl>
-      <w:tblPr>
-        <w:tblStyle w:val="Table"/>
-        <w:tblW w:type="auto" w:w="0"/>
-        <w:tblLook w:firstRow="1" w:lastRow="0" w:firstColumn="0" w:lastColumn="0" w:noHBand="0" w:noVBand="0" w:val="0020"/>
-      </w:tblPr>
-      <w:tblGrid>
-        <w:gridCol w:w="1980"/>
-        <w:gridCol w:w="1980"/>
-        <w:gridCol w:w="1980"/>
-        <w:gridCol w:w="1980"/>
-      </w:tblGrid>
-      <w:tr>
-        <w:trPr>
-          <w:tblHeader w:val="on"/>
-        </w:trPr>
-        <w:tc>
-          <w:tcPr/>
-          <w:p>
-            <w:pPr>
-              <w:pStyle w:val="Compact"/>
-              <w:jc w:val="center"/>
-            </w:pPr>
-            <w:r>
-              <w:t xml:space="preserve">#</w:t>
-            </w:r>
-          </w:p>
-        </w:tc>
-        <w:tc>
-          <w:tcPr/>
-          <w:p>
-            <w:pPr>
-              <w:pStyle w:val="Compact"/>
-            </w:pPr>
-            <w:r>
-              <w:t xml:space="preserve">Mối đe doạ</w:t>
-            </w:r>
-          </w:p>
-        </w:tc>
-        <w:tc>
-          <w:tcPr/>
-          <w:p>
-            <w:pPr>
-              <w:pStyle w:val="Compact"/>
-              <w:jc w:val="center"/>
-            </w:pPr>
-            <w:r>
-              <w:t xml:space="preserve">Mức</w:t>
-            </w:r>
-          </w:p>
-        </w:tc>
-        <w:tc>
-          <w:tcPr/>
-          <w:p>
-            <w:pPr>
-              <w:pStyle w:val="Compact"/>
-            </w:pPr>
-            <w:r>
-              <w:t xml:space="preserve">Biện pháp giảm thiểu đã áp dụng</w:t>
-            </w:r>
-          </w:p>
-        </w:tc>
-      </w:tr>
-      <w:tr>
-        <w:tc>
-          <w:tcPr/>
-          <w:p>
-            <w:pPr>
-              <w:pStyle w:val="Compact"/>
-              <w:jc w:val="center"/>
-            </w:pPr>
-            <w:r>
-              <w:t xml:space="preserve">1</w:t>
-            </w:r>
-          </w:p>
-        </w:tc>
-        <w:tc>
-          <w:tcPr/>
-          <w:p>
-            <w:pPr>
-              <w:pStyle w:val="Compact"/>
-            </w:pPr>
-            <w:r>
-              <w:rPr>
-                <w:b/>
-                <w:bCs/>
-              </w:rPr>
-              <w:t xml:space="preserve">Rò rỉ dữ liệu tồn dư không khử được bằng băm tri giác</w:t>
-            </w:r>
-          </w:p>
-        </w:tc>
-        <w:tc>
-          <w:tcPr/>
-          <w:p>
-            <w:pPr>
-              <w:pStyle w:val="Compact"/>
-              <w:jc w:val="center"/>
-            </w:pPr>
-            <w:r>
-              <w:t xml:space="preserve">Cao</w:t>
-            </w:r>
-          </w:p>
-        </w:tc>
-        <w:tc>
-          <w:tcPr/>
-          <w:p>
-            <w:pPr>
-              <w:pStyle w:val="Compact"/>
-            </w:pPr>
-            <w:r>
-              <w:t xml:space="preserve">Nâng ngưỡng gộp 5 → 10 và đo ở nhiều ngưỡng cao hơn ngưỡng gộp. Vẫn còn</w:t>
-            </w:r>
-            <w:r>
-              <w:t xml:space="preserve"> </w:t>
-            </w:r>
-            <w:r>
-              <w:rPr>
-                <w:b/>
-                <w:bCs/>
-              </w:rPr>
-              <w:t xml:space="preserve">791 cặp</w:t>
-            </w:r>
-            <w:r>
-              <w:t xml:space="preserve"> </w:t>
-            </w:r>
-            <w:r>
-              <w:t xml:space="preserve">ở Hamming 12; rò rỉ</w:t>
-            </w:r>
-            <w:r>
-              <w:t xml:space="preserve"> </w:t>
-            </w:r>
-            <w:r>
-              <w:rPr>
-                <w:i/>
-                <w:iCs/>
-              </w:rPr>
-              <w:t xml:space="preserve">ngữ nghĩa</w:t>
-            </w:r>
-            <w:r>
-              <w:t xml:space="preserve"> </w:t>
-            </w:r>
-            <w:r>
-              <w:t xml:space="preserve">(cùng một xe, góc khác)</w:t>
-            </w:r>
-            <w:r>
-              <w:t xml:space="preserve"> </w:t>
-            </w:r>
-            <w:r>
-              <w:rPr>
-                <w:b/>
-                <w:bCs/>
-              </w:rPr>
-              <w:t xml:space="preserve">không ngưỡng phash nào phát hiện được</w:t>
-            </w:r>
-            <w:r>
-              <w:t xml:space="preserve"> </w:t>
-            </w:r>
-            <w:r>
-              <w:t xml:space="preserve">⇒ mọi chỉ số ở 5.4 và 5.6 phải coi là</w:t>
-            </w:r>
-            <w:r>
-              <w:t xml:space="preserve"> </w:t>
-            </w:r>
-            <w:r>
-              <w:rPr>
-                <w:b/>
-                <w:bCs/>
-              </w:rPr>
-              <w:t xml:space="preserve">cận trên lạc quan</w:t>
-            </w:r>
-          </w:p>
-        </w:tc>
-      </w:tr>
-      <w:tr>
-        <w:tc>
-          <w:tcPr/>
-          <w:p>
-            <w:pPr>
-              <w:pStyle w:val="Compact"/>
-              <w:jc w:val="center"/>
-            </w:pPr>
-            <w:r>
-              <w:t xml:space="preserve">2</w:t>
-            </w:r>
-          </w:p>
-        </w:tc>
-        <w:tc>
-          <w:tcPr/>
-          <w:p>
-            <w:pPr>
-              <w:pStyle w:val="Compact"/>
-            </w:pPr>
-            <w:r>
-              <w:rPr>
-                <w:b/>
-                <w:bCs/>
-              </w:rPr>
-              <w:t xml:space="preserve">Tập test không xuyên bộ dữ liệu</w:t>
-            </w:r>
-          </w:p>
-        </w:tc>
-        <w:tc>
-          <w:tcPr/>
-          <w:p>
-            <w:pPr>
-              <w:pStyle w:val="Compact"/>
-              <w:jc w:val="center"/>
-            </w:pPr>
-            <w:r>
-              <w:t xml:space="preserve">Cao</w:t>
-            </w:r>
-          </w:p>
-        </w:tc>
-        <w:tc>
-          <w:tcPr/>
-          <w:p>
-            <w:pPr>
-              <w:pStyle w:val="Compact"/>
-            </w:pPr>
-            <w:r>
-              <w:rPr>
-                <w:b/>
-                <w:bCs/>
-              </w:rPr>
-              <w:t xml:space="preserve">Không có</w:t>
-            </w:r>
-            <w:r>
-              <w:t xml:space="preserve"> </w:t>
-            </w:r>
-            <w:r>
-              <w:t xml:space="preserve">— cách đúng là giữ lại một nguồn hoàn toàn không dùng để huấn luyện;</w:t>
-            </w:r>
-            <w:r>
-              <w:t xml:space="preserve"> </w:t>
-            </w:r>
-            <w:r>
-              <w:rPr>
-                <w:b/>
-                <w:bCs/>
-              </w:rPr>
-              <w:t xml:space="preserve">chưa thực hiện</w:t>
-            </w:r>
-          </w:p>
-        </w:tc>
-      </w:tr>
-      <w:tr>
-        <w:tc>
-          <w:tcPr/>
-          <w:p>
-            <w:pPr>
-              <w:pStyle w:val="Compact"/>
-              <w:jc w:val="center"/>
-            </w:pPr>
-            <w:r>
-              <w:t xml:space="preserve">3</w:t>
-            </w:r>
-          </w:p>
-        </w:tc>
-        <w:tc>
-          <w:tcPr/>
-          <w:p>
-            <w:pPr>
-              <w:pStyle w:val="Compact"/>
-            </w:pPr>
-            <w:r>
-              <w:rPr>
-                <w:b/>
-                <w:bCs/>
-              </w:rPr>
-              <w:t xml:space="preserve">Mẫu số nhỏ cho các chỉ số OCR</w:t>
-            </w:r>
-            <w:r>
-              <w:t xml:space="preserve"> </w:t>
-            </w:r>
-            <w:r>
-              <w:t xml:space="preserve">(2.801 / 15.133 ảnh có nhãn chuỗi)</w:t>
-            </w:r>
-          </w:p>
-        </w:tc>
-        <w:tc>
-          <w:tcPr/>
-          <w:p>
-            <w:pPr>
-              <w:pStyle w:val="Compact"/>
-              <w:jc w:val="center"/>
-            </w:pPr>
-            <w:r>
-              <w:t xml:space="preserve">Cao</w:t>
-            </w:r>
-          </w:p>
-        </w:tc>
-        <w:tc>
-          <w:tcPr/>
-          <w:p>
-            <w:pPr>
-              <w:pStyle w:val="Compact"/>
-            </w:pPr>
-            <w:r>
-              <w:t xml:space="preserve">Công bố mẫu số ở mọi bảng của 5.5;</w:t>
-            </w:r>
-            <w:r>
-              <w:t xml:space="preserve"> </w:t>
-            </w:r>
-            <w:r>
-              <w:rPr>
-                <w:b/>
-                <w:bCs/>
-              </w:rPr>
-              <w:t xml:space="preserve">không</w:t>
-            </w:r>
-            <w:r>
-              <w:t xml:space="preserve"> </w:t>
-            </w:r>
-            <w:r>
-              <w:t xml:space="preserve">rút kết luận về chênh lệch nhỏ</w:t>
-            </w:r>
-          </w:p>
-        </w:tc>
-      </w:tr>
-      <w:tr>
-        <w:tc>
-          <w:tcPr/>
-          <w:p>
-            <w:pPr>
-              <w:pStyle w:val="Compact"/>
-              <w:jc w:val="center"/>
-            </w:pPr>
-            <w:r>
-              <w:t xml:space="preserve">4</w:t>
-            </w:r>
-          </w:p>
-        </w:tc>
-        <w:tc>
-          <w:tcPr/>
-          <w:p>
-            <w:pPr>
-              <w:pStyle w:val="Compact"/>
-            </w:pPr>
-            <w:r>
-              <w:t xml:space="preserve">Đo trên</w:t>
-            </w:r>
-            <w:r>
-              <w:t xml:space="preserve"> </w:t>
-            </w:r>
-            <w:r>
-              <w:rPr>
-                <w:b/>
-                <w:bCs/>
-              </w:rPr>
-              <w:t xml:space="preserve">một cấu hình phần cứng duy nhất</w:t>
-            </w:r>
-          </w:p>
-        </w:tc>
-        <w:tc>
-          <w:tcPr/>
-          <w:p>
-            <w:pPr>
-              <w:pStyle w:val="Compact"/>
-              <w:jc w:val="center"/>
-            </w:pPr>
-            <w:r>
-              <w:t xml:space="preserve">Trung bình</w:t>
-            </w:r>
-          </w:p>
-        </w:tc>
-        <w:tc>
-          <w:tcPr/>
-          <w:p>
-            <w:pPr>
-              <w:pStyle w:val="Compact"/>
-            </w:pPr>
-            <w:r>
-              <w:t xml:space="preserve">Công bố cấu hình đầy đủ ở 5.2;</w:t>
-            </w:r>
-            <w:r>
-              <w:t xml:space="preserve"> </w:t>
-            </w:r>
-            <w:r>
-              <w:rPr>
-                <w:b/>
-                <w:bCs/>
-              </w:rPr>
-              <w:t xml:space="preserve">không ngoại suy</w:t>
-            </w:r>
-            <w:r>
-              <w:t xml:space="preserve"> </w:t>
-            </w:r>
-            <w:r>
-              <w:t xml:space="preserve">sang CPU, hệ điều hành hay số nhân khác</w:t>
-            </w:r>
-          </w:p>
-        </w:tc>
-      </w:tr>
-      <w:tr>
-        <w:tc>
-          <w:tcPr/>
-          <w:p>
-            <w:pPr>
-              <w:pStyle w:val="Compact"/>
-              <w:jc w:val="center"/>
-            </w:pPr>
-            <w:r>
-              <w:t xml:space="preserve">5</w:t>
-            </w:r>
-          </w:p>
-        </w:tc>
-        <w:tc>
-          <w:tcPr/>
-          <w:p>
-            <w:pPr>
-              <w:pStyle w:val="Compact"/>
-            </w:pPr>
-            <w:r>
-              <w:rPr>
-                <w:b/>
-                <w:bCs/>
-              </w:rPr>
-              <w:t xml:space="preserve">Một lượt huấn luyện duy nhất</w:t>
-            </w:r>
-            <w:r>
-              <w:t xml:space="preserve">, không ước lượng được phương sai</w:t>
-            </w:r>
-          </w:p>
-        </w:tc>
-        <w:tc>
-          <w:tcPr/>
-          <w:p>
-            <w:pPr>
-              <w:pStyle w:val="Compact"/>
-              <w:jc w:val="center"/>
-            </w:pPr>
-            <w:r>
-              <w:t xml:space="preserve">Trung bình</w:t>
-            </w:r>
-          </w:p>
-        </w:tc>
-        <w:tc>
-          <w:tcPr/>
-          <w:p>
-            <w:pPr>
-              <w:pStyle w:val="Compact"/>
-            </w:pPr>
-            <w:r>
-              <w:t xml:space="preserve">Cố định</w:t>
-            </w:r>
-            <w:r>
-              <w:t xml:space="preserve"> </w:t>
-            </w:r>
-            <w:r>
-              <w:rPr>
-                <w:rStyle w:val="VerbatimChar"/>
-              </w:rPr>
-              <w:t xml:space="preserve">seed = 42</w:t>
-            </w:r>
-            <w:r>
-              <w:t xml:space="preserve"> </w:t>
-            </w:r>
-            <w:r>
-              <w:t xml:space="preserve">để tái lập; không phát biểu so sánh dựa trên chênh lệch nhỏ</w:t>
-            </w:r>
-          </w:p>
-        </w:tc>
-      </w:tr>
-      <w:tr>
-        <w:tc>
-          <w:tcPr/>
-          <w:p>
-            <w:pPr>
-              <w:pStyle w:val="Compact"/>
-              <w:jc w:val="center"/>
-            </w:pPr>
-            <w:r>
-              <w:t xml:space="preserve">6</w:t>
-            </w:r>
-          </w:p>
-        </w:tc>
-        <w:tc>
-          <w:tcPr/>
-          <w:p>
-            <w:pPr>
-              <w:pStyle w:val="Compact"/>
-            </w:pPr>
-            <w:r>
-              <w:t xml:space="preserve">Bộ dữ liệu</w:t>
-            </w:r>
-            <w:r>
-              <w:t xml:space="preserve"> </w:t>
-            </w:r>
-            <w:r>
-              <w:rPr>
-                <w:b/>
-                <w:bCs/>
-              </w:rPr>
-              <w:t xml:space="preserve">không đạt tiêu chí Q6</w:t>
-            </w:r>
-            <w:r>
-              <w:t xml:space="preserve"> </w:t>
-            </w:r>
-            <w:r>
-              <w:t xml:space="preserve">về tỉ lệ đối tượng nhỏ (10,91%)</w:t>
-            </w:r>
-          </w:p>
-        </w:tc>
-        <w:tc>
-          <w:tcPr/>
-          <w:p>
-            <w:pPr>
-              <w:pStyle w:val="Compact"/>
-              <w:jc w:val="center"/>
-            </w:pPr>
-            <w:r>
-              <w:t xml:space="preserve">Trung bình</w:t>
-            </w:r>
-          </w:p>
-        </w:tc>
-        <w:tc>
-          <w:tcPr/>
-          <w:p>
-            <w:pPr>
-              <w:pStyle w:val="Compact"/>
-            </w:pPr>
-            <w:r>
-              <w:t xml:space="preserve">Báo cáo mAP</w:t>
-            </w:r>
-            <w:r>
-              <w:t xml:space="preserve"> </w:t>
-            </w:r>
-            <w:r>
-              <w:rPr>
-                <w:b/>
-                <w:bCs/>
-              </w:rPr>
-              <w:t xml:space="preserve">tách theo dải kích thước</w:t>
-            </w:r>
-            <w:r>
-              <w:t xml:space="preserve">: dải dưới 0,5% diện tích rớt về 0,8553 (5.4.1)</w:t>
-            </w:r>
-          </w:p>
-        </w:tc>
-      </w:tr>
-      <w:tr>
-        <w:tc>
-          <w:tcPr/>
-          <w:p>
-            <w:pPr>
-              <w:pStyle w:val="Compact"/>
-              <w:jc w:val="center"/>
-            </w:pPr>
-            <w:r>
-              <w:t xml:space="preserve">7</w:t>
-            </w:r>
-          </w:p>
-        </w:tc>
-        <w:tc>
-          <w:tcPr/>
-          <w:p>
-            <w:pPr>
-              <w:pStyle w:val="Compact"/>
-            </w:pPr>
-            <w:r>
-              <w:t xml:space="preserve">Nhãn bố cục</w:t>
-            </w:r>
-            <w:r>
-              <w:t xml:space="preserve"> </w:t>
-            </w:r>
-            <w:r>
-              <w:rPr>
-                <w:b/>
-                <w:bCs/>
-              </w:rPr>
-              <w:t xml:space="preserve">suy ra từ tỉ lệ khung hình</w:t>
-            </w:r>
-            <w:r>
-              <w:t xml:space="preserve"> </w:t>
-            </w:r>
-            <w:r>
-              <w:t xml:space="preserve">khi bộ dữ liệu không khai báo</w:t>
-            </w:r>
-          </w:p>
-        </w:tc>
-        <w:tc>
-          <w:tcPr/>
-          <w:p>
-            <w:pPr>
-              <w:pStyle w:val="Compact"/>
-              <w:jc w:val="center"/>
-            </w:pPr>
-            <w:r>
-              <w:t xml:space="preserve">Thấp – TB</w:t>
-            </w:r>
-          </w:p>
-        </w:tc>
-        <w:tc>
-          <w:tcPr/>
-          <w:p>
-            <w:pPr>
-              <w:pStyle w:val="Compact"/>
-            </w:pPr>
-            <w:r>
-              <w:t xml:space="preserve">Ưu tiên nhãn lớp tường minh khi có; ghi rõ tỉ lệ ô suy bằng heuristic</w:t>
-            </w:r>
-          </w:p>
-        </w:tc>
-      </w:tr>
-      <w:tr>
-        <w:tc>
-          <w:tcPr/>
-          <w:p>
-            <w:pPr>
-              <w:pStyle w:val="Compact"/>
-              <w:jc w:val="center"/>
-            </w:pPr>
-            <w:r>
-              <w:t xml:space="preserve">8</w:t>
-            </w:r>
-          </w:p>
-        </w:tc>
-        <w:tc>
-          <w:tcPr/>
-          <w:p>
-            <w:pPr>
-              <w:pStyle w:val="Compact"/>
-            </w:pPr>
-            <w:r>
-              <w:t xml:space="preserve">Ma trận nhầm lẫn ký tự</w:t>
-            </w:r>
-            <w:r>
-              <w:t xml:space="preserve"> </w:t>
-            </w:r>
-            <w:r>
-              <w:rPr>
-                <w:b/>
-                <w:bCs/>
-              </w:rPr>
-              <w:t xml:space="preserve">phụ thuộc thuật toán căn chỉnh chuỗi</w:t>
-            </w:r>
-          </w:p>
-        </w:tc>
-        <w:tc>
-          <w:tcPr/>
-          <w:p>
-            <w:pPr>
-              <w:pStyle w:val="Compact"/>
-              <w:jc w:val="center"/>
-            </w:pPr>
-            <w:r>
-              <w:t xml:space="preserve">Thấp</w:t>
-            </w:r>
-          </w:p>
-        </w:tc>
-        <w:tc>
-          <w:tcPr/>
-          <w:p>
-            <w:pPr>
-              <w:pStyle w:val="Compact"/>
-            </w:pPr>
-            <w:r>
-              <w:t xml:space="preserve">Áp ngưỡng tần suất tối thiểu trước khi đưa một cặp vào bảng luật (5.5.4)</w:t>
-            </w:r>
-          </w:p>
-        </w:tc>
-      </w:tr>
-    </w:tbl>
-    <w:p>
-      <w:r>
-        <w:br w:type="page"/>
-      </w:r>
-    </w:p>
-    <w:bookmarkEnd w:id="179"/>
-    <w:bookmarkEnd w:id="180"/>
-    <w:bookmarkEnd w:id="181"/>
-    <w:bookmarkStart w:id="186" w:name="chương-6-kết-luận-và-hướng-phát-triển"/>
-    <w:p>
-      <w:pPr>
-        <w:pStyle w:val="Heading1"/>
-      </w:pPr>
-      <w:r>
-        <w:t xml:space="preserve">CHƯƠNG 6. KẾT LUẬN VÀ HƯỚNG PHÁT TRIỂN</w:t>
-      </w:r>
-    </w:p>
-    <w:bookmarkStart w:id="182" w:name="Xb83df606b245f1fa37530db85d26da9c381b41b"/>
-    <w:p>
-      <w:pPr>
-        <w:pStyle w:val="Heading2"/>
-      </w:pPr>
-      <w:r>
-        <w:t xml:space="preserve">6.1. Kết quả đạt được</w:t>
-      </w:r>
-    </w:p>
-    <w:p>
-      <w:pPr>
-        <w:pStyle w:val="FirstParagraph"/>
-      </w:pPr>
-      <w:r>
-        <w:t xml:space="preserve">Nhóm thực hiện đã bàn giao một hệ thống nhận dạng biển số xe Việt Nam hoàn chỉnh, chạy đầu cuối trên máy</w:t>
-      </w:r>
-      <w:r>
-        <w:t xml:space="preserve"> </w:t>
-      </w:r>
-      <w:r>
-        <w:rPr>
-          <w:b/>
-          <w:bCs/>
-        </w:rPr>
-        <w:t xml:space="preserve">không có GPU</w:t>
-      </w:r>
-      <w:r>
-        <w:t xml:space="preserve">: bộ phát hiện tự huấn luyện, khối nhận dạng ký tự, bộ luật hậu xử lý theo quy chuẩn Việt Nam, REST API, giao diện web, cơ sở dữ liệu và đóng gói Docker. Trạng thái xác minh bằng HTTP thật — 10 thao tác trên 9 đường dẫn phản hồi đúng,</w:t>
-      </w:r>
-      <w:r>
-        <w:t xml:space="preserve"> </w:t>
-      </w:r>
-      <w:r>
-        <w:rPr>
-          <w:b/>
-          <w:bCs/>
-        </w:rPr>
-        <w:t xml:space="preserve">1.004/1.004</w:t>
-      </w:r>
-      <w:r>
-        <w:t xml:space="preserve"> </w:t>
-      </w:r>
-      <w:r>
-        <w:t xml:space="preserve">kiểm thử tự động đạt, bao phủ tầng nghiệp vụ 87,7% (Bảng 6.1).</w:t>
-      </w:r>
-    </w:p>
-    <w:p>
-      <w:pPr>
-        <w:pStyle w:val="BodyText"/>
-      </w:pPr>
-      <w:r>
-        <w:rPr>
-          <w:b/>
-          <w:bCs/>
-        </w:rPr>
-        <w:t xml:space="preserve">Bảng 6.1.</w:t>
-      </w:r>
-      <w:r>
-        <w:t xml:space="preserve"> </w:t>
-      </w:r>
-      <w:r>
-        <w:t xml:space="preserve">Đối chiếu chỉ tiêu đặt ra ở giai đoạn phân tích yêu cầu với số đo trên</w:t>
-      </w:r>
-      <w:r>
-        <w:t xml:space="preserve"> </w:t>
-      </w:r>
-      <w:r>
-        <w:rPr>
-          <w:rStyle w:val="VerbatimChar"/>
-        </w:rPr>
-        <w:t xml:space="preserve">models/best.pt</w:t>
+        <w:rPr>
+          <w:b/>
+          <w:bCs/>
+        </w:rPr>
+        <w:t xml:space="preserve">Bảng 5.12.</w:t>
+      </w:r>
+      <w:r>
+        <w:t xml:space="preserve"> </w:t>
+      </w:r>
+      <w:r>
+        <w:t xml:space="preserve">Đối chiếu kết quả của đồ án với các con số đã công bố</w:t>
       </w:r>
     </w:p>
     <w:tbl>
@@ -34137,54 +33840,55 @@
           <w:p>
             <w:pPr>
               <w:pStyle w:val="Compact"/>
-              <w:jc w:val="center"/>
-            </w:pPr>
-            <w:r>
-              <w:t xml:space="preserve">Mã</w:t>
-            </w:r>
-          </w:p>
-        </w:tc>
-        <w:tc>
-          <w:tcPr/>
-          <w:p>
-            <w:pPr>
-              <w:pStyle w:val="Compact"/>
-            </w:pPr>
-            <w:r>
-              <w:t xml:space="preserve">Chỉ tiêu</w:t>
-            </w:r>
-          </w:p>
-        </w:tc>
-        <w:tc>
-          <w:tcPr/>
-          <w:p>
-            <w:pPr>
-              <w:pStyle w:val="Compact"/>
-              <w:jc w:val="right"/>
-            </w:pPr>
-            <w:r>
-              <w:t xml:space="preserve">Mục tiêu</w:t>
-            </w:r>
-          </w:p>
-        </w:tc>
-        <w:tc>
-          <w:tcPr/>
-          <w:p>
-            <w:pPr>
-              <w:pStyle w:val="Compact"/>
-              <w:jc w:val="right"/>
-            </w:pPr>
-            <w:r>
-              <w:t xml:space="preserve">Đo được</w:t>
-            </w:r>
-          </w:p>
-        </w:tc>
-        <w:tc>
-          <w:tcPr/>
-          <w:p>
-            <w:pPr>
-              <w:pStyle w:val="Compact"/>
-            </w:pPr>
+            </w:pPr>
+            <w:r>
+              <w:t xml:space="preserve">Hệ thống</w:t>
+            </w:r>
+          </w:p>
+        </w:tc>
+        <w:tc>
+          <w:tcPr/>
+          <w:p>
+            <w:pPr>
+              <w:pStyle w:val="Compact"/>
+            </w:pPr>
+            <w:r>
+              <w:t xml:space="preserve">Bộ dữ liệu · quốc gia</w:t>
+            </w:r>
+          </w:p>
+        </w:tc>
+        <w:tc>
+          <w:tcPr/>
+          <w:p>
+            <w:pPr>
+              <w:pStyle w:val="Compact"/>
+            </w:pPr>
+            <w:r>
+              <w:t xml:space="preserve">Chỉ số</w:t>
+            </w:r>
+          </w:p>
+        </w:tc>
+        <w:tc>
+          <w:tcPr/>
+          <w:p>
+            <w:pPr>
+              <w:pStyle w:val="Compact"/>
+              <w:jc w:val="right"/>
+            </w:pPr>
+            <w:r>
+              <w:t xml:space="preserve">Giá trị</w:t>
+            </w:r>
+          </w:p>
+        </w:tc>
+        <w:tc>
+          <w:tcPr/>
+          <w:p>
+            <w:pPr>
+              <w:pStyle w:val="Compact"/>
+            </w:pPr>
+            <w:r>
+              <w:t xml:space="preserve">Suy luận trên</w:t>
+            </w:r>
           </w:p>
         </w:tc>
       </w:tr>
@@ -34194,86 +33898,74 @@
           <w:p>
             <w:pPr>
               <w:pStyle w:val="Compact"/>
-              <w:jc w:val="center"/>
-            </w:pPr>
-            <w:r>
-              <w:t xml:space="preserve">A1 · A2</w:t>
-            </w:r>
-          </w:p>
-        </w:tc>
-        <w:tc>
-          <w:tcPr/>
-          <w:p>
-            <w:pPr>
-              <w:pStyle w:val="Compact"/>
-            </w:pPr>
-            <w:hyperlink r:id="rId17">
-              <w:r>
-                <w:rPr>
-                  <w:rStyle w:val="Hyperlink"/>
-                </w:rPr>
-                <w:t xml:space="preserve">mAP@0.5</w:t>
-              </w:r>
-            </w:hyperlink>
+            </w:pPr>
+            <w:r>
+              <w:t xml:space="preserve">OpenALPR [2]</w:t>
+            </w:r>
+          </w:p>
+        </w:tc>
+        <w:tc>
+          <w:tcPr/>
+          <w:p>
+            <w:pPr>
+              <w:pStyle w:val="Compact"/>
+            </w:pPr>
+            <w:r>
+              <w:t xml:space="preserve">RodoSol-ALPR · Brazil</w:t>
+            </w:r>
+          </w:p>
+        </w:tc>
+        <w:tc>
+          <w:tcPr/>
+          <w:p>
+            <w:pPr>
+              <w:pStyle w:val="Compact"/>
+            </w:pPr>
+            <w:r>
+              <w:t xml:space="preserve">Chuỗi đầy đủ, biển</w:t>
+            </w:r>
             <w:r>
               <w:t xml:space="preserve"> </w:t>
             </w:r>
-            <w:r>
-              <w:t xml:space="preserve">·</w:t>
-            </w:r>
-            <w:r>
-              <w:t xml:space="preserve"> </w:t>
-            </w:r>
-            <w:hyperlink r:id="rId17">
-              <w:r>
-                <w:rPr>
-                  <w:rStyle w:val="Hyperlink"/>
-                </w:rPr>
-                <w:t xml:space="preserve">mAP@0.5</w:t>
-              </w:r>
-            </w:hyperlink>
-            <w:r>
-              <w:t xml:space="preserve">:0.95 (phát hiện)</w:t>
-            </w:r>
-          </w:p>
-        </w:tc>
-        <w:tc>
-          <w:tcPr/>
-          <w:p>
-            <w:pPr>
-              <w:pStyle w:val="Compact"/>
-              <w:jc w:val="right"/>
-            </w:pPr>
-            <w:r>
-              <w:t xml:space="preserve">0,90 · 0,65</w:t>
-            </w:r>
-          </w:p>
-        </w:tc>
-        <w:tc>
-          <w:tcPr/>
-          <w:p>
-            <w:pPr>
-              <w:pStyle w:val="Compact"/>
-              <w:jc w:val="right"/>
-            </w:pPr>
             <w:r>
               <w:rPr>
                 <w:b/>
                 <w:bCs/>
               </w:rPr>
-              <w:t xml:space="preserve">0,9829 · 0,7834</w:t>
-            </w:r>
-          </w:p>
-        </w:tc>
-        <w:tc>
-          <w:tcPr/>
-          <w:p>
-            <w:pPr>
-              <w:pStyle w:val="Compact"/>
-              <w:jc w:val="center"/>
-            </w:pPr>
-            <w:r>
-              <w:t xml:space="preserve">✅</w:t>
+              <w:t xml:space="preserve">một dòng</w:t>
+            </w:r>
+          </w:p>
+        </w:tc>
+        <w:tc>
+          <w:tcPr/>
+          <w:p>
+            <w:pPr>
+              <w:pStyle w:val="Compact"/>
+              <w:jc w:val="right"/>
+            </w:pPr>
+            <w:r>
+              <w:t xml:space="preserve">94,3%</w:t>
+            </w:r>
+          </w:p>
+        </w:tc>
+        <w:tc>
+          <w:tcPr/>
+          <w:p>
+            <w:pPr>
+              <w:pStyle w:val="Compact"/>
+            </w:pPr>
+            <w:r>
+              <w:t xml:space="preserve">—</w:t>
+            </w:r>
+            <w:r>
+              <w:t xml:space="preserve"> </w:t>
+            </w:r>
+            <w:r>
+              <w:rPr>
+                <w:i/>
+                <w:iCs/>
+              </w:rPr>
+              <w:t xml:space="preserve">(ngoài phạm vi đối chiếu)</w:t>
             </w:r>
           </w:p>
         </w:tc>
@@ -34284,98 +33976,41 @@
           <w:p>
             <w:pPr>
               <w:pStyle w:val="Compact"/>
-              <w:jc w:val="center"/>
-            </w:pPr>
-            <w:r>
-              <w:t xml:space="preserve">A3</w:t>
-            </w:r>
-          </w:p>
-        </w:tc>
-        <w:tc>
-          <w:tcPr/>
-          <w:p>
-            <w:pPr>
-              <w:pStyle w:val="Compact"/>
-            </w:pPr>
-            <w:r>
-              <w:t xml:space="preserve">Precision · Recall (phát hiện)</w:t>
-            </w:r>
-          </w:p>
-        </w:tc>
-        <w:tc>
-          <w:tcPr/>
-          <w:p>
-            <w:pPr>
-              <w:pStyle w:val="Compact"/>
-              <w:jc w:val="right"/>
-            </w:pPr>
-            <w:r>
-              <w:t xml:space="preserve">0,92 · 0,90</w:t>
-            </w:r>
-          </w:p>
-        </w:tc>
-        <w:tc>
-          <w:tcPr/>
-          <w:p>
-            <w:pPr>
-              <w:pStyle w:val="Compact"/>
-              <w:jc w:val="right"/>
-            </w:pPr>
+            </w:pPr>
+            <w:r>
+              <w:t xml:space="preserve">OpenALPR [2]</w:t>
+            </w:r>
+          </w:p>
+        </w:tc>
+        <w:tc>
+          <w:tcPr/>
+          <w:p>
+            <w:pPr>
+              <w:pStyle w:val="Compact"/>
+            </w:pPr>
+            <w:r>
+              <w:t xml:space="preserve">RodoSol-ALPR · Brazil</w:t>
+            </w:r>
+          </w:p>
+        </w:tc>
+        <w:tc>
+          <w:tcPr/>
+          <w:p>
+            <w:pPr>
+              <w:pStyle w:val="Compact"/>
+            </w:pPr>
+            <w:r>
+              <w:t xml:space="preserve">Chuỗi đầy đủ, biển</w:t>
+            </w:r>
+            <w:r>
+              <w:t xml:space="preserve"> </w:t>
+            </w:r>
             <w:r>
               <w:rPr>
                 <w:b/>
                 <w:bCs/>
               </w:rPr>
-              <w:t xml:space="preserve">0,9837 · 0,9714</w:t>
-            </w:r>
-          </w:p>
-        </w:tc>
-        <w:tc>
-          <w:tcPr/>
-          <w:p>
-            <w:pPr>
-              <w:pStyle w:val="Compact"/>
-              <w:jc w:val="center"/>
-            </w:pPr>
-            <w:r>
-              <w:t xml:space="preserve">✅</w:t>
-            </w:r>
-          </w:p>
-        </w:tc>
-      </w:tr>
-      <w:tr>
-        <w:tc>
-          <w:tcPr/>
-          <w:p>
-            <w:pPr>
-              <w:pStyle w:val="Compact"/>
-              <w:jc w:val="center"/>
-            </w:pPr>
-            <w:r>
-              <w:t xml:space="preserve">A4</w:t>
-            </w:r>
-          </w:p>
-        </w:tc>
-        <w:tc>
-          <w:tcPr/>
-          <w:p>
-            <w:pPr>
-              <w:pStyle w:val="Compact"/>
-            </w:pPr>
-            <w:r>
-              <w:t xml:space="preserve">1 − CER (mức ký tự)</w:t>
-            </w:r>
-          </w:p>
-        </w:tc>
-        <w:tc>
-          <w:tcPr/>
-          <w:p>
-            <w:pPr>
-              <w:pStyle w:val="Compact"/>
-              <w:jc w:val="right"/>
-            </w:pPr>
-            <w:r>
-              <w:t xml:space="preserve">0,95</w:t>
+              <w:t xml:space="preserve">hai dòng</w:t>
             </w:r>
           </w:p>
         </w:tc>
@@ -34391,19 +34026,28 @@
                 <w:b/>
                 <w:bCs/>
               </w:rPr>
-              <w:t xml:space="preserve">0,9483</w:t>
-            </w:r>
-          </w:p>
-        </w:tc>
-        <w:tc>
-          <w:tcPr/>
-          <w:p>
-            <w:pPr>
-              <w:pStyle w:val="Compact"/>
-              <w:jc w:val="center"/>
-            </w:pPr>
-            <w:r>
-              <w:t xml:space="preserve">🟡</w:t>
+              <w:t xml:space="preserve">45,7%</w:t>
+            </w:r>
+          </w:p>
+        </w:tc>
+        <w:tc>
+          <w:tcPr/>
+          <w:p>
+            <w:pPr>
+              <w:pStyle w:val="Compact"/>
+            </w:pPr>
+            <w:r>
+              <w:t xml:space="preserve">—</w:t>
+            </w:r>
+            <w:r>
+              <w:t xml:space="preserve"> </w:t>
+            </w:r>
+            <w:r>
+              <w:rPr>
+                <w:i/>
+                <w:iCs/>
+              </w:rPr>
+              <w:t xml:space="preserve">(ngoài phạm vi đối chiếu)</w:t>
             </w:r>
           </w:p>
         </w:tc>
@@ -34414,98 +34058,35 @@
           <w:p>
             <w:pPr>
               <w:pStyle w:val="Compact"/>
-              <w:jc w:val="center"/>
-            </w:pPr>
-            <w:r>
-              <w:t xml:space="preserve">A5 · A6</w:t>
-            </w:r>
-          </w:p>
-        </w:tc>
-        <w:tc>
-          <w:tcPr/>
-          <w:p>
-            <w:pPr>
-              <w:pStyle w:val="Compact"/>
-            </w:pPr>
-            <w:r>
-              <w:t xml:space="preserve">Chuỗi trước · sau hậu xử lý</w:t>
-            </w:r>
-          </w:p>
-        </w:tc>
-        <w:tc>
-          <w:tcPr/>
-          <w:p>
-            <w:pPr>
-              <w:pStyle w:val="Compact"/>
-              <w:jc w:val="right"/>
-            </w:pPr>
-            <w:r>
-              <w:t xml:space="preserve">0,85 · 0,90</w:t>
-            </w:r>
-          </w:p>
-        </w:tc>
-        <w:tc>
-          <w:tcPr/>
-          <w:p>
-            <w:pPr>
-              <w:pStyle w:val="Compact"/>
-              <w:jc w:val="right"/>
+            </w:pPr>
+            <w:r>
+              <w:t xml:space="preserve">Đội vô địch ICPR 2026 [18]</w:t>
+            </w:r>
+          </w:p>
+        </w:tc>
+        <w:tc>
+          <w:tcPr/>
+          <w:p>
+            <w:pPr>
+              <w:pStyle w:val="Compact"/>
+            </w:pPr>
+            <w:r>
+              <w:t xml:space="preserve">LR-LPR · quốc tế</w:t>
+            </w:r>
+          </w:p>
+        </w:tc>
+        <w:tc>
+          <w:tcPr/>
+          <w:p>
+            <w:pPr>
+              <w:pStyle w:val="Compact"/>
             </w:pPr>
             <w:r>
               <w:rPr>
                 <w:b/>
                 <w:bCs/>
               </w:rPr>
-              <w:t xml:space="preserve">0,6373 · 0,7701</w:t>
-            </w:r>
-          </w:p>
-        </w:tc>
-        <w:tc>
-          <w:tcPr/>
-          <w:p>
-            <w:pPr>
-              <w:pStyle w:val="Compact"/>
-              <w:jc w:val="center"/>
-            </w:pPr>
-            <w:r>
-              <w:t xml:space="preserve">❌</w:t>
-            </w:r>
-          </w:p>
-        </w:tc>
-      </w:tr>
-      <w:tr>
-        <w:tc>
-          <w:tcPr/>
-          <w:p>
-            <w:pPr>
-              <w:pStyle w:val="Compact"/>
-              <w:jc w:val="center"/>
-            </w:pPr>
-            <w:r>
-              <w:t xml:space="preserve">A7</w:t>
-            </w:r>
-          </w:p>
-        </w:tc>
-        <w:tc>
-          <w:tcPr/>
-          <w:p>
-            <w:pPr>
-              <w:pStyle w:val="Compact"/>
-            </w:pPr>
-            <w:r>
-              <w:t xml:space="preserve">Toàn trình từ ảnh gốc</w:t>
-            </w:r>
-          </w:p>
-        </w:tc>
-        <w:tc>
-          <w:tcPr/>
-          <w:p>
-            <w:pPr>
-              <w:pStyle w:val="Compact"/>
-              <w:jc w:val="right"/>
-            </w:pPr>
-            <w:r>
-              <w:t xml:space="preserve">0,88</w:t>
+              <w:t xml:space="preserve">Đầu cuối mức chuỗi</w:t>
             </w:r>
           </w:p>
         </w:tc>
@@ -34521,19 +34102,28 @@
                 <w:b/>
                 <w:bCs/>
               </w:rPr>
-              <w:t xml:space="preserve">0,563</w:t>
-            </w:r>
-          </w:p>
-        </w:tc>
-        <w:tc>
-          <w:tcPr/>
-          <w:p>
-            <w:pPr>
-              <w:pStyle w:val="Compact"/>
-              <w:jc w:val="center"/>
-            </w:pPr>
-            <w:r>
-              <w:t xml:space="preserve">❌ *</w:t>
+              <w:t xml:space="preserve">82,13%</w:t>
+            </w:r>
+          </w:p>
+        </w:tc>
+        <w:tc>
+          <w:tcPr/>
+          <w:p>
+            <w:pPr>
+              <w:pStyle w:val="Compact"/>
+            </w:pPr>
+            <w:r>
+              <w:t xml:space="preserve">—</w:t>
+            </w:r>
+            <w:r>
+              <w:t xml:space="preserve"> </w:t>
+            </w:r>
+            <w:r>
+              <w:rPr>
+                <w:i/>
+                <w:iCs/>
+              </w:rPr>
+              <w:t xml:space="preserve">(ngoài phạm vi đối chiếu)</w:t>
             </w:r>
           </w:p>
         </w:tc>
@@ -34544,98 +34134,35 @@
           <w:p>
             <w:pPr>
               <w:pStyle w:val="Compact"/>
-              <w:jc w:val="center"/>
-            </w:pPr>
-            <w:r>
-              <w:t xml:space="preserve">A8</w:t>
-            </w:r>
-          </w:p>
-        </w:tc>
-        <w:tc>
-          <w:tcPr/>
-          <w:p>
-            <w:pPr>
-              <w:pStyle w:val="Compact"/>
-            </w:pPr>
-            <w:r>
-              <w:t xml:space="preserve">Chênh lệch bố cục ở tầng phát hiện (điểm %)</w:t>
-            </w:r>
-          </w:p>
-        </w:tc>
-        <w:tc>
-          <w:tcPr/>
-          <w:p>
-            <w:pPr>
-              <w:pStyle w:val="Compact"/>
-              <w:jc w:val="right"/>
-            </w:pPr>
-            <w:r>
-              <w:t xml:space="preserve">—</w:t>
-            </w:r>
-          </w:p>
-        </w:tc>
-        <w:tc>
-          <w:tcPr/>
-          <w:p>
-            <w:pPr>
-              <w:pStyle w:val="Compact"/>
-              <w:jc w:val="right"/>
             </w:pPr>
             <w:r>
               <w:rPr>
                 <w:b/>
                 <w:bCs/>
               </w:rPr>
-              <w:t xml:space="preserve">2,09</w:t>
-            </w:r>
-          </w:p>
-        </w:tc>
-        <w:tc>
-          <w:tcPr/>
-          <w:p>
-            <w:pPr>
-              <w:pStyle w:val="Compact"/>
-              <w:jc w:val="center"/>
-            </w:pPr>
-            <w:r>
-              <w:t xml:space="preserve">—</w:t>
-            </w:r>
-          </w:p>
-        </w:tc>
-      </w:tr>
-      <w:tr>
-        <w:tc>
-          <w:tcPr/>
-          <w:p>
-            <w:pPr>
-              <w:pStyle w:val="Compact"/>
-              <w:jc w:val="center"/>
-            </w:pPr>
-            <w:r>
-              <w:t xml:space="preserve">P1</w:t>
-            </w:r>
-          </w:p>
-        </w:tc>
-        <w:tc>
-          <w:tcPr/>
-          <w:p>
-            <w:pPr>
-              <w:pStyle w:val="Compact"/>
-            </w:pPr>
-            <w:r>
-              <w:t xml:space="preserve">Độ trễ p95 một ảnh (ms)</w:t>
-            </w:r>
-          </w:p>
-        </w:tc>
-        <w:tc>
-          <w:tcPr/>
-          <w:p>
-            <w:pPr>
-              <w:pStyle w:val="Compact"/>
-              <w:jc w:val="right"/>
-            </w:pPr>
-            <w:r>
-              <w:t xml:space="preserve">≤ 800</w:t>
+              <w:t xml:space="preserve">Đồ án này</w:t>
+            </w:r>
+          </w:p>
+        </w:tc>
+        <w:tc>
+          <w:tcPr/>
+          <w:p>
+            <w:pPr>
+              <w:pStyle w:val="Compact"/>
+            </w:pPr>
+            <w:r>
+              <w:t xml:space="preserve">tự hợp nhất · Việt Nam</w:t>
+            </w:r>
+          </w:p>
+        </w:tc>
+        <w:tc>
+          <w:tcPr/>
+          <w:p>
+            <w:pPr>
+              <w:pStyle w:val="Compact"/>
+            </w:pPr>
+            <w:r>
+              <w:t xml:space="preserve">Chuỗi đầy đủ sau hậu xử lý (A6)</w:t>
             </w:r>
           </w:p>
         </w:tc>
@@ -34651,84 +34178,22 @@
                 <w:b/>
                 <w:bCs/>
               </w:rPr>
-              <w:t xml:space="preserve">509,76</w:t>
-            </w:r>
-          </w:p>
-        </w:tc>
-        <w:tc>
-          <w:tcPr/>
-          <w:p>
-            <w:pPr>
-              <w:pStyle w:val="Compact"/>
-              <w:jc w:val="center"/>
-            </w:pPr>
-            <w:r>
-              <w:t xml:space="preserve">✅</w:t>
-            </w:r>
-          </w:p>
-        </w:tc>
-      </w:tr>
-      <w:tr>
-        <w:tc>
-          <w:tcPr/>
-          <w:p>
-            <w:pPr>
-              <w:pStyle w:val="Compact"/>
-              <w:jc w:val="center"/>
-            </w:pPr>
-            <w:r>
-              <w:t xml:space="preserve">P4 · P5 · P6</w:t>
-            </w:r>
-          </w:p>
-        </w:tc>
-        <w:tc>
-          <w:tcPr/>
-          <w:p>
-            <w:pPr>
-              <w:pStyle w:val="Compact"/>
-            </w:pPr>
-            <w:r>
-              <w:t xml:space="preserve">Nạp mô hình (s) · Overhead API · Truy vấn 10.000 bản ghi (ms)</w:t>
-            </w:r>
-          </w:p>
-        </w:tc>
-        <w:tc>
-          <w:tcPr/>
-          <w:p>
-            <w:pPr>
-              <w:pStyle w:val="Compact"/>
-              <w:jc w:val="right"/>
-            </w:pPr>
-            <w:r>
-              <w:t xml:space="preserve">≤ 15 · ≤ 50 · ≤ 500</w:t>
-            </w:r>
-          </w:p>
-        </w:tc>
-        <w:tc>
-          <w:tcPr/>
-          <w:p>
-            <w:pPr>
-              <w:pStyle w:val="Compact"/>
-              <w:jc w:val="right"/>
+              <w:t xml:space="preserve">77,01%</w:t>
+            </w:r>
+          </w:p>
+        </w:tc>
+        <w:tc>
+          <w:tcPr/>
+          <w:p>
+            <w:pPr>
+              <w:pStyle w:val="Compact"/>
             </w:pPr>
             <w:r>
               <w:rPr>
                 <w:b/>
                 <w:bCs/>
               </w:rPr>
-              <w:t xml:space="preserve">6,41 · 19,01 · 18,71</w:t>
-            </w:r>
-          </w:p>
-        </w:tc>
-        <w:tc>
-          <w:tcPr/>
-          <w:p>
-            <w:pPr>
-              <w:pStyle w:val="Compact"/>
-              <w:jc w:val="center"/>
-            </w:pPr>
-            <w:r>
-              <w:t xml:space="preserve">✅</w:t>
+              <w:t xml:space="preserve">CPU</w:t>
             </w:r>
           </w:p>
         </w:tc>
@@ -34739,61 +34204,70 @@
           <w:p>
             <w:pPr>
               <w:pStyle w:val="Compact"/>
-              <w:jc w:val="center"/>
-            </w:pPr>
-            <w:r>
-              <w:t xml:space="preserve">P7 · R4 · SC1</w:t>
-            </w:r>
-          </w:p>
-        </w:tc>
-        <w:tc>
-          <w:tcPr/>
-          <w:p>
-            <w:pPr>
-              <w:pStyle w:val="Compact"/>
-            </w:pPr>
-            <w:r>
-              <w:t xml:space="preserve">RSS (GB) · Thành công khi chạy liên tục · Yêu cầu đồng thời</w:t>
-            </w:r>
-          </w:p>
-        </w:tc>
-        <w:tc>
-          <w:tcPr/>
-          <w:p>
-            <w:pPr>
-              <w:pStyle w:val="Compact"/>
-              <w:jc w:val="right"/>
-            </w:pPr>
-            <w:r>
-              <w:t xml:space="preserve">≤ 2 · ≥ 99% · ≥ 5</w:t>
-            </w:r>
-          </w:p>
-        </w:tc>
-        <w:tc>
-          <w:tcPr/>
-          <w:p>
-            <w:pPr>
-              <w:pStyle w:val="Compact"/>
-              <w:jc w:val="right"/>
             </w:pPr>
             <w:r>
               <w:rPr>
                 <w:b/>
                 <w:bCs/>
               </w:rPr>
-              <w:t xml:space="preserve">0,806 · 100% · 10</w:t>
-            </w:r>
-          </w:p>
-        </w:tc>
-        <w:tc>
-          <w:tcPr/>
-          <w:p>
-            <w:pPr>
-              <w:pStyle w:val="Compact"/>
-              <w:jc w:val="center"/>
-            </w:pPr>
-            <w:r>
-              <w:t xml:space="preserve">✅</w:t>
+              <w:t xml:space="preserve">Đồ án này</w:t>
+            </w:r>
+          </w:p>
+        </w:tc>
+        <w:tc>
+          <w:tcPr/>
+          <w:p>
+            <w:pPr>
+              <w:pStyle w:val="Compact"/>
+            </w:pPr>
+            <w:r>
+              <w:t xml:space="preserve">tự hợp nhất · Việt Nam</w:t>
+            </w:r>
+          </w:p>
+        </w:tc>
+        <w:tc>
+          <w:tcPr/>
+          <w:p>
+            <w:pPr>
+              <w:pStyle w:val="Compact"/>
+            </w:pPr>
+            <w:r>
+              <w:rPr>
+                <w:b/>
+                <w:bCs/>
+              </w:rPr>
+              <w:t xml:space="preserve">Đầu cuối mức ảnh toàn cảnh (A7)</w:t>
+            </w:r>
+          </w:p>
+        </w:tc>
+        <w:tc>
+          <w:tcPr/>
+          <w:p>
+            <w:pPr>
+              <w:pStyle w:val="Compact"/>
+              <w:jc w:val="right"/>
+            </w:pPr>
+            <w:r>
+              <w:rPr>
+                <w:b/>
+                <w:bCs/>
+              </w:rPr>
+              <w:t xml:space="preserve">56,3%</w:t>
+            </w:r>
+          </w:p>
+        </w:tc>
+        <w:tc>
+          <w:tcPr/>
+          <w:p>
+            <w:pPr>
+              <w:pStyle w:val="Compact"/>
+            </w:pPr>
+            <w:r>
+              <w:rPr>
+                <w:b/>
+                <w:bCs/>
+              </w:rPr>
+              <w:t xml:space="preserve">CPU</w:t>
             </w:r>
           </w:p>
         </w:tc>
@@ -34804,56 +34278,11 @@
         <w:pStyle w:val="BodyText"/>
       </w:pPr>
       <w:r>
-        <w:t xml:space="preserve">* A7 đo ở</w:t>
-      </w:r>
-      <w:r>
-        <w:t xml:space="preserve"> </w:t>
-      </w:r>
-      <w:r>
-        <w:rPr>
-          <w:b/>
-          <w:bCs/>
-        </w:rPr>
-        <w:t xml:space="preserve">mức ảnh toàn cảnh</w:t>
-      </w:r>
-      <w:r>
-        <w:t xml:space="preserve"> </w:t>
-      </w:r>
-      <w:r>
-        <w:t xml:space="preserve">— ước lượng phân tầng trên 1.606 khung biển của 1.514 ảnh hiện trường, 608 khung có nhãn.</w:t>
-      </w:r>
-      <w:r>
-        <w:t xml:space="preserve"> </w:t>
-      </w:r>
-      <w:r>
-        <w:rPr>
-          <w:b/>
-          <w:bCs/>
-        </w:rPr>
-        <w:t xml:space="preserve">Nhãn do mô hình ngôn ngữ-thị giác đọc, không phải người</w:t>
-      </w:r>
-      <w:r>
-        <w:t xml:space="preserve">, nên phải đọc như ước lượng có nguồn nhãn máy sinh (mục 5.5.5). Con số cũ 0,5552 đo trên ảnh cắt sẵn đã bị rút vì không tái lập được.</w:t>
-      </w:r>
-    </w:p>
-    <w:p>
-      <w:pPr>
-        <w:pStyle w:val="BodyText"/>
-      </w:pPr>
-      <w:r>
-        <w:t xml:space="preserve">Các chỉ tiêu về phát hiện, thông lượng, độ tin cậy và chịu tải đều đạt; các chỉ tiêu về độ chính xác chuỗi chưa đạt ngưỡng. NFR-P1 vượt mục tiêu sau đợt tối ưu tầng chạy, dù bậc thử lại đã cộng thêm độ trễ đuôi để đổi lấy 34 biển đọc đúng.</w:t>
-      </w:r>
-    </w:p>
-    <w:p>
-      <w:pPr>
-        <w:pStyle w:val="BodyText"/>
-      </w:pPr>
-      <w:r>
-        <w:rPr>
-          <w:b/>
-          <w:bCs/>
-        </w:rPr>
-        <w:t xml:space="preserve">Bốn đại lượng đo được mà khảo sát không tìm thấy tương đương trong tài liệu Việt Nam.</w:t>
+        <w:rPr>
+          <w:b/>
+          <w:bCs/>
+        </w:rPr>
+        <w:t xml:space="preserve">Ba điều bảng này nói được, và một điều nó không nói được.</w:t>
       </w:r>
       <w:r>
         <w:t xml:space="preserve"> </w:t>
@@ -34863,23 +34292,58 @@
           <w:i/>
           <w:iCs/>
         </w:rPr>
-        <w:t xml:space="preserve">(1)</w:t>
-      </w:r>
-      <w:r>
-        <w:t xml:space="preserve"> </w:t>
-      </w:r>
-      <w:r>
-        <w:rPr>
-          <w:b/>
-          <w:bCs/>
-        </w:rPr>
-        <w:t xml:space="preserve">Đóng góp thuần của khối hậu xử lý theo vị trí: +13,28 điểm</w:t>
-      </w:r>
-      <w:r>
-        <w:t xml:space="preserve"> </w:t>
-      </w:r>
-      <w:r>
-        <w:t xml:space="preserve">— sửa đúng 372 biển, làm hỏng 0 trên 2.801 mẫu.</w:t>
+        <w:t xml:space="preserve">(a)</w:t>
+      </w:r>
+      <w:r>
+        <w:t xml:space="preserve"> </w:t>
+      </w:r>
+      <w:r>
+        <w:t xml:space="preserve">Chỉ số đầu cuối của đồ án —</w:t>
+      </w:r>
+      <w:r>
+        <w:t xml:space="preserve"> </w:t>
+      </w:r>
+      <w:r>
+        <w:rPr>
+          <w:b/>
+          <w:bCs/>
+        </w:rPr>
+        <w:t xml:space="preserve">56,3%</w:t>
+      </w:r>
+      <w:r>
+        <w:t xml:space="preserve"> </w:t>
+      </w:r>
+      <w:r>
+        <w:t xml:space="preserve">— thấp hơn đáng kể mốc</w:t>
+      </w:r>
+      <w:r>
+        <w:t xml:space="preserve"> </w:t>
+      </w:r>
+      <w:r>
+        <w:rPr>
+          <w:b/>
+          <w:bCs/>
+        </w:rPr>
+        <w:t xml:space="preserve">82,13%</w:t>
+      </w:r>
+      <w:r>
+        <w:t xml:space="preserve"> </w:t>
+      </w:r>
+      <w:r>
+        <w:t xml:space="preserve">của đội vô địch ICPR 2026, nhưng hai con số đo trên hai bộ dữ liệu khác nhau và hai bài toán khác nhau, nên khoảng cách này</w:t>
+      </w:r>
+      <w:r>
+        <w:t xml:space="preserve"> </w:t>
+      </w:r>
+      <w:r>
+        <w:rPr>
+          <w:b/>
+          <w:bCs/>
+        </w:rPr>
+        <w:t xml:space="preserve">chỉ mang tính định vị</w:t>
+      </w:r>
+      <w:r>
+        <w:t xml:space="preserve">.</w:t>
       </w:r>
       <w:r>
         <w:t xml:space="preserve"> </w:t>
@@ -34889,23 +34353,45 @@
           <w:i/>
           <w:iCs/>
         </w:rPr>
-        <w:t xml:space="preserve">(2)</w:t>
-      </w:r>
-      <w:r>
-        <w:t xml:space="preserve"> </w:t>
-      </w:r>
-      <w:r>
-        <w:rPr>
-          <w:b/>
-          <w:bCs/>
-        </w:rPr>
-        <w:t xml:space="preserve">Chênh lệch giữa hai bố cục biển: 23,07 điểm</w:t>
-      </w:r>
-      <w:r>
-        <w:t xml:space="preserve"> </w:t>
-      </w:r>
-      <w:r>
-        <w:t xml:space="preserve">ở khối nhận dạng so với 2,09 điểm ở khối phát hiện, nên rủi ro R-04 nằm trọn ở tầng đọc ký tự.</w:t>
+        <w:t xml:space="preserve">(b)</w:t>
+      </w:r>
+      <w:r>
+        <w:t xml:space="preserve"> </w:t>
+      </w:r>
+      <w:r>
+        <w:t xml:space="preserve">Con số của đồ án trên biển</w:t>
+      </w:r>
+      <w:r>
+        <w:t xml:space="preserve"> </w:t>
+      </w:r>
+      <w:r>
+        <w:rPr>
+          <w:b/>
+          <w:bCs/>
+        </w:rPr>
+        <w:t xml:space="preserve">hai dòng</w:t>
+      </w:r>
+      <w:r>
+        <w:t xml:space="preserve"> </w:t>
+      </w:r>
+      <w:r>
+        <w:t xml:space="preserve">(72,34%, mục 5.5.3)</w:t>
+      </w:r>
+      <w:r>
+        <w:t xml:space="preserve"> </w:t>
+      </w:r>
+      <w:r>
+        <w:rPr>
+          <w:b/>
+          <w:bCs/>
+        </w:rPr>
+        <w:t xml:space="preserve">cao hơn</w:t>
+      </w:r>
+      <w:r>
+        <w:t xml:space="preserve"> </w:t>
+      </w:r>
+      <w:r>
+        <w:t xml:space="preserve">mức 45,7% mà OpenALPR đạt trên biển hai dòng Brazil — nhưng đây cũng không phải bằng chứng về ưu thế, vì hai bộ dữ liệu khác nhau về cả bố cục biển lẫn điều kiện chụp.</w:t>
       </w:r>
       <w:r>
         <w:t xml:space="preserve"> </w:t>
@@ -34915,59 +34401,26 @@
           <w:i/>
           <w:iCs/>
         </w:rPr>
-        <w:t xml:space="preserve">(3)</w:t>
-      </w:r>
-      <w:r>
-        <w:t xml:space="preserve"> </w:t>
-      </w:r>
-      <w:r>
-        <w:rPr>
-          <w:b/>
-          <w:bCs/>
-        </w:rPr>
-        <w:t xml:space="preserve">Benchmark ba bộ nhận dạng trên 2.801 biển trong cùng một tầng bao quanh</w:t>
-      </w:r>
-      <w:r>
-        <w:t xml:space="preserve">: PaddleOCR 68,87% so với EasyOCR 14,28% và Tesseract 10,28%, kèm phát hiện rằng bước tách-ghép nâng PaddleOCR 34,92 điểm nhưng Tesseract chỉ 0,03 điểm —</w:t>
-      </w:r>
-      <w:r>
-        <w:t xml:space="preserve"> </w:t>
-      </w:r>
-      <w:r>
-        <w:rPr>
-          <w:b/>
-          <w:bCs/>
-        </w:rPr>
-        <w:t xml:space="preserve">điều kiện cần nhưng chưa đủ</w:t>
-      </w:r>
-      <w:r>
-        <w:t xml:space="preserve">.</w:t>
-      </w:r>
-      <w:r>
-        <w:t xml:space="preserve"> </w:t>
-      </w:r>
-      <w:r>
-        <w:rPr>
-          <w:i/>
-          <w:iCs/>
-        </w:rPr>
-        <w:t xml:space="preserve">(4)</w:t>
-      </w:r>
-      <w:r>
-        <w:t xml:space="preserve"> </w:t>
-      </w:r>
-      <w:r>
-        <w:rPr>
-          <w:b/>
-          <w:bCs/>
-        </w:rPr>
-        <w:t xml:space="preserve">Bộ nhận màu nền đạt 97,89%</w:t>
-      </w:r>
-      <w:r>
-        <w:t xml:space="preserve"> </w:t>
-      </w:r>
-      <w:r>
-        <w:t xml:space="preserve">trên 1.565 ảnh có nhãn, cung cấp bằng chứng mà chuỗi ký tự không mang được.</w:t>
+        <w:t xml:space="preserve">(c)</w:t>
+      </w:r>
+      <w:r>
+        <w:t xml:space="preserve"> </w:t>
+      </w:r>
+      <w:r>
+        <w:t xml:space="preserve">Kết quả của đồ án đạt được với</w:t>
+      </w:r>
+      <w:r>
+        <w:t xml:space="preserve"> </w:t>
+      </w:r>
+      <w:r>
+        <w:rPr>
+          <w:b/>
+          <w:bCs/>
+        </w:rPr>
+        <w:t xml:space="preserve">suy luận hoàn toàn trên CPU</w:t>
+      </w:r>
+      <w:r>
+        <w:t xml:space="preserve">, và mọi số liệu hiệu năng đều công bố kèm cấu hình phần cứng (5.2) — điều kiện mà cột cuối của bảng không đối chiếu được vì nằm ngoài phạm vi khảo sát.</w:t>
       </w:r>
     </w:p>
     <w:p>
@@ -34975,49 +34428,74 @@
         <w:pStyle w:val="BodyText"/>
       </w:pPr>
       <w:r>
-        <w:t xml:space="preserve">Hai kết quả kỹ thuật hệ thống đi kèm:</w:t>
-      </w:r>
-      <w:r>
-        <w:t xml:space="preserve"> </w:t>
-      </w:r>
-      <w:r>
-        <w:rPr>
-          <w:b/>
-          <w:bCs/>
-        </w:rPr>
-        <w:t xml:space="preserve">tối ưu tầng chạy đưa p95 từ 1.143,10 xuống 509,76 ms mà không đụng một trọng số nào và mọi chỉ số độ chính xác đứng yên</w:t>
-      </w:r>
-      <w:r>
-        <w:t xml:space="preserve"> </w:t>
-      </w:r>
-      <w:r>
-        <w:t xml:space="preserve">(4.6.8); và</w:t>
-      </w:r>
-      <w:r>
-        <w:t xml:space="preserve"> </w:t>
-      </w:r>
-      <w:r>
-        <w:rPr>
-          <w:b/>
-          <w:bCs/>
-        </w:rPr>
-        <w:t xml:space="preserve">khử trùng lặp mờ</w:t>
-      </w:r>
-      <w:r>
-        <w:t xml:space="preserve"> </w:t>
-      </w:r>
-      <w:r>
-        <w:t xml:space="preserve">gom 17 trên 44 cách đọc về đúng một bản ghi mỗi xe (4.7.2). Ngoài các con số, đồ án để lại một quy trình đánh giá có kiểm chứng: mọi số liệu sinh lại được bằng một lệnh, và các kết quả âm được ghi lại thay vì bỏ đi.</w:t>
-      </w:r>
-    </w:p>
-    <w:bookmarkEnd w:id="182"/>
-    <w:bookmarkStart w:id="183" w:name="X1f36a3640c9e310e5e9f84e347ef7e1a0c2a324"/>
+        <w:rPr>
+          <w:b/>
+          <w:bCs/>
+        </w:rPr>
+        <w:t xml:space="preserve">Điều bảng này không nói được:</w:t>
+      </w:r>
+      <w:r>
+        <w:t xml:space="preserve"> </w:t>
+      </w:r>
+      <w:r>
+        <w:t xml:space="preserve">nó không cho phép kết luận hệ thống nào tốt hơn hệ thống nào. Phép so sánh hợp lệ duy nhất đòi hỏi chạy các hệ thống trên</w:t>
+      </w:r>
+      <w:r>
+        <w:t xml:space="preserve"> </w:t>
+      </w:r>
+      <w:r>
+        <w:rPr>
+          <w:b/>
+          <w:bCs/>
+        </w:rPr>
+        <w:t xml:space="preserve">cùng một tập kiểm tra</w:t>
+      </w:r>
+      <w:r>
+        <w:t xml:space="preserve">, và đồ án không thực hiện được vì các hệ thống trong bảng không công bố mã nguồn hoặc trọng số dùng được.</w:t>
+      </w:r>
+    </w:p>
+    <w:p>
+      <w:pPr>
+        <w:pStyle w:val="BodyText"/>
+      </w:pPr>
+      <w:r>
+        <w:t xml:space="preserve">Khoảng cách lớn nhất của hệ thống hiện tại nằm ở</w:t>
+      </w:r>
+      <w:r>
+        <w:t xml:space="preserve"> </w:t>
+      </w:r>
+      <w:r>
+        <w:rPr>
+          <w:b/>
+          <w:bCs/>
+        </w:rPr>
+        <w:t xml:space="preserve">nhận dạng biển hai dòng</w:t>
+      </w:r>
+      <w:r>
+        <w:t xml:space="preserve"> </w:t>
+      </w:r>
+      <w:r>
+        <w:t xml:space="preserve">— 72,34% so với 95,41% của biển một dòng, chênh 23,07 điểm phần trăm, trong khi biển hai dòng chiếm 79,8% ngữ liệu đánh giá. Đây cũng là hướng cải thiện quan trọng nhất được nêu ở mục 6.3.</w:t>
+      </w:r>
+    </w:p>
+    <w:bookmarkEnd w:id="178"/>
+    <w:bookmarkEnd w:id="179"/>
+    <w:bookmarkStart w:id="181" w:name="X17c38d19be0e29160aa374b565370025cd3cedc"/>
     <w:p>
       <w:pPr>
         <w:pStyle w:val="Heading2"/>
       </w:pPr>
       <w:r>
-        <w:t xml:space="preserve">6.2. Hạn chế</w:t>
+        <w:t xml:space="preserve">5.9. Bàn luận</w:t>
+      </w:r>
+    </w:p>
+    <w:bookmarkStart w:id="180" w:name="X570e46bf0687397884670411faaa7bf4a3f6fe0"/>
+    <w:p>
+      <w:pPr>
+        <w:pStyle w:val="Heading3"/>
+      </w:pPr>
+      <w:r>
+        <w:t xml:space="preserve">5.9.1. Các mối đe doạ đến tính hợp lệ của kết quả</w:t>
       </w:r>
     </w:p>
     <w:p>
@@ -35025,7 +34503,17 @@
         <w:pStyle w:val="FirstParagraph"/>
       </w:pPr>
       <w:r>
-        <w:t xml:space="preserve">Mười hạn chế của đồ án, xếp theo mức nghiêm trọng, liệt kê ở Bảng 6.2.</w:t>
+        <w:t xml:space="preserve">Nguyên tắc:</w:t>
+      </w:r>
+      <w:r>
+        <w:t xml:space="preserve"> </w:t>
+      </w:r>
+      <w:r>
+        <w:rPr>
+          <w:b/>
+          <w:bCs/>
+        </w:rPr>
+        <w:t xml:space="preserve">nêu mối đe doạ, đánh giá mức nghiêm trọng, nói rõ đã làm gì để giảm thiểu — kể cả khi biện pháp giảm thiểu là "không có".</w:t>
       </w:r>
     </w:p>
     <w:p>
@@ -35033,17 +34521,25 @@
         <w:pStyle w:val="BodyText"/>
       </w:pPr>
       <w:r>
-        <w:rPr>
-          <w:b/>
-          <w:bCs/>
-        </w:rPr>
-        <w:t xml:space="preserve">Bảng 6.2.</w:t>
-      </w:r>
-      <w:r>
-        <w:t xml:space="preserve"> </w:t>
-      </w:r>
-      <w:r>
-        <w:t xml:space="preserve">Mười hạn chế của đồ án</w:t>
+        <w:t xml:space="preserve">Tám mối đe doạ được liệt kê kèm mức nghiêm trọng ở Bảng 5.13.</w:t>
+      </w:r>
+    </w:p>
+    <w:p>
+      <w:pPr>
+        <w:pStyle w:val="BodyText"/>
+      </w:pPr>
+      <w:r>
+        <w:rPr>
+          <w:b/>
+          <w:bCs/>
+        </w:rPr>
+        <w:t xml:space="preserve">Bảng 5.13.</w:t>
+      </w:r>
+      <w:r>
+        <w:t xml:space="preserve"> </w:t>
+      </w:r>
+      <w:r>
+        <w:t xml:space="preserve">Tám mối đe doạ đến tính hợp lệ của kết quả</w:t>
       </w:r>
     </w:p>
     <w:tbl>
@@ -35081,7 +34577,7 @@
               <w:pStyle w:val="Compact"/>
             </w:pPr>
             <w:r>
-              <w:t xml:space="preserve">Hạn chế</w:t>
+              <w:t xml:space="preserve">Mối đe doạ</w:t>
             </w:r>
           </w:p>
         </w:tc>
@@ -35104,7 +34600,7 @@
               <w:pStyle w:val="Compact"/>
             </w:pPr>
             <w:r>
-              <w:t xml:space="preserve">Hệ quả cần lưu ý</w:t>
+              <w:t xml:space="preserve">Biện pháp giảm thiểu đã áp dụng</w:t>
             </w:r>
           </w:p>
         </w:tc>
@@ -35133,7 +34629,7 @@
                 <w:b/>
                 <w:bCs/>
               </w:rPr>
-              <w:t xml:space="preserve">OCR biển hai dòng còn yếu, kéo độ chính xác toàn trình chưa đạt</w:t>
+              <w:t xml:space="preserve">Rò rỉ dữ liệu tồn dư không khử được bằng băm tri giác</w:t>
             </w:r>
           </w:p>
         </w:tc>
@@ -35156,59 +34652,39 @@
               <w:pStyle w:val="Compact"/>
             </w:pPr>
             <w:r>
-              <w:t xml:space="preserve">A6 = 0,7701 dưới ngưỡng — điểm nghẽn lớn nhất. A7 ở mức ảnh toàn cảnh chỉ đạt 0,563, dưới sàn 0,82 (5.5.5)</w:t>
-            </w:r>
-          </w:p>
-        </w:tc>
-      </w:tr>
-      <w:tr>
-        <w:tc>
-          <w:tcPr/>
-          <w:p>
-            <w:pPr>
-              <w:pStyle w:val="Compact"/>
-              <w:jc w:val="center"/>
-            </w:pPr>
-            <w:r>
-              <w:t xml:space="preserve">2</w:t>
-            </w:r>
-          </w:p>
-        </w:tc>
-        <w:tc>
-          <w:tcPr/>
-          <w:p>
-            <w:pPr>
-              <w:pStyle w:val="Compact"/>
-            </w:pPr>
+              <w:t xml:space="preserve">Nâng ngưỡng gộp 5 → 10 và đo ở nhiều ngưỡng cao hơn ngưỡng gộp. Vẫn còn</w:t>
+            </w:r>
+            <w:r>
+              <w:t xml:space="preserve"> </w:t>
+            </w:r>
             <w:r>
               <w:rPr>
                 <w:b/>
                 <w:bCs/>
               </w:rPr>
-              <w:t xml:space="preserve">Bộ dữ liệu lệch nặng về biển trắng</w:t>
-            </w:r>
-          </w:p>
-        </w:tc>
-        <w:tc>
-          <w:tcPr/>
-          <w:p>
-            <w:pPr>
-              <w:pStyle w:val="Compact"/>
-              <w:jc w:val="center"/>
-            </w:pPr>
-            <w:r>
-              <w:t xml:space="preserve">Cao</w:t>
-            </w:r>
-          </w:p>
-        </w:tc>
-        <w:tc>
-          <w:tcPr/>
-          <w:p>
-            <w:pPr>
-              <w:pStyle w:val="Compact"/>
-            </w:pPr>
-            <w:r>
-              <w:t xml:space="preserve">97,68% mẫu thuộc một lớp, nên kết luận về độ chính xác OCR</w:t>
+              <w:t xml:space="preserve">791 cặp</w:t>
+            </w:r>
+            <w:r>
+              <w:t xml:space="preserve"> </w:t>
+            </w:r>
+            <w:r>
+              <w:t xml:space="preserve">ở Hamming 12; rò rỉ</w:t>
+            </w:r>
+            <w:r>
+              <w:t xml:space="preserve"> </w:t>
+            </w:r>
+            <w:r>
+              <w:rPr>
+                <w:i/>
+                <w:iCs/>
+              </w:rPr>
+              <w:t xml:space="preserve">ngữ nghĩa</w:t>
+            </w:r>
+            <w:r>
+              <w:t xml:space="preserve"> </w:t>
+            </w:r>
+            <w:r>
+              <w:t xml:space="preserve">(cùng một xe, góc khác)</w:t>
             </w:r>
             <w:r>
               <w:t xml:space="preserve"> </w:t>
@@ -35218,103 +34694,13 @@
                 <w:b/>
                 <w:bCs/>
               </w:rPr>
-              <w:t xml:space="preserve">chỉ áp cho biển trắng</w:t>
-            </w:r>
-          </w:p>
-        </w:tc>
-      </w:tr>
-      <w:tr>
-        <w:tc>
-          <w:tcPr/>
-          <w:p>
-            <w:pPr>
-              <w:pStyle w:val="Compact"/>
-              <w:jc w:val="center"/>
-            </w:pPr>
-            <w:r>
-              <w:t xml:space="preserve">3</w:t>
-            </w:r>
-          </w:p>
-        </w:tc>
-        <w:tc>
-          <w:tcPr/>
-          <w:p>
-            <w:pPr>
-              <w:pStyle w:val="Compact"/>
-            </w:pPr>
-            <w:r>
-              <w:t xml:space="preserve">Rò rỉ dữ liệu tồn dư không khử được bằng băm tri giác</w:t>
-            </w:r>
-          </w:p>
-        </w:tc>
-        <w:tc>
-          <w:tcPr/>
-          <w:p>
-            <w:pPr>
-              <w:pStyle w:val="Compact"/>
-              <w:jc w:val="center"/>
-            </w:pPr>
-            <w:r>
-              <w:t xml:space="preserve">Trung bình</w:t>
-            </w:r>
-          </w:p>
-        </w:tc>
-        <w:tc>
-          <w:tcPr/>
-          <w:p>
-            <w:pPr>
-              <w:pStyle w:val="Compact"/>
-            </w:pPr>
-            <w:r>
-              <w:t xml:space="preserve">phash chỉ bắt tương đồng bố cục sáng-tối, không bắt "cùng xe, khác ngày"</w:t>
-            </w:r>
-          </w:p>
-        </w:tc>
-      </w:tr>
-      <w:tr>
-        <w:tc>
-          <w:tcPr/>
-          <w:p>
-            <w:pPr>
-              <w:pStyle w:val="Compact"/>
-              <w:jc w:val="center"/>
-            </w:pPr>
-            <w:r>
-              <w:t xml:space="preserve">4</w:t>
-            </w:r>
-          </w:p>
-        </w:tc>
-        <w:tc>
-          <w:tcPr/>
-          <w:p>
-            <w:pPr>
-              <w:pStyle w:val="Compact"/>
-            </w:pPr>
-            <w:r>
-              <w:t xml:space="preserve">Tập test không xuyên bộ dữ liệu</w:t>
-            </w:r>
-          </w:p>
-        </w:tc>
-        <w:tc>
-          <w:tcPr/>
-          <w:p>
-            <w:pPr>
-              <w:pStyle w:val="Compact"/>
-              <w:jc w:val="center"/>
-            </w:pPr>
-            <w:r>
-              <w:t xml:space="preserve">Trung bình</w:t>
-            </w:r>
-          </w:p>
-        </w:tc>
-        <w:tc>
-          <w:tcPr/>
-          <w:p>
-            <w:pPr>
-              <w:pStyle w:val="Compact"/>
-            </w:pPr>
-            <w:r>
-              <w:t xml:space="preserve">mAP 0,9829</w:t>
+              <w:t xml:space="preserve">không ngưỡng phash nào phát hiện được</w:t>
+            </w:r>
+            <w:r>
+              <w:t xml:space="preserve"> </w:t>
+            </w:r>
+            <w:r>
+              <w:t xml:space="preserve">⇒ mọi chỉ số ở 5.4 và 5.6 phải coi là</w:t>
             </w:r>
             <w:r>
               <w:t xml:space="preserve"> </w:t>
@@ -35324,13 +34710,7 @@
                 <w:b/>
                 <w:bCs/>
               </w:rPr>
-              <w:t xml:space="preserve">lạc quan hơn</w:t>
-            </w:r>
-            <w:r>
-              <w:t xml:space="preserve"> </w:t>
-            </w:r>
-            <w:r>
-              <w:t xml:space="preserve">mức gặp khi triển khai với nguồn ảnh mới</w:t>
+              <w:t xml:space="preserve">cận trên lạc quan</w:t>
             </w:r>
           </w:p>
         </w:tc>
@@ -35344,37 +34724,22 @@
               <w:jc w:val="center"/>
             </w:pPr>
             <w:r>
-              <w:t xml:space="preserve">5</w:t>
-            </w:r>
-          </w:p>
-        </w:tc>
-        <w:tc>
-          <w:tcPr/>
-          <w:p>
-            <w:pPr>
-              <w:pStyle w:val="Compact"/>
-            </w:pPr>
-            <w:r>
-              <w:rPr>
-                <w:strike/>
-              </w:rPr>
-              <w:t xml:space="preserve">Độ trễ chỉ đạt ngưỡng tối thiểu</w:t>
-            </w:r>
-            <w:r>
-              <w:t xml:space="preserve"> </w:t>
-            </w:r>
-            <w:r>
-              <w:t xml:space="preserve">—</w:t>
-            </w:r>
-            <w:r>
-              <w:t xml:space="preserve"> </w:t>
-            </w:r>
+              <w:t xml:space="preserve">2</w:t>
+            </w:r>
+          </w:p>
+        </w:tc>
+        <w:tc>
+          <w:tcPr/>
+          <w:p>
+            <w:pPr>
+              <w:pStyle w:val="Compact"/>
+            </w:pPr>
             <w:r>
               <w:rPr>
                 <w:b/>
                 <w:bCs/>
               </w:rPr>
-              <w:t xml:space="preserve">đã khép</w:t>
+              <w:t xml:space="preserve">Tập test không xuyên bộ dữ liệu</w:t>
             </w:r>
           </w:p>
         </w:tc>
@@ -35386,32 +34751,7 @@
               <w:jc w:val="center"/>
             </w:pPr>
             <w:r>
-              <w:t xml:space="preserve">Thấp</w:t>
-            </w:r>
-          </w:p>
-        </w:tc>
-        <w:tc>
-          <w:tcPr/>
-          <w:p>
-            <w:pPr>
-              <w:pStyle w:val="Compact"/>
-            </w:pPr>
-            <w:r>
-              <w:t xml:space="preserve">p95 nay 509,76 ms, vượt mục tiêu 800 ms sau đợt tối ưu tầng suy luận (5.6.1); bậc thang thử-lại vẫn giữ nguyên cùng 34 biển đọc thêm</w:t>
-            </w:r>
-          </w:p>
-        </w:tc>
-      </w:tr>
-      <w:tr>
-        <w:tc>
-          <w:tcPr/>
-          <w:p>
-            <w:pPr>
-              <w:pStyle w:val="Compact"/>
-              <w:jc w:val="center"/>
-            </w:pPr>
-            <w:r>
-              <w:t xml:space="preserve">6</w:t>
+              <w:t xml:space="preserve">Cao</w:t>
             </w:r>
           </w:p>
         </w:tc>
@@ -35426,52 +34766,13 @@
                 <w:b/>
                 <w:bCs/>
               </w:rPr>
-              <w:t xml:space="preserve">Hai</w:t>
+              <w:t xml:space="preserve">Không có</w:t>
             </w:r>
             <w:r>
               <w:t xml:space="preserve"> </w:t>
             </w:r>
             <w:r>
-              <w:t xml:space="preserve">yêu cầu mức</w:t>
-            </w:r>
-            <w:r>
-              <w:t xml:space="preserve"> </w:t>
-            </w:r>
-            <w:r>
-              <w:rPr>
-                <w:i/>
-                <w:iCs/>
-              </w:rPr>
-              <w:t xml:space="preserve">Must</w:t>
-            </w:r>
-            <w:r>
-              <w:t xml:space="preserve"> </w:t>
-            </w:r>
-            <w:r>
-              <w:t xml:space="preserve">(FR-4.1, FR-2.5) còn nằm ngoài phạm vi</w:t>
-            </w:r>
-          </w:p>
-        </w:tc>
-        <w:tc>
-          <w:tcPr/>
-          <w:p>
-            <w:pPr>
-              <w:pStyle w:val="Compact"/>
-              <w:jc w:val="center"/>
-            </w:pPr>
-            <w:r>
-              <w:t xml:space="preserve">Trung bình</w:t>
-            </w:r>
-          </w:p>
-        </w:tc>
-        <w:tc>
-          <w:tcPr/>
-          <w:p>
-            <w:pPr>
-              <w:pStyle w:val="Compact"/>
-            </w:pPr>
-            <w:r>
-              <w:t xml:space="preserve">FR-3.1 và FR-3.4 từng bị gỡ nhưng</w:t>
+              <w:t xml:space="preserve">— cách đúng là giữ lại một nguồn hoàn toàn không dùng để huấn luyện;</w:t>
             </w:r>
             <w:r>
               <w:t xml:space="preserve"> </w:t>
@@ -35481,26 +34782,65 @@
                 <w:b/>
                 <w:bCs/>
               </w:rPr>
-              <w:t xml:space="preserve">đã được dựng lại</w:t>
-            </w:r>
-            <w:r>
-              <w:t xml:space="preserve">. FR-4.1 chỉ mất</w:t>
-            </w:r>
-            <w:r>
-              <w:t xml:space="preserve"> </w:t>
-            </w:r>
+              <w:t xml:space="preserve">chưa thực hiện</w:t>
+            </w:r>
+          </w:p>
+        </w:tc>
+      </w:tr>
+      <w:tr>
+        <w:tc>
+          <w:tcPr/>
+          <w:p>
+            <w:pPr>
+              <w:pStyle w:val="Compact"/>
+              <w:jc w:val="center"/>
+            </w:pPr>
+            <w:r>
+              <w:t xml:space="preserve">3</w:t>
+            </w:r>
+          </w:p>
+        </w:tc>
+        <w:tc>
+          <w:tcPr/>
+          <w:p>
+            <w:pPr>
+              <w:pStyle w:val="Compact"/>
+            </w:pPr>
             <w:r>
               <w:rPr>
                 <w:b/>
                 <w:bCs/>
               </w:rPr>
-              <w:t xml:space="preserve">màn hình hiển thị</w:t>
+              <w:t xml:space="preserve">Mẫu số nhỏ cho các chỉ số OCR</w:t>
             </w:r>
             <w:r>
               <w:t xml:space="preserve"> </w:t>
             </w:r>
             <w:r>
-              <w:t xml:space="preserve">— thống kê vẫn phục vụ ở tầng API và vẫn có kiểm thử;</w:t>
+              <w:t xml:space="preserve">(2.801 / 15.133 ảnh có nhãn chuỗi)</w:t>
+            </w:r>
+          </w:p>
+        </w:tc>
+        <w:tc>
+          <w:tcPr/>
+          <w:p>
+            <w:pPr>
+              <w:pStyle w:val="Compact"/>
+              <w:jc w:val="center"/>
+            </w:pPr>
+            <w:r>
+              <w:t xml:space="preserve">Cao</w:t>
+            </w:r>
+          </w:p>
+        </w:tc>
+        <w:tc>
+          <w:tcPr/>
+          <w:p>
+            <w:pPr>
+              <w:pStyle w:val="Compact"/>
+            </w:pPr>
+            <w:r>
+              <w:t xml:space="preserve">Công bố mẫu số ở mọi bảng của 5.5;</w:t>
             </w:r>
             <w:r>
               <w:t xml:space="preserve"> </w:t>
@@ -35510,13 +34850,13 @@
                 <w:b/>
                 <w:bCs/>
               </w:rPr>
-              <w:t xml:space="preserve">riêng FR-2.5 mất chính năng lực</w:t>
+              <w:t xml:space="preserve">không</w:t>
             </w:r>
             <w:r>
               <w:t xml:space="preserve"> </w:t>
             </w:r>
             <w:r>
-              <w:t xml:space="preserve">(không xuất được video đã chú thích). Nêu rõ cả hai khi bảo vệ</w:t>
+              <w:t xml:space="preserve">rút kết luận về chênh lệch nhỏ</w:t>
             </w:r>
           </w:p>
         </w:tc>
@@ -35530,124 +34870,28 @@
               <w:jc w:val="center"/>
             </w:pPr>
             <w:r>
-              <w:t xml:space="preserve">7</w:t>
-            </w:r>
-          </w:p>
-        </w:tc>
-        <w:tc>
-          <w:tcPr/>
-          <w:p>
-            <w:pPr>
-              <w:pStyle w:val="Compact"/>
-            </w:pPr>
-            <w:r>
-              <w:t xml:space="preserve">SQLite chỉ cho phép một tiến trình ghi tại một thời điểm</w:t>
-            </w:r>
-          </w:p>
-        </w:tc>
-        <w:tc>
-          <w:tcPr/>
-          <w:p>
-            <w:pPr>
-              <w:pStyle w:val="Compact"/>
-              <w:jc w:val="center"/>
-            </w:pPr>
-            <w:r>
-              <w:t xml:space="preserve">Thấp</w:t>
-            </w:r>
-          </w:p>
-        </w:tc>
-        <w:tc>
-          <w:tcPr/>
-          <w:p>
-            <w:pPr>
-              <w:pStyle w:val="Compact"/>
-            </w:pPr>
-            <w:r>
-              <w:t xml:space="preserve">Đủ cho quy mô đồ án, chặn ở triển khai đa người dùng</w:t>
-            </w:r>
-          </w:p>
-        </w:tc>
-      </w:tr>
-      <w:tr>
-        <w:tc>
-          <w:tcPr/>
-          <w:p>
-            <w:pPr>
-              <w:pStyle w:val="Compact"/>
-              <w:jc w:val="center"/>
-            </w:pPr>
-            <w:r>
-              <w:t xml:space="preserve">8</w:t>
-            </w:r>
-          </w:p>
-        </w:tc>
-        <w:tc>
-          <w:tcPr/>
-          <w:p>
-            <w:pPr>
-              <w:pStyle w:val="Compact"/>
-            </w:pPr>
-            <w:r>
-              <w:t xml:space="preserve">Xem trực tiếp và xử lý nền tranh chấp CPU với nhau</w:t>
-            </w:r>
-          </w:p>
-        </w:tc>
-        <w:tc>
-          <w:tcPr/>
-          <w:p>
-            <w:pPr>
-              <w:pStyle w:val="Compact"/>
-              <w:jc w:val="center"/>
-            </w:pPr>
-            <w:r>
-              <w:t xml:space="preserve">Thấp</w:t>
-            </w:r>
-          </w:p>
-        </w:tc>
-        <w:tc>
-          <w:tcPr/>
-          <w:p>
-            <w:pPr>
-              <w:pStyle w:val="Compact"/>
-            </w:pPr>
-            <w:r>
-              <w:t xml:space="preserve">Chạy video nền làm chậm luồng nhận dạng ảnh</w:t>
-            </w:r>
-          </w:p>
-        </w:tc>
-      </w:tr>
-      <w:tr>
-        <w:tc>
-          <w:tcPr/>
-          <w:p>
-            <w:pPr>
-              <w:pStyle w:val="Compact"/>
-              <w:jc w:val="center"/>
-            </w:pPr>
-            <w:r>
-              <w:t xml:space="preserve">9</w:t>
-            </w:r>
-          </w:p>
-        </w:tc>
-        <w:tc>
-          <w:tcPr/>
-          <w:p>
-            <w:pPr>
-              <w:pStyle w:val="Compact"/>
-            </w:pPr>
+              <w:t xml:space="preserve">4</w:t>
+            </w:r>
+          </w:p>
+        </w:tc>
+        <w:tc>
+          <w:tcPr/>
+          <w:p>
+            <w:pPr>
+              <w:pStyle w:val="Compact"/>
+            </w:pPr>
+            <w:r>
+              <w:t xml:space="preserve">Đo trên</w:t>
+            </w:r>
+            <w:r>
+              <w:t xml:space="preserve"> </w:t>
+            </w:r>
             <w:r>
               <w:rPr>
                 <w:b/>
                 <w:bCs/>
               </w:rPr>
-              <w:t xml:space="preserve">NFR-A9 không đo được</w:t>
-            </w:r>
-            <w:r>
-              <w:t xml:space="preserve"> </w:t>
-            </w:r>
-            <w:r>
-              <w:t xml:space="preserve">— độ chính xác theo điều kiện ảnh</w:t>
+              <w:t xml:space="preserve">một cấu hình phần cứng duy nhất</w:t>
             </w:r>
           </w:p>
         </w:tc>
@@ -35670,7 +34914,7 @@
               <w:pStyle w:val="Compact"/>
             </w:pPr>
             <w:r>
-              <w:t xml:space="preserve">Không bộ dữ liệu nguồn nào gán nhãn ban ngày, ban đêm, chụp nghiêng hay ảnh mờ. Đây là</w:t>
+              <w:t xml:space="preserve">Công bố cấu hình đầy đủ ở 5.2;</w:t>
             </w:r>
             <w:r>
               <w:t xml:space="preserve"> </w:t>
@@ -35680,10 +34924,13 @@
                 <w:b/>
                 <w:bCs/>
               </w:rPr>
-              <w:t xml:space="preserve">thiếu điều kiện quan sát</w:t>
-            </w:r>
-            <w:r>
-              <w:t xml:space="preserve">, không phải phép đo bị bỏ quên: chỉ tiêu ghi ⬜ chứ không ghi ❌ (mục 5.7)</w:t>
+              <w:t xml:space="preserve">không ngoại suy</w:t>
+            </w:r>
+            <w:r>
+              <w:t xml:space="preserve"> </w:t>
+            </w:r>
+            <w:r>
+              <w:t xml:space="preserve">sang CPU, hệ điều hành hay số nhân khác</w:t>
             </w:r>
           </w:p>
         </w:tc>
@@ -35697,7 +34944,7 @@
               <w:jc w:val="center"/>
             </w:pPr>
             <w:r>
-              <w:t xml:space="preserve">10</w:t>
+              <w:t xml:space="preserve">5</w:t>
             </w:r>
           </w:p>
         </w:tc>
@@ -35712,7 +34959,10 @@
                 <w:b/>
                 <w:bCs/>
               </w:rPr>
-              <w:t xml:space="preserve">Biển đỏ quân đội và biển ngoại giao không có mẫu đánh giá</w:t>
+              <w:t xml:space="preserve">Một lượt huấn luyện duy nhất</w:t>
+            </w:r>
+            <w:r>
+              <w:t xml:space="preserve">, không ước lượng được phương sai</w:t>
             </w:r>
           </w:p>
         </w:tc>
@@ -35735,7 +34985,47 @@
               <w:pStyle w:val="Compact"/>
             </w:pPr>
             <w:r>
-              <w:t xml:space="preserve">Bộ dữ liệu không chứa hai loại này, nên hai nhánh phân loại tuy đã cài đặt và chạy đúng trên ảnh demo vẫn</w:t>
+              <w:t xml:space="preserve">Cố định</w:t>
+            </w:r>
+            <w:r>
+              <w:t xml:space="preserve"> </w:t>
+            </w:r>
+            <w:r>
+              <w:rPr>
+                <w:rStyle w:val="VerbatimChar"/>
+              </w:rPr>
+              <w:t xml:space="preserve">seed = 42</w:t>
+            </w:r>
+            <w:r>
+              <w:t xml:space="preserve"> </w:t>
+            </w:r>
+            <w:r>
+              <w:t xml:space="preserve">để tái lập; không phát biểu so sánh dựa trên chênh lệch nhỏ</w:t>
+            </w:r>
+          </w:p>
+        </w:tc>
+      </w:tr>
+      <w:tr>
+        <w:tc>
+          <w:tcPr/>
+          <w:p>
+            <w:pPr>
+              <w:pStyle w:val="Compact"/>
+              <w:jc w:val="center"/>
+            </w:pPr>
+            <w:r>
+              <w:t xml:space="preserve">6</w:t>
+            </w:r>
+          </w:p>
+        </w:tc>
+        <w:tc>
+          <w:tcPr/>
+          <w:p>
+            <w:pPr>
+              <w:pStyle w:val="Compact"/>
+            </w:pPr>
+            <w:r>
+              <w:t xml:space="preserve">Bộ dữ liệu</w:t>
             </w:r>
             <w:r>
               <w:t xml:space="preserve"> </w:t>
@@ -35745,20 +35035,1169 @@
                 <w:b/>
                 <w:bCs/>
               </w:rPr>
-              <w:t xml:space="preserve">chưa có số liệu định lượng</w:t>
+              <w:t xml:space="preserve">không đạt tiêu chí Q6</w:t>
+            </w:r>
+            <w:r>
+              <w:t xml:space="preserve"> </w:t>
+            </w:r>
+            <w:r>
+              <w:t xml:space="preserve">về tỉ lệ đối tượng nhỏ (10,91%)</w:t>
+            </w:r>
+          </w:p>
+        </w:tc>
+        <w:tc>
+          <w:tcPr/>
+          <w:p>
+            <w:pPr>
+              <w:pStyle w:val="Compact"/>
+              <w:jc w:val="center"/>
+            </w:pPr>
+            <w:r>
+              <w:t xml:space="preserve">Trung bình</w:t>
+            </w:r>
+          </w:p>
+        </w:tc>
+        <w:tc>
+          <w:tcPr/>
+          <w:p>
+            <w:pPr>
+              <w:pStyle w:val="Compact"/>
+            </w:pPr>
+            <w:r>
+              <w:t xml:space="preserve">Báo cáo mAP</w:t>
+            </w:r>
+            <w:r>
+              <w:t xml:space="preserve"> </w:t>
+            </w:r>
+            <w:r>
+              <w:rPr>
+                <w:b/>
+                <w:bCs/>
+              </w:rPr>
+              <w:t xml:space="preserve">tách theo dải kích thước</w:t>
+            </w:r>
+            <w:r>
+              <w:t xml:space="preserve">: dải dưới 0,5% diện tích rớt về 0,8553 (5.4.1)</w:t>
+            </w:r>
+          </w:p>
+        </w:tc>
+      </w:tr>
+      <w:tr>
+        <w:tc>
+          <w:tcPr/>
+          <w:p>
+            <w:pPr>
+              <w:pStyle w:val="Compact"/>
+              <w:jc w:val="center"/>
+            </w:pPr>
+            <w:r>
+              <w:t xml:space="preserve">7</w:t>
+            </w:r>
+          </w:p>
+        </w:tc>
+        <w:tc>
+          <w:tcPr/>
+          <w:p>
+            <w:pPr>
+              <w:pStyle w:val="Compact"/>
+            </w:pPr>
+            <w:r>
+              <w:t xml:space="preserve">Nhãn bố cục</w:t>
+            </w:r>
+            <w:r>
+              <w:t xml:space="preserve"> </w:t>
+            </w:r>
+            <w:r>
+              <w:rPr>
+                <w:b/>
+                <w:bCs/>
+              </w:rPr>
+              <w:t xml:space="preserve">suy ra từ tỉ lệ khung hình</w:t>
+            </w:r>
+            <w:r>
+              <w:t xml:space="preserve"> </w:t>
+            </w:r>
+            <w:r>
+              <w:t xml:space="preserve">khi bộ dữ liệu không khai báo</w:t>
+            </w:r>
+          </w:p>
+        </w:tc>
+        <w:tc>
+          <w:tcPr/>
+          <w:p>
+            <w:pPr>
+              <w:pStyle w:val="Compact"/>
+              <w:jc w:val="center"/>
+            </w:pPr>
+            <w:r>
+              <w:t xml:space="preserve">Thấp – TB</w:t>
+            </w:r>
+          </w:p>
+        </w:tc>
+        <w:tc>
+          <w:tcPr/>
+          <w:p>
+            <w:pPr>
+              <w:pStyle w:val="Compact"/>
+            </w:pPr>
+            <w:r>
+              <w:t xml:space="preserve">Ưu tiên nhãn lớp tường minh khi có; ghi rõ tỉ lệ ô suy bằng heuristic</w:t>
+            </w:r>
+          </w:p>
+        </w:tc>
+      </w:tr>
+      <w:tr>
+        <w:tc>
+          <w:tcPr/>
+          <w:p>
+            <w:pPr>
+              <w:pStyle w:val="Compact"/>
+              <w:jc w:val="center"/>
+            </w:pPr>
+            <w:r>
+              <w:t xml:space="preserve">8</w:t>
+            </w:r>
+          </w:p>
+        </w:tc>
+        <w:tc>
+          <w:tcPr/>
+          <w:p>
+            <w:pPr>
+              <w:pStyle w:val="Compact"/>
+            </w:pPr>
+            <w:r>
+              <w:t xml:space="preserve">Ma trận nhầm lẫn ký tự</w:t>
+            </w:r>
+            <w:r>
+              <w:t xml:space="preserve"> </w:t>
+            </w:r>
+            <w:r>
+              <w:rPr>
+                <w:b/>
+                <w:bCs/>
+              </w:rPr>
+              <w:t xml:space="preserve">phụ thuộc thuật toán căn chỉnh chuỗi</w:t>
+            </w:r>
+          </w:p>
+        </w:tc>
+        <w:tc>
+          <w:tcPr/>
+          <w:p>
+            <w:pPr>
+              <w:pStyle w:val="Compact"/>
+              <w:jc w:val="center"/>
+            </w:pPr>
+            <w:r>
+              <w:t xml:space="preserve">Thấp</w:t>
+            </w:r>
+          </w:p>
+        </w:tc>
+        <w:tc>
+          <w:tcPr/>
+          <w:p>
+            <w:pPr>
+              <w:pStyle w:val="Compact"/>
+            </w:pPr>
+            <w:r>
+              <w:t xml:space="preserve">Áp ngưỡng tần suất tối thiểu trước khi đưa một cặp vào bảng luật (5.5.4)</w:t>
             </w:r>
           </w:p>
         </w:tc>
       </w:tr>
     </w:tbl>
+    <w:p>
+      <w:r>
+        <w:br w:type="page"/>
+      </w:r>
+    </w:p>
+    <w:bookmarkEnd w:id="180"/>
+    <w:bookmarkEnd w:id="181"/>
+    <w:bookmarkEnd w:id="182"/>
+    <w:bookmarkStart w:id="187" w:name="chương-6-kết-luận-và-hướng-phát-triển"/>
+    <w:p>
+      <w:pPr>
+        <w:pStyle w:val="Heading1"/>
+      </w:pPr>
+      <w:r>
+        <w:t xml:space="preserve">CHƯƠNG 6. KẾT LUẬN VÀ HƯỚNG PHÁT TRIỂN</w:t>
+      </w:r>
+    </w:p>
+    <w:bookmarkStart w:id="183" w:name="Xb83df606b245f1fa37530db85d26da9c381b41b"/>
+    <w:p>
+      <w:pPr>
+        <w:pStyle w:val="Heading2"/>
+      </w:pPr>
+      <w:r>
+        <w:t xml:space="preserve">6.1. Kết quả đạt được</w:t>
+      </w:r>
+    </w:p>
+    <w:p>
+      <w:pPr>
+        <w:pStyle w:val="FirstParagraph"/>
+      </w:pPr>
+      <w:r>
+        <w:t xml:space="preserve">Nhóm thực hiện đã bàn giao một hệ thống nhận dạng biển số xe Việt Nam hoàn chỉnh, chạy đầu cuối trên máy</w:t>
+      </w:r>
+      <w:r>
+        <w:t xml:space="preserve"> </w:t>
+      </w:r>
+      <w:r>
+        <w:rPr>
+          <w:b/>
+          <w:bCs/>
+        </w:rPr>
+        <w:t xml:space="preserve">không có GPU</w:t>
+      </w:r>
+      <w:r>
+        <w:t xml:space="preserve">: bộ phát hiện tự huấn luyện, khối nhận dạng ký tự, bộ luật hậu xử lý theo quy chuẩn Việt Nam, REST API, giao diện web, cơ sở dữ liệu và đóng gói Docker. Trạng thái xác minh bằng HTTP thật — 10 thao tác trên 9 đường dẫn phản hồi đúng,</w:t>
+      </w:r>
+      <w:r>
+        <w:t xml:space="preserve"> </w:t>
+      </w:r>
+      <w:r>
+        <w:rPr>
+          <w:b/>
+          <w:bCs/>
+        </w:rPr>
+        <w:t xml:space="preserve">1.004/1.004</w:t>
+      </w:r>
+      <w:r>
+        <w:t xml:space="preserve"> </w:t>
+      </w:r>
+      <w:r>
+        <w:t xml:space="preserve">kiểm thử tự động đạt, bao phủ tầng nghiệp vụ 87,7% (Bảng 6.1).</w:t>
+      </w:r>
+    </w:p>
+    <w:p>
+      <w:pPr>
+        <w:pStyle w:val="BodyText"/>
+      </w:pPr>
+      <w:r>
+        <w:rPr>
+          <w:b/>
+          <w:bCs/>
+        </w:rPr>
+        <w:t xml:space="preserve">Bảng 6.1.</w:t>
+      </w:r>
+      <w:r>
+        <w:t xml:space="preserve"> </w:t>
+      </w:r>
+      <w:r>
+        <w:t xml:space="preserve">Đối chiếu chỉ tiêu đặt ra ở giai đoạn phân tích yêu cầu với số đo trên</w:t>
+      </w:r>
+      <w:r>
+        <w:t xml:space="preserve"> </w:t>
+      </w:r>
+      <w:r>
+        <w:rPr>
+          <w:rStyle w:val="VerbatimChar"/>
+        </w:rPr>
+        <w:t xml:space="preserve">models/best.pt</w:t>
+      </w:r>
+    </w:p>
+    <w:tbl>
+      <w:tblPr>
+        <w:tblStyle w:val="Table"/>
+        <w:tblW w:type="auto" w:w="0"/>
+        <w:tblLook w:firstRow="1" w:lastRow="0" w:firstColumn="0" w:lastColumn="0" w:noHBand="0" w:noVBand="0" w:val="0020"/>
+      </w:tblPr>
+      <w:tblGrid>
+        <w:gridCol w:w="1584"/>
+        <w:gridCol w:w="1584"/>
+        <w:gridCol w:w="1584"/>
+        <w:gridCol w:w="1584"/>
+        <w:gridCol w:w="1584"/>
+      </w:tblGrid>
+      <w:tr>
+        <w:trPr>
+          <w:tblHeader w:val="on"/>
+        </w:trPr>
+        <w:tc>
+          <w:tcPr/>
+          <w:p>
+            <w:pPr>
+              <w:pStyle w:val="Compact"/>
+              <w:jc w:val="center"/>
+            </w:pPr>
+            <w:r>
+              <w:t xml:space="preserve">Mã</w:t>
+            </w:r>
+          </w:p>
+        </w:tc>
+        <w:tc>
+          <w:tcPr/>
+          <w:p>
+            <w:pPr>
+              <w:pStyle w:val="Compact"/>
+            </w:pPr>
+            <w:r>
+              <w:t xml:space="preserve">Chỉ tiêu</w:t>
+            </w:r>
+          </w:p>
+        </w:tc>
+        <w:tc>
+          <w:tcPr/>
+          <w:p>
+            <w:pPr>
+              <w:pStyle w:val="Compact"/>
+              <w:jc w:val="right"/>
+            </w:pPr>
+            <w:r>
+              <w:t xml:space="preserve">Mục tiêu</w:t>
+            </w:r>
+          </w:p>
+        </w:tc>
+        <w:tc>
+          <w:tcPr/>
+          <w:p>
+            <w:pPr>
+              <w:pStyle w:val="Compact"/>
+              <w:jc w:val="right"/>
+            </w:pPr>
+            <w:r>
+              <w:t xml:space="preserve">Đo được</w:t>
+            </w:r>
+          </w:p>
+        </w:tc>
+        <w:tc>
+          <w:tcPr/>
+          <w:p>
+            <w:pPr>
+              <w:pStyle w:val="Compact"/>
+            </w:pPr>
+          </w:p>
+        </w:tc>
+      </w:tr>
+      <w:tr>
+        <w:tc>
+          <w:tcPr/>
+          <w:p>
+            <w:pPr>
+              <w:pStyle w:val="Compact"/>
+              <w:jc w:val="center"/>
+            </w:pPr>
+            <w:r>
+              <w:t xml:space="preserve">A1 · A2</w:t>
+            </w:r>
+          </w:p>
+        </w:tc>
+        <w:tc>
+          <w:tcPr/>
+          <w:p>
+            <w:pPr>
+              <w:pStyle w:val="Compact"/>
+            </w:pPr>
+            <w:hyperlink r:id="rId17">
+              <w:r>
+                <w:rPr>
+                  <w:rStyle w:val="Hyperlink"/>
+                </w:rPr>
+                <w:t xml:space="preserve">mAP@0.5</w:t>
+              </w:r>
+            </w:hyperlink>
+            <w:r>
+              <w:t xml:space="preserve"> </w:t>
+            </w:r>
+            <w:r>
+              <w:t xml:space="preserve">·</w:t>
+            </w:r>
+            <w:r>
+              <w:t xml:space="preserve"> </w:t>
+            </w:r>
+            <w:hyperlink r:id="rId17">
+              <w:r>
+                <w:rPr>
+                  <w:rStyle w:val="Hyperlink"/>
+                </w:rPr>
+                <w:t xml:space="preserve">mAP@0.5</w:t>
+              </w:r>
+            </w:hyperlink>
+            <w:r>
+              <w:t xml:space="preserve">:0.95 (phát hiện)</w:t>
+            </w:r>
+          </w:p>
+        </w:tc>
+        <w:tc>
+          <w:tcPr/>
+          <w:p>
+            <w:pPr>
+              <w:pStyle w:val="Compact"/>
+              <w:jc w:val="right"/>
+            </w:pPr>
+            <w:r>
+              <w:t xml:space="preserve">0,90 · 0,65</w:t>
+            </w:r>
+          </w:p>
+        </w:tc>
+        <w:tc>
+          <w:tcPr/>
+          <w:p>
+            <w:pPr>
+              <w:pStyle w:val="Compact"/>
+              <w:jc w:val="right"/>
+            </w:pPr>
+            <w:r>
+              <w:rPr>
+                <w:b/>
+                <w:bCs/>
+              </w:rPr>
+              <w:t xml:space="preserve">0,9829 · 0,7834</w:t>
+            </w:r>
+          </w:p>
+        </w:tc>
+        <w:tc>
+          <w:tcPr/>
+          <w:p>
+            <w:pPr>
+              <w:pStyle w:val="Compact"/>
+              <w:jc w:val="center"/>
+            </w:pPr>
+            <w:r>
+              <w:t xml:space="preserve">✅</w:t>
+            </w:r>
+          </w:p>
+        </w:tc>
+      </w:tr>
+      <w:tr>
+        <w:tc>
+          <w:tcPr/>
+          <w:p>
+            <w:pPr>
+              <w:pStyle w:val="Compact"/>
+              <w:jc w:val="center"/>
+            </w:pPr>
+            <w:r>
+              <w:t xml:space="preserve">A3</w:t>
+            </w:r>
+          </w:p>
+        </w:tc>
+        <w:tc>
+          <w:tcPr/>
+          <w:p>
+            <w:pPr>
+              <w:pStyle w:val="Compact"/>
+            </w:pPr>
+            <w:r>
+              <w:t xml:space="preserve">Precision · Recall (phát hiện)</w:t>
+            </w:r>
+          </w:p>
+        </w:tc>
+        <w:tc>
+          <w:tcPr/>
+          <w:p>
+            <w:pPr>
+              <w:pStyle w:val="Compact"/>
+              <w:jc w:val="right"/>
+            </w:pPr>
+            <w:r>
+              <w:t xml:space="preserve">0,92 · 0,90</w:t>
+            </w:r>
+          </w:p>
+        </w:tc>
+        <w:tc>
+          <w:tcPr/>
+          <w:p>
+            <w:pPr>
+              <w:pStyle w:val="Compact"/>
+              <w:jc w:val="right"/>
+            </w:pPr>
+            <w:r>
+              <w:rPr>
+                <w:b/>
+                <w:bCs/>
+              </w:rPr>
+              <w:t xml:space="preserve">0,9837 · 0,9714</w:t>
+            </w:r>
+          </w:p>
+        </w:tc>
+        <w:tc>
+          <w:tcPr/>
+          <w:p>
+            <w:pPr>
+              <w:pStyle w:val="Compact"/>
+              <w:jc w:val="center"/>
+            </w:pPr>
+            <w:r>
+              <w:t xml:space="preserve">✅</w:t>
+            </w:r>
+          </w:p>
+        </w:tc>
+      </w:tr>
+      <w:tr>
+        <w:tc>
+          <w:tcPr/>
+          <w:p>
+            <w:pPr>
+              <w:pStyle w:val="Compact"/>
+              <w:jc w:val="center"/>
+            </w:pPr>
+            <w:r>
+              <w:t xml:space="preserve">A4</w:t>
+            </w:r>
+          </w:p>
+        </w:tc>
+        <w:tc>
+          <w:tcPr/>
+          <w:p>
+            <w:pPr>
+              <w:pStyle w:val="Compact"/>
+            </w:pPr>
+            <w:r>
+              <w:t xml:space="preserve">1 − CER (mức ký tự)</w:t>
+            </w:r>
+          </w:p>
+        </w:tc>
+        <w:tc>
+          <w:tcPr/>
+          <w:p>
+            <w:pPr>
+              <w:pStyle w:val="Compact"/>
+              <w:jc w:val="right"/>
+            </w:pPr>
+            <w:r>
+              <w:t xml:space="preserve">0,95</w:t>
+            </w:r>
+          </w:p>
+        </w:tc>
+        <w:tc>
+          <w:tcPr/>
+          <w:p>
+            <w:pPr>
+              <w:pStyle w:val="Compact"/>
+              <w:jc w:val="right"/>
+            </w:pPr>
+            <w:r>
+              <w:rPr>
+                <w:b/>
+                <w:bCs/>
+              </w:rPr>
+              <w:t xml:space="preserve">0,9483</w:t>
+            </w:r>
+          </w:p>
+        </w:tc>
+        <w:tc>
+          <w:tcPr/>
+          <w:p>
+            <w:pPr>
+              <w:pStyle w:val="Compact"/>
+              <w:jc w:val="center"/>
+            </w:pPr>
+            <w:r>
+              <w:t xml:space="preserve">🟡</w:t>
+            </w:r>
+          </w:p>
+        </w:tc>
+      </w:tr>
+      <w:tr>
+        <w:tc>
+          <w:tcPr/>
+          <w:p>
+            <w:pPr>
+              <w:pStyle w:val="Compact"/>
+              <w:jc w:val="center"/>
+            </w:pPr>
+            <w:r>
+              <w:t xml:space="preserve">A5 · A6</w:t>
+            </w:r>
+          </w:p>
+        </w:tc>
+        <w:tc>
+          <w:tcPr/>
+          <w:p>
+            <w:pPr>
+              <w:pStyle w:val="Compact"/>
+            </w:pPr>
+            <w:r>
+              <w:t xml:space="preserve">Chuỗi trước · sau hậu xử lý</w:t>
+            </w:r>
+          </w:p>
+        </w:tc>
+        <w:tc>
+          <w:tcPr/>
+          <w:p>
+            <w:pPr>
+              <w:pStyle w:val="Compact"/>
+              <w:jc w:val="right"/>
+            </w:pPr>
+            <w:r>
+              <w:t xml:space="preserve">0,85 · 0,90</w:t>
+            </w:r>
+          </w:p>
+        </w:tc>
+        <w:tc>
+          <w:tcPr/>
+          <w:p>
+            <w:pPr>
+              <w:pStyle w:val="Compact"/>
+              <w:jc w:val="right"/>
+            </w:pPr>
+            <w:r>
+              <w:rPr>
+                <w:b/>
+                <w:bCs/>
+              </w:rPr>
+              <w:t xml:space="preserve">0,6373 · 0,7701</w:t>
+            </w:r>
+          </w:p>
+        </w:tc>
+        <w:tc>
+          <w:tcPr/>
+          <w:p>
+            <w:pPr>
+              <w:pStyle w:val="Compact"/>
+              <w:jc w:val="center"/>
+            </w:pPr>
+            <w:r>
+              <w:t xml:space="preserve">❌</w:t>
+            </w:r>
+          </w:p>
+        </w:tc>
+      </w:tr>
+      <w:tr>
+        <w:tc>
+          <w:tcPr/>
+          <w:p>
+            <w:pPr>
+              <w:pStyle w:val="Compact"/>
+              <w:jc w:val="center"/>
+            </w:pPr>
+            <w:r>
+              <w:t xml:space="preserve">A7</w:t>
+            </w:r>
+          </w:p>
+        </w:tc>
+        <w:tc>
+          <w:tcPr/>
+          <w:p>
+            <w:pPr>
+              <w:pStyle w:val="Compact"/>
+            </w:pPr>
+            <w:r>
+              <w:t xml:space="preserve">Toàn trình từ ảnh gốc</w:t>
+            </w:r>
+          </w:p>
+        </w:tc>
+        <w:tc>
+          <w:tcPr/>
+          <w:p>
+            <w:pPr>
+              <w:pStyle w:val="Compact"/>
+              <w:jc w:val="right"/>
+            </w:pPr>
+            <w:r>
+              <w:t xml:space="preserve">0,88</w:t>
+            </w:r>
+          </w:p>
+        </w:tc>
+        <w:tc>
+          <w:tcPr/>
+          <w:p>
+            <w:pPr>
+              <w:pStyle w:val="Compact"/>
+              <w:jc w:val="right"/>
+            </w:pPr>
+            <w:r>
+              <w:rPr>
+                <w:b/>
+                <w:bCs/>
+              </w:rPr>
+              <w:t xml:space="preserve">0,563</w:t>
+            </w:r>
+          </w:p>
+        </w:tc>
+        <w:tc>
+          <w:tcPr/>
+          <w:p>
+            <w:pPr>
+              <w:pStyle w:val="Compact"/>
+              <w:jc w:val="center"/>
+            </w:pPr>
+            <w:r>
+              <w:t xml:space="preserve">❌ *</w:t>
+            </w:r>
+          </w:p>
+        </w:tc>
+      </w:tr>
+      <w:tr>
+        <w:tc>
+          <w:tcPr/>
+          <w:p>
+            <w:pPr>
+              <w:pStyle w:val="Compact"/>
+              <w:jc w:val="center"/>
+            </w:pPr>
+            <w:r>
+              <w:t xml:space="preserve">A8</w:t>
+            </w:r>
+          </w:p>
+        </w:tc>
+        <w:tc>
+          <w:tcPr/>
+          <w:p>
+            <w:pPr>
+              <w:pStyle w:val="Compact"/>
+            </w:pPr>
+            <w:r>
+              <w:t xml:space="preserve">Chênh lệch bố cục ở tầng phát hiện (điểm %)</w:t>
+            </w:r>
+          </w:p>
+        </w:tc>
+        <w:tc>
+          <w:tcPr/>
+          <w:p>
+            <w:pPr>
+              <w:pStyle w:val="Compact"/>
+              <w:jc w:val="right"/>
+            </w:pPr>
+            <w:r>
+              <w:t xml:space="preserve">—</w:t>
+            </w:r>
+          </w:p>
+        </w:tc>
+        <w:tc>
+          <w:tcPr/>
+          <w:p>
+            <w:pPr>
+              <w:pStyle w:val="Compact"/>
+              <w:jc w:val="right"/>
+            </w:pPr>
+            <w:r>
+              <w:rPr>
+                <w:b/>
+                <w:bCs/>
+              </w:rPr>
+              <w:t xml:space="preserve">2,09</w:t>
+            </w:r>
+          </w:p>
+        </w:tc>
+        <w:tc>
+          <w:tcPr/>
+          <w:p>
+            <w:pPr>
+              <w:pStyle w:val="Compact"/>
+              <w:jc w:val="center"/>
+            </w:pPr>
+            <w:r>
+              <w:t xml:space="preserve">—</w:t>
+            </w:r>
+          </w:p>
+        </w:tc>
+      </w:tr>
+      <w:tr>
+        <w:tc>
+          <w:tcPr/>
+          <w:p>
+            <w:pPr>
+              <w:pStyle w:val="Compact"/>
+              <w:jc w:val="center"/>
+            </w:pPr>
+            <w:r>
+              <w:t xml:space="preserve">P1</w:t>
+            </w:r>
+          </w:p>
+        </w:tc>
+        <w:tc>
+          <w:tcPr/>
+          <w:p>
+            <w:pPr>
+              <w:pStyle w:val="Compact"/>
+            </w:pPr>
+            <w:r>
+              <w:t xml:space="preserve">Độ trễ p95 một ảnh (ms)</w:t>
+            </w:r>
+          </w:p>
+        </w:tc>
+        <w:tc>
+          <w:tcPr/>
+          <w:p>
+            <w:pPr>
+              <w:pStyle w:val="Compact"/>
+              <w:jc w:val="right"/>
+            </w:pPr>
+            <w:r>
+              <w:t xml:space="preserve">≤ 800</w:t>
+            </w:r>
+          </w:p>
+        </w:tc>
+        <w:tc>
+          <w:tcPr/>
+          <w:p>
+            <w:pPr>
+              <w:pStyle w:val="Compact"/>
+              <w:jc w:val="right"/>
+            </w:pPr>
+            <w:r>
+              <w:rPr>
+                <w:b/>
+                <w:bCs/>
+              </w:rPr>
+              <w:t xml:space="preserve">509,76</w:t>
+            </w:r>
+          </w:p>
+        </w:tc>
+        <w:tc>
+          <w:tcPr/>
+          <w:p>
+            <w:pPr>
+              <w:pStyle w:val="Compact"/>
+              <w:jc w:val="center"/>
+            </w:pPr>
+            <w:r>
+              <w:t xml:space="preserve">✅</w:t>
+            </w:r>
+          </w:p>
+        </w:tc>
+      </w:tr>
+      <w:tr>
+        <w:tc>
+          <w:tcPr/>
+          <w:p>
+            <w:pPr>
+              <w:pStyle w:val="Compact"/>
+              <w:jc w:val="center"/>
+            </w:pPr>
+            <w:r>
+              <w:t xml:space="preserve">P4 · P5 · P6</w:t>
+            </w:r>
+          </w:p>
+        </w:tc>
+        <w:tc>
+          <w:tcPr/>
+          <w:p>
+            <w:pPr>
+              <w:pStyle w:val="Compact"/>
+            </w:pPr>
+            <w:r>
+              <w:t xml:space="preserve">Nạp mô hình (s) · Overhead API · Truy vấn 10.000 bản ghi (ms)</w:t>
+            </w:r>
+          </w:p>
+        </w:tc>
+        <w:tc>
+          <w:tcPr/>
+          <w:p>
+            <w:pPr>
+              <w:pStyle w:val="Compact"/>
+              <w:jc w:val="right"/>
+            </w:pPr>
+            <w:r>
+              <w:t xml:space="preserve">≤ 15 · ≤ 50 · ≤ 500</w:t>
+            </w:r>
+          </w:p>
+        </w:tc>
+        <w:tc>
+          <w:tcPr/>
+          <w:p>
+            <w:pPr>
+              <w:pStyle w:val="Compact"/>
+              <w:jc w:val="right"/>
+            </w:pPr>
+            <w:r>
+              <w:rPr>
+                <w:b/>
+                <w:bCs/>
+              </w:rPr>
+              <w:t xml:space="preserve">6,41 · 19,01 · 18,71</w:t>
+            </w:r>
+          </w:p>
+        </w:tc>
+        <w:tc>
+          <w:tcPr/>
+          <w:p>
+            <w:pPr>
+              <w:pStyle w:val="Compact"/>
+              <w:jc w:val="center"/>
+            </w:pPr>
+            <w:r>
+              <w:t xml:space="preserve">✅</w:t>
+            </w:r>
+          </w:p>
+        </w:tc>
+      </w:tr>
+      <w:tr>
+        <w:tc>
+          <w:tcPr/>
+          <w:p>
+            <w:pPr>
+              <w:pStyle w:val="Compact"/>
+              <w:jc w:val="center"/>
+            </w:pPr>
+            <w:r>
+              <w:t xml:space="preserve">P7 · R4 · SC1</w:t>
+            </w:r>
+          </w:p>
+        </w:tc>
+        <w:tc>
+          <w:tcPr/>
+          <w:p>
+            <w:pPr>
+              <w:pStyle w:val="Compact"/>
+            </w:pPr>
+            <w:r>
+              <w:t xml:space="preserve">RSS (GB) · Thành công khi chạy liên tục · Yêu cầu đồng thời</w:t>
+            </w:r>
+          </w:p>
+        </w:tc>
+        <w:tc>
+          <w:tcPr/>
+          <w:p>
+            <w:pPr>
+              <w:pStyle w:val="Compact"/>
+              <w:jc w:val="right"/>
+            </w:pPr>
+            <w:r>
+              <w:t xml:space="preserve">≤ 2 · ≥ 99% · ≥ 5</w:t>
+            </w:r>
+          </w:p>
+        </w:tc>
+        <w:tc>
+          <w:tcPr/>
+          <w:p>
+            <w:pPr>
+              <w:pStyle w:val="Compact"/>
+              <w:jc w:val="right"/>
+            </w:pPr>
+            <w:r>
+              <w:rPr>
+                <w:b/>
+                <w:bCs/>
+              </w:rPr>
+              <w:t xml:space="preserve">0,806 · 100% · 10</w:t>
+            </w:r>
+          </w:p>
+        </w:tc>
+        <w:tc>
+          <w:tcPr/>
+          <w:p>
+            <w:pPr>
+              <w:pStyle w:val="Compact"/>
+              <w:jc w:val="center"/>
+            </w:pPr>
+            <w:r>
+              <w:t xml:space="preserve">✅</w:t>
+            </w:r>
+          </w:p>
+        </w:tc>
+      </w:tr>
+    </w:tbl>
+    <w:p>
+      <w:pPr>
+        <w:pStyle w:val="BodyText"/>
+      </w:pPr>
+      <w:r>
+        <w:t xml:space="preserve">* A7 đo ở</w:t>
+      </w:r>
+      <w:r>
+        <w:t xml:space="preserve"> </w:t>
+      </w:r>
+      <w:r>
+        <w:rPr>
+          <w:b/>
+          <w:bCs/>
+        </w:rPr>
+        <w:t xml:space="preserve">mức ảnh toàn cảnh</w:t>
+      </w:r>
+      <w:r>
+        <w:t xml:space="preserve"> </w:t>
+      </w:r>
+      <w:r>
+        <w:t xml:space="preserve">— ước lượng phân tầng trên 1.606 khung biển của 1.514 ảnh hiện trường, 608 khung có nhãn.</w:t>
+      </w:r>
+      <w:r>
+        <w:t xml:space="preserve"> </w:t>
+      </w:r>
+      <w:r>
+        <w:rPr>
+          <w:b/>
+          <w:bCs/>
+        </w:rPr>
+        <w:t xml:space="preserve">Nhãn do mô hình ngôn ngữ-thị giác đọc, không phải người</w:t>
+      </w:r>
+      <w:r>
+        <w:t xml:space="preserve">, nên phải đọc như ước lượng có nguồn nhãn máy sinh (mục 5.5.5). Con số cũ 0,5552 đo trên ảnh cắt sẵn đã bị rút vì không tái lập được.</w:t>
+      </w:r>
+    </w:p>
+    <w:p>
+      <w:pPr>
+        <w:pStyle w:val="BodyText"/>
+      </w:pPr>
+      <w:r>
+        <w:t xml:space="preserve">Các chỉ tiêu về phát hiện, thông lượng, độ tin cậy và chịu tải đều đạt; các chỉ tiêu về độ chính xác chuỗi chưa đạt ngưỡng. NFR-P1 vượt mục tiêu sau đợt tối ưu tầng chạy, dù bậc thử lại đã cộng thêm độ trễ đuôi để đổi lấy 34 biển đọc đúng.</w:t>
+      </w:r>
+    </w:p>
+    <w:p>
+      <w:pPr>
+        <w:pStyle w:val="BodyText"/>
+      </w:pPr>
+      <w:r>
+        <w:rPr>
+          <w:b/>
+          <w:bCs/>
+        </w:rPr>
+        <w:t xml:space="preserve">Bốn đại lượng đo được mà khảo sát không tìm thấy tương đương trong tài liệu Việt Nam.</w:t>
+      </w:r>
+      <w:r>
+        <w:t xml:space="preserve"> </w:t>
+      </w:r>
+      <w:r>
+        <w:rPr>
+          <w:i/>
+          <w:iCs/>
+        </w:rPr>
+        <w:t xml:space="preserve">(1)</w:t>
+      </w:r>
+      <w:r>
+        <w:t xml:space="preserve"> </w:t>
+      </w:r>
+      <w:r>
+        <w:rPr>
+          <w:b/>
+          <w:bCs/>
+        </w:rPr>
+        <w:t xml:space="preserve">Đóng góp thuần của khối hậu xử lý theo vị trí: +13,28 điểm</w:t>
+      </w:r>
+      <w:r>
+        <w:t xml:space="preserve"> </w:t>
+      </w:r>
+      <w:r>
+        <w:t xml:space="preserve">— sửa đúng 372 biển, làm hỏng 0 trên 2.801 mẫu.</w:t>
+      </w:r>
+      <w:r>
+        <w:t xml:space="preserve"> </w:t>
+      </w:r>
+      <w:r>
+        <w:rPr>
+          <w:i/>
+          <w:iCs/>
+        </w:rPr>
+        <w:t xml:space="preserve">(2)</w:t>
+      </w:r>
+      <w:r>
+        <w:t xml:space="preserve"> </w:t>
+      </w:r>
+      <w:r>
+        <w:rPr>
+          <w:b/>
+          <w:bCs/>
+        </w:rPr>
+        <w:t xml:space="preserve">Chênh lệch giữa hai bố cục biển: 23,07 điểm</w:t>
+      </w:r>
+      <w:r>
+        <w:t xml:space="preserve"> </w:t>
+      </w:r>
+      <w:r>
+        <w:t xml:space="preserve">ở khối nhận dạng so với 2,09 điểm ở khối phát hiện, nên rủi ro R-04 nằm trọn ở tầng đọc ký tự.</w:t>
+      </w:r>
+      <w:r>
+        <w:t xml:space="preserve"> </w:t>
+      </w:r>
+      <w:r>
+        <w:rPr>
+          <w:i/>
+          <w:iCs/>
+        </w:rPr>
+        <w:t xml:space="preserve">(3)</w:t>
+      </w:r>
+      <w:r>
+        <w:t xml:space="preserve"> </w:t>
+      </w:r>
+      <w:r>
+        <w:rPr>
+          <w:b/>
+          <w:bCs/>
+        </w:rPr>
+        <w:t xml:space="preserve">Benchmark ba bộ nhận dạng trên 2.801 biển trong cùng một tầng bao quanh</w:t>
+      </w:r>
+      <w:r>
+        <w:t xml:space="preserve">: PaddleOCR 68,87% so với EasyOCR 14,28% và Tesseract 10,28%, kèm phát hiện rằng bước tách-ghép nâng PaddleOCR 34,92 điểm nhưng Tesseract chỉ 0,03 điểm —</w:t>
+      </w:r>
+      <w:r>
+        <w:t xml:space="preserve"> </w:t>
+      </w:r>
+      <w:r>
+        <w:rPr>
+          <w:b/>
+          <w:bCs/>
+        </w:rPr>
+        <w:t xml:space="preserve">điều kiện cần nhưng chưa đủ</w:t>
+      </w:r>
+      <w:r>
+        <w:t xml:space="preserve">.</w:t>
+      </w:r>
+      <w:r>
+        <w:t xml:space="preserve"> </w:t>
+      </w:r>
+      <w:r>
+        <w:rPr>
+          <w:i/>
+          <w:iCs/>
+        </w:rPr>
+        <w:t xml:space="preserve">(4)</w:t>
+      </w:r>
+      <w:r>
+        <w:t xml:space="preserve"> </w:t>
+      </w:r>
+      <w:r>
+        <w:rPr>
+          <w:b/>
+          <w:bCs/>
+        </w:rPr>
+        <w:t xml:space="preserve">Bộ nhận màu nền đạt 97,89%</w:t>
+      </w:r>
+      <w:r>
+        <w:t xml:space="preserve"> </w:t>
+      </w:r>
+      <w:r>
+        <w:t xml:space="preserve">trên 1.565 ảnh có nhãn, cung cấp bằng chứng mà chuỗi ký tự không mang được.</w:t>
+      </w:r>
+    </w:p>
+    <w:p>
+      <w:pPr>
+        <w:pStyle w:val="BodyText"/>
+      </w:pPr>
+      <w:r>
+        <w:t xml:space="preserve">Hai kết quả kỹ thuật hệ thống đi kèm:</w:t>
+      </w:r>
+      <w:r>
+        <w:t xml:space="preserve"> </w:t>
+      </w:r>
+      <w:r>
+        <w:rPr>
+          <w:b/>
+          <w:bCs/>
+        </w:rPr>
+        <w:t xml:space="preserve">tối ưu tầng chạy đưa p95 từ 1.143,10 xuống 509,76 ms mà không đụng một trọng số nào và mọi chỉ số độ chính xác đứng yên</w:t>
+      </w:r>
+      <w:r>
+        <w:t xml:space="preserve"> </w:t>
+      </w:r>
+      <w:r>
+        <w:t xml:space="preserve">(4.6.8); và</w:t>
+      </w:r>
+      <w:r>
+        <w:t xml:space="preserve"> </w:t>
+      </w:r>
+      <w:r>
+        <w:rPr>
+          <w:b/>
+          <w:bCs/>
+        </w:rPr>
+        <w:t xml:space="preserve">khử trùng lặp mờ</w:t>
+      </w:r>
+      <w:r>
+        <w:t xml:space="preserve"> </w:t>
+      </w:r>
+      <w:r>
+        <w:t xml:space="preserve">gom 17 trên 44 cách đọc về đúng một bản ghi mỗi xe (4.7.2). Ngoài các con số, đồ án để lại một quy trình đánh giá có kiểm chứng: mọi số liệu sinh lại được bằng một lệnh, và các kết quả âm được ghi lại thay vì bỏ đi.</w:t>
+      </w:r>
+    </w:p>
     <w:bookmarkEnd w:id="183"/>
-    <w:bookmarkStart w:id="184" w:name="Xf043620ea494c29eb5cd98da852a1ed6f0ba165"/>
+    <w:bookmarkStart w:id="184" w:name="X1f36a3640c9e310e5e9f84e347ef7e1a0c2a324"/>
     <w:p>
       <w:pPr>
         <w:pStyle w:val="Heading2"/>
       </w:pPr>
       <w:r>
-        <w:t xml:space="preserve">6.3. Hướng phát triển</w:t>
+        <w:t xml:space="preserve">6.2. Hạn chế</w:t>
       </w:r>
     </w:p>
     <w:p>
@@ -35766,7 +36205,7 @@
         <w:pStyle w:val="FirstParagraph"/>
       </w:pPr>
       <w:r>
-        <w:t xml:space="preserve">Các hướng phát triển xếp theo mức tác động ở Bảng 6.3.</w:t>
+        <w:t xml:space="preserve">Mười hạn chế của đồ án, xếp theo mức nghiêm trọng, liệt kê ở Bảng 6.2.</w:t>
       </w:r>
     </w:p>
     <w:p>
@@ -35778,13 +36217,13 @@
           <w:b/>
           <w:bCs/>
         </w:rPr>
-        <w:t xml:space="preserve">Bảng 6.3.</w:t>
-      </w:r>
-      <w:r>
-        <w:t xml:space="preserve"> </w:t>
-      </w:r>
-      <w:r>
-        <w:t xml:space="preserve">Mười một hướng phát triển, xếp theo mức tác động</w:t>
+        <w:t xml:space="preserve">Bảng 6.2.</w:t>
+      </w:r>
+      <w:r>
+        <w:t xml:space="preserve"> </w:t>
+      </w:r>
+      <w:r>
+        <w:t xml:space="preserve">Mười hạn chế của đồ án</w:t>
       </w:r>
     </w:p>
     <w:tbl>
@@ -35822,6 +36261,747 @@
               <w:pStyle w:val="Compact"/>
             </w:pPr>
             <w:r>
+              <w:t xml:space="preserve">Hạn chế</w:t>
+            </w:r>
+          </w:p>
+        </w:tc>
+        <w:tc>
+          <w:tcPr/>
+          <w:p>
+            <w:pPr>
+              <w:pStyle w:val="Compact"/>
+              <w:jc w:val="center"/>
+            </w:pPr>
+            <w:r>
+              <w:t xml:space="preserve">Mức</w:t>
+            </w:r>
+          </w:p>
+        </w:tc>
+        <w:tc>
+          <w:tcPr/>
+          <w:p>
+            <w:pPr>
+              <w:pStyle w:val="Compact"/>
+            </w:pPr>
+            <w:r>
+              <w:t xml:space="preserve">Hệ quả cần lưu ý</w:t>
+            </w:r>
+          </w:p>
+        </w:tc>
+      </w:tr>
+      <w:tr>
+        <w:tc>
+          <w:tcPr/>
+          <w:p>
+            <w:pPr>
+              <w:pStyle w:val="Compact"/>
+              <w:jc w:val="center"/>
+            </w:pPr>
+            <w:r>
+              <w:t xml:space="preserve">1</w:t>
+            </w:r>
+          </w:p>
+        </w:tc>
+        <w:tc>
+          <w:tcPr/>
+          <w:p>
+            <w:pPr>
+              <w:pStyle w:val="Compact"/>
+            </w:pPr>
+            <w:r>
+              <w:rPr>
+                <w:b/>
+                <w:bCs/>
+              </w:rPr>
+              <w:t xml:space="preserve">OCR biển hai dòng còn yếu, kéo độ chính xác toàn trình chưa đạt</w:t>
+            </w:r>
+          </w:p>
+        </w:tc>
+        <w:tc>
+          <w:tcPr/>
+          <w:p>
+            <w:pPr>
+              <w:pStyle w:val="Compact"/>
+              <w:jc w:val="center"/>
+            </w:pPr>
+            <w:r>
+              <w:t xml:space="preserve">Cao</w:t>
+            </w:r>
+          </w:p>
+        </w:tc>
+        <w:tc>
+          <w:tcPr/>
+          <w:p>
+            <w:pPr>
+              <w:pStyle w:val="Compact"/>
+            </w:pPr>
+            <w:r>
+              <w:t xml:space="preserve">A6 = 0,7701 dưới ngưỡng — điểm nghẽn lớn nhất. A7 ở mức ảnh toàn cảnh chỉ đạt 0,563, dưới sàn 0,82 (5.5.5)</w:t>
+            </w:r>
+          </w:p>
+        </w:tc>
+      </w:tr>
+      <w:tr>
+        <w:tc>
+          <w:tcPr/>
+          <w:p>
+            <w:pPr>
+              <w:pStyle w:val="Compact"/>
+              <w:jc w:val="center"/>
+            </w:pPr>
+            <w:r>
+              <w:t xml:space="preserve">2</w:t>
+            </w:r>
+          </w:p>
+        </w:tc>
+        <w:tc>
+          <w:tcPr/>
+          <w:p>
+            <w:pPr>
+              <w:pStyle w:val="Compact"/>
+            </w:pPr>
+            <w:r>
+              <w:rPr>
+                <w:b/>
+                <w:bCs/>
+              </w:rPr>
+              <w:t xml:space="preserve">Bộ dữ liệu lệch nặng về biển trắng</w:t>
+            </w:r>
+          </w:p>
+        </w:tc>
+        <w:tc>
+          <w:tcPr/>
+          <w:p>
+            <w:pPr>
+              <w:pStyle w:val="Compact"/>
+              <w:jc w:val="center"/>
+            </w:pPr>
+            <w:r>
+              <w:t xml:space="preserve">Cao</w:t>
+            </w:r>
+          </w:p>
+        </w:tc>
+        <w:tc>
+          <w:tcPr/>
+          <w:p>
+            <w:pPr>
+              <w:pStyle w:val="Compact"/>
+            </w:pPr>
+            <w:r>
+              <w:t xml:space="preserve">97,68% mẫu thuộc một lớp, nên kết luận về độ chính xác OCR</w:t>
+            </w:r>
+            <w:r>
+              <w:t xml:space="preserve"> </w:t>
+            </w:r>
+            <w:r>
+              <w:rPr>
+                <w:b/>
+                <w:bCs/>
+              </w:rPr>
+              <w:t xml:space="preserve">chỉ áp cho biển trắng</w:t>
+            </w:r>
+          </w:p>
+        </w:tc>
+      </w:tr>
+      <w:tr>
+        <w:tc>
+          <w:tcPr/>
+          <w:p>
+            <w:pPr>
+              <w:pStyle w:val="Compact"/>
+              <w:jc w:val="center"/>
+            </w:pPr>
+            <w:r>
+              <w:t xml:space="preserve">3</w:t>
+            </w:r>
+          </w:p>
+        </w:tc>
+        <w:tc>
+          <w:tcPr/>
+          <w:p>
+            <w:pPr>
+              <w:pStyle w:val="Compact"/>
+            </w:pPr>
+            <w:r>
+              <w:t xml:space="preserve">Rò rỉ dữ liệu tồn dư không khử được bằng băm tri giác</w:t>
+            </w:r>
+          </w:p>
+        </w:tc>
+        <w:tc>
+          <w:tcPr/>
+          <w:p>
+            <w:pPr>
+              <w:pStyle w:val="Compact"/>
+              <w:jc w:val="center"/>
+            </w:pPr>
+            <w:r>
+              <w:t xml:space="preserve">Trung bình</w:t>
+            </w:r>
+          </w:p>
+        </w:tc>
+        <w:tc>
+          <w:tcPr/>
+          <w:p>
+            <w:pPr>
+              <w:pStyle w:val="Compact"/>
+            </w:pPr>
+            <w:r>
+              <w:t xml:space="preserve">phash chỉ bắt tương đồng bố cục sáng-tối, không bắt "cùng xe, khác ngày"</w:t>
+            </w:r>
+          </w:p>
+        </w:tc>
+      </w:tr>
+      <w:tr>
+        <w:tc>
+          <w:tcPr/>
+          <w:p>
+            <w:pPr>
+              <w:pStyle w:val="Compact"/>
+              <w:jc w:val="center"/>
+            </w:pPr>
+            <w:r>
+              <w:t xml:space="preserve">4</w:t>
+            </w:r>
+          </w:p>
+        </w:tc>
+        <w:tc>
+          <w:tcPr/>
+          <w:p>
+            <w:pPr>
+              <w:pStyle w:val="Compact"/>
+            </w:pPr>
+            <w:r>
+              <w:t xml:space="preserve">Tập test không xuyên bộ dữ liệu</w:t>
+            </w:r>
+          </w:p>
+        </w:tc>
+        <w:tc>
+          <w:tcPr/>
+          <w:p>
+            <w:pPr>
+              <w:pStyle w:val="Compact"/>
+              <w:jc w:val="center"/>
+            </w:pPr>
+            <w:r>
+              <w:t xml:space="preserve">Trung bình</w:t>
+            </w:r>
+          </w:p>
+        </w:tc>
+        <w:tc>
+          <w:tcPr/>
+          <w:p>
+            <w:pPr>
+              <w:pStyle w:val="Compact"/>
+            </w:pPr>
+            <w:r>
+              <w:t xml:space="preserve">mAP 0,9829</w:t>
+            </w:r>
+            <w:r>
+              <w:t xml:space="preserve"> </w:t>
+            </w:r>
+            <w:r>
+              <w:rPr>
+                <w:b/>
+                <w:bCs/>
+              </w:rPr>
+              <w:t xml:space="preserve">lạc quan hơn</w:t>
+            </w:r>
+            <w:r>
+              <w:t xml:space="preserve"> </w:t>
+            </w:r>
+            <w:r>
+              <w:t xml:space="preserve">mức gặp khi triển khai với nguồn ảnh mới</w:t>
+            </w:r>
+          </w:p>
+        </w:tc>
+      </w:tr>
+      <w:tr>
+        <w:tc>
+          <w:tcPr/>
+          <w:p>
+            <w:pPr>
+              <w:pStyle w:val="Compact"/>
+              <w:jc w:val="center"/>
+            </w:pPr>
+            <w:r>
+              <w:t xml:space="preserve">5</w:t>
+            </w:r>
+          </w:p>
+        </w:tc>
+        <w:tc>
+          <w:tcPr/>
+          <w:p>
+            <w:pPr>
+              <w:pStyle w:val="Compact"/>
+            </w:pPr>
+            <w:r>
+              <w:rPr>
+                <w:strike/>
+              </w:rPr>
+              <w:t xml:space="preserve">Độ trễ chỉ đạt ngưỡng tối thiểu</w:t>
+            </w:r>
+            <w:r>
+              <w:t xml:space="preserve"> </w:t>
+            </w:r>
+            <w:r>
+              <w:t xml:space="preserve">—</w:t>
+            </w:r>
+            <w:r>
+              <w:t xml:space="preserve"> </w:t>
+            </w:r>
+            <w:r>
+              <w:rPr>
+                <w:b/>
+                <w:bCs/>
+              </w:rPr>
+              <w:t xml:space="preserve">đã khép</w:t>
+            </w:r>
+          </w:p>
+        </w:tc>
+        <w:tc>
+          <w:tcPr/>
+          <w:p>
+            <w:pPr>
+              <w:pStyle w:val="Compact"/>
+              <w:jc w:val="center"/>
+            </w:pPr>
+            <w:r>
+              <w:t xml:space="preserve">Thấp</w:t>
+            </w:r>
+          </w:p>
+        </w:tc>
+        <w:tc>
+          <w:tcPr/>
+          <w:p>
+            <w:pPr>
+              <w:pStyle w:val="Compact"/>
+            </w:pPr>
+            <w:r>
+              <w:t xml:space="preserve">p95 nay 509,76 ms, vượt mục tiêu 800 ms sau đợt tối ưu tầng suy luận (5.6.1); bậc thang thử-lại vẫn giữ nguyên cùng 34 biển đọc thêm</w:t>
+            </w:r>
+          </w:p>
+        </w:tc>
+      </w:tr>
+      <w:tr>
+        <w:tc>
+          <w:tcPr/>
+          <w:p>
+            <w:pPr>
+              <w:pStyle w:val="Compact"/>
+              <w:jc w:val="center"/>
+            </w:pPr>
+            <w:r>
+              <w:t xml:space="preserve">6</w:t>
+            </w:r>
+          </w:p>
+        </w:tc>
+        <w:tc>
+          <w:tcPr/>
+          <w:p>
+            <w:pPr>
+              <w:pStyle w:val="Compact"/>
+            </w:pPr>
+            <w:r>
+              <w:rPr>
+                <w:b/>
+                <w:bCs/>
+              </w:rPr>
+              <w:t xml:space="preserve">Hai</w:t>
+            </w:r>
+            <w:r>
+              <w:t xml:space="preserve"> </w:t>
+            </w:r>
+            <w:r>
+              <w:t xml:space="preserve">yêu cầu mức</w:t>
+            </w:r>
+            <w:r>
+              <w:t xml:space="preserve"> </w:t>
+            </w:r>
+            <w:r>
+              <w:rPr>
+                <w:i/>
+                <w:iCs/>
+              </w:rPr>
+              <w:t xml:space="preserve">Must</w:t>
+            </w:r>
+            <w:r>
+              <w:t xml:space="preserve"> </w:t>
+            </w:r>
+            <w:r>
+              <w:t xml:space="preserve">(FR-4.1, FR-2.5) còn nằm ngoài phạm vi</w:t>
+            </w:r>
+          </w:p>
+        </w:tc>
+        <w:tc>
+          <w:tcPr/>
+          <w:p>
+            <w:pPr>
+              <w:pStyle w:val="Compact"/>
+              <w:jc w:val="center"/>
+            </w:pPr>
+            <w:r>
+              <w:t xml:space="preserve">Trung bình</w:t>
+            </w:r>
+          </w:p>
+        </w:tc>
+        <w:tc>
+          <w:tcPr/>
+          <w:p>
+            <w:pPr>
+              <w:pStyle w:val="Compact"/>
+            </w:pPr>
+            <w:r>
+              <w:t xml:space="preserve">FR-3.1 và FR-3.4 từng bị gỡ nhưng</w:t>
+            </w:r>
+            <w:r>
+              <w:t xml:space="preserve"> </w:t>
+            </w:r>
+            <w:r>
+              <w:rPr>
+                <w:b/>
+                <w:bCs/>
+              </w:rPr>
+              <w:t xml:space="preserve">đã được dựng lại</w:t>
+            </w:r>
+            <w:r>
+              <w:t xml:space="preserve">. FR-4.1 chỉ mất</w:t>
+            </w:r>
+            <w:r>
+              <w:t xml:space="preserve"> </w:t>
+            </w:r>
+            <w:r>
+              <w:rPr>
+                <w:b/>
+                <w:bCs/>
+              </w:rPr>
+              <w:t xml:space="preserve">màn hình hiển thị</w:t>
+            </w:r>
+            <w:r>
+              <w:t xml:space="preserve"> </w:t>
+            </w:r>
+            <w:r>
+              <w:t xml:space="preserve">— thống kê vẫn phục vụ ở tầng API và vẫn có kiểm thử;</w:t>
+            </w:r>
+            <w:r>
+              <w:t xml:space="preserve"> </w:t>
+            </w:r>
+            <w:r>
+              <w:rPr>
+                <w:b/>
+                <w:bCs/>
+              </w:rPr>
+              <w:t xml:space="preserve">riêng FR-2.5 mất chính năng lực</w:t>
+            </w:r>
+            <w:r>
+              <w:t xml:space="preserve"> </w:t>
+            </w:r>
+            <w:r>
+              <w:t xml:space="preserve">(không xuất được video đã chú thích). Nêu rõ cả hai khi bảo vệ</w:t>
+            </w:r>
+          </w:p>
+        </w:tc>
+      </w:tr>
+      <w:tr>
+        <w:tc>
+          <w:tcPr/>
+          <w:p>
+            <w:pPr>
+              <w:pStyle w:val="Compact"/>
+              <w:jc w:val="center"/>
+            </w:pPr>
+            <w:r>
+              <w:t xml:space="preserve">7</w:t>
+            </w:r>
+          </w:p>
+        </w:tc>
+        <w:tc>
+          <w:tcPr/>
+          <w:p>
+            <w:pPr>
+              <w:pStyle w:val="Compact"/>
+            </w:pPr>
+            <w:r>
+              <w:t xml:space="preserve">SQLite chỉ cho phép một tiến trình ghi tại một thời điểm</w:t>
+            </w:r>
+          </w:p>
+        </w:tc>
+        <w:tc>
+          <w:tcPr/>
+          <w:p>
+            <w:pPr>
+              <w:pStyle w:val="Compact"/>
+              <w:jc w:val="center"/>
+            </w:pPr>
+            <w:r>
+              <w:t xml:space="preserve">Thấp</w:t>
+            </w:r>
+          </w:p>
+        </w:tc>
+        <w:tc>
+          <w:tcPr/>
+          <w:p>
+            <w:pPr>
+              <w:pStyle w:val="Compact"/>
+            </w:pPr>
+            <w:r>
+              <w:t xml:space="preserve">Đủ cho quy mô đồ án, chặn ở triển khai đa người dùng</w:t>
+            </w:r>
+          </w:p>
+        </w:tc>
+      </w:tr>
+      <w:tr>
+        <w:tc>
+          <w:tcPr/>
+          <w:p>
+            <w:pPr>
+              <w:pStyle w:val="Compact"/>
+              <w:jc w:val="center"/>
+            </w:pPr>
+            <w:r>
+              <w:t xml:space="preserve">8</w:t>
+            </w:r>
+          </w:p>
+        </w:tc>
+        <w:tc>
+          <w:tcPr/>
+          <w:p>
+            <w:pPr>
+              <w:pStyle w:val="Compact"/>
+            </w:pPr>
+            <w:r>
+              <w:t xml:space="preserve">Xem trực tiếp và xử lý nền tranh chấp CPU với nhau</w:t>
+            </w:r>
+          </w:p>
+        </w:tc>
+        <w:tc>
+          <w:tcPr/>
+          <w:p>
+            <w:pPr>
+              <w:pStyle w:val="Compact"/>
+              <w:jc w:val="center"/>
+            </w:pPr>
+            <w:r>
+              <w:t xml:space="preserve">Thấp</w:t>
+            </w:r>
+          </w:p>
+        </w:tc>
+        <w:tc>
+          <w:tcPr/>
+          <w:p>
+            <w:pPr>
+              <w:pStyle w:val="Compact"/>
+            </w:pPr>
+            <w:r>
+              <w:t xml:space="preserve">Chạy video nền làm chậm luồng nhận dạng ảnh</w:t>
+            </w:r>
+          </w:p>
+        </w:tc>
+      </w:tr>
+      <w:tr>
+        <w:tc>
+          <w:tcPr/>
+          <w:p>
+            <w:pPr>
+              <w:pStyle w:val="Compact"/>
+              <w:jc w:val="center"/>
+            </w:pPr>
+            <w:r>
+              <w:t xml:space="preserve">9</w:t>
+            </w:r>
+          </w:p>
+        </w:tc>
+        <w:tc>
+          <w:tcPr/>
+          <w:p>
+            <w:pPr>
+              <w:pStyle w:val="Compact"/>
+            </w:pPr>
+            <w:r>
+              <w:rPr>
+                <w:b/>
+                <w:bCs/>
+              </w:rPr>
+              <w:t xml:space="preserve">NFR-A9 không đo được</w:t>
+            </w:r>
+            <w:r>
+              <w:t xml:space="preserve"> </w:t>
+            </w:r>
+            <w:r>
+              <w:t xml:space="preserve">— độ chính xác theo điều kiện ảnh</w:t>
+            </w:r>
+          </w:p>
+        </w:tc>
+        <w:tc>
+          <w:tcPr/>
+          <w:p>
+            <w:pPr>
+              <w:pStyle w:val="Compact"/>
+              <w:jc w:val="center"/>
+            </w:pPr>
+            <w:r>
+              <w:t xml:space="preserve">Trung bình</w:t>
+            </w:r>
+          </w:p>
+        </w:tc>
+        <w:tc>
+          <w:tcPr/>
+          <w:p>
+            <w:pPr>
+              <w:pStyle w:val="Compact"/>
+            </w:pPr>
+            <w:r>
+              <w:t xml:space="preserve">Không bộ dữ liệu nguồn nào gán nhãn ban ngày, ban đêm, chụp nghiêng hay ảnh mờ. Đây là</w:t>
+            </w:r>
+            <w:r>
+              <w:t xml:space="preserve"> </w:t>
+            </w:r>
+            <w:r>
+              <w:rPr>
+                <w:b/>
+                <w:bCs/>
+              </w:rPr>
+              <w:t xml:space="preserve">thiếu điều kiện quan sát</w:t>
+            </w:r>
+            <w:r>
+              <w:t xml:space="preserve">, không phải phép đo bị bỏ quên: chỉ tiêu ghi ⬜ chứ không ghi ❌ (mục 5.7)</w:t>
+            </w:r>
+          </w:p>
+        </w:tc>
+      </w:tr>
+      <w:tr>
+        <w:tc>
+          <w:tcPr/>
+          <w:p>
+            <w:pPr>
+              <w:pStyle w:val="Compact"/>
+              <w:jc w:val="center"/>
+            </w:pPr>
+            <w:r>
+              <w:t xml:space="preserve">10</w:t>
+            </w:r>
+          </w:p>
+        </w:tc>
+        <w:tc>
+          <w:tcPr/>
+          <w:p>
+            <w:pPr>
+              <w:pStyle w:val="Compact"/>
+            </w:pPr>
+            <w:r>
+              <w:rPr>
+                <w:b/>
+                <w:bCs/>
+              </w:rPr>
+              <w:t xml:space="preserve">Biển đỏ quân đội và biển ngoại giao không có mẫu đánh giá</w:t>
+            </w:r>
+          </w:p>
+        </w:tc>
+        <w:tc>
+          <w:tcPr/>
+          <w:p>
+            <w:pPr>
+              <w:pStyle w:val="Compact"/>
+              <w:jc w:val="center"/>
+            </w:pPr>
+            <w:r>
+              <w:t xml:space="preserve">Trung bình</w:t>
+            </w:r>
+          </w:p>
+        </w:tc>
+        <w:tc>
+          <w:tcPr/>
+          <w:p>
+            <w:pPr>
+              <w:pStyle w:val="Compact"/>
+            </w:pPr>
+            <w:r>
+              <w:t xml:space="preserve">Bộ dữ liệu không chứa hai loại này, nên hai nhánh phân loại tuy đã cài đặt và chạy đúng trên ảnh demo vẫn</w:t>
+            </w:r>
+            <w:r>
+              <w:t xml:space="preserve"> </w:t>
+            </w:r>
+            <w:r>
+              <w:rPr>
+                <w:b/>
+                <w:bCs/>
+              </w:rPr>
+              <w:t xml:space="preserve">chưa có số liệu định lượng</w:t>
+            </w:r>
+          </w:p>
+        </w:tc>
+      </w:tr>
+    </w:tbl>
+    <w:bookmarkEnd w:id="184"/>
+    <w:bookmarkStart w:id="185" w:name="Xf043620ea494c29eb5cd98da852a1ed6f0ba165"/>
+    <w:p>
+      <w:pPr>
+        <w:pStyle w:val="Heading2"/>
+      </w:pPr>
+      <w:r>
+        <w:t xml:space="preserve">6.3. Hướng phát triển</w:t>
+      </w:r>
+    </w:p>
+    <w:p>
+      <w:pPr>
+        <w:pStyle w:val="FirstParagraph"/>
+      </w:pPr>
+      <w:r>
+        <w:t xml:space="preserve">Các hướng phát triển xếp theo mức tác động ở Bảng 6.3.</w:t>
+      </w:r>
+    </w:p>
+    <w:p>
+      <w:pPr>
+        <w:pStyle w:val="BodyText"/>
+      </w:pPr>
+      <w:r>
+        <w:rPr>
+          <w:b/>
+          <w:bCs/>
+        </w:rPr>
+        <w:t xml:space="preserve">Bảng 6.3.</w:t>
+      </w:r>
+      <w:r>
+        <w:t xml:space="preserve"> </w:t>
+      </w:r>
+      <w:r>
+        <w:t xml:space="preserve">Mười một hướng phát triển, xếp theo mức tác động</w:t>
+      </w:r>
+    </w:p>
+    <w:tbl>
+      <w:tblPr>
+        <w:tblStyle w:val="Table"/>
+        <w:tblW w:type="auto" w:w="0"/>
+        <w:tblLook w:firstRow="1" w:lastRow="0" w:firstColumn="0" w:lastColumn="0" w:noHBand="0" w:noVBand="0" w:val="0020"/>
+      </w:tblPr>
+      <w:tblGrid>
+        <w:gridCol w:w="1980"/>
+        <w:gridCol w:w="1980"/>
+        <w:gridCol w:w="1980"/>
+        <w:gridCol w:w="1980"/>
+      </w:tblGrid>
+      <w:tr>
+        <w:trPr>
+          <w:tblHeader w:val="on"/>
+        </w:trPr>
+        <w:tc>
+          <w:tcPr/>
+          <w:p>
+            <w:pPr>
+              <w:pStyle w:val="Compact"/>
+              <w:jc w:val="center"/>
+            </w:pPr>
+            <w:r>
+              <w:t xml:space="preserve">#</w:t>
+            </w:r>
+          </w:p>
+        </w:tc>
+        <w:tc>
+          <w:tcPr/>
+          <w:p>
+            <w:pPr>
+              <w:pStyle w:val="Compact"/>
+            </w:pPr>
+            <w:r>
               <w:t xml:space="preserve">Hướng</w:t>
             </w:r>
           </w:p>
@@ -36520,8 +37700,8 @@
         </w:tc>
       </w:tr>
     </w:tbl>
-    <w:bookmarkEnd w:id="184"/>
-    <w:bookmarkStart w:id="185" w:name="Xc3f4b05ddc489b3b83793ce2ad798163de00527"/>
+    <w:bookmarkEnd w:id="185"/>
+    <w:bookmarkStart w:id="186" w:name="Xc3f4b05ddc489b3b83793ce2ad798163de00527"/>
     <w:p>
       <w:pPr>
         <w:pStyle w:val="Heading2"/>
@@ -36601,9 +37781,9 @@
         <w:br w:type="page"/>
       </w:r>
     </w:p>
-    <w:bookmarkEnd w:id="185"/>
     <w:bookmarkEnd w:id="186"/>
-    <w:bookmarkStart w:id="206" w:name="tài-liệu-tham-khảo"/>
+    <w:bookmarkEnd w:id="187"/>
+    <w:bookmarkStart w:id="207" w:name="tài-liệu-tham-khảo"/>
     <w:p>
       <w:pPr>
         <w:pStyle w:val="Heading1"/>
@@ -36656,7 +37836,7 @@
       <w:r>
         <w:t xml:space="preserve"> </w:t>
       </w:r>
-      <w:hyperlink r:id="rId187">
+      <w:hyperlink r:id="rId188">
         <w:r>
           <w:rPr>
             <w:rStyle w:val="Hyperlink"/>
@@ -36681,7 +37861,7 @@
       <w:r>
         <w:t xml:space="preserve"> </w:t>
       </w:r>
-      <w:hyperlink r:id="rId188">
+      <w:hyperlink r:id="rId189">
         <w:r>
           <w:rPr>
             <w:rStyle w:val="Hyperlink"/>
@@ -36714,7 +37894,7 @@
       <w:r>
         <w:t xml:space="preserve"> </w:t>
       </w:r>
-      <w:hyperlink r:id="rId189">
+      <w:hyperlink r:id="rId190">
         <w:r>
           <w:rPr>
             <w:rStyle w:val="Hyperlink"/>
@@ -36739,7 +37919,7 @@
       <w:r>
         <w:t xml:space="preserve"> </w:t>
       </w:r>
-      <w:hyperlink r:id="rId190">
+      <w:hyperlink r:id="rId191">
         <w:r>
           <w:rPr>
             <w:rStyle w:val="Hyperlink"/>
@@ -36764,7 +37944,7 @@
       <w:r>
         <w:t xml:space="preserve"> </w:t>
       </w:r>
-      <w:hyperlink r:id="rId191">
+      <w:hyperlink r:id="rId192">
         <w:r>
           <w:rPr>
             <w:rStyle w:val="Hyperlink"/>
@@ -36789,7 +37969,7 @@
       <w:r>
         <w:t xml:space="preserve"> </w:t>
       </w:r>
-      <w:hyperlink r:id="rId192">
+      <w:hyperlink r:id="rId193">
         <w:r>
           <w:rPr>
             <w:rStyle w:val="Hyperlink"/>
@@ -36814,7 +37994,7 @@
       <w:r>
         <w:t xml:space="preserve"> </w:t>
       </w:r>
-      <w:hyperlink r:id="rId193">
+      <w:hyperlink r:id="rId194">
         <w:r>
           <w:rPr>
             <w:rStyle w:val="Hyperlink"/>
@@ -36852,7 +38032,7 @@
       <w:r>
         <w:t xml:space="preserve"> </w:t>
       </w:r>
-      <w:hyperlink r:id="rId194">
+      <w:hyperlink r:id="rId195">
         <w:r>
           <w:rPr>
             <w:rStyle w:val="Hyperlink"/>
@@ -36877,7 +38057,7 @@
       <w:r>
         <w:t xml:space="preserve"> </w:t>
       </w:r>
-      <w:hyperlink r:id="rId195">
+      <w:hyperlink r:id="rId196">
         <w:r>
           <w:rPr>
             <w:rStyle w:val="Hyperlink"/>
@@ -36915,7 +38095,7 @@
       <w:r>
         <w:t xml:space="preserve"> </w:t>
       </w:r>
-      <w:hyperlink r:id="rId196">
+      <w:hyperlink r:id="rId197">
         <w:r>
           <w:rPr>
             <w:rStyle w:val="Hyperlink"/>
@@ -36940,7 +38120,7 @@
       <w:r>
         <w:t xml:space="preserve"> </w:t>
       </w:r>
-      <w:hyperlink r:id="rId197">
+      <w:hyperlink r:id="rId198">
         <w:r>
           <w:rPr>
             <w:rStyle w:val="Hyperlink"/>
@@ -36965,7 +38145,7 @@
       <w:r>
         <w:t xml:space="preserve"> </w:t>
       </w:r>
-      <w:hyperlink r:id="rId198">
+      <w:hyperlink r:id="rId199">
         <w:r>
           <w:rPr>
             <w:rStyle w:val="Hyperlink"/>
@@ -37024,7 +38204,7 @@
       <w:r>
         <w:t xml:space="preserve"> </w:t>
       </w:r>
-      <w:hyperlink r:id="rId199">
+      <w:hyperlink r:id="rId200">
         <w:r>
           <w:rPr>
             <w:rStyle w:val="Hyperlink"/>
@@ -37062,7 +38242,7 @@
       <w:r>
         <w:t xml:space="preserve"> </w:t>
       </w:r>
-      <w:hyperlink r:id="rId200">
+      <w:hyperlink r:id="rId201">
         <w:r>
           <w:rPr>
             <w:rStyle w:val="Hyperlink"/>
@@ -37100,7 +38280,7 @@
       <w:r>
         <w:t xml:space="preserve"> </w:t>
       </w:r>
-      <w:hyperlink r:id="rId201">
+      <w:hyperlink r:id="rId202">
         <w:r>
           <w:rPr>
             <w:rStyle w:val="Hyperlink"/>
@@ -37146,7 +38326,7 @@
       <w:r>
         <w:t xml:space="preserve"> </w:t>
       </w:r>
-      <w:hyperlink r:id="rId202">
+      <w:hyperlink r:id="rId203">
         <w:r>
           <w:rPr>
             <w:rStyle w:val="Hyperlink"/>
@@ -37171,7 +38351,7 @@
       <w:r>
         <w:t xml:space="preserve"> </w:t>
       </w:r>
-      <w:hyperlink r:id="rId203">
+      <w:hyperlink r:id="rId204">
         <w:r>
           <w:rPr>
             <w:rStyle w:val="Hyperlink"/>
@@ -37217,7 +38397,7 @@
       <w:r>
         <w:t xml:space="preserve"> </w:t>
       </w:r>
-      <w:hyperlink r:id="rId204">
+      <w:hyperlink r:id="rId205">
         <w:r>
           <w:rPr>
             <w:rStyle w:val="Hyperlink"/>
@@ -37242,7 +38422,7 @@
       <w:r>
         <w:t xml:space="preserve"> </w:t>
       </w:r>
-      <w:hyperlink r:id="rId205">
+      <w:hyperlink r:id="rId206">
         <w:r>
           <w:rPr>
             <w:rStyle w:val="Hyperlink"/>
@@ -37262,8 +38442,8 @@
         <w:br w:type="page"/>
       </w:r>
     </w:p>
-    <w:bookmarkEnd w:id="206"/>
-    <w:bookmarkStart w:id="216" w:name="phụ-lục"/>
+    <w:bookmarkEnd w:id="207"/>
+    <w:bookmarkStart w:id="217" w:name="phụ-lục"/>
     <w:p>
       <w:pPr>
         <w:pStyle w:val="Heading1"/>
@@ -37272,7 +38452,7 @@
         <w:t xml:space="preserve">PHỤ LỤC</w:t>
       </w:r>
     </w:p>
-    <w:bookmarkStart w:id="207" w:name="phụ-lục-i-mã-vùng-biển-số"/>
+    <w:bookmarkStart w:id="208" w:name="phụ-lục-i-mã-vùng-biển-số"/>
     <w:p>
       <w:pPr>
         <w:pStyle w:val="Heading2"/>
@@ -38382,8 +39562,8 @@
         </w:pict>
       </w:r>
     </w:p>
-    <w:bookmarkEnd w:id="207"/>
-    <w:bookmarkStart w:id="208" w:name="phụ-lục-ii-ghi-công-giấy-phép-bộ-dữ-liệu"/>
+    <w:bookmarkEnd w:id="208"/>
+    <w:bookmarkStart w:id="209" w:name="phụ-lục-ii-ghi-công-giấy-phép-bộ-dữ-liệu"/>
     <w:p>
       <w:pPr>
         <w:pStyle w:val="Heading2"/>
@@ -38555,8 +39735,8 @@
         </w:pict>
       </w:r>
     </w:p>
-    <w:bookmarkEnd w:id="208"/>
-    <w:bookmarkStart w:id="209" w:name="phụ-lục-iii-nơi-tra-cứu-phần-chi-tiết"/>
+    <w:bookmarkEnd w:id="209"/>
+    <w:bookmarkStart w:id="210" w:name="phụ-lục-iii-nơi-tra-cứu-phần-chi-tiết"/>
     <w:p>
       <w:pPr>
         <w:pStyle w:val="Heading2"/>
@@ -38822,8 +40002,8 @@
         </w:pict>
       </w:r>
     </w:p>
-    <w:bookmarkEnd w:id="209"/>
-    <w:bookmarkStart w:id="210" w:name="X7fb6a528316f7036dacca02751df6f94924cece"/>
+    <w:bookmarkEnd w:id="210"/>
+    <w:bookmarkStart w:id="211" w:name="X7fb6a528316f7036dacca02751df6f94924cece"/>
     <w:p>
       <w:pPr>
         <w:pStyle w:val="Heading2"/>
@@ -39231,8 +40411,8 @@
         </w:pict>
       </w:r>
     </w:p>
-    <w:bookmarkEnd w:id="210"/>
-    <w:bookmarkStart w:id="211" w:name="X58a39c5f80e0b08787474a1d323ba2b0a9ab3d5"/>
+    <w:bookmarkEnd w:id="211"/>
+    <w:bookmarkStart w:id="212" w:name="X58a39c5f80e0b08787474a1d323ba2b0a9ab3d5"/>
     <w:p>
       <w:pPr>
         <w:pStyle w:val="Heading2"/>
@@ -40475,8 +41655,8 @@
         </w:pict>
       </w:r>
     </w:p>
-    <w:bookmarkEnd w:id="211"/>
-    <w:bookmarkStart w:id="212" w:name="X372a9192b8ed2f6e8d5f2b5c6c530334fa12e2b"/>
+    <w:bookmarkEnd w:id="212"/>
+    <w:bookmarkStart w:id="213" w:name="X372a9192b8ed2f6e8d5f2b5c6c530334fa12e2b"/>
     <w:p>
       <w:pPr>
         <w:pStyle w:val="Heading2"/>
@@ -41026,8 +42206,8 @@
         </w:pict>
       </w:r>
     </w:p>
-    <w:bookmarkEnd w:id="212"/>
-    <w:bookmarkStart w:id="213" w:name="X1fa234f60550cc28491afedce20a9231432a4b0"/>
+    <w:bookmarkEnd w:id="213"/>
+    <w:bookmarkStart w:id="214" w:name="X1fa234f60550cc28491afedce20a9231432a4b0"/>
     <w:p>
       <w:pPr>
         <w:pStyle w:val="Heading2"/>
@@ -42691,8 +43871,8 @@
         </w:pict>
       </w:r>
     </w:p>
-    <w:bookmarkEnd w:id="213"/>
-    <w:bookmarkStart w:id="214" w:name="Xbb00dc46582cead5c581d76d1d5d8e8e49edf8d"/>
+    <w:bookmarkEnd w:id="214"/>
+    <w:bookmarkStart w:id="215" w:name="Xbb00dc46582cead5c581d76d1d5d8e8e49edf8d"/>
     <w:p>
       <w:pPr>
         <w:pStyle w:val="Heading2"/>
@@ -43989,8 +45169,8 @@
         </w:pict>
       </w:r>
     </w:p>
-    <w:bookmarkEnd w:id="214"/>
-    <w:bookmarkStart w:id="215" w:name="X82e5ab55a086c1ec18ffa309d754b59dbd5260a"/>
+    <w:bookmarkEnd w:id="215"/>
+    <w:bookmarkStart w:id="216" w:name="X82e5ab55a086c1ec18ffa309d754b59dbd5260a"/>
     <w:p>
       <w:pPr>
         <w:pStyle w:val="Heading2"/>
@@ -44450,8 +45630,8 @@
         <w:br w:type="page"/>
       </w:r>
     </w:p>
-    <w:bookmarkEnd w:id="215"/>
     <w:bookmarkEnd w:id="216"/>
+    <w:bookmarkEnd w:id="217"/>
     <w:sectPr>
       <w:footnotePr>
         <w:numRestart w:val="eachSect"/>

--- a/nop/01-do-an-tot-nghiep.docx
+++ b/nop/01-do-an-tot-nghiep.docx
@@ -636,7 +636,7 @@
               <w:pStyle w:val="Compact"/>
             </w:pPr>
             <w:r>
-              <w:t xml:space="preserve">** Ranh giới hệ thống — phần bên trong là hệ thống bàn giao, Colab/Kaggle nằm ngoài</w:t>
+              <w:t xml:space="preserve">Ranh giới hệ thống — phần bên trong là hệ thống bàn giao, Colab/Kaggle nằm ngoài</w:t>
             </w:r>
           </w:p>
         </w:tc>
@@ -648,7 +648,19 @@
               <w:jc w:val="center"/>
             </w:pPr>
             <w:r>
-              <w:t xml:space="preserve">—</w:t>
+              <w:fldChar w:fldCharType="begin"/>
+            </w:r>
+            <w:r>
+              <w:instrText xml:space="preserve"> PAGEREF fig-1-1 \h </w:instrText>
+            </w:r>
+            <w:r>
+              <w:fldChar w:fldCharType="separate"/>
+            </w:r>
+            <w:r>
+              <w:t>0</w:t>
+            </w:r>
+            <w:r>
+              <w:fldChar w:fldCharType="end"/>
             </w:r>
           </w:p>
         </w:tc>
@@ -672,7 +684,7 @@
               <w:pStyle w:val="Compact"/>
             </w:pPr>
             <w:r>
-              <w:t xml:space="preserve">* Kiến trúc tổng quát backbone – neck – head của YOLO11 (theo [13], [9])</w:t>
+              <w:t xml:space="preserve">Kiến trúc tổng quát backbone – neck – head của YOLO11 (theo [13], [9])</w:t>
             </w:r>
           </w:p>
         </w:tc>
@@ -684,7 +696,19 @@
               <w:jc w:val="center"/>
             </w:pPr>
             <w:r>
-              <w:t xml:space="preserve">—</w:t>
+              <w:fldChar w:fldCharType="begin"/>
+            </w:r>
+            <w:r>
+              <w:instrText xml:space="preserve"> PAGEREF fig-2-1 \h </w:instrText>
+            </w:r>
+            <w:r>
+              <w:fldChar w:fldCharType="separate"/>
+            </w:r>
+            <w:r>
+              <w:t>0</w:t>
+            </w:r>
+            <w:r>
+              <w:fldChar w:fldCharType="end"/>
             </w:r>
           </w:p>
         </w:tc>
@@ -708,7 +732,7 @@
               <w:pStyle w:val="Compact"/>
             </w:pPr>
             <w:r>
-              <w:t xml:space="preserve">** Kiến trúc CRNN và cách CTC gộp chuỗi thô</w:t>
+              <w:t xml:space="preserve">Kiến trúc CRNN và cách CTC gộp chuỗi thô</w:t>
             </w:r>
           </w:p>
         </w:tc>
@@ -720,7 +744,19 @@
               <w:jc w:val="center"/>
             </w:pPr>
             <w:r>
-              <w:t xml:space="preserve">—</w:t>
+              <w:fldChar w:fldCharType="begin"/>
+            </w:r>
+            <w:r>
+              <w:instrText xml:space="preserve"> PAGEREF fig-2-2 \h </w:instrText>
+            </w:r>
+            <w:r>
+              <w:fldChar w:fldCharType="separate"/>
+            </w:r>
+            <w:r>
+              <w:t>0</w:t>
+            </w:r>
+            <w:r>
+              <w:fldChar w:fldCharType="end"/>
             </w:r>
           </w:p>
         </w:tc>
@@ -744,7 +780,7 @@
               <w:pStyle w:val="Compact"/>
             </w:pPr>
             <w:r>
-              <w:t xml:space="preserve">** Cơ chế sụp đổ của CTC trên ảnh văn bản hai dòng</w:t>
+              <w:t xml:space="preserve">Cơ chế sụp đổ của CTC trên ảnh văn bản hai dòng</w:t>
             </w:r>
           </w:p>
         </w:tc>
@@ -756,7 +792,19 @@
               <w:jc w:val="center"/>
             </w:pPr>
             <w:r>
-              <w:t xml:space="preserve">—</w:t>
+              <w:fldChar w:fldCharType="begin"/>
+            </w:r>
+            <w:r>
+              <w:instrText xml:space="preserve"> PAGEREF fig-2-3 \h </w:instrText>
+            </w:r>
+            <w:r>
+              <w:fldChar w:fldCharType="separate"/>
+            </w:r>
+            <w:r>
+              <w:t>0</w:t>
+            </w:r>
+            <w:r>
+              <w:fldChar w:fldCharType="end"/>
             </w:r>
           </w:p>
         </w:tc>
@@ -780,7 +828,7 @@
               <w:pStyle w:val="Compact"/>
             </w:pPr>
             <w:r>
-              <w:t xml:space="preserve">** Sơ đồ use case — hai tác nhân và bốn use case</w:t>
+              <w:t xml:space="preserve">Sơ đồ use case — hai tác nhân và bốn use case</w:t>
             </w:r>
           </w:p>
         </w:tc>
@@ -792,7 +840,19 @@
               <w:jc w:val="center"/>
             </w:pPr>
             <w:r>
-              <w:t xml:space="preserve">—</w:t>
+              <w:fldChar w:fldCharType="begin"/>
+            </w:r>
+            <w:r>
+              <w:instrText xml:space="preserve"> PAGEREF fig-4-1 \h </w:instrText>
+            </w:r>
+            <w:r>
+              <w:fldChar w:fldCharType="separate"/>
+            </w:r>
+            <w:r>
+              <w:t>0</w:t>
+            </w:r>
+            <w:r>
+              <w:fldChar w:fldCharType="end"/>
             </w:r>
           </w:p>
         </w:tc>
@@ -816,7 +876,7 @@
               <w:pStyle w:val="Compact"/>
             </w:pPr>
             <w:r>
-              <w:t xml:space="preserve">** Kiến trúc phân tầng năm tầng và chiều phụ thuộc</w:t>
+              <w:t xml:space="preserve">Kiến trúc phân tầng năm tầng và chiều phụ thuộc</w:t>
             </w:r>
           </w:p>
         </w:tc>
@@ -828,7 +888,19 @@
               <w:jc w:val="center"/>
             </w:pPr>
             <w:r>
-              <w:t xml:space="preserve">—</w:t>
+              <w:fldChar w:fldCharType="begin"/>
+            </w:r>
+            <w:r>
+              <w:instrText xml:space="preserve"> PAGEREF fig-4-2 \h </w:instrText>
+            </w:r>
+            <w:r>
+              <w:fldChar w:fldCharType="separate"/>
+            </w:r>
+            <w:r>
+              <w:t>0</w:t>
+            </w:r>
+            <w:r>
+              <w:fldChar w:fldCharType="end"/>
             </w:r>
           </w:p>
         </w:tc>
@@ -852,7 +924,7 @@
               <w:pStyle w:val="Compact"/>
             </w:pPr>
             <w:r>
-              <w:t xml:space="preserve">** Luồng xử lý của đường ống AI, các khối tô đỏ là nhánh biển hai dòng</w:t>
+              <w:t xml:space="preserve">Luồng xử lý của đường ống AI, các khối tô đỏ là nhánh biển hai dòng</w:t>
             </w:r>
           </w:p>
         </w:tc>
@@ -864,7 +936,19 @@
               <w:jc w:val="center"/>
             </w:pPr>
             <w:r>
-              <w:t xml:space="preserve">—</w:t>
+              <w:fldChar w:fldCharType="begin"/>
+            </w:r>
+            <w:r>
+              <w:instrText xml:space="preserve"> PAGEREF fig-4-3 \h </w:instrText>
+            </w:r>
+            <w:r>
+              <w:fldChar w:fldCharType="separate"/>
+            </w:r>
+            <w:r>
+              <w:t>0</w:t>
+            </w:r>
+            <w:r>
+              <w:fldChar w:fldCharType="end"/>
             </w:r>
           </w:p>
         </w:tc>
@@ -888,7 +972,7 @@
               <w:pStyle w:val="Compact"/>
             </w:pPr>
             <w:r>
-              <w:t xml:space="preserve">** Đường ống sáu bước xây dựng bộ dữ liệu</w:t>
+              <w:t xml:space="preserve">Đường ống sáu bước xây dựng bộ dữ liệu</w:t>
             </w:r>
           </w:p>
         </w:tc>
@@ -900,7 +984,19 @@
               <w:jc w:val="center"/>
             </w:pPr>
             <w:r>
-              <w:t xml:space="preserve">—</w:t>
+              <w:fldChar w:fldCharType="begin"/>
+            </w:r>
+            <w:r>
+              <w:instrText xml:space="preserve"> PAGEREF fig-4-4 \h </w:instrText>
+            </w:r>
+            <w:r>
+              <w:fldChar w:fldCharType="separate"/>
+            </w:r>
+            <w:r>
+              <w:t>0</w:t>
+            </w:r>
+            <w:r>
+              <w:fldChar w:fldCharType="end"/>
             </w:r>
           </w:p>
         </w:tc>
@@ -924,7 +1020,7 @@
               <w:pStyle w:val="Compact"/>
             </w:pPr>
             <w:r>
-              <w:t xml:space="preserve">** Đường cong huấn luyện theo epoch — ba hàm mất mát và bốn chỉ số trên tập kiểm định</w:t>
+              <w:t xml:space="preserve">Đường cong huấn luyện theo epoch — ba hàm mất mát và bốn chỉ số trên tập kiểm định</w:t>
             </w:r>
           </w:p>
         </w:tc>
@@ -936,7 +1032,19 @@
               <w:jc w:val="center"/>
             </w:pPr>
             <w:r>
-              <w:t xml:space="preserve">—</w:t>
+              <w:fldChar w:fldCharType="begin"/>
+            </w:r>
+            <w:r>
+              <w:instrText xml:space="preserve"> PAGEREF fig-4-5 \h </w:instrText>
+            </w:r>
+            <w:r>
+              <w:fldChar w:fldCharType="separate"/>
+            </w:r>
+            <w:r>
+              <w:t>0</w:t>
+            </w:r>
+            <w:r>
+              <w:fldChar w:fldCharType="end"/>
             </w:r>
           </w:p>
         </w:tc>
@@ -960,7 +1068,7 @@
               <w:pStyle w:val="Compact"/>
             </w:pPr>
             <w:r>
-              <w:t xml:space="preserve">** Ba lớp trừu tượng và cài đặt tương ứng — bằng chứng cài đặt cho NFR-M5</w:t>
+              <w:t xml:space="preserve">Ba lớp trừu tượng và cài đặt tương ứng — bằng chứng cài đặt cho NFR-M5</w:t>
             </w:r>
           </w:p>
         </w:tc>
@@ -972,7 +1080,19 @@
               <w:jc w:val="center"/>
             </w:pPr>
             <w:r>
-              <w:t xml:space="preserve">—</w:t>
+              <w:fldChar w:fldCharType="begin"/>
+            </w:r>
+            <w:r>
+              <w:instrText xml:space="preserve"> PAGEREF fig-4-6 \h </w:instrText>
+            </w:r>
+            <w:r>
+              <w:fldChar w:fldCharType="separate"/>
+            </w:r>
+            <w:r>
+              <w:t>0</w:t>
+            </w:r>
+            <w:r>
+              <w:fldChar w:fldCharType="end"/>
             </w:r>
           </w:p>
         </w:tc>
@@ -996,7 +1116,7 @@
               <w:pStyle w:val="Compact"/>
             </w:pPr>
             <w:r>
-              <w:t xml:space="preserve">** Thuật toán chuẩn hoá chuỗi biển số theo bộ luật ràng buộc vị trí</w:t>
+              <w:t xml:space="preserve">Thuật toán chuẩn hoá chuỗi biển số theo bộ luật ràng buộc vị trí</w:t>
             </w:r>
           </w:p>
         </w:tc>
@@ -1008,7 +1128,19 @@
               <w:jc w:val="center"/>
             </w:pPr>
             <w:r>
-              <w:t xml:space="preserve">—</w:t>
+              <w:fldChar w:fldCharType="begin"/>
+            </w:r>
+            <w:r>
+              <w:instrText xml:space="preserve"> PAGEREF fig-4-7 \h </w:instrText>
+            </w:r>
+            <w:r>
+              <w:fldChar w:fldCharType="separate"/>
+            </w:r>
+            <w:r>
+              <w:t>0</w:t>
+            </w:r>
+            <w:r>
+              <w:fldChar w:fldCharType="end"/>
             </w:r>
           </w:p>
         </w:tc>
@@ -1032,7 +1164,7 @@
               <w:pStyle w:val="Compact"/>
             </w:pPr>
             <w:r>
-              <w:t xml:space="preserve">** Giao thức đo và ràng buộc phụ thuộc giữa các bước đánh giá</w:t>
+              <w:t xml:space="preserve">Giao thức đo và ràng buộc phụ thuộc giữa các bước đánh giá</w:t>
             </w:r>
           </w:p>
         </w:tc>
@@ -1044,7 +1176,19 @@
               <w:jc w:val="center"/>
             </w:pPr>
             <w:r>
-              <w:t xml:space="preserve">—</w:t>
+              <w:fldChar w:fldCharType="begin"/>
+            </w:r>
+            <w:r>
+              <w:instrText xml:space="preserve"> PAGEREF fig-5-1 \h </w:instrText>
+            </w:r>
+            <w:r>
+              <w:fldChar w:fldCharType="separate"/>
+            </w:r>
+            <w:r>
+              <w:t>0</w:t>
+            </w:r>
+            <w:r>
+              <w:fldChar w:fldCharType="end"/>
             </w:r>
           </w:p>
         </w:tc>
@@ -1068,7 +1212,7 @@
               <w:pStyle w:val="Compact"/>
             </w:pPr>
             <w:r>
-              <w:t xml:space="preserve">** Sáu lần đo NFR-P2 trong các điều kiện máy khác nhau</w:t>
+              <w:t xml:space="preserve">Sáu lần đo NFR-P2 trong các điều kiện máy khác nhau</w:t>
             </w:r>
           </w:p>
         </w:tc>
@@ -1080,7 +1224,19 @@
               <w:jc w:val="center"/>
             </w:pPr>
             <w:r>
-              <w:t xml:space="preserve">—</w:t>
+              <w:fldChar w:fldCharType="begin"/>
+            </w:r>
+            <w:r>
+              <w:instrText xml:space="preserve"> PAGEREF fig-5-2 \h </w:instrText>
+            </w:r>
+            <w:r>
+              <w:fldChar w:fldCharType="separate"/>
+            </w:r>
+            <w:r>
+              <w:t>0</w:t>
+            </w:r>
+            <w:r>
+              <w:fldChar w:fldCharType="end"/>
             </w:r>
           </w:p>
         </w:tc>
@@ -1104,7 +1260,7 @@
               <w:pStyle w:val="Compact"/>
             </w:pPr>
             <w:r>
-              <w:t xml:space="preserve">** Một ca khử trùng lặp thật, cắt trực tiếp từ video demo</w:t>
+              <w:t xml:space="preserve">Một ca khử trùng lặp thật, cắt trực tiếp từ video demo</w:t>
             </w:r>
           </w:p>
         </w:tc>
@@ -1116,7 +1272,19 @@
               <w:jc w:val="center"/>
             </w:pPr>
             <w:r>
-              <w:t xml:space="preserve">—</w:t>
+              <w:fldChar w:fldCharType="begin"/>
+            </w:r>
+            <w:r>
+              <w:instrText xml:space="preserve"> PAGEREF fig-5-3 \h </w:instrText>
+            </w:r>
+            <w:r>
+              <w:fldChar w:fldCharType="separate"/>
+            </w:r>
+            <w:r>
+              <w:t>0</w:t>
+            </w:r>
+            <w:r>
+              <w:fldChar w:fldCharType="end"/>
             </w:r>
           </w:p>
         </w:tc>
@@ -1220,7 +1388,19 @@
               <w:jc w:val="center"/>
             </w:pPr>
             <w:r>
-              <w:t xml:space="preserve">—</w:t>
+              <w:fldChar w:fldCharType="begin"/>
+            </w:r>
+            <w:r>
+              <w:instrText xml:space="preserve"> PAGEREF tbl-1-1 \h </w:instrText>
+            </w:r>
+            <w:r>
+              <w:fldChar w:fldCharType="separate"/>
+            </w:r>
+            <w:r>
+              <w:t>0</w:t>
+            </w:r>
+            <w:r>
+              <w:fldChar w:fldCharType="end"/>
             </w:r>
           </w:p>
         </w:tc>
@@ -1256,7 +1436,19 @@
               <w:jc w:val="center"/>
             </w:pPr>
             <w:r>
-              <w:t xml:space="preserve">—</w:t>
+              <w:fldChar w:fldCharType="begin"/>
+            </w:r>
+            <w:r>
+              <w:instrText xml:space="preserve"> PAGEREF tbl-1-2 \h </w:instrText>
+            </w:r>
+            <w:r>
+              <w:fldChar w:fldCharType="separate"/>
+            </w:r>
+            <w:r>
+              <w:t>0</w:t>
+            </w:r>
+            <w:r>
+              <w:fldChar w:fldCharType="end"/>
             </w:r>
           </w:p>
         </w:tc>
@@ -1292,7 +1484,19 @@
               <w:jc w:val="center"/>
             </w:pPr>
             <w:r>
-              <w:t xml:space="preserve">—</w:t>
+              <w:fldChar w:fldCharType="begin"/>
+            </w:r>
+            <w:r>
+              <w:instrText xml:space="preserve"> PAGEREF tbl-2-1 \h </w:instrText>
+            </w:r>
+            <w:r>
+              <w:fldChar w:fldCharType="separate"/>
+            </w:r>
+            <w:r>
+              <w:t>0</w:t>
+            </w:r>
+            <w:r>
+              <w:fldChar w:fldCharType="end"/>
             </w:r>
           </w:p>
         </w:tc>
@@ -1328,7 +1532,19 @@
               <w:jc w:val="center"/>
             </w:pPr>
             <w:r>
-              <w:t xml:space="preserve">—</w:t>
+              <w:fldChar w:fldCharType="begin"/>
+            </w:r>
+            <w:r>
+              <w:instrText xml:space="preserve"> PAGEREF tbl-2-2 \h </w:instrText>
+            </w:r>
+            <w:r>
+              <w:fldChar w:fldCharType="separate"/>
+            </w:r>
+            <w:r>
+              <w:t>0</w:t>
+            </w:r>
+            <w:r>
+              <w:fldChar w:fldCharType="end"/>
             </w:r>
           </w:p>
         </w:tc>
@@ -1364,7 +1580,19 @@
               <w:jc w:val="center"/>
             </w:pPr>
             <w:r>
-              <w:t xml:space="preserve">—</w:t>
+              <w:fldChar w:fldCharType="begin"/>
+            </w:r>
+            <w:r>
+              <w:instrText xml:space="preserve"> PAGEREF tbl-2-3 \h </w:instrText>
+            </w:r>
+            <w:r>
+              <w:fldChar w:fldCharType="separate"/>
+            </w:r>
+            <w:r>
+              <w:t>0</w:t>
+            </w:r>
+            <w:r>
+              <w:fldChar w:fldCharType="end"/>
             </w:r>
           </w:p>
         </w:tc>
@@ -1400,7 +1628,19 @@
               <w:jc w:val="center"/>
             </w:pPr>
             <w:r>
-              <w:t xml:space="preserve">—</w:t>
+              <w:fldChar w:fldCharType="begin"/>
+            </w:r>
+            <w:r>
+              <w:instrText xml:space="preserve"> PAGEREF tbl-3-1 \h </w:instrText>
+            </w:r>
+            <w:r>
+              <w:fldChar w:fldCharType="separate"/>
+            </w:r>
+            <w:r>
+              <w:t>0</w:t>
+            </w:r>
+            <w:r>
+              <w:fldChar w:fldCharType="end"/>
             </w:r>
           </w:p>
         </w:tc>
@@ -1436,7 +1676,19 @@
               <w:jc w:val="center"/>
             </w:pPr>
             <w:r>
-              <w:t xml:space="preserve">—</w:t>
+              <w:fldChar w:fldCharType="begin"/>
+            </w:r>
+            <w:r>
+              <w:instrText xml:space="preserve"> PAGEREF tbl-3-2 \h </w:instrText>
+            </w:r>
+            <w:r>
+              <w:fldChar w:fldCharType="separate"/>
+            </w:r>
+            <w:r>
+              <w:t>0</w:t>
+            </w:r>
+            <w:r>
+              <w:fldChar w:fldCharType="end"/>
             </w:r>
           </w:p>
         </w:tc>
@@ -1472,7 +1724,19 @@
               <w:jc w:val="center"/>
             </w:pPr>
             <w:r>
-              <w:t xml:space="preserve">—</w:t>
+              <w:fldChar w:fldCharType="begin"/>
+            </w:r>
+            <w:r>
+              <w:instrText xml:space="preserve"> PAGEREF tbl-4-1 \h </w:instrText>
+            </w:r>
+            <w:r>
+              <w:fldChar w:fldCharType="separate"/>
+            </w:r>
+            <w:r>
+              <w:t>0</w:t>
+            </w:r>
+            <w:r>
+              <w:fldChar w:fldCharType="end"/>
             </w:r>
           </w:p>
         </w:tc>
@@ -1508,7 +1772,19 @@
               <w:jc w:val="center"/>
             </w:pPr>
             <w:r>
-              <w:t xml:space="preserve">—</w:t>
+              <w:fldChar w:fldCharType="begin"/>
+            </w:r>
+            <w:r>
+              <w:instrText xml:space="preserve"> PAGEREF tbl-4-2 \h </w:instrText>
+            </w:r>
+            <w:r>
+              <w:fldChar w:fldCharType="separate"/>
+            </w:r>
+            <w:r>
+              <w:t>0</w:t>
+            </w:r>
+            <w:r>
+              <w:fldChar w:fldCharType="end"/>
             </w:r>
           </w:p>
         </w:tc>
@@ -1544,7 +1820,19 @@
               <w:jc w:val="center"/>
             </w:pPr>
             <w:r>
-              <w:t xml:space="preserve">—</w:t>
+              <w:fldChar w:fldCharType="begin"/>
+            </w:r>
+            <w:r>
+              <w:instrText xml:space="preserve"> PAGEREF tbl-4-3 \h </w:instrText>
+            </w:r>
+            <w:r>
+              <w:fldChar w:fldCharType="separate"/>
+            </w:r>
+            <w:r>
+              <w:t>0</w:t>
+            </w:r>
+            <w:r>
+              <w:fldChar w:fldCharType="end"/>
             </w:r>
           </w:p>
         </w:tc>
@@ -1580,7 +1868,19 @@
               <w:jc w:val="center"/>
             </w:pPr>
             <w:r>
-              <w:t xml:space="preserve">—</w:t>
+              <w:fldChar w:fldCharType="begin"/>
+            </w:r>
+            <w:r>
+              <w:instrText xml:space="preserve"> PAGEREF tbl-4-4 \h </w:instrText>
+            </w:r>
+            <w:r>
+              <w:fldChar w:fldCharType="separate"/>
+            </w:r>
+            <w:r>
+              <w:t>0</w:t>
+            </w:r>
+            <w:r>
+              <w:fldChar w:fldCharType="end"/>
             </w:r>
           </w:p>
         </w:tc>
@@ -1616,7 +1916,19 @@
               <w:jc w:val="center"/>
             </w:pPr>
             <w:r>
-              <w:t xml:space="preserve">—</w:t>
+              <w:fldChar w:fldCharType="begin"/>
+            </w:r>
+            <w:r>
+              <w:instrText xml:space="preserve"> PAGEREF tbl-5-1 \h </w:instrText>
+            </w:r>
+            <w:r>
+              <w:fldChar w:fldCharType="separate"/>
+            </w:r>
+            <w:r>
+              <w:t>0</w:t>
+            </w:r>
+            <w:r>
+              <w:fldChar w:fldCharType="end"/>
             </w:r>
           </w:p>
         </w:tc>
@@ -1652,7 +1964,19 @@
               <w:jc w:val="center"/>
             </w:pPr>
             <w:r>
-              <w:t xml:space="preserve">—</w:t>
+              <w:fldChar w:fldCharType="begin"/>
+            </w:r>
+            <w:r>
+              <w:instrText xml:space="preserve"> PAGEREF tbl-5-2 \h </w:instrText>
+            </w:r>
+            <w:r>
+              <w:fldChar w:fldCharType="separate"/>
+            </w:r>
+            <w:r>
+              <w:t>0</w:t>
+            </w:r>
+            <w:r>
+              <w:fldChar w:fldCharType="end"/>
             </w:r>
           </w:p>
         </w:tc>
@@ -1688,7 +2012,19 @@
               <w:jc w:val="center"/>
             </w:pPr>
             <w:r>
-              <w:t xml:space="preserve">—</w:t>
+              <w:fldChar w:fldCharType="begin"/>
+            </w:r>
+            <w:r>
+              <w:instrText xml:space="preserve"> PAGEREF tbl-5-3 \h </w:instrText>
+            </w:r>
+            <w:r>
+              <w:fldChar w:fldCharType="separate"/>
+            </w:r>
+            <w:r>
+              <w:t>0</w:t>
+            </w:r>
+            <w:r>
+              <w:fldChar w:fldCharType="end"/>
             </w:r>
           </w:p>
         </w:tc>
@@ -1724,7 +2060,19 @@
               <w:jc w:val="center"/>
             </w:pPr>
             <w:r>
-              <w:t xml:space="preserve">—</w:t>
+              <w:fldChar w:fldCharType="begin"/>
+            </w:r>
+            <w:r>
+              <w:instrText xml:space="preserve"> PAGEREF tbl-5-4 \h </w:instrText>
+            </w:r>
+            <w:r>
+              <w:fldChar w:fldCharType="separate"/>
+            </w:r>
+            <w:r>
+              <w:t>0</w:t>
+            </w:r>
+            <w:r>
+              <w:fldChar w:fldCharType="end"/>
             </w:r>
           </w:p>
         </w:tc>
@@ -1760,7 +2108,19 @@
               <w:jc w:val="center"/>
             </w:pPr>
             <w:r>
-              <w:t xml:space="preserve">—</w:t>
+              <w:fldChar w:fldCharType="begin"/>
+            </w:r>
+            <w:r>
+              <w:instrText xml:space="preserve"> PAGEREF tbl-5-5 \h </w:instrText>
+            </w:r>
+            <w:r>
+              <w:fldChar w:fldCharType="separate"/>
+            </w:r>
+            <w:r>
+              <w:t>0</w:t>
+            </w:r>
+            <w:r>
+              <w:fldChar w:fldCharType="end"/>
             </w:r>
           </w:p>
         </w:tc>
@@ -1796,7 +2156,19 @@
               <w:jc w:val="center"/>
             </w:pPr>
             <w:r>
-              <w:t xml:space="preserve">—</w:t>
+              <w:fldChar w:fldCharType="begin"/>
+            </w:r>
+            <w:r>
+              <w:instrText xml:space="preserve"> PAGEREF tbl-5-6 \h </w:instrText>
+            </w:r>
+            <w:r>
+              <w:fldChar w:fldCharType="separate"/>
+            </w:r>
+            <w:r>
+              <w:t>0</w:t>
+            </w:r>
+            <w:r>
+              <w:fldChar w:fldCharType="end"/>
             </w:r>
           </w:p>
         </w:tc>
@@ -1832,7 +2204,19 @@
               <w:jc w:val="center"/>
             </w:pPr>
             <w:r>
-              <w:t xml:space="preserve">—</w:t>
+              <w:fldChar w:fldCharType="begin"/>
+            </w:r>
+            <w:r>
+              <w:instrText xml:space="preserve"> PAGEREF tbl-5-7 \h </w:instrText>
+            </w:r>
+            <w:r>
+              <w:fldChar w:fldCharType="separate"/>
+            </w:r>
+            <w:r>
+              <w:t>0</w:t>
+            </w:r>
+            <w:r>
+              <w:fldChar w:fldCharType="end"/>
             </w:r>
           </w:p>
         </w:tc>
@@ -1868,7 +2252,19 @@
               <w:jc w:val="center"/>
             </w:pPr>
             <w:r>
-              <w:t xml:space="preserve">—</w:t>
+              <w:fldChar w:fldCharType="begin"/>
+            </w:r>
+            <w:r>
+              <w:instrText xml:space="preserve"> PAGEREF tbl-5-8 \h </w:instrText>
+            </w:r>
+            <w:r>
+              <w:fldChar w:fldCharType="separate"/>
+            </w:r>
+            <w:r>
+              <w:t>0</w:t>
+            </w:r>
+            <w:r>
+              <w:fldChar w:fldCharType="end"/>
             </w:r>
           </w:p>
         </w:tc>
@@ -1904,7 +2300,19 @@
               <w:jc w:val="center"/>
             </w:pPr>
             <w:r>
-              <w:t xml:space="preserve">—</w:t>
+              <w:fldChar w:fldCharType="begin"/>
+            </w:r>
+            <w:r>
+              <w:instrText xml:space="preserve"> PAGEREF tbl-5-9 \h </w:instrText>
+            </w:r>
+            <w:r>
+              <w:fldChar w:fldCharType="separate"/>
+            </w:r>
+            <w:r>
+              <w:t>0</w:t>
+            </w:r>
+            <w:r>
+              <w:fldChar w:fldCharType="end"/>
             </w:r>
           </w:p>
         </w:tc>
@@ -1940,7 +2348,19 @@
               <w:jc w:val="center"/>
             </w:pPr>
             <w:r>
-              <w:t xml:space="preserve">—</w:t>
+              <w:fldChar w:fldCharType="begin"/>
+            </w:r>
+            <w:r>
+              <w:instrText xml:space="preserve"> PAGEREF tbl-5-10 \h </w:instrText>
+            </w:r>
+            <w:r>
+              <w:fldChar w:fldCharType="separate"/>
+            </w:r>
+            <w:r>
+              <w:t>0</w:t>
+            </w:r>
+            <w:r>
+              <w:fldChar w:fldCharType="end"/>
             </w:r>
           </w:p>
         </w:tc>
@@ -1976,7 +2396,19 @@
               <w:jc w:val="center"/>
             </w:pPr>
             <w:r>
-              <w:t xml:space="preserve">—</w:t>
+              <w:fldChar w:fldCharType="begin"/>
+            </w:r>
+            <w:r>
+              <w:instrText xml:space="preserve"> PAGEREF tbl-5-11 \h </w:instrText>
+            </w:r>
+            <w:r>
+              <w:fldChar w:fldCharType="separate"/>
+            </w:r>
+            <w:r>
+              <w:t>0</w:t>
+            </w:r>
+            <w:r>
+              <w:fldChar w:fldCharType="end"/>
             </w:r>
           </w:p>
         </w:tc>
@@ -2012,7 +2444,19 @@
               <w:jc w:val="center"/>
             </w:pPr>
             <w:r>
-              <w:t xml:space="preserve">—</w:t>
+              <w:fldChar w:fldCharType="begin"/>
+            </w:r>
+            <w:r>
+              <w:instrText xml:space="preserve"> PAGEREF tbl-5-12 \h </w:instrText>
+            </w:r>
+            <w:r>
+              <w:fldChar w:fldCharType="separate"/>
+            </w:r>
+            <w:r>
+              <w:t>0</w:t>
+            </w:r>
+            <w:r>
+              <w:fldChar w:fldCharType="end"/>
             </w:r>
           </w:p>
         </w:tc>
@@ -2048,7 +2492,19 @@
               <w:jc w:val="center"/>
             </w:pPr>
             <w:r>
-              <w:t xml:space="preserve">—</w:t>
+              <w:fldChar w:fldCharType="begin"/>
+            </w:r>
+            <w:r>
+              <w:instrText xml:space="preserve"> PAGEREF tbl-5-13 \h </w:instrText>
+            </w:r>
+            <w:r>
+              <w:fldChar w:fldCharType="separate"/>
+            </w:r>
+            <w:r>
+              <w:t>0</w:t>
+            </w:r>
+            <w:r>
+              <w:fldChar w:fldCharType="end"/>
             </w:r>
           </w:p>
         </w:tc>
@@ -2084,7 +2540,19 @@
               <w:jc w:val="center"/>
             </w:pPr>
             <w:r>
-              <w:t xml:space="preserve">—</w:t>
+              <w:fldChar w:fldCharType="begin"/>
+            </w:r>
+            <w:r>
+              <w:instrText xml:space="preserve"> PAGEREF tbl-6-1 \h </w:instrText>
+            </w:r>
+            <w:r>
+              <w:fldChar w:fldCharType="separate"/>
+            </w:r>
+            <w:r>
+              <w:t>0</w:t>
+            </w:r>
+            <w:r>
+              <w:fldChar w:fldCharType="end"/>
             </w:r>
           </w:p>
         </w:tc>
@@ -2120,7 +2588,19 @@
               <w:jc w:val="center"/>
             </w:pPr>
             <w:r>
-              <w:t xml:space="preserve">—</w:t>
+              <w:fldChar w:fldCharType="begin"/>
+            </w:r>
+            <w:r>
+              <w:instrText xml:space="preserve"> PAGEREF tbl-6-2 \h </w:instrText>
+            </w:r>
+            <w:r>
+              <w:fldChar w:fldCharType="separate"/>
+            </w:r>
+            <w:r>
+              <w:t>0</w:t>
+            </w:r>
+            <w:r>
+              <w:fldChar w:fldCharType="end"/>
             </w:r>
           </w:p>
         </w:tc>
@@ -2156,7 +2636,19 @@
               <w:jc w:val="center"/>
             </w:pPr>
             <w:r>
-              <w:t xml:space="preserve">—</w:t>
+              <w:fldChar w:fldCharType="begin"/>
+            </w:r>
+            <w:r>
+              <w:instrText xml:space="preserve"> PAGEREF tbl-6-3 \h </w:instrText>
+            </w:r>
+            <w:r>
+              <w:fldChar w:fldCharType="separate"/>
+            </w:r>
+            <w:r>
+              <w:t>0</w:t>
+            </w:r>
+            <w:r>
+              <w:fldChar w:fldCharType="end"/>
             </w:r>
           </w:p>
         </w:tc>
@@ -2356,7 +2848,7 @@
     </w:p>
     <w:bookmarkEnd w:id="18"/>
     <w:bookmarkEnd w:id="19"/>
-    <w:bookmarkStart w:id="41" w:name="chương-1-giới-thiệu"/>
+    <w:bookmarkStart w:id="44" w:name="chương-1-giới-thiệu"/>
     <w:p>
       <w:pPr>
         <w:pStyle w:val="Heading1"/>
@@ -2923,7 +3415,7 @@
     </w:p>
     <w:bookmarkEnd w:id="22"/>
     <w:bookmarkEnd w:id="23"/>
-    <w:bookmarkStart w:id="27" w:name="X3c2ddbb5c5de9660782e92a929b035e0266b34b"/>
+    <w:bookmarkStart w:id="29" w:name="X3c2ddbb5c5de9660782e92a929b035e0266b34b"/>
     <w:p>
       <w:pPr>
         <w:pStyle w:val="Heading2"/>
@@ -2950,7 +3442,7 @@
       </w:r>
     </w:p>
     <w:bookmarkEnd w:id="24"/>
-    <w:bookmarkStart w:id="25" w:name="X3155a25d7e97b511d04e95539a9dbbb6b47bc3d"/>
+    <w:bookmarkStart w:id="27" w:name="X3155a25d7e97b511d04e95539a9dbbb6b47bc3d"/>
     <w:p>
       <w:pPr>
         <w:pStyle w:val="Heading3"/>
@@ -3267,6 +3759,8 @@
         </w:rPr>
         <w:t xml:space="preserve">Bảng 1.1.</w:t>
       </w:r>
+      <w:bookmarkStart w:id="25" w:name="tbl-1-1"/>
+      <w:bookmarkEnd w:id="25"/>
       <w:r>
         <w:t xml:space="preserve"> </w:t>
       </w:r>
@@ -3760,6 +4254,8 @@
         </w:rPr>
         <w:t xml:space="preserve">Bảng 1.2.</w:t>
       </w:r>
+      <w:bookmarkStart w:id="26" w:name="tbl-1-2"/>
+      <w:bookmarkEnd w:id="26"/>
       <w:r>
         <w:t xml:space="preserve"> </w:t>
       </w:r>
@@ -4286,8 +4782,8 @@
         <w:t xml:space="preserve">, các yêu cầu còn lại chỉ mất màn hình hiển thị. Chi tiết ở mục 4.1.3 và 6.2.</w:t>
       </w:r>
     </w:p>
-    <w:bookmarkEnd w:id="25"/>
-    <w:bookmarkStart w:id="26" w:name="Xb52a33f2c304431b4ad954be2c8fbe24b26170b"/>
+    <w:bookmarkEnd w:id="27"/>
+    <w:bookmarkStart w:id="28" w:name="Xb52a33f2c304431b4ad954be2c8fbe24b26170b"/>
     <w:p>
       <w:pPr>
         <w:pStyle w:val="Heading3"/>
@@ -4502,9 +4998,9 @@
         <w:t xml:space="preserve">.</w:t>
       </w:r>
     </w:p>
-    <w:bookmarkEnd w:id="26"/>
-    <w:bookmarkEnd w:id="27"/>
-    <w:bookmarkStart w:id="35" w:name="X6bee59a95cc07d62ba659aeba3f26651b99554f"/>
+    <w:bookmarkEnd w:id="28"/>
+    <w:bookmarkEnd w:id="29"/>
+    <w:bookmarkStart w:id="38" w:name="X6bee59a95cc07d62ba659aeba3f26651b99554f"/>
     <w:p>
       <w:pPr>
         <w:pStyle w:val="Heading2"/>
@@ -4513,7 +5009,7 @@
         <w:t xml:space="preserve">1.3. Đối tượng và phạm vi nghiên cứu</w:t>
       </w:r>
     </w:p>
-    <w:bookmarkStart w:id="28" w:name="X4a9dfd1bfd6a6fe14486c8e3abd9e0086daa2ee"/>
+    <w:bookmarkStart w:id="30" w:name="X4a9dfd1bfd6a6fe14486c8e3abd9e0086daa2ee"/>
     <w:p>
       <w:pPr>
         <w:pStyle w:val="Heading3"/>
@@ -4660,8 +5156,8 @@
         <w:t xml:space="preserve">).</w:t>
       </w:r>
     </w:p>
-    <w:bookmarkEnd w:id="28"/>
-    <w:bookmarkStart w:id="29" w:name="Xec44d3e10117ec2f1ee20e994c4a5511f4e4847"/>
+    <w:bookmarkEnd w:id="30"/>
+    <w:bookmarkStart w:id="31" w:name="Xec44d3e10117ec2f1ee20e994c4a5511f4e4847"/>
     <w:p>
       <w:pPr>
         <w:pStyle w:val="Heading3"/>
@@ -4821,8 +5317,8 @@
         <w:t xml:space="preserve">unit test, integration test, kiểm thử độ chính xác AI, hiệu năng, chịu tải; tài liệu học thuật và kỹ thuật.</w:t>
       </w:r>
     </w:p>
-    <w:bookmarkEnd w:id="29"/>
-    <w:bookmarkStart w:id="30" w:name="X13094c881ebaa7eae2f5949f990496976b57918"/>
+    <w:bookmarkEnd w:id="31"/>
+    <w:bookmarkStart w:id="32" w:name="X13094c881ebaa7eae2f5949f990496976b57918"/>
     <w:p>
       <w:pPr>
         <w:pStyle w:val="Heading3"/>
@@ -5140,8 +5636,8 @@
         <w:t xml:space="preserve">(Hình 1.1).</w:t>
       </w:r>
     </w:p>
-    <w:bookmarkEnd w:id="30"/>
-    <w:bookmarkStart w:id="34" w:name="X90b329701d8070222fecd9b28c02694ecbbc3c9"/>
+    <w:bookmarkEnd w:id="32"/>
+    <w:bookmarkStart w:id="37" w:name="X90b329701d8070222fecd9b28c02694ecbbc3c9"/>
     <w:p>
       <w:pPr>
         <w:pStyle w:val="Heading3"/>
@@ -5159,18 +5655,18 @@
           <wp:inline>
             <wp:extent cx="5334000" cy="3204482"/>
             <wp:effectExtent b="0" l="0" r="0" t="0"/>
-            <wp:docPr descr="" title="" id="32" name="Picture"/>
+            <wp:docPr descr="" title="" id="34" name="Picture"/>
             <a:graphic>
               <a:graphicData uri="http://schemas.openxmlformats.org/drawingml/2006/picture">
                 <pic:pic>
                   <pic:nvPicPr>
-                    <pic:cNvPr descr="figures/fig-ch1-01.png" id="33" name="Picture"/>
+                    <pic:cNvPr descr="figures/fig-ch1-01.png" id="35" name="Picture"/>
                     <pic:cNvPicPr>
                       <a:picLocks noChangeArrowheads="1" noChangeAspect="1"/>
                     </pic:cNvPicPr>
                   </pic:nvPicPr>
                   <pic:blipFill>
-                    <a:blip r:embed="rId31"/>
+                    <a:blip r:embed="rId33"/>
                     <a:stretch>
                       <a:fillRect/>
                     </a:stretch>
@@ -5208,6 +5704,8 @@
         </w:rPr>
         <w:t xml:space="preserve">Hình 1.1.</w:t>
       </w:r>
+      <w:bookmarkStart w:id="36" w:name="fig-1-1"/>
+      <w:bookmarkEnd w:id="36"/>
       <w:r>
         <w:t xml:space="preserve"> </w:t>
       </w:r>
@@ -5267,9 +5765,9 @@
         <w:t xml:space="preserve">.</w:t>
       </w:r>
     </w:p>
-    <w:bookmarkEnd w:id="34"/>
-    <w:bookmarkEnd w:id="35"/>
-    <w:bookmarkStart w:id="37" w:name="Xb336306c19b98e35e2c5b07473c7b2a289b22b1"/>
+    <w:bookmarkEnd w:id="37"/>
+    <w:bookmarkEnd w:id="38"/>
+    <w:bookmarkStart w:id="40" w:name="Xb336306c19b98e35e2c5b07473c7b2a289b22b1"/>
     <w:p>
       <w:pPr>
         <w:pStyle w:val="Heading2"/>
@@ -5309,7 +5807,7 @@
         <w:t xml:space="preserve">, kèm cấu hình phần cứng và cỡ mẫu); và quy trình phát triển theo giai đoạn, mỗi giai đoạn khép lại bằng một bộ tài liệu và một mốc kiểm chứng.</w:t>
       </w:r>
     </w:p>
-    <w:bookmarkStart w:id="36" w:name="X94a0e4fa44f95575832cc95916ee7a3ebd1ff24"/>
+    <w:bookmarkStart w:id="39" w:name="X94a0e4fa44f95575832cc95916ee7a3ebd1ff24"/>
     <w:p>
       <w:pPr>
         <w:pStyle w:val="Heading3"/>
@@ -5355,9 +5853,9 @@
         <w:t xml:space="preserve">và là đóng góp kỹ thuật chính của đề tài: khối xử lý ảnh vùng biển (nắn hình, phân loại bố cục, tách hai nửa, ghép ngang) và khối hậu xử lý theo quy chuẩn (mặt nạ vị trí, tập mã tỉnh, bảng ánh xạ nhầm lẫn).</w:t>
       </w:r>
     </w:p>
-    <w:bookmarkEnd w:id="36"/>
-    <w:bookmarkEnd w:id="37"/>
-    <w:bookmarkStart w:id="40" w:name="X995047f04ff093c83575386314fe17e37a71012"/>
+    <w:bookmarkEnd w:id="39"/>
+    <w:bookmarkEnd w:id="40"/>
+    <w:bookmarkStart w:id="43" w:name="X995047f04ff093c83575386314fe17e37a71012"/>
     <w:p>
       <w:pPr>
         <w:pStyle w:val="Heading2"/>
@@ -5366,7 +5864,7 @@
         <w:t xml:space="preserve">1.5. Đóng góp của đề tài</w:t>
       </w:r>
     </w:p>
-    <w:bookmarkStart w:id="38" w:name="X2061df313952a9adf182147f3b87de95d67d592"/>
+    <w:bookmarkStart w:id="41" w:name="X2061df313952a9adf182147f3b87de95d67d592"/>
     <w:p>
       <w:pPr>
         <w:pStyle w:val="Heading3"/>
@@ -5714,20 +6212,7 @@
         <w:t xml:space="preserve">68,87%</w:t>
       </w:r>
       <w:r>
-        <w:t xml:space="preserve">, hơn EasyOCR 54,59 điểm và Tesseract 58,59 điểm. Một kết quả</w:t>
-      </w:r>
-      <w:r>
-        <w:t xml:space="preserve"> </w:t>
-      </w:r>
-      <w:r>
-        <w:rPr>
-          <w:b/>
-          <w:bCs/>
-        </w:rPr>
-        <w:t xml:space="preserve">khác dự đoán ban đầu</w:t>
-      </w:r>
-      <w:r>
-        <w:t xml:space="preserve">: bước tách rồi ghép ngang nâng PaddleOCR</w:t>
+        <w:t xml:space="preserve">, hơn EasyOCR 54,59 điểm và Tesseract 58,59 điểm. Kết quả thực nghiệm cho thấy một điểm khác với dự đoán ban đầu: bước tách rồi ghép ngang nâng PaddleOCR</w:t>
       </w:r>
       <w:r>
         <w:t xml:space="preserve"> </w:t>
@@ -5812,8 +6297,8 @@
         <w:t xml:space="preserve">, nêu ra để mô tả sản phẩm bàn giao chứ không tính là đóng góp khoa học.</w:t>
       </w:r>
     </w:p>
-    <w:bookmarkEnd w:id="38"/>
-    <w:bookmarkStart w:id="39" w:name="Xdc5d1397575744cb0b99b85798b878a656d11f1"/>
+    <w:bookmarkEnd w:id="41"/>
+    <w:bookmarkStart w:id="42" w:name="Xdc5d1397575744cb0b99b85798b878a656d11f1"/>
     <w:p>
       <w:pPr>
         <w:pStyle w:val="Heading3"/>
@@ -5896,10 +6381,10 @@
         <w:br w:type="page"/>
       </w:r>
     </w:p>
-    <w:bookmarkEnd w:id="39"/>
-    <w:bookmarkEnd w:id="40"/>
-    <w:bookmarkEnd w:id="41"/>
-    <w:bookmarkStart w:id="71" w:name="chương-2-cơ-sở-lý-thuyết"/>
+    <w:bookmarkEnd w:id="42"/>
+    <w:bookmarkEnd w:id="43"/>
+    <w:bookmarkEnd w:id="44"/>
+    <w:bookmarkStart w:id="80" w:name="chương-2-cơ-sở-lý-thuyết"/>
     <w:p>
       <w:pPr>
         <w:pStyle w:val="Heading1"/>
@@ -5932,7 +6417,7 @@
         <w:t xml:space="preserve">— lĩnh vực này hay công bố số trên 99% nhưng đo trên tập dữ liệu và giao thức rất khác nhau.</w:t>
       </w:r>
     </w:p>
-    <w:bookmarkStart w:id="42" w:name="X03e61a30f68a3ec7149d9b788d287ca4838eb30"/>
+    <w:bookmarkStart w:id="45" w:name="X03e61a30f68a3ec7149d9b788d287ca4838eb30"/>
     <w:p>
       <w:pPr>
         <w:pStyle w:val="Heading2"/>
@@ -6086,8 +6571,8 @@
         <w:t xml:space="preserve">(2.4), và khảo sát công trình liên quan cùng sáu khoảng trống nghiên cứu (2.5).</w:t>
       </w:r>
     </w:p>
-    <w:bookmarkEnd w:id="42"/>
-    <w:bookmarkStart w:id="47" w:name="X504ee522ec93316cd1a0ad0a1398e9105ea8b4a"/>
+    <w:bookmarkEnd w:id="45"/>
+    <w:bookmarkStart w:id="50" w:name="X504ee522ec93316cd1a0ad0a1398e9105ea8b4a"/>
     <w:p>
       <w:pPr>
         <w:pStyle w:val="Heading2"/>
@@ -6130,7 +6615,7 @@
         <w:t xml:space="preserve">. Mục này chỉ khai triển ba đặc điểm mà thiết kế hệ thống dựa trực tiếp vào: tập ký tự sê-ri phụ thuộc vị trí, màu nền, và tỉ lệ khung hình.</w:t>
       </w:r>
     </w:p>
-    <w:bookmarkStart w:id="43" w:name="Xcf06f179598b064ff34fdfc876ea650845f60c3"/>
+    <w:bookmarkStart w:id="46" w:name="Xcf06f179598b064ff34fdfc876ea650845f60c3"/>
     <w:p>
       <w:pPr>
         <w:pStyle w:val="Heading3"/>
@@ -6371,8 +6856,8 @@
         <w:t xml:space="preserve">.</w:t>
       </w:r>
     </w:p>
-    <w:bookmarkEnd w:id="43"/>
-    <w:bookmarkStart w:id="44" w:name="X7cca76a6c00863665f1ece198b45930e76a4815"/>
+    <w:bookmarkEnd w:id="46"/>
+    <w:bookmarkStart w:id="47" w:name="X7cca76a6c00863665f1ece198b45930e76a4815"/>
     <w:p>
       <w:pPr>
         <w:pStyle w:val="Heading3"/>
@@ -6444,8 +6929,8 @@
         <w:t xml:space="preserve">, nên không phát hiện được xe điện qua màu biển.</w:t>
       </w:r>
     </w:p>
-    <w:bookmarkEnd w:id="44"/>
-    <w:bookmarkStart w:id="45" w:name="X318187e524c205ecd0a5aa01da2d44a64b5cf45"/>
+    <w:bookmarkEnd w:id="47"/>
+    <w:bookmarkStart w:id="48" w:name="X318187e524c205ecd0a5aa01da2d44a64b5cf45"/>
     <w:p>
       <w:pPr>
         <w:pStyle w:val="Heading3"/>
@@ -6673,8 +7158,8 @@
         <w:t xml:space="preserve">.</w:t>
       </w:r>
     </w:p>
-    <w:bookmarkEnd w:id="45"/>
-    <w:bookmarkStart w:id="46" w:name="X9b4290293470b70b784abd5d33a63d88e05cdbe"/>
+    <w:bookmarkEnd w:id="48"/>
+    <w:bookmarkStart w:id="49" w:name="X9b4290293470b70b784abd5d33a63d88e05cdbe"/>
     <w:p>
       <w:pPr>
         <w:pStyle w:val="Heading3"/>
@@ -6819,9 +7304,9 @@
         <w:t xml:space="preserve">buộc hậu xử lý tách rời mô hình để cập nhật độc lập.</w:t>
       </w:r>
     </w:p>
-    <w:bookmarkEnd w:id="46"/>
-    <w:bookmarkEnd w:id="47"/>
-    <w:bookmarkStart w:id="54" w:name="Xb0509c4b89cd1a55c49548d43dfa3a371309dfc"/>
+    <w:bookmarkEnd w:id="49"/>
+    <w:bookmarkEnd w:id="50"/>
+    <w:bookmarkStart w:id="59" w:name="Xb0509c4b89cd1a55c49548d43dfa3a371309dfc"/>
     <w:p>
       <w:pPr>
         <w:pStyle w:val="Heading2"/>
@@ -6830,7 +7315,7 @@
         <w:t xml:space="preserve">2.3. Cơ sở lý thuyết về phát hiện đối tượng</w:t>
       </w:r>
     </w:p>
-    <w:bookmarkStart w:id="51" w:name="X3544b93b5521cede01a672222be982c5da5ee0b"/>
+    <w:bookmarkStart w:id="55" w:name="X3544b93b5521cede01a672222be982c5da5ee0b"/>
     <w:p>
       <w:pPr>
         <w:pStyle w:val="Heading3"/>
@@ -6891,18 +7376,18 @@
           <wp:inline>
             <wp:extent cx="5334000" cy="1435553"/>
             <wp:effectExtent b="0" l="0" r="0" t="0"/>
-            <wp:docPr descr="" title="" id="49" name="Picture"/>
+            <wp:docPr descr="" title="" id="52" name="Picture"/>
             <a:graphic>
               <a:graphicData uri="http://schemas.openxmlformats.org/drawingml/2006/picture">
                 <pic:pic>
                   <pic:nvPicPr>
-                    <pic:cNvPr descr="figures/fig-ch2-05.png" id="50" name="Picture"/>
+                    <pic:cNvPr descr="figures/fig-ch2-05.png" id="53" name="Picture"/>
                     <pic:cNvPicPr>
                       <a:picLocks noChangeArrowheads="1" noChangeAspect="1"/>
                     </pic:cNvPicPr>
                   </pic:nvPicPr>
                   <pic:blipFill>
-                    <a:blip r:embed="rId48"/>
+                    <a:blip r:embed="rId51"/>
                     <a:stretch>
                       <a:fillRect/>
                     </a:stretch>
@@ -6940,6 +7425,8 @@
         </w:rPr>
         <w:t xml:space="preserve">Hình 2.1.</w:t>
       </w:r>
+      <w:bookmarkStart w:id="54" w:name="fig-2-1"/>
+      <w:bookmarkEnd w:id="54"/>
       <w:r>
         <w:t xml:space="preserve"> </w:t>
       </w:r>
@@ -7048,8 +7535,8 @@
         <w:t xml:space="preserve">.</w:t>
       </w:r>
     </w:p>
-    <w:bookmarkEnd w:id="51"/>
-    <w:bookmarkStart w:id="52" w:name="X3dc61e85a041c9382e5f63eacba80e0939748f4"/>
+    <w:bookmarkEnd w:id="55"/>
+    <w:bookmarkStart w:id="57" w:name="X3dc61e85a041c9382e5f63eacba80e0939748f4"/>
     <w:p>
       <w:pPr>
         <w:pStyle w:val="Heading3"/>
@@ -7219,6 +7706,8 @@
         </w:rPr>
         <w:t xml:space="preserve">Bảng 2.1.</w:t>
       </w:r>
+      <w:bookmarkStart w:id="56" w:name="tbl-2-1"/>
+      <w:bookmarkEnd w:id="56"/>
       <w:r>
         <w:t xml:space="preserve"> </w:t>
       </w:r>
@@ -7661,8 +8150,8 @@
         <w:t xml:space="preserve">và luận cứ chọn YOLO11 trình bày ở mục 3.2.</w:t>
       </w:r>
     </w:p>
-    <w:bookmarkEnd w:id="52"/>
-    <w:bookmarkStart w:id="53" w:name="X026840de65bf32be07551a693e20d16f6244048"/>
+    <w:bookmarkEnd w:id="57"/>
+    <w:bookmarkStart w:id="58" w:name="X026840de65bf32be07551a693e20d16f6244048"/>
     <w:p>
       <w:pPr>
         <w:pStyle w:val="Heading3"/>
@@ -8735,9 +9224,9 @@
         <w:t xml:space="preserve">:0.95; giá trị ở Chương 5.</w:t>
       </w:r>
     </w:p>
-    <w:bookmarkEnd w:id="53"/>
-    <w:bookmarkEnd w:id="54"/>
-    <w:bookmarkStart w:id="65" w:name="X3b57c2622543092b9dcba0f4855aa826ad23e44"/>
+    <w:bookmarkEnd w:id="58"/>
+    <w:bookmarkEnd w:id="59"/>
+    <w:bookmarkStart w:id="73" w:name="X3b57c2622543092b9dcba0f4855aa826ad23e44"/>
     <w:p>
       <w:pPr>
         <w:pStyle w:val="Heading2"/>
@@ -8746,7 +9235,7 @@
         <w:t xml:space="preserve">2.4. Cơ sở lý thuyết về nhận dạng ký tự</w:t>
       </w:r>
     </w:p>
-    <w:bookmarkStart w:id="55" w:name="X84c77b2a1be7c1bd57d07db06269b3a824b8bf7"/>
+    <w:bookmarkStart w:id="61" w:name="X84c77b2a1be7c1bd57d07db06269b3a824b8bf7"/>
     <w:p>
       <w:pPr>
         <w:pStyle w:val="Heading3"/>
@@ -8826,6 +9315,8 @@
         </w:rPr>
         <w:t xml:space="preserve">Bảng 2.2.</w:t>
       </w:r>
+      <w:bookmarkStart w:id="60" w:name="tbl-2-2"/>
+      <w:bookmarkEnd w:id="60"/>
       <w:r>
         <w:t xml:space="preserve"> </w:t>
       </w:r>
@@ -9136,8 +9627,8 @@
         </w:tc>
       </w:tr>
     </w:tbl>
-    <w:bookmarkEnd w:id="55"/>
-    <w:bookmarkStart w:id="59" w:name="X05548c71fff8d19d9ddb566373bd53714057bf0"/>
+    <w:bookmarkEnd w:id="61"/>
+    <w:bookmarkStart w:id="66" w:name="X05548c71fff8d19d9ddb566373bd53714057bf0"/>
     <w:p>
       <w:pPr>
         <w:pStyle w:val="Heading3"/>
@@ -9738,18 +10229,18 @@
           <wp:inline>
             <wp:extent cx="5334000" cy="2884362"/>
             <wp:effectExtent b="0" l="0" r="0" t="0"/>
-            <wp:docPr descr="" title="" id="57" name="Picture"/>
+            <wp:docPr descr="" title="" id="63" name="Picture"/>
             <a:graphic>
               <a:graphicData uri="http://schemas.openxmlformats.org/drawingml/2006/picture">
                 <pic:pic>
                   <pic:nvPicPr>
-                    <pic:cNvPr descr="figures/fig-ch2-crnn-ctc.png" id="58" name="Picture"/>
+                    <pic:cNvPr descr="figures/fig-ch2-crnn-ctc.png" id="64" name="Picture"/>
                     <pic:cNvPicPr>
                       <a:picLocks noChangeArrowheads="1" noChangeAspect="1"/>
                     </pic:cNvPicPr>
                   </pic:nvPicPr>
                   <pic:blipFill>
-                    <a:blip r:embed="rId56"/>
+                    <a:blip r:embed="rId62"/>
                     <a:stretch>
                       <a:fillRect/>
                     </a:stretch>
@@ -9787,6 +10278,8 @@
         </w:rPr>
         <w:t xml:space="preserve">Hình 2.2.</w:t>
       </w:r>
+      <w:bookmarkStart w:id="65" w:name="fig-2-2"/>
+      <w:bookmarkEnd w:id="65"/>
       <w:r>
         <w:t xml:space="preserve"> </w:t>
       </w:r>
@@ -9794,8 +10287,8 @@
         <w:t xml:space="preserve">Kiến trúc CRNN và cách CTC gộp chuỗi thô.</w:t>
       </w:r>
     </w:p>
-    <w:bookmarkEnd w:id="59"/>
-    <w:bookmarkStart w:id="63" w:name="X90db8aae343b9ac5d8b074d902a40061ac2a5f1"/>
+    <w:bookmarkEnd w:id="66"/>
+    <w:bookmarkStart w:id="71" w:name="X90db8aae343b9ac5d8b074d902a40061ac2a5f1"/>
     <w:p>
       <w:pPr>
         <w:pStyle w:val="Heading3"/>
@@ -9847,18 +10340,18 @@
           <wp:inline>
             <wp:extent cx="5334000" cy="632732"/>
             <wp:effectExtent b="0" l="0" r="0" t="0"/>
-            <wp:docPr descr="" title="" id="61" name="Picture"/>
+            <wp:docPr descr="" title="" id="68" name="Picture"/>
             <a:graphic>
               <a:graphicData uri="http://schemas.openxmlformats.org/drawingml/2006/picture">
                 <pic:pic>
                   <pic:nvPicPr>
-                    <pic:cNvPr descr="figures/fig-ch2-07.png" id="62" name="Picture"/>
+                    <pic:cNvPr descr="figures/fig-ch2-07.png" id="69" name="Picture"/>
                     <pic:cNvPicPr>
                       <a:picLocks noChangeArrowheads="1" noChangeAspect="1"/>
                     </pic:cNvPicPr>
                   </pic:nvPicPr>
                   <pic:blipFill>
-                    <a:blip r:embed="rId60"/>
+                    <a:blip r:embed="rId67"/>
                     <a:stretch>
                       <a:fillRect/>
                     </a:stretch>
@@ -9896,6 +10389,8 @@
         </w:rPr>
         <w:t xml:space="preserve">Hình 2.3.</w:t>
       </w:r>
+      <w:bookmarkStart w:id="70" w:name="fig-2-3"/>
+      <w:bookmarkEnd w:id="70"/>
       <w:r>
         <w:t xml:space="preserve"> </w:t>
       </w:r>
@@ -9911,8 +10406,8 @@
         <w:t xml:space="preserve">Có nhiều cách phân biệt biển một dòng với hai dòng — lấy lớp từ chính bộ phát hiện, cắt đôi theo tỷ lệ hình học, chiếu ngang tìm điểm trũng, phân cụm hộp bao ký tự theo toạ độ dọc, hoặc kiểm tra tính thẳng hàng của ký tự. Phương án được chọn và lý do trình bày ở mục 4.6.4.</w:t>
       </w:r>
     </w:p>
-    <w:bookmarkEnd w:id="63"/>
-    <w:bookmarkStart w:id="64" w:name="X2056697f7d1cb151f94bac25d65ee215b413db8"/>
+    <w:bookmarkEnd w:id="71"/>
+    <w:bookmarkStart w:id="72" w:name="X2056697f7d1cb151f94bac25d65ee215b413db8"/>
     <w:p>
       <w:pPr>
         <w:pStyle w:val="Heading3"/>
@@ -10508,9 +11003,9 @@
         <w:t xml:space="preserve">; giá trị ở Chương 5.</w:t>
       </w:r>
     </w:p>
-    <w:bookmarkEnd w:id="64"/>
-    <w:bookmarkEnd w:id="65"/>
-    <w:bookmarkStart w:id="70" w:name="X433805c7645b98ab65ccaee2bea6de58007170b"/>
+    <w:bookmarkEnd w:id="72"/>
+    <w:bookmarkEnd w:id="73"/>
+    <w:bookmarkStart w:id="79" w:name="X433805c7645b98ab65ccaee2bea6de58007170b"/>
     <w:p>
       <w:pPr>
         <w:pStyle w:val="Heading2"/>
@@ -10519,7 +11014,7 @@
         <w:t xml:space="preserve">2.5. Các công trình liên quan</w:t>
       </w:r>
     </w:p>
-    <w:bookmarkStart w:id="66" w:name="Xcafd560625b86f8c7fd780011e95df453ac4d3a"/>
+    <w:bookmarkStart w:id="74" w:name="Xcafd560625b86f8c7fd780011e95df453ac4d3a"/>
     <w:p>
       <w:pPr>
         <w:pStyle w:val="Heading3"/>
@@ -10749,8 +11244,8 @@
         <w:t xml:space="preserve">) chỉ nói lên độ khít của hộp bao, không nói gì về khả năng đọc biển hai dòng.</w:t>
       </w:r>
     </w:p>
-    <w:bookmarkEnd w:id="66"/>
-    <w:bookmarkStart w:id="67" w:name="Xdcdaba5d17eb6019f138df7f0cfc9e0215fa299"/>
+    <w:bookmarkEnd w:id="74"/>
+    <w:bookmarkStart w:id="75" w:name="Xdcdaba5d17eb6019f138df7f0cfc9e0215fa299"/>
     <w:p>
       <w:pPr>
         <w:pStyle w:val="Heading3"/>
@@ -10925,8 +11420,8 @@
         <w:t xml:space="preserve">, không phải khẳng định rằng những công trình như vậy không tồn tại.</w:t>
       </w:r>
     </w:p>
-    <w:bookmarkEnd w:id="67"/>
-    <w:bookmarkStart w:id="68" w:name="X793baa8b8b60194c62f469473e6e6c13ff092a4"/>
+    <w:bookmarkEnd w:id="75"/>
+    <w:bookmarkStart w:id="76" w:name="X793baa8b8b60194c62f469473e6e6c13ff092a4"/>
     <w:p>
       <w:pPr>
         <w:pStyle w:val="Heading3"/>
@@ -11026,8 +11521,8 @@
         <w:t xml:space="preserve">.</w:t>
       </w:r>
     </w:p>
-    <w:bookmarkEnd w:id="68"/>
-    <w:bookmarkStart w:id="69" w:name="X6f86383661c07099cd643dfc00f699085c75d97"/>
+    <w:bookmarkEnd w:id="76"/>
+    <w:bookmarkStart w:id="78" w:name="X6f86383661c07099cd643dfc00f699085c75d97"/>
     <w:p>
       <w:pPr>
         <w:pStyle w:val="Heading3"/>
@@ -11041,7 +11536,7 @@
         <w:pStyle w:val="FirstParagraph"/>
       </w:pPr>
       <w:r>
-        <w:t xml:space="preserve">Sáu khoảng trống rút ra từ khảo sát trên, cùng cách đồ án lấp từng khoảng, tổng hợp ở Bảng 2.3.</w:t>
+        <w:t xml:space="preserve">Từ khảo sát trên, đồ án xác định sáu hướng đóng góp, mỗi hướng nhắm vào một khoảng trống cụ thể (Bảng 2.3).</w:t>
       </w:r>
     </w:p>
     <w:p>
@@ -11055,6 +11550,8 @@
         </w:rPr>
         <w:t xml:space="preserve">Bảng 2.3.</w:t>
       </w:r>
+      <w:bookmarkStart w:id="77" w:name="tbl-2-3"/>
+      <w:bookmarkEnd w:id="77"/>
       <w:r>
         <w:t xml:space="preserve"> </w:t>
       </w:r>
@@ -11096,18 +11593,18 @@
               <w:pStyle w:val="Compact"/>
             </w:pPr>
             <w:r>
-              <w:t xml:space="preserve">Khoảng trống được xác định từ khảo sát</w:t>
-            </w:r>
-          </w:p>
-        </w:tc>
-        <w:tc>
-          <w:tcPr/>
-          <w:p>
-            <w:pPr>
-              <w:pStyle w:val="Compact"/>
-            </w:pPr>
-            <w:r>
-              <w:t xml:space="preserve">Cách nhóm thực hiện lấp</w:t>
+              <w:t xml:space="preserve">Đóng góp của đồ án</w:t>
+            </w:r>
+          </w:p>
+        </w:tc>
+        <w:tc>
+          <w:tcPr/>
+          <w:p>
+            <w:pPr>
+              <w:pStyle w:val="Compact"/>
+            </w:pPr>
+            <w:r>
+              <w:t xml:space="preserve">Khoảng trống mà nó lấp</w:t>
             </w:r>
           </w:p>
         </w:tc>
@@ -11131,35 +11628,29 @@
             <w:pPr>
               <w:pStyle w:val="Compact"/>
             </w:pPr>
-            <w:r>
-              <w:t xml:space="preserve">Nhóm</w:t>
-            </w:r>
-            <w:r>
-              <w:t xml:space="preserve"> </w:t>
-            </w:r>
             <w:r>
               <w:rPr>
                 <w:b/>
                 <w:bCs/>
               </w:rPr>
-              <w:t xml:space="preserve">chưa tìm thấy công trình công khai nào của Việt Nam công bố bảng so sánh tách riêng độ chính xác biển một dòng và biển hai dòng trên cùng một hệ thống</w:t>
+              <w:t xml:space="preserve">Báo cáo tách riêng độ chính xác cho biển một dòng và biển hai dòng</w:t>
             </w:r>
             <w:r>
               <w:t xml:space="preserve"> </w:t>
             </w:r>
             <w:r>
-              <w:t xml:space="preserve">(mục 2.5.2)</w:t>
-            </w:r>
-          </w:p>
-        </w:tc>
-        <w:tc>
-          <w:tcPr/>
-          <w:p>
-            <w:pPr>
-              <w:pStyle w:val="Compact"/>
-            </w:pPr>
-            <w:r>
-              <w:t xml:space="preserve">Nhóm thực hiện báo cáo tách bạch hai con số này</w:t>
+              <w:t xml:space="preserve">trên cùng một hệ thống, ở cả tầng phát hiện lẫn tầng nhận dạng, và biến việc này thành nghĩa vụ bắt buộc qua chỉ tiêu NFR-A8</w:t>
+            </w:r>
+          </w:p>
+        </w:tc>
+        <w:tc>
+          <w:tcPr/>
+          <w:p>
+            <w:pPr>
+              <w:pStyle w:val="Compact"/>
+            </w:pPr>
+            <w:r>
+              <w:t xml:space="preserve">Trong tài liệu khảo sát được, các công trình Việt Nam thường chỉ công bố một con số độ chính xác chung (2.5.2)</w:t>
             </w:r>
           </w:p>
         </w:tc>
@@ -11183,35 +11674,15 @@
             <w:pPr>
               <w:pStyle w:val="Compact"/>
             </w:pPr>
-            <w:r>
-              <w:t xml:space="preserve">Nhóm</w:t>
-            </w:r>
-            <w:r>
-              <w:t xml:space="preserve"> </w:t>
-            </w:r>
             <w:r>
               <w:rPr>
                 <w:b/>
                 <w:bCs/>
               </w:rPr>
-              <w:t xml:space="preserve">chưa tìm thấy công trình công khai nào của Việt Nam mô tả có hệ thống bộ luật hậu xử lý ràng buộc theo VỊ TRÍ trong chuỗi</w:t>
-            </w:r>
-            <w:r>
-              <w:t xml:space="preserve"> </w:t>
-            </w:r>
-            <w:r>
-              <w:t xml:space="preserve">— các mô tả hiện có dừng ở danh sách phẳng, phần lớn dùng nhầm con số 20 chữ cái cho toàn chuỗi (mục 2.2.4)</w:t>
-            </w:r>
-          </w:p>
-        </w:tc>
-        <w:tc>
-          <w:tcPr/>
-          <w:p>
-            <w:pPr>
-              <w:pStyle w:val="Compact"/>
-            </w:pPr>
-            <w:r>
-              <w:t xml:space="preserve">Thiết kế hậu xử lý</w:t>
+              <w:t xml:space="preserve">Thiết kế bộ luật hậu xử lý ràng buộc theo VỊ TRÍ trong chuỗi</w:t>
+            </w:r>
+            <w:r>
+              <w:t xml:space="preserve">, và</w:t>
             </w:r>
             <w:r>
               <w:t xml:space="preserve"> </w:t>
@@ -11221,23 +11692,70 @@
                 <w:b/>
                 <w:bCs/>
               </w:rPr>
-              <w:t xml:space="preserve">theo từng vị trí</w:t>
-            </w:r>
-            <w:r>
-              <w:t xml:space="preserve">,</w:t>
+              <w:t xml:space="preserve">đo tách bạch độ chính xác trước và sau bước đó</w:t>
             </w:r>
             <w:r>
               <w:t xml:space="preserve"> </w:t>
             </w:r>
+            <w:r>
+              <w:t xml:space="preserve">để hiệu số trở thành một đại lượng định lượng</w:t>
+            </w:r>
+          </w:p>
+        </w:tc>
+        <w:tc>
+          <w:tcPr/>
+          <w:p>
+            <w:pPr>
+              <w:pStyle w:val="Compact"/>
+            </w:pPr>
+            <w:r>
+              <w:t xml:space="preserve">Các mô tả khảo sát được dừng ở danh sách ký tự phẳng, phần lớn dùng nhầm con số 20 chữ cái cho toàn chuỗi (2.2.4)</w:t>
+            </w:r>
+          </w:p>
+        </w:tc>
+      </w:tr>
+      <w:tr>
+        <w:tc>
+          <w:tcPr/>
+          <w:p>
+            <w:pPr>
+              <w:pStyle w:val="Compact"/>
+              <w:jc w:val="center"/>
+            </w:pPr>
+            <w:r>
+              <w:t xml:space="preserve">3</w:t>
+            </w:r>
+          </w:p>
+        </w:tc>
+        <w:tc>
+          <w:tcPr/>
+          <w:p>
+            <w:pPr>
+              <w:pStyle w:val="Compact"/>
+            </w:pPr>
             <w:r>
               <w:rPr>
                 <w:b/>
                 <w:bCs/>
               </w:rPr>
-              <w:t xml:space="preserve">đo tách bạch trước và sau hậu xử lý</w:t>
-            </w:r>
-            <w:r>
-              <w:t xml:space="preserve">; hiệu số là đóng góp định lượng</w:t>
+              <w:t xml:space="preserve">Công bố chỉ số đầu cuối ở mức chuỗi</w:t>
+            </w:r>
+            <w:r>
+              <w:t xml:space="preserve"> </w:t>
+            </w:r>
+            <w:r>
+              <w:t xml:space="preserve">bên cạnh mAP của bước phát hiện, và nêu rõ chênh lệch giữa hai đại lượng</w:t>
+            </w:r>
+          </w:p>
+        </w:tc>
+        <w:tc>
+          <w:tcPr/>
+          <w:p>
+            <w:pPr>
+              <w:pStyle w:val="Compact"/>
+            </w:pPr>
+            <w:r>
+              <w:t xml:space="preserve">Phần lớn công trình trong nước khảo sát được chỉ báo cáo mAP của bước phát hiện (2.5.2)</w:t>
             </w:r>
           </w:p>
         </w:tc>
@@ -11251,7 +11769,7 @@
               <w:jc w:val="center"/>
             </w:pPr>
             <w:r>
-              <w:t xml:space="preserve">3</w:t>
+              <w:t xml:space="preserve">4</w:t>
             </w:r>
           </w:p>
         </w:tc>
@@ -11266,21 +11784,24 @@
                 <w:b/>
                 <w:bCs/>
               </w:rPr>
-              <w:t xml:space="preserve">Phần lớn công trình trong nước khảo sát được chỉ báo cáo mAP của bước phát hiện</w:t>
-            </w:r>
-            <w:r>
-              <w:t xml:space="preserve">, không báo cáo end-to-end mức chuỗi (mục 2.5.2)</w:t>
-            </w:r>
-          </w:p>
-        </w:tc>
-        <w:tc>
-          <w:tcPr/>
-          <w:p>
-            <w:pPr>
-              <w:pStyle w:val="Compact"/>
-            </w:pPr>
-            <w:r>
-              <w:t xml:space="preserve">Báo cáo cả hai, end-to-end là chỉ tiêu quan trọng nhất</w:t>
+              <w:t xml:space="preserve">Xây dựng benchmark ba bộ nhận dạng ký tự trên 2.801 biển số Việt Nam</w:t>
+            </w:r>
+            <w:r>
+              <w:t xml:space="preserve"> </w:t>
+            </w:r>
+            <w:r>
+              <w:t xml:space="preserve">trong cùng một tầng bao quanh: PaddleOCR 68,87% · EasyOCR 14,28% · Tesseract 10,28% (3.3.3)</w:t>
+            </w:r>
+          </w:p>
+        </w:tc>
+        <w:tc>
+          <w:tcPr/>
+          <w:p>
+            <w:pPr>
+              <w:pStyle w:val="Compact"/>
+            </w:pPr>
+            <w:r>
+              <w:t xml:space="preserve">Nhóm chưa tìm thấy benchmark công khai nào đo trên riêng ảnh biển số xe máy Việt Nam hai dòng (3.3)</w:t>
             </w:r>
           </w:p>
         </w:tc>
@@ -11294,153 +11815,82 @@
               <w:jc w:val="center"/>
             </w:pPr>
             <w:r>
-              <w:t xml:space="preserve">4</w:t>
-            </w:r>
-          </w:p>
-        </w:tc>
-        <w:tc>
-          <w:tcPr/>
-          <w:p>
-            <w:pPr>
-              <w:pStyle w:val="Compact"/>
-            </w:pPr>
-            <w:r>
-              <w:t xml:space="preserve">Nhóm</w:t>
-            </w:r>
-            <w:r>
-              <w:t xml:space="preserve"> </w:t>
-            </w:r>
+              <w:t xml:space="preserve">5</w:t>
+            </w:r>
+          </w:p>
+        </w:tc>
+        <w:tc>
+          <w:tcPr/>
+          <w:p>
+            <w:pPr>
+              <w:pStyle w:val="Compact"/>
+            </w:pPr>
             <w:r>
               <w:rPr>
                 <w:b/>
                 <w:bCs/>
               </w:rPr>
-              <w:t xml:space="preserve">chưa tìm thấy benchmark công khai nào so sánh các bộ nhận dạng ký tự trên riêng ảnh biển số xe máy Việt Nam hai dòng</w:t>
-            </w:r>
-            <w:r>
-              <w:t xml:space="preserve"> </w:t>
-            </w:r>
-            <w:r>
-              <w:t xml:space="preserve">(mục 3.3)</w:t>
-            </w:r>
-          </w:p>
-        </w:tc>
-        <w:tc>
-          <w:tcPr/>
-          <w:p>
-            <w:pPr>
-              <w:pStyle w:val="Compact"/>
-            </w:pPr>
-            <w:r>
-              <w:t xml:space="preserve">✅</w:t>
-            </w:r>
-            <w:r>
-              <w:t xml:space="preserve"> </w:t>
-            </w:r>
+              <w:t xml:space="preserve">Mọi số liệu hiệu năng công bố kèm cấu hình phần cứng</w:t>
+            </w:r>
+            <w:r>
+              <w:t xml:space="preserve">: model CPU, số luồng, kích thước ảnh vào, nền tảng suy luận, cỡ mẫu đo</w:t>
+            </w:r>
+          </w:p>
+        </w:tc>
+        <w:tc>
+          <w:tcPr/>
+          <w:p>
+            <w:pPr>
+              <w:pStyle w:val="Compact"/>
+            </w:pPr>
+            <w:r>
+              <w:t xml:space="preserve">Số liệu hiệu năng trong tài liệu thường công bố không kèm phần cứng nên không tái lập được (2.5.1)</w:t>
+            </w:r>
+          </w:p>
+        </w:tc>
+      </w:tr>
+      <w:tr>
+        <w:tc>
+          <w:tcPr/>
+          <w:p>
+            <w:pPr>
+              <w:pStyle w:val="Compact"/>
+              <w:jc w:val="center"/>
+            </w:pPr>
+            <w:r>
+              <w:t xml:space="preserve">6</w:t>
+            </w:r>
+          </w:p>
+        </w:tc>
+        <w:tc>
+          <w:tcPr/>
+          <w:p>
+            <w:pPr>
+              <w:pStyle w:val="Compact"/>
+            </w:pPr>
             <w:r>
               <w:rPr>
                 <w:b/>
                 <w:bCs/>
               </w:rPr>
-              <w:t xml:space="preserve">Đã lấp</w:t>
+              <w:t xml:space="preserve">Bàn giao hệ thống có kiến trúc phần mềm, kiểm thử và giao thức đo công khai</w:t>
             </w:r>
             <w:r>
               <w:t xml:space="preserve"> </w:t>
             </w:r>
             <w:r>
-              <w:t xml:space="preserve">— đo ba bộ nhận dạng trên 2.801 biển, cùng tầng bao quanh: PaddleOCR 68,87% · EasyOCR 14,28% · Tesseract 10,28% (mục 3.3.3)</w:t>
-            </w:r>
-          </w:p>
-        </w:tc>
-      </w:tr>
-      <w:tr>
-        <w:tc>
-          <w:tcPr/>
-          <w:p>
-            <w:pPr>
-              <w:pStyle w:val="Compact"/>
-              <w:jc w:val="center"/>
-            </w:pPr>
-            <w:r>
-              <w:t xml:space="preserve">5</w:t>
-            </w:r>
-          </w:p>
-        </w:tc>
-        <w:tc>
-          <w:tcPr/>
-          <w:p>
-            <w:pPr>
-              <w:pStyle w:val="Compact"/>
-            </w:pPr>
-            <w:r>
-              <w:rPr>
-                <w:b/>
-                <w:bCs/>
-              </w:rPr>
-              <w:t xml:space="preserve">Số liệu hiệu năng thường công bố không kèm phần cứng</w:t>
-            </w:r>
-            <w:r>
-              <w:t xml:space="preserve"> </w:t>
-            </w:r>
-            <w:r>
-              <w:t xml:space="preserve">(mục 2.5.1)</w:t>
-            </w:r>
-          </w:p>
-        </w:tc>
-        <w:tc>
-          <w:tcPr/>
-          <w:p>
-            <w:pPr>
-              <w:pStyle w:val="Compact"/>
-            </w:pPr>
-            <w:r>
-              <w:t xml:space="preserve">Mọi số liệu hiệu năng kèm: model CPU, số luồng, kích thước ảnh vào, nền tảng suy luận, cỡ mẫu đo</w:t>
-            </w:r>
-          </w:p>
-        </w:tc>
-      </w:tr>
-      <w:tr>
-        <w:tc>
-          <w:tcPr/>
-          <w:p>
-            <w:pPr>
-              <w:pStyle w:val="Compact"/>
-              <w:jc w:val="center"/>
-            </w:pPr>
-            <w:r>
-              <w:t xml:space="preserve">6</w:t>
-            </w:r>
-          </w:p>
-        </w:tc>
-        <w:tc>
-          <w:tcPr/>
-          <w:p>
-            <w:pPr>
-              <w:pStyle w:val="Compact"/>
-            </w:pPr>
-            <w:r>
-              <w:rPr>
-                <w:b/>
-                <w:bCs/>
-              </w:rPr>
-              <w:t xml:space="preserve">Phần lớn kho mã nguồn mở Việt Nam khảo sát được không công bố số liệu và không có kiến trúc phần mềm</w:t>
-            </w:r>
-            <w:r>
-              <w:t xml:space="preserve"> </w:t>
-            </w:r>
-            <w:r>
-              <w:t xml:space="preserve">(mục 2.5.2)</w:t>
-            </w:r>
-          </w:p>
-        </w:tc>
-        <w:tc>
-          <w:tcPr/>
-          <w:p>
-            <w:pPr>
-              <w:pStyle w:val="Compact"/>
-            </w:pPr>
-            <w:r>
-              <w:t xml:space="preserve">Công bố đầy đủ giao thức đo, tập kiểm thử, toàn bộ chỉ số; bàn giao hệ thống có API, giao diện, cơ sở dữ liệu, kiểm thử, đóng gói</w:t>
+              <w:t xml:space="preserve">— mọi số liệu sinh lại được bằng một lệnh</w:t>
+            </w:r>
+          </w:p>
+        </w:tc>
+        <w:tc>
+          <w:tcPr/>
+          <w:p>
+            <w:pPr>
+              <w:pStyle w:val="Compact"/>
+            </w:pPr>
+            <w:r>
+              <w:t xml:space="preserve">Phần lớn kho mã nguồn mở Việt Nam khảo sát được không công bố số liệu và không có kiến trúc phần mềm (2.5.2)</w:t>
             </w:r>
           </w:p>
         </w:tc>
@@ -11451,7 +11901,7 @@
         <w:pStyle w:val="BodyText"/>
       </w:pPr>
       <w:r>
-        <w:t xml:space="preserve">Sáu khoảng trống đều thuộc loại</w:t>
+        <w:t xml:space="preserve">Sáu đóng góp đều thuộc loại</w:t>
       </w:r>
       <w:r>
         <w:t xml:space="preserve"> </w:t>
@@ -11512,10 +11962,10 @@
         <w:br w:type="page"/>
       </w:r>
     </w:p>
-    <w:bookmarkEnd w:id="69"/>
-    <w:bookmarkEnd w:id="70"/>
-    <w:bookmarkEnd w:id="71"/>
-    <w:bookmarkStart w:id="82" w:name="X122731ce55b7de1cf1ab1758a2a1be22565e72b"/>
+    <w:bookmarkEnd w:id="78"/>
+    <w:bookmarkEnd w:id="79"/>
+    <w:bookmarkEnd w:id="80"/>
+    <w:bookmarkStart w:id="93" w:name="X122731ce55b7de1cf1ab1758a2a1be22565e72b"/>
     <w:p>
       <w:pPr>
         <w:pStyle w:val="Heading1"/>
@@ -11524,7 +11974,7 @@
         <w:t xml:space="preserve">CHƯƠNG 3. KHẢO SÁT CÔNG NGHỆ VÀ LỰA CHỌN MÔ HÌNH</w:t>
       </w:r>
     </w:p>
-    <w:bookmarkStart w:id="73" w:name="X5ef0f83cb669d2b19d3e2c053ad10fe645da821"/>
+    <w:bookmarkStart w:id="82" w:name="X5ef0f83cb669d2b19d3e2c053ad10fe645da821"/>
     <w:p>
       <w:pPr>
         <w:pStyle w:val="Heading2"/>
@@ -11601,7 +12051,7 @@
         <w:t xml:space="preserve">. Khi bằng chứng không đủ phân định, mục này nói rõ là không đủ.</w:t>
       </w:r>
     </w:p>
-    <w:bookmarkStart w:id="72" w:name="Xc7dcaa984b1153a4ace9dc28dd51643c2005f02"/>
+    <w:bookmarkStart w:id="81" w:name="Xc7dcaa984b1153a4ace9dc28dd51643c2005f02"/>
     <w:p>
       <w:pPr>
         <w:pStyle w:val="Heading3"/>
@@ -11689,9 +12139,9 @@
         <w:t xml:space="preserve">: một số phép so sánh đã thiết kế nhưng không chạy được, và mỗi bảng ghi thẳng ô nào chưa đo.</w:t>
       </w:r>
     </w:p>
-    <w:bookmarkEnd w:id="72"/>
-    <w:bookmarkEnd w:id="73"/>
-    <w:bookmarkStart w:id="74" w:name="Xeecb8a25001cda40ffe8a73859c392ea5dbae65"/>
+    <w:bookmarkEnd w:id="81"/>
+    <w:bookmarkEnd w:id="82"/>
+    <w:bookmarkStart w:id="83" w:name="Xeecb8a25001cda40ffe8a73859c392ea5dbae65"/>
     <w:p>
       <w:pPr>
         <w:pStyle w:val="Heading2"/>
@@ -11724,8 +12174,8 @@
         <w:t xml:space="preserve">. Họ two-stage (Faster R-CNN, Mask R-CNN) loại từ đầu vì chi phí tính toán không hợp ràng buộc CPU.</w:t>
       </w:r>
     </w:p>
-    <w:bookmarkEnd w:id="74"/>
-    <w:bookmarkStart w:id="78" w:name="X3b36414df3ec80308838641ab5979a8be3b7b70"/>
+    <w:bookmarkEnd w:id="83"/>
+    <w:bookmarkStart w:id="89" w:name="X3b36414df3ec80308838641ab5979a8be3b7b70"/>
     <w:p>
       <w:pPr>
         <w:pStyle w:val="Heading2"/>
@@ -11787,7 +12237,7 @@
         <w:t xml:space="preserve">theo phép đo tự chạy (3.3.2).</w:t>
       </w:r>
     </w:p>
-    <w:bookmarkStart w:id="75" w:name="Xea446612f532d9362f141709b2cc32018d80e4a"/>
+    <w:bookmarkStart w:id="84" w:name="Xea446612f532d9362f141709b2cc32018d80e4a"/>
     <w:p>
       <w:pPr>
         <w:pStyle w:val="Heading3"/>
@@ -11814,8 +12264,8 @@
         <w:t xml:space="preserve">tám bộ nhận dạng — PaddleOCR, EasyOCR, Tesseract, TrOCR, docTR, MMOCR, fast-plate-ocr và RapidOCR/OnnxTR.</w:t>
       </w:r>
     </w:p>
-    <w:bookmarkEnd w:id="75"/>
-    <w:bookmarkStart w:id="76" w:name="X555c9d4e7aae453c4af7e4d9c0c1c1c43f90f9b"/>
+    <w:bookmarkEnd w:id="84"/>
+    <w:bookmarkStart w:id="86" w:name="X555c9d4e7aae453c4af7e4d9c0c1c1c43f90f9b"/>
     <w:p>
       <w:pPr>
         <w:pStyle w:val="Heading3"/>
@@ -11875,6 +12325,8 @@
         </w:rPr>
         <w:t xml:space="preserve">Bảng 3.1.</w:t>
       </w:r>
+      <w:bookmarkStart w:id="85" w:name="tbl-3-1"/>
+      <w:bookmarkEnd w:id="85"/>
       <w:r>
         <w:t xml:space="preserve"> </w:t>
       </w:r>
@@ -12165,8 +12617,8 @@
         <w:t xml:space="preserve">.</w:t>
       </w:r>
     </w:p>
-    <w:bookmarkEnd w:id="76"/>
-    <w:bookmarkStart w:id="77" w:name="Xd23ac566cad51d112730ab11f4d87c1a5ffe4f1"/>
+    <w:bookmarkEnd w:id="86"/>
+    <w:bookmarkStart w:id="88" w:name="Xd23ac566cad51d112730ab11f4d87c1a5ffe4f1"/>
     <w:p>
       <w:pPr>
         <w:pStyle w:val="Heading3"/>
@@ -12298,6 +12750,8 @@
         </w:rPr>
         <w:t xml:space="preserve">Bảng 3.2.</w:t>
       </w:r>
+      <w:bookmarkStart w:id="87" w:name="tbl-3-2"/>
+      <w:bookmarkEnd w:id="87"/>
       <w:r>
         <w:t xml:space="preserve"> </w:t>
       </w:r>
@@ -13539,9 +13993,9 @@
         <w:t xml:space="preserve">nên kết luận chỉ áp cho tầng nhận dạng bên trong tầng bao quanh của đồ án — trên ảnh toàn cảnh qua bộ phát hiện thật, thứ tự xếp hạng có thể đảo ngược (5.5).</w:t>
       </w:r>
     </w:p>
-    <w:bookmarkEnd w:id="77"/>
-    <w:bookmarkEnd w:id="78"/>
-    <w:bookmarkStart w:id="79" w:name="X31b8ff4a01ba06884175bb8485a827085d64bd0"/>
+    <w:bookmarkEnd w:id="88"/>
+    <w:bookmarkEnd w:id="89"/>
+    <w:bookmarkStart w:id="90" w:name="X31b8ff4a01ba06884175bb8485a827085d64bd0"/>
     <w:p>
       <w:pPr>
         <w:pStyle w:val="Heading2"/>
@@ -13597,8 +14051,8 @@
         <w:t xml:space="preserve">: nó đã đạt mọi chỉ tiêu độ trễ, còn hai phương án kia được đo và giữ lại như đường nâng cấp (5.6.3).</w:t>
       </w:r>
     </w:p>
-    <w:bookmarkEnd w:id="79"/>
-    <w:bookmarkStart w:id="80" w:name="X106f88d43395bcae60e29e787f7593ff2731be8"/>
+    <w:bookmarkEnd w:id="90"/>
+    <w:bookmarkStart w:id="91" w:name="X106f88d43395bcae60e29e787f7593ff2731be8"/>
     <w:p>
       <w:pPr>
         <w:pStyle w:val="Heading2"/>
@@ -13739,8 +14193,8 @@
         <w:t xml:space="preserve">.</w:t>
       </w:r>
     </w:p>
-    <w:bookmarkEnd w:id="80"/>
-    <w:bookmarkStart w:id="81" w:name="Xfc8efa2e7d31d7e0d9f2a6adb182dde9ef532b1"/>
+    <w:bookmarkEnd w:id="91"/>
+    <w:bookmarkStart w:id="92" w:name="Xfc8efa2e7d31d7e0d9f2a6adb182dde9ef532b1"/>
     <w:p>
       <w:pPr>
         <w:pStyle w:val="Heading2"/>
@@ -13877,9 +14331,9 @@
         <w:br w:type="page"/>
       </w:r>
     </w:p>
-    <w:bookmarkEnd w:id="81"/>
-    <w:bookmarkEnd w:id="82"/>
-    <w:bookmarkStart w:id="139" w:name="chương-4-thiết-kế-và-cài-đặt-hệ-thống"/>
+    <w:bookmarkEnd w:id="92"/>
+    <w:bookmarkEnd w:id="93"/>
+    <w:bookmarkStart w:id="161" w:name="chương-4-thiết-kế-và-cài-đặt-hệ-thống"/>
     <w:p>
       <w:pPr>
         <w:pStyle w:val="Heading1"/>
@@ -13979,7 +14433,7 @@
         </w:pict>
       </w:r>
     </w:p>
-    <w:bookmarkStart w:id="89" w:name="Xdd2df60092a13133cb54ccab0399760f69750bc"/>
+    <w:bookmarkStart w:id="101" w:name="Xdd2df60092a13133cb54ccab0399760f69750bc"/>
     <w:p>
       <w:pPr>
         <w:pStyle w:val="Heading2"/>
@@ -13988,7 +14442,7 @@
         <w:t xml:space="preserve">4.1. Phân tích yêu cầu</w:t>
       </w:r>
     </w:p>
-    <w:bookmarkStart w:id="86" w:name="X4dfd267be08f8263b9db1c00adb6a5bf8335bf3"/>
+    <w:bookmarkStart w:id="98" w:name="X4dfd267be08f8263b9db1c00adb6a5bf8335bf3"/>
     <w:p>
       <w:pPr>
         <w:pStyle w:val="Heading3"/>
@@ -14014,18 +14468,18 @@
           <wp:inline>
             <wp:extent cx="5334000" cy="2440135"/>
             <wp:effectExtent b="0" l="0" r="0" t="0"/>
-            <wp:docPr descr="" title="" id="84" name="Picture"/>
+            <wp:docPr descr="" title="" id="95" name="Picture"/>
             <a:graphic>
               <a:graphicData uri="http://schemas.openxmlformats.org/drawingml/2006/picture">
                 <pic:pic>
                   <pic:nvPicPr>
-                    <pic:cNvPr descr="figures/fig-ch4-usecase.png" id="85" name="Picture"/>
+                    <pic:cNvPr descr="figures/fig-ch4-usecase.png" id="96" name="Picture"/>
                     <pic:cNvPicPr>
                       <a:picLocks noChangeArrowheads="1" noChangeAspect="1"/>
                     </pic:cNvPicPr>
                   </pic:nvPicPr>
                   <pic:blipFill>
-                    <a:blip r:embed="rId83"/>
+                    <a:blip r:embed="rId94"/>
                     <a:stretch>
                       <a:fillRect/>
                     </a:stretch>
@@ -14063,6 +14517,8 @@
         </w:rPr>
         <w:t xml:space="preserve">Hình 4.1.</w:t>
       </w:r>
+      <w:bookmarkStart w:id="97" w:name="fig-4-1"/>
+      <w:bookmarkEnd w:id="97"/>
       <w:r>
         <w:t xml:space="preserve"> </w:t>
       </w:r>
@@ -14070,8 +14526,8 @@
         <w:t xml:space="preserve">Sơ đồ use case — hai tác nhân và bốn use case.</w:t>
       </w:r>
     </w:p>
-    <w:bookmarkEnd w:id="86"/>
-    <w:bookmarkStart w:id="87" w:name="Xb31894661816c4f94fb2636f678a81a4979b45e"/>
+    <w:bookmarkEnd w:id="98"/>
+    <w:bookmarkStart w:id="99" w:name="Xb31894661816c4f94fb2636f678a81a4979b45e"/>
     <w:p>
       <w:pPr>
         <w:pStyle w:val="Heading3"/>
@@ -14286,8 +14742,8 @@
         <w:t xml:space="preserve">.</w:t>
       </w:r>
     </w:p>
-    <w:bookmarkEnd w:id="87"/>
-    <w:bookmarkStart w:id="88" w:name="X693f8042e9e588347c562dfb32d65098bc0fdd5"/>
+    <w:bookmarkEnd w:id="99"/>
+    <w:bookmarkStart w:id="100" w:name="X693f8042e9e588347c562dfb32d65098bc0fdd5"/>
     <w:p>
       <w:pPr>
         <w:pStyle w:val="Heading3"/>
@@ -14346,9 +14802,9 @@
         <w:t xml:space="preserve">; kết quả đối chiếu từng chỉ tiêu ở mục 5.7.</w:t>
       </w:r>
     </w:p>
-    <w:bookmarkEnd w:id="88"/>
-    <w:bookmarkEnd w:id="89"/>
-    <w:bookmarkStart w:id="101" w:name="X294448b0ebbcecd971c47f7922938602c4faaee"/>
+    <w:bookmarkEnd w:id="100"/>
+    <w:bookmarkEnd w:id="101"/>
+    <w:bookmarkStart w:id="117" w:name="X294448b0ebbcecd971c47f7922938602c4faaee"/>
     <w:p>
       <w:pPr>
         <w:pStyle w:val="Heading2"/>
@@ -14357,7 +14813,7 @@
         <w:t xml:space="preserve">4.2. Kiến trúc hệ thống</w:t>
       </w:r>
     </w:p>
-    <w:bookmarkStart w:id="90" w:name="X4dc0aaf68e09e6d2b7e2e6ca45e78e1a0b0d88c"/>
+    <w:bookmarkStart w:id="103" w:name="X4dc0aaf68e09e6d2b7e2e6ca45e78e1a0b0d88c"/>
     <w:p>
       <w:pPr>
         <w:pStyle w:val="Heading3"/>
@@ -14424,6 +14880,8 @@
         </w:rPr>
         <w:t xml:space="preserve">Bảng 4.1.</w:t>
       </w:r>
+      <w:bookmarkStart w:id="102" w:name="tbl-4-1"/>
+      <w:bookmarkEnd w:id="102"/>
       <w:r>
         <w:t xml:space="preserve"> </w:t>
       </w:r>
@@ -14840,8 +15298,8 @@
         <w:t xml:space="preserve">phải nhánh ít ai đụng tới.</w:t>
       </w:r>
     </w:p>
-    <w:bookmarkEnd w:id="90"/>
-    <w:bookmarkStart w:id="94" w:name="X9994610575b2ff0da118733ce1e392cdd8a94a6"/>
+    <w:bookmarkEnd w:id="103"/>
+    <w:bookmarkStart w:id="108" w:name="X9994610575b2ff0da118733ce1e392cdd8a94a6"/>
     <w:p>
       <w:pPr>
         <w:pStyle w:val="Heading3"/>
@@ -14859,18 +15317,18 @@
           <wp:inline>
             <wp:extent cx="5334000" cy="5953125"/>
             <wp:effectExtent b="0" l="0" r="0" t="0"/>
-            <wp:docPr descr="" title="" id="92" name="Picture"/>
+            <wp:docPr descr="" title="" id="105" name="Picture"/>
             <a:graphic>
               <a:graphicData uri="http://schemas.openxmlformats.org/drawingml/2006/picture">
                 <pic:pic>
                   <pic:nvPicPr>
-                    <pic:cNvPr descr="figures/fig-ch4-02.png" id="93" name="Picture"/>
+                    <pic:cNvPr descr="figures/fig-ch4-02.png" id="106" name="Picture"/>
                     <pic:cNvPicPr>
                       <a:picLocks noChangeArrowheads="1" noChangeAspect="1"/>
                     </pic:cNvPicPr>
                   </pic:nvPicPr>
                   <pic:blipFill>
-                    <a:blip r:embed="rId91"/>
+                    <a:blip r:embed="rId104"/>
                     <a:stretch>
                       <a:fillRect/>
                     </a:stretch>
@@ -14908,6 +15366,8 @@
         </w:rPr>
         <w:t xml:space="preserve">Hình 4.2.</w:t>
       </w:r>
+      <w:bookmarkStart w:id="107" w:name="fig-4-2"/>
+      <w:bookmarkEnd w:id="107"/>
       <w:r>
         <w:t xml:space="preserve"> </w:t>
       </w:r>
@@ -15113,8 +15573,8 @@
         <w:t xml:space="preserve">vẫn phục vụ và vẫn có kiểm thử tích hợp — phép thử ngoài dự kiến cho nguyên tắc phụ thuộc một chiều.</w:t>
       </w:r>
     </w:p>
-    <w:bookmarkEnd w:id="94"/>
-    <w:bookmarkStart w:id="95" w:name="X598a67f852386d1e6c5dc698300588158f3928e"/>
+    <w:bookmarkEnd w:id="108"/>
+    <w:bookmarkStart w:id="109" w:name="X598a67f852386d1e6c5dc698300588158f3928e"/>
     <w:p>
       <w:pPr>
         <w:pStyle w:val="Heading3"/>
@@ -15192,8 +15652,8 @@
         <w:t xml:space="preserve">(5.5.6); và thay bộ nhận dạng chỉ là đổi thành phần được tiêm vào, không sửa router hay lược đồ (NFR-M5) (Hình 4.3).</w:t>
       </w:r>
     </w:p>
-    <w:bookmarkEnd w:id="95"/>
-    <w:bookmarkStart w:id="99" w:name="Xa2811f385dbb51855f7af41ba051000a632424d"/>
+    <w:bookmarkEnd w:id="109"/>
+    <w:bookmarkStart w:id="114" w:name="Xa2811f385dbb51855f7af41ba051000a632424d"/>
     <w:p>
       <w:pPr>
         <w:pStyle w:val="Heading3"/>
@@ -15211,18 +15671,18 @@
           <wp:inline>
             <wp:extent cx="5334000" cy="401410"/>
             <wp:effectExtent b="0" l="0" r="0" t="0"/>
-            <wp:docPr descr="" title="" id="97" name="Picture"/>
+            <wp:docPr descr="" title="" id="111" name="Picture"/>
             <a:graphic>
               <a:graphicData uri="http://schemas.openxmlformats.org/drawingml/2006/picture">
                 <pic:pic>
                   <pic:nvPicPr>
-                    <pic:cNvPr descr="figures/fig-ch4-03.png" id="98" name="Picture"/>
+                    <pic:cNvPr descr="figures/fig-ch4-03.png" id="112" name="Picture"/>
                     <pic:cNvPicPr>
                       <a:picLocks noChangeArrowheads="1" noChangeAspect="1"/>
                     </pic:cNvPicPr>
                   </pic:nvPicPr>
                   <pic:blipFill>
-                    <a:blip r:embed="rId96"/>
+                    <a:blip r:embed="rId110"/>
                     <a:stretch>
                       <a:fillRect/>
                     </a:stretch>
@@ -15260,6 +15720,8 @@
         </w:rPr>
         <w:t xml:space="preserve">Hình 4.3.</w:t>
       </w:r>
+      <w:bookmarkStart w:id="113" w:name="fig-4-3"/>
+      <w:bookmarkEnd w:id="113"/>
       <w:r>
         <w:t xml:space="preserve"> </w:t>
       </w:r>
@@ -15320,8 +15782,8 @@
         <w:t xml:space="preserve">— mỗi nửa lúc này là một dòng ngang đúng giả định của bộ OCR (cài đặt ở 4.6.4).</w:t>
       </w:r>
     </w:p>
-    <w:bookmarkEnd w:id="99"/>
-    <w:bookmarkStart w:id="100" w:name="Xe607c266f1c40cd4edfd0273ec71737bb7ea2c4"/>
+    <w:bookmarkEnd w:id="114"/>
+    <w:bookmarkStart w:id="116" w:name="Xe607c266f1c40cd4edfd0273ec71737bb7ea2c4"/>
     <w:p>
       <w:pPr>
         <w:pStyle w:val="Heading3"/>
@@ -15365,6 +15827,8 @@
         </w:rPr>
         <w:t xml:space="preserve">Bảng 4.2.</w:t>
       </w:r>
+      <w:bookmarkStart w:id="115" w:name="tbl-4-2"/>
+      <w:bookmarkEnd w:id="115"/>
       <w:r>
         <w:t xml:space="preserve"> </w:t>
       </w:r>
@@ -15960,9 +16424,9 @@
         </w:pict>
       </w:r>
     </w:p>
-    <w:bookmarkEnd w:id="100"/>
-    <w:bookmarkEnd w:id="101"/>
-    <w:bookmarkStart w:id="103" w:name="X9ad8804871c144315aedff41a1e47b29c356da8"/>
+    <w:bookmarkEnd w:id="116"/>
+    <w:bookmarkEnd w:id="117"/>
+    <w:bookmarkStart w:id="119" w:name="X9ad8804871c144315aedff41a1e47b29c356da8"/>
     <w:p>
       <w:pPr>
         <w:pStyle w:val="Heading2"/>
@@ -15971,7 +16435,7 @@
         <w:t xml:space="preserve">4.3. Môi trường và công cụ phát triển</w:t>
       </w:r>
     </w:p>
-    <w:bookmarkStart w:id="102" w:name="Xdf645f9e866f6e8933d5a88fe66b8e9c461ae0d"/>
+    <w:bookmarkStart w:id="118" w:name="Xdf645f9e866f6e8933d5a88fe66b8e9c461ae0d"/>
     <w:p>
       <w:pPr>
         <w:pStyle w:val="Heading3"/>
@@ -16082,9 +16546,9 @@
         <w:t xml:space="preserve">(đối chiếu NFR-P1 ở 5.6.1) (Hình 4.4).</w:t>
       </w:r>
     </w:p>
-    <w:bookmarkEnd w:id="102"/>
-    <w:bookmarkEnd w:id="103"/>
-    <w:bookmarkStart w:id="108" w:name="Xac54ff02a53f997684ad1e9bce3420d5c1dcce8"/>
+    <w:bookmarkEnd w:id="118"/>
+    <w:bookmarkEnd w:id="119"/>
+    <w:bookmarkStart w:id="126" w:name="Xac54ff02a53f997684ad1e9bce3420d5c1dcce8"/>
     <w:p>
       <w:pPr>
         <w:pStyle w:val="Heading2"/>
@@ -16093,7 +16557,7 @@
         <w:t xml:space="preserve">4.4. Xây dựng bộ dữ liệu</w:t>
       </w:r>
     </w:p>
-    <w:bookmarkStart w:id="107" w:name="X10372397a07299bcedbd16e1e8c0d9876b02fca"/>
+    <w:bookmarkStart w:id="125" w:name="X10372397a07299bcedbd16e1e8c0d9876b02fca"/>
     <w:p>
       <w:pPr>
         <w:pStyle w:val="Heading3"/>
@@ -16111,18 +16575,18 @@
           <wp:inline>
             <wp:extent cx="5334000" cy="802821"/>
             <wp:effectExtent b="0" l="0" r="0" t="0"/>
-            <wp:docPr descr="" title="" id="105" name="Picture"/>
+            <wp:docPr descr="" title="" id="121" name="Picture"/>
             <a:graphic>
               <a:graphicData uri="http://schemas.openxmlformats.org/drawingml/2006/picture">
                 <pic:pic>
                   <pic:nvPicPr>
-                    <pic:cNvPr descr="figures/fig-ch5-01.png" id="106" name="Picture"/>
+                    <pic:cNvPr descr="figures/fig-ch5-01.png" id="122" name="Picture"/>
                     <pic:cNvPicPr>
                       <a:picLocks noChangeArrowheads="1" noChangeAspect="1"/>
                     </pic:cNvPicPr>
                   </pic:nvPicPr>
                   <pic:blipFill>
-                    <a:blip r:embed="rId104"/>
+                    <a:blip r:embed="rId120"/>
                     <a:stretch>
                       <a:fillRect/>
                     </a:stretch>
@@ -16160,6 +16624,8 @@
         </w:rPr>
         <w:t xml:space="preserve">Hình 4.4.</w:t>
       </w:r>
+      <w:bookmarkStart w:id="123" w:name="fig-4-4"/>
+      <w:bookmarkEnd w:id="123"/>
       <w:r>
         <w:t xml:space="preserve"> </w:t>
       </w:r>
@@ -16315,6 +16781,8 @@
         </w:rPr>
         <w:t xml:space="preserve">Bảng 4.3.</w:t>
       </w:r>
+      <w:bookmarkStart w:id="124" w:name="tbl-4-3"/>
+      <w:bookmarkEnd w:id="124"/>
       <w:r>
         <w:t xml:space="preserve"> </w:t>
       </w:r>
@@ -17092,9 +17560,9 @@
         <w:t xml:space="preserve">, ghi thành hạn chế số 3 ở mục 6.2 và đo lại ở 5.3.1.</w:t>
       </w:r>
     </w:p>
-    <w:bookmarkEnd w:id="107"/>
-    <w:bookmarkEnd w:id="108"/>
-    <w:bookmarkStart w:id="114" w:name="X5751f16cbcdd604a4ad20994be454e70e9e3ac2"/>
+    <w:bookmarkEnd w:id="125"/>
+    <w:bookmarkEnd w:id="126"/>
+    <w:bookmarkStart w:id="134" w:name="X5751f16cbcdd604a4ad20994be454e70e9e3ac2"/>
     <w:p>
       <w:pPr>
         <w:pStyle w:val="Heading2"/>
@@ -17103,7 +17571,7 @@
         <w:t xml:space="preserve">4.5. Huấn luyện mô hình</w:t>
       </w:r>
     </w:p>
-    <w:bookmarkStart w:id="109" w:name="X0cbddce89ce44a1159ecadb59278b24d9324381"/>
+    <w:bookmarkStart w:id="127" w:name="X0cbddce89ce44a1159ecadb59278b24d9324381"/>
     <w:p>
       <w:pPr>
         <w:pStyle w:val="Heading3"/>
@@ -17308,8 +17776,8 @@
         <w:t xml:space="preserve">(Hình 4.5).</w:t>
       </w:r>
     </w:p>
-    <w:bookmarkEnd w:id="109"/>
-    <w:bookmarkStart w:id="113" w:name="X01c4b26f72ccf49b94be1f8ece537d0daf48679"/>
+    <w:bookmarkEnd w:id="127"/>
+    <w:bookmarkStart w:id="133" w:name="X01c4b26f72ccf49b94be1f8ece537d0daf48679"/>
     <w:p>
       <w:pPr>
         <w:pStyle w:val="Heading3"/>
@@ -17327,18 +17795,18 @@
           <wp:inline>
             <wp:extent cx="5334000" cy="2667000"/>
             <wp:effectExtent b="0" l="0" r="0" t="0"/>
-            <wp:docPr descr="" title="" id="111" name="Picture"/>
+            <wp:docPr descr="" title="" id="129" name="Picture"/>
             <a:graphic>
               <a:graphicData uri="http://schemas.openxmlformats.org/drawingml/2006/picture">
                 <pic:pic>
                   <pic:nvPicPr>
-                    <pic:cNvPr descr="figures/fig-train-curves.png" id="112" name="Picture"/>
+                    <pic:cNvPr descr="figures/fig-train-curves.png" id="130" name="Picture"/>
                     <pic:cNvPicPr>
                       <a:picLocks noChangeArrowheads="1" noChangeAspect="1"/>
                     </pic:cNvPicPr>
                   </pic:nvPicPr>
                   <pic:blipFill>
-                    <a:blip r:embed="rId110"/>
+                    <a:blip r:embed="rId128"/>
                     <a:stretch>
                       <a:fillRect/>
                     </a:stretch>
@@ -17376,6 +17844,8 @@
         </w:rPr>
         <w:t xml:space="preserve">Hình 4.5.</w:t>
       </w:r>
+      <w:bookmarkStart w:id="131" w:name="fig-4-5"/>
+      <w:bookmarkEnd w:id="131"/>
       <w:r>
         <w:t xml:space="preserve"> </w:t>
       </w:r>
@@ -17494,6 +17964,8 @@
         </w:rPr>
         <w:t xml:space="preserve">Bảng 4.4.</w:t>
       </w:r>
+      <w:bookmarkStart w:id="132" w:name="tbl-4-4"/>
+      <w:bookmarkEnd w:id="132"/>
       <w:r>
         <w:t xml:space="preserve"> </w:t>
       </w:r>
@@ -18025,9 +18497,9 @@
         </w:tc>
       </w:tr>
     </w:tbl>
-    <w:bookmarkEnd w:id="113"/>
-    <w:bookmarkEnd w:id="114"/>
-    <w:bookmarkStart w:id="129" w:name="X2723c2b72a3b0d2d07d276512c3a00f40195ccf"/>
+    <w:bookmarkEnd w:id="133"/>
+    <w:bookmarkEnd w:id="134"/>
+    <w:bookmarkStart w:id="151" w:name="X2723c2b72a3b0d2d07d276512c3a00f40195ccf"/>
     <w:p>
       <w:pPr>
         <w:pStyle w:val="Heading2"/>
@@ -18036,7 +18508,7 @@
         <w:t xml:space="preserve">4.6. Tầng AI — thiết kế và cài đặt</w:t>
       </w:r>
     </w:p>
-    <w:bookmarkStart w:id="118" w:name="X8f2e9f4f424038486564d3b55e25afda79a348e"/>
+    <w:bookmarkStart w:id="139" w:name="X8f2e9f4f424038486564d3b55e25afda79a348e"/>
     <w:p>
       <w:pPr>
         <w:pStyle w:val="Heading3"/>
@@ -18142,18 +18614,18 @@
           <wp:inline>
             <wp:extent cx="5334000" cy="2707812"/>
             <wp:effectExtent b="0" l="0" r="0" t="0"/>
-            <wp:docPr descr="" title="" id="116" name="Picture"/>
+            <wp:docPr descr="" title="" id="136" name="Picture"/>
             <a:graphic>
               <a:graphicData uri="http://schemas.openxmlformats.org/drawingml/2006/picture">
                 <pic:pic>
                   <pic:nvPicPr>
-                    <pic:cNvPr descr="figures/fig-ch4-interfaces.png" id="117" name="Picture"/>
+                    <pic:cNvPr descr="figures/fig-ch4-interfaces.png" id="137" name="Picture"/>
                     <pic:cNvPicPr>
                       <a:picLocks noChangeArrowheads="1" noChangeAspect="1"/>
                     </pic:cNvPicPr>
                   </pic:nvPicPr>
                   <pic:blipFill>
-                    <a:blip r:embed="rId115"/>
+                    <a:blip r:embed="rId135"/>
                     <a:stretch>
                       <a:fillRect/>
                     </a:stretch>
@@ -18191,6 +18663,8 @@
         </w:rPr>
         <w:t xml:space="preserve">Hình 4.6.</w:t>
       </w:r>
+      <w:bookmarkStart w:id="138" w:name="fig-4-6"/>
+      <w:bookmarkEnd w:id="138"/>
       <w:r>
         <w:t xml:space="preserve"> </w:t>
       </w:r>
@@ -18198,8 +18672,8 @@
         <w:t xml:space="preserve">Ba lớp trừu tượng và cài đặt tương ứng — bằng chứng cài đặt cho NFR-M5.</w:t>
       </w:r>
     </w:p>
-    <w:bookmarkEnd w:id="118"/>
-    <w:bookmarkStart w:id="119" w:name="X61948f5dafc748e162a2194ba2899fe42759fa7"/>
+    <w:bookmarkEnd w:id="139"/>
+    <w:bookmarkStart w:id="140" w:name="X61948f5dafc748e162a2194ba2899fe42759fa7"/>
     <w:p>
       <w:pPr>
         <w:pStyle w:val="Heading3"/>
@@ -18248,8 +18722,8 @@
         <w:t xml:space="preserve">để mọi kết quả đo truy được về đúng bộ trọng số, và nâng cấp thư viện không đổi ngầm mô hình đứng sau một số liệu đã công bố. Trọng số nạp ngay khi khởi tạo nên lỗi thiếu tệp bộc lộ lúc khởi động; mọi hộp bao được kẹp về biên ảnh và hộp suy biến bị loại.</w:t>
       </w:r>
     </w:p>
-    <w:bookmarkEnd w:id="119"/>
-    <w:bookmarkStart w:id="120" w:name="X03f9a9d7d06ebda640a1b42f13787f9521854b2"/>
+    <w:bookmarkEnd w:id="140"/>
+    <w:bookmarkStart w:id="141" w:name="X03f9a9d7d06ebda640a1b42f13787f9521854b2"/>
     <w:p>
       <w:pPr>
         <w:pStyle w:val="Heading3"/>
@@ -18287,8 +18761,8 @@
         <w:t xml:space="preserve">, không phải độ chính xác, và giải thích một phần kết quả NFR-P1 ở mục 5.6.</w:t>
       </w:r>
     </w:p>
-    <w:bookmarkEnd w:id="120"/>
-    <w:bookmarkStart w:id="121" w:name="Xecb9669243307f1f2048491dcfb51f6ac2a2438"/>
+    <w:bookmarkEnd w:id="141"/>
+    <w:bookmarkStart w:id="142" w:name="Xecb9669243307f1f2048491dcfb51f6ac2a2438"/>
     <w:p>
       <w:pPr>
         <w:pStyle w:val="Heading3"/>
@@ -18657,7 +19131,7 @@
         <w:t xml:space="preserve"> </w:t>
       </w:r>
       <w:r>
-        <w:t xml:space="preserve">Kịch bản sinh NFR-A4…A7 ban đầu gọi thẳng bộ nhận dạng thay vì đi qua tầng điều phối, nên logic đặt tại tầng ấy không được phản ánh trong số công bố. Khắc phục bằng cách tách bước phục hồi thành hàm cấp mô-đun để cả đường chạy sản phẩm lẫn công cụ đo cùng gọi một cài đặt. Bài học vượt ra ngoài phạm vi biển hai dòng:</w:t>
+        <w:t xml:space="preserve">Kịch bản sinh NFR-A4…A7 ban đầu gọi thẳng bộ nhận dạng thay vì đi qua tầng điều phối, nên logic đặt tại tầng ấy không được phản ánh trong số công bố. Khắc phục bằng cách tách bước phục hồi thành hàm cấp mô-đun để cả đường chạy sản phẩm lẫn công cụ đo cùng gọi một cài đặt. Kết quả này cho thấy một yêu cầu chung với mọi phép đo:</w:t>
       </w:r>
       <w:r>
         <w:t xml:space="preserve"> </w:t>
@@ -18676,8 +19150,8 @@
         <w:t xml:space="preserve">(5.5.6).</w:t>
       </w:r>
     </w:p>
-    <w:bookmarkEnd w:id="121"/>
-    <w:bookmarkStart w:id="125" w:name="Xebbd36b0ec83d4edb524cb4a83c5b0df31518e5"/>
+    <w:bookmarkEnd w:id="142"/>
+    <w:bookmarkStart w:id="147" w:name="Xebbd36b0ec83d4edb524cb4a83c5b0df31518e5"/>
     <w:p>
       <w:pPr>
         <w:pStyle w:val="Heading3"/>
@@ -19426,18 +19900,18 @@
           <wp:inline>
             <wp:extent cx="5334000" cy="1217839"/>
             <wp:effectExtent b="0" l="0" r="0" t="0"/>
-            <wp:docPr descr="" title="" id="123" name="Picture"/>
+            <wp:docPr descr="" title="" id="144" name="Picture"/>
             <a:graphic>
               <a:graphicData uri="http://schemas.openxmlformats.org/drawingml/2006/picture">
                 <pic:pic>
                   <pic:nvPicPr>
-                    <pic:cNvPr descr="figures/fig-ch5-03.png" id="124" name="Picture"/>
+                    <pic:cNvPr descr="figures/fig-ch5-03.png" id="145" name="Picture"/>
                     <pic:cNvPicPr>
                       <a:picLocks noChangeArrowheads="1" noChangeAspect="1"/>
                     </pic:cNvPicPr>
                   </pic:nvPicPr>
                   <pic:blipFill>
-                    <a:blip r:embed="rId122"/>
+                    <a:blip r:embed="rId143"/>
                     <a:stretch>
                       <a:fillRect/>
                     </a:stretch>
@@ -19483,6 +19957,8 @@
         </w:rPr>
         <w:t xml:space="preserve">Hình 4.7.</w:t>
       </w:r>
+      <w:bookmarkStart w:id="146" w:name="fig-4-7"/>
+      <w:bookmarkEnd w:id="146"/>
       <w:r>
         <w:t xml:space="preserve"> </w:t>
       </w:r>
@@ -19516,8 +19992,8 @@
         <w:t xml:space="preserve">Số dòng bằng một chứng minh chuỗi thuộc biển ô tô, do biển xe máy luôn hai dòng; ngược lại, số dòng bằng hai không chứng minh gì vì biển ô tô loại ngắn cũng hai dòng. Trong trường hợp thứ hai, hệ thống giữ cờ nhập nhằng và trả về tập ứng viên thay vì suy đoán kết luận mà dữ liệu đầu vào không chứa. Thứ tự kiểm tra các mẫu sắp xếp theo mức đặc trưng giảm dần, trong đó biển quân đội đặt cuối vì đây là trường hợp nhận dạng nhằm loại trừ: chuỗi khớp mẫu biển quân đội không bao giờ được báo cáo là biển dân sự hợp lệ.</w:t>
       </w:r>
     </w:p>
-    <w:bookmarkEnd w:id="125"/>
-    <w:bookmarkStart w:id="126" w:name="X06535ee60305f4bfc56176873a133735766662c"/>
+    <w:bookmarkEnd w:id="147"/>
+    <w:bookmarkStart w:id="148" w:name="X06535ee60305f4bfc56176873a133735766662c"/>
     <w:p>
       <w:pPr>
         <w:pStyle w:val="Heading3"/>
@@ -19558,8 +20034,8 @@
         <w:t xml:space="preserve">dù lớp phát hiện đã bảo đảm, vì cắt ảnh là nơi duy nhất mà sai lệch một đơn vị tạo mảng rỗng không kèm cảnh báo; ảnh cắt được tạo dưới dạng bản sao thay vì khung nhìn, tránh giữ toàn bộ khung hình gốc trong bộ nhớ khi xử lý video.</w:t>
       </w:r>
     </w:p>
-    <w:bookmarkEnd w:id="126"/>
-    <w:bookmarkStart w:id="127" w:name="Xa5250e84f67b276a97dbc7da4f388101ff43384"/>
+    <w:bookmarkEnd w:id="148"/>
+    <w:bookmarkStart w:id="149" w:name="Xa5250e84f67b276a97dbc7da4f388101ff43384"/>
     <w:p>
       <w:pPr>
         <w:pStyle w:val="Heading3"/>
@@ -19888,8 +20364,8 @@
         <w:t xml:space="preserve">, nên con số tổng nghiêng theo hai lớp lớn.</w:t>
       </w:r>
     </w:p>
-    <w:bookmarkEnd w:id="127"/>
-    <w:bookmarkStart w:id="128" w:name="Xb3c99f21c20aaed477a9c4bd648c2625856c792"/>
+    <w:bookmarkEnd w:id="149"/>
+    <w:bookmarkStart w:id="150" w:name="Xb3c99f21c20aaed477a9c4bd648c2625856c792"/>
     <w:p>
       <w:pPr>
         <w:pStyle w:val="Heading3"/>
@@ -20163,9 +20639,9 @@
         <w:t xml:space="preserve">mỗi biển.</w:t>
       </w:r>
     </w:p>
-    <w:bookmarkEnd w:id="128"/>
-    <w:bookmarkEnd w:id="129"/>
-    <w:bookmarkStart w:id="134" w:name="Xd33c5fd3fcbf5c7f74138f222cc9bcbb755d6d1"/>
+    <w:bookmarkEnd w:id="150"/>
+    <w:bookmarkEnd w:id="151"/>
+    <w:bookmarkStart w:id="156" w:name="Xd33c5fd3fcbf5c7f74138f222cc9bcbb755d6d1"/>
     <w:p>
       <w:pPr>
         <w:pStyle w:val="Heading2"/>
@@ -20174,7 +20650,7 @@
         <w:t xml:space="preserve">4.7. Máy chủ và cơ sở dữ liệu</w:t>
       </w:r>
     </w:p>
-    <w:bookmarkStart w:id="130" w:name="Xe560b8397332a19c15b4817024d50105975592c"/>
+    <w:bookmarkStart w:id="152" w:name="Xe560b8397332a19c15b4817024d50105975592c"/>
     <w:p>
       <w:pPr>
         <w:pStyle w:val="Heading3"/>
@@ -20305,8 +20781,8 @@
         <w:t xml:space="preserve">— nguồn cấu hình, tầng lưu trữ, bảng mã đầu ra — và đều vượt qua được kiểm thử đơn vị; đó là lập luận thực nghiệm cho việc bộ kiểm thử phải có kiểm thử tích hợp chạy trên đường dẫn thật.</w:t>
       </w:r>
     </w:p>
-    <w:bookmarkEnd w:id="130"/>
-    <w:bookmarkStart w:id="131" w:name="X8a59bc7beb12a72566ac57f9cb2e90f45e2d0e7"/>
+    <w:bookmarkEnd w:id="152"/>
+    <w:bookmarkStart w:id="153" w:name="X8a59bc7beb12a72566ac57f9cb2e90f45e2d0e7"/>
     <w:p>
       <w:pPr>
         <w:pStyle w:val="Heading3"/>
@@ -20591,8 +21067,8 @@
         <w:t xml:space="preserve">cho cách đọc đó, cuối cùng mới tới độ tin cậy của khối nhận dạng. Đặt độ tin cậy xuống cuối là có lý do đo được: ở mức sai khác một ký tự, một lần đọc sai vẫn thường mang điểm tin cậy cao — mục 5.6.5 có ca cụ thể trong đó bản sai đạt 0,994 còn bản đúng 0,996.</w:t>
       </w:r>
     </w:p>
-    <w:bookmarkEnd w:id="131"/>
-    <w:bookmarkStart w:id="132" w:name="Xd6726d79c8d6eb341db4e0dfd9148781fb858a3"/>
+    <w:bookmarkEnd w:id="153"/>
+    <w:bookmarkStart w:id="154" w:name="Xd6726d79c8d6eb341db4e0dfd9148781fb858a3"/>
     <w:p>
       <w:pPr>
         <w:pStyle w:val="Heading3"/>
@@ -20813,8 +21289,8 @@
         <w:t xml:space="preserve">của biển hai dòng, vì chuỗi tám ký tự nhóm được theo hai cách đều hợp lệ mà ranh giới hai dòng — thông tin duy nhất phân định được — bị chính bước ghép ngang loại bỏ; giá trị này thu được không tốn thêm chi phí vì bộ nhận dạng vốn trả một mảnh cho mỗi nửa ảnh.</w:t>
       </w:r>
     </w:p>
-    <w:bookmarkEnd w:id="132"/>
-    <w:bookmarkStart w:id="133" w:name="X38a48ea008f74ebd89bb74568fa185fd70fb887"/>
+    <w:bookmarkEnd w:id="154"/>
+    <w:bookmarkStart w:id="155" w:name="X38a48ea008f74ebd89bb74568fa185fd70fb887"/>
     <w:p>
       <w:pPr>
         <w:pStyle w:val="Heading3"/>
@@ -20852,9 +21328,9 @@
         <w:t xml:space="preserve">Bốn quyết định thiết kế đáng ghi nhận. Yêu cầu xử lý video trả về mã trạng thái chấp nhận thay vì mã thành công, do một video 60 giây cần khoảng 200 giây xử lý trên CPU và không client nào chờ được; mã chấp nhận phản ánh đúng ngữ nghĩa "đã tiếp nhận, đang xử lý". Trường hợp ảnh không chứa biển số trả về mã thành công kèm danh sách rỗng thay vì mã lỗi, vì kết quả nhận dạng vẫn tồn tại và là tập rỗng (NFR-R2); trả về mã lỗi sẽ loại toàn bộ trường hợp âm khỏi thống kê. Chức năng tìm kiếm đối chiếu đồng thời chuỗi đã chuẩn hoá và chuỗi thô, để người dùng nhớ dạng nào cũng tra được. Cuối cùng, hai chỉ số thống kê về số lượt và số biển số được trả về tách biệt, kèm mô tả tường minh trong tài liệu đặc tả nhằm ngăn việc gộp nhầm hai đại lượng đã phân tích tại mục 4.7.2a.</w:t>
       </w:r>
     </w:p>
-    <w:bookmarkEnd w:id="133"/>
-    <w:bookmarkEnd w:id="134"/>
-    <w:bookmarkStart w:id="137" w:name="X3a8d61a51575a0ea03bbef8c366606d753c4f55"/>
+    <w:bookmarkEnd w:id="155"/>
+    <w:bookmarkEnd w:id="156"/>
+    <w:bookmarkStart w:id="159" w:name="X3a8d61a51575a0ea03bbef8c366606d753c4f55"/>
     <w:p>
       <w:pPr>
         <w:pStyle w:val="Heading2"/>
@@ -20863,7 +21339,7 @@
         <w:t xml:space="preserve">4.8. Giao diện người dùng</w:t>
       </w:r>
     </w:p>
-    <w:bookmarkStart w:id="135" w:name="X7b302496a670cbc0c6eec45b7ec07057c064342"/>
+    <w:bookmarkStart w:id="157" w:name="X7b302496a670cbc0c6eec45b7ec07057c064342"/>
     <w:p>
       <w:pPr>
         <w:pStyle w:val="Heading3"/>
@@ -21023,8 +21499,8 @@
         <w:t xml:space="preserve">Cần lưu ý rằng thiết kế ban đầu có năm màn hình. Màn hình tổng quan đã được đưa ra khỏi phạm vi trong hai đợt thu gọn giao diện, kéo theo bốn yêu cầu chức năng chuyển sang mức không thực hiện — trong đó có một yêu cầu ở mức bắt buộc, được nêu rõ tại mục 6.2. Các điểm cuối tương ứng ở phía máy chủ vẫn hoạt động và vẫn có kiểm thử tích hợp; điều bị loại bỏ là hàm gọi phía giao diện, không phải bản thân điểm cuối.</w:t>
       </w:r>
     </w:p>
-    <w:bookmarkEnd w:id="135"/>
-    <w:bookmarkStart w:id="136" w:name="X40f085077cc6223c852a0f9c43ce8fecaa551db"/>
+    <w:bookmarkEnd w:id="157"/>
+    <w:bookmarkStart w:id="158" w:name="X40f085077cc6223c852a0f9c43ce8fecaa551db"/>
     <w:p>
       <w:pPr>
         <w:pStyle w:val="Heading3"/>
@@ -21136,9 +21612,9 @@
         <w:t xml:space="preserve">— khung kế tiếp luôn cập nhật hơn khung bị bỏ.</w:t>
       </w:r>
     </w:p>
-    <w:bookmarkEnd w:id="136"/>
-    <w:bookmarkEnd w:id="137"/>
-    <w:bookmarkStart w:id="138" w:name="X1fc81489b951e9c57ef27d947e1ca8b0c900527"/>
+    <w:bookmarkEnd w:id="158"/>
+    <w:bookmarkEnd w:id="159"/>
+    <w:bookmarkStart w:id="160" w:name="X1fc81489b951e9c57ef27d947e1ca8b0c900527"/>
     <w:p>
       <w:pPr>
         <w:pStyle w:val="Heading2"/>
@@ -21250,9 +21726,9 @@
         <w:br w:type="page"/>
       </w:r>
     </w:p>
-    <w:bookmarkEnd w:id="138"/>
-    <w:bookmarkEnd w:id="139"/>
-    <w:bookmarkStart w:id="182" w:name="chương-5-thực-nghiệm-và-đánh-giá"/>
+    <w:bookmarkEnd w:id="160"/>
+    <w:bookmarkEnd w:id="161"/>
+    <w:bookmarkStart w:id="220" w:name="chương-5-thực-nghiệm-và-đánh-giá"/>
     <w:p>
       <w:pPr>
         <w:pStyle w:val="Heading1"/>
@@ -21302,7 +21778,7 @@
         </w:pict>
       </w:r>
     </w:p>
-    <w:bookmarkStart w:id="146" w:name="X615dfd631dc181525daf811d00c6861931eec12"/>
+    <w:bookmarkStart w:id="169" w:name="X615dfd631dc181525daf811d00c6861931eec12"/>
     <w:p>
       <w:pPr>
         <w:pStyle w:val="Heading2"/>
@@ -21311,7 +21787,7 @@
         <w:t xml:space="preserve">5.1. Mục tiêu và phương pháp đánh giá</w:t>
       </w:r>
     </w:p>
-    <w:bookmarkStart w:id="140" w:name="X864036be38679736247d4d73055ee91028133ef"/>
+    <w:bookmarkStart w:id="162" w:name="X864036be38679736247d4d73055ee91028133ef"/>
     <w:p>
       <w:pPr>
         <w:pStyle w:val="Heading3"/>
@@ -21424,8 +21900,8 @@
         <w:t xml:space="preserve">— yếu tố nào đe doạ tính hợp lệ của kết quả (5.9.1)? RQ3 và RQ5 lần lượt lượng hoá đóng góp của hậu xử lý và thay giả định bằng dữ liệu đo được.</w:t>
       </w:r>
     </w:p>
-    <w:bookmarkEnd w:id="140"/>
-    <w:bookmarkStart w:id="141" w:name="X3bfe8d88373921eb89de6934846fd7e39a10cdc"/>
+    <w:bookmarkEnd w:id="162"/>
+    <w:bookmarkStart w:id="163" w:name="X3bfe8d88373921eb89de6934846fd7e39a10cdc"/>
     <w:p>
       <w:pPr>
         <w:pStyle w:val="Heading3"/>
@@ -21507,8 +21983,8 @@
         <w:t xml:space="preserve">✅ đạt mục tiêu · 🟡 chỉ đạt ngưỡng tối thiểu · ❌ không đạt · ⬜ chưa đo · ➖ không áp dụng (Hình 5.1).</w:t>
       </w:r>
     </w:p>
-    <w:bookmarkEnd w:id="141"/>
-    <w:bookmarkStart w:id="145" w:name="Xae02105bda9855e41edaa9a7db070e9fd50916a"/>
+    <w:bookmarkEnd w:id="163"/>
+    <w:bookmarkStart w:id="168" w:name="Xae02105bda9855e41edaa9a7db070e9fd50916a"/>
     <w:p>
       <w:pPr>
         <w:pStyle w:val="Heading3"/>
@@ -21526,18 +22002,18 @@
           <wp:inline>
             <wp:extent cx="5334000" cy="6408964"/>
             <wp:effectExtent b="0" l="0" r="0" t="0"/>
-            <wp:docPr descr="" title="" id="143" name="Picture"/>
+            <wp:docPr descr="" title="" id="165" name="Picture"/>
             <a:graphic>
               <a:graphicData uri="http://schemas.openxmlformats.org/drawingml/2006/picture">
                 <pic:pic>
                   <pic:nvPicPr>
-                    <pic:cNvPr descr="figures/fig-ch6-01.png" id="144" name="Picture"/>
+                    <pic:cNvPr descr="figures/fig-ch6-01.png" id="166" name="Picture"/>
                     <pic:cNvPicPr>
                       <a:picLocks noChangeArrowheads="1" noChangeAspect="1"/>
                     </pic:cNvPicPr>
                   </pic:nvPicPr>
                   <pic:blipFill>
-                    <a:blip r:embed="rId142"/>
+                    <a:blip r:embed="rId164"/>
                     <a:stretch>
                       <a:fillRect/>
                     </a:stretch>
@@ -21575,6 +22051,8 @@
         </w:rPr>
         <w:t xml:space="preserve">Hình 5.1.</w:t>
       </w:r>
+      <w:bookmarkStart w:id="167" w:name="fig-5-1"/>
+      <w:bookmarkEnd w:id="167"/>
       <w:r>
         <w:t xml:space="preserve"> </w:t>
       </w:r>
@@ -21838,7 +22316,7 @@
         <w:pStyle w:val="BodyText"/>
       </w:pPr>
       <w:r>
-        <w:t xml:space="preserve">Nguyên tắc rút ra và áp dụng từ đó:</w:t>
+        <w:t xml:space="preserve">Từ đó, đồ án áp dụng nguyên tắc:</w:t>
       </w:r>
       <w:r>
         <w:t xml:space="preserve"> </w:t>
@@ -21861,9 +22339,9 @@
         </w:pict>
       </w:r>
     </w:p>
-    <w:bookmarkEnd w:id="145"/>
-    <w:bookmarkEnd w:id="146"/>
-    <w:bookmarkStart w:id="147" w:name="Xda9ff047994fc93eb8666aa61137acbf414e8bc"/>
+    <w:bookmarkEnd w:id="168"/>
+    <w:bookmarkEnd w:id="169"/>
+    <w:bookmarkStart w:id="170" w:name="Xda9ff047994fc93eb8666aa61137acbf414e8bc"/>
     <w:p>
       <w:pPr>
         <w:pStyle w:val="Heading2"/>
@@ -21872,8 +22350,8 @@
         <w:t xml:space="preserve">5.2.---</w:t>
       </w:r>
     </w:p>
-    <w:bookmarkEnd w:id="147"/>
-    <w:bookmarkStart w:id="149" w:name="Xe7177e3758cb04885136198f5ec08c059be0251"/>
+    <w:bookmarkEnd w:id="170"/>
+    <w:bookmarkStart w:id="172" w:name="Xe7177e3758cb04885136198f5ec08c059be0251"/>
     <w:p>
       <w:pPr>
         <w:pStyle w:val="Heading2"/>
@@ -22247,7 +22725,7 @@
         <w:t xml:space="preserve">9.1.1.</w:t>
       </w:r>
     </w:p>
-    <w:bookmarkStart w:id="148" w:name="X10f3b0080b6c50f359033e09c103a7e07045a1e"/>
+    <w:bookmarkStart w:id="171" w:name="X10f3b0080b6c50f359033e09c103a7e07045a1e"/>
     <w:p>
       <w:pPr>
         <w:pStyle w:val="Heading3"/>
@@ -22399,9 +22877,9 @@
         </w:pict>
       </w:r>
     </w:p>
-    <w:bookmarkEnd w:id="148"/>
-    <w:bookmarkEnd w:id="149"/>
-    <w:bookmarkStart w:id="152" w:name="X150a776b7b29e2a1bc0ea6c751a61ccf1f70287"/>
+    <w:bookmarkEnd w:id="171"/>
+    <w:bookmarkEnd w:id="172"/>
+    <w:bookmarkStart w:id="176" w:name="X150a776b7b29e2a1bc0ea6c751a61ccf1f70287"/>
     <w:p>
       <w:pPr>
         <w:pStyle w:val="Heading2"/>
@@ -22519,6 +22997,8 @@
         </w:rPr>
         <w:t xml:space="preserve">Bảng 5.1.</w:t>
       </w:r>
+      <w:bookmarkStart w:id="173" w:name="tbl-5-1"/>
+      <w:bookmarkEnd w:id="173"/>
       <w:r>
         <w:t xml:space="preserve"> </w:t>
       </w:r>
@@ -23304,7 +23784,7 @@
         <w:t xml:space="preserve">.</w:t>
       </w:r>
     </w:p>
-    <w:bookmarkStart w:id="150" w:name="X37856744f8da712b6ffe77e50fcee7fb2ddd38a"/>
+    <w:bookmarkStart w:id="174" w:name="X37856744f8da712b6ffe77e50fcee7fb2ddd38a"/>
     <w:p>
       <w:pPr>
         <w:pStyle w:val="Heading3"/>
@@ -23440,8 +23920,8 @@
         <w:t xml:space="preserve">, tách riêng cho tầng OCR.</w:t>
       </w:r>
     </w:p>
-    <w:bookmarkEnd w:id="150"/>
-    <w:bookmarkStart w:id="151" w:name="X7f9a069220d4c5e055fddc75635b91e2439e798"/>
+    <w:bookmarkEnd w:id="174"/>
+    <w:bookmarkStart w:id="175" w:name="X7f9a069220d4c5e055fddc75635b91e2439e798"/>
     <w:p>
       <w:pPr>
         <w:pStyle w:val="Heading3"/>
@@ -23565,9 +24045,9 @@
         </w:pict>
       </w:r>
     </w:p>
-    <w:bookmarkEnd w:id="151"/>
-    <w:bookmarkEnd w:id="152"/>
-    <w:bookmarkStart w:id="155" w:name="X33ae224c5020c26762908e1939d8b973623f32d"/>
+    <w:bookmarkEnd w:id="175"/>
+    <w:bookmarkEnd w:id="176"/>
+    <w:bookmarkStart w:id="180" w:name="X33ae224c5020c26762908e1939d8b973623f32d"/>
     <w:p>
       <w:pPr>
         <w:pStyle w:val="Heading2"/>
@@ -23621,7 +24101,7 @@
         <w:t xml:space="preserve">; tập test chưa từng dùng trong huấn luyện hay chọn epoch.</w:t>
       </w:r>
     </w:p>
-    <w:bookmarkStart w:id="153" w:name="X2b419d4dd42805933fda2d3f8ea8232ea8e61b9"/>
+    <w:bookmarkStart w:id="177" w:name="X2b419d4dd42805933fda2d3f8ea8232ea8e61b9"/>
     <w:p>
       <w:pPr>
         <w:pStyle w:val="Heading3"/>
@@ -23881,8 +24361,8 @@
         <w:t xml:space="preserve">.</w:t>
       </w:r>
     </w:p>
-    <w:bookmarkEnd w:id="153"/>
-    <w:bookmarkStart w:id="154" w:name="Xf35c86d7de5434c76646f1bcbee03703a9e0864"/>
+    <w:bookmarkEnd w:id="177"/>
+    <w:bookmarkStart w:id="179" w:name="Xf35c86d7de5434c76646f1bcbee03703a9e0864"/>
     <w:p>
       <w:pPr>
         <w:pStyle w:val="Heading3"/>
@@ -23926,6 +24406,8 @@
         </w:rPr>
         <w:t xml:space="preserve">Bảng 5.2.</w:t>
       </w:r>
+      <w:bookmarkStart w:id="178" w:name="tbl-5-2"/>
+      <w:bookmarkEnd w:id="178"/>
       <w:r>
         <w:t xml:space="preserve"> </w:t>
       </w:r>
@@ -24237,9 +24719,9 @@
         </w:tc>
       </w:tr>
     </w:tbl>
-    <w:bookmarkEnd w:id="154"/>
-    <w:bookmarkEnd w:id="155"/>
-    <w:bookmarkStart w:id="164" w:name="X89026af3ee529e68bbf717a4f7363365ab88538"/>
+    <w:bookmarkEnd w:id="179"/>
+    <w:bookmarkEnd w:id="180"/>
+    <w:bookmarkStart w:id="193" w:name="X89026af3ee529e68bbf717a4f7363365ab88538"/>
     <w:p>
       <w:pPr>
         <w:pStyle w:val="Heading2"/>
@@ -24550,7 +25032,7 @@
         <w:t xml:space="preserve">giữ trong mã, mặc định tắt. Số liệu đầy đủ ở báo cáo 31 và 30.</w:t>
       </w:r>
     </w:p>
-    <w:bookmarkStart w:id="156" w:name="X75971c1e265691e3bccf68d57ddbcd167413727"/>
+    <w:bookmarkStart w:id="181" w:name="X75971c1e265691e3bccf68d57ddbcd167413727"/>
     <w:p>
       <w:pPr>
         <w:pStyle w:val="Heading3"/>
@@ -24652,8 +25134,8 @@
         <w:t xml:space="preserve">.</w:t>
       </w:r>
     </w:p>
-    <w:bookmarkEnd w:id="156"/>
-    <w:bookmarkStart w:id="157" w:name="Xf66a46c8f0f9d94960b05ec79e0724240f858b8"/>
+    <w:bookmarkEnd w:id="181"/>
+    <w:bookmarkStart w:id="183" w:name="Xf66a46c8f0f9d94960b05ec79e0724240f858b8"/>
     <w:p>
       <w:pPr>
         <w:pStyle w:val="Heading3"/>
@@ -24739,6 +25221,8 @@
         </w:rPr>
         <w:t xml:space="preserve">Bảng 5.3.</w:t>
       </w:r>
+      <w:bookmarkStart w:id="182" w:name="tbl-5-3"/>
+      <w:bookmarkEnd w:id="182"/>
       <w:r>
         <w:t xml:space="preserve"> </w:t>
       </w:r>
@@ -25362,8 +25846,8 @@
         </w:tc>
       </w:tr>
     </w:tbl>
-    <w:bookmarkEnd w:id="157"/>
-    <w:bookmarkStart w:id="158" w:name="X548335d33a7ae2763b4e65d9e592194dd762e09"/>
+    <w:bookmarkEnd w:id="183"/>
+    <w:bookmarkStart w:id="185" w:name="X548335d33a7ae2763b4e65d9e592194dd762e09"/>
     <w:p>
       <w:pPr>
         <w:pStyle w:val="Heading3"/>
@@ -25383,6 +25867,8 @@
         </w:rPr>
         <w:t xml:space="preserve">Bảng 5.4.</w:t>
       </w:r>
+      <w:bookmarkStart w:id="184" w:name="tbl-5-4"/>
+      <w:bookmarkEnd w:id="184"/>
       <w:r>
         <w:t xml:space="preserve"> </w:t>
       </w:r>
@@ -25911,8 +26397,8 @@
         <w:t xml:space="preserve">. Phần còn lại thuộc về năng lực nhận dạng ký tự, không phải khâu cắt, ghép hoặc hiệu chỉnh hình học.</w:t>
       </w:r>
     </w:p>
-    <w:bookmarkEnd w:id="158"/>
-    <w:bookmarkStart w:id="159" w:name="X81863552bf76fe7a516ae91438c661d453f4ac1"/>
+    <w:bookmarkEnd w:id="185"/>
+    <w:bookmarkStart w:id="186" w:name="X81863552bf76fe7a516ae91438c661d453f4ac1"/>
     <w:p>
       <w:pPr>
         <w:pStyle w:val="Heading3"/>
@@ -26484,8 +26970,8 @@
         <w:t xml:space="preserve">ngay từ đầu, không phải thêm luật.</w:t>
       </w:r>
     </w:p>
-    <w:bookmarkEnd w:id="159"/>
-    <w:bookmarkStart w:id="161" w:name="X0e3f0e91ac27870705f3f778acaa65c15f09de2"/>
+    <w:bookmarkEnd w:id="186"/>
+    <w:bookmarkStart w:id="189" w:name="X0e3f0e91ac27870705f3f778acaa65c15f09de2"/>
     <w:p>
       <w:pPr>
         <w:pStyle w:val="Heading3"/>
@@ -26865,7 +27351,7 @@
       <w:r>
         <w:t xml:space="preserve">(</w:t>
       </w:r>
-      <w:hyperlink r:id="rId160">
+      <w:hyperlink r:id="rId187">
         <w:r>
           <w:rPr>
             <w:rStyle w:val="Hyperlink"/>
@@ -27022,6 +27508,8 @@
         </w:rPr>
         <w:t xml:space="preserve">Bảng 5.5.</w:t>
       </w:r>
+      <w:bookmarkStart w:id="188" w:name="tbl-5-5"/>
+      <w:bookmarkEnd w:id="188"/>
       <w:r>
         <w:t xml:space="preserve"> </w:t>
       </w:r>
@@ -27439,8 +27927,8 @@
         <w:t xml:space="preserve">ở mục 6.3.</w:t>
       </w:r>
     </w:p>
-    <w:bookmarkEnd w:id="161"/>
-    <w:bookmarkStart w:id="162" w:name="X60a2a27d87ebeb44405d22793b18a5bfd7e9097"/>
+    <w:bookmarkEnd w:id="189"/>
+    <w:bookmarkStart w:id="190" w:name="X60a2a27d87ebeb44405d22793b18a5bfd7e9097"/>
     <w:p>
       <w:pPr>
         <w:pStyle w:val="Heading3"/>
@@ -27728,8 +28216,8 @@
         <w:t xml:space="preserve">.</w:t>
       </w:r>
     </w:p>
-    <w:bookmarkEnd w:id="162"/>
-    <w:bookmarkStart w:id="163" w:name="X83a4063ca7053738346595d9e36bfe5762b6bbf"/>
+    <w:bookmarkEnd w:id="190"/>
+    <w:bookmarkStart w:id="192" w:name="X83a4063ca7053738346595d9e36bfe5762b6bbf"/>
     <w:p>
       <w:pPr>
         <w:pStyle w:val="Heading3"/>
@@ -27773,6 +28261,8 @@
         </w:rPr>
         <w:t xml:space="preserve">Bảng 5.6.</w:t>
       </w:r>
+      <w:bookmarkStart w:id="191" w:name="tbl-5-6"/>
+      <w:bookmarkEnd w:id="191"/>
       <w:r>
         <w:t xml:space="preserve"> </w:t>
       </w:r>
@@ -28114,9 +28604,9 @@
         <w:t xml:space="preserve">. Đo lại bậc này trên ngữ liệu có biển thật sự nhỏ là hướng phát triển ở mục 6.3.</w:t>
       </w:r>
     </w:p>
-    <w:bookmarkEnd w:id="163"/>
-    <w:bookmarkEnd w:id="164"/>
-    <w:bookmarkStart w:id="176" w:name="X80f1806dda35f26f045f00afe70db30e7a77d2b"/>
+    <w:bookmarkEnd w:id="192"/>
+    <w:bookmarkEnd w:id="193"/>
+    <w:bookmarkStart w:id="210" w:name="X80f1806dda35f26f045f00afe70db30e7a77d2b"/>
     <w:p>
       <w:pPr>
         <w:pStyle w:val="Heading2"/>
@@ -28146,7 +28636,7 @@
         <w:t xml:space="preserve">.</w:t>
       </w:r>
     </w:p>
-    <w:bookmarkStart w:id="165" w:name="Xcfd917aca06ff17d6d7932dfdbc0aeee5513c38"/>
+    <w:bookmarkStart w:id="195" w:name="Xcfd917aca06ff17d6d7932dfdbc0aeee5513c38"/>
     <w:p>
       <w:pPr>
         <w:pStyle w:val="Heading3"/>
@@ -28166,6 +28656,8 @@
         </w:rPr>
         <w:t xml:space="preserve">Bảng 5.7.</w:t>
       </w:r>
+      <w:bookmarkStart w:id="194" w:name="tbl-5-7"/>
+      <w:bookmarkEnd w:id="194"/>
       <w:r>
         <w:t xml:space="preserve"> </w:t>
       </w:r>
@@ -29203,8 +29695,8 @@
         <w:t xml:space="preserve">; bóc tách chỉ ra riêng bậc siêu phân giải chiếm hơn nửa chi phí đó mà không cứu được biển nào đo được, nên nó bị tắt mặc định (5.5.7).</w:t>
       </w:r>
     </w:p>
-    <w:bookmarkEnd w:id="165"/>
-    <w:bookmarkStart w:id="166" w:name="X464dfa7416d7b69ad75789fd50c67eaa400499a"/>
+    <w:bookmarkEnd w:id="195"/>
+    <w:bookmarkStart w:id="197" w:name="X464dfa7416d7b69ad75789fd50c67eaa400499a"/>
     <w:p>
       <w:pPr>
         <w:pStyle w:val="Heading3"/>
@@ -29224,6 +29716,8 @@
         </w:rPr>
         <w:t xml:space="preserve">Bảng 5.8.</w:t>
       </w:r>
+      <w:bookmarkStart w:id="196" w:name="tbl-5-8"/>
+      <w:bookmarkEnd w:id="196"/>
       <w:r>
         <w:t xml:space="preserve"> </w:t>
       </w:r>
@@ -29809,7 +30303,7 @@
         <w:pStyle w:val="BodyText"/>
       </w:pPr>
       <w:r>
-        <w:t xml:space="preserve">Ba phát hiện.</w:t>
+        <w:t xml:space="preserve">Kết quả phân rã cho thấy ba điểm.</w:t>
       </w:r>
       <w:r>
         <w:t xml:space="preserve"> </w:t>
@@ -29979,8 +30473,8 @@
         <w:t xml:space="preserve">.</w:t>
       </w:r>
     </w:p>
-    <w:bookmarkEnd w:id="166"/>
-    <w:bookmarkStart w:id="170" w:name="Xeebf24f922758d980ac6acd952eee470667ca9a"/>
+    <w:bookmarkEnd w:id="197"/>
+    <w:bookmarkStart w:id="202" w:name="Xeebf24f922758d980ac6acd952eee470667ca9a"/>
     <w:p>
       <w:pPr>
         <w:pStyle w:val="Heading3"/>
@@ -30354,18 +30848,18 @@
           <wp:inline>
             <wp:extent cx="5334000" cy="2111375"/>
             <wp:effectExtent b="0" l="0" r="0" t="0"/>
-            <wp:docPr descr="" title="" id="168" name="Picture"/>
+            <wp:docPr descr="" title="" id="199" name="Picture"/>
             <a:graphic>
               <a:graphicData uri="http://schemas.openxmlformats.org/drawingml/2006/picture">
                 <pic:pic>
                   <pic:nvPicPr>
-                    <pic:cNvPr descr="figures/fig-ch5-nfr-p2.png" id="169" name="Picture"/>
+                    <pic:cNvPr descr="figures/fig-ch5-nfr-p2.png" id="200" name="Picture"/>
                     <pic:cNvPicPr>
                       <a:picLocks noChangeArrowheads="1" noChangeAspect="1"/>
                     </pic:cNvPicPr>
                   </pic:nvPicPr>
                   <pic:blipFill>
-                    <a:blip r:embed="rId167"/>
+                    <a:blip r:embed="rId198"/>
                     <a:stretch>
                       <a:fillRect/>
                     </a:stretch>
@@ -30403,6 +30897,8 @@
         </w:rPr>
         <w:t xml:space="preserve">Hình 5.2.</w:t>
       </w:r>
+      <w:bookmarkStart w:id="201" w:name="fig-5-2"/>
+      <w:bookmarkEnd w:id="201"/>
       <w:r>
         <w:t xml:space="preserve"> </w:t>
       </w:r>
@@ -30410,8 +30906,8 @@
         <w:t xml:space="preserve">Sáu lần đo NFR-P2 trong các điều kiện máy khác nhau.</w:t>
       </w:r>
     </w:p>
-    <w:bookmarkEnd w:id="170"/>
-    <w:bookmarkStart w:id="174" w:name="X25c8b71c2487a5c9569376abd8229af2816ba81"/>
+    <w:bookmarkEnd w:id="202"/>
+    <w:bookmarkStart w:id="207" w:name="X25c8b71c2487a5c9569376abd8229af2816ba81"/>
     <w:p>
       <w:pPr>
         <w:pStyle w:val="Heading3"/>
@@ -30827,18 +31323,18 @@
           <wp:inline>
             <wp:extent cx="5334000" cy="1215536"/>
             <wp:effectExtent b="0" l="0" r="0" t="0"/>
-            <wp:docPr descr="" title="" id="172" name="Picture"/>
+            <wp:docPr descr="" title="" id="204" name="Picture"/>
             <a:graphic>
               <a:graphicData uri="http://schemas.openxmlformats.org/drawingml/2006/picture">
                 <pic:pic>
                   <pic:nvPicPr>
-                    <pic:cNvPr descr="figures/fig-ch5-dedup-51H14573.png" id="173" name="Picture"/>
+                    <pic:cNvPr descr="figures/fig-ch5-dedup-51H14573.png" id="205" name="Picture"/>
                     <pic:cNvPicPr>
                       <a:picLocks noChangeArrowheads="1" noChangeAspect="1"/>
                     </pic:cNvPicPr>
                   </pic:nvPicPr>
                   <pic:blipFill>
-                    <a:blip r:embed="rId171"/>
+                    <a:blip r:embed="rId203"/>
                     <a:stretch>
                       <a:fillRect/>
                     </a:stretch>
@@ -30876,6 +31372,8 @@
         </w:rPr>
         <w:t xml:space="preserve">Hình 5.3.</w:t>
       </w:r>
+      <w:bookmarkStart w:id="206" w:name="fig-5-3"/>
+      <w:bookmarkEnd w:id="206"/>
       <w:r>
         <w:t xml:space="preserve"> </w:t>
       </w:r>
@@ -30972,8 +31470,8 @@
         <w:t xml:space="preserve">.</w:t>
       </w:r>
     </w:p>
-    <w:bookmarkEnd w:id="174"/>
-    <w:bookmarkStart w:id="175" w:name="X16b4eaa49758ce901c811cabf4d14d88e7a2bfd"/>
+    <w:bookmarkEnd w:id="207"/>
+    <w:bookmarkStart w:id="209" w:name="X16b4eaa49758ce901c811cabf4d14d88e7a2bfd"/>
     <w:p>
       <w:pPr>
         <w:pStyle w:val="Heading3"/>
@@ -31043,6 +31541,8 @@
         </w:rPr>
         <w:t xml:space="preserve">Bảng 5.9.</w:t>
       </w:r>
+      <w:bookmarkStart w:id="208" w:name="tbl-5-9"/>
+      <w:bookmarkEnd w:id="208"/>
       <w:r>
         <w:t xml:space="preserve"> </w:t>
       </w:r>
@@ -31661,7 +32161,7 @@
         <w:t xml:space="preserve"> </w:t>
       </w:r>
       <w:r>
-        <w:t xml:space="preserve">thời gian thực (mục tiêu 0,3×). Bậc thang thử lại vẫn là một thoái lui có chủ ý đổi lấy 34 biển đọc thêm (5.5.7), nhưng đợt tối ưu tầng suy luận (4.4) đã bù lại và còn dư.</w:t>
+        <w:t xml:space="preserve">thời gian thực (mục tiêu 0,3×). Bậc thang thử lại vẫn làm tăng độ trễ đuôi để đổi lấy 34 biển đọc thêm (5.5.7), nhưng đợt tối ưu tầng suy luận (4.4) đã bù lại và còn dư.</w:t>
       </w:r>
       <w:r>
         <w:t xml:space="preserve"> </w:t>
@@ -31728,9 +32228,9 @@
         <w:t xml:space="preserve">ở mục 5.6.3.</w:t>
       </w:r>
     </w:p>
-    <w:bookmarkEnd w:id="175"/>
-    <w:bookmarkEnd w:id="176"/>
-    <w:bookmarkStart w:id="177" w:name="Xc0bff015dc90ee963680e4537fb902858c5b63d"/>
+    <w:bookmarkEnd w:id="209"/>
+    <w:bookmarkEnd w:id="210"/>
+    <w:bookmarkStart w:id="212" w:name="Xc0bff015dc90ee963680e4537fb902858c5b63d"/>
     <w:p>
       <w:pPr>
         <w:pStyle w:val="Heading2"/>
@@ -31821,6 +32321,8 @@
         </w:rPr>
         <w:t xml:space="preserve">Bảng 5.10.</w:t>
       </w:r>
+      <w:bookmarkStart w:id="211" w:name="tbl-5-10"/>
+      <w:bookmarkEnd w:id="211"/>
       <w:r>
         <w:t xml:space="preserve"> </w:t>
       </w:r>
@@ -32756,8 +33258,8 @@
         </w:tc>
       </w:tr>
     </w:tbl>
-    <w:bookmarkEnd w:id="177"/>
-    <w:bookmarkStart w:id="179" w:name="Xe422198b1000e64c715229721cb79be428798c5"/>
+    <w:bookmarkEnd w:id="212"/>
+    <w:bookmarkStart w:id="216" w:name="Xe422198b1000e64c715229721cb79be428798c5"/>
     <w:p>
       <w:pPr>
         <w:pStyle w:val="Heading2"/>
@@ -32777,6 +33279,8 @@
         </w:rPr>
         <w:t xml:space="preserve">Bảng 5.11.</w:t>
       </w:r>
+      <w:bookmarkStart w:id="213" w:name="tbl-5-11"/>
+      <w:bookmarkEnd w:id="213"/>
       <w:r>
         <w:t xml:space="preserve"> </w:t>
       </w:r>
@@ -33635,7 +34139,7 @@
         <w:t xml:space="preserve"> </w:t>
       </w:r>
       <w:r>
-        <w:t xml:space="preserve">ca sai khớp đúng với Bảng 5.3: 2.801 × (1 − 0,7701). Ba quan sát.</w:t>
+        <w:t xml:space="preserve">ca sai khớp đúng với Bảng 5.3: 2.801 × (1 − 0,7701). Phân bố lỗi cho thấy ba điểm.</w:t>
       </w:r>
       <w:r>
         <w:t xml:space="preserve"> </w:t>
@@ -33770,7 +34274,7 @@
         <w:t xml:space="preserve">, nên bước phát hiện không chạy và hai loại lỗi ấy về nguyên tắc không thể xuất hiện ở đây; chúng được đo riêng ở tầng bộ phát hiện tại mục 5.4.</w:t>
       </w:r>
     </w:p>
-    <w:bookmarkStart w:id="178" w:name="Xf7ffed5b8bce220fac4123584059a67f83f82f2"/>
+    <w:bookmarkStart w:id="215" w:name="Xf7ffed5b8bce220fac4123584059a67f83f82f2"/>
     <w:p>
       <w:pPr>
         <w:pStyle w:val="Heading3"/>
@@ -33811,6 +34315,8 @@
         </w:rPr>
         <w:t xml:space="preserve">Bảng 5.12.</w:t>
       </w:r>
+      <w:bookmarkStart w:id="214" w:name="tbl-5-12"/>
+      <w:bookmarkEnd w:id="214"/>
       <w:r>
         <w:t xml:space="preserve"> </w:t>
       </w:r>
@@ -34282,7 +34788,7 @@
           <w:b/>
           <w:bCs/>
         </w:rPr>
-        <w:t xml:space="preserve">Ba điều bảng này nói được, và một điều nó không nói được.</w:t>
+        <w:t xml:space="preserve">Bảng cho phép rút ra ba nhận xét, và có một kết luận nó không hỗ trợ.</w:t>
       </w:r>
       <w:r>
         <w:t xml:space="preserve"> </w:t>
@@ -34432,7 +34938,7 @@
           <w:b/>
           <w:bCs/>
         </w:rPr>
-        <w:t xml:space="preserve">Điều bảng này không nói được:</w:t>
+        <w:t xml:space="preserve">Kết luận mà bảng không hỗ trợ:</w:t>
       </w:r>
       <w:r>
         <w:t xml:space="preserve"> </w:t>
@@ -34478,9 +34984,9 @@
         <w:t xml:space="preserve">— 72,34% so với 95,41% của biển một dòng, chênh 23,07 điểm phần trăm, trong khi biển hai dòng chiếm 79,8% ngữ liệu đánh giá. Đây cũng là hướng cải thiện quan trọng nhất được nêu ở mục 6.3.</w:t>
       </w:r>
     </w:p>
-    <w:bookmarkEnd w:id="178"/>
-    <w:bookmarkEnd w:id="179"/>
-    <w:bookmarkStart w:id="181" w:name="X17c38d19be0e29160aa374b565370025cd3cedc"/>
+    <w:bookmarkEnd w:id="215"/>
+    <w:bookmarkEnd w:id="216"/>
+    <w:bookmarkStart w:id="219" w:name="X17c38d19be0e29160aa374b565370025cd3cedc"/>
     <w:p>
       <w:pPr>
         <w:pStyle w:val="Heading2"/>
@@ -34489,7 +34995,7 @@
         <w:t xml:space="preserve">5.9. Bàn luận</w:t>
       </w:r>
     </w:p>
-    <w:bookmarkStart w:id="180" w:name="X570e46bf0687397884670411faaa7bf4a3f6fe0"/>
+    <w:bookmarkStart w:id="218" w:name="X570e46bf0687397884670411faaa7bf4a3f6fe0"/>
     <w:p>
       <w:pPr>
         <w:pStyle w:val="Heading3"/>
@@ -34535,6 +35041,8 @@
         </w:rPr>
         <w:t xml:space="preserve">Bảng 5.13.</w:t>
       </w:r>
+      <w:bookmarkStart w:id="217" w:name="tbl-5-13"/>
+      <w:bookmarkEnd w:id="217"/>
       <w:r>
         <w:t xml:space="preserve"> </w:t>
       </w:r>
@@ -35210,10 +35718,10 @@
         <w:br w:type="page"/>
       </w:r>
     </w:p>
-    <w:bookmarkEnd w:id="180"/>
-    <w:bookmarkEnd w:id="181"/>
-    <w:bookmarkEnd w:id="182"/>
-    <w:bookmarkStart w:id="187" w:name="chương-6-kết-luận-và-hướng-phát-triển"/>
+    <w:bookmarkEnd w:id="218"/>
+    <w:bookmarkEnd w:id="219"/>
+    <w:bookmarkEnd w:id="220"/>
+    <w:bookmarkStart w:id="228" w:name="chương-6-kết-luận-và-hướng-phát-triển"/>
     <w:p>
       <w:pPr>
         <w:pStyle w:val="Heading1"/>
@@ -35222,7 +35730,7 @@
         <w:t xml:space="preserve">CHƯƠNG 6. KẾT LUẬN VÀ HƯỚNG PHÁT TRIỂN</w:t>
       </w:r>
     </w:p>
-    <w:bookmarkStart w:id="183" w:name="Xb83df606b245f1fa37530db85d26da9c381b41b"/>
+    <w:bookmarkStart w:id="222" w:name="Xb83df606b245f1fa37530db85d26da9c381b41b"/>
     <w:p>
       <w:pPr>
         <w:pStyle w:val="Heading2"/>
@@ -35279,6 +35787,8 @@
         </w:rPr>
         <w:t xml:space="preserve">Bảng 6.1.</w:t>
       </w:r>
+      <w:bookmarkStart w:id="221" w:name="tbl-6-1"/>
+      <w:bookmarkEnd w:id="221"/>
       <w:r>
         <w:t xml:space="preserve"> </w:t>
       </w:r>
@@ -36033,7 +36543,7 @@
           <w:b/>
           <w:bCs/>
         </w:rPr>
-        <w:t xml:space="preserve">Bốn đại lượng đo được mà khảo sát không tìm thấy tương đương trong tài liệu Việt Nam.</w:t>
+        <w:t xml:space="preserve">Bốn kết quả định lượng mà khảo sát không tìm thấy tương đương trong tài liệu Việt Nam.</w:t>
       </w:r>
       <w:r>
         <w:t xml:space="preserve"> </w:t>
@@ -36049,17 +36559,20 @@
         <w:t xml:space="preserve"> </w:t>
       </w:r>
       <w:r>
-        <w:rPr>
-          <w:b/>
-          <w:bCs/>
-        </w:rPr>
-        <w:t xml:space="preserve">Đóng góp thuần của khối hậu xử lý theo vị trí: +13,28 điểm</w:t>
-      </w:r>
-      <w:r>
-        <w:t xml:space="preserve"> </w:t>
-      </w:r>
-      <w:r>
-        <w:t xml:space="preserve">— sửa đúng 372 biển, làm hỏng 0 trên 2.801 mẫu.</w:t>
+        <w:t xml:space="preserve">Đóng góp thuần của khối hậu xử lý theo vị trí:</w:t>
+      </w:r>
+      <w:r>
+        <w:t xml:space="preserve"> </w:t>
+      </w:r>
+      <w:r>
+        <w:rPr>
+          <w:b/>
+          <w:bCs/>
+        </w:rPr>
+        <w:t xml:space="preserve">+13,28 điểm</w:t>
+      </w:r>
+      <w:r>
+        <w:t xml:space="preserve">, sửa đúng 372 biển và làm hỏng 0 trên 2.801 mẫu.</w:t>
       </w:r>
       <w:r>
         <w:t xml:space="preserve"> </w:t>
@@ -36075,11 +36588,17 @@
         <w:t xml:space="preserve"> </w:t>
       </w:r>
       <w:r>
-        <w:rPr>
-          <w:b/>
-          <w:bCs/>
-        </w:rPr>
-        <w:t xml:space="preserve">Chênh lệch giữa hai bố cục biển: 23,07 điểm</w:t>
+        <w:t xml:space="preserve">Chênh lệch giữa hai bố cục biển:</w:t>
+      </w:r>
+      <w:r>
+        <w:t xml:space="preserve"> </w:t>
+      </w:r>
+      <w:r>
+        <w:rPr>
+          <w:b/>
+          <w:bCs/>
+        </w:rPr>
+        <w:t xml:space="preserve">23,07 điểm</w:t>
       </w:r>
       <w:r>
         <w:t xml:space="preserve"> </w:t>
@@ -36101,27 +36620,20 @@
         <w:t xml:space="preserve"> </w:t>
       </w:r>
       <w:r>
-        <w:rPr>
-          <w:b/>
-          <w:bCs/>
-        </w:rPr>
-        <w:t xml:space="preserve">Benchmark ba bộ nhận dạng trên 2.801 biển trong cùng một tầng bao quanh</w:t>
-      </w:r>
-      <w:r>
-        <w:t xml:space="preserve">: PaddleOCR 68,87% so với EasyOCR 14,28% và Tesseract 10,28%, kèm phát hiện rằng bước tách-ghép nâng PaddleOCR 34,92 điểm nhưng Tesseract chỉ 0,03 điểm —</w:t>
-      </w:r>
-      <w:r>
-        <w:t xml:space="preserve"> </w:t>
-      </w:r>
-      <w:r>
-        <w:rPr>
-          <w:b/>
-          <w:bCs/>
-        </w:rPr>
-        <w:t xml:space="preserve">điều kiện cần nhưng chưa đủ</w:t>
-      </w:r>
-      <w:r>
-        <w:t xml:space="preserve">.</w:t>
+        <w:t xml:space="preserve">Benchmark ba bộ nhận dạng trên 2.801 biển trong cùng một tầng bao quanh:</w:t>
+      </w:r>
+      <w:r>
+        <w:t xml:space="preserve"> </w:t>
+      </w:r>
+      <w:r>
+        <w:rPr>
+          <w:b/>
+          <w:bCs/>
+        </w:rPr>
+        <w:t xml:space="preserve">PaddleOCR 68,87%</w:t>
+      </w:r>
+      <w:r>
+        <w:t xml:space="preserve">, EasyOCR 14,28%, Tesseract 10,28%.</w:t>
       </w:r>
       <w:r>
         <w:t xml:space="preserve"> </w:t>
@@ -36137,11 +36649,17 @@
         <w:t xml:space="preserve"> </w:t>
       </w:r>
       <w:r>
-        <w:rPr>
-          <w:b/>
-          <w:bCs/>
-        </w:rPr>
-        <w:t xml:space="preserve">Bộ nhận màu nền đạt 97,89%</w:t>
+        <w:t xml:space="preserve">Bộ nhận màu nền đạt</w:t>
+      </w:r>
+      <w:r>
+        <w:t xml:space="preserve"> </w:t>
+      </w:r>
+      <w:r>
+        <w:rPr>
+          <w:b/>
+          <w:bCs/>
+        </w:rPr>
+        <w:t xml:space="preserve">97,89%</w:t>
       </w:r>
       <w:r>
         <w:t xml:space="preserve"> </w:t>
@@ -36155,43 +36673,27 @@
         <w:pStyle w:val="BodyText"/>
       </w:pPr>
       <w:r>
-        <w:t xml:space="preserve">Hai kết quả kỹ thuật hệ thống đi kèm:</w:t>
-      </w:r>
-      <w:r>
-        <w:t xml:space="preserve"> </w:t>
-      </w:r>
-      <w:r>
-        <w:rPr>
-          <w:b/>
-          <w:bCs/>
-        </w:rPr>
-        <w:t xml:space="preserve">tối ưu tầng chạy đưa p95 từ 1.143,10 xuống 509,76 ms mà không đụng một trọng số nào và mọi chỉ số độ chính xác đứng yên</w:t>
-      </w:r>
-      <w:r>
-        <w:t xml:space="preserve"> </w:t>
-      </w:r>
-      <w:r>
-        <w:t xml:space="preserve">(4.6.8); và</w:t>
-      </w:r>
-      <w:r>
-        <w:t xml:space="preserve"> </w:t>
-      </w:r>
-      <w:r>
-        <w:rPr>
-          <w:b/>
-          <w:bCs/>
-        </w:rPr>
-        <w:t xml:space="preserve">khử trùng lặp mờ</w:t>
-      </w:r>
-      <w:r>
-        <w:t xml:space="preserve"> </w:t>
-      </w:r>
-      <w:r>
-        <w:t xml:space="preserve">gom 17 trên 44 cách đọc về đúng một bản ghi mỗi xe (4.7.2). Ngoài các con số, đồ án để lại một quy trình đánh giá có kiểm chứng: mọi số liệu sinh lại được bằng một lệnh, và các kết quả âm được ghi lại thay vì bỏ đi.</w:t>
-      </w:r>
-    </w:p>
-    <w:bookmarkEnd w:id="183"/>
-    <w:bookmarkStart w:id="184" w:name="X1f36a3640c9e310e5e9f84e347ef7e1a0c2a324"/>
+        <w:t xml:space="preserve">Hai kết quả kỹ thuật hệ thống đi kèm: tối ưu tầng chạy đưa p95 từ 1.143,10 xuống</w:t>
+      </w:r>
+      <w:r>
+        <w:t xml:space="preserve"> </w:t>
+      </w:r>
+      <w:r>
+        <w:rPr>
+          <w:b/>
+          <w:bCs/>
+        </w:rPr>
+        <w:t xml:space="preserve">509,76 ms</w:t>
+      </w:r>
+      <w:r>
+        <w:t xml:space="preserve"> </w:t>
+      </w:r>
+      <w:r>
+        <w:t xml:space="preserve">mà không thay đổi trọng số và mọi chỉ số độ chính xác giữ nguyên (4.6.8); và khử trùng lặp mờ gom 17 trên 44 cách đọc về đúng một bản ghi mỗi xe (4.7.2). Ngoài các con số, đồ án để lại một quy trình đánh giá có kiểm chứng: mọi số liệu sinh lại được bằng một lệnh, và các kết quả âm được ghi lại thay vì bỏ đi.</w:t>
+      </w:r>
+    </w:p>
+    <w:bookmarkEnd w:id="222"/>
+    <w:bookmarkStart w:id="224" w:name="X1f36a3640c9e310e5e9f84e347ef7e1a0c2a324"/>
     <w:p>
       <w:pPr>
         <w:pStyle w:val="Heading2"/>
@@ -36219,6 +36721,8 @@
         </w:rPr>
         <w:t xml:space="preserve">Bảng 6.2.</w:t>
       </w:r>
+      <w:bookmarkStart w:id="223" w:name="tbl-6-2"/>
+      <w:bookmarkEnd w:id="223"/>
       <w:r>
         <w:t xml:space="preserve"> </w:t>
       </w:r>
@@ -36931,8 +37435,8 @@
         </w:tc>
       </w:tr>
     </w:tbl>
-    <w:bookmarkEnd w:id="184"/>
-    <w:bookmarkStart w:id="185" w:name="Xf043620ea494c29eb5cd98da852a1ed6f0ba165"/>
+    <w:bookmarkEnd w:id="224"/>
+    <w:bookmarkStart w:id="226" w:name="Xf043620ea494c29eb5cd98da852a1ed6f0ba165"/>
     <w:p>
       <w:pPr>
         <w:pStyle w:val="Heading2"/>
@@ -36960,6 +37464,8 @@
         </w:rPr>
         <w:t xml:space="preserve">Bảng 6.3.</w:t>
       </w:r>
+      <w:bookmarkStart w:id="225" w:name="tbl-6-3"/>
+      <w:bookmarkEnd w:id="225"/>
       <w:r>
         <w:t xml:space="preserve"> </w:t>
       </w:r>
@@ -37700,8 +38206,8 @@
         </w:tc>
       </w:tr>
     </w:tbl>
-    <w:bookmarkEnd w:id="185"/>
-    <w:bookmarkStart w:id="186" w:name="Xc3f4b05ddc489b3b83793ce2ad798163de00527"/>
+    <w:bookmarkEnd w:id="226"/>
+    <w:bookmarkStart w:id="227" w:name="Xc3f4b05ddc489b3b83793ce2ad798163de00527"/>
     <w:p>
       <w:pPr>
         <w:pStyle w:val="Heading2"/>
@@ -37781,9 +38287,9 @@
         <w:br w:type="page"/>
       </w:r>
     </w:p>
-    <w:bookmarkEnd w:id="186"/>
-    <w:bookmarkEnd w:id="187"/>
-    <w:bookmarkStart w:id="207" w:name="tài-liệu-tham-khảo"/>
+    <w:bookmarkEnd w:id="227"/>
+    <w:bookmarkEnd w:id="228"/>
+    <w:bookmarkStart w:id="248" w:name="tài-liệu-tham-khảo"/>
     <w:p>
       <w:pPr>
         <w:pStyle w:val="Heading1"/>
@@ -37836,7 +38342,7 @@
       <w:r>
         <w:t xml:space="preserve"> </w:t>
       </w:r>
-      <w:hyperlink r:id="rId188">
+      <w:hyperlink r:id="rId229">
         <w:r>
           <w:rPr>
             <w:rStyle w:val="Hyperlink"/>
@@ -37861,7 +38367,7 @@
       <w:r>
         <w:t xml:space="preserve"> </w:t>
       </w:r>
-      <w:hyperlink r:id="rId189">
+      <w:hyperlink r:id="rId230">
         <w:r>
           <w:rPr>
             <w:rStyle w:val="Hyperlink"/>
@@ -37894,7 +38400,7 @@
       <w:r>
         <w:t xml:space="preserve"> </w:t>
       </w:r>
-      <w:hyperlink r:id="rId190">
+      <w:hyperlink r:id="rId231">
         <w:r>
           <w:rPr>
             <w:rStyle w:val="Hyperlink"/>
@@ -37919,7 +38425,7 @@
       <w:r>
         <w:t xml:space="preserve"> </w:t>
       </w:r>
-      <w:hyperlink r:id="rId191">
+      <w:hyperlink r:id="rId232">
         <w:r>
           <w:rPr>
             <w:rStyle w:val="Hyperlink"/>
@@ -37944,7 +38450,7 @@
       <w:r>
         <w:t xml:space="preserve"> </w:t>
       </w:r>
-      <w:hyperlink r:id="rId192">
+      <w:hyperlink r:id="rId233">
         <w:r>
           <w:rPr>
             <w:rStyle w:val="Hyperlink"/>
@@ -37969,7 +38475,7 @@
       <w:r>
         <w:t xml:space="preserve"> </w:t>
       </w:r>
-      <w:hyperlink r:id="rId193">
+      <w:hyperlink r:id="rId234">
         <w:r>
           <w:rPr>
             <w:rStyle w:val="Hyperlink"/>
@@ -37994,7 +38500,7 @@
       <w:r>
         <w:t xml:space="preserve"> </w:t>
       </w:r>
-      <w:hyperlink r:id="rId194">
+      <w:hyperlink r:id="rId235">
         <w:r>
           <w:rPr>
             <w:rStyle w:val="Hyperlink"/>
@@ -38032,7 +38538,7 @@
       <w:r>
         <w:t xml:space="preserve"> </w:t>
       </w:r>
-      <w:hyperlink r:id="rId195">
+      <w:hyperlink r:id="rId236">
         <w:r>
           <w:rPr>
             <w:rStyle w:val="Hyperlink"/>
@@ -38057,7 +38563,7 @@
       <w:r>
         <w:t xml:space="preserve"> </w:t>
       </w:r>
-      <w:hyperlink r:id="rId196">
+      <w:hyperlink r:id="rId237">
         <w:r>
           <w:rPr>
             <w:rStyle w:val="Hyperlink"/>
@@ -38095,7 +38601,7 @@
       <w:r>
         <w:t xml:space="preserve"> </w:t>
       </w:r>
-      <w:hyperlink r:id="rId197">
+      <w:hyperlink r:id="rId238">
         <w:r>
           <w:rPr>
             <w:rStyle w:val="Hyperlink"/>
@@ -38120,7 +38626,7 @@
       <w:r>
         <w:t xml:space="preserve"> </w:t>
       </w:r>
-      <w:hyperlink r:id="rId198">
+      <w:hyperlink r:id="rId239">
         <w:r>
           <w:rPr>
             <w:rStyle w:val="Hyperlink"/>
@@ -38145,7 +38651,7 @@
       <w:r>
         <w:t xml:space="preserve"> </w:t>
       </w:r>
-      <w:hyperlink r:id="rId199">
+      <w:hyperlink r:id="rId240">
         <w:r>
           <w:rPr>
             <w:rStyle w:val="Hyperlink"/>
@@ -38204,7 +38710,7 @@
       <w:r>
         <w:t xml:space="preserve"> </w:t>
       </w:r>
-      <w:hyperlink r:id="rId200">
+      <w:hyperlink r:id="rId241">
         <w:r>
           <w:rPr>
             <w:rStyle w:val="Hyperlink"/>
@@ -38242,7 +38748,7 @@
       <w:r>
         <w:t xml:space="preserve"> </w:t>
       </w:r>
-      <w:hyperlink r:id="rId201">
+      <w:hyperlink r:id="rId242">
         <w:r>
           <w:rPr>
             <w:rStyle w:val="Hyperlink"/>
@@ -38280,7 +38786,7 @@
       <w:r>
         <w:t xml:space="preserve"> </w:t>
       </w:r>
-      <w:hyperlink r:id="rId202">
+      <w:hyperlink r:id="rId243">
         <w:r>
           <w:rPr>
             <w:rStyle w:val="Hyperlink"/>
@@ -38326,7 +38832,7 @@
       <w:r>
         <w:t xml:space="preserve"> </w:t>
       </w:r>
-      <w:hyperlink r:id="rId203">
+      <w:hyperlink r:id="rId244">
         <w:r>
           <w:rPr>
             <w:rStyle w:val="Hyperlink"/>
@@ -38351,7 +38857,7 @@
       <w:r>
         <w:t xml:space="preserve"> </w:t>
       </w:r>
-      <w:hyperlink r:id="rId204">
+      <w:hyperlink r:id="rId245">
         <w:r>
           <w:rPr>
             <w:rStyle w:val="Hyperlink"/>
@@ -38397,7 +38903,7 @@
       <w:r>
         <w:t xml:space="preserve"> </w:t>
       </w:r>
-      <w:hyperlink r:id="rId205">
+      <w:hyperlink r:id="rId246">
         <w:r>
           <w:rPr>
             <w:rStyle w:val="Hyperlink"/>
@@ -38422,7 +38928,7 @@
       <w:r>
         <w:t xml:space="preserve"> </w:t>
       </w:r>
-      <w:hyperlink r:id="rId206">
+      <w:hyperlink r:id="rId247">
         <w:r>
           <w:rPr>
             <w:rStyle w:val="Hyperlink"/>
@@ -38442,8 +38948,8 @@
         <w:br w:type="page"/>
       </w:r>
     </w:p>
-    <w:bookmarkEnd w:id="207"/>
-    <w:bookmarkStart w:id="217" w:name="phụ-lục"/>
+    <w:bookmarkEnd w:id="248"/>
+    <w:bookmarkStart w:id="258" w:name="phụ-lục"/>
     <w:p>
       <w:pPr>
         <w:pStyle w:val="Heading1"/>
@@ -38452,7 +38958,7 @@
         <w:t xml:space="preserve">PHỤ LỤC</w:t>
       </w:r>
     </w:p>
-    <w:bookmarkStart w:id="208" w:name="phụ-lục-i-mã-vùng-biển-số"/>
+    <w:bookmarkStart w:id="249" w:name="phụ-lục-i-mã-vùng-biển-số"/>
     <w:p>
       <w:pPr>
         <w:pStyle w:val="Heading2"/>
@@ -39562,8 +40068,8 @@
         </w:pict>
       </w:r>
     </w:p>
-    <w:bookmarkEnd w:id="208"/>
-    <w:bookmarkStart w:id="209" w:name="phụ-lục-ii-ghi-công-giấy-phép-bộ-dữ-liệu"/>
+    <w:bookmarkEnd w:id="249"/>
+    <w:bookmarkStart w:id="250" w:name="phụ-lục-ii-ghi-công-giấy-phép-bộ-dữ-liệu"/>
     <w:p>
       <w:pPr>
         <w:pStyle w:val="Heading2"/>
@@ -39735,8 +40241,8 @@
         </w:pict>
       </w:r>
     </w:p>
-    <w:bookmarkEnd w:id="209"/>
-    <w:bookmarkStart w:id="210" w:name="phụ-lục-iii-nơi-tra-cứu-phần-chi-tiết"/>
+    <w:bookmarkEnd w:id="250"/>
+    <w:bookmarkStart w:id="251" w:name="phụ-lục-iii-nơi-tra-cứu-phần-chi-tiết"/>
     <w:p>
       <w:pPr>
         <w:pStyle w:val="Heading2"/>
@@ -40002,8 +40508,8 @@
         </w:pict>
       </w:r>
     </w:p>
-    <w:bookmarkEnd w:id="210"/>
-    <w:bookmarkStart w:id="211" w:name="X7fb6a528316f7036dacca02751df6f94924cece"/>
+    <w:bookmarkEnd w:id="251"/>
+    <w:bookmarkStart w:id="252" w:name="X7fb6a528316f7036dacca02751df6f94924cece"/>
     <w:p>
       <w:pPr>
         <w:pStyle w:val="Heading2"/>
@@ -40411,8 +40917,8 @@
         </w:pict>
       </w:r>
     </w:p>
-    <w:bookmarkEnd w:id="211"/>
-    <w:bookmarkStart w:id="212" w:name="X58a39c5f80e0b08787474a1d323ba2b0a9ab3d5"/>
+    <w:bookmarkEnd w:id="252"/>
+    <w:bookmarkStart w:id="253" w:name="X58a39c5f80e0b08787474a1d323ba2b0a9ab3d5"/>
     <w:p>
       <w:pPr>
         <w:pStyle w:val="Heading2"/>
@@ -41655,8 +42161,8 @@
         </w:pict>
       </w:r>
     </w:p>
-    <w:bookmarkEnd w:id="212"/>
-    <w:bookmarkStart w:id="213" w:name="X372a9192b8ed2f6e8d5f2b5c6c530334fa12e2b"/>
+    <w:bookmarkEnd w:id="253"/>
+    <w:bookmarkStart w:id="254" w:name="X372a9192b8ed2f6e8d5f2b5c6c530334fa12e2b"/>
     <w:p>
       <w:pPr>
         <w:pStyle w:val="Heading2"/>
@@ -42206,8 +42712,8 @@
         </w:pict>
       </w:r>
     </w:p>
-    <w:bookmarkEnd w:id="213"/>
-    <w:bookmarkStart w:id="214" w:name="X1fa234f60550cc28491afedce20a9231432a4b0"/>
+    <w:bookmarkEnd w:id="254"/>
+    <w:bookmarkStart w:id="255" w:name="X1fa234f60550cc28491afedce20a9231432a4b0"/>
     <w:p>
       <w:pPr>
         <w:pStyle w:val="Heading2"/>
@@ -43871,8 +44377,8 @@
         </w:pict>
       </w:r>
     </w:p>
-    <w:bookmarkEnd w:id="214"/>
-    <w:bookmarkStart w:id="215" w:name="Xbb00dc46582cead5c581d76d1d5d8e8e49edf8d"/>
+    <w:bookmarkEnd w:id="255"/>
+    <w:bookmarkStart w:id="256" w:name="Xbb00dc46582cead5c581d76d1d5d8e8e49edf8d"/>
     <w:p>
       <w:pPr>
         <w:pStyle w:val="Heading2"/>
@@ -45169,8 +45675,8 @@
         </w:pict>
       </w:r>
     </w:p>
-    <w:bookmarkEnd w:id="215"/>
-    <w:bookmarkStart w:id="216" w:name="X82e5ab55a086c1ec18ffa309d754b59dbd5260a"/>
+    <w:bookmarkEnd w:id="256"/>
+    <w:bookmarkStart w:id="257" w:name="X82e5ab55a086c1ec18ffa309d754b59dbd5260a"/>
     <w:p>
       <w:pPr>
         <w:pStyle w:val="Heading2"/>
@@ -45630,8 +46136,8 @@
         <w:br w:type="page"/>
       </w:r>
     </w:p>
-    <w:bookmarkEnd w:id="216"/>
-    <w:bookmarkEnd w:id="217"/>
+    <w:bookmarkEnd w:id="257"/>
+    <w:bookmarkEnd w:id="258"/>
     <w:sectPr>
       <w:footnotePr>
         <w:numRestart w:val="eachSect"/>

--- a/nop/01-do-an-tot-nghiep.docx
+++ b/nop/01-do-an-tot-nghiep.docx
@@ -1568,6 +1568,54 @@
               <w:pStyle w:val="Compact"/>
             </w:pPr>
             <w:r>
+              <w:t xml:space="preserve">Năm công trình ALPR cho biển số Việt Nam trong tập khảo sát</w:t>
+            </w:r>
+          </w:p>
+        </w:tc>
+        <w:tc>
+          <w:tcPr/>
+          <w:p>
+            <w:pPr>
+              <w:pStyle w:val="Compact"/>
+              <w:jc w:val="center"/>
+            </w:pPr>
+            <w:r>
+              <w:fldChar w:fldCharType="begin"/>
+            </w:r>
+            <w:r>
+              <w:instrText xml:space="preserve"> PAGEREF tbl-2-3 \h </w:instrText>
+            </w:r>
+            <w:r>
+              <w:fldChar w:fldCharType="separate"/>
+            </w:r>
+            <w:r>
+              <w:t>0</w:t>
+            </w:r>
+            <w:r>
+              <w:fldChar w:fldCharType="end"/>
+            </w:r>
+          </w:p>
+        </w:tc>
+      </w:tr>
+      <w:tr>
+        <w:tc>
+          <w:tcPr/>
+          <w:p>
+            <w:pPr>
+              <w:pStyle w:val="Compact"/>
+            </w:pPr>
+            <w:r>
+              <w:t xml:space="preserve">Bảng 2.4</w:t>
+            </w:r>
+          </w:p>
+        </w:tc>
+        <w:tc>
+          <w:tcPr/>
+          <w:p>
+            <w:pPr>
+              <w:pStyle w:val="Compact"/>
+            </w:pPr>
+            <w:r>
               <w:t xml:space="preserve">Sáu khoảng trống nghiên cứu và cách nhóm thực hiện lấp</w:t>
             </w:r>
           </w:p>
@@ -1583,7 +1631,7 @@
               <w:fldChar w:fldCharType="begin"/>
             </w:r>
             <w:r>
-              <w:instrText xml:space="preserve"> PAGEREF tbl-2-3 \h </w:instrText>
+              <w:instrText xml:space="preserve"> PAGEREF tbl-2-4 \h </w:instrText>
             </w:r>
             <w:r>
               <w:fldChar w:fldCharType="separate"/>
@@ -2688,7 +2736,7 @@
         <w:pStyle w:val="BodyText"/>
       </w:pPr>
       <w:r>
-        <w:t xml:space="preserve">Nhận dạng biển số xe tự động (ALPR) là bài toán nền tảng của bãi đỗ xe thông minh, thu phí không dừng và giám sát giao thông. Tại Việt Nam, biển số hai dòng chiếm tỷ lệ lớn do mật độ xe máy cao, trong khi đa số bộ dữ liệu quốc tế chỉ có biển một dòng, khiến các mô hình huấn luyện trên dữ liệu nước ngoài không áp dụng trực tiếp được. Khác biệt này đã được đo lường: trên bộ RodoSol-ALPR của Brazil, hệ thống OpenALPR đạt 94,3% với ô tô biển một dòng nhưng chỉ 45,7% với xe máy biển hai dòng [1]</w:t>
+        <w:t xml:space="preserve">Nhận dạng biển số xe tự động (ALPR) là bài toán nền tảng của bãi đỗ xe thông minh, thu phí không dừng và giám sát giao thông. Tại Việt Nam, biển số hai dòng chiếm tỷ lệ lớn do mật độ xe máy cao, trong khi đa số bộ dữ liệu quốc tế chỉ có biển một dòng, khiến các mô hình huấn luyện trên dữ liệu nước ngoài không áp dụng trực tiếp được. Khác biệt này đã được đo lường: trên bộ RodoSol-ALPR của Brazil, độ chính xác của một hệ thống ALPR thương mại suy giảm gần 50 điểm phần trăm khi chuyển từ biển một dòng sang biển hai dòng [1]</w:t>
       </w:r>
       <w:r>
         <w:t xml:space="preserve">.</w:t>
@@ -6384,7 +6432,7 @@
     <w:bookmarkEnd w:id="42"/>
     <w:bookmarkEnd w:id="43"/>
     <w:bookmarkEnd w:id="44"/>
-    <w:bookmarkStart w:id="80" w:name="chương-2-cơ-sở-lý-thuyết"/>
+    <w:bookmarkStart w:id="81" w:name="chương-2-cơ-sở-lý-thuyết"/>
     <w:p>
       <w:pPr>
         <w:pStyle w:val="Heading1"/>
@@ -11005,7 +11053,7 @@
     </w:p>
     <w:bookmarkEnd w:id="72"/>
     <w:bookmarkEnd w:id="73"/>
-    <w:bookmarkStart w:id="79" w:name="X433805c7645b98ab65ccaee2bea6de58007170b"/>
+    <w:bookmarkStart w:id="80" w:name="X433805c7645b98ab65ccaee2bea6de58007170b"/>
     <w:p>
       <w:pPr>
         <w:pStyle w:val="Heading2"/>
@@ -11047,39 +11095,23 @@
         <w:t xml:space="preserve"> </w:t>
       </w:r>
       <w:r>
-        <w:t xml:space="preserve">của Brazil — thiết kế cân bằng có chủ ý với 4.000 ảnh ô tô biển một dòng và 4.000 ảnh xe máy biển hai dòng — hệ thống thương mại OpenALPR đạt</w:t>
-      </w:r>
-      <w:r>
-        <w:t xml:space="preserve"> </w:t>
-      </w:r>
-      <w:r>
-        <w:rPr>
-          <w:b/>
-          <w:bCs/>
-        </w:rPr>
-        <w:t xml:space="preserve">94,3%</w:t>
-      </w:r>
-      <w:r>
-        <w:t xml:space="preserve"> </w:t>
-      </w:r>
-      <w:r>
-        <w:t xml:space="preserve">với biển một dòng nhưng chỉ</w:t>
-      </w:r>
-      <w:r>
-        <w:t xml:space="preserve"> </w:t>
-      </w:r>
-      <w:r>
-        <w:rPr>
-          <w:b/>
-          <w:bCs/>
-        </w:rPr>
-        <w:t xml:space="preserve">45,7%</w:t>
-      </w:r>
-      <w:r>
-        <w:t xml:space="preserve"> </w:t>
-      </w:r>
-      <w:r>
-        <w:t xml:space="preserve">với biển hai dòng. Vì hai nhóm ảnh chỉ khác nhau ở bố cục biển, kết quả này cho thấy</w:t>
+        <w:t xml:space="preserve">của Brazil — thiết kế cân bằng có chủ ý với 4.000 ảnh ô tô biển một dòng và 4.000 ảnh xe máy biển hai dòng — hệ thống thương mại OpenALPR suy giảm</w:t>
+      </w:r>
+      <w:r>
+        <w:t xml:space="preserve"> </w:t>
+      </w:r>
+      <w:r>
+        <w:rPr>
+          <w:b/>
+          <w:bCs/>
+        </w:rPr>
+        <w:t xml:space="preserve">48,6 điểm phần trăm</w:t>
+      </w:r>
+      <w:r>
+        <w:t xml:space="preserve"> </w:t>
+      </w:r>
+      <w:r>
+        <w:t xml:space="preserve">khi chuyển từ biển một dòng sang biển hai dòng (số liệu cụ thể ở 1.1.3). Vì hai nhóm ảnh chỉ khác nhau ở bố cục biển, kết quả này cho thấy</w:t>
       </w:r>
       <w:r>
         <w:t xml:space="preserve"> </w:t>
@@ -11245,7 +11277,7 @@
       </w:r>
     </w:p>
     <w:bookmarkEnd w:id="74"/>
-    <w:bookmarkStart w:id="75" w:name="Xdcdaba5d17eb6019f138df7f0cfc9e0215fa299"/>
+    <w:bookmarkStart w:id="76" w:name="Xdcdaba5d17eb6019f138df7f0cfc9e0215fa299"/>
     <w:p>
       <w:pPr>
         <w:pStyle w:val="Heading3"/>
@@ -11391,947 +11423,30 @@
     </w:p>
     <w:p>
       <w:pPr>
-        <w:pStyle w:val="BlockText"/>
-      </w:pPr>
-      <w:r>
-        <w:rPr>
-          <w:b/>
-          <w:bCs/>
-        </w:rPr>
-        <w:t xml:space="preserve">Phạm vi của nhận định trên.</w:t>
-      </w:r>
-      <w:r>
-        <w:t xml:space="preserve"> </w:t>
-      </w:r>
-      <w:r>
-        <w:t xml:space="preserve">Nó chỉ áp dụng cho tập tài liệu nhóm thực hiện khảo sát được tại thời điểm thực hiện đề tài, chủ yếu là các nguồn công khai truy cập được bằng tiếng Việt và tiếng Anh. Đây là</w:t>
-      </w:r>
-      <w:r>
-        <w:t xml:space="preserve"> </w:t>
-      </w:r>
-      <w:r>
-        <w:rPr>
-          <w:b/>
-          <w:bCs/>
-        </w:rPr>
-        <w:t xml:space="preserve">phát biểu về phạm vi khảo sát</w:t>
-      </w:r>
-      <w:r>
-        <w:t xml:space="preserve">, không phải khẳng định rằng những công trình như vậy không tồn tại.</w:t>
-      </w:r>
-    </w:p>
-    <w:bookmarkEnd w:id="75"/>
-    <w:bookmarkStart w:id="76" w:name="X793baa8b8b60194c62f469473e6e6c13ff092a4"/>
-    <w:p>
-      <w:pPr>
-        <w:pStyle w:val="Heading3"/>
-      </w:pPr>
-      <w:r>
-        <w:t xml:space="preserve">2.5.3. Các bộ dữ liệu chuẩn trong lĩnh vực</w:t>
-      </w:r>
-    </w:p>
-    <w:p>
-      <w:pPr>
-        <w:pStyle w:val="FirstParagraph"/>
-      </w:pPr>
-      <w:r>
-        <w:t xml:space="preserve">Khảo sát đối chiếu các bộ dữ liệu chuẩn của lĩnh vực theo quy mô, đặc điểm và</w:t>
-      </w:r>
-      <w:r>
-        <w:t xml:space="preserve"> </w:t>
-      </w:r>
-      <w:r>
-        <w:rPr>
-          <w:b/>
-          <w:bCs/>
-        </w:rPr>
-        <w:t xml:space="preserve">giấy phép sử dụng</w:t>
-      </w:r>
-      <w:r>
-        <w:t xml:space="preserve"> </w:t>
-      </w:r>
-      <w:r>
-        <w:t xml:space="preserve">— cột giấy phép quyết định bộ nào dùng được cho đồ án này. Hai bộ được nhắc tới nhiều nhất là</w:t>
-      </w:r>
-      <w:r>
-        <w:t xml:space="preserve"> </w:t>
-      </w:r>
-      <w:r>
-        <w:rPr>
-          <w:b/>
-          <w:bCs/>
-        </w:rPr>
-        <w:t xml:space="preserve">RodoSol-ALPR</w:t>
-      </w:r>
-      <w:r>
-        <w:t xml:space="preserve"> </w:t>
-      </w:r>
-      <w:r>
-        <w:t xml:space="preserve">(Brazil, có nhãn bố cục một dòng · hai dòng) [2]</w:t>
-      </w:r>
-      <w:r>
-        <w:t xml:space="preserve"> </w:t>
-      </w:r>
-      <w:r>
-        <w:t xml:space="preserve">và tập của</w:t>
-      </w:r>
-      <w:r>
-        <w:t xml:space="preserve"> </w:t>
-      </w:r>
-      <w:r>
-        <w:rPr>
-          <w:b/>
-          <w:bCs/>
-        </w:rPr>
-        <w:t xml:space="preserve">ICPR 2026 LR-LPR</w:t>
-      </w:r>
-      <w:r>
-        <w:t xml:space="preserve"> </w:t>
-      </w:r>
-      <w:r>
-        <w:t xml:space="preserve">(ảnh độ phân giải thấp, có nhãn chuỗi) [18]</w:t>
-      </w:r>
-      <w:r>
-        <w:t xml:space="preserve">; cả hai đều</w:t>
-      </w:r>
-      <w:r>
-        <w:t xml:space="preserve"> </w:t>
-      </w:r>
-      <w:r>
-        <w:rPr>
-          <w:b/>
-          <w:bCs/>
-        </w:rPr>
-        <w:t xml:space="preserve">không chứa biển số Việt Nam</w:t>
-      </w:r>
-      <w:r>
-        <w:t xml:space="preserve">, nên không dùng trực tiếp được. Bộ dữ liệu mà đồ án hợp nhất cùng giấy phép từng nguồn trình bày ở mục 4.4.1 và</w:t>
-      </w:r>
-      <w:r>
-        <w:t xml:space="preserve"> </w:t>
-      </w:r>
-      <w:r>
-        <w:rPr>
-          <w:b/>
-          <w:bCs/>
-        </w:rPr>
-        <w:t xml:space="preserve">Phụ lục II</w:t>
-      </w:r>
-      <w:r>
-        <w:t xml:space="preserve">.</w:t>
-      </w:r>
-    </w:p>
-    <w:bookmarkEnd w:id="76"/>
-    <w:bookmarkStart w:id="78" w:name="X6f86383661c07099cd643dfc00f699085c75d97"/>
-    <w:p>
-      <w:pPr>
-        <w:pStyle w:val="Heading3"/>
-      </w:pPr>
-      <w:r>
-        <w:t xml:space="preserve">2.5.4. Khoảng trống nghiên cứu và định vị đề tài</w:t>
-      </w:r>
-    </w:p>
-    <w:p>
-      <w:pPr>
-        <w:pStyle w:val="FirstParagraph"/>
-      </w:pPr>
-      <w:r>
-        <w:t xml:space="preserve">Từ khảo sát trên, đồ án xác định sáu hướng đóng góp, mỗi hướng nhắm vào một khoảng trống cụ thể (Bảng 2.3).</w:t>
-      </w:r>
-    </w:p>
-    <w:p>
-      <w:pPr>
         <w:pStyle w:val="BodyText"/>
       </w:pPr>
       <w:r>
+        <w:t xml:space="preserve">Bảng 2.3 tóm tắt năm công trình tiêu biểu trong tập khảo sát, chọn theo tiêu chí có công bố phương pháp và số liệu đủ để đối chiếu.</w:t>
+      </w:r>
+    </w:p>
+    <w:p>
+      <w:pPr>
+        <w:pStyle w:val="BodyText"/>
+      </w:pPr>
+      <w:r>
         <w:rPr>
           <w:b/>
           <w:bCs/>
         </w:rPr>
         <w:t xml:space="preserve">Bảng 2.3.</w:t>
       </w:r>
-      <w:bookmarkStart w:id="77" w:name="tbl-2-3"/>
-      <w:bookmarkEnd w:id="77"/>
-      <w:r>
-        <w:t xml:space="preserve"> </w:t>
-      </w:r>
-      <w:r>
-        <w:t xml:space="preserve">Sáu khoảng trống nghiên cứu và cách nhóm thực hiện lấp</w:t>
-      </w:r>
-    </w:p>
-    <w:tbl>
-      <w:tblPr>
-        <w:tblStyle w:val="Table"/>
-        <w:tblW w:type="auto" w:w="0"/>
-        <w:tblLook w:firstRow="1" w:lastRow="0" w:firstColumn="0" w:lastColumn="0" w:noHBand="0" w:noVBand="0" w:val="0020"/>
-      </w:tblPr>
-      <w:tblGrid>
-        <w:gridCol w:w="2640"/>
-        <w:gridCol w:w="2640"/>
-        <w:gridCol w:w="2640"/>
-      </w:tblGrid>
-      <w:tr>
-        <w:trPr>
-          <w:tblHeader w:val="on"/>
-        </w:trPr>
-        <w:tc>
-          <w:tcPr/>
-          <w:p>
-            <w:pPr>
-              <w:pStyle w:val="Compact"/>
-              <w:jc w:val="center"/>
-            </w:pPr>
-            <w:r>
-              <w:t xml:space="preserve">#</w:t>
-            </w:r>
-          </w:p>
-        </w:tc>
-        <w:tc>
-          <w:tcPr/>
-          <w:p>
-            <w:pPr>
-              <w:pStyle w:val="Compact"/>
-            </w:pPr>
-            <w:r>
-              <w:t xml:space="preserve">Đóng góp của đồ án</w:t>
-            </w:r>
-          </w:p>
-        </w:tc>
-        <w:tc>
-          <w:tcPr/>
-          <w:p>
-            <w:pPr>
-              <w:pStyle w:val="Compact"/>
-            </w:pPr>
-            <w:r>
-              <w:t xml:space="preserve">Khoảng trống mà nó lấp</w:t>
-            </w:r>
-          </w:p>
-        </w:tc>
-      </w:tr>
-      <w:tr>
-        <w:tc>
-          <w:tcPr/>
-          <w:p>
-            <w:pPr>
-              <w:pStyle w:val="Compact"/>
-              <w:jc w:val="center"/>
-            </w:pPr>
-            <w:r>
-              <w:t xml:space="preserve">1</w:t>
-            </w:r>
-          </w:p>
-        </w:tc>
-        <w:tc>
-          <w:tcPr/>
-          <w:p>
-            <w:pPr>
-              <w:pStyle w:val="Compact"/>
-            </w:pPr>
-            <w:r>
-              <w:rPr>
-                <w:b/>
-                <w:bCs/>
-              </w:rPr>
-              <w:t xml:space="preserve">Báo cáo tách riêng độ chính xác cho biển một dòng và biển hai dòng</w:t>
-            </w:r>
-            <w:r>
-              <w:t xml:space="preserve"> </w:t>
-            </w:r>
-            <w:r>
-              <w:t xml:space="preserve">trên cùng một hệ thống, ở cả tầng phát hiện lẫn tầng nhận dạng, và biến việc này thành nghĩa vụ bắt buộc qua chỉ tiêu NFR-A8</w:t>
-            </w:r>
-          </w:p>
-        </w:tc>
-        <w:tc>
-          <w:tcPr/>
-          <w:p>
-            <w:pPr>
-              <w:pStyle w:val="Compact"/>
-            </w:pPr>
-            <w:r>
-              <w:t xml:space="preserve">Trong tài liệu khảo sát được, các công trình Việt Nam thường chỉ công bố một con số độ chính xác chung (2.5.2)</w:t>
-            </w:r>
-          </w:p>
-        </w:tc>
-      </w:tr>
-      <w:tr>
-        <w:tc>
-          <w:tcPr/>
-          <w:p>
-            <w:pPr>
-              <w:pStyle w:val="Compact"/>
-              <w:jc w:val="center"/>
-            </w:pPr>
-            <w:r>
-              <w:t xml:space="preserve">2</w:t>
-            </w:r>
-          </w:p>
-        </w:tc>
-        <w:tc>
-          <w:tcPr/>
-          <w:p>
-            <w:pPr>
-              <w:pStyle w:val="Compact"/>
-            </w:pPr>
-            <w:r>
-              <w:rPr>
-                <w:b/>
-                <w:bCs/>
-              </w:rPr>
-              <w:t xml:space="preserve">Thiết kế bộ luật hậu xử lý ràng buộc theo VỊ TRÍ trong chuỗi</w:t>
-            </w:r>
-            <w:r>
-              <w:t xml:space="preserve">, và</w:t>
-            </w:r>
-            <w:r>
-              <w:t xml:space="preserve"> </w:t>
-            </w:r>
-            <w:r>
-              <w:rPr>
-                <w:b/>
-                <w:bCs/>
-              </w:rPr>
-              <w:t xml:space="preserve">đo tách bạch độ chính xác trước và sau bước đó</w:t>
-            </w:r>
-            <w:r>
-              <w:t xml:space="preserve"> </w:t>
-            </w:r>
-            <w:r>
-              <w:t xml:space="preserve">để hiệu số trở thành một đại lượng định lượng</w:t>
-            </w:r>
-          </w:p>
-        </w:tc>
-        <w:tc>
-          <w:tcPr/>
-          <w:p>
-            <w:pPr>
-              <w:pStyle w:val="Compact"/>
-            </w:pPr>
-            <w:r>
-              <w:t xml:space="preserve">Các mô tả khảo sát được dừng ở danh sách ký tự phẳng, phần lớn dùng nhầm con số 20 chữ cái cho toàn chuỗi (2.2.4)</w:t>
-            </w:r>
-          </w:p>
-        </w:tc>
-      </w:tr>
-      <w:tr>
-        <w:tc>
-          <w:tcPr/>
-          <w:p>
-            <w:pPr>
-              <w:pStyle w:val="Compact"/>
-              <w:jc w:val="center"/>
-            </w:pPr>
-            <w:r>
-              <w:t xml:space="preserve">3</w:t>
-            </w:r>
-          </w:p>
-        </w:tc>
-        <w:tc>
-          <w:tcPr/>
-          <w:p>
-            <w:pPr>
-              <w:pStyle w:val="Compact"/>
-            </w:pPr>
-            <w:r>
-              <w:rPr>
-                <w:b/>
-                <w:bCs/>
-              </w:rPr>
-              <w:t xml:space="preserve">Công bố chỉ số đầu cuối ở mức chuỗi</w:t>
-            </w:r>
-            <w:r>
-              <w:t xml:space="preserve"> </w:t>
-            </w:r>
-            <w:r>
-              <w:t xml:space="preserve">bên cạnh mAP của bước phát hiện, và nêu rõ chênh lệch giữa hai đại lượng</w:t>
-            </w:r>
-          </w:p>
-        </w:tc>
-        <w:tc>
-          <w:tcPr/>
-          <w:p>
-            <w:pPr>
-              <w:pStyle w:val="Compact"/>
-            </w:pPr>
-            <w:r>
-              <w:t xml:space="preserve">Phần lớn công trình trong nước khảo sát được chỉ báo cáo mAP của bước phát hiện (2.5.2)</w:t>
-            </w:r>
-          </w:p>
-        </w:tc>
-      </w:tr>
-      <w:tr>
-        <w:tc>
-          <w:tcPr/>
-          <w:p>
-            <w:pPr>
-              <w:pStyle w:val="Compact"/>
-              <w:jc w:val="center"/>
-            </w:pPr>
-            <w:r>
-              <w:t xml:space="preserve">4</w:t>
-            </w:r>
-          </w:p>
-        </w:tc>
-        <w:tc>
-          <w:tcPr/>
-          <w:p>
-            <w:pPr>
-              <w:pStyle w:val="Compact"/>
-            </w:pPr>
-            <w:r>
-              <w:rPr>
-                <w:b/>
-                <w:bCs/>
-              </w:rPr>
-              <w:t xml:space="preserve">Xây dựng benchmark ba bộ nhận dạng ký tự trên 2.801 biển số Việt Nam</w:t>
-            </w:r>
-            <w:r>
-              <w:t xml:space="preserve"> </w:t>
-            </w:r>
-            <w:r>
-              <w:t xml:space="preserve">trong cùng một tầng bao quanh: PaddleOCR 68,87% · EasyOCR 14,28% · Tesseract 10,28% (3.3.3)</w:t>
-            </w:r>
-          </w:p>
-        </w:tc>
-        <w:tc>
-          <w:tcPr/>
-          <w:p>
-            <w:pPr>
-              <w:pStyle w:val="Compact"/>
-            </w:pPr>
-            <w:r>
-              <w:t xml:space="preserve">Nhóm chưa tìm thấy benchmark công khai nào đo trên riêng ảnh biển số xe máy Việt Nam hai dòng (3.3)</w:t>
-            </w:r>
-          </w:p>
-        </w:tc>
-      </w:tr>
-      <w:tr>
-        <w:tc>
-          <w:tcPr/>
-          <w:p>
-            <w:pPr>
-              <w:pStyle w:val="Compact"/>
-              <w:jc w:val="center"/>
-            </w:pPr>
-            <w:r>
-              <w:t xml:space="preserve">5</w:t>
-            </w:r>
-          </w:p>
-        </w:tc>
-        <w:tc>
-          <w:tcPr/>
-          <w:p>
-            <w:pPr>
-              <w:pStyle w:val="Compact"/>
-            </w:pPr>
-            <w:r>
-              <w:rPr>
-                <w:b/>
-                <w:bCs/>
-              </w:rPr>
-              <w:t xml:space="preserve">Mọi số liệu hiệu năng công bố kèm cấu hình phần cứng</w:t>
-            </w:r>
-            <w:r>
-              <w:t xml:space="preserve">: model CPU, số luồng, kích thước ảnh vào, nền tảng suy luận, cỡ mẫu đo</w:t>
-            </w:r>
-          </w:p>
-        </w:tc>
-        <w:tc>
-          <w:tcPr/>
-          <w:p>
-            <w:pPr>
-              <w:pStyle w:val="Compact"/>
-            </w:pPr>
-            <w:r>
-              <w:t xml:space="preserve">Số liệu hiệu năng trong tài liệu thường công bố không kèm phần cứng nên không tái lập được (2.5.1)</w:t>
-            </w:r>
-          </w:p>
-        </w:tc>
-      </w:tr>
-      <w:tr>
-        <w:tc>
-          <w:tcPr/>
-          <w:p>
-            <w:pPr>
-              <w:pStyle w:val="Compact"/>
-              <w:jc w:val="center"/>
-            </w:pPr>
-            <w:r>
-              <w:t xml:space="preserve">6</w:t>
-            </w:r>
-          </w:p>
-        </w:tc>
-        <w:tc>
-          <w:tcPr/>
-          <w:p>
-            <w:pPr>
-              <w:pStyle w:val="Compact"/>
-            </w:pPr>
-            <w:r>
-              <w:rPr>
-                <w:b/>
-                <w:bCs/>
-              </w:rPr>
-              <w:t xml:space="preserve">Bàn giao hệ thống có kiến trúc phần mềm, kiểm thử và giao thức đo công khai</w:t>
-            </w:r>
-            <w:r>
-              <w:t xml:space="preserve"> </w:t>
-            </w:r>
-            <w:r>
-              <w:t xml:space="preserve">— mọi số liệu sinh lại được bằng một lệnh</w:t>
-            </w:r>
-          </w:p>
-        </w:tc>
-        <w:tc>
-          <w:tcPr/>
-          <w:p>
-            <w:pPr>
-              <w:pStyle w:val="Compact"/>
-            </w:pPr>
-            <w:r>
-              <w:t xml:space="preserve">Phần lớn kho mã nguồn mở Việt Nam khảo sát được không công bố số liệu và không có kiến trúc phần mềm (2.5.2)</w:t>
-            </w:r>
-          </w:p>
-        </w:tc>
-      </w:tr>
-    </w:tbl>
-    <w:p>
-      <w:pPr>
-        <w:pStyle w:val="BodyText"/>
-      </w:pPr>
-      <w:r>
-        <w:t xml:space="preserve">Sáu đóng góp đều thuộc loại</w:t>
-      </w:r>
-      <w:r>
-        <w:t xml:space="preserve"> </w:t>
-      </w:r>
-      <w:r>
-        <w:rPr>
-          <w:b/>
-          <w:bCs/>
-        </w:rPr>
-        <w:t xml:space="preserve">kỹ nghệ và báo cáo</w:t>
-      </w:r>
-      <w:r>
-        <w:t xml:space="preserve">, không phải thuật toán; tuyên bố đóng góp đầy đủ đặt ở mục 1.5.</w:t>
-      </w:r>
-    </w:p>
-    <w:p>
-      <w:pPr>
-        <w:pStyle w:val="BlockText"/>
-      </w:pPr>
-      <w:r>
-        <w:t xml:space="preserve">Tuyên bố trung thực đầy đủ về mức đóng góp, cùng bốn điều đồ án</w:t>
-      </w:r>
-      <w:r>
-        <w:t xml:space="preserve"> </w:t>
-      </w:r>
-      <w:r>
-        <w:rPr>
-          <w:b/>
-          <w:bCs/>
-        </w:rPr>
-        <w:t xml:space="preserve">không</w:t>
-      </w:r>
-      <w:r>
-        <w:t xml:space="preserve"> </w:t>
-      </w:r>
-      <w:r>
-        <w:t xml:space="preserve">tuyên bố, đặt ở</w:t>
-      </w:r>
-      <w:r>
-        <w:t xml:space="preserve"> </w:t>
-      </w:r>
-      <w:r>
-        <w:rPr>
-          <w:b/>
-          <w:bCs/>
-        </w:rPr>
-        <w:t xml:space="preserve">mục 1.5.1 và 1.5.2</w:t>
-      </w:r>
-      <w:r>
-        <w:t xml:space="preserve"> </w:t>
-      </w:r>
-      <w:r>
-        <w:t xml:space="preserve">(Chương 1) — nơi chính danh để tuyên bố đóng góp.</w:t>
-      </w:r>
-    </w:p>
-    <w:p>
-      <w:r>
-        <w:br w:type="page"/>
-      </w:r>
-    </w:p>
-    <w:bookmarkEnd w:id="78"/>
-    <w:bookmarkEnd w:id="79"/>
-    <w:bookmarkEnd w:id="80"/>
-    <w:bookmarkStart w:id="93" w:name="X122731ce55b7de1cf1ab1758a2a1be22565e72b"/>
-    <w:p>
-      <w:pPr>
-        <w:pStyle w:val="Heading1"/>
-      </w:pPr>
-      <w:r>
-        <w:t xml:space="preserve">CHƯƠNG 3. KHẢO SÁT CÔNG NGHỆ VÀ LỰA CHỌN MÔ HÌNH</w:t>
-      </w:r>
-    </w:p>
-    <w:bookmarkStart w:id="82" w:name="X5ef0f83cb669d2b19d3e2c053ad10fe645da821"/>
-    <w:p>
-      <w:pPr>
-        <w:pStyle w:val="Heading2"/>
-      </w:pPr>
-      <w:r>
-        <w:t xml:space="preserve">3.1. Phương pháp khảo sát và tiêu chí lựa chọn</w:t>
-      </w:r>
-    </w:p>
-    <w:p>
-      <w:pPr>
-        <w:pStyle w:val="BlockText"/>
-      </w:pPr>
-      <w:r>
-        <w:rPr>
-          <w:b/>
-          <w:bCs/>
-        </w:rPr>
-        <w:t xml:space="preserve">Một nguyên tắc chi phối toàn chương.</w:t>
-      </w:r>
-      <w:r>
-        <w:t xml:space="preserve"> </w:t>
-      </w:r>
-      <w:r>
-        <w:t xml:space="preserve">Mọi bảng dưới đây phân biệt rõ hai loại bằng chứng:</w:t>
-      </w:r>
-      <w:r>
-        <w:t xml:space="preserve"> </w:t>
-      </w:r>
-      <w:r>
-        <w:rPr>
-          <w:b/>
-          <w:bCs/>
-        </w:rPr>
-        <w:t xml:space="preserve">số tự đo trên máy thực nghiệm</w:t>
-      </w:r>
-      <w:r>
-        <w:t xml:space="preserve"> </w:t>
-      </w:r>
-      <w:r>
-        <w:t xml:space="preserve">và</w:t>
-      </w:r>
-      <w:r>
-        <w:t xml:space="preserve"> </w:t>
-      </w:r>
-      <w:r>
-        <w:rPr>
-          <w:b/>
-          <w:bCs/>
-        </w:rPr>
-        <w:t xml:space="preserve">số trích từ tài liệu của người khác</w:t>
-      </w:r>
-      <w:r>
-        <w:t xml:space="preserve">. Loại thứ hai luôn kèm tên bộ dữ liệu và quốc gia, vì một con số đo trên ngữ liệu khác không nói được điều gì chắc chắn về ngữ liệu này. Chỗ nào chưa đo thì ghi thẳng là chưa đo, chứ không mượn số của người khác làm kết luận cho đồ án.</w:t>
-      </w:r>
-    </w:p>
-    <w:p>
-      <w:pPr>
-        <w:pStyle w:val="FirstParagraph"/>
-      </w:pPr>
-      <w:r>
-        <w:t xml:space="preserve">Mỗi lựa chọn trình bày theo cùng một khuôn: phương án đã xét, tiêu chí, kết luận,</w:t>
-      </w:r>
-      <w:r>
-        <w:t xml:space="preserve"> </w:t>
-      </w:r>
-      <w:r>
-        <w:rPr>
-          <w:b/>
-          <w:bCs/>
-        </w:rPr>
-        <w:t xml:space="preserve">đánh đổi phải chấp nhận</w:t>
-      </w:r>
-      <w:r>
-        <w:t xml:space="preserve">. Khi bằng chứng không đủ phân định, mục này nói rõ là không đủ.</w:t>
-      </w:r>
-    </w:p>
-    <w:bookmarkStart w:id="81" w:name="Xc7dcaa984b1153a4ace9dc28dd51643c2005f02"/>
-    <w:p>
-      <w:pPr>
-        <w:pStyle w:val="Heading3"/>
-      </w:pPr>
-      <w:r>
-        <w:t xml:space="preserve">3.1.1. Bốn ràng buộc chi phối mọi lựa chọn</w:t>
-      </w:r>
-    </w:p>
-    <w:p>
-      <w:pPr>
-        <w:pStyle w:val="FirstParagraph"/>
-      </w:pPr>
-      <w:r>
-        <w:t xml:space="preserve">Bốn ràng buộc thu hẹp không gian phương án</w:t>
-      </w:r>
-      <w:r>
-        <w:t xml:space="preserve"> </w:t>
-      </w:r>
-      <w:r>
-        <w:rPr>
-          <w:b/>
-          <w:bCs/>
-        </w:rPr>
-        <w:t xml:space="preserve">trước khi</w:t>
-      </w:r>
-      <w:r>
-        <w:t xml:space="preserve"> </w:t>
-      </w:r>
-      <w:r>
-        <w:t xml:space="preserve">so sánh.</w:t>
-      </w:r>
-      <w:r>
-        <w:t xml:space="preserve"> </w:t>
-      </w:r>
-      <w:r>
-        <w:rPr>
-          <w:b/>
-          <w:bCs/>
-        </w:rPr>
-        <w:t xml:space="preserve">(1) Suy luận trên CPU, không có GPU CUDA</w:t>
-      </w:r>
-      <w:r>
-        <w:t xml:space="preserve"> </w:t>
-      </w:r>
-      <w:r>
-        <w:t xml:space="preserve">(CON-02): phương án không công bố tốc độ CPU không có căn cứ để đánh giá, mô hình hàng trăm triệu tham số loại từ đầu.</w:t>
-      </w:r>
-      <w:r>
-        <w:t xml:space="preserve"> </w:t>
-      </w:r>
-      <w:r>
-        <w:rPr>
-          <w:b/>
-          <w:bCs/>
-        </w:rPr>
-        <w:t xml:space="preserve">(2) Biển số Việt Nam có biển hai dòng</w:t>
-      </w:r>
-      <w:r>
-        <w:t xml:space="preserve">: bộ nhận dạng giả định văn bản một dòng sẽ hỏng — đây là tiêu chí phân loại, không phải điểm cộng.</w:t>
-      </w:r>
-      <w:r>
-        <w:t xml:space="preserve"> </w:t>
-      </w:r>
-      <w:r>
-        <w:rPr>
-          <w:b/>
-          <w:bCs/>
-        </w:rPr>
-        <w:t xml:space="preserve">(3) Phải đóng gói và bàn giao được</w:t>
-      </w:r>
-      <w:r>
-        <w:t xml:space="preserve">: giấy phép, dung lượng mô hình, số phụ thuộc là tiêu chí thật.</w:t>
-      </w:r>
-      <w:r>
-        <w:t xml:space="preserve"> </w:t>
-      </w:r>
-      <w:r>
-        <w:rPr>
-          <w:b/>
-          <w:bCs/>
-        </w:rPr>
-        <w:t xml:space="preserve">(4) Ngân sách thời gian CPU hữu hạn</w:t>
-      </w:r>
-      <w:r>
-        <w:t xml:space="preserve">: một số phép so sánh đã thiết kế nhưng không chạy được, và mỗi bảng ghi thẳng ô nào chưa đo.</w:t>
-      </w:r>
-    </w:p>
-    <w:bookmarkEnd w:id="81"/>
-    <w:bookmarkEnd w:id="82"/>
-    <w:bookmarkStart w:id="83" w:name="Xeecb8a25001cda40ffe8a73859c392ea5dbae65"/>
-    <w:p>
-      <w:pPr>
-        <w:pStyle w:val="Heading2"/>
-      </w:pPr>
-      <w:r>
-        <w:t xml:space="preserve">3.2. Mô hình phát hiện: YOLO11</w:t>
-      </w:r>
-    </w:p>
-    <w:p>
-      <w:pPr>
-        <w:pStyle w:val="FirstParagraph"/>
-      </w:pPr>
-      <w:r>
-        <w:rPr>
-          <w:b/>
-          <w:bCs/>
-        </w:rPr>
-        <w:t xml:space="preserve">Các phương án đã xét.</w:t>
-      </w:r>
-      <w:r>
-        <w:t xml:space="preserve"> </w:t>
-      </w:r>
-      <w:r>
-        <w:t xml:space="preserve">Các thế hệ YOLO từ YOLOv8 trở về sau — mốc chuyển sang anchor-free, có ý nghĩa trực tiếp với bài toán biển số (mục 2.3.1). Bốn thế hệ có khác biệt kiến trúc đáng kể với bài toán này được đối chiếu ở Bảng 2.1: YOLOv8 [13], YOLOv10 [19]</w:t>
-      </w:r>
-      <w:r>
-        <w:t xml:space="preserve">, YOLO11 [9] và YOLO26 [20]</w:t>
-      </w:r>
-      <w:r>
-        <w:t xml:space="preserve">. Họ two-stage (Faster R-CNN, Mask R-CNN) loại từ đầu vì chi phí tính toán không hợp ràng buộc CPU.</w:t>
-      </w:r>
-    </w:p>
-    <w:bookmarkEnd w:id="83"/>
-    <w:bookmarkStart w:id="89" w:name="X3b36414df3ec80308838641ab5979a8be3b7b70"/>
-    <w:p>
-      <w:pPr>
-        <w:pStyle w:val="Heading2"/>
-      </w:pPr>
-      <w:r>
-        <w:t xml:space="preserve">3.3. Bộ nhận dạng ký tự</w:t>
-      </w:r>
-    </w:p>
-    <w:p>
-      <w:pPr>
-        <w:pStyle w:val="FirstParagraph"/>
-      </w:pPr>
-      <w:r>
-        <w:t xml:space="preserve">Đây là lựa chọn trình bày</w:t>
-      </w:r>
-      <w:r>
-        <w:t xml:space="preserve"> </w:t>
-      </w:r>
-      <w:r>
-        <w:rPr>
-          <w:b/>
-          <w:bCs/>
-        </w:rPr>
-        <w:t xml:space="preserve">trung thực nhất về mức độ chắc chắn</w:t>
-      </w:r>
-      <w:r>
-        <w:t xml:space="preserve">: chọn</w:t>
-      </w:r>
-      <w:r>
-        <w:t xml:space="preserve"> </w:t>
-      </w:r>
-      <w:r>
-        <w:rPr>
-          <w:i/>
-          <w:iCs/>
-        </w:rPr>
-        <w:t xml:space="preserve">họ bộ nhận dạng</w:t>
-      </w:r>
-      <w:r>
-        <w:t xml:space="preserve"> </w:t>
-      </w:r>
-      <w:r>
-        <w:t xml:space="preserve">theo khảo sát tài liệu (3.3.1), rồi chọn</w:t>
-      </w:r>
-      <w:r>
-        <w:t xml:space="preserve"> </w:t>
-      </w:r>
-      <w:r>
-        <w:rPr>
-          <w:i/>
-          <w:iCs/>
-        </w:rPr>
-        <w:t xml:space="preserve">bậc mô hình</w:t>
-      </w:r>
-      <w:r>
-        <w:t xml:space="preserve"> </w:t>
-      </w:r>
-      <w:r>
-        <w:t xml:space="preserve">theo phép đo tự chạy (3.3.2).</w:t>
-      </w:r>
-    </w:p>
-    <w:bookmarkStart w:id="84" w:name="Xea446612f532d9362f141709b2cc32018d80e4a"/>
-    <w:p>
-      <w:pPr>
-        <w:pStyle w:val="Heading3"/>
-      </w:pPr>
-      <w:r>
-        <w:t xml:space="preserve">3.3.1. PaddleOCR, EasyOCR, Tesseract — khảo sát tài liệu</w:t>
-      </w:r>
-    </w:p>
-    <w:p>
-      <w:pPr>
-        <w:pStyle w:val="FirstParagraph"/>
-      </w:pPr>
-      <w:r>
-        <w:rPr>
-          <w:b/>
-          <w:bCs/>
-        </w:rPr>
-        <w:t xml:space="preserve">Các phương án đã xét:</w:t>
-      </w:r>
-      <w:r>
-        <w:t xml:space="preserve"> </w:t>
-      </w:r>
-      <w:r>
-        <w:t xml:space="preserve">tám bộ nhận dạng — PaddleOCR, EasyOCR, Tesseract, TrOCR, docTR, MMOCR, fast-plate-ocr và RapidOCR/OnnxTR.</w:t>
-      </w:r>
-    </w:p>
-    <w:bookmarkEnd w:id="84"/>
-    <w:bookmarkStart w:id="86" w:name="X555c9d4e7aae453c4af7e4d9c0c1c1c43f90f9b"/>
-    <w:p>
-      <w:pPr>
-        <w:pStyle w:val="Heading3"/>
-      </w:pPr>
-      <w:r>
-        <w:t xml:space="preserve">3.3.2. PP-OCRv5 mobile so với PP-OCRv6 — đo trên máy đồ án</w:t>
-      </w:r>
-    </w:p>
-    <w:p>
-      <w:pPr>
-        <w:pStyle w:val="FirstParagraph"/>
-      </w:pPr>
-      <w:r>
-        <w:t xml:space="preserve">Mục này chọn</w:t>
-      </w:r>
-      <w:r>
-        <w:t xml:space="preserve"> </w:t>
-      </w:r>
-      <w:r>
-        <w:rPr>
-          <w:b/>
-          <w:bCs/>
-        </w:rPr>
-        <w:t xml:space="preserve">bậc mô hình</w:t>
-      </w:r>
-      <w:r>
-        <w:t xml:space="preserve"> </w:t>
-      </w:r>
-      <w:r>
-        <w:t xml:space="preserve">bên trong họ đã chọn, dựa trên số liệu</w:t>
-      </w:r>
-      <w:r>
-        <w:t xml:space="preserve"> </w:t>
-      </w:r>
-      <w:r>
-        <w:rPr>
-          <w:b/>
-          <w:bCs/>
-        </w:rPr>
-        <w:t xml:space="preserve">tự đo</w:t>
-      </w:r>
-      <w:r>
-        <w:t xml:space="preserve"> </w:t>
-      </w:r>
-      <w:r>
-        <w:t xml:space="preserve">(Bảng 3.1).</w:t>
-      </w:r>
-    </w:p>
-    <w:p>
-      <w:pPr>
-        <w:pStyle w:val="BodyText"/>
-      </w:pPr>
-      <w:r>
-        <w:rPr>
-          <w:b/>
-          <w:bCs/>
-        </w:rPr>
-        <w:t xml:space="preserve">Bảng 3.1.</w:t>
-      </w:r>
-      <w:bookmarkStart w:id="85" w:name="tbl-3-1"/>
-      <w:bookmarkEnd w:id="85"/>
-      <w:r>
-        <w:t xml:space="preserve"> </w:t>
-      </w:r>
-      <w:r>
-        <w:t xml:space="preserve">PP-OCRv6_medium_rec so với PP-OCRv5_mobile_rec, đo trên 200 vùng cắt biển số của đồ án</w:t>
+      <w:bookmarkStart w:id="75" w:name="tbl-2-3"/>
+      <w:bookmarkEnd w:id="75"/>
+      <w:r>
+        <w:t xml:space="preserve"> </w:t>
+      </w:r>
+      <w:r>
+        <w:t xml:space="preserve">Năm công trình ALPR cho biển số Việt Nam trong tập khảo sát</w:t>
       </w:r>
     </w:p>
     <w:tbl>
@@ -12357,6 +11472,1429 @@
               <w:pStyle w:val="Compact"/>
             </w:pPr>
             <w:r>
+              <w:t xml:space="preserve">Công trình</w:t>
+            </w:r>
+          </w:p>
+        </w:tc>
+        <w:tc>
+          <w:tcPr/>
+          <w:p>
+            <w:pPr>
+              <w:pStyle w:val="Compact"/>
+            </w:pPr>
+            <w:r>
+              <w:t xml:space="preserve">Khối phát hiện</w:t>
+            </w:r>
+          </w:p>
+        </w:tc>
+        <w:tc>
+          <w:tcPr/>
+          <w:p>
+            <w:pPr>
+              <w:pStyle w:val="Compact"/>
+            </w:pPr>
+            <w:r>
+              <w:t xml:space="preserve">Khối nhận dạng</w:t>
+            </w:r>
+          </w:p>
+        </w:tc>
+        <w:tc>
+          <w:tcPr/>
+          <w:p>
+            <w:pPr>
+              <w:pStyle w:val="Compact"/>
+            </w:pPr>
+            <w:r>
+              <w:t xml:space="preserve">Chỉ số được báo cáo</w:t>
+            </w:r>
+          </w:p>
+        </w:tc>
+      </w:tr>
+      <w:tr>
+        <w:tc>
+          <w:tcPr/>
+          <w:p>
+            <w:pPr>
+              <w:pStyle w:val="Compact"/>
+            </w:pPr>
+            <w:r>
+              <w:t xml:space="preserve">Học viện Kỹ thuật Quân sự, MAPR 2021 [25]</w:t>
+            </w:r>
+          </w:p>
+        </w:tc>
+        <w:tc>
+          <w:tcPr/>
+          <w:p>
+            <w:pPr>
+              <w:pStyle w:val="Compact"/>
+            </w:pPr>
+            <w:r>
+              <w:t xml:space="preserve">Key-point detection</w:t>
+            </w:r>
+          </w:p>
+        </w:tc>
+        <w:tc>
+          <w:tcPr/>
+          <w:p>
+            <w:pPr>
+              <w:pStyle w:val="Compact"/>
+            </w:pPr>
+            <w:r>
+              <w:t xml:space="preserve">Encoder–decoder</w:t>
+            </w:r>
+            <w:r>
+              <w:t xml:space="preserve"> </w:t>
+            </w:r>
+            <w:r>
+              <w:rPr>
+                <w:i/>
+                <w:iCs/>
+              </w:rPr>
+              <w:t xml:space="preserve">segmentation-free</w:t>
+            </w:r>
+          </w:p>
+        </w:tc>
+        <w:tc>
+          <w:tcPr/>
+          <w:p>
+            <w:pPr>
+              <w:pStyle w:val="Compact"/>
+            </w:pPr>
+            <w:r>
+              <w:t xml:space="preserve">mIoU 95,01%;</w:t>
+            </w:r>
+            <w:r>
+              <w:t xml:space="preserve"> </w:t>
+            </w:r>
+            <w:r>
+              <w:rPr>
+                <w:b/>
+                <w:bCs/>
+              </w:rPr>
+              <w:t xml:space="preserve">chuỗi 99,28%</w:t>
+            </w:r>
+            <w:r>
+              <w:t xml:space="preserve">, ký tự 99,7%</w:t>
+            </w:r>
+          </w:p>
+        </w:tc>
+      </w:tr>
+      <w:tr>
+        <w:tc>
+          <w:tcPr/>
+          <w:p>
+            <w:pPr>
+              <w:pStyle w:val="Compact"/>
+            </w:pPr>
+            <w:r>
+              <w:t xml:space="preserve">Trần Anh Đạt và cộng sự, 2023 [26]</w:t>
+            </w:r>
+          </w:p>
+        </w:tc>
+        <w:tc>
+          <w:tcPr/>
+          <w:p>
+            <w:pPr>
+              <w:pStyle w:val="Compact"/>
+            </w:pPr>
+            <w:r>
+              <w:t xml:space="preserve">Multi-angle view model</w:t>
+            </w:r>
+          </w:p>
+        </w:tc>
+        <w:tc>
+          <w:tcPr/>
+          <w:p>
+            <w:pPr>
+              <w:pStyle w:val="Compact"/>
+            </w:pPr>
+            <w:r>
+              <w:t xml:space="preserve">CnOCR</w:t>
+            </w:r>
+          </w:p>
+        </w:tc>
+        <w:tc>
+          <w:tcPr/>
+          <w:p>
+            <w:pPr>
+              <w:pStyle w:val="Compact"/>
+            </w:pPr>
+            <w:r>
+              <w:rPr>
+                <w:b/>
+                <w:bCs/>
+              </w:rPr>
+              <w:t xml:space="preserve">F1 91,3%</w:t>
+            </w:r>
+            <w:r>
+              <w:t xml:space="preserve"> </w:t>
+            </w:r>
+            <w:r>
+              <w:t xml:space="preserve">trên tập PTITPlates (500 ảnh)</w:t>
+            </w:r>
+          </w:p>
+        </w:tc>
+      </w:tr>
+      <w:tr>
+        <w:tc>
+          <w:tcPr/>
+          <w:p>
+            <w:pPr>
+              <w:pStyle w:val="Compact"/>
+            </w:pPr>
+            <w:r>
+              <w:t xml:space="preserve">Le D. H. và cộng sự, FDSE 2023 [27]</w:t>
+            </w:r>
+          </w:p>
+        </w:tc>
+        <w:tc>
+          <w:tcPr/>
+          <w:p>
+            <w:pPr>
+              <w:pStyle w:val="Compact"/>
+            </w:pPr>
+            <w:r>
+              <w:t xml:space="preserve">YOLOv8</w:t>
+            </w:r>
+            <w:r>
+              <w:t xml:space="preserve"> </w:t>
+            </w:r>
+            <w:r>
+              <w:rPr>
+                <w:i/>
+                <w:iCs/>
+              </w:rPr>
+              <w:t xml:space="preserve">(hai tầng: xe máy → biển)</w:t>
+            </w:r>
+          </w:p>
+        </w:tc>
+        <w:tc>
+          <w:tcPr/>
+          <w:p>
+            <w:pPr>
+              <w:pStyle w:val="Compact"/>
+            </w:pPr>
+            <w:r>
+              <w:t xml:space="preserve">YOLOv8</w:t>
+            </w:r>
+          </w:p>
+        </w:tc>
+        <w:tc>
+          <w:tcPr/>
+          <w:p>
+            <w:pPr>
+              <w:pStyle w:val="Compact"/>
+            </w:pPr>
+            <w:r>
+              <w:rPr>
+                <w:b/>
+                <w:bCs/>
+              </w:rPr>
+              <w:t xml:space="preserve">mAP 93%</w:t>
+            </w:r>
+            <w:r>
+              <w:t xml:space="preserve"> </w:t>
+            </w:r>
+            <w:r>
+              <w:t xml:space="preserve">— chỉ báo cáo chỉ số phát hiện</w:t>
+            </w:r>
+          </w:p>
+        </w:tc>
+      </w:tr>
+      <w:tr>
+        <w:tc>
+          <w:tcPr/>
+          <w:p>
+            <w:pPr>
+              <w:pStyle w:val="Compact"/>
+            </w:pPr>
+            <w:r>
+              <w:t xml:space="preserve">Tran và Bui, MIWAI 2024 [28]</w:t>
+            </w:r>
+          </w:p>
+        </w:tc>
+        <w:tc>
+          <w:tcPr/>
+          <w:p>
+            <w:pPr>
+              <w:pStyle w:val="Compact"/>
+            </w:pPr>
+            <w:r>
+              <w:t xml:space="preserve">SSD, backbone MobileNetV2</w:t>
+            </w:r>
+          </w:p>
+        </w:tc>
+        <w:tc>
+          <w:tcPr/>
+          <w:p>
+            <w:pPr>
+              <w:pStyle w:val="Compact"/>
+            </w:pPr>
+            <w:r>
+              <w:t xml:space="preserve">YOLOv8-nano</w:t>
+            </w:r>
+          </w:p>
+        </w:tc>
+        <w:tc>
+          <w:tcPr/>
+          <w:p>
+            <w:pPr>
+              <w:pStyle w:val="Compact"/>
+            </w:pPr>
+            <w:r>
+              <w:rPr>
+                <w:b/>
+                <w:bCs/>
+              </w:rPr>
+              <w:t xml:space="preserve">95,68%</w:t>
+            </w:r>
+            <w:r>
+              <w:t xml:space="preserve"> </w:t>
+            </w:r>
+            <w:r>
+              <w:t xml:space="preserve">nhận dạng; 0,478 s/ảnh trên Raspberry Pi 4</w:t>
+            </w:r>
+          </w:p>
+        </w:tc>
+      </w:tr>
+      <w:tr>
+        <w:tc>
+          <w:tcPr/>
+          <w:p>
+            <w:pPr>
+              <w:pStyle w:val="Compact"/>
+            </w:pPr>
+            <w:r>
+              <w:t xml:space="preserve">Đặng Thị Dung và cộng sự, 2024 [29]</w:t>
+            </w:r>
+          </w:p>
+        </w:tc>
+        <w:tc>
+          <w:tcPr/>
+          <w:p>
+            <w:pPr>
+              <w:pStyle w:val="Compact"/>
+            </w:pPr>
+            <w:r>
+              <w:t xml:space="preserve">YOLOv8 · YOLO-NAS</w:t>
+            </w:r>
+          </w:p>
+        </w:tc>
+        <w:tc>
+          <w:tcPr/>
+          <w:p>
+            <w:pPr>
+              <w:pStyle w:val="Compact"/>
+            </w:pPr>
+            <w:r>
+              <w:rPr>
+                <w:i/>
+                <w:iCs/>
+              </w:rPr>
+              <w:t xml:space="preserve">(không có khối nhận dạng)</w:t>
+            </w:r>
+          </w:p>
+        </w:tc>
+        <w:tc>
+          <w:tcPr/>
+          <w:p>
+            <w:pPr>
+              <w:pStyle w:val="Compact"/>
+            </w:pPr>
+            <w:r>
+              <w:t xml:space="preserve">YOLO-NAS-S: accuracy</w:t>
+            </w:r>
+            <w:r>
+              <w:t xml:space="preserve"> </w:t>
+            </w:r>
+            <w:r>
+              <w:rPr>
+                <w:b/>
+                <w:bCs/>
+              </w:rPr>
+              <w:t xml:space="preserve">83,92%</w:t>
+            </w:r>
+            <w:r>
+              <w:t xml:space="preserve">, F1 0,9125</w:t>
+            </w:r>
+          </w:p>
+        </w:tc>
+      </w:tr>
+    </w:tbl>
+    <w:p>
+      <w:pPr>
+        <w:pStyle w:val="BodyText"/>
+      </w:pPr>
+      <w:r>
+        <w:t xml:space="preserve">Bảng cho thấy ba đặc điểm chung.</w:t>
+      </w:r>
+      <w:r>
+        <w:t xml:space="preserve"> </w:t>
+      </w:r>
+      <w:r>
+        <w:rPr>
+          <w:b/>
+          <w:bCs/>
+        </w:rPr>
+        <w:t xml:space="preserve">Một, chỉ số báo cáo không đồng nhất</w:t>
+      </w:r>
+      <w:r>
+        <w:t xml:space="preserve"> </w:t>
+      </w:r>
+      <w:r>
+        <w:t xml:space="preserve">— mIoU, mAP, F1, accuracy và độ chính xác mức chuỗi xuất hiện lẫn lộn, nên các con số trong cột cuối</w:t>
+      </w:r>
+      <w:r>
+        <w:t xml:space="preserve"> </w:t>
+      </w:r>
+      <w:r>
+        <w:rPr>
+          <w:b/>
+          <w:bCs/>
+        </w:rPr>
+        <w:t xml:space="preserve">không so sánh trực tiếp được với nhau</w:t>
+      </w:r>
+      <w:r>
+        <w:t xml:space="preserve">.</w:t>
+      </w:r>
+      <w:r>
+        <w:t xml:space="preserve"> </w:t>
+      </w:r>
+      <w:r>
+        <w:rPr>
+          <w:b/>
+          <w:bCs/>
+        </w:rPr>
+        <w:t xml:space="preserve">Hai, hai trong năm công trình chỉ báo cáo chỉ số của khối phát hiện</w:t>
+      </w:r>
+      <w:r>
+        <w:t xml:space="preserve">, không công bố kết quả đọc chuỗi đầu cuối.</w:t>
+      </w:r>
+      <w:r>
+        <w:t xml:space="preserve"> </w:t>
+      </w:r>
+      <w:r>
+        <w:rPr>
+          <w:b/>
+          <w:bCs/>
+        </w:rPr>
+        <w:t xml:space="preserve">Ba, không công trình nào tách riêng kết quả cho biển một dòng và biển hai dòng</w:t>
+      </w:r>
+      <w:r>
+        <w:t xml:space="preserve">, dù bốn trong năm công trình làm việc với ảnh xe máy — vốn luôn mang biển hai dòng.</w:t>
+      </w:r>
+    </w:p>
+    <w:p>
+      <w:pPr>
+        <w:pStyle w:val="BodyText"/>
+      </w:pPr>
+      <w:r>
+        <w:t xml:space="preserve">Kết quả cao nhất được công bố cho biển số Việt Nam là</w:t>
+      </w:r>
+      <w:r>
+        <w:t xml:space="preserve"> </w:t>
+      </w:r>
+      <w:r>
+        <w:rPr>
+          <w:b/>
+          <w:bCs/>
+        </w:rPr>
+        <w:t xml:space="preserve">99,28% mức chuỗi</w:t>
+      </w:r>
+      <w:r>
+        <w:t xml:space="preserve"> </w:t>
+      </w:r>
+      <w:r>
+        <w:t xml:space="preserve">của nhóm Học viện Kỹ thuật Quân sự [25]. Con số này</w:t>
+      </w:r>
+      <w:r>
+        <w:t xml:space="preserve"> </w:t>
+      </w:r>
+      <w:r>
+        <w:rPr>
+          <w:b/>
+          <w:bCs/>
+        </w:rPr>
+        <w:t xml:space="preserve">không dùng làm mốc so sánh cho đồ án</w:t>
+      </w:r>
+      <w:r>
+        <w:t xml:space="preserve"> </w:t>
+      </w:r>
+      <w:r>
+        <w:t xml:space="preserve">vì nó đo trên tập dữ liệu riêng không công khai, và độ khó của tập ấy không được mô tả định lượng.</w:t>
+      </w:r>
+    </w:p>
+    <w:p>
+      <w:pPr>
+        <w:pStyle w:val="BlockText"/>
+      </w:pPr>
+      <w:r>
+        <w:rPr>
+          <w:b/>
+          <w:bCs/>
+        </w:rPr>
+        <w:t xml:space="preserve">Phạm vi của nhận định trên.</w:t>
+      </w:r>
+      <w:r>
+        <w:t xml:space="preserve"> </w:t>
+      </w:r>
+      <w:r>
+        <w:t xml:space="preserve">Nó chỉ áp dụng cho tập tài liệu nhóm thực hiện khảo sát được tại thời điểm thực hiện đề tài, chủ yếu là các nguồn công khai truy cập được bằng tiếng Việt và tiếng Anh. Đây là</w:t>
+      </w:r>
+      <w:r>
+        <w:t xml:space="preserve"> </w:t>
+      </w:r>
+      <w:r>
+        <w:rPr>
+          <w:b/>
+          <w:bCs/>
+        </w:rPr>
+        <w:t xml:space="preserve">phát biểu về phạm vi khảo sát</w:t>
+      </w:r>
+      <w:r>
+        <w:t xml:space="preserve">, không phải khẳng định rằng những công trình như vậy không tồn tại.</w:t>
+      </w:r>
+    </w:p>
+    <w:bookmarkEnd w:id="76"/>
+    <w:bookmarkStart w:id="77" w:name="X793baa8b8b60194c62f469473e6e6c13ff092a4"/>
+    <w:p>
+      <w:pPr>
+        <w:pStyle w:val="Heading3"/>
+      </w:pPr>
+      <w:r>
+        <w:t xml:space="preserve">2.5.3. Các bộ dữ liệu chuẩn trong lĩnh vực</w:t>
+      </w:r>
+    </w:p>
+    <w:p>
+      <w:pPr>
+        <w:pStyle w:val="FirstParagraph"/>
+      </w:pPr>
+      <w:r>
+        <w:t xml:space="preserve">Khảo sát đối chiếu các bộ dữ liệu chuẩn của lĩnh vực theo quy mô, đặc điểm và</w:t>
+      </w:r>
+      <w:r>
+        <w:t xml:space="preserve"> </w:t>
+      </w:r>
+      <w:r>
+        <w:rPr>
+          <w:b/>
+          <w:bCs/>
+        </w:rPr>
+        <w:t xml:space="preserve">giấy phép sử dụng</w:t>
+      </w:r>
+      <w:r>
+        <w:t xml:space="preserve"> </w:t>
+      </w:r>
+      <w:r>
+        <w:t xml:space="preserve">— cột giấy phép quyết định bộ nào dùng được cho đồ án này. Hai bộ được nhắc tới nhiều nhất là</w:t>
+      </w:r>
+      <w:r>
+        <w:t xml:space="preserve"> </w:t>
+      </w:r>
+      <w:r>
+        <w:rPr>
+          <w:b/>
+          <w:bCs/>
+        </w:rPr>
+        <w:t xml:space="preserve">RodoSol-ALPR</w:t>
+      </w:r>
+      <w:r>
+        <w:t xml:space="preserve"> </w:t>
+      </w:r>
+      <w:r>
+        <w:t xml:space="preserve">(Brazil, có nhãn bố cục một dòng · hai dòng) [2]</w:t>
+      </w:r>
+      <w:r>
+        <w:t xml:space="preserve"> </w:t>
+      </w:r>
+      <w:r>
+        <w:t xml:space="preserve">và tập của</w:t>
+      </w:r>
+      <w:r>
+        <w:t xml:space="preserve"> </w:t>
+      </w:r>
+      <w:r>
+        <w:rPr>
+          <w:b/>
+          <w:bCs/>
+        </w:rPr>
+        <w:t xml:space="preserve">ICPR 2026 LR-LPR</w:t>
+      </w:r>
+      <w:r>
+        <w:t xml:space="preserve"> </w:t>
+      </w:r>
+      <w:r>
+        <w:t xml:space="preserve">(ảnh độ phân giải thấp, có nhãn chuỗi) [18]</w:t>
+      </w:r>
+      <w:r>
+        <w:t xml:space="preserve">; cả hai đều</w:t>
+      </w:r>
+      <w:r>
+        <w:t xml:space="preserve"> </w:t>
+      </w:r>
+      <w:r>
+        <w:rPr>
+          <w:b/>
+          <w:bCs/>
+        </w:rPr>
+        <w:t xml:space="preserve">không chứa biển số Việt Nam</w:t>
+      </w:r>
+      <w:r>
+        <w:t xml:space="preserve">, nên không dùng trực tiếp được. Bộ dữ liệu mà đồ án hợp nhất cùng giấy phép từng nguồn trình bày ở mục 4.4.1 và</w:t>
+      </w:r>
+      <w:r>
+        <w:t xml:space="preserve"> </w:t>
+      </w:r>
+      <w:r>
+        <w:rPr>
+          <w:b/>
+          <w:bCs/>
+        </w:rPr>
+        <w:t xml:space="preserve">Phụ lục II</w:t>
+      </w:r>
+      <w:r>
+        <w:t xml:space="preserve">.</w:t>
+      </w:r>
+    </w:p>
+    <w:bookmarkEnd w:id="77"/>
+    <w:bookmarkStart w:id="79" w:name="X6f86383661c07099cd643dfc00f699085c75d97"/>
+    <w:p>
+      <w:pPr>
+        <w:pStyle w:val="Heading3"/>
+      </w:pPr>
+      <w:r>
+        <w:t xml:space="preserve">2.5.4. Khoảng trống nghiên cứu và định vị đề tài</w:t>
+      </w:r>
+    </w:p>
+    <w:p>
+      <w:pPr>
+        <w:pStyle w:val="FirstParagraph"/>
+      </w:pPr>
+      <w:r>
+        <w:t xml:space="preserve">Từ khảo sát trên, đồ án xác định sáu hướng đóng góp, mỗi hướng nhắm vào một khoảng trống cụ thể (Bảng 2.4).</w:t>
+      </w:r>
+    </w:p>
+    <w:p>
+      <w:pPr>
+        <w:pStyle w:val="BodyText"/>
+      </w:pPr>
+      <w:r>
+        <w:rPr>
+          <w:b/>
+          <w:bCs/>
+        </w:rPr>
+        <w:t xml:space="preserve">Bảng 2.4.</w:t>
+      </w:r>
+      <w:bookmarkStart w:id="78" w:name="tbl-2-4"/>
+      <w:bookmarkEnd w:id="78"/>
+      <w:r>
+        <w:t xml:space="preserve"> </w:t>
+      </w:r>
+      <w:r>
+        <w:t xml:space="preserve">Sáu khoảng trống nghiên cứu và cách nhóm thực hiện lấp</w:t>
+      </w:r>
+    </w:p>
+    <w:tbl>
+      <w:tblPr>
+        <w:tblStyle w:val="Table"/>
+        <w:tblW w:type="auto" w:w="0"/>
+        <w:tblLook w:firstRow="1" w:lastRow="0" w:firstColumn="0" w:lastColumn="0" w:noHBand="0" w:noVBand="0" w:val="0020"/>
+      </w:tblPr>
+      <w:tblGrid>
+        <w:gridCol w:w="2640"/>
+        <w:gridCol w:w="2640"/>
+        <w:gridCol w:w="2640"/>
+      </w:tblGrid>
+      <w:tr>
+        <w:trPr>
+          <w:tblHeader w:val="on"/>
+        </w:trPr>
+        <w:tc>
+          <w:tcPr/>
+          <w:p>
+            <w:pPr>
+              <w:pStyle w:val="Compact"/>
+              <w:jc w:val="center"/>
+            </w:pPr>
+            <w:r>
+              <w:t xml:space="preserve">#</w:t>
+            </w:r>
+          </w:p>
+        </w:tc>
+        <w:tc>
+          <w:tcPr/>
+          <w:p>
+            <w:pPr>
+              <w:pStyle w:val="Compact"/>
+            </w:pPr>
+            <w:r>
+              <w:t xml:space="preserve">Đóng góp của đồ án</w:t>
+            </w:r>
+          </w:p>
+        </w:tc>
+        <w:tc>
+          <w:tcPr/>
+          <w:p>
+            <w:pPr>
+              <w:pStyle w:val="Compact"/>
+            </w:pPr>
+            <w:r>
+              <w:t xml:space="preserve">Khoảng trống mà nó lấp</w:t>
+            </w:r>
+          </w:p>
+        </w:tc>
+      </w:tr>
+      <w:tr>
+        <w:tc>
+          <w:tcPr/>
+          <w:p>
+            <w:pPr>
+              <w:pStyle w:val="Compact"/>
+              <w:jc w:val="center"/>
+            </w:pPr>
+            <w:r>
+              <w:t xml:space="preserve">1</w:t>
+            </w:r>
+          </w:p>
+        </w:tc>
+        <w:tc>
+          <w:tcPr/>
+          <w:p>
+            <w:pPr>
+              <w:pStyle w:val="Compact"/>
+            </w:pPr>
+            <w:r>
+              <w:rPr>
+                <w:b/>
+                <w:bCs/>
+              </w:rPr>
+              <w:t xml:space="preserve">Báo cáo tách riêng độ chính xác cho biển một dòng và biển hai dòng</w:t>
+            </w:r>
+            <w:r>
+              <w:t xml:space="preserve"> </w:t>
+            </w:r>
+            <w:r>
+              <w:t xml:space="preserve">trên cùng một hệ thống, ở cả tầng phát hiện lẫn tầng nhận dạng, và biến việc này thành nghĩa vụ bắt buộc qua chỉ tiêu NFR-A8</w:t>
+            </w:r>
+          </w:p>
+        </w:tc>
+        <w:tc>
+          <w:tcPr/>
+          <w:p>
+            <w:pPr>
+              <w:pStyle w:val="Compact"/>
+            </w:pPr>
+            <w:r>
+              <w:t xml:space="preserve">Năm công trình trong Bảng 2.3 đều báo cáo một chỉ số chung, không tách theo bố cục biển (2.5.2)</w:t>
+            </w:r>
+          </w:p>
+        </w:tc>
+      </w:tr>
+      <w:tr>
+        <w:tc>
+          <w:tcPr/>
+          <w:p>
+            <w:pPr>
+              <w:pStyle w:val="Compact"/>
+              <w:jc w:val="center"/>
+            </w:pPr>
+            <w:r>
+              <w:t xml:space="preserve">2</w:t>
+            </w:r>
+          </w:p>
+        </w:tc>
+        <w:tc>
+          <w:tcPr/>
+          <w:p>
+            <w:pPr>
+              <w:pStyle w:val="Compact"/>
+            </w:pPr>
+            <w:r>
+              <w:rPr>
+                <w:b/>
+                <w:bCs/>
+              </w:rPr>
+              <w:t xml:space="preserve">Thiết kế bộ luật hậu xử lý ràng buộc theo VỊ TRÍ trong chuỗi</w:t>
+            </w:r>
+            <w:r>
+              <w:t xml:space="preserve">, và</w:t>
+            </w:r>
+            <w:r>
+              <w:t xml:space="preserve"> </w:t>
+            </w:r>
+            <w:r>
+              <w:rPr>
+                <w:b/>
+                <w:bCs/>
+              </w:rPr>
+              <w:t xml:space="preserve">đo tách bạch độ chính xác trước và sau bước đó</w:t>
+            </w:r>
+            <w:r>
+              <w:t xml:space="preserve"> </w:t>
+            </w:r>
+            <w:r>
+              <w:t xml:space="preserve">để hiệu số trở thành một đại lượng định lượng</w:t>
+            </w:r>
+          </w:p>
+        </w:tc>
+        <w:tc>
+          <w:tcPr/>
+          <w:p>
+            <w:pPr>
+              <w:pStyle w:val="Compact"/>
+            </w:pPr>
+            <w:r>
+              <w:t xml:space="preserve">Các mô tả khảo sát được dừng ở danh sách ký tự phẳng, phần lớn dùng nhầm con số 20 chữ cái cho toàn chuỗi (2.2.4)</w:t>
+            </w:r>
+          </w:p>
+        </w:tc>
+      </w:tr>
+      <w:tr>
+        <w:tc>
+          <w:tcPr/>
+          <w:p>
+            <w:pPr>
+              <w:pStyle w:val="Compact"/>
+              <w:jc w:val="center"/>
+            </w:pPr>
+            <w:r>
+              <w:t xml:space="preserve">3</w:t>
+            </w:r>
+          </w:p>
+        </w:tc>
+        <w:tc>
+          <w:tcPr/>
+          <w:p>
+            <w:pPr>
+              <w:pStyle w:val="Compact"/>
+            </w:pPr>
+            <w:r>
+              <w:rPr>
+                <w:b/>
+                <w:bCs/>
+              </w:rPr>
+              <w:t xml:space="preserve">Công bố chỉ số đầu cuối ở mức chuỗi</w:t>
+            </w:r>
+            <w:r>
+              <w:t xml:space="preserve"> </w:t>
+            </w:r>
+            <w:r>
+              <w:t xml:space="preserve">bên cạnh mAP của bước phát hiện, và nêu rõ chênh lệch giữa hai đại lượng</w:t>
+            </w:r>
+          </w:p>
+        </w:tc>
+        <w:tc>
+          <w:tcPr/>
+          <w:p>
+            <w:pPr>
+              <w:pStyle w:val="Compact"/>
+            </w:pPr>
+            <w:r>
+              <w:t xml:space="preserve">Phần lớn công trình trong nước khảo sát được chỉ báo cáo mAP của bước phát hiện (2.5.2)</w:t>
+            </w:r>
+          </w:p>
+        </w:tc>
+      </w:tr>
+      <w:tr>
+        <w:tc>
+          <w:tcPr/>
+          <w:p>
+            <w:pPr>
+              <w:pStyle w:val="Compact"/>
+              <w:jc w:val="center"/>
+            </w:pPr>
+            <w:r>
+              <w:t xml:space="preserve">4</w:t>
+            </w:r>
+          </w:p>
+        </w:tc>
+        <w:tc>
+          <w:tcPr/>
+          <w:p>
+            <w:pPr>
+              <w:pStyle w:val="Compact"/>
+            </w:pPr>
+            <w:r>
+              <w:rPr>
+                <w:b/>
+                <w:bCs/>
+              </w:rPr>
+              <w:t xml:space="preserve">Xây dựng benchmark ba bộ nhận dạng ký tự trên 2.801 biển số Việt Nam</w:t>
+            </w:r>
+            <w:r>
+              <w:t xml:space="preserve"> </w:t>
+            </w:r>
+            <w:r>
+              <w:t xml:space="preserve">trong cùng một tầng bao quanh: PaddleOCR 68,87% · EasyOCR 14,28% · Tesseract 10,28% (3.3.3)</w:t>
+            </w:r>
+          </w:p>
+        </w:tc>
+        <w:tc>
+          <w:tcPr/>
+          <w:p>
+            <w:pPr>
+              <w:pStyle w:val="Compact"/>
+            </w:pPr>
+            <w:r>
+              <w:t xml:space="preserve">Trong tập khảo sát, không công trình nào công bố benchmark giữa nhiều bộ nhận dạng trên riêng ảnh biển số Việt Nam (3.3)</w:t>
+            </w:r>
+          </w:p>
+        </w:tc>
+      </w:tr>
+      <w:tr>
+        <w:tc>
+          <w:tcPr/>
+          <w:p>
+            <w:pPr>
+              <w:pStyle w:val="Compact"/>
+              <w:jc w:val="center"/>
+            </w:pPr>
+            <w:r>
+              <w:t xml:space="preserve">5</w:t>
+            </w:r>
+          </w:p>
+        </w:tc>
+        <w:tc>
+          <w:tcPr/>
+          <w:p>
+            <w:pPr>
+              <w:pStyle w:val="Compact"/>
+            </w:pPr>
+            <w:r>
+              <w:rPr>
+                <w:b/>
+                <w:bCs/>
+              </w:rPr>
+              <w:t xml:space="preserve">Mọi số liệu hiệu năng công bố kèm cấu hình phần cứng</w:t>
+            </w:r>
+            <w:r>
+              <w:t xml:space="preserve">: model CPU, số luồng, kích thước ảnh vào, nền tảng suy luận, cỡ mẫu đo</w:t>
+            </w:r>
+          </w:p>
+        </w:tc>
+        <w:tc>
+          <w:tcPr/>
+          <w:p>
+            <w:pPr>
+              <w:pStyle w:val="Compact"/>
+            </w:pPr>
+            <w:r>
+              <w:t xml:space="preserve">Số liệu hiệu năng trong tài liệu thường công bố không kèm phần cứng nên không tái lập được (2.5.1)</w:t>
+            </w:r>
+          </w:p>
+        </w:tc>
+      </w:tr>
+      <w:tr>
+        <w:tc>
+          <w:tcPr/>
+          <w:p>
+            <w:pPr>
+              <w:pStyle w:val="Compact"/>
+              <w:jc w:val="center"/>
+            </w:pPr>
+            <w:r>
+              <w:t xml:space="preserve">6</w:t>
+            </w:r>
+          </w:p>
+        </w:tc>
+        <w:tc>
+          <w:tcPr/>
+          <w:p>
+            <w:pPr>
+              <w:pStyle w:val="Compact"/>
+            </w:pPr>
+            <w:r>
+              <w:rPr>
+                <w:b/>
+                <w:bCs/>
+              </w:rPr>
+              <w:t xml:space="preserve">Bàn giao hệ thống có kiến trúc phần mềm, kiểm thử và giao thức đo công khai</w:t>
+            </w:r>
+            <w:r>
+              <w:t xml:space="preserve"> </w:t>
+            </w:r>
+            <w:r>
+              <w:t xml:space="preserve">— mọi số liệu sinh lại được bằng một lệnh</w:t>
+            </w:r>
+          </w:p>
+        </w:tc>
+        <w:tc>
+          <w:tcPr/>
+          <w:p>
+            <w:pPr>
+              <w:pStyle w:val="Compact"/>
+            </w:pPr>
+            <w:r>
+              <w:t xml:space="preserve">Phần lớn kho mã nguồn mở Việt Nam khảo sát được không công bố số liệu và không có kiến trúc phần mềm (2.5.2)</w:t>
+            </w:r>
+          </w:p>
+        </w:tc>
+      </w:tr>
+    </w:tbl>
+    <w:p>
+      <w:pPr>
+        <w:pStyle w:val="BodyText"/>
+      </w:pPr>
+      <w:r>
+        <w:t xml:space="preserve">Sáu đóng góp đều thuộc loại</w:t>
+      </w:r>
+      <w:r>
+        <w:t xml:space="preserve"> </w:t>
+      </w:r>
+      <w:r>
+        <w:rPr>
+          <w:b/>
+          <w:bCs/>
+        </w:rPr>
+        <w:t xml:space="preserve">kỹ nghệ và báo cáo</w:t>
+      </w:r>
+      <w:r>
+        <w:t xml:space="preserve">, không phải thuật toán; tuyên bố đóng góp đầy đủ đặt ở mục 1.5.</w:t>
+      </w:r>
+    </w:p>
+    <w:p>
+      <w:pPr>
+        <w:pStyle w:val="BlockText"/>
+      </w:pPr>
+      <w:r>
+        <w:t xml:space="preserve">Tuyên bố trung thực đầy đủ về mức đóng góp, cùng bốn điều đồ án</w:t>
+      </w:r>
+      <w:r>
+        <w:t xml:space="preserve"> </w:t>
+      </w:r>
+      <w:r>
+        <w:rPr>
+          <w:b/>
+          <w:bCs/>
+        </w:rPr>
+        <w:t xml:space="preserve">không</w:t>
+      </w:r>
+      <w:r>
+        <w:t xml:space="preserve"> </w:t>
+      </w:r>
+      <w:r>
+        <w:t xml:space="preserve">tuyên bố, đặt ở</w:t>
+      </w:r>
+      <w:r>
+        <w:t xml:space="preserve"> </w:t>
+      </w:r>
+      <w:r>
+        <w:rPr>
+          <w:b/>
+          <w:bCs/>
+        </w:rPr>
+        <w:t xml:space="preserve">mục 1.5.1 và 1.5.2</w:t>
+      </w:r>
+      <w:r>
+        <w:t xml:space="preserve"> </w:t>
+      </w:r>
+      <w:r>
+        <w:t xml:space="preserve">(Chương 1) — nơi chính danh để tuyên bố đóng góp.</w:t>
+      </w:r>
+    </w:p>
+    <w:p>
+      <w:r>
+        <w:br w:type="page"/>
+      </w:r>
+    </w:p>
+    <w:bookmarkEnd w:id="79"/>
+    <w:bookmarkEnd w:id="80"/>
+    <w:bookmarkEnd w:id="81"/>
+    <w:bookmarkStart w:id="94" w:name="X122731ce55b7de1cf1ab1758a2a1be22565e72b"/>
+    <w:p>
+      <w:pPr>
+        <w:pStyle w:val="Heading1"/>
+      </w:pPr>
+      <w:r>
+        <w:t xml:space="preserve">CHƯƠNG 3. KHẢO SÁT CÔNG NGHỆ VÀ LỰA CHỌN MÔ HÌNH</w:t>
+      </w:r>
+    </w:p>
+    <w:bookmarkStart w:id="83" w:name="X5ef0f83cb669d2b19d3e2c053ad10fe645da821"/>
+    <w:p>
+      <w:pPr>
+        <w:pStyle w:val="Heading2"/>
+      </w:pPr>
+      <w:r>
+        <w:t xml:space="preserve">3.1. Phương pháp khảo sát và tiêu chí lựa chọn</w:t>
+      </w:r>
+    </w:p>
+    <w:p>
+      <w:pPr>
+        <w:pStyle w:val="BlockText"/>
+      </w:pPr>
+      <w:r>
+        <w:rPr>
+          <w:b/>
+          <w:bCs/>
+        </w:rPr>
+        <w:t xml:space="preserve">Một nguyên tắc chi phối toàn chương.</w:t>
+      </w:r>
+      <w:r>
+        <w:t xml:space="preserve"> </w:t>
+      </w:r>
+      <w:r>
+        <w:t xml:space="preserve">Mọi bảng dưới đây phân biệt rõ hai loại bằng chứng:</w:t>
+      </w:r>
+      <w:r>
+        <w:t xml:space="preserve"> </w:t>
+      </w:r>
+      <w:r>
+        <w:rPr>
+          <w:b/>
+          <w:bCs/>
+        </w:rPr>
+        <w:t xml:space="preserve">số tự đo trên máy thực nghiệm</w:t>
+      </w:r>
+      <w:r>
+        <w:t xml:space="preserve"> </w:t>
+      </w:r>
+      <w:r>
+        <w:t xml:space="preserve">và</w:t>
+      </w:r>
+      <w:r>
+        <w:t xml:space="preserve"> </w:t>
+      </w:r>
+      <w:r>
+        <w:rPr>
+          <w:b/>
+          <w:bCs/>
+        </w:rPr>
+        <w:t xml:space="preserve">số trích từ tài liệu của người khác</w:t>
+      </w:r>
+      <w:r>
+        <w:t xml:space="preserve">. Loại thứ hai luôn kèm tên bộ dữ liệu và quốc gia, vì một con số đo trên ngữ liệu khác không nói được điều gì chắc chắn về ngữ liệu này. Chỗ nào chưa đo thì ghi thẳng là chưa đo, chứ không mượn số của người khác làm kết luận cho đồ án.</w:t>
+      </w:r>
+    </w:p>
+    <w:p>
+      <w:pPr>
+        <w:pStyle w:val="FirstParagraph"/>
+      </w:pPr>
+      <w:r>
+        <w:t xml:space="preserve">Mỗi lựa chọn trình bày theo cùng một khuôn: phương án đã xét, tiêu chí, kết luận,</w:t>
+      </w:r>
+      <w:r>
+        <w:t xml:space="preserve"> </w:t>
+      </w:r>
+      <w:r>
+        <w:rPr>
+          <w:b/>
+          <w:bCs/>
+        </w:rPr>
+        <w:t xml:space="preserve">đánh đổi phải chấp nhận</w:t>
+      </w:r>
+      <w:r>
+        <w:t xml:space="preserve">. Khi bằng chứng không đủ phân định, mục này nói rõ là không đủ.</w:t>
+      </w:r>
+    </w:p>
+    <w:bookmarkStart w:id="82" w:name="Xc7dcaa984b1153a4ace9dc28dd51643c2005f02"/>
+    <w:p>
+      <w:pPr>
+        <w:pStyle w:val="Heading3"/>
+      </w:pPr>
+      <w:r>
+        <w:t xml:space="preserve">3.1.1. Bốn ràng buộc chi phối mọi lựa chọn</w:t>
+      </w:r>
+    </w:p>
+    <w:p>
+      <w:pPr>
+        <w:pStyle w:val="FirstParagraph"/>
+      </w:pPr>
+      <w:r>
+        <w:t xml:space="preserve">Bốn ràng buộc thu hẹp không gian phương án</w:t>
+      </w:r>
+      <w:r>
+        <w:t xml:space="preserve"> </w:t>
+      </w:r>
+      <w:r>
+        <w:rPr>
+          <w:b/>
+          <w:bCs/>
+        </w:rPr>
+        <w:t xml:space="preserve">trước khi</w:t>
+      </w:r>
+      <w:r>
+        <w:t xml:space="preserve"> </w:t>
+      </w:r>
+      <w:r>
+        <w:t xml:space="preserve">so sánh.</w:t>
+      </w:r>
+      <w:r>
+        <w:t xml:space="preserve"> </w:t>
+      </w:r>
+      <w:r>
+        <w:rPr>
+          <w:b/>
+          <w:bCs/>
+        </w:rPr>
+        <w:t xml:space="preserve">(1) Suy luận trên CPU, không có GPU CUDA</w:t>
+      </w:r>
+      <w:r>
+        <w:t xml:space="preserve"> </w:t>
+      </w:r>
+      <w:r>
+        <w:t xml:space="preserve">(CON-02): phương án không công bố tốc độ CPU không có căn cứ để đánh giá, mô hình hàng trăm triệu tham số loại từ đầu.</w:t>
+      </w:r>
+      <w:r>
+        <w:t xml:space="preserve"> </w:t>
+      </w:r>
+      <w:r>
+        <w:rPr>
+          <w:b/>
+          <w:bCs/>
+        </w:rPr>
+        <w:t xml:space="preserve">(2) Biển số Việt Nam có biển hai dòng</w:t>
+      </w:r>
+      <w:r>
+        <w:t xml:space="preserve">: bộ nhận dạng giả định văn bản một dòng sẽ hỏng — đây là tiêu chí phân loại, không phải điểm cộng.</w:t>
+      </w:r>
+      <w:r>
+        <w:t xml:space="preserve"> </w:t>
+      </w:r>
+      <w:r>
+        <w:rPr>
+          <w:b/>
+          <w:bCs/>
+        </w:rPr>
+        <w:t xml:space="preserve">(3) Phải đóng gói và bàn giao được</w:t>
+      </w:r>
+      <w:r>
+        <w:t xml:space="preserve">: giấy phép, dung lượng mô hình, số phụ thuộc là tiêu chí thật.</w:t>
+      </w:r>
+      <w:r>
+        <w:t xml:space="preserve"> </w:t>
+      </w:r>
+      <w:r>
+        <w:rPr>
+          <w:b/>
+          <w:bCs/>
+        </w:rPr>
+        <w:t xml:space="preserve">(4) Ngân sách thời gian CPU hữu hạn</w:t>
+      </w:r>
+      <w:r>
+        <w:t xml:space="preserve">: một số phép so sánh đã thiết kế nhưng không chạy được, và mỗi bảng ghi thẳng ô nào chưa đo.</w:t>
+      </w:r>
+    </w:p>
+    <w:bookmarkEnd w:id="82"/>
+    <w:bookmarkEnd w:id="83"/>
+    <w:bookmarkStart w:id="84" w:name="Xeecb8a25001cda40ffe8a73859c392ea5dbae65"/>
+    <w:p>
+      <w:pPr>
+        <w:pStyle w:val="Heading2"/>
+      </w:pPr>
+      <w:r>
+        <w:t xml:space="preserve">3.2. Mô hình phát hiện: YOLO11</w:t>
+      </w:r>
+    </w:p>
+    <w:p>
+      <w:pPr>
+        <w:pStyle w:val="FirstParagraph"/>
+      </w:pPr>
+      <w:r>
+        <w:rPr>
+          <w:b/>
+          <w:bCs/>
+        </w:rPr>
+        <w:t xml:space="preserve">Các phương án đã xét.</w:t>
+      </w:r>
+      <w:r>
+        <w:t xml:space="preserve"> </w:t>
+      </w:r>
+      <w:r>
+        <w:t xml:space="preserve">Các thế hệ YOLO từ YOLOv8 trở về sau — mốc chuyển sang anchor-free, có ý nghĩa trực tiếp với bài toán biển số (mục 2.3.1). Bốn thế hệ có khác biệt kiến trúc đáng kể với bài toán này được đối chiếu ở Bảng 2.1: YOLOv8 [13], YOLOv10 [19]</w:t>
+      </w:r>
+      <w:r>
+        <w:t xml:space="preserve">, YOLO11 [9] và YOLO26 [20]</w:t>
+      </w:r>
+      <w:r>
+        <w:t xml:space="preserve">. Họ two-stage (Faster R-CNN, Mask R-CNN) loại từ đầu vì chi phí tính toán không hợp ràng buộc CPU.</w:t>
+      </w:r>
+    </w:p>
+    <w:bookmarkEnd w:id="84"/>
+    <w:bookmarkStart w:id="90" w:name="X3b36414df3ec80308838641ab5979a8be3b7b70"/>
+    <w:p>
+      <w:pPr>
+        <w:pStyle w:val="Heading2"/>
+      </w:pPr>
+      <w:r>
+        <w:t xml:space="preserve">3.3. Bộ nhận dạng ký tự</w:t>
+      </w:r>
+    </w:p>
+    <w:p>
+      <w:pPr>
+        <w:pStyle w:val="FirstParagraph"/>
+      </w:pPr>
+      <w:r>
+        <w:t xml:space="preserve">Đây là lựa chọn trình bày</w:t>
+      </w:r>
+      <w:r>
+        <w:t xml:space="preserve"> </w:t>
+      </w:r>
+      <w:r>
+        <w:rPr>
+          <w:b/>
+          <w:bCs/>
+        </w:rPr>
+        <w:t xml:space="preserve">trung thực nhất về mức độ chắc chắn</w:t>
+      </w:r>
+      <w:r>
+        <w:t xml:space="preserve">: chọn</w:t>
+      </w:r>
+      <w:r>
+        <w:t xml:space="preserve"> </w:t>
+      </w:r>
+      <w:r>
+        <w:rPr>
+          <w:i/>
+          <w:iCs/>
+        </w:rPr>
+        <w:t xml:space="preserve">họ bộ nhận dạng</w:t>
+      </w:r>
+      <w:r>
+        <w:t xml:space="preserve"> </w:t>
+      </w:r>
+      <w:r>
+        <w:t xml:space="preserve">theo khảo sát tài liệu (3.3.1), rồi chọn</w:t>
+      </w:r>
+      <w:r>
+        <w:t xml:space="preserve"> </w:t>
+      </w:r>
+      <w:r>
+        <w:rPr>
+          <w:i/>
+          <w:iCs/>
+        </w:rPr>
+        <w:t xml:space="preserve">bậc mô hình</w:t>
+      </w:r>
+      <w:r>
+        <w:t xml:space="preserve"> </w:t>
+      </w:r>
+      <w:r>
+        <w:t xml:space="preserve">theo phép đo tự chạy (3.3.2).</w:t>
+      </w:r>
+    </w:p>
+    <w:bookmarkStart w:id="85" w:name="Xea446612f532d9362f141709b2cc32018d80e4a"/>
+    <w:p>
+      <w:pPr>
+        <w:pStyle w:val="Heading3"/>
+      </w:pPr>
+      <w:r>
+        <w:t xml:space="preserve">3.3.1. PaddleOCR, EasyOCR, Tesseract — khảo sát tài liệu</w:t>
+      </w:r>
+    </w:p>
+    <w:p>
+      <w:pPr>
+        <w:pStyle w:val="FirstParagraph"/>
+      </w:pPr>
+      <w:r>
+        <w:rPr>
+          <w:b/>
+          <w:bCs/>
+        </w:rPr>
+        <w:t xml:space="preserve">Các phương án đã xét:</w:t>
+      </w:r>
+      <w:r>
+        <w:t xml:space="preserve"> </w:t>
+      </w:r>
+      <w:r>
+        <w:t xml:space="preserve">tám bộ nhận dạng — PaddleOCR, EasyOCR, Tesseract, TrOCR, docTR, MMOCR, fast-plate-ocr và RapidOCR/OnnxTR.</w:t>
+      </w:r>
+    </w:p>
+    <w:bookmarkEnd w:id="85"/>
+    <w:bookmarkStart w:id="87" w:name="X555c9d4e7aae453c4af7e4d9c0c1c1c43f90f9b"/>
+    <w:p>
+      <w:pPr>
+        <w:pStyle w:val="Heading3"/>
+      </w:pPr>
+      <w:r>
+        <w:t xml:space="preserve">3.3.2. PP-OCRv5 mobile so với PP-OCRv6 — đo trên máy đồ án</w:t>
+      </w:r>
+    </w:p>
+    <w:p>
+      <w:pPr>
+        <w:pStyle w:val="FirstParagraph"/>
+      </w:pPr>
+      <w:r>
+        <w:t xml:space="preserve">Mục này chọn</w:t>
+      </w:r>
+      <w:r>
+        <w:t xml:space="preserve"> </w:t>
+      </w:r>
+      <w:r>
+        <w:rPr>
+          <w:b/>
+          <w:bCs/>
+        </w:rPr>
+        <w:t xml:space="preserve">bậc mô hình</w:t>
+      </w:r>
+      <w:r>
+        <w:t xml:space="preserve"> </w:t>
+      </w:r>
+      <w:r>
+        <w:t xml:space="preserve">bên trong họ đã chọn, dựa trên số liệu</w:t>
+      </w:r>
+      <w:r>
+        <w:t xml:space="preserve"> </w:t>
+      </w:r>
+      <w:r>
+        <w:rPr>
+          <w:b/>
+          <w:bCs/>
+        </w:rPr>
+        <w:t xml:space="preserve">tự đo</w:t>
+      </w:r>
+      <w:r>
+        <w:t xml:space="preserve">; danh sách các bậc mô hình nhận dạng lấy từ tài liệu chính thức của PaddleOCR [21]</w:t>
+      </w:r>
+      <w:r>
+        <w:t xml:space="preserve"> </w:t>
+      </w:r>
+      <w:r>
+        <w:t xml:space="preserve">(Bảng 3.1).</w:t>
+      </w:r>
+    </w:p>
+    <w:p>
+      <w:pPr>
+        <w:pStyle w:val="BodyText"/>
+      </w:pPr>
+      <w:r>
+        <w:rPr>
+          <w:b/>
+          <w:bCs/>
+        </w:rPr>
+        <w:t xml:space="preserve">Bảng 3.1.</w:t>
+      </w:r>
+      <w:bookmarkStart w:id="86" w:name="tbl-3-1"/>
+      <w:bookmarkEnd w:id="86"/>
+      <w:r>
+        <w:t xml:space="preserve"> </w:t>
+      </w:r>
+      <w:r>
+        <w:t xml:space="preserve">PP-OCRv6_medium_rec so với PP-OCRv5_mobile_rec, đo trên 200 vùng cắt biển số của đồ án</w:t>
+      </w:r>
+    </w:p>
+    <w:tbl>
+      <w:tblPr>
+        <w:tblStyle w:val="Table"/>
+        <w:tblW w:type="auto" w:w="0"/>
+        <w:tblLook w:firstRow="1" w:lastRow="0" w:firstColumn="0" w:lastColumn="0" w:noHBand="0" w:noVBand="0" w:val="0020"/>
+      </w:tblPr>
+      <w:tblGrid>
+        <w:gridCol w:w="1980"/>
+        <w:gridCol w:w="1980"/>
+        <w:gridCol w:w="1980"/>
+        <w:gridCol w:w="1980"/>
+      </w:tblGrid>
+      <w:tr>
+        <w:trPr>
+          <w:tblHeader w:val="on"/>
+        </w:trPr>
+        <w:tc>
+          <w:tcPr/>
+          <w:p>
+            <w:pPr>
+              <w:pStyle w:val="Compact"/>
+            </w:pPr>
+            <w:r>
               <w:t xml:space="preserve">Mô hình</w:t>
             </w:r>
           </w:p>
@@ -12617,8 +13155,8 @@
         <w:t xml:space="preserve">.</w:t>
       </w:r>
     </w:p>
-    <w:bookmarkEnd w:id="86"/>
-    <w:bookmarkStart w:id="88" w:name="Xd23ac566cad51d112730ab11f4d87c1a5ffe4f1"/>
+    <w:bookmarkEnd w:id="87"/>
+    <w:bookmarkStart w:id="89" w:name="Xd23ac566cad51d112730ab11f4d87c1a5ffe4f1"/>
     <w:p>
       <w:pPr>
         <w:pStyle w:val="Heading3"/>
@@ -12750,8 +13288,8 @@
         </w:rPr>
         <w:t xml:space="preserve">Bảng 3.2.</w:t>
       </w:r>
-      <w:bookmarkStart w:id="87" w:name="tbl-3-2"/>
-      <w:bookmarkEnd w:id="87"/>
+      <w:bookmarkStart w:id="88" w:name="tbl-3-2"/>
+      <w:bookmarkEnd w:id="88"/>
       <w:r>
         <w:t xml:space="preserve"> </w:t>
       </w:r>
@@ -13993,9 +14531,9 @@
         <w:t xml:space="preserve">nên kết luận chỉ áp cho tầng nhận dạng bên trong tầng bao quanh của đồ án — trên ảnh toàn cảnh qua bộ phát hiện thật, thứ tự xếp hạng có thể đảo ngược (5.5).</w:t>
       </w:r>
     </w:p>
-    <w:bookmarkEnd w:id="88"/>
     <w:bookmarkEnd w:id="89"/>
-    <w:bookmarkStart w:id="90" w:name="X31b8ff4a01ba06884175bb8485a827085d64bd0"/>
+    <w:bookmarkEnd w:id="90"/>
+    <w:bookmarkStart w:id="91" w:name="X31b8ff4a01ba06884175bb8485a827085d64bd0"/>
     <w:p>
       <w:pPr>
         <w:pStyle w:val="Heading2"/>
@@ -14051,8 +14589,8 @@
         <w:t xml:space="preserve">: nó đã đạt mọi chỉ tiêu độ trễ, còn hai phương án kia được đo và giữ lại như đường nâng cấp (5.6.3).</w:t>
       </w:r>
     </w:p>
-    <w:bookmarkEnd w:id="90"/>
-    <w:bookmarkStart w:id="91" w:name="X106f88d43395bcae60e29e787f7593ff2731be8"/>
+    <w:bookmarkEnd w:id="91"/>
+    <w:bookmarkStart w:id="92" w:name="X106f88d43395bcae60e29e787f7593ff2731be8"/>
     <w:p>
       <w:pPr>
         <w:pStyle w:val="Heading2"/>
@@ -14193,8 +14731,8 @@
         <w:t xml:space="preserve">.</w:t>
       </w:r>
     </w:p>
-    <w:bookmarkEnd w:id="91"/>
-    <w:bookmarkStart w:id="92" w:name="Xfc8efa2e7d31d7e0d9f2a6adb182dde9ef532b1"/>
+    <w:bookmarkEnd w:id="92"/>
+    <w:bookmarkStart w:id="93" w:name="Xfc8efa2e7d31d7e0d9f2a6adb182dde9ef532b1"/>
     <w:p>
       <w:pPr>
         <w:pStyle w:val="Heading2"/>
@@ -14331,9 +14869,9 @@
         <w:br w:type="page"/>
       </w:r>
     </w:p>
-    <w:bookmarkEnd w:id="92"/>
     <w:bookmarkEnd w:id="93"/>
-    <w:bookmarkStart w:id="161" w:name="chương-4-thiết-kế-và-cài-đặt-hệ-thống"/>
+    <w:bookmarkEnd w:id="94"/>
+    <w:bookmarkStart w:id="162" w:name="chương-4-thiết-kế-và-cài-đặt-hệ-thống"/>
     <w:p>
       <w:pPr>
         <w:pStyle w:val="Heading1"/>
@@ -14355,19 +14893,35 @@
         <w:pStyle w:val="BodyText"/>
       </w:pPr>
       <w:r>
-        <w:t xml:space="preserve">Trạng thái bản này: hệ thống chạy ALPRPipeline với mô hình chính thức models/best.pt (</w:t>
+        <w:t xml:space="preserve">Mọi kết quả trong đồ án được đo trên</w:t>
+      </w:r>
+      <w:r>
+        <w:t xml:space="preserve"> </w:t>
+      </w:r>
+      <w:r>
+        <w:rPr>
+          <w:b/>
+          <w:bCs/>
+        </w:rPr>
+        <w:t xml:space="preserve">cấu hình giao hàng</w:t>
+      </w:r>
+      <w:r>
+        <w:t xml:space="preserve">: đường ống</w:t>
+      </w:r>
+      <w:r>
+        <w:t xml:space="preserve"> </w:t>
       </w:r>
       <w:r>
         <w:rPr>
           <w:rStyle w:val="VerbatimChar"/>
         </w:rPr>
-        <w:t xml:space="preserve">/health</w:t>
-      </w:r>
-      <w:r>
-        <w:t xml:space="preserve"> </w:t>
-      </w:r>
-      <w:r>
-        <w:t xml:space="preserve">báo</w:t>
+        <w:t xml:space="preserve">ALPRPipeline</w:t>
+      </w:r>
+      <w:r>
+        <w:t xml:space="preserve"> </w:t>
+      </w:r>
+      <w:r>
+        <w:t xml:space="preserve">với mô hình phát hiện</w:t>
       </w:r>
       <w:r>
         <w:t xml:space="preserve"> </w:t>
@@ -14376,25 +14930,13 @@
         <w:rPr>
           <w:rStyle w:val="VerbatimChar"/>
         </w:rPr>
-        <w:t xml:space="preserve">model_loaded: true</w:t>
-      </w:r>
-      <w:r>
-        <w:t xml:space="preserve">, bộ nhận dạng</w:t>
-      </w:r>
-      <w:r>
-        <w:t xml:space="preserve"> </w:t>
-      </w:r>
-      <w:r>
-        <w:rPr>
-          <w:rStyle w:val="VerbatimChar"/>
-        </w:rPr>
-        <w:t xml:space="preserve">yolo:best.pt+paddleocr-PP-OCRv5-mobile</w:t>
-      </w:r>
-      <w:r>
-        <w:t xml:space="preserve">,</w:t>
-      </w:r>
-      <w:r>
-        <w:t xml:space="preserve"> </w:t>
+        <w:t xml:space="preserve">models/best.pt</w:t>
+      </w:r>
+      <w:r>
+        <w:t xml:space="preserve"> </w:t>
+      </w:r>
+      <w:r>
+        <w:t xml:space="preserve">(</w:t>
       </w:r>
       <w:hyperlink r:id="rId17">
         <w:r>
@@ -14408,22 +14950,7 @@
         <w:t xml:space="preserve"> </w:t>
       </w:r>
       <w:r>
-        <w:t xml:space="preserve">= 0,9829);</w:t>
-      </w:r>
-      <w:r>
-        <w:t xml:space="preserve"> </w:t>
-      </w:r>
-      <w:r>
-        <w:rPr>
-          <w:rStyle w:val="VerbatimChar"/>
-        </w:rPr>
-        <w:t xml:space="preserve">StubPipeline</w:t>
-      </w:r>
-      <w:r>
-        <w:t xml:space="preserve"> </w:t>
-      </w:r>
-      <w:r>
-        <w:t xml:space="preserve">đã ra khỏi đường chạy chính. Mọi kết quả thực nghiệm trình bày ở Chương 5.</w:t>
+        <w:t xml:space="preserve">= 0,9829) và bộ nhận dạng PP-OCRv5 mobile. Mọi kết quả thực nghiệm trình bày ở Chương 5.</w:t>
       </w:r>
     </w:p>
     <w:p>
@@ -14433,7 +14960,7 @@
         </w:pict>
       </w:r>
     </w:p>
-    <w:bookmarkStart w:id="101" w:name="Xdd2df60092a13133cb54ccab0399760f69750bc"/>
+    <w:bookmarkStart w:id="102" w:name="Xdd2df60092a13133cb54ccab0399760f69750bc"/>
     <w:p>
       <w:pPr>
         <w:pStyle w:val="Heading2"/>
@@ -14442,7 +14969,7 @@
         <w:t xml:space="preserve">4.1. Phân tích yêu cầu</w:t>
       </w:r>
     </w:p>
-    <w:bookmarkStart w:id="98" w:name="X4dfd267be08f8263b9db1c00adb6a5bf8335bf3"/>
+    <w:bookmarkStart w:id="99" w:name="X4dfd267be08f8263b9db1c00adb6a5bf8335bf3"/>
     <w:p>
       <w:pPr>
         <w:pStyle w:val="Heading3"/>
@@ -14468,18 +14995,18 @@
           <wp:inline>
             <wp:extent cx="5334000" cy="2440135"/>
             <wp:effectExtent b="0" l="0" r="0" t="0"/>
-            <wp:docPr descr="" title="" id="95" name="Picture"/>
+            <wp:docPr descr="" title="" id="96" name="Picture"/>
             <a:graphic>
               <a:graphicData uri="http://schemas.openxmlformats.org/drawingml/2006/picture">
                 <pic:pic>
                   <pic:nvPicPr>
-                    <pic:cNvPr descr="figures/fig-ch4-usecase.png" id="96" name="Picture"/>
+                    <pic:cNvPr descr="figures/fig-ch4-usecase.png" id="97" name="Picture"/>
                     <pic:cNvPicPr>
                       <a:picLocks noChangeArrowheads="1" noChangeAspect="1"/>
                     </pic:cNvPicPr>
                   </pic:nvPicPr>
                   <pic:blipFill>
-                    <a:blip r:embed="rId94"/>
+                    <a:blip r:embed="rId95"/>
                     <a:stretch>
                       <a:fillRect/>
                     </a:stretch>
@@ -14517,8 +15044,8 @@
         </w:rPr>
         <w:t xml:space="preserve">Hình 4.1.</w:t>
       </w:r>
-      <w:bookmarkStart w:id="97" w:name="fig-4-1"/>
-      <w:bookmarkEnd w:id="97"/>
+      <w:bookmarkStart w:id="98" w:name="fig-4-1"/>
+      <w:bookmarkEnd w:id="98"/>
       <w:r>
         <w:t xml:space="preserve"> </w:t>
       </w:r>
@@ -14526,8 +15053,8 @@
         <w:t xml:space="preserve">Sơ đồ use case — hai tác nhân và bốn use case.</w:t>
       </w:r>
     </w:p>
-    <w:bookmarkEnd w:id="98"/>
-    <w:bookmarkStart w:id="99" w:name="Xb31894661816c4f94fb2636f678a81a4979b45e"/>
+    <w:bookmarkEnd w:id="99"/>
+    <w:bookmarkStart w:id="100" w:name="Xb31894661816c4f94fb2636f678a81a4979b45e"/>
     <w:p>
       <w:pPr>
         <w:pStyle w:val="Heading3"/>
@@ -14742,8 +15269,8 @@
         <w:t xml:space="preserve">.</w:t>
       </w:r>
     </w:p>
-    <w:bookmarkEnd w:id="99"/>
-    <w:bookmarkStart w:id="100" w:name="X693f8042e9e588347c562dfb32d65098bc0fdd5"/>
+    <w:bookmarkEnd w:id="100"/>
+    <w:bookmarkStart w:id="101" w:name="X693f8042e9e588347c562dfb32d65098bc0fdd5"/>
     <w:p>
       <w:pPr>
         <w:pStyle w:val="Heading3"/>
@@ -14802,9 +15329,9 @@
         <w:t xml:space="preserve">; kết quả đối chiếu từng chỉ tiêu ở mục 5.7.</w:t>
       </w:r>
     </w:p>
-    <w:bookmarkEnd w:id="100"/>
     <w:bookmarkEnd w:id="101"/>
-    <w:bookmarkStart w:id="117" w:name="X294448b0ebbcecd971c47f7922938602c4faaee"/>
+    <w:bookmarkEnd w:id="102"/>
+    <w:bookmarkStart w:id="118" w:name="X294448b0ebbcecd971c47f7922938602c4faaee"/>
     <w:p>
       <w:pPr>
         <w:pStyle w:val="Heading2"/>
@@ -14813,7 +15340,7 @@
         <w:t xml:space="preserve">4.2. Kiến trúc hệ thống</w:t>
       </w:r>
     </w:p>
-    <w:bookmarkStart w:id="103" w:name="X4dc0aaf68e09e6d2b7e2e6ca45e78e1a0b0d88c"/>
+    <w:bookmarkStart w:id="104" w:name="X4dc0aaf68e09e6d2b7e2e6ca45e78e1a0b0d88c"/>
     <w:p>
       <w:pPr>
         <w:pStyle w:val="Heading3"/>
@@ -14880,8 +15407,8 @@
         </w:rPr>
         <w:t xml:space="preserve">Bảng 4.1.</w:t>
       </w:r>
-      <w:bookmarkStart w:id="102" w:name="tbl-4-1"/>
-      <w:bookmarkEnd w:id="102"/>
+      <w:bookmarkStart w:id="103" w:name="tbl-4-1"/>
+      <w:bookmarkEnd w:id="103"/>
       <w:r>
         <w:t xml:space="preserve"> </w:t>
       </w:r>
@@ -15298,8 +15825,8 @@
         <w:t xml:space="preserve">phải nhánh ít ai đụng tới.</w:t>
       </w:r>
     </w:p>
-    <w:bookmarkEnd w:id="103"/>
-    <w:bookmarkStart w:id="108" w:name="X9994610575b2ff0da118733ce1e392cdd8a94a6"/>
+    <w:bookmarkEnd w:id="104"/>
+    <w:bookmarkStart w:id="109" w:name="X9994610575b2ff0da118733ce1e392cdd8a94a6"/>
     <w:p>
       <w:pPr>
         <w:pStyle w:val="Heading3"/>
@@ -15317,18 +15844,18 @@
           <wp:inline>
             <wp:extent cx="5334000" cy="5953125"/>
             <wp:effectExtent b="0" l="0" r="0" t="0"/>
-            <wp:docPr descr="" title="" id="105" name="Picture"/>
+            <wp:docPr descr="" title="" id="106" name="Picture"/>
             <a:graphic>
               <a:graphicData uri="http://schemas.openxmlformats.org/drawingml/2006/picture">
                 <pic:pic>
                   <pic:nvPicPr>
-                    <pic:cNvPr descr="figures/fig-ch4-02.png" id="106" name="Picture"/>
+                    <pic:cNvPr descr="figures/fig-ch4-02.png" id="107" name="Picture"/>
                     <pic:cNvPicPr>
                       <a:picLocks noChangeArrowheads="1" noChangeAspect="1"/>
                     </pic:cNvPicPr>
                   </pic:nvPicPr>
                   <pic:blipFill>
-                    <a:blip r:embed="rId104"/>
+                    <a:blip r:embed="rId105"/>
                     <a:stretch>
                       <a:fillRect/>
                     </a:stretch>
@@ -15366,8 +15893,8 @@
         </w:rPr>
         <w:t xml:space="preserve">Hình 4.2.</w:t>
       </w:r>
-      <w:bookmarkStart w:id="107" w:name="fig-4-2"/>
-      <w:bookmarkEnd w:id="107"/>
+      <w:bookmarkStart w:id="108" w:name="fig-4-2"/>
+      <w:bookmarkEnd w:id="108"/>
       <w:r>
         <w:t xml:space="preserve"> </w:t>
       </w:r>
@@ -15573,8 +16100,8 @@
         <w:t xml:space="preserve">vẫn phục vụ và vẫn có kiểm thử tích hợp — phép thử ngoài dự kiến cho nguyên tắc phụ thuộc một chiều.</w:t>
       </w:r>
     </w:p>
-    <w:bookmarkEnd w:id="108"/>
-    <w:bookmarkStart w:id="109" w:name="X598a67f852386d1e6c5dc698300588158f3928e"/>
+    <w:bookmarkEnd w:id="109"/>
+    <w:bookmarkStart w:id="110" w:name="X598a67f852386d1e6c5dc698300588158f3928e"/>
     <w:p>
       <w:pPr>
         <w:pStyle w:val="Heading3"/>
@@ -15652,8 +16179,8 @@
         <w:t xml:space="preserve">(5.5.6); và thay bộ nhận dạng chỉ là đổi thành phần được tiêm vào, không sửa router hay lược đồ (NFR-M5) (Hình 4.3).</w:t>
       </w:r>
     </w:p>
-    <w:bookmarkEnd w:id="109"/>
-    <w:bookmarkStart w:id="114" w:name="Xa2811f385dbb51855f7af41ba051000a632424d"/>
+    <w:bookmarkEnd w:id="110"/>
+    <w:bookmarkStart w:id="115" w:name="Xa2811f385dbb51855f7af41ba051000a632424d"/>
     <w:p>
       <w:pPr>
         <w:pStyle w:val="Heading3"/>
@@ -15671,18 +16198,18 @@
           <wp:inline>
             <wp:extent cx="5334000" cy="401410"/>
             <wp:effectExtent b="0" l="0" r="0" t="0"/>
-            <wp:docPr descr="" title="" id="111" name="Picture"/>
+            <wp:docPr descr="" title="" id="112" name="Picture"/>
             <a:graphic>
               <a:graphicData uri="http://schemas.openxmlformats.org/drawingml/2006/picture">
                 <pic:pic>
                   <pic:nvPicPr>
-                    <pic:cNvPr descr="figures/fig-ch4-03.png" id="112" name="Picture"/>
+                    <pic:cNvPr descr="figures/fig-ch4-03.png" id="113" name="Picture"/>
                     <pic:cNvPicPr>
                       <a:picLocks noChangeArrowheads="1" noChangeAspect="1"/>
                     </pic:cNvPicPr>
                   </pic:nvPicPr>
                   <pic:blipFill>
-                    <a:blip r:embed="rId110"/>
+                    <a:blip r:embed="rId111"/>
                     <a:stretch>
                       <a:fillRect/>
                     </a:stretch>
@@ -15720,8 +16247,8 @@
         </w:rPr>
         <w:t xml:space="preserve">Hình 4.3.</w:t>
       </w:r>
-      <w:bookmarkStart w:id="113" w:name="fig-4-3"/>
-      <w:bookmarkEnd w:id="113"/>
+      <w:bookmarkStart w:id="114" w:name="fig-4-3"/>
+      <w:bookmarkEnd w:id="114"/>
       <w:r>
         <w:t xml:space="preserve"> </w:t>
       </w:r>
@@ -15782,8 +16309,8 @@
         <w:t xml:space="preserve">— mỗi nửa lúc này là một dòng ngang đúng giả định của bộ OCR (cài đặt ở 4.6.4).</w:t>
       </w:r>
     </w:p>
-    <w:bookmarkEnd w:id="114"/>
-    <w:bookmarkStart w:id="116" w:name="Xe607c266f1c40cd4edfd0273ec71737bb7ea2c4"/>
+    <w:bookmarkEnd w:id="115"/>
+    <w:bookmarkStart w:id="117" w:name="Xe607c266f1c40cd4edfd0273ec71737bb7ea2c4"/>
     <w:p>
       <w:pPr>
         <w:pStyle w:val="Heading3"/>
@@ -15827,8 +16354,8 @@
         </w:rPr>
         <w:t xml:space="preserve">Bảng 4.2.</w:t>
       </w:r>
-      <w:bookmarkStart w:id="115" w:name="tbl-4-2"/>
-      <w:bookmarkEnd w:id="115"/>
+      <w:bookmarkStart w:id="116" w:name="tbl-4-2"/>
+      <w:bookmarkEnd w:id="116"/>
       <w:r>
         <w:t xml:space="preserve"> </w:t>
       </w:r>
@@ -16424,9 +16951,9 @@
         </w:pict>
       </w:r>
     </w:p>
-    <w:bookmarkEnd w:id="116"/>
     <w:bookmarkEnd w:id="117"/>
-    <w:bookmarkStart w:id="119" w:name="X9ad8804871c144315aedff41a1e47b29c356da8"/>
+    <w:bookmarkEnd w:id="118"/>
+    <w:bookmarkStart w:id="120" w:name="X9ad8804871c144315aedff41a1e47b29c356da8"/>
     <w:p>
       <w:pPr>
         <w:pStyle w:val="Heading2"/>
@@ -16435,7 +16962,7 @@
         <w:t xml:space="preserve">4.3. Môi trường và công cụ phát triển</w:t>
       </w:r>
     </w:p>
-    <w:bookmarkStart w:id="118" w:name="Xdf645f9e866f6e8933d5a88fe66b8e9c461ae0d"/>
+    <w:bookmarkStart w:id="119" w:name="Xdf645f9e866f6e8933d5a88fe66b8e9c461ae0d"/>
     <w:p>
       <w:pPr>
         <w:pStyle w:val="Heading3"/>
@@ -16546,9 +17073,9 @@
         <w:t xml:space="preserve">(đối chiếu NFR-P1 ở 5.6.1) (Hình 4.4).</w:t>
       </w:r>
     </w:p>
-    <w:bookmarkEnd w:id="118"/>
     <w:bookmarkEnd w:id="119"/>
-    <w:bookmarkStart w:id="126" w:name="Xac54ff02a53f997684ad1e9bce3420d5c1dcce8"/>
+    <w:bookmarkEnd w:id="120"/>
+    <w:bookmarkStart w:id="127" w:name="Xac54ff02a53f997684ad1e9bce3420d5c1dcce8"/>
     <w:p>
       <w:pPr>
         <w:pStyle w:val="Heading2"/>
@@ -16557,7 +17084,7 @@
         <w:t xml:space="preserve">4.4. Xây dựng bộ dữ liệu</w:t>
       </w:r>
     </w:p>
-    <w:bookmarkStart w:id="125" w:name="X10372397a07299bcedbd16e1e8c0d9876b02fca"/>
+    <w:bookmarkStart w:id="126" w:name="X10372397a07299bcedbd16e1e8c0d9876b02fca"/>
     <w:p>
       <w:pPr>
         <w:pStyle w:val="Heading3"/>
@@ -16575,18 +17102,18 @@
           <wp:inline>
             <wp:extent cx="5334000" cy="802821"/>
             <wp:effectExtent b="0" l="0" r="0" t="0"/>
-            <wp:docPr descr="" title="" id="121" name="Picture"/>
+            <wp:docPr descr="" title="" id="122" name="Picture"/>
             <a:graphic>
               <a:graphicData uri="http://schemas.openxmlformats.org/drawingml/2006/picture">
                 <pic:pic>
                   <pic:nvPicPr>
-                    <pic:cNvPr descr="figures/fig-ch5-01.png" id="122" name="Picture"/>
+                    <pic:cNvPr descr="figures/fig-ch5-01.png" id="123" name="Picture"/>
                     <pic:cNvPicPr>
                       <a:picLocks noChangeArrowheads="1" noChangeAspect="1"/>
                     </pic:cNvPicPr>
                   </pic:nvPicPr>
                   <pic:blipFill>
-                    <a:blip r:embed="rId120"/>
+                    <a:blip r:embed="rId121"/>
                     <a:stretch>
                       <a:fillRect/>
                     </a:stretch>
@@ -16624,8 +17151,8 @@
         </w:rPr>
         <w:t xml:space="preserve">Hình 4.4.</w:t>
       </w:r>
-      <w:bookmarkStart w:id="123" w:name="fig-4-4"/>
-      <w:bookmarkEnd w:id="123"/>
+      <w:bookmarkStart w:id="124" w:name="fig-4-4"/>
+      <w:bookmarkEnd w:id="124"/>
       <w:r>
         <w:t xml:space="preserve"> </w:t>
       </w:r>
@@ -16781,8 +17308,8 @@
         </w:rPr>
         <w:t xml:space="preserve">Bảng 4.3.</w:t>
       </w:r>
-      <w:bookmarkStart w:id="124" w:name="tbl-4-3"/>
-      <w:bookmarkEnd w:id="124"/>
+      <w:bookmarkStart w:id="125" w:name="tbl-4-3"/>
+      <w:bookmarkEnd w:id="125"/>
       <w:r>
         <w:t xml:space="preserve"> </w:t>
       </w:r>
@@ -17560,9 +18087,9 @@
         <w:t xml:space="preserve">, ghi thành hạn chế số 3 ở mục 6.2 và đo lại ở 5.3.1.</w:t>
       </w:r>
     </w:p>
-    <w:bookmarkEnd w:id="125"/>
     <w:bookmarkEnd w:id="126"/>
-    <w:bookmarkStart w:id="134" w:name="X5751f16cbcdd604a4ad20994be454e70e9e3ac2"/>
+    <w:bookmarkEnd w:id="127"/>
+    <w:bookmarkStart w:id="135" w:name="X5751f16cbcdd604a4ad20994be454e70e9e3ac2"/>
     <w:p>
       <w:pPr>
         <w:pStyle w:val="Heading2"/>
@@ -17571,7 +18098,7 @@
         <w:t xml:space="preserve">4.5. Huấn luyện mô hình</w:t>
       </w:r>
     </w:p>
-    <w:bookmarkStart w:id="127" w:name="X0cbddce89ce44a1159ecadb59278b24d9324381"/>
+    <w:bookmarkStart w:id="128" w:name="X0cbddce89ce44a1159ecadb59278b24d9324381"/>
     <w:p>
       <w:pPr>
         <w:pStyle w:val="Heading3"/>
@@ -17776,8 +18303,8 @@
         <w:t xml:space="preserve">(Hình 4.5).</w:t>
       </w:r>
     </w:p>
-    <w:bookmarkEnd w:id="127"/>
-    <w:bookmarkStart w:id="133" w:name="X01c4b26f72ccf49b94be1f8ece537d0daf48679"/>
+    <w:bookmarkEnd w:id="128"/>
+    <w:bookmarkStart w:id="134" w:name="X01c4b26f72ccf49b94be1f8ece537d0daf48679"/>
     <w:p>
       <w:pPr>
         <w:pStyle w:val="Heading3"/>
@@ -17795,18 +18322,18 @@
           <wp:inline>
             <wp:extent cx="5334000" cy="2667000"/>
             <wp:effectExtent b="0" l="0" r="0" t="0"/>
-            <wp:docPr descr="" title="" id="129" name="Picture"/>
+            <wp:docPr descr="" title="" id="130" name="Picture"/>
             <a:graphic>
               <a:graphicData uri="http://schemas.openxmlformats.org/drawingml/2006/picture">
                 <pic:pic>
                   <pic:nvPicPr>
-                    <pic:cNvPr descr="figures/fig-train-curves.png" id="130" name="Picture"/>
+                    <pic:cNvPr descr="figures/fig-train-curves.png" id="131" name="Picture"/>
                     <pic:cNvPicPr>
                       <a:picLocks noChangeArrowheads="1" noChangeAspect="1"/>
                     </pic:cNvPicPr>
                   </pic:nvPicPr>
                   <pic:blipFill>
-                    <a:blip r:embed="rId128"/>
+                    <a:blip r:embed="rId129"/>
                     <a:stretch>
                       <a:fillRect/>
                     </a:stretch>
@@ -17844,8 +18371,8 @@
         </w:rPr>
         <w:t xml:space="preserve">Hình 4.5.</w:t>
       </w:r>
-      <w:bookmarkStart w:id="131" w:name="fig-4-5"/>
-      <w:bookmarkEnd w:id="131"/>
+      <w:bookmarkStart w:id="132" w:name="fig-4-5"/>
+      <w:bookmarkEnd w:id="132"/>
       <w:r>
         <w:t xml:space="preserve"> </w:t>
       </w:r>
@@ -17964,8 +18491,8 @@
         </w:rPr>
         <w:t xml:space="preserve">Bảng 4.4.</w:t>
       </w:r>
-      <w:bookmarkStart w:id="132" w:name="tbl-4-4"/>
-      <w:bookmarkEnd w:id="132"/>
+      <w:bookmarkStart w:id="133" w:name="tbl-4-4"/>
+      <w:bookmarkEnd w:id="133"/>
       <w:r>
         <w:t xml:space="preserve"> </w:t>
       </w:r>
@@ -18497,9 +19024,9 @@
         </w:tc>
       </w:tr>
     </w:tbl>
-    <w:bookmarkEnd w:id="133"/>
     <w:bookmarkEnd w:id="134"/>
-    <w:bookmarkStart w:id="151" w:name="X2723c2b72a3b0d2d07d276512c3a00f40195ccf"/>
+    <w:bookmarkEnd w:id="135"/>
+    <w:bookmarkStart w:id="152" w:name="X2723c2b72a3b0d2d07d276512c3a00f40195ccf"/>
     <w:p>
       <w:pPr>
         <w:pStyle w:val="Heading2"/>
@@ -18508,7 +19035,7 @@
         <w:t xml:space="preserve">4.6. Tầng AI — thiết kế và cài đặt</w:t>
       </w:r>
     </w:p>
-    <w:bookmarkStart w:id="139" w:name="X8f2e9f4f424038486564d3b55e25afda79a348e"/>
+    <w:bookmarkStart w:id="140" w:name="X8f2e9f4f424038486564d3b55e25afda79a348e"/>
     <w:p>
       <w:pPr>
         <w:pStyle w:val="Heading3"/>
@@ -18614,18 +19141,18 @@
           <wp:inline>
             <wp:extent cx="5334000" cy="2707812"/>
             <wp:effectExtent b="0" l="0" r="0" t="0"/>
-            <wp:docPr descr="" title="" id="136" name="Picture"/>
+            <wp:docPr descr="" title="" id="137" name="Picture"/>
             <a:graphic>
               <a:graphicData uri="http://schemas.openxmlformats.org/drawingml/2006/picture">
                 <pic:pic>
                   <pic:nvPicPr>
-                    <pic:cNvPr descr="figures/fig-ch4-interfaces.png" id="137" name="Picture"/>
+                    <pic:cNvPr descr="figures/fig-ch4-interfaces.png" id="138" name="Picture"/>
                     <pic:cNvPicPr>
                       <a:picLocks noChangeArrowheads="1" noChangeAspect="1"/>
                     </pic:cNvPicPr>
                   </pic:nvPicPr>
                   <pic:blipFill>
-                    <a:blip r:embed="rId135"/>
+                    <a:blip r:embed="rId136"/>
                     <a:stretch>
                       <a:fillRect/>
                     </a:stretch>
@@ -18663,8 +19190,8 @@
         </w:rPr>
         <w:t xml:space="preserve">Hình 4.6.</w:t>
       </w:r>
-      <w:bookmarkStart w:id="138" w:name="fig-4-6"/>
-      <w:bookmarkEnd w:id="138"/>
+      <w:bookmarkStart w:id="139" w:name="fig-4-6"/>
+      <w:bookmarkEnd w:id="139"/>
       <w:r>
         <w:t xml:space="preserve"> </w:t>
       </w:r>
@@ -18672,8 +19199,8 @@
         <w:t xml:space="preserve">Ba lớp trừu tượng và cài đặt tương ứng — bằng chứng cài đặt cho NFR-M5.</w:t>
       </w:r>
     </w:p>
-    <w:bookmarkEnd w:id="139"/>
-    <w:bookmarkStart w:id="140" w:name="X61948f5dafc748e162a2194ba2899fe42759fa7"/>
+    <w:bookmarkEnd w:id="140"/>
+    <w:bookmarkStart w:id="141" w:name="X61948f5dafc748e162a2194ba2899fe42759fa7"/>
     <w:p>
       <w:pPr>
         <w:pStyle w:val="Heading3"/>
@@ -18722,8 +19249,8 @@
         <w:t xml:space="preserve">để mọi kết quả đo truy được về đúng bộ trọng số, và nâng cấp thư viện không đổi ngầm mô hình đứng sau một số liệu đã công bố. Trọng số nạp ngay khi khởi tạo nên lỗi thiếu tệp bộc lộ lúc khởi động; mọi hộp bao được kẹp về biên ảnh và hộp suy biến bị loại.</w:t>
       </w:r>
     </w:p>
-    <w:bookmarkEnd w:id="140"/>
-    <w:bookmarkStart w:id="141" w:name="X03f9a9d7d06ebda640a1b42f13787f9521854b2"/>
+    <w:bookmarkEnd w:id="141"/>
+    <w:bookmarkStart w:id="142" w:name="X03f9a9d7d06ebda640a1b42f13787f9521854b2"/>
     <w:p>
       <w:pPr>
         <w:pStyle w:val="Heading3"/>
@@ -18761,8 +19288,8 @@
         <w:t xml:space="preserve">, không phải độ chính xác, và giải thích một phần kết quả NFR-P1 ở mục 5.6.</w:t>
       </w:r>
     </w:p>
-    <w:bookmarkEnd w:id="141"/>
-    <w:bookmarkStart w:id="142" w:name="Xecb9669243307f1f2048491dcfb51f6ac2a2438"/>
+    <w:bookmarkEnd w:id="142"/>
+    <w:bookmarkStart w:id="143" w:name="Xecb9669243307f1f2048491dcfb51f6ac2a2438"/>
     <w:p>
       <w:pPr>
         <w:pStyle w:val="Heading3"/>
@@ -19150,8 +19677,8 @@
         <w:t xml:space="preserve">(5.5.6).</w:t>
       </w:r>
     </w:p>
-    <w:bookmarkEnd w:id="142"/>
-    <w:bookmarkStart w:id="147" w:name="Xebbd36b0ec83d4edb524cb4a83c5b0df31518e5"/>
+    <w:bookmarkEnd w:id="143"/>
+    <w:bookmarkStart w:id="148" w:name="Xebbd36b0ec83d4edb524cb4a83c5b0df31518e5"/>
     <w:p>
       <w:pPr>
         <w:pStyle w:val="Heading3"/>
@@ -19900,18 +20427,18 @@
           <wp:inline>
             <wp:extent cx="5334000" cy="1217839"/>
             <wp:effectExtent b="0" l="0" r="0" t="0"/>
-            <wp:docPr descr="" title="" id="144" name="Picture"/>
+            <wp:docPr descr="" title="" id="145" name="Picture"/>
             <a:graphic>
               <a:graphicData uri="http://schemas.openxmlformats.org/drawingml/2006/picture">
                 <pic:pic>
                   <pic:nvPicPr>
-                    <pic:cNvPr descr="figures/fig-ch5-03.png" id="145" name="Picture"/>
+                    <pic:cNvPr descr="figures/fig-ch5-03.png" id="146" name="Picture"/>
                     <pic:cNvPicPr>
                       <a:picLocks noChangeArrowheads="1" noChangeAspect="1"/>
                     </pic:cNvPicPr>
                   </pic:nvPicPr>
                   <pic:blipFill>
-                    <a:blip r:embed="rId143"/>
+                    <a:blip r:embed="rId144"/>
                     <a:stretch>
                       <a:fillRect/>
                     </a:stretch>
@@ -19957,8 +20484,8 @@
         </w:rPr>
         <w:t xml:space="preserve">Hình 4.7.</w:t>
       </w:r>
-      <w:bookmarkStart w:id="146" w:name="fig-4-7"/>
-      <w:bookmarkEnd w:id="146"/>
+      <w:bookmarkStart w:id="147" w:name="fig-4-7"/>
+      <w:bookmarkEnd w:id="147"/>
       <w:r>
         <w:t xml:space="preserve"> </w:t>
       </w:r>
@@ -19992,8 +20519,8 @@
         <w:t xml:space="preserve">Số dòng bằng một chứng minh chuỗi thuộc biển ô tô, do biển xe máy luôn hai dòng; ngược lại, số dòng bằng hai không chứng minh gì vì biển ô tô loại ngắn cũng hai dòng. Trong trường hợp thứ hai, hệ thống giữ cờ nhập nhằng và trả về tập ứng viên thay vì suy đoán kết luận mà dữ liệu đầu vào không chứa. Thứ tự kiểm tra các mẫu sắp xếp theo mức đặc trưng giảm dần, trong đó biển quân đội đặt cuối vì đây là trường hợp nhận dạng nhằm loại trừ: chuỗi khớp mẫu biển quân đội không bao giờ được báo cáo là biển dân sự hợp lệ.</w:t>
       </w:r>
     </w:p>
-    <w:bookmarkEnd w:id="147"/>
-    <w:bookmarkStart w:id="148" w:name="X06535ee60305f4bfc56176873a133735766662c"/>
+    <w:bookmarkEnd w:id="148"/>
+    <w:bookmarkStart w:id="149" w:name="X06535ee60305f4bfc56176873a133735766662c"/>
     <w:p>
       <w:pPr>
         <w:pStyle w:val="Heading3"/>
@@ -20034,8 +20561,8 @@
         <w:t xml:space="preserve">dù lớp phát hiện đã bảo đảm, vì cắt ảnh là nơi duy nhất mà sai lệch một đơn vị tạo mảng rỗng không kèm cảnh báo; ảnh cắt được tạo dưới dạng bản sao thay vì khung nhìn, tránh giữ toàn bộ khung hình gốc trong bộ nhớ khi xử lý video.</w:t>
       </w:r>
     </w:p>
-    <w:bookmarkEnd w:id="148"/>
-    <w:bookmarkStart w:id="149" w:name="Xa5250e84f67b276a97dbc7da4f388101ff43384"/>
+    <w:bookmarkEnd w:id="149"/>
+    <w:bookmarkStart w:id="150" w:name="Xa5250e84f67b276a97dbc7da4f388101ff43384"/>
     <w:p>
       <w:pPr>
         <w:pStyle w:val="Heading3"/>
@@ -20364,8 +20891,8 @@
         <w:t xml:space="preserve">, nên con số tổng nghiêng theo hai lớp lớn.</w:t>
       </w:r>
     </w:p>
-    <w:bookmarkEnd w:id="149"/>
-    <w:bookmarkStart w:id="150" w:name="Xb3c99f21c20aaed477a9c4bd648c2625856c792"/>
+    <w:bookmarkEnd w:id="150"/>
+    <w:bookmarkStart w:id="151" w:name="Xb3c99f21c20aaed477a9c4bd648c2625856c792"/>
     <w:p>
       <w:pPr>
         <w:pStyle w:val="Heading3"/>
@@ -20639,9 +21166,9 @@
         <w:t xml:space="preserve">mỗi biển.</w:t>
       </w:r>
     </w:p>
-    <w:bookmarkEnd w:id="150"/>
     <w:bookmarkEnd w:id="151"/>
-    <w:bookmarkStart w:id="156" w:name="Xd33c5fd3fcbf5c7f74138f222cc9bcbb755d6d1"/>
+    <w:bookmarkEnd w:id="152"/>
+    <w:bookmarkStart w:id="157" w:name="Xd33c5fd3fcbf5c7f74138f222cc9bcbb755d6d1"/>
     <w:p>
       <w:pPr>
         <w:pStyle w:val="Heading2"/>
@@ -20650,7 +21177,7 @@
         <w:t xml:space="preserve">4.7. Máy chủ và cơ sở dữ liệu</w:t>
       </w:r>
     </w:p>
-    <w:bookmarkStart w:id="152" w:name="Xe560b8397332a19c15b4817024d50105975592c"/>
+    <w:bookmarkStart w:id="153" w:name="Xe560b8397332a19c15b4817024d50105975592c"/>
     <w:p>
       <w:pPr>
         <w:pStyle w:val="Heading3"/>
@@ -20781,8 +21308,8 @@
         <w:t xml:space="preserve">— nguồn cấu hình, tầng lưu trữ, bảng mã đầu ra — và đều vượt qua được kiểm thử đơn vị; đó là lập luận thực nghiệm cho việc bộ kiểm thử phải có kiểm thử tích hợp chạy trên đường dẫn thật.</w:t>
       </w:r>
     </w:p>
-    <w:bookmarkEnd w:id="152"/>
-    <w:bookmarkStart w:id="153" w:name="X8a59bc7beb12a72566ac57f9cb2e90f45e2d0e7"/>
+    <w:bookmarkEnd w:id="153"/>
+    <w:bookmarkStart w:id="154" w:name="X8a59bc7beb12a72566ac57f9cb2e90f45e2d0e7"/>
     <w:p>
       <w:pPr>
         <w:pStyle w:val="Heading3"/>
@@ -21067,8 +21594,8 @@
         <w:t xml:space="preserve">cho cách đọc đó, cuối cùng mới tới độ tin cậy của khối nhận dạng. Đặt độ tin cậy xuống cuối là có lý do đo được: ở mức sai khác một ký tự, một lần đọc sai vẫn thường mang điểm tin cậy cao — mục 5.6.5 có ca cụ thể trong đó bản sai đạt 0,994 còn bản đúng 0,996.</w:t>
       </w:r>
     </w:p>
-    <w:bookmarkEnd w:id="153"/>
-    <w:bookmarkStart w:id="154" w:name="Xd6726d79c8d6eb341db4e0dfd9148781fb858a3"/>
+    <w:bookmarkEnd w:id="154"/>
+    <w:bookmarkStart w:id="155" w:name="Xd6726d79c8d6eb341db4e0dfd9148781fb858a3"/>
     <w:p>
       <w:pPr>
         <w:pStyle w:val="Heading3"/>
@@ -21289,8 +21816,8 @@
         <w:t xml:space="preserve">của biển hai dòng, vì chuỗi tám ký tự nhóm được theo hai cách đều hợp lệ mà ranh giới hai dòng — thông tin duy nhất phân định được — bị chính bước ghép ngang loại bỏ; giá trị này thu được không tốn thêm chi phí vì bộ nhận dạng vốn trả một mảnh cho mỗi nửa ảnh.</w:t>
       </w:r>
     </w:p>
-    <w:bookmarkEnd w:id="154"/>
-    <w:bookmarkStart w:id="155" w:name="X38a48ea008f74ebd89bb74568fa185fd70fb887"/>
+    <w:bookmarkEnd w:id="155"/>
+    <w:bookmarkStart w:id="156" w:name="X38a48ea008f74ebd89bb74568fa185fd70fb887"/>
     <w:p>
       <w:pPr>
         <w:pStyle w:val="Heading3"/>
@@ -21328,9 +21855,9 @@
         <w:t xml:space="preserve">Bốn quyết định thiết kế đáng ghi nhận. Yêu cầu xử lý video trả về mã trạng thái chấp nhận thay vì mã thành công, do một video 60 giây cần khoảng 200 giây xử lý trên CPU và không client nào chờ được; mã chấp nhận phản ánh đúng ngữ nghĩa "đã tiếp nhận, đang xử lý". Trường hợp ảnh không chứa biển số trả về mã thành công kèm danh sách rỗng thay vì mã lỗi, vì kết quả nhận dạng vẫn tồn tại và là tập rỗng (NFR-R2); trả về mã lỗi sẽ loại toàn bộ trường hợp âm khỏi thống kê. Chức năng tìm kiếm đối chiếu đồng thời chuỗi đã chuẩn hoá và chuỗi thô, để người dùng nhớ dạng nào cũng tra được. Cuối cùng, hai chỉ số thống kê về số lượt và số biển số được trả về tách biệt, kèm mô tả tường minh trong tài liệu đặc tả nhằm ngăn việc gộp nhầm hai đại lượng đã phân tích tại mục 4.7.2a.</w:t>
       </w:r>
     </w:p>
-    <w:bookmarkEnd w:id="155"/>
     <w:bookmarkEnd w:id="156"/>
-    <w:bookmarkStart w:id="159" w:name="X3a8d61a51575a0ea03bbef8c366606d753c4f55"/>
+    <w:bookmarkEnd w:id="157"/>
+    <w:bookmarkStart w:id="160" w:name="X3a8d61a51575a0ea03bbef8c366606d753c4f55"/>
     <w:p>
       <w:pPr>
         <w:pStyle w:val="Heading2"/>
@@ -21339,7 +21866,7 @@
         <w:t xml:space="preserve">4.8. Giao diện người dùng</w:t>
       </w:r>
     </w:p>
-    <w:bookmarkStart w:id="157" w:name="X7b302496a670cbc0c6eec45b7ec07057c064342"/>
+    <w:bookmarkStart w:id="158" w:name="X7b302496a670cbc0c6eec45b7ec07057c064342"/>
     <w:p>
       <w:pPr>
         <w:pStyle w:val="Heading3"/>
@@ -21499,8 +22026,8 @@
         <w:t xml:space="preserve">Cần lưu ý rằng thiết kế ban đầu có năm màn hình. Màn hình tổng quan đã được đưa ra khỏi phạm vi trong hai đợt thu gọn giao diện, kéo theo bốn yêu cầu chức năng chuyển sang mức không thực hiện — trong đó có một yêu cầu ở mức bắt buộc, được nêu rõ tại mục 6.2. Các điểm cuối tương ứng ở phía máy chủ vẫn hoạt động và vẫn có kiểm thử tích hợp; điều bị loại bỏ là hàm gọi phía giao diện, không phải bản thân điểm cuối.</w:t>
       </w:r>
     </w:p>
-    <w:bookmarkEnd w:id="157"/>
-    <w:bookmarkStart w:id="158" w:name="X40f085077cc6223c852a0f9c43ce8fecaa551db"/>
+    <w:bookmarkEnd w:id="158"/>
+    <w:bookmarkStart w:id="159" w:name="X40f085077cc6223c852a0f9c43ce8fecaa551db"/>
     <w:p>
       <w:pPr>
         <w:pStyle w:val="Heading3"/>
@@ -21612,9 +22139,9 @@
         <w:t xml:space="preserve">— khung kế tiếp luôn cập nhật hơn khung bị bỏ.</w:t>
       </w:r>
     </w:p>
-    <w:bookmarkEnd w:id="158"/>
     <w:bookmarkEnd w:id="159"/>
-    <w:bookmarkStart w:id="160" w:name="X1fc81489b951e9c57ef27d947e1ca8b0c900527"/>
+    <w:bookmarkEnd w:id="160"/>
+    <w:bookmarkStart w:id="161" w:name="X1fc81489b951e9c57ef27d947e1ca8b0c900527"/>
     <w:p>
       <w:pPr>
         <w:pStyle w:val="Heading2"/>
@@ -21726,9 +22253,9 @@
         <w:br w:type="page"/>
       </w:r>
     </w:p>
-    <w:bookmarkEnd w:id="160"/>
     <w:bookmarkEnd w:id="161"/>
-    <w:bookmarkStart w:id="220" w:name="chương-5-thực-nghiệm-và-đánh-giá"/>
+    <w:bookmarkEnd w:id="162"/>
+    <w:bookmarkStart w:id="221" w:name="chương-5-thực-nghiệm-và-đánh-giá"/>
     <w:p>
       <w:pPr>
         <w:pStyle w:val="Heading1"/>
@@ -21778,7 +22305,7 @@
         </w:pict>
       </w:r>
     </w:p>
-    <w:bookmarkStart w:id="169" w:name="X615dfd631dc181525daf811d00c6861931eec12"/>
+    <w:bookmarkStart w:id="170" w:name="X615dfd631dc181525daf811d00c6861931eec12"/>
     <w:p>
       <w:pPr>
         <w:pStyle w:val="Heading2"/>
@@ -21787,7 +22314,7 @@
         <w:t xml:space="preserve">5.1. Mục tiêu và phương pháp đánh giá</w:t>
       </w:r>
     </w:p>
-    <w:bookmarkStart w:id="162" w:name="X864036be38679736247d4d73055ee91028133ef"/>
+    <w:bookmarkStart w:id="163" w:name="X864036be38679736247d4d73055ee91028133ef"/>
     <w:p>
       <w:pPr>
         <w:pStyle w:val="Heading3"/>
@@ -21900,8 +22427,8 @@
         <w:t xml:space="preserve">— yếu tố nào đe doạ tính hợp lệ của kết quả (5.9.1)? RQ3 và RQ5 lần lượt lượng hoá đóng góp của hậu xử lý và thay giả định bằng dữ liệu đo được.</w:t>
       </w:r>
     </w:p>
-    <w:bookmarkEnd w:id="162"/>
-    <w:bookmarkStart w:id="163" w:name="X3bfe8d88373921eb89de6934846fd7e39a10cdc"/>
+    <w:bookmarkEnd w:id="163"/>
+    <w:bookmarkStart w:id="164" w:name="X3bfe8d88373921eb89de6934846fd7e39a10cdc"/>
     <w:p>
       <w:pPr>
         <w:pStyle w:val="Heading3"/>
@@ -21983,8 +22510,8 @@
         <w:t xml:space="preserve">✅ đạt mục tiêu · 🟡 chỉ đạt ngưỡng tối thiểu · ❌ không đạt · ⬜ chưa đo · ➖ không áp dụng (Hình 5.1).</w:t>
       </w:r>
     </w:p>
-    <w:bookmarkEnd w:id="163"/>
-    <w:bookmarkStart w:id="168" w:name="Xae02105bda9855e41edaa9a7db070e9fd50916a"/>
+    <w:bookmarkEnd w:id="164"/>
+    <w:bookmarkStart w:id="169" w:name="Xae02105bda9855e41edaa9a7db070e9fd50916a"/>
     <w:p>
       <w:pPr>
         <w:pStyle w:val="Heading3"/>
@@ -22002,18 +22529,18 @@
           <wp:inline>
             <wp:extent cx="5334000" cy="6408964"/>
             <wp:effectExtent b="0" l="0" r="0" t="0"/>
-            <wp:docPr descr="" title="" id="165" name="Picture"/>
+            <wp:docPr descr="" title="" id="166" name="Picture"/>
             <a:graphic>
               <a:graphicData uri="http://schemas.openxmlformats.org/drawingml/2006/picture">
                 <pic:pic>
                   <pic:nvPicPr>
-                    <pic:cNvPr descr="figures/fig-ch6-01.png" id="166" name="Picture"/>
+                    <pic:cNvPr descr="figures/fig-ch6-01.png" id="167" name="Picture"/>
                     <pic:cNvPicPr>
                       <a:picLocks noChangeArrowheads="1" noChangeAspect="1"/>
                     </pic:cNvPicPr>
                   </pic:nvPicPr>
                   <pic:blipFill>
-                    <a:blip r:embed="rId164"/>
+                    <a:blip r:embed="rId165"/>
                     <a:stretch>
                       <a:fillRect/>
                     </a:stretch>
@@ -22051,8 +22578,8 @@
         </w:rPr>
         <w:t xml:space="preserve">Hình 5.1.</w:t>
       </w:r>
-      <w:bookmarkStart w:id="167" w:name="fig-5-1"/>
-      <w:bookmarkEnd w:id="167"/>
+      <w:bookmarkStart w:id="168" w:name="fig-5-1"/>
+      <w:bookmarkEnd w:id="168"/>
       <w:r>
         <w:t xml:space="preserve"> </w:t>
       </w:r>
@@ -22339,9 +22866,9 @@
         </w:pict>
       </w:r>
     </w:p>
-    <w:bookmarkEnd w:id="168"/>
     <w:bookmarkEnd w:id="169"/>
-    <w:bookmarkStart w:id="170" w:name="Xda9ff047994fc93eb8666aa61137acbf414e8bc"/>
+    <w:bookmarkEnd w:id="170"/>
+    <w:bookmarkStart w:id="171" w:name="Xda9ff047994fc93eb8666aa61137acbf414e8bc"/>
     <w:p>
       <w:pPr>
         <w:pStyle w:val="Heading2"/>
@@ -22350,8 +22877,8 @@
         <w:t xml:space="preserve">5.2.---</w:t>
       </w:r>
     </w:p>
-    <w:bookmarkEnd w:id="170"/>
-    <w:bookmarkStart w:id="172" w:name="Xe7177e3758cb04885136198f5ec08c059be0251"/>
+    <w:bookmarkEnd w:id="171"/>
+    <w:bookmarkStart w:id="173" w:name="Xe7177e3758cb04885136198f5ec08c059be0251"/>
     <w:p>
       <w:pPr>
         <w:pStyle w:val="Heading2"/>
@@ -22725,7 +23252,7 @@
         <w:t xml:space="preserve">9.1.1.</w:t>
       </w:r>
     </w:p>
-    <w:bookmarkStart w:id="171" w:name="X10f3b0080b6c50f359033e09c103a7e07045a1e"/>
+    <w:bookmarkStart w:id="172" w:name="X10f3b0080b6c50f359033e09c103a7e07045a1e"/>
     <w:p>
       <w:pPr>
         <w:pStyle w:val="Heading3"/>
@@ -22877,9 +23404,9 @@
         </w:pict>
       </w:r>
     </w:p>
-    <w:bookmarkEnd w:id="171"/>
     <w:bookmarkEnd w:id="172"/>
-    <w:bookmarkStart w:id="176" w:name="X150a776b7b29e2a1bc0ea6c751a61ccf1f70287"/>
+    <w:bookmarkEnd w:id="173"/>
+    <w:bookmarkStart w:id="177" w:name="X150a776b7b29e2a1bc0ea6c751a61ccf1f70287"/>
     <w:p>
       <w:pPr>
         <w:pStyle w:val="Heading2"/>
@@ -22997,8 +23524,8 @@
         </w:rPr>
         <w:t xml:space="preserve">Bảng 5.1.</w:t>
       </w:r>
-      <w:bookmarkStart w:id="173" w:name="tbl-5-1"/>
-      <w:bookmarkEnd w:id="173"/>
+      <w:bookmarkStart w:id="174" w:name="tbl-5-1"/>
+      <w:bookmarkEnd w:id="174"/>
       <w:r>
         <w:t xml:space="preserve"> </w:t>
       </w:r>
@@ -23784,7 +24311,7 @@
         <w:t xml:space="preserve">.</w:t>
       </w:r>
     </w:p>
-    <w:bookmarkStart w:id="174" w:name="X37856744f8da712b6ffe77e50fcee7fb2ddd38a"/>
+    <w:bookmarkStart w:id="175" w:name="X37856744f8da712b6ffe77e50fcee7fb2ddd38a"/>
     <w:p>
       <w:pPr>
         <w:pStyle w:val="Heading3"/>
@@ -23920,8 +24447,8 @@
         <w:t xml:space="preserve">, tách riêng cho tầng OCR.</w:t>
       </w:r>
     </w:p>
-    <w:bookmarkEnd w:id="174"/>
-    <w:bookmarkStart w:id="175" w:name="X7f9a069220d4c5e055fddc75635b91e2439e798"/>
+    <w:bookmarkEnd w:id="175"/>
+    <w:bookmarkStart w:id="176" w:name="X7f9a069220d4c5e055fddc75635b91e2439e798"/>
     <w:p>
       <w:pPr>
         <w:pStyle w:val="Heading3"/>
@@ -24045,9 +24572,9 @@
         </w:pict>
       </w:r>
     </w:p>
-    <w:bookmarkEnd w:id="175"/>
     <w:bookmarkEnd w:id="176"/>
-    <w:bookmarkStart w:id="180" w:name="X33ae224c5020c26762908e1939d8b973623f32d"/>
+    <w:bookmarkEnd w:id="177"/>
+    <w:bookmarkStart w:id="181" w:name="X33ae224c5020c26762908e1939d8b973623f32d"/>
     <w:p>
       <w:pPr>
         <w:pStyle w:val="Heading2"/>
@@ -24101,7 +24628,7 @@
         <w:t xml:space="preserve">; tập test chưa từng dùng trong huấn luyện hay chọn epoch.</w:t>
       </w:r>
     </w:p>
-    <w:bookmarkStart w:id="177" w:name="X2b419d4dd42805933fda2d3f8ea8232ea8e61b9"/>
+    <w:bookmarkStart w:id="178" w:name="X2b419d4dd42805933fda2d3f8ea8232ea8e61b9"/>
     <w:p>
       <w:pPr>
         <w:pStyle w:val="Heading3"/>
@@ -24361,8 +24888,8 @@
         <w:t xml:space="preserve">.</w:t>
       </w:r>
     </w:p>
-    <w:bookmarkEnd w:id="177"/>
-    <w:bookmarkStart w:id="179" w:name="Xf35c86d7de5434c76646f1bcbee03703a9e0864"/>
+    <w:bookmarkEnd w:id="178"/>
+    <w:bookmarkStart w:id="180" w:name="Xf35c86d7de5434c76646f1bcbee03703a9e0864"/>
     <w:p>
       <w:pPr>
         <w:pStyle w:val="Heading3"/>
@@ -24406,8 +24933,8 @@
         </w:rPr>
         <w:t xml:space="preserve">Bảng 5.2.</w:t>
       </w:r>
-      <w:bookmarkStart w:id="178" w:name="tbl-5-2"/>
-      <w:bookmarkEnd w:id="178"/>
+      <w:bookmarkStart w:id="179" w:name="tbl-5-2"/>
+      <w:bookmarkEnd w:id="179"/>
       <w:r>
         <w:t xml:space="preserve"> </w:t>
       </w:r>
@@ -24719,9 +25246,9 @@
         </w:tc>
       </w:tr>
     </w:tbl>
-    <w:bookmarkEnd w:id="179"/>
     <w:bookmarkEnd w:id="180"/>
-    <w:bookmarkStart w:id="193" w:name="X89026af3ee529e68bbf717a4f7363365ab88538"/>
+    <w:bookmarkEnd w:id="181"/>
+    <w:bookmarkStart w:id="194" w:name="X89026af3ee529e68bbf717a4f7363365ab88538"/>
     <w:p>
       <w:pPr>
         <w:pStyle w:val="Heading2"/>
@@ -25032,7 +25559,7 @@
         <w:t xml:space="preserve">giữ trong mã, mặc định tắt. Số liệu đầy đủ ở báo cáo 31 và 30.</w:t>
       </w:r>
     </w:p>
-    <w:bookmarkStart w:id="181" w:name="X75971c1e265691e3bccf68d57ddbcd167413727"/>
+    <w:bookmarkStart w:id="182" w:name="X75971c1e265691e3bccf68d57ddbcd167413727"/>
     <w:p>
       <w:pPr>
         <w:pStyle w:val="Heading3"/>
@@ -25134,8 +25661,8 @@
         <w:t xml:space="preserve">.</w:t>
       </w:r>
     </w:p>
-    <w:bookmarkEnd w:id="181"/>
-    <w:bookmarkStart w:id="183" w:name="Xf66a46c8f0f9d94960b05ec79e0724240f858b8"/>
+    <w:bookmarkEnd w:id="182"/>
+    <w:bookmarkStart w:id="184" w:name="Xf66a46c8f0f9d94960b05ec79e0724240f858b8"/>
     <w:p>
       <w:pPr>
         <w:pStyle w:val="Heading3"/>
@@ -25221,8 +25748,8 @@
         </w:rPr>
         <w:t xml:space="preserve">Bảng 5.3.</w:t>
       </w:r>
-      <w:bookmarkStart w:id="182" w:name="tbl-5-3"/>
-      <w:bookmarkEnd w:id="182"/>
+      <w:bookmarkStart w:id="183" w:name="tbl-5-3"/>
+      <w:bookmarkEnd w:id="183"/>
       <w:r>
         <w:t xml:space="preserve"> </w:t>
       </w:r>
@@ -25846,8 +26373,8 @@
         </w:tc>
       </w:tr>
     </w:tbl>
-    <w:bookmarkEnd w:id="183"/>
-    <w:bookmarkStart w:id="185" w:name="X548335d33a7ae2763b4e65d9e592194dd762e09"/>
+    <w:bookmarkEnd w:id="184"/>
+    <w:bookmarkStart w:id="186" w:name="X548335d33a7ae2763b4e65d9e592194dd762e09"/>
     <w:p>
       <w:pPr>
         <w:pStyle w:val="Heading3"/>
@@ -25867,8 +26394,8 @@
         </w:rPr>
         <w:t xml:space="preserve">Bảng 5.4.</w:t>
       </w:r>
-      <w:bookmarkStart w:id="184" w:name="tbl-5-4"/>
-      <w:bookmarkEnd w:id="184"/>
+      <w:bookmarkStart w:id="185" w:name="tbl-5-4"/>
+      <w:bookmarkEnd w:id="185"/>
       <w:r>
         <w:t xml:space="preserve"> </w:t>
       </w:r>
@@ -26397,8 +26924,8 @@
         <w:t xml:space="preserve">. Phần còn lại thuộc về năng lực nhận dạng ký tự, không phải khâu cắt, ghép hoặc hiệu chỉnh hình học.</w:t>
       </w:r>
     </w:p>
-    <w:bookmarkEnd w:id="185"/>
-    <w:bookmarkStart w:id="186" w:name="X81863552bf76fe7a516ae91438c661d453f4ac1"/>
+    <w:bookmarkEnd w:id="186"/>
+    <w:bookmarkStart w:id="187" w:name="X81863552bf76fe7a516ae91438c661d453f4ac1"/>
     <w:p>
       <w:pPr>
         <w:pStyle w:val="Heading3"/>
@@ -26970,8 +27497,8 @@
         <w:t xml:space="preserve">ngay từ đầu, không phải thêm luật.</w:t>
       </w:r>
     </w:p>
-    <w:bookmarkEnd w:id="186"/>
-    <w:bookmarkStart w:id="189" w:name="X0e3f0e91ac27870705f3f778acaa65c15f09de2"/>
+    <w:bookmarkEnd w:id="187"/>
+    <w:bookmarkStart w:id="190" w:name="X0e3f0e91ac27870705f3f778acaa65c15f09de2"/>
     <w:p>
       <w:pPr>
         <w:pStyle w:val="Heading3"/>
@@ -27351,7 +27878,7 @@
       <w:r>
         <w:t xml:space="preserve">(</w:t>
       </w:r>
-      <w:hyperlink r:id="rId187">
+      <w:hyperlink r:id="rId188">
         <w:r>
           <w:rPr>
             <w:rStyle w:val="Hyperlink"/>
@@ -27508,8 +28035,8 @@
         </w:rPr>
         <w:t xml:space="preserve">Bảng 5.5.</w:t>
       </w:r>
-      <w:bookmarkStart w:id="188" w:name="tbl-5-5"/>
-      <w:bookmarkEnd w:id="188"/>
+      <w:bookmarkStart w:id="189" w:name="tbl-5-5"/>
+      <w:bookmarkEnd w:id="189"/>
       <w:r>
         <w:t xml:space="preserve"> </w:t>
       </w:r>
@@ -27927,8 +28454,8 @@
         <w:t xml:space="preserve">ở mục 6.3.</w:t>
       </w:r>
     </w:p>
-    <w:bookmarkEnd w:id="189"/>
-    <w:bookmarkStart w:id="190" w:name="X60a2a27d87ebeb44405d22793b18a5bfd7e9097"/>
+    <w:bookmarkEnd w:id="190"/>
+    <w:bookmarkStart w:id="191" w:name="X60a2a27d87ebeb44405d22793b18a5bfd7e9097"/>
     <w:p>
       <w:pPr>
         <w:pStyle w:val="Heading3"/>
@@ -28216,8 +28743,8 @@
         <w:t xml:space="preserve">.</w:t>
       </w:r>
     </w:p>
-    <w:bookmarkEnd w:id="190"/>
-    <w:bookmarkStart w:id="192" w:name="X83a4063ca7053738346595d9e36bfe5762b6bbf"/>
+    <w:bookmarkEnd w:id="191"/>
+    <w:bookmarkStart w:id="193" w:name="X83a4063ca7053738346595d9e36bfe5762b6bbf"/>
     <w:p>
       <w:pPr>
         <w:pStyle w:val="Heading3"/>
@@ -28261,8 +28788,8 @@
         </w:rPr>
         <w:t xml:space="preserve">Bảng 5.6.</w:t>
       </w:r>
-      <w:bookmarkStart w:id="191" w:name="tbl-5-6"/>
-      <w:bookmarkEnd w:id="191"/>
+      <w:bookmarkStart w:id="192" w:name="tbl-5-6"/>
+      <w:bookmarkEnd w:id="192"/>
       <w:r>
         <w:t xml:space="preserve"> </w:t>
       </w:r>
@@ -28604,9 +29131,9 @@
         <w:t xml:space="preserve">. Đo lại bậc này trên ngữ liệu có biển thật sự nhỏ là hướng phát triển ở mục 6.3.</w:t>
       </w:r>
     </w:p>
-    <w:bookmarkEnd w:id="192"/>
     <w:bookmarkEnd w:id="193"/>
-    <w:bookmarkStart w:id="210" w:name="X80f1806dda35f26f045f00afe70db30e7a77d2b"/>
+    <w:bookmarkEnd w:id="194"/>
+    <w:bookmarkStart w:id="211" w:name="X80f1806dda35f26f045f00afe70db30e7a77d2b"/>
     <w:p>
       <w:pPr>
         <w:pStyle w:val="Heading2"/>
@@ -28636,7 +29163,7 @@
         <w:t xml:space="preserve">.</w:t>
       </w:r>
     </w:p>
-    <w:bookmarkStart w:id="195" w:name="Xcfd917aca06ff17d6d7932dfdbc0aeee5513c38"/>
+    <w:bookmarkStart w:id="196" w:name="Xcfd917aca06ff17d6d7932dfdbc0aeee5513c38"/>
     <w:p>
       <w:pPr>
         <w:pStyle w:val="Heading3"/>
@@ -28656,8 +29183,8 @@
         </w:rPr>
         <w:t xml:space="preserve">Bảng 5.7.</w:t>
       </w:r>
-      <w:bookmarkStart w:id="194" w:name="tbl-5-7"/>
-      <w:bookmarkEnd w:id="194"/>
+      <w:bookmarkStart w:id="195" w:name="tbl-5-7"/>
+      <w:bookmarkEnd w:id="195"/>
       <w:r>
         <w:t xml:space="preserve"> </w:t>
       </w:r>
@@ -29695,8 +30222,8 @@
         <w:t xml:space="preserve">; bóc tách chỉ ra riêng bậc siêu phân giải chiếm hơn nửa chi phí đó mà không cứu được biển nào đo được, nên nó bị tắt mặc định (5.5.7).</w:t>
       </w:r>
     </w:p>
-    <w:bookmarkEnd w:id="195"/>
-    <w:bookmarkStart w:id="197" w:name="X464dfa7416d7b69ad75789fd50c67eaa400499a"/>
+    <w:bookmarkEnd w:id="196"/>
+    <w:bookmarkStart w:id="198" w:name="X464dfa7416d7b69ad75789fd50c67eaa400499a"/>
     <w:p>
       <w:pPr>
         <w:pStyle w:val="Heading3"/>
@@ -29716,8 +30243,8 @@
         </w:rPr>
         <w:t xml:space="preserve">Bảng 5.8.</w:t>
       </w:r>
-      <w:bookmarkStart w:id="196" w:name="tbl-5-8"/>
-      <w:bookmarkEnd w:id="196"/>
+      <w:bookmarkStart w:id="197" w:name="tbl-5-8"/>
+      <w:bookmarkEnd w:id="197"/>
       <w:r>
         <w:t xml:space="preserve"> </w:t>
       </w:r>
@@ -30473,8 +31000,8 @@
         <w:t xml:space="preserve">.</w:t>
       </w:r>
     </w:p>
-    <w:bookmarkEnd w:id="197"/>
-    <w:bookmarkStart w:id="202" w:name="Xeebf24f922758d980ac6acd952eee470667ca9a"/>
+    <w:bookmarkEnd w:id="198"/>
+    <w:bookmarkStart w:id="203" w:name="Xeebf24f922758d980ac6acd952eee470667ca9a"/>
     <w:p>
       <w:pPr>
         <w:pStyle w:val="Heading3"/>
@@ -30848,18 +31375,18 @@
           <wp:inline>
             <wp:extent cx="5334000" cy="2111375"/>
             <wp:effectExtent b="0" l="0" r="0" t="0"/>
-            <wp:docPr descr="" title="" id="199" name="Picture"/>
+            <wp:docPr descr="" title="" id="200" name="Picture"/>
             <a:graphic>
               <a:graphicData uri="http://schemas.openxmlformats.org/drawingml/2006/picture">
                 <pic:pic>
                   <pic:nvPicPr>
-                    <pic:cNvPr descr="figures/fig-ch5-nfr-p2.png" id="200" name="Picture"/>
+                    <pic:cNvPr descr="figures/fig-ch5-nfr-p2.png" id="201" name="Picture"/>
                     <pic:cNvPicPr>
                       <a:picLocks noChangeArrowheads="1" noChangeAspect="1"/>
                     </pic:cNvPicPr>
                   </pic:nvPicPr>
                   <pic:blipFill>
-                    <a:blip r:embed="rId198"/>
+                    <a:blip r:embed="rId199"/>
                     <a:stretch>
                       <a:fillRect/>
                     </a:stretch>
@@ -30897,8 +31424,8 @@
         </w:rPr>
         <w:t xml:space="preserve">Hình 5.2.</w:t>
       </w:r>
-      <w:bookmarkStart w:id="201" w:name="fig-5-2"/>
-      <w:bookmarkEnd w:id="201"/>
+      <w:bookmarkStart w:id="202" w:name="fig-5-2"/>
+      <w:bookmarkEnd w:id="202"/>
       <w:r>
         <w:t xml:space="preserve"> </w:t>
       </w:r>
@@ -30906,8 +31433,8 @@
         <w:t xml:space="preserve">Sáu lần đo NFR-P2 trong các điều kiện máy khác nhau.</w:t>
       </w:r>
     </w:p>
-    <w:bookmarkEnd w:id="202"/>
-    <w:bookmarkStart w:id="207" w:name="X25c8b71c2487a5c9569376abd8229af2816ba81"/>
+    <w:bookmarkEnd w:id="203"/>
+    <w:bookmarkStart w:id="208" w:name="X25c8b71c2487a5c9569376abd8229af2816ba81"/>
     <w:p>
       <w:pPr>
         <w:pStyle w:val="Heading3"/>
@@ -31323,18 +31850,18 @@
           <wp:inline>
             <wp:extent cx="5334000" cy="1215536"/>
             <wp:effectExtent b="0" l="0" r="0" t="0"/>
-            <wp:docPr descr="" title="" id="204" name="Picture"/>
+            <wp:docPr descr="" title="" id="205" name="Picture"/>
             <a:graphic>
               <a:graphicData uri="http://schemas.openxmlformats.org/drawingml/2006/picture">
                 <pic:pic>
                   <pic:nvPicPr>
-                    <pic:cNvPr descr="figures/fig-ch5-dedup-51H14573.png" id="205" name="Picture"/>
+                    <pic:cNvPr descr="figures/fig-ch5-dedup-51H14573.png" id="206" name="Picture"/>
                     <pic:cNvPicPr>
                       <a:picLocks noChangeArrowheads="1" noChangeAspect="1"/>
                     </pic:cNvPicPr>
                   </pic:nvPicPr>
                   <pic:blipFill>
-                    <a:blip r:embed="rId203"/>
+                    <a:blip r:embed="rId204"/>
                     <a:stretch>
                       <a:fillRect/>
                     </a:stretch>
@@ -31372,8 +31899,8 @@
         </w:rPr>
         <w:t xml:space="preserve">Hình 5.3.</w:t>
       </w:r>
-      <w:bookmarkStart w:id="206" w:name="fig-5-3"/>
-      <w:bookmarkEnd w:id="206"/>
+      <w:bookmarkStart w:id="207" w:name="fig-5-3"/>
+      <w:bookmarkEnd w:id="207"/>
       <w:r>
         <w:t xml:space="preserve"> </w:t>
       </w:r>
@@ -31470,8 +31997,8 @@
         <w:t xml:space="preserve">.</w:t>
       </w:r>
     </w:p>
-    <w:bookmarkEnd w:id="207"/>
-    <w:bookmarkStart w:id="209" w:name="X16b4eaa49758ce901c811cabf4d14d88e7a2bfd"/>
+    <w:bookmarkEnd w:id="208"/>
+    <w:bookmarkStart w:id="210" w:name="X16b4eaa49758ce901c811cabf4d14d88e7a2bfd"/>
     <w:p>
       <w:pPr>
         <w:pStyle w:val="Heading3"/>
@@ -31541,8 +32068,8 @@
         </w:rPr>
         <w:t xml:space="preserve">Bảng 5.9.</w:t>
       </w:r>
-      <w:bookmarkStart w:id="208" w:name="tbl-5-9"/>
-      <w:bookmarkEnd w:id="208"/>
+      <w:bookmarkStart w:id="209" w:name="tbl-5-9"/>
+      <w:bookmarkEnd w:id="209"/>
       <w:r>
         <w:t xml:space="preserve"> </w:t>
       </w:r>
@@ -32228,9 +32755,9 @@
         <w:t xml:space="preserve">ở mục 5.6.3.</w:t>
       </w:r>
     </w:p>
-    <w:bookmarkEnd w:id="209"/>
     <w:bookmarkEnd w:id="210"/>
-    <w:bookmarkStart w:id="212" w:name="Xc0bff015dc90ee963680e4537fb902858c5b63d"/>
+    <w:bookmarkEnd w:id="211"/>
+    <w:bookmarkStart w:id="213" w:name="Xc0bff015dc90ee963680e4537fb902858c5b63d"/>
     <w:p>
       <w:pPr>
         <w:pStyle w:val="Heading2"/>
@@ -32321,8 +32848,8 @@
         </w:rPr>
         <w:t xml:space="preserve">Bảng 5.10.</w:t>
       </w:r>
-      <w:bookmarkStart w:id="211" w:name="tbl-5-10"/>
-      <w:bookmarkEnd w:id="211"/>
+      <w:bookmarkStart w:id="212" w:name="tbl-5-10"/>
+      <w:bookmarkEnd w:id="212"/>
       <w:r>
         <w:t xml:space="preserve"> </w:t>
       </w:r>
@@ -33258,8 +33785,8 @@
         </w:tc>
       </w:tr>
     </w:tbl>
-    <w:bookmarkEnd w:id="212"/>
-    <w:bookmarkStart w:id="216" w:name="Xe422198b1000e64c715229721cb79be428798c5"/>
+    <w:bookmarkEnd w:id="213"/>
+    <w:bookmarkStart w:id="217" w:name="Xe422198b1000e64c715229721cb79be428798c5"/>
     <w:p>
       <w:pPr>
         <w:pStyle w:val="Heading2"/>
@@ -33279,8 +33806,8 @@
         </w:rPr>
         <w:t xml:space="preserve">Bảng 5.11.</w:t>
       </w:r>
-      <w:bookmarkStart w:id="213" w:name="tbl-5-11"/>
-      <w:bookmarkEnd w:id="213"/>
+      <w:bookmarkStart w:id="214" w:name="tbl-5-11"/>
+      <w:bookmarkEnd w:id="214"/>
       <w:r>
         <w:t xml:space="preserve"> </w:t>
       </w:r>
@@ -34274,7 +34801,7 @@
         <w:t xml:space="preserve">, nên bước phát hiện không chạy và hai loại lỗi ấy về nguyên tắc không thể xuất hiện ở đây; chúng được đo riêng ở tầng bộ phát hiện tại mục 5.4.</w:t>
       </w:r>
     </w:p>
-    <w:bookmarkStart w:id="215" w:name="Xf7ffed5b8bce220fac4123584059a67f83f82f2"/>
+    <w:bookmarkStart w:id="216" w:name="Xf7ffed5b8bce220fac4123584059a67f83f82f2"/>
     <w:p>
       <w:pPr>
         <w:pStyle w:val="Heading3"/>
@@ -34315,8 +34842,8 @@
         </w:rPr>
         <w:t xml:space="preserve">Bảng 5.12.</w:t>
       </w:r>
-      <w:bookmarkStart w:id="214" w:name="tbl-5-12"/>
-      <w:bookmarkEnd w:id="214"/>
+      <w:bookmarkStart w:id="215" w:name="tbl-5-12"/>
+      <w:bookmarkEnd w:id="215"/>
       <w:r>
         <w:t xml:space="preserve"> </w:t>
       </w:r>
@@ -34984,9 +35511,9 @@
         <w:t xml:space="preserve">— 72,34% so với 95,41% của biển một dòng, chênh 23,07 điểm phần trăm, trong khi biển hai dòng chiếm 79,8% ngữ liệu đánh giá. Đây cũng là hướng cải thiện quan trọng nhất được nêu ở mục 6.3.</w:t>
       </w:r>
     </w:p>
-    <w:bookmarkEnd w:id="215"/>
     <w:bookmarkEnd w:id="216"/>
-    <w:bookmarkStart w:id="219" w:name="X17c38d19be0e29160aa374b565370025cd3cedc"/>
+    <w:bookmarkEnd w:id="217"/>
+    <w:bookmarkStart w:id="220" w:name="X17c38d19be0e29160aa374b565370025cd3cedc"/>
     <w:p>
       <w:pPr>
         <w:pStyle w:val="Heading2"/>
@@ -34995,7 +35522,7 @@
         <w:t xml:space="preserve">5.9. Bàn luận</w:t>
       </w:r>
     </w:p>
-    <w:bookmarkStart w:id="218" w:name="X570e46bf0687397884670411faaa7bf4a3f6fe0"/>
+    <w:bookmarkStart w:id="219" w:name="X570e46bf0687397884670411faaa7bf4a3f6fe0"/>
     <w:p>
       <w:pPr>
         <w:pStyle w:val="Heading3"/>
@@ -35041,8 +35568,8 @@
         </w:rPr>
         <w:t xml:space="preserve">Bảng 5.13.</w:t>
       </w:r>
-      <w:bookmarkStart w:id="217" w:name="tbl-5-13"/>
-      <w:bookmarkEnd w:id="217"/>
+      <w:bookmarkStart w:id="218" w:name="tbl-5-13"/>
+      <w:bookmarkEnd w:id="218"/>
       <w:r>
         <w:t xml:space="preserve"> </w:t>
       </w:r>
@@ -35718,10 +36245,10 @@
         <w:br w:type="page"/>
       </w:r>
     </w:p>
-    <w:bookmarkEnd w:id="218"/>
     <w:bookmarkEnd w:id="219"/>
     <w:bookmarkEnd w:id="220"/>
-    <w:bookmarkStart w:id="228" w:name="chương-6-kết-luận-và-hướng-phát-triển"/>
+    <w:bookmarkEnd w:id="221"/>
+    <w:bookmarkStart w:id="229" w:name="chương-6-kết-luận-và-hướng-phát-triển"/>
     <w:p>
       <w:pPr>
         <w:pStyle w:val="Heading1"/>
@@ -35730,7 +36257,7 @@
         <w:t xml:space="preserve">CHƯƠNG 6. KẾT LUẬN VÀ HƯỚNG PHÁT TRIỂN</w:t>
       </w:r>
     </w:p>
-    <w:bookmarkStart w:id="222" w:name="Xb83df606b245f1fa37530db85d26da9c381b41b"/>
+    <w:bookmarkStart w:id="223" w:name="Xb83df606b245f1fa37530db85d26da9c381b41b"/>
     <w:p>
       <w:pPr>
         <w:pStyle w:val="Heading2"/>
@@ -35787,8 +36314,8 @@
         </w:rPr>
         <w:t xml:space="preserve">Bảng 6.1.</w:t>
       </w:r>
-      <w:bookmarkStart w:id="221" w:name="tbl-6-1"/>
-      <w:bookmarkEnd w:id="221"/>
+      <w:bookmarkStart w:id="222" w:name="tbl-6-1"/>
+      <w:bookmarkEnd w:id="222"/>
       <w:r>
         <w:t xml:space="preserve"> </w:t>
       </w:r>
@@ -36689,11 +37216,11 @@
         <w:t xml:space="preserve"> </w:t>
       </w:r>
       <w:r>
-        <w:t xml:space="preserve">mà không thay đổi trọng số và mọi chỉ số độ chính xác giữ nguyên (4.6.8); và khử trùng lặp mờ gom 17 trên 44 cách đọc về đúng một bản ghi mỗi xe (4.7.2). Ngoài các con số, đồ án để lại một quy trình đánh giá có kiểm chứng: mọi số liệu sinh lại được bằng một lệnh, và các kết quả âm được ghi lại thay vì bỏ đi.</w:t>
-      </w:r>
-    </w:p>
-    <w:bookmarkEnd w:id="222"/>
-    <w:bookmarkStart w:id="224" w:name="X1f36a3640c9e310e5e9f84e347ef7e1a0c2a324"/>
+        <w:t xml:space="preserve">mà mọi chỉ số độ chính xác giữ nguyên (4.6.8), và khử trùng lặp mờ gom 17 trên 44 cách đọc về đúng một bản ghi mỗi xe (4.7.2). Đồ án cũng để lại một quy trình đánh giá có kiểm chứng: mọi số liệu sinh lại được bằng một lệnh, và các kết quả âm được ghi lại thay vì bỏ đi.</w:t>
+      </w:r>
+    </w:p>
+    <w:bookmarkEnd w:id="223"/>
+    <w:bookmarkStart w:id="225" w:name="X1f36a3640c9e310e5e9f84e347ef7e1a0c2a324"/>
     <w:p>
       <w:pPr>
         <w:pStyle w:val="Heading2"/>
@@ -36721,8 +37248,8 @@
         </w:rPr>
         <w:t xml:space="preserve">Bảng 6.2.</w:t>
       </w:r>
-      <w:bookmarkStart w:id="223" w:name="tbl-6-2"/>
-      <w:bookmarkEnd w:id="223"/>
+      <w:bookmarkStart w:id="224" w:name="tbl-6-2"/>
+      <w:bookmarkEnd w:id="224"/>
       <w:r>
         <w:t xml:space="preserve"> </w:t>
       </w:r>
@@ -37435,8 +37962,8 @@
         </w:tc>
       </w:tr>
     </w:tbl>
-    <w:bookmarkEnd w:id="224"/>
-    <w:bookmarkStart w:id="226" w:name="Xf043620ea494c29eb5cd98da852a1ed6f0ba165"/>
+    <w:bookmarkEnd w:id="225"/>
+    <w:bookmarkStart w:id="227" w:name="Xf043620ea494c29eb5cd98da852a1ed6f0ba165"/>
     <w:p>
       <w:pPr>
         <w:pStyle w:val="Heading2"/>
@@ -37464,8 +37991,8 @@
         </w:rPr>
         <w:t xml:space="preserve">Bảng 6.3.</w:t>
       </w:r>
-      <w:bookmarkStart w:id="225" w:name="tbl-6-3"/>
-      <w:bookmarkEnd w:id="225"/>
+      <w:bookmarkStart w:id="226" w:name="tbl-6-3"/>
+      <w:bookmarkEnd w:id="226"/>
       <w:r>
         <w:t xml:space="preserve"> </w:t>
       </w:r>
@@ -38206,8 +38733,8 @@
         </w:tc>
       </w:tr>
     </w:tbl>
-    <w:bookmarkEnd w:id="226"/>
-    <w:bookmarkStart w:id="227" w:name="Xc3f4b05ddc489b3b83793ce2ad798163de00527"/>
+    <w:bookmarkEnd w:id="227"/>
+    <w:bookmarkStart w:id="228" w:name="Xc3f4b05ddc489b3b83793ce2ad798163de00527"/>
     <w:p>
       <w:pPr>
         <w:pStyle w:val="Heading2"/>
@@ -38287,9 +38814,9 @@
         <w:br w:type="page"/>
       </w:r>
     </w:p>
-    <w:bookmarkEnd w:id="227"/>
     <w:bookmarkEnd w:id="228"/>
-    <w:bookmarkStart w:id="248" w:name="tài-liệu-tham-khảo"/>
+    <w:bookmarkEnd w:id="229"/>
+    <w:bookmarkStart w:id="249" w:name="tài-liệu-tham-khảo"/>
     <w:p>
       <w:pPr>
         <w:pStyle w:val="Heading1"/>
@@ -38342,7 +38869,7 @@
       <w:r>
         <w:t xml:space="preserve"> </w:t>
       </w:r>
-      <w:hyperlink r:id="rId229">
+      <w:hyperlink r:id="rId230">
         <w:r>
           <w:rPr>
             <w:rStyle w:val="Hyperlink"/>
@@ -38367,7 +38894,7 @@
       <w:r>
         <w:t xml:space="preserve"> </w:t>
       </w:r>
-      <w:hyperlink r:id="rId230">
+      <w:hyperlink r:id="rId231">
         <w:r>
           <w:rPr>
             <w:rStyle w:val="Hyperlink"/>
@@ -38400,7 +38927,7 @@
       <w:r>
         <w:t xml:space="preserve"> </w:t>
       </w:r>
-      <w:hyperlink r:id="rId231">
+      <w:hyperlink r:id="rId232">
         <w:r>
           <w:rPr>
             <w:rStyle w:val="Hyperlink"/>
@@ -38425,7 +38952,7 @@
       <w:r>
         <w:t xml:space="preserve"> </w:t>
       </w:r>
-      <w:hyperlink r:id="rId232">
+      <w:hyperlink r:id="rId233">
         <w:r>
           <w:rPr>
             <w:rStyle w:val="Hyperlink"/>
@@ -38450,7 +38977,7 @@
       <w:r>
         <w:t xml:space="preserve"> </w:t>
       </w:r>
-      <w:hyperlink r:id="rId233">
+      <w:hyperlink r:id="rId234">
         <w:r>
           <w:rPr>
             <w:rStyle w:val="Hyperlink"/>
@@ -38475,7 +39002,7 @@
       <w:r>
         <w:t xml:space="preserve"> </w:t>
       </w:r>
-      <w:hyperlink r:id="rId234">
+      <w:hyperlink r:id="rId235">
         <w:r>
           <w:rPr>
             <w:rStyle w:val="Hyperlink"/>
@@ -38500,7 +39027,7 @@
       <w:r>
         <w:t xml:space="preserve"> </w:t>
       </w:r>
-      <w:hyperlink r:id="rId235">
+      <w:hyperlink r:id="rId236">
         <w:r>
           <w:rPr>
             <w:rStyle w:val="Hyperlink"/>
@@ -38538,7 +39065,7 @@
       <w:r>
         <w:t xml:space="preserve"> </w:t>
       </w:r>
-      <w:hyperlink r:id="rId236">
+      <w:hyperlink r:id="rId237">
         <w:r>
           <w:rPr>
             <w:rStyle w:val="Hyperlink"/>
@@ -38563,7 +39090,7 @@
       <w:r>
         <w:t xml:space="preserve"> </w:t>
       </w:r>
-      <w:hyperlink r:id="rId237">
+      <w:hyperlink r:id="rId238">
         <w:r>
           <w:rPr>
             <w:rStyle w:val="Hyperlink"/>
@@ -38601,7 +39128,7 @@
       <w:r>
         <w:t xml:space="preserve"> </w:t>
       </w:r>
-      <w:hyperlink r:id="rId238">
+      <w:hyperlink r:id="rId239">
         <w:r>
           <w:rPr>
             <w:rStyle w:val="Hyperlink"/>
@@ -38626,7 +39153,7 @@
       <w:r>
         <w:t xml:space="preserve"> </w:t>
       </w:r>
-      <w:hyperlink r:id="rId239">
+      <w:hyperlink r:id="rId240">
         <w:r>
           <w:rPr>
             <w:rStyle w:val="Hyperlink"/>
@@ -38651,7 +39178,7 @@
       <w:r>
         <w:t xml:space="preserve"> </w:t>
       </w:r>
-      <w:hyperlink r:id="rId240">
+      <w:hyperlink r:id="rId241">
         <w:r>
           <w:rPr>
             <w:rStyle w:val="Hyperlink"/>
@@ -38710,7 +39237,7 @@
       <w:r>
         <w:t xml:space="preserve"> </w:t>
       </w:r>
-      <w:hyperlink r:id="rId241">
+      <w:hyperlink r:id="rId242">
         <w:r>
           <w:rPr>
             <w:rStyle w:val="Hyperlink"/>
@@ -38748,7 +39275,7 @@
       <w:r>
         <w:t xml:space="preserve"> </w:t>
       </w:r>
-      <w:hyperlink r:id="rId242">
+      <w:hyperlink r:id="rId243">
         <w:r>
           <w:rPr>
             <w:rStyle w:val="Hyperlink"/>
@@ -38786,7 +39313,7 @@
       <w:r>
         <w:t xml:space="preserve"> </w:t>
       </w:r>
-      <w:hyperlink r:id="rId243">
+      <w:hyperlink r:id="rId244">
         <w:r>
           <w:rPr>
             <w:rStyle w:val="Hyperlink"/>
@@ -38832,7 +39359,7 @@
       <w:r>
         <w:t xml:space="preserve"> </w:t>
       </w:r>
-      <w:hyperlink r:id="rId244">
+      <w:hyperlink r:id="rId245">
         <w:r>
           <w:rPr>
             <w:rStyle w:val="Hyperlink"/>
@@ -38857,7 +39384,7 @@
       <w:r>
         <w:t xml:space="preserve"> </w:t>
       </w:r>
-      <w:hyperlink r:id="rId245">
+      <w:hyperlink r:id="rId246">
         <w:r>
           <w:rPr>
             <w:rStyle w:val="Hyperlink"/>
@@ -38903,7 +39430,7 @@
       <w:r>
         <w:t xml:space="preserve"> </w:t>
       </w:r>
-      <w:hyperlink r:id="rId246">
+      <w:hyperlink r:id="rId247">
         <w:r>
           <w:rPr>
             <w:rStyle w:val="Hyperlink"/>
@@ -38928,7 +39455,7 @@
       <w:r>
         <w:t xml:space="preserve"> </w:t>
       </w:r>
-      <w:hyperlink r:id="rId247">
+      <w:hyperlink r:id="rId248">
         <w:r>
           <w:rPr>
             <w:rStyle w:val="Hyperlink"/>
@@ -38942,14 +39469,120 @@
       <w:r>
         <w:t xml:space="preserve">(truy cập ngày 2026-07-19).</w:t>
       </w:r>
+      <w:r>
+        <w:t xml:space="preserve"> </w:t>
+      </w:r>
+      <w:r>
+        <w:t xml:space="preserve">[25] N. V. Huy và cộng sự (Học viện Kỹ thuật Quân sự), "An efficient method to improve the accuracy of Vietnamese vehicle license plate recognition," trong</w:t>
+      </w:r>
+      <w:r>
+        <w:t xml:space="preserve"> </w:t>
+      </w:r>
+      <w:r>
+        <w:rPr>
+          <w:i/>
+          <w:iCs/>
+        </w:rPr>
+        <w:t xml:space="preserve">International Conference on Multimedia Analysis and Pattern Recognition (MAPR)</w:t>
+      </w:r>
+      <w:r>
+        <w:t xml:space="preserve">, IEEE, 2021. doi: 10.1109/MAPR53640.2021.9585279.</w:t>
+      </w:r>
+    </w:p>
+    <w:p>
+      <w:pPr>
+        <w:pStyle w:val="BodyText"/>
+      </w:pPr>
+      <w:r>
+        <w:t xml:space="preserve">[26] T. A. Dat, T. K. Linh, V. H. Nam, "A Multi-Angle View Model for Vietnamese License Plate Recognition,"</w:t>
+      </w:r>
+      <w:r>
+        <w:t xml:space="preserve"> </w:t>
+      </w:r>
+      <w:r>
+        <w:rPr>
+          <w:i/>
+          <w:iCs/>
+        </w:rPr>
+        <w:t xml:space="preserve">arXiv preprint</w:t>
+      </w:r>
+      <w:r>
+        <w:t xml:space="preserve"> </w:t>
+      </w:r>
+      <w:r>
+        <w:t xml:space="preserve">arXiv:2309.12972, 2023.</w:t>
+      </w:r>
+    </w:p>
+    <w:p>
+      <w:pPr>
+        <w:pStyle w:val="BodyText"/>
+      </w:pPr>
+      <w:r>
+        <w:t xml:space="preserve">[27] D. H. Le, D. Mazumder, L. D. Quach, S. Banerjee, V. D. Nguyen, "A Three-Stage YOLOv8 Architecture for Motorcycle License Plate Recognition," trong</w:t>
+      </w:r>
+      <w:r>
+        <w:t xml:space="preserve"> </w:t>
+      </w:r>
+      <w:r>
+        <w:rPr>
+          <w:i/>
+          <w:iCs/>
+        </w:rPr>
+        <w:t xml:space="preserve">Future Data and Security Engineering (FDSE)</w:t>
+      </w:r>
+      <w:r>
+        <w:t xml:space="preserve">, Springer CCIS vol. 1925, 2023. doi: 10.1007/978-981-99-8296-7_5.</w:t>
+      </w:r>
+    </w:p>
+    <w:p>
+      <w:pPr>
+        <w:pStyle w:val="BodyText"/>
+      </w:pPr>
+      <w:r>
+        <w:t xml:space="preserve">[28] Tran, Bui, "Lightweight License Plate Recognition on Embedded Devices," trong</w:t>
+      </w:r>
+      <w:r>
+        <w:t xml:space="preserve"> </w:t>
+      </w:r>
+      <w:r>
+        <w:rPr>
+          <w:i/>
+          <w:iCs/>
+        </w:rPr>
+        <w:t xml:space="preserve">Multi-disciplinary International Conference on Artificial Intelligence (MIWAI)</w:t>
+      </w:r>
+      <w:r>
+        <w:t xml:space="preserve">, Springer, 2024. doi: 10.1007/978-981-96-0695-5_19.</w:t>
+      </w:r>
+    </w:p>
+    <w:p>
+      <w:pPr>
+        <w:pStyle w:val="BodyText"/>
+      </w:pPr>
+      <w:r>
+        <w:t xml:space="preserve">[29] Đặng Thị Dung và cộng sự, "So sánh các mô hình YOLOv8 và YOLO-NAS trong phát hiện biển số xe,"</w:t>
+      </w:r>
+      <w:r>
+        <w:t xml:space="preserve"> </w:t>
+      </w:r>
+      <w:r>
+        <w:rPr>
+          <w:i/>
+          <w:iCs/>
+        </w:rPr>
+        <w:t xml:space="preserve">TNU Journal of Science and Technology</w:t>
+      </w:r>
+      <w:r>
+        <w:t xml:space="preserve">, q. 229, s. 07, tr. 156–167, 2024.</w:t>
+      </w:r>
     </w:p>
     <w:p>
       <w:r>
         <w:br w:type="page"/>
       </w:r>
     </w:p>
-    <w:bookmarkEnd w:id="248"/>
-    <w:bookmarkStart w:id="258" w:name="phụ-lục"/>
+    <w:bookmarkEnd w:id="249"/>
+    <w:bookmarkStart w:id="259" w:name="phụ-lục"/>
     <w:p>
       <w:pPr>
         <w:pStyle w:val="Heading1"/>
@@ -38958,7 +39591,7 @@
         <w:t xml:space="preserve">PHỤ LỤC</w:t>
       </w:r>
     </w:p>
-    <w:bookmarkStart w:id="249" w:name="phụ-lục-i-mã-vùng-biển-số"/>
+    <w:bookmarkStart w:id="250" w:name="phụ-lục-i-mã-vùng-biển-số"/>
     <w:p>
       <w:pPr>
         <w:pStyle w:val="Heading2"/>
@@ -40068,8 +40701,8 @@
         </w:pict>
       </w:r>
     </w:p>
-    <w:bookmarkEnd w:id="249"/>
-    <w:bookmarkStart w:id="250" w:name="phụ-lục-ii-ghi-công-giấy-phép-bộ-dữ-liệu"/>
+    <w:bookmarkEnd w:id="250"/>
+    <w:bookmarkStart w:id="251" w:name="phụ-lục-ii-ghi-công-giấy-phép-bộ-dữ-liệu"/>
     <w:p>
       <w:pPr>
         <w:pStyle w:val="Heading2"/>
@@ -40241,8 +40874,8 @@
         </w:pict>
       </w:r>
     </w:p>
-    <w:bookmarkEnd w:id="250"/>
-    <w:bookmarkStart w:id="251" w:name="phụ-lục-iii-nơi-tra-cứu-phần-chi-tiết"/>
+    <w:bookmarkEnd w:id="251"/>
+    <w:bookmarkStart w:id="252" w:name="phụ-lục-iii-nơi-tra-cứu-phần-chi-tiết"/>
     <w:p>
       <w:pPr>
         <w:pStyle w:val="Heading2"/>
@@ -40508,8 +41141,8 @@
         </w:pict>
       </w:r>
     </w:p>
-    <w:bookmarkEnd w:id="251"/>
-    <w:bookmarkStart w:id="252" w:name="X7fb6a528316f7036dacca02751df6f94924cece"/>
+    <w:bookmarkEnd w:id="252"/>
+    <w:bookmarkStart w:id="253" w:name="X7fb6a528316f7036dacca02751df6f94924cece"/>
     <w:p>
       <w:pPr>
         <w:pStyle w:val="Heading2"/>
@@ -40917,8 +41550,8 @@
         </w:pict>
       </w:r>
     </w:p>
-    <w:bookmarkEnd w:id="252"/>
-    <w:bookmarkStart w:id="253" w:name="X58a39c5f80e0b08787474a1d323ba2b0a9ab3d5"/>
+    <w:bookmarkEnd w:id="253"/>
+    <w:bookmarkStart w:id="254" w:name="X58a39c5f80e0b08787474a1d323ba2b0a9ab3d5"/>
     <w:p>
       <w:pPr>
         <w:pStyle w:val="Heading2"/>
@@ -42161,8 +42794,8 @@
         </w:pict>
       </w:r>
     </w:p>
-    <w:bookmarkEnd w:id="253"/>
-    <w:bookmarkStart w:id="254" w:name="X372a9192b8ed2f6e8d5f2b5c6c530334fa12e2b"/>
+    <w:bookmarkEnd w:id="254"/>
+    <w:bookmarkStart w:id="255" w:name="X372a9192b8ed2f6e8d5f2b5c6c530334fa12e2b"/>
     <w:p>
       <w:pPr>
         <w:pStyle w:val="Heading2"/>
@@ -42712,8 +43345,8 @@
         </w:pict>
       </w:r>
     </w:p>
-    <w:bookmarkEnd w:id="254"/>
-    <w:bookmarkStart w:id="255" w:name="X1fa234f60550cc28491afedce20a9231432a4b0"/>
+    <w:bookmarkEnd w:id="255"/>
+    <w:bookmarkStart w:id="256" w:name="X1fa234f60550cc28491afedce20a9231432a4b0"/>
     <w:p>
       <w:pPr>
         <w:pStyle w:val="Heading2"/>
@@ -44377,8 +45010,8 @@
         </w:pict>
       </w:r>
     </w:p>
-    <w:bookmarkEnd w:id="255"/>
-    <w:bookmarkStart w:id="256" w:name="Xbb00dc46582cead5c581d76d1d5d8e8e49edf8d"/>
+    <w:bookmarkEnd w:id="256"/>
+    <w:bookmarkStart w:id="257" w:name="Xbb00dc46582cead5c581d76d1d5d8e8e49edf8d"/>
     <w:p>
       <w:pPr>
         <w:pStyle w:val="Heading2"/>
@@ -45675,8 +46308,8 @@
         </w:pict>
       </w:r>
     </w:p>
-    <w:bookmarkEnd w:id="256"/>
-    <w:bookmarkStart w:id="257" w:name="X82e5ab55a086c1ec18ffa309d754b59dbd5260a"/>
+    <w:bookmarkEnd w:id="257"/>
+    <w:bookmarkStart w:id="258" w:name="X82e5ab55a086c1ec18ffa309d754b59dbd5260a"/>
     <w:p>
       <w:pPr>
         <w:pStyle w:val="Heading2"/>
@@ -46136,8 +46769,8 @@
         <w:br w:type="page"/>
       </w:r>
     </w:p>
-    <w:bookmarkEnd w:id="257"/>
     <w:bookmarkEnd w:id="258"/>
+    <w:bookmarkEnd w:id="259"/>
     <w:sectPr>
       <w:footnotePr>
         <w:numRestart w:val="eachSect"/>

--- a/nop/01-do-an-tot-nghiep.docx
+++ b/nop/01-do-an-tot-nghiep.docx
@@ -1568,7 +1568,7 @@
               <w:pStyle w:val="Compact"/>
             </w:pPr>
             <w:r>
-              <w:t xml:space="preserve">Năm công trình ALPR cho biển số Việt Nam trong tập khảo sát</w:t>
+              <w:t xml:space="preserve">Tóm tắt một số công trình ALPR cho biển số Việt Nam được khảo sát</w:t>
             </w:r>
           </w:p>
         </w:tc>
@@ -11446,7 +11446,7 @@
         <w:t xml:space="preserve"> </w:t>
       </w:r>
       <w:r>
-        <w:t xml:space="preserve">Năm công trình ALPR cho biển số Việt Nam trong tập khảo sát</w:t>
+        <w:t xml:space="preserve">Tóm tắt một số công trình ALPR cho biển số Việt Nam được khảo sát</w:t>
       </w:r>
     </w:p>
     <w:tbl>
@@ -11456,10 +11456,12 @@
         <w:tblLook w:firstRow="1" w:lastRow="0" w:firstColumn="0" w:lastColumn="0" w:noHBand="0" w:noVBand="0" w:val="0020"/>
       </w:tblPr>
       <w:tblGrid>
-        <w:gridCol w:w="1980"/>
-        <w:gridCol w:w="1980"/>
-        <w:gridCol w:w="1980"/>
-        <w:gridCol w:w="1980"/>
+        <w:gridCol w:w="1320"/>
+        <w:gridCol w:w="1320"/>
+        <w:gridCol w:w="1320"/>
+        <w:gridCol w:w="1320"/>
+        <w:gridCol w:w="1320"/>
+        <w:gridCol w:w="1320"/>
       </w:tblGrid>
       <w:tr>
         <w:trPr>
@@ -11481,6 +11483,18 @@
           <w:p>
             <w:pPr>
               <w:pStyle w:val="Compact"/>
+              <w:jc w:val="center"/>
+            </w:pPr>
+            <w:r>
+              <w:t xml:space="preserve">Năm</w:t>
+            </w:r>
+          </w:p>
+        </w:tc>
+        <w:tc>
+          <w:tcPr/>
+          <w:p>
+            <w:pPr>
+              <w:pStyle w:val="Compact"/>
             </w:pPr>
             <w:r>
               <w:t xml:space="preserve">Khối phát hiện</w:t>
@@ -11505,7 +11519,18 @@
               <w:pStyle w:val="Compact"/>
             </w:pPr>
             <w:r>
-              <w:t xml:space="preserve">Chỉ số được báo cáo</w:t>
+              <w:t xml:space="preserve">Chỉ số báo cáo</w:t>
+            </w:r>
+          </w:p>
+        </w:tc>
+        <w:tc>
+          <w:tcPr/>
+          <w:p>
+            <w:pPr>
+              <w:pStyle w:val="Compact"/>
+            </w:pPr>
+            <w:r>
+              <w:t xml:space="preserve">Hạn chế đối với câu hỏi của đồ án</w:t>
             </w:r>
           </w:p>
         </w:tc>
@@ -11518,7 +11543,19 @@
               <w:pStyle w:val="Compact"/>
             </w:pPr>
             <w:r>
-              <w:t xml:space="preserve">Học viện Kỹ thuật Quân sự, MAPR 2021 [25]</w:t>
+              <w:t xml:space="preserve">Nguyen Quoc và cộng sự, MAPR [25]</w:t>
+            </w:r>
+          </w:p>
+        </w:tc>
+        <w:tc>
+          <w:tcPr/>
+          <w:p>
+            <w:pPr>
+              <w:pStyle w:val="Compact"/>
+              <w:jc w:val="center"/>
+            </w:pPr>
+            <w:r>
+              <w:t xml:space="preserve">2021</w:t>
             </w:r>
           </w:p>
         </w:tc>
@@ -11561,7 +11598,7 @@
               <w:pStyle w:val="Compact"/>
             </w:pPr>
             <w:r>
-              <w:t xml:space="preserve">mIoU 95,01%;</w:t>
+              <w:t xml:space="preserve">Chuỗi</w:t>
             </w:r>
             <w:r>
               <w:t xml:space="preserve"> </w:t>
@@ -11571,10 +11608,21 @@
                 <w:b/>
                 <w:bCs/>
               </w:rPr>
-              <w:t xml:space="preserve">chuỗi 99,28%</w:t>
-            </w:r>
-            <w:r>
-              <w:t xml:space="preserve">, ký tự 99,7%</w:t>
+              <w:t xml:space="preserve">99,28%</w:t>
+            </w:r>
+            <w:r>
+              <w:t xml:space="preserve">, ký tự 99,7%; mIoU 95,01%</w:t>
+            </w:r>
+          </w:p>
+        </w:tc>
+        <w:tc>
+          <w:tcPr/>
+          <w:p>
+            <w:pPr>
+              <w:pStyle w:val="Compact"/>
+            </w:pPr>
+            <w:r>
+              <w:t xml:space="preserve">Tập dữ liệu riêng không công khai; không tách theo bố cục biển</w:t>
             </w:r>
           </w:p>
         </w:tc>
@@ -11587,7 +11635,19 @@
               <w:pStyle w:val="Compact"/>
             </w:pPr>
             <w:r>
-              <w:t xml:space="preserve">Trần Anh Đạt và cộng sự, 2023 [26]</w:t>
+              <w:t xml:space="preserve">Tran-Anh và cộng sự [26]</w:t>
+            </w:r>
+          </w:p>
+        </w:tc>
+        <w:tc>
+          <w:tcPr/>
+          <w:p>
+            <w:pPr>
+              <w:pStyle w:val="Compact"/>
+              <w:jc w:val="center"/>
+            </w:pPr>
+            <w:r>
+              <w:t xml:space="preserve">2023</w:t>
             </w:r>
           </w:p>
         </w:tc>
@@ -11630,7 +11690,18 @@
               <w:t xml:space="preserve"> </w:t>
             </w:r>
             <w:r>
-              <w:t xml:space="preserve">trên tập PTITPlates (500 ảnh)</w:t>
+              <w:t xml:space="preserve">trên PTITPlates (500 ảnh)</w:t>
+            </w:r>
+          </w:p>
+        </w:tc>
+        <w:tc>
+          <w:tcPr/>
+          <w:p>
+            <w:pPr>
+              <w:pStyle w:val="Compact"/>
+            </w:pPr>
+            <w:r>
+              <w:t xml:space="preserve">Không đo đóng góp của khối hậu xử lý</w:t>
             </w:r>
           </w:p>
         </w:tc>
@@ -11643,7 +11714,19 @@
               <w:pStyle w:val="Compact"/>
             </w:pPr>
             <w:r>
-              <w:t xml:space="preserve">Le D. H. và cộng sự, FDSE 2023 [27]</w:t>
+              <w:t xml:space="preserve">Le và cộng sự, FDSE [27]</w:t>
+            </w:r>
+          </w:p>
+        </w:tc>
+        <w:tc>
+          <w:tcPr/>
+          <w:p>
+            <w:pPr>
+              <w:pStyle w:val="Compact"/>
+              <w:jc w:val="center"/>
+            </w:pPr>
+            <w:r>
+              <w:t xml:space="preserve">2023</w:t>
             </w:r>
           </w:p>
         </w:tc>
@@ -11655,16 +11738,6 @@
             </w:pPr>
             <w:r>
               <w:t xml:space="preserve">YOLOv8</w:t>
-            </w:r>
-            <w:r>
-              <w:t xml:space="preserve"> </w:t>
-            </w:r>
-            <w:r>
-              <w:rPr>
-                <w:i/>
-                <w:iCs/>
-              </w:rPr>
-              <w:t xml:space="preserve">(hai tầng: xe máy → biển)</w:t>
             </w:r>
           </w:p>
         </w:tc>
@@ -11692,11 +11765,16 @@
               </w:rPr>
               <w:t xml:space="preserve">mAP 93%</w:t>
             </w:r>
-            <w:r>
-              <w:t xml:space="preserve"> </w:t>
-            </w:r>
-            <w:r>
-              <w:t xml:space="preserve">— chỉ báo cáo chỉ số phát hiện</w:t>
+          </w:p>
+        </w:tc>
+        <w:tc>
+          <w:tcPr/>
+          <w:p>
+            <w:pPr>
+              <w:pStyle w:val="Compact"/>
+            </w:pPr>
+            <w:r>
+              <w:t xml:space="preserve">Chỉ báo cáo chỉ số phát hiện, không có chỉ số đầu cuối</w:t>
             </w:r>
           </w:p>
         </w:tc>
@@ -11709,7 +11787,19 @@
               <w:pStyle w:val="Compact"/>
             </w:pPr>
             <w:r>
-              <w:t xml:space="preserve">Tran và Bui, MIWAI 2024 [28]</w:t>
+              <w:t xml:space="preserve">Tran và Bui, MIWAI [28]</w:t>
+            </w:r>
+          </w:p>
+        </w:tc>
+        <w:tc>
+          <w:tcPr/>
+          <w:p>
+            <w:pPr>
+              <w:pStyle w:val="Compact"/>
+              <w:jc w:val="center"/>
+            </w:pPr>
+            <w:r>
+              <w:t xml:space="preserve">2024</w:t>
             </w:r>
           </w:p>
         </w:tc>
@@ -11749,10 +11839,18 @@
               <w:t xml:space="preserve">95,68%</w:t>
             </w:r>
             <w:r>
-              <w:t xml:space="preserve"> </w:t>
-            </w:r>
-            <w:r>
-              <w:t xml:space="preserve">nhận dạng; 0,478 s/ảnh trên Raspberry Pi 4</w:t>
+              <w:t xml:space="preserve">; 0,478 s/ảnh trên Raspberry Pi 4</w:t>
+            </w:r>
+          </w:p>
+        </w:tc>
+        <w:tc>
+          <w:tcPr/>
+          <w:p>
+            <w:pPr>
+              <w:pStyle w:val="Compact"/>
+            </w:pPr>
+            <w:r>
+              <w:t xml:space="preserve">Không benchmark giữa nhiều bộ nhận dạng</w:t>
             </w:r>
           </w:p>
         </w:tc>
@@ -11765,7 +11863,19 @@
               <w:pStyle w:val="Compact"/>
             </w:pPr>
             <w:r>
-              <w:t xml:space="preserve">Đặng Thị Dung và cộng sự, 2024 [29]</w:t>
+              <w:t xml:space="preserve">Đặng Thị Dung và cộng sự, TNU [29]</w:t>
+            </w:r>
+          </w:p>
+        </w:tc>
+        <w:tc>
+          <w:tcPr/>
+          <w:p>
+            <w:pPr>
+              <w:pStyle w:val="Compact"/>
+              <w:jc w:val="center"/>
+            </w:pPr>
+            <w:r>
+              <w:t xml:space="preserve">2024</w:t>
             </w:r>
           </w:p>
         </w:tc>
@@ -11791,18 +11901,18 @@
                 <w:i/>
                 <w:iCs/>
               </w:rPr>
-              <w:t xml:space="preserve">(không có khối nhận dạng)</w:t>
-            </w:r>
-          </w:p>
-        </w:tc>
-        <w:tc>
-          <w:tcPr/>
-          <w:p>
-            <w:pPr>
-              <w:pStyle w:val="Compact"/>
-            </w:pPr>
-            <w:r>
-              <w:t xml:space="preserve">YOLO-NAS-S: accuracy</w:t>
+              <w:t xml:space="preserve">(không có)</w:t>
+            </w:r>
+          </w:p>
+        </w:tc>
+        <w:tc>
+          <w:tcPr/>
+          <w:p>
+            <w:pPr>
+              <w:pStyle w:val="Compact"/>
+            </w:pPr>
+            <w:r>
+              <w:t xml:space="preserve">YOLO-NAS-S accuracy</w:t>
             </w:r>
             <w:r>
               <w:t xml:space="preserve"> </w:t>
@@ -11816,6 +11926,122 @@
             </w:r>
             <w:r>
               <w:t xml:space="preserve">, F1 0,9125</w:t>
+            </w:r>
+          </w:p>
+        </w:tc>
+        <w:tc>
+          <w:tcPr/>
+          <w:p>
+            <w:pPr>
+              <w:pStyle w:val="Compact"/>
+            </w:pPr>
+            <w:r>
+              <w:t xml:space="preserve">Chỉ so sánh bộ phát hiện; không đọc chuỗi</w:t>
+            </w:r>
+          </w:p>
+        </w:tc>
+      </w:tr>
+      <w:tr>
+        <w:tc>
+          <w:tcPr/>
+          <w:p>
+            <w:pPr>
+              <w:pStyle w:val="Compact"/>
+            </w:pPr>
+            <w:r>
+              <w:rPr>
+                <w:b/>
+                <w:bCs/>
+              </w:rPr>
+              <w:t xml:space="preserve">Đồ án này</w:t>
+            </w:r>
+          </w:p>
+        </w:tc>
+        <w:tc>
+          <w:tcPr/>
+          <w:p>
+            <w:pPr>
+              <w:pStyle w:val="Compact"/>
+              <w:jc w:val="center"/>
+            </w:pPr>
+            <w:r>
+              <w:rPr>
+                <w:b/>
+                <w:bCs/>
+              </w:rPr>
+              <w:t xml:space="preserve">2026</w:t>
+            </w:r>
+          </w:p>
+        </w:tc>
+        <w:tc>
+          <w:tcPr/>
+          <w:p>
+            <w:pPr>
+              <w:pStyle w:val="Compact"/>
+            </w:pPr>
+            <w:r>
+              <w:rPr>
+                <w:b/>
+                <w:bCs/>
+              </w:rPr>
+              <w:t xml:space="preserve">YOLO11n</w:t>
+            </w:r>
+          </w:p>
+        </w:tc>
+        <w:tc>
+          <w:tcPr/>
+          <w:p>
+            <w:pPr>
+              <w:pStyle w:val="Compact"/>
+            </w:pPr>
+            <w:r>
+              <w:rPr>
+                <w:b/>
+                <w:bCs/>
+              </w:rPr>
+              <w:t xml:space="preserve">PaddleOCR PP-OCRv5 mobile</w:t>
+            </w:r>
+          </w:p>
+        </w:tc>
+        <w:tc>
+          <w:tcPr/>
+          <w:p>
+            <w:pPr>
+              <w:pStyle w:val="Compact"/>
+            </w:pPr>
+            <w:r>
+              <w:rPr>
+                <w:b/>
+                <w:bCs/>
+              </w:rPr>
+              <w:t xml:space="preserve">A6 = 77,01%</w:t>
+            </w:r>
+            <w:r>
+              <w:t xml:space="preserve">,</w:t>
+            </w:r>
+            <w:r>
+              <w:t xml:space="preserve"> </w:t>
+            </w:r>
+            <w:r>
+              <w:rPr>
+                <w:b/>
+                <w:bCs/>
+              </w:rPr>
+              <w:t xml:space="preserve">A7 = 56,3%</w:t>
+            </w:r>
+            <w:r>
+              <w:t xml:space="preserve">, tách theo bố cục biển</w:t>
+            </w:r>
+          </w:p>
+        </w:tc>
+        <w:tc>
+          <w:tcPr/>
+          <w:p>
+            <w:pPr>
+              <w:pStyle w:val="Compact"/>
+            </w:pPr>
+            <w:r>
+              <w:t xml:space="preserve">Độ chính xác trên biển hai dòng còn hạn chế (72,34%)</w:t>
             </w:r>
           </w:p>
         </w:tc>
@@ -39473,7 +39699,7 @@
         <w:t xml:space="preserve"> </w:t>
       </w:r>
       <w:r>
-        <w:t xml:space="preserve">[25] N. V. Huy và cộng sự (Học viện Kỹ thuật Quân sự), "An efficient method to improve the accuracy of Vietnamese vehicle license plate recognition," trong</w:t>
+        <w:t xml:space="preserve">[25] K. Nguyen Quoc, D. Pham Van, V. Pham Thi Bich, "An efficient method to improve the accuracy of Vietnamese vehicle license plate recognition in unconstrained environment," trong</w:t>
       </w:r>
       <w:r>
         <w:t xml:space="preserve"> </w:t>
@@ -39483,7 +39709,7 @@
           <w:i/>
           <w:iCs/>
         </w:rPr>
-        <w:t xml:space="preserve">International Conference on Multimedia Analysis and Pattern Recognition (MAPR)</w:t>
+        <w:t xml:space="preserve">4th International Conference on Multimedia Analysis and Pattern Recognition (MAPR)</w:t>
       </w:r>
       <w:r>
         <w:t xml:space="preserve">, IEEE, 2021. doi: 10.1109/MAPR53640.2021.9585279.</w:t>
@@ -39494,7 +39720,7 @@
         <w:pStyle w:val="BodyText"/>
       </w:pPr>
       <w:r>
-        <w:t xml:space="preserve">[26] T. A. Dat, T. K. Linh, V. H. Nam, "A Multi-Angle View Model for Vietnamese License Plate Recognition,"</w:t>
+        <w:t xml:space="preserve">[26] D. Tran-Anh, K. L. Tran, H.-N. Vu, "License Plate Recognition Based On Multi-Angle View Model,"</w:t>
       </w:r>
       <w:r>
         <w:t xml:space="preserve"> </w:t>
@@ -39518,7 +39744,7 @@
         <w:pStyle w:val="BodyText"/>
       </w:pPr>
       <w:r>
-        <w:t xml:space="preserve">[27] D. H. Le, D. Mazumder, L. D. Quach, S. Banerjee, V. D. Nguyen, "A Three-Stage YOLOv8 Architecture for Motorcycle License Plate Recognition," trong</w:t>
+        <w:t xml:space="preserve">[27] D. H. Le, D. Mazumder, L. D. Quach, S. Banerjee, V. D. Nguyen, "Robust Vietnam's Motorcycle License Plate Detection and Recognition Using Deep Learning Model," trong</w:t>
       </w:r>
       <w:r>
         <w:t xml:space="preserve"> </w:t>
@@ -39528,7 +39754,7 @@
           <w:i/>
           <w:iCs/>
         </w:rPr>
-        <w:t xml:space="preserve">Future Data and Security Engineering (FDSE)</w:t>
+        <w:t xml:space="preserve">Future Data and Security Engineering (FDSE 2023)</w:t>
       </w:r>
       <w:r>
         <w:t xml:space="preserve">, Springer CCIS vol. 1925, 2023. doi: 10.1007/978-981-99-8296-7_5.</w:t>
@@ -39539,7 +39765,7 @@
         <w:pStyle w:val="BodyText"/>
       </w:pPr>
       <w:r>
-        <w:t xml:space="preserve">[28] Tran, Bui, "Lightweight License Plate Recognition on Embedded Devices," trong</w:t>
+        <w:t xml:space="preserve">[28] Tran, Bui, "Implementation of a License Plate Recognition System in Vietnam Using Embedding Devices," trong</w:t>
       </w:r>
       <w:r>
         <w:t xml:space="preserve"> </w:t>
@@ -39549,7 +39775,7 @@
           <w:i/>
           <w:iCs/>
         </w:rPr>
-        <w:t xml:space="preserve">Multi-disciplinary International Conference on Artificial Intelligence (MIWAI)</w:t>
+        <w:t xml:space="preserve">Multi-disciplinary Trends in Artificial Intelligence (MIWAI 2024)</w:t>
       </w:r>
       <w:r>
         <w:t xml:space="preserve">, Springer, 2024. doi: 10.1007/978-981-96-0695-5_19.</w:t>
@@ -39560,7 +39786,7 @@
         <w:pStyle w:val="BodyText"/>
       </w:pPr>
       <w:r>
-        <w:t xml:space="preserve">[29] Đặng Thị Dung và cộng sự, "So sánh các mô hình YOLOv8 và YOLO-NAS trong phát hiện biển số xe,"</w:t>
+        <w:t xml:space="preserve">[29] Đặng Thị Dung, Hà Lê Ngọc Dung, Trương Lê Chương, Thái Chí Hào, Trần Văn Phúc, "Nghiên cứu các phiên bản YOLOv8 và YOLO-NAS trong phát hiện biển số xe,"</w:t>
       </w:r>
       <w:r>
         <w:t xml:space="preserve"> </w:t>
@@ -39573,7 +39799,7 @@
         <w:t xml:space="preserve">TNU Journal of Science and Technology</w:t>
       </w:r>
       <w:r>
-        <w:t xml:space="preserve">, q. 229, s. 07, tr. 156–167, 2024.</w:t>
+        <w:t xml:space="preserve">, q. 229, s. 07, tr. 156–167, 2024. doi: 10.34238/tnu-jst.10336.</w:t>
       </w:r>
     </w:p>
     <w:p>
